--- a/vscode.docx
+++ b/vscode.docx
@@ -1195,7 +1195,7 @@
       </w:r>
       <w:r>
         <w:rPr>
-          <w:rStyle w:val="4"/>
+          <w:rStyle w:val="7"/>
           <w:rFonts w:ascii="宋体" w:hAnsi="宋体" w:eastAsia="宋体" w:cs="宋体"/>
           <w:sz w:val="24"/>
           <w:szCs w:val="24"/>
@@ -1246,7 +1246,7 @@
       </w:r>
       <w:r>
         <w:rPr>
-          <w:rStyle w:val="4"/>
+          <w:rStyle w:val="7"/>
           <w:rFonts w:ascii="宋体" w:hAnsi="宋体" w:eastAsia="宋体" w:cs="宋体"/>
           <w:sz w:val="24"/>
           <w:szCs w:val="24"/>
@@ -1580,25 +1580,3108 @@
           <w:lang w:val="en-US" w:eastAsia="zh-CN"/>
         </w:rPr>
       </w:pPr>
+      <w:r>
+        <w:rPr>
+          <w:rFonts w:hint="eastAsia" w:ascii="宋体" w:hAnsi="宋体" w:eastAsia="宋体" w:cs="宋体"/>
+          <w:sz w:val="24"/>
+          <w:szCs w:val="24"/>
+          <w:lang w:val="en-US" w:eastAsia="zh-CN"/>
+        </w:rPr>
+        <w:t>锁定</w:t>
+      </w:r>
+    </w:p>
+    <w:p>
+      <w:pPr>
+        <w:rPr>
+          <w:rFonts w:hint="default" w:ascii="宋体" w:hAnsi="宋体" w:eastAsia="宋体" w:cs="宋体"/>
+          <w:sz w:val="24"/>
+          <w:szCs w:val="24"/>
+          <w:lang w:val="en-US" w:eastAsia="zh-CN"/>
+        </w:rPr>
+      </w:pPr>
+      <w:r>
+        <w:rPr>
+          <w:rFonts w:ascii="宋体" w:hAnsi="宋体" w:eastAsia="宋体" w:cs="宋体"/>
+          <w:sz w:val="24"/>
+          <w:szCs w:val="24"/>
+        </w:rPr>
+        <w:fldChar w:fldCharType="begin"/>
+      </w:r>
+      <w:r>
+        <w:rPr>
+          <w:rFonts w:ascii="宋体" w:hAnsi="宋体" w:eastAsia="宋体" w:cs="宋体"/>
+          <w:sz w:val="24"/>
+          <w:szCs w:val="24"/>
+        </w:rPr>
+        <w:instrText xml:space="preserve"> HYPERLINK "https://vscode.js.cn/docs/getstarted/personalize-vscode" </w:instrText>
+      </w:r>
+      <w:r>
+        <w:rPr>
+          <w:rFonts w:ascii="宋体" w:hAnsi="宋体" w:eastAsia="宋体" w:cs="宋体"/>
+          <w:sz w:val="24"/>
+          <w:szCs w:val="24"/>
+        </w:rPr>
+        <w:fldChar w:fldCharType="separate"/>
+      </w:r>
+      <w:r>
+        <w:rPr>
+          <w:rStyle w:val="7"/>
+          <w:rFonts w:ascii="宋体" w:hAnsi="宋体" w:eastAsia="宋体" w:cs="宋体"/>
+          <w:sz w:val="24"/>
+          <w:szCs w:val="24"/>
+        </w:rPr>
+        <w:t>个性化 VS Code - VSCode · AI 代码编辑器</w:t>
+      </w:r>
+      <w:r>
+        <w:rPr>
+          <w:rFonts w:ascii="宋体" w:hAnsi="宋体" w:eastAsia="宋体" w:cs="宋体"/>
+          <w:sz w:val="24"/>
+          <w:szCs w:val="24"/>
+        </w:rPr>
+        <w:fldChar w:fldCharType="end"/>
+      </w:r>
+      <w:r>
+        <w:rPr>
+          <w:rFonts w:hint="eastAsia" w:ascii="宋体" w:hAnsi="宋体" w:eastAsia="宋体" w:cs="宋体"/>
+          <w:sz w:val="24"/>
+          <w:szCs w:val="24"/>
+          <w:lang w:val="en-US" w:eastAsia="zh-CN"/>
+        </w:rPr>
+        <w:t xml:space="preserve"> //外观</w:t>
+      </w:r>
+    </w:p>
+    <w:p>
+      <w:pPr>
+        <w:rPr>
+          <w:rFonts w:hint="eastAsia" w:ascii="宋体" w:hAnsi="宋体" w:eastAsia="宋体" w:cs="宋体"/>
+          <w:sz w:val="24"/>
+          <w:szCs w:val="24"/>
+          <w:lang w:val="en-US" w:eastAsia="zh-CN"/>
+        </w:rPr>
+      </w:pPr>
+      <w:r>
+        <w:rPr>
+          <w:rFonts w:ascii="宋体" w:hAnsi="宋体" w:eastAsia="宋体" w:cs="宋体"/>
+          <w:sz w:val="24"/>
+          <w:szCs w:val="24"/>
+        </w:rPr>
+        <w:fldChar w:fldCharType="begin"/>
+      </w:r>
+      <w:r>
+        <w:rPr>
+          <w:rFonts w:ascii="宋体" w:hAnsi="宋体" w:eastAsia="宋体" w:cs="宋体"/>
+          <w:sz w:val="24"/>
+          <w:szCs w:val="24"/>
+        </w:rPr>
+        <w:instrText xml:space="preserve"> HYPERLINK "https://vscode.js.cn/docs/getstarted/tips-and-tricks" </w:instrText>
+      </w:r>
+      <w:r>
+        <w:rPr>
+          <w:rFonts w:ascii="宋体" w:hAnsi="宋体" w:eastAsia="宋体" w:cs="宋体"/>
+          <w:sz w:val="24"/>
+          <w:szCs w:val="24"/>
+        </w:rPr>
+        <w:fldChar w:fldCharType="separate"/>
+      </w:r>
+      <w:r>
+        <w:rPr>
+          <w:rStyle w:val="7"/>
+          <w:rFonts w:ascii="宋体" w:hAnsi="宋体" w:eastAsia="宋体" w:cs="宋体"/>
+          <w:sz w:val="24"/>
+          <w:szCs w:val="24"/>
+        </w:rPr>
+        <w:t>Visual Studio Code 技巧与窍门 - VSCode · AI 代码编辑器</w:t>
+      </w:r>
+      <w:r>
+        <w:rPr>
+          <w:rFonts w:ascii="宋体" w:hAnsi="宋体" w:eastAsia="宋体" w:cs="宋体"/>
+          <w:sz w:val="24"/>
+          <w:szCs w:val="24"/>
+        </w:rPr>
+        <w:fldChar w:fldCharType="end"/>
+      </w:r>
+      <w:r>
+        <w:rPr>
+          <w:rFonts w:hint="eastAsia" w:ascii="宋体" w:hAnsi="宋体" w:eastAsia="宋体" w:cs="宋体"/>
+          <w:sz w:val="24"/>
+          <w:szCs w:val="24"/>
+          <w:lang w:val="en-US" w:eastAsia="zh-CN"/>
+        </w:rPr>
+        <w:t xml:space="preserve"> //快捷键</w:t>
+      </w:r>
+    </w:p>
+    <w:p>
+      <w:pPr>
+        <w:rPr>
+          <w:rFonts w:ascii="宋体" w:hAnsi="宋体" w:eastAsia="宋体" w:cs="宋体"/>
+          <w:sz w:val="24"/>
+          <w:szCs w:val="24"/>
+        </w:rPr>
+      </w:pPr>
+      <w:r>
+        <w:rPr>
+          <w:rFonts w:ascii="宋体" w:hAnsi="宋体" w:eastAsia="宋体" w:cs="宋体"/>
+          <w:sz w:val="24"/>
+          <w:szCs w:val="24"/>
+        </w:rPr>
+        <w:fldChar w:fldCharType="begin"/>
+      </w:r>
+      <w:r>
+        <w:rPr>
+          <w:rFonts w:ascii="宋体" w:hAnsi="宋体" w:eastAsia="宋体" w:cs="宋体"/>
+          <w:sz w:val="24"/>
+          <w:szCs w:val="24"/>
+        </w:rPr>
+        <w:instrText xml:space="preserve"> HYPERLINK "https://vscode.js.cn/docs/copilot/getting-started" </w:instrText>
+      </w:r>
+      <w:r>
+        <w:rPr>
+          <w:rFonts w:ascii="宋体" w:hAnsi="宋体" w:eastAsia="宋体" w:cs="宋体"/>
+          <w:sz w:val="24"/>
+          <w:szCs w:val="24"/>
+        </w:rPr>
+        <w:fldChar w:fldCharType="separate"/>
+      </w:r>
+      <w:r>
+        <w:rPr>
+          <w:rStyle w:val="7"/>
+          <w:rFonts w:ascii="宋体" w:hAnsi="宋体" w:eastAsia="宋体" w:cs="宋体"/>
+          <w:sz w:val="24"/>
+          <w:szCs w:val="24"/>
+        </w:rPr>
+        <w:t>GitHub Copilot 在 VS Code 中的入门指南 - VSCode · AI 代码编辑器</w:t>
+      </w:r>
+      <w:r>
+        <w:rPr>
+          <w:rFonts w:ascii="宋体" w:hAnsi="宋体" w:eastAsia="宋体" w:cs="宋体"/>
+          <w:sz w:val="24"/>
+          <w:szCs w:val="24"/>
+        </w:rPr>
+        <w:fldChar w:fldCharType="end"/>
+      </w:r>
+    </w:p>
+    <w:p>
+      <w:pPr>
+        <w:rPr>
+          <w:rFonts w:hint="default" w:ascii="宋体" w:hAnsi="宋体" w:eastAsia="宋体" w:cs="宋体"/>
+          <w:sz w:val="24"/>
+          <w:szCs w:val="24"/>
+          <w:lang w:val="en-US" w:eastAsia="zh-CN"/>
+        </w:rPr>
+      </w:pPr>
+      <w:r>
+        <w:rPr>
+          <w:rFonts w:ascii="宋体" w:hAnsi="宋体" w:eastAsia="宋体" w:cs="宋体"/>
+          <w:sz w:val="24"/>
+          <w:szCs w:val="24"/>
+        </w:rPr>
+        <w:fldChar w:fldCharType="begin"/>
+      </w:r>
+      <w:r>
+        <w:rPr>
+          <w:rFonts w:ascii="宋体" w:hAnsi="宋体" w:eastAsia="宋体" w:cs="宋体"/>
+          <w:sz w:val="24"/>
+          <w:szCs w:val="24"/>
+        </w:rPr>
+        <w:instrText xml:space="preserve"> HYPERLINK "https://vscode.js.cn/docs/configure/command-line" </w:instrText>
+      </w:r>
+      <w:r>
+        <w:rPr>
+          <w:rFonts w:ascii="宋体" w:hAnsi="宋体" w:eastAsia="宋体" w:cs="宋体"/>
+          <w:sz w:val="24"/>
+          <w:szCs w:val="24"/>
+        </w:rPr>
+        <w:fldChar w:fldCharType="separate"/>
+      </w:r>
+      <w:r>
+        <w:rPr>
+          <w:rStyle w:val="7"/>
+          <w:rFonts w:ascii="宋体" w:hAnsi="宋体" w:eastAsia="宋体" w:cs="宋体"/>
+          <w:sz w:val="24"/>
+          <w:szCs w:val="24"/>
+        </w:rPr>
+        <w:t>命令行接口 (CLI) - VSCode · AI 代码编辑器</w:t>
+      </w:r>
+      <w:r>
+        <w:rPr>
+          <w:rFonts w:ascii="宋体" w:hAnsi="宋体" w:eastAsia="宋体" w:cs="宋体"/>
+          <w:sz w:val="24"/>
+          <w:szCs w:val="24"/>
+        </w:rPr>
+        <w:fldChar w:fldCharType="end"/>
+      </w:r>
+      <w:r>
+        <w:rPr>
+          <w:rFonts w:hint="eastAsia" w:ascii="宋体" w:hAnsi="宋体" w:eastAsia="宋体" w:cs="宋体"/>
+          <w:sz w:val="24"/>
+          <w:szCs w:val="24"/>
+          <w:lang w:val="en-US" w:eastAsia="zh-CN"/>
+        </w:rPr>
+        <w:t xml:space="preserve"> //配置</w:t>
+      </w:r>
+    </w:p>
+    <w:p>
+      <w:pPr>
+        <w:widowControl w:val="0"/>
+        <w:jc w:val="both"/>
+        <w:rPr>
+          <w:rFonts w:hint="default" w:ascii="宋体" w:hAnsi="宋体" w:eastAsia="宋体" w:cs="宋体"/>
+          <w:sz w:val="24"/>
+          <w:szCs w:val="24"/>
+          <w:lang w:val="en-US" w:eastAsia="zh-CN"/>
+        </w:rPr>
+      </w:pPr>
+      <w:r>
+        <w:rPr>
+          <w:rFonts w:ascii="宋体" w:hAnsi="宋体" w:eastAsia="宋体" w:cs="宋体"/>
+          <w:sz w:val="24"/>
+          <w:szCs w:val="24"/>
+        </w:rPr>
+        <w:fldChar w:fldCharType="begin"/>
+      </w:r>
+      <w:r>
+        <w:rPr>
+          <w:rFonts w:ascii="宋体" w:hAnsi="宋体" w:eastAsia="宋体" w:cs="宋体"/>
+          <w:sz w:val="24"/>
+          <w:szCs w:val="24"/>
+        </w:rPr>
+        <w:instrText xml:space="preserve"> HYPERLINK "https://vscode.js.cn/docs/editing/intellisense" </w:instrText>
+      </w:r>
+      <w:r>
+        <w:rPr>
+          <w:rFonts w:ascii="宋体" w:hAnsi="宋体" w:eastAsia="宋体" w:cs="宋体"/>
+          <w:sz w:val="24"/>
+          <w:szCs w:val="24"/>
+        </w:rPr>
+        <w:fldChar w:fldCharType="separate"/>
+      </w:r>
+      <w:r>
+        <w:rPr>
+          <w:rStyle w:val="7"/>
+          <w:rFonts w:ascii="宋体" w:hAnsi="宋体" w:eastAsia="宋体" w:cs="宋体"/>
+          <w:sz w:val="24"/>
+          <w:szCs w:val="24"/>
+        </w:rPr>
+        <w:t>IntelliSense - VSCode · AI 代码编辑器</w:t>
+      </w:r>
+      <w:r>
+        <w:rPr>
+          <w:rFonts w:ascii="宋体" w:hAnsi="宋体" w:eastAsia="宋体" w:cs="宋体"/>
+          <w:sz w:val="24"/>
+          <w:szCs w:val="24"/>
+        </w:rPr>
+        <w:fldChar w:fldCharType="end"/>
+      </w:r>
+      <w:r>
+        <w:rPr>
+          <w:rFonts w:hint="eastAsia" w:ascii="宋体" w:hAnsi="宋体" w:eastAsia="宋体" w:cs="宋体"/>
+          <w:sz w:val="24"/>
+          <w:szCs w:val="24"/>
+          <w:lang w:val="en-US" w:eastAsia="zh-CN"/>
+        </w:rPr>
+        <w:t xml:space="preserve"> //编辑代码</w:t>
+      </w:r>
+    </w:p>
+    <w:p>
+      <w:pPr>
+        <w:rPr>
+          <w:rFonts w:hint="default" w:ascii="宋体" w:hAnsi="宋体" w:eastAsia="宋体" w:cs="宋体"/>
+          <w:b/>
+          <w:bCs/>
+          <w:sz w:val="24"/>
+          <w:szCs w:val="24"/>
+          <w:lang w:val="en-US" w:eastAsia="zh-CN"/>
+        </w:rPr>
+      </w:pPr>
+      <w:r>
+        <w:rPr>
+          <w:rFonts w:ascii="宋体" w:hAnsi="宋体" w:eastAsia="宋体" w:cs="宋体"/>
+          <w:sz w:val="24"/>
+          <w:szCs w:val="24"/>
+        </w:rPr>
+        <w:fldChar w:fldCharType="begin"/>
+      </w:r>
+      <w:r>
+        <w:rPr>
+          <w:rFonts w:ascii="宋体" w:hAnsi="宋体" w:eastAsia="宋体" w:cs="宋体"/>
+          <w:sz w:val="24"/>
+          <w:szCs w:val="24"/>
+        </w:rPr>
+        <w:instrText xml:space="preserve"> HYPERLINK "https://vscode.js.cn/docs/sourcecontrol/merge-conflicts" </w:instrText>
+      </w:r>
+      <w:r>
+        <w:rPr>
+          <w:rFonts w:ascii="宋体" w:hAnsi="宋体" w:eastAsia="宋体" w:cs="宋体"/>
+          <w:sz w:val="24"/>
+          <w:szCs w:val="24"/>
+        </w:rPr>
+        <w:fldChar w:fldCharType="separate"/>
+      </w:r>
+      <w:r>
+        <w:rPr>
+          <w:rStyle w:val="7"/>
+          <w:rFonts w:ascii="宋体" w:hAnsi="宋体" w:eastAsia="宋体" w:cs="宋体"/>
+          <w:sz w:val="24"/>
+          <w:szCs w:val="24"/>
+        </w:rPr>
+        <w:t>在 VS Code 中解决合并冲突 - VSCode · AI 代码编辑器</w:t>
+      </w:r>
+      <w:r>
+        <w:rPr>
+          <w:rFonts w:ascii="宋体" w:hAnsi="宋体" w:eastAsia="宋体" w:cs="宋体"/>
+          <w:sz w:val="24"/>
+          <w:szCs w:val="24"/>
+        </w:rPr>
+        <w:fldChar w:fldCharType="end"/>
+      </w:r>
+      <w:r>
+        <w:rPr>
+          <w:rFonts w:hint="eastAsia" w:ascii="宋体" w:hAnsi="宋体" w:eastAsia="宋体" w:cs="宋体"/>
+          <w:sz w:val="24"/>
+          <w:szCs w:val="24"/>
+          <w:lang w:val="en-US" w:eastAsia="zh-CN"/>
+        </w:rPr>
+        <w:t xml:space="preserve"> //SCM合并编辑器</w:t>
+      </w:r>
+    </w:p>
+    <w:p>
+      <w:pPr>
+        <w:rPr>
+          <w:rFonts w:hint="default" w:ascii="宋体" w:hAnsi="宋体" w:eastAsia="宋体" w:cs="宋体"/>
+          <w:sz w:val="24"/>
+          <w:szCs w:val="24"/>
+          <w:lang w:val="en-US" w:eastAsia="zh-CN"/>
+        </w:rPr>
+      </w:pPr>
+      <w:r>
+        <w:rPr>
+          <w:rFonts w:ascii="宋体" w:hAnsi="宋体" w:eastAsia="宋体" w:cs="宋体"/>
+          <w:sz w:val="24"/>
+          <w:szCs w:val="24"/>
+        </w:rPr>
+        <w:fldChar w:fldCharType="begin"/>
+      </w:r>
+      <w:r>
+        <w:rPr>
+          <w:rFonts w:ascii="宋体" w:hAnsi="宋体" w:eastAsia="宋体" w:cs="宋体"/>
+          <w:sz w:val="24"/>
+          <w:szCs w:val="24"/>
+        </w:rPr>
+        <w:instrText xml:space="preserve"> HYPERLINK "https://vscode.js.cn/docs/languages/overview" </w:instrText>
+      </w:r>
+      <w:r>
+        <w:rPr>
+          <w:rFonts w:ascii="宋体" w:hAnsi="宋体" w:eastAsia="宋体" w:cs="宋体"/>
+          <w:sz w:val="24"/>
+          <w:szCs w:val="24"/>
+        </w:rPr>
+        <w:fldChar w:fldCharType="separate"/>
+      </w:r>
+      <w:r>
+        <w:rPr>
+          <w:rStyle w:val="7"/>
+          <w:rFonts w:ascii="宋体" w:hAnsi="宋体" w:eastAsia="宋体" w:cs="宋体"/>
+          <w:sz w:val="24"/>
+          <w:szCs w:val="24"/>
+        </w:rPr>
+        <w:t>编程语言 - VSCode · AI 代码编辑器</w:t>
+      </w:r>
+      <w:r>
+        <w:rPr>
+          <w:rFonts w:ascii="宋体" w:hAnsi="宋体" w:eastAsia="宋体" w:cs="宋体"/>
+          <w:sz w:val="24"/>
+          <w:szCs w:val="24"/>
+        </w:rPr>
+        <w:fldChar w:fldCharType="end"/>
+      </w:r>
+      <w:r>
+        <w:rPr>
+          <w:rFonts w:hint="eastAsia" w:ascii="宋体" w:hAnsi="宋体" w:eastAsia="宋体" w:cs="宋体"/>
+          <w:sz w:val="24"/>
+          <w:szCs w:val="24"/>
+          <w:lang w:val="en-US" w:eastAsia="zh-CN"/>
+        </w:rPr>
+        <w:t xml:space="preserve"> //调试，终端，教学</w:t>
+      </w:r>
+    </w:p>
+    <w:p>
+      <w:pPr>
+        <w:rPr>
+          <w:rFonts w:hint="default" w:ascii="宋体" w:hAnsi="宋体" w:eastAsia="宋体" w:cs="宋体"/>
+          <w:sz w:val="24"/>
+          <w:szCs w:val="24"/>
+          <w:lang w:val="en-US" w:eastAsia="zh-CN"/>
+        </w:rPr>
+      </w:pPr>
+    </w:p>
+    <w:p>
+      <w:pPr>
+        <w:rPr>
+          <w:rFonts w:hint="eastAsia" w:ascii="宋体" w:hAnsi="宋体" w:eastAsia="宋体" w:cs="宋体"/>
+          <w:b/>
+          <w:bCs/>
+          <w:sz w:val="24"/>
+          <w:szCs w:val="24"/>
+          <w:lang w:val="en-US" w:eastAsia="zh-CN"/>
+        </w:rPr>
+      </w:pPr>
+      <w:r>
+        <w:rPr>
+          <w:rFonts w:hint="eastAsia" w:ascii="宋体" w:hAnsi="宋体" w:eastAsia="宋体" w:cs="宋体"/>
+          <w:b/>
+          <w:bCs/>
+          <w:sz w:val="24"/>
+          <w:szCs w:val="24"/>
+          <w:lang w:val="en-US" w:eastAsia="zh-CN"/>
+        </w:rPr>
+        <w:t>配置同步：</w:t>
+      </w:r>
+    </w:p>
+    <w:p>
+      <w:pPr>
+        <w:rPr>
+          <w:rFonts w:hint="eastAsia" w:ascii="宋体" w:hAnsi="宋体" w:eastAsia="宋体" w:cs="宋体"/>
+          <w:kern w:val="2"/>
+          <w:sz w:val="24"/>
+          <w:szCs w:val="24"/>
+          <w:lang w:val="en-US" w:eastAsia="zh-CN" w:bidi="ar-SA"/>
+        </w:rPr>
+      </w:pPr>
+      <w:r>
+        <w:rPr>
+          <w:rFonts w:hint="eastAsia" w:ascii="宋体" w:hAnsi="宋体" w:eastAsia="宋体" w:cs="宋体"/>
+          <w:b w:val="0"/>
+          <w:bCs w:val="0"/>
+          <w:sz w:val="24"/>
+          <w:szCs w:val="24"/>
+          <w:lang w:val="en-US" w:eastAsia="zh-CN"/>
+        </w:rPr>
+        <w:t>代码建议</w:t>
+      </w:r>
+      <w:r>
+        <w:rPr>
+          <w:rFonts w:hint="eastAsia" w:ascii="宋体" w:hAnsi="宋体" w:eastAsia="宋体" w:cs="宋体"/>
+          <w:kern w:val="2"/>
+          <w:sz w:val="24"/>
+          <w:szCs w:val="24"/>
+          <w:lang w:val="en-US" w:eastAsia="zh-CN" w:bidi="ar-SA"/>
+        </w:rPr>
+        <w:t>IntelliSense（下拉选项）</w:t>
+      </w:r>
+    </w:p>
+    <w:p>
+      <w:pPr>
+        <w:rPr>
+          <w:rFonts w:hint="eastAsia" w:ascii="宋体" w:hAnsi="宋体" w:eastAsia="宋体" w:cs="宋体"/>
+          <w:sz w:val="24"/>
+          <w:szCs w:val="24"/>
+          <w:lang w:val="en-US" w:eastAsia="zh-CN"/>
+        </w:rPr>
+      </w:pPr>
+      <w:r>
+        <w:rPr>
+          <w:rFonts w:hint="eastAsia" w:ascii="宋体" w:hAnsi="宋体" w:eastAsia="宋体" w:cs="宋体"/>
+          <w:sz w:val="24"/>
+          <w:szCs w:val="24"/>
+          <w:lang w:val="en-US" w:eastAsia="zh-CN"/>
+        </w:rPr>
+        <w:t>设置路径</w:t>
+      </w:r>
+    </w:p>
+    <w:p>
+      <w:pPr>
+        <w:rPr>
+          <w:rFonts w:hint="eastAsia" w:ascii="宋体" w:hAnsi="宋体" w:eastAsia="宋体" w:cs="宋体"/>
+          <w:sz w:val="24"/>
+          <w:szCs w:val="24"/>
+          <w:lang w:val="en-US" w:eastAsia="zh-CN"/>
+        </w:rPr>
+      </w:pPr>
+      <w:r>
+        <w:rPr>
+          <w:rFonts w:hint="eastAsia" w:ascii="宋体" w:hAnsi="宋体" w:eastAsia="宋体" w:cs="宋体"/>
+          <w:sz w:val="24"/>
+          <w:szCs w:val="24"/>
+          <w:lang w:val="en-US" w:eastAsia="zh-CN"/>
+        </w:rPr>
+        <w:t>AI 辅助冲突解决按钮（需要分支？）</w:t>
+      </w:r>
+    </w:p>
+    <w:p>
+      <w:pPr>
+        <w:rPr>
+          <w:rFonts w:hint="default" w:ascii="宋体" w:hAnsi="宋体" w:eastAsia="宋体" w:cs="宋体"/>
+          <w:sz w:val="24"/>
+          <w:szCs w:val="24"/>
+          <w:lang w:val="en-US" w:eastAsia="zh-CN"/>
+        </w:rPr>
+      </w:pPr>
+      <w:r>
+        <w:rPr>
+          <w:rFonts w:hint="eastAsia" w:ascii="宋体" w:hAnsi="宋体" w:eastAsia="宋体" w:cs="宋体"/>
+          <w:b w:val="0"/>
+          <w:bCs w:val="0"/>
+          <w:sz w:val="24"/>
+          <w:szCs w:val="24"/>
+          <w:lang w:val="en-US" w:eastAsia="zh-CN"/>
+        </w:rPr>
+        <w:t>解决冲突确认终端应用</w:t>
+      </w:r>
+    </w:p>
+    <w:p>
+      <w:pPr>
+        <w:rPr>
+          <w:rFonts w:hint="default" w:ascii="宋体" w:hAnsi="宋体" w:eastAsia="宋体" w:cs="宋体"/>
+          <w:sz w:val="24"/>
+          <w:szCs w:val="24"/>
+          <w:lang w:val="en-US" w:eastAsia="zh-CN"/>
+        </w:rPr>
+      </w:pPr>
+    </w:p>
+    <w:p>
+      <w:pPr>
+        <w:rPr>
+          <w:rFonts w:hint="eastAsia" w:ascii="宋体" w:hAnsi="宋体" w:eastAsia="宋体" w:cs="宋体"/>
+          <w:sz w:val="24"/>
+          <w:szCs w:val="24"/>
+          <w:lang w:val="en-US" w:eastAsia="zh-CN"/>
+        </w:rPr>
+      </w:pPr>
+      <w:r>
+        <w:rPr>
+          <w:rFonts w:hint="eastAsia" w:ascii="宋体" w:hAnsi="宋体" w:eastAsia="宋体" w:cs="宋体"/>
+          <w:b/>
+          <w:bCs/>
+          <w:sz w:val="24"/>
+          <w:szCs w:val="24"/>
+          <w:lang w:val="en-US" w:eastAsia="zh-CN"/>
+        </w:rPr>
+        <w:t>功能：</w:t>
+      </w:r>
+    </w:p>
+    <w:p>
+      <w:pPr>
+        <w:rPr>
+          <w:rFonts w:hint="eastAsia" w:ascii="宋体" w:hAnsi="宋体" w:eastAsia="宋体" w:cs="宋体"/>
+          <w:kern w:val="2"/>
+          <w:sz w:val="24"/>
+          <w:szCs w:val="24"/>
+          <w:lang w:val="en-US" w:eastAsia="zh-CN" w:bidi="ar-SA"/>
+        </w:rPr>
+      </w:pPr>
+      <w:r>
+        <w:rPr>
+          <w:rFonts w:hint="eastAsia" w:ascii="宋体" w:hAnsi="宋体" w:eastAsia="宋体" w:cs="宋体"/>
+          <w:sz w:val="24"/>
+          <w:szCs w:val="24"/>
+          <w:lang w:val="en-US" w:eastAsia="zh-CN"/>
+        </w:rPr>
+        <w:t>代码补全</w:t>
+      </w:r>
+      <w:r>
+        <w:rPr>
+          <w:rFonts w:hint="eastAsia" w:ascii="宋体" w:hAnsi="宋体" w:eastAsia="宋体" w:cs="宋体"/>
+          <w:kern w:val="2"/>
+          <w:sz w:val="24"/>
+          <w:szCs w:val="24"/>
+          <w:lang w:val="en-US" w:eastAsia="zh-CN" w:bidi="ar-SA"/>
+        </w:rPr>
+        <w:t>GitHub Copilot（虚影文本）</w:t>
+      </w:r>
+    </w:p>
+    <w:p>
+      <w:pPr>
+        <w:rPr>
+          <w:rFonts w:hint="default" w:ascii="宋体" w:hAnsi="宋体" w:eastAsia="宋体" w:cs="宋体"/>
+          <w:kern w:val="2"/>
+          <w:sz w:val="24"/>
+          <w:szCs w:val="24"/>
+          <w:lang w:val="en-US" w:eastAsia="zh-CN" w:bidi="ar-SA"/>
+        </w:rPr>
+      </w:pPr>
+      <w:r>
+        <w:rPr>
+          <w:rFonts w:hint="eastAsia" w:ascii="宋体" w:hAnsi="宋体" w:eastAsia="宋体" w:cs="宋体"/>
+          <w:kern w:val="2"/>
+          <w:sz w:val="24"/>
+          <w:szCs w:val="24"/>
+          <w:lang w:val="en-US" w:eastAsia="zh-CN" w:bidi="ar-SA"/>
+        </w:rPr>
+        <w:t>代码上色（主题/常用插件）</w:t>
+      </w:r>
+    </w:p>
+    <w:p>
+      <w:pPr>
+        <w:rPr>
+          <w:rFonts w:hint="eastAsia" w:ascii="宋体" w:hAnsi="宋体" w:eastAsia="宋体" w:cs="宋体"/>
+          <w:sz w:val="24"/>
+          <w:szCs w:val="24"/>
+          <w:lang w:val="en-US" w:eastAsia="zh-CN"/>
+        </w:rPr>
+      </w:pPr>
+      <w:r>
+        <w:rPr>
+          <w:rFonts w:hint="eastAsia" w:ascii="宋体" w:hAnsi="宋体" w:eastAsia="宋体" w:cs="宋体"/>
+          <w:sz w:val="24"/>
+          <w:szCs w:val="24"/>
+          <w:lang w:val="en-US" w:eastAsia="zh-CN"/>
+        </w:rPr>
+        <w:t>高亮显示</w:t>
+      </w:r>
+    </w:p>
+    <w:p>
+      <w:pPr>
+        <w:rPr>
+          <w:rFonts w:hint="eastAsia" w:ascii="宋体" w:hAnsi="宋体" w:eastAsia="宋体" w:cs="宋体"/>
+          <w:sz w:val="24"/>
+          <w:szCs w:val="24"/>
+          <w:lang w:val="en-US" w:eastAsia="zh-CN"/>
+        </w:rPr>
+      </w:pPr>
+      <w:r>
+        <w:rPr>
+          <w:rFonts w:hint="eastAsia" w:ascii="宋体" w:hAnsi="宋体" w:eastAsia="宋体" w:cs="宋体"/>
+          <w:sz w:val="24"/>
+          <w:szCs w:val="24"/>
+          <w:lang w:val="en-US" w:eastAsia="zh-CN"/>
+        </w:rPr>
+        <w:t>注释生成（//+符号上色</w:t>
+      </w:r>
+      <w:r>
+        <w:rPr>
+          <w:rFonts w:ascii="Arial" w:hAnsi="Arial" w:eastAsia="Arial" w:cs="Arial"/>
+          <w:i w:val="0"/>
+          <w:iCs w:val="0"/>
+          <w:caps w:val="0"/>
+          <w:color w:val="4D4D4D"/>
+          <w:spacing w:val="0"/>
+          <w:sz w:val="24"/>
+          <w:szCs w:val="24"/>
+          <w:shd w:val="clear" w:fill="FFFFFF"/>
+        </w:rPr>
+        <w:t>Better Comments</w:t>
+      </w:r>
+      <w:r>
+        <w:rPr>
+          <w:rFonts w:hint="eastAsia" w:ascii="宋体" w:hAnsi="宋体" w:eastAsia="宋体" w:cs="宋体"/>
+          <w:sz w:val="24"/>
+          <w:szCs w:val="24"/>
+          <w:lang w:val="en-US" w:eastAsia="zh-CN"/>
+        </w:rPr>
+        <w:t>）</w:t>
+      </w:r>
+    </w:p>
+    <w:p>
+      <w:pPr>
+        <w:rPr>
+          <w:rFonts w:hint="default" w:ascii="宋体" w:hAnsi="宋体" w:eastAsia="宋体" w:cs="宋体"/>
+          <w:sz w:val="24"/>
+          <w:szCs w:val="24"/>
+          <w:lang w:val="en-US" w:eastAsia="zh-CN"/>
+        </w:rPr>
+      </w:pPr>
+      <w:r>
+        <w:rPr>
+          <w:rFonts w:hint="eastAsia" w:ascii="宋体" w:hAnsi="宋体" w:eastAsia="宋体" w:cs="宋体"/>
+          <w:sz w:val="24"/>
+          <w:szCs w:val="24"/>
+          <w:lang w:val="en-US" w:eastAsia="zh-CN"/>
+        </w:rPr>
+        <w:t>匹配格式</w:t>
+      </w:r>
+    </w:p>
+    <w:p>
+      <w:pPr>
+        <w:rPr>
+          <w:rFonts w:hint="eastAsia" w:ascii="宋体" w:hAnsi="宋体" w:eastAsia="宋体" w:cs="宋体"/>
+          <w:sz w:val="24"/>
+          <w:szCs w:val="24"/>
+          <w:lang w:val="en-US" w:eastAsia="zh-CN"/>
+        </w:rPr>
+      </w:pPr>
+      <w:r>
+        <w:rPr>
+          <w:rFonts w:ascii="宋体" w:hAnsi="宋体" w:eastAsia="宋体" w:cs="宋体"/>
+          <w:sz w:val="24"/>
+          <w:szCs w:val="24"/>
+        </w:rPr>
+        <w:fldChar w:fldCharType="begin"/>
+      </w:r>
+      <w:r>
+        <w:rPr>
+          <w:rFonts w:ascii="宋体" w:hAnsi="宋体" w:eastAsia="宋体" w:cs="宋体"/>
+          <w:sz w:val="24"/>
+          <w:szCs w:val="24"/>
+        </w:rPr>
+        <w:instrText xml:space="preserve"> HYPERLINK "https://blog.csdn.net/2501_90433564/article/details/145431136" </w:instrText>
+      </w:r>
+      <w:r>
+        <w:rPr>
+          <w:rFonts w:ascii="宋体" w:hAnsi="宋体" w:eastAsia="宋体" w:cs="宋体"/>
+          <w:sz w:val="24"/>
+          <w:szCs w:val="24"/>
+        </w:rPr>
+        <w:fldChar w:fldCharType="separate"/>
+      </w:r>
+      <w:r>
+        <w:rPr>
+          <w:rStyle w:val="7"/>
+          <w:rFonts w:ascii="宋体" w:hAnsi="宋体" w:eastAsia="宋体" w:cs="宋体"/>
+          <w:sz w:val="24"/>
+          <w:szCs w:val="24"/>
+        </w:rPr>
+        <w:t>VSCode 插件（分类查找）_vscode代码颜色插件-CSDN博客</w:t>
+      </w:r>
+      <w:r>
+        <w:rPr>
+          <w:rFonts w:ascii="宋体" w:hAnsi="宋体" w:eastAsia="宋体" w:cs="宋体"/>
+          <w:sz w:val="24"/>
+          <w:szCs w:val="24"/>
+        </w:rPr>
+        <w:fldChar w:fldCharType="end"/>
+      </w:r>
+    </w:p>
+    <w:p>
+      <w:pPr>
+        <w:rPr>
+          <w:rFonts w:hint="eastAsia" w:ascii="宋体" w:hAnsi="宋体" w:eastAsia="宋体" w:cs="宋体"/>
+          <w:b/>
+          <w:bCs/>
+          <w:sz w:val="24"/>
+          <w:szCs w:val="24"/>
+          <w:lang w:val="en-US" w:eastAsia="zh-CN"/>
+        </w:rPr>
+      </w:pPr>
+      <w:r>
+        <w:rPr>
+          <w:rFonts w:hint="eastAsia" w:ascii="宋体" w:hAnsi="宋体" w:eastAsia="宋体" w:cs="宋体"/>
+          <w:b/>
+          <w:bCs/>
+          <w:sz w:val="24"/>
+          <w:szCs w:val="24"/>
+          <w:lang w:val="en-US" w:eastAsia="zh-CN"/>
+        </w:rPr>
+        <w:t>插件：</w:t>
+      </w:r>
+    </w:p>
+    <w:p>
+      <w:pPr>
+        <w:rPr>
+          <w:rFonts w:ascii="宋体" w:hAnsi="宋体" w:eastAsia="宋体" w:cs="宋体"/>
+          <w:sz w:val="24"/>
+          <w:szCs w:val="24"/>
+        </w:rPr>
+      </w:pPr>
+      <w:r>
+        <w:rPr>
+          <w:rFonts w:ascii="宋体" w:hAnsi="宋体" w:eastAsia="宋体" w:cs="宋体"/>
+          <w:sz w:val="24"/>
+          <w:szCs w:val="24"/>
+        </w:rPr>
+        <w:fldChar w:fldCharType="begin"/>
+      </w:r>
+      <w:r>
+        <w:rPr>
+          <w:rFonts w:ascii="宋体" w:hAnsi="宋体" w:eastAsia="宋体" w:cs="宋体"/>
+          <w:sz w:val="24"/>
+          <w:szCs w:val="24"/>
+        </w:rPr>
+        <w:instrText xml:space="preserve"> HYPERLINK "https://zhuanlan.zhihu.com/p/1911554793664681596" </w:instrText>
+      </w:r>
+      <w:r>
+        <w:rPr>
+          <w:rFonts w:ascii="宋体" w:hAnsi="宋体" w:eastAsia="宋体" w:cs="宋体"/>
+          <w:sz w:val="24"/>
+          <w:szCs w:val="24"/>
+        </w:rPr>
+        <w:fldChar w:fldCharType="separate"/>
+      </w:r>
+      <w:r>
+        <w:rPr>
+          <w:rStyle w:val="7"/>
+          <w:rFonts w:ascii="宋体" w:hAnsi="宋体" w:eastAsia="宋体" w:cs="宋体"/>
+          <w:sz w:val="24"/>
+          <w:szCs w:val="24"/>
+        </w:rPr>
+        <w:t>2025 年实用、全面的 VS Code 插件推荐！ - 知乎</w:t>
+      </w:r>
+      <w:r>
+        <w:rPr>
+          <w:rFonts w:ascii="宋体" w:hAnsi="宋体" w:eastAsia="宋体" w:cs="宋体"/>
+          <w:sz w:val="24"/>
+          <w:szCs w:val="24"/>
+        </w:rPr>
+        <w:fldChar w:fldCharType="end"/>
+      </w:r>
+    </w:p>
+    <w:p>
+      <w:pPr>
+        <w:rPr>
+          <w:rFonts w:hint="eastAsia" w:ascii="宋体" w:hAnsi="宋体" w:eastAsia="宋体" w:cs="宋体"/>
+          <w:sz w:val="24"/>
+          <w:szCs w:val="24"/>
+          <w:lang w:val="en-US" w:eastAsia="zh-CN"/>
+        </w:rPr>
+      </w:pPr>
+    </w:p>
+    <w:p>
+      <w:pPr>
+        <w:rPr>
+          <w:rFonts w:hint="eastAsia" w:ascii="宋体" w:hAnsi="宋体" w:eastAsia="宋体" w:cs="宋体"/>
+          <w:sz w:val="24"/>
+          <w:szCs w:val="24"/>
+          <w:lang w:val="en-US" w:eastAsia="zh-CN"/>
+        </w:rPr>
+      </w:pPr>
+      <w:r>
+        <w:rPr>
+          <w:rFonts w:hint="eastAsia" w:ascii="宋体" w:hAnsi="宋体" w:eastAsia="宋体" w:cs="宋体"/>
+          <w:sz w:val="24"/>
+          <w:szCs w:val="24"/>
+          <w:lang w:val="en-US" w:eastAsia="zh-CN"/>
+        </w:rPr>
+        <w:t>Jupyter</w:t>
+      </w:r>
+    </w:p>
+    <w:p>
+      <w:pPr>
+        <w:rPr>
+          <w:rFonts w:hint="eastAsia" w:ascii="宋体" w:hAnsi="宋体" w:eastAsia="宋体" w:cs="宋体"/>
+          <w:sz w:val="24"/>
+          <w:szCs w:val="24"/>
+          <w:lang w:val="en-US" w:eastAsia="zh-CN"/>
+        </w:rPr>
+      </w:pPr>
+      <w:r>
+        <w:rPr>
+          <w:rFonts w:ascii="宋体" w:hAnsi="宋体" w:eastAsia="宋体" w:cs="宋体"/>
+          <w:sz w:val="24"/>
+          <w:szCs w:val="24"/>
+        </w:rPr>
+        <w:fldChar w:fldCharType="begin"/>
+      </w:r>
+      <w:r>
+        <w:rPr>
+          <w:rFonts w:ascii="宋体" w:hAnsi="宋体" w:eastAsia="宋体" w:cs="宋体"/>
+          <w:sz w:val="24"/>
+          <w:szCs w:val="24"/>
+        </w:rPr>
+        <w:instrText xml:space="preserve"> HYPERLINK "https://zhuanlan.zhihu.com/p/33105153" </w:instrText>
+      </w:r>
+      <w:r>
+        <w:rPr>
+          <w:rFonts w:ascii="宋体" w:hAnsi="宋体" w:eastAsia="宋体" w:cs="宋体"/>
+          <w:sz w:val="24"/>
+          <w:szCs w:val="24"/>
+        </w:rPr>
+        <w:fldChar w:fldCharType="separate"/>
+      </w:r>
+      <w:r>
+        <w:rPr>
+          <w:rStyle w:val="7"/>
+          <w:rFonts w:ascii="宋体" w:hAnsi="宋体" w:eastAsia="宋体" w:cs="宋体"/>
+          <w:sz w:val="24"/>
+          <w:szCs w:val="24"/>
+        </w:rPr>
+        <w:t>Jupyter Notebook介绍、安装及使用教程 - 知乎</w:t>
+      </w:r>
+      <w:r>
+        <w:rPr>
+          <w:rFonts w:ascii="宋体" w:hAnsi="宋体" w:eastAsia="宋体" w:cs="宋体"/>
+          <w:sz w:val="24"/>
+          <w:szCs w:val="24"/>
+        </w:rPr>
+        <w:fldChar w:fldCharType="end"/>
+      </w:r>
+    </w:p>
+    <w:p>
+      <w:pPr>
+        <w:rPr>
+          <w:rFonts w:hint="eastAsia" w:ascii="宋体" w:hAnsi="宋体" w:eastAsia="宋体" w:cs="宋体"/>
+          <w:sz w:val="24"/>
+          <w:szCs w:val="24"/>
+          <w:lang w:val="en-US" w:eastAsia="zh-CN"/>
+        </w:rPr>
+      </w:pPr>
+    </w:p>
+    <w:p>
+      <w:pPr>
+        <w:rPr>
+          <w:rFonts w:hint="eastAsia" w:ascii="宋体" w:hAnsi="宋体" w:eastAsia="宋体" w:cs="宋体"/>
+          <w:b w:val="0"/>
+          <w:bCs w:val="0"/>
+          <w:sz w:val="24"/>
+          <w:szCs w:val="24"/>
+          <w:lang w:val="en-US" w:eastAsia="zh-CN"/>
+        </w:rPr>
+      </w:pPr>
+      <w:r>
+        <w:rPr>
+          <w:rFonts w:hint="eastAsia" w:ascii="宋体" w:hAnsi="宋体" w:eastAsia="宋体" w:cs="宋体"/>
+          <w:b w:val="0"/>
+          <w:bCs w:val="0"/>
+          <w:sz w:val="24"/>
+          <w:szCs w:val="24"/>
+          <w:lang w:val="en-US" w:eastAsia="zh-CN"/>
+        </w:rPr>
+        <w:t>yaml</w:t>
+      </w:r>
+    </w:p>
+    <w:p>
+      <w:pPr>
+        <w:rPr>
+          <w:rFonts w:ascii="宋体" w:hAnsi="宋体" w:eastAsia="宋体" w:cs="宋体"/>
+          <w:sz w:val="24"/>
+          <w:szCs w:val="24"/>
+        </w:rPr>
+      </w:pPr>
+      <w:r>
+        <w:rPr>
+          <w:rFonts w:ascii="宋体" w:hAnsi="宋体" w:eastAsia="宋体" w:cs="宋体"/>
+          <w:sz w:val="24"/>
+          <w:szCs w:val="24"/>
+        </w:rPr>
+        <w:fldChar w:fldCharType="begin"/>
+      </w:r>
+      <w:r>
+        <w:rPr>
+          <w:rFonts w:ascii="宋体" w:hAnsi="宋体" w:eastAsia="宋体" w:cs="宋体"/>
+          <w:sz w:val="24"/>
+          <w:szCs w:val="24"/>
+        </w:rPr>
+        <w:instrText xml:space="preserve"> HYPERLINK "https://www.runoob.com/w3cnote/yaml-intro.html" </w:instrText>
+      </w:r>
+      <w:r>
+        <w:rPr>
+          <w:rFonts w:ascii="宋体" w:hAnsi="宋体" w:eastAsia="宋体" w:cs="宋体"/>
+          <w:sz w:val="24"/>
+          <w:szCs w:val="24"/>
+        </w:rPr>
+        <w:fldChar w:fldCharType="separate"/>
+      </w:r>
+      <w:r>
+        <w:rPr>
+          <w:rStyle w:val="7"/>
+          <w:rFonts w:ascii="宋体" w:hAnsi="宋体" w:eastAsia="宋体" w:cs="宋体"/>
+          <w:sz w:val="24"/>
+          <w:szCs w:val="24"/>
+        </w:rPr>
+        <w:t>YAML 入门教程 | 菜鸟教程</w:t>
+      </w:r>
+      <w:r>
+        <w:rPr>
+          <w:rFonts w:ascii="宋体" w:hAnsi="宋体" w:eastAsia="宋体" w:cs="宋体"/>
+          <w:sz w:val="24"/>
+          <w:szCs w:val="24"/>
+        </w:rPr>
+        <w:fldChar w:fldCharType="end"/>
+      </w:r>
+    </w:p>
+    <w:p>
+      <w:pPr>
+        <w:rPr>
+          <w:rFonts w:ascii="宋体" w:hAnsi="宋体" w:eastAsia="宋体" w:cs="宋体"/>
+          <w:sz w:val="24"/>
+          <w:szCs w:val="24"/>
+        </w:rPr>
+      </w:pPr>
+      <w:r>
+        <w:rPr>
+          <w:rFonts w:ascii="宋体" w:hAnsi="宋体" w:eastAsia="宋体" w:cs="宋体"/>
+          <w:sz w:val="24"/>
+          <w:szCs w:val="24"/>
+        </w:rPr>
+        <w:fldChar w:fldCharType="begin"/>
+      </w:r>
+      <w:r>
+        <w:rPr>
+          <w:rFonts w:ascii="宋体" w:hAnsi="宋体" w:eastAsia="宋体" w:cs="宋体"/>
+          <w:sz w:val="24"/>
+          <w:szCs w:val="24"/>
+        </w:rPr>
+        <w:instrText xml:space="preserve"> HYPERLINK "https://zhuanlan.zhihu.com/p/145173920" </w:instrText>
+      </w:r>
+      <w:r>
+        <w:rPr>
+          <w:rFonts w:ascii="宋体" w:hAnsi="宋体" w:eastAsia="宋体" w:cs="宋体"/>
+          <w:sz w:val="24"/>
+          <w:szCs w:val="24"/>
+        </w:rPr>
+        <w:fldChar w:fldCharType="separate"/>
+      </w:r>
+      <w:r>
+        <w:rPr>
+          <w:rStyle w:val="7"/>
+          <w:rFonts w:ascii="宋体" w:hAnsi="宋体" w:eastAsia="宋体" w:cs="宋体"/>
+          <w:sz w:val="24"/>
+          <w:szCs w:val="24"/>
+        </w:rPr>
+        <w:t>一文看懂 YAML - 知乎</w:t>
+      </w:r>
+      <w:r>
+        <w:rPr>
+          <w:rFonts w:ascii="宋体" w:hAnsi="宋体" w:eastAsia="宋体" w:cs="宋体"/>
+          <w:sz w:val="24"/>
+          <w:szCs w:val="24"/>
+        </w:rPr>
+        <w:fldChar w:fldCharType="end"/>
+      </w:r>
+    </w:p>
+    <w:p>
+      <w:pPr>
+        <w:rPr>
+          <w:rFonts w:ascii="宋体" w:hAnsi="宋体" w:eastAsia="宋体" w:cs="宋体"/>
+          <w:sz w:val="24"/>
+          <w:szCs w:val="24"/>
+        </w:rPr>
+      </w:pPr>
+      <w:r>
+        <w:rPr>
+          <w:rFonts w:ascii="宋体" w:hAnsi="宋体" w:eastAsia="宋体" w:cs="宋体"/>
+          <w:sz w:val="24"/>
+          <w:szCs w:val="24"/>
+        </w:rPr>
+        <w:fldChar w:fldCharType="begin"/>
+      </w:r>
+      <w:r>
+        <w:rPr>
+          <w:rFonts w:ascii="宋体" w:hAnsi="宋体" w:eastAsia="宋体" w:cs="宋体"/>
+          <w:sz w:val="24"/>
+          <w:szCs w:val="24"/>
+        </w:rPr>
+        <w:instrText xml:space="preserve"> HYPERLINK "https://cloud.tencent.com/developer/article/2652787" </w:instrText>
+      </w:r>
+      <w:r>
+        <w:rPr>
+          <w:rFonts w:ascii="宋体" w:hAnsi="宋体" w:eastAsia="宋体" w:cs="宋体"/>
+          <w:sz w:val="24"/>
+          <w:szCs w:val="24"/>
+        </w:rPr>
+        <w:fldChar w:fldCharType="separate"/>
+      </w:r>
+      <w:r>
+        <w:rPr>
+          <w:rStyle w:val="7"/>
+          <w:rFonts w:ascii="宋体" w:hAnsi="宋体" w:eastAsia="宋体" w:cs="宋体"/>
+          <w:sz w:val="24"/>
+          <w:szCs w:val="24"/>
+        </w:rPr>
+        <w:t>万字详文深入理解 YAML：YAML是什么|YAML有什么用|一种为人类设计的数据格式-腾讯云开发者社区-腾讯云</w:t>
+      </w:r>
+      <w:r>
+        <w:rPr>
+          <w:rFonts w:ascii="宋体" w:hAnsi="宋体" w:eastAsia="宋体" w:cs="宋体"/>
+          <w:sz w:val="24"/>
+          <w:szCs w:val="24"/>
+        </w:rPr>
+        <w:fldChar w:fldCharType="end"/>
+      </w:r>
+    </w:p>
+    <w:p>
+      <w:pPr>
+        <w:rPr>
+          <w:rFonts w:ascii="宋体" w:hAnsi="宋体" w:eastAsia="宋体" w:cs="宋体"/>
+          <w:sz w:val="24"/>
+          <w:szCs w:val="24"/>
+        </w:rPr>
+      </w:pPr>
+    </w:p>
+    <w:p>
+      <w:pPr>
+        <w:rPr>
+          <w:rFonts w:hint="default" w:ascii="宋体" w:hAnsi="宋体" w:eastAsia="宋体" w:cs="宋体"/>
+          <w:b w:val="0"/>
+          <w:bCs w:val="0"/>
+          <w:sz w:val="24"/>
+          <w:szCs w:val="24"/>
+          <w:lang w:val="en-US" w:eastAsia="zh-CN"/>
+        </w:rPr>
+      </w:pPr>
+      <w:r>
+        <w:rPr>
+          <w:rFonts w:hint="default" w:ascii="宋体" w:hAnsi="宋体" w:eastAsia="宋体" w:cs="宋体"/>
+          <w:b w:val="0"/>
+          <w:bCs w:val="0"/>
+          <w:sz w:val="24"/>
+          <w:szCs w:val="24"/>
+          <w:lang w:val="en-US" w:eastAsia="zh-CN"/>
+        </w:rPr>
+        <w:t>PlatformIO IDE</w:t>
+      </w:r>
+    </w:p>
+    <w:p>
+      <w:pPr>
+        <w:rPr>
+          <w:rFonts w:ascii="宋体" w:hAnsi="宋体" w:eastAsia="宋体" w:cs="宋体"/>
+          <w:sz w:val="24"/>
+          <w:szCs w:val="24"/>
+        </w:rPr>
+      </w:pPr>
+      <w:r>
+        <w:rPr>
+          <w:rFonts w:ascii="宋体" w:hAnsi="宋体" w:eastAsia="宋体" w:cs="宋体"/>
+          <w:sz w:val="24"/>
+          <w:szCs w:val="24"/>
+        </w:rPr>
+        <w:fldChar w:fldCharType="begin"/>
+      </w:r>
+      <w:r>
+        <w:rPr>
+          <w:rFonts w:ascii="宋体" w:hAnsi="宋体" w:eastAsia="宋体" w:cs="宋体"/>
+          <w:sz w:val="24"/>
+          <w:szCs w:val="24"/>
+        </w:rPr>
+        <w:instrText xml:space="preserve"> HYPERLINK "https://www.doitwiki.com/article/details/179030099079168" </w:instrText>
+      </w:r>
+      <w:r>
+        <w:rPr>
+          <w:rFonts w:ascii="宋体" w:hAnsi="宋体" w:eastAsia="宋体" w:cs="宋体"/>
+          <w:sz w:val="24"/>
+          <w:szCs w:val="24"/>
+        </w:rPr>
+        <w:fldChar w:fldCharType="separate"/>
+      </w:r>
+      <w:r>
+        <w:rPr>
+          <w:rStyle w:val="7"/>
+          <w:rFonts w:ascii="宋体" w:hAnsi="宋体" w:eastAsia="宋体" w:cs="宋体"/>
+          <w:sz w:val="24"/>
+          <w:szCs w:val="24"/>
+        </w:rPr>
+        <w:t>使用 VS Code 安装 PlatformIO 插件替代 Arduino IDE-DOIT社区</w:t>
+      </w:r>
+      <w:r>
+        <w:rPr>
+          <w:rFonts w:ascii="宋体" w:hAnsi="宋体" w:eastAsia="宋体" w:cs="宋体"/>
+          <w:sz w:val="24"/>
+          <w:szCs w:val="24"/>
+        </w:rPr>
+        <w:fldChar w:fldCharType="end"/>
+      </w:r>
+    </w:p>
+    <w:p>
+      <w:pPr>
+        <w:rPr>
+          <w:rFonts w:hint="default" w:ascii="宋体" w:hAnsi="宋体" w:eastAsia="宋体" w:cs="宋体"/>
+          <w:sz w:val="24"/>
+          <w:szCs w:val="24"/>
+          <w:lang w:val="en-US" w:eastAsia="zh-CN"/>
+        </w:rPr>
+      </w:pPr>
+      <w:r>
+        <w:rPr>
+          <w:rFonts w:ascii="宋体" w:hAnsi="宋体" w:eastAsia="宋体" w:cs="宋体"/>
+          <w:sz w:val="24"/>
+          <w:szCs w:val="24"/>
+        </w:rPr>
+        <w:fldChar w:fldCharType="begin"/>
+      </w:r>
+      <w:r>
+        <w:rPr>
+          <w:rFonts w:ascii="宋体" w:hAnsi="宋体" w:eastAsia="宋体" w:cs="宋体"/>
+          <w:sz w:val="24"/>
+          <w:szCs w:val="24"/>
+        </w:rPr>
+        <w:instrText xml:space="preserve"> HYPERLINK "https://docs.espressif.com/projects/esp-idf/zh_CN/stable/esp32/third-party-tools/platformio.html" </w:instrText>
+      </w:r>
+      <w:r>
+        <w:rPr>
+          <w:rFonts w:ascii="宋体" w:hAnsi="宋体" w:eastAsia="宋体" w:cs="宋体"/>
+          <w:sz w:val="24"/>
+          <w:szCs w:val="24"/>
+        </w:rPr>
+        <w:fldChar w:fldCharType="separate"/>
+      </w:r>
+      <w:r>
+        <w:rPr>
+          <w:rStyle w:val="7"/>
+          <w:rFonts w:ascii="宋体" w:hAnsi="宋体" w:eastAsia="宋体" w:cs="宋体"/>
+          <w:sz w:val="24"/>
+          <w:szCs w:val="24"/>
+        </w:rPr>
+        <w:t>PlatformIO - ESP32 - — ESP-IDF 编程指南 v6.0.1 文档</w:t>
+      </w:r>
+      <w:r>
+        <w:rPr>
+          <w:rFonts w:ascii="宋体" w:hAnsi="宋体" w:eastAsia="宋体" w:cs="宋体"/>
+          <w:sz w:val="24"/>
+          <w:szCs w:val="24"/>
+        </w:rPr>
+        <w:fldChar w:fldCharType="end"/>
+      </w:r>
+    </w:p>
+    <w:p>
+      <w:pPr>
+        <w:rPr>
+          <w:rFonts w:hint="default" w:ascii="宋体" w:hAnsi="宋体" w:eastAsia="宋体" w:cs="宋体"/>
+          <w:sz w:val="24"/>
+          <w:szCs w:val="24"/>
+          <w:lang w:val="en-US" w:eastAsia="zh-CN"/>
+        </w:rPr>
+      </w:pPr>
+    </w:p>
+    <w:p>
+      <w:pPr>
+        <w:rPr>
+          <w:rFonts w:hint="default" w:ascii="宋体" w:hAnsi="宋体" w:eastAsia="宋体" w:cs="宋体"/>
+          <w:b w:val="0"/>
+          <w:bCs w:val="0"/>
+          <w:sz w:val="24"/>
+          <w:szCs w:val="24"/>
+          <w:lang w:val="en-US" w:eastAsia="zh-CN"/>
+        </w:rPr>
+      </w:pPr>
+      <w:r>
+        <w:rPr>
+          <w:rFonts w:hint="eastAsia" w:ascii="宋体" w:hAnsi="宋体" w:eastAsia="宋体" w:cs="宋体"/>
+          <w:b w:val="0"/>
+          <w:bCs w:val="0"/>
+          <w:sz w:val="24"/>
+          <w:szCs w:val="24"/>
+          <w:lang w:val="en-US" w:eastAsia="zh-CN"/>
+        </w:rPr>
+        <w:t>ESLint //JavaScript</w:t>
+      </w:r>
+    </w:p>
+    <w:p>
+      <w:pPr>
+        <w:rPr>
+          <w:rFonts w:ascii="宋体" w:hAnsi="宋体" w:eastAsia="宋体" w:cs="宋体"/>
+          <w:sz w:val="24"/>
+          <w:szCs w:val="24"/>
+        </w:rPr>
+      </w:pPr>
+      <w:r>
+        <w:rPr>
+          <w:rFonts w:ascii="宋体" w:hAnsi="宋体" w:eastAsia="宋体" w:cs="宋体"/>
+          <w:sz w:val="24"/>
+          <w:szCs w:val="24"/>
+        </w:rPr>
+        <w:fldChar w:fldCharType="begin"/>
+      </w:r>
+      <w:r>
+        <w:rPr>
+          <w:rFonts w:ascii="宋体" w:hAnsi="宋体" w:eastAsia="宋体" w:cs="宋体"/>
+          <w:sz w:val="24"/>
+          <w:szCs w:val="24"/>
+        </w:rPr>
+        <w:instrText xml:space="preserve"> HYPERLINK "https://zh-hans.eslint.org/docs/latest/use/getting-started" \l ":~:text=ESLint %E6%98%AF%E4%B8%80%E4%B8%AA%E6%8F%92%E4%BB%B6%E5%8C%96%E7%9A%84 JavaScript %E4%BB%A3%E7%A0%81%E6%A3%80%E6%9F%A5%E5%B7%A5%E5%85%B7%EF%BC%8C%E5%8F%AF%E4%BB%A5%E8%AF%86%E5%88%AB%E5%B9%B6%E6%8A%A5%E5%91%8A%E4%BB%A3%E7%A0%81%E9%97%AE%E9%A2%98%EF%BC%8C%E6%8F%90%E9%AB%98%E4%BB%A3%E7%A0%81%E9%A3%8E%E6%A0%BC%E4%B8%80%E8%87%B4%E6%80%A7%E5%92%8C%E9%81%BF%E5%85%8D%E9%94%99%E8%AF%AF%E3%80%82%E6%9C%AC%E6%96%87%E4%BB%8B%E7%BB%8D%E4%BA%86%E5%A6%82%E4%BD%95%E5%AE%89%E8%A3%85%E3%80%81%E9%85%8D%E7%BD%AE%E5%92%8C%E4%BD%BF%E7%94%A8" </w:instrText>
+      </w:r>
+      <w:r>
+        <w:rPr>
+          <w:rFonts w:ascii="宋体" w:hAnsi="宋体" w:eastAsia="宋体" w:cs="宋体"/>
+          <w:sz w:val="24"/>
+          <w:szCs w:val="24"/>
+        </w:rPr>
+        <w:fldChar w:fldCharType="separate"/>
+      </w:r>
+      <w:r>
+        <w:rPr>
+          <w:rStyle w:val="7"/>
+          <w:rFonts w:ascii="宋体" w:hAnsi="宋体" w:eastAsia="宋体" w:cs="宋体"/>
+          <w:sz w:val="24"/>
+          <w:szCs w:val="24"/>
+        </w:rPr>
+        <w:t>ESLint 入门 - ESLint - 插件化的 JavaScript 代码检查工具</w:t>
+      </w:r>
+      <w:r>
+        <w:rPr>
+          <w:rFonts w:ascii="宋体" w:hAnsi="宋体" w:eastAsia="宋体" w:cs="宋体"/>
+          <w:sz w:val="24"/>
+          <w:szCs w:val="24"/>
+        </w:rPr>
+        <w:fldChar w:fldCharType="end"/>
+      </w:r>
+    </w:p>
+    <w:p>
+      <w:pPr>
+        <w:rPr>
+          <w:rFonts w:ascii="宋体" w:hAnsi="宋体" w:eastAsia="宋体" w:cs="宋体"/>
+          <w:sz w:val="24"/>
+          <w:szCs w:val="24"/>
+        </w:rPr>
+      </w:pPr>
+    </w:p>
+    <w:p>
+      <w:pPr>
+        <w:rPr>
+          <w:rFonts w:hint="default" w:ascii="宋体" w:hAnsi="宋体" w:eastAsia="宋体" w:cs="宋体"/>
+          <w:sz w:val="24"/>
+          <w:szCs w:val="24"/>
+          <w:lang w:val="en-US" w:eastAsia="zh-CN"/>
+        </w:rPr>
+      </w:pPr>
+      <w:r>
+        <w:rPr>
+          <w:rFonts w:hint="default" w:ascii="宋体" w:hAnsi="宋体" w:eastAsia="宋体" w:cs="宋体"/>
+          <w:sz w:val="24"/>
+          <w:szCs w:val="24"/>
+          <w:lang w:val="en-US" w:eastAsia="zh-CN"/>
+        </w:rPr>
+        <w:t>Vue</w:t>
+      </w:r>
+    </w:p>
+    <w:p>
+      <w:pPr>
+        <w:rPr>
+          <w:rFonts w:ascii="宋体" w:hAnsi="宋体" w:eastAsia="宋体" w:cs="宋体"/>
+          <w:sz w:val="24"/>
+          <w:szCs w:val="24"/>
+        </w:rPr>
+      </w:pPr>
+      <w:r>
+        <w:rPr>
+          <w:rFonts w:ascii="宋体" w:hAnsi="宋体" w:eastAsia="宋体" w:cs="宋体"/>
+          <w:sz w:val="24"/>
+          <w:szCs w:val="24"/>
+        </w:rPr>
+        <w:fldChar w:fldCharType="begin"/>
+      </w:r>
+      <w:r>
+        <w:rPr>
+          <w:rFonts w:ascii="宋体" w:hAnsi="宋体" w:eastAsia="宋体" w:cs="宋体"/>
+          <w:sz w:val="24"/>
+          <w:szCs w:val="24"/>
+        </w:rPr>
+        <w:instrText xml:space="preserve"> HYPERLINK "https://vuejs.ac.cn/" \l "google_vignette" </w:instrText>
+      </w:r>
+      <w:r>
+        <w:rPr>
+          <w:rFonts w:ascii="宋体" w:hAnsi="宋体" w:eastAsia="宋体" w:cs="宋体"/>
+          <w:sz w:val="24"/>
+          <w:szCs w:val="24"/>
+        </w:rPr>
+        <w:fldChar w:fldCharType="separate"/>
+      </w:r>
+      <w:r>
+        <w:rPr>
+          <w:rStyle w:val="7"/>
+          <w:rFonts w:ascii="宋体" w:hAnsi="宋体" w:eastAsia="宋体" w:cs="宋体"/>
+          <w:sz w:val="24"/>
+          <w:szCs w:val="24"/>
+        </w:rPr>
+        <w:t>Vue.js - 渐进式JavaScript框架 | Vue.js 框架</w:t>
+      </w:r>
+      <w:r>
+        <w:rPr>
+          <w:rFonts w:ascii="宋体" w:hAnsi="宋体" w:eastAsia="宋体" w:cs="宋体"/>
+          <w:sz w:val="24"/>
+          <w:szCs w:val="24"/>
+        </w:rPr>
+        <w:fldChar w:fldCharType="end"/>
+      </w:r>
+    </w:p>
+    <w:p>
+      <w:pPr>
+        <w:rPr>
+          <w:rFonts w:ascii="宋体" w:hAnsi="宋体" w:eastAsia="宋体" w:cs="宋体"/>
+          <w:sz w:val="24"/>
+          <w:szCs w:val="24"/>
+        </w:rPr>
+      </w:pPr>
+    </w:p>
+    <w:p>
+      <w:pPr>
+        <w:rPr>
+          <w:rFonts w:hint="eastAsia" w:ascii="宋体" w:hAnsi="宋体" w:eastAsia="宋体" w:cs="宋体"/>
+          <w:b/>
+          <w:bCs/>
+          <w:sz w:val="24"/>
+          <w:szCs w:val="24"/>
+          <w:lang w:val="en-US" w:eastAsia="zh-CN"/>
+        </w:rPr>
+      </w:pPr>
+      <w:r>
+        <w:rPr>
+          <w:rFonts w:hint="eastAsia" w:ascii="宋体" w:hAnsi="宋体" w:eastAsia="宋体" w:cs="宋体"/>
+          <w:b/>
+          <w:bCs/>
+          <w:sz w:val="24"/>
+          <w:szCs w:val="24"/>
+          <w:lang w:val="en-US" w:eastAsia="zh-CN"/>
+        </w:rPr>
+        <w:t>禁用扩展重新加载：</w:t>
+      </w:r>
+    </w:p>
+    <w:p>
+      <w:pPr>
+        <w:rPr>
+          <w:rFonts w:hint="eastAsia" w:ascii="宋体" w:hAnsi="宋体" w:eastAsia="宋体" w:cs="宋体"/>
+          <w:b w:val="0"/>
+          <w:bCs w:val="0"/>
+          <w:sz w:val="24"/>
+          <w:szCs w:val="24"/>
+          <w:lang w:val="en-US" w:eastAsia="zh-CN"/>
+        </w:rPr>
+      </w:pPr>
+      <w:r>
+        <w:rPr>
+          <w:rFonts w:hint="eastAsia" w:ascii="宋体" w:hAnsi="宋体" w:eastAsia="宋体" w:cs="宋体"/>
+          <w:b w:val="0"/>
+          <w:bCs w:val="0"/>
+          <w:sz w:val="24"/>
+          <w:szCs w:val="24"/>
+          <w:lang w:val="en-US" w:eastAsia="zh-CN"/>
+        </w:rPr>
+        <w:t>查看</w:t>
+      </w:r>
+    </w:p>
+    <w:p>
+      <w:pPr>
+        <w:rPr>
+          <w:rFonts w:hint="eastAsia" w:ascii="宋体" w:hAnsi="宋体" w:eastAsia="宋体" w:cs="宋体"/>
+          <w:b w:val="0"/>
+          <w:bCs w:val="0"/>
+          <w:sz w:val="24"/>
+          <w:szCs w:val="24"/>
+          <w:lang w:val="en-US" w:eastAsia="zh-CN"/>
+        </w:rPr>
+      </w:pPr>
+      <w:r>
+        <w:rPr>
+          <w:rFonts w:hint="eastAsia" w:ascii="宋体" w:hAnsi="宋体" w:eastAsia="宋体" w:cs="宋体"/>
+          <w:b w:val="0"/>
+          <w:bCs w:val="0"/>
+          <w:sz w:val="24"/>
+          <w:szCs w:val="24"/>
+          <w:lang w:val="en-US" w:eastAsia="zh-CN"/>
+        </w:rPr>
+        <w:t>命令面板：CTRL+SHIFT+P</w:t>
+      </w:r>
+    </w:p>
+    <w:p>
+      <w:pPr>
+        <w:rPr>
+          <w:rFonts w:hint="default" w:ascii="宋体" w:hAnsi="宋体" w:eastAsia="宋体" w:cs="宋体"/>
+          <w:b w:val="0"/>
+          <w:bCs w:val="0"/>
+          <w:sz w:val="24"/>
+          <w:szCs w:val="24"/>
+          <w:lang w:val="en-US" w:eastAsia="zh-CN"/>
+        </w:rPr>
+      </w:pPr>
+      <w:r>
+        <w:rPr>
+          <w:rFonts w:hint="eastAsia" w:ascii="宋体" w:hAnsi="宋体" w:eastAsia="宋体" w:cs="宋体"/>
+          <w:b w:val="0"/>
+          <w:bCs w:val="0"/>
+          <w:sz w:val="24"/>
+          <w:szCs w:val="24"/>
+          <w:lang w:val="en-US" w:eastAsia="zh-CN"/>
+        </w:rPr>
+        <w:t>视图：原始+插件所有</w:t>
+      </w:r>
+    </w:p>
+    <w:p>
+      <w:pPr>
+        <w:rPr>
+          <w:rFonts w:hint="eastAsia" w:ascii="宋体" w:hAnsi="宋体" w:eastAsia="宋体" w:cs="宋体"/>
+          <w:b w:val="0"/>
+          <w:bCs w:val="0"/>
+          <w:sz w:val="24"/>
+          <w:szCs w:val="24"/>
+          <w:lang w:val="en-US" w:eastAsia="zh-CN"/>
+        </w:rPr>
+      </w:pPr>
+      <w:r>
+        <w:rPr>
+          <w:rFonts w:hint="eastAsia" w:ascii="宋体" w:hAnsi="宋体" w:eastAsia="宋体" w:cs="宋体"/>
+          <w:b w:val="0"/>
+          <w:bCs w:val="0"/>
+          <w:sz w:val="24"/>
+          <w:szCs w:val="24"/>
+          <w:lang w:val="en-US" w:eastAsia="zh-CN"/>
+        </w:rPr>
+        <w:t>外观：</w:t>
+      </w:r>
+    </w:p>
+    <w:p>
+      <w:pPr>
+        <w:ind w:firstLine="420" w:firstLineChars="0"/>
+        <w:rPr>
+          <w:rFonts w:hint="eastAsia" w:ascii="宋体" w:hAnsi="宋体" w:eastAsia="宋体" w:cs="宋体"/>
+          <w:b w:val="0"/>
+          <w:bCs w:val="0"/>
+          <w:sz w:val="24"/>
+          <w:szCs w:val="24"/>
+          <w:lang w:val="en-US" w:eastAsia="zh-CN"/>
+        </w:rPr>
+      </w:pPr>
+      <w:r>
+        <w:rPr>
+          <w:rFonts w:hint="eastAsia" w:ascii="宋体" w:hAnsi="宋体" w:eastAsia="宋体" w:cs="宋体"/>
+          <w:b w:val="0"/>
+          <w:bCs w:val="0"/>
+          <w:sz w:val="24"/>
+          <w:szCs w:val="24"/>
+          <w:lang w:val="en-US" w:eastAsia="zh-CN"/>
+        </w:rPr>
+        <w:t>全屏/禅/居中</w:t>
+      </w:r>
+    </w:p>
+    <w:p>
+      <w:pPr>
+        <w:ind w:firstLine="420" w:firstLineChars="0"/>
+        <w:rPr>
+          <w:rFonts w:hint="eastAsia" w:ascii="宋体" w:hAnsi="宋体" w:eastAsia="宋体" w:cs="宋体"/>
+          <w:b w:val="0"/>
+          <w:bCs w:val="0"/>
+          <w:sz w:val="24"/>
+          <w:szCs w:val="24"/>
+          <w:lang w:val="en-US" w:eastAsia="zh-CN"/>
+        </w:rPr>
+      </w:pPr>
+      <w:r>
+        <w:rPr>
+          <w:rFonts w:hint="eastAsia" w:ascii="宋体" w:hAnsi="宋体" w:eastAsia="宋体" w:cs="宋体"/>
+          <w:b w:val="0"/>
+          <w:bCs w:val="0"/>
+          <w:sz w:val="24"/>
+          <w:szCs w:val="24"/>
+          <w:lang w:val="en-US" w:eastAsia="zh-CN"/>
+        </w:rPr>
+        <w:t>菜单，主副侧边栏，面板，状态栏</w:t>
+      </w:r>
+    </w:p>
+    <w:p>
+      <w:pPr>
+        <w:ind w:firstLine="420" w:firstLineChars="0"/>
+        <w:rPr>
+          <w:rFonts w:hint="eastAsia" w:ascii="宋体" w:hAnsi="宋体" w:eastAsia="宋体" w:cs="宋体"/>
+          <w:b w:val="0"/>
+          <w:bCs w:val="0"/>
+          <w:sz w:val="24"/>
+          <w:szCs w:val="24"/>
+          <w:lang w:val="en-US" w:eastAsia="zh-CN"/>
+        </w:rPr>
+      </w:pPr>
+      <w:r>
+        <w:rPr>
+          <w:rFonts w:hint="eastAsia" w:ascii="宋体" w:hAnsi="宋体" w:eastAsia="宋体" w:cs="宋体"/>
+          <w:b w:val="0"/>
+          <w:bCs w:val="0"/>
+          <w:sz w:val="24"/>
+          <w:szCs w:val="24"/>
+          <w:lang w:val="en-US" w:eastAsia="zh-CN"/>
+        </w:rPr>
+        <w:t>活动栏，编辑器操作</w:t>
+      </w:r>
+    </w:p>
+    <w:p>
+      <w:pPr>
+        <w:ind w:firstLine="420" w:firstLineChars="0"/>
+        <w:rPr>
+          <w:rFonts w:hint="eastAsia" w:ascii="宋体" w:hAnsi="宋体" w:eastAsia="宋体" w:cs="宋体"/>
+          <w:b w:val="0"/>
+          <w:bCs w:val="0"/>
+          <w:sz w:val="24"/>
+          <w:szCs w:val="24"/>
+          <w:lang w:val="en-US" w:eastAsia="zh-CN"/>
+        </w:rPr>
+      </w:pPr>
+      <w:r>
+        <w:rPr>
+          <w:rFonts w:hint="eastAsia" w:ascii="宋体" w:hAnsi="宋体" w:eastAsia="宋体" w:cs="宋体"/>
+          <w:b w:val="0"/>
+          <w:bCs w:val="0"/>
+          <w:sz w:val="24"/>
+          <w:szCs w:val="24"/>
+          <w:lang w:val="en-US" w:eastAsia="zh-CN"/>
+        </w:rPr>
+        <w:t>缩略图，路径，粘滞</w:t>
+      </w:r>
+    </w:p>
+    <w:p>
+      <w:pPr>
+        <w:ind w:firstLine="420" w:firstLineChars="0"/>
+        <w:rPr>
+          <w:rFonts w:hint="eastAsia" w:ascii="宋体" w:hAnsi="宋体" w:eastAsia="宋体" w:cs="宋体"/>
+          <w:b w:val="0"/>
+          <w:bCs w:val="0"/>
+          <w:sz w:val="24"/>
+          <w:szCs w:val="24"/>
+          <w:lang w:val="en-US" w:eastAsia="zh-CN"/>
+        </w:rPr>
+      </w:pPr>
+      <w:r>
+        <w:rPr>
+          <w:rFonts w:hint="eastAsia" w:ascii="宋体" w:hAnsi="宋体" w:eastAsia="宋体" w:cs="宋体"/>
+          <w:b w:val="0"/>
+          <w:bCs w:val="0"/>
+          <w:sz w:val="24"/>
+          <w:szCs w:val="24"/>
+          <w:lang w:val="en-US" w:eastAsia="zh-CN"/>
+        </w:rPr>
+        <w:t>空格，控制字符</w:t>
+      </w:r>
+    </w:p>
+    <w:p>
+      <w:pPr>
+        <w:rPr>
+          <w:rFonts w:hint="eastAsia" w:ascii="宋体" w:hAnsi="宋体" w:eastAsia="宋体" w:cs="宋体"/>
+          <w:b w:val="0"/>
+          <w:bCs w:val="0"/>
+          <w:sz w:val="24"/>
+          <w:szCs w:val="24"/>
+          <w:lang w:val="en-US" w:eastAsia="zh-CN"/>
+        </w:rPr>
+      </w:pPr>
+      <w:r>
+        <w:rPr>
+          <w:rFonts w:hint="eastAsia" w:ascii="宋体" w:hAnsi="宋体" w:eastAsia="宋体" w:cs="宋体"/>
+          <w:b w:val="0"/>
+          <w:bCs w:val="0"/>
+          <w:sz w:val="24"/>
+          <w:szCs w:val="24"/>
+          <w:lang w:val="en-US" w:eastAsia="zh-CN"/>
+        </w:rPr>
+        <w:t>编辑器布局</w:t>
+      </w:r>
+    </w:p>
+    <w:p>
+      <w:pPr>
+        <w:rPr>
+          <w:rFonts w:hint="default" w:ascii="宋体" w:hAnsi="宋体" w:eastAsia="宋体" w:cs="宋体"/>
+          <w:b w:val="0"/>
+          <w:bCs w:val="0"/>
+          <w:sz w:val="24"/>
+          <w:szCs w:val="24"/>
+          <w:lang w:val="en-US" w:eastAsia="zh-CN"/>
+        </w:rPr>
+      </w:pPr>
+      <w:r>
+        <w:rPr>
+          <w:rFonts w:hint="eastAsia" w:ascii="宋体" w:hAnsi="宋体" w:eastAsia="宋体" w:cs="宋体"/>
+          <w:b w:val="0"/>
+          <w:bCs w:val="0"/>
+          <w:sz w:val="24"/>
+          <w:szCs w:val="24"/>
+          <w:lang w:val="en-US" w:eastAsia="zh-CN"/>
+        </w:rPr>
+        <w:t>界面唤起：</w:t>
+      </w:r>
+    </w:p>
+    <w:p>
+      <w:pPr>
+        <w:ind w:firstLine="420" w:firstLineChars="0"/>
+        <w:rPr>
+          <w:rFonts w:hint="eastAsia" w:ascii="宋体" w:hAnsi="宋体" w:eastAsia="宋体" w:cs="宋体"/>
+          <w:b w:val="0"/>
+          <w:bCs w:val="0"/>
+          <w:sz w:val="24"/>
+          <w:szCs w:val="24"/>
+          <w:lang w:val="en-US" w:eastAsia="zh-CN"/>
+        </w:rPr>
+      </w:pPr>
+      <w:r>
+        <w:rPr>
+          <w:rFonts w:hint="eastAsia" w:ascii="宋体" w:hAnsi="宋体" w:eastAsia="宋体" w:cs="宋体"/>
+          <w:b w:val="0"/>
+          <w:bCs w:val="0"/>
+          <w:sz w:val="24"/>
+          <w:szCs w:val="24"/>
+          <w:lang w:val="en-US" w:eastAsia="zh-CN"/>
+        </w:rPr>
+        <w:t>左：资源管理器，搜索，源代码管理，运行，扩展</w:t>
+      </w:r>
+    </w:p>
+    <w:p>
+      <w:pPr>
+        <w:ind w:firstLine="420" w:firstLineChars="0"/>
+        <w:rPr>
+          <w:rFonts w:hint="eastAsia" w:ascii="宋体" w:hAnsi="宋体" w:eastAsia="宋体" w:cs="宋体"/>
+          <w:b w:val="0"/>
+          <w:bCs w:val="0"/>
+          <w:sz w:val="24"/>
+          <w:szCs w:val="24"/>
+          <w:lang w:val="en-US" w:eastAsia="zh-CN"/>
+        </w:rPr>
+      </w:pPr>
+      <w:r>
+        <w:rPr>
+          <w:rFonts w:hint="eastAsia" w:ascii="宋体" w:hAnsi="宋体" w:eastAsia="宋体" w:cs="宋体"/>
+          <w:b w:val="0"/>
+          <w:bCs w:val="0"/>
+          <w:sz w:val="24"/>
+          <w:szCs w:val="24"/>
+          <w:lang w:val="en-US" w:eastAsia="zh-CN"/>
+        </w:rPr>
+        <w:t>右：聊天，浏览器</w:t>
+      </w:r>
+    </w:p>
+    <w:p>
+      <w:pPr>
+        <w:ind w:firstLine="420" w:firstLineChars="0"/>
+        <w:rPr>
+          <w:rFonts w:hint="eastAsia" w:ascii="宋体" w:hAnsi="宋体" w:eastAsia="宋体" w:cs="宋体"/>
+          <w:b w:val="0"/>
+          <w:bCs w:val="0"/>
+          <w:sz w:val="24"/>
+          <w:szCs w:val="24"/>
+          <w:lang w:val="en-US" w:eastAsia="zh-CN"/>
+        </w:rPr>
+      </w:pPr>
+      <w:r>
+        <w:rPr>
+          <w:rFonts w:hint="eastAsia" w:ascii="宋体" w:hAnsi="宋体" w:eastAsia="宋体" w:cs="宋体"/>
+          <w:b w:val="0"/>
+          <w:bCs w:val="0"/>
+          <w:sz w:val="24"/>
+          <w:szCs w:val="24"/>
+          <w:lang w:val="en-US" w:eastAsia="zh-CN"/>
+        </w:rPr>
+        <w:t>下：问题，输出，调试控制台，终端</w:t>
+      </w:r>
+    </w:p>
+    <w:p>
+      <w:pPr>
+        <w:rPr>
+          <w:rFonts w:hint="eastAsia" w:ascii="宋体" w:hAnsi="宋体" w:eastAsia="宋体" w:cs="宋体"/>
+          <w:b w:val="0"/>
+          <w:bCs w:val="0"/>
+          <w:sz w:val="24"/>
+          <w:szCs w:val="24"/>
+          <w:lang w:val="en-US" w:eastAsia="zh-CN"/>
+        </w:rPr>
+      </w:pPr>
+    </w:p>
+    <w:p>
+      <w:pPr>
+        <w:rPr>
+          <w:rFonts w:hint="eastAsia" w:ascii="宋体" w:hAnsi="宋体" w:eastAsia="宋体" w:cs="宋体"/>
+          <w:b/>
+          <w:bCs/>
+          <w:sz w:val="24"/>
+          <w:szCs w:val="24"/>
+          <w:lang w:val="en-US" w:eastAsia="zh-CN"/>
+        </w:rPr>
+      </w:pPr>
+      <w:r>
+        <w:rPr>
+          <w:rFonts w:hint="eastAsia" w:ascii="宋体" w:hAnsi="宋体" w:eastAsia="宋体" w:cs="宋体"/>
+          <w:b/>
+          <w:bCs/>
+          <w:sz w:val="24"/>
+          <w:szCs w:val="24"/>
+          <w:lang w:val="en-US" w:eastAsia="zh-CN"/>
+        </w:rPr>
+        <w:t>状态栏：</w:t>
+      </w:r>
+    </w:p>
+    <w:p>
+      <w:pPr>
+        <w:rPr>
+          <w:rFonts w:hint="eastAsia" w:ascii="宋体" w:hAnsi="宋体" w:eastAsia="宋体" w:cs="宋体"/>
+          <w:b w:val="0"/>
+          <w:bCs w:val="0"/>
+          <w:sz w:val="24"/>
+          <w:szCs w:val="24"/>
+          <w:lang w:val="en-US" w:eastAsia="zh-CN"/>
+        </w:rPr>
+      </w:pPr>
+      <w:r>
+        <w:rPr>
+          <w:rFonts w:hint="eastAsia" w:ascii="宋体" w:hAnsi="宋体" w:eastAsia="宋体" w:cs="宋体"/>
+          <w:b w:val="0"/>
+          <w:bCs w:val="0"/>
+          <w:sz w:val="24"/>
+          <w:szCs w:val="24"/>
+          <w:lang w:val="en-US" w:eastAsia="zh-CN"/>
+        </w:rPr>
+        <w:t>左：git系列</w:t>
+      </w:r>
+    </w:p>
+    <w:p>
+      <w:pPr>
+        <w:ind w:firstLine="420" w:firstLineChars="0"/>
+        <w:rPr>
+          <w:rFonts w:hint="eastAsia" w:ascii="宋体" w:hAnsi="宋体" w:eastAsia="宋体" w:cs="宋体"/>
+          <w:b w:val="0"/>
+          <w:bCs w:val="0"/>
+          <w:sz w:val="24"/>
+          <w:szCs w:val="24"/>
+          <w:lang w:val="en-US" w:eastAsia="zh-CN"/>
+        </w:rPr>
+      </w:pPr>
+      <w:r>
+        <w:rPr>
+          <w:rFonts w:hint="eastAsia" w:ascii="宋体" w:hAnsi="宋体" w:eastAsia="宋体" w:cs="宋体"/>
+          <w:b w:val="0"/>
+          <w:bCs w:val="0"/>
+          <w:sz w:val="24"/>
+          <w:szCs w:val="24"/>
+          <w:lang w:val="en-US" w:eastAsia="zh-CN"/>
+        </w:rPr>
+        <w:t>远程、分支、推送，lens，问题，glaph，sourcery</w:t>
+      </w:r>
+    </w:p>
+    <w:p>
+      <w:pPr>
+        <w:rPr>
+          <w:rFonts w:hint="eastAsia" w:ascii="宋体" w:hAnsi="宋体" w:eastAsia="宋体" w:cs="宋体"/>
+          <w:b w:val="0"/>
+          <w:bCs w:val="0"/>
+          <w:sz w:val="24"/>
+          <w:szCs w:val="24"/>
+          <w:lang w:val="en-US" w:eastAsia="zh-CN"/>
+        </w:rPr>
+      </w:pPr>
+      <w:r>
+        <w:rPr>
+          <w:rFonts w:hint="eastAsia" w:ascii="宋体" w:hAnsi="宋体" w:eastAsia="宋体" w:cs="宋体"/>
+          <w:b w:val="0"/>
+          <w:bCs w:val="0"/>
+          <w:sz w:val="24"/>
+          <w:szCs w:val="24"/>
+          <w:lang w:val="en-US" w:eastAsia="zh-CN"/>
+        </w:rPr>
+        <w:t>右：编辑器系列</w:t>
+      </w:r>
+    </w:p>
+    <w:p>
+      <w:pPr>
+        <w:ind w:firstLine="420" w:firstLineChars="0"/>
+        <w:rPr>
+          <w:rFonts w:hint="eastAsia" w:ascii="宋体" w:hAnsi="宋体" w:eastAsia="宋体" w:cs="宋体"/>
+          <w:b w:val="0"/>
+          <w:bCs w:val="0"/>
+          <w:sz w:val="24"/>
+          <w:szCs w:val="24"/>
+          <w:lang w:val="en-US" w:eastAsia="zh-CN"/>
+        </w:rPr>
+      </w:pPr>
+      <w:r>
+        <w:rPr>
+          <w:rFonts w:hint="eastAsia" w:ascii="宋体" w:hAnsi="宋体" w:eastAsia="宋体" w:cs="宋体"/>
+          <w:b w:val="0"/>
+          <w:bCs w:val="0"/>
+          <w:sz w:val="24"/>
+          <w:szCs w:val="24"/>
+          <w:lang w:val="en-US" w:eastAsia="zh-CN"/>
+        </w:rPr>
+        <w:t>选择，锁进，编码，结束行，内联，语言，copilot</w:t>
+      </w:r>
+    </w:p>
+    <w:p>
+      <w:pPr>
+        <w:rPr>
+          <w:rFonts w:hint="eastAsia" w:ascii="宋体" w:hAnsi="宋体" w:eastAsia="宋体" w:cs="宋体"/>
+          <w:b w:val="0"/>
+          <w:bCs w:val="0"/>
+          <w:sz w:val="24"/>
+          <w:szCs w:val="24"/>
+          <w:lang w:val="en-US" w:eastAsia="zh-CN"/>
+        </w:rPr>
+        <w:sectPr>
+          <w:pgSz w:w="11906" w:h="16838"/>
+          <w:pgMar w:top="1440" w:right="1800" w:bottom="1440" w:left="1800" w:header="851" w:footer="992" w:gutter="0"/>
+          <w:cols w:space="425" w:num="1"/>
+          <w:docGrid w:type="lines" w:linePitch="312" w:charSpace="0"/>
+        </w:sectPr>
+      </w:pPr>
+      <w:r>
+        <w:rPr>
+          <w:rFonts w:hint="eastAsia" w:ascii="宋体" w:hAnsi="宋体" w:eastAsia="宋体" w:cs="宋体"/>
+          <w:b w:val="0"/>
+          <w:bCs w:val="0"/>
+          <w:sz w:val="24"/>
+          <w:szCs w:val="24"/>
+          <w:lang w:val="en-US" w:eastAsia="zh-CN"/>
+        </w:rPr>
+        <w:t>编码：通过编码重新打开，通过编码保存，工作区编码设置</w:t>
+      </w:r>
+    </w:p>
+    <w:p>
+      <w:pPr>
+        <w:rPr>
+          <w:rFonts w:hint="eastAsia" w:ascii="宋体" w:hAnsi="宋体" w:eastAsia="宋体" w:cs="宋体"/>
+          <w:b/>
+          <w:bCs/>
+          <w:sz w:val="24"/>
+          <w:szCs w:val="24"/>
+          <w:lang w:val="en-US" w:eastAsia="zh-CN"/>
+        </w:rPr>
+      </w:pPr>
+      <w:r>
+        <w:rPr>
+          <w:rFonts w:hint="eastAsia" w:ascii="宋体" w:hAnsi="宋体" w:eastAsia="宋体" w:cs="宋体"/>
+          <w:b/>
+          <w:bCs/>
+          <w:sz w:val="24"/>
+          <w:szCs w:val="24"/>
+          <w:lang w:val="en-US" w:eastAsia="zh-CN"/>
+        </w:rPr>
+        <w:t>UTF-8</w:t>
+      </w:r>
+    </w:p>
+    <w:p>
+      <w:pPr>
+        <w:rPr>
+          <w:rFonts w:hint="eastAsia" w:ascii="宋体" w:hAnsi="宋体" w:eastAsia="宋体" w:cs="宋体"/>
+          <w:b w:val="0"/>
+          <w:bCs w:val="0"/>
+          <w:sz w:val="24"/>
+          <w:szCs w:val="24"/>
+          <w:lang w:val="en-US" w:eastAsia="zh-CN"/>
+        </w:rPr>
+      </w:pPr>
+      <w:r>
+        <w:rPr>
+          <w:rFonts w:hint="eastAsia" w:ascii="宋体" w:hAnsi="宋体" w:eastAsia="宋体" w:cs="宋体"/>
+          <w:b w:val="0"/>
+          <w:bCs w:val="0"/>
+          <w:sz w:val="24"/>
+          <w:szCs w:val="24"/>
+          <w:lang w:val="en-US" w:eastAsia="zh-CN"/>
+        </w:rPr>
+        <w:t>1）对于单字节的符号，字节的第一位设为0，后面7位为这个符号的 Unicode 码。因此对于英语字母，UTF-8 编码和 ASCII 码是相同的。</w:t>
+      </w:r>
+    </w:p>
+    <w:p>
+      <w:pPr>
+        <w:rPr>
+          <w:rFonts w:hint="eastAsia" w:ascii="宋体" w:hAnsi="宋体" w:eastAsia="宋体" w:cs="宋体"/>
+          <w:b w:val="0"/>
+          <w:bCs w:val="0"/>
+          <w:sz w:val="24"/>
+          <w:szCs w:val="24"/>
+          <w:lang w:val="en-US" w:eastAsia="zh-CN"/>
+        </w:rPr>
+      </w:pPr>
+      <w:r>
+        <w:rPr>
+          <w:rFonts w:hint="eastAsia" w:ascii="宋体" w:hAnsi="宋体" w:eastAsia="宋体" w:cs="宋体"/>
+          <w:b w:val="0"/>
+          <w:bCs w:val="0"/>
+          <w:sz w:val="24"/>
+          <w:szCs w:val="24"/>
+          <w:lang w:val="en-US" w:eastAsia="zh-CN"/>
+        </w:rPr>
+        <w:t>2）对于n字节的符号（n &gt; 1），第一个字节的前n位都设为1，第n + 1位设为0，后面字节的前两位一律设为10。剩下的没有提及的二进制位，全部为这个符号的 Unicode 码。</w:t>
+      </w:r>
+    </w:p>
+    <w:p>
+      <w:pPr>
+        <w:rPr>
+          <w:rFonts w:ascii="宋体" w:hAnsi="宋体" w:eastAsia="宋体" w:cs="宋体"/>
+          <w:sz w:val="24"/>
+          <w:szCs w:val="24"/>
+        </w:rPr>
+      </w:pPr>
+      <w:r>
+        <w:rPr>
+          <w:rFonts w:ascii="宋体" w:hAnsi="宋体" w:eastAsia="宋体" w:cs="宋体"/>
+          <w:sz w:val="24"/>
+          <w:szCs w:val="24"/>
+        </w:rPr>
+        <w:drawing>
+          <wp:inline distT="0" distB="0" distL="114300" distR="114300">
+            <wp:extent cx="5273040" cy="1652270"/>
+            <wp:effectExtent l="0" t="0" r="3810" b="5080"/>
+            <wp:docPr id="6" name="图片 6" descr="IMG_256"/>
+            <wp:cNvGraphicFramePr>
+              <a:graphicFrameLocks xmlns:a="http://schemas.openxmlformats.org/drawingml/2006/main" noChangeAspect="1"/>
+            </wp:cNvGraphicFramePr>
+            <a:graphic xmlns:a="http://schemas.openxmlformats.org/drawingml/2006/main">
+              <a:graphicData uri="http://schemas.openxmlformats.org/drawingml/2006/picture">
+                <pic:pic xmlns:pic="http://schemas.openxmlformats.org/drawingml/2006/picture">
+                  <pic:nvPicPr>
+                    <pic:cNvPr id="6" name="图片 6" descr="IMG_256"/>
+                    <pic:cNvPicPr>
+                      <a:picLocks noChangeAspect="1"/>
+                    </pic:cNvPicPr>
+                  </pic:nvPicPr>
+                  <pic:blipFill>
+                    <a:blip r:embed="rId4"/>
+                    <a:stretch>
+                      <a:fillRect/>
+                    </a:stretch>
+                  </pic:blipFill>
+                  <pic:spPr>
+                    <a:xfrm>
+                      <a:off x="0" y="0"/>
+                      <a:ext cx="5273040" cy="1652270"/>
+                    </a:xfrm>
+                    <a:prstGeom prst="rect">
+                      <a:avLst/>
+                    </a:prstGeom>
+                    <a:noFill/>
+                    <a:ln w="9525">
+                      <a:noFill/>
+                    </a:ln>
+                  </pic:spPr>
+                </pic:pic>
+              </a:graphicData>
+            </a:graphic>
+          </wp:inline>
+        </w:drawing>
+      </w:r>
+    </w:p>
+    <w:p>
+      <w:pPr>
+        <w:rPr>
+          <w:rFonts w:hint="eastAsia" w:ascii="宋体" w:hAnsi="宋体" w:eastAsia="宋体" w:cs="宋体"/>
+          <w:sz w:val="24"/>
+          <w:szCs w:val="24"/>
+          <w:lang w:val="en-US" w:eastAsia="zh-CN"/>
+        </w:rPr>
+      </w:pPr>
+      <w:r>
+        <w:rPr>
+          <w:rFonts w:hint="eastAsia" w:ascii="宋体" w:hAnsi="宋体" w:eastAsia="宋体" w:cs="宋体"/>
+          <w:sz w:val="24"/>
+          <w:szCs w:val="24"/>
+          <w:lang w:val="en-US" w:eastAsia="zh-CN"/>
+        </w:rPr>
+        <w:t>前缀码是指任何一个编码都不能作为另一个编码的前缀（开头部分），能确保解码时无歧义、无需分隔符</w:t>
+      </w:r>
+    </w:p>
+    <w:p>
+      <w:pPr>
+        <w:rPr>
+          <w:rFonts w:ascii="宋体" w:hAnsi="宋体" w:eastAsia="宋体" w:cs="宋体"/>
+          <w:sz w:val="24"/>
+          <w:szCs w:val="24"/>
+        </w:rPr>
+      </w:pPr>
+      <w:r>
+        <w:rPr>
+          <w:rFonts w:ascii="宋体" w:hAnsi="宋体" w:eastAsia="宋体" w:cs="宋体"/>
+          <w:sz w:val="24"/>
+          <w:szCs w:val="24"/>
+        </w:rPr>
+        <w:fldChar w:fldCharType="begin"/>
+      </w:r>
+      <w:r>
+        <w:rPr>
+          <w:rFonts w:ascii="宋体" w:hAnsi="宋体" w:eastAsia="宋体" w:cs="宋体"/>
+          <w:sz w:val="24"/>
+          <w:szCs w:val="24"/>
+        </w:rPr>
+        <w:instrText xml:space="preserve"> HYPERLINK "https://mp.weixin.qq.com/s?__biz=Mzk0MDYwOTA3Mw==&amp;mid=2247483698&amp;idx=1&amp;sn=e9eea739812dfd8d859980dd52bcdf4e&amp;chksm=c2de5a6cf5a9d37ae80176e3922c05214dc0029380765903205bd13b006774b0e5bafb1af8f1&amp;cur_album_id=3379372603696234499&amp;scene=189" \l "wechat_redirect" </w:instrText>
+      </w:r>
+      <w:r>
+        <w:rPr>
+          <w:rFonts w:ascii="宋体" w:hAnsi="宋体" w:eastAsia="宋体" w:cs="宋体"/>
+          <w:sz w:val="24"/>
+          <w:szCs w:val="24"/>
+        </w:rPr>
+        <w:fldChar w:fldCharType="separate"/>
+      </w:r>
+      <w:r>
+        <w:rPr>
+          <w:rStyle w:val="7"/>
+          <w:rFonts w:ascii="宋体" w:hAnsi="宋体" w:eastAsia="宋体" w:cs="宋体"/>
+          <w:sz w:val="24"/>
+          <w:szCs w:val="24"/>
+        </w:rPr>
+        <w:t>Unicode编码的结构和原理</w:t>
+      </w:r>
+      <w:r>
+        <w:rPr>
+          <w:rFonts w:ascii="宋体" w:hAnsi="宋体" w:eastAsia="宋体" w:cs="宋体"/>
+          <w:sz w:val="24"/>
+          <w:szCs w:val="24"/>
+        </w:rPr>
+        <w:fldChar w:fldCharType="end"/>
+      </w:r>
+    </w:p>
+    <w:p>
+      <w:pPr>
+        <w:rPr>
+          <w:rFonts w:ascii="宋体" w:hAnsi="宋体" w:eastAsia="宋体" w:cs="宋体"/>
+          <w:sz w:val="24"/>
+          <w:szCs w:val="24"/>
+        </w:rPr>
+      </w:pPr>
+    </w:p>
+    <w:p>
+      <w:pPr>
+        <w:rPr>
+          <w:rFonts w:ascii="宋体" w:hAnsi="宋体" w:eastAsia="宋体" w:cs="宋体"/>
+          <w:sz w:val="24"/>
+          <w:szCs w:val="24"/>
+        </w:rPr>
+      </w:pPr>
+      <w:r>
+        <w:rPr>
+          <w:rFonts w:ascii="宋体" w:hAnsi="宋体" w:eastAsia="宋体" w:cs="宋体"/>
+          <w:sz w:val="24"/>
+          <w:szCs w:val="24"/>
+        </w:rPr>
+        <w:fldChar w:fldCharType="begin"/>
+      </w:r>
+      <w:r>
+        <w:rPr>
+          <w:rFonts w:ascii="宋体" w:hAnsi="宋体" w:eastAsia="宋体" w:cs="宋体"/>
+          <w:sz w:val="24"/>
+          <w:szCs w:val="24"/>
+        </w:rPr>
+        <w:instrText xml:space="preserve"> HYPERLINK "https://mp.weixin.qq.com/s?__biz=Mzk0MDYwOTA3Mw==&amp;mid=2247483688&amp;idx=1&amp;sn=34e8dc7999b4978c3ae3bef7aaa39b17&amp;chksm=c2de5a76f5a9d360fff9ecc1e31d7fa30fd7b6c31bed7cfd36c8f72b2404b52af79cf757a5b3&amp;cur_album_id=3379372603696234499&amp;scene=189" \l "wechat_redirect" </w:instrText>
+      </w:r>
+      <w:r>
+        <w:rPr>
+          <w:rFonts w:ascii="宋体" w:hAnsi="宋体" w:eastAsia="宋体" w:cs="宋体"/>
+          <w:sz w:val="24"/>
+          <w:szCs w:val="24"/>
+        </w:rPr>
+        <w:fldChar w:fldCharType="separate"/>
+      </w:r>
+      <w:r>
+        <w:rPr>
+          <w:rStyle w:val="7"/>
+          <w:rFonts w:ascii="宋体" w:hAnsi="宋体" w:eastAsia="宋体" w:cs="宋体"/>
+          <w:sz w:val="24"/>
+          <w:szCs w:val="24"/>
+        </w:rPr>
+        <w:t>看透编码的一切</w:t>
+      </w:r>
+      <w:r>
+        <w:rPr>
+          <w:rFonts w:ascii="宋体" w:hAnsi="宋体" w:eastAsia="宋体" w:cs="宋体"/>
+          <w:sz w:val="24"/>
+          <w:szCs w:val="24"/>
+        </w:rPr>
+        <w:fldChar w:fldCharType="end"/>
+      </w:r>
+    </w:p>
+    <w:p>
+      <w:pPr>
+        <w:rPr>
+          <w:rFonts w:hint="default" w:ascii="宋体" w:hAnsi="宋体" w:eastAsia="宋体" w:cs="宋体"/>
+          <w:b/>
+          <w:bCs/>
+          <w:sz w:val="24"/>
+          <w:szCs w:val="24"/>
+          <w:lang w:val="en-US" w:eastAsia="zh-CN"/>
+        </w:rPr>
+      </w:pPr>
+      <w:r>
+        <w:rPr>
+          <w:rFonts w:hint="default" w:ascii="宋体" w:hAnsi="宋体" w:eastAsia="宋体" w:cs="宋体"/>
+          <w:b/>
+          <w:bCs/>
+          <w:sz w:val="24"/>
+          <w:szCs w:val="24"/>
+          <w:lang w:val="en-US" w:eastAsia="zh-CN"/>
+        </w:rPr>
+        <w:t>ASCII</w:t>
+      </w:r>
+    </w:p>
+    <w:p>
+      <w:pPr>
+        <w:rPr>
+          <w:rFonts w:hint="default" w:ascii="宋体" w:hAnsi="宋体" w:eastAsia="宋体" w:cs="宋体"/>
+          <w:sz w:val="24"/>
+          <w:szCs w:val="24"/>
+          <w:lang w:val="en-US" w:eastAsia="zh-CN"/>
+        </w:rPr>
+      </w:pPr>
+      <w:r>
+        <w:rPr>
+          <w:rFonts w:hint="default" w:ascii="宋体" w:hAnsi="宋体" w:eastAsia="宋体" w:cs="宋体"/>
+          <w:sz w:val="24"/>
+          <w:szCs w:val="24"/>
+          <w:lang w:val="en-US" w:eastAsia="zh-CN"/>
+        </w:rPr>
+        <w:t>ASCII用了1 个字节表示一个字符，但实际仅使用后 7 位，第八位为0用于奇偶校验位。7 位二进制能表示 2^7 = 128 个不同的字符，覆盖了英语使用所需的全部基础符号</w:t>
+      </w:r>
+    </w:p>
+    <w:p>
+      <w:pPr>
+        <w:rPr>
+          <w:rFonts w:hint="default" w:ascii="宋体" w:hAnsi="宋体" w:eastAsia="宋体" w:cs="宋体"/>
+          <w:b/>
+          <w:bCs/>
+          <w:sz w:val="24"/>
+          <w:szCs w:val="24"/>
+          <w:lang w:val="en-US" w:eastAsia="zh-CN"/>
+        </w:rPr>
+      </w:pPr>
+      <w:r>
+        <w:rPr>
+          <w:rFonts w:hint="default" w:ascii="宋体" w:hAnsi="宋体" w:eastAsia="宋体" w:cs="宋体"/>
+          <w:b/>
+          <w:bCs/>
+          <w:sz w:val="24"/>
+          <w:szCs w:val="24"/>
+          <w:lang w:val="en-US" w:eastAsia="zh-CN"/>
+        </w:rPr>
+        <w:t xml:space="preserve">GB2312 </w:t>
+      </w:r>
+    </w:p>
+    <w:p>
+      <w:pPr>
+        <w:rPr>
+          <w:rFonts w:hint="default" w:ascii="宋体" w:hAnsi="宋体" w:eastAsia="宋体" w:cs="宋体"/>
+          <w:sz w:val="24"/>
+          <w:szCs w:val="24"/>
+          <w:lang w:val="en-US" w:eastAsia="zh-CN"/>
+        </w:rPr>
+      </w:pPr>
+      <w:r>
+        <w:rPr>
+          <w:rFonts w:hint="default" w:ascii="宋体" w:hAnsi="宋体" w:eastAsia="宋体" w:cs="宋体"/>
+          <w:sz w:val="24"/>
+          <w:szCs w:val="24"/>
+          <w:lang w:val="en-US" w:eastAsia="zh-CN"/>
+        </w:rPr>
+        <w:t>当字节高位为1时，不再单独表示字符，而是作为 “汉字编码的组成部分”需两个 “高位为 1” 的字节组合，共同代表一个汉字或扩展符号</w:t>
+      </w:r>
+    </w:p>
+    <w:p>
+      <w:pPr>
+        <w:rPr>
+          <w:rFonts w:hint="default" w:ascii="宋体" w:hAnsi="宋体" w:eastAsia="宋体" w:cs="宋体"/>
+          <w:sz w:val="24"/>
+          <w:szCs w:val="24"/>
+          <w:lang w:val="en-US" w:eastAsia="zh-CN"/>
+        </w:rPr>
+      </w:pPr>
+      <w:r>
+        <w:rPr>
+          <w:rFonts w:hint="eastAsia" w:ascii="宋体" w:hAnsi="宋体" w:eastAsia="宋体" w:cs="宋体"/>
+          <w:sz w:val="24"/>
+          <w:szCs w:val="24"/>
+          <w:lang w:val="en-US" w:eastAsia="zh-CN"/>
+        </w:rPr>
+        <w:t>（</w:t>
+      </w:r>
+      <w:r>
+        <w:rPr>
+          <w:rFonts w:ascii="Arial" w:hAnsi="Arial" w:eastAsia="宋体" w:cs="Arial"/>
+          <w:i w:val="0"/>
+          <w:iCs w:val="0"/>
+          <w:caps w:val="0"/>
+          <w:color w:val="34495E"/>
+          <w:spacing w:val="0"/>
+          <w:sz w:val="21"/>
+          <w:szCs w:val="21"/>
+          <w:shd w:val="clear" w:fill="FFFFFF"/>
+        </w:rPr>
+        <w:t>特殊符号</w:t>
+      </w:r>
+      <w:r>
+        <w:rPr>
+          <w:rFonts w:hint="eastAsia" w:ascii="Arial" w:hAnsi="Arial" w:eastAsia="宋体" w:cs="Arial"/>
+          <w:i w:val="0"/>
+          <w:iCs w:val="0"/>
+          <w:caps w:val="0"/>
+          <w:color w:val="34495E"/>
+          <w:spacing w:val="0"/>
+          <w:sz w:val="21"/>
+          <w:szCs w:val="21"/>
+          <w:shd w:val="clear" w:fill="FFFFFF"/>
+          <w:lang w:eastAsia="zh-CN"/>
+        </w:rPr>
+        <w:t>，</w:t>
+      </w:r>
+      <w:r>
+        <w:rPr>
+          <w:rFonts w:ascii="Arial" w:hAnsi="Arial" w:eastAsia="宋体" w:cs="Arial"/>
+          <w:i w:val="0"/>
+          <w:iCs w:val="0"/>
+          <w:caps w:val="0"/>
+          <w:color w:val="34495E"/>
+          <w:spacing w:val="0"/>
+          <w:sz w:val="21"/>
+          <w:szCs w:val="21"/>
+          <w:shd w:val="clear" w:fill="FFFFFF"/>
+        </w:rPr>
+        <w:t>自定义符号区</w:t>
+      </w:r>
+      <w:r>
+        <w:rPr>
+          <w:rFonts w:hint="eastAsia" w:ascii="Arial" w:hAnsi="Arial" w:eastAsia="宋体" w:cs="Arial"/>
+          <w:i w:val="0"/>
+          <w:iCs w:val="0"/>
+          <w:caps w:val="0"/>
+          <w:color w:val="34495E"/>
+          <w:spacing w:val="0"/>
+          <w:sz w:val="21"/>
+          <w:szCs w:val="21"/>
+          <w:shd w:val="clear" w:fill="FFFFFF"/>
+          <w:lang w:eastAsia="zh-CN"/>
+        </w:rPr>
+        <w:t>，</w:t>
+      </w:r>
+      <w:r>
+        <w:rPr>
+          <w:rFonts w:ascii="Arial" w:hAnsi="Arial" w:eastAsia="宋体" w:cs="Arial"/>
+          <w:i w:val="0"/>
+          <w:iCs w:val="0"/>
+          <w:caps w:val="0"/>
+          <w:color w:val="34495E"/>
+          <w:spacing w:val="0"/>
+          <w:sz w:val="21"/>
+          <w:szCs w:val="21"/>
+          <w:shd w:val="clear" w:fill="FFFFFF"/>
+        </w:rPr>
+        <w:t>拼音排序一级汉字</w:t>
+      </w:r>
+      <w:r>
+        <w:rPr>
+          <w:rFonts w:hint="eastAsia" w:ascii="Arial" w:hAnsi="Arial" w:eastAsia="宋体" w:cs="Arial"/>
+          <w:i w:val="0"/>
+          <w:iCs w:val="0"/>
+          <w:caps w:val="0"/>
+          <w:color w:val="34495E"/>
+          <w:spacing w:val="0"/>
+          <w:sz w:val="21"/>
+          <w:szCs w:val="21"/>
+          <w:shd w:val="clear" w:fill="FFFFFF"/>
+          <w:lang w:eastAsia="zh-CN"/>
+        </w:rPr>
+        <w:t>，</w:t>
+      </w:r>
+      <w:r>
+        <w:rPr>
+          <w:rFonts w:ascii="Arial" w:hAnsi="Arial" w:eastAsia="宋体" w:cs="Arial"/>
+          <w:i w:val="0"/>
+          <w:iCs w:val="0"/>
+          <w:caps w:val="0"/>
+          <w:color w:val="34495E"/>
+          <w:spacing w:val="0"/>
+          <w:sz w:val="21"/>
+          <w:szCs w:val="21"/>
+          <w:shd w:val="clear" w:fill="FFFFFF"/>
+        </w:rPr>
+        <w:t>部首/笔画排序二级汉字</w:t>
+      </w:r>
+      <w:r>
+        <w:rPr>
+          <w:rFonts w:hint="eastAsia" w:ascii="Arial" w:hAnsi="Arial" w:eastAsia="宋体" w:cs="Arial"/>
+          <w:i w:val="0"/>
+          <w:iCs w:val="0"/>
+          <w:caps w:val="0"/>
+          <w:color w:val="34495E"/>
+          <w:spacing w:val="0"/>
+          <w:sz w:val="21"/>
+          <w:szCs w:val="21"/>
+          <w:shd w:val="clear" w:fill="FFFFFF"/>
+          <w:lang w:eastAsia="zh-CN"/>
+        </w:rPr>
+        <w:t>，</w:t>
+      </w:r>
+      <w:r>
+        <w:rPr>
+          <w:rFonts w:ascii="Arial" w:hAnsi="Arial" w:eastAsia="宋体" w:cs="Arial"/>
+          <w:i w:val="0"/>
+          <w:iCs w:val="0"/>
+          <w:caps w:val="0"/>
+          <w:color w:val="34495E"/>
+          <w:spacing w:val="0"/>
+          <w:sz w:val="21"/>
+          <w:szCs w:val="21"/>
+          <w:shd w:val="clear" w:fill="FFFFFF"/>
+        </w:rPr>
+        <w:t>自定义汉字区</w:t>
+      </w:r>
+      <w:r>
+        <w:rPr>
+          <w:rFonts w:hint="eastAsia" w:ascii="宋体" w:hAnsi="宋体" w:eastAsia="宋体" w:cs="宋体"/>
+          <w:sz w:val="24"/>
+          <w:szCs w:val="24"/>
+          <w:lang w:val="en-US" w:eastAsia="zh-CN"/>
+        </w:rPr>
+        <w:t>）</w:t>
+      </w:r>
+    </w:p>
+    <w:p>
+      <w:pPr>
+        <w:rPr>
+          <w:rFonts w:hint="default" w:ascii="宋体" w:hAnsi="宋体" w:eastAsia="宋体" w:cs="宋体"/>
+          <w:sz w:val="24"/>
+          <w:szCs w:val="24"/>
+          <w:lang w:val="en-US" w:eastAsia="zh-CN"/>
+        </w:rPr>
+      </w:pPr>
+      <w:r>
+        <w:rPr>
+          <w:rFonts w:hint="default" w:ascii="宋体" w:hAnsi="宋体" w:eastAsia="宋体" w:cs="宋体"/>
+          <w:sz w:val="24"/>
+          <w:szCs w:val="24"/>
+          <w:lang w:val="en-US" w:eastAsia="zh-CN"/>
+        </w:rPr>
+        <w:t>机内码</w:t>
+      </w:r>
+    </w:p>
+    <w:p>
+      <w:pPr>
+        <w:rPr>
+          <w:rFonts w:hint="default" w:ascii="宋体" w:hAnsi="宋体" w:eastAsia="宋体" w:cs="宋体"/>
+          <w:sz w:val="24"/>
+          <w:szCs w:val="24"/>
+          <w:lang w:val="en-US" w:eastAsia="zh-CN"/>
+        </w:rPr>
+      </w:pPr>
+      <w:r>
+        <w:rPr>
+          <w:rFonts w:hint="default" w:ascii="宋体" w:hAnsi="宋体" w:eastAsia="宋体" w:cs="宋体"/>
+          <w:sz w:val="24"/>
+          <w:szCs w:val="24"/>
+          <w:lang w:val="en-US" w:eastAsia="zh-CN"/>
+        </w:rPr>
+        <w:t>区位码</w:t>
+      </w:r>
+    </w:p>
+    <w:p>
+      <w:pPr>
+        <w:rPr>
+          <w:rFonts w:hint="default" w:ascii="宋体" w:hAnsi="宋体" w:eastAsia="宋体" w:cs="宋体"/>
+          <w:sz w:val="24"/>
+          <w:szCs w:val="24"/>
+          <w:lang w:val="en-US" w:eastAsia="zh-CN"/>
+        </w:rPr>
+      </w:pPr>
+      <w:r>
+        <w:rPr>
+          <w:rFonts w:hint="default" w:ascii="宋体" w:hAnsi="宋体" w:eastAsia="宋体" w:cs="宋体"/>
+          <w:sz w:val="24"/>
+          <w:szCs w:val="24"/>
+          <w:lang w:val="en-US" w:eastAsia="zh-CN"/>
+        </w:rPr>
+        <w:t>区位码＋2020H＝国标码</w:t>
+      </w:r>
+    </w:p>
+    <w:p>
+      <w:pPr>
+        <w:rPr>
+          <w:rFonts w:hint="default" w:ascii="宋体" w:hAnsi="宋体" w:eastAsia="宋体" w:cs="宋体"/>
+          <w:sz w:val="24"/>
+          <w:szCs w:val="24"/>
+          <w:lang w:val="en-US" w:eastAsia="zh-CN"/>
+        </w:rPr>
+      </w:pPr>
+      <w:r>
+        <w:rPr>
+          <w:rFonts w:hint="default" w:ascii="宋体" w:hAnsi="宋体" w:eastAsia="宋体" w:cs="宋体"/>
+          <w:sz w:val="24"/>
+          <w:szCs w:val="24"/>
+          <w:lang w:val="en-US" w:eastAsia="zh-CN"/>
+        </w:rPr>
+        <w:t>国标码＋8080H＝机内码</w:t>
+      </w:r>
+    </w:p>
+    <w:p>
+      <w:pPr>
+        <w:rPr>
+          <w:rFonts w:hint="default" w:ascii="宋体" w:hAnsi="宋体" w:eastAsia="宋体" w:cs="宋体"/>
+          <w:sz w:val="24"/>
+          <w:szCs w:val="24"/>
+          <w:lang w:val="en-US" w:eastAsia="zh-CN"/>
+        </w:rPr>
+      </w:pPr>
+      <w:r>
+        <w:rPr>
+          <w:rFonts w:hint="default" w:ascii="宋体" w:hAnsi="宋体" w:eastAsia="宋体" w:cs="宋体"/>
+          <w:sz w:val="24"/>
+          <w:szCs w:val="24"/>
+          <w:lang w:val="en-US" w:eastAsia="zh-CN"/>
+        </w:rPr>
+        <w:t xml:space="preserve"> GB2312（收录 6763 个简体汉字），GBK（含繁体、日韩汉字等）、GB18030（支持更多少数民族文字）。其他国家也相继制定了如日本的Shift_JIS（包含日语假名和汉字），欧洲的ISO-8859-1</w:t>
+      </w:r>
+    </w:p>
+    <w:p>
+      <w:pPr>
+        <w:rPr>
+          <w:rFonts w:hint="default" w:ascii="宋体" w:hAnsi="宋体" w:eastAsia="宋体" w:cs="宋体"/>
+          <w:b/>
+          <w:bCs/>
+          <w:sz w:val="24"/>
+          <w:szCs w:val="24"/>
+          <w:lang w:val="en-US" w:eastAsia="zh-CN"/>
+        </w:rPr>
+      </w:pPr>
+      <w:r>
+        <w:rPr>
+          <w:rFonts w:hint="default" w:ascii="宋体" w:hAnsi="宋体" w:eastAsia="宋体" w:cs="宋体"/>
+          <w:b/>
+          <w:bCs/>
+          <w:sz w:val="24"/>
+          <w:szCs w:val="24"/>
+          <w:lang w:val="en-US" w:eastAsia="zh-CN"/>
+        </w:rPr>
+        <w:t>Unicode</w:t>
+      </w:r>
+    </w:p>
+    <w:p>
+      <w:pPr>
+        <w:rPr>
+          <w:rFonts w:hint="default" w:ascii="宋体" w:hAnsi="宋体" w:eastAsia="宋体" w:cs="宋体"/>
+          <w:b w:val="0"/>
+          <w:bCs w:val="0"/>
+          <w:sz w:val="24"/>
+          <w:szCs w:val="24"/>
+          <w:lang w:val="en-US" w:eastAsia="zh-CN"/>
+        </w:rPr>
+        <w:sectPr>
+          <w:pgSz w:w="11906" w:h="16838"/>
+          <w:pgMar w:top="1440" w:right="1800" w:bottom="1440" w:left="1800" w:header="851" w:footer="992" w:gutter="0"/>
+          <w:cols w:space="425" w:num="1"/>
+          <w:docGrid w:type="lines" w:linePitch="312" w:charSpace="0"/>
+        </w:sectPr>
+      </w:pPr>
+      <w:r>
+        <w:rPr>
+          <w:rFonts w:hint="default" w:ascii="宋体" w:hAnsi="宋体" w:eastAsia="宋体" w:cs="宋体"/>
+          <w:b w:val="0"/>
+          <w:bCs w:val="0"/>
+          <w:sz w:val="24"/>
+          <w:szCs w:val="24"/>
+          <w:lang w:val="en-US" w:eastAsia="zh-CN"/>
+        </w:rPr>
+        <w:t>一个字符的Unicode编码是确定的。但是在实际传输过程中，由于不同系统平台的设计不一定一致，以及出于节省空间的目的，对 Unicode编码的实现方式有所不同。Unicode的实现方式称为Unicod转换格式（Unicode Transformation Format，简称为UTF）</w:t>
+      </w:r>
+    </w:p>
+    <w:p>
+      <w:pPr>
+        <w:rPr>
+          <w:rFonts w:hint="eastAsia" w:ascii="宋体" w:hAnsi="宋体" w:eastAsia="宋体" w:cs="宋体"/>
+          <w:b/>
+          <w:bCs/>
+          <w:sz w:val="24"/>
+          <w:szCs w:val="24"/>
+          <w:lang w:val="en-US" w:eastAsia="zh-CN"/>
+        </w:rPr>
+      </w:pPr>
+      <w:r>
+        <w:rPr>
+          <w:rFonts w:hint="eastAsia" w:ascii="宋体" w:hAnsi="宋体" w:eastAsia="宋体" w:cs="宋体"/>
+          <w:b/>
+          <w:bCs/>
+          <w:sz w:val="24"/>
+          <w:szCs w:val="24"/>
+          <w:lang w:val="en-US" w:eastAsia="zh-CN"/>
+        </w:rPr>
+        <w:t>归属于git存储库的编辑器操作</w:t>
+      </w:r>
+    </w:p>
+    <w:p>
+      <w:pPr>
+        <w:rPr>
+          <w:rFonts w:hint="eastAsia" w:ascii="宋体" w:hAnsi="宋体" w:eastAsia="宋体" w:cs="宋体"/>
+          <w:b w:val="0"/>
+          <w:bCs w:val="0"/>
+          <w:sz w:val="24"/>
+          <w:szCs w:val="24"/>
+          <w:lang w:val="en-US" w:eastAsia="zh-CN"/>
+        </w:rPr>
+      </w:pPr>
+    </w:p>
+    <w:p>
+      <w:pPr>
+        <w:rPr>
+          <w:rFonts w:hint="default" w:ascii="宋体" w:hAnsi="宋体" w:eastAsia="宋体" w:cs="宋体"/>
+          <w:b w:val="0"/>
+          <w:bCs w:val="0"/>
+          <w:sz w:val="24"/>
+          <w:szCs w:val="24"/>
+          <w:lang w:val="en-US" w:eastAsia="zh-CN"/>
+        </w:rPr>
+      </w:pPr>
+      <w:r>
+        <w:rPr>
+          <w:rFonts w:hint="default" w:ascii="宋体" w:hAnsi="宋体" w:eastAsia="宋体" w:cs="宋体"/>
+          <w:b w:val="0"/>
+          <w:bCs w:val="0"/>
+          <w:sz w:val="24"/>
+          <w:szCs w:val="24"/>
+          <w:lang w:val="en-US" w:eastAsia="zh-CN"/>
+        </w:rPr>
+        <w:t>Git histroy界面</w:t>
+      </w:r>
+    </w:p>
+    <w:p>
+      <w:pPr>
+        <w:rPr>
+          <w:rFonts w:hint="eastAsia" w:ascii="宋体" w:hAnsi="宋体" w:eastAsia="宋体" w:cs="宋体"/>
+          <w:b w:val="0"/>
+          <w:bCs w:val="0"/>
+          <w:sz w:val="24"/>
+          <w:szCs w:val="24"/>
+          <w:lang w:val="en-US" w:eastAsia="zh-CN"/>
+        </w:rPr>
+      </w:pPr>
+      <w:r>
+        <w:rPr>
+          <w:rFonts w:hint="eastAsia" w:ascii="宋体" w:hAnsi="宋体" w:eastAsia="宋体" w:cs="宋体"/>
+          <w:b w:val="0"/>
+          <w:bCs w:val="0"/>
+          <w:sz w:val="24"/>
+          <w:szCs w:val="24"/>
+          <w:lang w:val="en-US" w:eastAsia="zh-CN"/>
+        </w:rPr>
+        <w:t>Git Graph界面</w:t>
+      </w:r>
+    </w:p>
+    <w:p>
+      <w:pPr>
+        <w:rPr>
+          <w:rFonts w:hint="default" w:ascii="宋体" w:hAnsi="宋体" w:eastAsia="宋体" w:cs="宋体"/>
+          <w:b w:val="0"/>
+          <w:bCs w:val="0"/>
+          <w:sz w:val="24"/>
+          <w:szCs w:val="24"/>
+          <w:lang w:val="en-US" w:eastAsia="zh-CN"/>
+        </w:rPr>
+      </w:pPr>
+      <w:r>
+        <w:rPr>
+          <w:rFonts w:hint="default" w:ascii="宋体" w:hAnsi="宋体" w:eastAsia="宋体" w:cs="宋体"/>
+          <w:b w:val="0"/>
+          <w:bCs w:val="0"/>
+          <w:sz w:val="24"/>
+          <w:szCs w:val="24"/>
+          <w:lang w:val="en-US" w:eastAsia="zh-CN"/>
+        </w:rPr>
+        <w:t>Commit Compose界面</w:t>
+      </w:r>
+    </w:p>
+    <w:p>
+      <w:pPr>
+        <w:rPr>
+          <w:rFonts w:hint="default" w:ascii="宋体" w:hAnsi="宋体" w:eastAsia="宋体" w:cs="宋体"/>
+          <w:b w:val="0"/>
+          <w:bCs w:val="0"/>
+          <w:sz w:val="24"/>
+          <w:szCs w:val="24"/>
+          <w:lang w:val="en-US" w:eastAsia="zh-CN"/>
+        </w:rPr>
+      </w:pPr>
+      <w:r>
+        <w:rPr>
+          <w:rFonts w:hint="default" w:ascii="宋体" w:hAnsi="宋体" w:eastAsia="宋体" w:cs="宋体"/>
+          <w:b w:val="0"/>
+          <w:bCs w:val="0"/>
+          <w:sz w:val="24"/>
+          <w:szCs w:val="24"/>
+          <w:lang w:val="en-US" w:eastAsia="zh-CN"/>
+        </w:rPr>
+        <w:t>Commit Message Editor界面</w:t>
+      </w:r>
+    </w:p>
+    <w:p>
+      <w:pPr>
+        <w:rPr>
+          <w:rFonts w:hint="default" w:ascii="宋体" w:hAnsi="宋体" w:eastAsia="宋体" w:cs="宋体"/>
+          <w:b w:val="0"/>
+          <w:bCs w:val="0"/>
+          <w:sz w:val="24"/>
+          <w:szCs w:val="24"/>
+          <w:lang w:val="en-US" w:eastAsia="zh-CN"/>
+        </w:rPr>
+      </w:pPr>
+    </w:p>
+    <w:p>
+      <w:pPr>
+        <w:rPr>
+          <w:rFonts w:hint="default" w:ascii="宋体" w:hAnsi="宋体" w:eastAsia="宋体" w:cs="宋体"/>
+          <w:b w:val="0"/>
+          <w:bCs w:val="0"/>
+          <w:sz w:val="24"/>
+          <w:szCs w:val="24"/>
+          <w:lang w:val="en-US" w:eastAsia="zh-CN"/>
+        </w:rPr>
+      </w:pPr>
+    </w:p>
+    <w:p>
+      <w:pPr>
+        <w:rPr>
+          <w:rFonts w:hint="eastAsia" w:ascii="宋体" w:hAnsi="宋体" w:eastAsia="宋体" w:cs="宋体"/>
+          <w:b/>
+          <w:bCs/>
+          <w:sz w:val="24"/>
+          <w:szCs w:val="24"/>
+          <w:lang w:val="en-US" w:eastAsia="zh-CN"/>
+        </w:rPr>
+      </w:pPr>
+      <w:r>
+        <w:rPr>
+          <w:rFonts w:hint="eastAsia" w:ascii="宋体" w:hAnsi="宋体" w:eastAsia="宋体" w:cs="宋体"/>
+          <w:b/>
+          <w:bCs/>
+          <w:sz w:val="24"/>
+          <w:szCs w:val="24"/>
+          <w:lang w:val="en-US" w:eastAsia="zh-CN"/>
+        </w:rPr>
+        <w:t>Markdown语法格式</w:t>
+      </w:r>
+    </w:p>
+    <w:p>
+      <w:pPr>
+        <w:rPr>
+          <w:rFonts w:hint="default" w:ascii="宋体" w:hAnsi="宋体" w:eastAsia="宋体" w:cs="宋体"/>
+          <w:b w:val="0"/>
+          <w:bCs w:val="0"/>
+          <w:sz w:val="24"/>
+          <w:szCs w:val="24"/>
+          <w:lang w:val="en-US" w:eastAsia="zh-CN"/>
+        </w:rPr>
+      </w:pPr>
+      <w:r>
+        <w:rPr>
+          <w:rFonts w:ascii="宋体" w:hAnsi="宋体" w:eastAsia="宋体" w:cs="宋体"/>
+          <w:sz w:val="24"/>
+          <w:szCs w:val="24"/>
+        </w:rPr>
+        <w:fldChar w:fldCharType="begin"/>
+      </w:r>
+      <w:r>
+        <w:rPr>
+          <w:rFonts w:ascii="宋体" w:hAnsi="宋体" w:eastAsia="宋体" w:cs="宋体"/>
+          <w:sz w:val="24"/>
+          <w:szCs w:val="24"/>
+        </w:rPr>
+        <w:instrText xml:space="preserve"> HYPERLINK "https://blog.csdn.net/u012067966/article/details/50736647" </w:instrText>
+      </w:r>
+      <w:r>
+        <w:rPr>
+          <w:rFonts w:ascii="宋体" w:hAnsi="宋体" w:eastAsia="宋体" w:cs="宋体"/>
+          <w:sz w:val="24"/>
+          <w:szCs w:val="24"/>
+        </w:rPr>
+        <w:fldChar w:fldCharType="separate"/>
+      </w:r>
+      <w:r>
+        <w:rPr>
+          <w:rStyle w:val="6"/>
+          <w:rFonts w:ascii="宋体" w:hAnsi="宋体" w:eastAsia="宋体" w:cs="宋体"/>
+          <w:sz w:val="24"/>
+          <w:szCs w:val="24"/>
+        </w:rPr>
+        <w:t>GitHub上README.md排版样式教程_github 编写项目 readme时,字体格式如何调整-CSDN博客</w:t>
+      </w:r>
+      <w:r>
+        <w:rPr>
+          <w:rFonts w:ascii="宋体" w:hAnsi="宋体" w:eastAsia="宋体" w:cs="宋体"/>
+          <w:sz w:val="24"/>
+          <w:szCs w:val="24"/>
+        </w:rPr>
+        <w:fldChar w:fldCharType="end"/>
+      </w:r>
+    </w:p>
+    <w:p>
+      <w:pPr>
+        <w:rPr>
+          <w:rFonts w:hint="default" w:ascii="宋体" w:hAnsi="宋体" w:eastAsia="宋体" w:cs="宋体"/>
+          <w:b w:val="0"/>
+          <w:bCs w:val="0"/>
+          <w:sz w:val="24"/>
+          <w:szCs w:val="24"/>
+          <w:lang w:val="en-US" w:eastAsia="zh-CN"/>
+        </w:rPr>
+      </w:pPr>
+    </w:p>
+    <w:p>
+      <w:pPr>
+        <w:rPr>
+          <w:rFonts w:hint="default" w:ascii="宋体" w:hAnsi="宋体" w:eastAsia="宋体" w:cs="宋体"/>
+          <w:b w:val="0"/>
+          <w:bCs w:val="0"/>
+          <w:sz w:val="24"/>
+          <w:szCs w:val="24"/>
+          <w:lang w:val="en-US" w:eastAsia="zh-CN"/>
+        </w:rPr>
+      </w:pPr>
+      <w:r>
+        <w:rPr>
+          <w:rFonts w:hint="default" w:ascii="宋体" w:hAnsi="宋体" w:eastAsia="宋体" w:cs="宋体"/>
+          <w:b w:val="0"/>
+          <w:bCs w:val="0"/>
+          <w:sz w:val="24"/>
+          <w:szCs w:val="24"/>
+          <w:lang w:val="en-US" w:eastAsia="zh-CN"/>
+        </w:rPr>
+        <w:t>一个好的README文件通常包含以下几个部分：</w:t>
+      </w:r>
+    </w:p>
+    <w:p>
+      <w:pPr>
+        <w:rPr>
+          <w:rFonts w:hint="default" w:ascii="宋体" w:hAnsi="宋体" w:eastAsia="宋体" w:cs="宋体"/>
+          <w:b w:val="0"/>
+          <w:bCs w:val="0"/>
+          <w:sz w:val="24"/>
+          <w:szCs w:val="24"/>
+          <w:lang w:val="en-US" w:eastAsia="zh-CN"/>
+        </w:rPr>
+      </w:pPr>
+    </w:p>
+    <w:p>
+      <w:pPr>
+        <w:rPr>
+          <w:rFonts w:hint="default" w:ascii="宋体" w:hAnsi="宋体" w:eastAsia="宋体" w:cs="宋体"/>
+          <w:b w:val="0"/>
+          <w:bCs w:val="0"/>
+          <w:sz w:val="24"/>
+          <w:szCs w:val="24"/>
+          <w:lang w:val="en-US" w:eastAsia="zh-CN"/>
+        </w:rPr>
+      </w:pPr>
+      <w:r>
+        <w:rPr>
+          <w:rFonts w:hint="default" w:ascii="宋体" w:hAnsi="宋体" w:eastAsia="宋体" w:cs="宋体"/>
+          <w:b w:val="0"/>
+          <w:bCs w:val="0"/>
+          <w:sz w:val="24"/>
+          <w:szCs w:val="24"/>
+          <w:lang w:val="en-US" w:eastAsia="zh-CN"/>
+        </w:rPr>
+        <w:t>项目名称：项目的名称是用户首先看到的内容。</w:t>
+      </w:r>
+    </w:p>
+    <w:p>
+      <w:pPr>
+        <w:rPr>
+          <w:rFonts w:hint="default" w:ascii="宋体" w:hAnsi="宋体" w:eastAsia="宋体" w:cs="宋体"/>
+          <w:b w:val="0"/>
+          <w:bCs w:val="0"/>
+          <w:sz w:val="24"/>
+          <w:szCs w:val="24"/>
+          <w:lang w:val="en-US" w:eastAsia="zh-CN"/>
+        </w:rPr>
+      </w:pPr>
+      <w:r>
+        <w:rPr>
+          <w:rFonts w:hint="default" w:ascii="宋体" w:hAnsi="宋体" w:eastAsia="宋体" w:cs="宋体"/>
+          <w:b w:val="0"/>
+          <w:bCs w:val="0"/>
+          <w:sz w:val="24"/>
+          <w:szCs w:val="24"/>
+          <w:lang w:val="en-US" w:eastAsia="zh-CN"/>
+        </w:rPr>
+        <w:t>描述：简要描述项目的功能和重要性。</w:t>
+      </w:r>
+    </w:p>
+    <w:p>
+      <w:pPr>
+        <w:rPr>
+          <w:rFonts w:hint="default" w:ascii="宋体" w:hAnsi="宋体" w:eastAsia="宋体" w:cs="宋体"/>
+          <w:b w:val="0"/>
+          <w:bCs w:val="0"/>
+          <w:sz w:val="24"/>
+          <w:szCs w:val="24"/>
+          <w:lang w:val="en-US" w:eastAsia="zh-CN"/>
+        </w:rPr>
+      </w:pPr>
+      <w:r>
+        <w:rPr>
+          <w:rFonts w:hint="default" w:ascii="宋体" w:hAnsi="宋体" w:eastAsia="宋体" w:cs="宋体"/>
+          <w:b w:val="0"/>
+          <w:bCs w:val="0"/>
+          <w:sz w:val="24"/>
+          <w:szCs w:val="24"/>
+          <w:lang w:val="en-US" w:eastAsia="zh-CN"/>
+        </w:rPr>
+        <w:t>目录：可选，帮助用户快速导航长文档。</w:t>
+      </w:r>
+    </w:p>
+    <w:p>
+      <w:pPr>
+        <w:rPr>
+          <w:rFonts w:hint="default" w:ascii="宋体" w:hAnsi="宋体" w:eastAsia="宋体" w:cs="宋体"/>
+          <w:b w:val="0"/>
+          <w:bCs w:val="0"/>
+          <w:sz w:val="24"/>
+          <w:szCs w:val="24"/>
+          <w:lang w:val="en-US" w:eastAsia="zh-CN"/>
+        </w:rPr>
+      </w:pPr>
+      <w:r>
+        <w:rPr>
+          <w:rFonts w:hint="default" w:ascii="宋体" w:hAnsi="宋体" w:eastAsia="宋体" w:cs="宋体"/>
+          <w:b w:val="0"/>
+          <w:bCs w:val="0"/>
+          <w:sz w:val="24"/>
+          <w:szCs w:val="24"/>
+          <w:lang w:val="en-US" w:eastAsia="zh-CN"/>
+        </w:rPr>
+        <w:t>安装说明：提供如何在本地安装项目的步骤。</w:t>
+      </w:r>
+    </w:p>
+    <w:p>
+      <w:pPr>
+        <w:rPr>
+          <w:rFonts w:hint="default" w:ascii="宋体" w:hAnsi="宋体" w:eastAsia="宋体" w:cs="宋体"/>
+          <w:b w:val="0"/>
+          <w:bCs w:val="0"/>
+          <w:sz w:val="24"/>
+          <w:szCs w:val="24"/>
+          <w:lang w:val="en-US" w:eastAsia="zh-CN"/>
+        </w:rPr>
+      </w:pPr>
+      <w:r>
+        <w:rPr>
+          <w:rFonts w:hint="default" w:ascii="宋体" w:hAnsi="宋体" w:eastAsia="宋体" w:cs="宋体"/>
+          <w:b w:val="0"/>
+          <w:bCs w:val="0"/>
+          <w:sz w:val="24"/>
+          <w:szCs w:val="24"/>
+          <w:lang w:val="en-US" w:eastAsia="zh-CN"/>
+        </w:rPr>
+        <w:t>使用方法：指导用户如何使用项目，最好附上示例或截图。</w:t>
+      </w:r>
+    </w:p>
+    <w:p>
+      <w:pPr>
+        <w:rPr>
+          <w:rFonts w:hint="default" w:ascii="宋体" w:hAnsi="宋体" w:eastAsia="宋体" w:cs="宋体"/>
+          <w:b w:val="0"/>
+          <w:bCs w:val="0"/>
+          <w:sz w:val="24"/>
+          <w:szCs w:val="24"/>
+          <w:lang w:val="en-US" w:eastAsia="zh-CN"/>
+        </w:rPr>
+      </w:pPr>
+      <w:r>
+        <w:rPr>
+          <w:rFonts w:hint="default" w:ascii="宋体" w:hAnsi="宋体" w:eastAsia="宋体" w:cs="宋体"/>
+          <w:b w:val="0"/>
+          <w:bCs w:val="0"/>
+          <w:sz w:val="24"/>
+          <w:szCs w:val="24"/>
+          <w:lang w:val="en-US" w:eastAsia="zh-CN"/>
+        </w:rPr>
+        <w:t>贡献指南：说明如何为项目贡献代码或建议。</w:t>
+      </w:r>
+    </w:p>
+    <w:p>
+      <w:pPr>
+        <w:rPr>
+          <w:rFonts w:hint="default" w:ascii="宋体" w:hAnsi="宋体" w:eastAsia="宋体" w:cs="宋体"/>
+          <w:b w:val="0"/>
+          <w:bCs w:val="0"/>
+          <w:sz w:val="24"/>
+          <w:szCs w:val="24"/>
+          <w:lang w:val="en-US" w:eastAsia="zh-CN"/>
+        </w:rPr>
+      </w:pPr>
+      <w:r>
+        <w:rPr>
+          <w:rFonts w:hint="default" w:ascii="宋体" w:hAnsi="宋体" w:eastAsia="宋体" w:cs="宋体"/>
+          <w:b w:val="0"/>
+          <w:bCs w:val="0"/>
+          <w:sz w:val="24"/>
+          <w:szCs w:val="24"/>
+          <w:lang w:val="en-US" w:eastAsia="zh-CN"/>
+        </w:rPr>
+        <w:t>许可证：包含项目的许可证信息，确保用户了解使用条款</w:t>
+      </w:r>
+    </w:p>
+    <w:p>
+      <w:pPr>
+        <w:rPr>
+          <w:rFonts w:hint="default" w:ascii="宋体" w:hAnsi="宋体" w:eastAsia="宋体" w:cs="宋体"/>
+          <w:b w:val="0"/>
+          <w:bCs w:val="0"/>
+          <w:sz w:val="24"/>
+          <w:szCs w:val="24"/>
+          <w:lang w:val="en-US" w:eastAsia="zh-CN"/>
+        </w:rPr>
+      </w:pPr>
+    </w:p>
+    <w:p>
+      <w:pPr>
+        <w:rPr>
+          <w:rFonts w:hint="eastAsia" w:ascii="宋体" w:hAnsi="宋体" w:eastAsia="宋体" w:cs="宋体"/>
+          <w:b w:val="0"/>
+          <w:bCs w:val="0"/>
+          <w:sz w:val="24"/>
+          <w:szCs w:val="24"/>
+          <w:lang w:val="en-US" w:eastAsia="zh-CN"/>
+        </w:rPr>
+      </w:pPr>
+      <w:r>
+        <w:rPr>
+          <w:rFonts w:hint="eastAsia" w:ascii="宋体" w:hAnsi="宋体" w:eastAsia="宋体" w:cs="宋体"/>
+          <w:b w:val="0"/>
+          <w:bCs w:val="0"/>
+          <w:sz w:val="24"/>
+          <w:szCs w:val="24"/>
+          <w:lang w:val="en-US" w:eastAsia="zh-CN"/>
+        </w:rPr>
+        <w:t>直线型日期存档更新记录</w:t>
+      </w:r>
+    </w:p>
+    <w:p>
+      <w:pPr>
+        <w:rPr>
+          <w:rFonts w:hint="eastAsia" w:ascii="宋体" w:hAnsi="宋体" w:eastAsia="宋体" w:cs="宋体"/>
+          <w:b w:val="0"/>
+          <w:bCs w:val="0"/>
+          <w:sz w:val="24"/>
+          <w:szCs w:val="24"/>
+          <w:lang w:val="en-US" w:eastAsia="zh-CN"/>
+        </w:rPr>
+      </w:pPr>
+      <w:r>
+        <w:rPr>
+          <w:rFonts w:hint="eastAsia" w:ascii="宋体" w:hAnsi="宋体" w:eastAsia="宋体" w:cs="宋体"/>
+          <w:b w:val="0"/>
+          <w:bCs w:val="0"/>
+          <w:sz w:val="24"/>
+          <w:szCs w:val="24"/>
+          <w:lang w:val="en-US" w:eastAsia="zh-CN"/>
+        </w:rPr>
+        <w:t>项目型代码仓库使用说明</w:t>
+      </w:r>
+    </w:p>
+    <w:p>
+      <w:pPr>
+        <w:rPr>
+          <w:rFonts w:hint="eastAsia" w:ascii="宋体" w:hAnsi="宋体" w:eastAsia="宋体" w:cs="宋体"/>
+          <w:b w:val="0"/>
+          <w:bCs w:val="0"/>
+          <w:sz w:val="24"/>
+          <w:szCs w:val="24"/>
+          <w:lang w:val="en-US" w:eastAsia="zh-CN"/>
+        </w:rPr>
+      </w:pPr>
+    </w:p>
+    <w:p>
+      <w:pPr>
+        <w:rPr>
+          <w:rFonts w:hint="eastAsia" w:ascii="宋体" w:hAnsi="宋体" w:eastAsia="宋体" w:cs="宋体"/>
+          <w:b w:val="0"/>
+          <w:bCs w:val="0"/>
+          <w:sz w:val="24"/>
+          <w:szCs w:val="24"/>
+          <w:lang w:val="en-US" w:eastAsia="zh-CN"/>
+        </w:rPr>
+      </w:pPr>
+      <w:r>
+        <w:rPr>
+          <w:rFonts w:hint="eastAsia" w:ascii="宋体" w:hAnsi="宋体" w:eastAsia="宋体" w:cs="宋体"/>
+          <w:b w:val="0"/>
+          <w:bCs w:val="0"/>
+          <w:sz w:val="24"/>
+          <w:szCs w:val="24"/>
+          <w:lang w:val="en-US" w:eastAsia="zh-CN"/>
+        </w:rPr>
+        <w:t>markdown支持一些html标签</w:t>
+      </w:r>
       <w:bookmarkStart w:id="0" w:name="_GoBack"/>
       <w:bookmarkEnd w:id="0"/>
-      <w:r>
-        <w:rPr>
-          <w:rFonts w:hint="eastAsia" w:ascii="宋体" w:hAnsi="宋体" w:eastAsia="宋体" w:cs="宋体"/>
-          <w:sz w:val="24"/>
-          <w:szCs w:val="24"/>
-          <w:lang w:val="en-US" w:eastAsia="zh-CN"/>
-        </w:rPr>
-        <w:t>锁定</w:t>
-      </w:r>
-    </w:p>
-    <w:p>
-      <w:pPr>
-        <w:rPr>
-          <w:rFonts w:hint="default" w:ascii="宋体" w:hAnsi="宋体" w:eastAsia="宋体" w:cs="宋体"/>
-          <w:sz w:val="24"/>
-          <w:szCs w:val="24"/>
-          <w:lang w:val="en-US" w:eastAsia="zh-CN"/>
+    </w:p>
+    <w:p>
+      <w:pPr>
+        <w:rPr>
+          <w:rFonts w:hint="eastAsia" w:ascii="宋体" w:hAnsi="宋体" w:eastAsia="宋体" w:cs="宋体"/>
+          <w:b w:val="0"/>
+          <w:bCs w:val="0"/>
+          <w:sz w:val="24"/>
+          <w:szCs w:val="24"/>
+          <w:lang w:val="en-US" w:eastAsia="zh-CN"/>
+        </w:rPr>
+      </w:pPr>
+    </w:p>
+    <w:p>
+      <w:pPr>
+        <w:rPr>
+          <w:rFonts w:ascii="宋体" w:hAnsi="宋体" w:eastAsia="宋体" w:cs="宋体"/>
+          <w:sz w:val="24"/>
+          <w:szCs w:val="24"/>
         </w:rPr>
       </w:pPr>
       <w:r>
@@ -1615,7 +4698,7 @@
           <w:sz w:val="24"/>
           <w:szCs w:val="24"/>
         </w:rPr>
-        <w:instrText xml:space="preserve"> HYPERLINK "https://vscode.js.cn/docs/getstarted/personalize-vscode" </w:instrText>
+        <w:instrText xml:space="preserve"> HYPERLINK "https://github.highlight.ink/documenting-projects/formatting-your-readme" </w:instrText>
       </w:r>
       <w:r>
         <w:rPr>
@@ -1627,12 +4710,12 @@
       </w:r>
       <w:r>
         <w:rPr>
-          <w:rStyle w:val="4"/>
-          <w:rFonts w:ascii="宋体" w:hAnsi="宋体" w:eastAsia="宋体" w:cs="宋体"/>
-          <w:sz w:val="24"/>
-          <w:szCs w:val="24"/>
-        </w:rPr>
-        <w:t>个性化 VS Code - VSCode · AI 代码编辑器</w:t>
+          <w:rStyle w:val="7"/>
+          <w:rFonts w:ascii="宋体" w:hAnsi="宋体" w:eastAsia="宋体" w:cs="宋体"/>
+          <w:sz w:val="24"/>
+          <w:szCs w:val="24"/>
+        </w:rPr>
+        <w:t>格式化你的 README | GitHub 使用指南</w:t>
       </w:r>
       <w:r>
         <w:rPr>
@@ -1642,252 +4725,27 @@
         </w:rPr>
         <w:fldChar w:fldCharType="end"/>
       </w:r>
-      <w:r>
-        <w:rPr>
-          <w:rFonts w:hint="eastAsia" w:ascii="宋体" w:hAnsi="宋体" w:eastAsia="宋体" w:cs="宋体"/>
-          <w:sz w:val="24"/>
-          <w:szCs w:val="24"/>
-          <w:lang w:val="en-US" w:eastAsia="zh-CN"/>
-        </w:rPr>
-        <w:t xml:space="preserve"> //外观</w:t>
-      </w:r>
-    </w:p>
-    <w:p>
-      <w:pPr>
-        <w:rPr>
-          <w:rFonts w:hint="eastAsia" w:ascii="宋体" w:hAnsi="宋体" w:eastAsia="宋体" w:cs="宋体"/>
-          <w:sz w:val="24"/>
-          <w:szCs w:val="24"/>
-          <w:lang w:val="en-US" w:eastAsia="zh-CN"/>
-        </w:rPr>
-      </w:pPr>
-      <w:r>
-        <w:rPr>
-          <w:rFonts w:ascii="宋体" w:hAnsi="宋体" w:eastAsia="宋体" w:cs="宋体"/>
-          <w:sz w:val="24"/>
-          <w:szCs w:val="24"/>
-        </w:rPr>
-        <w:fldChar w:fldCharType="begin"/>
-      </w:r>
-      <w:r>
-        <w:rPr>
-          <w:rFonts w:ascii="宋体" w:hAnsi="宋体" w:eastAsia="宋体" w:cs="宋体"/>
-          <w:sz w:val="24"/>
-          <w:szCs w:val="24"/>
-        </w:rPr>
-        <w:instrText xml:space="preserve"> HYPERLINK "https://vscode.js.cn/docs/getstarted/tips-and-tricks" </w:instrText>
-      </w:r>
-      <w:r>
-        <w:rPr>
-          <w:rFonts w:ascii="宋体" w:hAnsi="宋体" w:eastAsia="宋体" w:cs="宋体"/>
-          <w:sz w:val="24"/>
-          <w:szCs w:val="24"/>
-        </w:rPr>
-        <w:fldChar w:fldCharType="separate"/>
-      </w:r>
-      <w:r>
-        <w:rPr>
-          <w:rStyle w:val="4"/>
-          <w:rFonts w:ascii="宋体" w:hAnsi="宋体" w:eastAsia="宋体" w:cs="宋体"/>
-          <w:sz w:val="24"/>
-          <w:szCs w:val="24"/>
-        </w:rPr>
-        <w:t>Visual Studio Code 技巧与窍门 - VSCode · AI 代码编辑器</w:t>
-      </w:r>
-      <w:r>
-        <w:rPr>
-          <w:rFonts w:ascii="宋体" w:hAnsi="宋体" w:eastAsia="宋体" w:cs="宋体"/>
-          <w:sz w:val="24"/>
-          <w:szCs w:val="24"/>
-        </w:rPr>
-        <w:fldChar w:fldCharType="end"/>
-      </w:r>
-      <w:r>
-        <w:rPr>
-          <w:rFonts w:hint="eastAsia" w:ascii="宋体" w:hAnsi="宋体" w:eastAsia="宋体" w:cs="宋体"/>
-          <w:sz w:val="24"/>
-          <w:szCs w:val="24"/>
-          <w:lang w:val="en-US" w:eastAsia="zh-CN"/>
-        </w:rPr>
-        <w:t xml:space="preserve"> //快捷键</w:t>
-      </w:r>
-    </w:p>
-    <w:p>
-      <w:pPr>
-        <w:rPr>
-          <w:rFonts w:ascii="宋体" w:hAnsi="宋体" w:eastAsia="宋体" w:cs="宋体"/>
-          <w:sz w:val="24"/>
-          <w:szCs w:val="24"/>
-        </w:rPr>
-      </w:pPr>
-      <w:r>
-        <w:rPr>
-          <w:rFonts w:ascii="宋体" w:hAnsi="宋体" w:eastAsia="宋体" w:cs="宋体"/>
-          <w:sz w:val="24"/>
-          <w:szCs w:val="24"/>
-        </w:rPr>
-        <w:fldChar w:fldCharType="begin"/>
-      </w:r>
-      <w:r>
-        <w:rPr>
-          <w:rFonts w:ascii="宋体" w:hAnsi="宋体" w:eastAsia="宋体" w:cs="宋体"/>
-          <w:sz w:val="24"/>
-          <w:szCs w:val="24"/>
-        </w:rPr>
-        <w:instrText xml:space="preserve"> HYPERLINK "https://vscode.js.cn/docs/copilot/getting-started" </w:instrText>
-      </w:r>
-      <w:r>
-        <w:rPr>
-          <w:rFonts w:ascii="宋体" w:hAnsi="宋体" w:eastAsia="宋体" w:cs="宋体"/>
-          <w:sz w:val="24"/>
-          <w:szCs w:val="24"/>
-        </w:rPr>
-        <w:fldChar w:fldCharType="separate"/>
-      </w:r>
-      <w:r>
-        <w:rPr>
-          <w:rStyle w:val="4"/>
-          <w:rFonts w:ascii="宋体" w:hAnsi="宋体" w:eastAsia="宋体" w:cs="宋体"/>
-          <w:sz w:val="24"/>
-          <w:szCs w:val="24"/>
-        </w:rPr>
-        <w:t>GitHub Copilot 在 VS Code 中的入门指南 - VSCode · AI 代码编辑器</w:t>
-      </w:r>
-      <w:r>
-        <w:rPr>
-          <w:rFonts w:ascii="宋体" w:hAnsi="宋体" w:eastAsia="宋体" w:cs="宋体"/>
-          <w:sz w:val="24"/>
-          <w:szCs w:val="24"/>
-        </w:rPr>
-        <w:fldChar w:fldCharType="end"/>
-      </w:r>
-    </w:p>
-    <w:p>
-      <w:pPr>
-        <w:rPr>
-          <w:rFonts w:hint="default" w:ascii="宋体" w:hAnsi="宋体" w:eastAsia="宋体" w:cs="宋体"/>
-          <w:sz w:val="24"/>
-          <w:szCs w:val="24"/>
-          <w:lang w:val="en-US" w:eastAsia="zh-CN"/>
-        </w:rPr>
-      </w:pPr>
-      <w:r>
-        <w:rPr>
-          <w:rFonts w:ascii="宋体" w:hAnsi="宋体" w:eastAsia="宋体" w:cs="宋体"/>
-          <w:sz w:val="24"/>
-          <w:szCs w:val="24"/>
-        </w:rPr>
-        <w:fldChar w:fldCharType="begin"/>
-      </w:r>
-      <w:r>
-        <w:rPr>
-          <w:rFonts w:ascii="宋体" w:hAnsi="宋体" w:eastAsia="宋体" w:cs="宋体"/>
-          <w:sz w:val="24"/>
-          <w:szCs w:val="24"/>
-        </w:rPr>
-        <w:instrText xml:space="preserve"> HYPERLINK "https://vscode.js.cn/docs/configure/command-line" </w:instrText>
-      </w:r>
-      <w:r>
-        <w:rPr>
-          <w:rFonts w:ascii="宋体" w:hAnsi="宋体" w:eastAsia="宋体" w:cs="宋体"/>
-          <w:sz w:val="24"/>
-          <w:szCs w:val="24"/>
-        </w:rPr>
-        <w:fldChar w:fldCharType="separate"/>
-      </w:r>
-      <w:r>
-        <w:rPr>
-          <w:rStyle w:val="4"/>
-          <w:rFonts w:ascii="宋体" w:hAnsi="宋体" w:eastAsia="宋体" w:cs="宋体"/>
-          <w:sz w:val="24"/>
-          <w:szCs w:val="24"/>
-        </w:rPr>
-        <w:t>命令行接口 (CLI) - VSCode · AI 代码编辑器</w:t>
-      </w:r>
-      <w:r>
-        <w:rPr>
-          <w:rFonts w:ascii="宋体" w:hAnsi="宋体" w:eastAsia="宋体" w:cs="宋体"/>
-          <w:sz w:val="24"/>
-          <w:szCs w:val="24"/>
-        </w:rPr>
-        <w:fldChar w:fldCharType="end"/>
-      </w:r>
-      <w:r>
-        <w:rPr>
-          <w:rFonts w:hint="eastAsia" w:ascii="宋体" w:hAnsi="宋体" w:eastAsia="宋体" w:cs="宋体"/>
-          <w:sz w:val="24"/>
-          <w:szCs w:val="24"/>
-          <w:lang w:val="en-US" w:eastAsia="zh-CN"/>
-        </w:rPr>
-        <w:t xml:space="preserve"> //配置</w:t>
-      </w:r>
-    </w:p>
-    <w:p>
-      <w:pPr>
-        <w:widowControl w:val="0"/>
-        <w:jc w:val="both"/>
-        <w:rPr>
-          <w:rFonts w:hint="default" w:ascii="宋体" w:hAnsi="宋体" w:eastAsia="宋体" w:cs="宋体"/>
-          <w:sz w:val="24"/>
-          <w:szCs w:val="24"/>
-          <w:lang w:val="en-US" w:eastAsia="zh-CN"/>
-        </w:rPr>
-      </w:pPr>
-      <w:r>
-        <w:rPr>
-          <w:rFonts w:ascii="宋体" w:hAnsi="宋体" w:eastAsia="宋体" w:cs="宋体"/>
-          <w:sz w:val="24"/>
-          <w:szCs w:val="24"/>
-        </w:rPr>
-        <w:fldChar w:fldCharType="begin"/>
-      </w:r>
-      <w:r>
-        <w:rPr>
-          <w:rFonts w:ascii="宋体" w:hAnsi="宋体" w:eastAsia="宋体" w:cs="宋体"/>
-          <w:sz w:val="24"/>
-          <w:szCs w:val="24"/>
-        </w:rPr>
-        <w:instrText xml:space="preserve"> HYPERLINK "https://vscode.js.cn/docs/editing/intellisense" </w:instrText>
-      </w:r>
-      <w:r>
-        <w:rPr>
-          <w:rFonts w:ascii="宋体" w:hAnsi="宋体" w:eastAsia="宋体" w:cs="宋体"/>
-          <w:sz w:val="24"/>
-          <w:szCs w:val="24"/>
-        </w:rPr>
-        <w:fldChar w:fldCharType="separate"/>
-      </w:r>
-      <w:r>
-        <w:rPr>
-          <w:rStyle w:val="4"/>
-          <w:rFonts w:ascii="宋体" w:hAnsi="宋体" w:eastAsia="宋体" w:cs="宋体"/>
-          <w:sz w:val="24"/>
-          <w:szCs w:val="24"/>
-        </w:rPr>
-        <w:t>IntelliSense - VSCode · AI 代码编辑器</w:t>
-      </w:r>
-      <w:r>
-        <w:rPr>
-          <w:rFonts w:ascii="宋体" w:hAnsi="宋体" w:eastAsia="宋体" w:cs="宋体"/>
-          <w:sz w:val="24"/>
-          <w:szCs w:val="24"/>
-        </w:rPr>
-        <w:fldChar w:fldCharType="end"/>
-      </w:r>
-      <w:r>
-        <w:rPr>
-          <w:rFonts w:hint="eastAsia" w:ascii="宋体" w:hAnsi="宋体" w:eastAsia="宋体" w:cs="宋体"/>
-          <w:sz w:val="24"/>
-          <w:szCs w:val="24"/>
-          <w:lang w:val="en-US" w:eastAsia="zh-CN"/>
-        </w:rPr>
-        <w:t xml:space="preserve"> //编辑代码</w:t>
-      </w:r>
-    </w:p>
-    <w:p>
-      <w:pPr>
-        <w:rPr>
-          <w:rFonts w:hint="default" w:ascii="宋体" w:hAnsi="宋体" w:eastAsia="宋体" w:cs="宋体"/>
+    </w:p>
+    <w:p>
+      <w:pPr>
+        <w:rPr>
+          <w:rFonts w:hint="default" w:ascii="宋体" w:hAnsi="宋体" w:eastAsia="宋体" w:cs="宋体"/>
+          <w:sz w:val="24"/>
+          <w:szCs w:val="24"/>
+          <w:lang w:val="en-US" w:eastAsia="zh-CN"/>
+        </w:rPr>
+        <w:sectPr>
+          <w:pgSz w:w="11906" w:h="16838"/>
+          <w:pgMar w:top="1440" w:right="1800" w:bottom="1440" w:left="1800" w:header="851" w:footer="992" w:gutter="0"/>
+          <w:cols w:space="425" w:num="1"/>
+          <w:docGrid w:type="lines" w:linePitch="312" w:charSpace="0"/>
+        </w:sectPr>
+      </w:pPr>
+    </w:p>
+    <w:p>
+      <w:pPr>
+        <w:rPr>
+          <w:rFonts w:hint="eastAsia" w:ascii="宋体" w:hAnsi="宋体" w:eastAsia="宋体" w:cs="宋体"/>
           <w:b/>
           <w:bCs/>
           <w:sz w:val="24"/>
@@ -1897,128 +4755,6 @@
       </w:pPr>
       <w:r>
         <w:rPr>
-          <w:rFonts w:ascii="宋体" w:hAnsi="宋体" w:eastAsia="宋体" w:cs="宋体"/>
-          <w:sz w:val="24"/>
-          <w:szCs w:val="24"/>
-        </w:rPr>
-        <w:fldChar w:fldCharType="begin"/>
-      </w:r>
-      <w:r>
-        <w:rPr>
-          <w:rFonts w:ascii="宋体" w:hAnsi="宋体" w:eastAsia="宋体" w:cs="宋体"/>
-          <w:sz w:val="24"/>
-          <w:szCs w:val="24"/>
-        </w:rPr>
-        <w:instrText xml:space="preserve"> HYPERLINK "https://vscode.js.cn/docs/sourcecontrol/merge-conflicts" </w:instrText>
-      </w:r>
-      <w:r>
-        <w:rPr>
-          <w:rFonts w:ascii="宋体" w:hAnsi="宋体" w:eastAsia="宋体" w:cs="宋体"/>
-          <w:sz w:val="24"/>
-          <w:szCs w:val="24"/>
-        </w:rPr>
-        <w:fldChar w:fldCharType="separate"/>
-      </w:r>
-      <w:r>
-        <w:rPr>
-          <w:rStyle w:val="4"/>
-          <w:rFonts w:ascii="宋体" w:hAnsi="宋体" w:eastAsia="宋体" w:cs="宋体"/>
-          <w:sz w:val="24"/>
-          <w:szCs w:val="24"/>
-        </w:rPr>
-        <w:t>在 VS Code 中解决合并冲突 - VSCode · AI 代码编辑器</w:t>
-      </w:r>
-      <w:r>
-        <w:rPr>
-          <w:rFonts w:ascii="宋体" w:hAnsi="宋体" w:eastAsia="宋体" w:cs="宋体"/>
-          <w:sz w:val="24"/>
-          <w:szCs w:val="24"/>
-        </w:rPr>
-        <w:fldChar w:fldCharType="end"/>
-      </w:r>
-      <w:r>
-        <w:rPr>
-          <w:rFonts w:hint="eastAsia" w:ascii="宋体" w:hAnsi="宋体" w:eastAsia="宋体" w:cs="宋体"/>
-          <w:sz w:val="24"/>
-          <w:szCs w:val="24"/>
-          <w:lang w:val="en-US" w:eastAsia="zh-CN"/>
-        </w:rPr>
-        <w:t xml:space="preserve"> //SCM合并编辑器</w:t>
-      </w:r>
-    </w:p>
-    <w:p>
-      <w:pPr>
-        <w:rPr>
-          <w:rFonts w:hint="default" w:ascii="宋体" w:hAnsi="宋体" w:eastAsia="宋体" w:cs="宋体"/>
-          <w:sz w:val="24"/>
-          <w:szCs w:val="24"/>
-          <w:lang w:val="en-US" w:eastAsia="zh-CN"/>
-        </w:rPr>
-      </w:pPr>
-      <w:r>
-        <w:rPr>
-          <w:rFonts w:ascii="宋体" w:hAnsi="宋体" w:eastAsia="宋体" w:cs="宋体"/>
-          <w:sz w:val="24"/>
-          <w:szCs w:val="24"/>
-        </w:rPr>
-        <w:fldChar w:fldCharType="begin"/>
-      </w:r>
-      <w:r>
-        <w:rPr>
-          <w:rFonts w:ascii="宋体" w:hAnsi="宋体" w:eastAsia="宋体" w:cs="宋体"/>
-          <w:sz w:val="24"/>
-          <w:szCs w:val="24"/>
-        </w:rPr>
-        <w:instrText xml:space="preserve"> HYPERLINK "https://vscode.js.cn/docs/languages/overview" </w:instrText>
-      </w:r>
-      <w:r>
-        <w:rPr>
-          <w:rFonts w:ascii="宋体" w:hAnsi="宋体" w:eastAsia="宋体" w:cs="宋体"/>
-          <w:sz w:val="24"/>
-          <w:szCs w:val="24"/>
-        </w:rPr>
-        <w:fldChar w:fldCharType="separate"/>
-      </w:r>
-      <w:r>
-        <w:rPr>
-          <w:rStyle w:val="4"/>
-          <w:rFonts w:ascii="宋体" w:hAnsi="宋体" w:eastAsia="宋体" w:cs="宋体"/>
-          <w:sz w:val="24"/>
-          <w:szCs w:val="24"/>
-        </w:rPr>
-        <w:t>编程语言 - VSCode · AI 代码编辑器</w:t>
-      </w:r>
-      <w:r>
-        <w:rPr>
-          <w:rFonts w:ascii="宋体" w:hAnsi="宋体" w:eastAsia="宋体" w:cs="宋体"/>
-          <w:sz w:val="24"/>
-          <w:szCs w:val="24"/>
-        </w:rPr>
-        <w:fldChar w:fldCharType="end"/>
-      </w:r>
-      <w:r>
-        <w:rPr>
-          <w:rFonts w:hint="eastAsia" w:ascii="宋体" w:hAnsi="宋体" w:eastAsia="宋体" w:cs="宋体"/>
-          <w:sz w:val="24"/>
-          <w:szCs w:val="24"/>
-          <w:lang w:val="en-US" w:eastAsia="zh-CN"/>
-        </w:rPr>
-        <w:t xml:space="preserve"> //调试，终端，教学</w:t>
-      </w:r>
-    </w:p>
-    <w:p>
-      <w:pPr>
-        <w:rPr>
-          <w:rFonts w:hint="default" w:ascii="宋体" w:hAnsi="宋体" w:eastAsia="宋体" w:cs="宋体"/>
-          <w:sz w:val="24"/>
-          <w:szCs w:val="24"/>
-          <w:lang w:val="en-US" w:eastAsia="zh-CN"/>
-        </w:rPr>
-      </w:pPr>
-    </w:p>
-    <w:p>
-      <w:pPr>
-        <w:rPr>
           <w:rFonts w:hint="eastAsia" w:ascii="宋体" w:hAnsi="宋体" w:eastAsia="宋体" w:cs="宋体"/>
           <w:b/>
           <w:bCs/>
@@ -2026,8 +4762,11 @@
           <w:szCs w:val="24"/>
           <w:lang w:val="en-US" w:eastAsia="zh-CN"/>
         </w:rPr>
-      </w:pPr>
-      <w:r>
+        <w:t>Git flow工作流</w:t>
+      </w:r>
+    </w:p>
+    <w:p>
+      <w:pPr>
         <w:rPr>
           <w:rFonts w:hint="eastAsia" w:ascii="宋体" w:hAnsi="宋体" w:eastAsia="宋体" w:cs="宋体"/>
           <w:b/>
@@ -2036,11 +4775,471 @@
           <w:szCs w:val="24"/>
           <w:lang w:val="en-US" w:eastAsia="zh-CN"/>
         </w:rPr>
-        <w:t>配置同步：</w:t>
-      </w:r>
-    </w:p>
-    <w:p>
-      <w:pPr>
+      </w:pPr>
+    </w:p>
+    <w:p>
+      <w:pPr>
+        <w:rPr>
+          <w:rFonts w:ascii="宋体" w:hAnsi="宋体" w:eastAsia="宋体" w:cs="宋体"/>
+          <w:sz w:val="24"/>
+          <w:szCs w:val="24"/>
+        </w:rPr>
+      </w:pPr>
+      <w:r>
+        <w:rPr>
+          <w:rFonts w:ascii="宋体" w:hAnsi="宋体" w:eastAsia="宋体" w:cs="宋体"/>
+          <w:sz w:val="24"/>
+          <w:szCs w:val="24"/>
+        </w:rPr>
+        <w:fldChar w:fldCharType="begin"/>
+      </w:r>
+      <w:r>
+        <w:rPr>
+          <w:rFonts w:ascii="宋体" w:hAnsi="宋体" w:eastAsia="宋体" w:cs="宋体"/>
+          <w:sz w:val="24"/>
+          <w:szCs w:val="24"/>
+        </w:rPr>
+        <w:instrText xml:space="preserve"> HYPERLINK "https://mp.weixin.qq.com/s/w2zyl8ux2a3XB06zSVdv9Q" </w:instrText>
+      </w:r>
+      <w:r>
+        <w:rPr>
+          <w:rFonts w:ascii="宋体" w:hAnsi="宋体" w:eastAsia="宋体" w:cs="宋体"/>
+          <w:sz w:val="24"/>
+          <w:szCs w:val="24"/>
+        </w:rPr>
+        <w:fldChar w:fldCharType="separate"/>
+      </w:r>
+      <w:r>
+        <w:rPr>
+          <w:rStyle w:val="7"/>
+          <w:rFonts w:ascii="宋体" w:hAnsi="宋体" w:eastAsia="宋体" w:cs="宋体"/>
+          <w:sz w:val="24"/>
+          <w:szCs w:val="24"/>
+        </w:rPr>
+        <w:t>GitFlow Workflow 工作流理论模型</w:t>
+      </w:r>
+      <w:r>
+        <w:rPr>
+          <w:rFonts w:ascii="宋体" w:hAnsi="宋体" w:eastAsia="宋体" w:cs="宋体"/>
+          <w:sz w:val="24"/>
+          <w:szCs w:val="24"/>
+        </w:rPr>
+        <w:fldChar w:fldCharType="end"/>
+      </w:r>
+    </w:p>
+    <w:p>
+      <w:pPr>
+        <w:rPr>
+          <w:rFonts w:ascii="宋体" w:hAnsi="宋体" w:eastAsia="宋体" w:cs="宋体"/>
+          <w:sz w:val="24"/>
+          <w:szCs w:val="24"/>
+        </w:rPr>
+      </w:pPr>
+      <w:r>
+        <w:rPr>
+          <w:rFonts w:ascii="宋体" w:hAnsi="宋体" w:eastAsia="宋体" w:cs="宋体"/>
+          <w:sz w:val="24"/>
+          <w:szCs w:val="24"/>
+        </w:rPr>
+        <w:drawing>
+          <wp:inline distT="0" distB="0" distL="114300" distR="114300">
+            <wp:extent cx="5266690" cy="2594610"/>
+            <wp:effectExtent l="0" t="0" r="10160" b="15240"/>
+            <wp:docPr id="3" name="图片 3" descr="IMG_256"/>
+            <wp:cNvGraphicFramePr>
+              <a:graphicFrameLocks xmlns:a="http://schemas.openxmlformats.org/drawingml/2006/main" noChangeAspect="1"/>
+            </wp:cNvGraphicFramePr>
+            <a:graphic xmlns:a="http://schemas.openxmlformats.org/drawingml/2006/main">
+              <a:graphicData uri="http://schemas.openxmlformats.org/drawingml/2006/picture">
+                <pic:pic xmlns:pic="http://schemas.openxmlformats.org/drawingml/2006/picture">
+                  <pic:nvPicPr>
+                    <pic:cNvPr id="3" name="图片 3" descr="IMG_256"/>
+                    <pic:cNvPicPr>
+                      <a:picLocks noChangeAspect="1"/>
+                    </pic:cNvPicPr>
+                  </pic:nvPicPr>
+                  <pic:blipFill>
+                    <a:blip r:embed="rId5"/>
+                    <a:stretch>
+                      <a:fillRect/>
+                    </a:stretch>
+                  </pic:blipFill>
+                  <pic:spPr>
+                    <a:xfrm>
+                      <a:off x="0" y="0"/>
+                      <a:ext cx="5266690" cy="2594610"/>
+                    </a:xfrm>
+                    <a:prstGeom prst="rect">
+                      <a:avLst/>
+                    </a:prstGeom>
+                    <a:noFill/>
+                    <a:ln w="9525">
+                      <a:noFill/>
+                    </a:ln>
+                  </pic:spPr>
+                </pic:pic>
+              </a:graphicData>
+            </a:graphic>
+          </wp:inline>
+        </w:drawing>
+      </w:r>
+    </w:p>
+    <w:p>
+      <w:pPr>
+        <w:rPr>
+          <w:rFonts w:hint="eastAsia" w:ascii="宋体" w:hAnsi="宋体" w:eastAsia="宋体" w:cs="宋体"/>
+          <w:sz w:val="24"/>
+          <w:szCs w:val="24"/>
+        </w:rPr>
+      </w:pPr>
+      <w:r>
+        <w:rPr>
+          <w:rFonts w:hint="eastAsia" w:ascii="宋体" w:hAnsi="宋体" w:eastAsia="宋体" w:cs="宋体"/>
+          <w:sz w:val="24"/>
+          <w:szCs w:val="24"/>
+        </w:rPr>
+        <w:t>Master</w:t>
+      </w:r>
+      <w:r>
+        <w:rPr>
+          <w:rFonts w:hint="eastAsia" w:ascii="宋体" w:hAnsi="宋体" w:eastAsia="宋体" w:cs="宋体"/>
+          <w:sz w:val="24"/>
+          <w:szCs w:val="24"/>
+          <w:lang w:eastAsia="zh-CN"/>
+        </w:rPr>
+        <w:t>：</w:t>
+      </w:r>
+      <w:r>
+        <w:rPr>
+          <w:rFonts w:hint="eastAsia" w:ascii="宋体" w:hAnsi="宋体" w:eastAsia="宋体" w:cs="宋体"/>
+          <w:sz w:val="24"/>
+          <w:szCs w:val="24"/>
+        </w:rPr>
+        <w:t>对应的Tag版本号</w:t>
+      </w:r>
+      <w:r>
+        <w:rPr>
+          <w:rFonts w:hint="eastAsia" w:ascii="宋体" w:hAnsi="宋体" w:eastAsia="宋体" w:cs="宋体"/>
+          <w:sz w:val="24"/>
+          <w:szCs w:val="24"/>
+          <w:lang w:eastAsia="zh-CN"/>
+        </w:rPr>
+        <w:t>。</w:t>
+      </w:r>
+      <w:r>
+        <w:rPr>
+          <w:rFonts w:hint="eastAsia" w:ascii="宋体" w:hAnsi="宋体" w:eastAsia="宋体" w:cs="宋体"/>
+          <w:sz w:val="24"/>
+          <w:szCs w:val="24"/>
+        </w:rPr>
+        <w:t>从Hotfix、Release分支合并过来。</w:t>
+      </w:r>
+    </w:p>
+    <w:p>
+      <w:pPr>
+        <w:rPr>
+          <w:rFonts w:hint="eastAsia" w:ascii="宋体" w:hAnsi="宋体" w:eastAsia="宋体" w:cs="宋体"/>
+          <w:sz w:val="24"/>
+          <w:szCs w:val="24"/>
+        </w:rPr>
+      </w:pPr>
+      <w:r>
+        <w:rPr>
+          <w:rFonts w:hint="eastAsia" w:ascii="宋体" w:hAnsi="宋体" w:eastAsia="宋体" w:cs="宋体"/>
+          <w:sz w:val="24"/>
+          <w:szCs w:val="24"/>
+        </w:rPr>
+        <w:t>Develop</w:t>
+      </w:r>
+      <w:r>
+        <w:rPr>
+          <w:rFonts w:hint="eastAsia" w:ascii="宋体" w:hAnsi="宋体" w:eastAsia="宋体" w:cs="宋体"/>
+          <w:sz w:val="24"/>
+          <w:szCs w:val="24"/>
+          <w:lang w:eastAsia="zh-CN"/>
+        </w:rPr>
+        <w:t>：</w:t>
+      </w:r>
+      <w:r>
+        <w:rPr>
+          <w:rFonts w:hint="eastAsia" w:ascii="宋体" w:hAnsi="宋体" w:eastAsia="宋体" w:cs="宋体"/>
+          <w:sz w:val="24"/>
+          <w:szCs w:val="24"/>
+        </w:rPr>
+        <w:t>由Master派生而来</w:t>
+      </w:r>
+      <w:r>
+        <w:rPr>
+          <w:rFonts w:hint="eastAsia" w:ascii="宋体" w:hAnsi="宋体" w:eastAsia="宋体" w:cs="宋体"/>
+          <w:sz w:val="24"/>
+          <w:szCs w:val="24"/>
+          <w:lang w:eastAsia="zh-CN"/>
+        </w:rPr>
+        <w:t>，</w:t>
+      </w:r>
+      <w:r>
+        <w:rPr>
+          <w:rFonts w:hint="eastAsia" w:ascii="宋体" w:hAnsi="宋体" w:eastAsia="宋体" w:cs="宋体"/>
+          <w:sz w:val="24"/>
+          <w:szCs w:val="24"/>
+        </w:rPr>
+        <w:t>从此处创建一个Release分支。</w:t>
+      </w:r>
+    </w:p>
+    <w:p>
+      <w:pPr>
+        <w:rPr>
+          <w:rFonts w:hint="eastAsia" w:ascii="宋体" w:hAnsi="宋体" w:eastAsia="宋体" w:cs="宋体"/>
+          <w:sz w:val="24"/>
+          <w:szCs w:val="24"/>
+          <w:lang w:eastAsia="zh-CN"/>
+        </w:rPr>
+      </w:pPr>
+      <w:r>
+        <w:rPr>
+          <w:rFonts w:hint="eastAsia" w:ascii="宋体" w:hAnsi="宋体" w:eastAsia="宋体" w:cs="宋体"/>
+          <w:sz w:val="24"/>
+          <w:szCs w:val="24"/>
+        </w:rPr>
+        <w:t>Feature</w:t>
+      </w:r>
+      <w:r>
+        <w:rPr>
+          <w:rFonts w:hint="eastAsia" w:ascii="宋体" w:hAnsi="宋体" w:eastAsia="宋体" w:cs="宋体"/>
+          <w:sz w:val="24"/>
+          <w:szCs w:val="24"/>
+          <w:lang w:eastAsia="zh-CN"/>
+        </w:rPr>
+        <w:t>：</w:t>
+      </w:r>
+      <w:r>
+        <w:rPr>
+          <w:rFonts w:hint="eastAsia" w:ascii="宋体" w:hAnsi="宋体" w:eastAsia="宋体" w:cs="宋体"/>
+          <w:sz w:val="24"/>
+          <w:szCs w:val="24"/>
+        </w:rPr>
+        <w:t>派生自Develop，Feature不会一直存在，只和Develop合并</w:t>
+      </w:r>
+      <w:r>
+        <w:rPr>
+          <w:rFonts w:hint="eastAsia" w:ascii="宋体" w:hAnsi="宋体" w:eastAsia="宋体" w:cs="宋体"/>
+          <w:sz w:val="24"/>
+          <w:szCs w:val="24"/>
+          <w:lang w:eastAsia="zh-CN"/>
+        </w:rPr>
+        <w:t>。</w:t>
+      </w:r>
+    </w:p>
+    <w:p>
+      <w:pPr>
+        <w:rPr>
+          <w:rFonts w:hint="eastAsia" w:ascii="宋体" w:hAnsi="宋体" w:eastAsia="宋体" w:cs="宋体"/>
+          <w:sz w:val="24"/>
+          <w:szCs w:val="24"/>
+          <w:lang w:eastAsia="zh-CN"/>
+        </w:rPr>
+      </w:pPr>
+      <w:r>
+        <w:rPr>
+          <w:rFonts w:hint="eastAsia" w:ascii="宋体" w:hAnsi="宋体" w:eastAsia="宋体" w:cs="宋体"/>
+          <w:sz w:val="24"/>
+          <w:szCs w:val="24"/>
+          <w:lang w:eastAsia="zh-CN"/>
+        </w:rPr>
+        <w:t>Release：由Develop派生而来，合并到Develop和Master分支。</w:t>
+      </w:r>
+    </w:p>
+    <w:p>
+      <w:pPr>
+        <w:rPr>
+          <w:rFonts w:hint="eastAsia" w:ascii="宋体" w:hAnsi="宋体" w:eastAsia="宋体" w:cs="宋体"/>
+          <w:sz w:val="24"/>
+          <w:szCs w:val="24"/>
+          <w:lang w:eastAsia="zh-CN"/>
+        </w:rPr>
+      </w:pPr>
+      <w:r>
+        <w:rPr>
+          <w:rFonts w:hint="eastAsia" w:ascii="宋体" w:hAnsi="宋体" w:eastAsia="宋体" w:cs="宋体"/>
+          <w:sz w:val="24"/>
+          <w:szCs w:val="24"/>
+          <w:lang w:eastAsia="zh-CN"/>
+        </w:rPr>
+        <w:t>（</w:t>
+      </w:r>
+      <w:r>
+        <w:rPr>
+          <w:rFonts w:ascii="sans-serif" w:hAnsi="sans-serif" w:eastAsia="sans-serif" w:cs="sans-serif"/>
+          <w:i w:val="0"/>
+          <w:iCs w:val="0"/>
+          <w:caps w:val="0"/>
+          <w:color w:val="010101"/>
+          <w:spacing w:val="0"/>
+          <w:sz w:val="22"/>
+          <w:szCs w:val="22"/>
+          <w:shd w:val="clear" w:fill="FFFFFF"/>
+        </w:rPr>
+        <w:t>上传</w:t>
+      </w:r>
+      <w:r>
+        <w:rPr>
+          <w:rFonts w:hint="eastAsia" w:ascii="sans-serif" w:hAnsi="sans-serif" w:eastAsia="宋体" w:cs="sans-serif"/>
+          <w:i w:val="0"/>
+          <w:iCs w:val="0"/>
+          <w:caps w:val="0"/>
+          <w:color w:val="010101"/>
+          <w:spacing w:val="0"/>
+          <w:sz w:val="22"/>
+          <w:szCs w:val="22"/>
+          <w:shd w:val="clear" w:fill="FFFFFF"/>
+          <w:lang w:eastAsia="zh-CN"/>
+        </w:rPr>
+        <w:t>，</w:t>
+      </w:r>
+      <w:r>
+        <w:rPr>
+          <w:rFonts w:ascii="sans-serif" w:hAnsi="sans-serif" w:eastAsia="sans-serif" w:cs="sans-serif"/>
+          <w:i w:val="0"/>
+          <w:iCs w:val="0"/>
+          <w:caps w:val="0"/>
+          <w:color w:val="010101"/>
+          <w:spacing w:val="0"/>
+          <w:sz w:val="22"/>
+          <w:szCs w:val="22"/>
+          <w:shd w:val="clear" w:fill="FFFFFF"/>
+        </w:rPr>
+        <w:t>测试</w:t>
+      </w:r>
+      <w:r>
+        <w:rPr>
+          <w:rFonts w:hint="eastAsia" w:ascii="sans-serif" w:hAnsi="sans-serif" w:eastAsia="宋体" w:cs="sans-serif"/>
+          <w:i w:val="0"/>
+          <w:iCs w:val="0"/>
+          <w:caps w:val="0"/>
+          <w:color w:val="010101"/>
+          <w:spacing w:val="0"/>
+          <w:sz w:val="22"/>
+          <w:szCs w:val="22"/>
+          <w:shd w:val="clear" w:fill="FFFFFF"/>
+          <w:lang w:eastAsia="zh-CN"/>
+        </w:rPr>
+        <w:t>，</w:t>
+      </w:r>
+      <w:r>
+        <w:rPr>
+          <w:rFonts w:hint="eastAsia" w:ascii="sans-serif" w:hAnsi="sans-serif" w:eastAsia="宋体" w:cs="sans-serif"/>
+          <w:i w:val="0"/>
+          <w:iCs w:val="0"/>
+          <w:caps w:val="0"/>
+          <w:color w:val="010101"/>
+          <w:spacing w:val="0"/>
+          <w:sz w:val="22"/>
+          <w:szCs w:val="22"/>
+          <w:shd w:val="clear" w:fill="FFFFFF"/>
+          <w:lang w:val="en-US" w:eastAsia="zh-CN"/>
+        </w:rPr>
+        <w:t>测试修改，变更说明，不新增功能</w:t>
+      </w:r>
+      <w:r>
+        <w:rPr>
+          <w:rFonts w:hint="eastAsia" w:ascii="宋体" w:hAnsi="宋体" w:eastAsia="宋体" w:cs="宋体"/>
+          <w:sz w:val="24"/>
+          <w:szCs w:val="24"/>
+          <w:lang w:eastAsia="zh-CN"/>
+        </w:rPr>
+        <w:t>）</w:t>
+      </w:r>
+    </w:p>
+    <w:p>
+      <w:pPr>
+        <w:rPr>
+          <w:rFonts w:hint="eastAsia" w:ascii="宋体" w:hAnsi="宋体" w:eastAsia="宋体" w:cs="宋体"/>
+          <w:sz w:val="24"/>
+          <w:szCs w:val="24"/>
+          <w:lang w:val="en-US" w:eastAsia="zh-CN"/>
+        </w:rPr>
+      </w:pPr>
+      <w:r>
+        <w:rPr>
+          <w:rFonts w:hint="eastAsia" w:ascii="宋体" w:hAnsi="宋体" w:eastAsia="宋体" w:cs="宋体"/>
+          <w:sz w:val="24"/>
+          <w:szCs w:val="24"/>
+          <w:lang w:eastAsia="zh-CN"/>
+        </w:rPr>
+        <w:t>Hotfix：</w:t>
+      </w:r>
+      <w:r>
+        <w:rPr>
+          <w:rFonts w:hint="eastAsia" w:ascii="宋体" w:hAnsi="宋体" w:eastAsia="宋体" w:cs="宋体"/>
+          <w:sz w:val="24"/>
+          <w:szCs w:val="24"/>
+        </w:rPr>
+        <w:t>由Master派生而来</w:t>
+      </w:r>
+      <w:r>
+        <w:rPr>
+          <w:rFonts w:hint="eastAsia" w:ascii="宋体" w:hAnsi="宋体" w:eastAsia="宋体" w:cs="宋体"/>
+          <w:sz w:val="24"/>
+          <w:szCs w:val="24"/>
+          <w:lang w:val="en-US" w:eastAsia="zh-CN"/>
+        </w:rPr>
+        <w:t>,</w:t>
+      </w:r>
+      <w:r>
+        <w:rPr>
+          <w:rFonts w:hint="eastAsia" w:ascii="宋体" w:hAnsi="宋体" w:eastAsia="宋体" w:cs="宋体"/>
+          <w:sz w:val="24"/>
+          <w:szCs w:val="24"/>
+          <w:lang w:eastAsia="zh-CN"/>
+        </w:rPr>
+        <w:t>合并到Develop和Master分支。</w:t>
+      </w:r>
+    </w:p>
+    <w:p>
+      <w:pPr>
+        <w:rPr>
+          <w:rFonts w:hint="eastAsia" w:ascii="宋体" w:hAnsi="宋体" w:eastAsia="宋体" w:cs="宋体"/>
+          <w:sz w:val="24"/>
+          <w:szCs w:val="24"/>
+          <w:lang w:eastAsia="zh-CN"/>
+        </w:rPr>
+      </w:pPr>
+      <w:r>
+        <w:rPr>
+          <w:rFonts w:hint="eastAsia" w:ascii="宋体" w:hAnsi="宋体" w:eastAsia="宋体" w:cs="宋体"/>
+          <w:sz w:val="24"/>
+          <w:szCs w:val="24"/>
+          <w:lang w:eastAsia="zh-CN"/>
+        </w:rPr>
+        <w:t>（</w:t>
+      </w:r>
+      <w:r>
+        <w:rPr>
+          <w:rFonts w:hint="eastAsia" w:ascii="宋体" w:hAnsi="宋体" w:eastAsia="宋体" w:cs="宋体"/>
+          <w:sz w:val="24"/>
+          <w:szCs w:val="24"/>
+          <w:lang w:val="en-US" w:eastAsia="zh-CN"/>
+        </w:rPr>
+        <w:t>develop未验证feature，master不需要feature，同步到master与develop</w:t>
+      </w:r>
+      <w:r>
+        <w:rPr>
+          <w:rFonts w:hint="eastAsia" w:ascii="宋体" w:hAnsi="宋体" w:eastAsia="宋体" w:cs="宋体"/>
+          <w:sz w:val="24"/>
+          <w:szCs w:val="24"/>
+          <w:lang w:eastAsia="zh-CN"/>
+        </w:rPr>
+        <w:t>）</w:t>
+      </w:r>
+    </w:p>
+    <w:p>
+      <w:pPr>
+        <w:widowControl w:val="0"/>
+        <w:numPr>
+          <w:ilvl w:val="0"/>
+          <w:numId w:val="1"/>
+        </w:numPr>
+        <w:jc w:val="both"/>
         <w:rPr>
           <w:rFonts w:hint="eastAsia" w:ascii="宋体" w:hAnsi="宋体" w:eastAsia="宋体" w:cs="宋体"/>
           <w:kern w:val="2"/>
@@ -2052,206 +5251,839 @@
       <w:r>
         <w:rPr>
           <w:rFonts w:hint="eastAsia" w:ascii="宋体" w:hAnsi="宋体" w:eastAsia="宋体" w:cs="宋体"/>
-          <w:b w:val="0"/>
-          <w:bCs w:val="0"/>
-          <w:sz w:val="24"/>
-          <w:szCs w:val="24"/>
-          <w:lang w:val="en-US" w:eastAsia="zh-CN"/>
-        </w:rPr>
-        <w:t>代码建议</w:t>
-      </w:r>
-      <w:r>
-        <w:rPr>
-          <w:rFonts w:hint="eastAsia" w:ascii="宋体" w:hAnsi="宋体" w:eastAsia="宋体" w:cs="宋体"/>
           <w:kern w:val="2"/>
           <w:sz w:val="24"/>
           <w:szCs w:val="24"/>
           <w:lang w:val="en-US" w:eastAsia="zh-CN" w:bidi="ar-SA"/>
         </w:rPr>
-        <w:t>IntelliSense（下拉选项）</w:t>
-      </w:r>
-    </w:p>
-    <w:p>
-      <w:pPr>
-        <w:rPr>
-          <w:rFonts w:hint="eastAsia" w:ascii="宋体" w:hAnsi="宋体" w:eastAsia="宋体" w:cs="宋体"/>
-          <w:sz w:val="24"/>
-          <w:szCs w:val="24"/>
-          <w:lang w:val="en-US" w:eastAsia="zh-CN"/>
-        </w:rPr>
-      </w:pPr>
-      <w:r>
-        <w:rPr>
-          <w:rFonts w:hint="eastAsia" w:ascii="宋体" w:hAnsi="宋体" w:eastAsia="宋体" w:cs="宋体"/>
-          <w:sz w:val="24"/>
-          <w:szCs w:val="24"/>
-          <w:lang w:val="en-US" w:eastAsia="zh-CN"/>
-        </w:rPr>
-        <w:t>设置路径</w:t>
-      </w:r>
-    </w:p>
-    <w:p>
-      <w:pPr>
-        <w:rPr>
-          <w:rFonts w:hint="eastAsia" w:ascii="宋体" w:hAnsi="宋体" w:eastAsia="宋体" w:cs="宋体"/>
-          <w:sz w:val="24"/>
-          <w:szCs w:val="24"/>
-          <w:lang w:val="en-US" w:eastAsia="zh-CN"/>
-        </w:rPr>
-      </w:pPr>
-      <w:r>
-        <w:rPr>
-          <w:rFonts w:hint="eastAsia" w:ascii="宋体" w:hAnsi="宋体" w:eastAsia="宋体" w:cs="宋体"/>
-          <w:sz w:val="24"/>
-          <w:szCs w:val="24"/>
-          <w:lang w:val="en-US" w:eastAsia="zh-CN"/>
-        </w:rPr>
-        <w:t>AI 辅助冲突解决按钮（需要分支？）</w:t>
-      </w:r>
-    </w:p>
-    <w:p>
-      <w:pPr>
-        <w:rPr>
-          <w:rFonts w:hint="default" w:ascii="宋体" w:hAnsi="宋体" w:eastAsia="宋体" w:cs="宋体"/>
-          <w:sz w:val="24"/>
-          <w:szCs w:val="24"/>
-          <w:lang w:val="en-US" w:eastAsia="zh-CN"/>
-        </w:rPr>
-      </w:pPr>
-      <w:r>
-        <w:rPr>
-          <w:rFonts w:hint="eastAsia" w:ascii="宋体" w:hAnsi="宋体" w:eastAsia="宋体" w:cs="宋体"/>
-          <w:b w:val="0"/>
-          <w:bCs w:val="0"/>
-          <w:sz w:val="24"/>
-          <w:szCs w:val="24"/>
-          <w:lang w:val="en-US" w:eastAsia="zh-CN"/>
-        </w:rPr>
-        <w:t>解决冲突确认终端应用</w:t>
-      </w:r>
-    </w:p>
-    <w:p>
-      <w:pPr>
-        <w:rPr>
-          <w:rFonts w:hint="default" w:ascii="宋体" w:hAnsi="宋体" w:eastAsia="宋体" w:cs="宋体"/>
-          <w:sz w:val="24"/>
-          <w:szCs w:val="24"/>
-          <w:lang w:val="en-US" w:eastAsia="zh-CN"/>
-        </w:rPr>
-      </w:pPr>
-    </w:p>
-    <w:p>
-      <w:pPr>
-        <w:rPr>
-          <w:rFonts w:hint="eastAsia" w:ascii="宋体" w:hAnsi="宋体" w:eastAsia="宋体" w:cs="宋体"/>
-          <w:sz w:val="24"/>
-          <w:szCs w:val="24"/>
-          <w:lang w:val="en-US" w:eastAsia="zh-CN"/>
-        </w:rPr>
-      </w:pPr>
-      <w:r>
-        <w:rPr>
-          <w:rFonts w:hint="eastAsia" w:ascii="宋体" w:hAnsi="宋体" w:eastAsia="宋体" w:cs="宋体"/>
+        <w:t>创建新Develop</w:t>
+      </w:r>
+    </w:p>
+    <w:p>
+      <w:pPr>
+        <w:widowControl w:val="0"/>
+        <w:numPr>
+          <w:ilvl w:val="0"/>
+          <w:numId w:val="1"/>
+        </w:numPr>
+        <w:ind w:left="720" w:leftChars="0" w:hanging="360" w:firstLineChars="0"/>
+        <w:jc w:val="both"/>
+        <w:rPr>
+          <w:rFonts w:hint="eastAsia" w:ascii="宋体" w:hAnsi="宋体" w:eastAsia="宋体" w:cs="宋体"/>
+          <w:kern w:val="2"/>
+          <w:sz w:val="24"/>
+          <w:szCs w:val="24"/>
+          <w:lang w:val="en-US" w:eastAsia="zh-CN" w:bidi="ar-SA"/>
+        </w:rPr>
+      </w:pPr>
+      <w:r>
+        <w:rPr>
+          <w:rFonts w:hint="default" w:ascii="宋体" w:hAnsi="宋体" w:eastAsia="宋体" w:cs="宋体"/>
+          <w:kern w:val="2"/>
+          <w:sz w:val="24"/>
+          <w:szCs w:val="24"/>
+          <w:lang w:val="en-US" w:eastAsia="zh-CN" w:bidi="ar-SA"/>
+        </w:rPr>
+        <w:t>Master发布新版本</w:t>
+      </w:r>
+    </w:p>
+    <w:p>
+      <w:pPr>
+        <w:widowControl w:val="0"/>
+        <w:numPr>
+          <w:ilvl w:val="0"/>
+          <w:numId w:val="1"/>
+        </w:numPr>
+        <w:ind w:left="720" w:leftChars="0" w:hanging="360" w:firstLineChars="0"/>
+        <w:jc w:val="both"/>
+        <w:rPr>
+          <w:rFonts w:hint="default" w:ascii="宋体" w:hAnsi="宋体" w:eastAsia="宋体" w:cs="宋体"/>
+          <w:kern w:val="2"/>
+          <w:sz w:val="24"/>
+          <w:szCs w:val="24"/>
+          <w:lang w:val="en-US" w:eastAsia="zh-CN" w:bidi="ar-SA"/>
+        </w:rPr>
+      </w:pPr>
+      <w:r>
+        <w:rPr>
+          <w:rFonts w:hint="default" w:ascii="宋体" w:hAnsi="宋体" w:eastAsia="宋体" w:cs="宋体"/>
+          <w:kern w:val="2"/>
+          <w:sz w:val="24"/>
+          <w:szCs w:val="24"/>
+          <w:lang w:val="en-US" w:eastAsia="zh-CN" w:bidi="ar-SA"/>
+        </w:rPr>
+        <w:t>Develop合并完新功能</w:t>
+      </w:r>
+    </w:p>
+    <w:p>
+      <w:pPr>
+        <w:widowControl w:val="0"/>
+        <w:numPr>
+          <w:ilvl w:val="0"/>
+          <w:numId w:val="1"/>
+        </w:numPr>
+        <w:ind w:left="720" w:leftChars="0" w:hanging="360" w:firstLineChars="0"/>
+        <w:jc w:val="both"/>
+        <w:rPr>
+          <w:rFonts w:hint="default" w:ascii="宋体" w:hAnsi="宋体" w:eastAsia="宋体" w:cs="宋体"/>
+          <w:kern w:val="2"/>
+          <w:sz w:val="24"/>
+          <w:szCs w:val="24"/>
+          <w:lang w:val="en-US" w:eastAsia="zh-CN" w:bidi="ar-SA"/>
+        </w:rPr>
+      </w:pPr>
+      <w:r>
+        <w:rPr>
+          <w:rFonts w:hint="default" w:ascii="宋体" w:hAnsi="宋体" w:eastAsia="宋体" w:cs="宋体"/>
+          <w:kern w:val="2"/>
+          <w:sz w:val="24"/>
+          <w:szCs w:val="24"/>
+          <w:lang w:val="en-US" w:eastAsia="zh-CN" w:bidi="ar-SA"/>
+        </w:rPr>
+        <w:t>创建新功能Feature</w:t>
+      </w:r>
+    </w:p>
+    <w:p>
+      <w:pPr>
+        <w:widowControl w:val="0"/>
+        <w:numPr>
+          <w:ilvl w:val="0"/>
+          <w:numId w:val="1"/>
+        </w:numPr>
+        <w:ind w:left="720" w:leftChars="0" w:hanging="360" w:firstLineChars="0"/>
+        <w:jc w:val="both"/>
+        <w:rPr>
+          <w:rFonts w:hint="default" w:ascii="宋体" w:hAnsi="宋体" w:eastAsia="宋体" w:cs="宋体"/>
+          <w:kern w:val="2"/>
+          <w:sz w:val="24"/>
+          <w:szCs w:val="24"/>
+          <w:lang w:val="en-US" w:eastAsia="zh-CN" w:bidi="ar-SA"/>
+        </w:rPr>
+      </w:pPr>
+      <w:r>
+        <w:rPr>
+          <w:rFonts w:hint="default" w:ascii="宋体" w:hAnsi="宋体" w:eastAsia="宋体" w:cs="宋体"/>
+          <w:kern w:val="2"/>
+          <w:sz w:val="24"/>
+          <w:szCs w:val="24"/>
+          <w:lang w:val="en-US" w:eastAsia="zh-CN" w:bidi="ar-SA"/>
+        </w:rPr>
+        <w:t>创建探索性功能Feature</w:t>
+      </w:r>
+    </w:p>
+    <w:p>
+      <w:pPr>
+        <w:widowControl w:val="0"/>
+        <w:numPr>
+          <w:ilvl w:val="0"/>
+          <w:numId w:val="1"/>
+        </w:numPr>
+        <w:ind w:left="720" w:leftChars="0" w:hanging="360" w:firstLineChars="0"/>
+        <w:jc w:val="both"/>
+        <w:rPr>
+          <w:rFonts w:hint="default" w:ascii="宋体" w:hAnsi="宋体" w:eastAsia="宋体" w:cs="宋体"/>
+          <w:kern w:val="2"/>
+          <w:sz w:val="24"/>
+          <w:szCs w:val="24"/>
+          <w:lang w:val="en-US" w:eastAsia="zh-CN" w:bidi="ar-SA"/>
+        </w:rPr>
+      </w:pPr>
+      <w:r>
+        <w:rPr>
+          <w:rFonts w:hint="default" w:ascii="宋体" w:hAnsi="宋体" w:eastAsia="宋体" w:cs="宋体"/>
+          <w:kern w:val="2"/>
+          <w:sz w:val="24"/>
+          <w:szCs w:val="24"/>
+          <w:lang w:val="en-US" w:eastAsia="zh-CN" w:bidi="ar-SA"/>
+        </w:rPr>
+        <w:t>新功能进展</w:t>
+      </w:r>
+    </w:p>
+    <w:p>
+      <w:pPr>
+        <w:widowControl w:val="0"/>
+        <w:numPr>
+          <w:ilvl w:val="0"/>
+          <w:numId w:val="1"/>
+        </w:numPr>
+        <w:ind w:left="720" w:leftChars="0" w:hanging="360" w:firstLineChars="0"/>
+        <w:jc w:val="both"/>
+        <w:rPr>
+          <w:rFonts w:hint="default" w:ascii="宋体" w:hAnsi="宋体" w:eastAsia="宋体" w:cs="宋体"/>
+          <w:kern w:val="2"/>
+          <w:sz w:val="24"/>
+          <w:szCs w:val="24"/>
+          <w:lang w:val="en-US" w:eastAsia="zh-CN" w:bidi="ar-SA"/>
+        </w:rPr>
+      </w:pPr>
+      <w:r>
+        <w:rPr>
+          <w:rFonts w:hint="default" w:ascii="宋体" w:hAnsi="宋体" w:eastAsia="宋体" w:cs="宋体"/>
+          <w:kern w:val="2"/>
+          <w:sz w:val="24"/>
+          <w:szCs w:val="24"/>
+          <w:lang w:val="en-US" w:eastAsia="zh-CN" w:bidi="ar-SA"/>
+        </w:rPr>
+        <w:t>探索性功能进展</w:t>
+      </w:r>
+    </w:p>
+    <w:p>
+      <w:pPr>
+        <w:widowControl w:val="0"/>
+        <w:numPr>
+          <w:ilvl w:val="0"/>
+          <w:numId w:val="1"/>
+        </w:numPr>
+        <w:ind w:left="720" w:leftChars="0" w:hanging="360" w:firstLineChars="0"/>
+        <w:jc w:val="both"/>
+        <w:rPr>
+          <w:rFonts w:hint="default" w:ascii="宋体" w:hAnsi="宋体" w:eastAsia="宋体" w:cs="宋体"/>
+          <w:kern w:val="2"/>
+          <w:sz w:val="24"/>
+          <w:szCs w:val="24"/>
+          <w:lang w:val="en-US" w:eastAsia="zh-CN" w:bidi="ar-SA"/>
+        </w:rPr>
+      </w:pPr>
+      <w:r>
+        <w:rPr>
+          <w:rFonts w:hint="default" w:ascii="宋体" w:hAnsi="宋体" w:eastAsia="宋体" w:cs="宋体"/>
+          <w:kern w:val="2"/>
+          <w:sz w:val="24"/>
+          <w:szCs w:val="24"/>
+          <w:lang w:val="en-US" w:eastAsia="zh-CN" w:bidi="ar-SA"/>
+        </w:rPr>
+        <w:t>新功能合并到Develop</w:t>
+      </w:r>
+    </w:p>
+    <w:p>
+      <w:pPr>
+        <w:widowControl w:val="0"/>
+        <w:numPr>
+          <w:ilvl w:val="0"/>
+          <w:numId w:val="1"/>
+        </w:numPr>
+        <w:ind w:left="720" w:leftChars="0" w:hanging="360" w:firstLineChars="0"/>
+        <w:jc w:val="both"/>
+        <w:rPr>
+          <w:rFonts w:hint="default" w:ascii="宋体" w:hAnsi="宋体" w:eastAsia="宋体" w:cs="宋体"/>
+          <w:kern w:val="2"/>
+          <w:sz w:val="24"/>
+          <w:szCs w:val="24"/>
+          <w:lang w:val="en-US" w:eastAsia="zh-CN" w:bidi="ar-SA"/>
+        </w:rPr>
+      </w:pPr>
+      <w:r>
+        <w:rPr>
+          <w:rFonts w:hint="default" w:ascii="宋体" w:hAnsi="宋体" w:eastAsia="宋体" w:cs="宋体"/>
+          <w:kern w:val="2"/>
+          <w:sz w:val="24"/>
+          <w:szCs w:val="24"/>
+          <w:lang w:val="en-US" w:eastAsia="zh-CN" w:bidi="ar-SA"/>
+        </w:rPr>
+        <w:t>探索性功能进展</w:t>
+      </w:r>
+    </w:p>
+    <w:p>
+      <w:pPr>
+        <w:widowControl w:val="0"/>
+        <w:numPr>
+          <w:ilvl w:val="0"/>
+          <w:numId w:val="1"/>
+        </w:numPr>
+        <w:ind w:left="720" w:leftChars="0" w:hanging="360" w:firstLineChars="0"/>
+        <w:jc w:val="both"/>
+        <w:rPr>
+          <w:rFonts w:hint="default" w:ascii="宋体" w:hAnsi="宋体" w:eastAsia="宋体" w:cs="宋体"/>
+          <w:kern w:val="2"/>
+          <w:sz w:val="24"/>
+          <w:szCs w:val="24"/>
+          <w:lang w:val="en-US" w:eastAsia="zh-CN" w:bidi="ar-SA"/>
+        </w:rPr>
+      </w:pPr>
+      <w:r>
+        <w:rPr>
+          <w:rFonts w:hint="default" w:ascii="宋体" w:hAnsi="宋体" w:eastAsia="宋体" w:cs="宋体"/>
+          <w:kern w:val="2"/>
+          <w:sz w:val="24"/>
+          <w:szCs w:val="24"/>
+          <w:lang w:val="en-US" w:eastAsia="zh-CN" w:bidi="ar-SA"/>
+        </w:rPr>
+        <w:t>探索性功能废弃</w:t>
+      </w:r>
+    </w:p>
+    <w:p>
+      <w:pPr>
+        <w:widowControl w:val="0"/>
+        <w:numPr>
+          <w:ilvl w:val="0"/>
+          <w:numId w:val="1"/>
+        </w:numPr>
+        <w:ind w:left="720" w:leftChars="0" w:hanging="360" w:firstLineChars="0"/>
+        <w:jc w:val="both"/>
+        <w:rPr>
+          <w:rFonts w:hint="default" w:ascii="宋体" w:hAnsi="宋体" w:eastAsia="宋体" w:cs="宋体"/>
+          <w:kern w:val="2"/>
+          <w:sz w:val="24"/>
+          <w:szCs w:val="24"/>
+          <w:lang w:val="en-US" w:eastAsia="zh-CN" w:bidi="ar-SA"/>
+        </w:rPr>
+      </w:pPr>
+      <w:r>
+        <w:rPr>
+          <w:rFonts w:hint="default" w:ascii="宋体" w:hAnsi="宋体" w:eastAsia="宋体" w:cs="宋体"/>
+          <w:kern w:val="2"/>
+          <w:sz w:val="24"/>
+          <w:szCs w:val="24"/>
+          <w:lang w:val="en-US" w:eastAsia="zh-CN" w:bidi="ar-SA"/>
+        </w:rPr>
+        <w:t>创建新Release</w:t>
+      </w:r>
+    </w:p>
+    <w:p>
+      <w:pPr>
+        <w:widowControl w:val="0"/>
+        <w:numPr>
+          <w:ilvl w:val="0"/>
+          <w:numId w:val="1"/>
+        </w:numPr>
+        <w:ind w:left="720" w:leftChars="0" w:hanging="360" w:firstLineChars="0"/>
+        <w:jc w:val="both"/>
+        <w:rPr>
+          <w:rFonts w:hint="default" w:ascii="宋体" w:hAnsi="宋体" w:eastAsia="宋体" w:cs="宋体"/>
+          <w:kern w:val="2"/>
+          <w:sz w:val="24"/>
+          <w:szCs w:val="24"/>
+          <w:lang w:val="en-US" w:eastAsia="zh-CN" w:bidi="ar-SA"/>
+        </w:rPr>
+      </w:pPr>
+      <w:r>
+        <w:rPr>
+          <w:rFonts w:hint="default" w:ascii="宋体" w:hAnsi="宋体" w:eastAsia="宋体" w:cs="宋体"/>
+          <w:kern w:val="2"/>
+          <w:sz w:val="24"/>
+          <w:szCs w:val="24"/>
+          <w:lang w:val="en-US" w:eastAsia="zh-CN" w:bidi="ar-SA"/>
+        </w:rPr>
+        <w:t>Release测试并修改</w:t>
+      </w:r>
+    </w:p>
+    <w:p>
+      <w:pPr>
+        <w:widowControl w:val="0"/>
+        <w:numPr>
+          <w:ilvl w:val="0"/>
+          <w:numId w:val="1"/>
+        </w:numPr>
+        <w:ind w:left="720" w:leftChars="0" w:hanging="360" w:firstLineChars="0"/>
+        <w:jc w:val="both"/>
+        <w:rPr>
+          <w:rFonts w:hint="default" w:ascii="宋体" w:hAnsi="宋体" w:eastAsia="宋体" w:cs="宋体"/>
+          <w:kern w:val="2"/>
+          <w:sz w:val="24"/>
+          <w:szCs w:val="24"/>
+          <w:lang w:val="en-US" w:eastAsia="zh-CN" w:bidi="ar-SA"/>
+        </w:rPr>
+      </w:pPr>
+      <w:r>
+        <w:rPr>
+          <w:rFonts w:hint="default" w:ascii="宋体" w:hAnsi="宋体" w:eastAsia="宋体" w:cs="宋体"/>
+          <w:kern w:val="2"/>
+          <w:sz w:val="24"/>
+          <w:szCs w:val="24"/>
+          <w:lang w:val="en-US" w:eastAsia="zh-CN" w:bidi="ar-SA"/>
+        </w:rPr>
+        <w:t>Develop合并修复好的新功能，前进一个版本</w:t>
+      </w:r>
+    </w:p>
+    <w:p>
+      <w:pPr>
+        <w:widowControl w:val="0"/>
+        <w:numPr>
+          <w:ilvl w:val="0"/>
+          <w:numId w:val="1"/>
+        </w:numPr>
+        <w:ind w:left="720" w:leftChars="0" w:hanging="360" w:firstLineChars="0"/>
+        <w:jc w:val="both"/>
+        <w:rPr>
+          <w:rFonts w:hint="default" w:ascii="宋体" w:hAnsi="宋体" w:eastAsia="宋体" w:cs="宋体"/>
+          <w:kern w:val="2"/>
+          <w:sz w:val="24"/>
+          <w:szCs w:val="24"/>
+          <w:lang w:val="en-US" w:eastAsia="zh-CN" w:bidi="ar-SA"/>
+        </w:rPr>
+      </w:pPr>
+      <w:r>
+        <w:rPr>
+          <w:rFonts w:hint="default" w:ascii="宋体" w:hAnsi="宋体" w:eastAsia="宋体" w:cs="宋体"/>
+          <w:kern w:val="2"/>
+          <w:sz w:val="24"/>
+          <w:szCs w:val="24"/>
+          <w:lang w:val="en-US" w:eastAsia="zh-CN" w:bidi="ar-SA"/>
+        </w:rPr>
+        <w:t>Release测试并修改完成后合并到Master</w:t>
+      </w:r>
+    </w:p>
+    <w:p>
+      <w:pPr>
+        <w:widowControl w:val="0"/>
+        <w:numPr>
+          <w:ilvl w:val="0"/>
+          <w:numId w:val="1"/>
+        </w:numPr>
+        <w:ind w:left="720" w:leftChars="0" w:hanging="360" w:firstLineChars="0"/>
+        <w:jc w:val="both"/>
+        <w:rPr>
+          <w:rFonts w:hint="default" w:ascii="宋体" w:hAnsi="宋体" w:eastAsia="宋体" w:cs="宋体"/>
+          <w:kern w:val="2"/>
+          <w:sz w:val="24"/>
+          <w:szCs w:val="24"/>
+          <w:lang w:val="en-US" w:eastAsia="zh-CN" w:bidi="ar-SA"/>
+        </w:rPr>
+      </w:pPr>
+      <w:r>
+        <w:rPr>
+          <w:rFonts w:hint="default" w:ascii="宋体" w:hAnsi="宋体" w:eastAsia="宋体" w:cs="宋体"/>
+          <w:kern w:val="2"/>
+          <w:sz w:val="24"/>
+          <w:szCs w:val="24"/>
+          <w:lang w:val="en-US" w:eastAsia="zh-CN" w:bidi="ar-SA"/>
+        </w:rPr>
+        <w:t>Develop合并修复好的新功能</w:t>
+      </w:r>
+    </w:p>
+    <w:p>
+      <w:pPr>
+        <w:widowControl w:val="0"/>
+        <w:numPr>
+          <w:ilvl w:val="0"/>
+          <w:numId w:val="1"/>
+        </w:numPr>
+        <w:ind w:left="720" w:leftChars="0" w:hanging="360" w:firstLineChars="0"/>
+        <w:jc w:val="both"/>
+        <w:rPr>
+          <w:rFonts w:hint="default" w:ascii="宋体" w:hAnsi="宋体" w:eastAsia="宋体" w:cs="宋体"/>
+          <w:kern w:val="2"/>
+          <w:sz w:val="24"/>
+          <w:szCs w:val="24"/>
+          <w:lang w:val="en-US" w:eastAsia="zh-CN" w:bidi="ar-SA"/>
+        </w:rPr>
+      </w:pPr>
+      <w:r>
+        <w:rPr>
+          <w:rFonts w:hint="default" w:ascii="宋体" w:hAnsi="宋体" w:eastAsia="宋体" w:cs="宋体"/>
+          <w:kern w:val="2"/>
+          <w:sz w:val="24"/>
+          <w:szCs w:val="24"/>
+          <w:lang w:val="en-US" w:eastAsia="zh-CN" w:bidi="ar-SA"/>
+        </w:rPr>
+        <w:t>Master问题修改号好后，前进一个版本</w:t>
+      </w:r>
+    </w:p>
+    <w:p>
+      <w:pPr>
+        <w:widowControl w:val="0"/>
+        <w:numPr>
+          <w:ilvl w:val="0"/>
+          <w:numId w:val="1"/>
+        </w:numPr>
+        <w:ind w:left="720" w:leftChars="0" w:hanging="360" w:firstLineChars="0"/>
+        <w:jc w:val="both"/>
+        <w:rPr>
+          <w:rFonts w:hint="default" w:ascii="宋体" w:hAnsi="宋体" w:eastAsia="宋体" w:cs="宋体"/>
+          <w:kern w:val="2"/>
+          <w:sz w:val="24"/>
+          <w:szCs w:val="24"/>
+          <w:lang w:val="en-US" w:eastAsia="zh-CN" w:bidi="ar-SA"/>
+        </w:rPr>
+      </w:pPr>
+      <w:r>
+        <w:rPr>
+          <w:rFonts w:hint="default" w:ascii="宋体" w:hAnsi="宋体" w:eastAsia="宋体" w:cs="宋体"/>
+          <w:kern w:val="2"/>
+          <w:sz w:val="24"/>
+          <w:szCs w:val="24"/>
+          <w:lang w:val="en-US" w:eastAsia="zh-CN" w:bidi="ar-SA"/>
+        </w:rPr>
+        <w:t>Master有问题，创建新Hotfix</w:t>
+      </w:r>
+    </w:p>
+    <w:p>
+      <w:pPr>
+        <w:widowControl w:val="0"/>
+        <w:numPr>
+          <w:ilvl w:val="0"/>
+          <w:numId w:val="1"/>
+        </w:numPr>
+        <w:ind w:left="720" w:leftChars="0" w:hanging="360" w:firstLineChars="0"/>
+        <w:jc w:val="both"/>
+        <w:rPr>
+          <w:rFonts w:hint="default" w:ascii="宋体" w:hAnsi="宋体" w:eastAsia="宋体" w:cs="宋体"/>
+          <w:kern w:val="2"/>
+          <w:sz w:val="24"/>
+          <w:szCs w:val="24"/>
+          <w:lang w:val="en-US" w:eastAsia="zh-CN" w:bidi="ar-SA"/>
+        </w:rPr>
+      </w:pPr>
+      <w:r>
+        <w:rPr>
+          <w:rFonts w:hint="default" w:ascii="宋体" w:hAnsi="宋体" w:eastAsia="宋体" w:cs="宋体"/>
+          <w:kern w:val="2"/>
+          <w:sz w:val="24"/>
+          <w:szCs w:val="24"/>
+          <w:lang w:val="en-US" w:eastAsia="zh-CN" w:bidi="ar-SA"/>
+        </w:rPr>
+        <w:t>问题修复好，合并到Master中</w:t>
+      </w:r>
+    </w:p>
+    <w:p>
+      <w:pPr>
+        <w:rPr>
+          <w:rFonts w:hint="eastAsia" w:ascii="宋体" w:hAnsi="宋体" w:eastAsia="宋体" w:cs="宋体"/>
+          <w:sz w:val="24"/>
+          <w:szCs w:val="24"/>
+          <w:lang w:eastAsia="zh-CN"/>
+        </w:rPr>
+      </w:pPr>
+    </w:p>
+    <w:p>
+      <w:pPr>
+        <w:rPr>
+          <w:rFonts w:hint="default" w:ascii="宋体" w:hAnsi="宋体" w:eastAsia="宋体" w:cs="宋体"/>
+          <w:sz w:val="24"/>
+          <w:szCs w:val="24"/>
+          <w:lang w:val="en-US" w:eastAsia="zh-CN"/>
+        </w:rPr>
+      </w:pPr>
+      <w:r>
+        <w:rPr>
+          <w:rFonts w:ascii="宋体" w:hAnsi="宋体" w:eastAsia="宋体" w:cs="宋体"/>
+          <w:sz w:val="24"/>
+          <w:szCs w:val="24"/>
+        </w:rPr>
+        <w:fldChar w:fldCharType="begin"/>
+      </w:r>
+      <w:r>
+        <w:rPr>
+          <w:rFonts w:ascii="宋体" w:hAnsi="宋体" w:eastAsia="宋体" w:cs="宋体"/>
+          <w:sz w:val="24"/>
+          <w:szCs w:val="24"/>
+        </w:rPr>
+        <w:instrText xml:space="preserve"> HYPERLINK "https://mp.weixin.qq.com/s/O1FJFwCZjIRjjBvfA1GbnA" </w:instrText>
+      </w:r>
+      <w:r>
+        <w:rPr>
+          <w:rFonts w:ascii="宋体" w:hAnsi="宋体" w:eastAsia="宋体" w:cs="宋体"/>
+          <w:sz w:val="24"/>
+          <w:szCs w:val="24"/>
+        </w:rPr>
+        <w:fldChar w:fldCharType="separate"/>
+      </w:r>
+      <w:r>
+        <w:rPr>
+          <w:rStyle w:val="7"/>
+          <w:rFonts w:ascii="宋体" w:hAnsi="宋体" w:eastAsia="宋体" w:cs="宋体"/>
+          <w:sz w:val="24"/>
+          <w:szCs w:val="24"/>
+        </w:rPr>
+        <w:t>如何规范使用Git——GitFlow</w:t>
+      </w:r>
+      <w:r>
+        <w:rPr>
+          <w:rFonts w:ascii="宋体" w:hAnsi="宋体" w:eastAsia="宋体" w:cs="宋体"/>
+          <w:sz w:val="24"/>
+          <w:szCs w:val="24"/>
+        </w:rPr>
+        <w:fldChar w:fldCharType="end"/>
+      </w:r>
+    </w:p>
+    <w:p>
+      <w:pPr>
+        <w:rPr>
+          <w:rFonts w:hint="default" w:ascii="宋体" w:hAnsi="宋体" w:eastAsia="宋体" w:cs="宋体"/>
           <w:b/>
           <w:bCs/>
           <w:sz w:val="24"/>
           <w:szCs w:val="24"/>
           <w:lang w:val="en-US" w:eastAsia="zh-CN"/>
         </w:rPr>
-        <w:t>功能：</w:t>
-      </w:r>
-    </w:p>
-    <w:p>
-      <w:pPr>
-        <w:rPr>
-          <w:rFonts w:hint="eastAsia" w:ascii="宋体" w:hAnsi="宋体" w:eastAsia="宋体" w:cs="宋体"/>
-          <w:kern w:val="2"/>
-          <w:sz w:val="24"/>
-          <w:szCs w:val="24"/>
-          <w:lang w:val="en-US" w:eastAsia="zh-CN" w:bidi="ar-SA"/>
-        </w:rPr>
-      </w:pPr>
-      <w:r>
-        <w:rPr>
-          <w:rFonts w:hint="eastAsia" w:ascii="宋体" w:hAnsi="宋体" w:eastAsia="宋体" w:cs="宋体"/>
-          <w:sz w:val="24"/>
-          <w:szCs w:val="24"/>
-          <w:lang w:val="en-US" w:eastAsia="zh-CN"/>
-        </w:rPr>
-        <w:t>代码补全</w:t>
-      </w:r>
-      <w:r>
-        <w:rPr>
-          <w:rFonts w:hint="eastAsia" w:ascii="宋体" w:hAnsi="宋体" w:eastAsia="宋体" w:cs="宋体"/>
-          <w:kern w:val="2"/>
-          <w:sz w:val="24"/>
-          <w:szCs w:val="24"/>
-          <w:lang w:val="en-US" w:eastAsia="zh-CN" w:bidi="ar-SA"/>
-        </w:rPr>
-        <w:t>GitHub Copilot（虚影文本）</w:t>
-      </w:r>
-    </w:p>
-    <w:p>
-      <w:pPr>
-        <w:rPr>
-          <w:rFonts w:hint="eastAsia" w:ascii="宋体" w:hAnsi="宋体" w:eastAsia="宋体" w:cs="宋体"/>
-          <w:sz w:val="24"/>
-          <w:szCs w:val="24"/>
-          <w:lang w:val="en-US" w:eastAsia="zh-CN"/>
-        </w:rPr>
-      </w:pPr>
-      <w:r>
-        <w:rPr>
-          <w:rFonts w:hint="eastAsia" w:ascii="宋体" w:hAnsi="宋体" w:eastAsia="宋体" w:cs="宋体"/>
-          <w:sz w:val="24"/>
-          <w:szCs w:val="24"/>
-          <w:lang w:val="en-US" w:eastAsia="zh-CN"/>
-        </w:rPr>
-        <w:t>高亮显示</w:t>
-      </w:r>
-    </w:p>
-    <w:p>
-      <w:pPr>
-        <w:rPr>
-          <w:rFonts w:hint="eastAsia" w:ascii="宋体" w:hAnsi="宋体" w:eastAsia="宋体" w:cs="宋体"/>
-          <w:sz w:val="24"/>
-          <w:szCs w:val="24"/>
-          <w:lang w:val="en-US" w:eastAsia="zh-CN"/>
-        </w:rPr>
-      </w:pPr>
-      <w:r>
-        <w:rPr>
-          <w:rFonts w:hint="eastAsia" w:ascii="宋体" w:hAnsi="宋体" w:eastAsia="宋体" w:cs="宋体"/>
-          <w:sz w:val="24"/>
-          <w:szCs w:val="24"/>
-          <w:lang w:val="en-US" w:eastAsia="zh-CN"/>
-        </w:rPr>
-        <w:t>注释生成</w:t>
-      </w:r>
-    </w:p>
-    <w:p>
-      <w:pPr>
-        <w:rPr>
-          <w:rFonts w:hint="default" w:ascii="宋体" w:hAnsi="宋体" w:eastAsia="宋体" w:cs="宋体"/>
-          <w:sz w:val="24"/>
-          <w:szCs w:val="24"/>
-          <w:lang w:val="en-US" w:eastAsia="zh-CN"/>
-        </w:rPr>
-      </w:pPr>
-      <w:r>
-        <w:rPr>
-          <w:rFonts w:hint="eastAsia" w:ascii="宋体" w:hAnsi="宋体" w:eastAsia="宋体" w:cs="宋体"/>
-          <w:sz w:val="24"/>
-          <w:szCs w:val="24"/>
-          <w:lang w:val="en-US" w:eastAsia="zh-CN"/>
-        </w:rPr>
-        <w:t>匹配格式</w:t>
-      </w:r>
-    </w:p>
-    <w:p>
-      <w:pPr>
-        <w:rPr>
-          <w:rFonts w:hint="eastAsia" w:ascii="宋体" w:hAnsi="宋体" w:eastAsia="宋体" w:cs="宋体"/>
+      </w:pPr>
+    </w:p>
+    <w:p>
+      <w:pPr>
+        <w:rPr>
+          <w:rFonts w:ascii="宋体" w:hAnsi="宋体" w:eastAsia="宋体" w:cs="宋体"/>
+          <w:sz w:val="24"/>
+          <w:szCs w:val="24"/>
+        </w:rPr>
+      </w:pPr>
+      <w:r>
+        <w:rPr>
+          <w:rFonts w:ascii="宋体" w:hAnsi="宋体" w:eastAsia="宋体" w:cs="宋体"/>
+          <w:sz w:val="24"/>
+          <w:szCs w:val="24"/>
+        </w:rPr>
+        <w:drawing>
+          <wp:inline distT="0" distB="0" distL="114300" distR="114300">
+            <wp:extent cx="5266690" cy="3131185"/>
+            <wp:effectExtent l="0" t="0" r="10160" b="12065"/>
+            <wp:docPr id="4" name="图片 4" descr="IMG_256"/>
+            <wp:cNvGraphicFramePr>
+              <a:graphicFrameLocks xmlns:a="http://schemas.openxmlformats.org/drawingml/2006/main" noChangeAspect="1"/>
+            </wp:cNvGraphicFramePr>
+            <a:graphic xmlns:a="http://schemas.openxmlformats.org/drawingml/2006/main">
+              <a:graphicData uri="http://schemas.openxmlformats.org/drawingml/2006/picture">
+                <pic:pic xmlns:pic="http://schemas.openxmlformats.org/drawingml/2006/picture">
+                  <pic:nvPicPr>
+                    <pic:cNvPr id="4" name="图片 4" descr="IMG_256"/>
+                    <pic:cNvPicPr>
+                      <a:picLocks noChangeAspect="1"/>
+                    </pic:cNvPicPr>
+                  </pic:nvPicPr>
+                  <pic:blipFill>
+                    <a:blip r:embed="rId6"/>
+                    <a:stretch>
+                      <a:fillRect/>
+                    </a:stretch>
+                  </pic:blipFill>
+                  <pic:spPr>
+                    <a:xfrm>
+                      <a:off x="0" y="0"/>
+                      <a:ext cx="5266690" cy="3131185"/>
+                    </a:xfrm>
+                    <a:prstGeom prst="rect">
+                      <a:avLst/>
+                    </a:prstGeom>
+                    <a:noFill/>
+                    <a:ln w="9525">
+                      <a:noFill/>
+                    </a:ln>
+                  </pic:spPr>
+                </pic:pic>
+              </a:graphicData>
+            </a:graphic>
+          </wp:inline>
+        </w:drawing>
+      </w:r>
+    </w:p>
+    <w:p>
+      <w:pPr>
+        <w:rPr>
+          <w:rFonts w:hint="default" w:ascii="宋体" w:hAnsi="宋体" w:eastAsia="宋体" w:cs="宋体"/>
+          <w:sz w:val="24"/>
+          <w:szCs w:val="24"/>
+          <w:lang w:val="en-US" w:eastAsia="zh-CN"/>
+        </w:rPr>
+      </w:pPr>
+      <w:r>
+        <w:rPr>
+          <w:rFonts w:hint="default" w:ascii="宋体" w:hAnsi="宋体" w:eastAsia="宋体" w:cs="宋体"/>
+          <w:sz w:val="24"/>
+          <w:szCs w:val="24"/>
+          <w:lang w:val="en-US" w:eastAsia="zh-CN"/>
+        </w:rPr>
+        <w:t>hotxfixd的命名规则：hotfix/[问题类型]-[核心描述]-[可选版本号]。</w:t>
+      </w:r>
+    </w:p>
+    <w:p>
+      <w:pPr>
+        <w:rPr>
+          <w:rFonts w:hint="default" w:ascii="宋体" w:hAnsi="宋体" w:eastAsia="宋体" w:cs="宋体"/>
+          <w:sz w:val="24"/>
+          <w:szCs w:val="24"/>
+          <w:lang w:val="en-US" w:eastAsia="zh-CN"/>
+        </w:rPr>
+      </w:pPr>
+      <w:r>
+        <w:rPr>
+          <w:rFonts w:hint="default" w:ascii="宋体" w:hAnsi="宋体" w:eastAsia="宋体" w:cs="宋体"/>
+          <w:sz w:val="24"/>
+          <w:szCs w:val="24"/>
+          <w:lang w:val="en-US" w:eastAsia="zh-CN"/>
+        </w:rPr>
+        <w:t>从主分支中拉取hotfix分支--&gt;修改bug--&gt;验证修复完成后--&gt;合并到master分支（tag更新为x.x.1）和develop分支--&gt;删除hotfix分支。</w:t>
+      </w:r>
+    </w:p>
+    <w:p>
+      <w:pPr>
+        <w:rPr>
+          <w:rFonts w:hint="default" w:ascii="宋体" w:hAnsi="宋体" w:eastAsia="宋体" w:cs="宋体"/>
+          <w:sz w:val="24"/>
+          <w:szCs w:val="24"/>
+          <w:lang w:val="en-US" w:eastAsia="zh-CN"/>
+        </w:rPr>
+      </w:pPr>
+      <w:r>
+        <w:rPr>
+          <w:rFonts w:hint="default" w:ascii="宋体" w:hAnsi="宋体" w:eastAsia="宋体" w:cs="宋体"/>
+          <w:sz w:val="24"/>
+          <w:szCs w:val="24"/>
+          <w:lang w:val="en-US" w:eastAsia="zh-CN"/>
+        </w:rPr>
+        <w:t>Master</w:t>
+      </w:r>
+      <w:r>
+        <w:rPr>
+          <w:rFonts w:hint="eastAsia" w:ascii="宋体" w:hAnsi="宋体" w:eastAsia="宋体" w:cs="宋体"/>
+          <w:sz w:val="24"/>
+          <w:szCs w:val="24"/>
+          <w:lang w:val="en-US" w:eastAsia="zh-CN"/>
+        </w:rPr>
+        <w:t>：主次修订tag</w:t>
+      </w:r>
+    </w:p>
+    <w:p>
+      <w:pPr>
+        <w:rPr>
+          <w:rFonts w:hint="default" w:ascii="宋体" w:hAnsi="宋体" w:eastAsia="宋体" w:cs="宋体"/>
+          <w:sz w:val="24"/>
+          <w:szCs w:val="24"/>
+          <w:lang w:val="en-US" w:eastAsia="zh-CN"/>
+        </w:rPr>
+      </w:pPr>
+      <w:r>
+        <w:rPr>
+          <w:rFonts w:hint="default" w:ascii="宋体" w:hAnsi="宋体" w:eastAsia="宋体" w:cs="宋体"/>
+          <w:sz w:val="24"/>
+          <w:szCs w:val="24"/>
+          <w:lang w:val="en-US" w:eastAsia="zh-CN"/>
+        </w:rPr>
+        <w:t>主线分支不被允许直接修改，只能通过合并分支的方式修改，每一次合并分支都建议生成一个新的版本号（tag），主线分支接受来自release和hotfix的合并请求。</w:t>
+      </w:r>
+    </w:p>
+    <w:p>
+      <w:pPr>
+        <w:rPr>
+          <w:rFonts w:hint="eastAsia" w:ascii="宋体" w:hAnsi="宋体" w:eastAsia="宋体" w:cs="宋体"/>
+          <w:sz w:val="24"/>
+          <w:szCs w:val="24"/>
+          <w:lang w:val="en-US" w:eastAsia="zh-CN"/>
+        </w:rPr>
+      </w:pPr>
+      <w:r>
+        <w:rPr>
+          <w:rFonts w:hint="default" w:ascii="宋体" w:hAnsi="宋体" w:eastAsia="宋体" w:cs="宋体"/>
+          <w:sz w:val="24"/>
+          <w:szCs w:val="24"/>
+          <w:lang w:val="en-US" w:eastAsia="zh-CN"/>
+        </w:rPr>
+        <w:t>Develop</w:t>
+      </w:r>
+      <w:r>
+        <w:rPr>
+          <w:rFonts w:hint="eastAsia" w:ascii="宋体" w:hAnsi="宋体" w:eastAsia="宋体" w:cs="宋体"/>
+          <w:sz w:val="24"/>
+          <w:szCs w:val="24"/>
+          <w:lang w:val="en-US" w:eastAsia="zh-CN"/>
+        </w:rPr>
+        <w:t>：当开发完成或者到达目标阶段时，应该从改点拉取一个预发分支并附上发布版本号，开发分支会接受其他辅助分支的合并，但合入的分支不能影响开发分支的正常运行。</w:t>
+      </w:r>
+    </w:p>
+    <w:p>
+      <w:pPr>
+        <w:rPr>
+          <w:rFonts w:hint="eastAsia" w:ascii="宋体" w:hAnsi="宋体" w:eastAsia="宋体" w:cs="宋体"/>
+          <w:sz w:val="24"/>
+          <w:szCs w:val="24"/>
+          <w:lang w:val="en-US" w:eastAsia="zh-CN"/>
+        </w:rPr>
+      </w:pPr>
+      <w:r>
+        <w:rPr>
+          <w:rFonts w:hint="default" w:ascii="宋体" w:hAnsi="宋体" w:eastAsia="宋体" w:cs="宋体"/>
+          <w:sz w:val="24"/>
+          <w:szCs w:val="24"/>
+          <w:lang w:val="en-US" w:eastAsia="zh-CN"/>
+        </w:rPr>
+        <w:t>Feature分支的命名规则：Feature/</w:t>
+      </w:r>
+      <w:r>
+        <w:rPr>
+          <w:rFonts w:hint="eastAsia" w:ascii="宋体" w:hAnsi="宋体" w:eastAsia="宋体" w:cs="宋体"/>
+          <w:sz w:val="24"/>
+          <w:szCs w:val="24"/>
+          <w:lang w:val="en-US" w:eastAsia="zh-CN"/>
+        </w:rPr>
+        <w:t>新功能</w:t>
+      </w:r>
+    </w:p>
+    <w:p>
+      <w:pPr>
+        <w:rPr>
+          <w:rFonts w:hint="default" w:ascii="宋体" w:hAnsi="宋体" w:eastAsia="宋体" w:cs="宋体"/>
+          <w:sz w:val="24"/>
+          <w:szCs w:val="24"/>
+          <w:lang w:val="en-US" w:eastAsia="zh-CN"/>
+        </w:rPr>
+      </w:pPr>
+      <w:r>
+        <w:rPr>
+          <w:rFonts w:hint="default" w:ascii="宋体" w:hAnsi="宋体" w:eastAsia="宋体" w:cs="宋体"/>
+          <w:sz w:val="24"/>
+          <w:szCs w:val="24"/>
+          <w:lang w:val="en-US" w:eastAsia="zh-CN"/>
+        </w:rPr>
+        <w:t>功能分支从开发分支中拉取，当功能分支稳定后，合并到开发分支。这个分支一般在开发人员的本地库，这个分支一般不提交到远程代码库里。</w:t>
+      </w:r>
+    </w:p>
+    <w:p>
+      <w:pPr>
+        <w:rPr>
+          <w:rFonts w:hint="default" w:ascii="宋体" w:hAnsi="宋体" w:eastAsia="宋体" w:cs="宋体"/>
+          <w:sz w:val="24"/>
+          <w:szCs w:val="24"/>
+          <w:lang w:val="en-US" w:eastAsia="zh-CN"/>
+        </w:rPr>
+      </w:pPr>
+      <w:r>
+        <w:rPr>
+          <w:rFonts w:hint="default" w:ascii="宋体" w:hAnsi="宋体" w:eastAsia="宋体" w:cs="宋体"/>
+          <w:sz w:val="24"/>
+          <w:szCs w:val="24"/>
+          <w:lang w:val="en-US" w:eastAsia="zh-CN"/>
+        </w:rPr>
+        <w:t>Release分支命名规则：Release/版本号</w:t>
+      </w:r>
+    </w:p>
+    <w:p>
+      <w:pPr>
+        <w:rPr>
+          <w:rFonts w:hint="default" w:ascii="宋体" w:hAnsi="宋体" w:eastAsia="宋体" w:cs="宋体"/>
+          <w:sz w:val="24"/>
+          <w:szCs w:val="24"/>
+          <w:lang w:val="en-US" w:eastAsia="zh-CN"/>
+        </w:rPr>
+        <w:sectPr>
+          <w:pgSz w:w="11906" w:h="16838"/>
+          <w:pgMar w:top="1440" w:right="1800" w:bottom="1440" w:left="1800" w:header="851" w:footer="992" w:gutter="0"/>
+          <w:cols w:space="425" w:num="1"/>
+          <w:docGrid w:type="lines" w:linePitch="312" w:charSpace="0"/>
+        </w:sectPr>
+      </w:pPr>
+      <w:r>
+        <w:rPr>
+          <w:rFonts w:hint="default" w:ascii="宋体" w:hAnsi="宋体" w:eastAsia="宋体" w:cs="宋体"/>
+          <w:sz w:val="24"/>
+          <w:szCs w:val="24"/>
+          <w:lang w:val="en-US" w:eastAsia="zh-CN"/>
+        </w:rPr>
+        <w:t>隔离并处理发布相关的最终调整</w:t>
+      </w:r>
+      <w:r>
+        <w:rPr>
+          <w:rFonts w:hint="eastAsia" w:ascii="宋体" w:hAnsi="宋体" w:eastAsia="宋体" w:cs="宋体"/>
+          <w:sz w:val="24"/>
+          <w:szCs w:val="24"/>
+          <w:lang w:val="en-US" w:eastAsia="zh-CN"/>
+        </w:rPr>
+        <w:t>，不允许新增功能，既能既保证了发布版本的纯净性，又不影响 develop 分支继续开发新功能</w:t>
+      </w:r>
+    </w:p>
+    <w:p>
+      <w:pPr>
+        <w:rPr>
+          <w:rFonts w:hint="eastAsia" w:ascii="宋体" w:hAnsi="宋体" w:eastAsia="宋体" w:cs="宋体"/>
+          <w:b w:val="0"/>
+          <w:bCs w:val="0"/>
           <w:sz w:val="24"/>
           <w:szCs w:val="24"/>
           <w:lang w:val="en-US" w:eastAsia="zh-CN"/>
@@ -2278,615 +6110,189 @@
           <w:szCs w:val="24"/>
           <w:lang w:val="en-US" w:eastAsia="zh-CN"/>
         </w:rPr>
+        <w:t>ClaudeCode部署：</w:t>
+      </w:r>
+    </w:p>
+    <w:p>
+      <w:pPr>
+        <w:rPr>
+          <w:rFonts w:hint="eastAsia" w:ascii="宋体" w:hAnsi="宋体" w:eastAsia="宋体" w:cs="宋体"/>
+          <w:b/>
+          <w:bCs/>
+          <w:sz w:val="24"/>
+          <w:szCs w:val="24"/>
+          <w:lang w:val="en-US" w:eastAsia="zh-CN"/>
+        </w:rPr>
+      </w:pPr>
+      <w:r>
+        <w:rPr>
+          <w:rFonts w:hint="eastAsia"/>
+          <w:lang w:val="en-US" w:eastAsia="zh-CN"/>
+        </w:rPr>
         <w:t>插件：</w:t>
       </w:r>
-    </w:p>
-    <w:p>
-      <w:pPr>
-        <w:rPr>
-          <w:rFonts w:ascii="宋体" w:hAnsi="宋体" w:eastAsia="宋体" w:cs="宋体"/>
-          <w:sz w:val="24"/>
-          <w:szCs w:val="24"/>
-        </w:rPr>
-      </w:pPr>
-      <w:r>
-        <w:rPr>
-          <w:rFonts w:ascii="宋体" w:hAnsi="宋体" w:eastAsia="宋体" w:cs="宋体"/>
-          <w:sz w:val="24"/>
-          <w:szCs w:val="24"/>
-        </w:rPr>
-        <w:fldChar w:fldCharType="begin"/>
-      </w:r>
-      <w:r>
-        <w:rPr>
-          <w:rFonts w:ascii="宋体" w:hAnsi="宋体" w:eastAsia="宋体" w:cs="宋体"/>
-          <w:sz w:val="24"/>
-          <w:szCs w:val="24"/>
-        </w:rPr>
-        <w:instrText xml:space="preserve"> HYPERLINK "https://zhuanlan.zhihu.com/p/1911554793664681596" </w:instrText>
-      </w:r>
-      <w:r>
-        <w:rPr>
-          <w:rFonts w:ascii="宋体" w:hAnsi="宋体" w:eastAsia="宋体" w:cs="宋体"/>
-          <w:sz w:val="24"/>
-          <w:szCs w:val="24"/>
-        </w:rPr>
-        <w:fldChar w:fldCharType="separate"/>
-      </w:r>
-      <w:r>
-        <w:rPr>
-          <w:rStyle w:val="4"/>
-          <w:rFonts w:ascii="宋体" w:hAnsi="宋体" w:eastAsia="宋体" w:cs="宋体"/>
-          <w:sz w:val="24"/>
-          <w:szCs w:val="24"/>
-        </w:rPr>
-        <w:t>2025 年实用、全面的 VS Code 插件推荐！ - 知乎</w:t>
-      </w:r>
-      <w:r>
-        <w:rPr>
-          <w:rFonts w:ascii="宋体" w:hAnsi="宋体" w:eastAsia="宋体" w:cs="宋体"/>
-          <w:sz w:val="24"/>
-          <w:szCs w:val="24"/>
-        </w:rPr>
-        <w:fldChar w:fldCharType="end"/>
-      </w:r>
-    </w:p>
-    <w:p>
-      <w:pPr>
-        <w:rPr>
-          <w:rFonts w:hint="eastAsia" w:ascii="宋体" w:hAnsi="宋体" w:eastAsia="宋体" w:cs="宋体"/>
-          <w:sz w:val="24"/>
-          <w:szCs w:val="24"/>
-          <w:lang w:val="en-US" w:eastAsia="zh-CN"/>
-        </w:rPr>
-      </w:pPr>
-    </w:p>
-    <w:p>
-      <w:pPr>
-        <w:rPr>
-          <w:rFonts w:hint="eastAsia" w:ascii="宋体" w:hAnsi="宋体" w:eastAsia="宋体" w:cs="宋体"/>
-          <w:sz w:val="24"/>
-          <w:szCs w:val="24"/>
-          <w:lang w:val="en-US" w:eastAsia="zh-CN"/>
-        </w:rPr>
-      </w:pPr>
-      <w:r>
-        <w:rPr>
-          <w:rFonts w:hint="eastAsia" w:ascii="宋体" w:hAnsi="宋体" w:eastAsia="宋体" w:cs="宋体"/>
-          <w:sz w:val="24"/>
-          <w:szCs w:val="24"/>
-          <w:lang w:val="en-US" w:eastAsia="zh-CN"/>
-        </w:rPr>
-        <w:t>Jupyter</w:t>
-      </w:r>
-    </w:p>
-    <w:p>
-      <w:pPr>
-        <w:rPr>
-          <w:rFonts w:hint="eastAsia" w:ascii="宋体" w:hAnsi="宋体" w:eastAsia="宋体" w:cs="宋体"/>
-          <w:sz w:val="24"/>
-          <w:szCs w:val="24"/>
-          <w:lang w:val="en-US" w:eastAsia="zh-CN"/>
-        </w:rPr>
-      </w:pPr>
-      <w:r>
-        <w:rPr>
-          <w:rFonts w:ascii="宋体" w:hAnsi="宋体" w:eastAsia="宋体" w:cs="宋体"/>
-          <w:sz w:val="24"/>
-          <w:szCs w:val="24"/>
-        </w:rPr>
-        <w:fldChar w:fldCharType="begin"/>
-      </w:r>
-      <w:r>
-        <w:rPr>
-          <w:rFonts w:ascii="宋体" w:hAnsi="宋体" w:eastAsia="宋体" w:cs="宋体"/>
-          <w:sz w:val="24"/>
-          <w:szCs w:val="24"/>
-        </w:rPr>
-        <w:instrText xml:space="preserve"> HYPERLINK "https://zhuanlan.zhihu.com/p/33105153" </w:instrText>
-      </w:r>
-      <w:r>
-        <w:rPr>
-          <w:rFonts w:ascii="宋体" w:hAnsi="宋体" w:eastAsia="宋体" w:cs="宋体"/>
-          <w:sz w:val="24"/>
-          <w:szCs w:val="24"/>
-        </w:rPr>
-        <w:fldChar w:fldCharType="separate"/>
-      </w:r>
-      <w:r>
-        <w:rPr>
-          <w:rStyle w:val="4"/>
-          <w:rFonts w:ascii="宋体" w:hAnsi="宋体" w:eastAsia="宋体" w:cs="宋体"/>
-          <w:sz w:val="24"/>
-          <w:szCs w:val="24"/>
-        </w:rPr>
-        <w:t>Jupyter Notebook介绍、安装及使用教程 - 知乎</w:t>
-      </w:r>
-      <w:r>
-        <w:rPr>
-          <w:rFonts w:ascii="宋体" w:hAnsi="宋体" w:eastAsia="宋体" w:cs="宋体"/>
-          <w:sz w:val="24"/>
-          <w:szCs w:val="24"/>
-        </w:rPr>
-        <w:fldChar w:fldCharType="end"/>
-      </w:r>
-    </w:p>
-    <w:p>
-      <w:pPr>
-        <w:rPr>
-          <w:rFonts w:hint="eastAsia" w:ascii="宋体" w:hAnsi="宋体" w:eastAsia="宋体" w:cs="宋体"/>
-          <w:sz w:val="24"/>
-          <w:szCs w:val="24"/>
-          <w:lang w:val="en-US" w:eastAsia="zh-CN"/>
-        </w:rPr>
-      </w:pPr>
-    </w:p>
-    <w:p>
-      <w:pPr>
-        <w:rPr>
-          <w:rFonts w:hint="eastAsia" w:ascii="宋体" w:hAnsi="宋体" w:eastAsia="宋体" w:cs="宋体"/>
-          <w:b w:val="0"/>
-          <w:bCs w:val="0"/>
-          <w:sz w:val="24"/>
-          <w:szCs w:val="24"/>
-          <w:lang w:val="en-US" w:eastAsia="zh-CN"/>
-        </w:rPr>
-      </w:pPr>
-      <w:r>
-        <w:rPr>
-          <w:rFonts w:hint="eastAsia" w:ascii="宋体" w:hAnsi="宋体" w:eastAsia="宋体" w:cs="宋体"/>
-          <w:b w:val="0"/>
-          <w:bCs w:val="0"/>
-          <w:sz w:val="24"/>
-          <w:szCs w:val="24"/>
-          <w:lang w:val="en-US" w:eastAsia="zh-CN"/>
-        </w:rPr>
-        <w:t>yaml</w:t>
-      </w:r>
-    </w:p>
-    <w:p>
-      <w:pPr>
-        <w:rPr>
-          <w:rFonts w:ascii="宋体" w:hAnsi="宋体" w:eastAsia="宋体" w:cs="宋体"/>
-          <w:sz w:val="24"/>
-          <w:szCs w:val="24"/>
-        </w:rPr>
-      </w:pPr>
-      <w:r>
-        <w:rPr>
-          <w:rFonts w:ascii="宋体" w:hAnsi="宋体" w:eastAsia="宋体" w:cs="宋体"/>
-          <w:sz w:val="24"/>
-          <w:szCs w:val="24"/>
-        </w:rPr>
-        <w:fldChar w:fldCharType="begin"/>
-      </w:r>
-      <w:r>
-        <w:rPr>
-          <w:rFonts w:ascii="宋体" w:hAnsi="宋体" w:eastAsia="宋体" w:cs="宋体"/>
-          <w:sz w:val="24"/>
-          <w:szCs w:val="24"/>
-        </w:rPr>
-        <w:instrText xml:space="preserve"> HYPERLINK "https://www.runoob.com/w3cnote/yaml-intro.html" </w:instrText>
-      </w:r>
-      <w:r>
-        <w:rPr>
-          <w:rFonts w:ascii="宋体" w:hAnsi="宋体" w:eastAsia="宋体" w:cs="宋体"/>
-          <w:sz w:val="24"/>
-          <w:szCs w:val="24"/>
-        </w:rPr>
-        <w:fldChar w:fldCharType="separate"/>
-      </w:r>
-      <w:r>
-        <w:rPr>
-          <w:rStyle w:val="4"/>
-          <w:rFonts w:ascii="宋体" w:hAnsi="宋体" w:eastAsia="宋体" w:cs="宋体"/>
-          <w:sz w:val="24"/>
-          <w:szCs w:val="24"/>
-        </w:rPr>
-        <w:t>YAML 入门教程 | 菜鸟教程</w:t>
-      </w:r>
-      <w:r>
-        <w:rPr>
-          <w:rFonts w:ascii="宋体" w:hAnsi="宋体" w:eastAsia="宋体" w:cs="宋体"/>
-          <w:sz w:val="24"/>
-          <w:szCs w:val="24"/>
-        </w:rPr>
-        <w:fldChar w:fldCharType="end"/>
-      </w:r>
-    </w:p>
-    <w:p>
-      <w:pPr>
-        <w:rPr>
-          <w:rFonts w:ascii="宋体" w:hAnsi="宋体" w:eastAsia="宋体" w:cs="宋体"/>
-          <w:sz w:val="24"/>
-          <w:szCs w:val="24"/>
-        </w:rPr>
-      </w:pPr>
-      <w:r>
-        <w:rPr>
-          <w:rFonts w:ascii="宋体" w:hAnsi="宋体" w:eastAsia="宋体" w:cs="宋体"/>
-          <w:sz w:val="24"/>
-          <w:szCs w:val="24"/>
-        </w:rPr>
-        <w:fldChar w:fldCharType="begin"/>
-      </w:r>
-      <w:r>
-        <w:rPr>
-          <w:rFonts w:ascii="宋体" w:hAnsi="宋体" w:eastAsia="宋体" w:cs="宋体"/>
-          <w:sz w:val="24"/>
-          <w:szCs w:val="24"/>
-        </w:rPr>
-        <w:instrText xml:space="preserve"> HYPERLINK "https://zhuanlan.zhihu.com/p/145173920" </w:instrText>
-      </w:r>
-      <w:r>
-        <w:rPr>
-          <w:rFonts w:ascii="宋体" w:hAnsi="宋体" w:eastAsia="宋体" w:cs="宋体"/>
-          <w:sz w:val="24"/>
-          <w:szCs w:val="24"/>
-        </w:rPr>
-        <w:fldChar w:fldCharType="separate"/>
-      </w:r>
-      <w:r>
-        <w:rPr>
-          <w:rStyle w:val="4"/>
-          <w:rFonts w:ascii="宋体" w:hAnsi="宋体" w:eastAsia="宋体" w:cs="宋体"/>
-          <w:sz w:val="24"/>
-          <w:szCs w:val="24"/>
-        </w:rPr>
-        <w:t>一文看懂 YAML - 知乎</w:t>
-      </w:r>
-      <w:r>
-        <w:rPr>
-          <w:rFonts w:ascii="宋体" w:hAnsi="宋体" w:eastAsia="宋体" w:cs="宋体"/>
-          <w:sz w:val="24"/>
-          <w:szCs w:val="24"/>
-        </w:rPr>
-        <w:fldChar w:fldCharType="end"/>
-      </w:r>
-    </w:p>
-    <w:p>
-      <w:pPr>
-        <w:rPr>
-          <w:rFonts w:ascii="宋体" w:hAnsi="宋体" w:eastAsia="宋体" w:cs="宋体"/>
-          <w:sz w:val="24"/>
-          <w:szCs w:val="24"/>
-        </w:rPr>
-      </w:pPr>
-      <w:r>
-        <w:rPr>
-          <w:rFonts w:ascii="宋体" w:hAnsi="宋体" w:eastAsia="宋体" w:cs="宋体"/>
-          <w:sz w:val="24"/>
-          <w:szCs w:val="24"/>
-        </w:rPr>
-        <w:fldChar w:fldCharType="begin"/>
-      </w:r>
-      <w:r>
-        <w:rPr>
-          <w:rFonts w:ascii="宋体" w:hAnsi="宋体" w:eastAsia="宋体" w:cs="宋体"/>
-          <w:sz w:val="24"/>
-          <w:szCs w:val="24"/>
-        </w:rPr>
-        <w:instrText xml:space="preserve"> HYPERLINK "https://cloud.tencent.com/developer/article/2652787" </w:instrText>
-      </w:r>
-      <w:r>
-        <w:rPr>
-          <w:rFonts w:ascii="宋体" w:hAnsi="宋体" w:eastAsia="宋体" w:cs="宋体"/>
-          <w:sz w:val="24"/>
-          <w:szCs w:val="24"/>
-        </w:rPr>
-        <w:fldChar w:fldCharType="separate"/>
-      </w:r>
-      <w:r>
-        <w:rPr>
-          <w:rStyle w:val="4"/>
-          <w:rFonts w:ascii="宋体" w:hAnsi="宋体" w:eastAsia="宋体" w:cs="宋体"/>
-          <w:sz w:val="24"/>
-          <w:szCs w:val="24"/>
-        </w:rPr>
-        <w:t>万字详文深入理解 YAML：YAML是什么|YAML有什么用|一种为人类设计的数据格式-腾讯云开发者社区-腾讯云</w:t>
-      </w:r>
-      <w:r>
-        <w:rPr>
-          <w:rFonts w:ascii="宋体" w:hAnsi="宋体" w:eastAsia="宋体" w:cs="宋体"/>
-          <w:sz w:val="24"/>
-          <w:szCs w:val="24"/>
-        </w:rPr>
-        <w:fldChar w:fldCharType="end"/>
-      </w:r>
-    </w:p>
-    <w:p>
-      <w:pPr>
-        <w:rPr>
-          <w:rFonts w:ascii="宋体" w:hAnsi="宋体" w:eastAsia="宋体" w:cs="宋体"/>
-          <w:sz w:val="24"/>
-          <w:szCs w:val="24"/>
-        </w:rPr>
-      </w:pPr>
-    </w:p>
-    <w:p>
-      <w:pPr>
-        <w:rPr>
-          <w:rFonts w:hint="default" w:ascii="宋体" w:hAnsi="宋体" w:eastAsia="宋体" w:cs="宋体"/>
-          <w:b w:val="0"/>
-          <w:bCs w:val="0"/>
-          <w:sz w:val="24"/>
-          <w:szCs w:val="24"/>
-          <w:lang w:val="en-US" w:eastAsia="zh-CN"/>
-        </w:rPr>
-      </w:pPr>
-      <w:r>
-        <w:rPr>
-          <w:rFonts w:hint="default" w:ascii="宋体" w:hAnsi="宋体" w:eastAsia="宋体" w:cs="宋体"/>
-          <w:b w:val="0"/>
-          <w:bCs w:val="0"/>
-          <w:sz w:val="24"/>
-          <w:szCs w:val="24"/>
-          <w:lang w:val="en-US" w:eastAsia="zh-CN"/>
-        </w:rPr>
-        <w:t>PlatformIO IDE</w:t>
-      </w:r>
-    </w:p>
-    <w:p>
-      <w:pPr>
-        <w:rPr>
-          <w:rFonts w:ascii="宋体" w:hAnsi="宋体" w:eastAsia="宋体" w:cs="宋体"/>
-          <w:sz w:val="24"/>
-          <w:szCs w:val="24"/>
-        </w:rPr>
-      </w:pPr>
-      <w:r>
-        <w:rPr>
-          <w:rFonts w:ascii="宋体" w:hAnsi="宋体" w:eastAsia="宋体" w:cs="宋体"/>
-          <w:sz w:val="24"/>
-          <w:szCs w:val="24"/>
-        </w:rPr>
-        <w:fldChar w:fldCharType="begin"/>
-      </w:r>
-      <w:r>
-        <w:rPr>
-          <w:rFonts w:ascii="宋体" w:hAnsi="宋体" w:eastAsia="宋体" w:cs="宋体"/>
-          <w:sz w:val="24"/>
-          <w:szCs w:val="24"/>
-        </w:rPr>
-        <w:instrText xml:space="preserve"> HYPERLINK "https://www.doitwiki.com/article/details/179030099079168" </w:instrText>
-      </w:r>
-      <w:r>
-        <w:rPr>
-          <w:rFonts w:ascii="宋体" w:hAnsi="宋体" w:eastAsia="宋体" w:cs="宋体"/>
-          <w:sz w:val="24"/>
-          <w:szCs w:val="24"/>
-        </w:rPr>
-        <w:fldChar w:fldCharType="separate"/>
-      </w:r>
-      <w:r>
-        <w:rPr>
-          <w:rStyle w:val="4"/>
-          <w:rFonts w:ascii="宋体" w:hAnsi="宋体" w:eastAsia="宋体" w:cs="宋体"/>
-          <w:sz w:val="24"/>
-          <w:szCs w:val="24"/>
-        </w:rPr>
-        <w:t>使用 VS Code 安装 PlatformIO 插件替代 Arduino IDE-DOIT社区</w:t>
-      </w:r>
-      <w:r>
-        <w:rPr>
-          <w:rFonts w:ascii="宋体" w:hAnsi="宋体" w:eastAsia="宋体" w:cs="宋体"/>
-          <w:sz w:val="24"/>
-          <w:szCs w:val="24"/>
-        </w:rPr>
-        <w:fldChar w:fldCharType="end"/>
-      </w:r>
-    </w:p>
-    <w:p>
-      <w:pPr>
-        <w:rPr>
-          <w:rFonts w:hint="default" w:ascii="宋体" w:hAnsi="宋体" w:eastAsia="宋体" w:cs="宋体"/>
-          <w:sz w:val="24"/>
-          <w:szCs w:val="24"/>
-          <w:lang w:val="en-US" w:eastAsia="zh-CN"/>
-        </w:rPr>
-      </w:pPr>
-      <w:r>
-        <w:rPr>
-          <w:rFonts w:ascii="宋体" w:hAnsi="宋体" w:eastAsia="宋体" w:cs="宋体"/>
-          <w:sz w:val="24"/>
-          <w:szCs w:val="24"/>
-        </w:rPr>
-        <w:fldChar w:fldCharType="begin"/>
-      </w:r>
-      <w:r>
-        <w:rPr>
-          <w:rFonts w:ascii="宋体" w:hAnsi="宋体" w:eastAsia="宋体" w:cs="宋体"/>
-          <w:sz w:val="24"/>
-          <w:szCs w:val="24"/>
-        </w:rPr>
-        <w:instrText xml:space="preserve"> HYPERLINK "https://docs.espressif.com/projects/esp-idf/zh_CN/stable/esp32/third-party-tools/platformio.html" </w:instrText>
-      </w:r>
-      <w:r>
-        <w:rPr>
-          <w:rFonts w:ascii="宋体" w:hAnsi="宋体" w:eastAsia="宋体" w:cs="宋体"/>
-          <w:sz w:val="24"/>
-          <w:szCs w:val="24"/>
-        </w:rPr>
-        <w:fldChar w:fldCharType="separate"/>
-      </w:r>
-      <w:r>
-        <w:rPr>
-          <w:rStyle w:val="4"/>
-          <w:rFonts w:ascii="宋体" w:hAnsi="宋体" w:eastAsia="宋体" w:cs="宋体"/>
-          <w:sz w:val="24"/>
-          <w:szCs w:val="24"/>
-        </w:rPr>
-        <w:t>PlatformIO - ESP32 - — ESP-IDF 编程指南 v6.0.1 文档</w:t>
-      </w:r>
-      <w:r>
-        <w:rPr>
-          <w:rFonts w:ascii="宋体" w:hAnsi="宋体" w:eastAsia="宋体" w:cs="宋体"/>
-          <w:sz w:val="24"/>
-          <w:szCs w:val="24"/>
-        </w:rPr>
-        <w:fldChar w:fldCharType="end"/>
-      </w:r>
-    </w:p>
-    <w:p>
-      <w:pPr>
-        <w:rPr>
-          <w:rFonts w:hint="default" w:ascii="宋体" w:hAnsi="宋体" w:eastAsia="宋体" w:cs="宋体"/>
-          <w:sz w:val="24"/>
-          <w:szCs w:val="24"/>
-          <w:lang w:val="en-US" w:eastAsia="zh-CN"/>
-        </w:rPr>
-      </w:pPr>
-    </w:p>
-    <w:p>
-      <w:pPr>
-        <w:rPr>
-          <w:rFonts w:hint="default" w:ascii="宋体" w:hAnsi="宋体" w:eastAsia="宋体" w:cs="宋体"/>
-          <w:b w:val="0"/>
-          <w:bCs w:val="0"/>
-          <w:sz w:val="24"/>
-          <w:szCs w:val="24"/>
-          <w:lang w:val="en-US" w:eastAsia="zh-CN"/>
-        </w:rPr>
-      </w:pPr>
-      <w:r>
-        <w:rPr>
-          <w:rFonts w:hint="eastAsia" w:ascii="宋体" w:hAnsi="宋体" w:eastAsia="宋体" w:cs="宋体"/>
-          <w:b w:val="0"/>
-          <w:bCs w:val="0"/>
-          <w:sz w:val="24"/>
-          <w:szCs w:val="24"/>
-          <w:lang w:val="en-US" w:eastAsia="zh-CN"/>
-        </w:rPr>
-        <w:t>ESLint //JavaScript</w:t>
-      </w:r>
-    </w:p>
-    <w:p>
-      <w:pPr>
-        <w:rPr>
-          <w:rFonts w:ascii="宋体" w:hAnsi="宋体" w:eastAsia="宋体" w:cs="宋体"/>
-          <w:sz w:val="24"/>
-          <w:szCs w:val="24"/>
-        </w:rPr>
-      </w:pPr>
-      <w:r>
-        <w:rPr>
-          <w:rFonts w:ascii="宋体" w:hAnsi="宋体" w:eastAsia="宋体" w:cs="宋体"/>
-          <w:sz w:val="24"/>
-          <w:szCs w:val="24"/>
-        </w:rPr>
-        <w:fldChar w:fldCharType="begin"/>
-      </w:r>
-      <w:r>
-        <w:rPr>
-          <w:rFonts w:ascii="宋体" w:hAnsi="宋体" w:eastAsia="宋体" w:cs="宋体"/>
-          <w:sz w:val="24"/>
-          <w:szCs w:val="24"/>
-        </w:rPr>
-        <w:instrText xml:space="preserve"> HYPERLINK "https://zh-hans.eslint.org/docs/latest/use/getting-started" \l ":~:text=ESLint %E6%98%AF%E4%B8%80%E4%B8%AA%E6%8F%92%E4%BB%B6%E5%8C%96%E7%9A%84 JavaScript %E4%BB%A3%E7%A0%81%E6%A3%80%E6%9F%A5%E5%B7%A5%E5%85%B7%EF%BC%8C%E5%8F%AF%E4%BB%A5%E8%AF%86%E5%88%AB%E5%B9%B6%E6%8A%A5%E5%91%8A%E4%BB%A3%E7%A0%81%E9%97%AE%E9%A2%98%EF%BC%8C%E6%8F%90%E9%AB%98%E4%BB%A3%E7%A0%81%E9%A3%8E%E6%A0%BC%E4%B8%80%E8%87%B4%E6%80%A7%E5%92%8C%E9%81%BF%E5%85%8D%E9%94%99%E8%AF%AF%E3%80%82%E6%9C%AC%E6%96%87%E4%BB%8B%E7%BB%8D%E4%BA%86%E5%A6%82%E4%BD%95%E5%AE%89%E8%A3%85%E3%80%81%E9%85%8D%E7%BD%AE%E5%92%8C%E4%BD%BF%E7%94%A8" </w:instrText>
-      </w:r>
-      <w:r>
-        <w:rPr>
-          <w:rFonts w:ascii="宋体" w:hAnsi="宋体" w:eastAsia="宋体" w:cs="宋体"/>
-          <w:sz w:val="24"/>
-          <w:szCs w:val="24"/>
-        </w:rPr>
-        <w:fldChar w:fldCharType="separate"/>
-      </w:r>
-      <w:r>
-        <w:rPr>
-          <w:rStyle w:val="4"/>
-          <w:rFonts w:ascii="宋体" w:hAnsi="宋体" w:eastAsia="宋体" w:cs="宋体"/>
-          <w:sz w:val="24"/>
-          <w:szCs w:val="24"/>
-        </w:rPr>
-        <w:t>ESLint 入门 - ESLint - 插件化的 JavaScript 代码检查工具</w:t>
-      </w:r>
-      <w:r>
-        <w:rPr>
-          <w:rFonts w:ascii="宋体" w:hAnsi="宋体" w:eastAsia="宋体" w:cs="宋体"/>
-          <w:sz w:val="24"/>
-          <w:szCs w:val="24"/>
-        </w:rPr>
-        <w:fldChar w:fldCharType="end"/>
-      </w:r>
-    </w:p>
-    <w:p>
-      <w:pPr>
-        <w:rPr>
-          <w:rFonts w:ascii="宋体" w:hAnsi="宋体" w:eastAsia="宋体" w:cs="宋体"/>
-          <w:sz w:val="24"/>
-          <w:szCs w:val="24"/>
-        </w:rPr>
-      </w:pPr>
-    </w:p>
-    <w:p>
-      <w:pPr>
-        <w:rPr>
-          <w:rFonts w:hint="default" w:ascii="宋体" w:hAnsi="宋体" w:eastAsia="宋体" w:cs="宋体"/>
-          <w:sz w:val="24"/>
-          <w:szCs w:val="24"/>
-          <w:lang w:val="en-US" w:eastAsia="zh-CN"/>
-        </w:rPr>
-      </w:pPr>
-      <w:r>
-        <w:rPr>
-          <w:rFonts w:hint="default" w:ascii="宋体" w:hAnsi="宋体" w:eastAsia="宋体" w:cs="宋体"/>
-          <w:sz w:val="24"/>
-          <w:szCs w:val="24"/>
-          <w:lang w:val="en-US" w:eastAsia="zh-CN"/>
-        </w:rPr>
-        <w:t>Vue</w:t>
-      </w:r>
-    </w:p>
-    <w:p>
-      <w:pPr>
-        <w:rPr>
-          <w:rFonts w:hint="default" w:ascii="宋体" w:hAnsi="宋体" w:eastAsia="宋体" w:cs="宋体"/>
-          <w:sz w:val="24"/>
-          <w:szCs w:val="24"/>
-          <w:lang w:val="en-US" w:eastAsia="zh-CN"/>
-        </w:rPr>
-      </w:pPr>
-      <w:r>
-        <w:rPr>
-          <w:rFonts w:ascii="宋体" w:hAnsi="宋体" w:eastAsia="宋体" w:cs="宋体"/>
-          <w:sz w:val="24"/>
-          <w:szCs w:val="24"/>
-        </w:rPr>
-        <w:fldChar w:fldCharType="begin"/>
-      </w:r>
-      <w:r>
-        <w:rPr>
-          <w:rFonts w:ascii="宋体" w:hAnsi="宋体" w:eastAsia="宋体" w:cs="宋体"/>
-          <w:sz w:val="24"/>
-          <w:szCs w:val="24"/>
-        </w:rPr>
-        <w:instrText xml:space="preserve"> HYPERLINK "https://vuejs.ac.cn/" \l "google_vignette" </w:instrText>
-      </w:r>
-      <w:r>
-        <w:rPr>
-          <w:rFonts w:ascii="宋体" w:hAnsi="宋体" w:eastAsia="宋体" w:cs="宋体"/>
-          <w:sz w:val="24"/>
-          <w:szCs w:val="24"/>
-        </w:rPr>
-        <w:fldChar w:fldCharType="separate"/>
-      </w:r>
-      <w:r>
-        <w:rPr>
-          <w:rStyle w:val="4"/>
-          <w:rFonts w:ascii="宋体" w:hAnsi="宋体" w:eastAsia="宋体" w:cs="宋体"/>
-          <w:sz w:val="24"/>
-          <w:szCs w:val="24"/>
-        </w:rPr>
-        <w:t>Vue.js - 渐进式JavaScript框架 | Vue.js 框架</w:t>
-      </w:r>
-      <w:r>
-        <w:rPr>
-          <w:rFonts w:ascii="宋体" w:hAnsi="宋体" w:eastAsia="宋体" w:cs="宋体"/>
-          <w:sz w:val="24"/>
-          <w:szCs w:val="24"/>
-        </w:rPr>
-        <w:fldChar w:fldCharType="end"/>
+      <w:r>
+        <w:rPr>
+          <w:rFonts w:hint="default"/>
+          <w:lang w:val="en-US" w:eastAsia="zh-CN"/>
+        </w:rPr>
+        <w:t>Claude Code for VS Code</w:t>
+      </w:r>
+    </w:p>
+    <w:p>
+      <w:r>
+        <w:drawing>
+          <wp:inline distT="0" distB="0" distL="114300" distR="114300">
+            <wp:extent cx="5271135" cy="3463925"/>
+            <wp:effectExtent l="0" t="0" r="5715" b="3175"/>
+            <wp:docPr id="1" name="图片 1"/>
+            <wp:cNvGraphicFramePr>
+              <a:graphicFrameLocks xmlns:a="http://schemas.openxmlformats.org/drawingml/2006/main" noChangeAspect="1"/>
+            </wp:cNvGraphicFramePr>
+            <a:graphic xmlns:a="http://schemas.openxmlformats.org/drawingml/2006/main">
+              <a:graphicData uri="http://schemas.openxmlformats.org/drawingml/2006/picture">
+                <pic:pic xmlns:pic="http://schemas.openxmlformats.org/drawingml/2006/picture">
+                  <pic:nvPicPr>
+                    <pic:cNvPr id="1" name="图片 1"/>
+                    <pic:cNvPicPr>
+                      <a:picLocks noChangeAspect="1"/>
+                    </pic:cNvPicPr>
+                  </pic:nvPicPr>
+                  <pic:blipFill>
+                    <a:blip r:embed="rId7"/>
+                    <a:stretch>
+                      <a:fillRect/>
+                    </a:stretch>
+                  </pic:blipFill>
+                  <pic:spPr>
+                    <a:xfrm>
+                      <a:off x="0" y="0"/>
+                      <a:ext cx="5271135" cy="3463925"/>
+                    </a:xfrm>
+                    <a:prstGeom prst="rect">
+                      <a:avLst/>
+                    </a:prstGeom>
+                    <a:noFill/>
+                    <a:ln>
+                      <a:noFill/>
+                    </a:ln>
+                  </pic:spPr>
+                </pic:pic>
+              </a:graphicData>
+            </a:graphic>
+          </wp:inline>
+        </w:drawing>
+      </w:r>
+    </w:p>
+    <w:p>
+      <w:pPr>
+        <w:rPr>
+          <w:rFonts w:hint="eastAsia"/>
+          <w:lang w:val="en-US" w:eastAsia="zh-CN"/>
+        </w:rPr>
+      </w:pPr>
+      <w:r>
+        <w:rPr>
+          <w:rFonts w:hint="eastAsia"/>
+          <w:lang w:val="en-US" w:eastAsia="zh-CN"/>
+        </w:rPr>
+        <w:t>代理</w:t>
+      </w:r>
+    </w:p>
+    <w:p>
+      <w:pPr>
+        <w:rPr>
+          <w:rFonts w:hint="eastAsia"/>
+          <w:lang w:val="en-US" w:eastAsia="zh-CN"/>
+        </w:rPr>
+      </w:pPr>
+    </w:p>
+    <w:p>
+      <w:pPr>
+        <w:rPr>
+          <w:rFonts w:hint="default"/>
+          <w:lang w:val="en-US" w:eastAsia="zh-CN"/>
+        </w:rPr>
+      </w:pPr>
+      <w:r>
+        <w:rPr>
+          <w:rFonts w:hint="eastAsia"/>
+          <w:lang w:val="en-US" w:eastAsia="zh-CN"/>
+        </w:rPr>
+        <w:t>插件：</w:t>
+      </w:r>
+      <w:r>
+        <w:rPr>
+          <w:rFonts w:hint="default"/>
+          <w:lang w:val="en-US" w:eastAsia="zh-CN"/>
+        </w:rPr>
+        <w:t>Claude Code Chat</w:t>
+      </w:r>
+    </w:p>
+    <w:p>
+      <w:pPr>
+        <w:rPr>
+          <w:rFonts w:hint="eastAsia"/>
+          <w:lang w:val="en-US" w:eastAsia="zh-CN"/>
+        </w:rPr>
+      </w:pPr>
+      <w:r>
+        <w:drawing>
+          <wp:inline distT="0" distB="0" distL="114300" distR="114300">
+            <wp:extent cx="5271135" cy="2695575"/>
+            <wp:effectExtent l="0" t="0" r="5715" b="9525"/>
+            <wp:docPr id="2" name="图片 2"/>
+            <wp:cNvGraphicFramePr>
+              <a:graphicFrameLocks xmlns:a="http://schemas.openxmlformats.org/drawingml/2006/main" noChangeAspect="1"/>
+            </wp:cNvGraphicFramePr>
+            <a:graphic xmlns:a="http://schemas.openxmlformats.org/drawingml/2006/main">
+              <a:graphicData uri="http://schemas.openxmlformats.org/drawingml/2006/picture">
+                <pic:pic xmlns:pic="http://schemas.openxmlformats.org/drawingml/2006/picture">
+                  <pic:nvPicPr>
+                    <pic:cNvPr id="2" name="图片 2"/>
+                    <pic:cNvPicPr>
+                      <a:picLocks noChangeAspect="1"/>
+                    </pic:cNvPicPr>
+                  </pic:nvPicPr>
+                  <pic:blipFill>
+                    <a:blip r:embed="rId8"/>
+                    <a:stretch>
+                      <a:fillRect/>
+                    </a:stretch>
+                  </pic:blipFill>
+                  <pic:spPr>
+                    <a:xfrm>
+                      <a:off x="0" y="0"/>
+                      <a:ext cx="5271135" cy="2695575"/>
+                    </a:xfrm>
+                    <a:prstGeom prst="rect">
+                      <a:avLst/>
+                    </a:prstGeom>
+                    <a:noFill/>
+                    <a:ln>
+                      <a:noFill/>
+                    </a:ln>
+                  </pic:spPr>
+                </pic:pic>
+              </a:graphicData>
+            </a:graphic>
+          </wp:inline>
+        </w:drawing>
+      </w:r>
+    </w:p>
+    <w:p>
+      <w:pPr>
+        <w:rPr>
+          <w:rFonts w:hint="default"/>
+          <w:lang w:val="en-US" w:eastAsia="zh-CN"/>
+        </w:rPr>
+      </w:pPr>
+      <w:r>
+        <w:rPr>
+          <w:rFonts w:hint="eastAsia"/>
+          <w:lang w:val="en-US" w:eastAsia="zh-CN"/>
+        </w:rPr>
+        <w:t>终端</w:t>
       </w:r>
     </w:p>
     <w:sectPr>
@@ -2897,6 +6303,163 @@
     </w:sectPr>
   </w:body>
 </w:document>
+</file>
+
+<file path=word/numbering.xml><?xml version="1.0" encoding="utf-8"?>
+<w:numbering xmlns:wpc="http://schemas.microsoft.com/office/word/2010/wordprocessingCanvas" xmlns:mc="http://schemas.openxmlformats.org/markup-compatibility/2006" xmlns:o="urn:schemas-microsoft-com:office:office" xmlns:r="http://schemas.openxmlformats.org/officeDocument/2006/relationships" xmlns:m="http://schemas.openxmlformats.org/officeDocument/2006/math" xmlns:v="urn:schemas-microsoft-com:vml" xmlns:wp14="http://schemas.microsoft.com/office/word/2010/wordprocessingDrawing" xmlns:wp="http://schemas.openxmlformats.org/drawingml/2006/wordprocessingDrawing" xmlns:w10="urn:schemas-microsoft-com:office:word" xmlns:w="http://schemas.openxmlformats.org/wordprocessingml/2006/main" xmlns:w14="http://schemas.microsoft.com/office/word/2010/wordml" xmlns:wpg="http://schemas.microsoft.com/office/word/2010/wordprocessingGroup" xmlns:wpi="http://schemas.microsoft.com/office/word/2010/wordprocessingInk" xmlns:wne="http://schemas.microsoft.com/office/word/2006/wordml" xmlns:wps="http://schemas.microsoft.com/office/word/2010/wordprocessingShape" xmlns:wpsCustomData="http://www.wps.cn/officeDocument/2013/wpsCustomData" mc:Ignorable="w14 wp14">
+  <w:abstractNum w:abstractNumId="0">
+    <w:nsid w:val="B924DE94"/>
+    <w:multiLevelType w:val="multilevel"/>
+    <w:tmpl w:val="B924DE94"/>
+    <w:lvl w:ilvl="0" w:tentative="0">
+      <w:start w:val="1"/>
+      <w:numFmt w:val="decimal"/>
+      <w:lvlText w:val="%1."/>
+      <w:lvlJc w:val="left"/>
+      <w:pPr>
+        <w:tabs>
+          <w:tab w:val="left" w:pos="720"/>
+        </w:tabs>
+        <w:ind w:left="720" w:hanging="360"/>
+      </w:pPr>
+      <w:rPr>
+        <w:sz w:val="24"/>
+        <w:szCs w:val="24"/>
+      </w:rPr>
+    </w:lvl>
+    <w:lvl w:ilvl="1" w:tentative="0">
+      <w:start w:val="1"/>
+      <w:numFmt w:val="decimal"/>
+      <w:lvlText w:val="%2."/>
+      <w:lvlJc w:val="left"/>
+      <w:pPr>
+        <w:tabs>
+          <w:tab w:val="left" w:pos="1440"/>
+        </w:tabs>
+        <w:ind w:left="1440" w:hanging="360"/>
+      </w:pPr>
+      <w:rPr>
+        <w:sz w:val="24"/>
+        <w:szCs w:val="24"/>
+      </w:rPr>
+    </w:lvl>
+    <w:lvl w:ilvl="2" w:tentative="0">
+      <w:start w:val="1"/>
+      <w:numFmt w:val="decimal"/>
+      <w:lvlText w:val="%3."/>
+      <w:lvlJc w:val="left"/>
+      <w:pPr>
+        <w:tabs>
+          <w:tab w:val="left" w:pos="2160"/>
+        </w:tabs>
+        <w:ind w:left="2160" w:hanging="360"/>
+      </w:pPr>
+      <w:rPr>
+        <w:sz w:val="24"/>
+        <w:szCs w:val="24"/>
+      </w:rPr>
+    </w:lvl>
+    <w:lvl w:ilvl="3" w:tentative="0">
+      <w:start w:val="1"/>
+      <w:numFmt w:val="decimal"/>
+      <w:lvlText w:val="%4."/>
+      <w:lvlJc w:val="left"/>
+      <w:pPr>
+        <w:tabs>
+          <w:tab w:val="left" w:pos="2517"/>
+        </w:tabs>
+        <w:ind w:left="2880" w:hanging="360"/>
+      </w:pPr>
+      <w:rPr>
+        <w:sz w:val="24"/>
+        <w:szCs w:val="24"/>
+      </w:rPr>
+    </w:lvl>
+    <w:lvl w:ilvl="4" w:tentative="0">
+      <w:start w:val="1"/>
+      <w:numFmt w:val="decimal"/>
+      <w:lvlText w:val="%5."/>
+      <w:lvlJc w:val="left"/>
+      <w:pPr>
+        <w:tabs>
+          <w:tab w:val="left" w:pos="3238"/>
+        </w:tabs>
+        <w:ind w:left="3600" w:hanging="360"/>
+      </w:pPr>
+      <w:rPr>
+        <w:sz w:val="24"/>
+        <w:szCs w:val="24"/>
+      </w:rPr>
+    </w:lvl>
+    <w:lvl w:ilvl="5" w:tentative="0">
+      <w:start w:val="1"/>
+      <w:numFmt w:val="decimal"/>
+      <w:lvlText w:val="%6."/>
+      <w:lvlJc w:val="left"/>
+      <w:pPr>
+        <w:tabs>
+          <w:tab w:val="left" w:pos="3958"/>
+        </w:tabs>
+        <w:ind w:left="4320" w:hanging="360"/>
+      </w:pPr>
+      <w:rPr>
+        <w:sz w:val="24"/>
+        <w:szCs w:val="24"/>
+      </w:rPr>
+    </w:lvl>
+    <w:lvl w:ilvl="6" w:tentative="0">
+      <w:start w:val="1"/>
+      <w:numFmt w:val="decimal"/>
+      <w:lvlText w:val="%7."/>
+      <w:lvlJc w:val="left"/>
+      <w:pPr>
+        <w:tabs>
+          <w:tab w:val="left" w:pos="4678"/>
+        </w:tabs>
+        <w:ind w:left="5040" w:hanging="360"/>
+      </w:pPr>
+      <w:rPr>
+        <w:sz w:val="24"/>
+        <w:szCs w:val="24"/>
+      </w:rPr>
+    </w:lvl>
+    <w:lvl w:ilvl="7" w:tentative="0">
+      <w:start w:val="1"/>
+      <w:numFmt w:val="decimal"/>
+      <w:lvlText w:val="%8."/>
+      <w:lvlJc w:val="left"/>
+      <w:pPr>
+        <w:tabs>
+          <w:tab w:val="left" w:pos="5398"/>
+        </w:tabs>
+        <w:ind w:left="5760" w:hanging="360"/>
+      </w:pPr>
+      <w:rPr>
+        <w:sz w:val="24"/>
+        <w:szCs w:val="24"/>
+      </w:rPr>
+    </w:lvl>
+    <w:lvl w:ilvl="8" w:tentative="0">
+      <w:start w:val="1"/>
+      <w:numFmt w:val="decimal"/>
+      <w:lvlText w:val="%9."/>
+      <w:lvlJc w:val="left"/>
+      <w:pPr>
+        <w:tabs>
+          <w:tab w:val="left" w:pos="6118"/>
+        </w:tabs>
+        <w:ind w:left="6480" w:hanging="360"/>
+      </w:pPr>
+      <w:rPr>
+        <w:sz w:val="24"/>
+        <w:szCs w:val="24"/>
+      </w:rPr>
+    </w:lvl>
+  </w:abstractNum>
+  <w:num w:numId="1">
+    <w:abstractNumId w:val="0"/>
+  </w:num>
+</w:numbering>
 </file>
 
 <file path=word/styles.xml><?xml version="1.0" encoding="utf-8"?>
@@ -2995,7 +6558,7 @@
     <w:lsdException w:unhideWhenUsed="0" w:uiPriority="0" w:semiHidden="0" w:name="Body Text Indent 2"/>
     <w:lsdException w:unhideWhenUsed="0" w:uiPriority="0" w:semiHidden="0" w:name="Body Text Indent 3"/>
     <w:lsdException w:unhideWhenUsed="0" w:uiPriority="0" w:semiHidden="0" w:name="Block Text"/>
-    <w:lsdException w:unhideWhenUsed="0" w:uiPriority="0" w:semiHidden="0" w:name="Hyperlink"/>
+    <w:lsdException w:qFormat="1" w:unhideWhenUsed="0" w:uiPriority="0" w:semiHidden="0" w:name="Hyperlink"/>
     <w:lsdException w:unhideWhenUsed="0" w:uiPriority="0" w:semiHidden="0" w:name="FollowedHyperlink"/>
     <w:lsdException w:qFormat="1" w:unhideWhenUsed="0" w:uiPriority="0" w:semiHidden="0" w:name="Strong"/>
     <w:lsdException w:qFormat="1" w:unhideWhenUsed="0" w:uiPriority="0" w:semiHidden="0" w:name="Emphasis"/>
@@ -3175,12 +6738,12 @@
       <w:lang w:val="en-US" w:eastAsia="zh-CN" w:bidi="ar-SA"/>
     </w:rPr>
   </w:style>
-  <w:style w:type="character" w:default="1" w:styleId="3">
+  <w:style w:type="character" w:default="1" w:styleId="5">
     <w:name w:val="Default Paragraph Font"/>
     <w:semiHidden/>
     <w:uiPriority w:val="0"/>
   </w:style>
-  <w:style w:type="table" w:default="1" w:styleId="2">
+  <w:style w:type="table" w:default="1" w:styleId="4">
     <w:name w:val="Normal Table"/>
     <w:semiHidden/>
     <w:uiPriority w:val="0"/>
@@ -3193,9 +6756,59 @@
       </w:tblCellMar>
     </w:tblPr>
   </w:style>
-  <w:style w:type="character" w:styleId="4">
+  <w:style w:type="paragraph" w:styleId="2">
+    <w:name w:val="footer"/>
+    <w:basedOn w:val="1"/>
+    <w:uiPriority w:val="0"/>
+    <w:pPr>
+      <w:tabs>
+        <w:tab w:val="center" w:pos="4153"/>
+        <w:tab w:val="right" w:pos="8306"/>
+      </w:tabs>
+      <w:snapToGrid w:val="0"/>
+      <w:jc w:val="left"/>
+    </w:pPr>
+    <w:rPr>
+      <w:sz w:val="18"/>
+    </w:rPr>
+  </w:style>
+  <w:style w:type="paragraph" w:styleId="3">
+    <w:name w:val="header"/>
+    <w:basedOn w:val="1"/>
+    <w:uiPriority w:val="0"/>
+    <w:pPr>
+      <w:pBdr>
+        <w:top w:val="none" w:color="auto" w:sz="0" w:space="1"/>
+        <w:left w:val="none" w:color="auto" w:sz="0" w:space="4"/>
+        <w:bottom w:val="none" w:color="auto" w:sz="0" w:space="1"/>
+        <w:right w:val="none" w:color="auto" w:sz="0" w:space="4"/>
+      </w:pBdr>
+      <w:tabs>
+        <w:tab w:val="center" w:pos="4153"/>
+        <w:tab w:val="right" w:pos="8306"/>
+      </w:tabs>
+      <w:snapToGrid w:val="0"/>
+      <w:spacing w:line="240" w:lineRule="auto"/>
+      <w:jc w:val="both"/>
+      <w:outlineLvl w:val="9"/>
+    </w:pPr>
+    <w:rPr>
+      <w:sz w:val="18"/>
+    </w:rPr>
+  </w:style>
+  <w:style w:type="character" w:styleId="6">
+    <w:name w:val="FollowedHyperlink"/>
+    <w:basedOn w:val="5"/>
+    <w:uiPriority w:val="0"/>
+    <w:rPr>
+      <w:color w:val="800080"/>
+      <w:u w:val="single"/>
+    </w:rPr>
+  </w:style>
+  <w:style w:type="character" w:styleId="7">
     <w:name w:val="Hyperlink"/>
-    <w:basedOn w:val="3"/>
+    <w:basedOn w:val="5"/>
+    <w:qFormat/>
     <w:uiPriority w:val="0"/>
     <w:rPr>
       <w:color w:val="0000FF"/>

--- a/vscode.docx
+++ b/vscode.docx
@@ -4276,18 +4276,6 @@
     <w:p>
       <w:pPr>
         <w:rPr>
-          <w:rFonts w:hint="default" w:ascii="宋体" w:hAnsi="宋体" w:eastAsia="宋体" w:cs="宋体"/>
-          <w:b w:val="0"/>
-          <w:bCs w:val="0"/>
-          <w:sz w:val="24"/>
-          <w:szCs w:val="24"/>
-          <w:lang w:val="en-US" w:eastAsia="zh-CN"/>
-        </w:rPr>
-      </w:pPr>
-    </w:p>
-    <w:p>
-      <w:pPr>
-        <w:rPr>
           <w:rFonts w:hint="eastAsia" w:ascii="宋体" w:hAnsi="宋体" w:eastAsia="宋体" w:cs="宋体"/>
           <w:b/>
           <w:bCs/>
@@ -4305,6 +4293,213 @@
           <w:szCs w:val="24"/>
           <w:lang w:val="en-US" w:eastAsia="zh-CN"/>
         </w:rPr>
+        <w:t>官网汇总</w:t>
+      </w:r>
+    </w:p>
+    <w:p>
+      <w:pPr>
+        <w:rPr>
+          <w:rFonts w:hint="eastAsia" w:ascii="宋体" w:hAnsi="宋体" w:eastAsia="宋体" w:cs="宋体"/>
+          <w:b/>
+          <w:bCs/>
+          <w:sz w:val="24"/>
+          <w:szCs w:val="24"/>
+          <w:lang w:val="en-US" w:eastAsia="zh-CN"/>
+        </w:rPr>
+      </w:pPr>
+    </w:p>
+    <w:p>
+      <w:pPr>
+        <w:rPr>
+          <w:rFonts w:hint="default" w:ascii="宋体" w:hAnsi="宋体" w:eastAsia="宋体" w:cs="宋体"/>
+          <w:b w:val="0"/>
+          <w:bCs w:val="0"/>
+          <w:sz w:val="24"/>
+          <w:szCs w:val="24"/>
+          <w:lang w:val="en-US" w:eastAsia="zh-CN"/>
+        </w:rPr>
+      </w:pPr>
+      <w:r>
+        <w:rPr>
+          <w:rFonts w:hint="default" w:ascii="宋体" w:hAnsi="宋体" w:eastAsia="宋体" w:cs="宋体"/>
+          <w:b w:val="0"/>
+          <w:bCs w:val="0"/>
+          <w:sz w:val="24"/>
+          <w:szCs w:val="24"/>
+          <w:lang w:val="en-US" w:eastAsia="zh-CN"/>
+        </w:rPr>
+        <w:t>GitHub</w:t>
+      </w:r>
+    </w:p>
+    <w:p>
+      <w:pPr>
+        <w:rPr>
+          <w:rFonts w:ascii="宋体" w:hAnsi="宋体" w:eastAsia="宋体" w:cs="宋体"/>
+          <w:sz w:val="24"/>
+          <w:szCs w:val="24"/>
+        </w:rPr>
+      </w:pPr>
+      <w:r>
+        <w:rPr>
+          <w:rFonts w:ascii="宋体" w:hAnsi="宋体" w:eastAsia="宋体" w:cs="宋体"/>
+          <w:sz w:val="24"/>
+          <w:szCs w:val="24"/>
+        </w:rPr>
+        <w:fldChar w:fldCharType="begin"/>
+      </w:r>
+      <w:r>
+        <w:rPr>
+          <w:rFonts w:ascii="宋体" w:hAnsi="宋体" w:eastAsia="宋体" w:cs="宋体"/>
+          <w:sz w:val="24"/>
+          <w:szCs w:val="24"/>
+        </w:rPr>
+        <w:instrText xml:space="preserve"> HYPERLINK "https://github.highlight.ink/documenting-projects/formatting-your-readme" </w:instrText>
+      </w:r>
+      <w:r>
+        <w:rPr>
+          <w:rFonts w:ascii="宋体" w:hAnsi="宋体" w:eastAsia="宋体" w:cs="宋体"/>
+          <w:sz w:val="24"/>
+          <w:szCs w:val="24"/>
+        </w:rPr>
+        <w:fldChar w:fldCharType="separate"/>
+      </w:r>
+      <w:r>
+        <w:rPr>
+          <w:rStyle w:val="7"/>
+          <w:rFonts w:ascii="宋体" w:hAnsi="宋体" w:eastAsia="宋体" w:cs="宋体"/>
+          <w:sz w:val="24"/>
+          <w:szCs w:val="24"/>
+        </w:rPr>
+        <w:t>格式化你的 README | GitHub 使用指南</w:t>
+      </w:r>
+      <w:r>
+        <w:rPr>
+          <w:rFonts w:ascii="宋体" w:hAnsi="宋体" w:eastAsia="宋体" w:cs="宋体"/>
+          <w:sz w:val="24"/>
+          <w:szCs w:val="24"/>
+        </w:rPr>
+        <w:fldChar w:fldCharType="end"/>
+      </w:r>
+    </w:p>
+    <w:p>
+      <w:pPr>
+        <w:rPr>
+          <w:rFonts w:hint="default" w:ascii="宋体" w:hAnsi="宋体" w:eastAsia="宋体" w:cs="宋体"/>
+          <w:b w:val="0"/>
+          <w:bCs w:val="0"/>
+          <w:sz w:val="24"/>
+          <w:szCs w:val="24"/>
+          <w:lang w:val="en-US" w:eastAsia="zh-CN"/>
+        </w:rPr>
+      </w:pPr>
+      <w:r>
+        <w:rPr>
+          <w:rFonts w:hint="default" w:ascii="宋体" w:hAnsi="宋体" w:eastAsia="宋体" w:cs="宋体"/>
+          <w:b w:val="0"/>
+          <w:bCs w:val="0"/>
+          <w:sz w:val="24"/>
+          <w:szCs w:val="24"/>
+          <w:lang w:val="en-US" w:eastAsia="zh-CN"/>
+        </w:rPr>
+        <w:t>GitHub Desktop</w:t>
+      </w:r>
+    </w:p>
+    <w:p>
+      <w:pPr>
+        <w:rPr>
+          <w:rFonts w:hint="default" w:ascii="宋体" w:hAnsi="宋体" w:eastAsia="宋体" w:cs="宋体"/>
+          <w:b w:val="0"/>
+          <w:bCs w:val="0"/>
+          <w:sz w:val="24"/>
+          <w:szCs w:val="24"/>
+          <w:lang w:val="en-US" w:eastAsia="zh-CN"/>
+        </w:rPr>
+      </w:pPr>
+      <w:r>
+        <w:rPr>
+          <w:rFonts w:ascii="宋体" w:hAnsi="宋体" w:eastAsia="宋体" w:cs="宋体"/>
+          <w:sz w:val="24"/>
+          <w:szCs w:val="24"/>
+        </w:rPr>
+        <w:fldChar w:fldCharType="begin"/>
+      </w:r>
+      <w:r>
+        <w:rPr>
+          <w:rFonts w:ascii="宋体" w:hAnsi="宋体" w:eastAsia="宋体" w:cs="宋体"/>
+          <w:sz w:val="24"/>
+          <w:szCs w:val="24"/>
+        </w:rPr>
+        <w:instrText xml:space="preserve"> HYPERLINK "https://docs.github.com/zh/desktop/managing-commits/reordering-commits-in-github-desktop" </w:instrText>
+      </w:r>
+      <w:r>
+        <w:rPr>
+          <w:rFonts w:ascii="宋体" w:hAnsi="宋体" w:eastAsia="宋体" w:cs="宋体"/>
+          <w:sz w:val="24"/>
+          <w:szCs w:val="24"/>
+        </w:rPr>
+        <w:fldChar w:fldCharType="separate"/>
+      </w:r>
+      <w:r>
+        <w:rPr>
+          <w:rStyle w:val="7"/>
+          <w:rFonts w:ascii="宋体" w:hAnsi="宋体" w:eastAsia="宋体" w:cs="宋体"/>
+          <w:sz w:val="24"/>
+          <w:szCs w:val="24"/>
+        </w:rPr>
+        <w:t>在 GitHub Desktop 中重新排序提交 - GitHub 文档</w:t>
+      </w:r>
+      <w:r>
+        <w:rPr>
+          <w:rFonts w:ascii="宋体" w:hAnsi="宋体" w:eastAsia="宋体" w:cs="宋体"/>
+          <w:sz w:val="24"/>
+          <w:szCs w:val="24"/>
+        </w:rPr>
+        <w:fldChar w:fldCharType="end"/>
+      </w:r>
+      <w:r>
+        <w:rPr>
+          <w:rFonts w:hint="default" w:ascii="宋体" w:hAnsi="宋体" w:eastAsia="宋体" w:cs="宋体"/>
+          <w:b w:val="0"/>
+          <w:bCs w:val="0"/>
+          <w:sz w:val="24"/>
+          <w:szCs w:val="24"/>
+          <w:lang w:val="en-US" w:eastAsia="zh-CN"/>
+        </w:rPr>
+        <w:br w:type="page"/>
+      </w:r>
+    </w:p>
+    <w:p>
+      <w:pPr>
+        <w:rPr>
+          <w:rFonts w:hint="default" w:ascii="宋体" w:hAnsi="宋体" w:eastAsia="宋体" w:cs="宋体"/>
+          <w:b w:val="0"/>
+          <w:bCs w:val="0"/>
+          <w:sz w:val="24"/>
+          <w:szCs w:val="24"/>
+          <w:lang w:val="en-US" w:eastAsia="zh-CN"/>
+        </w:rPr>
+      </w:pPr>
+    </w:p>
+    <w:p>
+      <w:pPr>
+        <w:rPr>
+          <w:rFonts w:hint="eastAsia" w:ascii="宋体" w:hAnsi="宋体" w:eastAsia="宋体" w:cs="宋体"/>
+          <w:b/>
+          <w:bCs/>
+          <w:sz w:val="24"/>
+          <w:szCs w:val="24"/>
+          <w:lang w:val="en-US" w:eastAsia="zh-CN"/>
+        </w:rPr>
+      </w:pPr>
+      <w:r>
+        <w:rPr>
+          <w:rFonts w:hint="eastAsia" w:ascii="宋体" w:hAnsi="宋体" w:eastAsia="宋体" w:cs="宋体"/>
+          <w:b/>
+          <w:bCs/>
+          <w:sz w:val="24"/>
+          <w:szCs w:val="24"/>
+          <w:lang w:val="en-US" w:eastAsia="zh-CN"/>
+        </w:rPr>
         <w:t>Markdown语法格式</w:t>
       </w:r>
     </w:p>
@@ -4661,20 +4856,39 @@
         </w:rPr>
         <w:t>markdown支持一些html标签</w:t>
       </w:r>
-      <w:bookmarkStart w:id="0" w:name="_GoBack"/>
-      <w:bookmarkEnd w:id="0"/>
-    </w:p>
-    <w:p>
-      <w:pPr>
-        <w:rPr>
-          <w:rFonts w:hint="eastAsia" w:ascii="宋体" w:hAnsi="宋体" w:eastAsia="宋体" w:cs="宋体"/>
-          <w:b w:val="0"/>
-          <w:bCs w:val="0"/>
-          <w:sz w:val="24"/>
-          <w:szCs w:val="24"/>
-          <w:lang w:val="en-US" w:eastAsia="zh-CN"/>
-        </w:rPr>
-      </w:pPr>
+    </w:p>
+    <w:p>
+      <w:pPr>
+        <w:rPr>
+          <w:rFonts w:hint="default" w:ascii="宋体" w:hAnsi="宋体" w:eastAsia="宋体" w:cs="宋体"/>
+          <w:sz w:val="24"/>
+          <w:szCs w:val="24"/>
+          <w:lang w:val="en-US" w:eastAsia="zh-CN"/>
+        </w:rPr>
+      </w:pPr>
+    </w:p>
+    <w:p>
+      <w:pPr>
+        <w:rPr>
+          <w:rFonts w:hint="default" w:ascii="宋体" w:hAnsi="宋体" w:eastAsia="宋体" w:cs="宋体"/>
+          <w:b/>
+          <w:bCs/>
+          <w:sz w:val="24"/>
+          <w:szCs w:val="24"/>
+          <w:lang w:val="en-US" w:eastAsia="zh-CN"/>
+        </w:rPr>
+      </w:pPr>
+      <w:r>
+        <w:rPr>
+          <w:rFonts w:hint="default" w:ascii="宋体" w:hAnsi="宋体" w:eastAsia="宋体" w:cs="宋体"/>
+          <w:b/>
+          <w:bCs/>
+          <w:sz w:val="24"/>
+          <w:szCs w:val="24"/>
+          <w:lang w:val="en-US" w:eastAsia="zh-CN"/>
+        </w:rPr>
+        <w:t>~$docx文件</w:t>
+      </w:r>
     </w:p>
     <w:p>
       <w:pPr>
@@ -4698,7 +4912,7 @@
           <w:sz w:val="24"/>
           <w:szCs w:val="24"/>
         </w:rPr>
-        <w:instrText xml:space="preserve"> HYPERLINK "https://github.highlight.ink/documenting-projects/formatting-your-readme" </w:instrText>
+        <w:instrText xml:space="preserve"> HYPERLINK "https://cloud.tencent.com/developer/article/2579825" </w:instrText>
       </w:r>
       <w:r>
         <w:rPr>
@@ -4715,7 +4929,7 @@
           <w:sz w:val="24"/>
           <w:szCs w:val="24"/>
         </w:rPr>
-        <w:t>格式化你的 README | GitHub 使用指南</w:t>
+        <w:t>访问文件后出现的 ~$ 文件是什么？它和缓冲机制、数据丢失有什么关系？-腾讯云开发者社区-腾讯云</w:t>
       </w:r>
       <w:r>
         <w:rPr>
@@ -4728,6 +4942,350 @@
     </w:p>
     <w:p>
       <w:pPr>
+        <w:rPr>
+          <w:rFonts w:hint="default" w:ascii="宋体" w:hAnsi="宋体" w:eastAsia="宋体" w:cs="宋体"/>
+          <w:sz w:val="24"/>
+          <w:szCs w:val="24"/>
+          <w:lang w:val="en-US" w:eastAsia="zh-CN"/>
+        </w:rPr>
+      </w:pPr>
+      <w:r>
+        <w:rPr>
+          <w:rFonts w:hint="default" w:ascii="宋体" w:hAnsi="宋体" w:eastAsia="宋体" w:cs="宋体"/>
+          <w:sz w:val="24"/>
+          <w:szCs w:val="24"/>
+          <w:lang w:val="en-US" w:eastAsia="zh-CN"/>
+        </w:rPr>
+        <w:t>临时所有者文件（owner temp file） 或 用于锁定与恢复的临时文件</w:t>
+      </w:r>
+    </w:p>
+    <w:p>
+      <w:pPr>
+        <w:rPr>
+          <w:rFonts w:hint="default" w:ascii="宋体" w:hAnsi="宋体" w:eastAsia="宋体" w:cs="宋体"/>
+          <w:sz w:val="24"/>
+          <w:szCs w:val="24"/>
+          <w:lang w:val="en-US" w:eastAsia="zh-CN"/>
+        </w:rPr>
+      </w:pPr>
+      <w:r>
+        <w:rPr>
+          <w:rFonts w:hint="default" w:ascii="宋体" w:hAnsi="宋体" w:eastAsia="宋体" w:cs="宋体"/>
+          <w:sz w:val="24"/>
+          <w:szCs w:val="24"/>
+          <w:lang w:val="en-US" w:eastAsia="zh-CN"/>
+        </w:rPr>
+        <w:t>崩溃恢复</w:t>
+      </w:r>
+      <w:r>
+        <w:rPr>
+          <w:rFonts w:hint="eastAsia" w:ascii="宋体" w:hAnsi="宋体" w:eastAsia="宋体" w:cs="宋体"/>
+          <w:sz w:val="24"/>
+          <w:szCs w:val="24"/>
+          <w:lang w:val="en-US" w:eastAsia="zh-CN"/>
+        </w:rPr>
+        <w:t>：</w:t>
+      </w:r>
+    </w:p>
+    <w:p>
+      <w:pPr>
+        <w:rPr>
+          <w:rFonts w:hint="default" w:ascii="宋体" w:hAnsi="宋体" w:eastAsia="宋体" w:cs="宋体"/>
+          <w:sz w:val="24"/>
+          <w:szCs w:val="24"/>
+          <w:lang w:val="en-US" w:eastAsia="zh-CN"/>
+        </w:rPr>
+      </w:pPr>
+      <w:r>
+        <w:rPr>
+          <w:rFonts w:hint="default" w:ascii="宋体" w:hAnsi="宋体" w:eastAsia="宋体" w:cs="宋体"/>
+          <w:sz w:val="24"/>
+          <w:szCs w:val="24"/>
+          <w:lang w:val="en-US" w:eastAsia="zh-CN"/>
+        </w:rPr>
+        <w:t>在你编辑文档的过程中，这个文件会保存你当前的编辑状态。当程序异常退出或断电时，下次打开时 Office 可以检测它，并尝试恢复未保存内容。</w:t>
+      </w:r>
+    </w:p>
+    <w:p>
+      <w:pPr>
+        <w:rPr>
+          <w:rFonts w:hint="default" w:ascii="宋体" w:hAnsi="宋体" w:eastAsia="宋体" w:cs="宋体"/>
+          <w:sz w:val="24"/>
+          <w:szCs w:val="24"/>
+          <w:lang w:val="en-US" w:eastAsia="zh-CN"/>
+        </w:rPr>
+      </w:pPr>
+      <w:r>
+        <w:rPr>
+          <w:rFonts w:hint="default" w:ascii="宋体" w:hAnsi="宋体" w:eastAsia="宋体" w:cs="宋体"/>
+          <w:sz w:val="24"/>
+          <w:szCs w:val="24"/>
+          <w:lang w:val="en-US" w:eastAsia="zh-CN"/>
+        </w:rPr>
+        <w:t>文件锁 / 协同编辑提示</w:t>
+      </w:r>
+      <w:r>
+        <w:rPr>
+          <w:rFonts w:hint="eastAsia" w:ascii="宋体" w:hAnsi="宋体" w:eastAsia="宋体" w:cs="宋体"/>
+          <w:sz w:val="24"/>
+          <w:szCs w:val="24"/>
+          <w:lang w:val="en-US" w:eastAsia="zh-CN"/>
+        </w:rPr>
+        <w:t>：</w:t>
+      </w:r>
+    </w:p>
+    <w:p>
+      <w:pPr>
+        <w:rPr>
+          <w:rFonts w:hint="default" w:ascii="宋体" w:hAnsi="宋体" w:eastAsia="宋体" w:cs="宋体"/>
+          <w:sz w:val="24"/>
+          <w:szCs w:val="24"/>
+          <w:lang w:val="en-US" w:eastAsia="zh-CN"/>
+        </w:rPr>
+      </w:pPr>
+      <w:r>
+        <w:rPr>
+          <w:rFonts w:hint="default" w:ascii="宋体" w:hAnsi="宋体" w:eastAsia="宋体" w:cs="宋体"/>
+          <w:sz w:val="24"/>
+          <w:szCs w:val="24"/>
+          <w:lang w:val="en-US" w:eastAsia="zh-CN"/>
+        </w:rPr>
+        <w:t>当一个用户打开文件编辑时，~$ 文件作为“占用标志”存在。其他用户通过网络共享打开同一文档时，会检测到这个临时文件存在，从而知道该文档正被占用，可能提示以只读模式打开。</w:t>
+      </w:r>
+    </w:p>
+    <w:p>
+      <w:pPr>
+        <w:rPr>
+          <w:rFonts w:hint="eastAsia" w:ascii="宋体" w:hAnsi="宋体" w:eastAsia="宋体" w:cs="宋体"/>
+          <w:sz w:val="24"/>
+          <w:szCs w:val="24"/>
+          <w:lang w:val="en-US" w:eastAsia="zh-CN"/>
+        </w:rPr>
+      </w:pPr>
+      <w:r>
+        <w:rPr>
+          <w:rFonts w:hint="eastAsia" w:ascii="宋体" w:hAnsi="宋体" w:eastAsia="宋体" w:cs="宋体"/>
+          <w:sz w:val="24"/>
+          <w:szCs w:val="24"/>
+          <w:lang w:val="en-US" w:eastAsia="zh-CN"/>
+        </w:rPr>
+        <w:t>总结：</w:t>
+      </w:r>
+    </w:p>
+    <w:p>
+      <w:pPr>
+        <w:rPr>
+          <w:rFonts w:hint="eastAsia" w:ascii="宋体" w:hAnsi="宋体" w:eastAsia="宋体" w:cs="宋体"/>
+          <w:sz w:val="24"/>
+          <w:szCs w:val="24"/>
+          <w:lang w:val="en-US" w:eastAsia="zh-CN"/>
+        </w:rPr>
+      </w:pPr>
+      <w:r>
+        <w:rPr>
+          <w:rFonts w:hint="eastAsia" w:ascii="宋体" w:hAnsi="宋体" w:eastAsia="宋体" w:cs="宋体"/>
+          <w:sz w:val="24"/>
+          <w:szCs w:val="24"/>
+          <w:lang w:val="en-US" w:eastAsia="zh-CN"/>
+        </w:rPr>
+        <w:t>编辑状态的中间快照，定期编辑状态写入，编辑保存流程，全缓冲机制</w:t>
+      </w:r>
+    </w:p>
+    <w:p>
+      <w:pPr>
+        <w:rPr>
+          <w:rFonts w:hint="eastAsia" w:ascii="宋体" w:hAnsi="宋体" w:eastAsia="宋体" w:cs="宋体"/>
+          <w:sz w:val="24"/>
+          <w:szCs w:val="24"/>
+          <w:lang w:val="en-US" w:eastAsia="zh-CN"/>
+        </w:rPr>
+      </w:pPr>
+    </w:p>
+    <w:p>
+      <w:pPr>
+        <w:rPr>
+          <w:rFonts w:hint="eastAsia" w:ascii="宋体" w:hAnsi="宋体" w:eastAsia="宋体" w:cs="宋体"/>
+          <w:sz w:val="24"/>
+          <w:szCs w:val="24"/>
+          <w:lang w:val="en-US" w:eastAsia="zh-CN"/>
+        </w:rPr>
+      </w:pPr>
+    </w:p>
+    <w:p>
+      <w:pPr>
+        <w:rPr>
+          <w:rFonts w:hint="eastAsia" w:ascii="宋体" w:hAnsi="宋体" w:eastAsia="宋体" w:cs="宋体"/>
+          <w:b/>
+          <w:bCs/>
+          <w:sz w:val="24"/>
+          <w:szCs w:val="24"/>
+          <w:lang w:val="en-US" w:eastAsia="zh-CN"/>
+        </w:rPr>
+      </w:pPr>
+      <w:r>
+        <w:rPr>
+          <w:rFonts w:hint="eastAsia" w:ascii="宋体" w:hAnsi="宋体" w:eastAsia="宋体" w:cs="宋体"/>
+          <w:b/>
+          <w:bCs/>
+          <w:sz w:val="24"/>
+          <w:szCs w:val="24"/>
+          <w:lang w:val="en-US" w:eastAsia="zh-CN"/>
+        </w:rPr>
+        <w:t>Docx分割线</w:t>
+      </w:r>
+    </w:p>
+    <w:p>
+      <w:pPr>
+        <w:rPr>
+          <w:rFonts w:ascii="宋体" w:hAnsi="宋体" w:eastAsia="宋体" w:cs="宋体"/>
+          <w:sz w:val="24"/>
+          <w:szCs w:val="24"/>
+        </w:rPr>
+      </w:pPr>
+      <w:r>
+        <w:rPr>
+          <w:rFonts w:ascii="宋体" w:hAnsi="宋体" w:eastAsia="宋体" w:cs="宋体"/>
+          <w:sz w:val="24"/>
+          <w:szCs w:val="24"/>
+        </w:rPr>
+        <w:fldChar w:fldCharType="begin"/>
+      </w:r>
+      <w:r>
+        <w:rPr>
+          <w:rFonts w:ascii="宋体" w:hAnsi="宋体" w:eastAsia="宋体" w:cs="宋体"/>
+          <w:sz w:val="24"/>
+          <w:szCs w:val="24"/>
+        </w:rPr>
+        <w:instrText xml:space="preserve"> HYPERLINK "https://www.sohu.com/a/952030359_121870946" \l ":~:text=%E5%85%B6%E5%AE%9EWord%E8%87%AA%E5%B8%A6%E2%80%9C%E9%9A%90%E8%97%8F%E6%8A%80%E8%83%BD%E2%80%9D%EF%BC%8C%E5%8F%AA%E9%9C%80%E8%BE%93%E5%85%A5%E5%87%A0%E4%B8%AA%E7%AC%A6%E5%8F%B7%E5%8A%A0%E5%9B%9E%E8%BD%A6%EF%BC%8C%E5%88%86%E5%89%B2%E7%BA%BF%E7%9E%AC%E9%97%B4%E8%87%AA%E5%8A%A8%E7%94%9F%E6%88%90%EF%BC%81 %E4%B8%80%E3%80%81%E5%BF%AB%E6%8D%B7%E9%94%AE%E6%B3%95%EF%BC%9A%E7%AC%A6%E5%8F%B7+%E5%9B%9E%E8%BD%A6%EF%BC%8C%E6%9C%80%E7%AE%80%E5%8D%95 %E8%BF%99%E6%98%AF%E6%9C%80%E5%BF%AB%E7%9A%84%E6%96%B9%E6%B3%95%EF%BC%8C%E8%AE%B0%E4%BD%8F%E4%B8%A4%E7%BB%84%E7%AC%A6%E5%8F%B7%E5%B0%B1%E8%A1%8C%EF%BC%9A %C2%B7 %E2%80%A2 %E7%BB%86%E7%9B%B4%E7%BA%BF%EF%BC%9A%E5%9C%A8%E6%96%B0%E8%B5%B7%E7%9A%84%E4%B8%80%E8%A1%8C%E8%BF%9E%E7%BB%AD%E8%BE%93%E5%85%A5 %E4%B8%89%E4%B8%AA%E5%87%8F%E5%8F%B7%E2%80%9C---%E2%80%9D%EF%BC%8C%E7%84%B6%E5%90%8E%E6%8C%89%E5%9B%9E%E8%BD%A6%E9%94%AE%E3%80%82 %C2%B7,%E2%80%A2 %E8%99%9A%E7%BA%BF%EF%BC%9A%E8%BE%93%E5%85%A5 %E4%B8%89%E4%B8%AA%E6%98%9F%E5%8F%B7%E2%80%9C %E2%80%9D*%EF%BC%8C%E7%84%B6%E5%90%8E%E6%8C%89%E5%9B%9E%E8%BD%A6%E3%80%82 %C2%B7 %E2%80%A2 %E6%B3%A2%E6%B5%AA%E7%BA%BF%EF%BC%9A%E8%BE%93%E5%85%A5 %E4%B8%89%E4%B8%AA%E6%B3%A2%E6%B5%AA%E5%8F%B7%E2%80%9C~~~%E2%80%9D%EF%BC%8C%E7%84%B6%E5%90%8E%E6%8C%89%E5%9B%9E%E8%BD%A6%E3%80%82" </w:instrText>
+      </w:r>
+      <w:r>
+        <w:rPr>
+          <w:rFonts w:ascii="宋体" w:hAnsi="宋体" w:eastAsia="宋体" w:cs="宋体"/>
+          <w:sz w:val="24"/>
+          <w:szCs w:val="24"/>
+        </w:rPr>
+        <w:fldChar w:fldCharType="separate"/>
+      </w:r>
+      <w:r>
+        <w:rPr>
+          <w:rStyle w:val="7"/>
+          <w:rFonts w:ascii="宋体" w:hAnsi="宋体" w:eastAsia="宋体" w:cs="宋体"/>
+          <w:sz w:val="24"/>
+          <w:szCs w:val="24"/>
+        </w:rPr>
+        <w:t>Word怎么快速打出文件分割线？记住这几招，3秒搞定！_符号_文档_自动</w:t>
+      </w:r>
+      <w:r>
+        <w:rPr>
+          <w:rFonts w:ascii="宋体" w:hAnsi="宋体" w:eastAsia="宋体" w:cs="宋体"/>
+          <w:sz w:val="24"/>
+          <w:szCs w:val="24"/>
+        </w:rPr>
+        <w:fldChar w:fldCharType="end"/>
+      </w:r>
+    </w:p>
+    <w:p>
+      <w:pPr>
+        <w:rPr>
+          <w:rFonts w:hint="eastAsia" w:ascii="宋体" w:hAnsi="宋体" w:eastAsia="宋体" w:cs="宋体"/>
+          <w:sz w:val="24"/>
+          <w:szCs w:val="24"/>
+          <w:lang w:val="en-US" w:eastAsia="zh-CN"/>
+        </w:rPr>
+      </w:pPr>
+      <w:r>
+        <w:rPr>
+          <w:rFonts w:hint="eastAsia" w:ascii="宋体" w:hAnsi="宋体" w:eastAsia="宋体" w:cs="宋体"/>
+          <w:sz w:val="24"/>
+          <w:szCs w:val="24"/>
+          <w:lang w:val="en-US" w:eastAsia="zh-CN"/>
+        </w:rPr>
+        <w:t>编辑：</w:t>
+      </w:r>
+    </w:p>
+    <w:p>
+      <w:pPr>
+        <w:ind w:firstLine="420" w:firstLineChars="0"/>
+        <w:rPr>
+          <w:rFonts w:hint="eastAsia" w:ascii="宋体" w:hAnsi="宋体" w:eastAsia="宋体" w:cs="宋体"/>
+          <w:sz w:val="24"/>
+          <w:szCs w:val="24"/>
+          <w:lang w:val="en-US" w:eastAsia="zh-CN"/>
+        </w:rPr>
+      </w:pPr>
+      <w:r>
+        <w:rPr>
+          <w:rFonts w:hint="eastAsia" w:ascii="宋体" w:hAnsi="宋体" w:eastAsia="宋体" w:cs="宋体"/>
+          <w:sz w:val="24"/>
+          <w:szCs w:val="24"/>
+          <w:lang w:val="en-US" w:eastAsia="zh-CN"/>
+        </w:rPr>
+        <w:t>自动更正：</w:t>
+      </w:r>
+    </w:p>
+    <w:p>
+      <w:pPr>
+        <w:ind w:left="420" w:leftChars="0" w:firstLine="420" w:firstLineChars="0"/>
+        <w:rPr>
+          <w:rFonts w:hint="default" w:ascii="宋体" w:hAnsi="宋体" w:eastAsia="宋体" w:cs="宋体"/>
+          <w:sz w:val="24"/>
+          <w:szCs w:val="24"/>
+          <w:lang w:val="en-US" w:eastAsia="zh-CN"/>
+        </w:rPr>
+      </w:pPr>
+      <w:r>
+        <w:rPr>
+          <w:rFonts w:hint="eastAsia" w:ascii="宋体" w:hAnsi="宋体" w:eastAsia="宋体" w:cs="宋体"/>
+          <w:sz w:val="24"/>
+          <w:szCs w:val="24"/>
+          <w:lang w:val="en-US" w:eastAsia="zh-CN"/>
+        </w:rPr>
+        <w:t>首字母大写</w:t>
+      </w:r>
+    </w:p>
+    <w:p>
+      <w:pPr>
+        <w:ind w:firstLine="420" w:firstLineChars="0"/>
+        <w:rPr>
+          <w:rFonts w:hint="default" w:ascii="宋体" w:hAnsi="宋体" w:eastAsia="宋体" w:cs="宋体"/>
+          <w:sz w:val="24"/>
+          <w:szCs w:val="24"/>
+          <w:lang w:val="en-US" w:eastAsia="zh-CN"/>
+        </w:rPr>
+      </w:pPr>
+      <w:r>
+        <w:rPr>
+          <w:rFonts w:hint="eastAsia" w:ascii="宋体" w:hAnsi="宋体" w:eastAsia="宋体" w:cs="宋体"/>
+          <w:sz w:val="24"/>
+          <w:szCs w:val="24"/>
+          <w:lang w:val="en-US" w:eastAsia="zh-CN"/>
+        </w:rPr>
+        <w:t>复制粘贴：</w:t>
+      </w:r>
+    </w:p>
+    <w:p>
+      <w:pPr>
+        <w:ind w:left="420" w:leftChars="0" w:firstLine="420" w:firstLineChars="0"/>
+        <w:rPr>
+          <w:rFonts w:hint="eastAsia" w:ascii="宋体" w:hAnsi="宋体" w:eastAsia="宋体" w:cs="宋体"/>
+          <w:sz w:val="24"/>
+          <w:szCs w:val="24"/>
+          <w:lang w:val="en-US" w:eastAsia="zh-CN"/>
+        </w:rPr>
+      </w:pPr>
+      <w:r>
+        <w:rPr>
+          <w:rFonts w:hint="eastAsia" w:ascii="宋体" w:hAnsi="宋体" w:eastAsia="宋体" w:cs="宋体"/>
+          <w:sz w:val="24"/>
+          <w:szCs w:val="24"/>
+          <w:lang w:val="en-US" w:eastAsia="zh-CN"/>
+        </w:rPr>
+        <w:t>粘贴默认不带格式</w:t>
+      </w:r>
+    </w:p>
+    <w:p>
+      <w:pPr>
+        <w:ind w:left="420" w:leftChars="0" w:firstLine="420" w:firstLineChars="0"/>
         <w:rPr>
           <w:rFonts w:hint="default" w:ascii="宋体" w:hAnsi="宋体" w:eastAsia="宋体" w:cs="宋体"/>
           <w:sz w:val="24"/>
@@ -4741,6 +5299,15 @@
           <w:docGrid w:type="lines" w:linePitch="312" w:charSpace="0"/>
         </w:sectPr>
       </w:pPr>
+      <w:r>
+        <w:rPr>
+          <w:rFonts w:hint="eastAsia" w:ascii="宋体" w:hAnsi="宋体" w:eastAsia="宋体" w:cs="宋体"/>
+          <w:sz w:val="24"/>
+          <w:szCs w:val="24"/>
+          <w:lang w:val="en-US" w:eastAsia="zh-CN"/>
+        </w:rPr>
+        <w:t>图片默认浮于文字上方</w:t>
+      </w:r>
     </w:p>
     <w:p>
       <w:pPr>
@@ -6283,17 +6850,510 @@
     <w:p>
       <w:pPr>
         <w:rPr>
+          <w:rFonts w:hint="eastAsia"/>
+          <w:lang w:val="en-US" w:eastAsia="zh-CN"/>
+        </w:rPr>
+        <w:sectPr>
+          <w:pgSz w:w="11906" w:h="16838"/>
+          <w:pgMar w:top="1440" w:right="1800" w:bottom="1440" w:left="1800" w:header="851" w:footer="992" w:gutter="0"/>
+          <w:cols w:space="425" w:num="1"/>
+          <w:docGrid w:type="lines" w:linePitch="312" w:charSpace="0"/>
+        </w:sectPr>
+      </w:pPr>
+      <w:r>
+        <w:rPr>
+          <w:rFonts w:hint="eastAsia"/>
+          <w:lang w:val="en-US" w:eastAsia="zh-CN"/>
+        </w:rPr>
+        <w:t>终端</w:t>
+      </w:r>
+    </w:p>
+    <w:p>
+      <w:pPr>
+        <w:rPr>
+          <w:rFonts w:hint="eastAsia" w:ascii="宋体" w:hAnsi="宋体" w:eastAsia="宋体" w:cs="宋体"/>
+          <w:b/>
+          <w:bCs/>
+          <w:sz w:val="24"/>
+          <w:szCs w:val="24"/>
+          <w:lang w:val="en-US" w:eastAsia="zh-CN"/>
+        </w:rPr>
+      </w:pPr>
+      <w:r>
+        <w:rPr>
+          <w:rFonts w:hint="eastAsia" w:ascii="宋体" w:hAnsi="宋体" w:eastAsia="宋体" w:cs="宋体"/>
+          <w:b/>
+          <w:bCs/>
+          <w:sz w:val="24"/>
+          <w:szCs w:val="24"/>
+          <w:lang w:val="en-US" w:eastAsia="zh-CN"/>
+        </w:rPr>
+        <w:t>20260610</w:t>
+      </w:r>
+    </w:p>
+    <w:p>
+      <w:pPr>
+        <w:rPr>
+          <w:rFonts w:hint="default" w:ascii="宋体" w:hAnsi="宋体" w:eastAsia="宋体" w:cs="宋体"/>
+          <w:sz w:val="24"/>
+          <w:szCs w:val="24"/>
+          <w:lang w:val="en-US" w:eastAsia="zh-CN"/>
+        </w:rPr>
+      </w:pPr>
+    </w:p>
+    <w:p>
+      <w:pPr>
+        <w:rPr>
+          <w:rFonts w:hint="default" w:ascii="宋体" w:hAnsi="宋体" w:eastAsia="宋体" w:cs="宋体"/>
+          <w:sz w:val="24"/>
+          <w:szCs w:val="24"/>
+          <w:lang w:val="en-US" w:eastAsia="zh-CN"/>
+        </w:rPr>
+      </w:pPr>
+      <w:r>
+        <w:rPr>
+          <w:rFonts w:hint="default" w:ascii="宋体" w:hAnsi="宋体" w:eastAsia="宋体" w:cs="宋体"/>
+          <w:sz w:val="24"/>
+          <w:szCs w:val="24"/>
+          <w:lang w:val="en-US" w:eastAsia="zh-CN"/>
+        </w:rPr>
+        <w:t>git cherry-pick 可以选择某次 commit 的内容合并到当前分支</w:t>
+      </w:r>
+    </w:p>
+    <w:p>
+      <w:pPr>
+        <w:rPr>
+          <w:rFonts w:hint="default" w:ascii="宋体" w:hAnsi="宋体" w:eastAsia="宋体" w:cs="宋体"/>
+          <w:sz w:val="24"/>
+          <w:szCs w:val="24"/>
+          <w:lang w:val="en-US" w:eastAsia="zh-CN"/>
+        </w:rPr>
+      </w:pPr>
+    </w:p>
+    <w:p>
+      <w:pPr>
+        <w:rPr>
+          <w:rFonts w:hint="eastAsia" w:ascii="宋体" w:hAnsi="宋体" w:eastAsia="宋体" w:cs="宋体"/>
+          <w:sz w:val="24"/>
+          <w:szCs w:val="24"/>
+          <w:lang w:val="en-US" w:eastAsia="zh-CN"/>
+        </w:rPr>
+      </w:pPr>
+      <w:r>
+        <w:rPr>
+          <w:rFonts w:hint="default" w:ascii="宋体" w:hAnsi="宋体" w:eastAsia="宋体" w:cs="宋体"/>
+          <w:sz w:val="24"/>
+          <w:szCs w:val="24"/>
+          <w:lang w:val="en-US" w:eastAsia="zh-CN"/>
+        </w:rPr>
+        <w:t>Checkout Commit</w:t>
+      </w:r>
+      <w:r>
+        <w:rPr>
+          <w:rFonts w:hint="eastAsia" w:ascii="宋体" w:hAnsi="宋体" w:eastAsia="宋体" w:cs="宋体"/>
+          <w:sz w:val="24"/>
+          <w:szCs w:val="24"/>
+          <w:lang w:val="en-US" w:eastAsia="zh-CN"/>
+        </w:rPr>
+        <w:t xml:space="preserve"> 切换到指定提交，分离头指针状态，无法直接对其进行修改或提交，更改丢失</w:t>
+      </w:r>
+    </w:p>
+    <w:p>
+      <w:pPr>
+        <w:rPr>
+          <w:rFonts w:hint="default" w:ascii="宋体" w:hAnsi="宋体" w:eastAsia="宋体" w:cs="宋体"/>
+          <w:sz w:val="24"/>
+          <w:szCs w:val="24"/>
+          <w:lang w:val="en-US" w:eastAsia="zh-CN"/>
+        </w:rPr>
+      </w:pPr>
+    </w:p>
+    <w:p>
+      <w:pPr>
+        <w:rPr>
+          <w:rFonts w:hint="default" w:ascii="宋体" w:hAnsi="宋体" w:eastAsia="宋体" w:cs="宋体"/>
+          <w:sz w:val="24"/>
+          <w:szCs w:val="24"/>
+          <w:lang w:val="en-US" w:eastAsia="zh-CN"/>
+        </w:rPr>
+      </w:pPr>
+      <w:r>
+        <w:rPr>
+          <w:rFonts w:hint="default" w:ascii="宋体" w:hAnsi="宋体" w:eastAsia="宋体" w:cs="宋体"/>
+          <w:sz w:val="24"/>
+          <w:szCs w:val="24"/>
+          <w:lang w:val="en-US" w:eastAsia="zh-CN"/>
+        </w:rPr>
+        <w:t>Reorder Commit重新排序提交</w:t>
+      </w:r>
+    </w:p>
+    <w:p>
+      <w:pPr>
+        <w:rPr>
+          <w:rFonts w:hint="default" w:ascii="宋体" w:hAnsi="宋体" w:eastAsia="宋体" w:cs="宋体"/>
+          <w:sz w:val="24"/>
+          <w:szCs w:val="24"/>
+          <w:lang w:val="en-US" w:eastAsia="zh-CN"/>
+        </w:rPr>
+      </w:pPr>
+      <w:r>
+        <w:rPr>
+          <w:rFonts w:hint="default" w:ascii="宋体" w:hAnsi="宋体" w:eastAsia="宋体" w:cs="宋体"/>
+          <w:sz w:val="24"/>
+          <w:szCs w:val="24"/>
+          <w:lang w:val="en-US" w:eastAsia="zh-CN"/>
+        </w:rPr>
+        <w:t>方法 1: 使用交互式 Rebase</w:t>
+      </w:r>
+    </w:p>
+    <w:p>
+      <w:pPr>
+        <w:ind w:firstLine="420" w:firstLineChars="0"/>
+        <w:rPr>
+          <w:rFonts w:hint="default" w:ascii="宋体" w:hAnsi="宋体" w:eastAsia="宋体" w:cs="宋体"/>
+          <w:sz w:val="24"/>
+          <w:szCs w:val="24"/>
+          <w:lang w:val="en-US" w:eastAsia="zh-CN"/>
+        </w:rPr>
+      </w:pPr>
+      <w:r>
+        <w:rPr>
+          <w:rFonts w:hint="default" w:ascii="宋体" w:hAnsi="宋体" w:eastAsia="宋体" w:cs="宋体"/>
+          <w:sz w:val="24"/>
+          <w:szCs w:val="24"/>
+          <w:lang w:val="en-US" w:eastAsia="zh-CN"/>
+        </w:rPr>
+        <w:t>git rebase -i HEAD~&lt;N&gt;</w:t>
+      </w:r>
+    </w:p>
+    <w:p>
+      <w:pPr>
+        <w:ind w:firstLine="420" w:firstLineChars="0"/>
+        <w:rPr>
+          <w:rFonts w:hint="default" w:ascii="宋体" w:hAnsi="宋体" w:eastAsia="宋体" w:cs="宋体"/>
+          <w:sz w:val="24"/>
+          <w:szCs w:val="24"/>
+          <w:lang w:val="en-US" w:eastAsia="zh-CN"/>
+        </w:rPr>
+      </w:pPr>
+      <w:r>
+        <w:rPr>
+          <w:rFonts w:hint="default" w:ascii="宋体" w:hAnsi="宋体" w:eastAsia="宋体" w:cs="宋体"/>
+          <w:sz w:val="24"/>
+          <w:szCs w:val="24"/>
+          <w:lang w:val="en-US" w:eastAsia="zh-CN"/>
+        </w:rPr>
+        <w:t>调整提交顺序</w:t>
+      </w:r>
+    </w:p>
+    <w:p>
+      <w:pPr>
+        <w:ind w:firstLine="420" w:firstLineChars="0"/>
+        <w:rPr>
+          <w:rFonts w:hint="default" w:ascii="宋体" w:hAnsi="宋体" w:eastAsia="宋体" w:cs="宋体"/>
+          <w:sz w:val="24"/>
+          <w:szCs w:val="24"/>
+          <w:lang w:val="en-US" w:eastAsia="zh-CN"/>
+        </w:rPr>
+      </w:pPr>
+      <w:r>
+        <w:rPr>
+          <w:rFonts w:hint="default" w:ascii="宋体" w:hAnsi="宋体" w:eastAsia="宋体" w:cs="宋体"/>
+          <w:sz w:val="24"/>
+          <w:szCs w:val="24"/>
+          <w:lang w:val="en-US" w:eastAsia="zh-CN"/>
+        </w:rPr>
+        <w:t>pick abc123 Commit A</w:t>
+      </w:r>
+    </w:p>
+    <w:p>
+      <w:pPr>
+        <w:ind w:firstLine="420" w:firstLineChars="0"/>
+        <w:rPr>
+          <w:rFonts w:hint="default" w:ascii="宋体" w:hAnsi="宋体" w:eastAsia="宋体" w:cs="宋体"/>
+          <w:sz w:val="24"/>
+          <w:szCs w:val="24"/>
+          <w:lang w:val="en-US" w:eastAsia="zh-CN"/>
+        </w:rPr>
+      </w:pPr>
+      <w:r>
+        <w:rPr>
+          <w:rFonts w:hint="default" w:ascii="宋体" w:hAnsi="宋体" w:eastAsia="宋体" w:cs="宋体"/>
+          <w:sz w:val="24"/>
+          <w:szCs w:val="24"/>
+          <w:lang w:val="en-US" w:eastAsia="zh-CN"/>
+        </w:rPr>
+        <w:t>pick def456 Commit B</w:t>
+      </w:r>
+    </w:p>
+    <w:p>
+      <w:pPr>
+        <w:ind w:firstLine="420" w:firstLineChars="0"/>
+        <w:rPr>
+          <w:rFonts w:hint="default" w:ascii="宋体" w:hAnsi="宋体" w:eastAsia="宋体" w:cs="宋体"/>
+          <w:sz w:val="24"/>
+          <w:szCs w:val="24"/>
+          <w:lang w:val="en-US" w:eastAsia="zh-CN"/>
+        </w:rPr>
+      </w:pPr>
+      <w:r>
+        <w:rPr>
+          <w:rFonts w:hint="default" w:ascii="宋体" w:hAnsi="宋体" w:eastAsia="宋体" w:cs="宋体"/>
+          <w:sz w:val="24"/>
+          <w:szCs w:val="24"/>
+          <w:lang w:val="en-US" w:eastAsia="zh-CN"/>
+        </w:rPr>
+        <w:t>pick ghi789 Commit C</w:t>
+      </w:r>
+    </w:p>
+    <w:p>
+      <w:pPr>
+        <w:ind w:firstLine="420" w:firstLineChars="0"/>
+        <w:rPr>
+          <w:rFonts w:hint="default" w:ascii="宋体" w:hAnsi="宋体" w:eastAsia="宋体" w:cs="宋体"/>
+          <w:sz w:val="24"/>
+          <w:szCs w:val="24"/>
+          <w:lang w:val="en-US" w:eastAsia="zh-CN"/>
+        </w:rPr>
+      </w:pPr>
+      <w:r>
+        <w:rPr>
+          <w:rFonts w:hint="default" w:ascii="宋体" w:hAnsi="宋体" w:eastAsia="宋体" w:cs="宋体"/>
+          <w:sz w:val="24"/>
+          <w:szCs w:val="24"/>
+          <w:lang w:val="en-US" w:eastAsia="zh-CN"/>
+        </w:rPr>
+        <w:t>保存并关闭编辑器</w:t>
+      </w:r>
+    </w:p>
+    <w:p>
+      <w:pPr>
+        <w:ind w:firstLine="420" w:firstLineChars="0"/>
+        <w:rPr>
+          <w:rFonts w:hint="default" w:ascii="宋体" w:hAnsi="宋体" w:eastAsia="宋体" w:cs="宋体"/>
+          <w:sz w:val="24"/>
+          <w:szCs w:val="24"/>
+          <w:lang w:val="en-US" w:eastAsia="zh-CN"/>
+        </w:rPr>
+      </w:pPr>
+      <w:r>
+        <w:rPr>
+          <w:rFonts w:hint="default" w:ascii="宋体" w:hAnsi="宋体" w:eastAsia="宋体" w:cs="宋体"/>
+          <w:sz w:val="24"/>
+          <w:szCs w:val="24"/>
+          <w:lang w:val="en-US" w:eastAsia="zh-CN"/>
+        </w:rPr>
+        <w:t>解决冲突</w:t>
+      </w:r>
+    </w:p>
+    <w:p>
+      <w:pPr>
+        <w:ind w:firstLine="420" w:firstLineChars="0"/>
+        <w:rPr>
+          <w:rFonts w:hint="default" w:ascii="宋体" w:hAnsi="宋体" w:eastAsia="宋体" w:cs="宋体"/>
+          <w:sz w:val="24"/>
+          <w:szCs w:val="24"/>
+          <w:lang w:val="en-US" w:eastAsia="zh-CN"/>
+        </w:rPr>
+      </w:pPr>
+      <w:r>
+        <w:rPr>
+          <w:rFonts w:hint="default" w:ascii="宋体" w:hAnsi="宋体" w:eastAsia="宋体" w:cs="宋体"/>
+          <w:sz w:val="24"/>
+          <w:szCs w:val="24"/>
+          <w:lang w:val="en-US" w:eastAsia="zh-CN"/>
+        </w:rPr>
+        <w:t>git rebase --continue</w:t>
+      </w:r>
+    </w:p>
+    <w:p>
+      <w:pPr>
+        <w:rPr>
+          <w:rFonts w:hint="default" w:ascii="宋体" w:hAnsi="宋体" w:eastAsia="宋体" w:cs="宋体"/>
+          <w:sz w:val="24"/>
+          <w:szCs w:val="24"/>
+          <w:lang w:val="en-US" w:eastAsia="zh-CN"/>
+        </w:rPr>
+      </w:pPr>
+      <w:r>
+        <w:rPr>
+          <w:rFonts w:hint="default" w:ascii="宋体" w:hAnsi="宋体" w:eastAsia="宋体" w:cs="宋体"/>
+          <w:sz w:val="24"/>
+          <w:szCs w:val="24"/>
+          <w:lang w:val="en-US" w:eastAsia="zh-CN"/>
+        </w:rPr>
+        <w:t>方法 2: 使用 GitHub Desktop重新排序提交Reorder Commit</w:t>
+      </w:r>
+    </w:p>
+    <w:p>
+      <w:pPr>
+        <w:ind w:firstLine="420" w:firstLineChars="0"/>
+        <w:rPr>
+          <w:rFonts w:hint="default" w:ascii="宋体" w:hAnsi="宋体" w:eastAsia="宋体" w:cs="宋体"/>
+          <w:sz w:val="24"/>
+          <w:szCs w:val="24"/>
+          <w:lang w:val="en-US" w:eastAsia="zh-CN"/>
+        </w:rPr>
+      </w:pPr>
+      <w:r>
+        <w:rPr>
+          <w:rFonts w:hint="default" w:ascii="宋体" w:hAnsi="宋体" w:eastAsia="宋体" w:cs="宋体"/>
+          <w:sz w:val="24"/>
+          <w:szCs w:val="24"/>
+          <w:lang w:val="en-US" w:eastAsia="zh-CN"/>
+        </w:rPr>
+        <w:t>打开分支历史记录</w:t>
+      </w:r>
+      <w:r>
+        <w:rPr>
+          <w:rFonts w:hint="eastAsia" w:ascii="宋体" w:hAnsi="宋体" w:eastAsia="宋体" w:cs="宋体"/>
+          <w:sz w:val="24"/>
+          <w:szCs w:val="24"/>
+          <w:lang w:val="en-US" w:eastAsia="zh-CN"/>
+        </w:rPr>
+        <w:t>，</w:t>
+      </w:r>
+      <w:r>
+        <w:rPr>
+          <w:rFonts w:hint="default" w:ascii="宋体" w:hAnsi="宋体" w:eastAsia="宋体" w:cs="宋体"/>
+          <w:sz w:val="24"/>
+          <w:szCs w:val="24"/>
+          <w:lang w:val="en-US" w:eastAsia="zh-CN"/>
+        </w:rPr>
+        <w:t>拖动调整顺序</w:t>
+      </w:r>
+      <w:r>
+        <w:rPr>
+          <w:rFonts w:hint="eastAsia" w:ascii="宋体" w:hAnsi="宋体" w:eastAsia="宋体" w:cs="宋体"/>
+          <w:sz w:val="24"/>
+          <w:szCs w:val="24"/>
+          <w:lang w:val="en-US" w:eastAsia="zh-CN"/>
+        </w:rPr>
+        <w:t>，应用更改，强制推送</w:t>
+      </w:r>
+    </w:p>
+    <w:p>
+      <w:pPr>
+        <w:ind w:firstLine="420" w:firstLineChars="0"/>
+        <w:rPr>
+          <w:rFonts w:ascii="宋体" w:hAnsi="宋体" w:eastAsia="宋体" w:cs="宋体"/>
+          <w:sz w:val="24"/>
+          <w:szCs w:val="24"/>
+        </w:rPr>
+      </w:pPr>
+      <w:r>
+        <w:rPr>
+          <w:rFonts w:ascii="宋体" w:hAnsi="宋体" w:eastAsia="宋体" w:cs="宋体"/>
+          <w:sz w:val="24"/>
+          <w:szCs w:val="24"/>
+        </w:rPr>
+        <w:fldChar w:fldCharType="begin"/>
+      </w:r>
+      <w:r>
+        <w:rPr>
+          <w:rFonts w:ascii="宋体" w:hAnsi="宋体" w:eastAsia="宋体" w:cs="宋体"/>
+          <w:sz w:val="24"/>
+          <w:szCs w:val="24"/>
+        </w:rPr>
+        <w:instrText xml:space="preserve"> HYPERLINK "https://docs.github.com/zh/desktop/managing-commits/reordering-commits-in-github-desktop" </w:instrText>
+      </w:r>
+      <w:r>
+        <w:rPr>
+          <w:rFonts w:ascii="宋体" w:hAnsi="宋体" w:eastAsia="宋体" w:cs="宋体"/>
+          <w:sz w:val="24"/>
+          <w:szCs w:val="24"/>
+        </w:rPr>
+        <w:fldChar w:fldCharType="separate"/>
+      </w:r>
+      <w:r>
+        <w:rPr>
+          <w:rStyle w:val="7"/>
+          <w:rFonts w:ascii="宋体" w:hAnsi="宋体" w:eastAsia="宋体" w:cs="宋体"/>
+          <w:sz w:val="24"/>
+          <w:szCs w:val="24"/>
+        </w:rPr>
+        <w:t>在 GitHub Desktop 中重新排序提交 - GitHub 文档</w:t>
+      </w:r>
+      <w:r>
+        <w:rPr>
+          <w:rFonts w:ascii="宋体" w:hAnsi="宋体" w:eastAsia="宋体" w:cs="宋体"/>
+          <w:sz w:val="24"/>
+          <w:szCs w:val="24"/>
+        </w:rPr>
+        <w:fldChar w:fldCharType="end"/>
+      </w:r>
+    </w:p>
+    <w:p>
+      <w:pPr>
+        <w:rPr>
+          <w:rFonts w:hint="default" w:ascii="宋体" w:hAnsi="宋体" w:eastAsia="宋体" w:cs="宋体"/>
+          <w:sz w:val="24"/>
+          <w:szCs w:val="24"/>
+          <w:lang w:val="en-US" w:eastAsia="zh-CN"/>
+        </w:rPr>
+        <w:sectPr>
+          <w:pgSz w:w="11906" w:h="16838"/>
+          <w:pgMar w:top="1440" w:right="1800" w:bottom="1440" w:left="1800" w:header="851" w:footer="992" w:gutter="0"/>
+          <w:cols w:space="425" w:num="1"/>
+          <w:docGrid w:type="lines" w:linePitch="312" w:charSpace="0"/>
+        </w:sectPr>
+      </w:pPr>
+      <w:bookmarkStart w:id="0" w:name="_GoBack"/>
+      <w:bookmarkEnd w:id="0"/>
+    </w:p>
+    <w:p>
+      <w:pPr>
+        <w:rPr>
+          <w:rFonts w:hint="default" w:ascii="宋体" w:hAnsi="宋体" w:eastAsia="宋体" w:cs="宋体"/>
+          <w:b/>
+          <w:bCs/>
+          <w:sz w:val="24"/>
+          <w:szCs w:val="24"/>
+          <w:lang w:val="en-US" w:eastAsia="zh-CN"/>
+        </w:rPr>
+      </w:pPr>
+      <w:r>
+        <w:rPr>
+          <w:rFonts w:hint="eastAsia" w:ascii="宋体" w:hAnsi="宋体" w:eastAsia="宋体" w:cs="宋体"/>
+          <w:b/>
+          <w:bCs/>
+          <w:sz w:val="24"/>
+          <w:szCs w:val="24"/>
+          <w:lang w:val="en-US" w:eastAsia="zh-CN"/>
+        </w:rPr>
+        <w:t>20260611</w:t>
+      </w:r>
+    </w:p>
+    <w:p>
+      <w:pPr>
+        <w:rPr>
           <w:rFonts w:hint="default"/>
           <w:lang w:val="en-US" w:eastAsia="zh-CN"/>
         </w:rPr>
       </w:pPr>
-      <w:r>
-        <w:rPr>
-          <w:rFonts w:hint="eastAsia"/>
-          <w:lang w:val="en-US" w:eastAsia="zh-CN"/>
-        </w:rPr>
-        <w:t>终端</w:t>
-      </w:r>
+    </w:p>
+    <w:p>
+      <w:pPr>
+        <w:rPr>
+          <w:rFonts w:hint="default"/>
+          <w:lang w:val="en-US" w:eastAsia="zh-CN"/>
+        </w:rPr>
+      </w:pPr>
+      <w:r>
+        <w:rPr>
+          <w:rFonts w:hint="default"/>
+          <w:lang w:val="en-US" w:eastAsia="zh-CN"/>
+        </w:rPr>
+        <w:t>git revert --no-edit</w:t>
+      </w:r>
+    </w:p>
+    <w:p>
+      <w:pPr>
+        <w:rPr>
+          <w:rFonts w:hint="default"/>
+          <w:lang w:val="en-US" w:eastAsia="zh-CN"/>
+        </w:rPr>
+      </w:pPr>
     </w:p>
     <w:sectPr>
       <w:pgSz w:w="11906" w:h="16838"/>
@@ -6538,7 +7598,7 @@
     <w:lsdException w:qFormat="1" w:unhideWhenUsed="0" w:uiPriority="0" w:semiHidden="0" w:name="Title"/>
     <w:lsdException w:unhideWhenUsed="0" w:uiPriority="0" w:semiHidden="0" w:name="Closing"/>
     <w:lsdException w:unhideWhenUsed="0" w:uiPriority="0" w:semiHidden="0" w:name="Signature"/>
-    <w:lsdException w:unhideWhenUsed="0" w:uiPriority="0" w:name="Default Paragraph Font"/>
+    <w:lsdException w:qFormat="1" w:unhideWhenUsed="0" w:uiPriority="0" w:name="Default Paragraph Font"/>
     <w:lsdException w:unhideWhenUsed="0" w:uiPriority="0" w:semiHidden="0" w:name="Body Text"/>
     <w:lsdException w:unhideWhenUsed="0" w:uiPriority="0" w:semiHidden="0" w:name="Body Text Indent"/>
     <w:lsdException w:unhideWhenUsed="0" w:uiPriority="0" w:semiHidden="0" w:name="List Continue"/>
@@ -6741,6 +7801,7 @@
   <w:style w:type="character" w:default="1" w:styleId="5">
     <w:name w:val="Default Paragraph Font"/>
     <w:semiHidden/>
+    <w:qFormat/>
     <w:uiPriority w:val="0"/>
   </w:style>
   <w:style w:type="table" w:default="1" w:styleId="4">

--- a/vscode.docx
+++ b/vscode.docx
@@ -4311,6 +4311,82 @@
     <w:p>
       <w:pPr>
         <w:rPr>
+          <w:rFonts w:hint="eastAsia" w:ascii="宋体" w:hAnsi="宋体" w:eastAsia="宋体" w:cs="宋体"/>
+          <w:b w:val="0"/>
+          <w:bCs w:val="0"/>
+          <w:sz w:val="24"/>
+          <w:szCs w:val="24"/>
+          <w:lang w:val="en-US" w:eastAsia="zh-CN"/>
+        </w:rPr>
+      </w:pPr>
+      <w:r>
+        <w:rPr>
+          <w:rFonts w:hint="eastAsia" w:ascii="宋体" w:hAnsi="宋体" w:eastAsia="宋体" w:cs="宋体"/>
+          <w:b w:val="0"/>
+          <w:bCs w:val="0"/>
+          <w:sz w:val="24"/>
+          <w:szCs w:val="24"/>
+          <w:lang w:val="en-US" w:eastAsia="zh-CN"/>
+        </w:rPr>
+        <w:t>GitLens</w:t>
+      </w:r>
+    </w:p>
+    <w:p>
+      <w:pPr>
+        <w:rPr>
+          <w:rFonts w:hint="eastAsia" w:ascii="宋体" w:hAnsi="宋体" w:eastAsia="宋体" w:cs="宋体"/>
+          <w:b/>
+          <w:bCs/>
+          <w:sz w:val="24"/>
+          <w:szCs w:val="24"/>
+          <w:lang w:val="en-US" w:eastAsia="zh-CN"/>
+        </w:rPr>
+      </w:pPr>
+      <w:r>
+        <w:rPr>
+          <w:rFonts w:ascii="宋体" w:hAnsi="宋体" w:eastAsia="宋体" w:cs="宋体"/>
+          <w:sz w:val="24"/>
+          <w:szCs w:val="24"/>
+        </w:rPr>
+        <w:fldChar w:fldCharType="begin"/>
+      </w:r>
+      <w:r>
+        <w:rPr>
+          <w:rFonts w:ascii="宋体" w:hAnsi="宋体" w:eastAsia="宋体" w:cs="宋体"/>
+          <w:sz w:val="24"/>
+          <w:szCs w:val="24"/>
+        </w:rPr>
+        <w:instrText xml:space="preserve"> HYPERLINK "https://help.gitkraken.com/gitlens/gitlens-settings/" </w:instrText>
+      </w:r>
+      <w:r>
+        <w:rPr>
+          <w:rFonts w:ascii="宋体" w:hAnsi="宋体" w:eastAsia="宋体" w:cs="宋体"/>
+          <w:sz w:val="24"/>
+          <w:szCs w:val="24"/>
+        </w:rPr>
+        <w:fldChar w:fldCharType="separate"/>
+      </w:r>
+      <w:r>
+        <w:rPr>
+          <w:rStyle w:val="7"/>
+          <w:rFonts w:ascii="宋体" w:hAnsi="宋体" w:eastAsia="宋体" w:cs="宋体"/>
+          <w:sz w:val="24"/>
+          <w:szCs w:val="24"/>
+        </w:rPr>
+        <w:t>GitLens 设置 |GitLens 设置与说明列表</w:t>
+      </w:r>
+      <w:r>
+        <w:rPr>
+          <w:rFonts w:ascii="宋体" w:hAnsi="宋体" w:eastAsia="宋体" w:cs="宋体"/>
+          <w:sz w:val="24"/>
+          <w:szCs w:val="24"/>
+        </w:rPr>
+        <w:fldChar w:fldCharType="end"/>
+      </w:r>
+    </w:p>
+    <w:p>
+      <w:pPr>
+        <w:rPr>
           <w:rFonts w:hint="default" w:ascii="宋体" w:hAnsi="宋体" w:eastAsia="宋体" w:cs="宋体"/>
           <w:b w:val="0"/>
           <w:bCs w:val="0"/>
@@ -6871,7 +6947,7 @@
     <w:p>
       <w:pPr>
         <w:rPr>
-          <w:rFonts w:hint="eastAsia" w:ascii="宋体" w:hAnsi="宋体" w:eastAsia="宋体" w:cs="宋体"/>
+          <w:rFonts w:hint="default" w:ascii="宋体" w:hAnsi="宋体" w:eastAsia="宋体" w:cs="宋体"/>
           <w:b/>
           <w:bCs/>
           <w:sz w:val="24"/>
@@ -6888,7 +6964,7 @@
           <w:szCs w:val="24"/>
           <w:lang w:val="en-US" w:eastAsia="zh-CN"/>
         </w:rPr>
-        <w:t>20260610</w:t>
+        <w:t>20260610未归纳</w:t>
       </w:r>
     </w:p>
     <w:p>
@@ -7236,9 +7312,10 @@
       <w:pPr>
         <w:ind w:firstLine="420" w:firstLineChars="0"/>
         <w:rPr>
-          <w:rFonts w:ascii="宋体" w:hAnsi="宋体" w:eastAsia="宋体" w:cs="宋体"/>
-          <w:sz w:val="24"/>
-          <w:szCs w:val="24"/>
+          <w:rFonts w:hint="default" w:ascii="宋体" w:hAnsi="宋体" w:eastAsia="宋体" w:cs="宋体"/>
+          <w:sz w:val="24"/>
+          <w:szCs w:val="24"/>
+          <w:lang w:val="en-US" w:eastAsia="zh-CN"/>
         </w:rPr>
       </w:pPr>
       <w:r>
@@ -7281,6 +7358,35 @@
           <w:szCs w:val="24"/>
         </w:rPr>
         <w:fldChar w:fldCharType="end"/>
+      </w:r>
+    </w:p>
+    <w:p>
+      <w:pPr>
+        <w:rPr>
+          <w:rFonts w:hint="default" w:ascii="宋体" w:hAnsi="宋体" w:eastAsia="宋体" w:cs="宋体"/>
+          <w:sz w:val="24"/>
+          <w:szCs w:val="24"/>
+          <w:lang w:val="en-US" w:eastAsia="zh-CN"/>
+        </w:rPr>
+      </w:pPr>
+    </w:p>
+    <w:p>
+      <w:pPr>
+        <w:rPr>
+          <w:rFonts w:hint="eastAsia" w:ascii="宋体" w:hAnsi="宋体" w:eastAsia="宋体" w:cs="宋体"/>
+          <w:sz w:val="24"/>
+          <w:szCs w:val="24"/>
+          <w:lang w:val="en-US" w:eastAsia="zh-CN"/>
+        </w:rPr>
+      </w:pPr>
+      <w:r>
+        <w:rPr>
+          <w:rFonts w:hint="eastAsia" w:ascii="宋体" w:hAnsi="宋体" w:eastAsia="宋体" w:cs="宋体"/>
+          <w:sz w:val="24"/>
+          <w:szCs w:val="24"/>
+          <w:lang w:val="en-US" w:eastAsia="zh-CN"/>
+        </w:rPr>
+        <w:t>还原git操作（git reflog 获取ID）？</w:t>
       </w:r>
     </w:p>
     <w:p>
@@ -7298,62 +7404,883 @@
           <w:docGrid w:type="lines" w:linePitch="312" w:charSpace="0"/>
         </w:sectPr>
       </w:pPr>
+      <w:r>
+        <w:rPr>
+          <w:rFonts w:hint="eastAsia" w:ascii="宋体" w:hAnsi="宋体" w:eastAsia="宋体" w:cs="宋体"/>
+          <w:sz w:val="24"/>
+          <w:szCs w:val="24"/>
+          <w:lang w:val="en-US" w:eastAsia="zh-CN"/>
+        </w:rPr>
+        <w:t>修改历史与回溯操作？</w:t>
+      </w:r>
+    </w:p>
+    <w:p>
+      <w:pPr>
+        <w:rPr>
+          <w:rFonts w:hint="default" w:ascii="宋体" w:hAnsi="宋体" w:eastAsia="宋体" w:cs="宋体"/>
+          <w:b/>
+          <w:bCs/>
+          <w:sz w:val="24"/>
+          <w:szCs w:val="24"/>
+          <w:lang w:val="en-US" w:eastAsia="zh-CN"/>
+        </w:rPr>
+      </w:pPr>
+      <w:r>
+        <w:rPr>
+          <w:rFonts w:hint="eastAsia" w:ascii="宋体" w:hAnsi="宋体" w:eastAsia="宋体" w:cs="宋体"/>
+          <w:b/>
+          <w:bCs/>
+          <w:sz w:val="24"/>
+          <w:szCs w:val="24"/>
+          <w:lang w:val="en-US" w:eastAsia="zh-CN"/>
+        </w:rPr>
+        <w:t>20260611未归纳</w:t>
+      </w:r>
+    </w:p>
+    <w:p>
+      <w:pPr>
+        <w:rPr>
+          <w:rFonts w:hint="default" w:ascii="宋体" w:hAnsi="宋体" w:eastAsia="宋体" w:cs="宋体"/>
+          <w:b/>
+          <w:bCs/>
+          <w:sz w:val="24"/>
+          <w:szCs w:val="24"/>
+          <w:lang w:val="en-US" w:eastAsia="zh-CN"/>
+        </w:rPr>
+      </w:pPr>
+    </w:p>
+    <w:p>
+      <w:pPr>
+        <w:rPr>
+          <w:rFonts w:hint="eastAsia"/>
+          <w:lang w:val="en-US" w:eastAsia="zh-CN"/>
+        </w:rPr>
+      </w:pPr>
+      <w:r>
+        <w:rPr>
+          <w:rFonts w:hint="default"/>
+          <w:lang w:val="en-US" w:eastAsia="zh-CN"/>
+        </w:rPr>
+        <w:t>git revert --no-edit</w:t>
+      </w:r>
+      <w:r>
+        <w:rPr>
+          <w:rFonts w:hint="eastAsia" w:asciiTheme="minorHAnsi" w:eastAsiaTheme="minorEastAsia"/>
+          <w:lang w:val="en-US" w:eastAsia="zh-CN"/>
+        </w:rPr>
+        <w:t xml:space="preserve">  &lt;commit SHA ID&gt;</w:t>
+      </w:r>
+    </w:p>
+    <w:p>
+      <w:pPr>
+        <w:rPr>
+          <w:rFonts w:hint="eastAsia" w:asciiTheme="minorHAnsi" w:eastAsiaTheme="minorEastAsia"/>
+          <w:lang w:val="en-US" w:eastAsia="zh-CN"/>
+        </w:rPr>
+      </w:pPr>
+      <w:r>
+        <w:rPr>
+          <w:rFonts w:hint="eastAsia" w:asciiTheme="minorHAnsi" w:eastAsiaTheme="minorEastAsia"/>
+          <w:lang w:val="en-US" w:eastAsia="zh-CN"/>
+        </w:rPr>
+        <w:t>git revert是用一次新的commit来回滚之前的commit，git reset是直接删除指定的commit</w:t>
+      </w:r>
+    </w:p>
+    <w:p>
+      <w:pPr>
+        <w:rPr>
+          <w:rFonts w:ascii="宋体" w:hAnsi="宋体" w:eastAsia="宋体" w:cs="宋体"/>
+          <w:sz w:val="24"/>
+          <w:szCs w:val="24"/>
+        </w:rPr>
+      </w:pPr>
+      <w:r>
+        <w:rPr>
+          <w:rFonts w:ascii="宋体" w:hAnsi="宋体" w:eastAsia="宋体" w:cs="宋体"/>
+          <w:sz w:val="24"/>
+          <w:szCs w:val="24"/>
+        </w:rPr>
+        <w:fldChar w:fldCharType="begin"/>
+      </w:r>
+      <w:r>
+        <w:rPr>
+          <w:rFonts w:ascii="宋体" w:hAnsi="宋体" w:eastAsia="宋体" w:cs="宋体"/>
+          <w:sz w:val="24"/>
+          <w:szCs w:val="24"/>
+        </w:rPr>
+        <w:instrText xml:space="preserve"> HYPERLINK "https://cn.bing.com/search?q=git+revert+--no-edit&amp;form=ANNTH1&amp;refig=6a2943a86fff4ea5bbbbbc8eb69e5ab1&amp;pc=NMTS&amp;adppc=EdgeStart" </w:instrText>
+      </w:r>
+      <w:r>
+        <w:rPr>
+          <w:rFonts w:ascii="宋体" w:hAnsi="宋体" w:eastAsia="宋体" w:cs="宋体"/>
+          <w:sz w:val="24"/>
+          <w:szCs w:val="24"/>
+        </w:rPr>
+        <w:fldChar w:fldCharType="separate"/>
+      </w:r>
+      <w:r>
+        <w:rPr>
+          <w:rStyle w:val="7"/>
+          <w:rFonts w:ascii="宋体" w:hAnsi="宋体" w:eastAsia="宋体" w:cs="宋体"/>
+          <w:sz w:val="24"/>
+          <w:szCs w:val="24"/>
+        </w:rPr>
+        <w:t>git revert --no-edit - 搜索</w:t>
+      </w:r>
+      <w:r>
+        <w:rPr>
+          <w:rFonts w:ascii="宋体" w:hAnsi="宋体" w:eastAsia="宋体" w:cs="宋体"/>
+          <w:sz w:val="24"/>
+          <w:szCs w:val="24"/>
+        </w:rPr>
+        <w:fldChar w:fldCharType="end"/>
+      </w:r>
+    </w:p>
+    <w:p>
+      <w:pPr>
+        <w:rPr>
+          <w:rFonts w:hint="eastAsia" w:ascii="宋体" w:hAnsi="宋体" w:eastAsia="宋体" w:cs="宋体"/>
+          <w:sz w:val="24"/>
+          <w:szCs w:val="24"/>
+          <w:lang w:val="en-US" w:eastAsia="zh-CN"/>
+        </w:rPr>
+      </w:pPr>
+      <w:r>
+        <w:rPr>
+          <w:rFonts w:hint="default" w:ascii="宋体" w:hAnsi="宋体" w:eastAsia="宋体" w:cs="宋体"/>
+          <w:sz w:val="24"/>
+          <w:szCs w:val="24"/>
+          <w:lang w:val="en-US" w:eastAsia="zh-CN"/>
+        </w:rPr>
+        <w:t>命令语法和选项</w:t>
+      </w:r>
+      <w:r>
+        <w:rPr>
+          <w:rFonts w:hint="eastAsia" w:ascii="宋体" w:hAnsi="宋体" w:eastAsia="宋体" w:cs="宋体"/>
+          <w:sz w:val="24"/>
+          <w:szCs w:val="24"/>
+          <w:lang w:val="en-US" w:eastAsia="zh-CN"/>
+        </w:rPr>
+        <w:t>，额外的选项</w:t>
+      </w:r>
+    </w:p>
+    <w:p>
+      <w:pPr>
+        <w:rPr>
+          <w:rFonts w:hint="default" w:ascii="宋体" w:hAnsi="宋体" w:eastAsia="宋体" w:cs="宋体"/>
+          <w:sz w:val="24"/>
+          <w:szCs w:val="24"/>
+          <w:lang w:val="en-US" w:eastAsia="zh-CN"/>
+        </w:rPr>
+      </w:pPr>
+      <w:r>
+        <w:rPr>
+          <w:rFonts w:hint="default" w:ascii="宋体" w:hAnsi="宋体" w:eastAsia="宋体" w:cs="宋体"/>
+          <w:sz w:val="24"/>
+          <w:szCs w:val="24"/>
+          <w:lang w:val="en-US" w:eastAsia="zh-CN"/>
+        </w:rPr>
+        <w:t>撤销提交的操作</w:t>
+      </w:r>
+      <w:r>
+        <w:rPr>
+          <w:rFonts w:hint="eastAsia" w:ascii="宋体" w:hAnsi="宋体" w:eastAsia="宋体" w:cs="宋体"/>
+          <w:sz w:val="24"/>
+          <w:szCs w:val="24"/>
+          <w:lang w:val="en-US" w:eastAsia="zh-CN"/>
+        </w:rPr>
+        <w:t>，撤销合并提交</w:t>
+      </w:r>
+    </w:p>
+    <w:p>
+      <w:pPr>
+        <w:rPr>
+          <w:rFonts w:ascii="宋体" w:hAnsi="宋体" w:eastAsia="宋体" w:cs="宋体"/>
+          <w:sz w:val="24"/>
+          <w:szCs w:val="24"/>
+        </w:rPr>
+      </w:pPr>
+      <w:r>
+        <w:rPr>
+          <w:rFonts w:ascii="宋体" w:hAnsi="宋体" w:eastAsia="宋体" w:cs="宋体"/>
+          <w:sz w:val="24"/>
+          <w:szCs w:val="24"/>
+        </w:rPr>
+        <w:fldChar w:fldCharType="begin"/>
+      </w:r>
+      <w:r>
+        <w:rPr>
+          <w:rFonts w:ascii="宋体" w:hAnsi="宋体" w:eastAsia="宋体" w:cs="宋体"/>
+          <w:sz w:val="24"/>
+          <w:szCs w:val="24"/>
+        </w:rPr>
+        <w:instrText xml:space="preserve"> HYPERLINK "https://geek-docs.com/git/git-cmds/git-revert.html" </w:instrText>
+      </w:r>
+      <w:r>
+        <w:rPr>
+          <w:rFonts w:ascii="宋体" w:hAnsi="宋体" w:eastAsia="宋体" w:cs="宋体"/>
+          <w:sz w:val="24"/>
+          <w:szCs w:val="24"/>
+        </w:rPr>
+        <w:fldChar w:fldCharType="separate"/>
+      </w:r>
+      <w:r>
+        <w:rPr>
+          <w:rStyle w:val="7"/>
+          <w:rFonts w:ascii="宋体" w:hAnsi="宋体" w:eastAsia="宋体" w:cs="宋体"/>
+          <w:sz w:val="24"/>
+          <w:szCs w:val="24"/>
+        </w:rPr>
+        <w:t>git revert命令|极客教程</w:t>
+      </w:r>
+      <w:r>
+        <w:rPr>
+          <w:rFonts w:ascii="宋体" w:hAnsi="宋体" w:eastAsia="宋体" w:cs="宋体"/>
+          <w:sz w:val="24"/>
+          <w:szCs w:val="24"/>
+        </w:rPr>
+        <w:fldChar w:fldCharType="end"/>
+      </w:r>
+    </w:p>
+    <w:p>
+      <w:pPr>
+        <w:rPr>
+          <w:rFonts w:hint="default" w:ascii="宋体" w:hAnsi="宋体" w:eastAsia="宋体" w:cs="宋体"/>
+          <w:sz w:val="24"/>
+          <w:szCs w:val="24"/>
+          <w:lang w:val="en-US" w:eastAsia="zh-CN"/>
+        </w:rPr>
+      </w:pPr>
+      <w:r>
+        <w:rPr>
+          <w:rFonts w:hint="eastAsia" w:ascii="宋体" w:hAnsi="宋体" w:eastAsia="宋体" w:cs="宋体"/>
+          <w:sz w:val="24"/>
+          <w:szCs w:val="24"/>
+          <w:lang w:val="en-US" w:eastAsia="zh-CN"/>
+        </w:rPr>
+        <w:t>缺省默认git revert --edit HEAD</w:t>
+      </w:r>
+    </w:p>
+    <w:p>
+      <w:pPr>
+        <w:rPr>
+          <w:rFonts w:hint="eastAsia" w:ascii="宋体" w:hAnsi="宋体" w:eastAsia="宋体" w:cs="宋体"/>
+          <w:sz w:val="24"/>
+          <w:szCs w:val="24"/>
+          <w:lang w:val="en-US" w:eastAsia="zh-CN"/>
+        </w:rPr>
+      </w:pPr>
+      <w:r>
+        <w:rPr>
+          <w:rFonts w:hint="eastAsia" w:ascii="宋体" w:hAnsi="宋体" w:eastAsia="宋体" w:cs="宋体"/>
+          <w:sz w:val="24"/>
+          <w:szCs w:val="24"/>
+        </w:rPr>
+        <w:t>git revert -e</w:t>
+      </w:r>
+      <w:r>
+        <w:rPr>
+          <w:rFonts w:hint="eastAsia" w:ascii="宋体" w:hAnsi="宋体" w:eastAsia="宋体" w:cs="宋体"/>
+          <w:sz w:val="24"/>
+          <w:szCs w:val="24"/>
+          <w:lang w:val="en-US" w:eastAsia="zh-CN"/>
+        </w:rPr>
+        <w:t xml:space="preserve"> &lt;commit SHA ID&gt;</w:t>
+      </w:r>
+    </w:p>
+    <w:p>
+      <w:pPr>
+        <w:rPr>
+          <w:rFonts w:hint="eastAsia" w:ascii="宋体" w:hAnsi="宋体" w:eastAsia="宋体" w:cs="宋体"/>
+          <w:sz w:val="24"/>
+          <w:szCs w:val="24"/>
+          <w:lang w:val="en-US" w:eastAsia="zh-CN"/>
+        </w:rPr>
+      </w:pPr>
+      <w:r>
+        <w:rPr>
+          <w:rFonts w:hint="eastAsia" w:ascii="宋体" w:hAnsi="宋体" w:eastAsia="宋体" w:cs="宋体"/>
+          <w:sz w:val="24"/>
+          <w:szCs w:val="24"/>
+          <w:lang w:val="en-US" w:eastAsia="zh-CN"/>
+        </w:rPr>
+        <w:t>撤销合并git revert --mainline parent-number</w:t>
+      </w:r>
+    </w:p>
+    <w:p>
+      <w:pPr>
+        <w:rPr>
+          <w:rFonts w:hint="default" w:ascii="宋体" w:hAnsi="宋体" w:eastAsia="宋体" w:cs="宋体"/>
+          <w:sz w:val="24"/>
+          <w:szCs w:val="24"/>
+          <w:lang w:val="en-US" w:eastAsia="zh-CN"/>
+        </w:rPr>
+      </w:pPr>
+      <w:r>
+        <w:rPr>
+          <w:rFonts w:hint="default" w:ascii="宋体" w:hAnsi="宋体" w:eastAsia="宋体" w:cs="宋体"/>
+          <w:sz w:val="24"/>
+          <w:szCs w:val="24"/>
+          <w:lang w:val="en-US" w:eastAsia="zh-CN"/>
+        </w:rPr>
+        <w:t>git revert -m parent-number</w:t>
+      </w:r>
+    </w:p>
+    <w:p>
+      <w:pPr>
+        <w:rPr>
+          <w:rFonts w:hint="default" w:ascii="宋体" w:hAnsi="宋体" w:eastAsia="宋体" w:cs="宋体"/>
+          <w:sz w:val="24"/>
+          <w:szCs w:val="24"/>
+          <w:lang w:val="en-US" w:eastAsia="zh-CN"/>
+        </w:rPr>
+      </w:pPr>
+      <w:r>
+        <w:rPr>
+          <w:rFonts w:hint="eastAsia" w:ascii="宋体" w:hAnsi="宋体" w:eastAsia="宋体" w:cs="宋体"/>
+          <w:sz w:val="24"/>
+          <w:szCs w:val="24"/>
+          <w:lang w:val="en-US" w:eastAsia="zh-CN"/>
+        </w:rPr>
+        <w:t>不打开编辑器</w:t>
+      </w:r>
+      <w:r>
+        <w:rPr>
+          <w:rFonts w:hint="default" w:ascii="宋体" w:hAnsi="宋体" w:eastAsia="宋体" w:cs="宋体"/>
+          <w:sz w:val="24"/>
+          <w:szCs w:val="24"/>
+          <w:lang w:val="en-US" w:eastAsia="zh-CN"/>
+        </w:rPr>
+        <w:t>git revert --no edit &lt;commit SHA ID&gt;</w:t>
+      </w:r>
+    </w:p>
+    <w:p>
+      <w:pPr>
+        <w:rPr>
+          <w:rFonts w:hint="default" w:ascii="宋体" w:hAnsi="宋体" w:eastAsia="宋体" w:cs="宋体"/>
+          <w:sz w:val="24"/>
+          <w:szCs w:val="24"/>
+          <w:lang w:val="en-US" w:eastAsia="zh-CN"/>
+        </w:rPr>
+      </w:pPr>
+      <w:r>
+        <w:rPr>
+          <w:rFonts w:hint="default" w:ascii="宋体" w:hAnsi="宋体" w:eastAsia="宋体" w:cs="宋体"/>
+          <w:sz w:val="24"/>
+          <w:szCs w:val="24"/>
+          <w:lang w:val="en-US" w:eastAsia="zh-CN"/>
+        </w:rPr>
+        <w:t>git revert -</w:t>
+      </w:r>
+      <w:r>
+        <w:rPr>
+          <w:rFonts w:hint="eastAsia" w:ascii="宋体" w:hAnsi="宋体" w:eastAsia="宋体" w:cs="宋体"/>
+          <w:sz w:val="24"/>
+          <w:szCs w:val="24"/>
+          <w:lang w:val="en-US" w:eastAsia="zh-CN"/>
+        </w:rPr>
+        <w:t>n</w:t>
+      </w:r>
+      <w:r>
+        <w:rPr>
+          <w:rFonts w:hint="default" w:ascii="宋体" w:hAnsi="宋体" w:eastAsia="宋体" w:cs="宋体"/>
+          <w:sz w:val="24"/>
+          <w:szCs w:val="24"/>
+          <w:lang w:val="en-US" w:eastAsia="zh-CN"/>
+        </w:rPr>
+        <w:t xml:space="preserve"> &lt;commit SHA ID&gt;</w:t>
+      </w:r>
+    </w:p>
+    <w:p>
+      <w:pPr>
+        <w:rPr>
+          <w:rFonts w:ascii="宋体" w:hAnsi="宋体" w:eastAsia="宋体" w:cs="宋体"/>
+          <w:sz w:val="24"/>
+          <w:szCs w:val="24"/>
+        </w:rPr>
+      </w:pPr>
+      <w:r>
+        <w:rPr>
+          <w:rFonts w:ascii="宋体" w:hAnsi="宋体" w:eastAsia="宋体" w:cs="宋体"/>
+          <w:sz w:val="24"/>
+          <w:szCs w:val="24"/>
+        </w:rPr>
+        <w:fldChar w:fldCharType="begin"/>
+      </w:r>
+      <w:r>
+        <w:rPr>
+          <w:rFonts w:ascii="宋体" w:hAnsi="宋体" w:eastAsia="宋体" w:cs="宋体"/>
+          <w:sz w:val="24"/>
+          <w:szCs w:val="24"/>
+        </w:rPr>
+        <w:instrText xml:space="preserve"> HYPERLINK "https://blog.csdn.net/chilun8494/article/details/100645862" </w:instrText>
+      </w:r>
+      <w:r>
+        <w:rPr>
+          <w:rFonts w:ascii="宋体" w:hAnsi="宋体" w:eastAsia="宋体" w:cs="宋体"/>
+          <w:sz w:val="24"/>
+          <w:szCs w:val="24"/>
+        </w:rPr>
+        <w:fldChar w:fldCharType="separate"/>
+      </w:r>
+      <w:r>
+        <w:rPr>
+          <w:rStyle w:val="7"/>
+          <w:rFonts w:ascii="宋体" w:hAnsi="宋体" w:eastAsia="宋体" w:cs="宋体"/>
+          <w:sz w:val="24"/>
+          <w:szCs w:val="24"/>
+        </w:rPr>
+        <w:t>利用`git commit —amend —no-edit`命令修改上一次变更内容-CSDN博客</w:t>
+      </w:r>
+      <w:r>
+        <w:rPr>
+          <w:rFonts w:ascii="宋体" w:hAnsi="宋体" w:eastAsia="宋体" w:cs="宋体"/>
+          <w:sz w:val="24"/>
+          <w:szCs w:val="24"/>
+        </w:rPr>
+        <w:fldChar w:fldCharType="end"/>
+      </w:r>
+    </w:p>
+    <w:p>
+      <w:pPr>
+        <w:rPr>
+          <w:rFonts w:ascii="宋体" w:hAnsi="宋体" w:eastAsia="宋体" w:cs="宋体"/>
+          <w:sz w:val="24"/>
+          <w:szCs w:val="24"/>
+        </w:rPr>
+      </w:pPr>
+      <w:r>
+        <w:rPr>
+          <w:rFonts w:ascii="宋体" w:hAnsi="宋体" w:eastAsia="宋体" w:cs="宋体"/>
+          <w:sz w:val="24"/>
+          <w:szCs w:val="24"/>
+        </w:rPr>
+        <w:fldChar w:fldCharType="begin"/>
+      </w:r>
+      <w:r>
+        <w:rPr>
+          <w:rFonts w:ascii="宋体" w:hAnsi="宋体" w:eastAsia="宋体" w:cs="宋体"/>
+          <w:sz w:val="24"/>
+          <w:szCs w:val="24"/>
+        </w:rPr>
+        <w:instrText xml:space="preserve"> HYPERLINK "https://blog.csdn.net/allanGold/article/details/111372750" </w:instrText>
+      </w:r>
+      <w:r>
+        <w:rPr>
+          <w:rFonts w:ascii="宋体" w:hAnsi="宋体" w:eastAsia="宋体" w:cs="宋体"/>
+          <w:sz w:val="24"/>
+          <w:szCs w:val="24"/>
+        </w:rPr>
+        <w:fldChar w:fldCharType="separate"/>
+      </w:r>
+      <w:r>
+        <w:rPr>
+          <w:rStyle w:val="7"/>
+          <w:rFonts w:ascii="宋体" w:hAnsi="宋体" w:eastAsia="宋体" w:cs="宋体"/>
+          <w:sz w:val="24"/>
+          <w:szCs w:val="24"/>
+        </w:rPr>
+        <w:t>【git revert】使用以及理解（详解）_git revert用法-CSDN博客</w:t>
+      </w:r>
+      <w:r>
+        <w:rPr>
+          <w:rFonts w:ascii="宋体" w:hAnsi="宋体" w:eastAsia="宋体" w:cs="宋体"/>
+          <w:sz w:val="24"/>
+          <w:szCs w:val="24"/>
+        </w:rPr>
+        <w:fldChar w:fldCharType="end"/>
+      </w:r>
+    </w:p>
+    <w:p>
+      <w:pPr>
+        <w:rPr>
+          <w:rFonts w:hint="default" w:ascii="宋体" w:hAnsi="宋体" w:eastAsia="宋体" w:cs="宋体"/>
+          <w:sz w:val="24"/>
+          <w:szCs w:val="24"/>
+          <w:lang w:val="en-US" w:eastAsia="zh-CN"/>
+        </w:rPr>
+      </w:pPr>
+      <w:r>
+        <w:rPr>
+          <w:rFonts w:hint="default" w:ascii="宋体" w:hAnsi="宋体" w:eastAsia="宋体" w:cs="宋体"/>
+          <w:sz w:val="24"/>
+          <w:szCs w:val="24"/>
+          <w:lang w:val="en-US" w:eastAsia="zh-CN"/>
+        </w:rPr>
+        <w:t>merge commit</w:t>
+      </w:r>
+    </w:p>
+    <w:p>
+      <w:pPr>
+        <w:rPr>
+          <w:rFonts w:ascii="宋体" w:hAnsi="宋体" w:eastAsia="宋体" w:cs="宋体"/>
+          <w:sz w:val="24"/>
+          <w:szCs w:val="24"/>
+        </w:rPr>
+      </w:pPr>
+      <w:r>
+        <w:rPr>
+          <w:rFonts w:ascii="宋体" w:hAnsi="宋体" w:eastAsia="宋体" w:cs="宋体"/>
+          <w:sz w:val="24"/>
+          <w:szCs w:val="24"/>
+        </w:rPr>
+        <w:fldChar w:fldCharType="begin"/>
+      </w:r>
+      <w:r>
+        <w:rPr>
+          <w:rFonts w:ascii="宋体" w:hAnsi="宋体" w:eastAsia="宋体" w:cs="宋体"/>
+          <w:sz w:val="24"/>
+          <w:szCs w:val="24"/>
+        </w:rPr>
+        <w:instrText xml:space="preserve"> HYPERLINK "https://zhuanlan.zhihu.com/p/42929114" </w:instrText>
+      </w:r>
+      <w:r>
+        <w:rPr>
+          <w:rFonts w:ascii="宋体" w:hAnsi="宋体" w:eastAsia="宋体" w:cs="宋体"/>
+          <w:sz w:val="24"/>
+          <w:szCs w:val="24"/>
+        </w:rPr>
+        <w:fldChar w:fldCharType="separate"/>
+      </w:r>
+      <w:r>
+        <w:rPr>
+          <w:rStyle w:val="7"/>
+          <w:rFonts w:ascii="宋体" w:hAnsi="宋体" w:eastAsia="宋体" w:cs="宋体"/>
+          <w:sz w:val="24"/>
+          <w:szCs w:val="24"/>
+        </w:rPr>
+        <w:t>Git 误操作救命篇一： 如何将改动撤销？ - 知乎</w:t>
+      </w:r>
+      <w:r>
+        <w:rPr>
+          <w:rFonts w:ascii="宋体" w:hAnsi="宋体" w:eastAsia="宋体" w:cs="宋体"/>
+          <w:sz w:val="24"/>
+          <w:szCs w:val="24"/>
+        </w:rPr>
+        <w:fldChar w:fldCharType="end"/>
+      </w:r>
+    </w:p>
+    <w:p>
+      <w:pPr>
+        <w:rPr>
+          <w:rFonts w:hint="eastAsia" w:ascii="宋体" w:hAnsi="宋体" w:eastAsia="宋体" w:cs="宋体"/>
+          <w:sz w:val="24"/>
+          <w:szCs w:val="24"/>
+        </w:rPr>
+      </w:pPr>
+      <w:r>
+        <w:rPr>
+          <w:rFonts w:hint="eastAsia" w:ascii="宋体" w:hAnsi="宋体" w:eastAsia="宋体" w:cs="宋体"/>
+          <w:sz w:val="24"/>
+          <w:szCs w:val="24"/>
+        </w:rPr>
+        <w:t>我刚改坏了一个文件，还没 git add</w:t>
+      </w:r>
+    </w:p>
+    <w:p>
+      <w:pPr>
+        <w:ind w:firstLine="420" w:firstLineChars="0"/>
+        <w:rPr>
+          <w:rFonts w:hint="eastAsia" w:ascii="宋体" w:hAnsi="宋体" w:eastAsia="宋体" w:cs="宋体"/>
+          <w:sz w:val="24"/>
+          <w:szCs w:val="24"/>
+        </w:rPr>
+      </w:pPr>
+      <w:r>
+        <w:rPr>
+          <w:rFonts w:hint="eastAsia" w:ascii="宋体" w:hAnsi="宋体" w:eastAsia="宋体" w:cs="宋体"/>
+          <w:sz w:val="24"/>
+          <w:szCs w:val="24"/>
+        </w:rPr>
+        <w:t>git restore</w:t>
+      </w:r>
+    </w:p>
+    <w:p>
+      <w:pPr>
+        <w:rPr>
+          <w:rFonts w:hint="default" w:ascii="宋体" w:hAnsi="宋体" w:eastAsia="宋体" w:cs="宋体"/>
+          <w:sz w:val="24"/>
+          <w:szCs w:val="24"/>
+          <w:lang w:val="en-US" w:eastAsia="zh-CN"/>
+        </w:rPr>
+      </w:pPr>
+      <w:r>
+        <w:rPr>
+          <w:rFonts w:hint="default" w:ascii="宋体" w:hAnsi="宋体" w:eastAsia="宋体" w:cs="宋体"/>
+          <w:sz w:val="24"/>
+          <w:szCs w:val="24"/>
+          <w:lang w:val="en-US" w:eastAsia="zh-CN"/>
+        </w:rPr>
+        <w:t>已经commit，但是未push到远端</w:t>
+      </w:r>
+    </w:p>
+    <w:p>
+      <w:pPr>
+        <w:ind w:firstLine="420" w:firstLineChars="0"/>
+        <w:rPr>
+          <w:rFonts w:hint="default" w:ascii="宋体" w:hAnsi="宋体" w:eastAsia="宋体" w:cs="宋体"/>
+          <w:sz w:val="24"/>
+          <w:szCs w:val="24"/>
+          <w:lang w:val="en-US" w:eastAsia="zh-CN"/>
+        </w:rPr>
+      </w:pPr>
+      <w:r>
+        <w:rPr>
+          <w:rFonts w:hint="default" w:ascii="宋体" w:hAnsi="宋体" w:eastAsia="宋体" w:cs="宋体"/>
+          <w:sz w:val="24"/>
+          <w:szCs w:val="24"/>
+          <w:lang w:val="en-US" w:eastAsia="zh-CN"/>
+        </w:rPr>
+        <w:t>reset</w:t>
+      </w:r>
+    </w:p>
+    <w:p>
+      <w:pPr>
+        <w:ind w:firstLine="420" w:firstLineChars="0"/>
+        <w:rPr>
+          <w:rFonts w:hint="default" w:ascii="宋体" w:hAnsi="宋体" w:eastAsia="宋体" w:cs="宋体"/>
+          <w:sz w:val="24"/>
+          <w:szCs w:val="24"/>
+          <w:lang w:val="en-US" w:eastAsia="zh-CN"/>
+        </w:rPr>
+      </w:pPr>
+      <w:r>
+        <w:rPr>
+          <w:rFonts w:hint="default" w:ascii="宋体" w:hAnsi="宋体" w:eastAsia="宋体" w:cs="宋体"/>
+          <w:sz w:val="24"/>
+          <w:szCs w:val="24"/>
+          <w:lang w:val="en-US" w:eastAsia="zh-CN"/>
+        </w:rPr>
+        <w:t>branch</w:t>
+      </w:r>
+    </w:p>
+    <w:p>
+      <w:pPr>
+        <w:ind w:firstLine="420" w:firstLineChars="0"/>
+        <w:rPr>
+          <w:rFonts w:hint="eastAsia" w:ascii="宋体" w:hAnsi="宋体" w:eastAsia="宋体" w:cs="宋体"/>
+          <w:sz w:val="24"/>
+          <w:szCs w:val="24"/>
+          <w:lang w:val="en-US" w:eastAsia="zh-CN"/>
+        </w:rPr>
+      </w:pPr>
+      <w:r>
+        <w:rPr>
+          <w:rFonts w:hint="default" w:ascii="宋体" w:hAnsi="宋体" w:eastAsia="宋体" w:cs="宋体"/>
+          <w:sz w:val="24"/>
+          <w:szCs w:val="24"/>
+          <w:lang w:val="en-US" w:eastAsia="zh-CN"/>
+        </w:rPr>
+        <w:t>cherry-pick</w:t>
+      </w:r>
+      <w:r>
+        <w:rPr>
+          <w:rFonts w:hint="eastAsia" w:ascii="宋体" w:hAnsi="宋体" w:eastAsia="宋体" w:cs="宋体"/>
+          <w:sz w:val="24"/>
+          <w:szCs w:val="24"/>
+          <w:lang w:val="en-US" w:eastAsia="zh-CN"/>
+        </w:rPr>
+        <w:t xml:space="preserve"> 拣选/嫁接commit，多个，--no-commit</w:t>
+      </w:r>
+    </w:p>
+    <w:p>
+      <w:pPr>
+        <w:ind w:firstLine="420" w:firstLineChars="0"/>
+        <w:rPr>
+          <w:rFonts w:hint="default" w:ascii="宋体" w:hAnsi="宋体" w:eastAsia="宋体" w:cs="宋体"/>
+          <w:sz w:val="24"/>
+          <w:szCs w:val="24"/>
+          <w:lang w:val="en-US" w:eastAsia="zh-CN"/>
+        </w:rPr>
+      </w:pPr>
+      <w:r>
+        <w:rPr>
+          <w:rFonts w:hint="default" w:ascii="宋体" w:hAnsi="宋体" w:eastAsia="宋体" w:cs="宋体"/>
+          <w:sz w:val="24"/>
+          <w:szCs w:val="24"/>
+          <w:lang w:val="en-US" w:eastAsia="zh-CN"/>
+        </w:rPr>
+        <w:t>stash</w:t>
+      </w:r>
+    </w:p>
+    <w:p>
+      <w:pPr>
+        <w:rPr>
+          <w:rFonts w:hint="default" w:ascii="宋体" w:hAnsi="宋体" w:eastAsia="宋体" w:cs="宋体"/>
+          <w:sz w:val="24"/>
+          <w:szCs w:val="24"/>
+          <w:lang w:val="en-US" w:eastAsia="zh-CN"/>
+        </w:rPr>
+      </w:pPr>
+      <w:r>
+        <w:rPr>
+          <w:rFonts w:hint="default" w:ascii="宋体" w:hAnsi="宋体" w:eastAsia="宋体" w:cs="宋体"/>
+          <w:sz w:val="24"/>
+          <w:szCs w:val="24"/>
+          <w:lang w:val="en-US" w:eastAsia="zh-CN"/>
+        </w:rPr>
+        <w:t>Commit之后已经 push 到了远端</w:t>
+      </w:r>
+    </w:p>
+    <w:p>
+      <w:pPr>
+        <w:ind w:firstLine="420" w:firstLineChars="0"/>
+        <w:rPr>
+          <w:rFonts w:hint="default" w:ascii="宋体" w:hAnsi="宋体" w:eastAsia="宋体" w:cs="宋体"/>
+          <w:sz w:val="24"/>
+          <w:szCs w:val="24"/>
+          <w:lang w:val="en-US" w:eastAsia="zh-CN"/>
+        </w:rPr>
+      </w:pPr>
+      <w:r>
+        <w:rPr>
+          <w:rFonts w:hint="default" w:ascii="宋体" w:hAnsi="宋体" w:eastAsia="宋体" w:cs="宋体"/>
+          <w:sz w:val="24"/>
+          <w:szCs w:val="24"/>
+          <w:lang w:val="en-US" w:eastAsia="zh-CN"/>
+        </w:rPr>
+        <w:t>revert</w:t>
+      </w:r>
+    </w:p>
+    <w:p>
+      <w:pPr>
+        <w:rPr>
+          <w:rFonts w:hint="default" w:ascii="宋体" w:hAnsi="宋体" w:eastAsia="宋体" w:cs="宋体"/>
+          <w:sz w:val="24"/>
+          <w:szCs w:val="24"/>
+          <w:lang w:val="en-US" w:eastAsia="zh-CN"/>
+        </w:rPr>
+      </w:pPr>
+      <w:r>
+        <w:rPr>
+          <w:rFonts w:hint="default" w:ascii="宋体" w:hAnsi="宋体" w:eastAsia="宋体" w:cs="宋体"/>
+          <w:sz w:val="24"/>
+          <w:szCs w:val="24"/>
+          <w:lang w:val="en-US" w:eastAsia="zh-CN"/>
+        </w:rPr>
+        <w:t>改动不仅已经 push 到远端，并且已经合到主仓库</w:t>
+      </w:r>
+    </w:p>
+    <w:p>
+      <w:pPr>
+        <w:ind w:firstLine="420" w:firstLineChars="0"/>
+        <w:rPr>
+          <w:rFonts w:hint="default" w:ascii="宋体" w:hAnsi="宋体" w:eastAsia="宋体" w:cs="宋体"/>
+          <w:sz w:val="24"/>
+          <w:szCs w:val="24"/>
+          <w:lang w:val="en-US" w:eastAsia="zh-CN"/>
+        </w:rPr>
+      </w:pPr>
+      <w:r>
+        <w:rPr>
+          <w:rFonts w:hint="default" w:ascii="宋体" w:hAnsi="宋体" w:eastAsia="宋体" w:cs="宋体"/>
+          <w:sz w:val="24"/>
+          <w:szCs w:val="24"/>
+          <w:lang w:val="en-US" w:eastAsia="zh-CN"/>
+        </w:rPr>
+        <w:t>git merge feat/update --no-ff</w:t>
+      </w:r>
+    </w:p>
+    <w:p>
+      <w:pPr>
+        <w:ind w:firstLine="420" w:firstLineChars="0"/>
+        <w:rPr>
+          <w:rFonts w:hint="default" w:ascii="宋体" w:hAnsi="宋体" w:eastAsia="宋体" w:cs="宋体"/>
+          <w:sz w:val="24"/>
+          <w:szCs w:val="24"/>
+          <w:lang w:val="en-US" w:eastAsia="zh-CN"/>
+        </w:rPr>
+      </w:pPr>
+      <w:r>
+        <w:rPr>
+          <w:rFonts w:hint="default" w:ascii="宋体" w:hAnsi="宋体" w:eastAsia="宋体" w:cs="宋体"/>
+          <w:sz w:val="24"/>
+          <w:szCs w:val="24"/>
+          <w:lang w:val="en-US" w:eastAsia="zh-CN"/>
+        </w:rPr>
+        <w:t>git push origin revert-feat/update</w:t>
+      </w:r>
+    </w:p>
+    <w:p>
+      <w:pPr>
+        <w:rPr>
+          <w:rFonts w:hint="default" w:ascii="宋体" w:hAnsi="宋体" w:eastAsia="宋体" w:cs="宋体"/>
+          <w:sz w:val="24"/>
+          <w:szCs w:val="24"/>
+          <w:lang w:val="en-US" w:eastAsia="zh-CN"/>
+        </w:rPr>
+      </w:pPr>
+      <w:r>
+        <w:rPr>
+          <w:rFonts w:hint="default" w:ascii="宋体" w:hAnsi="宋体" w:eastAsia="宋体" w:cs="宋体"/>
+          <w:sz w:val="24"/>
+          <w:szCs w:val="24"/>
+          <w:lang w:val="en-US" w:eastAsia="zh-CN"/>
+        </w:rPr>
+        <w:t>revert 错误，需要再次补救</w:t>
+      </w:r>
+    </w:p>
+    <w:p>
+      <w:pPr>
+        <w:ind w:firstLine="420" w:firstLineChars="0"/>
+        <w:rPr>
+          <w:rFonts w:hint="default" w:ascii="宋体" w:hAnsi="宋体" w:eastAsia="宋体" w:cs="宋体"/>
+          <w:sz w:val="24"/>
+          <w:szCs w:val="24"/>
+          <w:lang w:val="en-US" w:eastAsia="zh-CN"/>
+        </w:rPr>
+      </w:pPr>
+      <w:r>
+        <w:rPr>
+          <w:rFonts w:hint="default" w:ascii="宋体" w:hAnsi="宋体" w:eastAsia="宋体" w:cs="宋体"/>
+          <w:sz w:val="24"/>
+          <w:szCs w:val="24"/>
+          <w:lang w:val="en-US" w:eastAsia="zh-CN"/>
+        </w:rPr>
+        <w:t>reflog</w:t>
+      </w:r>
+    </w:p>
+    <w:p>
+      <w:pPr>
+        <w:ind w:firstLine="420" w:firstLineChars="0"/>
+        <w:rPr>
+          <w:rFonts w:hint="default" w:ascii="宋体" w:hAnsi="宋体" w:eastAsia="宋体" w:cs="宋体"/>
+          <w:sz w:val="24"/>
+          <w:szCs w:val="24"/>
+          <w:lang w:val="en-US" w:eastAsia="zh-CN"/>
+        </w:rPr>
+      </w:pPr>
+      <w:r>
+        <w:rPr>
+          <w:rFonts w:hint="default" w:ascii="宋体" w:hAnsi="宋体" w:eastAsia="宋体" w:cs="宋体"/>
+          <w:sz w:val="24"/>
+          <w:szCs w:val="24"/>
+          <w:lang w:val="en-US" w:eastAsia="zh-CN"/>
+        </w:rPr>
+        <w:t>git reflog --date=iso     # 顯示時間</w:t>
+      </w:r>
+    </w:p>
+    <w:p>
+      <w:pPr>
+        <w:ind w:firstLine="420" w:firstLineChars="0"/>
+        <w:rPr>
+          <w:rFonts w:hint="default" w:ascii="宋体" w:hAnsi="宋体" w:eastAsia="宋体" w:cs="宋体"/>
+          <w:sz w:val="24"/>
+          <w:szCs w:val="24"/>
+          <w:lang w:val="en-US" w:eastAsia="zh-CN"/>
+        </w:rPr>
+      </w:pPr>
+      <w:r>
+        <w:rPr>
+          <w:rFonts w:hint="default" w:ascii="宋体" w:hAnsi="宋体" w:eastAsia="宋体" w:cs="宋体"/>
+          <w:sz w:val="24"/>
+          <w:szCs w:val="24"/>
+          <w:lang w:val="en-US" w:eastAsia="zh-CN"/>
+        </w:rPr>
+        <w:t>git reflog --pretty=short # 顯示提交內容</w:t>
+      </w:r>
       <w:bookmarkStart w:id="0" w:name="_GoBack"/>
       <w:bookmarkEnd w:id="0"/>
-    </w:p>
-    <w:p>
-      <w:pPr>
-        <w:rPr>
-          <w:rFonts w:hint="default" w:ascii="宋体" w:hAnsi="宋体" w:eastAsia="宋体" w:cs="宋体"/>
-          <w:b/>
-          <w:bCs/>
-          <w:sz w:val="24"/>
-          <w:szCs w:val="24"/>
-          <w:lang w:val="en-US" w:eastAsia="zh-CN"/>
-        </w:rPr>
-      </w:pPr>
-      <w:r>
-        <w:rPr>
-          <w:rFonts w:hint="eastAsia" w:ascii="宋体" w:hAnsi="宋体" w:eastAsia="宋体" w:cs="宋体"/>
-          <w:b/>
-          <w:bCs/>
-          <w:sz w:val="24"/>
-          <w:szCs w:val="24"/>
-          <w:lang w:val="en-US" w:eastAsia="zh-CN"/>
-        </w:rPr>
-        <w:t>20260611</w:t>
-      </w:r>
-    </w:p>
-    <w:p>
-      <w:pPr>
-        <w:rPr>
-          <w:rFonts w:hint="default"/>
-          <w:lang w:val="en-US" w:eastAsia="zh-CN"/>
-        </w:rPr>
-      </w:pPr>
-    </w:p>
-    <w:p>
-      <w:pPr>
-        <w:rPr>
-          <w:rFonts w:hint="default"/>
-          <w:lang w:val="en-US" w:eastAsia="zh-CN"/>
-        </w:rPr>
-      </w:pPr>
-      <w:r>
-        <w:rPr>
-          <w:rFonts w:hint="default"/>
-          <w:lang w:val="en-US" w:eastAsia="zh-CN"/>
-        </w:rPr>
-        <w:t>git revert --no-edit</w:t>
-      </w:r>
-    </w:p>
-    <w:p>
-      <w:pPr>
-        <w:rPr>
-          <w:rFonts w:hint="default"/>
-          <w:lang w:val="en-US" w:eastAsia="zh-CN"/>
-        </w:rPr>
-      </w:pPr>
     </w:p>
     <w:sectPr>
       <w:pgSz w:w="11906" w:h="16838"/>

--- a/vscode.docx
+++ b/vscode.docx
@@ -7392,6 +7392,35 @@
     <w:p>
       <w:pPr>
         <w:rPr>
+          <w:rFonts w:hint="eastAsia" w:ascii="宋体" w:hAnsi="宋体" w:eastAsia="宋体" w:cs="宋体"/>
+          <w:sz w:val="24"/>
+          <w:szCs w:val="24"/>
+          <w:lang w:val="en-US" w:eastAsia="zh-CN"/>
+        </w:rPr>
+      </w:pPr>
+      <w:r>
+        <w:rPr>
+          <w:rFonts w:hint="eastAsia" w:ascii="宋体" w:hAnsi="宋体" w:eastAsia="宋体" w:cs="宋体"/>
+          <w:sz w:val="24"/>
+          <w:szCs w:val="24"/>
+          <w:lang w:val="en-US" w:eastAsia="zh-CN"/>
+        </w:rPr>
+        <w:t>修改历史与回溯操作？</w:t>
+      </w:r>
+    </w:p>
+    <w:p>
+      <w:pPr>
+        <w:rPr>
+          <w:rFonts w:hint="eastAsia" w:ascii="宋体" w:hAnsi="宋体" w:eastAsia="宋体" w:cs="宋体"/>
+          <w:sz w:val="24"/>
+          <w:szCs w:val="24"/>
+          <w:lang w:val="en-US" w:eastAsia="zh-CN"/>
+        </w:rPr>
+      </w:pPr>
+    </w:p>
+    <w:p>
+      <w:pPr>
+        <w:rPr>
           <w:rFonts w:hint="default" w:ascii="宋体" w:hAnsi="宋体" w:eastAsia="宋体" w:cs="宋体"/>
           <w:sz w:val="24"/>
           <w:szCs w:val="24"/>
@@ -7411,7 +7440,7 @@
           <w:szCs w:val="24"/>
           <w:lang w:val="en-US" w:eastAsia="zh-CN"/>
         </w:rPr>
-        <w:t>修改历史与回溯操作？</w:t>
+        <w:t>三层维度：暂存与工作区实际文件对象，commit节点ID，git操作ID</w:t>
       </w:r>
     </w:p>
     <w:p>
@@ -8279,8 +8308,1116 @@
         </w:rPr>
         <w:t>git reflog --pretty=short # 顯示提交內容</w:t>
       </w:r>
+    </w:p>
+    <w:p>
+      <w:pPr>
+        <w:ind w:firstLine="420" w:firstLineChars="0"/>
+        <w:rPr>
+          <w:rFonts w:hint="default" w:ascii="宋体" w:hAnsi="宋体" w:eastAsia="宋体" w:cs="宋体"/>
+          <w:sz w:val="24"/>
+          <w:szCs w:val="24"/>
+          <w:lang w:val="en-US" w:eastAsia="zh-CN"/>
+        </w:rPr>
+        <w:sectPr>
+          <w:pgSz w:w="11906" w:h="16838"/>
+          <w:pgMar w:top="1440" w:right="1800" w:bottom="1440" w:left="1800" w:header="851" w:footer="992" w:gutter="0"/>
+          <w:cols w:space="425" w:num="1"/>
+          <w:docGrid w:type="lines" w:linePitch="312" w:charSpace="0"/>
+        </w:sectPr>
+      </w:pPr>
+    </w:p>
+    <w:p>
+      <w:pPr>
+        <w:rPr>
+          <w:rFonts w:hint="default" w:ascii="宋体" w:hAnsi="宋体" w:eastAsia="宋体" w:cs="宋体"/>
+          <w:b/>
+          <w:bCs/>
+          <w:sz w:val="24"/>
+          <w:szCs w:val="24"/>
+          <w:lang w:val="en-US" w:eastAsia="zh-CN"/>
+        </w:rPr>
+      </w:pPr>
+      <w:r>
+        <w:rPr>
+          <w:rFonts w:hint="eastAsia" w:ascii="宋体" w:hAnsi="宋体" w:eastAsia="宋体" w:cs="宋体"/>
+          <w:b/>
+          <w:bCs/>
+          <w:sz w:val="24"/>
+          <w:szCs w:val="24"/>
+          <w:lang w:val="en-US" w:eastAsia="zh-CN"/>
+        </w:rPr>
+        <w:t>20260612未归纳</w:t>
+      </w:r>
+    </w:p>
+    <w:p>
+      <w:pPr>
+        <w:rPr>
+          <w:rFonts w:hint="default" w:ascii="宋体" w:hAnsi="宋体" w:eastAsia="宋体" w:cs="宋体"/>
+          <w:sz w:val="24"/>
+          <w:szCs w:val="24"/>
+          <w:lang w:val="en-US" w:eastAsia="zh-CN"/>
+        </w:rPr>
+      </w:pPr>
+    </w:p>
+    <w:p>
+      <w:pPr>
+        <w:rPr>
+          <w:rFonts w:hint="eastAsia" w:ascii="宋体" w:hAnsi="宋体" w:eastAsia="宋体" w:cs="宋体"/>
+          <w:sz w:val="24"/>
+          <w:szCs w:val="24"/>
+          <w:lang w:val="en-US" w:eastAsia="zh-CN"/>
+        </w:rPr>
+      </w:pPr>
+      <w:r>
+        <w:rPr>
+          <w:rFonts w:hint="eastAsia" w:ascii="宋体" w:hAnsi="宋体" w:eastAsia="宋体" w:cs="宋体"/>
+          <w:sz w:val="24"/>
+          <w:szCs w:val="24"/>
+          <w:lang w:val="en-US" w:eastAsia="zh-CN"/>
+        </w:rPr>
+        <w:t>由提交（修改）引出的问题？</w:t>
+      </w:r>
+    </w:p>
+    <w:p>
+      <w:pPr>
+        <w:ind w:firstLine="420" w:firstLineChars="0"/>
+        <w:rPr>
+          <w:rFonts w:hint="eastAsia" w:ascii="宋体" w:hAnsi="宋体" w:eastAsia="宋体" w:cs="宋体"/>
+          <w:sz w:val="24"/>
+          <w:szCs w:val="24"/>
+          <w:lang w:val="en-US" w:eastAsia="zh-CN"/>
+        </w:rPr>
+      </w:pPr>
+      <w:r>
+        <w:rPr>
+          <w:rFonts w:hint="eastAsia" w:ascii="宋体" w:hAnsi="宋体" w:eastAsia="宋体" w:cs="宋体"/>
+          <w:sz w:val="24"/>
+          <w:szCs w:val="24"/>
+          <w:lang w:val="en-US" w:eastAsia="zh-CN"/>
+        </w:rPr>
+        <w:t>如果本次提交amend的是同步的节点或者是合并节点，会引申出复杂问题</w:t>
+      </w:r>
+    </w:p>
+    <w:p>
+      <w:pPr>
+        <w:ind w:firstLine="420" w:firstLineChars="0"/>
+        <w:rPr>
+          <w:rFonts w:hint="default" w:ascii="宋体" w:hAnsi="宋体" w:eastAsia="宋体" w:cs="宋体"/>
+          <w:sz w:val="24"/>
+          <w:szCs w:val="24"/>
+          <w:lang w:val="en-US" w:eastAsia="zh-CN"/>
+        </w:rPr>
+      </w:pPr>
+      <w:r>
+        <w:rPr>
+          <w:rFonts w:hint="eastAsia" w:ascii="宋体" w:hAnsi="宋体" w:eastAsia="宋体" w:cs="宋体"/>
+          <w:sz w:val="24"/>
+          <w:szCs w:val="24"/>
+          <w:lang w:val="en-US" w:eastAsia="zh-CN"/>
+        </w:rPr>
+        <w:t>提交（修改）需要尽量用于独立节点回避</w:t>
+      </w:r>
+    </w:p>
+    <w:p>
+      <w:pPr>
+        <w:ind w:firstLine="420" w:firstLineChars="0"/>
+        <w:rPr>
+          <w:rFonts w:hint="eastAsia" w:ascii="宋体" w:hAnsi="宋体" w:eastAsia="宋体" w:cs="宋体"/>
+          <w:sz w:val="24"/>
+          <w:szCs w:val="24"/>
+          <w:lang w:val="en-US" w:eastAsia="zh-CN"/>
+        </w:rPr>
+      </w:pPr>
+      <w:r>
+        <w:rPr>
+          <w:rFonts w:hint="eastAsia" w:ascii="宋体" w:hAnsi="宋体" w:eastAsia="宋体" w:cs="宋体"/>
+          <w:sz w:val="24"/>
+          <w:szCs w:val="24"/>
+          <w:lang w:val="en-US" w:eastAsia="zh-CN"/>
+        </w:rPr>
+        <w:t>如果是同步远程的节点，会使远程提交变为同名新分支</w:t>
+      </w:r>
+    </w:p>
+    <w:p>
+      <w:pPr>
+        <w:ind w:firstLine="420" w:firstLineChars="0"/>
+        <w:rPr>
+          <w:rFonts w:hint="eastAsia" w:ascii="宋体" w:hAnsi="宋体" w:eastAsia="宋体" w:cs="宋体"/>
+          <w:sz w:val="24"/>
+          <w:szCs w:val="24"/>
+          <w:lang w:val="en-US" w:eastAsia="zh-CN"/>
+        </w:rPr>
+      </w:pPr>
+      <w:r>
+        <w:rPr>
+          <w:rFonts w:hint="eastAsia" w:ascii="宋体" w:hAnsi="宋体" w:eastAsia="宋体" w:cs="宋体"/>
+          <w:sz w:val="24"/>
+          <w:szCs w:val="24"/>
+          <w:lang w:val="en-US" w:eastAsia="zh-CN"/>
+        </w:rPr>
+        <w:t>远程顶端继承的是修改前的提交，本地顶端已经用修改后提交替代</w:t>
+      </w:r>
+    </w:p>
+    <w:p>
+      <w:pPr>
+        <w:ind w:firstLine="420" w:firstLineChars="0"/>
+        <w:rPr>
+          <w:rFonts w:hint="eastAsia" w:ascii="宋体" w:hAnsi="宋体" w:eastAsia="宋体" w:cs="宋体"/>
+          <w:sz w:val="24"/>
+          <w:szCs w:val="24"/>
+          <w:lang w:val="en-US" w:eastAsia="zh-CN"/>
+        </w:rPr>
+      </w:pPr>
+      <w:r>
+        <w:rPr>
+          <w:rFonts w:hint="eastAsia" w:ascii="宋体" w:hAnsi="宋体" w:eastAsia="宋体" w:cs="宋体"/>
+          <w:sz w:val="24"/>
+          <w:szCs w:val="24"/>
+          <w:lang w:val="en-US" w:eastAsia="zh-CN"/>
+        </w:rPr>
+        <w:t>如果本地文件进行了后续修改，尝试重新同步会导致双修改的冲突</w:t>
+      </w:r>
+    </w:p>
+    <w:p>
+      <w:pPr>
+        <w:ind w:firstLine="420" w:firstLineChars="0"/>
+        <w:rPr>
+          <w:rFonts w:hint="default" w:ascii="宋体" w:hAnsi="宋体" w:eastAsia="宋体" w:cs="宋体"/>
+          <w:sz w:val="24"/>
+          <w:szCs w:val="24"/>
+          <w:lang w:val="en-US" w:eastAsia="zh-CN"/>
+        </w:rPr>
+      </w:pPr>
+      <w:r>
+        <w:rPr>
+          <w:rFonts w:hint="eastAsia" w:ascii="宋体" w:hAnsi="宋体" w:eastAsia="宋体" w:cs="宋体"/>
+          <w:sz w:val="24"/>
+          <w:szCs w:val="24"/>
+          <w:lang w:val="en-US" w:eastAsia="zh-CN"/>
+        </w:rPr>
+        <w:t>重新同步推拉的操作是合并分支，会产生一个merge commit</w:t>
+      </w:r>
+    </w:p>
+    <w:p>
+      <w:pPr>
+        <w:ind w:firstLine="420" w:firstLineChars="0"/>
+        <w:rPr>
+          <w:rFonts w:hint="eastAsia" w:ascii="宋体" w:hAnsi="宋体" w:eastAsia="宋体" w:cs="宋体"/>
+          <w:sz w:val="24"/>
+          <w:szCs w:val="24"/>
+          <w:lang w:val="en-US" w:eastAsia="zh-CN"/>
+        </w:rPr>
+      </w:pPr>
+      <w:r>
+        <w:rPr>
+          <w:rFonts w:hint="eastAsia" w:ascii="宋体" w:hAnsi="宋体" w:eastAsia="宋体" w:cs="宋体"/>
+          <w:sz w:val="24"/>
+          <w:szCs w:val="24"/>
+          <w:lang w:val="en-US" w:eastAsia="zh-CN"/>
+        </w:rPr>
+        <w:t>远程只能用gitlens强行推送Push (force)的功能覆盖</w:t>
+      </w:r>
+    </w:p>
+    <w:p>
+      <w:pPr>
+        <w:ind w:firstLine="420" w:firstLineChars="0"/>
+        <w:rPr>
+          <w:rFonts w:hint="default" w:ascii="宋体" w:hAnsi="宋体" w:eastAsia="宋体" w:cs="宋体"/>
+          <w:sz w:val="24"/>
+          <w:szCs w:val="24"/>
+          <w:lang w:val="en-US" w:eastAsia="zh-CN"/>
+        </w:rPr>
+      </w:pPr>
+      <w:r>
+        <w:rPr>
+          <w:rFonts w:hint="eastAsia" w:ascii="宋体" w:hAnsi="宋体" w:eastAsia="宋体" w:cs="宋体"/>
+          <w:sz w:val="24"/>
+          <w:szCs w:val="24"/>
+          <w:lang w:val="en-US" w:eastAsia="zh-CN"/>
+        </w:rPr>
+        <w:t>上一次创建的分支副本直接签出并重置到顶端并放弃所有更改</w:t>
+      </w:r>
+    </w:p>
+    <w:p>
+      <w:pPr>
+        <w:rPr>
+          <w:rFonts w:hint="eastAsia" w:ascii="宋体" w:hAnsi="宋体" w:eastAsia="宋体" w:cs="宋体"/>
+          <w:sz w:val="24"/>
+          <w:szCs w:val="24"/>
+          <w:lang w:val="en-US" w:eastAsia="zh-CN"/>
+        </w:rPr>
+      </w:pPr>
+    </w:p>
+    <w:p>
+      <w:pPr>
+        <w:rPr>
+          <w:rFonts w:hint="default" w:ascii="宋体" w:hAnsi="宋体" w:eastAsia="宋体" w:cs="宋体"/>
+          <w:sz w:val="24"/>
+          <w:szCs w:val="24"/>
+          <w:lang w:val="en-US" w:eastAsia="zh-CN"/>
+        </w:rPr>
+      </w:pPr>
+      <w:r>
+        <w:rPr>
+          <w:rFonts w:hint="eastAsia" w:ascii="宋体" w:hAnsi="宋体" w:eastAsia="宋体" w:cs="宋体"/>
+          <w:sz w:val="24"/>
+          <w:szCs w:val="24"/>
+          <w:lang w:val="en-US" w:eastAsia="zh-CN"/>
+        </w:rPr>
+        <w:t>如何保留另一分支更改？</w:t>
+      </w:r>
+    </w:p>
+    <w:p>
+      <w:pPr>
+        <w:ind w:firstLine="420" w:firstLineChars="0"/>
+        <w:rPr>
+          <w:rFonts w:hint="eastAsia" w:ascii="宋体" w:hAnsi="宋体" w:eastAsia="宋体" w:cs="宋体"/>
+          <w:sz w:val="24"/>
+          <w:szCs w:val="24"/>
+          <w:lang w:val="en-US" w:eastAsia="zh-CN"/>
+        </w:rPr>
+      </w:pPr>
+      <w:r>
+        <w:rPr>
+          <w:rFonts w:hint="eastAsia" w:ascii="宋体" w:hAnsi="宋体" w:eastAsia="宋体" w:cs="宋体"/>
+          <w:sz w:val="24"/>
+          <w:szCs w:val="24"/>
+          <w:lang w:val="en-US" w:eastAsia="zh-CN"/>
+        </w:rPr>
+        <w:t>无法在工作区存在更改的情况下签出，取巧在错误分支顶端无更改打开文档切到正确分支可以看到文件修改</w:t>
+      </w:r>
+    </w:p>
+    <w:p>
+      <w:pPr>
+        <w:ind w:firstLine="420" w:firstLineChars="0"/>
+        <w:rPr>
+          <w:rFonts w:hint="default" w:ascii="宋体" w:hAnsi="宋体" w:eastAsia="宋体" w:cs="宋体"/>
+          <w:sz w:val="24"/>
+          <w:szCs w:val="24"/>
+          <w:lang w:val="en-US" w:eastAsia="zh-CN"/>
+        </w:rPr>
+      </w:pPr>
+      <w:r>
+        <w:rPr>
+          <w:rFonts w:hint="eastAsia" w:ascii="宋体" w:hAnsi="宋体" w:eastAsia="宋体" w:cs="宋体"/>
+          <w:sz w:val="24"/>
+          <w:szCs w:val="24"/>
+          <w:lang w:val="en-US" w:eastAsia="zh-CN"/>
+        </w:rPr>
+        <w:t>直接将主分支重置到镜像分支，放弃文件更改！</w:t>
+      </w:r>
+    </w:p>
+    <w:p>
+      <w:pPr>
+        <w:ind w:firstLine="420" w:firstLineChars="0"/>
+        <w:rPr>
+          <w:rFonts w:hint="default" w:ascii="宋体" w:hAnsi="宋体" w:eastAsia="宋体" w:cs="宋体"/>
+          <w:sz w:val="24"/>
+          <w:szCs w:val="24"/>
+          <w:lang w:val="en-US" w:eastAsia="zh-CN"/>
+        </w:rPr>
+      </w:pPr>
+    </w:p>
+    <w:p>
+      <w:pPr>
+        <w:rPr>
+          <w:rFonts w:hint="eastAsia" w:ascii="宋体" w:hAnsi="宋体" w:eastAsia="宋体" w:cs="宋体"/>
+          <w:sz w:val="24"/>
+          <w:szCs w:val="24"/>
+          <w:lang w:val="en-US" w:eastAsia="zh-CN"/>
+        </w:rPr>
+      </w:pPr>
+      <w:r>
+        <w:rPr>
+          <w:rFonts w:hint="eastAsia" w:ascii="宋体" w:hAnsi="宋体" w:eastAsia="宋体" w:cs="宋体"/>
+          <w:sz w:val="24"/>
+          <w:szCs w:val="24"/>
+          <w:lang w:val="en-US" w:eastAsia="zh-CN"/>
+        </w:rPr>
+        <w:t>由签出前储藏恢复引出的问题？</w:t>
+      </w:r>
+    </w:p>
+    <w:p>
+      <w:pPr>
+        <w:ind w:firstLine="420" w:firstLineChars="0"/>
+        <w:rPr>
+          <w:rFonts w:hint="eastAsia" w:ascii="宋体" w:hAnsi="宋体" w:eastAsia="宋体" w:cs="宋体"/>
+          <w:sz w:val="24"/>
+          <w:szCs w:val="24"/>
+          <w:lang w:val="en-US" w:eastAsia="zh-CN"/>
+        </w:rPr>
+      </w:pPr>
+      <w:r>
+        <w:rPr>
+          <w:rFonts w:hint="eastAsia" w:ascii="宋体" w:hAnsi="宋体" w:eastAsia="宋体" w:cs="宋体"/>
+          <w:sz w:val="24"/>
+          <w:szCs w:val="24"/>
+          <w:lang w:val="en-US" w:eastAsia="zh-CN"/>
+        </w:rPr>
+        <w:t>只针对暂存区与工作区，有是否针对更改与是否针对追踪的选项</w:t>
+      </w:r>
+    </w:p>
+    <w:p>
+      <w:pPr>
+        <w:rPr>
+          <w:rFonts w:hint="eastAsia" w:ascii="宋体" w:hAnsi="宋体" w:eastAsia="宋体" w:cs="宋体"/>
+          <w:sz w:val="24"/>
+          <w:szCs w:val="24"/>
+          <w:lang w:val="en-US" w:eastAsia="zh-CN"/>
+        </w:rPr>
+      </w:pPr>
+    </w:p>
+    <w:p>
+      <w:pPr>
+        <w:rPr>
+          <w:rFonts w:hint="eastAsia" w:ascii="宋体" w:hAnsi="宋体" w:eastAsia="宋体" w:cs="宋体"/>
+          <w:sz w:val="24"/>
+          <w:szCs w:val="24"/>
+          <w:lang w:val="en-US" w:eastAsia="zh-CN"/>
+        </w:rPr>
+      </w:pPr>
+      <w:r>
+        <w:rPr>
+          <w:rFonts w:hint="eastAsia" w:ascii="宋体" w:hAnsi="宋体" w:eastAsia="宋体" w:cs="宋体"/>
+          <w:sz w:val="24"/>
+          <w:szCs w:val="24"/>
+          <w:lang w:val="en-US" w:eastAsia="zh-CN"/>
+        </w:rPr>
+        <w:t>针对存储库的选项？</w:t>
+      </w:r>
+    </w:p>
+    <w:p>
+      <w:pPr>
+        <w:ind w:firstLine="420" w:firstLineChars="0"/>
+        <w:rPr>
+          <w:rFonts w:hint="eastAsia" w:ascii="宋体" w:hAnsi="宋体" w:eastAsia="宋体" w:cs="宋体"/>
+          <w:sz w:val="24"/>
+          <w:szCs w:val="24"/>
+          <w:lang w:val="en-US" w:eastAsia="zh-CN"/>
+        </w:rPr>
+      </w:pPr>
+      <w:r>
+        <w:rPr>
+          <w:rFonts w:hint="eastAsia" w:ascii="宋体" w:hAnsi="宋体" w:eastAsia="宋体" w:cs="宋体"/>
+          <w:sz w:val="24"/>
+          <w:szCs w:val="24"/>
+          <w:lang w:val="en-US" w:eastAsia="zh-CN"/>
+        </w:rPr>
+        <w:t>暂停操作提示与选项！</w:t>
+      </w:r>
       <w:bookmarkStart w:id="0" w:name="_GoBack"/>
       <w:bookmarkEnd w:id="0"/>
+    </w:p>
+    <w:p>
+      <w:pPr>
+        <w:ind w:firstLine="420" w:firstLineChars="0"/>
+        <w:rPr>
+          <w:rFonts w:hint="eastAsia" w:ascii="宋体" w:hAnsi="宋体" w:eastAsia="宋体" w:cs="宋体"/>
+          <w:sz w:val="24"/>
+          <w:szCs w:val="24"/>
+          <w:lang w:val="en-US" w:eastAsia="zh-CN"/>
+        </w:rPr>
+      </w:pPr>
+      <w:r>
+        <w:rPr>
+          <w:rFonts w:hint="eastAsia" w:ascii="宋体" w:hAnsi="宋体" w:eastAsia="宋体" w:cs="宋体"/>
+          <w:sz w:val="24"/>
+          <w:szCs w:val="24"/>
+          <w:lang w:val="en-US" w:eastAsia="zh-CN"/>
+        </w:rPr>
+        <w:t>与远端的关系</w:t>
+      </w:r>
+    </w:p>
+    <w:p>
+      <w:pPr>
+        <w:ind w:left="420" w:leftChars="0" w:firstLine="420" w:firstLineChars="0"/>
+        <w:rPr>
+          <w:rFonts w:hint="eastAsia" w:ascii="宋体" w:hAnsi="宋体" w:eastAsia="宋体" w:cs="宋体"/>
+          <w:sz w:val="24"/>
+          <w:szCs w:val="24"/>
+          <w:lang w:val="en-US" w:eastAsia="zh-CN"/>
+        </w:rPr>
+      </w:pPr>
+      <w:r>
+        <w:rPr>
+          <w:rFonts w:hint="eastAsia" w:ascii="宋体" w:hAnsi="宋体" w:eastAsia="宋体" w:cs="宋体"/>
+          <w:sz w:val="24"/>
+          <w:szCs w:val="24"/>
+          <w:lang w:val="en-US" w:eastAsia="zh-CN"/>
+        </w:rPr>
+        <w:t>incoming！</w:t>
+      </w:r>
+    </w:p>
+    <w:p>
+      <w:pPr>
+        <w:ind w:left="420" w:leftChars="0" w:firstLine="420" w:firstLineChars="0"/>
+        <w:rPr>
+          <w:rFonts w:hint="eastAsia" w:ascii="宋体" w:hAnsi="宋体" w:eastAsia="宋体" w:cs="宋体"/>
+          <w:sz w:val="24"/>
+          <w:szCs w:val="24"/>
+          <w:lang w:val="en-US" w:eastAsia="zh-CN"/>
+        </w:rPr>
+      </w:pPr>
+      <w:r>
+        <w:rPr>
+          <w:rFonts w:hint="eastAsia" w:ascii="宋体" w:hAnsi="宋体" w:eastAsia="宋体" w:cs="宋体"/>
+          <w:sz w:val="24"/>
+          <w:szCs w:val="24"/>
+          <w:lang w:val="en-US" w:eastAsia="zh-CN"/>
+        </w:rPr>
+        <w:t>outgoing</w:t>
+      </w:r>
+    </w:p>
+    <w:p>
+      <w:pPr>
+        <w:ind w:firstLine="420" w:firstLineChars="0"/>
+        <w:rPr>
+          <w:rFonts w:hint="eastAsia" w:ascii="宋体" w:hAnsi="宋体" w:eastAsia="宋体" w:cs="宋体"/>
+          <w:sz w:val="24"/>
+          <w:szCs w:val="24"/>
+          <w:lang w:val="en-US" w:eastAsia="zh-CN"/>
+        </w:rPr>
+      </w:pPr>
+      <w:r>
+        <w:rPr>
+          <w:rFonts w:hint="eastAsia" w:ascii="宋体" w:hAnsi="宋体" w:eastAsia="宋体" w:cs="宋体"/>
+          <w:sz w:val="24"/>
+          <w:szCs w:val="24"/>
+          <w:lang w:val="en-US" w:eastAsia="zh-CN"/>
+        </w:rPr>
+        <w:t>与提交对比</w:t>
+      </w:r>
+    </w:p>
+    <w:p>
+      <w:pPr>
+        <w:ind w:left="420" w:leftChars="0" w:firstLine="420" w:firstLineChars="0"/>
+        <w:rPr>
+          <w:rFonts w:hint="eastAsia" w:ascii="宋体" w:hAnsi="宋体" w:eastAsia="宋体" w:cs="宋体"/>
+          <w:sz w:val="24"/>
+          <w:szCs w:val="24"/>
+          <w:lang w:val="en-US" w:eastAsia="zh-CN"/>
+        </w:rPr>
+      </w:pPr>
+      <w:r>
+        <w:rPr>
+          <w:rFonts w:hint="eastAsia" w:ascii="宋体" w:hAnsi="宋体" w:eastAsia="宋体" w:cs="宋体"/>
+          <w:sz w:val="24"/>
+          <w:szCs w:val="24"/>
+          <w:lang w:val="en-US" w:eastAsia="zh-CN"/>
+        </w:rPr>
+        <w:t>behind</w:t>
+      </w:r>
+    </w:p>
+    <w:p>
+      <w:pPr>
+        <w:ind w:left="420" w:leftChars="0" w:firstLine="420" w:firstLineChars="0"/>
+        <w:rPr>
+          <w:rFonts w:hint="eastAsia" w:ascii="宋体" w:hAnsi="宋体" w:eastAsia="宋体" w:cs="宋体"/>
+          <w:sz w:val="24"/>
+          <w:szCs w:val="24"/>
+          <w:lang w:val="en-US" w:eastAsia="zh-CN"/>
+        </w:rPr>
+      </w:pPr>
+      <w:r>
+        <w:rPr>
+          <w:rFonts w:hint="eastAsia" w:ascii="宋体" w:hAnsi="宋体" w:eastAsia="宋体" w:cs="宋体"/>
+          <w:sz w:val="24"/>
+          <w:szCs w:val="24"/>
+          <w:lang w:val="en-US" w:eastAsia="zh-CN"/>
+        </w:rPr>
+        <w:t>ahead</w:t>
+      </w:r>
+    </w:p>
+    <w:p>
+      <w:pPr>
+        <w:ind w:left="420" w:leftChars="0" w:firstLine="420" w:firstLineChars="0"/>
+        <w:rPr>
+          <w:rFonts w:hint="eastAsia" w:ascii="宋体" w:hAnsi="宋体" w:eastAsia="宋体" w:cs="宋体"/>
+          <w:sz w:val="24"/>
+          <w:szCs w:val="24"/>
+          <w:lang w:val="en-US" w:eastAsia="zh-CN"/>
+        </w:rPr>
+      </w:pPr>
+      <w:r>
+        <w:rPr>
+          <w:rFonts w:hint="eastAsia" w:ascii="宋体" w:hAnsi="宋体" w:eastAsia="宋体" w:cs="宋体"/>
+          <w:sz w:val="24"/>
+          <w:szCs w:val="24"/>
+          <w:lang w:val="en-US" w:eastAsia="zh-CN"/>
+        </w:rPr>
+        <w:t>文件change</w:t>
+      </w:r>
+    </w:p>
+    <w:p>
+      <w:pPr>
+        <w:ind w:firstLine="420" w:firstLineChars="0"/>
+        <w:rPr>
+          <w:rFonts w:hint="eastAsia" w:ascii="宋体" w:hAnsi="宋体" w:eastAsia="宋体" w:cs="宋体"/>
+          <w:sz w:val="24"/>
+          <w:szCs w:val="24"/>
+          <w:lang w:val="en-US" w:eastAsia="zh-CN"/>
+        </w:rPr>
+      </w:pPr>
+      <w:r>
+        <w:rPr>
+          <w:rFonts w:hint="eastAsia" w:ascii="宋体" w:hAnsi="宋体" w:eastAsia="宋体" w:cs="宋体"/>
+          <w:sz w:val="24"/>
+          <w:szCs w:val="24"/>
+          <w:lang w:val="en-US" w:eastAsia="zh-CN"/>
+        </w:rPr>
+        <w:t>本分支提交节点列表</w:t>
+      </w:r>
+    </w:p>
+    <w:p>
+      <w:pPr>
+        <w:ind w:firstLine="420" w:firstLineChars="0"/>
+        <w:rPr>
+          <w:rFonts w:hint="eastAsia" w:ascii="宋体" w:hAnsi="宋体" w:eastAsia="宋体" w:cs="宋体"/>
+          <w:sz w:val="24"/>
+          <w:szCs w:val="24"/>
+          <w:lang w:val="en-US" w:eastAsia="zh-CN"/>
+        </w:rPr>
+      </w:pPr>
+    </w:p>
+    <w:p>
+      <w:pPr>
+        <w:rPr>
+          <w:rFonts w:hint="eastAsia" w:ascii="宋体" w:hAnsi="宋体" w:eastAsia="宋体" w:cs="宋体"/>
+          <w:sz w:val="24"/>
+          <w:szCs w:val="24"/>
+          <w:lang w:val="en-US" w:eastAsia="zh-CN"/>
+        </w:rPr>
+      </w:pPr>
+      <w:r>
+        <w:rPr>
+          <w:rFonts w:hint="eastAsia" w:ascii="宋体" w:hAnsi="宋体" w:eastAsia="宋体" w:cs="宋体"/>
+          <w:sz w:val="24"/>
+          <w:szCs w:val="24"/>
+          <w:lang w:val="en-US" w:eastAsia="zh-CN"/>
+        </w:rPr>
+        <w:t>变基、合并、存储操作的提示框分支选项？</w:t>
+      </w:r>
+    </w:p>
+    <w:p>
+      <w:pPr>
+        <w:rPr>
+          <w:rFonts w:hint="eastAsia" w:ascii="宋体" w:hAnsi="宋体" w:eastAsia="宋体" w:cs="宋体"/>
+          <w:sz w:val="24"/>
+          <w:szCs w:val="24"/>
+          <w:lang w:val="en-US" w:eastAsia="zh-CN"/>
+        </w:rPr>
+      </w:pPr>
+    </w:p>
+    <w:p>
+      <w:pPr>
+        <w:rPr>
+          <w:rFonts w:hint="eastAsia" w:ascii="宋体" w:hAnsi="宋体" w:eastAsia="宋体" w:cs="宋体"/>
+          <w:sz w:val="24"/>
+          <w:szCs w:val="24"/>
+          <w:lang w:val="en-US" w:eastAsia="zh-CN"/>
+        </w:rPr>
+      </w:pPr>
+      <w:r>
+        <w:rPr>
+          <w:rFonts w:hint="eastAsia" w:ascii="宋体" w:hAnsi="宋体" w:eastAsia="宋体" w:cs="宋体"/>
+          <w:sz w:val="24"/>
+          <w:szCs w:val="24"/>
+          <w:lang w:val="en-US" w:eastAsia="zh-CN"/>
+        </w:rPr>
+        <w:t>编辑器没有提供switch与reflog的操作？</w:t>
+      </w:r>
+    </w:p>
+    <w:p>
+      <w:pPr>
+        <w:rPr>
+          <w:rFonts w:hint="eastAsia" w:ascii="宋体" w:hAnsi="宋体" w:eastAsia="宋体" w:cs="宋体"/>
+          <w:sz w:val="24"/>
+          <w:szCs w:val="24"/>
+          <w:lang w:val="en-US" w:eastAsia="zh-CN"/>
+        </w:rPr>
+      </w:pPr>
+    </w:p>
+    <w:p>
+      <w:pPr>
+        <w:rPr>
+          <w:rFonts w:hint="eastAsia" w:ascii="宋体" w:hAnsi="宋体" w:eastAsia="宋体" w:cs="宋体"/>
+          <w:sz w:val="24"/>
+          <w:szCs w:val="24"/>
+          <w:lang w:val="en-US" w:eastAsia="zh-CN"/>
+        </w:rPr>
+      </w:pPr>
+      <w:r>
+        <w:rPr>
+          <w:rFonts w:hint="eastAsia" w:ascii="宋体" w:hAnsi="宋体" w:eastAsia="宋体" w:cs="宋体"/>
+          <w:sz w:val="24"/>
+          <w:szCs w:val="24"/>
+          <w:lang w:val="en-US" w:eastAsia="zh-CN"/>
+        </w:rPr>
+        <w:t>vscode命令面板？</w:t>
+      </w:r>
+    </w:p>
+    <w:p>
+      <w:pPr>
+        <w:rPr>
+          <w:rFonts w:hint="eastAsia" w:ascii="宋体" w:hAnsi="宋体" w:eastAsia="宋体" w:cs="宋体"/>
+          <w:sz w:val="24"/>
+          <w:szCs w:val="24"/>
+          <w:lang w:val="en-US" w:eastAsia="zh-CN"/>
+        </w:rPr>
+      </w:pPr>
+    </w:p>
+    <w:p>
+      <w:pPr>
+        <w:rPr>
+          <w:rFonts w:hint="eastAsia" w:ascii="宋体" w:hAnsi="宋体" w:eastAsia="宋体" w:cs="宋体"/>
+          <w:sz w:val="24"/>
+          <w:szCs w:val="24"/>
+          <w:lang w:val="en-US" w:eastAsia="zh-CN"/>
+        </w:rPr>
+      </w:pPr>
+      <w:r>
+        <w:rPr>
+          <w:rFonts w:hint="eastAsia" w:ascii="宋体" w:hAnsi="宋体" w:eastAsia="宋体" w:cs="宋体"/>
+          <w:sz w:val="24"/>
+          <w:szCs w:val="24"/>
+          <w:lang w:val="en-US" w:eastAsia="zh-CN"/>
+        </w:rPr>
+        <w:t>历史更多选项？</w:t>
+      </w:r>
+    </w:p>
+    <w:p>
+      <w:pPr>
+        <w:rPr>
+          <w:rFonts w:hint="eastAsia" w:ascii="宋体" w:hAnsi="宋体" w:eastAsia="宋体" w:cs="宋体"/>
+          <w:sz w:val="24"/>
+          <w:szCs w:val="24"/>
+          <w:lang w:val="en-US" w:eastAsia="zh-CN"/>
+        </w:rPr>
+      </w:pPr>
+    </w:p>
+    <w:p>
+      <w:pPr>
+        <w:rPr>
+          <w:rFonts w:hint="eastAsia" w:ascii="宋体" w:hAnsi="宋体" w:eastAsia="宋体" w:cs="宋体"/>
+          <w:sz w:val="24"/>
+          <w:szCs w:val="24"/>
+          <w:lang w:val="en-US" w:eastAsia="zh-CN"/>
+        </w:rPr>
+      </w:pPr>
+      <w:r>
+        <w:rPr>
+          <w:rFonts w:hint="eastAsia" w:ascii="宋体" w:hAnsi="宋体" w:eastAsia="宋体" w:cs="宋体"/>
+          <w:sz w:val="24"/>
+          <w:szCs w:val="24"/>
+          <w:lang w:val="en-US" w:eastAsia="zh-CN"/>
+        </w:rPr>
+        <w:t>交互式变基界面元素？</w:t>
+      </w:r>
+    </w:p>
+    <w:p>
+      <w:pPr>
+        <w:ind w:firstLine="420" w:firstLineChars="0"/>
+        <w:rPr>
+          <w:rFonts w:ascii="宋体" w:hAnsi="宋体" w:eastAsia="宋体" w:cs="宋体"/>
+          <w:sz w:val="24"/>
+          <w:szCs w:val="24"/>
+        </w:rPr>
+      </w:pPr>
+      <w:r>
+        <w:rPr>
+          <w:rFonts w:ascii="宋体" w:hAnsi="宋体" w:eastAsia="宋体" w:cs="宋体"/>
+          <w:sz w:val="24"/>
+          <w:szCs w:val="24"/>
+        </w:rPr>
+        <w:fldChar w:fldCharType="begin"/>
+      </w:r>
+      <w:r>
+        <w:rPr>
+          <w:rFonts w:ascii="宋体" w:hAnsi="宋体" w:eastAsia="宋体" w:cs="宋体"/>
+          <w:sz w:val="24"/>
+          <w:szCs w:val="24"/>
+        </w:rPr>
+        <w:instrText xml:space="preserve"> HYPERLINK "https://juejin.cn/post/7599920572840443913" </w:instrText>
+      </w:r>
+      <w:r>
+        <w:rPr>
+          <w:rFonts w:ascii="宋体" w:hAnsi="宋体" w:eastAsia="宋体" w:cs="宋体"/>
+          <w:sz w:val="24"/>
+          <w:szCs w:val="24"/>
+        </w:rPr>
+        <w:fldChar w:fldCharType="separate"/>
+      </w:r>
+      <w:r>
+        <w:rPr>
+          <w:rStyle w:val="7"/>
+          <w:rFonts w:ascii="宋体" w:hAnsi="宋体" w:eastAsia="宋体" w:cs="宋体"/>
+          <w:sz w:val="24"/>
+          <w:szCs w:val="24"/>
+        </w:rPr>
+        <w:t>git rebase -i交互式变基你这个问题问得很“程序员本能”😄 git rebase -i（interactiv - 掘金</w:t>
+      </w:r>
+      <w:r>
+        <w:rPr>
+          <w:rFonts w:ascii="宋体" w:hAnsi="宋体" w:eastAsia="宋体" w:cs="宋体"/>
+          <w:sz w:val="24"/>
+          <w:szCs w:val="24"/>
+        </w:rPr>
+        <w:fldChar w:fldCharType="end"/>
+      </w:r>
+    </w:p>
+    <w:p>
+      <w:pPr>
+        <w:ind w:firstLine="420" w:firstLineChars="0"/>
+        <w:rPr>
+          <w:rFonts w:hint="eastAsia" w:ascii="宋体" w:hAnsi="宋体" w:eastAsia="宋体" w:cs="宋体"/>
+          <w:sz w:val="24"/>
+          <w:szCs w:val="24"/>
+          <w:lang w:val="en-US" w:eastAsia="zh-CN"/>
+        </w:rPr>
+      </w:pPr>
+      <w:r>
+        <w:rPr>
+          <w:rFonts w:hint="eastAsia" w:ascii="宋体" w:hAnsi="宋体" w:eastAsia="宋体" w:cs="宋体"/>
+          <w:sz w:val="24"/>
+          <w:szCs w:val="24"/>
+          <w:lang w:val="en-US" w:eastAsia="zh-CN"/>
+        </w:rPr>
+        <w:t>git bash版本</w:t>
+      </w:r>
+    </w:p>
+    <w:p>
+      <w:pPr>
+        <w:ind w:firstLine="420" w:firstLineChars="0"/>
+        <w:rPr>
+          <w:rFonts w:hint="default" w:ascii="宋体" w:hAnsi="宋体" w:eastAsia="宋体" w:cs="宋体"/>
+          <w:sz w:val="24"/>
+          <w:szCs w:val="24"/>
+          <w:lang w:val="en-US" w:eastAsia="zh-CN"/>
+        </w:rPr>
+      </w:pPr>
+      <w:r>
+        <w:rPr>
+          <w:rFonts w:ascii="宋体" w:hAnsi="宋体" w:eastAsia="宋体" w:cs="宋体"/>
+          <w:sz w:val="24"/>
+          <w:szCs w:val="24"/>
+        </w:rPr>
+        <w:fldChar w:fldCharType="begin"/>
+      </w:r>
+      <w:r>
+        <w:rPr>
+          <w:rFonts w:ascii="宋体" w:hAnsi="宋体" w:eastAsia="宋体" w:cs="宋体"/>
+          <w:sz w:val="24"/>
+          <w:szCs w:val="24"/>
+        </w:rPr>
+        <w:instrText xml:space="preserve"> HYPERLINK "https://juejin.cn/post/7166861535766118437" </w:instrText>
+      </w:r>
+      <w:r>
+        <w:rPr>
+          <w:rFonts w:ascii="宋体" w:hAnsi="宋体" w:eastAsia="宋体" w:cs="宋体"/>
+          <w:sz w:val="24"/>
+          <w:szCs w:val="24"/>
+        </w:rPr>
+        <w:fldChar w:fldCharType="separate"/>
+      </w:r>
+      <w:r>
+        <w:rPr>
+          <w:rStyle w:val="7"/>
+          <w:rFonts w:ascii="宋体" w:hAnsi="宋体" w:eastAsia="宋体" w:cs="宋体"/>
+          <w:sz w:val="24"/>
+          <w:szCs w:val="24"/>
+        </w:rPr>
+        <w:t>rebase交互式变基rebase交互式变基 变基时可用的命令 变基时有六个命令可用： pick pick只表示包含提交 - 掘金</w:t>
+      </w:r>
+      <w:r>
+        <w:rPr>
+          <w:rFonts w:ascii="宋体" w:hAnsi="宋体" w:eastAsia="宋体" w:cs="宋体"/>
+          <w:sz w:val="24"/>
+          <w:szCs w:val="24"/>
+        </w:rPr>
+        <w:fldChar w:fldCharType="end"/>
+      </w:r>
+    </w:p>
+    <w:p>
+      <w:pPr>
+        <w:ind w:firstLine="420" w:firstLineChars="0"/>
+        <w:rPr>
+          <w:rFonts w:ascii="宋体" w:hAnsi="宋体" w:eastAsia="宋体" w:cs="宋体"/>
+          <w:sz w:val="24"/>
+          <w:szCs w:val="24"/>
+        </w:rPr>
+      </w:pPr>
+      <w:r>
+        <w:rPr>
+          <w:rFonts w:ascii="宋体" w:hAnsi="宋体" w:eastAsia="宋体" w:cs="宋体"/>
+          <w:sz w:val="24"/>
+          <w:szCs w:val="24"/>
+        </w:rPr>
+        <w:fldChar w:fldCharType="begin"/>
+      </w:r>
+      <w:r>
+        <w:rPr>
+          <w:rFonts w:ascii="宋体" w:hAnsi="宋体" w:eastAsia="宋体" w:cs="宋体"/>
+          <w:sz w:val="24"/>
+          <w:szCs w:val="24"/>
+        </w:rPr>
+        <w:instrText xml:space="preserve"> HYPERLINK "https://weimingze.com/git/git_rebase_interactive.html" </w:instrText>
+      </w:r>
+      <w:r>
+        <w:rPr>
+          <w:rFonts w:ascii="宋体" w:hAnsi="宋体" w:eastAsia="宋体" w:cs="宋体"/>
+          <w:sz w:val="24"/>
+          <w:szCs w:val="24"/>
+        </w:rPr>
+        <w:fldChar w:fldCharType="separate"/>
+      </w:r>
+      <w:r>
+        <w:rPr>
+          <w:rStyle w:val="7"/>
+          <w:rFonts w:ascii="宋体" w:hAnsi="宋体" w:eastAsia="宋体" w:cs="宋体"/>
+          <w:sz w:val="24"/>
+          <w:szCs w:val="24"/>
+        </w:rPr>
+        <w:t>交互式变基 - Git教程 | 魏明择的官方网站</w:t>
+      </w:r>
+      <w:r>
+        <w:rPr>
+          <w:rFonts w:ascii="宋体" w:hAnsi="宋体" w:eastAsia="宋体" w:cs="宋体"/>
+          <w:sz w:val="24"/>
+          <w:szCs w:val="24"/>
+        </w:rPr>
+        <w:fldChar w:fldCharType="end"/>
+      </w:r>
+    </w:p>
+    <w:p>
+      <w:pPr>
+        <w:rPr>
+          <w:rFonts w:ascii="宋体" w:hAnsi="宋体" w:eastAsia="宋体" w:cs="宋体"/>
+          <w:sz w:val="24"/>
+          <w:szCs w:val="24"/>
+        </w:rPr>
+      </w:pPr>
+    </w:p>
+    <w:p>
+      <w:pPr>
+        <w:rPr>
+          <w:rFonts w:hint="eastAsia" w:ascii="宋体" w:hAnsi="宋体" w:eastAsia="宋体" w:cs="宋体"/>
+          <w:sz w:val="24"/>
+          <w:szCs w:val="24"/>
+          <w:lang w:val="en-US" w:eastAsia="zh-CN"/>
+        </w:rPr>
+      </w:pPr>
+      <w:r>
+        <w:rPr>
+          <w:rFonts w:hint="eastAsia" w:ascii="宋体" w:hAnsi="宋体" w:eastAsia="宋体" w:cs="宋体"/>
+          <w:sz w:val="24"/>
+          <w:szCs w:val="24"/>
+          <w:lang w:val="en-US" w:eastAsia="zh-CN"/>
+        </w:rPr>
+        <w:t>变基与交互式变基差异？</w:t>
+      </w:r>
+    </w:p>
+    <w:p>
+      <w:pPr>
+        <w:ind w:firstLine="420" w:firstLineChars="0"/>
+        <w:rPr>
+          <w:rFonts w:hint="eastAsia" w:ascii="宋体" w:hAnsi="宋体" w:eastAsia="宋体" w:cs="宋体"/>
+          <w:sz w:val="24"/>
+          <w:szCs w:val="24"/>
+          <w:lang w:val="en-US" w:eastAsia="zh-CN"/>
+        </w:rPr>
+      </w:pPr>
+      <w:r>
+        <w:rPr>
+          <w:rFonts w:ascii="宋体" w:hAnsi="宋体" w:eastAsia="宋体" w:cs="宋体"/>
+          <w:sz w:val="24"/>
+          <w:szCs w:val="24"/>
+        </w:rPr>
+        <w:fldChar w:fldCharType="begin"/>
+      </w:r>
+      <w:r>
+        <w:rPr>
+          <w:rFonts w:ascii="宋体" w:hAnsi="宋体" w:eastAsia="宋体" w:cs="宋体"/>
+          <w:sz w:val="24"/>
+          <w:szCs w:val="24"/>
+        </w:rPr>
+        <w:instrText xml:space="preserve"> HYPERLINK "https://weimingze.com/git/git_rebase.html" </w:instrText>
+      </w:r>
+      <w:r>
+        <w:rPr>
+          <w:rFonts w:ascii="宋体" w:hAnsi="宋体" w:eastAsia="宋体" w:cs="宋体"/>
+          <w:sz w:val="24"/>
+          <w:szCs w:val="24"/>
+        </w:rPr>
+        <w:fldChar w:fldCharType="separate"/>
+      </w:r>
+      <w:r>
+        <w:rPr>
+          <w:rStyle w:val="7"/>
+          <w:rFonts w:ascii="宋体" w:hAnsi="宋体" w:eastAsia="宋体" w:cs="宋体"/>
+          <w:sz w:val="24"/>
+          <w:szCs w:val="24"/>
+        </w:rPr>
+        <w:t>Git 变基操作 - Git教程 | 魏明择的官方网站</w:t>
+      </w:r>
+      <w:r>
+        <w:rPr>
+          <w:rFonts w:ascii="宋体" w:hAnsi="宋体" w:eastAsia="宋体" w:cs="宋体"/>
+          <w:sz w:val="24"/>
+          <w:szCs w:val="24"/>
+        </w:rPr>
+        <w:fldChar w:fldCharType="end"/>
+      </w:r>
+    </w:p>
+    <w:p>
+      <w:pPr>
+        <w:rPr>
+          <w:rFonts w:hint="default" w:ascii="宋体" w:hAnsi="宋体" w:eastAsia="宋体" w:cs="宋体"/>
+          <w:sz w:val="24"/>
+          <w:szCs w:val="24"/>
+          <w:lang w:val="en-US" w:eastAsia="zh-CN"/>
+        </w:rPr>
+      </w:pPr>
+    </w:p>
+    <w:p>
+      <w:pPr>
+        <w:rPr>
+          <w:rFonts w:hint="eastAsia" w:ascii="宋体" w:hAnsi="宋体" w:eastAsia="宋体" w:cs="宋体"/>
+          <w:sz w:val="24"/>
+          <w:szCs w:val="24"/>
+          <w:lang w:val="en-US" w:eastAsia="zh-CN"/>
+        </w:rPr>
+      </w:pPr>
+      <w:r>
+        <w:rPr>
+          <w:rFonts w:hint="eastAsia" w:ascii="宋体" w:hAnsi="宋体" w:eastAsia="宋体" w:cs="宋体"/>
+          <w:sz w:val="24"/>
+          <w:szCs w:val="24"/>
+          <w:lang w:val="en-US" w:eastAsia="zh-CN"/>
+        </w:rPr>
+        <w:t>操作交互式变基界面使gitlensPRO受限功能破限显示</w:t>
+      </w:r>
+    </w:p>
+    <w:p>
+      <w:pPr>
+        <w:ind w:firstLine="420" w:firstLineChars="0"/>
+        <w:rPr>
+          <w:rFonts w:hint="default" w:ascii="宋体" w:hAnsi="宋体" w:eastAsia="宋体" w:cs="宋体"/>
+          <w:sz w:val="24"/>
+          <w:szCs w:val="24"/>
+          <w:lang w:val="en-US" w:eastAsia="zh-CN"/>
+        </w:rPr>
+      </w:pPr>
+      <w:r>
+        <w:rPr>
+          <w:rFonts w:hint="default" w:ascii="宋体" w:hAnsi="宋体" w:eastAsia="宋体" w:cs="宋体"/>
+          <w:sz w:val="24"/>
+          <w:szCs w:val="24"/>
+          <w:lang w:val="en-US" w:eastAsia="zh-CN"/>
+        </w:rPr>
+        <w:t>Commit Graph</w:t>
+      </w:r>
+    </w:p>
+    <w:p>
+      <w:pPr>
+        <w:ind w:firstLine="420" w:firstLineChars="0"/>
+        <w:rPr>
+          <w:rFonts w:hint="default" w:ascii="宋体" w:hAnsi="宋体" w:eastAsia="宋体" w:cs="宋体"/>
+          <w:sz w:val="24"/>
+          <w:szCs w:val="24"/>
+          <w:lang w:val="en-US" w:eastAsia="zh-CN"/>
+        </w:rPr>
+      </w:pPr>
+      <w:r>
+        <w:rPr>
+          <w:rFonts w:hint="default" w:ascii="宋体" w:hAnsi="宋体" w:eastAsia="宋体" w:cs="宋体"/>
+          <w:sz w:val="24"/>
+          <w:szCs w:val="24"/>
+          <w:lang w:val="en-US" w:eastAsia="zh-CN"/>
+        </w:rPr>
+        <w:t>VISUAL FILE HISTROY</w:t>
+      </w:r>
+    </w:p>
+    <w:p>
+      <w:pPr>
+        <w:ind w:firstLine="420" w:firstLineChars="0"/>
+        <w:rPr>
+          <w:rFonts w:hint="eastAsia" w:ascii="宋体" w:hAnsi="宋体" w:eastAsia="宋体" w:cs="宋体"/>
+          <w:sz w:val="24"/>
+          <w:szCs w:val="24"/>
+          <w:lang w:val="en-US" w:eastAsia="zh-CN"/>
+        </w:rPr>
+      </w:pPr>
+      <w:r>
+        <w:rPr>
+          <w:rFonts w:hint="eastAsia" w:ascii="宋体" w:hAnsi="宋体" w:eastAsia="宋体" w:cs="宋体"/>
+          <w:sz w:val="24"/>
+          <w:szCs w:val="24"/>
+          <w:lang w:val="en-US" w:eastAsia="zh-CN"/>
+        </w:rPr>
+        <w:t>代价是变基编辑器失效（打开git-rrebase-todo）</w:t>
+      </w:r>
+    </w:p>
+    <w:p>
+      <w:pPr>
+        <w:ind w:firstLine="420" w:firstLineChars="0"/>
+        <w:rPr>
+          <w:rFonts w:hint="eastAsia" w:ascii="宋体" w:hAnsi="宋体" w:eastAsia="宋体" w:cs="宋体"/>
+          <w:sz w:val="24"/>
+          <w:szCs w:val="24"/>
+          <w:lang w:val="en-US" w:eastAsia="zh-CN"/>
+        </w:rPr>
+      </w:pPr>
+    </w:p>
+    <w:p>
+      <w:pPr>
+        <w:rPr>
+          <w:rFonts w:hint="default" w:ascii="宋体" w:hAnsi="宋体" w:eastAsia="宋体" w:cs="宋体"/>
+          <w:sz w:val="24"/>
+          <w:szCs w:val="24"/>
+          <w:lang w:val="en-US" w:eastAsia="zh-CN"/>
+        </w:rPr>
+      </w:pPr>
+      <w:r>
+        <w:rPr>
+          <w:rFonts w:ascii="宋体" w:hAnsi="宋体" w:eastAsia="宋体" w:cs="宋体"/>
+          <w:sz w:val="24"/>
+          <w:szCs w:val="24"/>
+        </w:rPr>
+        <w:fldChar w:fldCharType="begin"/>
+      </w:r>
+      <w:r>
+        <w:rPr>
+          <w:rFonts w:ascii="宋体" w:hAnsi="宋体" w:eastAsia="宋体" w:cs="宋体"/>
+          <w:sz w:val="24"/>
+          <w:szCs w:val="24"/>
+        </w:rPr>
+        <w:instrText xml:space="preserve"> HYPERLINK "https://weimingze.com/markdown/" </w:instrText>
+      </w:r>
+      <w:r>
+        <w:rPr>
+          <w:rFonts w:ascii="宋体" w:hAnsi="宋体" w:eastAsia="宋体" w:cs="宋体"/>
+          <w:sz w:val="24"/>
+          <w:szCs w:val="24"/>
+        </w:rPr>
+        <w:fldChar w:fldCharType="separate"/>
+      </w:r>
+      <w:r>
+        <w:rPr>
+          <w:rStyle w:val="7"/>
+          <w:rFonts w:ascii="宋体" w:hAnsi="宋体" w:eastAsia="宋体" w:cs="宋体"/>
+          <w:sz w:val="24"/>
+          <w:szCs w:val="24"/>
+        </w:rPr>
+        <w:t>前言 - Markdown教程 | 魏明择的官方网站</w:t>
+      </w:r>
+      <w:r>
+        <w:rPr>
+          <w:rFonts w:ascii="宋体" w:hAnsi="宋体" w:eastAsia="宋体" w:cs="宋体"/>
+          <w:sz w:val="24"/>
+          <w:szCs w:val="24"/>
+        </w:rPr>
+        <w:fldChar w:fldCharType="end"/>
+      </w:r>
     </w:p>
     <w:sectPr>
       <w:pgSz w:w="11906" w:h="16838"/>
@@ -8491,8 +9628,8 @@
     <w:lsdException w:unhideWhenUsed="0" w:uiPriority="0" w:semiHidden="0" w:name="Normal Indent"/>
     <w:lsdException w:unhideWhenUsed="0" w:uiPriority="0" w:semiHidden="0" w:name="footnote text"/>
     <w:lsdException w:unhideWhenUsed="0" w:uiPriority="0" w:semiHidden="0" w:name="annotation text"/>
-    <w:lsdException w:unhideWhenUsed="0" w:uiPriority="0" w:semiHidden="0" w:name="header"/>
-    <w:lsdException w:unhideWhenUsed="0" w:uiPriority="0" w:semiHidden="0" w:name="footer"/>
+    <w:lsdException w:qFormat="1" w:unhideWhenUsed="0" w:uiPriority="0" w:semiHidden="0" w:name="header"/>
+    <w:lsdException w:qFormat="1" w:unhideWhenUsed="0" w:uiPriority="0" w:semiHidden="0" w:name="footer"/>
     <w:lsdException w:unhideWhenUsed="0" w:uiPriority="0" w:semiHidden="0" w:name="index heading"/>
     <w:lsdException w:qFormat="1" w:uiPriority="0" w:name="caption"/>
     <w:lsdException w:unhideWhenUsed="0" w:uiPriority="0" w:semiHidden="0" w:name="table of figures"/>
@@ -8546,7 +9683,7 @@
     <w:lsdException w:unhideWhenUsed="0" w:uiPriority="0" w:semiHidden="0" w:name="Body Text Indent 3"/>
     <w:lsdException w:unhideWhenUsed="0" w:uiPriority="0" w:semiHidden="0" w:name="Block Text"/>
     <w:lsdException w:qFormat="1" w:unhideWhenUsed="0" w:uiPriority="0" w:semiHidden="0" w:name="Hyperlink"/>
-    <w:lsdException w:unhideWhenUsed="0" w:uiPriority="0" w:semiHidden="0" w:name="FollowedHyperlink"/>
+    <w:lsdException w:qFormat="1" w:unhideWhenUsed="0" w:uiPriority="0" w:semiHidden="0" w:name="FollowedHyperlink"/>
     <w:lsdException w:qFormat="1" w:unhideWhenUsed="0" w:uiPriority="0" w:semiHidden="0" w:name="Strong"/>
     <w:lsdException w:qFormat="1" w:unhideWhenUsed="0" w:uiPriority="0" w:semiHidden="0" w:name="Emphasis"/>
     <w:lsdException w:unhideWhenUsed="0" w:uiPriority="0" w:semiHidden="0" w:name="Document Map"/>
@@ -8563,7 +9700,7 @@
     <w:lsdException w:unhideWhenUsed="0" w:uiPriority="0" w:semiHidden="0" w:name="HTML Sample"/>
     <w:lsdException w:unhideWhenUsed="0" w:uiPriority="0" w:semiHidden="0" w:name="HTML Typewriter"/>
     <w:lsdException w:unhideWhenUsed="0" w:uiPriority="0" w:semiHidden="0" w:name="HTML Variable"/>
-    <w:lsdException w:unhideWhenUsed="0" w:uiPriority="0" w:name="Normal Table"/>
+    <w:lsdException w:qFormat="1" w:unhideWhenUsed="0" w:uiPriority="0" w:name="Normal Table"/>
     <w:lsdException w:unhideWhenUsed="0" w:uiPriority="0" w:semiHidden="0" w:name="annotation subject"/>
     <w:lsdException w:unhideWhenUsed="0" w:uiPriority="0" w:semiHidden="0" w:name="Table Simple 1"/>
     <w:lsdException w:unhideWhenUsed="0" w:uiPriority="0" w:semiHidden="0" w:name="Table Simple 2"/>
@@ -8734,6 +9871,7 @@
   <w:style w:type="table" w:default="1" w:styleId="4">
     <w:name w:val="Normal Table"/>
     <w:semiHidden/>
+    <w:qFormat/>
     <w:uiPriority w:val="0"/>
     <w:tblPr>
       <w:tblCellMar>
@@ -8747,6 +9885,7 @@
   <w:style w:type="paragraph" w:styleId="2">
     <w:name w:val="footer"/>
     <w:basedOn w:val="1"/>
+    <w:qFormat/>
     <w:uiPriority w:val="0"/>
     <w:pPr>
       <w:tabs>
@@ -8763,6 +9902,7 @@
   <w:style w:type="paragraph" w:styleId="3">
     <w:name w:val="header"/>
     <w:basedOn w:val="1"/>
+    <w:qFormat/>
     <w:uiPriority w:val="0"/>
     <w:pPr>
       <w:pBdr>
@@ -8787,6 +9927,7 @@
   <w:style w:type="character" w:styleId="6">
     <w:name w:val="FollowedHyperlink"/>
     <w:basedOn w:val="5"/>
+    <w:qFormat/>
     <w:uiPriority w:val="0"/>
     <w:rPr>
       <w:color w:val="800080"/>

--- a/vscode.docx
+++ b/vscode.docx
@@ -165,7 +165,7 @@
           <w:szCs w:val="24"/>
           <w:lang w:val="en-US" w:eastAsia="zh-CN"/>
         </w:rPr>
-        <w:t>Docx/ODT Viewer</w:t>
+        <w:t>Officew Viewer</w:t>
       </w:r>
     </w:p>
     <w:p>
@@ -4483,12 +4483,9 @@
     <w:p>
       <w:pPr>
         <w:rPr>
-          <w:rFonts w:hint="default" w:ascii="宋体" w:hAnsi="宋体" w:eastAsia="宋体" w:cs="宋体"/>
-          <w:b w:val="0"/>
-          <w:bCs w:val="0"/>
-          <w:sz w:val="24"/>
-          <w:szCs w:val="24"/>
-          <w:lang w:val="en-US" w:eastAsia="zh-CN"/>
+          <w:rFonts w:ascii="宋体" w:hAnsi="宋体" w:eastAsia="宋体" w:cs="宋体"/>
+          <w:sz w:val="24"/>
+          <w:szCs w:val="24"/>
         </w:rPr>
       </w:pPr>
       <w:r>
@@ -4531,6 +4528,203 @@
           <w:szCs w:val="24"/>
         </w:rPr>
         <w:fldChar w:fldCharType="end"/>
+      </w:r>
+    </w:p>
+    <w:p>
+      <w:pPr>
+        <w:rPr>
+          <w:rFonts w:ascii="宋体" w:hAnsi="宋体" w:eastAsia="宋体" w:cs="宋体"/>
+          <w:sz w:val="24"/>
+          <w:szCs w:val="24"/>
+        </w:rPr>
+      </w:pPr>
+    </w:p>
+    <w:p>
+      <w:pPr>
+        <w:rPr>
+          <w:rFonts w:hint="default" w:ascii="宋体" w:hAnsi="宋体" w:eastAsia="宋体" w:cs="宋体"/>
+          <w:b/>
+          <w:bCs/>
+          <w:sz w:val="24"/>
+          <w:szCs w:val="24"/>
+          <w:lang w:val="en-US" w:eastAsia="zh-CN"/>
+        </w:rPr>
+      </w:pPr>
+      <w:r>
+        <w:rPr>
+          <w:rFonts w:hint="eastAsia" w:ascii="宋体" w:hAnsi="宋体" w:eastAsia="宋体" w:cs="宋体"/>
+          <w:b/>
+          <w:bCs/>
+          <w:sz w:val="24"/>
+          <w:szCs w:val="24"/>
+          <w:lang w:val="en-US" w:eastAsia="zh-CN"/>
+        </w:rPr>
+        <w:t>界面元素</w:t>
+      </w:r>
+    </w:p>
+    <w:p>
+      <w:pPr>
+        <w:rPr>
+          <w:rFonts w:ascii="宋体" w:hAnsi="宋体" w:eastAsia="宋体" w:cs="宋体"/>
+          <w:sz w:val="24"/>
+          <w:szCs w:val="24"/>
+        </w:rPr>
+      </w:pPr>
+      <w:r>
+        <w:rPr>
+          <w:rFonts w:ascii="宋体" w:hAnsi="宋体" w:eastAsia="宋体" w:cs="宋体"/>
+          <w:sz w:val="24"/>
+          <w:szCs w:val="24"/>
+        </w:rPr>
+        <w:fldChar w:fldCharType="begin"/>
+      </w:r>
+      <w:r>
+        <w:rPr>
+          <w:rFonts w:ascii="宋体" w:hAnsi="宋体" w:eastAsia="宋体" w:cs="宋体"/>
+          <w:sz w:val="24"/>
+          <w:szCs w:val="24"/>
+        </w:rPr>
+        <w:instrText xml:space="preserve"> HYPERLINK "https://blog.csdn.net/zxf347085420/article/details/95947323" \l ":~:text=%E6%A0%87%E9%A2%98%E6%A0%8F%E4%BD%8D%E4%BA%8E%E7%AA%97%E5%8F%A3%E9%A1%B6,%E5%87%BA%E7%AA%97%E6%A0%BC%E6%88%96%E6%8C%87%E7%A4%BA%E5%99%A8%E3%80%82" </w:instrText>
+      </w:r>
+      <w:r>
+        <w:rPr>
+          <w:rFonts w:ascii="宋体" w:hAnsi="宋体" w:eastAsia="宋体" w:cs="宋体"/>
+          <w:sz w:val="24"/>
+          <w:szCs w:val="24"/>
+        </w:rPr>
+        <w:fldChar w:fldCharType="separate"/>
+      </w:r>
+      <w:r>
+        <w:rPr>
+          <w:rStyle w:val="7"/>
+          <w:rFonts w:ascii="宋体" w:hAnsi="宋体" w:eastAsia="宋体" w:cs="宋体"/>
+          <w:sz w:val="24"/>
+          <w:szCs w:val="24"/>
+        </w:rPr>
+        <w:t>标题栏、菜单栏、工具栏、状态栏_标题栏 任务栏 状态栏-CSDN博客</w:t>
+      </w:r>
+      <w:r>
+        <w:rPr>
+          <w:rFonts w:ascii="宋体" w:hAnsi="宋体" w:eastAsia="宋体" w:cs="宋体"/>
+          <w:sz w:val="24"/>
+          <w:szCs w:val="24"/>
+        </w:rPr>
+        <w:fldChar w:fldCharType="end"/>
+      </w:r>
+    </w:p>
+    <w:p>
+      <w:pPr>
+        <w:rPr>
+          <w:rFonts w:hint="eastAsia" w:ascii="宋体" w:hAnsi="宋体" w:eastAsia="宋体" w:cs="宋体"/>
+          <w:b w:val="0"/>
+          <w:bCs w:val="0"/>
+          <w:sz w:val="24"/>
+          <w:szCs w:val="24"/>
+          <w:lang w:val="en-US" w:eastAsia="zh-CN"/>
+        </w:rPr>
+      </w:pPr>
+      <w:r>
+        <w:rPr>
+          <w:rFonts w:hint="eastAsia" w:ascii="宋体" w:hAnsi="宋体" w:eastAsia="宋体" w:cs="宋体"/>
+          <w:b w:val="0"/>
+          <w:bCs w:val="0"/>
+          <w:sz w:val="24"/>
+          <w:szCs w:val="24"/>
+          <w:lang w:val="en-US" w:eastAsia="zh-CN"/>
+        </w:rPr>
+        <w:t>菜单栏</w:t>
+      </w:r>
+    </w:p>
+    <w:p>
+      <w:pPr>
+        <w:rPr>
+          <w:rFonts w:hint="eastAsia" w:ascii="宋体" w:hAnsi="宋体" w:eastAsia="宋体" w:cs="宋体"/>
+          <w:b w:val="0"/>
+          <w:bCs w:val="0"/>
+          <w:sz w:val="24"/>
+          <w:szCs w:val="24"/>
+          <w:lang w:val="en-US" w:eastAsia="zh-CN"/>
+        </w:rPr>
+      </w:pPr>
+      <w:r>
+        <w:rPr>
+          <w:rFonts w:hint="eastAsia" w:ascii="宋体" w:hAnsi="宋体" w:eastAsia="宋体" w:cs="宋体"/>
+          <w:b w:val="0"/>
+          <w:bCs w:val="0"/>
+          <w:sz w:val="24"/>
+          <w:szCs w:val="24"/>
+          <w:lang w:val="en-US" w:eastAsia="zh-CN"/>
+        </w:rPr>
+        <w:t>导航</w:t>
+      </w:r>
+    </w:p>
+    <w:p>
+      <w:pPr>
+        <w:rPr>
+          <w:rFonts w:hint="eastAsia" w:ascii="宋体" w:hAnsi="宋体" w:eastAsia="宋体" w:cs="宋体"/>
+          <w:b w:val="0"/>
+          <w:bCs w:val="0"/>
+          <w:sz w:val="24"/>
+          <w:szCs w:val="24"/>
+          <w:lang w:val="en-US" w:eastAsia="zh-CN"/>
+        </w:rPr>
+      </w:pPr>
+      <w:r>
+        <w:rPr>
+          <w:rFonts w:hint="eastAsia" w:ascii="宋体" w:hAnsi="宋体" w:eastAsia="宋体" w:cs="宋体"/>
+          <w:b w:val="0"/>
+          <w:bCs w:val="0"/>
+          <w:sz w:val="24"/>
+          <w:szCs w:val="24"/>
+          <w:lang w:val="en-US" w:eastAsia="zh-CN"/>
+        </w:rPr>
+        <w:t>状态栏</w:t>
+      </w:r>
+    </w:p>
+    <w:p>
+      <w:pPr>
+        <w:rPr>
+          <w:rFonts w:hint="eastAsia" w:ascii="宋体" w:hAnsi="宋体" w:eastAsia="宋体" w:cs="宋体"/>
+          <w:b w:val="0"/>
+          <w:bCs w:val="0"/>
+          <w:sz w:val="24"/>
+          <w:szCs w:val="24"/>
+          <w:lang w:val="en-US" w:eastAsia="zh-CN"/>
+        </w:rPr>
+      </w:pPr>
+      <w:r>
+        <w:rPr>
+          <w:rFonts w:hint="eastAsia" w:ascii="宋体" w:hAnsi="宋体" w:eastAsia="宋体" w:cs="宋体"/>
+          <w:b w:val="0"/>
+          <w:bCs w:val="0"/>
+          <w:sz w:val="24"/>
+          <w:szCs w:val="24"/>
+          <w:lang w:val="en-US" w:eastAsia="zh-CN"/>
+        </w:rPr>
+        <w:t>用户</w:t>
+      </w:r>
+    </w:p>
+    <w:p>
+      <w:pPr>
+        <w:rPr>
+          <w:rFonts w:hint="default" w:ascii="宋体" w:hAnsi="宋体" w:eastAsia="宋体" w:cs="宋体"/>
+          <w:b w:val="0"/>
+          <w:bCs w:val="0"/>
+          <w:sz w:val="24"/>
+          <w:szCs w:val="24"/>
+          <w:lang w:val="en-US" w:eastAsia="zh-CN"/>
+        </w:rPr>
+      </w:pPr>
+      <w:r>
+        <w:rPr>
+          <w:rFonts w:hint="eastAsia" w:ascii="宋体" w:hAnsi="宋体" w:eastAsia="宋体" w:cs="宋体"/>
+          <w:b w:val="0"/>
+          <w:bCs w:val="0"/>
+          <w:sz w:val="24"/>
+          <w:szCs w:val="24"/>
+          <w:lang w:val="en-US" w:eastAsia="zh-CN"/>
+        </w:rPr>
+        <w:t>侧边栏</w:t>
       </w:r>
       <w:r>
         <w:rPr>
@@ -8705,27 +8899,877 @@
         </w:rPr>
         <w:t>暂停操作提示与选项！</w:t>
       </w:r>
+    </w:p>
+    <w:p>
+      <w:pPr>
+        <w:ind w:firstLine="420" w:firstLineChars="0"/>
+        <w:rPr>
+          <w:rFonts w:hint="eastAsia" w:ascii="宋体" w:hAnsi="宋体" w:eastAsia="宋体" w:cs="宋体"/>
+          <w:sz w:val="24"/>
+          <w:szCs w:val="24"/>
+          <w:lang w:val="en-US" w:eastAsia="zh-CN"/>
+        </w:rPr>
+      </w:pPr>
+      <w:r>
+        <w:rPr>
+          <w:rFonts w:hint="eastAsia" w:ascii="宋体" w:hAnsi="宋体" w:eastAsia="宋体" w:cs="宋体"/>
+          <w:sz w:val="24"/>
+          <w:szCs w:val="24"/>
+          <w:lang w:val="en-US" w:eastAsia="zh-CN"/>
+        </w:rPr>
+        <w:t>与远端的关系</w:t>
+      </w:r>
+    </w:p>
+    <w:p>
+      <w:pPr>
+        <w:ind w:left="420" w:leftChars="0" w:firstLine="420" w:firstLineChars="0"/>
+        <w:rPr>
+          <w:rFonts w:hint="eastAsia" w:ascii="宋体" w:hAnsi="宋体" w:eastAsia="宋体" w:cs="宋体"/>
+          <w:sz w:val="24"/>
+          <w:szCs w:val="24"/>
+          <w:lang w:val="en-US" w:eastAsia="zh-CN"/>
+        </w:rPr>
+      </w:pPr>
+      <w:r>
+        <w:rPr>
+          <w:rFonts w:hint="eastAsia" w:ascii="宋体" w:hAnsi="宋体" w:eastAsia="宋体" w:cs="宋体"/>
+          <w:sz w:val="24"/>
+          <w:szCs w:val="24"/>
+          <w:lang w:val="en-US" w:eastAsia="zh-CN"/>
+        </w:rPr>
+        <w:t>incoming！</w:t>
+      </w:r>
+    </w:p>
+    <w:p>
+      <w:pPr>
+        <w:ind w:left="420" w:leftChars="0" w:firstLine="420" w:firstLineChars="0"/>
+        <w:rPr>
+          <w:rFonts w:hint="eastAsia" w:ascii="宋体" w:hAnsi="宋体" w:eastAsia="宋体" w:cs="宋体"/>
+          <w:sz w:val="24"/>
+          <w:szCs w:val="24"/>
+          <w:lang w:val="en-US" w:eastAsia="zh-CN"/>
+        </w:rPr>
+      </w:pPr>
+      <w:r>
+        <w:rPr>
+          <w:rFonts w:hint="eastAsia" w:ascii="宋体" w:hAnsi="宋体" w:eastAsia="宋体" w:cs="宋体"/>
+          <w:sz w:val="24"/>
+          <w:szCs w:val="24"/>
+          <w:lang w:val="en-US" w:eastAsia="zh-CN"/>
+        </w:rPr>
+        <w:t>outgoing</w:t>
+      </w:r>
+    </w:p>
+    <w:p>
+      <w:pPr>
+        <w:ind w:firstLine="420" w:firstLineChars="0"/>
+        <w:rPr>
+          <w:rFonts w:hint="eastAsia" w:ascii="宋体" w:hAnsi="宋体" w:eastAsia="宋体" w:cs="宋体"/>
+          <w:sz w:val="24"/>
+          <w:szCs w:val="24"/>
+          <w:lang w:val="en-US" w:eastAsia="zh-CN"/>
+        </w:rPr>
+      </w:pPr>
+      <w:r>
+        <w:rPr>
+          <w:rFonts w:hint="eastAsia" w:ascii="宋体" w:hAnsi="宋体" w:eastAsia="宋体" w:cs="宋体"/>
+          <w:sz w:val="24"/>
+          <w:szCs w:val="24"/>
+          <w:lang w:val="en-US" w:eastAsia="zh-CN"/>
+        </w:rPr>
+        <w:t>与提交对比</w:t>
+      </w:r>
+    </w:p>
+    <w:p>
+      <w:pPr>
+        <w:ind w:left="420" w:leftChars="0" w:firstLine="420" w:firstLineChars="0"/>
+        <w:rPr>
+          <w:rFonts w:hint="eastAsia" w:ascii="宋体" w:hAnsi="宋体" w:eastAsia="宋体" w:cs="宋体"/>
+          <w:sz w:val="24"/>
+          <w:szCs w:val="24"/>
+          <w:lang w:val="en-US" w:eastAsia="zh-CN"/>
+        </w:rPr>
+      </w:pPr>
+      <w:r>
+        <w:rPr>
+          <w:rFonts w:hint="eastAsia" w:ascii="宋体" w:hAnsi="宋体" w:eastAsia="宋体" w:cs="宋体"/>
+          <w:sz w:val="24"/>
+          <w:szCs w:val="24"/>
+          <w:lang w:val="en-US" w:eastAsia="zh-CN"/>
+        </w:rPr>
+        <w:t>behind</w:t>
+      </w:r>
+    </w:p>
+    <w:p>
+      <w:pPr>
+        <w:ind w:left="420" w:leftChars="0" w:firstLine="420" w:firstLineChars="0"/>
+        <w:rPr>
+          <w:rFonts w:hint="eastAsia" w:ascii="宋体" w:hAnsi="宋体" w:eastAsia="宋体" w:cs="宋体"/>
+          <w:sz w:val="24"/>
+          <w:szCs w:val="24"/>
+          <w:lang w:val="en-US" w:eastAsia="zh-CN"/>
+        </w:rPr>
+      </w:pPr>
+      <w:r>
+        <w:rPr>
+          <w:rFonts w:hint="eastAsia" w:ascii="宋体" w:hAnsi="宋体" w:eastAsia="宋体" w:cs="宋体"/>
+          <w:sz w:val="24"/>
+          <w:szCs w:val="24"/>
+          <w:lang w:val="en-US" w:eastAsia="zh-CN"/>
+        </w:rPr>
+        <w:t>ahead</w:t>
+      </w:r>
+    </w:p>
+    <w:p>
+      <w:pPr>
+        <w:ind w:left="420" w:leftChars="0" w:firstLine="420" w:firstLineChars="0"/>
+        <w:rPr>
+          <w:rFonts w:hint="eastAsia" w:ascii="宋体" w:hAnsi="宋体" w:eastAsia="宋体" w:cs="宋体"/>
+          <w:sz w:val="24"/>
+          <w:szCs w:val="24"/>
+          <w:lang w:val="en-US" w:eastAsia="zh-CN"/>
+        </w:rPr>
+      </w:pPr>
+      <w:r>
+        <w:rPr>
+          <w:rFonts w:hint="eastAsia" w:ascii="宋体" w:hAnsi="宋体" w:eastAsia="宋体" w:cs="宋体"/>
+          <w:sz w:val="24"/>
+          <w:szCs w:val="24"/>
+          <w:lang w:val="en-US" w:eastAsia="zh-CN"/>
+        </w:rPr>
+        <w:t>文件change</w:t>
+      </w:r>
+    </w:p>
+    <w:p>
+      <w:pPr>
+        <w:ind w:firstLine="420" w:firstLineChars="0"/>
+        <w:rPr>
+          <w:rFonts w:hint="eastAsia" w:ascii="宋体" w:hAnsi="宋体" w:eastAsia="宋体" w:cs="宋体"/>
+          <w:sz w:val="24"/>
+          <w:szCs w:val="24"/>
+          <w:lang w:val="en-US" w:eastAsia="zh-CN"/>
+        </w:rPr>
+      </w:pPr>
+      <w:r>
+        <w:rPr>
+          <w:rFonts w:hint="eastAsia" w:ascii="宋体" w:hAnsi="宋体" w:eastAsia="宋体" w:cs="宋体"/>
+          <w:sz w:val="24"/>
+          <w:szCs w:val="24"/>
+          <w:lang w:val="en-US" w:eastAsia="zh-CN"/>
+        </w:rPr>
+        <w:t>本分支提交节点列表</w:t>
+      </w:r>
+    </w:p>
+    <w:p>
+      <w:pPr>
+        <w:ind w:firstLine="420" w:firstLineChars="0"/>
+        <w:rPr>
+          <w:rFonts w:hint="eastAsia" w:ascii="宋体" w:hAnsi="宋体" w:eastAsia="宋体" w:cs="宋体"/>
+          <w:sz w:val="24"/>
+          <w:szCs w:val="24"/>
+          <w:lang w:val="en-US" w:eastAsia="zh-CN"/>
+        </w:rPr>
+      </w:pPr>
+    </w:p>
+    <w:p>
+      <w:pPr>
+        <w:rPr>
+          <w:rFonts w:hint="eastAsia" w:ascii="宋体" w:hAnsi="宋体" w:eastAsia="宋体" w:cs="宋体"/>
+          <w:sz w:val="24"/>
+          <w:szCs w:val="24"/>
+          <w:lang w:val="en-US" w:eastAsia="zh-CN"/>
+        </w:rPr>
+      </w:pPr>
+      <w:r>
+        <w:rPr>
+          <w:rFonts w:hint="eastAsia" w:ascii="宋体" w:hAnsi="宋体" w:eastAsia="宋体" w:cs="宋体"/>
+          <w:sz w:val="24"/>
+          <w:szCs w:val="24"/>
+          <w:lang w:val="en-US" w:eastAsia="zh-CN"/>
+        </w:rPr>
+        <w:t>变基、合并、存储操作的提示框分支选项？</w:t>
+      </w:r>
+    </w:p>
+    <w:p>
+      <w:pPr>
+        <w:rPr>
+          <w:rFonts w:hint="eastAsia" w:ascii="宋体" w:hAnsi="宋体" w:eastAsia="宋体" w:cs="宋体"/>
+          <w:sz w:val="24"/>
+          <w:szCs w:val="24"/>
+          <w:lang w:val="en-US" w:eastAsia="zh-CN"/>
+        </w:rPr>
+      </w:pPr>
+    </w:p>
+    <w:p>
+      <w:pPr>
+        <w:rPr>
+          <w:rFonts w:hint="eastAsia" w:ascii="宋体" w:hAnsi="宋体" w:eastAsia="宋体" w:cs="宋体"/>
+          <w:sz w:val="24"/>
+          <w:szCs w:val="24"/>
+          <w:lang w:val="en-US" w:eastAsia="zh-CN"/>
+        </w:rPr>
+      </w:pPr>
+      <w:r>
+        <w:rPr>
+          <w:rFonts w:hint="eastAsia" w:ascii="宋体" w:hAnsi="宋体" w:eastAsia="宋体" w:cs="宋体"/>
+          <w:sz w:val="24"/>
+          <w:szCs w:val="24"/>
+          <w:lang w:val="en-US" w:eastAsia="zh-CN"/>
+        </w:rPr>
+        <w:t>编辑器没有提供switch与reflog的操作？</w:t>
+      </w:r>
+    </w:p>
+    <w:p>
+      <w:pPr>
+        <w:rPr>
+          <w:rFonts w:hint="eastAsia" w:ascii="宋体" w:hAnsi="宋体" w:eastAsia="宋体" w:cs="宋体"/>
+          <w:sz w:val="24"/>
+          <w:szCs w:val="24"/>
+          <w:lang w:val="en-US" w:eastAsia="zh-CN"/>
+        </w:rPr>
+      </w:pPr>
+    </w:p>
+    <w:p>
+      <w:pPr>
+        <w:rPr>
+          <w:rFonts w:hint="eastAsia" w:ascii="宋体" w:hAnsi="宋体" w:eastAsia="宋体" w:cs="宋体"/>
+          <w:sz w:val="24"/>
+          <w:szCs w:val="24"/>
+          <w:lang w:val="en-US" w:eastAsia="zh-CN"/>
+        </w:rPr>
+      </w:pPr>
+      <w:r>
+        <w:rPr>
+          <w:rFonts w:hint="eastAsia" w:ascii="宋体" w:hAnsi="宋体" w:eastAsia="宋体" w:cs="宋体"/>
+          <w:sz w:val="24"/>
+          <w:szCs w:val="24"/>
+          <w:lang w:val="en-US" w:eastAsia="zh-CN"/>
+        </w:rPr>
+        <w:t>vscode命令面板？</w:t>
+      </w:r>
+    </w:p>
+    <w:p>
+      <w:pPr>
+        <w:rPr>
+          <w:rFonts w:hint="eastAsia" w:ascii="宋体" w:hAnsi="宋体" w:eastAsia="宋体" w:cs="宋体"/>
+          <w:sz w:val="24"/>
+          <w:szCs w:val="24"/>
+          <w:lang w:val="en-US" w:eastAsia="zh-CN"/>
+        </w:rPr>
+      </w:pPr>
+    </w:p>
+    <w:p>
+      <w:pPr>
+        <w:rPr>
+          <w:rFonts w:hint="eastAsia" w:ascii="宋体" w:hAnsi="宋体" w:eastAsia="宋体" w:cs="宋体"/>
+          <w:sz w:val="24"/>
+          <w:szCs w:val="24"/>
+          <w:lang w:val="en-US" w:eastAsia="zh-CN"/>
+        </w:rPr>
+      </w:pPr>
+      <w:r>
+        <w:rPr>
+          <w:rFonts w:hint="eastAsia" w:ascii="宋体" w:hAnsi="宋体" w:eastAsia="宋体" w:cs="宋体"/>
+          <w:sz w:val="24"/>
+          <w:szCs w:val="24"/>
+          <w:lang w:val="en-US" w:eastAsia="zh-CN"/>
+        </w:rPr>
+        <w:t>交互式变基界面元素？</w:t>
+      </w:r>
+    </w:p>
+    <w:p>
+      <w:pPr>
+        <w:ind w:firstLine="420" w:firstLineChars="0"/>
+        <w:rPr>
+          <w:rFonts w:ascii="宋体" w:hAnsi="宋体" w:eastAsia="宋体" w:cs="宋体"/>
+          <w:sz w:val="24"/>
+          <w:szCs w:val="24"/>
+        </w:rPr>
+      </w:pPr>
+      <w:r>
+        <w:rPr>
+          <w:rFonts w:ascii="宋体" w:hAnsi="宋体" w:eastAsia="宋体" w:cs="宋体"/>
+          <w:sz w:val="24"/>
+          <w:szCs w:val="24"/>
+        </w:rPr>
+        <w:fldChar w:fldCharType="begin"/>
+      </w:r>
+      <w:r>
+        <w:rPr>
+          <w:rFonts w:ascii="宋体" w:hAnsi="宋体" w:eastAsia="宋体" w:cs="宋体"/>
+          <w:sz w:val="24"/>
+          <w:szCs w:val="24"/>
+        </w:rPr>
+        <w:instrText xml:space="preserve"> HYPERLINK "https://juejin.cn/post/7599920572840443913" </w:instrText>
+      </w:r>
+      <w:r>
+        <w:rPr>
+          <w:rFonts w:ascii="宋体" w:hAnsi="宋体" w:eastAsia="宋体" w:cs="宋体"/>
+          <w:sz w:val="24"/>
+          <w:szCs w:val="24"/>
+        </w:rPr>
+        <w:fldChar w:fldCharType="separate"/>
+      </w:r>
+      <w:r>
+        <w:rPr>
+          <w:rStyle w:val="7"/>
+          <w:rFonts w:ascii="宋体" w:hAnsi="宋体" w:eastAsia="宋体" w:cs="宋体"/>
+          <w:sz w:val="24"/>
+          <w:szCs w:val="24"/>
+        </w:rPr>
+        <w:t>git rebase -i交互式变基你这个问题问得很“程序员本能”😄 git rebase -i（interactiv - 掘金</w:t>
+      </w:r>
+      <w:r>
+        <w:rPr>
+          <w:rFonts w:ascii="宋体" w:hAnsi="宋体" w:eastAsia="宋体" w:cs="宋体"/>
+          <w:sz w:val="24"/>
+          <w:szCs w:val="24"/>
+        </w:rPr>
+        <w:fldChar w:fldCharType="end"/>
+      </w:r>
+    </w:p>
+    <w:p>
+      <w:pPr>
+        <w:ind w:firstLine="420" w:firstLineChars="0"/>
+        <w:rPr>
+          <w:rFonts w:hint="eastAsia" w:ascii="宋体" w:hAnsi="宋体" w:eastAsia="宋体" w:cs="宋体"/>
+          <w:sz w:val="24"/>
+          <w:szCs w:val="24"/>
+          <w:lang w:val="en-US" w:eastAsia="zh-CN"/>
+        </w:rPr>
+      </w:pPr>
+      <w:r>
+        <w:rPr>
+          <w:rFonts w:hint="eastAsia" w:ascii="宋体" w:hAnsi="宋体" w:eastAsia="宋体" w:cs="宋体"/>
+          <w:sz w:val="24"/>
+          <w:szCs w:val="24"/>
+          <w:lang w:val="en-US" w:eastAsia="zh-CN"/>
+        </w:rPr>
+        <w:t>git bash版本</w:t>
+      </w:r>
+    </w:p>
+    <w:p>
+      <w:pPr>
+        <w:ind w:firstLine="420" w:firstLineChars="0"/>
+        <w:rPr>
+          <w:rFonts w:hint="default" w:ascii="宋体" w:hAnsi="宋体" w:eastAsia="宋体" w:cs="宋体"/>
+          <w:sz w:val="24"/>
+          <w:szCs w:val="24"/>
+          <w:lang w:val="en-US" w:eastAsia="zh-CN"/>
+        </w:rPr>
+      </w:pPr>
+      <w:r>
+        <w:rPr>
+          <w:rFonts w:ascii="宋体" w:hAnsi="宋体" w:eastAsia="宋体" w:cs="宋体"/>
+          <w:sz w:val="24"/>
+          <w:szCs w:val="24"/>
+        </w:rPr>
+        <w:fldChar w:fldCharType="begin"/>
+      </w:r>
+      <w:r>
+        <w:rPr>
+          <w:rFonts w:ascii="宋体" w:hAnsi="宋体" w:eastAsia="宋体" w:cs="宋体"/>
+          <w:sz w:val="24"/>
+          <w:szCs w:val="24"/>
+        </w:rPr>
+        <w:instrText xml:space="preserve"> HYPERLINK "https://juejin.cn/post/7166861535766118437" </w:instrText>
+      </w:r>
+      <w:r>
+        <w:rPr>
+          <w:rFonts w:ascii="宋体" w:hAnsi="宋体" w:eastAsia="宋体" w:cs="宋体"/>
+          <w:sz w:val="24"/>
+          <w:szCs w:val="24"/>
+        </w:rPr>
+        <w:fldChar w:fldCharType="separate"/>
+      </w:r>
+      <w:r>
+        <w:rPr>
+          <w:rStyle w:val="7"/>
+          <w:rFonts w:ascii="宋体" w:hAnsi="宋体" w:eastAsia="宋体" w:cs="宋体"/>
+          <w:sz w:val="24"/>
+          <w:szCs w:val="24"/>
+        </w:rPr>
+        <w:t>rebase交互式变基rebase交互式变基 变基时可用的命令 变基时有六个命令可用： pick pick只表示包含提交 - 掘金</w:t>
+      </w:r>
+      <w:r>
+        <w:rPr>
+          <w:rFonts w:ascii="宋体" w:hAnsi="宋体" w:eastAsia="宋体" w:cs="宋体"/>
+          <w:sz w:val="24"/>
+          <w:szCs w:val="24"/>
+        </w:rPr>
+        <w:fldChar w:fldCharType="end"/>
+      </w:r>
+    </w:p>
+    <w:p>
+      <w:pPr>
+        <w:ind w:firstLine="420" w:firstLineChars="0"/>
+        <w:rPr>
+          <w:rFonts w:ascii="宋体" w:hAnsi="宋体" w:eastAsia="宋体" w:cs="宋体"/>
+          <w:sz w:val="24"/>
+          <w:szCs w:val="24"/>
+        </w:rPr>
+      </w:pPr>
+      <w:r>
+        <w:rPr>
+          <w:rFonts w:ascii="宋体" w:hAnsi="宋体" w:eastAsia="宋体" w:cs="宋体"/>
+          <w:sz w:val="24"/>
+          <w:szCs w:val="24"/>
+        </w:rPr>
+        <w:fldChar w:fldCharType="begin"/>
+      </w:r>
+      <w:r>
+        <w:rPr>
+          <w:rFonts w:ascii="宋体" w:hAnsi="宋体" w:eastAsia="宋体" w:cs="宋体"/>
+          <w:sz w:val="24"/>
+          <w:szCs w:val="24"/>
+        </w:rPr>
+        <w:instrText xml:space="preserve"> HYPERLINK "https://weimingze.com/git/git_rebase_interactive.html" </w:instrText>
+      </w:r>
+      <w:r>
+        <w:rPr>
+          <w:rFonts w:ascii="宋体" w:hAnsi="宋体" w:eastAsia="宋体" w:cs="宋体"/>
+          <w:sz w:val="24"/>
+          <w:szCs w:val="24"/>
+        </w:rPr>
+        <w:fldChar w:fldCharType="separate"/>
+      </w:r>
+      <w:r>
+        <w:rPr>
+          <w:rStyle w:val="7"/>
+          <w:rFonts w:ascii="宋体" w:hAnsi="宋体" w:eastAsia="宋体" w:cs="宋体"/>
+          <w:sz w:val="24"/>
+          <w:szCs w:val="24"/>
+        </w:rPr>
+        <w:t>交互式变基 - Git教程 | 魏明择的官方网站</w:t>
+      </w:r>
+      <w:r>
+        <w:rPr>
+          <w:rFonts w:ascii="宋体" w:hAnsi="宋体" w:eastAsia="宋体" w:cs="宋体"/>
+          <w:sz w:val="24"/>
+          <w:szCs w:val="24"/>
+        </w:rPr>
+        <w:fldChar w:fldCharType="end"/>
+      </w:r>
+    </w:p>
+    <w:p>
+      <w:pPr>
+        <w:rPr>
+          <w:rFonts w:ascii="宋体" w:hAnsi="宋体" w:eastAsia="宋体" w:cs="宋体"/>
+          <w:sz w:val="24"/>
+          <w:szCs w:val="24"/>
+        </w:rPr>
+      </w:pPr>
+    </w:p>
+    <w:p>
+      <w:pPr>
+        <w:rPr>
+          <w:rFonts w:hint="eastAsia" w:ascii="宋体" w:hAnsi="宋体" w:eastAsia="宋体" w:cs="宋体"/>
+          <w:sz w:val="24"/>
+          <w:szCs w:val="24"/>
+          <w:lang w:val="en-US" w:eastAsia="zh-CN"/>
+        </w:rPr>
+      </w:pPr>
+      <w:r>
+        <w:rPr>
+          <w:rFonts w:hint="eastAsia" w:ascii="宋体" w:hAnsi="宋体" w:eastAsia="宋体" w:cs="宋体"/>
+          <w:sz w:val="24"/>
+          <w:szCs w:val="24"/>
+          <w:lang w:val="en-US" w:eastAsia="zh-CN"/>
+        </w:rPr>
+        <w:t>变基与交互式变基差异？</w:t>
+      </w:r>
+    </w:p>
+    <w:p>
+      <w:pPr>
+        <w:ind w:firstLine="420" w:firstLineChars="0"/>
+        <w:rPr>
+          <w:rFonts w:hint="eastAsia" w:ascii="宋体" w:hAnsi="宋体" w:eastAsia="宋体" w:cs="宋体"/>
+          <w:sz w:val="24"/>
+          <w:szCs w:val="24"/>
+          <w:lang w:val="en-US" w:eastAsia="zh-CN"/>
+        </w:rPr>
+      </w:pPr>
+      <w:r>
+        <w:rPr>
+          <w:rFonts w:ascii="宋体" w:hAnsi="宋体" w:eastAsia="宋体" w:cs="宋体"/>
+          <w:sz w:val="24"/>
+          <w:szCs w:val="24"/>
+        </w:rPr>
+        <w:fldChar w:fldCharType="begin"/>
+      </w:r>
+      <w:r>
+        <w:rPr>
+          <w:rFonts w:ascii="宋体" w:hAnsi="宋体" w:eastAsia="宋体" w:cs="宋体"/>
+          <w:sz w:val="24"/>
+          <w:szCs w:val="24"/>
+        </w:rPr>
+        <w:instrText xml:space="preserve"> HYPERLINK "https://weimingze.com/git/git_rebase.html" </w:instrText>
+      </w:r>
+      <w:r>
+        <w:rPr>
+          <w:rFonts w:ascii="宋体" w:hAnsi="宋体" w:eastAsia="宋体" w:cs="宋体"/>
+          <w:sz w:val="24"/>
+          <w:szCs w:val="24"/>
+        </w:rPr>
+        <w:fldChar w:fldCharType="separate"/>
+      </w:r>
+      <w:r>
+        <w:rPr>
+          <w:rStyle w:val="7"/>
+          <w:rFonts w:ascii="宋体" w:hAnsi="宋体" w:eastAsia="宋体" w:cs="宋体"/>
+          <w:sz w:val="24"/>
+          <w:szCs w:val="24"/>
+        </w:rPr>
+        <w:t>Git 变基操作 - Git教程 | 魏明择的官方网站</w:t>
+      </w:r>
+      <w:r>
+        <w:rPr>
+          <w:rFonts w:ascii="宋体" w:hAnsi="宋体" w:eastAsia="宋体" w:cs="宋体"/>
+          <w:sz w:val="24"/>
+          <w:szCs w:val="24"/>
+        </w:rPr>
+        <w:fldChar w:fldCharType="end"/>
+      </w:r>
+    </w:p>
+    <w:p>
+      <w:pPr>
+        <w:rPr>
+          <w:rFonts w:hint="default" w:ascii="宋体" w:hAnsi="宋体" w:eastAsia="宋体" w:cs="宋体"/>
+          <w:sz w:val="24"/>
+          <w:szCs w:val="24"/>
+          <w:lang w:val="en-US" w:eastAsia="zh-CN"/>
+        </w:rPr>
+      </w:pPr>
+    </w:p>
+    <w:p>
+      <w:pPr>
+        <w:rPr>
+          <w:rFonts w:hint="eastAsia" w:ascii="宋体" w:hAnsi="宋体" w:eastAsia="宋体" w:cs="宋体"/>
+          <w:sz w:val="24"/>
+          <w:szCs w:val="24"/>
+          <w:lang w:val="en-US" w:eastAsia="zh-CN"/>
+        </w:rPr>
+      </w:pPr>
+      <w:r>
+        <w:rPr>
+          <w:rFonts w:hint="eastAsia" w:ascii="宋体" w:hAnsi="宋体" w:eastAsia="宋体" w:cs="宋体"/>
+          <w:sz w:val="24"/>
+          <w:szCs w:val="24"/>
+          <w:lang w:val="en-US" w:eastAsia="zh-CN"/>
+        </w:rPr>
+        <w:t>操作交互式变基界面使gitlensPRO受限功能破限显示</w:t>
+      </w:r>
+    </w:p>
+    <w:p>
+      <w:pPr>
+        <w:ind w:firstLine="420" w:firstLineChars="0"/>
+        <w:rPr>
+          <w:rFonts w:hint="default" w:ascii="宋体" w:hAnsi="宋体" w:eastAsia="宋体" w:cs="宋体"/>
+          <w:sz w:val="24"/>
+          <w:szCs w:val="24"/>
+          <w:lang w:val="en-US" w:eastAsia="zh-CN"/>
+        </w:rPr>
+      </w:pPr>
+      <w:r>
+        <w:rPr>
+          <w:rFonts w:hint="default" w:ascii="宋体" w:hAnsi="宋体" w:eastAsia="宋体" w:cs="宋体"/>
+          <w:sz w:val="24"/>
+          <w:szCs w:val="24"/>
+          <w:lang w:val="en-US" w:eastAsia="zh-CN"/>
+        </w:rPr>
+        <w:t>Commit Graph</w:t>
+      </w:r>
+    </w:p>
+    <w:p>
+      <w:pPr>
+        <w:ind w:firstLine="420" w:firstLineChars="0"/>
+        <w:rPr>
+          <w:rFonts w:hint="default" w:ascii="宋体" w:hAnsi="宋体" w:eastAsia="宋体" w:cs="宋体"/>
+          <w:sz w:val="24"/>
+          <w:szCs w:val="24"/>
+          <w:lang w:val="en-US" w:eastAsia="zh-CN"/>
+        </w:rPr>
+      </w:pPr>
+      <w:r>
+        <w:rPr>
+          <w:rFonts w:hint="default" w:ascii="宋体" w:hAnsi="宋体" w:eastAsia="宋体" w:cs="宋体"/>
+          <w:sz w:val="24"/>
+          <w:szCs w:val="24"/>
+          <w:lang w:val="en-US" w:eastAsia="zh-CN"/>
+        </w:rPr>
+        <w:t>VISUAL FILE HISTROY</w:t>
+      </w:r>
+    </w:p>
+    <w:p>
+      <w:pPr>
+        <w:ind w:firstLine="420" w:firstLineChars="0"/>
+        <w:rPr>
+          <w:rFonts w:hint="eastAsia" w:ascii="宋体" w:hAnsi="宋体" w:eastAsia="宋体" w:cs="宋体"/>
+          <w:sz w:val="24"/>
+          <w:szCs w:val="24"/>
+          <w:lang w:val="en-US" w:eastAsia="zh-CN"/>
+        </w:rPr>
+      </w:pPr>
+      <w:r>
+        <w:rPr>
+          <w:rFonts w:hint="eastAsia" w:ascii="宋体" w:hAnsi="宋体" w:eastAsia="宋体" w:cs="宋体"/>
+          <w:sz w:val="24"/>
+          <w:szCs w:val="24"/>
+          <w:lang w:val="en-US" w:eastAsia="zh-CN"/>
+        </w:rPr>
+        <w:t>代价是变基编辑器失效（打开git-rrebase-todo）</w:t>
+      </w:r>
+    </w:p>
+    <w:p>
+      <w:pPr>
+        <w:ind w:firstLine="420" w:firstLineChars="0"/>
+        <w:rPr>
+          <w:rFonts w:hint="eastAsia" w:ascii="宋体" w:hAnsi="宋体" w:eastAsia="宋体" w:cs="宋体"/>
+          <w:sz w:val="24"/>
+          <w:szCs w:val="24"/>
+          <w:lang w:val="en-US" w:eastAsia="zh-CN"/>
+        </w:rPr>
+      </w:pPr>
+    </w:p>
+    <w:p>
+      <w:pPr>
+        <w:rPr>
+          <w:rFonts w:ascii="宋体" w:hAnsi="宋体" w:eastAsia="宋体" w:cs="宋体"/>
+          <w:sz w:val="24"/>
+          <w:szCs w:val="24"/>
+        </w:rPr>
+        <w:sectPr>
+          <w:pgSz w:w="11906" w:h="16838"/>
+          <w:pgMar w:top="1440" w:right="1800" w:bottom="1440" w:left="1800" w:header="851" w:footer="992" w:gutter="0"/>
+          <w:cols w:space="425" w:num="1"/>
+          <w:docGrid w:type="lines" w:linePitch="312" w:charSpace="0"/>
+        </w:sectPr>
+      </w:pPr>
+      <w:r>
+        <w:rPr>
+          <w:rFonts w:ascii="宋体" w:hAnsi="宋体" w:eastAsia="宋体" w:cs="宋体"/>
+          <w:sz w:val="24"/>
+          <w:szCs w:val="24"/>
+        </w:rPr>
+        <w:fldChar w:fldCharType="begin"/>
+      </w:r>
+      <w:r>
+        <w:rPr>
+          <w:rFonts w:ascii="宋体" w:hAnsi="宋体" w:eastAsia="宋体" w:cs="宋体"/>
+          <w:sz w:val="24"/>
+          <w:szCs w:val="24"/>
+        </w:rPr>
+        <w:instrText xml:space="preserve"> HYPERLINK "https://weimingze.com/markdown/" </w:instrText>
+      </w:r>
+      <w:r>
+        <w:rPr>
+          <w:rFonts w:ascii="宋体" w:hAnsi="宋体" w:eastAsia="宋体" w:cs="宋体"/>
+          <w:sz w:val="24"/>
+          <w:szCs w:val="24"/>
+        </w:rPr>
+        <w:fldChar w:fldCharType="separate"/>
+      </w:r>
+      <w:r>
+        <w:rPr>
+          <w:rStyle w:val="7"/>
+          <w:rFonts w:ascii="宋体" w:hAnsi="宋体" w:eastAsia="宋体" w:cs="宋体"/>
+          <w:sz w:val="24"/>
+          <w:szCs w:val="24"/>
+        </w:rPr>
+        <w:t>前言 - Markdown教程 | 魏明择的官方网站</w:t>
+      </w:r>
+      <w:r>
+        <w:rPr>
+          <w:rFonts w:ascii="宋体" w:hAnsi="宋体" w:eastAsia="宋体" w:cs="宋体"/>
+          <w:sz w:val="24"/>
+          <w:szCs w:val="24"/>
+        </w:rPr>
+        <w:fldChar w:fldCharType="end"/>
+      </w:r>
+    </w:p>
+    <w:p>
+      <w:pPr>
+        <w:rPr>
+          <w:rFonts w:hint="default" w:ascii="宋体" w:hAnsi="宋体" w:eastAsia="宋体" w:cs="宋体"/>
+          <w:b/>
+          <w:bCs/>
+          <w:sz w:val="24"/>
+          <w:szCs w:val="24"/>
+          <w:lang w:val="en-US" w:eastAsia="zh-CN"/>
+        </w:rPr>
+      </w:pPr>
+      <w:r>
+        <w:rPr>
+          <w:rFonts w:hint="eastAsia" w:ascii="宋体" w:hAnsi="宋体" w:eastAsia="宋体" w:cs="宋体"/>
+          <w:b/>
+          <w:bCs/>
+          <w:sz w:val="24"/>
+          <w:szCs w:val="24"/>
+          <w:lang w:val="en-US" w:eastAsia="zh-CN"/>
+        </w:rPr>
+        <w:t>20260615未归纳</w:t>
+      </w:r>
       <w:bookmarkStart w:id="0" w:name="_GoBack"/>
       <w:bookmarkEnd w:id="0"/>
     </w:p>
     <w:p>
       <w:pPr>
-        <w:ind w:firstLine="420" w:firstLineChars="0"/>
-        <w:rPr>
-          <w:rFonts w:hint="eastAsia" w:ascii="宋体" w:hAnsi="宋体" w:eastAsia="宋体" w:cs="宋体"/>
-          <w:sz w:val="24"/>
-          <w:szCs w:val="24"/>
-          <w:lang w:val="en-US" w:eastAsia="zh-CN"/>
-        </w:rPr>
-      </w:pPr>
-      <w:r>
-        <w:rPr>
-          <w:rFonts w:hint="eastAsia" w:ascii="宋体" w:hAnsi="宋体" w:eastAsia="宋体" w:cs="宋体"/>
-          <w:sz w:val="24"/>
-          <w:szCs w:val="24"/>
-          <w:lang w:val="en-US" w:eastAsia="zh-CN"/>
-        </w:rPr>
-        <w:t>与远端的关系</w:t>
+        <w:rPr>
+          <w:rFonts w:hint="default" w:ascii="宋体" w:hAnsi="宋体" w:eastAsia="宋体" w:cs="宋体"/>
+          <w:sz w:val="24"/>
+          <w:szCs w:val="24"/>
+          <w:lang w:val="en-US" w:eastAsia="zh-CN"/>
+        </w:rPr>
+      </w:pPr>
+    </w:p>
+    <w:p>
+      <w:pPr>
+        <w:rPr>
+          <w:rFonts w:hint="eastAsia" w:ascii="宋体" w:hAnsi="宋体" w:eastAsia="宋体" w:cs="宋体"/>
+          <w:sz w:val="24"/>
+          <w:szCs w:val="24"/>
+          <w:lang w:val="en-US" w:eastAsia="zh-CN"/>
+        </w:rPr>
+      </w:pPr>
+      <w:r>
+        <w:rPr>
+          <w:rFonts w:hint="eastAsia" w:ascii="宋体" w:hAnsi="宋体" w:eastAsia="宋体" w:cs="宋体"/>
+          <w:sz w:val="24"/>
+          <w:szCs w:val="24"/>
+          <w:lang w:val="en-US" w:eastAsia="zh-CN"/>
+        </w:rPr>
+        <w:t>如何更改git本地库名？远程库名？根目录名？</w:t>
+      </w:r>
+    </w:p>
+    <w:p>
+      <w:pPr>
+        <w:ind w:firstLine="420" w:firstLineChars="0"/>
+        <w:rPr>
+          <w:rFonts w:hint="eastAsia" w:ascii="宋体" w:hAnsi="宋体" w:eastAsia="宋体" w:cs="宋体"/>
+          <w:sz w:val="24"/>
+          <w:szCs w:val="24"/>
+          <w:lang w:val="en-US" w:eastAsia="zh-CN"/>
+        </w:rPr>
+      </w:pPr>
+      <w:r>
+        <w:rPr>
+          <w:rFonts w:hint="eastAsia" w:ascii="宋体" w:hAnsi="宋体" w:eastAsia="宋体" w:cs="宋体"/>
+          <w:sz w:val="24"/>
+          <w:szCs w:val="24"/>
+          <w:lang w:val="en-US" w:eastAsia="zh-CN"/>
+        </w:rPr>
+        <w:t>更改了同名远程仓库名本地会怎么样？</w:t>
+      </w:r>
+    </w:p>
+    <w:p>
+      <w:pPr>
+        <w:ind w:firstLine="420" w:firstLineChars="0"/>
+        <w:rPr>
+          <w:rFonts w:hint="eastAsia" w:ascii="宋体" w:hAnsi="宋体" w:eastAsia="宋体" w:cs="宋体"/>
+          <w:sz w:val="24"/>
+          <w:szCs w:val="24"/>
+          <w:lang w:val="en-US" w:eastAsia="zh-CN"/>
+        </w:rPr>
+      </w:pPr>
+      <w:r>
+        <w:rPr>
+          <w:rFonts w:hint="eastAsia" w:ascii="宋体" w:hAnsi="宋体" w:eastAsia="宋体" w:cs="宋体"/>
+          <w:sz w:val="24"/>
+          <w:szCs w:val="24"/>
+          <w:lang w:val="en-US" w:eastAsia="zh-CN"/>
+        </w:rPr>
+        <w:t>更改同名根目录文件夹名本地仓库会怎么样？</w:t>
+      </w:r>
+    </w:p>
+    <w:p>
+      <w:pPr>
+        <w:ind w:firstLine="420" w:firstLineChars="0"/>
+        <w:rPr>
+          <w:rFonts w:hint="default" w:ascii="宋体" w:hAnsi="宋体" w:eastAsia="宋体" w:cs="宋体"/>
+          <w:sz w:val="24"/>
+          <w:szCs w:val="24"/>
+          <w:lang w:val="en-US" w:eastAsia="zh-CN"/>
+        </w:rPr>
+      </w:pPr>
+      <w:r>
+        <w:rPr>
+          <w:rFonts w:hint="eastAsia" w:ascii="宋体" w:hAnsi="宋体" w:eastAsia="宋体" w:cs="宋体"/>
+          <w:sz w:val="24"/>
+          <w:szCs w:val="24"/>
+          <w:lang w:val="en-US" w:eastAsia="zh-CN"/>
+        </w:rPr>
+        <w:t>如何更改本地仓库命名？</w:t>
+      </w:r>
+    </w:p>
+    <w:p>
+      <w:pPr>
+        <w:ind w:firstLine="420" w:firstLineChars="0"/>
+        <w:rPr>
+          <w:rFonts w:ascii="宋体" w:hAnsi="宋体" w:eastAsia="宋体" w:cs="宋体"/>
+          <w:sz w:val="24"/>
+          <w:szCs w:val="24"/>
+        </w:rPr>
+      </w:pPr>
+      <w:r>
+        <w:rPr>
+          <w:rFonts w:ascii="宋体" w:hAnsi="宋体" w:eastAsia="宋体" w:cs="宋体"/>
+          <w:sz w:val="24"/>
+          <w:szCs w:val="24"/>
+        </w:rPr>
+        <w:fldChar w:fldCharType="begin"/>
+      </w:r>
+      <w:r>
+        <w:rPr>
+          <w:rFonts w:ascii="宋体" w:hAnsi="宋体" w:eastAsia="宋体" w:cs="宋体"/>
+          <w:sz w:val="24"/>
+          <w:szCs w:val="24"/>
+        </w:rPr>
+        <w:instrText xml:space="preserve"> HYPERLINK "https://blog.csdn.net/dbc_121/article/details/103422937" </w:instrText>
+      </w:r>
+      <w:r>
+        <w:rPr>
+          <w:rFonts w:ascii="宋体" w:hAnsi="宋体" w:eastAsia="宋体" w:cs="宋体"/>
+          <w:sz w:val="24"/>
+          <w:szCs w:val="24"/>
+        </w:rPr>
+        <w:fldChar w:fldCharType="separate"/>
+      </w:r>
+      <w:r>
+        <w:rPr>
+          <w:rStyle w:val="6"/>
+          <w:rFonts w:ascii="宋体" w:hAnsi="宋体" w:eastAsia="宋体" w:cs="宋体"/>
+          <w:sz w:val="24"/>
+          <w:szCs w:val="24"/>
+        </w:rPr>
+        <w:t>Git系列：如何重命名仓库，并同步远程仓库_git如何修改本地仓库名并与远程仓库建立连接-CSDN博客</w:t>
+      </w:r>
+      <w:r>
+        <w:rPr>
+          <w:rFonts w:ascii="宋体" w:hAnsi="宋体" w:eastAsia="宋体" w:cs="宋体"/>
+          <w:sz w:val="24"/>
+          <w:szCs w:val="24"/>
+        </w:rPr>
+        <w:fldChar w:fldCharType="end"/>
+      </w:r>
+    </w:p>
+    <w:p>
+      <w:pPr>
+        <w:ind w:firstLine="420" w:firstLineChars="0"/>
+        <w:rPr>
+          <w:rFonts w:hint="eastAsia" w:ascii="宋体" w:hAnsi="宋体" w:eastAsia="宋体" w:cs="宋体"/>
+          <w:sz w:val="24"/>
+          <w:szCs w:val="24"/>
+          <w:lang w:val="en-US" w:eastAsia="zh-CN"/>
+        </w:rPr>
+      </w:pPr>
+      <w:r>
+        <w:rPr>
+          <w:rFonts w:hint="eastAsia" w:ascii="宋体" w:hAnsi="宋体" w:eastAsia="宋体" w:cs="宋体"/>
+          <w:sz w:val="24"/>
+          <w:szCs w:val="24"/>
+          <w:lang w:val="en-US" w:eastAsia="zh-CN"/>
+        </w:rPr>
+        <w:t>重命名操作方式</w:t>
       </w:r>
     </w:p>
     <w:p>
@@ -8745,7 +9789,7 @@
           <w:szCs w:val="24"/>
           <w:lang w:val="en-US" w:eastAsia="zh-CN"/>
         </w:rPr>
-        <w:t>incoming！</w:t>
+        <w:t>$ git remote -v</w:t>
       </w:r>
     </w:p>
     <w:p>
@@ -8765,67 +9809,278 @@
           <w:szCs w:val="24"/>
           <w:lang w:val="en-US" w:eastAsia="zh-CN"/>
         </w:rPr>
-        <w:t>outgoing</w:t>
-      </w:r>
-    </w:p>
-    <w:p>
-      <w:pPr>
-        <w:ind w:firstLine="420" w:firstLineChars="0"/>
-        <w:rPr>
-          <w:rFonts w:hint="eastAsia" w:ascii="宋体" w:hAnsi="宋体" w:eastAsia="宋体" w:cs="宋体"/>
-          <w:sz w:val="24"/>
-          <w:szCs w:val="24"/>
-          <w:lang w:val="en-US" w:eastAsia="zh-CN"/>
-        </w:rPr>
-      </w:pPr>
-      <w:r>
-        <w:rPr>
-          <w:rFonts w:hint="eastAsia" w:ascii="宋体" w:hAnsi="宋体" w:eastAsia="宋体" w:cs="宋体"/>
-          <w:sz w:val="24"/>
-          <w:szCs w:val="24"/>
-          <w:lang w:val="en-US" w:eastAsia="zh-CN"/>
-        </w:rPr>
-        <w:t>与提交对比</w:t>
+        <w:t>$ git remote set-url origin &lt;HTTPS（web url）&gt;</w:t>
       </w:r>
     </w:p>
     <w:p>
       <w:pPr>
         <w:ind w:left="420" w:leftChars="0" w:firstLine="420" w:firstLineChars="0"/>
         <w:rPr>
-          <w:rFonts w:hint="eastAsia" w:ascii="宋体" w:hAnsi="宋体" w:eastAsia="宋体" w:cs="宋体"/>
-          <w:sz w:val="24"/>
-          <w:szCs w:val="24"/>
-          <w:lang w:val="en-US" w:eastAsia="zh-CN"/>
-        </w:rPr>
-      </w:pPr>
-      <w:r>
-        <w:rPr>
-          <w:rFonts w:hint="eastAsia" w:ascii="宋体" w:hAnsi="宋体" w:eastAsia="宋体" w:cs="宋体"/>
-          <w:sz w:val="24"/>
-          <w:szCs w:val="24"/>
-          <w:lang w:val="en-US" w:eastAsia="zh-CN"/>
-        </w:rPr>
-        <w:t>behind</w:t>
+          <w:rFonts w:hint="default" w:ascii="宋体" w:hAnsi="宋体" w:eastAsia="宋体" w:cs="宋体"/>
+          <w:sz w:val="24"/>
+          <w:szCs w:val="24"/>
+          <w:lang w:val="en-US" w:eastAsia="zh-CN"/>
+        </w:rPr>
+      </w:pPr>
+      <w:r>
+        <w:rPr>
+          <w:rFonts w:hint="default" w:ascii="宋体" w:hAnsi="宋体" w:eastAsia="宋体" w:cs="宋体"/>
+          <w:sz w:val="24"/>
+          <w:szCs w:val="24"/>
+          <w:lang w:val="en-US" w:eastAsia="zh-CN"/>
+        </w:rPr>
+        <w:t>$ git branch --set-upstream-to=origin/master</w:t>
+      </w:r>
+    </w:p>
+    <w:p>
+      <w:pPr>
+        <w:ind w:firstLine="420" w:firstLineChars="0"/>
+        <w:rPr>
+          <w:rFonts w:hint="eastAsia" w:ascii="宋体" w:hAnsi="宋体" w:eastAsia="宋体" w:cs="宋体"/>
+          <w:sz w:val="24"/>
+          <w:szCs w:val="24"/>
+          <w:lang w:val="en-US" w:eastAsia="zh-CN"/>
+        </w:rPr>
+      </w:pPr>
+      <w:r>
+        <w:rPr>
+          <w:rFonts w:hint="eastAsia" w:ascii="宋体" w:hAnsi="宋体" w:eastAsia="宋体" w:cs="宋体"/>
+          <w:sz w:val="24"/>
+          <w:szCs w:val="24"/>
+          <w:lang w:val="en-US" w:eastAsia="zh-CN"/>
+        </w:rPr>
+        <w:t>远程与本地通过URL连接</w:t>
+      </w:r>
+    </w:p>
+    <w:p>
+      <w:pPr>
+        <w:ind w:firstLine="420" w:firstLineChars="0"/>
+        <w:rPr>
+          <w:rFonts w:hint="eastAsia" w:ascii="宋体" w:hAnsi="宋体" w:eastAsia="宋体" w:cs="宋体"/>
+          <w:sz w:val="24"/>
+          <w:szCs w:val="24"/>
+          <w:lang w:val="en-US" w:eastAsia="zh-CN"/>
+        </w:rPr>
+      </w:pPr>
+      <w:r>
+        <w:rPr>
+          <w:rFonts w:hint="eastAsia" w:ascii="宋体" w:hAnsi="宋体" w:eastAsia="宋体" w:cs="宋体"/>
+          <w:sz w:val="24"/>
+          <w:szCs w:val="24"/>
+          <w:lang w:val="en-US" w:eastAsia="zh-CN"/>
+        </w:rPr>
+        <w:t>最好保持三者一致</w:t>
+      </w:r>
+    </w:p>
+    <w:p>
+      <w:pPr>
+        <w:ind w:firstLine="420" w:firstLineChars="0"/>
+        <w:rPr>
+          <w:rFonts w:hint="eastAsia" w:ascii="宋体" w:hAnsi="宋体" w:eastAsia="宋体" w:cs="宋体"/>
+          <w:sz w:val="24"/>
+          <w:szCs w:val="24"/>
+          <w:lang w:val="en-US" w:eastAsia="zh-CN"/>
+        </w:rPr>
+      </w:pPr>
+      <w:r>
+        <w:rPr>
+          <w:rFonts w:hint="eastAsia" w:ascii="宋体" w:hAnsi="宋体" w:eastAsia="宋体" w:cs="宋体"/>
+          <w:sz w:val="24"/>
+          <w:szCs w:val="24"/>
+          <w:lang w:val="en-US" w:eastAsia="zh-CN"/>
+        </w:rPr>
+        <w:t>远程重命名失败？</w:t>
+      </w:r>
+    </w:p>
+    <w:p>
+      <w:pPr>
+        <w:ind w:firstLine="420" w:firstLineChars="0"/>
+        <w:rPr>
+          <w:rFonts w:hint="eastAsia" w:ascii="宋体" w:hAnsi="宋体" w:eastAsia="宋体" w:cs="宋体"/>
+          <w:sz w:val="24"/>
+          <w:szCs w:val="24"/>
+          <w:lang w:val="en-US" w:eastAsia="zh-CN"/>
+        </w:rPr>
+      </w:pPr>
+      <w:r>
+        <w:rPr>
+          <w:rFonts w:hint="eastAsia" w:ascii="宋体" w:hAnsi="宋体" w:eastAsia="宋体" w:cs="宋体"/>
+          <w:sz w:val="24"/>
+          <w:szCs w:val="24"/>
+          <w:lang w:val="en-US" w:eastAsia="zh-CN"/>
+        </w:rPr>
+        <w:t>重命名后本地丢失连接？</w:t>
+      </w:r>
+    </w:p>
+    <w:p>
+      <w:pPr>
+        <w:ind w:firstLine="420" w:firstLineChars="0"/>
+        <w:rPr>
+          <w:rFonts w:hint="default" w:ascii="宋体" w:hAnsi="宋体" w:eastAsia="宋体" w:cs="宋体"/>
+          <w:sz w:val="24"/>
+          <w:szCs w:val="24"/>
+          <w:lang w:val="en-US" w:eastAsia="zh-CN"/>
+        </w:rPr>
+      </w:pPr>
+      <w:r>
+        <w:rPr>
+          <w:rFonts w:hint="eastAsia" w:ascii="宋体" w:hAnsi="宋体" w:eastAsia="宋体" w:cs="宋体"/>
+          <w:sz w:val="24"/>
+          <w:szCs w:val="24"/>
+          <w:lang w:val="en-US" w:eastAsia="zh-CN"/>
+        </w:rPr>
+        <w:t>还是能打开已经重命名的远程？</w:t>
+      </w:r>
+    </w:p>
+    <w:p>
+      <w:pPr>
+        <w:ind w:firstLine="420" w:firstLineChars="0"/>
+        <w:rPr>
+          <w:rFonts w:hint="eastAsia" w:ascii="宋体" w:hAnsi="宋体" w:eastAsia="宋体" w:cs="宋体"/>
+          <w:sz w:val="24"/>
+          <w:szCs w:val="24"/>
+          <w:lang w:val="en-US" w:eastAsia="zh-CN"/>
+        </w:rPr>
+      </w:pPr>
+      <w:r>
+        <w:rPr>
+          <w:rFonts w:hint="eastAsia" w:ascii="宋体" w:hAnsi="宋体" w:eastAsia="宋体" w:cs="宋体"/>
+          <w:sz w:val="24"/>
+          <w:szCs w:val="24"/>
+          <w:lang w:val="en-US" w:eastAsia="zh-CN"/>
+        </w:rPr>
+        <w:t>如何确认当前存储库是否连接远程存储库？</w:t>
+      </w:r>
+    </w:p>
+    <w:p>
+      <w:pPr>
+        <w:ind w:firstLine="420" w:firstLineChars="0"/>
+        <w:rPr>
+          <w:rFonts w:hint="default" w:ascii="宋体" w:hAnsi="宋体" w:eastAsia="宋体" w:cs="宋体"/>
+          <w:sz w:val="24"/>
+          <w:szCs w:val="24"/>
+          <w:lang w:val="en-US" w:eastAsia="zh-CN"/>
+        </w:rPr>
+      </w:pPr>
+      <w:r>
+        <w:rPr>
+          <w:rFonts w:hint="eastAsia" w:ascii="宋体" w:hAnsi="宋体" w:eastAsia="宋体" w:cs="宋体"/>
+          <w:sz w:val="24"/>
+          <w:szCs w:val="24"/>
+          <w:lang w:val="en-US" w:eastAsia="zh-CN"/>
+        </w:rPr>
+        <w:t>GitHub Desktop直接确认当前连接远程，并且可以更改URL！</w:t>
+      </w:r>
+    </w:p>
+    <w:p>
+      <w:pPr>
+        <w:ind w:firstLine="420" w:firstLineChars="0"/>
+        <w:rPr>
+          <w:rFonts w:ascii="宋体" w:hAnsi="宋体" w:eastAsia="宋体" w:cs="宋体"/>
+          <w:sz w:val="24"/>
+          <w:szCs w:val="24"/>
+        </w:rPr>
+      </w:pPr>
+      <w:r>
+        <w:rPr>
+          <w:rFonts w:ascii="宋体" w:hAnsi="宋体" w:eastAsia="宋体" w:cs="宋体"/>
+          <w:sz w:val="24"/>
+          <w:szCs w:val="24"/>
+        </w:rPr>
+        <w:fldChar w:fldCharType="begin"/>
+      </w:r>
+      <w:r>
+        <w:rPr>
+          <w:rFonts w:ascii="宋体" w:hAnsi="宋体" w:eastAsia="宋体" w:cs="宋体"/>
+          <w:sz w:val="24"/>
+          <w:szCs w:val="24"/>
+        </w:rPr>
+        <w:instrText xml:space="preserve"> HYPERLINK "https://docs.github.com/zh/repositories/creating-and-managing-repositories/renaming-a-repository" </w:instrText>
+      </w:r>
+      <w:r>
+        <w:rPr>
+          <w:rFonts w:ascii="宋体" w:hAnsi="宋体" w:eastAsia="宋体" w:cs="宋体"/>
+          <w:sz w:val="24"/>
+          <w:szCs w:val="24"/>
+        </w:rPr>
+        <w:fldChar w:fldCharType="separate"/>
+      </w:r>
+      <w:r>
+        <w:rPr>
+          <w:rStyle w:val="7"/>
+          <w:rFonts w:ascii="宋体" w:hAnsi="宋体" w:eastAsia="宋体" w:cs="宋体"/>
+          <w:sz w:val="24"/>
+          <w:szCs w:val="24"/>
+        </w:rPr>
+        <w:t>重命名仓库 - GitHub 文档</w:t>
+      </w:r>
+      <w:r>
+        <w:rPr>
+          <w:rFonts w:ascii="宋体" w:hAnsi="宋体" w:eastAsia="宋体" w:cs="宋体"/>
+          <w:sz w:val="24"/>
+          <w:szCs w:val="24"/>
+        </w:rPr>
+        <w:fldChar w:fldCharType="end"/>
+      </w:r>
+    </w:p>
+    <w:p>
+      <w:pPr>
+        <w:ind w:firstLine="420" w:firstLineChars="0"/>
+        <w:rPr>
+          <w:rFonts w:hint="eastAsia" w:ascii="宋体" w:hAnsi="宋体" w:eastAsia="宋体" w:cs="宋体"/>
+          <w:sz w:val="24"/>
+          <w:szCs w:val="24"/>
+          <w:lang w:val="en-US" w:eastAsia="zh-CN"/>
+        </w:rPr>
+      </w:pPr>
+      <w:r>
+        <w:rPr>
+          <w:rFonts w:hint="eastAsia" w:ascii="宋体" w:hAnsi="宋体" w:eastAsia="宋体" w:cs="宋体"/>
+          <w:sz w:val="24"/>
+          <w:szCs w:val="24"/>
+          <w:lang w:val="en-US" w:eastAsia="zh-CN"/>
+        </w:rPr>
+        <w:t>只要没有建立原名库，自动重定向！</w:t>
+      </w:r>
+    </w:p>
+    <w:p>
+      <w:pPr>
+        <w:ind w:firstLine="420" w:firstLineChars="0"/>
+        <w:rPr>
+          <w:rFonts w:hint="eastAsia" w:ascii="宋体" w:hAnsi="宋体" w:eastAsia="宋体" w:cs="宋体"/>
+          <w:sz w:val="24"/>
+          <w:szCs w:val="24"/>
+          <w:lang w:val="en-US" w:eastAsia="zh-CN"/>
+        </w:rPr>
+      </w:pPr>
+      <w:r>
+        <w:rPr>
+          <w:rFonts w:hint="eastAsia" w:ascii="宋体" w:hAnsi="宋体" w:eastAsia="宋体" w:cs="宋体"/>
+          <w:sz w:val="24"/>
+          <w:szCs w:val="24"/>
+          <w:lang w:val="en-US" w:eastAsia="zh-CN"/>
+        </w:rPr>
+        <w:t>github文档归属（11）</w:t>
       </w:r>
     </w:p>
     <w:p>
       <w:pPr>
         <w:ind w:left="420" w:leftChars="0" w:firstLine="420" w:firstLineChars="0"/>
         <w:rPr>
-          <w:rFonts w:hint="eastAsia" w:ascii="宋体" w:hAnsi="宋体" w:eastAsia="宋体" w:cs="宋体"/>
-          <w:sz w:val="24"/>
-          <w:szCs w:val="24"/>
-          <w:lang w:val="en-US" w:eastAsia="zh-CN"/>
-        </w:rPr>
-      </w:pPr>
-      <w:r>
-        <w:rPr>
-          <w:rFonts w:hint="eastAsia" w:ascii="宋体" w:hAnsi="宋体" w:eastAsia="宋体" w:cs="宋体"/>
-          <w:sz w:val="24"/>
-          <w:szCs w:val="24"/>
-          <w:lang w:val="en-US" w:eastAsia="zh-CN"/>
-        </w:rPr>
-        <w:t>ahead</w:t>
+          <w:rFonts w:hint="default" w:ascii="宋体" w:hAnsi="宋体" w:eastAsia="宋体" w:cs="宋体"/>
+          <w:sz w:val="24"/>
+          <w:szCs w:val="24"/>
+          <w:lang w:val="en-US" w:eastAsia="zh-CN"/>
+        </w:rPr>
+      </w:pPr>
+      <w:r>
+        <w:rPr>
+          <w:rFonts w:hint="eastAsia" w:ascii="宋体" w:hAnsi="宋体" w:eastAsia="宋体" w:cs="宋体"/>
+          <w:sz w:val="24"/>
+          <w:szCs w:val="24"/>
+          <w:lang w:val="en-US" w:eastAsia="zh-CN"/>
+        </w:rPr>
+        <w:t>开始（7）--管理远程仓库</w:t>
       </w:r>
     </w:p>
     <w:p>
@@ -8845,173 +10100,187 @@
           <w:szCs w:val="24"/>
           <w:lang w:val="en-US" w:eastAsia="zh-CN"/>
         </w:rPr>
-        <w:t>文件change</w:t>
-      </w:r>
-    </w:p>
-    <w:p>
-      <w:pPr>
-        <w:ind w:firstLine="420" w:firstLineChars="0"/>
-        <w:rPr>
-          <w:rFonts w:hint="eastAsia" w:ascii="宋体" w:hAnsi="宋体" w:eastAsia="宋体" w:cs="宋体"/>
-          <w:sz w:val="24"/>
-          <w:szCs w:val="24"/>
-          <w:lang w:val="en-US" w:eastAsia="zh-CN"/>
-        </w:rPr>
-      </w:pPr>
-      <w:r>
-        <w:rPr>
-          <w:rFonts w:hint="eastAsia" w:ascii="宋体" w:hAnsi="宋体" w:eastAsia="宋体" w:cs="宋体"/>
-          <w:sz w:val="24"/>
-          <w:szCs w:val="24"/>
-          <w:lang w:val="en-US" w:eastAsia="zh-CN"/>
-        </w:rPr>
-        <w:t>本分支提交节点列表</w:t>
-      </w:r>
-    </w:p>
-    <w:p>
-      <w:pPr>
-        <w:ind w:firstLine="420" w:firstLineChars="0"/>
-        <w:rPr>
-          <w:rFonts w:hint="eastAsia" w:ascii="宋体" w:hAnsi="宋体" w:eastAsia="宋体" w:cs="宋体"/>
-          <w:sz w:val="24"/>
-          <w:szCs w:val="24"/>
-          <w:lang w:val="en-US" w:eastAsia="zh-CN"/>
-        </w:rPr>
-      </w:pPr>
-    </w:p>
-    <w:p>
-      <w:pPr>
-        <w:rPr>
-          <w:rFonts w:hint="eastAsia" w:ascii="宋体" w:hAnsi="宋体" w:eastAsia="宋体" w:cs="宋体"/>
-          <w:sz w:val="24"/>
-          <w:szCs w:val="24"/>
-          <w:lang w:val="en-US" w:eastAsia="zh-CN"/>
-        </w:rPr>
-      </w:pPr>
-      <w:r>
-        <w:rPr>
-          <w:rFonts w:hint="eastAsia" w:ascii="宋体" w:hAnsi="宋体" w:eastAsia="宋体" w:cs="宋体"/>
-          <w:sz w:val="24"/>
-          <w:szCs w:val="24"/>
-          <w:lang w:val="en-US" w:eastAsia="zh-CN"/>
-        </w:rPr>
-        <w:t>变基、合并、存储操作的提示框分支选项？</w:t>
-      </w:r>
-    </w:p>
-    <w:p>
-      <w:pPr>
-        <w:rPr>
-          <w:rFonts w:hint="eastAsia" w:ascii="宋体" w:hAnsi="宋体" w:eastAsia="宋体" w:cs="宋体"/>
-          <w:sz w:val="24"/>
-          <w:szCs w:val="24"/>
-          <w:lang w:val="en-US" w:eastAsia="zh-CN"/>
-        </w:rPr>
-      </w:pPr>
-    </w:p>
-    <w:p>
-      <w:pPr>
-        <w:rPr>
-          <w:rFonts w:hint="eastAsia" w:ascii="宋体" w:hAnsi="宋体" w:eastAsia="宋体" w:cs="宋体"/>
-          <w:sz w:val="24"/>
-          <w:szCs w:val="24"/>
-          <w:lang w:val="en-US" w:eastAsia="zh-CN"/>
-        </w:rPr>
-      </w:pPr>
-      <w:r>
-        <w:rPr>
-          <w:rFonts w:hint="eastAsia" w:ascii="宋体" w:hAnsi="宋体" w:eastAsia="宋体" w:cs="宋体"/>
-          <w:sz w:val="24"/>
-          <w:szCs w:val="24"/>
-          <w:lang w:val="en-US" w:eastAsia="zh-CN"/>
-        </w:rPr>
-        <w:t>编辑器没有提供switch与reflog的操作？</w:t>
-      </w:r>
-    </w:p>
-    <w:p>
-      <w:pPr>
-        <w:rPr>
-          <w:rFonts w:hint="eastAsia" w:ascii="宋体" w:hAnsi="宋体" w:eastAsia="宋体" w:cs="宋体"/>
-          <w:sz w:val="24"/>
-          <w:szCs w:val="24"/>
-          <w:lang w:val="en-US" w:eastAsia="zh-CN"/>
-        </w:rPr>
-      </w:pPr>
-    </w:p>
-    <w:p>
-      <w:pPr>
-        <w:rPr>
-          <w:rFonts w:hint="eastAsia" w:ascii="宋体" w:hAnsi="宋体" w:eastAsia="宋体" w:cs="宋体"/>
-          <w:sz w:val="24"/>
-          <w:szCs w:val="24"/>
-          <w:lang w:val="en-US" w:eastAsia="zh-CN"/>
-        </w:rPr>
-      </w:pPr>
-      <w:r>
-        <w:rPr>
-          <w:rFonts w:hint="eastAsia" w:ascii="宋体" w:hAnsi="宋体" w:eastAsia="宋体" w:cs="宋体"/>
-          <w:sz w:val="24"/>
-          <w:szCs w:val="24"/>
-          <w:lang w:val="en-US" w:eastAsia="zh-CN"/>
-        </w:rPr>
-        <w:t>vscode命令面板？</w:t>
-      </w:r>
-    </w:p>
-    <w:p>
-      <w:pPr>
-        <w:rPr>
-          <w:rFonts w:hint="eastAsia" w:ascii="宋体" w:hAnsi="宋体" w:eastAsia="宋体" w:cs="宋体"/>
-          <w:sz w:val="24"/>
-          <w:szCs w:val="24"/>
-          <w:lang w:val="en-US" w:eastAsia="zh-CN"/>
-        </w:rPr>
-      </w:pPr>
-    </w:p>
-    <w:p>
-      <w:pPr>
-        <w:rPr>
-          <w:rFonts w:hint="eastAsia" w:ascii="宋体" w:hAnsi="宋体" w:eastAsia="宋体" w:cs="宋体"/>
-          <w:sz w:val="24"/>
-          <w:szCs w:val="24"/>
-          <w:lang w:val="en-US" w:eastAsia="zh-CN"/>
-        </w:rPr>
-      </w:pPr>
-      <w:r>
-        <w:rPr>
-          <w:rFonts w:hint="eastAsia" w:ascii="宋体" w:hAnsi="宋体" w:eastAsia="宋体" w:cs="宋体"/>
-          <w:sz w:val="24"/>
-          <w:szCs w:val="24"/>
-          <w:lang w:val="en-US" w:eastAsia="zh-CN"/>
-        </w:rPr>
-        <w:t>历史更多选项？</w:t>
-      </w:r>
-    </w:p>
-    <w:p>
-      <w:pPr>
-        <w:rPr>
-          <w:rFonts w:hint="eastAsia" w:ascii="宋体" w:hAnsi="宋体" w:eastAsia="宋体" w:cs="宋体"/>
-          <w:sz w:val="24"/>
-          <w:szCs w:val="24"/>
-          <w:lang w:val="en-US" w:eastAsia="zh-CN"/>
-        </w:rPr>
-      </w:pPr>
-    </w:p>
-    <w:p>
-      <w:pPr>
-        <w:rPr>
-          <w:rFonts w:hint="eastAsia" w:ascii="宋体" w:hAnsi="宋体" w:eastAsia="宋体" w:cs="宋体"/>
-          <w:sz w:val="24"/>
-          <w:szCs w:val="24"/>
-          <w:lang w:val="en-US" w:eastAsia="zh-CN"/>
-        </w:rPr>
-      </w:pPr>
-      <w:r>
-        <w:rPr>
-          <w:rFonts w:hint="eastAsia" w:ascii="宋体" w:hAnsi="宋体" w:eastAsia="宋体" w:cs="宋体"/>
-          <w:sz w:val="24"/>
-          <w:szCs w:val="24"/>
-          <w:lang w:val="en-US" w:eastAsia="zh-CN"/>
-        </w:rPr>
-        <w:t>交互式变基界面元素？</w:t>
+        <w:t>协作编码（5）--存储库--重命名仓库</w:t>
+      </w:r>
+    </w:p>
+    <w:p>
+      <w:pPr>
+        <w:ind w:left="420" w:leftChars="0" w:firstLine="420" w:firstLineChars="0"/>
+        <w:rPr>
+          <w:rFonts w:hint="eastAsia" w:ascii="宋体" w:hAnsi="宋体" w:eastAsia="宋体" w:cs="宋体"/>
+          <w:sz w:val="24"/>
+          <w:szCs w:val="24"/>
+          <w:lang w:val="en-US" w:eastAsia="zh-CN"/>
+        </w:rPr>
+      </w:pPr>
+      <w:r>
+        <w:rPr>
+          <w:rFonts w:hint="eastAsia" w:ascii="宋体" w:hAnsi="宋体" w:eastAsia="宋体" w:cs="宋体"/>
+          <w:sz w:val="24"/>
+          <w:szCs w:val="24"/>
+          <w:lang w:val="en-US" w:eastAsia="zh-CN"/>
+        </w:rPr>
+        <w:t>CP（7）</w:t>
+      </w:r>
+    </w:p>
+    <w:p>
+      <w:pPr>
+        <w:ind w:left="420" w:leftChars="0" w:firstLine="420" w:firstLineChars="0"/>
+        <w:rPr>
+          <w:rFonts w:hint="eastAsia" w:ascii="宋体" w:hAnsi="宋体" w:eastAsia="宋体" w:cs="宋体"/>
+          <w:sz w:val="24"/>
+          <w:szCs w:val="24"/>
+          <w:lang w:val="en-US" w:eastAsia="zh-CN"/>
+        </w:rPr>
+      </w:pPr>
+      <w:r>
+        <w:rPr>
+          <w:rFonts w:hint="eastAsia" w:ascii="宋体" w:hAnsi="宋体" w:eastAsia="宋体" w:cs="宋体"/>
+          <w:sz w:val="24"/>
+          <w:szCs w:val="24"/>
+          <w:lang w:val="en-US" w:eastAsia="zh-CN"/>
+        </w:rPr>
+        <w:t>CI/CD（3）</w:t>
+      </w:r>
+    </w:p>
+    <w:p>
+      <w:pPr>
+        <w:ind w:left="420" w:leftChars="0" w:firstLine="420" w:firstLineChars="0"/>
+        <w:rPr>
+          <w:rFonts w:hint="eastAsia" w:ascii="宋体" w:hAnsi="宋体" w:eastAsia="宋体" w:cs="宋体"/>
+          <w:sz w:val="24"/>
+          <w:szCs w:val="24"/>
+          <w:lang w:val="en-US" w:eastAsia="zh-CN"/>
+        </w:rPr>
+      </w:pPr>
+      <w:r>
+        <w:rPr>
+          <w:rFonts w:hint="eastAsia" w:ascii="宋体" w:hAnsi="宋体" w:eastAsia="宋体" w:cs="宋体"/>
+          <w:sz w:val="24"/>
+          <w:szCs w:val="24"/>
+          <w:lang w:val="en-US" w:eastAsia="zh-CN"/>
+        </w:rPr>
+        <w:t>安全性与代码质量（6）</w:t>
+      </w:r>
+    </w:p>
+    <w:p>
+      <w:pPr>
+        <w:ind w:left="420" w:leftChars="0" w:firstLine="420" w:firstLineChars="0"/>
+        <w:rPr>
+          <w:rFonts w:hint="eastAsia" w:ascii="宋体" w:hAnsi="宋体" w:eastAsia="宋体" w:cs="宋体"/>
+          <w:sz w:val="24"/>
+          <w:szCs w:val="24"/>
+          <w:lang w:val="en-US" w:eastAsia="zh-CN"/>
+        </w:rPr>
+      </w:pPr>
+      <w:r>
+        <w:rPr>
+          <w:rFonts w:hint="eastAsia" w:ascii="宋体" w:hAnsi="宋体" w:eastAsia="宋体" w:cs="宋体"/>
+          <w:sz w:val="24"/>
+          <w:szCs w:val="24"/>
+          <w:lang w:val="en-US" w:eastAsia="zh-CN"/>
+        </w:rPr>
+        <w:t>客户端（3）</w:t>
+      </w:r>
+    </w:p>
+    <w:p>
+      <w:pPr>
+        <w:ind w:left="420" w:leftChars="0" w:firstLine="420" w:firstLineChars="0"/>
+        <w:rPr>
+          <w:rFonts w:hint="eastAsia" w:ascii="宋体" w:hAnsi="宋体" w:eastAsia="宋体" w:cs="宋体"/>
+          <w:sz w:val="24"/>
+          <w:szCs w:val="24"/>
+          <w:lang w:val="en-US" w:eastAsia="zh-CN"/>
+        </w:rPr>
+      </w:pPr>
+      <w:r>
+        <w:rPr>
+          <w:rFonts w:hint="eastAsia" w:ascii="宋体" w:hAnsi="宋体" w:eastAsia="宋体" w:cs="宋体"/>
+          <w:sz w:val="24"/>
+          <w:szCs w:val="24"/>
+          <w:lang w:val="en-US" w:eastAsia="zh-CN"/>
+        </w:rPr>
+        <w:t>项目管理（3）</w:t>
+      </w:r>
+    </w:p>
+    <w:p>
+      <w:pPr>
+        <w:ind w:left="420" w:leftChars="0" w:firstLine="420" w:firstLineChars="0"/>
+        <w:rPr>
+          <w:rFonts w:hint="eastAsia" w:ascii="宋体" w:hAnsi="宋体" w:eastAsia="宋体" w:cs="宋体"/>
+          <w:sz w:val="24"/>
+          <w:szCs w:val="24"/>
+          <w:lang w:val="en-US" w:eastAsia="zh-CN"/>
+        </w:rPr>
+      </w:pPr>
+      <w:r>
+        <w:rPr>
+          <w:rFonts w:hint="eastAsia" w:ascii="宋体" w:hAnsi="宋体" w:eastAsia="宋体" w:cs="宋体"/>
+          <w:sz w:val="24"/>
+          <w:szCs w:val="24"/>
+          <w:lang w:val="en-US" w:eastAsia="zh-CN"/>
+        </w:rPr>
+        <w:t>企业团队（4）</w:t>
+      </w:r>
+    </w:p>
+    <w:p>
+      <w:pPr>
+        <w:ind w:left="420" w:leftChars="0" w:firstLine="420" w:firstLineChars="0"/>
+        <w:rPr>
+          <w:rFonts w:hint="eastAsia" w:ascii="宋体" w:hAnsi="宋体" w:eastAsia="宋体" w:cs="宋体"/>
+          <w:sz w:val="24"/>
+          <w:szCs w:val="24"/>
+          <w:lang w:val="en-US" w:eastAsia="zh-CN"/>
+        </w:rPr>
+      </w:pPr>
+      <w:r>
+        <w:rPr>
+          <w:rFonts w:hint="eastAsia" w:ascii="宋体" w:hAnsi="宋体" w:eastAsia="宋体" w:cs="宋体"/>
+          <w:sz w:val="24"/>
+          <w:szCs w:val="24"/>
+          <w:lang w:val="en-US" w:eastAsia="zh-CN"/>
+        </w:rPr>
+        <w:t>开发人员（5）</w:t>
+      </w:r>
+    </w:p>
+    <w:p>
+      <w:pPr>
+        <w:ind w:left="420" w:leftChars="0" w:firstLine="420" w:firstLineChars="0"/>
+        <w:rPr>
+          <w:rFonts w:hint="eastAsia" w:ascii="宋体" w:hAnsi="宋体" w:eastAsia="宋体" w:cs="宋体"/>
+          <w:sz w:val="24"/>
+          <w:szCs w:val="24"/>
+          <w:lang w:val="en-US" w:eastAsia="zh-CN"/>
+        </w:rPr>
+      </w:pPr>
+      <w:r>
+        <w:rPr>
+          <w:rFonts w:hint="eastAsia" w:ascii="宋体" w:hAnsi="宋体" w:eastAsia="宋体" w:cs="宋体"/>
+          <w:sz w:val="24"/>
+          <w:szCs w:val="24"/>
+          <w:lang w:val="en-US" w:eastAsia="zh-CN"/>
+        </w:rPr>
+        <w:t>社区（6）</w:t>
+      </w:r>
+    </w:p>
+    <w:p>
+      <w:pPr>
+        <w:ind w:left="420" w:leftChars="0" w:firstLine="420" w:firstLineChars="0"/>
+        <w:rPr>
+          <w:rFonts w:hint="default" w:ascii="宋体" w:hAnsi="宋体" w:eastAsia="宋体" w:cs="宋体"/>
+          <w:sz w:val="24"/>
+          <w:szCs w:val="24"/>
+          <w:lang w:val="en-US" w:eastAsia="zh-CN"/>
+        </w:rPr>
+      </w:pPr>
+      <w:r>
+        <w:rPr>
+          <w:rFonts w:hint="eastAsia" w:ascii="宋体" w:hAnsi="宋体" w:eastAsia="宋体" w:cs="宋体"/>
+          <w:sz w:val="24"/>
+          <w:szCs w:val="24"/>
+          <w:lang w:val="en-US" w:eastAsia="zh-CN"/>
+        </w:rPr>
+        <w:t>更多（4）</w:t>
       </w:r>
     </w:p>
     <w:p>
@@ -9037,7 +10306,7 @@
           <w:sz w:val="24"/>
           <w:szCs w:val="24"/>
         </w:rPr>
-        <w:instrText xml:space="preserve"> HYPERLINK "https://juejin.cn/post/7599920572840443913" </w:instrText>
+        <w:instrText xml:space="preserve"> HYPERLINK "https://geek-docs.com/git/git-questions/448_git_how_do_i_rename_a_git_repository.html" </w:instrText>
       </w:r>
       <w:r>
         <w:rPr>
@@ -9054,7 +10323,7 @@
           <w:sz w:val="24"/>
           <w:szCs w:val="24"/>
         </w:rPr>
-        <w:t>git rebase -i交互式变基你这个问题问得很“程序员本能”😄 git rebase -i（interactiv - 掘金</w:t>
+        <w:t>Git如何重命名一个Git仓库|极客教程</w:t>
       </w:r>
       <w:r>
         <w:rPr>
@@ -9082,57 +10351,172 @@
           <w:szCs w:val="24"/>
           <w:lang w:val="en-US" w:eastAsia="zh-CN"/>
         </w:rPr>
-        <w:t>git bash版本</w:t>
-      </w:r>
-    </w:p>
-    <w:p>
-      <w:pPr>
-        <w:ind w:firstLine="420" w:firstLineChars="0"/>
-        <w:rPr>
-          <w:rFonts w:hint="default" w:ascii="宋体" w:hAnsi="宋体" w:eastAsia="宋体" w:cs="宋体"/>
-          <w:sz w:val="24"/>
-          <w:szCs w:val="24"/>
-          <w:lang w:val="en-US" w:eastAsia="zh-CN"/>
-        </w:rPr>
-      </w:pPr>
-      <w:r>
-        <w:rPr>
-          <w:rFonts w:ascii="宋体" w:hAnsi="宋体" w:eastAsia="宋体" w:cs="宋体"/>
-          <w:sz w:val="24"/>
-          <w:szCs w:val="24"/>
+        <w:t>本地仓库命令行操作</w:t>
+      </w:r>
+    </w:p>
+    <w:p>
+      <w:pPr>
+        <w:ind w:left="420" w:leftChars="0" w:firstLine="420" w:firstLineChars="0"/>
+        <w:rPr>
+          <w:rFonts w:hint="default" w:ascii="宋体" w:hAnsi="宋体" w:eastAsia="宋体" w:cs="宋体"/>
+          <w:sz w:val="24"/>
+          <w:szCs w:val="24"/>
+          <w:lang w:val="en-US" w:eastAsia="zh-CN"/>
+        </w:rPr>
+      </w:pPr>
+      <w:r>
+        <w:rPr>
+          <w:rFonts w:hint="eastAsia" w:ascii="宋体" w:hAnsi="宋体" w:eastAsia="宋体" w:cs="宋体"/>
+          <w:sz w:val="24"/>
+          <w:szCs w:val="24"/>
+          <w:lang w:val="en-US" w:eastAsia="zh-CN"/>
+        </w:rPr>
+        <w:t>mv重命名</w:t>
+      </w:r>
+    </w:p>
+    <w:p>
+      <w:pPr>
+        <w:ind w:left="420" w:leftChars="0" w:firstLine="420" w:firstLineChars="0"/>
+        <w:rPr>
+          <w:rFonts w:hint="default" w:ascii="宋体" w:hAnsi="宋体" w:eastAsia="宋体" w:cs="宋体"/>
+          <w:sz w:val="24"/>
+          <w:szCs w:val="24"/>
+          <w:lang w:val="en-US" w:eastAsia="zh-CN"/>
+        </w:rPr>
+      </w:pPr>
+      <w:r>
+        <w:rPr>
+          <w:rFonts w:hint="eastAsia" w:ascii="宋体" w:hAnsi="宋体" w:eastAsia="宋体" w:cs="宋体"/>
+          <w:sz w:val="24"/>
+          <w:szCs w:val="24"/>
+          <w:lang w:val="en-US" w:eastAsia="zh-CN"/>
+        </w:rPr>
+        <w:t>cd切换目录</w:t>
+      </w:r>
+    </w:p>
+    <w:p>
+      <w:pPr>
+        <w:ind w:left="420" w:leftChars="0" w:firstLine="420" w:firstLineChars="0"/>
+        <w:rPr>
+          <w:rFonts w:hint="eastAsia" w:ascii="宋体" w:hAnsi="宋体" w:eastAsia="宋体" w:cs="宋体"/>
+          <w:sz w:val="24"/>
+          <w:szCs w:val="24"/>
+          <w:lang w:val="en-US" w:eastAsia="zh-CN"/>
+        </w:rPr>
+      </w:pPr>
+      <w:r>
+        <w:rPr>
+          <w:rFonts w:hint="eastAsia" w:ascii="宋体" w:hAnsi="宋体" w:eastAsia="宋体" w:cs="宋体"/>
+          <w:sz w:val="24"/>
+          <w:szCs w:val="24"/>
+          <w:lang w:val="en-US" w:eastAsia="zh-CN"/>
+        </w:rPr>
+        <w:t>git remote set-url origin new_url</w:t>
+      </w:r>
+    </w:p>
+    <w:p>
+      <w:pPr>
+        <w:ind w:left="420" w:leftChars="0" w:firstLine="420" w:firstLineChars="0"/>
+        <w:rPr>
+          <w:rFonts w:hint="eastAsia" w:ascii="宋体" w:hAnsi="宋体" w:eastAsia="宋体" w:cs="宋体"/>
+          <w:sz w:val="24"/>
+          <w:szCs w:val="24"/>
+          <w:lang w:val="en-US" w:eastAsia="zh-CN"/>
+        </w:rPr>
+      </w:pPr>
+    </w:p>
+    <w:p>
+      <w:pPr>
+        <w:rPr>
+          <w:rFonts w:hint="default" w:ascii="宋体" w:hAnsi="宋体" w:eastAsia="宋体" w:cs="宋体"/>
+          <w:sz w:val="24"/>
+          <w:szCs w:val="24"/>
+          <w:lang w:val="en-US" w:eastAsia="zh-CN"/>
+        </w:rPr>
+      </w:pPr>
+      <w:r>
+        <w:rPr>
+          <w:rFonts w:hint="eastAsia" w:ascii="宋体" w:hAnsi="宋体" w:eastAsia="宋体" w:cs="宋体"/>
+          <w:sz w:val="24"/>
+          <w:szCs w:val="24"/>
+          <w:lang w:val="en-US" w:eastAsia="zh-CN"/>
+        </w:rPr>
+        <w:t>远程存储库连接区别？</w:t>
+      </w:r>
+    </w:p>
+    <w:p>
+      <w:pPr>
+        <w:ind w:firstLine="420" w:firstLineChars="0"/>
+        <w:rPr>
+          <w:rFonts w:hint="eastAsia" w:ascii="宋体" w:hAnsi="宋体" w:eastAsia="宋体" w:cs="宋体"/>
+          <w:sz w:val="24"/>
+          <w:szCs w:val="24"/>
+          <w:lang w:val="en-US" w:eastAsia="zh-CN"/>
+        </w:rPr>
+      </w:pPr>
+      <w:r>
+        <w:rPr>
+          <w:rFonts w:hint="eastAsia" w:ascii="宋体" w:hAnsi="宋体" w:eastAsia="宋体" w:cs="宋体"/>
+          <w:sz w:val="24"/>
+          <w:szCs w:val="24"/>
+          <w:lang w:val="en-US" w:eastAsia="zh-CN"/>
+        </w:rPr>
+        <w:t>HTTPS（web url）</w:t>
+      </w:r>
+    </w:p>
+    <w:p>
+      <w:pPr>
+        <w:ind w:firstLine="420" w:firstLineChars="0"/>
+        <w:rPr>
+          <w:rFonts w:hint="default" w:ascii="宋体" w:hAnsi="宋体" w:eastAsia="宋体" w:cs="宋体"/>
+          <w:sz w:val="24"/>
+          <w:szCs w:val="24"/>
+          <w:lang w:val="en-US" w:eastAsia="zh-CN"/>
+        </w:rPr>
+      </w:pPr>
+      <w:r>
+        <w:rPr>
+          <w:rFonts w:hint="default" w:ascii="宋体" w:hAnsi="宋体" w:eastAsia="宋体" w:cs="宋体"/>
+          <w:sz w:val="24"/>
+          <w:szCs w:val="24"/>
+          <w:lang w:val="en-US" w:eastAsia="zh-CN"/>
         </w:rPr>
         <w:fldChar w:fldCharType="begin"/>
       </w:r>
       <w:r>
         <w:rPr>
-          <w:rFonts w:ascii="宋体" w:hAnsi="宋体" w:eastAsia="宋体" w:cs="宋体"/>
-          <w:sz w:val="24"/>
-          <w:szCs w:val="24"/>
-        </w:rPr>
-        <w:instrText xml:space="preserve"> HYPERLINK "https://juejin.cn/post/7166861535766118437" </w:instrText>
-      </w:r>
-      <w:r>
-        <w:rPr>
-          <w:rFonts w:ascii="宋体" w:hAnsi="宋体" w:eastAsia="宋体" w:cs="宋体"/>
-          <w:sz w:val="24"/>
-          <w:szCs w:val="24"/>
+          <w:rFonts w:hint="default" w:ascii="宋体" w:hAnsi="宋体" w:eastAsia="宋体" w:cs="宋体"/>
+          <w:sz w:val="24"/>
+          <w:szCs w:val="24"/>
+          <w:lang w:val="en-US" w:eastAsia="zh-CN"/>
+        </w:rPr>
+        <w:instrText xml:space="preserve"> HYPERLINK "https://github.com/LEOlianggaosang/VScodeSCM_GitActionTest.git" </w:instrText>
+      </w:r>
+      <w:r>
+        <w:rPr>
+          <w:rFonts w:hint="default" w:ascii="宋体" w:hAnsi="宋体" w:eastAsia="宋体" w:cs="宋体"/>
+          <w:sz w:val="24"/>
+          <w:szCs w:val="24"/>
+          <w:lang w:val="en-US" w:eastAsia="zh-CN"/>
         </w:rPr>
         <w:fldChar w:fldCharType="separate"/>
       </w:r>
       <w:r>
         <w:rPr>
           <w:rStyle w:val="7"/>
-          <w:rFonts w:ascii="宋体" w:hAnsi="宋体" w:eastAsia="宋体" w:cs="宋体"/>
-          <w:sz w:val="24"/>
-          <w:szCs w:val="24"/>
-        </w:rPr>
-        <w:t>rebase交互式变基rebase交互式变基 变基时可用的命令 变基时有六个命令可用： pick pick只表示包含提交 - 掘金</w:t>
-      </w:r>
-      <w:r>
-        <w:rPr>
-          <w:rFonts w:ascii="宋体" w:hAnsi="宋体" w:eastAsia="宋体" w:cs="宋体"/>
-          <w:sz w:val="24"/>
-          <w:szCs w:val="24"/>
+          <w:rFonts w:hint="default" w:ascii="宋体" w:hAnsi="宋体" w:eastAsia="宋体" w:cs="宋体"/>
+          <w:sz w:val="24"/>
+          <w:szCs w:val="24"/>
+          <w:lang w:val="en-US" w:eastAsia="zh-CN"/>
+        </w:rPr>
+        <w:t>https://github.com/LEOlianggaosang/VScodeSCM_GitActionTest.git</w:t>
+      </w:r>
+      <w:r>
+        <w:rPr>
+          <w:rFonts w:hint="default" w:ascii="宋体" w:hAnsi="宋体" w:eastAsia="宋体" w:cs="宋体"/>
+          <w:sz w:val="24"/>
+          <w:szCs w:val="24"/>
+          <w:lang w:val="en-US" w:eastAsia="zh-CN"/>
         </w:rPr>
         <w:fldChar w:fldCharType="end"/>
       </w:r>
@@ -9141,89 +10525,164 @@
       <w:pPr>
         <w:ind w:firstLine="420" w:firstLineChars="0"/>
         <w:rPr>
-          <w:rFonts w:ascii="宋体" w:hAnsi="宋体" w:eastAsia="宋体" w:cs="宋体"/>
-          <w:sz w:val="24"/>
-          <w:szCs w:val="24"/>
-        </w:rPr>
-      </w:pPr>
-      <w:r>
-        <w:rPr>
-          <w:rFonts w:ascii="宋体" w:hAnsi="宋体" w:eastAsia="宋体" w:cs="宋体"/>
-          <w:sz w:val="24"/>
-          <w:szCs w:val="24"/>
+          <w:rFonts w:hint="eastAsia" w:ascii="宋体" w:hAnsi="宋体" w:eastAsia="宋体" w:cs="宋体"/>
+          <w:sz w:val="24"/>
+          <w:szCs w:val="24"/>
+          <w:lang w:val="en-US" w:eastAsia="zh-CN"/>
+        </w:rPr>
+      </w:pPr>
+      <w:r>
+        <w:rPr>
+          <w:rFonts w:hint="eastAsia" w:ascii="宋体" w:hAnsi="宋体" w:eastAsia="宋体" w:cs="宋体"/>
+          <w:sz w:val="24"/>
+          <w:szCs w:val="24"/>
+          <w:lang w:val="en-US" w:eastAsia="zh-CN"/>
+        </w:rPr>
+        <w:t>SSH</w:t>
+      </w:r>
+    </w:p>
+    <w:p>
+      <w:pPr>
+        <w:ind w:firstLine="420" w:firstLineChars="0"/>
+        <w:rPr>
+          <w:rFonts w:hint="default" w:ascii="宋体" w:hAnsi="宋体" w:eastAsia="宋体" w:cs="宋体"/>
+          <w:sz w:val="24"/>
+          <w:szCs w:val="24"/>
+          <w:lang w:val="en-US" w:eastAsia="zh-CN"/>
+        </w:rPr>
+      </w:pPr>
+      <w:r>
+        <w:rPr>
+          <w:rFonts w:hint="default" w:ascii="宋体" w:hAnsi="宋体" w:eastAsia="宋体" w:cs="宋体"/>
+          <w:sz w:val="24"/>
+          <w:szCs w:val="24"/>
+          <w:lang w:val="en-US" w:eastAsia="zh-CN"/>
         </w:rPr>
         <w:fldChar w:fldCharType="begin"/>
       </w:r>
       <w:r>
         <w:rPr>
-          <w:rFonts w:ascii="宋体" w:hAnsi="宋体" w:eastAsia="宋体" w:cs="宋体"/>
-          <w:sz w:val="24"/>
-          <w:szCs w:val="24"/>
-        </w:rPr>
-        <w:instrText xml:space="preserve"> HYPERLINK "https://weimingze.com/git/git_rebase_interactive.html" </w:instrText>
-      </w:r>
-      <w:r>
-        <w:rPr>
-          <w:rFonts w:ascii="宋体" w:hAnsi="宋体" w:eastAsia="宋体" w:cs="宋体"/>
-          <w:sz w:val="24"/>
-          <w:szCs w:val="24"/>
+          <w:rFonts w:hint="default" w:ascii="宋体" w:hAnsi="宋体" w:eastAsia="宋体" w:cs="宋体"/>
+          <w:sz w:val="24"/>
+          <w:szCs w:val="24"/>
+          <w:lang w:val="en-US" w:eastAsia="zh-CN"/>
+        </w:rPr>
+        <w:instrText xml:space="preserve"> HYPERLINK "mailto:git@github.com:LEOlianggaosang/VScodeSCM_GitActionTest.git" </w:instrText>
+      </w:r>
+      <w:r>
+        <w:rPr>
+          <w:rFonts w:hint="default" w:ascii="宋体" w:hAnsi="宋体" w:eastAsia="宋体" w:cs="宋体"/>
+          <w:sz w:val="24"/>
+          <w:szCs w:val="24"/>
+          <w:lang w:val="en-US" w:eastAsia="zh-CN"/>
         </w:rPr>
         <w:fldChar w:fldCharType="separate"/>
       </w:r>
       <w:r>
         <w:rPr>
           <w:rStyle w:val="7"/>
-          <w:rFonts w:ascii="宋体" w:hAnsi="宋体" w:eastAsia="宋体" w:cs="宋体"/>
-          <w:sz w:val="24"/>
-          <w:szCs w:val="24"/>
-        </w:rPr>
-        <w:t>交互式变基 - Git教程 | 魏明择的官方网站</w:t>
-      </w:r>
-      <w:r>
-        <w:rPr>
-          <w:rFonts w:ascii="宋体" w:hAnsi="宋体" w:eastAsia="宋体" w:cs="宋体"/>
-          <w:sz w:val="24"/>
-          <w:szCs w:val="24"/>
+          <w:rFonts w:hint="default" w:ascii="宋体" w:hAnsi="宋体" w:eastAsia="宋体" w:cs="宋体"/>
+          <w:sz w:val="24"/>
+          <w:szCs w:val="24"/>
+          <w:lang w:val="en-US" w:eastAsia="zh-CN"/>
+        </w:rPr>
+        <w:t>git@github.com:LEOlianggaosang/VScodeSCM_GitActionTest.git</w:t>
+      </w:r>
+      <w:r>
+        <w:rPr>
+          <w:rFonts w:hint="default" w:ascii="宋体" w:hAnsi="宋体" w:eastAsia="宋体" w:cs="宋体"/>
+          <w:sz w:val="24"/>
+          <w:szCs w:val="24"/>
+          <w:lang w:val="en-US" w:eastAsia="zh-CN"/>
         </w:rPr>
         <w:fldChar w:fldCharType="end"/>
       </w:r>
     </w:p>
     <w:p>
       <w:pPr>
-        <w:rPr>
-          <w:rFonts w:ascii="宋体" w:hAnsi="宋体" w:eastAsia="宋体" w:cs="宋体"/>
-          <w:sz w:val="24"/>
-          <w:szCs w:val="24"/>
-        </w:rPr>
-      </w:pPr>
-    </w:p>
-    <w:p>
-      <w:pPr>
-        <w:rPr>
-          <w:rFonts w:hint="eastAsia" w:ascii="宋体" w:hAnsi="宋体" w:eastAsia="宋体" w:cs="宋体"/>
-          <w:sz w:val="24"/>
-          <w:szCs w:val="24"/>
-          <w:lang w:val="en-US" w:eastAsia="zh-CN"/>
-        </w:rPr>
-      </w:pPr>
-      <w:r>
-        <w:rPr>
-          <w:rFonts w:hint="eastAsia" w:ascii="宋体" w:hAnsi="宋体" w:eastAsia="宋体" w:cs="宋体"/>
-          <w:sz w:val="24"/>
-          <w:szCs w:val="24"/>
-          <w:lang w:val="en-US" w:eastAsia="zh-CN"/>
-        </w:rPr>
-        <w:t>变基与交互式变基差异？</w:t>
-      </w:r>
-    </w:p>
-    <w:p>
-      <w:pPr>
-        <w:ind w:firstLine="420" w:firstLineChars="0"/>
-        <w:rPr>
-          <w:rFonts w:hint="eastAsia" w:ascii="宋体" w:hAnsi="宋体" w:eastAsia="宋体" w:cs="宋体"/>
-          <w:sz w:val="24"/>
-          <w:szCs w:val="24"/>
-          <w:lang w:val="en-US" w:eastAsia="zh-CN"/>
+        <w:ind w:firstLine="420" w:firstLineChars="0"/>
+        <w:rPr>
+          <w:rFonts w:hint="eastAsia" w:ascii="宋体" w:hAnsi="宋体" w:eastAsia="宋体" w:cs="宋体"/>
+          <w:sz w:val="24"/>
+          <w:szCs w:val="24"/>
+          <w:lang w:val="en-US" w:eastAsia="zh-CN"/>
+        </w:rPr>
+      </w:pPr>
+      <w:r>
+        <w:rPr>
+          <w:rFonts w:hint="eastAsia" w:ascii="宋体" w:hAnsi="宋体" w:eastAsia="宋体" w:cs="宋体"/>
+          <w:sz w:val="24"/>
+          <w:szCs w:val="24"/>
+          <w:lang w:val="en-US" w:eastAsia="zh-CN"/>
+        </w:rPr>
+        <w:t>GitHub Cli</w:t>
+      </w:r>
+    </w:p>
+    <w:p>
+      <w:pPr>
+        <w:ind w:firstLine="420" w:firstLineChars="0"/>
+        <w:rPr>
+          <w:rFonts w:hint="default" w:ascii="宋体" w:hAnsi="宋体" w:eastAsia="宋体" w:cs="宋体"/>
+          <w:sz w:val="24"/>
+          <w:szCs w:val="24"/>
+          <w:lang w:val="en-US" w:eastAsia="zh-CN"/>
+        </w:rPr>
+      </w:pPr>
+      <w:r>
+        <w:rPr>
+          <w:rFonts w:hint="default" w:ascii="宋体" w:hAnsi="宋体" w:eastAsia="宋体" w:cs="宋体"/>
+          <w:sz w:val="24"/>
+          <w:szCs w:val="24"/>
+          <w:lang w:val="en-US" w:eastAsia="zh-CN"/>
+        </w:rPr>
+        <w:t>gh repo clone LEOlianggaosang/VScodeSCM_GitActionTest</w:t>
+      </w:r>
+    </w:p>
+    <w:p>
+      <w:pPr>
+        <w:rPr>
+          <w:rFonts w:hint="default" w:ascii="宋体" w:hAnsi="宋体" w:eastAsia="宋体" w:cs="宋体"/>
+          <w:sz w:val="24"/>
+          <w:szCs w:val="24"/>
+          <w:lang w:val="en-US" w:eastAsia="zh-CN"/>
+        </w:rPr>
+      </w:pPr>
+    </w:p>
+    <w:p>
+      <w:pPr>
+        <w:rPr>
+          <w:rFonts w:hint="eastAsia" w:ascii="宋体" w:hAnsi="宋体" w:eastAsia="宋体" w:cs="宋体"/>
+          <w:sz w:val="24"/>
+          <w:szCs w:val="24"/>
+          <w:lang w:val="en-US" w:eastAsia="zh-CN"/>
+        </w:rPr>
+      </w:pPr>
+      <w:r>
+        <w:rPr>
+          <w:rFonts w:hint="default" w:ascii="宋体" w:hAnsi="宋体" w:eastAsia="宋体" w:cs="宋体"/>
+          <w:sz w:val="24"/>
+          <w:szCs w:val="24"/>
+          <w:lang w:val="en-US" w:eastAsia="zh-CN"/>
+        </w:rPr>
+        <w:t>上游分支是一个引用，用于记录本地分支与其对应的远程分支之间的关系</w:t>
+      </w:r>
+      <w:r>
+        <w:rPr>
+          <w:rFonts w:hint="eastAsia" w:ascii="宋体" w:hAnsi="宋体" w:eastAsia="宋体" w:cs="宋体"/>
+          <w:sz w:val="24"/>
+          <w:szCs w:val="24"/>
+          <w:lang w:val="en-US" w:eastAsia="zh-CN"/>
+        </w:rPr>
+        <w:t>？</w:t>
+      </w:r>
+    </w:p>
+    <w:p>
+      <w:pPr>
+        <w:ind w:firstLine="420" w:firstLineChars="0"/>
+        <w:rPr>
+          <w:rFonts w:ascii="宋体" w:hAnsi="宋体" w:eastAsia="宋体" w:cs="宋体"/>
+          <w:sz w:val="24"/>
+          <w:szCs w:val="24"/>
         </w:rPr>
       </w:pPr>
       <w:r>
@@ -9240,7 +10699,7 @@
           <w:sz w:val="24"/>
           <w:szCs w:val="24"/>
         </w:rPr>
-        <w:instrText xml:space="preserve"> HYPERLINK "https://weimingze.com/git/git_rebase.html" </w:instrText>
+        <w:instrText xml:space="preserve"> HYPERLINK "https://blog.csdn.net/qq_36777143/article/details/146713174" </w:instrText>
       </w:r>
       <w:r>
         <w:rPr>
@@ -9257,7 +10716,7 @@
           <w:sz w:val="24"/>
           <w:szCs w:val="24"/>
         </w:rPr>
-        <w:t>Git 变基操作 - Git教程 | 魏明择的官方网站</w:t>
+        <w:t>本地main分支到底如何关联到 origin/main？一共包含哪些部分？使用场景是什么？底层原理是什么？_origin main-CSDN博客</w:t>
       </w:r>
       <w:r>
         <w:rPr>
@@ -9270,111 +10729,11 @@
     </w:p>
     <w:p>
       <w:pPr>
-        <w:rPr>
-          <w:rFonts w:hint="default" w:ascii="宋体" w:hAnsi="宋体" w:eastAsia="宋体" w:cs="宋体"/>
-          <w:sz w:val="24"/>
-          <w:szCs w:val="24"/>
-          <w:lang w:val="en-US" w:eastAsia="zh-CN"/>
-        </w:rPr>
-      </w:pPr>
-    </w:p>
-    <w:p>
-      <w:pPr>
-        <w:rPr>
-          <w:rFonts w:hint="eastAsia" w:ascii="宋体" w:hAnsi="宋体" w:eastAsia="宋体" w:cs="宋体"/>
-          <w:sz w:val="24"/>
-          <w:szCs w:val="24"/>
-          <w:lang w:val="en-US" w:eastAsia="zh-CN"/>
-        </w:rPr>
-      </w:pPr>
-      <w:r>
-        <w:rPr>
-          <w:rFonts w:hint="eastAsia" w:ascii="宋体" w:hAnsi="宋体" w:eastAsia="宋体" w:cs="宋体"/>
-          <w:sz w:val="24"/>
-          <w:szCs w:val="24"/>
-          <w:lang w:val="en-US" w:eastAsia="zh-CN"/>
-        </w:rPr>
-        <w:t>操作交互式变基界面使gitlensPRO受限功能破限显示</w:t>
-      </w:r>
-    </w:p>
-    <w:p>
-      <w:pPr>
-        <w:ind w:firstLine="420" w:firstLineChars="0"/>
-        <w:rPr>
-          <w:rFonts w:hint="default" w:ascii="宋体" w:hAnsi="宋体" w:eastAsia="宋体" w:cs="宋体"/>
-          <w:sz w:val="24"/>
-          <w:szCs w:val="24"/>
-          <w:lang w:val="en-US" w:eastAsia="zh-CN"/>
-        </w:rPr>
-      </w:pPr>
-      <w:r>
-        <w:rPr>
-          <w:rFonts w:hint="default" w:ascii="宋体" w:hAnsi="宋体" w:eastAsia="宋体" w:cs="宋体"/>
-          <w:sz w:val="24"/>
-          <w:szCs w:val="24"/>
-          <w:lang w:val="en-US" w:eastAsia="zh-CN"/>
-        </w:rPr>
-        <w:t>Commit Graph</w:t>
-      </w:r>
-    </w:p>
-    <w:p>
-      <w:pPr>
-        <w:ind w:firstLine="420" w:firstLineChars="0"/>
-        <w:rPr>
-          <w:rFonts w:hint="default" w:ascii="宋体" w:hAnsi="宋体" w:eastAsia="宋体" w:cs="宋体"/>
-          <w:sz w:val="24"/>
-          <w:szCs w:val="24"/>
-          <w:lang w:val="en-US" w:eastAsia="zh-CN"/>
-        </w:rPr>
-      </w:pPr>
-      <w:r>
-        <w:rPr>
-          <w:rFonts w:hint="default" w:ascii="宋体" w:hAnsi="宋体" w:eastAsia="宋体" w:cs="宋体"/>
-          <w:sz w:val="24"/>
-          <w:szCs w:val="24"/>
-          <w:lang w:val="en-US" w:eastAsia="zh-CN"/>
-        </w:rPr>
-        <w:t>VISUAL FILE HISTROY</w:t>
-      </w:r>
-    </w:p>
-    <w:p>
-      <w:pPr>
-        <w:ind w:firstLine="420" w:firstLineChars="0"/>
-        <w:rPr>
-          <w:rFonts w:hint="eastAsia" w:ascii="宋体" w:hAnsi="宋体" w:eastAsia="宋体" w:cs="宋体"/>
-          <w:sz w:val="24"/>
-          <w:szCs w:val="24"/>
-          <w:lang w:val="en-US" w:eastAsia="zh-CN"/>
-        </w:rPr>
-      </w:pPr>
-      <w:r>
-        <w:rPr>
-          <w:rFonts w:hint="eastAsia" w:ascii="宋体" w:hAnsi="宋体" w:eastAsia="宋体" w:cs="宋体"/>
-          <w:sz w:val="24"/>
-          <w:szCs w:val="24"/>
-          <w:lang w:val="en-US" w:eastAsia="zh-CN"/>
-        </w:rPr>
-        <w:t>代价是变基编辑器失效（打开git-rrebase-todo）</w:t>
-      </w:r>
-    </w:p>
-    <w:p>
-      <w:pPr>
-        <w:ind w:firstLine="420" w:firstLineChars="0"/>
-        <w:rPr>
-          <w:rFonts w:hint="eastAsia" w:ascii="宋体" w:hAnsi="宋体" w:eastAsia="宋体" w:cs="宋体"/>
-          <w:sz w:val="24"/>
-          <w:szCs w:val="24"/>
-          <w:lang w:val="en-US" w:eastAsia="zh-CN"/>
-        </w:rPr>
-      </w:pPr>
-    </w:p>
-    <w:p>
-      <w:pPr>
-        <w:rPr>
-          <w:rFonts w:hint="default" w:ascii="宋体" w:hAnsi="宋体" w:eastAsia="宋体" w:cs="宋体"/>
-          <w:sz w:val="24"/>
-          <w:szCs w:val="24"/>
-          <w:lang w:val="en-US" w:eastAsia="zh-CN"/>
+        <w:ind w:firstLine="420" w:firstLineChars="0"/>
+        <w:rPr>
+          <w:rFonts w:ascii="宋体" w:hAnsi="宋体" w:eastAsia="宋体" w:cs="宋体"/>
+          <w:sz w:val="24"/>
+          <w:szCs w:val="24"/>
         </w:rPr>
       </w:pPr>
       <w:r>
@@ -9391,7 +10750,7 @@
           <w:sz w:val="24"/>
           <w:szCs w:val="24"/>
         </w:rPr>
-        <w:instrText xml:space="preserve"> HYPERLINK "https://weimingze.com/markdown/" </w:instrText>
+        <w:instrText xml:space="preserve"> HYPERLINK "https://www.php.cn/faq/2640270.html" </w:instrText>
       </w:r>
       <w:r>
         <w:rPr>
@@ -9408,7 +10767,7 @@
           <w:sz w:val="24"/>
           <w:szCs w:val="24"/>
         </w:rPr>
-        <w:t>前言 - Markdown教程 | 魏明择的官方网站</w:t>
+        <w:t>Git远程分支映射规则修改_Git项目配置技巧【教学】-git-PHP中文网</w:t>
       </w:r>
       <w:r>
         <w:rPr>
@@ -9418,6 +10777,973 @@
         </w:rPr>
         <w:fldChar w:fldCharType="end"/>
       </w:r>
+    </w:p>
+    <w:p>
+      <w:pPr>
+        <w:ind w:firstLine="420" w:firstLineChars="0"/>
+        <w:rPr>
+          <w:rFonts w:hint="eastAsia" w:ascii="宋体" w:hAnsi="宋体" w:eastAsia="宋体" w:cs="宋体"/>
+          <w:sz w:val="24"/>
+          <w:szCs w:val="24"/>
+        </w:rPr>
+      </w:pPr>
+      <w:r>
+        <w:rPr>
+          <w:rFonts w:hint="eastAsia" w:ascii="宋体" w:hAnsi="宋体" w:eastAsia="宋体" w:cs="宋体"/>
+          <w:sz w:val="24"/>
+          <w:szCs w:val="24"/>
+        </w:rPr>
+        <w:t>git branch --set-upstream-to=origin/master</w:t>
+      </w:r>
+    </w:p>
+    <w:p>
+      <w:pPr>
+        <w:ind w:firstLine="420" w:firstLineChars="0"/>
+        <w:rPr>
+          <w:rFonts w:hint="eastAsia" w:ascii="宋体" w:hAnsi="宋体" w:eastAsia="宋体" w:cs="宋体"/>
+          <w:sz w:val="24"/>
+          <w:szCs w:val="24"/>
+        </w:rPr>
+      </w:pPr>
+      <w:r>
+        <w:rPr>
+          <w:rFonts w:hint="eastAsia" w:ascii="宋体" w:hAnsi="宋体" w:eastAsia="宋体" w:cs="宋体"/>
+          <w:sz w:val="24"/>
+          <w:szCs w:val="24"/>
+        </w:rPr>
+        <w:t>git push -u origin main</w:t>
+      </w:r>
+    </w:p>
+    <w:p>
+      <w:pPr>
+        <w:ind w:firstLine="420" w:firstLineChars="0"/>
+        <w:rPr>
+          <w:rFonts w:hint="eastAsia" w:ascii="宋体" w:hAnsi="宋体" w:eastAsia="宋体" w:cs="宋体"/>
+          <w:sz w:val="24"/>
+          <w:szCs w:val="24"/>
+          <w:lang w:val="en-US" w:eastAsia="zh-CN"/>
+        </w:rPr>
+      </w:pPr>
+      <w:r>
+        <w:rPr>
+          <w:rFonts w:hint="eastAsia" w:ascii="宋体" w:hAnsi="宋体" w:eastAsia="宋体" w:cs="宋体"/>
+          <w:sz w:val="24"/>
+          <w:szCs w:val="24"/>
+          <w:lang w:val="en-US" w:eastAsia="zh-CN"/>
+        </w:rPr>
+        <w:t>git branch -vv</w:t>
+      </w:r>
+    </w:p>
+    <w:p>
+      <w:pPr>
+        <w:ind w:firstLine="420" w:firstLineChars="0"/>
+        <w:rPr>
+          <w:rFonts w:hint="default" w:ascii="宋体" w:hAnsi="宋体" w:eastAsia="宋体" w:cs="宋体"/>
+          <w:sz w:val="24"/>
+          <w:szCs w:val="24"/>
+          <w:lang w:val="en-US" w:eastAsia="zh-CN"/>
+        </w:rPr>
+      </w:pPr>
+      <w:r>
+        <w:rPr>
+          <w:rFonts w:hint="default" w:ascii="宋体" w:hAnsi="宋体" w:eastAsia="宋体" w:cs="宋体"/>
+          <w:sz w:val="24"/>
+          <w:szCs w:val="24"/>
+          <w:lang w:val="en-US" w:eastAsia="zh-CN"/>
+        </w:rPr>
+        <w:t>关联到</w:t>
+      </w:r>
+    </w:p>
+    <w:p>
+      <w:pPr>
+        <w:ind w:firstLine="420" w:firstLineChars="0"/>
+        <w:rPr>
+          <w:rFonts w:hint="default" w:ascii="宋体" w:hAnsi="宋体" w:eastAsia="宋体" w:cs="宋体"/>
+          <w:sz w:val="24"/>
+          <w:szCs w:val="24"/>
+          <w:lang w:val="en-US" w:eastAsia="zh-CN"/>
+        </w:rPr>
+      </w:pPr>
+      <w:r>
+        <w:rPr>
+          <w:rFonts w:hint="default" w:ascii="宋体" w:hAnsi="宋体" w:eastAsia="宋体" w:cs="宋体"/>
+          <w:sz w:val="24"/>
+          <w:szCs w:val="24"/>
+          <w:lang w:val="en-US" w:eastAsia="zh-CN"/>
+        </w:rPr>
+        <w:t>关联目的是在执行git pull</w:t>
+      </w:r>
+      <w:r>
+        <w:rPr>
+          <w:rFonts w:hint="eastAsia" w:ascii="宋体" w:hAnsi="宋体" w:eastAsia="宋体" w:cs="宋体"/>
+          <w:sz w:val="24"/>
+          <w:szCs w:val="24"/>
+          <w:lang w:val="en-US" w:eastAsia="zh-CN"/>
+        </w:rPr>
+        <w:t>/</w:t>
+      </w:r>
+      <w:r>
+        <w:rPr>
+          <w:rFonts w:hint="default" w:ascii="宋体" w:hAnsi="宋体" w:eastAsia="宋体" w:cs="宋体"/>
+          <w:sz w:val="24"/>
+          <w:szCs w:val="24"/>
+          <w:lang w:val="en-US" w:eastAsia="zh-CN"/>
+        </w:rPr>
+        <w:t>git push操作时就不需要指定对应的远程分支</w:t>
+      </w:r>
+      <w:r>
+        <w:rPr>
+          <w:rFonts w:hint="eastAsia" w:ascii="宋体" w:hAnsi="宋体" w:eastAsia="宋体" w:cs="宋体"/>
+          <w:sz w:val="24"/>
+          <w:szCs w:val="24"/>
+          <w:lang w:val="en-US" w:eastAsia="zh-CN"/>
+        </w:rPr>
+        <w:t>！</w:t>
+      </w:r>
+    </w:p>
+    <w:p>
+      <w:pPr>
+        <w:ind w:firstLine="420" w:firstLineChars="0"/>
+        <w:rPr>
+          <w:rFonts w:hint="eastAsia" w:ascii="宋体" w:hAnsi="宋体" w:eastAsia="宋体" w:cs="宋体"/>
+          <w:sz w:val="24"/>
+          <w:szCs w:val="24"/>
+          <w:u w:val="single"/>
+          <w:lang w:val="en-US" w:eastAsia="zh-CN"/>
+        </w:rPr>
+      </w:pPr>
+      <w:r>
+        <w:rPr>
+          <w:rFonts w:hint="eastAsia" w:ascii="宋体" w:hAnsi="宋体" w:eastAsia="宋体" w:cs="宋体"/>
+          <w:sz w:val="24"/>
+          <w:szCs w:val="24"/>
+          <w:u w:val="single"/>
+          <w:lang w:val="en-US" w:eastAsia="zh-CN"/>
+        </w:rPr>
+        <w:t>每条分支都可以建立独立的远程关联，不关联分支同样会同步到远程，只是缺少了origin对应关系！</w:t>
+      </w:r>
+    </w:p>
+    <w:p>
+      <w:pPr>
+        <w:ind w:firstLine="420" w:firstLineChars="0"/>
+        <w:rPr>
+          <w:rFonts w:hint="default" w:ascii="宋体" w:hAnsi="宋体" w:eastAsia="宋体" w:cs="宋体"/>
+          <w:sz w:val="24"/>
+          <w:szCs w:val="24"/>
+          <w:u w:val="single"/>
+          <w:lang w:val="en-US" w:eastAsia="zh-CN"/>
+        </w:rPr>
+      </w:pPr>
+      <w:r>
+        <w:rPr>
+          <w:rFonts w:hint="eastAsia" w:ascii="宋体" w:hAnsi="宋体" w:eastAsia="宋体" w:cs="宋体"/>
+          <w:sz w:val="24"/>
+          <w:szCs w:val="24"/>
+          <w:u w:val="single"/>
+          <w:lang w:val="en-US" w:eastAsia="zh-CN"/>
+        </w:rPr>
+        <w:t>已经建立远程管理的分支直接重置到基底不同分支，想要同步需要先拉取后同步，产生合并commit，不如直接强推！</w:t>
+      </w:r>
+    </w:p>
+    <w:p>
+      <w:pPr>
+        <w:ind w:firstLine="420" w:firstLineChars="0"/>
+        <w:rPr>
+          <w:rFonts w:hint="default" w:ascii="宋体" w:hAnsi="宋体" w:eastAsia="宋体" w:cs="宋体"/>
+          <w:sz w:val="24"/>
+          <w:szCs w:val="24"/>
+          <w:u w:val="single"/>
+          <w:lang w:val="en-US" w:eastAsia="zh-CN"/>
+        </w:rPr>
+      </w:pPr>
+      <w:r>
+        <w:rPr>
+          <w:rFonts w:hint="eastAsia" w:ascii="宋体" w:hAnsi="宋体" w:eastAsia="宋体" w:cs="宋体"/>
+          <w:sz w:val="24"/>
+          <w:szCs w:val="24"/>
+          <w:u w:val="single"/>
+          <w:lang w:val="en-US" w:eastAsia="zh-CN"/>
+        </w:rPr>
+        <w:t>main是head，main0是远程分支备份（发布，进行远程实验），mian01/branch01是main0/branch0的副本（不发布，复制进行分支实验）！</w:t>
+      </w:r>
+    </w:p>
+    <w:p>
+      <w:pPr>
+        <w:ind w:firstLine="420" w:firstLineChars="0"/>
+        <w:rPr>
+          <w:rFonts w:hint="default" w:ascii="宋体" w:hAnsi="宋体" w:eastAsia="宋体" w:cs="宋体"/>
+          <w:sz w:val="24"/>
+          <w:szCs w:val="24"/>
+          <w:lang w:val="en-US" w:eastAsia="zh-CN"/>
+        </w:rPr>
+      </w:pPr>
+      <w:r>
+        <w:rPr>
+          <w:rFonts w:hint="default" w:ascii="宋体" w:hAnsi="宋体" w:eastAsia="宋体" w:cs="宋体"/>
+          <w:sz w:val="24"/>
+          <w:szCs w:val="24"/>
+          <w:lang w:val="en-US" w:eastAsia="zh-CN"/>
+        </w:rPr>
+        <w:t>发布后提示创建拉取请求？</w:t>
+      </w:r>
+      <w:r>
+        <w:rPr>
+          <w:rFonts w:hint="eastAsia" w:ascii="宋体" w:hAnsi="宋体" w:eastAsia="宋体" w:cs="宋体"/>
+          <w:sz w:val="24"/>
+          <w:szCs w:val="24"/>
+          <w:lang w:val="en-US" w:eastAsia="zh-CN"/>
+        </w:rPr>
+        <w:t>可选基于与合并分支？</w:t>
+      </w:r>
+    </w:p>
+    <w:p>
+      <w:pPr>
+        <w:ind w:firstLine="420" w:firstLineChars="0"/>
+        <w:rPr>
+          <w:rFonts w:hint="default" w:ascii="宋体" w:hAnsi="宋体" w:eastAsia="宋体" w:cs="宋体"/>
+          <w:sz w:val="24"/>
+          <w:szCs w:val="24"/>
+          <w:lang w:val="en-US" w:eastAsia="zh-CN"/>
+        </w:rPr>
+      </w:pPr>
+    </w:p>
+    <w:p>
+      <w:pPr>
+        <w:rPr>
+          <w:rFonts w:hint="default" w:ascii="宋体" w:hAnsi="宋体" w:eastAsia="宋体" w:cs="宋体"/>
+          <w:sz w:val="24"/>
+          <w:szCs w:val="24"/>
+          <w:lang w:val="en-US" w:eastAsia="zh-CN"/>
+        </w:rPr>
+      </w:pPr>
+      <w:r>
+        <w:rPr>
+          <w:rFonts w:hint="eastAsia" w:ascii="宋体" w:hAnsi="宋体" w:eastAsia="宋体" w:cs="宋体"/>
+          <w:sz w:val="24"/>
+          <w:szCs w:val="24"/>
+          <w:lang w:val="en-US" w:eastAsia="zh-CN"/>
+        </w:rPr>
+        <w:t>使用no commit选项的cherry pick无法abort，产生冲突需要手动恢复！</w:t>
+      </w:r>
+    </w:p>
+    <w:p>
+      <w:pPr>
+        <w:ind w:firstLine="420" w:firstLineChars="0"/>
+        <w:rPr>
+          <w:rFonts w:ascii="宋体" w:hAnsi="宋体" w:eastAsia="宋体" w:cs="宋体"/>
+          <w:sz w:val="24"/>
+          <w:szCs w:val="24"/>
+        </w:rPr>
+      </w:pPr>
+      <w:r>
+        <w:rPr>
+          <w:rFonts w:ascii="宋体" w:hAnsi="宋体" w:eastAsia="宋体" w:cs="宋体"/>
+          <w:sz w:val="24"/>
+          <w:szCs w:val="24"/>
+        </w:rPr>
+        <w:fldChar w:fldCharType="begin"/>
+      </w:r>
+      <w:r>
+        <w:rPr>
+          <w:rFonts w:ascii="宋体" w:hAnsi="宋体" w:eastAsia="宋体" w:cs="宋体"/>
+          <w:sz w:val="24"/>
+          <w:szCs w:val="24"/>
+        </w:rPr>
+        <w:instrText xml:space="preserve"> HYPERLINK "https://www.cnblogs.com/tlnshuju/p/19271432" </w:instrText>
+      </w:r>
+      <w:r>
+        <w:rPr>
+          <w:rFonts w:ascii="宋体" w:hAnsi="宋体" w:eastAsia="宋体" w:cs="宋体"/>
+          <w:sz w:val="24"/>
+          <w:szCs w:val="24"/>
+        </w:rPr>
+        <w:fldChar w:fldCharType="separate"/>
+      </w:r>
+      <w:r>
+        <w:rPr>
+          <w:rStyle w:val="7"/>
+          <w:rFonts w:ascii="宋体" w:hAnsi="宋体" w:eastAsia="宋体" w:cs="宋体"/>
+          <w:sz w:val="24"/>
+          <w:szCs w:val="24"/>
+        </w:rPr>
+        <w:t>在 Git 中，撤销（回退）merge 操作有多种方式 - tlnshuju - 博客园</w:t>
+      </w:r>
+      <w:r>
+        <w:rPr>
+          <w:rFonts w:ascii="宋体" w:hAnsi="宋体" w:eastAsia="宋体" w:cs="宋体"/>
+          <w:sz w:val="24"/>
+          <w:szCs w:val="24"/>
+        </w:rPr>
+        <w:fldChar w:fldCharType="end"/>
+      </w:r>
+    </w:p>
+    <w:p>
+      <w:pPr>
+        <w:ind w:left="420" w:leftChars="0" w:firstLine="420" w:firstLineChars="0"/>
+        <w:rPr>
+          <w:rFonts w:hint="eastAsia" w:ascii="宋体" w:hAnsi="宋体" w:eastAsia="宋体" w:cs="宋体"/>
+          <w:sz w:val="24"/>
+          <w:szCs w:val="24"/>
+          <w:lang w:val="en-US" w:eastAsia="zh-CN"/>
+        </w:rPr>
+      </w:pPr>
+      <w:r>
+        <w:rPr>
+          <w:rFonts w:hint="eastAsia" w:ascii="宋体" w:hAnsi="宋体" w:eastAsia="宋体" w:cs="宋体"/>
+          <w:sz w:val="24"/>
+          <w:szCs w:val="24"/>
+          <w:lang w:val="en-US" w:eastAsia="zh-CN"/>
+        </w:rPr>
+        <w:t>未提交abort</w:t>
+      </w:r>
+    </w:p>
+    <w:p>
+      <w:pPr>
+        <w:ind w:left="420" w:leftChars="0" w:firstLine="420" w:firstLineChars="0"/>
+        <w:rPr>
+          <w:rFonts w:hint="eastAsia" w:ascii="宋体" w:hAnsi="宋体" w:eastAsia="宋体" w:cs="宋体"/>
+          <w:sz w:val="24"/>
+          <w:szCs w:val="24"/>
+          <w:lang w:val="en-US" w:eastAsia="zh-CN"/>
+        </w:rPr>
+      </w:pPr>
+      <w:r>
+        <w:rPr>
+          <w:rFonts w:hint="eastAsia" w:ascii="宋体" w:hAnsi="宋体" w:eastAsia="宋体" w:cs="宋体"/>
+          <w:sz w:val="24"/>
+          <w:szCs w:val="24"/>
+          <w:lang w:val="en-US" w:eastAsia="zh-CN"/>
+        </w:rPr>
+        <w:t>已提交未推送reset</w:t>
+      </w:r>
+    </w:p>
+    <w:p>
+      <w:pPr>
+        <w:ind w:left="420" w:leftChars="0" w:firstLine="420" w:firstLineChars="0"/>
+        <w:rPr>
+          <w:rFonts w:hint="default" w:ascii="宋体" w:hAnsi="宋体" w:eastAsia="宋体" w:cs="宋体"/>
+          <w:sz w:val="24"/>
+          <w:szCs w:val="24"/>
+          <w:lang w:val="en-US" w:eastAsia="zh-CN"/>
+        </w:rPr>
+      </w:pPr>
+      <w:r>
+        <w:rPr>
+          <w:rFonts w:hint="eastAsia" w:ascii="宋体" w:hAnsi="宋体" w:eastAsia="宋体" w:cs="宋体"/>
+          <w:sz w:val="24"/>
+          <w:szCs w:val="24"/>
+          <w:lang w:val="en-US" w:eastAsia="zh-CN"/>
+        </w:rPr>
+        <w:t>已推送</w:t>
+      </w:r>
+      <w:r>
+        <w:rPr>
+          <w:rFonts w:hint="eastAsia" w:ascii="宋体" w:hAnsi="宋体" w:eastAsia="宋体" w:cs="宋体"/>
+          <w:sz w:val="24"/>
+          <w:szCs w:val="24"/>
+          <w:lang w:val="en-US" w:eastAsia="zh-CN"/>
+        </w:rPr>
+        <w:tab/>
+      </w:r>
+      <w:r>
+        <w:rPr>
+          <w:rFonts w:hint="eastAsia" w:ascii="宋体" w:hAnsi="宋体" w:eastAsia="宋体" w:cs="宋体"/>
+          <w:sz w:val="24"/>
+          <w:szCs w:val="24"/>
+          <w:lang w:val="en-US" w:eastAsia="zh-CN"/>
+        </w:rPr>
+        <w:t>git revert -m 1 &lt;commit-id&gt;保留历史记录并选择父分支</w:t>
+      </w:r>
+    </w:p>
+    <w:p>
+      <w:pPr>
+        <w:ind w:left="420" w:leftChars="0" w:firstLine="420" w:firstLineChars="0"/>
+        <w:rPr>
+          <w:rFonts w:hint="eastAsia" w:ascii="宋体" w:hAnsi="宋体" w:eastAsia="宋体" w:cs="宋体"/>
+          <w:sz w:val="24"/>
+          <w:szCs w:val="24"/>
+          <w:lang w:val="en-US" w:eastAsia="zh-CN"/>
+        </w:rPr>
+      </w:pPr>
+      <w:r>
+        <w:rPr>
+          <w:rFonts w:hint="eastAsia" w:ascii="宋体" w:hAnsi="宋体" w:eastAsia="宋体" w:cs="宋体"/>
+          <w:sz w:val="24"/>
+          <w:szCs w:val="24"/>
+          <w:lang w:val="en-US" w:eastAsia="zh-CN"/>
+        </w:rPr>
+        <w:t>重置强推git reset --hard + git push --force彻底删除合并记录</w:t>
+      </w:r>
+    </w:p>
+    <w:p>
+      <w:pPr>
+        <w:ind w:left="420" w:leftChars="0" w:firstLine="420" w:firstLineChars="0"/>
+        <w:rPr>
+          <w:rFonts w:hint="eastAsia" w:ascii="宋体" w:hAnsi="宋体" w:eastAsia="宋体" w:cs="宋体"/>
+          <w:sz w:val="24"/>
+          <w:szCs w:val="24"/>
+          <w:lang w:val="en-US" w:eastAsia="zh-CN"/>
+        </w:rPr>
+      </w:pPr>
+      <w:r>
+        <w:rPr>
+          <w:rFonts w:hint="eastAsia" w:ascii="宋体" w:hAnsi="宋体" w:eastAsia="宋体" w:cs="宋体"/>
+          <w:sz w:val="24"/>
+          <w:szCs w:val="24"/>
+          <w:lang w:val="en-US" w:eastAsia="zh-CN"/>
+        </w:rPr>
+        <w:t>回溯git reflog + git reset</w:t>
+      </w:r>
+      <w:r>
+        <w:rPr>
+          <w:rFonts w:hint="eastAsia" w:ascii="宋体" w:hAnsi="宋体" w:eastAsia="宋体" w:cs="宋体"/>
+          <w:sz w:val="24"/>
+          <w:szCs w:val="24"/>
+          <w:lang w:val="en-US" w:eastAsia="zh-CN"/>
+        </w:rPr>
+        <w:tab/>
+      </w:r>
+      <w:r>
+        <w:rPr>
+          <w:rFonts w:hint="eastAsia" w:ascii="宋体" w:hAnsi="宋体" w:eastAsia="宋体" w:cs="宋体"/>
+          <w:sz w:val="24"/>
+          <w:szCs w:val="24"/>
+          <w:lang w:val="en-US" w:eastAsia="zh-CN"/>
+        </w:rPr>
+        <w:t>找回丢失的提交</w:t>
+      </w:r>
+    </w:p>
+    <w:p>
+      <w:pPr>
+        <w:ind w:firstLine="420" w:firstLineChars="0"/>
+        <w:rPr>
+          <w:rFonts w:ascii="宋体" w:hAnsi="宋体" w:eastAsia="宋体" w:cs="宋体"/>
+          <w:sz w:val="24"/>
+          <w:szCs w:val="24"/>
+        </w:rPr>
+      </w:pPr>
+      <w:r>
+        <w:rPr>
+          <w:rFonts w:ascii="宋体" w:hAnsi="宋体" w:eastAsia="宋体" w:cs="宋体"/>
+          <w:sz w:val="24"/>
+          <w:szCs w:val="24"/>
+        </w:rPr>
+        <w:fldChar w:fldCharType="begin"/>
+      </w:r>
+      <w:r>
+        <w:rPr>
+          <w:rFonts w:ascii="宋体" w:hAnsi="宋体" w:eastAsia="宋体" w:cs="宋体"/>
+          <w:sz w:val="24"/>
+          <w:szCs w:val="24"/>
+        </w:rPr>
+        <w:instrText xml:space="preserve"> HYPERLINK "https://blog.csdn.net/muzidigbig/article/details/122321393" </w:instrText>
+      </w:r>
+      <w:r>
+        <w:rPr>
+          <w:rFonts w:ascii="宋体" w:hAnsi="宋体" w:eastAsia="宋体" w:cs="宋体"/>
+          <w:sz w:val="24"/>
+          <w:szCs w:val="24"/>
+        </w:rPr>
+        <w:fldChar w:fldCharType="separate"/>
+      </w:r>
+      <w:r>
+        <w:rPr>
+          <w:rStyle w:val="7"/>
+          <w:rFonts w:ascii="宋体" w:hAnsi="宋体" w:eastAsia="宋体" w:cs="宋体"/>
+          <w:sz w:val="24"/>
+          <w:szCs w:val="24"/>
+        </w:rPr>
+        <w:t>git cherry-pick的使用教程_git cherry-pick --abort-CSDN博客</w:t>
+      </w:r>
+      <w:r>
+        <w:rPr>
+          <w:rFonts w:ascii="宋体" w:hAnsi="宋体" w:eastAsia="宋体" w:cs="宋体"/>
+          <w:sz w:val="24"/>
+          <w:szCs w:val="24"/>
+        </w:rPr>
+        <w:fldChar w:fldCharType="end"/>
+      </w:r>
+    </w:p>
+    <w:p>
+      <w:pPr>
+        <w:ind w:left="420" w:leftChars="0" w:firstLine="420" w:firstLineChars="0"/>
+        <w:rPr>
+          <w:rFonts w:hint="default" w:ascii="宋体" w:hAnsi="宋体" w:eastAsia="宋体" w:cs="宋体"/>
+          <w:sz w:val="24"/>
+          <w:szCs w:val="24"/>
+          <w:lang w:val="en-US" w:eastAsia="zh-CN"/>
+        </w:rPr>
+      </w:pPr>
+      <w:r>
+        <w:rPr>
+          <w:rFonts w:hint="eastAsia" w:ascii="宋体" w:hAnsi="宋体" w:eastAsia="宋体" w:cs="宋体"/>
+          <w:sz w:val="24"/>
+          <w:szCs w:val="24"/>
+          <w:lang w:val="en-US" w:eastAsia="zh-CN"/>
+        </w:rPr>
+        <w:t>对整次提交的在分支上的嵌合</w:t>
+      </w:r>
+    </w:p>
+    <w:p>
+      <w:pPr>
+        <w:rPr>
+          <w:rFonts w:hint="default" w:ascii="宋体" w:hAnsi="宋体" w:eastAsia="宋体" w:cs="宋体"/>
+          <w:sz w:val="24"/>
+          <w:szCs w:val="24"/>
+          <w:lang w:val="en-US" w:eastAsia="zh-CN"/>
+        </w:rPr>
+      </w:pPr>
+    </w:p>
+    <w:p>
+      <w:pPr>
+        <w:rPr>
+          <w:rFonts w:hint="eastAsia" w:ascii="宋体" w:hAnsi="宋体" w:eastAsia="宋体" w:cs="宋体"/>
+          <w:sz w:val="24"/>
+          <w:szCs w:val="24"/>
+          <w:lang w:val="en-US" w:eastAsia="zh-CN"/>
+        </w:rPr>
+      </w:pPr>
+      <w:r>
+        <w:rPr>
+          <w:rFonts w:hint="eastAsia" w:ascii="宋体" w:hAnsi="宋体" w:eastAsia="宋体" w:cs="宋体"/>
+          <w:sz w:val="24"/>
+          <w:szCs w:val="24"/>
+          <w:lang w:val="en-US" w:eastAsia="zh-CN"/>
+        </w:rPr>
+        <w:t>如何将另一分支新增的文件添加到这个没有跟踪的分支？</w:t>
+      </w:r>
+    </w:p>
+    <w:p>
+      <w:pPr>
+        <w:ind w:firstLine="420" w:firstLineChars="0"/>
+        <w:rPr>
+          <w:rFonts w:hint="eastAsia" w:ascii="宋体" w:hAnsi="宋体" w:eastAsia="宋体" w:cs="宋体"/>
+          <w:sz w:val="24"/>
+          <w:szCs w:val="24"/>
+          <w:lang w:val="en-US" w:eastAsia="zh-CN"/>
+        </w:rPr>
+      </w:pPr>
+      <w:r>
+        <w:rPr>
+          <w:rFonts w:hint="default" w:ascii="宋体" w:hAnsi="宋体" w:eastAsia="宋体" w:cs="宋体"/>
+          <w:sz w:val="24"/>
+          <w:szCs w:val="24"/>
+          <w:lang w:val="en-US" w:eastAsia="zh-CN"/>
+        </w:rPr>
+        <w:t>使用 git stash 命令将未跟踪的文件暂时存储在一个贮藏栈中</w:t>
+      </w:r>
+      <w:r>
+        <w:rPr>
+          <w:rFonts w:hint="eastAsia" w:ascii="宋体" w:hAnsi="宋体" w:eastAsia="宋体" w:cs="宋体"/>
+          <w:sz w:val="24"/>
+          <w:szCs w:val="24"/>
+          <w:lang w:val="en-US" w:eastAsia="zh-CN"/>
+        </w:rPr>
+        <w:t>！</w:t>
+      </w:r>
+    </w:p>
+    <w:p>
+      <w:pPr>
+        <w:ind w:firstLine="420" w:firstLineChars="0"/>
+        <w:rPr>
+          <w:rFonts w:hint="eastAsia" w:ascii="宋体" w:hAnsi="宋体" w:eastAsia="宋体" w:cs="宋体"/>
+          <w:sz w:val="24"/>
+          <w:szCs w:val="24"/>
+          <w:lang w:val="en-US" w:eastAsia="zh-CN"/>
+        </w:rPr>
+      </w:pPr>
+      <w:r>
+        <w:rPr>
+          <w:rFonts w:hint="eastAsia" w:ascii="宋体" w:hAnsi="宋体" w:eastAsia="宋体" w:cs="宋体"/>
+          <w:sz w:val="24"/>
+          <w:szCs w:val="24"/>
+          <w:lang w:val="en-US" w:eastAsia="zh-CN"/>
+        </w:rPr>
+        <w:t>若主分支已跟踪，本文件未修改无法储藏，如何带到未追踪本文件分支？</w:t>
+      </w:r>
+    </w:p>
+    <w:p>
+      <w:pPr>
+        <w:ind w:left="420" w:leftChars="0" w:firstLine="420" w:firstLineChars="0"/>
+        <w:rPr>
+          <w:rFonts w:hint="eastAsia" w:ascii="宋体" w:hAnsi="宋体" w:eastAsia="宋体" w:cs="宋体"/>
+          <w:sz w:val="24"/>
+          <w:szCs w:val="24"/>
+          <w:lang w:val="en-US" w:eastAsia="zh-CN"/>
+        </w:rPr>
+      </w:pPr>
+      <w:r>
+        <w:rPr>
+          <w:rFonts w:hint="eastAsia" w:ascii="宋体" w:hAnsi="宋体" w:eastAsia="宋体" w:cs="宋体"/>
+          <w:sz w:val="24"/>
+          <w:szCs w:val="24"/>
+          <w:lang w:val="en-US" w:eastAsia="zh-CN"/>
+        </w:rPr>
+        <w:t>方式1：手动复制另一目录签出复制进工作区</w:t>
+      </w:r>
+    </w:p>
+    <w:p>
+      <w:pPr>
+        <w:ind w:left="420" w:leftChars="0" w:firstLine="420" w:firstLineChars="0"/>
+        <w:rPr>
+          <w:rFonts w:hint="eastAsia" w:ascii="宋体" w:hAnsi="宋体" w:eastAsia="宋体" w:cs="宋体"/>
+          <w:sz w:val="24"/>
+          <w:szCs w:val="24"/>
+          <w:lang w:val="en-US" w:eastAsia="zh-CN"/>
+        </w:rPr>
+      </w:pPr>
+      <w:r>
+        <w:rPr>
+          <w:rFonts w:hint="eastAsia" w:ascii="宋体" w:hAnsi="宋体" w:eastAsia="宋体" w:cs="宋体"/>
+          <w:sz w:val="24"/>
+          <w:szCs w:val="24"/>
+          <w:lang w:val="en-US" w:eastAsia="zh-CN"/>
+        </w:rPr>
+        <w:t>方式2：手动产生修改储藏后签出应用</w:t>
+      </w:r>
+    </w:p>
+    <w:p>
+      <w:pPr>
+        <w:ind w:left="420" w:leftChars="0" w:firstLine="420" w:firstLineChars="0"/>
+        <w:rPr>
+          <w:rFonts w:hint="eastAsia" w:ascii="宋体" w:hAnsi="宋体" w:eastAsia="宋体" w:cs="宋体"/>
+          <w:sz w:val="24"/>
+          <w:szCs w:val="24"/>
+          <w:lang w:val="en-US" w:eastAsia="zh-CN"/>
+        </w:rPr>
+      </w:pPr>
+      <w:r>
+        <w:rPr>
+          <w:rFonts w:hint="eastAsia" w:ascii="宋体" w:hAnsi="宋体" w:eastAsia="宋体" w:cs="宋体"/>
+          <w:sz w:val="24"/>
+          <w:szCs w:val="24"/>
+          <w:lang w:val="en-US" w:eastAsia="zh-CN"/>
+        </w:rPr>
+        <w:t>方式3：硬重置到存在文件分支后软重置回本分支手动处理更改</w:t>
+      </w:r>
+    </w:p>
+    <w:p>
+      <w:pPr>
+        <w:ind w:left="420" w:leftChars="0" w:firstLine="420" w:firstLineChars="0"/>
+        <w:rPr>
+          <w:rFonts w:hint="eastAsia" w:ascii="宋体" w:hAnsi="宋体" w:eastAsia="宋体" w:cs="宋体"/>
+          <w:sz w:val="24"/>
+          <w:szCs w:val="24"/>
+          <w:lang w:val="en-US" w:eastAsia="zh-CN"/>
+        </w:rPr>
+      </w:pPr>
+      <w:r>
+        <w:rPr>
+          <w:rFonts w:hint="eastAsia" w:ascii="宋体" w:hAnsi="宋体" w:eastAsia="宋体" w:cs="宋体"/>
+          <w:sz w:val="24"/>
+          <w:szCs w:val="24"/>
+          <w:lang w:val="en-US" w:eastAsia="zh-CN"/>
+        </w:rPr>
+        <w:t>方式4：利用gitlens inspect活动栏，追踪某文件历史（file histroy分栏），选取新增或修改目标文件的提交查看本次提交所有文件更改（inspect-查看卡-files changed），选取本次文件（右键-应用更改）！</w:t>
+      </w:r>
+    </w:p>
+    <w:p>
+      <w:pPr>
+        <w:rPr>
+          <w:rFonts w:hint="eastAsia" w:ascii="宋体" w:hAnsi="宋体" w:eastAsia="宋体" w:cs="宋体"/>
+          <w:sz w:val="24"/>
+          <w:szCs w:val="24"/>
+          <w:lang w:val="en-US" w:eastAsia="zh-CN"/>
+        </w:rPr>
+      </w:pPr>
+    </w:p>
+    <w:p>
+      <w:pPr>
+        <w:rPr>
+          <w:rFonts w:hint="eastAsia" w:ascii="宋体" w:hAnsi="宋体" w:eastAsia="宋体" w:cs="宋体"/>
+          <w:sz w:val="24"/>
+          <w:szCs w:val="24"/>
+          <w:lang w:val="en-US" w:eastAsia="zh-CN"/>
+        </w:rPr>
+      </w:pPr>
+      <w:r>
+        <w:rPr>
+          <w:rFonts w:hint="eastAsia" w:ascii="宋体" w:hAnsi="宋体" w:eastAsia="宋体" w:cs="宋体"/>
+          <w:sz w:val="24"/>
+          <w:szCs w:val="24"/>
+          <w:lang w:val="en-US" w:eastAsia="zh-CN"/>
+        </w:rPr>
+        <w:t>上游分支？发布分支？拉取请求？</w:t>
+      </w:r>
+    </w:p>
+    <w:p>
+      <w:pPr>
+        <w:ind w:firstLine="420" w:firstLineChars="0"/>
+        <w:rPr>
+          <w:rFonts w:ascii="宋体" w:hAnsi="宋体" w:eastAsia="宋体" w:cs="宋体"/>
+          <w:sz w:val="24"/>
+          <w:szCs w:val="24"/>
+        </w:rPr>
+      </w:pPr>
+      <w:r>
+        <w:rPr>
+          <w:rFonts w:ascii="宋体" w:hAnsi="宋体" w:eastAsia="宋体" w:cs="宋体"/>
+          <w:sz w:val="24"/>
+          <w:szCs w:val="24"/>
+        </w:rPr>
+        <w:fldChar w:fldCharType="begin"/>
+      </w:r>
+      <w:r>
+        <w:rPr>
+          <w:rFonts w:ascii="宋体" w:hAnsi="宋体" w:eastAsia="宋体" w:cs="宋体"/>
+          <w:sz w:val="24"/>
+          <w:szCs w:val="24"/>
+        </w:rPr>
+        <w:instrText xml:space="preserve"> HYPERLINK "https://blog.csdn.net/m0_62993379/article/details/144177777" </w:instrText>
+      </w:r>
+      <w:r>
+        <w:rPr>
+          <w:rFonts w:ascii="宋体" w:hAnsi="宋体" w:eastAsia="宋体" w:cs="宋体"/>
+          <w:sz w:val="24"/>
+          <w:szCs w:val="24"/>
+        </w:rPr>
+        <w:fldChar w:fldCharType="separate"/>
+      </w:r>
+      <w:r>
+        <w:rPr>
+          <w:rStyle w:val="7"/>
+          <w:rFonts w:ascii="宋体" w:hAnsi="宋体" w:eastAsia="宋体" w:cs="宋体"/>
+          <w:sz w:val="24"/>
+          <w:szCs w:val="24"/>
+        </w:rPr>
+        <w:t>Github提交Pull Request教程 &amp; Git基础扫盲（零基础易懂）-CSDN博客</w:t>
+      </w:r>
+      <w:r>
+        <w:rPr>
+          <w:rFonts w:ascii="宋体" w:hAnsi="宋体" w:eastAsia="宋体" w:cs="宋体"/>
+          <w:sz w:val="24"/>
+          <w:szCs w:val="24"/>
+        </w:rPr>
+        <w:fldChar w:fldCharType="end"/>
+      </w:r>
+    </w:p>
+    <w:p>
+      <w:pPr>
+        <w:ind w:firstLine="420" w:firstLineChars="0"/>
+        <w:rPr>
+          <w:rFonts w:hint="eastAsia" w:ascii="宋体" w:hAnsi="宋体" w:eastAsia="宋体" w:cs="宋体"/>
+          <w:sz w:val="24"/>
+          <w:szCs w:val="24"/>
+          <w:lang w:val="en-US" w:eastAsia="zh-CN"/>
+        </w:rPr>
+      </w:pPr>
+      <w:r>
+        <w:rPr>
+          <w:rFonts w:hint="eastAsia" w:ascii="宋体" w:hAnsi="宋体" w:eastAsia="宋体" w:cs="宋体"/>
+          <w:sz w:val="24"/>
+          <w:szCs w:val="24"/>
+          <w:lang w:val="en-US" w:eastAsia="zh-CN"/>
+        </w:rPr>
+        <w:t>fork：远程仓库的复制（fork/PR《=》clone/push/branch）！</w:t>
+      </w:r>
+    </w:p>
+    <w:p>
+      <w:pPr>
+        <w:ind w:firstLine="420" w:firstLineChars="0"/>
+        <w:rPr>
+          <w:rFonts w:hint="eastAsia" w:ascii="宋体" w:hAnsi="宋体" w:eastAsia="宋体" w:cs="宋体"/>
+          <w:sz w:val="24"/>
+          <w:szCs w:val="24"/>
+          <w:lang w:val="en-US" w:eastAsia="zh-CN"/>
+        </w:rPr>
+      </w:pPr>
+      <w:r>
+        <w:rPr>
+          <w:rFonts w:hint="eastAsia" w:ascii="宋体" w:hAnsi="宋体" w:eastAsia="宋体" w:cs="宋体"/>
+          <w:sz w:val="24"/>
+          <w:szCs w:val="24"/>
+          <w:lang w:val="en-US" w:eastAsia="zh-CN"/>
+        </w:rPr>
+        <w:t>发布分支：创建分支的远程独立版本！</w:t>
+      </w:r>
+    </w:p>
+    <w:p>
+      <w:pPr>
+        <w:ind w:left="420" w:leftChars="0" w:firstLine="420" w:firstLineChars="0"/>
+        <w:rPr>
+          <w:rFonts w:hint="default" w:ascii="宋体" w:hAnsi="宋体" w:eastAsia="宋体" w:cs="宋体"/>
+          <w:sz w:val="24"/>
+          <w:szCs w:val="24"/>
+          <w:lang w:val="en-US" w:eastAsia="zh-CN"/>
+        </w:rPr>
+      </w:pPr>
+      <w:r>
+        <w:rPr>
+          <w:rFonts w:hint="default" w:ascii="宋体" w:hAnsi="宋体" w:eastAsia="宋体" w:cs="宋体"/>
+          <w:sz w:val="24"/>
+          <w:szCs w:val="24"/>
+          <w:lang w:val="en-US" w:eastAsia="zh-CN"/>
+        </w:rPr>
+        <w:t>git branch</w:t>
+      </w:r>
+    </w:p>
+    <w:p>
+      <w:pPr>
+        <w:ind w:left="420" w:leftChars="0" w:firstLine="420" w:firstLineChars="0"/>
+        <w:rPr>
+          <w:rFonts w:hint="default" w:ascii="宋体" w:hAnsi="宋体" w:eastAsia="宋体" w:cs="宋体"/>
+          <w:sz w:val="24"/>
+          <w:szCs w:val="24"/>
+          <w:lang w:val="en-US" w:eastAsia="zh-CN"/>
+        </w:rPr>
+      </w:pPr>
+      <w:r>
+        <w:rPr>
+          <w:rFonts w:hint="default" w:ascii="宋体" w:hAnsi="宋体" w:eastAsia="宋体" w:cs="宋体"/>
+          <w:sz w:val="24"/>
+          <w:szCs w:val="24"/>
+          <w:lang w:val="en-US" w:eastAsia="zh-CN"/>
+        </w:rPr>
+        <w:t>git branch -r</w:t>
+      </w:r>
+    </w:p>
+    <w:p>
+      <w:pPr>
+        <w:ind w:left="420" w:leftChars="0" w:firstLine="420" w:firstLineChars="0"/>
+        <w:rPr>
+          <w:rFonts w:hint="default" w:ascii="宋体" w:hAnsi="宋体" w:eastAsia="宋体" w:cs="宋体"/>
+          <w:sz w:val="24"/>
+          <w:szCs w:val="24"/>
+          <w:lang w:val="en-US" w:eastAsia="zh-CN"/>
+        </w:rPr>
+      </w:pPr>
+      <w:r>
+        <w:rPr>
+          <w:rFonts w:hint="default" w:ascii="宋体" w:hAnsi="宋体" w:eastAsia="宋体" w:cs="宋体"/>
+          <w:sz w:val="24"/>
+          <w:szCs w:val="24"/>
+          <w:lang w:val="en-US" w:eastAsia="zh-CN"/>
+        </w:rPr>
+        <w:t>git branch -a</w:t>
+      </w:r>
+    </w:p>
+    <w:p>
+      <w:pPr>
+        <w:ind w:left="420" w:leftChars="0" w:firstLine="420" w:firstLineChars="0"/>
+        <w:rPr>
+          <w:rFonts w:hint="default" w:ascii="宋体" w:hAnsi="宋体" w:eastAsia="宋体" w:cs="宋体"/>
+          <w:sz w:val="24"/>
+          <w:szCs w:val="24"/>
+          <w:lang w:val="en-US" w:eastAsia="zh-CN"/>
+        </w:rPr>
+      </w:pPr>
+      <w:r>
+        <w:rPr>
+          <w:rFonts w:hint="default" w:ascii="宋体" w:hAnsi="宋体" w:eastAsia="宋体" w:cs="宋体"/>
+          <w:sz w:val="24"/>
+          <w:szCs w:val="24"/>
+          <w:lang w:val="en-US" w:eastAsia="zh-CN"/>
+        </w:rPr>
+        <w:t>git checkout -b</w:t>
+      </w:r>
+    </w:p>
+    <w:p>
+      <w:pPr>
+        <w:ind w:left="420" w:leftChars="0" w:firstLine="420" w:firstLineChars="0"/>
+        <w:rPr>
+          <w:rFonts w:hint="default" w:ascii="宋体" w:hAnsi="宋体" w:eastAsia="宋体" w:cs="宋体"/>
+          <w:sz w:val="24"/>
+          <w:szCs w:val="24"/>
+          <w:lang w:val="en-US" w:eastAsia="zh-CN"/>
+        </w:rPr>
+      </w:pPr>
+      <w:r>
+        <w:rPr>
+          <w:rFonts w:hint="default" w:ascii="宋体" w:hAnsi="宋体" w:eastAsia="宋体" w:cs="宋体"/>
+          <w:sz w:val="24"/>
+          <w:szCs w:val="24"/>
+          <w:lang w:val="en-US" w:eastAsia="zh-CN"/>
+        </w:rPr>
+        <w:t>git push origin [branch name]</w:t>
+      </w:r>
+    </w:p>
+    <w:p>
+      <w:pPr>
+        <w:ind w:left="420" w:leftChars="0" w:firstLine="420" w:firstLineChars="0"/>
+        <w:rPr>
+          <w:rFonts w:hint="default" w:ascii="宋体" w:hAnsi="宋体" w:eastAsia="宋体" w:cs="宋体"/>
+          <w:sz w:val="24"/>
+          <w:szCs w:val="24"/>
+          <w:lang w:val="en-US" w:eastAsia="zh-CN"/>
+        </w:rPr>
+      </w:pPr>
+      <w:r>
+        <w:rPr>
+          <w:rFonts w:hint="default" w:ascii="宋体" w:hAnsi="宋体" w:eastAsia="宋体" w:cs="宋体"/>
+          <w:sz w:val="24"/>
+          <w:szCs w:val="24"/>
+          <w:lang w:val="en-US" w:eastAsia="zh-CN"/>
+        </w:rPr>
+        <w:t>git branch -d [branch name]强制删除未合并的分支</w:t>
+      </w:r>
+    </w:p>
+    <w:p>
+      <w:pPr>
+        <w:ind w:left="420" w:leftChars="0" w:firstLine="420" w:firstLineChars="0"/>
+        <w:rPr>
+          <w:rFonts w:hint="default" w:ascii="宋体" w:hAnsi="宋体" w:eastAsia="宋体" w:cs="宋体"/>
+          <w:sz w:val="24"/>
+          <w:szCs w:val="24"/>
+          <w:lang w:val="en-US" w:eastAsia="zh-CN"/>
+        </w:rPr>
+      </w:pPr>
+      <w:r>
+        <w:rPr>
+          <w:rFonts w:ascii="宋体" w:hAnsi="宋体" w:eastAsia="宋体" w:cs="宋体"/>
+          <w:sz w:val="24"/>
+          <w:szCs w:val="24"/>
+        </w:rPr>
+        <w:fldChar w:fldCharType="begin"/>
+      </w:r>
+      <w:r>
+        <w:rPr>
+          <w:rFonts w:ascii="宋体" w:hAnsi="宋体" w:eastAsia="宋体" w:cs="宋体"/>
+          <w:sz w:val="24"/>
+          <w:szCs w:val="24"/>
+        </w:rPr>
+        <w:instrText xml:space="preserve"> HYPERLINK "https://www.runoob.com/git/git-branch.html" </w:instrText>
+      </w:r>
+      <w:r>
+        <w:rPr>
+          <w:rFonts w:ascii="宋体" w:hAnsi="宋体" w:eastAsia="宋体" w:cs="宋体"/>
+          <w:sz w:val="24"/>
+          <w:szCs w:val="24"/>
+        </w:rPr>
+        <w:fldChar w:fldCharType="separate"/>
+      </w:r>
+      <w:r>
+        <w:rPr>
+          <w:rStyle w:val="7"/>
+          <w:rFonts w:ascii="宋体" w:hAnsi="宋体" w:eastAsia="宋体" w:cs="宋体"/>
+          <w:sz w:val="24"/>
+          <w:szCs w:val="24"/>
+        </w:rPr>
+        <w:t>Git 分支管理 | 菜鸟教程</w:t>
+      </w:r>
+      <w:r>
+        <w:rPr>
+          <w:rFonts w:ascii="宋体" w:hAnsi="宋体" w:eastAsia="宋体" w:cs="宋体"/>
+          <w:sz w:val="24"/>
+          <w:szCs w:val="24"/>
+        </w:rPr>
+        <w:fldChar w:fldCharType="end"/>
+      </w:r>
+    </w:p>
+    <w:p>
+      <w:pPr>
+        <w:ind w:left="420" w:leftChars="0" w:firstLine="420" w:firstLineChars="0"/>
+        <w:rPr>
+          <w:rFonts w:hint="default" w:ascii="宋体" w:hAnsi="宋体" w:eastAsia="宋体" w:cs="宋体"/>
+          <w:sz w:val="24"/>
+          <w:szCs w:val="24"/>
+          <w:lang w:val="en-US" w:eastAsia="zh-CN"/>
+        </w:rPr>
+      </w:pPr>
     </w:p>
     <w:sectPr>
       <w:pgSz w:w="11906" w:h="16838"/>

--- a/vscode.docx
+++ b/vscode.docx
@@ -13706,99 +13706,8796 @@
           <w:szCs w:val="24"/>
           <w:lang w:val="en-US" w:eastAsia="zh-CN"/>
         </w:rPr>
-        <w:t>20260617</w:t>
-      </w:r>
+        <w:t>20260617未归纳</w:t>
+      </w:r>
+    </w:p>
+    <w:p>
+      <w:pPr>
+        <w:rPr>
+          <w:rFonts w:hint="eastAsia" w:ascii="宋体" w:hAnsi="宋体" w:eastAsia="宋体" w:cs="宋体"/>
+          <w:sz w:val="24"/>
+          <w:szCs w:val="24"/>
+          <w:lang w:val="en-US" w:eastAsia="zh-CN"/>
+        </w:rPr>
+      </w:pPr>
+    </w:p>
+    <w:p>
+      <w:pPr>
+        <w:rPr>
+          <w:rFonts w:hint="default" w:ascii="宋体" w:hAnsi="宋体" w:eastAsia="宋体" w:cs="宋体"/>
+          <w:sz w:val="24"/>
+          <w:szCs w:val="24"/>
+          <w:lang w:val="en-US" w:eastAsia="zh-CN"/>
+        </w:rPr>
+      </w:pPr>
+      <w:r>
+        <w:rPr>
+          <w:rFonts w:hint="eastAsia" w:ascii="宋体" w:hAnsi="宋体" w:eastAsia="宋体" w:cs="宋体"/>
+          <w:sz w:val="24"/>
+          <w:szCs w:val="24"/>
+          <w:lang w:val="en-US" w:eastAsia="zh-CN"/>
+        </w:rPr>
+        <w:t>未打开工作区如何克隆远程库？</w:t>
+      </w:r>
+    </w:p>
+    <w:p>
+      <w:pPr>
+        <w:ind w:firstLine="420" w:firstLineChars="0"/>
+        <w:rPr>
+          <w:rFonts w:hint="eastAsia" w:ascii="宋体" w:hAnsi="宋体" w:eastAsia="宋体" w:cs="宋体"/>
+          <w:sz w:val="24"/>
+          <w:szCs w:val="24"/>
+          <w:lang w:val="en-US" w:eastAsia="zh-CN"/>
+        </w:rPr>
+      </w:pPr>
+      <w:r>
+        <w:rPr>
+          <w:rFonts w:hint="eastAsia" w:ascii="宋体" w:hAnsi="宋体" w:eastAsia="宋体" w:cs="宋体"/>
+          <w:sz w:val="24"/>
+          <w:szCs w:val="24"/>
+          <w:lang w:val="en-US" w:eastAsia="zh-CN"/>
+        </w:rPr>
+        <w:t>利用远程库实现项目资料更新！</w:t>
+      </w:r>
+    </w:p>
+    <w:p>
+      <w:pPr>
+        <w:ind w:firstLine="420" w:firstLineChars="0"/>
+        <w:rPr>
+          <w:rFonts w:hint="default" w:ascii="宋体" w:hAnsi="宋体" w:eastAsia="宋体" w:cs="宋体"/>
+          <w:sz w:val="24"/>
+          <w:szCs w:val="24"/>
+          <w:lang w:val="en-US" w:eastAsia="zh-CN"/>
+        </w:rPr>
+      </w:pPr>
+      <w:r>
+        <w:rPr>
+          <w:rFonts w:hint="eastAsia" w:ascii="宋体" w:hAnsi="宋体" w:eastAsia="宋体" w:cs="宋体"/>
+          <w:sz w:val="24"/>
+          <w:szCs w:val="24"/>
+          <w:lang w:val="en-US" w:eastAsia="zh-CN"/>
+        </w:rPr>
+        <w:t>way1：打开文件夹，初始化仓库，对仓库执行克隆</w:t>
+      </w:r>
+    </w:p>
+    <w:p>
+      <w:pPr>
+        <w:ind w:firstLine="420" w:firstLineChars="0"/>
+        <w:rPr>
+          <w:rFonts w:hint="default" w:ascii="宋体" w:hAnsi="宋体" w:eastAsia="宋体" w:cs="宋体"/>
+          <w:sz w:val="24"/>
+          <w:szCs w:val="24"/>
+          <w:lang w:val="en-US" w:eastAsia="zh-CN"/>
+        </w:rPr>
+      </w:pPr>
+      <w:r>
+        <w:rPr>
+          <w:rFonts w:hint="eastAsia" w:ascii="宋体" w:hAnsi="宋体" w:eastAsia="宋体" w:cs="宋体"/>
+          <w:sz w:val="24"/>
+          <w:szCs w:val="24"/>
+          <w:lang w:val="en-US" w:eastAsia="zh-CN"/>
+        </w:rPr>
+        <w:t>way2：选择克隆github，选择远程库，选择本地路径</w:t>
+      </w:r>
+    </w:p>
+    <w:p>
+      <w:pPr>
+        <w:ind w:firstLine="420" w:firstLineChars="0"/>
+        <w:rPr>
+          <w:rFonts w:hint="eastAsia" w:ascii="宋体" w:hAnsi="宋体" w:eastAsia="宋体" w:cs="宋体"/>
+          <w:sz w:val="24"/>
+          <w:szCs w:val="24"/>
+          <w:lang w:val="en-US" w:eastAsia="zh-CN"/>
+        </w:rPr>
+      </w:pPr>
+      <w:r>
+        <w:rPr>
+          <w:rFonts w:hint="eastAsia" w:ascii="宋体" w:hAnsi="宋体" w:eastAsia="宋体" w:cs="宋体"/>
+          <w:sz w:val="24"/>
+          <w:szCs w:val="24"/>
+          <w:lang w:val="en-US" w:eastAsia="zh-CN"/>
+        </w:rPr>
+        <w:t>way3：打开github远程库，选择创建本地新仓库</w:t>
+      </w:r>
+    </w:p>
+    <w:p>
+      <w:pPr>
+        <w:ind w:firstLine="420" w:firstLineChars="0"/>
+        <w:rPr>
+          <w:rFonts w:hint="default" w:ascii="宋体" w:hAnsi="宋体" w:eastAsia="宋体" w:cs="宋体"/>
+          <w:sz w:val="24"/>
+          <w:szCs w:val="24"/>
+          <w:lang w:val="en-US" w:eastAsia="zh-CN"/>
+        </w:rPr>
+      </w:pPr>
+      <w:r>
+        <w:rPr>
+          <w:rFonts w:hint="eastAsia" w:ascii="宋体" w:hAnsi="宋体" w:eastAsia="宋体" w:cs="宋体"/>
+          <w:sz w:val="24"/>
+          <w:szCs w:val="24"/>
+          <w:lang w:val="en-US" w:eastAsia="zh-CN"/>
+        </w:rPr>
+        <w:t>way4：GitHub Desktop克隆导航</w:t>
+      </w:r>
+    </w:p>
+    <w:p>
+      <w:pPr>
+        <w:rPr>
+          <w:rFonts w:hint="default" w:ascii="宋体" w:hAnsi="宋体" w:eastAsia="宋体" w:cs="宋体"/>
+          <w:sz w:val="24"/>
+          <w:szCs w:val="24"/>
+          <w:lang w:val="en-US" w:eastAsia="zh-CN"/>
+        </w:rPr>
+      </w:pPr>
+    </w:p>
+    <w:p>
+      <w:pPr>
+        <w:rPr>
+          <w:rFonts w:hint="default" w:ascii="宋体" w:hAnsi="宋体" w:eastAsia="宋体" w:cs="宋体"/>
+          <w:sz w:val="24"/>
+          <w:szCs w:val="24"/>
+          <w:lang w:val="en-US" w:eastAsia="zh-CN"/>
+        </w:rPr>
+      </w:pPr>
+      <w:r>
+        <w:rPr>
+          <w:rFonts w:hint="eastAsia" w:ascii="宋体" w:hAnsi="宋体" w:eastAsia="宋体" w:cs="宋体"/>
+          <w:sz w:val="24"/>
+          <w:szCs w:val="24"/>
+          <w:lang w:val="en-US" w:eastAsia="zh-CN"/>
+        </w:rPr>
+        <w:t>github库？命名格式？</w:t>
+      </w:r>
+    </w:p>
+    <w:p>
+      <w:pPr>
+        <w:ind w:firstLine="420" w:firstLineChars="0"/>
+        <w:rPr>
+          <w:rFonts w:hint="default" w:ascii="宋体" w:hAnsi="宋体" w:eastAsia="宋体" w:cs="宋体"/>
+          <w:sz w:val="24"/>
+          <w:szCs w:val="24"/>
+          <w:lang w:val="en-US" w:eastAsia="zh-CN"/>
+        </w:rPr>
+      </w:pPr>
+      <w:r>
+        <w:rPr>
+          <w:rFonts w:hint="eastAsia" w:ascii="宋体" w:hAnsi="宋体" w:eastAsia="宋体" w:cs="宋体"/>
+          <w:sz w:val="24"/>
+          <w:szCs w:val="24"/>
+          <w:lang w:val="en-US" w:eastAsia="zh-CN"/>
+        </w:rPr>
+        <w:t>复刻星标（fork）</w:t>
+      </w:r>
+    </w:p>
+    <w:p>
+      <w:pPr>
+        <w:ind w:firstLine="420" w:firstLineChars="0"/>
+        <w:rPr>
+          <w:rFonts w:hint="default" w:ascii="宋体" w:hAnsi="宋体" w:eastAsia="宋体" w:cs="宋体"/>
+          <w:sz w:val="24"/>
+          <w:szCs w:val="24"/>
+          <w:lang w:val="en-US" w:eastAsia="zh-CN"/>
+        </w:rPr>
+      </w:pPr>
+      <w:r>
+        <w:rPr>
+          <w:rFonts w:hint="eastAsia" w:ascii="宋体" w:hAnsi="宋体" w:eastAsia="宋体" w:cs="宋体"/>
+          <w:sz w:val="24"/>
+          <w:szCs w:val="24"/>
+          <w:lang w:val="en-US" w:eastAsia="zh-CN"/>
+        </w:rPr>
+        <w:t>实验留档（SCM）</w:t>
+      </w:r>
+    </w:p>
+    <w:p>
+      <w:pPr>
+        <w:ind w:firstLine="420" w:firstLineChars="0"/>
+        <w:rPr>
+          <w:rFonts w:hint="eastAsia" w:ascii="宋体" w:hAnsi="宋体" w:eastAsia="宋体" w:cs="宋体"/>
+          <w:sz w:val="24"/>
+          <w:szCs w:val="24"/>
+          <w:lang w:val="en-US" w:eastAsia="zh-CN"/>
+        </w:rPr>
+      </w:pPr>
+      <w:r>
+        <w:rPr>
+          <w:rFonts w:hint="eastAsia" w:ascii="宋体" w:hAnsi="宋体" w:eastAsia="宋体" w:cs="宋体"/>
+          <w:sz w:val="24"/>
+          <w:szCs w:val="24"/>
+          <w:lang w:val="en-US" w:eastAsia="zh-CN"/>
+        </w:rPr>
+        <w:t>笔记同步（文件夹为单位）</w:t>
+      </w:r>
+    </w:p>
+    <w:p>
+      <w:pPr>
+        <w:ind w:left="420" w:leftChars="0" w:firstLine="420" w:firstLineChars="0"/>
+        <w:rPr>
+          <w:rFonts w:hint="default" w:ascii="宋体" w:hAnsi="宋体" w:eastAsia="宋体" w:cs="宋体"/>
+          <w:sz w:val="24"/>
+          <w:szCs w:val="24"/>
+          <w:lang w:val="en-US" w:eastAsia="zh-CN"/>
+        </w:rPr>
+      </w:pPr>
+      <w:r>
+        <w:rPr>
+          <w:rFonts w:hint="eastAsia" w:ascii="宋体" w:hAnsi="宋体" w:eastAsia="宋体" w:cs="宋体"/>
+          <w:sz w:val="24"/>
+          <w:szCs w:val="24"/>
+          <w:lang w:val="en-US" w:eastAsia="zh-CN"/>
+        </w:rPr>
+        <w:t>git</w:t>
+      </w:r>
+    </w:p>
+    <w:p>
+      <w:pPr>
+        <w:ind w:firstLine="420" w:firstLineChars="0"/>
+        <w:rPr>
+          <w:rFonts w:hint="eastAsia" w:ascii="宋体" w:hAnsi="宋体" w:eastAsia="宋体" w:cs="宋体"/>
+          <w:sz w:val="24"/>
+          <w:szCs w:val="24"/>
+          <w:lang w:val="en-US" w:eastAsia="zh-CN"/>
+        </w:rPr>
+      </w:pPr>
+      <w:r>
+        <w:rPr>
+          <w:rFonts w:hint="eastAsia" w:ascii="宋体" w:hAnsi="宋体" w:eastAsia="宋体" w:cs="宋体"/>
+          <w:sz w:val="24"/>
+          <w:szCs w:val="24"/>
+          <w:lang w:val="en-US" w:eastAsia="zh-CN"/>
+        </w:rPr>
+        <w:t>项目同步（项目为单位）</w:t>
+      </w:r>
+    </w:p>
+    <w:p>
+      <w:pPr>
+        <w:ind w:left="420" w:leftChars="0" w:firstLine="420" w:firstLineChars="0"/>
+        <w:rPr>
+          <w:rFonts w:hint="default" w:ascii="宋体" w:hAnsi="宋体" w:eastAsia="宋体" w:cs="宋体"/>
+          <w:sz w:val="24"/>
+          <w:szCs w:val="24"/>
+          <w:lang w:val="en-US" w:eastAsia="zh-CN"/>
+        </w:rPr>
+      </w:pPr>
+      <w:r>
+        <w:rPr>
+          <w:rFonts w:hint="eastAsia" w:ascii="宋体" w:hAnsi="宋体" w:eastAsia="宋体" w:cs="宋体"/>
+          <w:sz w:val="24"/>
+          <w:szCs w:val="24"/>
+          <w:lang w:val="en-US" w:eastAsia="zh-CN"/>
+        </w:rPr>
+        <w:t>奶瓶机</w:t>
+      </w:r>
+    </w:p>
+    <w:p>
+      <w:pPr>
+        <w:ind w:firstLine="420" w:firstLineChars="0"/>
+        <w:rPr>
+          <w:rFonts w:hint="eastAsia" w:ascii="宋体" w:hAnsi="宋体" w:eastAsia="宋体" w:cs="宋体"/>
+          <w:sz w:val="24"/>
+          <w:szCs w:val="24"/>
+          <w:lang w:val="en-US" w:eastAsia="zh-CN"/>
+        </w:rPr>
+      </w:pPr>
+      <w:r>
+        <w:rPr>
+          <w:rFonts w:hint="eastAsia" w:ascii="宋体" w:hAnsi="宋体" w:eastAsia="宋体" w:cs="宋体"/>
+          <w:sz w:val="24"/>
+          <w:szCs w:val="24"/>
+          <w:lang w:val="en-US" w:eastAsia="zh-CN"/>
+        </w:rPr>
+        <w:t>工程文件（硬件为单位）</w:t>
+      </w:r>
+    </w:p>
+    <w:p>
+      <w:pPr>
+        <w:ind w:left="420" w:leftChars="0" w:firstLine="420" w:firstLineChars="0"/>
+        <w:rPr>
+          <w:rFonts w:hint="eastAsia" w:ascii="宋体" w:hAnsi="宋体" w:eastAsia="宋体" w:cs="宋体"/>
+          <w:sz w:val="24"/>
+          <w:szCs w:val="24"/>
+          <w:lang w:val="en-US" w:eastAsia="zh-CN"/>
+        </w:rPr>
+      </w:pPr>
+      <w:r>
+        <w:rPr>
+          <w:rFonts w:hint="eastAsia" w:ascii="宋体" w:hAnsi="宋体" w:eastAsia="宋体" w:cs="宋体"/>
+          <w:sz w:val="24"/>
+          <w:szCs w:val="24"/>
+          <w:lang w:val="en-US" w:eastAsia="zh-CN"/>
+        </w:rPr>
+        <w:t>奶瓶机电源板</w:t>
+      </w:r>
+    </w:p>
+    <w:p>
+      <w:pPr>
+        <w:ind w:left="420" w:leftChars="0" w:firstLine="420" w:firstLineChars="0"/>
+        <w:rPr>
+          <w:rFonts w:hint="eastAsia" w:ascii="宋体" w:hAnsi="宋体" w:eastAsia="宋体" w:cs="宋体"/>
+          <w:sz w:val="24"/>
+          <w:szCs w:val="24"/>
+          <w:lang w:val="en-US" w:eastAsia="zh-CN"/>
+        </w:rPr>
+      </w:pPr>
+      <w:r>
+        <w:rPr>
+          <w:rFonts w:hint="eastAsia" w:ascii="宋体" w:hAnsi="宋体" w:eastAsia="宋体" w:cs="宋体"/>
+          <w:sz w:val="24"/>
+          <w:szCs w:val="24"/>
+          <w:lang w:val="en-US" w:eastAsia="zh-CN"/>
+        </w:rPr>
+        <w:t>奶瓶机显示板</w:t>
+      </w:r>
+    </w:p>
+    <w:p>
+      <w:pPr>
+        <w:ind w:left="420" w:leftChars="0" w:firstLine="420" w:firstLineChars="0"/>
+        <w:rPr>
+          <w:rFonts w:hint="default" w:ascii="宋体" w:hAnsi="宋体" w:eastAsia="宋体" w:cs="宋体"/>
+          <w:sz w:val="24"/>
+          <w:szCs w:val="24"/>
+          <w:lang w:val="en-US" w:eastAsia="zh-CN"/>
+        </w:rPr>
+      </w:pPr>
+      <w:r>
+        <w:rPr>
+          <w:rFonts w:hint="eastAsia" w:ascii="宋体" w:hAnsi="宋体" w:eastAsia="宋体" w:cs="宋体"/>
+          <w:sz w:val="24"/>
+          <w:szCs w:val="24"/>
+          <w:lang w:val="en-US" w:eastAsia="zh-CN"/>
+        </w:rPr>
+        <w:t>地球村电源板工装</w:t>
+      </w:r>
+    </w:p>
+    <w:p>
+      <w:pPr>
+        <w:rPr>
+          <w:rFonts w:hint="eastAsia" w:ascii="宋体" w:hAnsi="宋体" w:eastAsia="宋体" w:cs="宋体"/>
+          <w:sz w:val="24"/>
+          <w:szCs w:val="24"/>
+          <w:lang w:val="en-US" w:eastAsia="zh-CN"/>
+        </w:rPr>
+      </w:pPr>
+    </w:p>
+    <w:p>
+      <w:pPr>
+        <w:rPr>
+          <w:rFonts w:hint="eastAsia" w:ascii="宋体" w:hAnsi="宋体" w:eastAsia="宋体" w:cs="宋体"/>
+          <w:sz w:val="24"/>
+          <w:szCs w:val="24"/>
+          <w:lang w:val="en-US" w:eastAsia="zh-CN"/>
+        </w:rPr>
+      </w:pPr>
+      <w:r>
+        <w:rPr>
+          <w:rFonts w:hint="eastAsia" w:ascii="宋体" w:hAnsi="宋体" w:eastAsia="宋体" w:cs="宋体"/>
+          <w:sz w:val="24"/>
+          <w:szCs w:val="24"/>
+          <w:lang w:val="en-US" w:eastAsia="zh-CN"/>
+        </w:rPr>
+        <w:t>清理浏览器缓存？</w:t>
+      </w:r>
+    </w:p>
+    <w:p>
+      <w:pPr>
+        <w:ind w:firstLine="420" w:firstLineChars="0"/>
+        <w:rPr>
+          <w:rFonts w:ascii="宋体" w:hAnsi="宋体" w:eastAsia="宋体" w:cs="宋体"/>
+          <w:sz w:val="24"/>
+          <w:szCs w:val="24"/>
+        </w:rPr>
+      </w:pPr>
+      <w:r>
+        <w:rPr>
+          <w:rFonts w:hint="eastAsia" w:ascii="宋体" w:hAnsi="宋体" w:eastAsia="宋体" w:cs="宋体"/>
+          <w:sz w:val="24"/>
+          <w:szCs w:val="24"/>
+          <w:lang w:val="en-US" w:eastAsia="zh-CN"/>
+        </w:rPr>
+        <w:t>·</w:t>
+      </w:r>
+      <w:r>
+        <w:rPr>
+          <w:rFonts w:ascii="宋体" w:hAnsi="宋体" w:eastAsia="宋体" w:cs="宋体"/>
+          <w:sz w:val="24"/>
+          <w:szCs w:val="24"/>
+        </w:rPr>
+        <w:fldChar w:fldCharType="begin"/>
+      </w:r>
+      <w:r>
+        <w:rPr>
+          <w:rFonts w:ascii="宋体" w:hAnsi="宋体" w:eastAsia="宋体" w:cs="宋体"/>
+          <w:sz w:val="24"/>
+          <w:szCs w:val="24"/>
+        </w:rPr>
+        <w:instrText xml:space="preserve"> HYPERLINK "https://github.highlight.ink/documenting-projects/formatting-your-readme" </w:instrText>
+      </w:r>
+      <w:r>
+        <w:rPr>
+          <w:rFonts w:ascii="宋体" w:hAnsi="宋体" w:eastAsia="宋体" w:cs="宋体"/>
+          <w:sz w:val="24"/>
+          <w:szCs w:val="24"/>
+        </w:rPr>
+        <w:fldChar w:fldCharType="separate"/>
+      </w:r>
+      <w:r>
+        <w:rPr>
+          <w:rStyle w:val="7"/>
+          <w:rFonts w:ascii="宋体" w:hAnsi="宋体" w:eastAsia="宋体" w:cs="宋体"/>
+          <w:sz w:val="24"/>
+          <w:szCs w:val="24"/>
+        </w:rPr>
+        <w:t>格式化你的 README | GitHub 使用指南</w:t>
+      </w:r>
+      <w:r>
+        <w:rPr>
+          <w:rFonts w:ascii="宋体" w:hAnsi="宋体" w:eastAsia="宋体" w:cs="宋体"/>
+          <w:sz w:val="24"/>
+          <w:szCs w:val="24"/>
+        </w:rPr>
+        <w:fldChar w:fldCharType="end"/>
+      </w:r>
+    </w:p>
+    <w:p>
+      <w:pPr>
+        <w:ind w:left="420" w:leftChars="0" w:firstLine="420" w:firstLineChars="0"/>
+        <w:rPr>
+          <w:rFonts w:ascii="宋体" w:hAnsi="宋体" w:eastAsia="宋体" w:cs="宋体"/>
+          <w:sz w:val="24"/>
+          <w:szCs w:val="24"/>
+        </w:rPr>
+      </w:pPr>
+      <w:r>
+        <w:rPr>
+          <w:rFonts w:hint="eastAsia" w:ascii="宋体" w:hAnsi="宋体" w:eastAsia="宋体" w:cs="宋体"/>
+          <w:sz w:val="24"/>
+          <w:szCs w:val="24"/>
+          <w:lang w:val="en-US" w:eastAsia="zh-CN"/>
+        </w:rPr>
+        <w:t>原点</w:t>
+      </w:r>
+      <w:r>
+        <w:rPr>
+          <w:rFonts w:ascii="宋体" w:hAnsi="宋体" w:eastAsia="宋体" w:cs="宋体"/>
+          <w:sz w:val="24"/>
+          <w:szCs w:val="24"/>
+        </w:rPr>
+        <w:fldChar w:fldCharType="begin"/>
+      </w:r>
+      <w:r>
+        <w:rPr>
+          <w:rFonts w:ascii="宋体" w:hAnsi="宋体" w:eastAsia="宋体" w:cs="宋体"/>
+          <w:sz w:val="24"/>
+          <w:szCs w:val="24"/>
+        </w:rPr>
+        <w:instrText xml:space="preserve"> HYPERLINK "https://docs.github.com/en" </w:instrText>
+      </w:r>
+      <w:r>
+        <w:rPr>
+          <w:rFonts w:ascii="宋体" w:hAnsi="宋体" w:eastAsia="宋体" w:cs="宋体"/>
+          <w:sz w:val="24"/>
+          <w:szCs w:val="24"/>
+        </w:rPr>
+        <w:fldChar w:fldCharType="separate"/>
+      </w:r>
+      <w:r>
+        <w:rPr>
+          <w:rStyle w:val="7"/>
+          <w:rFonts w:ascii="宋体" w:hAnsi="宋体" w:eastAsia="宋体" w:cs="宋体"/>
+          <w:sz w:val="24"/>
+          <w:szCs w:val="24"/>
+        </w:rPr>
+        <w:t>GitHub Docs</w:t>
+      </w:r>
+      <w:r>
+        <w:rPr>
+          <w:rFonts w:ascii="宋体" w:hAnsi="宋体" w:eastAsia="宋体" w:cs="宋体"/>
+          <w:sz w:val="24"/>
+          <w:szCs w:val="24"/>
+        </w:rPr>
+        <w:fldChar w:fldCharType="end"/>
+      </w:r>
+    </w:p>
+    <w:p>
+      <w:pPr>
+        <w:ind w:left="420" w:leftChars="0" w:firstLine="420" w:firstLineChars="0"/>
+        <w:rPr>
+          <w:rFonts w:hint="eastAsia" w:ascii="宋体" w:hAnsi="宋体" w:eastAsia="宋体" w:cs="宋体"/>
+          <w:sz w:val="24"/>
+          <w:szCs w:val="24"/>
+          <w:lang w:val="en-US" w:eastAsia="zh-CN"/>
+        </w:rPr>
+      </w:pPr>
+      <w:r>
+        <w:rPr>
+          <w:rFonts w:hint="eastAsia" w:ascii="宋体" w:hAnsi="宋体" w:eastAsia="宋体" w:cs="宋体"/>
+          <w:sz w:val="24"/>
+          <w:szCs w:val="24"/>
+          <w:lang w:val="en-US" w:eastAsia="zh-CN"/>
+        </w:rPr>
+        <w:t>开始</w:t>
+      </w:r>
+    </w:p>
+    <w:p>
+      <w:pPr>
+        <w:ind w:left="420" w:leftChars="0" w:firstLine="420" w:firstLineChars="0"/>
+        <w:rPr>
+          <w:rFonts w:hint="eastAsia" w:ascii="宋体" w:hAnsi="宋体" w:eastAsia="宋体" w:cs="宋体"/>
+          <w:sz w:val="24"/>
+          <w:szCs w:val="24"/>
+          <w:lang w:val="en-US" w:eastAsia="zh-CN"/>
+        </w:rPr>
+      </w:pPr>
+      <w:r>
+        <w:rPr>
+          <w:rFonts w:hint="eastAsia" w:ascii="宋体" w:hAnsi="宋体" w:eastAsia="宋体" w:cs="宋体"/>
+          <w:sz w:val="24"/>
+          <w:szCs w:val="24"/>
+          <w:lang w:val="en-US" w:eastAsia="zh-CN"/>
+        </w:rPr>
+        <w:t>工作流</w:t>
+      </w:r>
+    </w:p>
+    <w:p>
+      <w:pPr>
+        <w:ind w:left="420" w:leftChars="0" w:firstLine="420" w:firstLineChars="0"/>
+        <w:rPr>
+          <w:rFonts w:hint="eastAsia" w:ascii="宋体" w:hAnsi="宋体" w:eastAsia="宋体" w:cs="宋体"/>
+          <w:sz w:val="24"/>
+          <w:szCs w:val="24"/>
+          <w:lang w:val="en-US" w:eastAsia="zh-CN"/>
+        </w:rPr>
+      </w:pPr>
+      <w:r>
+        <w:rPr>
+          <w:rFonts w:hint="eastAsia" w:ascii="宋体" w:hAnsi="宋体" w:eastAsia="宋体" w:cs="宋体"/>
+          <w:sz w:val="24"/>
+          <w:szCs w:val="24"/>
+          <w:lang w:val="en-US" w:eastAsia="zh-CN"/>
+        </w:rPr>
+        <w:t>页面</w:t>
+      </w:r>
+    </w:p>
+    <w:p>
+      <w:pPr>
+        <w:ind w:left="420" w:leftChars="0" w:firstLine="420" w:firstLineChars="0"/>
+        <w:rPr>
+          <w:rFonts w:hint="eastAsia" w:ascii="宋体" w:hAnsi="宋体" w:eastAsia="宋体" w:cs="宋体"/>
+          <w:sz w:val="24"/>
+          <w:szCs w:val="24"/>
+          <w:lang w:val="en-US" w:eastAsia="zh-CN"/>
+        </w:rPr>
+      </w:pPr>
+      <w:r>
+        <w:rPr>
+          <w:rFonts w:hint="eastAsia" w:ascii="宋体" w:hAnsi="宋体" w:eastAsia="宋体" w:cs="宋体"/>
+          <w:sz w:val="24"/>
+          <w:szCs w:val="24"/>
+          <w:lang w:val="en-US" w:eastAsia="zh-CN"/>
+        </w:rPr>
+        <w:t>git</w:t>
+      </w:r>
+    </w:p>
+    <w:p>
+      <w:pPr>
+        <w:ind w:left="420" w:leftChars="0" w:firstLine="420" w:firstLineChars="0"/>
+        <w:rPr>
+          <w:rFonts w:hint="eastAsia" w:ascii="宋体" w:hAnsi="宋体" w:eastAsia="宋体" w:cs="宋体"/>
+          <w:sz w:val="24"/>
+          <w:szCs w:val="24"/>
+          <w:lang w:val="en-US" w:eastAsia="zh-CN"/>
+        </w:rPr>
+      </w:pPr>
+      <w:r>
+        <w:rPr>
+          <w:rFonts w:hint="eastAsia" w:ascii="宋体" w:hAnsi="宋体" w:eastAsia="宋体" w:cs="宋体"/>
+          <w:sz w:val="24"/>
+          <w:szCs w:val="24"/>
+          <w:lang w:val="en-US" w:eastAsia="zh-CN"/>
+        </w:rPr>
+        <w:t>项目</w:t>
+      </w:r>
+    </w:p>
+    <w:p>
+      <w:pPr>
+        <w:ind w:left="420" w:leftChars="0" w:firstLine="420" w:firstLineChars="0"/>
+        <w:rPr>
+          <w:rFonts w:hint="eastAsia" w:ascii="宋体" w:hAnsi="宋体" w:eastAsia="宋体" w:cs="宋体"/>
+          <w:sz w:val="24"/>
+          <w:szCs w:val="24"/>
+          <w:lang w:val="en-US" w:eastAsia="zh-CN"/>
+        </w:rPr>
+      </w:pPr>
+      <w:r>
+        <w:rPr>
+          <w:rFonts w:hint="eastAsia" w:ascii="宋体" w:hAnsi="宋体" w:eastAsia="宋体" w:cs="宋体"/>
+          <w:sz w:val="24"/>
+          <w:szCs w:val="24"/>
+          <w:lang w:val="en-US" w:eastAsia="zh-CN"/>
+        </w:rPr>
+        <w:t>社区</w:t>
+      </w:r>
+    </w:p>
+    <w:p>
+      <w:pPr>
+        <w:ind w:left="420" w:leftChars="0" w:firstLine="420" w:firstLineChars="0"/>
+        <w:rPr>
+          <w:rFonts w:hint="eastAsia" w:ascii="宋体" w:hAnsi="宋体" w:eastAsia="宋体" w:cs="宋体"/>
+          <w:sz w:val="24"/>
+          <w:szCs w:val="24"/>
+          <w:lang w:val="en-US" w:eastAsia="zh-CN"/>
+        </w:rPr>
+      </w:pPr>
+      <w:r>
+        <w:rPr>
+          <w:rFonts w:hint="eastAsia" w:ascii="宋体" w:hAnsi="宋体" w:eastAsia="宋体" w:cs="宋体"/>
+          <w:sz w:val="24"/>
+          <w:szCs w:val="24"/>
+          <w:lang w:val="en-US" w:eastAsia="zh-CN"/>
+        </w:rPr>
+        <w:t>引用</w:t>
+      </w:r>
+    </w:p>
+    <w:p>
+      <w:pPr>
+        <w:ind w:left="420" w:leftChars="0" w:firstLine="420" w:firstLineChars="0"/>
+        <w:rPr>
+          <w:rFonts w:hint="eastAsia" w:ascii="宋体" w:hAnsi="宋体" w:eastAsia="宋体" w:cs="宋体"/>
+          <w:b/>
+          <w:bCs/>
+          <w:sz w:val="24"/>
+          <w:szCs w:val="24"/>
+          <w:lang w:val="en-US" w:eastAsia="zh-CN"/>
+        </w:rPr>
+      </w:pPr>
+      <w:r>
+        <w:rPr>
+          <w:rFonts w:hint="eastAsia" w:ascii="宋体" w:hAnsi="宋体" w:eastAsia="宋体" w:cs="宋体"/>
+          <w:b/>
+          <w:bCs/>
+          <w:sz w:val="24"/>
+          <w:szCs w:val="24"/>
+          <w:lang w:val="en-US" w:eastAsia="zh-CN"/>
+        </w:rPr>
+        <w:t>issue</w:t>
+      </w:r>
+    </w:p>
+    <w:p>
+      <w:pPr>
+        <w:ind w:left="420" w:leftChars="0" w:firstLine="420" w:firstLineChars="0"/>
+        <w:rPr>
+          <w:rFonts w:hint="default" w:ascii="宋体" w:hAnsi="宋体" w:eastAsia="宋体" w:cs="宋体"/>
+          <w:b/>
+          <w:bCs/>
+          <w:sz w:val="24"/>
+          <w:szCs w:val="24"/>
+          <w:lang w:val="en-US" w:eastAsia="zh-CN"/>
+        </w:rPr>
+      </w:pPr>
+      <w:r>
+        <w:rPr>
+          <w:rFonts w:hint="eastAsia" w:ascii="宋体" w:hAnsi="宋体" w:eastAsia="宋体" w:cs="宋体"/>
+          <w:b/>
+          <w:bCs/>
+          <w:sz w:val="24"/>
+          <w:szCs w:val="24"/>
+          <w:lang w:val="en-US" w:eastAsia="zh-CN"/>
+        </w:rPr>
+        <w:t>Markdown渲染</w:t>
+      </w:r>
+    </w:p>
+    <w:p>
+      <w:pPr>
+        <w:ind w:left="840" w:leftChars="0" w:firstLine="420" w:firstLineChars="0"/>
+        <w:rPr>
+          <w:rFonts w:hint="default" w:ascii="宋体" w:hAnsi="宋体" w:eastAsia="宋体" w:cs="宋体"/>
+          <w:b w:val="0"/>
+          <w:bCs w:val="0"/>
+          <w:sz w:val="24"/>
+          <w:szCs w:val="24"/>
+          <w:lang w:val="en-US" w:eastAsia="zh-CN"/>
+        </w:rPr>
+      </w:pPr>
+      <w:r>
+        <w:rPr>
+          <w:rFonts w:hint="eastAsia" w:ascii="宋体" w:hAnsi="宋体" w:eastAsia="宋体" w:cs="宋体"/>
+          <w:b w:val="0"/>
+          <w:bCs w:val="0"/>
+          <w:sz w:val="24"/>
+          <w:szCs w:val="24"/>
+          <w:lang w:val="en-US" w:eastAsia="zh-CN"/>
+        </w:rPr>
+        <w:t>下述语法快捷键</w:t>
+      </w:r>
+    </w:p>
+    <w:p>
+      <w:pPr>
+        <w:ind w:left="840" w:leftChars="0" w:firstLine="420" w:firstLineChars="0"/>
+        <w:rPr>
+          <w:rFonts w:hint="eastAsia" w:ascii="宋体" w:hAnsi="宋体" w:eastAsia="宋体" w:cs="宋体"/>
+          <w:b w:val="0"/>
+          <w:bCs w:val="0"/>
+          <w:sz w:val="24"/>
+          <w:szCs w:val="24"/>
+          <w:lang w:val="en-US" w:eastAsia="zh-CN"/>
+        </w:rPr>
+      </w:pPr>
+      <w:r>
+        <w:rPr>
+          <w:rFonts w:hint="eastAsia" w:ascii="宋体" w:hAnsi="宋体" w:eastAsia="宋体" w:cs="宋体"/>
+          <w:b w:val="0"/>
+          <w:bCs w:val="0"/>
+          <w:sz w:val="24"/>
+          <w:szCs w:val="24"/>
+          <w:lang w:val="en-US" w:eastAsia="zh-CN"/>
+        </w:rPr>
+        <w:t>·强调</w:t>
+      </w:r>
+    </w:p>
+    <w:p>
+      <w:pPr>
+        <w:ind w:left="1260" w:leftChars="0" w:firstLine="420" w:firstLineChars="0"/>
+        <w:rPr>
+          <w:rFonts w:hint="eastAsia" w:ascii="宋体" w:hAnsi="宋体" w:eastAsia="宋体" w:cs="宋体"/>
+          <w:b w:val="0"/>
+          <w:bCs w:val="0"/>
+          <w:sz w:val="24"/>
+          <w:szCs w:val="24"/>
+          <w:lang w:val="en-US" w:eastAsia="zh-CN"/>
+        </w:rPr>
+      </w:pPr>
+      <w:r>
+        <w:rPr>
+          <w:rFonts w:hint="eastAsia" w:ascii="宋体" w:hAnsi="宋体" w:eastAsia="宋体" w:cs="宋体"/>
+          <w:b w:val="0"/>
+          <w:bCs w:val="0"/>
+          <w:sz w:val="24"/>
+          <w:szCs w:val="24"/>
+          <w:lang w:val="en-US" w:eastAsia="zh-CN"/>
+        </w:rPr>
+        <w:t>**粗体**__粗体__/*斜体*_斜体_/***粗斜体***___粗斜体___</w:t>
+      </w:r>
+    </w:p>
+    <w:p>
+      <w:pPr>
+        <w:ind w:left="1260" w:leftChars="0" w:firstLine="420" w:firstLineChars="0"/>
+        <w:rPr>
+          <w:rFonts w:hint="eastAsia" w:ascii="宋体" w:hAnsi="宋体" w:eastAsia="宋体" w:cs="宋体"/>
+          <w:b w:val="0"/>
+          <w:bCs w:val="0"/>
+          <w:sz w:val="24"/>
+          <w:szCs w:val="24"/>
+          <w:lang w:val="en-US" w:eastAsia="zh-CN"/>
+        </w:rPr>
+      </w:pPr>
+      <w:r>
+        <w:rPr>
+          <w:rFonts w:hint="eastAsia" w:ascii="宋体" w:hAnsi="宋体" w:eastAsia="宋体" w:cs="宋体"/>
+          <w:b w:val="0"/>
+          <w:bCs w:val="0"/>
+          <w:sz w:val="24"/>
+          <w:szCs w:val="24"/>
+          <w:lang w:val="en-US" w:eastAsia="zh-CN"/>
+        </w:rPr>
+        <w:t>~~划线~~</w:t>
+      </w:r>
+    </w:p>
+    <w:p>
+      <w:pPr>
+        <w:ind w:left="1260" w:leftChars="0" w:firstLine="420" w:firstLineChars="0"/>
+        <w:rPr>
+          <w:rFonts w:hint="default" w:ascii="宋体" w:hAnsi="宋体" w:eastAsia="宋体" w:cs="宋体"/>
+          <w:b w:val="0"/>
+          <w:bCs w:val="0"/>
+          <w:sz w:val="24"/>
+          <w:szCs w:val="24"/>
+          <w:lang w:val="en-US" w:eastAsia="zh-CN"/>
+        </w:rPr>
+      </w:pPr>
+      <w:r>
+        <w:rPr>
+          <w:rFonts w:hint="eastAsia" w:ascii="宋体" w:hAnsi="宋体" w:eastAsia="宋体" w:cs="宋体"/>
+          <w:b w:val="0"/>
+          <w:bCs w:val="0"/>
+          <w:sz w:val="24"/>
+          <w:szCs w:val="24"/>
+          <w:lang w:val="en-US" w:eastAsia="zh-CN"/>
+        </w:rPr>
+        <w:t>下标&lt;sub&gt;/上标&lt;sup&gt;/下划&lt;ins&gt;</w:t>
+      </w:r>
+    </w:p>
+    <w:p>
+      <w:pPr>
+        <w:ind w:left="1260" w:leftChars="0" w:firstLine="420" w:firstLineChars="0"/>
+        <w:rPr>
+          <w:rFonts w:hint="default" w:ascii="宋体" w:hAnsi="宋体" w:eastAsia="宋体" w:cs="宋体"/>
+          <w:b w:val="0"/>
+          <w:bCs w:val="0"/>
+          <w:sz w:val="24"/>
+          <w:szCs w:val="24"/>
+          <w:lang w:val="en-US" w:eastAsia="zh-CN"/>
+        </w:rPr>
+      </w:pPr>
+      <w:r>
+        <w:rPr>
+          <w:rFonts w:hint="eastAsia" w:ascii="宋体" w:hAnsi="宋体" w:eastAsia="宋体" w:cs="宋体"/>
+          <w:b w:val="0"/>
+          <w:bCs w:val="0"/>
+          <w:sz w:val="24"/>
+          <w:szCs w:val="24"/>
+          <w:lang w:val="en-US" w:eastAsia="zh-CN"/>
+        </w:rPr>
+        <w:t>#标题/######等级</w:t>
+      </w:r>
+    </w:p>
+    <w:p>
+      <w:pPr>
+        <w:ind w:left="840" w:leftChars="0" w:firstLine="420" w:firstLineChars="0"/>
+        <w:rPr>
+          <w:rFonts w:hint="default" w:ascii="宋体" w:hAnsi="宋体" w:eastAsia="宋体" w:cs="宋体"/>
+          <w:b w:val="0"/>
+          <w:bCs w:val="0"/>
+          <w:sz w:val="24"/>
+          <w:szCs w:val="24"/>
+          <w:lang w:val="en-US" w:eastAsia="zh-CN"/>
+        </w:rPr>
+      </w:pPr>
+      <w:r>
+        <w:rPr>
+          <w:rFonts w:hint="eastAsia" w:ascii="宋体" w:hAnsi="宋体" w:eastAsia="宋体" w:cs="宋体"/>
+          <w:b w:val="0"/>
+          <w:bCs w:val="0"/>
+          <w:sz w:val="24"/>
+          <w:szCs w:val="24"/>
+          <w:lang w:val="en-US" w:eastAsia="zh-CN"/>
+        </w:rPr>
+        <w:t>·列表</w:t>
+      </w:r>
+    </w:p>
+    <w:p>
+      <w:pPr>
+        <w:numPr>
+          <w:numId w:val="0"/>
+        </w:numPr>
+        <w:ind w:left="1680" w:leftChars="0"/>
+        <w:rPr>
+          <w:rFonts w:hint="eastAsia" w:ascii="宋体" w:hAnsi="宋体" w:eastAsia="宋体" w:cs="宋体"/>
+          <w:b w:val="0"/>
+          <w:bCs w:val="0"/>
+          <w:sz w:val="24"/>
+          <w:szCs w:val="24"/>
+          <w:lang w:val="en-US" w:eastAsia="zh-CN"/>
+        </w:rPr>
+      </w:pPr>
+      <w:r>
+        <w:rPr>
+          <w:rFonts w:hint="eastAsia" w:ascii="宋体" w:hAnsi="宋体" w:eastAsia="宋体" w:cs="宋体"/>
+          <w:b w:val="0"/>
+          <w:bCs w:val="0"/>
+          <w:sz w:val="24"/>
+          <w:szCs w:val="24"/>
+          <w:lang w:val="en-US" w:eastAsia="zh-CN"/>
+        </w:rPr>
+        <w:t>序号1./突出*-+/下一级</w:t>
+      </w:r>
+    </w:p>
+    <w:p>
+      <w:pPr>
+        <w:ind w:left="840" w:leftChars="0" w:firstLine="420" w:firstLineChars="0"/>
+        <w:rPr>
+          <w:rFonts w:hint="eastAsia" w:ascii="宋体" w:hAnsi="宋体" w:eastAsia="宋体" w:cs="宋体"/>
+          <w:b w:val="0"/>
+          <w:bCs w:val="0"/>
+          <w:sz w:val="24"/>
+          <w:szCs w:val="24"/>
+          <w:lang w:val="en-US" w:eastAsia="zh-CN"/>
+        </w:rPr>
+      </w:pPr>
+      <w:r>
+        <w:rPr>
+          <w:rFonts w:hint="eastAsia" w:ascii="宋体" w:hAnsi="宋体" w:eastAsia="宋体" w:cs="宋体"/>
+          <w:b w:val="0"/>
+          <w:bCs w:val="0"/>
+          <w:sz w:val="24"/>
+          <w:szCs w:val="24"/>
+          <w:lang w:val="en-US" w:eastAsia="zh-CN"/>
+        </w:rPr>
+        <w:t>·嵌入</w:t>
+      </w:r>
+    </w:p>
+    <w:p>
+      <w:pPr>
+        <w:ind w:left="1260" w:leftChars="0" w:firstLine="420" w:firstLineChars="0"/>
+        <w:rPr>
+          <w:rFonts w:hint="eastAsia" w:ascii="宋体" w:hAnsi="宋体" w:eastAsia="宋体" w:cs="宋体"/>
+          <w:b w:val="0"/>
+          <w:bCs w:val="0"/>
+          <w:sz w:val="24"/>
+          <w:szCs w:val="24"/>
+          <w:lang w:val="en-US" w:eastAsia="zh-CN"/>
+        </w:rPr>
+      </w:pPr>
+      <w:r>
+        <w:rPr>
+          <w:rFonts w:hint="eastAsia" w:ascii="宋体" w:hAnsi="宋体" w:eastAsia="宋体" w:cs="宋体"/>
+          <w:b w:val="0"/>
+          <w:bCs w:val="0"/>
+          <w:sz w:val="24"/>
+          <w:szCs w:val="24"/>
+          <w:lang w:val="en-US" w:eastAsia="zh-CN"/>
+        </w:rPr>
+        <w:t>图片![图片alt](图片链接 "图片title")</w:t>
+      </w:r>
+    </w:p>
+    <w:p>
+      <w:pPr>
+        <w:ind w:left="1260" w:leftChars="0" w:firstLine="420" w:firstLineChars="0"/>
+        <w:rPr>
+          <w:rFonts w:hint="eastAsia" w:ascii="宋体" w:hAnsi="宋体" w:eastAsia="宋体" w:cs="宋体"/>
+          <w:b w:val="0"/>
+          <w:bCs w:val="0"/>
+          <w:sz w:val="24"/>
+          <w:szCs w:val="24"/>
+          <w:lang w:val="en-US" w:eastAsia="zh-CN"/>
+        </w:rPr>
+      </w:pPr>
+      <w:r>
+        <w:rPr>
+          <w:rFonts w:hint="eastAsia" w:ascii="宋体" w:hAnsi="宋体" w:eastAsia="宋体" w:cs="宋体"/>
+          <w:b w:val="0"/>
+          <w:bCs w:val="0"/>
+          <w:sz w:val="24"/>
+          <w:szCs w:val="24"/>
+          <w:lang w:val="en-US" w:eastAsia="zh-CN"/>
+        </w:rPr>
+        <w:t>引用相对关系</w:t>
+      </w:r>
+    </w:p>
+    <w:p>
+      <w:pPr>
+        <w:ind w:left="1260" w:leftChars="0" w:firstLine="420" w:firstLineChars="0"/>
+        <w:rPr>
+          <w:rFonts w:hint="default" w:ascii="宋体" w:hAnsi="宋体" w:eastAsia="宋体" w:cs="宋体"/>
+          <w:b w:val="0"/>
+          <w:bCs w:val="0"/>
+          <w:sz w:val="24"/>
+          <w:szCs w:val="24"/>
+          <w:lang w:val="en-US" w:eastAsia="zh-CN"/>
+        </w:rPr>
+      </w:pPr>
+      <w:r>
+        <w:rPr>
+          <w:rFonts w:hint="eastAsia" w:ascii="宋体" w:hAnsi="宋体" w:eastAsia="宋体" w:cs="宋体"/>
+          <w:b w:val="0"/>
+          <w:bCs w:val="0"/>
+          <w:sz w:val="24"/>
+          <w:szCs w:val="24"/>
+          <w:lang w:val="en-US" w:eastAsia="zh-CN"/>
+        </w:rPr>
+        <w:t>连接</w:t>
+      </w:r>
+    </w:p>
+    <w:p>
+      <w:pPr>
+        <w:ind w:left="840" w:leftChars="0" w:firstLine="420" w:firstLineChars="0"/>
+        <w:rPr>
+          <w:rFonts w:hint="eastAsia" w:ascii="宋体" w:hAnsi="宋体" w:eastAsia="宋体" w:cs="宋体"/>
+          <w:b w:val="0"/>
+          <w:bCs w:val="0"/>
+          <w:sz w:val="24"/>
+          <w:szCs w:val="24"/>
+          <w:lang w:val="en-US" w:eastAsia="zh-CN"/>
+        </w:rPr>
+      </w:pPr>
+      <w:r>
+        <w:rPr>
+          <w:rFonts w:hint="eastAsia" w:ascii="宋体" w:hAnsi="宋体" w:eastAsia="宋体" w:cs="宋体"/>
+          <w:b w:val="0"/>
+          <w:bCs w:val="0"/>
+          <w:sz w:val="24"/>
+          <w:szCs w:val="24"/>
+          <w:lang w:val="en-US" w:eastAsia="zh-CN"/>
+        </w:rPr>
+        <w:t>·引用&gt;</w:t>
+      </w:r>
+    </w:p>
+    <w:p>
+      <w:pPr>
+        <w:ind w:left="1260" w:leftChars="0" w:firstLine="420" w:firstLineChars="0"/>
+        <w:rPr>
+          <w:rFonts w:hint="default" w:ascii="宋体" w:hAnsi="宋体" w:eastAsia="宋体" w:cs="宋体"/>
+          <w:b w:val="0"/>
+          <w:bCs w:val="0"/>
+          <w:sz w:val="24"/>
+          <w:szCs w:val="24"/>
+          <w:lang w:val="en-US" w:eastAsia="zh-CN"/>
+        </w:rPr>
+      </w:pPr>
+      <w:r>
+        <w:rPr>
+          <w:rFonts w:hint="eastAsia" w:ascii="宋体" w:hAnsi="宋体" w:eastAsia="宋体" w:cs="宋体"/>
+          <w:b w:val="0"/>
+          <w:bCs w:val="0"/>
+          <w:sz w:val="24"/>
+          <w:szCs w:val="24"/>
+          <w:lang w:val="en-US" w:eastAsia="zh-CN"/>
+        </w:rPr>
+        <w:t>引用块嵌套&gt;&gt;</w:t>
+      </w:r>
+    </w:p>
+    <w:p>
+      <w:pPr>
+        <w:ind w:left="840" w:leftChars="0" w:firstLine="420" w:firstLineChars="0"/>
+        <w:rPr>
+          <w:rFonts w:hint="eastAsia" w:ascii="宋体" w:hAnsi="宋体" w:eastAsia="宋体" w:cs="宋体"/>
+          <w:b w:val="0"/>
+          <w:bCs w:val="0"/>
+          <w:sz w:val="24"/>
+          <w:szCs w:val="24"/>
+          <w:lang w:val="en-US" w:eastAsia="zh-CN"/>
+        </w:rPr>
+      </w:pPr>
+      <w:r>
+        <w:rPr>
+          <w:rFonts w:hint="eastAsia" w:ascii="宋体" w:hAnsi="宋体" w:eastAsia="宋体" w:cs="宋体"/>
+          <w:b w:val="0"/>
+          <w:bCs w:val="0"/>
+          <w:sz w:val="24"/>
+          <w:szCs w:val="24"/>
+          <w:lang w:val="en-US" w:eastAsia="zh-CN"/>
+        </w:rPr>
+        <w:t>·分割线</w:t>
+      </w:r>
+    </w:p>
+    <w:p>
+      <w:pPr>
+        <w:ind w:left="1260" w:leftChars="0" w:firstLine="420" w:firstLineChars="0"/>
+        <w:rPr>
+          <w:rFonts w:hint="eastAsia" w:ascii="宋体" w:hAnsi="宋体" w:eastAsia="宋体" w:cs="宋体"/>
+          <w:b w:val="0"/>
+          <w:bCs w:val="0"/>
+          <w:sz w:val="24"/>
+          <w:szCs w:val="24"/>
+          <w:lang w:val="en-US" w:eastAsia="zh-CN"/>
+        </w:rPr>
+      </w:pPr>
+      <w:r>
+        <w:rPr>
+          <w:rFonts w:hint="eastAsia" w:ascii="宋体" w:hAnsi="宋体" w:eastAsia="宋体" w:cs="宋体"/>
+          <w:b w:val="0"/>
+          <w:bCs w:val="0"/>
+          <w:sz w:val="24"/>
+          <w:szCs w:val="24"/>
+          <w:lang w:val="en-US" w:eastAsia="zh-CN"/>
+        </w:rPr>
+        <w:t>===一级标题---二级标题</w:t>
+      </w:r>
+    </w:p>
+    <w:p>
+      <w:pPr>
+        <w:ind w:left="1260" w:leftChars="0" w:firstLine="420" w:firstLineChars="0"/>
+        <w:rPr>
+          <w:rFonts w:hint="eastAsia" w:ascii="宋体" w:hAnsi="宋体" w:eastAsia="宋体" w:cs="宋体"/>
+          <w:b w:val="0"/>
+          <w:bCs w:val="0"/>
+          <w:sz w:val="24"/>
+          <w:szCs w:val="24"/>
+          <w:lang w:val="en-US" w:eastAsia="zh-CN"/>
+        </w:rPr>
+      </w:pPr>
+      <w:r>
+        <w:rPr>
+          <w:rFonts w:hint="eastAsia" w:ascii="宋体" w:hAnsi="宋体" w:eastAsia="宋体" w:cs="宋体"/>
+          <w:b w:val="0"/>
+          <w:bCs w:val="0"/>
+          <w:sz w:val="24"/>
+          <w:szCs w:val="24"/>
+          <w:lang w:val="en-US" w:eastAsia="zh-CN"/>
+        </w:rPr>
+        <w:t>分割线---/___/***</w:t>
+      </w:r>
+    </w:p>
+    <w:p>
+      <w:pPr>
+        <w:ind w:left="1260" w:leftChars="0" w:firstLine="420" w:firstLineChars="0"/>
+        <w:rPr>
+          <w:rFonts w:hint="default" w:ascii="宋体" w:hAnsi="宋体" w:eastAsia="宋体" w:cs="宋体"/>
+          <w:b w:val="0"/>
+          <w:bCs w:val="0"/>
+          <w:sz w:val="24"/>
+          <w:szCs w:val="24"/>
+          <w:lang w:val="en-US" w:eastAsia="zh-CN"/>
+        </w:rPr>
+      </w:pPr>
+      <w:r>
+        <w:rPr>
+          <w:rFonts w:hint="eastAsia" w:ascii="宋体" w:hAnsi="宋体" w:eastAsia="宋体" w:cs="宋体"/>
+          <w:b w:val="0"/>
+          <w:bCs w:val="0"/>
+          <w:sz w:val="24"/>
+          <w:szCs w:val="24"/>
+          <w:lang w:val="en-US" w:eastAsia="zh-CN"/>
+        </w:rPr>
+        <w:t>空行段落</w:t>
+      </w:r>
+    </w:p>
+    <w:p>
+      <w:pPr>
+        <w:ind w:left="840" w:leftChars="0" w:firstLine="420" w:firstLineChars="0"/>
+        <w:rPr>
+          <w:rFonts w:hint="eastAsia" w:ascii="宋体" w:hAnsi="宋体" w:eastAsia="宋体" w:cs="宋体"/>
+          <w:b w:val="0"/>
+          <w:bCs w:val="0"/>
+          <w:sz w:val="24"/>
+          <w:szCs w:val="24"/>
+          <w:lang w:val="en-US" w:eastAsia="zh-CN"/>
+        </w:rPr>
+      </w:pPr>
+      <w:r>
+        <w:rPr>
+          <w:rFonts w:hint="eastAsia" w:ascii="宋体" w:hAnsi="宋体" w:eastAsia="宋体" w:cs="宋体"/>
+          <w:b w:val="0"/>
+          <w:bCs w:val="0"/>
+          <w:sz w:val="24"/>
+          <w:szCs w:val="24"/>
+          <w:lang w:val="en-US" w:eastAsia="zh-CN"/>
+        </w:rPr>
+        <w:t>·行内代码</w:t>
+      </w:r>
+    </w:p>
+    <w:p>
+      <w:pPr>
+        <w:ind w:left="1260" w:leftChars="0" w:firstLine="420" w:firstLineChars="0"/>
+        <w:rPr>
+          <w:rFonts w:hint="eastAsia" w:ascii="宋体" w:hAnsi="宋体" w:eastAsia="宋体" w:cs="宋体"/>
+          <w:b w:val="0"/>
+          <w:bCs w:val="0"/>
+          <w:sz w:val="24"/>
+          <w:szCs w:val="24"/>
+          <w:lang w:val="en-US" w:eastAsia="zh-CN"/>
+        </w:rPr>
+      </w:pPr>
+      <w:r>
+        <w:rPr>
+          <w:rFonts w:hint="eastAsia" w:ascii="宋体" w:hAnsi="宋体" w:eastAsia="宋体" w:cs="宋体"/>
+          <w:b w:val="0"/>
+          <w:bCs w:val="0"/>
+          <w:sz w:val="24"/>
+          <w:szCs w:val="24"/>
+          <w:lang w:val="en-US" w:eastAsia="zh-CN"/>
+        </w:rPr>
+        <w:t>通常采用四个空格或一个制表符缩进</w:t>
+      </w:r>
+    </w:p>
+    <w:p>
+      <w:pPr>
+        <w:ind w:left="1260" w:leftChars="0" w:firstLine="420" w:firstLineChars="0"/>
+        <w:rPr>
+          <w:rFonts w:hint="default" w:ascii="宋体" w:hAnsi="宋体" w:eastAsia="宋体" w:cs="宋体"/>
+          <w:b w:val="0"/>
+          <w:bCs w:val="0"/>
+          <w:sz w:val="24"/>
+          <w:szCs w:val="24"/>
+          <w:lang w:val="en-US" w:eastAsia="zh-CN"/>
+        </w:rPr>
+      </w:pPr>
+      <w:r>
+        <w:rPr>
+          <w:rFonts w:hint="eastAsia" w:ascii="宋体" w:hAnsi="宋体" w:eastAsia="宋体" w:cs="宋体"/>
+          <w:b w:val="0"/>
+          <w:bCs w:val="0"/>
+          <w:sz w:val="24"/>
+          <w:szCs w:val="24"/>
+          <w:lang w:val="en-US" w:eastAsia="zh-CN"/>
+        </w:rPr>
+        <w:t>`a`代码块/``a``文本</w:t>
+      </w:r>
+    </w:p>
+    <w:p>
+      <w:pPr>
+        <w:ind w:left="1260" w:leftChars="0" w:firstLine="420" w:firstLineChars="0"/>
+        <w:rPr>
+          <w:rFonts w:hint="eastAsia" w:ascii="宋体" w:hAnsi="宋体" w:eastAsia="宋体" w:cs="宋体"/>
+          <w:b w:val="0"/>
+          <w:bCs w:val="0"/>
+          <w:sz w:val="24"/>
+          <w:szCs w:val="24"/>
+          <w:lang w:val="en-US" w:eastAsia="zh-CN"/>
+        </w:rPr>
+      </w:pPr>
+      <w:r>
+        <w:rPr>
+          <w:rFonts w:hint="eastAsia" w:ascii="宋体" w:hAnsi="宋体" w:eastAsia="宋体" w:cs="宋体"/>
+          <w:b w:val="0"/>
+          <w:bCs w:val="0"/>
+          <w:sz w:val="24"/>
+          <w:szCs w:val="24"/>
+          <w:lang w:val="en-US" w:eastAsia="zh-CN"/>
+        </w:rPr>
+        <w:t>语法```nox```</w:t>
+      </w:r>
+    </w:p>
+    <w:p>
+      <w:pPr>
+        <w:ind w:left="1260" w:leftChars="0" w:firstLine="420" w:firstLineChars="0"/>
+        <w:rPr>
+          <w:rFonts w:hint="eastAsia" w:ascii="宋体" w:hAnsi="宋体" w:eastAsia="宋体" w:cs="宋体"/>
+          <w:b w:val="0"/>
+          <w:bCs w:val="0"/>
+          <w:sz w:val="24"/>
+          <w:szCs w:val="24"/>
+          <w:lang w:val="en-US" w:eastAsia="zh-CN"/>
+        </w:rPr>
+      </w:pPr>
+      <w:r>
+        <w:rPr>
+          <w:rFonts w:hint="eastAsia" w:ascii="宋体" w:hAnsi="宋体" w:eastAsia="宋体" w:cs="宋体"/>
+          <w:b w:val="0"/>
+          <w:bCs w:val="0"/>
+          <w:sz w:val="24"/>
+          <w:szCs w:val="24"/>
+          <w:lang w:val="en-US" w:eastAsia="zh-CN"/>
+        </w:rPr>
+        <w:t>高亮{highlight=10}</w:t>
+      </w:r>
+    </w:p>
+    <w:p>
+      <w:pPr>
+        <w:ind w:left="1260" w:leftChars="0" w:firstLine="420" w:firstLineChars="0"/>
+        <w:rPr>
+          <w:rFonts w:hint="default" w:ascii="宋体" w:hAnsi="宋体" w:eastAsia="宋体" w:cs="宋体"/>
+          <w:b w:val="0"/>
+          <w:bCs w:val="0"/>
+          <w:sz w:val="24"/>
+          <w:szCs w:val="24"/>
+          <w:lang w:val="en-US" w:eastAsia="zh-CN"/>
+        </w:rPr>
+      </w:pPr>
+      <w:r>
+        <w:rPr>
+          <w:rFonts w:hint="eastAsia" w:ascii="宋体" w:hAnsi="宋体" w:eastAsia="宋体" w:cs="宋体"/>
+          <w:b w:val="0"/>
+          <w:bCs w:val="0"/>
+          <w:sz w:val="24"/>
+          <w:szCs w:val="24"/>
+          <w:lang w:val="en-US" w:eastAsia="zh-CN"/>
+        </w:rPr>
+        <w:t>行数javascript {.line-numbers}</w:t>
+      </w:r>
+    </w:p>
+    <w:p>
+      <w:pPr>
+        <w:ind w:left="840" w:leftChars="0" w:firstLine="420" w:firstLineChars="0"/>
+        <w:rPr>
+          <w:rFonts w:hint="default" w:ascii="宋体" w:hAnsi="宋体" w:eastAsia="宋体" w:cs="宋体"/>
+          <w:b w:val="0"/>
+          <w:bCs w:val="0"/>
+          <w:sz w:val="24"/>
+          <w:szCs w:val="24"/>
+          <w:lang w:val="en-US" w:eastAsia="zh-CN"/>
+        </w:rPr>
+      </w:pPr>
+      <w:r>
+        <w:rPr>
+          <w:rFonts w:hint="eastAsia" w:ascii="宋体" w:hAnsi="宋体" w:eastAsia="宋体" w:cs="宋体"/>
+          <w:b w:val="0"/>
+          <w:bCs w:val="0"/>
+          <w:sz w:val="24"/>
+          <w:szCs w:val="24"/>
+          <w:lang w:val="en-US" w:eastAsia="zh-CN"/>
+        </w:rPr>
+        <w:t>·彩色模型高亮</w:t>
+      </w:r>
+    </w:p>
+    <w:p>
+      <w:pPr>
+        <w:ind w:left="840" w:leftChars="0" w:firstLine="420" w:firstLineChars="0"/>
+        <w:rPr>
+          <w:rFonts w:hint="default" w:ascii="宋体" w:hAnsi="宋体" w:eastAsia="宋体" w:cs="宋体"/>
+          <w:b w:val="0"/>
+          <w:bCs w:val="0"/>
+          <w:sz w:val="24"/>
+          <w:szCs w:val="24"/>
+          <w:lang w:val="en-US" w:eastAsia="zh-CN"/>
+        </w:rPr>
+      </w:pPr>
+      <w:r>
+        <w:rPr>
+          <w:rFonts w:hint="eastAsia" w:ascii="宋体" w:hAnsi="宋体" w:eastAsia="宋体" w:cs="宋体"/>
+          <w:b w:val="0"/>
+          <w:bCs w:val="0"/>
+          <w:sz w:val="24"/>
+          <w:szCs w:val="24"/>
+          <w:lang w:val="en-US" w:eastAsia="zh-CN"/>
+        </w:rPr>
+        <w:t>·[x]代办事项</w:t>
+      </w:r>
+    </w:p>
+    <w:p>
+      <w:pPr>
+        <w:ind w:left="840" w:leftChars="0" w:firstLine="420" w:firstLineChars="0"/>
+        <w:rPr>
+          <w:rFonts w:hint="eastAsia" w:ascii="宋体" w:hAnsi="宋体" w:eastAsia="宋体" w:cs="宋体"/>
+          <w:b w:val="0"/>
+          <w:bCs w:val="0"/>
+          <w:sz w:val="24"/>
+          <w:szCs w:val="24"/>
+          <w:lang w:val="en-US" w:eastAsia="zh-CN"/>
+        </w:rPr>
+      </w:pPr>
+      <w:r>
+        <w:rPr>
+          <w:rFonts w:hint="eastAsia" w:ascii="宋体" w:hAnsi="宋体" w:eastAsia="宋体" w:cs="宋体"/>
+          <w:b w:val="0"/>
+          <w:bCs w:val="0"/>
+          <w:sz w:val="24"/>
+          <w:szCs w:val="24"/>
+          <w:lang w:val="en-US" w:eastAsia="zh-CN"/>
+        </w:rPr>
+        <w:t>·连接</w:t>
+      </w:r>
+    </w:p>
+    <w:p>
+      <w:pPr>
+        <w:ind w:left="1260" w:leftChars="0" w:firstLine="420" w:firstLineChars="0"/>
+        <w:rPr>
+          <w:rFonts w:hint="eastAsia" w:ascii="宋体" w:hAnsi="宋体" w:eastAsia="宋体" w:cs="宋体"/>
+          <w:b w:val="0"/>
+          <w:bCs w:val="0"/>
+          <w:sz w:val="24"/>
+          <w:szCs w:val="24"/>
+          <w:lang w:val="en-US" w:eastAsia="zh-CN"/>
+        </w:rPr>
+      </w:pPr>
+      <w:r>
+        <w:rPr>
+          <w:rFonts w:hint="eastAsia" w:ascii="宋体" w:hAnsi="宋体" w:eastAsia="宋体" w:cs="宋体"/>
+          <w:b w:val="0"/>
+          <w:bCs w:val="0"/>
+          <w:sz w:val="24"/>
+          <w:szCs w:val="24"/>
+          <w:lang w:val="en-US" w:eastAsia="zh-CN"/>
+        </w:rPr>
+        <w:t>章节/相关关系/定制锚</w:t>
+      </w:r>
+    </w:p>
+    <w:p>
+      <w:pPr>
+        <w:ind w:left="840" w:leftChars="0" w:firstLine="420" w:firstLineChars="0"/>
+        <w:rPr>
+          <w:rFonts w:hint="eastAsia" w:ascii="宋体" w:hAnsi="宋体" w:eastAsia="宋体" w:cs="宋体"/>
+          <w:b w:val="0"/>
+          <w:bCs w:val="0"/>
+          <w:sz w:val="24"/>
+          <w:szCs w:val="24"/>
+          <w:lang w:val="en-US" w:eastAsia="zh-CN"/>
+        </w:rPr>
+      </w:pPr>
+      <w:r>
+        <w:rPr>
+          <w:rFonts w:hint="eastAsia" w:ascii="宋体" w:hAnsi="宋体" w:eastAsia="宋体" w:cs="宋体"/>
+          <w:b w:val="0"/>
+          <w:bCs w:val="0"/>
+          <w:sz w:val="24"/>
+          <w:szCs w:val="24"/>
+          <w:lang w:val="en-US" w:eastAsia="zh-CN"/>
+        </w:rPr>
+        <w:t>·换行</w:t>
+      </w:r>
+    </w:p>
+    <w:p>
+      <w:pPr>
+        <w:ind w:left="1260" w:leftChars="0" w:firstLine="420" w:firstLineChars="0"/>
+        <w:rPr>
+          <w:rFonts w:hint="eastAsia" w:ascii="宋体" w:hAnsi="宋体" w:eastAsia="宋体" w:cs="宋体"/>
+          <w:b w:val="0"/>
+          <w:bCs w:val="0"/>
+          <w:sz w:val="24"/>
+          <w:szCs w:val="24"/>
+          <w:lang w:val="en-US" w:eastAsia="zh-CN"/>
+        </w:rPr>
+      </w:pPr>
+      <w:r>
+        <w:rPr>
+          <w:rFonts w:hint="eastAsia" w:ascii="宋体" w:hAnsi="宋体" w:eastAsia="宋体" w:cs="宋体"/>
+          <w:b w:val="0"/>
+          <w:bCs w:val="0"/>
+          <w:sz w:val="24"/>
+          <w:szCs w:val="24"/>
+          <w:lang w:val="en-US" w:eastAsia="zh-CN"/>
+        </w:rPr>
+        <w:t>双空格/反斜杠</w:t>
+      </w:r>
+    </w:p>
+    <w:p>
+      <w:pPr>
+        <w:ind w:left="1260" w:leftChars="0" w:firstLine="420" w:firstLineChars="0"/>
+        <w:rPr>
+          <w:rFonts w:hint="eastAsia" w:ascii="宋体" w:hAnsi="宋体" w:eastAsia="宋体" w:cs="宋体"/>
+          <w:b w:val="0"/>
+          <w:bCs w:val="0"/>
+          <w:sz w:val="24"/>
+          <w:szCs w:val="24"/>
+          <w:lang w:val="en-US" w:eastAsia="zh-CN"/>
+        </w:rPr>
+      </w:pPr>
+      <w:r>
+        <w:rPr>
+          <w:rFonts w:hint="eastAsia" w:ascii="宋体" w:hAnsi="宋体" w:eastAsia="宋体" w:cs="宋体"/>
+          <w:b w:val="0"/>
+          <w:bCs w:val="0"/>
+          <w:sz w:val="24"/>
+          <w:szCs w:val="24"/>
+          <w:lang w:val="en-US" w:eastAsia="zh-CN"/>
+        </w:rPr>
+        <w:t>HTML 单行换行标签</w:t>
+      </w:r>
+    </w:p>
+    <w:p>
+      <w:pPr>
+        <w:ind w:left="1260" w:leftChars="0" w:firstLine="420" w:firstLineChars="0"/>
+        <w:rPr>
+          <w:rFonts w:hint="default" w:ascii="宋体" w:hAnsi="宋体" w:eastAsia="宋体" w:cs="宋体"/>
+          <w:b w:val="0"/>
+          <w:bCs w:val="0"/>
+          <w:sz w:val="24"/>
+          <w:szCs w:val="24"/>
+          <w:lang w:val="en-US" w:eastAsia="zh-CN"/>
+        </w:rPr>
+      </w:pPr>
+      <w:r>
+        <w:rPr>
+          <w:rFonts w:hint="eastAsia" w:ascii="宋体" w:hAnsi="宋体" w:eastAsia="宋体" w:cs="宋体"/>
+          <w:b w:val="0"/>
+          <w:bCs w:val="0"/>
+          <w:sz w:val="24"/>
+          <w:szCs w:val="24"/>
+          <w:lang w:val="en-US" w:eastAsia="zh-CN"/>
+        </w:rPr>
+        <w:t>闭合标签与双标签&lt;br /&gt;=&lt;br&gt;...&lt;/br&gt;</w:t>
+      </w:r>
+    </w:p>
+    <w:p>
+      <w:pPr>
+        <w:ind w:left="840" w:leftChars="0" w:firstLine="420" w:firstLineChars="0"/>
+        <w:rPr>
+          <w:rFonts w:hint="eastAsia" w:ascii="宋体" w:hAnsi="宋体" w:eastAsia="宋体" w:cs="宋体"/>
+          <w:b w:val="0"/>
+          <w:bCs w:val="0"/>
+          <w:sz w:val="24"/>
+          <w:szCs w:val="24"/>
+          <w:lang w:val="en-US" w:eastAsia="zh-CN"/>
+        </w:rPr>
+      </w:pPr>
+      <w:r>
+        <w:rPr>
+          <w:rFonts w:hint="eastAsia" w:ascii="宋体" w:hAnsi="宋体" w:eastAsia="宋体" w:cs="宋体"/>
+          <w:b w:val="0"/>
+          <w:bCs w:val="0"/>
+          <w:sz w:val="24"/>
+          <w:szCs w:val="24"/>
+          <w:lang w:val="en-US" w:eastAsia="zh-CN"/>
+        </w:rPr>
+        <w:t>·表情:</w:t>
+      </w:r>
+    </w:p>
+    <w:p>
+      <w:pPr>
+        <w:ind w:left="840" w:leftChars="0" w:firstLine="420" w:firstLineChars="0"/>
+        <w:rPr>
+          <w:rFonts w:hint="eastAsia" w:ascii="宋体" w:hAnsi="宋体" w:eastAsia="宋体" w:cs="宋体"/>
+          <w:b w:val="0"/>
+          <w:bCs w:val="0"/>
+          <w:sz w:val="24"/>
+          <w:szCs w:val="24"/>
+          <w:lang w:val="en-US" w:eastAsia="zh-CN"/>
+        </w:rPr>
+      </w:pPr>
+      <w:r>
+        <w:rPr>
+          <w:rFonts w:hint="eastAsia" w:ascii="宋体" w:hAnsi="宋体" w:eastAsia="宋体" w:cs="宋体"/>
+          <w:b w:val="0"/>
+          <w:bCs w:val="0"/>
+          <w:sz w:val="24"/>
+          <w:szCs w:val="24"/>
+          <w:lang w:val="en-US" w:eastAsia="zh-CN"/>
+        </w:rPr>
+        <w:t>·段落 空行</w:t>
+      </w:r>
+    </w:p>
+    <w:p>
+      <w:pPr>
+        <w:ind w:left="840" w:leftChars="0" w:firstLine="420" w:firstLineChars="0"/>
+        <w:rPr>
+          <w:rFonts w:hint="eastAsia" w:ascii="宋体" w:hAnsi="宋体" w:eastAsia="宋体" w:cs="宋体"/>
+          <w:b w:val="0"/>
+          <w:bCs w:val="0"/>
+          <w:sz w:val="24"/>
+          <w:szCs w:val="24"/>
+          <w:lang w:val="en-US" w:eastAsia="zh-CN"/>
+        </w:rPr>
+      </w:pPr>
+      <w:r>
+        <w:rPr>
+          <w:rFonts w:hint="eastAsia" w:ascii="宋体" w:hAnsi="宋体" w:eastAsia="宋体" w:cs="宋体"/>
+          <w:b w:val="0"/>
+          <w:bCs w:val="0"/>
+          <w:sz w:val="24"/>
+          <w:szCs w:val="24"/>
+          <w:lang w:val="en-US" w:eastAsia="zh-CN"/>
+        </w:rPr>
+        <w:t>·脚注[^1][^1]:</w:t>
+      </w:r>
+    </w:p>
+    <w:p>
+      <w:pPr>
+        <w:ind w:left="840" w:leftChars="0" w:firstLine="420" w:firstLineChars="0"/>
+        <w:rPr>
+          <w:rFonts w:hint="eastAsia" w:ascii="宋体" w:hAnsi="宋体" w:eastAsia="宋体" w:cs="宋体"/>
+          <w:b w:val="0"/>
+          <w:bCs w:val="0"/>
+          <w:sz w:val="24"/>
+          <w:szCs w:val="24"/>
+          <w:lang w:val="en-US" w:eastAsia="zh-CN"/>
+        </w:rPr>
+      </w:pPr>
+      <w:r>
+        <w:rPr>
+          <w:rFonts w:hint="eastAsia" w:ascii="宋体" w:hAnsi="宋体" w:eastAsia="宋体" w:cs="宋体"/>
+          <w:b w:val="0"/>
+          <w:bCs w:val="0"/>
+          <w:sz w:val="24"/>
+          <w:szCs w:val="24"/>
+          <w:lang w:val="en-US" w:eastAsia="zh-CN"/>
+        </w:rPr>
+        <w:t>·警报&gt;</w:t>
+      </w:r>
+    </w:p>
+    <w:p>
+      <w:pPr>
+        <w:ind w:left="1260" w:leftChars="0" w:firstLine="420" w:firstLineChars="0"/>
+        <w:rPr>
+          <w:rFonts w:hint="default" w:ascii="宋体" w:hAnsi="宋体" w:eastAsia="宋体" w:cs="宋体"/>
+          <w:b w:val="0"/>
+          <w:bCs w:val="0"/>
+          <w:sz w:val="24"/>
+          <w:szCs w:val="24"/>
+          <w:lang w:val="en-US" w:eastAsia="zh-CN"/>
+        </w:rPr>
+      </w:pPr>
+      <w:r>
+        <w:rPr>
+          <w:rFonts w:hint="default" w:ascii="宋体" w:hAnsi="宋体" w:eastAsia="宋体" w:cs="宋体"/>
+          <w:b w:val="0"/>
+          <w:bCs w:val="0"/>
+          <w:sz w:val="24"/>
+          <w:szCs w:val="24"/>
+          <w:lang w:val="en-US" w:eastAsia="zh-CN"/>
+        </w:rPr>
+        <w:t>&gt; [!NOTE]</w:t>
+      </w:r>
+    </w:p>
+    <w:p>
+      <w:pPr>
+        <w:ind w:left="1260" w:leftChars="0" w:firstLine="420" w:firstLineChars="0"/>
+        <w:rPr>
+          <w:rFonts w:hint="default" w:ascii="宋体" w:hAnsi="宋体" w:eastAsia="宋体" w:cs="宋体"/>
+          <w:b w:val="0"/>
+          <w:bCs w:val="0"/>
+          <w:sz w:val="24"/>
+          <w:szCs w:val="24"/>
+          <w:lang w:val="en-US" w:eastAsia="zh-CN"/>
+        </w:rPr>
+      </w:pPr>
+      <w:r>
+        <w:rPr>
+          <w:rFonts w:hint="default" w:ascii="宋体" w:hAnsi="宋体" w:eastAsia="宋体" w:cs="宋体"/>
+          <w:b w:val="0"/>
+          <w:bCs w:val="0"/>
+          <w:sz w:val="24"/>
+          <w:szCs w:val="24"/>
+          <w:lang w:val="en-US" w:eastAsia="zh-CN"/>
+        </w:rPr>
+        <w:t>&gt; [!TIP]</w:t>
+      </w:r>
+    </w:p>
+    <w:p>
+      <w:pPr>
+        <w:ind w:left="1260" w:leftChars="0" w:firstLine="420" w:firstLineChars="0"/>
+        <w:rPr>
+          <w:rFonts w:hint="default" w:ascii="宋体" w:hAnsi="宋体" w:eastAsia="宋体" w:cs="宋体"/>
+          <w:b w:val="0"/>
+          <w:bCs w:val="0"/>
+          <w:sz w:val="24"/>
+          <w:szCs w:val="24"/>
+          <w:lang w:val="en-US" w:eastAsia="zh-CN"/>
+        </w:rPr>
+      </w:pPr>
+      <w:r>
+        <w:rPr>
+          <w:rFonts w:hint="default" w:ascii="宋体" w:hAnsi="宋体" w:eastAsia="宋体" w:cs="宋体"/>
+          <w:b w:val="0"/>
+          <w:bCs w:val="0"/>
+          <w:sz w:val="24"/>
+          <w:szCs w:val="24"/>
+          <w:lang w:val="en-US" w:eastAsia="zh-CN"/>
+        </w:rPr>
+        <w:t>&gt; [!IMPORTANT]</w:t>
+      </w:r>
+    </w:p>
+    <w:p>
+      <w:pPr>
+        <w:ind w:left="1260" w:leftChars="0" w:firstLine="420" w:firstLineChars="0"/>
+        <w:rPr>
+          <w:rFonts w:hint="default" w:ascii="宋体" w:hAnsi="宋体" w:eastAsia="宋体" w:cs="宋体"/>
+          <w:b w:val="0"/>
+          <w:bCs w:val="0"/>
+          <w:sz w:val="24"/>
+          <w:szCs w:val="24"/>
+          <w:lang w:val="en-US" w:eastAsia="zh-CN"/>
+        </w:rPr>
+      </w:pPr>
+      <w:r>
+        <w:rPr>
+          <w:rFonts w:hint="default" w:ascii="宋体" w:hAnsi="宋体" w:eastAsia="宋体" w:cs="宋体"/>
+          <w:b w:val="0"/>
+          <w:bCs w:val="0"/>
+          <w:sz w:val="24"/>
+          <w:szCs w:val="24"/>
+          <w:lang w:val="en-US" w:eastAsia="zh-CN"/>
+        </w:rPr>
+        <w:t>&gt; [!WARNING]</w:t>
+      </w:r>
+    </w:p>
+    <w:p>
+      <w:pPr>
+        <w:ind w:left="1260" w:leftChars="0" w:firstLine="420" w:firstLineChars="0"/>
+        <w:rPr>
+          <w:rFonts w:hint="default" w:ascii="宋体" w:hAnsi="宋体" w:eastAsia="宋体" w:cs="宋体"/>
+          <w:b w:val="0"/>
+          <w:bCs w:val="0"/>
+          <w:sz w:val="24"/>
+          <w:szCs w:val="24"/>
+          <w:lang w:val="en-US" w:eastAsia="zh-CN"/>
+        </w:rPr>
+      </w:pPr>
+      <w:r>
+        <w:rPr>
+          <w:rFonts w:hint="default" w:ascii="宋体" w:hAnsi="宋体" w:eastAsia="宋体" w:cs="宋体"/>
+          <w:b w:val="0"/>
+          <w:bCs w:val="0"/>
+          <w:sz w:val="24"/>
+          <w:szCs w:val="24"/>
+          <w:lang w:val="en-US" w:eastAsia="zh-CN"/>
+        </w:rPr>
+        <w:t>&gt; [!CAUTION]</w:t>
+      </w:r>
+    </w:p>
+    <w:p>
+      <w:pPr>
+        <w:ind w:left="840" w:leftChars="0" w:firstLine="420" w:firstLineChars="0"/>
+        <w:rPr>
+          <w:rFonts w:hint="eastAsia" w:ascii="宋体" w:hAnsi="宋体" w:eastAsia="宋体" w:cs="宋体"/>
+          <w:b w:val="0"/>
+          <w:bCs w:val="0"/>
+          <w:sz w:val="24"/>
+          <w:szCs w:val="24"/>
+          <w:lang w:val="en-US" w:eastAsia="zh-CN"/>
+        </w:rPr>
+      </w:pPr>
+      <w:r>
+        <w:rPr>
+          <w:rFonts w:hint="eastAsia" w:ascii="宋体" w:hAnsi="宋体" w:eastAsia="宋体" w:cs="宋体"/>
+          <w:b w:val="0"/>
+          <w:bCs w:val="0"/>
+          <w:sz w:val="24"/>
+          <w:szCs w:val="24"/>
+          <w:lang w:val="en-US" w:eastAsia="zh-CN"/>
+        </w:rPr>
+        <w:t>·HTML评论隐藏内容&lt;!-- nop --&gt;</w:t>
+      </w:r>
+    </w:p>
+    <w:p>
+      <w:pPr>
+        <w:ind w:left="840" w:leftChars="0" w:firstLine="420" w:firstLineChars="0"/>
+        <w:rPr>
+          <w:rFonts w:hint="eastAsia" w:ascii="宋体" w:hAnsi="宋体" w:eastAsia="宋体" w:cs="宋体"/>
+          <w:b w:val="0"/>
+          <w:bCs w:val="0"/>
+          <w:sz w:val="24"/>
+          <w:szCs w:val="24"/>
+          <w:lang w:val="en-US" w:eastAsia="zh-CN"/>
+        </w:rPr>
+      </w:pPr>
+      <w:r>
+        <w:rPr>
+          <w:rFonts w:hint="eastAsia" w:ascii="宋体" w:hAnsi="宋体" w:eastAsia="宋体" w:cs="宋体"/>
+          <w:b w:val="0"/>
+          <w:bCs w:val="0"/>
+          <w:sz w:val="24"/>
+          <w:szCs w:val="24"/>
+          <w:lang w:val="en-US" w:eastAsia="zh-CN"/>
+        </w:rPr>
+        <w:t>·转义/与反斜杠\忽略语法</w:t>
+      </w:r>
+    </w:p>
+    <w:p>
+      <w:pPr>
+        <w:ind w:left="840" w:leftChars="0" w:firstLine="420" w:firstLineChars="0"/>
+        <w:rPr>
+          <w:rFonts w:hint="eastAsia" w:ascii="宋体" w:hAnsi="宋体" w:eastAsia="宋体" w:cs="宋体"/>
+          <w:b w:val="0"/>
+          <w:bCs w:val="0"/>
+          <w:sz w:val="24"/>
+          <w:szCs w:val="24"/>
+          <w:lang w:val="en-US" w:eastAsia="zh-CN"/>
+        </w:rPr>
+      </w:pPr>
+      <w:r>
+        <w:rPr>
+          <w:rFonts w:hint="eastAsia" w:ascii="宋体" w:hAnsi="宋体" w:eastAsia="宋体" w:cs="宋体"/>
+          <w:b w:val="0"/>
+          <w:bCs w:val="0"/>
+          <w:sz w:val="24"/>
+          <w:szCs w:val="24"/>
+          <w:lang w:val="en-US" w:eastAsia="zh-CN"/>
+        </w:rPr>
+        <w:t>·表格</w:t>
+      </w:r>
+    </w:p>
+    <w:p>
+      <w:pPr>
+        <w:ind w:left="840" w:leftChars="0" w:firstLine="420" w:firstLineChars="0"/>
+        <w:rPr>
+          <w:rFonts w:hint="eastAsia" w:ascii="宋体" w:hAnsi="宋体" w:eastAsia="宋体" w:cs="宋体"/>
+          <w:b w:val="0"/>
+          <w:bCs w:val="0"/>
+          <w:sz w:val="24"/>
+          <w:szCs w:val="24"/>
+          <w:lang w:val="en-US" w:eastAsia="zh-CN"/>
+        </w:rPr>
+      </w:pPr>
+      <w:r>
+        <w:rPr>
+          <w:rFonts w:hint="eastAsia" w:ascii="宋体" w:hAnsi="宋体" w:eastAsia="宋体" w:cs="宋体"/>
+          <w:b w:val="0"/>
+          <w:bCs w:val="0"/>
+          <w:sz w:val="24"/>
+          <w:szCs w:val="24"/>
+          <w:lang w:val="en-US" w:eastAsia="zh-CN"/>
+        </w:rPr>
+        <w:t>·内嵌</w:t>
+      </w:r>
+      <w:r>
+        <w:rPr>
+          <w:rFonts w:hint="eastAsia" w:ascii="宋体" w:hAnsi="宋体" w:eastAsia="宋体" w:cs="宋体"/>
+          <w:b/>
+          <w:bCs/>
+          <w:sz w:val="24"/>
+          <w:szCs w:val="24"/>
+          <w:lang w:val="en-US" w:eastAsia="zh-CN"/>
+        </w:rPr>
+        <w:t>HTML标签</w:t>
+      </w:r>
+    </w:p>
+    <w:p>
+      <w:pPr>
+        <w:ind w:left="1260" w:leftChars="0" w:firstLine="420" w:firstLineChars="0"/>
+        <w:rPr>
+          <w:rFonts w:hint="eastAsia" w:ascii="宋体" w:hAnsi="宋体" w:eastAsia="宋体" w:cs="宋体"/>
+          <w:b w:val="0"/>
+          <w:bCs w:val="0"/>
+          <w:sz w:val="24"/>
+          <w:szCs w:val="24"/>
+          <w:lang w:val="en-US" w:eastAsia="zh-CN"/>
+        </w:rPr>
+      </w:pPr>
+      <w:r>
+        <w:rPr>
+          <w:rFonts w:hint="eastAsia" w:ascii="宋体" w:hAnsi="宋体" w:eastAsia="宋体" w:cs="宋体"/>
+          <w:b w:val="0"/>
+          <w:bCs w:val="0"/>
+          <w:sz w:val="24"/>
+          <w:szCs w:val="24"/>
+          <w:lang w:val="en-US" w:eastAsia="zh-CN"/>
+        </w:rPr>
+        <w:t>列表&lt;ol&gt;&lt;/ol&gt;&lt;li&gt;&lt;/li&gt;</w:t>
+      </w:r>
+    </w:p>
+    <w:p>
+      <w:pPr>
+        <w:ind w:left="1260" w:leftChars="0" w:firstLine="420" w:firstLineChars="0"/>
+        <w:rPr>
+          <w:rFonts w:hint="eastAsia" w:ascii="宋体" w:hAnsi="宋体" w:eastAsia="宋体" w:cs="宋体"/>
+          <w:b w:val="0"/>
+          <w:bCs w:val="0"/>
+          <w:sz w:val="24"/>
+          <w:szCs w:val="24"/>
+          <w:lang w:val="en-US" w:eastAsia="zh-CN"/>
+        </w:rPr>
+      </w:pPr>
+      <w:r>
+        <w:rPr>
+          <w:rFonts w:hint="eastAsia" w:ascii="宋体" w:hAnsi="宋体" w:eastAsia="宋体" w:cs="宋体"/>
+          <w:b w:val="0"/>
+          <w:bCs w:val="0"/>
+          <w:sz w:val="24"/>
+          <w:szCs w:val="24"/>
+          <w:lang w:val="en-US" w:eastAsia="zh-CN"/>
+        </w:rPr>
+        <w:t xml:space="preserve">行级内联&lt;span&gt;、&lt;cite&gt;、&lt;del&gt; </w:t>
+      </w:r>
+    </w:p>
+    <w:p>
+      <w:pPr>
+        <w:ind w:left="1260" w:leftChars="0" w:firstLine="420" w:firstLineChars="0"/>
+        <w:rPr>
+          <w:rFonts w:hint="eastAsia" w:ascii="宋体" w:hAnsi="宋体" w:eastAsia="宋体" w:cs="宋体"/>
+          <w:b w:val="0"/>
+          <w:bCs w:val="0"/>
+          <w:sz w:val="24"/>
+          <w:szCs w:val="24"/>
+          <w:lang w:val="en-US" w:eastAsia="zh-CN"/>
+        </w:rPr>
+      </w:pPr>
+      <w:r>
+        <w:rPr>
+          <w:rFonts w:hint="eastAsia" w:ascii="宋体" w:hAnsi="宋体" w:eastAsia="宋体" w:cs="宋体"/>
+          <w:b w:val="0"/>
+          <w:bCs w:val="0"/>
+          <w:sz w:val="24"/>
+          <w:szCs w:val="24"/>
+          <w:lang w:val="en-US" w:eastAsia="zh-CN"/>
+        </w:rPr>
+        <w:t>区块标签 &lt;div&gt;、&lt;table&gt;、&lt;pre&gt;、&lt;p&gt;</w:t>
+      </w:r>
+    </w:p>
+    <w:p>
+      <w:pPr>
+        <w:ind w:left="1260" w:leftChars="0" w:firstLine="420" w:firstLineChars="0"/>
+        <w:rPr>
+          <w:rFonts w:ascii="宋体" w:hAnsi="宋体" w:eastAsia="宋体" w:cs="宋体"/>
+          <w:sz w:val="24"/>
+          <w:szCs w:val="24"/>
+        </w:rPr>
+      </w:pPr>
+      <w:r>
+        <w:rPr>
+          <w:rFonts w:ascii="宋体" w:hAnsi="宋体" w:eastAsia="宋体" w:cs="宋体"/>
+          <w:sz w:val="24"/>
+          <w:szCs w:val="24"/>
+        </w:rPr>
+        <w:fldChar w:fldCharType="begin"/>
+      </w:r>
+      <w:r>
+        <w:rPr>
+          <w:rFonts w:ascii="宋体" w:hAnsi="宋体" w:eastAsia="宋体" w:cs="宋体"/>
+          <w:sz w:val="24"/>
+          <w:szCs w:val="24"/>
+        </w:rPr>
+        <w:instrText xml:space="preserve"> HYPERLINK "https://www.w3school.com.cn/tags/index.asp" </w:instrText>
+      </w:r>
+      <w:r>
+        <w:rPr>
+          <w:rFonts w:ascii="宋体" w:hAnsi="宋体" w:eastAsia="宋体" w:cs="宋体"/>
+          <w:sz w:val="24"/>
+          <w:szCs w:val="24"/>
+        </w:rPr>
+        <w:fldChar w:fldCharType="separate"/>
+      </w:r>
+      <w:r>
+        <w:rPr>
+          <w:rStyle w:val="7"/>
+          <w:rFonts w:ascii="宋体" w:hAnsi="宋体" w:eastAsia="宋体" w:cs="宋体"/>
+          <w:sz w:val="24"/>
+          <w:szCs w:val="24"/>
+        </w:rPr>
+        <w:t>HTML 标签参考手册</w:t>
+      </w:r>
+      <w:r>
+        <w:rPr>
+          <w:rFonts w:ascii="宋体" w:hAnsi="宋体" w:eastAsia="宋体" w:cs="宋体"/>
+          <w:sz w:val="24"/>
+          <w:szCs w:val="24"/>
+        </w:rPr>
+        <w:fldChar w:fldCharType="end"/>
+      </w:r>
+    </w:p>
+    <w:p>
+      <w:pPr>
+        <w:ind w:left="1260" w:leftChars="0" w:firstLine="420" w:firstLineChars="0"/>
+        <w:rPr>
+          <w:rFonts w:ascii="宋体" w:hAnsi="宋体" w:eastAsia="宋体" w:cs="宋体"/>
+          <w:sz w:val="24"/>
+          <w:szCs w:val="24"/>
+        </w:rPr>
+      </w:pPr>
+      <w:r>
+        <w:rPr>
+          <w:rFonts w:ascii="宋体" w:hAnsi="宋体" w:eastAsia="宋体" w:cs="宋体"/>
+          <w:sz w:val="24"/>
+          <w:szCs w:val="24"/>
+        </w:rPr>
+        <w:fldChar w:fldCharType="begin"/>
+      </w:r>
+      <w:r>
+        <w:rPr>
+          <w:rFonts w:ascii="宋体" w:hAnsi="宋体" w:eastAsia="宋体" w:cs="宋体"/>
+          <w:sz w:val="24"/>
+          <w:szCs w:val="24"/>
+        </w:rPr>
+        <w:instrText xml:space="preserve"> HYPERLINK "https://developer.mozilla.org/zh-CN/docs/Web/HTML/Reference/Elements" </w:instrText>
+      </w:r>
+      <w:r>
+        <w:rPr>
+          <w:rFonts w:ascii="宋体" w:hAnsi="宋体" w:eastAsia="宋体" w:cs="宋体"/>
+          <w:sz w:val="24"/>
+          <w:szCs w:val="24"/>
+        </w:rPr>
+        <w:fldChar w:fldCharType="separate"/>
+      </w:r>
+      <w:r>
+        <w:rPr>
+          <w:rStyle w:val="7"/>
+          <w:rFonts w:ascii="宋体" w:hAnsi="宋体" w:eastAsia="宋体" w:cs="宋体"/>
+          <w:sz w:val="24"/>
+          <w:szCs w:val="24"/>
+        </w:rPr>
+        <w:t>HTML 元素参考 - HTML（超文本标记语言） | MDN</w:t>
+      </w:r>
+      <w:r>
+        <w:rPr>
+          <w:rFonts w:ascii="宋体" w:hAnsi="宋体" w:eastAsia="宋体" w:cs="宋体"/>
+          <w:sz w:val="24"/>
+          <w:szCs w:val="24"/>
+        </w:rPr>
+        <w:fldChar w:fldCharType="end"/>
+      </w:r>
+    </w:p>
+    <w:p>
+      <w:pPr>
+        <w:ind w:left="1260" w:leftChars="0" w:firstLine="420" w:firstLineChars="0"/>
+        <w:rPr>
+          <w:rFonts w:hint="default" w:ascii="宋体" w:hAnsi="宋体" w:eastAsia="宋体" w:cs="宋体"/>
+          <w:sz w:val="24"/>
+          <w:szCs w:val="24"/>
+          <w:lang w:val="en-US" w:eastAsia="zh-CN"/>
+        </w:rPr>
+      </w:pPr>
+      <w:r>
+        <w:rPr>
+          <w:rFonts w:hint="eastAsia" w:ascii="宋体" w:hAnsi="宋体" w:eastAsia="宋体" w:cs="宋体"/>
+          <w:sz w:val="24"/>
+          <w:szCs w:val="24"/>
+          <w:lang w:val="en-US" w:eastAsia="zh-CN"/>
+        </w:rPr>
+        <w:t>知识库识别标签</w:t>
+      </w:r>
+    </w:p>
+    <w:p>
+      <w:pPr>
+        <w:ind w:left="420" w:leftChars="0" w:firstLine="420" w:firstLineChars="0"/>
+        <w:rPr>
+          <w:rFonts w:hint="eastAsia" w:ascii="宋体" w:hAnsi="宋体" w:eastAsia="宋体" w:cs="宋体"/>
+          <w:b/>
+          <w:bCs/>
+          <w:sz w:val="24"/>
+          <w:szCs w:val="24"/>
+          <w:lang w:val="en-US" w:eastAsia="zh-CN"/>
+        </w:rPr>
+      </w:pPr>
+      <w:r>
+        <w:rPr>
+          <w:rFonts w:hint="eastAsia" w:ascii="宋体" w:hAnsi="宋体" w:eastAsia="宋体" w:cs="宋体"/>
+          <w:b/>
+          <w:bCs/>
+          <w:sz w:val="24"/>
+          <w:szCs w:val="24"/>
+          <w:lang w:val="en-US" w:eastAsia="zh-CN"/>
+        </w:rPr>
+        <w:t>readme</w:t>
+      </w:r>
+    </w:p>
+    <w:p>
+      <w:pPr>
+        <w:ind w:left="840" w:leftChars="0" w:firstLine="420" w:firstLineChars="0"/>
+        <w:rPr>
+          <w:rFonts w:hint="default" w:ascii="宋体" w:hAnsi="宋体" w:eastAsia="宋体" w:cs="宋体"/>
+          <w:b w:val="0"/>
+          <w:bCs w:val="0"/>
+          <w:sz w:val="24"/>
+          <w:szCs w:val="24"/>
+          <w:lang w:val="en-US" w:eastAsia="zh-CN"/>
+        </w:rPr>
+      </w:pPr>
+      <w:r>
+        <w:rPr>
+          <w:rFonts w:hint="eastAsia" w:ascii="宋体" w:hAnsi="宋体" w:eastAsia="宋体" w:cs="宋体"/>
+          <w:b w:val="0"/>
+          <w:bCs w:val="0"/>
+          <w:sz w:val="24"/>
+          <w:szCs w:val="24"/>
+          <w:lang w:val="en-US" w:eastAsia="zh-CN"/>
+        </w:rPr>
+        <w:t>规范与模版</w:t>
+      </w:r>
+    </w:p>
+    <w:p>
+      <w:pPr>
+        <w:ind w:left="840" w:leftChars="0" w:firstLine="420" w:firstLineChars="0"/>
+        <w:rPr>
+          <w:rFonts w:hint="default" w:ascii="宋体" w:hAnsi="宋体" w:eastAsia="宋体" w:cs="宋体"/>
+          <w:b w:val="0"/>
+          <w:bCs w:val="0"/>
+          <w:sz w:val="24"/>
+          <w:szCs w:val="24"/>
+          <w:lang w:val="en-US" w:eastAsia="zh-CN"/>
+        </w:rPr>
+      </w:pPr>
+      <w:r>
+        <w:rPr>
+          <w:rFonts w:hint="eastAsia" w:ascii="宋体" w:hAnsi="宋体" w:eastAsia="宋体" w:cs="宋体"/>
+          <w:b w:val="0"/>
+          <w:bCs w:val="0"/>
+          <w:sz w:val="24"/>
+          <w:szCs w:val="24"/>
+          <w:lang w:val="en-US" w:eastAsia="zh-CN"/>
+        </w:rPr>
+        <w:t>·</w:t>
+      </w:r>
+      <w:r>
+        <w:rPr>
+          <w:rFonts w:hint="default" w:ascii="宋体" w:hAnsi="宋体" w:eastAsia="宋体" w:cs="宋体"/>
+          <w:b w:val="0"/>
+          <w:bCs w:val="0"/>
+          <w:sz w:val="24"/>
+          <w:szCs w:val="24"/>
+          <w:lang w:val="en-US" w:eastAsia="zh-CN"/>
+        </w:rPr>
+        <w:t>项目名称</w:t>
+      </w:r>
+    </w:p>
+    <w:p>
+      <w:pPr>
+        <w:ind w:left="840" w:leftChars="0" w:firstLine="420" w:firstLineChars="0"/>
+        <w:rPr>
+          <w:rFonts w:hint="default" w:ascii="宋体" w:hAnsi="宋体" w:eastAsia="宋体" w:cs="宋体"/>
+          <w:b w:val="0"/>
+          <w:bCs w:val="0"/>
+          <w:sz w:val="24"/>
+          <w:szCs w:val="24"/>
+          <w:lang w:val="en-US" w:eastAsia="zh-CN"/>
+        </w:rPr>
+      </w:pPr>
+      <w:r>
+        <w:rPr>
+          <w:rFonts w:hint="eastAsia" w:ascii="宋体" w:hAnsi="宋体" w:eastAsia="宋体" w:cs="宋体"/>
+          <w:b w:val="0"/>
+          <w:bCs w:val="0"/>
+          <w:sz w:val="24"/>
+          <w:szCs w:val="24"/>
+          <w:lang w:val="en-US" w:eastAsia="zh-CN"/>
+        </w:rPr>
+        <w:t>·</w:t>
+      </w:r>
+      <w:r>
+        <w:rPr>
+          <w:rFonts w:hint="default" w:ascii="宋体" w:hAnsi="宋体" w:eastAsia="宋体" w:cs="宋体"/>
+          <w:b w:val="0"/>
+          <w:bCs w:val="0"/>
+          <w:sz w:val="24"/>
+          <w:szCs w:val="24"/>
+          <w:lang w:val="en-US" w:eastAsia="zh-CN"/>
+        </w:rPr>
+        <w:t>描述</w:t>
+      </w:r>
+    </w:p>
+    <w:p>
+      <w:pPr>
+        <w:ind w:left="840" w:leftChars="0" w:firstLine="420" w:firstLineChars="0"/>
+        <w:rPr>
+          <w:rFonts w:hint="default" w:ascii="宋体" w:hAnsi="宋体" w:eastAsia="宋体" w:cs="宋体"/>
+          <w:b w:val="0"/>
+          <w:bCs w:val="0"/>
+          <w:sz w:val="24"/>
+          <w:szCs w:val="24"/>
+          <w:lang w:val="en-US" w:eastAsia="zh-CN"/>
+        </w:rPr>
+      </w:pPr>
+      <w:r>
+        <w:rPr>
+          <w:rFonts w:hint="eastAsia" w:ascii="宋体" w:hAnsi="宋体" w:eastAsia="宋体" w:cs="宋体"/>
+          <w:b w:val="0"/>
+          <w:bCs w:val="0"/>
+          <w:sz w:val="24"/>
+          <w:szCs w:val="24"/>
+          <w:lang w:val="en-US" w:eastAsia="zh-CN"/>
+        </w:rPr>
+        <w:t>·</w:t>
+      </w:r>
+      <w:r>
+        <w:rPr>
+          <w:rFonts w:hint="default" w:ascii="宋体" w:hAnsi="宋体" w:eastAsia="宋体" w:cs="宋体"/>
+          <w:b w:val="0"/>
+          <w:bCs w:val="0"/>
+          <w:sz w:val="24"/>
+          <w:szCs w:val="24"/>
+          <w:lang w:val="en-US" w:eastAsia="zh-CN"/>
+        </w:rPr>
+        <w:t>目录</w:t>
+      </w:r>
+    </w:p>
+    <w:p>
+      <w:pPr>
+        <w:ind w:left="840" w:leftChars="0" w:firstLine="420" w:firstLineChars="0"/>
+        <w:rPr>
+          <w:rFonts w:hint="default" w:ascii="宋体" w:hAnsi="宋体" w:eastAsia="宋体" w:cs="宋体"/>
+          <w:b w:val="0"/>
+          <w:bCs w:val="0"/>
+          <w:sz w:val="24"/>
+          <w:szCs w:val="24"/>
+          <w:lang w:val="en-US" w:eastAsia="zh-CN"/>
+        </w:rPr>
+      </w:pPr>
+      <w:r>
+        <w:rPr>
+          <w:rFonts w:hint="eastAsia" w:ascii="宋体" w:hAnsi="宋体" w:eastAsia="宋体" w:cs="宋体"/>
+          <w:b w:val="0"/>
+          <w:bCs w:val="0"/>
+          <w:sz w:val="24"/>
+          <w:szCs w:val="24"/>
+          <w:lang w:val="en-US" w:eastAsia="zh-CN"/>
+        </w:rPr>
+        <w:t>·</w:t>
+      </w:r>
+      <w:r>
+        <w:rPr>
+          <w:rFonts w:hint="default" w:ascii="宋体" w:hAnsi="宋体" w:eastAsia="宋体" w:cs="宋体"/>
+          <w:b w:val="0"/>
+          <w:bCs w:val="0"/>
+          <w:sz w:val="24"/>
+          <w:szCs w:val="24"/>
+          <w:lang w:val="en-US" w:eastAsia="zh-CN"/>
+        </w:rPr>
+        <w:t>安装</w:t>
+      </w:r>
+    </w:p>
+    <w:p>
+      <w:pPr>
+        <w:ind w:left="840" w:leftChars="0" w:firstLine="420" w:firstLineChars="0"/>
+        <w:rPr>
+          <w:rFonts w:hint="eastAsia" w:ascii="宋体" w:hAnsi="宋体" w:eastAsia="宋体" w:cs="宋体"/>
+          <w:b w:val="0"/>
+          <w:bCs w:val="0"/>
+          <w:sz w:val="24"/>
+          <w:szCs w:val="24"/>
+          <w:lang w:val="en-US" w:eastAsia="zh-CN"/>
+        </w:rPr>
+      </w:pPr>
+      <w:r>
+        <w:rPr>
+          <w:rFonts w:hint="eastAsia" w:ascii="宋体" w:hAnsi="宋体" w:eastAsia="宋体" w:cs="宋体"/>
+          <w:b w:val="0"/>
+          <w:bCs w:val="0"/>
+          <w:sz w:val="24"/>
+          <w:szCs w:val="24"/>
+          <w:lang w:val="en-US" w:eastAsia="zh-CN"/>
+        </w:rPr>
+        <w:t>·用法</w:t>
+      </w:r>
+    </w:p>
+    <w:p>
+      <w:pPr>
+        <w:ind w:left="840" w:leftChars="0" w:firstLine="420" w:firstLineChars="0"/>
+        <w:rPr>
+          <w:rFonts w:hint="eastAsia" w:ascii="宋体" w:hAnsi="宋体" w:eastAsia="宋体" w:cs="宋体"/>
+          <w:b w:val="0"/>
+          <w:bCs w:val="0"/>
+          <w:sz w:val="24"/>
+          <w:szCs w:val="24"/>
+          <w:lang w:val="en-US" w:eastAsia="zh-CN"/>
+        </w:rPr>
+      </w:pPr>
+      <w:r>
+        <w:rPr>
+          <w:rFonts w:hint="eastAsia" w:ascii="宋体" w:hAnsi="宋体" w:eastAsia="宋体" w:cs="宋体"/>
+          <w:b w:val="0"/>
+          <w:bCs w:val="0"/>
+          <w:sz w:val="24"/>
+          <w:szCs w:val="24"/>
+          <w:lang w:val="en-US" w:eastAsia="zh-CN"/>
+        </w:rPr>
+        <w:t>·贡献/信用/许可证</w:t>
+      </w:r>
+    </w:p>
+    <w:p>
+      <w:pPr>
+        <w:ind w:left="420" w:leftChars="0" w:firstLine="420" w:firstLineChars="0"/>
+        <w:rPr>
+          <w:rFonts w:ascii="宋体" w:hAnsi="宋体" w:eastAsia="宋体" w:cs="宋体"/>
+          <w:sz w:val="24"/>
+          <w:szCs w:val="24"/>
+        </w:rPr>
+      </w:pPr>
+      <w:r>
+        <w:rPr>
+          <w:rFonts w:ascii="宋体" w:hAnsi="宋体" w:eastAsia="宋体" w:cs="宋体"/>
+          <w:sz w:val="24"/>
+          <w:szCs w:val="24"/>
+        </w:rPr>
+        <w:fldChar w:fldCharType="begin"/>
+      </w:r>
+      <w:r>
+        <w:rPr>
+          <w:rFonts w:ascii="宋体" w:hAnsi="宋体" w:eastAsia="宋体" w:cs="宋体"/>
+          <w:sz w:val="24"/>
+          <w:szCs w:val="24"/>
+        </w:rPr>
+        <w:instrText xml:space="preserve"> HYPERLINK "https://markdown.com.cn/basic-syntax/lists.html" </w:instrText>
+      </w:r>
+      <w:r>
+        <w:rPr>
+          <w:rFonts w:ascii="宋体" w:hAnsi="宋体" w:eastAsia="宋体" w:cs="宋体"/>
+          <w:sz w:val="24"/>
+          <w:szCs w:val="24"/>
+        </w:rPr>
+        <w:fldChar w:fldCharType="separate"/>
+      </w:r>
+      <w:r>
+        <w:rPr>
+          <w:rStyle w:val="7"/>
+          <w:rFonts w:ascii="宋体" w:hAnsi="宋体" w:eastAsia="宋体" w:cs="宋体"/>
+          <w:sz w:val="24"/>
+          <w:szCs w:val="24"/>
+        </w:rPr>
+        <w:t>Markdown 列表语法 | Markdown 教程</w:t>
+      </w:r>
+      <w:r>
+        <w:rPr>
+          <w:rFonts w:ascii="宋体" w:hAnsi="宋体" w:eastAsia="宋体" w:cs="宋体"/>
+          <w:sz w:val="24"/>
+          <w:szCs w:val="24"/>
+        </w:rPr>
+        <w:fldChar w:fldCharType="end"/>
+      </w:r>
+    </w:p>
+    <w:p>
+      <w:pPr>
+        <w:rPr>
+          <w:rFonts w:hint="default" w:ascii="宋体" w:hAnsi="宋体" w:eastAsia="宋体" w:cs="宋体"/>
+          <w:sz w:val="24"/>
+          <w:szCs w:val="24"/>
+          <w:lang w:val="en-US" w:eastAsia="zh-CN"/>
+        </w:rPr>
+      </w:pPr>
+    </w:p>
+    <w:p>
+      <w:pPr>
+        <w:rPr>
+          <w:rFonts w:hint="eastAsia" w:ascii="宋体" w:hAnsi="宋体" w:eastAsia="宋体" w:cs="宋体"/>
+          <w:sz w:val="24"/>
+          <w:szCs w:val="24"/>
+          <w:lang w:val="en-US" w:eastAsia="zh-CN"/>
+        </w:rPr>
+      </w:pPr>
+      <w:r>
+        <w:rPr>
+          <w:rFonts w:hint="eastAsia" w:ascii="宋体" w:hAnsi="宋体" w:eastAsia="宋体" w:cs="宋体"/>
+          <w:sz w:val="24"/>
+          <w:szCs w:val="24"/>
+          <w:lang w:val="en-US" w:eastAsia="zh-CN"/>
+        </w:rPr>
+        <w:t>克隆路径已有存储库？</w:t>
+      </w:r>
+    </w:p>
+    <w:p>
+      <w:pPr>
+        <w:ind w:firstLine="420" w:firstLineChars="0"/>
+        <w:rPr>
+          <w:rFonts w:hint="default" w:ascii="宋体" w:hAnsi="宋体" w:eastAsia="宋体" w:cs="宋体"/>
+          <w:sz w:val="24"/>
+          <w:szCs w:val="24"/>
+          <w:lang w:val="en-US" w:eastAsia="zh-CN"/>
+        </w:rPr>
+      </w:pPr>
+      <w:r>
+        <w:rPr>
+          <w:rFonts w:ascii="宋体" w:hAnsi="宋体" w:eastAsia="宋体" w:cs="宋体"/>
+          <w:sz w:val="24"/>
+          <w:szCs w:val="24"/>
+        </w:rPr>
+        <w:fldChar w:fldCharType="begin"/>
+      </w:r>
+      <w:r>
+        <w:rPr>
+          <w:rFonts w:ascii="宋体" w:hAnsi="宋体" w:eastAsia="宋体" w:cs="宋体"/>
+          <w:sz w:val="24"/>
+          <w:szCs w:val="24"/>
+        </w:rPr>
+        <w:instrText xml:space="preserve"> HYPERLINK "https://www.cnblogs.com/databank/p/18128128" </w:instrText>
+      </w:r>
+      <w:r>
+        <w:rPr>
+          <w:rFonts w:ascii="宋体" w:hAnsi="宋体" w:eastAsia="宋体" w:cs="宋体"/>
+          <w:sz w:val="24"/>
+          <w:szCs w:val="24"/>
+        </w:rPr>
+        <w:fldChar w:fldCharType="separate"/>
+      </w:r>
+      <w:r>
+        <w:rPr>
+          <w:rStyle w:val="7"/>
+          <w:rFonts w:ascii="宋体" w:hAnsi="宋体" w:eastAsia="宋体" w:cs="宋体"/>
+          <w:sz w:val="24"/>
+          <w:szCs w:val="24"/>
+        </w:rPr>
+        <w:t>git将一个仓库的代码克隆到另一个已有仓库 - 东峰叵,com - 博客园</w:t>
+      </w:r>
+      <w:r>
+        <w:rPr>
+          <w:rFonts w:ascii="宋体" w:hAnsi="宋体" w:eastAsia="宋体" w:cs="宋体"/>
+          <w:sz w:val="24"/>
+          <w:szCs w:val="24"/>
+        </w:rPr>
+        <w:fldChar w:fldCharType="end"/>
+      </w:r>
+    </w:p>
+    <w:p>
+      <w:pPr>
+        <w:ind w:firstLine="420" w:firstLineChars="0"/>
+        <w:rPr>
+          <w:rFonts w:hint="eastAsia" w:ascii="宋体" w:hAnsi="宋体" w:eastAsia="宋体" w:cs="宋体"/>
+          <w:sz w:val="24"/>
+          <w:szCs w:val="24"/>
+          <w:lang w:val="en-US" w:eastAsia="zh-CN"/>
+        </w:rPr>
+      </w:pPr>
+      <w:r>
+        <w:rPr>
+          <w:rFonts w:hint="eastAsia" w:ascii="宋体" w:hAnsi="宋体" w:eastAsia="宋体" w:cs="宋体"/>
+          <w:sz w:val="24"/>
+          <w:szCs w:val="24"/>
+          <w:lang w:val="en-US" w:eastAsia="zh-CN"/>
+        </w:rPr>
+        <w:t>同设备两处路径共享一个远程更新？</w:t>
+      </w:r>
+    </w:p>
+    <w:p>
+      <w:pPr>
+        <w:ind w:firstLine="420" w:firstLineChars="0"/>
+        <w:rPr>
+          <w:rFonts w:hint="eastAsia" w:ascii="宋体" w:hAnsi="宋体" w:eastAsia="宋体" w:cs="宋体"/>
+          <w:sz w:val="24"/>
+          <w:szCs w:val="24"/>
+          <w:lang w:val="en-US" w:eastAsia="zh-CN"/>
+        </w:rPr>
+      </w:pPr>
+      <w:r>
+        <w:rPr>
+          <w:rFonts w:hint="eastAsia" w:ascii="宋体" w:hAnsi="宋体" w:eastAsia="宋体" w:cs="宋体"/>
+          <w:sz w:val="24"/>
+          <w:szCs w:val="24"/>
+          <w:lang w:val="en-US" w:eastAsia="zh-CN"/>
+        </w:rPr>
+        <w:t>仓库间的交互？（分离库/依赖库/部分克隆）</w:t>
+      </w:r>
+    </w:p>
+    <w:p>
+      <w:pPr>
+        <w:ind w:firstLine="420" w:firstLineChars="0"/>
+        <w:rPr>
+          <w:rFonts w:hint="eastAsia" w:ascii="宋体" w:hAnsi="宋体" w:eastAsia="宋体" w:cs="宋体"/>
+          <w:b/>
+          <w:bCs/>
+          <w:sz w:val="24"/>
+          <w:szCs w:val="24"/>
+          <w:lang w:val="en-US" w:eastAsia="zh-CN"/>
+        </w:rPr>
+      </w:pPr>
+      <w:r>
+        <w:rPr>
+          <w:rFonts w:ascii="宋体" w:hAnsi="宋体" w:eastAsia="宋体" w:cs="宋体"/>
+          <w:sz w:val="24"/>
+          <w:szCs w:val="24"/>
+        </w:rPr>
+        <w:fldChar w:fldCharType="begin"/>
+      </w:r>
+      <w:r>
+        <w:rPr>
+          <w:rFonts w:ascii="宋体" w:hAnsi="宋体" w:eastAsia="宋体" w:cs="宋体"/>
+          <w:sz w:val="24"/>
+          <w:szCs w:val="24"/>
+        </w:rPr>
+        <w:instrText xml:space="preserve"> HYPERLINK "https://www.zhihu.com/question/631346772" </w:instrText>
+      </w:r>
+      <w:r>
+        <w:rPr>
+          <w:rFonts w:ascii="宋体" w:hAnsi="宋体" w:eastAsia="宋体" w:cs="宋体"/>
+          <w:sz w:val="24"/>
+          <w:szCs w:val="24"/>
+        </w:rPr>
+        <w:fldChar w:fldCharType="separate"/>
+      </w:r>
+      <w:r>
+        <w:rPr>
+          <w:rStyle w:val="7"/>
+          <w:rFonts w:ascii="宋体" w:hAnsi="宋体" w:eastAsia="宋体" w:cs="宋体"/>
+          <w:sz w:val="24"/>
+          <w:szCs w:val="24"/>
+        </w:rPr>
+        <w:t>git clone 仓库的使用过程有哪些注意事项？ - 知乎</w:t>
+      </w:r>
+      <w:r>
+        <w:rPr>
+          <w:rFonts w:ascii="宋体" w:hAnsi="宋体" w:eastAsia="宋体" w:cs="宋体"/>
+          <w:sz w:val="24"/>
+          <w:szCs w:val="24"/>
+        </w:rPr>
+        <w:fldChar w:fldCharType="end"/>
+      </w:r>
+    </w:p>
+    <w:p>
+      <w:pPr>
+        <w:rPr>
+          <w:rFonts w:hint="eastAsia" w:ascii="宋体" w:hAnsi="宋体" w:eastAsia="宋体" w:cs="宋体"/>
+          <w:b/>
+          <w:bCs/>
+          <w:sz w:val="24"/>
+          <w:szCs w:val="24"/>
+          <w:lang w:val="en-US" w:eastAsia="zh-CN"/>
+        </w:rPr>
+      </w:pPr>
+    </w:p>
+    <w:p>
+      <w:pPr>
+        <w:rPr>
+          <w:rFonts w:hint="default" w:ascii="宋体" w:hAnsi="宋体" w:eastAsia="宋体" w:cs="宋体"/>
+          <w:sz w:val="24"/>
+          <w:szCs w:val="24"/>
+          <w:lang w:val="en-US" w:eastAsia="zh-CN"/>
+        </w:rPr>
+      </w:pPr>
+      <w:r>
+        <w:rPr>
+          <w:rFonts w:hint="default" w:ascii="宋体" w:hAnsi="宋体" w:eastAsia="宋体" w:cs="宋体"/>
+          <w:sz w:val="24"/>
+          <w:szCs w:val="24"/>
+          <w:lang w:val="en-US" w:eastAsia="zh-CN"/>
+        </w:rPr>
+        <w:t>markdowm回车自动空行？</w:t>
+      </w:r>
+    </w:p>
+    <w:p>
+      <w:pPr>
+        <w:ind w:firstLine="420" w:firstLineChars="0"/>
+        <w:rPr>
+          <w:rFonts w:hint="eastAsia" w:ascii="宋体" w:hAnsi="宋体" w:eastAsia="宋体" w:cs="宋体"/>
+          <w:sz w:val="24"/>
+          <w:szCs w:val="24"/>
+          <w:lang w:val="en-US" w:eastAsia="zh-CN"/>
+        </w:rPr>
+      </w:pPr>
+      <w:r>
+        <w:rPr>
+          <w:rFonts w:hint="eastAsia" w:ascii="宋体" w:hAnsi="宋体" w:eastAsia="宋体" w:cs="宋体"/>
+          <w:sz w:val="24"/>
+          <w:szCs w:val="24"/>
+          <w:lang w:val="en-US" w:eastAsia="zh-CN"/>
+        </w:rPr>
+        <w:t>语法？</w:t>
+      </w:r>
+    </w:p>
+    <w:p>
+      <w:pPr>
+        <w:ind w:firstLine="420" w:firstLineChars="0"/>
+        <w:rPr>
+          <w:rFonts w:hint="eastAsia" w:ascii="宋体" w:hAnsi="宋体" w:eastAsia="宋体" w:cs="宋体"/>
+          <w:sz w:val="24"/>
+          <w:szCs w:val="24"/>
+          <w:lang w:val="en-US" w:eastAsia="zh-CN"/>
+        </w:rPr>
+      </w:pPr>
+      <w:r>
+        <w:rPr>
+          <w:rFonts w:hint="eastAsia" w:ascii="宋体" w:hAnsi="宋体" w:eastAsia="宋体" w:cs="宋体"/>
+          <w:sz w:val="24"/>
+          <w:szCs w:val="24"/>
+          <w:lang w:val="en-US" w:eastAsia="zh-CN"/>
+        </w:rPr>
+        <w:t>office插件默认禁用编辑！</w:t>
+      </w:r>
+    </w:p>
+    <w:p>
+      <w:pPr>
+        <w:ind w:firstLine="420" w:firstLineChars="0"/>
+        <w:rPr>
+          <w:rFonts w:hint="eastAsia" w:ascii="宋体" w:hAnsi="宋体" w:eastAsia="宋体" w:cs="宋体"/>
+          <w:sz w:val="24"/>
+          <w:szCs w:val="24"/>
+          <w:lang w:val="en-US" w:eastAsia="zh-CN"/>
+        </w:rPr>
+      </w:pPr>
+      <w:r>
+        <w:rPr>
+          <w:rFonts w:hint="eastAsia" w:ascii="宋体" w:hAnsi="宋体" w:eastAsia="宋体" w:cs="宋体"/>
+          <w:sz w:val="24"/>
+          <w:szCs w:val="24"/>
+          <w:lang w:val="en-US" w:eastAsia="zh-CN"/>
+        </w:rPr>
+        <w:t>添加预览插件！</w:t>
+      </w:r>
+    </w:p>
+    <w:p>
+      <w:pPr>
+        <w:ind w:left="420" w:leftChars="0" w:firstLine="420" w:firstLineChars="0"/>
+        <w:rPr>
+          <w:rFonts w:hint="eastAsia" w:ascii="宋体" w:hAnsi="宋体" w:eastAsia="宋体" w:cs="宋体"/>
+          <w:sz w:val="24"/>
+          <w:szCs w:val="24"/>
+          <w:lang w:val="en-US" w:eastAsia="zh-CN"/>
+        </w:rPr>
+      </w:pPr>
+      <w:r>
+        <w:rPr>
+          <w:rFonts w:hint="eastAsia" w:ascii="宋体" w:hAnsi="宋体" w:eastAsia="宋体" w:cs="宋体"/>
+          <w:sz w:val="24"/>
+          <w:szCs w:val="24"/>
+          <w:lang w:val="en-US" w:eastAsia="zh-CN"/>
+        </w:rPr>
+        <w:t>ctrl-k v//Open preview to the Side</w:t>
+      </w:r>
+    </w:p>
+    <w:p>
+      <w:pPr>
+        <w:ind w:left="420" w:leftChars="0" w:firstLine="420" w:firstLineChars="0"/>
+        <w:rPr>
+          <w:rFonts w:hint="default" w:ascii="宋体" w:hAnsi="宋体" w:eastAsia="宋体" w:cs="宋体"/>
+          <w:sz w:val="24"/>
+          <w:szCs w:val="24"/>
+          <w:lang w:val="en-US" w:eastAsia="zh-CN"/>
+        </w:rPr>
+      </w:pPr>
+      <w:r>
+        <w:rPr>
+          <w:rFonts w:hint="default" w:ascii="宋体" w:hAnsi="宋体" w:eastAsia="宋体" w:cs="宋体"/>
+          <w:sz w:val="24"/>
+          <w:szCs w:val="24"/>
+          <w:lang w:val="en-US" w:eastAsia="zh-CN"/>
+        </w:rPr>
+        <w:t>ctrl-shift-v</w:t>
+      </w:r>
+      <w:r>
+        <w:rPr>
+          <w:rFonts w:hint="eastAsia" w:ascii="宋体" w:hAnsi="宋体" w:eastAsia="宋体" w:cs="宋体"/>
+          <w:sz w:val="24"/>
+          <w:szCs w:val="24"/>
+          <w:lang w:val="en-US" w:eastAsia="zh-CN"/>
+        </w:rPr>
+        <w:t>//Open preview</w:t>
+      </w:r>
+    </w:p>
+    <w:p>
+      <w:pPr>
+        <w:ind w:firstLine="420" w:firstLineChars="0"/>
+        <w:rPr>
+          <w:rFonts w:hint="default" w:ascii="宋体" w:hAnsi="宋体" w:eastAsia="宋体" w:cs="宋体"/>
+          <w:sz w:val="24"/>
+          <w:szCs w:val="24"/>
+          <w:lang w:val="en-US" w:eastAsia="zh-CN"/>
+        </w:rPr>
+      </w:pPr>
+      <w:r>
+        <w:rPr>
+          <w:rFonts w:hint="default" w:ascii="宋体" w:hAnsi="宋体" w:eastAsia="宋体" w:cs="宋体"/>
+          <w:sz w:val="24"/>
+          <w:szCs w:val="24"/>
+          <w:lang w:val="en-US" w:eastAsia="zh-CN"/>
+        </w:rPr>
+        <w:t>&lt;br&gt;保存自动变回`&lt;br&gt;`？</w:t>
+      </w:r>
+    </w:p>
+    <w:p>
+      <w:pPr>
+        <w:rPr>
+          <w:rFonts w:hint="eastAsia" w:ascii="宋体" w:hAnsi="宋体" w:eastAsia="宋体" w:cs="宋体"/>
+          <w:b/>
+          <w:bCs/>
+          <w:sz w:val="24"/>
+          <w:szCs w:val="24"/>
+          <w:lang w:val="en-US" w:eastAsia="zh-CN"/>
+        </w:rPr>
+      </w:pPr>
+      <w:r>
+        <w:rPr>
+          <w:rFonts w:hint="eastAsia" w:ascii="宋体" w:hAnsi="宋体" w:eastAsia="宋体" w:cs="宋体"/>
+          <w:b/>
+          <w:bCs/>
+          <w:sz w:val="24"/>
+          <w:szCs w:val="24"/>
+          <w:lang w:val="en-US" w:eastAsia="zh-CN"/>
+        </w:rPr>
+        <w:br w:type="page"/>
+      </w:r>
+    </w:p>
+    <w:p>
+      <w:pPr>
+        <w:rPr>
+          <w:rFonts w:hint="eastAsia" w:ascii="宋体" w:hAnsi="宋体" w:eastAsia="宋体" w:cs="宋体"/>
+          <w:b/>
+          <w:bCs/>
+          <w:sz w:val="24"/>
+          <w:szCs w:val="24"/>
+          <w:lang w:val="en-US" w:eastAsia="zh-CN"/>
+        </w:rPr>
+      </w:pPr>
+      <w:r>
+        <w:rPr>
+          <w:rFonts w:hint="eastAsia" w:ascii="宋体" w:hAnsi="宋体" w:eastAsia="宋体" w:cs="宋体"/>
+          <w:b/>
+          <w:bCs/>
+          <w:sz w:val="24"/>
+          <w:szCs w:val="24"/>
+          <w:lang w:val="en-US" w:eastAsia="zh-CN"/>
+        </w:rPr>
+        <w:t>20260618未归纳</w:t>
+      </w:r>
+    </w:p>
+    <w:p>
+      <w:pPr>
+        <w:rPr>
+          <w:rFonts w:hint="eastAsia" w:ascii="宋体" w:hAnsi="宋体" w:eastAsia="宋体" w:cs="宋体"/>
+          <w:b/>
+          <w:bCs/>
+          <w:sz w:val="24"/>
+          <w:szCs w:val="24"/>
+          <w:lang w:val="en-US" w:eastAsia="zh-CN"/>
+        </w:rPr>
+      </w:pPr>
+    </w:p>
+    <w:p>
+      <w:pPr>
+        <w:rPr>
+          <w:rFonts w:hint="eastAsia" w:ascii="宋体" w:hAnsi="宋体" w:eastAsia="宋体" w:cs="宋体"/>
+          <w:sz w:val="24"/>
+          <w:szCs w:val="24"/>
+          <w:lang w:val="en-US" w:eastAsia="zh-CN"/>
+        </w:rPr>
+      </w:pPr>
+      <w:r>
+        <w:rPr>
+          <w:rFonts w:hint="eastAsia" w:ascii="宋体" w:hAnsi="宋体" w:eastAsia="宋体" w:cs="宋体"/>
+          <w:sz w:val="24"/>
+          <w:szCs w:val="24"/>
+          <w:lang w:val="en-US" w:eastAsia="zh-CN"/>
+        </w:rPr>
+        <w:t>清理浏览器缓存？</w:t>
+      </w:r>
+    </w:p>
+    <w:p>
+      <w:pPr>
+        <w:ind w:firstLine="420" w:firstLineChars="0"/>
+        <w:rPr>
+          <w:rFonts w:ascii="宋体" w:hAnsi="宋体" w:eastAsia="宋体" w:cs="宋体"/>
+          <w:sz w:val="24"/>
+          <w:szCs w:val="24"/>
+        </w:rPr>
+      </w:pPr>
+      <w:r>
+        <w:rPr>
+          <w:rFonts w:hint="eastAsia" w:ascii="宋体" w:hAnsi="宋体" w:eastAsia="宋体" w:cs="宋体"/>
+          <w:sz w:val="24"/>
+          <w:szCs w:val="24"/>
+          <w:lang w:val="en-US" w:eastAsia="zh-CN"/>
+        </w:rPr>
+        <w:t>·</w:t>
+      </w:r>
+      <w:r>
+        <w:rPr>
+          <w:rFonts w:ascii="宋体" w:hAnsi="宋体" w:eastAsia="宋体" w:cs="宋体"/>
+          <w:sz w:val="24"/>
+          <w:szCs w:val="24"/>
+        </w:rPr>
+        <w:fldChar w:fldCharType="begin"/>
+      </w:r>
+      <w:r>
+        <w:rPr>
+          <w:rFonts w:ascii="宋体" w:hAnsi="宋体" w:eastAsia="宋体" w:cs="宋体"/>
+          <w:sz w:val="24"/>
+          <w:szCs w:val="24"/>
+        </w:rPr>
+        <w:instrText xml:space="preserve"> HYPERLINK "https://help.gitkraken.com/gitlens/gitlens-features/" \l "revision-navigation" </w:instrText>
+      </w:r>
+      <w:r>
+        <w:rPr>
+          <w:rFonts w:ascii="宋体" w:hAnsi="宋体" w:eastAsia="宋体" w:cs="宋体"/>
+          <w:sz w:val="24"/>
+          <w:szCs w:val="24"/>
+        </w:rPr>
+        <w:fldChar w:fldCharType="separate"/>
+      </w:r>
+      <w:r>
+        <w:rPr>
+          <w:rStyle w:val="7"/>
+          <w:rFonts w:ascii="宋体" w:hAnsi="宋体" w:eastAsia="宋体" w:cs="宋体"/>
+          <w:sz w:val="24"/>
+          <w:szCs w:val="24"/>
+        </w:rPr>
+        <w:t>核心功能 |GitLens</w:t>
+      </w:r>
+      <w:r>
+        <w:rPr>
+          <w:rFonts w:ascii="宋体" w:hAnsi="宋体" w:eastAsia="宋体" w:cs="宋体"/>
+          <w:sz w:val="24"/>
+          <w:szCs w:val="24"/>
+        </w:rPr>
+        <w:fldChar w:fldCharType="end"/>
+      </w:r>
+    </w:p>
+    <w:p>
+      <w:pPr>
+        <w:ind w:left="420" w:leftChars="0" w:firstLine="420" w:firstLineChars="0"/>
+        <w:rPr>
+          <w:rFonts w:hint="eastAsia" w:ascii="宋体" w:hAnsi="宋体" w:eastAsia="宋体" w:cs="宋体"/>
+          <w:sz w:val="24"/>
+          <w:szCs w:val="24"/>
+          <w:lang w:val="en-US" w:eastAsia="zh-CN"/>
+        </w:rPr>
+      </w:pPr>
+      <w:r>
+        <w:rPr>
+          <w:rFonts w:hint="eastAsia" w:ascii="宋体" w:hAnsi="宋体" w:eastAsia="宋体" w:cs="宋体"/>
+          <w:sz w:val="24"/>
+          <w:szCs w:val="24"/>
+          <w:lang w:val="en-US" w:eastAsia="zh-CN"/>
+        </w:rPr>
+        <w:t>gitlens-官网-所有功能（对应设置选项）</w:t>
+      </w:r>
+    </w:p>
+    <w:p>
+      <w:pPr>
+        <w:ind w:left="420" w:leftChars="0" w:firstLine="420" w:firstLineChars="0"/>
+        <w:rPr>
+          <w:rFonts w:hint="eastAsia" w:ascii="宋体" w:hAnsi="宋体" w:eastAsia="宋体" w:cs="宋体"/>
+          <w:sz w:val="24"/>
+          <w:szCs w:val="24"/>
+          <w:lang w:val="en-US" w:eastAsia="zh-CN"/>
+        </w:rPr>
+      </w:pPr>
+      <w:r>
+        <w:rPr>
+          <w:rFonts w:hint="eastAsia" w:ascii="宋体" w:hAnsi="宋体" w:eastAsia="宋体" w:cs="宋体"/>
+          <w:sz w:val="24"/>
+          <w:szCs w:val="24"/>
+          <w:lang w:val="en-US" w:eastAsia="zh-CN"/>
+        </w:rPr>
+        <w:t>·修订导航</w:t>
+      </w:r>
+    </w:p>
+    <w:p>
+      <w:pPr>
+        <w:ind w:left="420" w:leftChars="0" w:firstLine="420" w:firstLineChars="0"/>
+        <w:rPr>
+          <w:rFonts w:hint="eastAsia" w:ascii="宋体" w:hAnsi="宋体" w:eastAsia="宋体" w:cs="宋体"/>
+          <w:sz w:val="24"/>
+          <w:szCs w:val="24"/>
+          <w:lang w:val="en-US" w:eastAsia="zh-CN"/>
+        </w:rPr>
+      </w:pPr>
+      <w:r>
+        <w:rPr>
+          <w:rFonts w:hint="eastAsia" w:ascii="宋体" w:hAnsi="宋体" w:eastAsia="宋体" w:cs="宋体"/>
+          <w:sz w:val="24"/>
+          <w:szCs w:val="24"/>
+          <w:lang w:val="en-US" w:eastAsia="zh-CN"/>
+        </w:rPr>
+        <w:t>·行内联</w:t>
+      </w:r>
+    </w:p>
+    <w:p>
+      <w:pPr>
+        <w:ind w:left="420" w:leftChars="0" w:firstLine="420" w:firstLineChars="0"/>
+        <w:rPr>
+          <w:rFonts w:hint="eastAsia" w:ascii="宋体" w:hAnsi="宋体" w:eastAsia="宋体" w:cs="宋体"/>
+          <w:sz w:val="24"/>
+          <w:szCs w:val="24"/>
+          <w:lang w:val="en-US" w:eastAsia="zh-CN"/>
+        </w:rPr>
+      </w:pPr>
+      <w:r>
+        <w:rPr>
+          <w:rFonts w:hint="eastAsia" w:ascii="宋体" w:hAnsi="宋体" w:eastAsia="宋体" w:cs="宋体"/>
+          <w:sz w:val="24"/>
+          <w:szCs w:val="24"/>
+          <w:lang w:val="en-US" w:eastAsia="zh-CN"/>
+        </w:rPr>
+        <w:t>·块内联卡片</w:t>
+      </w:r>
+    </w:p>
+    <w:p>
+      <w:pPr>
+        <w:ind w:left="420" w:leftChars="0" w:firstLine="420" w:firstLineChars="0"/>
+        <w:rPr>
+          <w:rFonts w:hint="eastAsia" w:ascii="宋体" w:hAnsi="宋体" w:eastAsia="宋体" w:cs="宋体"/>
+          <w:sz w:val="24"/>
+          <w:szCs w:val="24"/>
+          <w:lang w:val="en-US" w:eastAsia="zh-CN"/>
+        </w:rPr>
+      </w:pPr>
+      <w:r>
+        <w:rPr>
+          <w:rFonts w:hint="eastAsia" w:ascii="宋体" w:hAnsi="宋体" w:eastAsia="宋体" w:cs="宋体"/>
+          <w:sz w:val="24"/>
+          <w:szCs w:val="24"/>
+          <w:lang w:val="en-US" w:eastAsia="zh-CN"/>
+        </w:rPr>
+        <w:t>·状态栏内联</w:t>
+      </w:r>
+    </w:p>
+    <w:p>
+      <w:pPr>
+        <w:ind w:left="420" w:leftChars="0" w:firstLine="420" w:firstLineChars="0"/>
+        <w:rPr>
+          <w:rFonts w:hint="eastAsia" w:ascii="宋体" w:hAnsi="宋体" w:eastAsia="宋体" w:cs="宋体"/>
+          <w:sz w:val="24"/>
+          <w:szCs w:val="24"/>
+          <w:lang w:val="en-US" w:eastAsia="zh-CN"/>
+        </w:rPr>
+      </w:pPr>
+      <w:r>
+        <w:rPr>
+          <w:rFonts w:hint="eastAsia" w:ascii="宋体" w:hAnsi="宋体" w:eastAsia="宋体" w:cs="宋体"/>
+          <w:sz w:val="24"/>
+          <w:szCs w:val="24"/>
+          <w:lang w:val="en-US" w:eastAsia="zh-CN"/>
+        </w:rPr>
+        <w:t>·悬浮卡</w:t>
+      </w:r>
+    </w:p>
+    <w:p>
+      <w:pPr>
+        <w:ind w:left="420" w:leftChars="0" w:firstLine="420" w:firstLineChars="0"/>
+        <w:rPr>
+          <w:rFonts w:hint="eastAsia" w:ascii="宋体" w:hAnsi="宋体" w:eastAsia="宋体" w:cs="宋体"/>
+          <w:sz w:val="24"/>
+          <w:szCs w:val="24"/>
+          <w:lang w:val="en-US" w:eastAsia="zh-CN"/>
+        </w:rPr>
+      </w:pPr>
+      <w:r>
+        <w:rPr>
+          <w:rFonts w:hint="eastAsia" w:ascii="宋体" w:hAnsi="宋体" w:eastAsia="宋体" w:cs="宋体"/>
+          <w:sz w:val="24"/>
+          <w:szCs w:val="24"/>
+          <w:lang w:val="en-US" w:eastAsia="zh-CN"/>
+        </w:rPr>
+        <w:t>·内联注释</w:t>
+      </w:r>
+    </w:p>
+    <w:p>
+      <w:pPr>
+        <w:ind w:left="420" w:leftChars="0" w:firstLine="420" w:firstLineChars="0"/>
+        <w:rPr>
+          <w:rFonts w:hint="eastAsia" w:ascii="宋体" w:hAnsi="宋体" w:eastAsia="宋体" w:cs="宋体"/>
+          <w:sz w:val="24"/>
+          <w:szCs w:val="24"/>
+          <w:lang w:val="en-US" w:eastAsia="zh-CN"/>
+        </w:rPr>
+      </w:pPr>
+      <w:r>
+        <w:rPr>
+          <w:rFonts w:hint="eastAsia" w:ascii="宋体" w:hAnsi="宋体" w:eastAsia="宋体" w:cs="宋体"/>
+          <w:sz w:val="24"/>
+          <w:szCs w:val="24"/>
+          <w:lang w:val="en-US" w:eastAsia="zh-CN"/>
+        </w:rPr>
+        <w:t>·文件变更</w:t>
+      </w:r>
+    </w:p>
+    <w:p>
+      <w:pPr>
+        <w:ind w:left="420" w:leftChars="0" w:firstLine="420" w:firstLineChars="0"/>
+        <w:rPr>
+          <w:rFonts w:hint="eastAsia" w:ascii="宋体" w:hAnsi="宋体" w:eastAsia="宋体" w:cs="宋体"/>
+          <w:sz w:val="24"/>
+          <w:szCs w:val="24"/>
+          <w:lang w:val="en-US" w:eastAsia="zh-CN"/>
+        </w:rPr>
+      </w:pPr>
+      <w:r>
+        <w:rPr>
+          <w:rFonts w:hint="eastAsia" w:ascii="宋体" w:hAnsi="宋体" w:eastAsia="宋体" w:cs="宋体"/>
+          <w:sz w:val="24"/>
+          <w:szCs w:val="24"/>
+          <w:lang w:val="en-US" w:eastAsia="zh-CN"/>
+        </w:rPr>
+        <w:t>·变更热力边沿</w:t>
+      </w:r>
+    </w:p>
+    <w:p>
+      <w:pPr>
+        <w:ind w:left="420" w:leftChars="0" w:firstLine="420" w:firstLineChars="0"/>
+        <w:rPr>
+          <w:rFonts w:hint="eastAsia" w:ascii="宋体" w:hAnsi="宋体" w:eastAsia="宋体" w:cs="宋体"/>
+          <w:sz w:val="24"/>
+          <w:szCs w:val="24"/>
+          <w:lang w:val="en-US" w:eastAsia="zh-CN"/>
+        </w:rPr>
+      </w:pPr>
+      <w:r>
+        <w:rPr>
+          <w:rFonts w:hint="eastAsia" w:ascii="宋体" w:hAnsi="宋体" w:eastAsia="宋体" w:cs="宋体"/>
+          <w:sz w:val="24"/>
+          <w:szCs w:val="24"/>
+          <w:lang w:val="en-US" w:eastAsia="zh-CN"/>
+        </w:rPr>
+        <w:t>·代码建议（PREVIEW）提交图/GitKraken Desktop呈现</w:t>
+      </w:r>
+    </w:p>
+    <w:p>
+      <w:pPr>
+        <w:ind w:left="420" w:leftChars="0" w:firstLine="420" w:firstLineChars="0"/>
+        <w:rPr>
+          <w:rFonts w:hint="eastAsia" w:ascii="宋体" w:hAnsi="宋体" w:eastAsia="宋体" w:cs="宋体"/>
+          <w:sz w:val="24"/>
+          <w:szCs w:val="24"/>
+          <w:lang w:val="en-US" w:eastAsia="zh-CN"/>
+        </w:rPr>
+      </w:pPr>
+      <w:r>
+        <w:rPr>
+          <w:rFonts w:hint="eastAsia" w:ascii="宋体" w:hAnsi="宋体" w:eastAsia="宋体" w:cs="宋体"/>
+          <w:sz w:val="24"/>
+          <w:szCs w:val="24"/>
+          <w:lang w:val="en-US" w:eastAsia="zh-CN"/>
+        </w:rPr>
+        <w:t>·应用建议</w:t>
+      </w:r>
+    </w:p>
+    <w:p>
+      <w:pPr>
+        <w:ind w:left="420" w:leftChars="0" w:firstLine="420" w:firstLineChars="0"/>
+        <w:rPr>
+          <w:rFonts w:hint="eastAsia" w:ascii="宋体" w:hAnsi="宋体" w:eastAsia="宋体" w:cs="宋体"/>
+          <w:sz w:val="24"/>
+          <w:szCs w:val="24"/>
+          <w:lang w:val="en-US" w:eastAsia="zh-CN"/>
+        </w:rPr>
+      </w:pPr>
+      <w:r>
+        <w:rPr>
+          <w:rFonts w:hint="eastAsia" w:ascii="宋体" w:hAnsi="宋体" w:eastAsia="宋体" w:cs="宋体"/>
+          <w:sz w:val="24"/>
+          <w:szCs w:val="24"/>
+          <w:lang w:val="en-US" w:eastAsia="zh-CN"/>
+        </w:rPr>
+        <w:t>·云端补丁（PREVIEW）创建与访问</w:t>
+      </w:r>
+    </w:p>
+    <w:p>
+      <w:pPr>
+        <w:ind w:left="420" w:leftChars="0" w:firstLine="420" w:firstLineChars="0"/>
+        <w:rPr>
+          <w:rFonts w:hint="default" w:ascii="宋体" w:hAnsi="宋体" w:eastAsia="宋体" w:cs="宋体"/>
+          <w:sz w:val="24"/>
+          <w:szCs w:val="24"/>
+          <w:lang w:val="en-US" w:eastAsia="zh-CN"/>
+        </w:rPr>
+      </w:pPr>
+      <w:r>
+        <w:rPr>
+          <w:rFonts w:hint="eastAsia" w:ascii="宋体" w:hAnsi="宋体" w:eastAsia="宋体" w:cs="宋体"/>
+          <w:b/>
+          <w:bCs/>
+          <w:sz w:val="24"/>
+          <w:szCs w:val="24"/>
+          <w:lang w:val="en-US" w:eastAsia="zh-CN"/>
+        </w:rPr>
+        <w:t>·</w:t>
+      </w:r>
+      <w:r>
+        <w:rPr>
+          <w:rFonts w:hint="eastAsia" w:ascii="宋体" w:hAnsi="宋体" w:eastAsia="宋体" w:cs="宋体"/>
+          <w:b w:val="0"/>
+          <w:bCs w:val="0"/>
+          <w:sz w:val="24"/>
+          <w:szCs w:val="24"/>
+          <w:u w:val="single"/>
+          <w:lang w:val="en-US" w:eastAsia="zh-CN"/>
+        </w:rPr>
+        <w:t>提交图</w:t>
+      </w:r>
+      <w:r>
+        <w:rPr>
+          <w:rFonts w:hint="eastAsia" w:ascii="宋体" w:hAnsi="宋体" w:eastAsia="宋体" w:cs="宋体"/>
+          <w:sz w:val="24"/>
+          <w:szCs w:val="24"/>
+          <w:lang w:val="en-US" w:eastAsia="zh-CN"/>
+        </w:rPr>
+        <w:t>（PRO）</w:t>
+      </w:r>
+    </w:p>
+    <w:p>
+      <w:pPr>
+        <w:ind w:left="420" w:leftChars="0" w:firstLine="420" w:firstLineChars="0"/>
+        <w:rPr>
+          <w:rFonts w:hint="default" w:ascii="宋体" w:hAnsi="宋体" w:eastAsia="宋体" w:cs="宋体"/>
+          <w:b w:val="0"/>
+          <w:bCs w:val="0"/>
+          <w:sz w:val="24"/>
+          <w:szCs w:val="24"/>
+          <w:lang w:val="en-US" w:eastAsia="zh-CN"/>
+        </w:rPr>
+      </w:pPr>
+      <w:r>
+        <w:rPr>
+          <w:rFonts w:hint="eastAsia" w:ascii="宋体" w:hAnsi="宋体" w:eastAsia="宋体" w:cs="宋体"/>
+          <w:b w:val="0"/>
+          <w:bCs w:val="0"/>
+          <w:sz w:val="24"/>
+          <w:szCs w:val="24"/>
+          <w:lang w:val="en-US" w:eastAsia="zh-CN"/>
+        </w:rPr>
+        <w:t>·</w:t>
+      </w:r>
+      <w:r>
+        <w:rPr>
+          <w:rFonts w:hint="default" w:ascii="宋体" w:hAnsi="宋体" w:eastAsia="宋体" w:cs="宋体"/>
+          <w:b/>
+          <w:bCs/>
+          <w:sz w:val="24"/>
+          <w:szCs w:val="24"/>
+          <w:u w:val="none"/>
+          <w:lang w:val="en-US" w:eastAsia="zh-CN"/>
+        </w:rPr>
+        <w:t>发射台</w:t>
+      </w:r>
+      <w:r>
+        <w:rPr>
+          <w:rFonts w:hint="default" w:ascii="宋体" w:hAnsi="宋体" w:eastAsia="宋体" w:cs="宋体"/>
+          <w:b w:val="0"/>
+          <w:bCs w:val="0"/>
+          <w:sz w:val="24"/>
+          <w:szCs w:val="24"/>
+          <w:lang w:val="en-US" w:eastAsia="zh-CN"/>
+        </w:rPr>
+        <w:t>（PRO）</w:t>
+      </w:r>
+    </w:p>
+    <w:p>
+      <w:pPr>
+        <w:ind w:left="840" w:leftChars="0" w:firstLine="420" w:firstLineChars="0"/>
+        <w:rPr>
+          <w:rFonts w:hint="eastAsia" w:ascii="宋体" w:hAnsi="宋体" w:eastAsia="宋体" w:cs="宋体"/>
+          <w:b w:val="0"/>
+          <w:bCs w:val="0"/>
+          <w:sz w:val="24"/>
+          <w:szCs w:val="24"/>
+          <w:lang w:val="en-US" w:eastAsia="zh-CN"/>
+        </w:rPr>
+      </w:pPr>
+      <w:r>
+        <w:rPr>
+          <w:rFonts w:hint="eastAsia" w:ascii="宋体" w:hAnsi="宋体" w:eastAsia="宋体" w:cs="宋体"/>
+          <w:b w:val="0"/>
+          <w:bCs w:val="0"/>
+          <w:sz w:val="24"/>
+          <w:szCs w:val="24"/>
+          <w:lang w:val="en-US" w:eastAsia="zh-CN"/>
+        </w:rPr>
+        <w:t>分组查看管理PR</w:t>
+      </w:r>
+    </w:p>
+    <w:p>
+      <w:pPr>
+        <w:ind w:left="1260" w:leftChars="0" w:firstLine="420" w:firstLineChars="0"/>
+        <w:rPr>
+          <w:rFonts w:hint="eastAsia" w:ascii="宋体" w:hAnsi="宋体" w:eastAsia="宋体" w:cs="宋体"/>
+          <w:b w:val="0"/>
+          <w:bCs w:val="0"/>
+          <w:sz w:val="24"/>
+          <w:szCs w:val="24"/>
+          <w:lang w:val="en-US" w:eastAsia="zh-CN"/>
+        </w:rPr>
+      </w:pPr>
+      <w:r>
+        <w:rPr>
+          <w:rFonts w:hint="eastAsia" w:ascii="宋体" w:hAnsi="宋体" w:eastAsia="宋体" w:cs="宋体"/>
+          <w:b w:val="0"/>
+          <w:bCs w:val="0"/>
+          <w:sz w:val="24"/>
+          <w:szCs w:val="24"/>
+          <w:lang w:val="en-US" w:eastAsia="zh-CN"/>
+        </w:rPr>
+        <w:t>合并准备</w:t>
+      </w:r>
+    </w:p>
+    <w:p>
+      <w:pPr>
+        <w:ind w:left="1260" w:leftChars="0" w:firstLine="420" w:firstLineChars="0"/>
+        <w:rPr>
+          <w:rFonts w:hint="default" w:ascii="宋体" w:hAnsi="宋体" w:eastAsia="宋体" w:cs="宋体"/>
+          <w:b w:val="0"/>
+          <w:bCs w:val="0"/>
+          <w:sz w:val="24"/>
+          <w:szCs w:val="24"/>
+          <w:lang w:val="en-US" w:eastAsia="zh-CN"/>
+        </w:rPr>
+      </w:pPr>
+      <w:r>
+        <w:rPr>
+          <w:rFonts w:hint="eastAsia" w:ascii="宋体" w:hAnsi="宋体" w:eastAsia="宋体" w:cs="宋体"/>
+          <w:b w:val="0"/>
+          <w:bCs w:val="0"/>
+          <w:sz w:val="24"/>
+          <w:szCs w:val="24"/>
+          <w:lang w:val="en-US" w:eastAsia="zh-CN"/>
+        </w:rPr>
+        <w:t>选秀交互</w:t>
+      </w:r>
+    </w:p>
+    <w:p>
+      <w:pPr>
+        <w:ind w:left="1260" w:leftChars="0" w:firstLine="420" w:firstLineChars="0"/>
+        <w:rPr>
+          <w:rFonts w:hint="default" w:ascii="宋体" w:hAnsi="宋体" w:eastAsia="宋体" w:cs="宋体"/>
+          <w:b w:val="0"/>
+          <w:bCs w:val="0"/>
+          <w:sz w:val="24"/>
+          <w:szCs w:val="24"/>
+          <w:lang w:val="en-US" w:eastAsia="zh-CN"/>
+        </w:rPr>
+      </w:pPr>
+      <w:r>
+        <w:rPr>
+          <w:rFonts w:hint="eastAsia" w:ascii="宋体" w:hAnsi="宋体" w:eastAsia="宋体" w:cs="宋体"/>
+          <w:b w:val="0"/>
+          <w:bCs w:val="0"/>
+          <w:sz w:val="24"/>
+          <w:szCs w:val="24"/>
+          <w:lang w:val="en-US" w:eastAsia="zh-CN"/>
+        </w:rPr>
+        <w:t>封锁/暂缓/PIN</w:t>
+      </w:r>
+    </w:p>
+    <w:p>
+      <w:pPr>
+        <w:ind w:left="1260" w:leftChars="0" w:firstLine="420" w:firstLineChars="0"/>
+        <w:rPr>
+          <w:rFonts w:hint="eastAsia" w:ascii="宋体" w:hAnsi="宋体" w:eastAsia="宋体" w:cs="宋体"/>
+          <w:b w:val="0"/>
+          <w:bCs w:val="0"/>
+          <w:sz w:val="24"/>
+          <w:szCs w:val="24"/>
+          <w:lang w:val="en-US" w:eastAsia="zh-CN"/>
+        </w:rPr>
+      </w:pPr>
+      <w:r>
+        <w:rPr>
+          <w:rFonts w:hint="eastAsia" w:ascii="宋体" w:hAnsi="宋体" w:eastAsia="宋体" w:cs="宋体"/>
+          <w:b w:val="0"/>
+          <w:bCs w:val="0"/>
+          <w:sz w:val="24"/>
+          <w:szCs w:val="24"/>
+          <w:lang w:val="en-US" w:eastAsia="zh-CN"/>
+        </w:rPr>
+        <w:t>后续处理</w:t>
+      </w:r>
+    </w:p>
+    <w:p>
+      <w:pPr>
+        <w:ind w:left="1260" w:leftChars="0" w:firstLine="420" w:firstLineChars="0"/>
+        <w:rPr>
+          <w:rFonts w:hint="eastAsia" w:ascii="宋体" w:hAnsi="宋体" w:eastAsia="宋体" w:cs="宋体"/>
+          <w:b w:val="0"/>
+          <w:bCs w:val="0"/>
+          <w:sz w:val="24"/>
+          <w:szCs w:val="24"/>
+          <w:lang w:val="en-US" w:eastAsia="zh-CN"/>
+        </w:rPr>
+      </w:pPr>
+      <w:r>
+        <w:rPr>
+          <w:rFonts w:hint="eastAsia" w:ascii="宋体" w:hAnsi="宋体" w:eastAsia="宋体" w:cs="宋体"/>
+          <w:b w:val="0"/>
+          <w:bCs w:val="0"/>
+          <w:sz w:val="24"/>
+          <w:szCs w:val="24"/>
+          <w:lang w:val="en-US" w:eastAsia="zh-CN"/>
+        </w:rPr>
+        <w:t>审查等待</w:t>
+      </w:r>
+    </w:p>
+    <w:p>
+      <w:pPr>
+        <w:ind w:left="840" w:leftChars="0" w:firstLine="420" w:firstLineChars="0"/>
+        <w:rPr>
+          <w:rFonts w:hint="eastAsia" w:ascii="宋体" w:hAnsi="宋体" w:eastAsia="宋体" w:cs="宋体"/>
+          <w:b w:val="0"/>
+          <w:bCs w:val="0"/>
+          <w:sz w:val="24"/>
+          <w:szCs w:val="24"/>
+          <w:lang w:val="en-US" w:eastAsia="zh-CN"/>
+        </w:rPr>
+      </w:pPr>
+      <w:r>
+        <w:rPr>
+          <w:rFonts w:hint="eastAsia" w:ascii="宋体" w:hAnsi="宋体" w:eastAsia="宋体" w:cs="宋体"/>
+          <w:b w:val="0"/>
+          <w:bCs w:val="0"/>
+          <w:sz w:val="24"/>
+          <w:szCs w:val="24"/>
+          <w:lang w:val="en-US" w:eastAsia="zh-CN"/>
+        </w:rPr>
+        <w:t>点击查看</w:t>
+      </w:r>
+    </w:p>
+    <w:p>
+      <w:pPr>
+        <w:ind w:left="1260" w:leftChars="0" w:firstLine="420" w:firstLineChars="0"/>
+        <w:rPr>
+          <w:rFonts w:hint="eastAsia" w:ascii="宋体" w:hAnsi="宋体" w:eastAsia="宋体" w:cs="宋体"/>
+          <w:b w:val="0"/>
+          <w:bCs w:val="0"/>
+          <w:sz w:val="24"/>
+          <w:szCs w:val="24"/>
+          <w:lang w:val="en-US" w:eastAsia="zh-CN"/>
+        </w:rPr>
+      </w:pPr>
+      <w:r>
+        <w:rPr>
+          <w:rFonts w:hint="eastAsia" w:ascii="宋体" w:hAnsi="宋体" w:eastAsia="宋体" w:cs="宋体"/>
+          <w:b w:val="0"/>
+          <w:bCs w:val="0"/>
+          <w:sz w:val="24"/>
+          <w:szCs w:val="24"/>
+          <w:lang w:val="en-US" w:eastAsia="zh-CN"/>
+        </w:rPr>
+        <w:t>完整详情</w:t>
+      </w:r>
+    </w:p>
+    <w:p>
+      <w:pPr>
+        <w:ind w:left="1260" w:leftChars="0" w:firstLine="420" w:firstLineChars="0"/>
+        <w:rPr>
+          <w:rFonts w:hint="eastAsia" w:ascii="宋体" w:hAnsi="宋体" w:eastAsia="宋体" w:cs="宋体"/>
+          <w:b w:val="0"/>
+          <w:bCs w:val="0"/>
+          <w:sz w:val="24"/>
+          <w:szCs w:val="24"/>
+          <w:lang w:val="en-US" w:eastAsia="zh-CN"/>
+        </w:rPr>
+      </w:pPr>
+      <w:r>
+        <w:rPr>
+          <w:rFonts w:hint="eastAsia" w:ascii="宋体" w:hAnsi="宋体" w:eastAsia="宋体" w:cs="宋体"/>
+          <w:b w:val="0"/>
+          <w:bCs w:val="0"/>
+          <w:sz w:val="24"/>
+          <w:szCs w:val="24"/>
+          <w:lang w:val="en-US" w:eastAsia="zh-CN"/>
+        </w:rPr>
+        <w:t>浏览器打开</w:t>
+      </w:r>
+    </w:p>
+    <w:p>
+      <w:pPr>
+        <w:ind w:left="1260" w:leftChars="0" w:firstLine="420" w:firstLineChars="0"/>
+        <w:rPr>
+          <w:rFonts w:hint="eastAsia" w:ascii="宋体" w:hAnsi="宋体" w:eastAsia="宋体" w:cs="宋体"/>
+          <w:b w:val="0"/>
+          <w:bCs w:val="0"/>
+          <w:sz w:val="24"/>
+          <w:szCs w:val="24"/>
+          <w:lang w:val="en-US" w:eastAsia="zh-CN"/>
+        </w:rPr>
+      </w:pPr>
+      <w:r>
+        <w:rPr>
+          <w:rFonts w:hint="eastAsia" w:ascii="宋体" w:hAnsi="宋体" w:eastAsia="宋体" w:cs="宋体"/>
+          <w:b w:val="0"/>
+          <w:bCs w:val="0"/>
+          <w:sz w:val="24"/>
+          <w:szCs w:val="24"/>
+          <w:lang w:val="en-US" w:eastAsia="zh-CN"/>
+        </w:rPr>
+        <w:t>合并</w:t>
+      </w:r>
+    </w:p>
+    <w:p>
+      <w:pPr>
+        <w:ind w:left="1260" w:leftChars="0" w:firstLine="420" w:firstLineChars="0"/>
+        <w:rPr>
+          <w:rFonts w:hint="default" w:ascii="宋体" w:hAnsi="宋体" w:eastAsia="宋体" w:cs="宋体"/>
+          <w:b w:val="0"/>
+          <w:bCs w:val="0"/>
+          <w:sz w:val="24"/>
+          <w:szCs w:val="24"/>
+          <w:lang w:val="en-US" w:eastAsia="zh-CN"/>
+        </w:rPr>
+      </w:pPr>
+      <w:r>
+        <w:rPr>
+          <w:rFonts w:hint="default" w:ascii="宋体" w:hAnsi="宋体" w:eastAsia="宋体" w:cs="宋体"/>
+          <w:b w:val="0"/>
+          <w:bCs w:val="0"/>
+          <w:sz w:val="24"/>
+          <w:szCs w:val="24"/>
+          <w:lang w:val="en-US" w:eastAsia="zh-CN"/>
+        </w:rPr>
+        <w:t>切换到分支或在工作树中打开</w:t>
+      </w:r>
+    </w:p>
+    <w:p>
+      <w:pPr>
+        <w:ind w:left="420" w:leftChars="0" w:firstLine="420" w:firstLineChars="0"/>
+        <w:rPr>
+          <w:rFonts w:hint="default" w:ascii="宋体" w:hAnsi="宋体" w:eastAsia="宋体" w:cs="宋体"/>
+          <w:b w:val="0"/>
+          <w:bCs w:val="0"/>
+          <w:sz w:val="24"/>
+          <w:szCs w:val="24"/>
+          <w:lang w:val="en-US" w:eastAsia="zh-CN"/>
+        </w:rPr>
+      </w:pPr>
+      <w:r>
+        <w:rPr>
+          <w:rFonts w:hint="eastAsia" w:ascii="宋体" w:hAnsi="宋体" w:eastAsia="宋体" w:cs="宋体"/>
+          <w:b/>
+          <w:bCs/>
+          <w:sz w:val="24"/>
+          <w:szCs w:val="24"/>
+          <w:lang w:val="en-US" w:eastAsia="zh-CN"/>
+        </w:rPr>
+        <w:t>·</w:t>
+      </w:r>
+      <w:r>
+        <w:rPr>
+          <w:rFonts w:hint="default" w:ascii="宋体" w:hAnsi="宋体" w:eastAsia="宋体" w:cs="宋体"/>
+          <w:b w:val="0"/>
+          <w:bCs w:val="0"/>
+          <w:sz w:val="24"/>
+          <w:szCs w:val="24"/>
+          <w:u w:val="single"/>
+          <w:lang w:val="en-US" w:eastAsia="zh-CN"/>
+        </w:rPr>
+        <w:t>可视化文件历史</w:t>
+      </w:r>
+      <w:r>
+        <w:rPr>
+          <w:rFonts w:hint="default" w:ascii="宋体" w:hAnsi="宋体" w:eastAsia="宋体" w:cs="宋体"/>
+          <w:b w:val="0"/>
+          <w:bCs w:val="0"/>
+          <w:sz w:val="24"/>
+          <w:szCs w:val="24"/>
+          <w:lang w:val="en-US" w:eastAsia="zh-CN"/>
+        </w:rPr>
+        <w:t>（PRO）</w:t>
+      </w:r>
+    </w:p>
+    <w:p>
+      <w:pPr>
+        <w:ind w:left="420" w:leftChars="0" w:firstLine="420" w:firstLineChars="0"/>
+        <w:rPr>
+          <w:rFonts w:hint="eastAsia" w:ascii="宋体" w:hAnsi="宋体" w:eastAsia="宋体" w:cs="宋体"/>
+          <w:b w:val="0"/>
+          <w:bCs w:val="0"/>
+          <w:sz w:val="24"/>
+          <w:szCs w:val="24"/>
+          <w:lang w:val="en-US" w:eastAsia="zh-CN"/>
+        </w:rPr>
+      </w:pPr>
+      <w:r>
+        <w:rPr>
+          <w:rFonts w:hint="eastAsia" w:ascii="宋体" w:hAnsi="宋体" w:eastAsia="宋体" w:cs="宋体"/>
+          <w:b w:val="0"/>
+          <w:bCs w:val="0"/>
+          <w:sz w:val="24"/>
+          <w:szCs w:val="24"/>
+          <w:lang w:val="en-US" w:eastAsia="zh-CN"/>
+        </w:rPr>
+        <w:t>·</w:t>
+      </w:r>
+      <w:r>
+        <w:rPr>
+          <w:rFonts w:hint="eastAsia" w:ascii="宋体" w:hAnsi="宋体" w:eastAsia="宋体" w:cs="宋体"/>
+          <w:b/>
+          <w:bCs/>
+          <w:sz w:val="24"/>
+          <w:szCs w:val="24"/>
+          <w:u w:val="none"/>
+          <w:lang w:val="en-US" w:eastAsia="zh-CN"/>
+        </w:rPr>
+        <w:t>AI</w:t>
+      </w:r>
+    </w:p>
+    <w:p>
+      <w:pPr>
+        <w:ind w:left="840" w:leftChars="0" w:firstLine="420" w:firstLineChars="0"/>
+        <w:rPr>
+          <w:rFonts w:hint="eastAsia" w:ascii="宋体" w:hAnsi="宋体" w:eastAsia="宋体" w:cs="宋体"/>
+          <w:b w:val="0"/>
+          <w:bCs w:val="0"/>
+          <w:sz w:val="24"/>
+          <w:szCs w:val="24"/>
+          <w:lang w:val="en-US" w:eastAsia="zh-CN"/>
+        </w:rPr>
+      </w:pPr>
+      <w:r>
+        <w:rPr>
+          <w:rFonts w:hint="eastAsia" w:ascii="宋体" w:hAnsi="宋体" w:eastAsia="宋体" w:cs="宋体"/>
+          <w:b w:val="0"/>
+          <w:bCs w:val="0"/>
+          <w:sz w:val="24"/>
+          <w:szCs w:val="24"/>
+          <w:lang w:val="en-US" w:eastAsia="zh-CN"/>
+        </w:rPr>
+        <w:t>提交消息生成</w:t>
+      </w:r>
+    </w:p>
+    <w:p>
+      <w:pPr>
+        <w:ind w:left="1260" w:leftChars="0" w:firstLine="420" w:firstLineChars="0"/>
+        <w:rPr>
+          <w:rFonts w:hint="eastAsia" w:ascii="宋体" w:hAnsi="宋体" w:eastAsia="宋体" w:cs="宋体"/>
+          <w:b w:val="0"/>
+          <w:bCs w:val="0"/>
+          <w:sz w:val="24"/>
+          <w:szCs w:val="24"/>
+          <w:lang w:val="en-US" w:eastAsia="zh-CN"/>
+        </w:rPr>
+      </w:pPr>
+      <w:r>
+        <w:rPr>
+          <w:rFonts w:hint="eastAsia" w:ascii="宋体" w:hAnsi="宋体" w:eastAsia="宋体" w:cs="宋体"/>
+          <w:b w:val="0"/>
+          <w:bCs w:val="0"/>
+          <w:sz w:val="24"/>
+          <w:szCs w:val="24"/>
+          <w:lang w:val="en-US" w:eastAsia="zh-CN"/>
+        </w:rPr>
+        <w:t>命令栏GitLens: Generate Commit Message (Experimental)</w:t>
+      </w:r>
+    </w:p>
+    <w:p>
+      <w:pPr>
+        <w:ind w:left="1260" w:leftChars="0" w:firstLine="420" w:firstLineChars="0"/>
+        <w:rPr>
+          <w:rFonts w:hint="default" w:ascii="宋体" w:hAnsi="宋体" w:eastAsia="宋体" w:cs="宋体"/>
+          <w:b w:val="0"/>
+          <w:bCs w:val="0"/>
+          <w:sz w:val="24"/>
+          <w:szCs w:val="24"/>
+          <w:lang w:val="en-US" w:eastAsia="zh-CN"/>
+        </w:rPr>
+      </w:pPr>
+      <w:r>
+        <w:rPr>
+          <w:rFonts w:hint="eastAsia" w:ascii="宋体" w:hAnsi="宋体" w:eastAsia="宋体" w:cs="宋体"/>
+          <w:b w:val="0"/>
+          <w:bCs w:val="0"/>
+          <w:sz w:val="24"/>
+          <w:szCs w:val="24"/>
+          <w:lang w:val="en-US" w:eastAsia="zh-CN"/>
+        </w:rPr>
+        <w:t>设置gitlens.experimental.generateCommitMessagePrompt</w:t>
+      </w:r>
+    </w:p>
+    <w:p>
+      <w:pPr>
+        <w:ind w:left="840" w:leftChars="0" w:firstLine="420" w:firstLineChars="0"/>
+        <w:rPr>
+          <w:rFonts w:hint="eastAsia" w:ascii="宋体" w:hAnsi="宋体" w:eastAsia="宋体" w:cs="宋体"/>
+          <w:b w:val="0"/>
+          <w:bCs w:val="0"/>
+          <w:sz w:val="24"/>
+          <w:szCs w:val="24"/>
+          <w:lang w:val="en-US" w:eastAsia="zh-CN"/>
+        </w:rPr>
+      </w:pPr>
+      <w:r>
+        <w:rPr>
+          <w:rFonts w:hint="eastAsia" w:ascii="宋体" w:hAnsi="宋体" w:eastAsia="宋体" w:cs="宋体"/>
+          <w:b w:val="0"/>
+          <w:bCs w:val="0"/>
+          <w:sz w:val="24"/>
+          <w:szCs w:val="24"/>
+          <w:lang w:val="en-US" w:eastAsia="zh-CN"/>
+        </w:rPr>
+        <w:t>储存描述（PRO）创建与查看</w:t>
+      </w:r>
+    </w:p>
+    <w:p>
+      <w:pPr>
+        <w:ind w:left="840" w:leftChars="0" w:firstLine="420" w:firstLineChars="0"/>
+        <w:rPr>
+          <w:rFonts w:hint="eastAsia" w:ascii="宋体" w:hAnsi="宋体" w:eastAsia="宋体" w:cs="宋体"/>
+          <w:b w:val="0"/>
+          <w:bCs w:val="0"/>
+          <w:sz w:val="24"/>
+          <w:szCs w:val="24"/>
+          <w:lang w:val="en-US" w:eastAsia="zh-CN"/>
+        </w:rPr>
+      </w:pPr>
+      <w:r>
+        <w:rPr>
+          <w:rFonts w:hint="eastAsia" w:ascii="宋体" w:hAnsi="宋体" w:eastAsia="宋体" w:cs="宋体"/>
+          <w:b w:val="0"/>
+          <w:bCs w:val="0"/>
+          <w:sz w:val="24"/>
+          <w:szCs w:val="24"/>
+          <w:lang w:val="en-US" w:eastAsia="zh-CN"/>
+        </w:rPr>
+        <w:t>变更解释（PREVIEW）</w:t>
+      </w:r>
+    </w:p>
+    <w:p>
+      <w:pPr>
+        <w:ind w:left="1260" w:leftChars="0" w:firstLine="420" w:firstLineChars="0"/>
+        <w:rPr>
+          <w:rFonts w:hint="default" w:ascii="宋体" w:hAnsi="宋体" w:eastAsia="宋体" w:cs="宋体"/>
+          <w:b w:val="0"/>
+          <w:bCs w:val="0"/>
+          <w:sz w:val="24"/>
+          <w:szCs w:val="24"/>
+          <w:lang w:val="en-US" w:eastAsia="zh-CN"/>
+        </w:rPr>
+      </w:pPr>
+      <w:r>
+        <w:rPr>
+          <w:rFonts w:hint="eastAsia" w:ascii="宋体" w:hAnsi="宋体" w:eastAsia="宋体" w:cs="宋体"/>
+          <w:b w:val="0"/>
+          <w:bCs w:val="0"/>
+          <w:sz w:val="24"/>
+          <w:szCs w:val="24"/>
+          <w:lang w:val="en-US" w:eastAsia="zh-CN"/>
+        </w:rPr>
+        <w:t>对象：分支提交变化/工作区修改/存储内容</w:t>
+      </w:r>
+    </w:p>
+    <w:p>
+      <w:pPr>
+        <w:ind w:left="1260" w:leftChars="0" w:firstLine="420" w:firstLineChars="0"/>
+        <w:rPr>
+          <w:rFonts w:hint="eastAsia" w:ascii="宋体" w:hAnsi="宋体" w:eastAsia="宋体" w:cs="宋体"/>
+          <w:b w:val="0"/>
+          <w:bCs w:val="0"/>
+          <w:sz w:val="24"/>
+          <w:szCs w:val="24"/>
+          <w:lang w:val="en-US" w:eastAsia="zh-CN"/>
+        </w:rPr>
+      </w:pPr>
+      <w:r>
+        <w:rPr>
+          <w:rFonts w:hint="eastAsia" w:ascii="宋体" w:hAnsi="宋体" w:eastAsia="宋体" w:cs="宋体"/>
+          <w:b w:val="0"/>
+          <w:bCs w:val="0"/>
+          <w:sz w:val="24"/>
+          <w:szCs w:val="24"/>
+          <w:lang w:val="en-US" w:eastAsia="zh-CN"/>
+        </w:rPr>
+        <w:t>触发：提交图/命令栏/提交-分支-存储-搜比分栏/主页分支卡片</w:t>
+      </w:r>
+    </w:p>
+    <w:p>
+      <w:pPr>
+        <w:ind w:left="840" w:leftChars="0" w:firstLine="420" w:firstLineChars="0"/>
+        <w:rPr>
+          <w:rFonts w:hint="eastAsia" w:ascii="宋体" w:hAnsi="宋体" w:eastAsia="宋体" w:cs="宋体"/>
+          <w:b w:val="0"/>
+          <w:bCs w:val="0"/>
+          <w:sz w:val="24"/>
+          <w:szCs w:val="24"/>
+          <w:lang w:val="en-US" w:eastAsia="zh-CN"/>
+        </w:rPr>
+      </w:pPr>
+      <w:r>
+        <w:rPr>
+          <w:rFonts w:hint="eastAsia" w:ascii="宋体" w:hAnsi="宋体" w:eastAsia="宋体" w:cs="宋体"/>
+          <w:b w:val="0"/>
+          <w:bCs w:val="0"/>
+          <w:sz w:val="24"/>
+          <w:szCs w:val="24"/>
+          <w:lang w:val="en-US" w:eastAsia="zh-CN"/>
+        </w:rPr>
+        <w:t>变更日志（ADVANCED）</w:t>
+      </w:r>
+    </w:p>
+    <w:p>
+      <w:pPr>
+        <w:ind w:left="1260" w:leftChars="0" w:firstLine="420" w:firstLineChars="0"/>
+        <w:rPr>
+          <w:rFonts w:hint="eastAsia" w:ascii="宋体" w:hAnsi="宋体" w:eastAsia="宋体" w:cs="宋体"/>
+          <w:b w:val="0"/>
+          <w:bCs w:val="0"/>
+          <w:sz w:val="24"/>
+          <w:szCs w:val="24"/>
+          <w:lang w:val="en-US" w:eastAsia="zh-CN"/>
+        </w:rPr>
+      </w:pPr>
+      <w:r>
+        <w:rPr>
+          <w:rFonts w:hint="eastAsia" w:ascii="宋体" w:hAnsi="宋体" w:eastAsia="宋体" w:cs="宋体"/>
+          <w:b w:val="0"/>
+          <w:bCs w:val="0"/>
+          <w:sz w:val="24"/>
+          <w:szCs w:val="24"/>
+          <w:lang w:val="en-US" w:eastAsia="zh-CN"/>
+        </w:rPr>
+        <w:t>对象：对指定提交</w:t>
+      </w:r>
+    </w:p>
+    <w:p>
+      <w:pPr>
+        <w:ind w:left="1260" w:leftChars="0" w:firstLine="420" w:firstLineChars="0"/>
+        <w:rPr>
+          <w:rFonts w:hint="eastAsia" w:ascii="宋体" w:hAnsi="宋体" w:eastAsia="宋体" w:cs="宋体"/>
+          <w:b w:val="0"/>
+          <w:bCs w:val="0"/>
+          <w:sz w:val="24"/>
+          <w:szCs w:val="24"/>
+          <w:lang w:val="en-US" w:eastAsia="zh-CN"/>
+        </w:rPr>
+      </w:pPr>
+      <w:r>
+        <w:rPr>
+          <w:rFonts w:hint="default" w:ascii="宋体" w:hAnsi="宋体" w:eastAsia="宋体" w:cs="宋体"/>
+          <w:b w:val="0"/>
+          <w:bCs w:val="0"/>
+          <w:sz w:val="24"/>
+          <w:szCs w:val="24"/>
+          <w:lang w:val="en-US" w:eastAsia="zh-CN"/>
+        </w:rPr>
+        <w:t>触发：</w:t>
+      </w:r>
+      <w:r>
+        <w:rPr>
+          <w:rFonts w:hint="eastAsia" w:ascii="宋体" w:hAnsi="宋体" w:eastAsia="宋体" w:cs="宋体"/>
+          <w:b w:val="0"/>
+          <w:bCs w:val="0"/>
+          <w:sz w:val="24"/>
+          <w:szCs w:val="24"/>
+          <w:lang w:val="en-US" w:eastAsia="zh-CN"/>
+        </w:rPr>
+        <w:t>搜比分栏/提交图多个提交</w:t>
+      </w:r>
+    </w:p>
+    <w:p>
+      <w:pPr>
+        <w:ind w:left="1260" w:leftChars="0" w:firstLine="420" w:firstLineChars="0"/>
+        <w:rPr>
+          <w:rFonts w:hint="eastAsia" w:ascii="宋体" w:hAnsi="宋体" w:eastAsia="宋体" w:cs="宋体"/>
+          <w:b w:val="0"/>
+          <w:bCs w:val="0"/>
+          <w:sz w:val="24"/>
+          <w:szCs w:val="24"/>
+          <w:lang w:val="en-US" w:eastAsia="zh-CN"/>
+        </w:rPr>
+      </w:pPr>
+      <w:r>
+        <w:rPr>
+          <w:rFonts w:hint="eastAsia" w:ascii="宋体" w:hAnsi="宋体" w:eastAsia="宋体" w:cs="宋体"/>
+          <w:b w:val="0"/>
+          <w:bCs w:val="0"/>
+          <w:sz w:val="24"/>
+          <w:szCs w:val="24"/>
+          <w:lang w:val="en-US" w:eastAsia="zh-CN"/>
+        </w:rPr>
+        <w:t>命令栏GitLens: Generate Changelog from Commits</w:t>
+      </w:r>
+    </w:p>
+    <w:p>
+      <w:pPr>
+        <w:ind w:left="420" w:leftChars="0" w:firstLine="420" w:firstLineChars="0"/>
+        <w:rPr>
+          <w:rFonts w:hint="eastAsia" w:ascii="宋体" w:hAnsi="宋体" w:eastAsia="宋体" w:cs="宋体"/>
+          <w:b w:val="0"/>
+          <w:bCs w:val="0"/>
+          <w:sz w:val="24"/>
+          <w:szCs w:val="24"/>
+          <w:lang w:val="en-US" w:eastAsia="zh-CN"/>
+        </w:rPr>
+      </w:pPr>
+      <w:r>
+        <w:rPr>
+          <w:rFonts w:hint="eastAsia" w:ascii="宋体" w:hAnsi="宋体" w:eastAsia="宋体" w:cs="宋体"/>
+          <w:b w:val="0"/>
+          <w:bCs w:val="0"/>
+          <w:sz w:val="24"/>
+          <w:szCs w:val="24"/>
+          <w:lang w:val="en-US" w:eastAsia="zh-CN"/>
+        </w:rPr>
+        <w:t>·</w:t>
+      </w:r>
+      <w:r>
+        <w:rPr>
+          <w:rFonts w:hint="eastAsia" w:ascii="宋体" w:hAnsi="宋体" w:eastAsia="宋体" w:cs="宋体"/>
+          <w:b/>
+          <w:bCs/>
+          <w:sz w:val="24"/>
+          <w:szCs w:val="24"/>
+          <w:u w:val="none"/>
+          <w:lang w:val="en-US" w:eastAsia="zh-CN"/>
+        </w:rPr>
+        <w:t>Commit Composer组合模式（PREVIEW）</w:t>
+      </w:r>
+    </w:p>
+    <w:p>
+      <w:pPr>
+        <w:ind w:left="840" w:leftChars="0" w:firstLine="420" w:firstLineChars="0"/>
+        <w:rPr>
+          <w:rFonts w:hint="default" w:ascii="宋体" w:hAnsi="宋体" w:eastAsia="宋体" w:cs="宋体"/>
+          <w:b w:val="0"/>
+          <w:bCs w:val="0"/>
+          <w:sz w:val="24"/>
+          <w:szCs w:val="24"/>
+          <w:lang w:val="en-US" w:eastAsia="zh-CN"/>
+        </w:rPr>
+      </w:pPr>
+      <w:r>
+        <w:rPr>
+          <w:rFonts w:hint="eastAsia" w:ascii="宋体" w:hAnsi="宋体" w:eastAsia="宋体" w:cs="宋体"/>
+          <w:b w:val="0"/>
+          <w:bCs w:val="0"/>
+          <w:sz w:val="24"/>
+          <w:szCs w:val="24"/>
+          <w:lang w:val="en-US" w:eastAsia="zh-CN"/>
+        </w:rPr>
+        <w:t>作用：选秀交互</w:t>
+      </w:r>
+    </w:p>
+    <w:p>
+      <w:pPr>
+        <w:ind w:left="1260" w:leftChars="0" w:firstLine="420" w:firstLineChars="0"/>
+        <w:rPr>
+          <w:rFonts w:hint="default" w:ascii="宋体" w:hAnsi="宋体" w:eastAsia="宋体" w:cs="宋体"/>
+          <w:b w:val="0"/>
+          <w:bCs w:val="0"/>
+          <w:sz w:val="24"/>
+          <w:szCs w:val="24"/>
+          <w:lang w:val="en-US" w:eastAsia="zh-CN"/>
+        </w:rPr>
+      </w:pPr>
+      <w:r>
+        <w:rPr>
+          <w:rFonts w:hint="default" w:ascii="宋体" w:hAnsi="宋体" w:eastAsia="宋体" w:cs="宋体"/>
+          <w:b w:val="0"/>
+          <w:bCs w:val="0"/>
+          <w:sz w:val="24"/>
+          <w:szCs w:val="24"/>
+          <w:lang w:val="en-US" w:eastAsia="zh-CN"/>
+        </w:rPr>
+        <w:t>提交前预览：在提交到你的仓库之前，准确看到哪些提交内容</w:t>
+      </w:r>
+    </w:p>
+    <w:p>
+      <w:pPr>
+        <w:ind w:left="1260" w:leftChars="0" w:firstLine="420" w:firstLineChars="0"/>
+        <w:rPr>
+          <w:rFonts w:hint="default" w:ascii="宋体" w:hAnsi="宋体" w:eastAsia="宋体" w:cs="宋体"/>
+          <w:b w:val="0"/>
+          <w:bCs w:val="0"/>
+          <w:sz w:val="24"/>
+          <w:szCs w:val="24"/>
+          <w:lang w:val="en-US" w:eastAsia="zh-CN"/>
+        </w:rPr>
+      </w:pPr>
+      <w:r>
+        <w:rPr>
+          <w:rFonts w:hint="default" w:ascii="宋体" w:hAnsi="宋体" w:eastAsia="宋体" w:cs="宋体"/>
+          <w:b w:val="0"/>
+          <w:bCs w:val="0"/>
+          <w:sz w:val="24"/>
+          <w:szCs w:val="24"/>
+          <w:lang w:val="en-US" w:eastAsia="zh-CN"/>
+        </w:rPr>
+        <w:t>切换模型：尝试用不同的AI模型进行合成</w:t>
+      </w:r>
+    </w:p>
+    <w:p>
+      <w:pPr>
+        <w:ind w:left="1260" w:leftChars="0" w:firstLine="420" w:firstLineChars="0"/>
+        <w:rPr>
+          <w:rFonts w:hint="default" w:ascii="宋体" w:hAnsi="宋体" w:eastAsia="宋体" w:cs="宋体"/>
+          <w:b w:val="0"/>
+          <w:bCs w:val="0"/>
+          <w:sz w:val="24"/>
+          <w:szCs w:val="24"/>
+          <w:lang w:val="en-US" w:eastAsia="zh-CN"/>
+        </w:rPr>
+      </w:pPr>
+      <w:r>
+        <w:rPr>
+          <w:rFonts w:hint="default" w:ascii="宋体" w:hAnsi="宋体" w:eastAsia="宋体" w:cs="宋体"/>
+          <w:b w:val="0"/>
+          <w:bCs w:val="0"/>
+          <w:sz w:val="24"/>
+          <w:szCs w:val="24"/>
+          <w:lang w:val="en-US" w:eastAsia="zh-CN"/>
+        </w:rPr>
+        <w:t>迭代和优化：重新生成单个消息或整个提交组合</w:t>
+      </w:r>
+    </w:p>
+    <w:p>
+      <w:pPr>
+        <w:ind w:left="1260" w:leftChars="0" w:firstLine="420" w:firstLineChars="0"/>
+        <w:rPr>
+          <w:rFonts w:hint="default" w:ascii="宋体" w:hAnsi="宋体" w:eastAsia="宋体" w:cs="宋体"/>
+          <w:b w:val="0"/>
+          <w:bCs w:val="0"/>
+          <w:sz w:val="24"/>
+          <w:szCs w:val="24"/>
+          <w:lang w:val="en-US" w:eastAsia="zh-CN"/>
+        </w:rPr>
+      </w:pPr>
+      <w:r>
+        <w:rPr>
+          <w:rFonts w:hint="default" w:ascii="宋体" w:hAnsi="宋体" w:eastAsia="宋体" w:cs="宋体"/>
+          <w:b w:val="0"/>
+          <w:bCs w:val="0"/>
+          <w:sz w:val="24"/>
+          <w:szCs w:val="24"/>
+          <w:lang w:val="en-US" w:eastAsia="zh-CN"/>
+        </w:rPr>
+        <w:t>审核并编辑：手动调整任何提交消息或方法</w:t>
+      </w:r>
+    </w:p>
+    <w:p>
+      <w:pPr>
+        <w:ind w:left="840" w:leftChars="0" w:firstLine="420" w:firstLineChars="0"/>
+        <w:rPr>
+          <w:rFonts w:hint="eastAsia" w:ascii="宋体" w:hAnsi="宋体" w:eastAsia="宋体" w:cs="宋体"/>
+          <w:b w:val="0"/>
+          <w:bCs w:val="0"/>
+          <w:sz w:val="24"/>
+          <w:szCs w:val="24"/>
+          <w:lang w:val="en-US" w:eastAsia="zh-CN"/>
+        </w:rPr>
+      </w:pPr>
+      <w:r>
+        <w:rPr>
+          <w:rFonts w:hint="eastAsia" w:ascii="宋体" w:hAnsi="宋体" w:eastAsia="宋体" w:cs="宋体"/>
+          <w:b w:val="0"/>
+          <w:bCs w:val="0"/>
+          <w:sz w:val="24"/>
+          <w:szCs w:val="24"/>
+          <w:lang w:val="en-US" w:eastAsia="zh-CN"/>
+        </w:rPr>
+        <w:t>触发：</w:t>
+      </w:r>
+    </w:p>
+    <w:p>
+      <w:pPr>
+        <w:ind w:left="1260" w:leftChars="0" w:firstLine="420" w:firstLineChars="0"/>
+        <w:rPr>
+          <w:rFonts w:hint="eastAsia" w:ascii="宋体" w:hAnsi="宋体" w:eastAsia="宋体" w:cs="宋体"/>
+          <w:b w:val="0"/>
+          <w:bCs w:val="0"/>
+          <w:sz w:val="24"/>
+          <w:szCs w:val="24"/>
+          <w:lang w:val="en-US" w:eastAsia="zh-CN"/>
+        </w:rPr>
+      </w:pPr>
+      <w:r>
+        <w:rPr>
+          <w:rFonts w:hint="eastAsia" w:ascii="宋体" w:hAnsi="宋体" w:eastAsia="宋体" w:cs="宋体"/>
+          <w:b w:val="0"/>
+          <w:bCs w:val="0"/>
+          <w:sz w:val="24"/>
+          <w:szCs w:val="24"/>
+          <w:lang w:val="en-US" w:eastAsia="zh-CN"/>
+        </w:rPr>
+        <w:t>SCM库右键</w:t>
+      </w:r>
+    </w:p>
+    <w:p>
+      <w:pPr>
+        <w:ind w:left="1260" w:leftChars="0" w:firstLine="420" w:firstLineChars="0"/>
+        <w:rPr>
+          <w:rFonts w:hint="default" w:ascii="宋体" w:hAnsi="宋体" w:eastAsia="宋体" w:cs="宋体"/>
+          <w:b w:val="0"/>
+          <w:bCs w:val="0"/>
+          <w:sz w:val="24"/>
+          <w:szCs w:val="24"/>
+          <w:lang w:val="en-US" w:eastAsia="zh-CN"/>
+        </w:rPr>
+      </w:pPr>
+      <w:r>
+        <w:rPr>
+          <w:rFonts w:hint="eastAsia" w:ascii="宋体" w:hAnsi="宋体" w:eastAsia="宋体" w:cs="宋体"/>
+          <w:b w:val="0"/>
+          <w:bCs w:val="0"/>
+          <w:sz w:val="24"/>
+          <w:szCs w:val="24"/>
+          <w:lang w:val="en-US" w:eastAsia="zh-CN"/>
+        </w:rPr>
+        <w:t>gitlens inspect工作区更改</w:t>
+      </w:r>
+    </w:p>
+    <w:p>
+      <w:pPr>
+        <w:ind w:left="1260" w:leftChars="0" w:firstLine="420" w:firstLineChars="0"/>
+        <w:rPr>
+          <w:rFonts w:hint="eastAsia" w:ascii="宋体" w:hAnsi="宋体" w:eastAsia="宋体" w:cs="宋体"/>
+          <w:b w:val="0"/>
+          <w:bCs w:val="0"/>
+          <w:sz w:val="24"/>
+          <w:szCs w:val="24"/>
+          <w:lang w:val="en-US" w:eastAsia="zh-CN"/>
+        </w:rPr>
+      </w:pPr>
+      <w:r>
+        <w:rPr>
+          <w:rFonts w:hint="eastAsia" w:ascii="宋体" w:hAnsi="宋体" w:eastAsia="宋体" w:cs="宋体"/>
+          <w:b w:val="0"/>
+          <w:bCs w:val="0"/>
+          <w:sz w:val="24"/>
+          <w:szCs w:val="24"/>
+          <w:lang w:val="en-US" w:eastAsia="zh-CN"/>
+        </w:rPr>
+        <w:t>gitlens提交图</w:t>
+      </w:r>
+    </w:p>
+    <w:p>
+      <w:pPr>
+        <w:ind w:left="1260" w:leftChars="0" w:firstLine="420" w:firstLineChars="0"/>
+        <w:rPr>
+          <w:rFonts w:hint="eastAsia" w:ascii="宋体" w:hAnsi="宋体" w:eastAsia="宋体" w:cs="宋体"/>
+          <w:b w:val="0"/>
+          <w:bCs w:val="0"/>
+          <w:sz w:val="24"/>
+          <w:szCs w:val="24"/>
+          <w:lang w:val="en-US" w:eastAsia="zh-CN"/>
+        </w:rPr>
+      </w:pPr>
+      <w:r>
+        <w:rPr>
+          <w:rFonts w:hint="eastAsia" w:ascii="宋体" w:hAnsi="宋体" w:eastAsia="宋体" w:cs="宋体"/>
+          <w:b w:val="0"/>
+          <w:bCs w:val="0"/>
+          <w:sz w:val="24"/>
+          <w:szCs w:val="24"/>
+          <w:lang w:val="en-US" w:eastAsia="zh-CN"/>
+        </w:rPr>
+        <w:t>gitlens主页活动分支</w:t>
+      </w:r>
+    </w:p>
+    <w:p>
+      <w:pPr>
+        <w:ind w:left="1260" w:leftChars="0" w:firstLine="420" w:firstLineChars="0"/>
+        <w:rPr>
+          <w:rFonts w:hint="eastAsia" w:ascii="宋体" w:hAnsi="宋体" w:eastAsia="宋体" w:cs="宋体"/>
+          <w:b w:val="0"/>
+          <w:bCs w:val="0"/>
+          <w:sz w:val="24"/>
+          <w:szCs w:val="24"/>
+          <w:lang w:val="en-US" w:eastAsia="zh-CN"/>
+        </w:rPr>
+      </w:pPr>
+      <w:r>
+        <w:rPr>
+          <w:rFonts w:hint="eastAsia" w:ascii="宋体" w:hAnsi="宋体" w:eastAsia="宋体" w:cs="宋体"/>
+          <w:b w:val="0"/>
+          <w:bCs w:val="0"/>
+          <w:sz w:val="24"/>
+          <w:szCs w:val="24"/>
+          <w:lang w:val="en-US" w:eastAsia="zh-CN"/>
+        </w:rPr>
+        <w:t>命令栏GitLens:compose commits</w:t>
+      </w:r>
+    </w:p>
+    <w:p>
+      <w:pPr>
+        <w:ind w:left="840" w:leftChars="0" w:firstLine="420" w:firstLineChars="0"/>
+        <w:rPr>
+          <w:rFonts w:hint="eastAsia" w:ascii="宋体" w:hAnsi="宋体" w:eastAsia="宋体" w:cs="宋体"/>
+          <w:b w:val="0"/>
+          <w:bCs w:val="0"/>
+          <w:sz w:val="24"/>
+          <w:szCs w:val="24"/>
+          <w:lang w:val="en-US" w:eastAsia="zh-CN"/>
+        </w:rPr>
+      </w:pPr>
+      <w:r>
+        <w:rPr>
+          <w:rFonts w:hint="eastAsia" w:ascii="宋体" w:hAnsi="宋体" w:eastAsia="宋体" w:cs="宋体"/>
+          <w:b w:val="0"/>
+          <w:bCs w:val="0"/>
+          <w:sz w:val="24"/>
+          <w:szCs w:val="24"/>
+          <w:lang w:val="en-US" w:eastAsia="zh-CN"/>
+        </w:rPr>
+        <w:t>提交图触发（PRO）触发AI重组手动审核</w:t>
+      </w:r>
+    </w:p>
+    <w:p>
+      <w:pPr>
+        <w:ind w:left="1260" w:leftChars="0" w:firstLine="420" w:firstLineChars="0"/>
+        <w:rPr>
+          <w:rFonts w:hint="eastAsia" w:ascii="宋体" w:hAnsi="宋体" w:eastAsia="宋体" w:cs="宋体"/>
+          <w:b w:val="0"/>
+          <w:bCs w:val="0"/>
+          <w:sz w:val="24"/>
+          <w:szCs w:val="24"/>
+          <w:lang w:val="en-US" w:eastAsia="zh-CN"/>
+        </w:rPr>
+      </w:pPr>
+      <w:r>
+        <w:rPr>
+          <w:rFonts w:hint="eastAsia" w:ascii="宋体" w:hAnsi="宋体" w:eastAsia="宋体" w:cs="宋体"/>
+          <w:b w:val="0"/>
+          <w:bCs w:val="0"/>
+          <w:sz w:val="24"/>
+          <w:szCs w:val="24"/>
+          <w:lang w:val="en-US" w:eastAsia="zh-CN"/>
+        </w:rPr>
+        <w:t>分支Recompose Commits</w:t>
+      </w:r>
+    </w:p>
+    <w:p>
+      <w:pPr>
+        <w:ind w:left="1260" w:leftChars="0" w:firstLine="420" w:firstLineChars="0"/>
+        <w:rPr>
+          <w:rFonts w:hint="eastAsia" w:ascii="宋体" w:hAnsi="宋体" w:eastAsia="宋体" w:cs="宋体"/>
+          <w:b w:val="0"/>
+          <w:bCs w:val="0"/>
+          <w:sz w:val="24"/>
+          <w:szCs w:val="24"/>
+          <w:lang w:val="en-US" w:eastAsia="zh-CN"/>
+        </w:rPr>
+      </w:pPr>
+      <w:r>
+        <w:rPr>
+          <w:rFonts w:hint="eastAsia" w:ascii="宋体" w:hAnsi="宋体" w:eastAsia="宋体" w:cs="宋体"/>
+          <w:b w:val="0"/>
+          <w:bCs w:val="0"/>
+          <w:sz w:val="24"/>
+          <w:szCs w:val="24"/>
+          <w:lang w:val="en-US" w:eastAsia="zh-CN"/>
+        </w:rPr>
+        <w:t>复选多个连续提交Recompose Selected Commits</w:t>
+      </w:r>
+    </w:p>
+    <w:p>
+      <w:pPr>
+        <w:ind w:left="1260" w:leftChars="0" w:firstLine="420" w:firstLineChars="0"/>
+        <w:rPr>
+          <w:rFonts w:hint="eastAsia" w:ascii="宋体" w:hAnsi="宋体" w:eastAsia="宋体" w:cs="宋体"/>
+          <w:b w:val="0"/>
+          <w:bCs w:val="0"/>
+          <w:sz w:val="24"/>
+          <w:szCs w:val="24"/>
+          <w:lang w:val="en-US" w:eastAsia="zh-CN"/>
+        </w:rPr>
+      </w:pPr>
+      <w:r>
+        <w:rPr>
+          <w:rFonts w:hint="eastAsia" w:ascii="宋体" w:hAnsi="宋体" w:eastAsia="宋体" w:cs="宋体"/>
+          <w:b w:val="0"/>
+          <w:bCs w:val="0"/>
+          <w:sz w:val="24"/>
+          <w:szCs w:val="24"/>
+          <w:lang w:val="en-US" w:eastAsia="zh-CN"/>
+        </w:rPr>
+        <w:t>从变基编辑器取消切到提交图使用AI处理</w:t>
+      </w:r>
+    </w:p>
+    <w:p>
+      <w:pPr>
+        <w:ind w:left="420" w:leftChars="0" w:firstLine="420" w:firstLineChars="0"/>
+        <w:rPr>
+          <w:rFonts w:hint="eastAsia" w:ascii="宋体" w:hAnsi="宋体" w:eastAsia="宋体" w:cs="宋体"/>
+          <w:b w:val="0"/>
+          <w:bCs w:val="0"/>
+          <w:sz w:val="24"/>
+          <w:szCs w:val="24"/>
+          <w:lang w:val="en-US" w:eastAsia="zh-CN"/>
+        </w:rPr>
+      </w:pPr>
+      <w:r>
+        <w:rPr>
+          <w:rFonts w:hint="eastAsia" w:ascii="宋体" w:hAnsi="宋体" w:eastAsia="宋体" w:cs="宋体"/>
+          <w:b w:val="0"/>
+          <w:bCs w:val="0"/>
+          <w:sz w:val="24"/>
+          <w:szCs w:val="24"/>
+          <w:lang w:val="en-US" w:eastAsia="zh-CN"/>
+        </w:rPr>
+        <w:t>·</w:t>
+      </w:r>
+      <w:r>
+        <w:rPr>
+          <w:rFonts w:hint="eastAsia" w:ascii="宋体" w:hAnsi="宋体" w:eastAsia="宋体" w:cs="宋体"/>
+          <w:b w:val="0"/>
+          <w:bCs w:val="0"/>
+          <w:sz w:val="24"/>
+          <w:szCs w:val="24"/>
+          <w:u w:val="single"/>
+          <w:lang w:val="en-US" w:eastAsia="zh-CN"/>
+        </w:rPr>
+        <w:t>git命令栏</w:t>
+      </w:r>
+      <w:r>
+        <w:rPr>
+          <w:rFonts w:hint="eastAsia" w:ascii="宋体" w:hAnsi="宋体" w:eastAsia="宋体" w:cs="宋体"/>
+          <w:b w:val="0"/>
+          <w:bCs w:val="0"/>
+          <w:sz w:val="24"/>
+          <w:szCs w:val="24"/>
+          <w:lang w:val="en-US" w:eastAsia="zh-CN"/>
+        </w:rPr>
+        <w:t>gitlens.gitCommands</w:t>
+      </w:r>
+    </w:p>
+    <w:p>
+      <w:pPr>
+        <w:ind w:left="420" w:leftChars="0" w:firstLine="420" w:firstLineChars="0"/>
+        <w:rPr>
+          <w:rFonts w:hint="eastAsia" w:ascii="宋体" w:hAnsi="宋体" w:eastAsia="宋体" w:cs="宋体"/>
+          <w:b w:val="0"/>
+          <w:bCs w:val="0"/>
+          <w:sz w:val="24"/>
+          <w:szCs w:val="24"/>
+          <w:lang w:val="en-US" w:eastAsia="zh-CN"/>
+        </w:rPr>
+      </w:pPr>
+      <w:r>
+        <w:rPr>
+          <w:rFonts w:hint="eastAsia" w:ascii="宋体" w:hAnsi="宋体" w:eastAsia="宋体" w:cs="宋体"/>
+          <w:b w:val="0"/>
+          <w:bCs w:val="0"/>
+          <w:sz w:val="24"/>
+          <w:szCs w:val="24"/>
+          <w:lang w:val="en-US" w:eastAsia="zh-CN"/>
+        </w:rPr>
+        <w:t>·</w:t>
+      </w:r>
+      <w:r>
+        <w:rPr>
+          <w:rFonts w:hint="eastAsia" w:ascii="宋体" w:hAnsi="宋体" w:eastAsia="宋体" w:cs="宋体"/>
+          <w:b/>
+          <w:bCs/>
+          <w:sz w:val="24"/>
+          <w:szCs w:val="24"/>
+          <w:lang w:val="en-US" w:eastAsia="zh-CN"/>
+        </w:rPr>
+        <w:t>命令栏快速访问</w:t>
+      </w:r>
+    </w:p>
+    <w:p>
+      <w:pPr>
+        <w:ind w:left="840" w:leftChars="0" w:firstLine="420" w:firstLineChars="0"/>
+        <w:rPr>
+          <w:rFonts w:hint="default" w:ascii="宋体" w:hAnsi="宋体" w:eastAsia="宋体" w:cs="宋体"/>
+          <w:b w:val="0"/>
+          <w:bCs w:val="0"/>
+          <w:sz w:val="24"/>
+          <w:szCs w:val="24"/>
+          <w:lang w:val="en-US" w:eastAsia="zh-CN"/>
+        </w:rPr>
+      </w:pPr>
+      <w:r>
+        <w:rPr>
+          <w:rFonts w:hint="default" w:ascii="宋体" w:hAnsi="宋体" w:eastAsia="宋体" w:cs="宋体"/>
+          <w:b w:val="0"/>
+          <w:bCs w:val="0"/>
+          <w:sz w:val="24"/>
+          <w:szCs w:val="24"/>
+          <w:lang w:val="en-US" w:eastAsia="zh-CN"/>
+        </w:rPr>
+        <w:t>显示分支历史（）：gitlens.showQuickBranchHistory</w:t>
+      </w:r>
+    </w:p>
+    <w:p>
+      <w:pPr>
+        <w:ind w:left="840" w:leftChars="0" w:firstLine="420" w:firstLineChars="0"/>
+        <w:rPr>
+          <w:rFonts w:hint="default" w:ascii="宋体" w:hAnsi="宋体" w:eastAsia="宋体" w:cs="宋体"/>
+          <w:b w:val="0"/>
+          <w:bCs w:val="0"/>
+          <w:sz w:val="24"/>
+          <w:szCs w:val="24"/>
+          <w:lang w:val="en-US" w:eastAsia="zh-CN"/>
+        </w:rPr>
+      </w:pPr>
+      <w:r>
+        <w:rPr>
+          <w:rFonts w:hint="default" w:ascii="宋体" w:hAnsi="宋体" w:eastAsia="宋体" w:cs="宋体"/>
+          <w:b w:val="0"/>
+          <w:bCs w:val="0"/>
+          <w:sz w:val="24"/>
+          <w:szCs w:val="24"/>
+          <w:lang w:val="en-US" w:eastAsia="zh-CN"/>
+        </w:rPr>
+        <w:t>显示当前分支历史（）：gitlens.showQuickRepoHistory</w:t>
+      </w:r>
+    </w:p>
+    <w:p>
+      <w:pPr>
+        <w:ind w:left="840" w:leftChars="0" w:firstLine="420" w:firstLineChars="0"/>
+        <w:rPr>
+          <w:rFonts w:hint="default" w:ascii="宋体" w:hAnsi="宋体" w:eastAsia="宋体" w:cs="宋体"/>
+          <w:b w:val="0"/>
+          <w:bCs w:val="0"/>
+          <w:sz w:val="24"/>
+          <w:szCs w:val="24"/>
+          <w:lang w:val="en-US" w:eastAsia="zh-CN"/>
+        </w:rPr>
+      </w:pPr>
+      <w:r>
+        <w:rPr>
+          <w:rFonts w:hint="default" w:ascii="宋体" w:hAnsi="宋体" w:eastAsia="宋体" w:cs="宋体"/>
+          <w:b w:val="0"/>
+          <w:bCs w:val="0"/>
+          <w:sz w:val="24"/>
+          <w:szCs w:val="24"/>
+          <w:lang w:val="en-US" w:eastAsia="zh-CN"/>
+        </w:rPr>
+        <w:t>显示</w:t>
+      </w:r>
+      <w:r>
+        <w:rPr>
+          <w:rFonts w:hint="eastAsia" w:ascii="宋体" w:hAnsi="宋体" w:eastAsia="宋体" w:cs="宋体"/>
+          <w:b w:val="0"/>
+          <w:bCs w:val="0"/>
+          <w:sz w:val="24"/>
+          <w:szCs w:val="24"/>
+          <w:lang w:val="en-US" w:eastAsia="zh-CN"/>
+        </w:rPr>
+        <w:t>当前</w:t>
+      </w:r>
+      <w:r>
+        <w:rPr>
+          <w:rFonts w:hint="default" w:ascii="宋体" w:hAnsi="宋体" w:eastAsia="宋体" w:cs="宋体"/>
+          <w:b w:val="0"/>
+          <w:bCs w:val="0"/>
+          <w:sz w:val="24"/>
+          <w:szCs w:val="24"/>
+          <w:lang w:val="en-US" w:eastAsia="zh-CN"/>
+        </w:rPr>
+        <w:t>文件历史（）：gitlens.showQuickFileHistory</w:t>
+      </w:r>
+    </w:p>
+    <w:p>
+      <w:pPr>
+        <w:ind w:left="840" w:leftChars="0" w:firstLine="420" w:firstLineChars="0"/>
+        <w:rPr>
+          <w:rFonts w:hint="default" w:ascii="宋体" w:hAnsi="宋体" w:eastAsia="宋体" w:cs="宋体"/>
+          <w:b w:val="0"/>
+          <w:bCs w:val="0"/>
+          <w:sz w:val="24"/>
+          <w:szCs w:val="24"/>
+          <w:lang w:val="en-US" w:eastAsia="zh-CN"/>
+        </w:rPr>
+      </w:pPr>
+      <w:r>
+        <w:rPr>
+          <w:rFonts w:hint="default" w:ascii="宋体" w:hAnsi="宋体" w:eastAsia="宋体" w:cs="宋体"/>
+          <w:b w:val="0"/>
+          <w:bCs w:val="0"/>
+          <w:sz w:val="24"/>
+          <w:szCs w:val="24"/>
+          <w:lang w:val="en-US" w:eastAsia="zh-CN"/>
+        </w:rPr>
+        <w:t>搜索提交（</w:t>
+      </w:r>
+      <w:r>
+        <w:rPr>
+          <w:rFonts w:hint="eastAsia" w:ascii="宋体" w:hAnsi="宋体" w:eastAsia="宋体" w:cs="宋体"/>
+          <w:b w:val="0"/>
+          <w:bCs w:val="0"/>
+          <w:sz w:val="24"/>
+          <w:szCs w:val="24"/>
+          <w:lang w:val="en-US" w:eastAsia="zh-CN"/>
+        </w:rPr>
+        <w:t>消息/作者/SHA/路径/补丁</w:t>
+      </w:r>
+      <w:r>
+        <w:rPr>
+          <w:rFonts w:hint="default" w:ascii="宋体" w:hAnsi="宋体" w:eastAsia="宋体" w:cs="宋体"/>
+          <w:b w:val="0"/>
+          <w:bCs w:val="0"/>
+          <w:sz w:val="24"/>
+          <w:szCs w:val="24"/>
+          <w:lang w:val="en-US" w:eastAsia="zh-CN"/>
+        </w:rPr>
+        <w:t>）：gitlens.showCommitSearch</w:t>
+      </w:r>
+    </w:p>
+    <w:p>
+      <w:pPr>
+        <w:ind w:left="840" w:leftChars="0" w:firstLine="420" w:firstLineChars="0"/>
+        <w:rPr>
+          <w:rFonts w:hint="default" w:ascii="宋体" w:hAnsi="宋体" w:eastAsia="宋体" w:cs="宋体"/>
+          <w:b w:val="0"/>
+          <w:bCs w:val="0"/>
+          <w:sz w:val="24"/>
+          <w:szCs w:val="24"/>
+          <w:lang w:val="en-US" w:eastAsia="zh-CN"/>
+        </w:rPr>
+      </w:pPr>
+      <w:r>
+        <w:rPr>
+          <w:rFonts w:hint="default" w:ascii="宋体" w:hAnsi="宋体" w:eastAsia="宋体" w:cs="宋体"/>
+          <w:b w:val="0"/>
+          <w:bCs w:val="0"/>
+          <w:sz w:val="24"/>
+          <w:szCs w:val="24"/>
+          <w:lang w:val="en-US" w:eastAsia="zh-CN"/>
+        </w:rPr>
+        <w:t>显示提交</w:t>
+      </w:r>
+      <w:r>
+        <w:rPr>
+          <w:rFonts w:hint="eastAsia" w:ascii="宋体" w:hAnsi="宋体" w:eastAsia="宋体" w:cs="宋体"/>
+          <w:b w:val="0"/>
+          <w:bCs w:val="0"/>
+          <w:sz w:val="24"/>
+          <w:szCs w:val="24"/>
+          <w:lang w:val="en-US" w:eastAsia="zh-CN"/>
+        </w:rPr>
+        <w:t>操作</w:t>
+      </w:r>
+      <w:r>
+        <w:rPr>
+          <w:rFonts w:hint="default" w:ascii="宋体" w:hAnsi="宋体" w:eastAsia="宋体" w:cs="宋体"/>
+          <w:b w:val="0"/>
+          <w:bCs w:val="0"/>
+          <w:sz w:val="24"/>
+          <w:szCs w:val="24"/>
+          <w:lang w:val="en-US" w:eastAsia="zh-CN"/>
+        </w:rPr>
+        <w:t>详情（）：gitlens.showQuickCommitDetails</w:t>
+      </w:r>
+    </w:p>
+    <w:p>
+      <w:pPr>
+        <w:ind w:left="840" w:leftChars="0" w:firstLine="420" w:firstLineChars="0"/>
+        <w:rPr>
+          <w:rFonts w:hint="default" w:ascii="宋体" w:hAnsi="宋体" w:eastAsia="宋体" w:cs="宋体"/>
+          <w:b w:val="0"/>
+          <w:bCs w:val="0"/>
+          <w:sz w:val="24"/>
+          <w:szCs w:val="24"/>
+          <w:lang w:val="en-US" w:eastAsia="zh-CN"/>
+        </w:rPr>
+      </w:pPr>
+      <w:r>
+        <w:rPr>
+          <w:rFonts w:hint="default" w:ascii="宋体" w:hAnsi="宋体" w:eastAsia="宋体" w:cs="宋体"/>
+          <w:b w:val="0"/>
+          <w:bCs w:val="0"/>
+          <w:sz w:val="24"/>
+          <w:szCs w:val="24"/>
+          <w:lang w:val="en-US" w:eastAsia="zh-CN"/>
+        </w:rPr>
+        <w:t>显示提交行详情（）：gitlens.showQuickCommitFileDetails</w:t>
+      </w:r>
+    </w:p>
+    <w:p>
+      <w:pPr>
+        <w:ind w:left="840" w:leftChars="0" w:firstLine="420" w:firstLineChars="0"/>
+        <w:rPr>
+          <w:rFonts w:hint="default" w:ascii="宋体" w:hAnsi="宋体" w:eastAsia="宋体" w:cs="宋体"/>
+          <w:b w:val="0"/>
+          <w:bCs w:val="0"/>
+          <w:sz w:val="24"/>
+          <w:szCs w:val="24"/>
+          <w:lang w:val="en-US" w:eastAsia="zh-CN"/>
+        </w:rPr>
+      </w:pPr>
+      <w:r>
+        <w:rPr>
+          <w:rFonts w:hint="default" w:ascii="宋体" w:hAnsi="宋体" w:eastAsia="宋体" w:cs="宋体"/>
+          <w:b w:val="0"/>
+          <w:bCs w:val="0"/>
+          <w:sz w:val="24"/>
+          <w:szCs w:val="24"/>
+          <w:lang w:val="en-US" w:eastAsia="zh-CN"/>
+        </w:rPr>
+        <w:t>显示藏匿点命令（</w:t>
+      </w:r>
+      <w:r>
+        <w:rPr>
+          <w:rFonts w:hint="eastAsia" w:ascii="宋体" w:hAnsi="宋体" w:eastAsia="宋体" w:cs="宋体"/>
+          <w:b w:val="0"/>
+          <w:bCs w:val="0"/>
+          <w:sz w:val="24"/>
+          <w:szCs w:val="24"/>
+          <w:lang w:val="en-US" w:eastAsia="zh-CN"/>
+        </w:rPr>
+        <w:t>二级选项</w:t>
+      </w:r>
+      <w:r>
+        <w:rPr>
+          <w:rFonts w:hint="default" w:ascii="宋体" w:hAnsi="宋体" w:eastAsia="宋体" w:cs="宋体"/>
+          <w:b w:val="0"/>
+          <w:bCs w:val="0"/>
+          <w:sz w:val="24"/>
+          <w:szCs w:val="24"/>
+          <w:lang w:val="en-US" w:eastAsia="zh-CN"/>
+        </w:rPr>
+        <w:t>），gitlens.showQuickStashList</w:t>
+      </w:r>
+    </w:p>
+    <w:p>
+      <w:pPr>
+        <w:ind w:left="840" w:leftChars="0" w:firstLine="420" w:firstLineChars="0"/>
+        <w:rPr>
+          <w:rFonts w:hint="default" w:ascii="宋体" w:hAnsi="宋体" w:eastAsia="宋体" w:cs="宋体"/>
+          <w:b w:val="0"/>
+          <w:bCs w:val="0"/>
+          <w:sz w:val="24"/>
+          <w:szCs w:val="24"/>
+          <w:lang w:val="en-US" w:eastAsia="zh-CN"/>
+        </w:rPr>
+      </w:pPr>
+      <w:r>
+        <w:rPr>
+          <w:rFonts w:hint="default" w:ascii="宋体" w:hAnsi="宋体" w:eastAsia="宋体" w:cs="宋体"/>
+          <w:b w:val="0"/>
+          <w:bCs w:val="0"/>
+          <w:sz w:val="24"/>
+          <w:szCs w:val="24"/>
+          <w:lang w:val="en-US" w:eastAsia="zh-CN"/>
+        </w:rPr>
+        <w:t>显示存储库状态（</w:t>
+      </w:r>
+      <w:r>
+        <w:rPr>
+          <w:rFonts w:hint="eastAsia" w:ascii="宋体" w:hAnsi="宋体" w:eastAsia="宋体" w:cs="宋体"/>
+          <w:b w:val="0"/>
+          <w:bCs w:val="0"/>
+          <w:sz w:val="24"/>
+          <w:szCs w:val="24"/>
+          <w:lang w:val="en-US" w:eastAsia="zh-CN"/>
+        </w:rPr>
+        <w:t>上游/前后/文件</w:t>
+      </w:r>
+      <w:r>
+        <w:rPr>
+          <w:rFonts w:hint="default" w:ascii="宋体" w:hAnsi="宋体" w:eastAsia="宋体" w:cs="宋体"/>
+          <w:b w:val="0"/>
+          <w:bCs w:val="0"/>
+          <w:sz w:val="24"/>
+          <w:szCs w:val="24"/>
+          <w:lang w:val="en-US" w:eastAsia="zh-CN"/>
+        </w:rPr>
+        <w:t>）gitlens.showQuickRepoStatus</w:t>
+      </w:r>
+    </w:p>
+    <w:p>
+      <w:pPr>
+        <w:ind w:left="420" w:leftChars="0" w:firstLine="420" w:firstLineChars="0"/>
+        <w:rPr>
+          <w:rFonts w:hint="eastAsia" w:ascii="宋体" w:hAnsi="宋体" w:eastAsia="宋体" w:cs="宋体"/>
+          <w:b w:val="0"/>
+          <w:bCs w:val="0"/>
+          <w:i w:val="0"/>
+          <w:iCs w:val="0"/>
+          <w:sz w:val="24"/>
+          <w:szCs w:val="24"/>
+          <w:u w:val="single"/>
+          <w:lang w:val="en-US" w:eastAsia="zh-CN"/>
+        </w:rPr>
+      </w:pPr>
+      <w:r>
+        <w:rPr>
+          <w:rFonts w:hint="eastAsia" w:ascii="宋体" w:hAnsi="宋体" w:eastAsia="宋体" w:cs="宋体"/>
+          <w:b w:val="0"/>
+          <w:bCs w:val="0"/>
+          <w:sz w:val="24"/>
+          <w:szCs w:val="24"/>
+          <w:lang w:val="en-US" w:eastAsia="zh-CN"/>
+        </w:rPr>
+        <w:t>·</w:t>
+      </w:r>
+      <w:r>
+        <w:rPr>
+          <w:rFonts w:hint="eastAsia" w:ascii="宋体" w:hAnsi="宋体" w:eastAsia="宋体" w:cs="宋体"/>
+          <w:b w:val="0"/>
+          <w:bCs w:val="0"/>
+          <w:i w:val="0"/>
+          <w:iCs w:val="0"/>
+          <w:sz w:val="24"/>
+          <w:szCs w:val="24"/>
+          <w:u w:val="single"/>
+          <w:lang w:val="en-US" w:eastAsia="zh-CN"/>
+        </w:rPr>
+        <w:t>交互式变基界面</w:t>
+      </w:r>
+    </w:p>
+    <w:p>
+      <w:pPr>
+        <w:ind w:left="420" w:leftChars="0" w:firstLine="420" w:firstLineChars="0"/>
+        <w:rPr>
+          <w:rFonts w:hint="eastAsia" w:ascii="宋体" w:hAnsi="宋体" w:eastAsia="宋体" w:cs="宋体"/>
+          <w:b w:val="0"/>
+          <w:bCs w:val="0"/>
+          <w:i w:val="0"/>
+          <w:iCs w:val="0"/>
+          <w:sz w:val="24"/>
+          <w:szCs w:val="24"/>
+          <w:u w:val="none"/>
+          <w:lang w:val="en-US" w:eastAsia="zh-CN"/>
+        </w:rPr>
+      </w:pPr>
+      <w:r>
+        <w:rPr>
+          <w:rFonts w:hint="eastAsia" w:ascii="宋体" w:hAnsi="宋体" w:eastAsia="宋体" w:cs="宋体"/>
+          <w:b w:val="0"/>
+          <w:bCs w:val="0"/>
+          <w:i w:val="0"/>
+          <w:iCs w:val="0"/>
+          <w:sz w:val="24"/>
+          <w:szCs w:val="24"/>
+          <w:u w:val="none"/>
+          <w:lang w:val="en-US" w:eastAsia="zh-CN"/>
+        </w:rPr>
+        <w:t>·终端超链接</w:t>
+      </w:r>
+    </w:p>
+    <w:p>
+      <w:pPr>
+        <w:ind w:left="840" w:leftChars="0" w:firstLine="420" w:firstLineChars="0"/>
+        <w:rPr>
+          <w:rFonts w:hint="eastAsia" w:ascii="宋体" w:hAnsi="宋体" w:eastAsia="宋体" w:cs="宋体"/>
+          <w:b w:val="0"/>
+          <w:bCs w:val="0"/>
+          <w:i w:val="0"/>
+          <w:iCs w:val="0"/>
+          <w:sz w:val="24"/>
+          <w:szCs w:val="24"/>
+          <w:u w:val="none"/>
+          <w:lang w:val="en-US" w:eastAsia="zh-CN"/>
+        </w:rPr>
+      </w:pPr>
+      <w:r>
+        <w:rPr>
+          <w:rFonts w:hint="eastAsia" w:ascii="宋体" w:hAnsi="宋体" w:eastAsia="宋体" w:cs="宋体"/>
+          <w:b w:val="0"/>
+          <w:bCs w:val="0"/>
+          <w:i w:val="0"/>
+          <w:iCs w:val="0"/>
+          <w:sz w:val="24"/>
+          <w:szCs w:val="24"/>
+          <w:u w:val="none"/>
+          <w:lang w:val="en-US" w:eastAsia="zh-CN"/>
+        </w:rPr>
+        <w:t>分支/标签/顶端/提交SHA.</w:t>
+      </w:r>
+    </w:p>
+    <w:p>
+      <w:pPr>
+        <w:ind w:left="420" w:leftChars="0" w:firstLine="420" w:firstLineChars="0"/>
+        <w:rPr>
+          <w:rFonts w:hint="default" w:ascii="宋体" w:hAnsi="宋体" w:eastAsia="宋体" w:cs="宋体"/>
+          <w:b w:val="0"/>
+          <w:bCs w:val="0"/>
+          <w:i w:val="0"/>
+          <w:iCs w:val="0"/>
+          <w:sz w:val="24"/>
+          <w:szCs w:val="24"/>
+          <w:u w:val="none"/>
+          <w:lang w:val="en-US" w:eastAsia="zh-CN"/>
+        </w:rPr>
+      </w:pPr>
+      <w:r>
+        <w:rPr>
+          <w:rFonts w:hint="eastAsia" w:ascii="宋体" w:hAnsi="宋体" w:eastAsia="宋体" w:cs="宋体"/>
+          <w:b w:val="0"/>
+          <w:bCs w:val="0"/>
+          <w:i w:val="0"/>
+          <w:iCs w:val="0"/>
+          <w:sz w:val="24"/>
+          <w:szCs w:val="24"/>
+          <w:u w:val="none"/>
+          <w:lang w:val="en-US" w:eastAsia="zh-CN"/>
+        </w:rPr>
+        <w:t>·远程指令/强化指令/分享链接</w:t>
+      </w:r>
+    </w:p>
+    <w:p>
+      <w:pPr>
+        <w:rPr>
+          <w:rFonts w:hint="eastAsia" w:ascii="宋体" w:hAnsi="宋体" w:eastAsia="宋体" w:cs="宋体"/>
+          <w:sz w:val="24"/>
+          <w:szCs w:val="24"/>
+          <w:lang w:val="en-US" w:eastAsia="zh-CN"/>
+        </w:rPr>
+      </w:pPr>
+      <w:r>
+        <w:rPr>
+          <w:rFonts w:hint="eastAsia" w:ascii="宋体" w:hAnsi="宋体" w:eastAsia="宋体" w:cs="宋体"/>
+          <w:sz w:val="24"/>
+          <w:szCs w:val="24"/>
+          <w:lang w:val="en-US" w:eastAsia="zh-CN"/>
+        </w:rPr>
+        <w:t>gitlens插件增加Pro功能可读性？</w:t>
+      </w:r>
+    </w:p>
+    <w:p>
+      <w:pPr>
+        <w:ind w:firstLine="420" w:firstLineChars="0"/>
+        <w:rPr>
+          <w:rFonts w:hint="eastAsia" w:ascii="宋体" w:hAnsi="宋体" w:eastAsia="宋体" w:cs="宋体"/>
+          <w:sz w:val="24"/>
+          <w:szCs w:val="24"/>
+          <w:lang w:val="en-US" w:eastAsia="zh-CN"/>
+        </w:rPr>
+      </w:pPr>
+      <w:r>
+        <w:rPr>
+          <w:rFonts w:hint="eastAsia" w:ascii="宋体" w:hAnsi="宋体" w:eastAsia="宋体" w:cs="宋体"/>
+          <w:sz w:val="24"/>
+          <w:szCs w:val="24"/>
+          <w:lang w:val="en-US" w:eastAsia="zh-CN"/>
+        </w:rPr>
+        <w:t>通过工作区复数存储库增加切换库选项越狱！</w:t>
+      </w:r>
+    </w:p>
+    <w:p>
+      <w:pPr>
+        <w:ind w:firstLine="420" w:firstLineChars="0"/>
+        <w:rPr>
+          <w:rFonts w:hint="eastAsia" w:ascii="宋体" w:hAnsi="宋体" w:eastAsia="宋体" w:cs="宋体"/>
+          <w:b/>
+          <w:bCs/>
+          <w:sz w:val="24"/>
+          <w:szCs w:val="24"/>
+          <w:lang w:val="en-US" w:eastAsia="zh-CN"/>
+        </w:rPr>
+      </w:pPr>
+      <w:r>
+        <w:rPr>
+          <w:rFonts w:hint="eastAsia" w:ascii="宋体" w:hAnsi="宋体" w:eastAsia="宋体" w:cs="宋体"/>
+          <w:sz w:val="24"/>
+          <w:szCs w:val="24"/>
+          <w:lang w:val="en-US" w:eastAsia="zh-CN"/>
+        </w:rPr>
+        <w:t>·</w:t>
+      </w:r>
+      <w:r>
+        <w:rPr>
+          <w:rFonts w:hint="eastAsia" w:ascii="宋体" w:hAnsi="宋体" w:eastAsia="宋体" w:cs="宋体"/>
+          <w:b/>
+          <w:bCs/>
+          <w:sz w:val="24"/>
+          <w:szCs w:val="24"/>
+          <w:lang w:val="en-US" w:eastAsia="zh-CN"/>
+        </w:rPr>
+        <w:t>提交图（PRO）</w:t>
+      </w:r>
+    </w:p>
+    <w:p>
+      <w:pPr>
+        <w:ind w:left="420" w:leftChars="0" w:firstLine="420" w:firstLineChars="0"/>
+        <w:rPr>
+          <w:rFonts w:hint="eastAsia" w:ascii="宋体" w:hAnsi="宋体" w:eastAsia="宋体" w:cs="宋体"/>
+          <w:b w:val="0"/>
+          <w:bCs w:val="0"/>
+          <w:sz w:val="24"/>
+          <w:szCs w:val="24"/>
+          <w:lang w:val="en-US" w:eastAsia="zh-CN"/>
+        </w:rPr>
+      </w:pPr>
+      <w:r>
+        <w:rPr>
+          <w:rFonts w:hint="eastAsia" w:ascii="宋体" w:hAnsi="宋体" w:eastAsia="宋体" w:cs="宋体"/>
+          <w:b w:val="0"/>
+          <w:bCs w:val="0"/>
+          <w:sz w:val="24"/>
+          <w:szCs w:val="24"/>
+          <w:lang w:val="en-US" w:eastAsia="zh-CN"/>
+        </w:rPr>
+        <w:t>命令栏GitLens:Show Commit Graph（可从分栏打开新编辑器）</w:t>
+      </w:r>
+    </w:p>
+    <w:p>
+      <w:pPr>
+        <w:ind w:left="840" w:leftChars="0" w:firstLine="420" w:firstLineChars="0"/>
+        <w:rPr>
+          <w:rFonts w:hint="eastAsia" w:ascii="宋体" w:hAnsi="宋体" w:eastAsia="宋体" w:cs="宋体"/>
+          <w:b w:val="0"/>
+          <w:bCs w:val="0"/>
+          <w:sz w:val="24"/>
+          <w:szCs w:val="24"/>
+          <w:lang w:val="en-US" w:eastAsia="zh-CN"/>
+        </w:rPr>
+      </w:pPr>
+      <w:r>
+        <w:rPr>
+          <w:rFonts w:hint="eastAsia" w:ascii="宋体" w:hAnsi="宋体" w:eastAsia="宋体" w:cs="宋体"/>
+          <w:b w:val="0"/>
+          <w:bCs w:val="0"/>
+          <w:sz w:val="24"/>
+          <w:szCs w:val="24"/>
+          <w:lang w:val="en-US" w:eastAsia="zh-CN"/>
+        </w:rPr>
+        <w:t>在面板显示Commit Graph</w:t>
+      </w:r>
+    </w:p>
+    <w:p>
+      <w:pPr>
+        <w:ind w:left="840" w:leftChars="0" w:firstLine="420" w:firstLineChars="0"/>
+        <w:rPr>
+          <w:rFonts w:hint="eastAsia" w:ascii="宋体" w:hAnsi="宋体" w:eastAsia="宋体" w:cs="宋体"/>
+          <w:b w:val="0"/>
+          <w:bCs w:val="0"/>
+          <w:sz w:val="24"/>
+          <w:szCs w:val="24"/>
+          <w:lang w:val="en-US" w:eastAsia="zh-CN"/>
+        </w:rPr>
+      </w:pPr>
+      <w:r>
+        <w:rPr>
+          <w:rFonts w:hint="eastAsia" w:ascii="宋体" w:hAnsi="宋体" w:eastAsia="宋体" w:cs="宋体"/>
+          <w:b w:val="0"/>
+          <w:bCs w:val="0"/>
+          <w:sz w:val="24"/>
+          <w:szCs w:val="24"/>
+          <w:lang w:val="en-US" w:eastAsia="zh-CN"/>
+        </w:rPr>
+        <w:t>在编辑器显示Commit Graph</w:t>
+      </w:r>
+    </w:p>
+    <w:p>
+      <w:pPr>
+        <w:ind w:left="840" w:leftChars="0" w:firstLine="420" w:firstLineChars="0"/>
+        <w:rPr>
+          <w:rFonts w:hint="default" w:ascii="宋体" w:hAnsi="宋体" w:eastAsia="宋体" w:cs="宋体"/>
+          <w:b w:val="0"/>
+          <w:bCs w:val="0"/>
+          <w:sz w:val="24"/>
+          <w:szCs w:val="24"/>
+          <w:lang w:val="en-US" w:eastAsia="zh-CN"/>
+        </w:rPr>
+      </w:pPr>
+      <w:r>
+        <w:rPr>
+          <w:rFonts w:hint="eastAsia" w:ascii="宋体" w:hAnsi="宋体" w:eastAsia="宋体" w:cs="宋体"/>
+          <w:b w:val="0"/>
+          <w:bCs w:val="0"/>
+          <w:sz w:val="24"/>
+          <w:szCs w:val="24"/>
+          <w:lang w:val="en-US" w:eastAsia="zh-CN"/>
+        </w:rPr>
+        <w:t>打开设置项提交图部分GitLens: Open Settings</w:t>
+      </w:r>
+    </w:p>
+    <w:p>
+      <w:pPr>
+        <w:ind w:left="420" w:leftChars="0" w:firstLine="420" w:firstLineChars="0"/>
+        <w:rPr>
+          <w:rFonts w:hint="eastAsia" w:ascii="宋体" w:hAnsi="宋体" w:eastAsia="宋体" w:cs="宋体"/>
+          <w:b w:val="0"/>
+          <w:bCs w:val="0"/>
+          <w:sz w:val="24"/>
+          <w:szCs w:val="24"/>
+          <w:lang w:val="en-US" w:eastAsia="zh-CN"/>
+        </w:rPr>
+      </w:pPr>
+      <w:r>
+        <w:rPr>
+          <w:rFonts w:hint="eastAsia" w:ascii="宋体" w:hAnsi="宋体" w:eastAsia="宋体" w:cs="宋体"/>
+          <w:b w:val="0"/>
+          <w:bCs w:val="0"/>
+          <w:sz w:val="24"/>
+          <w:szCs w:val="24"/>
+          <w:lang w:val="en-US" w:eastAsia="zh-CN"/>
+        </w:rPr>
+        <w:t>·顶部布局：</w:t>
+      </w:r>
+    </w:p>
+    <w:p>
+      <w:pPr>
+        <w:ind w:left="840" w:leftChars="0" w:firstLine="420" w:firstLineChars="0"/>
+        <w:rPr>
+          <w:rFonts w:hint="eastAsia" w:ascii="宋体" w:hAnsi="宋体" w:eastAsia="宋体" w:cs="宋体"/>
+          <w:b w:val="0"/>
+          <w:bCs w:val="0"/>
+          <w:sz w:val="24"/>
+          <w:szCs w:val="24"/>
+          <w:lang w:val="en-US" w:eastAsia="zh-CN"/>
+        </w:rPr>
+      </w:pPr>
+      <w:r>
+        <w:rPr>
+          <w:rFonts w:hint="eastAsia" w:ascii="宋体" w:hAnsi="宋体" w:eastAsia="宋体" w:cs="宋体"/>
+          <w:b w:val="0"/>
+          <w:bCs w:val="0"/>
+          <w:sz w:val="24"/>
+          <w:szCs w:val="24"/>
+          <w:lang w:val="en-US" w:eastAsia="zh-CN"/>
+        </w:rPr>
+        <w:t>库/分支/跳到顶端/创建分支</w:t>
+      </w:r>
+    </w:p>
+    <w:p>
+      <w:pPr>
+        <w:ind w:left="840" w:leftChars="0" w:firstLine="420" w:firstLineChars="0"/>
+        <w:rPr>
+          <w:rFonts w:hint="eastAsia" w:ascii="宋体" w:hAnsi="宋体" w:eastAsia="宋体" w:cs="宋体"/>
+          <w:b w:val="0"/>
+          <w:bCs w:val="0"/>
+          <w:sz w:val="24"/>
+          <w:szCs w:val="24"/>
+          <w:lang w:val="en-US" w:eastAsia="zh-CN"/>
+        </w:rPr>
+      </w:pPr>
+      <w:r>
+        <w:rPr>
+          <w:rFonts w:hint="eastAsia" w:ascii="宋体" w:hAnsi="宋体" w:eastAsia="宋体" w:cs="宋体"/>
+          <w:b w:val="0"/>
+          <w:bCs w:val="0"/>
+          <w:sz w:val="24"/>
+          <w:szCs w:val="24"/>
+          <w:lang w:val="en-US" w:eastAsia="zh-CN"/>
+        </w:rPr>
+        <w:t>拉取更新</w:t>
+      </w:r>
+    </w:p>
+    <w:p>
+      <w:pPr>
+        <w:ind w:left="840" w:leftChars="0" w:firstLine="420" w:firstLineChars="0"/>
+        <w:rPr>
+          <w:rFonts w:hint="eastAsia" w:ascii="宋体" w:hAnsi="宋体" w:eastAsia="宋体" w:cs="宋体"/>
+          <w:b w:val="0"/>
+          <w:bCs w:val="0"/>
+          <w:sz w:val="24"/>
+          <w:szCs w:val="24"/>
+          <w:lang w:val="en-US" w:eastAsia="zh-CN"/>
+        </w:rPr>
+      </w:pPr>
+      <w:r>
+        <w:rPr>
+          <w:rFonts w:hint="eastAsia" w:ascii="宋体" w:hAnsi="宋体" w:eastAsia="宋体" w:cs="宋体"/>
+          <w:b w:val="0"/>
+          <w:bCs w:val="0"/>
+          <w:sz w:val="24"/>
+          <w:szCs w:val="24"/>
+          <w:lang w:val="en-US" w:eastAsia="zh-CN"/>
+        </w:rPr>
+        <w:t>发布项/发射台/主页</w:t>
+      </w:r>
+    </w:p>
+    <w:p>
+      <w:pPr>
+        <w:ind w:left="420" w:leftChars="0" w:firstLine="420" w:firstLineChars="0"/>
+        <w:rPr>
+          <w:rFonts w:hint="eastAsia" w:ascii="宋体" w:hAnsi="宋体" w:eastAsia="宋体" w:cs="宋体"/>
+          <w:b w:val="0"/>
+          <w:bCs w:val="0"/>
+          <w:sz w:val="24"/>
+          <w:szCs w:val="24"/>
+          <w:lang w:val="en-US" w:eastAsia="zh-CN"/>
+        </w:rPr>
+      </w:pPr>
+      <w:r>
+        <w:rPr>
+          <w:rFonts w:hint="eastAsia" w:ascii="宋体" w:hAnsi="宋体" w:eastAsia="宋体" w:cs="宋体"/>
+          <w:b w:val="0"/>
+          <w:bCs w:val="0"/>
+          <w:sz w:val="24"/>
+          <w:szCs w:val="24"/>
+          <w:lang w:val="en-US" w:eastAsia="zh-CN"/>
+        </w:rPr>
+        <w:t>·筛选栏：</w:t>
+      </w:r>
+    </w:p>
+    <w:p>
+      <w:pPr>
+        <w:ind w:left="840" w:leftChars="0" w:firstLine="420" w:firstLineChars="0"/>
+        <w:rPr>
+          <w:rFonts w:hint="eastAsia" w:ascii="宋体" w:hAnsi="宋体" w:eastAsia="宋体" w:cs="宋体"/>
+          <w:b w:val="0"/>
+          <w:bCs w:val="0"/>
+          <w:sz w:val="24"/>
+          <w:szCs w:val="24"/>
+          <w:lang w:val="en-US" w:eastAsia="zh-CN"/>
+        </w:rPr>
+      </w:pPr>
+      <w:r>
+        <w:rPr>
+          <w:rFonts w:hint="eastAsia" w:ascii="宋体" w:hAnsi="宋体" w:eastAsia="宋体" w:cs="宋体"/>
+          <w:b w:val="0"/>
+          <w:bCs w:val="0"/>
+          <w:sz w:val="24"/>
+          <w:szCs w:val="24"/>
+          <w:lang w:val="en-US" w:eastAsia="zh-CN"/>
+        </w:rPr>
+        <w:t>分支筛选（所有/顶部/最近/智能/收藏-合并历史-显隐上游/堆栈/标签）</w:t>
+      </w:r>
+    </w:p>
+    <w:p>
+      <w:pPr>
+        <w:ind w:left="840" w:leftChars="0" w:firstLine="420" w:firstLineChars="0"/>
+        <w:rPr>
+          <w:rFonts w:hint="eastAsia" w:ascii="宋体" w:hAnsi="宋体" w:eastAsia="宋体" w:cs="宋体"/>
+          <w:b w:val="0"/>
+          <w:bCs w:val="0"/>
+          <w:sz w:val="24"/>
+          <w:szCs w:val="24"/>
+          <w:lang w:val="en-US" w:eastAsia="zh-CN"/>
+        </w:rPr>
+      </w:pPr>
+      <w:r>
+        <w:rPr>
+          <w:rFonts w:hint="eastAsia" w:ascii="宋体" w:hAnsi="宋体" w:eastAsia="宋体" w:cs="宋体"/>
+          <w:b w:val="0"/>
+          <w:bCs w:val="0"/>
+          <w:sz w:val="24"/>
+          <w:szCs w:val="24"/>
+          <w:lang w:val="en-US" w:eastAsia="zh-CN"/>
+        </w:rPr>
+        <w:t>筛选提交（自然语言AI匹配/哈-消-人-文-改）</w:t>
+      </w:r>
+    </w:p>
+    <w:p>
+      <w:pPr>
+        <w:ind w:left="840" w:leftChars="0" w:firstLine="420" w:firstLineChars="0"/>
+        <w:rPr>
+          <w:rFonts w:hint="default" w:ascii="宋体" w:hAnsi="宋体" w:eastAsia="宋体" w:cs="宋体"/>
+          <w:b w:val="0"/>
+          <w:bCs w:val="0"/>
+          <w:sz w:val="24"/>
+          <w:szCs w:val="24"/>
+          <w:lang w:val="en-US" w:eastAsia="zh-CN"/>
+        </w:rPr>
+      </w:pPr>
+      <w:r>
+        <w:rPr>
+          <w:rFonts w:hint="eastAsia" w:ascii="宋体" w:hAnsi="宋体" w:eastAsia="宋体" w:cs="宋体"/>
+          <w:b w:val="0"/>
+          <w:bCs w:val="0"/>
+          <w:sz w:val="24"/>
+          <w:szCs w:val="24"/>
+          <w:lang w:val="en-US" w:eastAsia="zh-CN"/>
+        </w:rPr>
+        <w:t>左侧边栏开关</w:t>
+      </w:r>
+    </w:p>
+    <w:p>
+      <w:pPr>
+        <w:ind w:left="840" w:leftChars="0" w:firstLine="420" w:firstLineChars="0"/>
+        <w:rPr>
+          <w:rFonts w:hint="default" w:ascii="宋体" w:hAnsi="宋体" w:eastAsia="宋体" w:cs="宋体"/>
+          <w:b w:val="0"/>
+          <w:bCs w:val="0"/>
+          <w:sz w:val="24"/>
+          <w:szCs w:val="24"/>
+          <w:lang w:val="en-US" w:eastAsia="zh-CN"/>
+        </w:rPr>
+      </w:pPr>
+      <w:r>
+        <w:rPr>
+          <w:rFonts w:hint="eastAsia" w:ascii="宋体" w:hAnsi="宋体" w:eastAsia="宋体" w:cs="宋体"/>
+          <w:b w:val="0"/>
+          <w:bCs w:val="0"/>
+          <w:sz w:val="24"/>
+          <w:szCs w:val="24"/>
+          <w:lang w:val="en-US" w:eastAsia="zh-CN"/>
+        </w:rPr>
+        <w:t>上小地图开关</w:t>
+      </w:r>
+    </w:p>
+    <w:p>
+      <w:pPr>
+        <w:ind w:left="840" w:leftChars="0" w:firstLine="420" w:firstLineChars="0"/>
+        <w:rPr>
+          <w:rFonts w:hint="eastAsia" w:ascii="宋体" w:hAnsi="宋体" w:eastAsia="宋体" w:cs="宋体"/>
+          <w:b w:val="0"/>
+          <w:bCs w:val="0"/>
+          <w:sz w:val="24"/>
+          <w:szCs w:val="24"/>
+          <w:lang w:val="en-US" w:eastAsia="zh-CN"/>
+        </w:rPr>
+      </w:pPr>
+      <w:r>
+        <w:rPr>
+          <w:rFonts w:hint="eastAsia" w:ascii="宋体" w:hAnsi="宋体" w:eastAsia="宋体" w:cs="宋体"/>
+          <w:b w:val="0"/>
+          <w:bCs w:val="0"/>
+          <w:sz w:val="24"/>
+          <w:szCs w:val="24"/>
+          <w:lang w:val="en-US" w:eastAsia="zh-CN"/>
+        </w:rPr>
+        <w:t>右详情栏开关</w:t>
+      </w:r>
+    </w:p>
+    <w:p>
+      <w:pPr>
+        <w:ind w:left="420" w:leftChars="0" w:firstLine="420" w:firstLineChars="0"/>
+        <w:rPr>
+          <w:rFonts w:hint="eastAsia" w:ascii="宋体" w:hAnsi="宋体" w:eastAsia="宋体" w:cs="宋体"/>
+          <w:b w:val="0"/>
+          <w:bCs w:val="0"/>
+          <w:sz w:val="24"/>
+          <w:szCs w:val="24"/>
+          <w:lang w:val="en-US" w:eastAsia="zh-CN"/>
+        </w:rPr>
+      </w:pPr>
+      <w:r>
+        <w:rPr>
+          <w:rFonts w:hint="eastAsia" w:ascii="宋体" w:hAnsi="宋体" w:eastAsia="宋体" w:cs="宋体"/>
+          <w:b w:val="0"/>
+          <w:bCs w:val="0"/>
+          <w:sz w:val="24"/>
+          <w:szCs w:val="24"/>
+          <w:lang w:val="en-US" w:eastAsia="zh-CN"/>
+        </w:rPr>
+        <w:t>·中央提交图</w:t>
+      </w:r>
+    </w:p>
+    <w:p>
+      <w:pPr>
+        <w:ind w:left="840" w:leftChars="0" w:firstLine="420" w:firstLineChars="0"/>
+        <w:rPr>
+          <w:rFonts w:hint="default" w:ascii="宋体" w:hAnsi="宋体" w:eastAsia="宋体" w:cs="宋体"/>
+          <w:b w:val="0"/>
+          <w:bCs w:val="0"/>
+          <w:sz w:val="24"/>
+          <w:szCs w:val="24"/>
+          <w:lang w:val="en-US" w:eastAsia="zh-CN"/>
+        </w:rPr>
+      </w:pPr>
+      <w:r>
+        <w:rPr>
+          <w:rFonts w:hint="eastAsia" w:ascii="宋体" w:hAnsi="宋体" w:eastAsia="宋体" w:cs="宋体"/>
+          <w:b w:val="0"/>
+          <w:bCs w:val="0"/>
+          <w:sz w:val="24"/>
+          <w:szCs w:val="24"/>
+          <w:lang w:val="en-US" w:eastAsia="zh-CN"/>
+        </w:rPr>
+        <w:t>拖放列顺序，显隐项，默认布局/紧凑布局</w:t>
+      </w:r>
+    </w:p>
+    <w:p>
+      <w:pPr>
+        <w:ind w:left="1260" w:leftChars="0" w:firstLine="420" w:firstLineChars="0"/>
+        <w:rPr>
+          <w:rFonts w:hint="default" w:ascii="宋体" w:hAnsi="宋体" w:eastAsia="宋体" w:cs="宋体"/>
+          <w:b w:val="0"/>
+          <w:bCs w:val="0"/>
+          <w:sz w:val="24"/>
+          <w:szCs w:val="24"/>
+          <w:lang w:val="en-US" w:eastAsia="zh-CN"/>
+        </w:rPr>
+      </w:pPr>
+      <w:r>
+        <w:rPr>
+          <w:rFonts w:hint="eastAsia" w:ascii="宋体" w:hAnsi="宋体" w:eastAsia="宋体" w:cs="宋体"/>
+          <w:b w:val="0"/>
+          <w:bCs w:val="0"/>
+          <w:sz w:val="24"/>
+          <w:szCs w:val="24"/>
+          <w:lang w:val="en-US" w:eastAsia="zh-CN"/>
+        </w:rPr>
+        <w:t>分支/标签/拉取请求</w:t>
+      </w:r>
+    </w:p>
+    <w:p>
+      <w:pPr>
+        <w:ind w:left="1260" w:leftChars="0" w:firstLine="420" w:firstLineChars="0"/>
+        <w:rPr>
+          <w:rFonts w:hint="eastAsia" w:ascii="宋体" w:hAnsi="宋体" w:eastAsia="宋体" w:cs="宋体"/>
+          <w:b w:val="0"/>
+          <w:bCs w:val="0"/>
+          <w:sz w:val="24"/>
+          <w:szCs w:val="24"/>
+          <w:lang w:val="en-US" w:eastAsia="zh-CN"/>
+        </w:rPr>
+      </w:pPr>
+      <w:r>
+        <w:rPr>
+          <w:rFonts w:hint="eastAsia" w:ascii="宋体" w:hAnsi="宋体" w:eastAsia="宋体" w:cs="宋体"/>
+          <w:b w:val="0"/>
+          <w:bCs w:val="0"/>
+          <w:sz w:val="24"/>
+          <w:szCs w:val="24"/>
+          <w:lang w:val="en-US" w:eastAsia="zh-CN"/>
+        </w:rPr>
+        <w:t>图表（紧凑）</w:t>
+      </w:r>
+    </w:p>
+    <w:p>
+      <w:pPr>
+        <w:ind w:left="1260" w:leftChars="0" w:firstLine="420" w:firstLineChars="0"/>
+        <w:rPr>
+          <w:rFonts w:hint="eastAsia" w:ascii="宋体" w:hAnsi="宋体" w:eastAsia="宋体" w:cs="宋体"/>
+          <w:b w:val="0"/>
+          <w:bCs w:val="0"/>
+          <w:sz w:val="24"/>
+          <w:szCs w:val="24"/>
+          <w:lang w:val="en-US" w:eastAsia="zh-CN"/>
+        </w:rPr>
+      </w:pPr>
+      <w:r>
+        <w:rPr>
+          <w:rFonts w:hint="eastAsia" w:ascii="宋体" w:hAnsi="宋体" w:eastAsia="宋体" w:cs="宋体"/>
+          <w:b w:val="0"/>
+          <w:bCs w:val="0"/>
+          <w:sz w:val="24"/>
+          <w:szCs w:val="24"/>
+          <w:lang w:val="en-US" w:eastAsia="zh-CN"/>
+        </w:rPr>
+        <w:t>提交（信息）</w:t>
+      </w:r>
+    </w:p>
+    <w:p>
+      <w:pPr>
+        <w:ind w:left="1260" w:leftChars="0" w:firstLine="420" w:firstLineChars="0"/>
+        <w:rPr>
+          <w:rFonts w:hint="eastAsia" w:ascii="宋体" w:hAnsi="宋体" w:eastAsia="宋体" w:cs="宋体"/>
+          <w:b w:val="0"/>
+          <w:bCs w:val="0"/>
+          <w:sz w:val="24"/>
+          <w:szCs w:val="24"/>
+          <w:lang w:val="en-US" w:eastAsia="zh-CN"/>
+        </w:rPr>
+      </w:pPr>
+      <w:r>
+        <w:rPr>
+          <w:rFonts w:hint="eastAsia" w:ascii="宋体" w:hAnsi="宋体" w:eastAsia="宋体" w:cs="宋体"/>
+          <w:b w:val="0"/>
+          <w:bCs w:val="0"/>
+          <w:sz w:val="24"/>
+          <w:szCs w:val="24"/>
+          <w:lang w:val="en-US" w:eastAsia="zh-CN"/>
+        </w:rPr>
+        <w:t>作者</w:t>
+      </w:r>
+    </w:p>
+    <w:p>
+      <w:pPr>
+        <w:ind w:left="1260" w:leftChars="0" w:firstLine="420" w:firstLineChars="0"/>
+        <w:rPr>
+          <w:rFonts w:hint="eastAsia" w:ascii="宋体" w:hAnsi="宋体" w:eastAsia="宋体" w:cs="宋体"/>
+          <w:b w:val="0"/>
+          <w:bCs w:val="0"/>
+          <w:sz w:val="24"/>
+          <w:szCs w:val="24"/>
+          <w:lang w:val="en-US" w:eastAsia="zh-CN"/>
+        </w:rPr>
+      </w:pPr>
+      <w:r>
+        <w:rPr>
+          <w:rFonts w:hint="eastAsia" w:ascii="宋体" w:hAnsi="宋体" w:eastAsia="宋体" w:cs="宋体"/>
+          <w:b w:val="0"/>
+          <w:bCs w:val="0"/>
+          <w:sz w:val="24"/>
+          <w:szCs w:val="24"/>
+          <w:lang w:val="en-US" w:eastAsia="zh-CN"/>
+        </w:rPr>
+        <w:t>更改（文件数/红绿行更改可视化）</w:t>
+      </w:r>
+    </w:p>
+    <w:p>
+      <w:pPr>
+        <w:ind w:left="1260" w:leftChars="0" w:firstLine="420" w:firstLineChars="0"/>
+        <w:rPr>
+          <w:rFonts w:hint="eastAsia" w:ascii="宋体" w:hAnsi="宋体" w:eastAsia="宋体" w:cs="宋体"/>
+          <w:b w:val="0"/>
+          <w:bCs w:val="0"/>
+          <w:sz w:val="24"/>
+          <w:szCs w:val="24"/>
+          <w:lang w:val="en-US" w:eastAsia="zh-CN"/>
+        </w:rPr>
+      </w:pPr>
+      <w:r>
+        <w:rPr>
+          <w:rFonts w:hint="eastAsia" w:ascii="宋体" w:hAnsi="宋体" w:eastAsia="宋体" w:cs="宋体"/>
+          <w:b w:val="0"/>
+          <w:bCs w:val="0"/>
+          <w:sz w:val="24"/>
+          <w:szCs w:val="24"/>
+          <w:lang w:val="en-US" w:eastAsia="zh-CN"/>
+        </w:rPr>
+        <w:t>提交时间</w:t>
+      </w:r>
+    </w:p>
+    <w:p>
+      <w:pPr>
+        <w:ind w:left="1260" w:leftChars="0" w:firstLine="420" w:firstLineChars="0"/>
+        <w:rPr>
+          <w:rFonts w:hint="eastAsia" w:ascii="宋体" w:hAnsi="宋体" w:eastAsia="宋体" w:cs="宋体"/>
+          <w:b w:val="0"/>
+          <w:bCs w:val="0"/>
+          <w:sz w:val="24"/>
+          <w:szCs w:val="24"/>
+          <w:lang w:val="en-US" w:eastAsia="zh-CN"/>
+        </w:rPr>
+      </w:pPr>
+      <w:r>
+        <w:rPr>
+          <w:rFonts w:hint="eastAsia" w:ascii="宋体" w:hAnsi="宋体" w:eastAsia="宋体" w:cs="宋体"/>
+          <w:b w:val="0"/>
+          <w:bCs w:val="0"/>
+          <w:sz w:val="24"/>
+          <w:szCs w:val="24"/>
+          <w:lang w:val="en-US" w:eastAsia="zh-CN"/>
+        </w:rPr>
+        <w:t>SHA</w:t>
+      </w:r>
+    </w:p>
+    <w:p>
+      <w:pPr>
+        <w:ind w:left="840" w:leftChars="0" w:firstLine="420" w:firstLineChars="0"/>
+        <w:rPr>
+          <w:rFonts w:hint="eastAsia" w:ascii="宋体" w:hAnsi="宋体" w:eastAsia="宋体" w:cs="宋体"/>
+          <w:b w:val="0"/>
+          <w:bCs w:val="0"/>
+          <w:sz w:val="24"/>
+          <w:szCs w:val="24"/>
+          <w:lang w:val="en-US" w:eastAsia="zh-CN"/>
+        </w:rPr>
+      </w:pPr>
+      <w:r>
+        <w:rPr>
+          <w:rFonts w:hint="eastAsia" w:ascii="宋体" w:hAnsi="宋体" w:eastAsia="宋体" w:cs="宋体"/>
+          <w:b w:val="0"/>
+          <w:bCs w:val="0"/>
+          <w:sz w:val="24"/>
+          <w:szCs w:val="24"/>
+          <w:lang w:val="en-US" w:eastAsia="zh-CN"/>
+        </w:rPr>
+        <w:t>卷轴标记（高亮）</w:t>
+      </w:r>
+    </w:p>
+    <w:p>
+      <w:pPr>
+        <w:ind w:left="1260" w:leftChars="0" w:firstLine="420" w:firstLineChars="0"/>
+        <w:rPr>
+          <w:rFonts w:hint="eastAsia" w:ascii="宋体" w:hAnsi="宋体" w:eastAsia="宋体" w:cs="宋体"/>
+          <w:b w:val="0"/>
+          <w:bCs w:val="0"/>
+          <w:sz w:val="24"/>
+          <w:szCs w:val="24"/>
+          <w:lang w:val="en-US" w:eastAsia="zh-CN"/>
+        </w:rPr>
+      </w:pPr>
+      <w:r>
+        <w:rPr>
+          <w:rFonts w:hint="eastAsia" w:ascii="宋体" w:hAnsi="宋体" w:eastAsia="宋体" w:cs="宋体"/>
+          <w:b w:val="0"/>
+          <w:bCs w:val="0"/>
+          <w:sz w:val="24"/>
+          <w:szCs w:val="24"/>
+          <w:lang w:val="en-US" w:eastAsia="zh-CN"/>
+        </w:rPr>
+        <w:t>设置偏好</w:t>
+      </w:r>
+    </w:p>
+    <w:p>
+      <w:pPr>
+        <w:ind w:left="1260" w:leftChars="0" w:firstLine="420" w:firstLineChars="0"/>
+        <w:rPr>
+          <w:rFonts w:hint="eastAsia" w:ascii="宋体" w:hAnsi="宋体" w:eastAsia="宋体" w:cs="宋体"/>
+          <w:b w:val="0"/>
+          <w:bCs w:val="0"/>
+          <w:sz w:val="24"/>
+          <w:szCs w:val="24"/>
+          <w:lang w:val="en-US" w:eastAsia="zh-CN"/>
+        </w:rPr>
+      </w:pPr>
+      <w:r>
+        <w:rPr>
+          <w:rFonts w:hint="eastAsia" w:ascii="宋体" w:hAnsi="宋体" w:eastAsia="宋体" w:cs="宋体"/>
+          <w:b w:val="0"/>
+          <w:bCs w:val="0"/>
+          <w:sz w:val="24"/>
+          <w:szCs w:val="24"/>
+          <w:lang w:val="en-US" w:eastAsia="zh-CN"/>
+        </w:rPr>
+        <w:t>同commit分支/同分支commit/上游顶端/工作树/存储</w:t>
+      </w:r>
+    </w:p>
+    <w:p>
+      <w:pPr>
+        <w:ind w:left="840" w:leftChars="0" w:firstLine="420" w:firstLineChars="0"/>
+        <w:rPr>
+          <w:rFonts w:hint="default" w:ascii="宋体" w:hAnsi="宋体" w:eastAsia="宋体" w:cs="宋体"/>
+          <w:b w:val="0"/>
+          <w:bCs w:val="0"/>
+          <w:sz w:val="24"/>
+          <w:szCs w:val="24"/>
+          <w:lang w:val="en-US" w:eastAsia="zh-CN"/>
+        </w:rPr>
+      </w:pPr>
+      <w:r>
+        <w:rPr>
+          <w:rFonts w:hint="eastAsia" w:ascii="宋体" w:hAnsi="宋体" w:eastAsia="宋体" w:cs="宋体"/>
+          <w:b w:val="0"/>
+          <w:bCs w:val="0"/>
+          <w:sz w:val="24"/>
+          <w:szCs w:val="24"/>
+          <w:lang w:val="en-US" w:eastAsia="zh-CN"/>
+        </w:rPr>
+        <w:t>悬停commit</w:t>
+      </w:r>
+    </w:p>
+    <w:p>
+      <w:pPr>
+        <w:ind w:left="1260" w:leftChars="0" w:firstLine="420" w:firstLineChars="0"/>
+        <w:rPr>
+          <w:rFonts w:hint="eastAsia" w:ascii="宋体" w:hAnsi="宋体" w:eastAsia="宋体" w:cs="宋体"/>
+          <w:b w:val="0"/>
+          <w:bCs w:val="0"/>
+          <w:sz w:val="24"/>
+          <w:szCs w:val="24"/>
+          <w:lang w:val="en-US" w:eastAsia="zh-CN"/>
+        </w:rPr>
+      </w:pPr>
+      <w:r>
+        <w:rPr>
+          <w:rFonts w:hint="eastAsia" w:ascii="宋体" w:hAnsi="宋体" w:eastAsia="宋体" w:cs="宋体"/>
+          <w:b w:val="0"/>
+          <w:bCs w:val="0"/>
+          <w:sz w:val="24"/>
+          <w:szCs w:val="24"/>
+          <w:lang w:val="en-US" w:eastAsia="zh-CN"/>
+        </w:rPr>
+        <w:t>详情</w:t>
+      </w:r>
+    </w:p>
+    <w:p>
+      <w:pPr>
+        <w:ind w:left="1260" w:leftChars="0" w:firstLine="420" w:firstLineChars="0"/>
+        <w:rPr>
+          <w:rFonts w:hint="default" w:ascii="宋体" w:hAnsi="宋体" w:eastAsia="宋体" w:cs="宋体"/>
+          <w:b w:val="0"/>
+          <w:bCs w:val="0"/>
+          <w:sz w:val="24"/>
+          <w:szCs w:val="24"/>
+          <w:lang w:val="en-US" w:eastAsia="zh-CN"/>
+        </w:rPr>
+      </w:pPr>
+      <w:r>
+        <w:rPr>
+          <w:rFonts w:hint="eastAsia" w:ascii="宋体" w:hAnsi="宋体" w:eastAsia="宋体" w:cs="宋体"/>
+          <w:b w:val="0"/>
+          <w:bCs w:val="0"/>
+          <w:sz w:val="24"/>
+          <w:szCs w:val="24"/>
+          <w:lang w:val="en-US" w:eastAsia="zh-CN"/>
+        </w:rPr>
+        <w:t>历经分支</w:t>
+      </w:r>
+    </w:p>
+    <w:p>
+      <w:pPr>
+        <w:ind w:left="840" w:leftChars="0" w:firstLine="420" w:firstLineChars="0"/>
+        <w:rPr>
+          <w:rFonts w:hint="eastAsia" w:ascii="宋体" w:hAnsi="宋体" w:eastAsia="宋体" w:cs="宋体"/>
+          <w:b w:val="0"/>
+          <w:bCs w:val="0"/>
+          <w:sz w:val="24"/>
+          <w:szCs w:val="24"/>
+          <w:lang w:val="en-US" w:eastAsia="zh-CN"/>
+        </w:rPr>
+      </w:pPr>
+      <w:r>
+        <w:rPr>
+          <w:rFonts w:hint="eastAsia" w:ascii="宋体" w:hAnsi="宋体" w:eastAsia="宋体" w:cs="宋体"/>
+          <w:b w:val="0"/>
+          <w:bCs w:val="0"/>
+          <w:sz w:val="24"/>
+          <w:szCs w:val="24"/>
+          <w:lang w:val="en-US" w:eastAsia="zh-CN"/>
+        </w:rPr>
+        <w:t>分支折叠/上游</w:t>
+      </w:r>
+    </w:p>
+    <w:p>
+      <w:pPr>
+        <w:ind w:left="840" w:leftChars="0" w:firstLine="420" w:firstLineChars="0"/>
+        <w:rPr>
+          <w:rFonts w:hint="eastAsia" w:ascii="宋体" w:hAnsi="宋体" w:eastAsia="宋体" w:cs="宋体"/>
+          <w:b/>
+          <w:bCs/>
+          <w:sz w:val="24"/>
+          <w:szCs w:val="24"/>
+          <w:lang w:val="en-US" w:eastAsia="zh-CN"/>
+        </w:rPr>
+      </w:pPr>
+      <w:r>
+        <w:rPr>
+          <w:rFonts w:hint="eastAsia" w:ascii="宋体" w:hAnsi="宋体" w:eastAsia="宋体" w:cs="宋体"/>
+          <w:b/>
+          <w:bCs/>
+          <w:sz w:val="24"/>
+          <w:szCs w:val="24"/>
+          <w:lang w:val="en-US" w:eastAsia="zh-CN"/>
+        </w:rPr>
+        <w:t>右键展开</w:t>
+      </w:r>
+    </w:p>
+    <w:p>
+      <w:pPr>
+        <w:ind w:left="1260" w:leftChars="0" w:firstLine="420" w:firstLineChars="0"/>
+        <w:rPr>
+          <w:rFonts w:hint="eastAsia" w:ascii="宋体" w:hAnsi="宋体" w:eastAsia="宋体" w:cs="宋体"/>
+          <w:b w:val="0"/>
+          <w:bCs w:val="0"/>
+          <w:sz w:val="24"/>
+          <w:szCs w:val="24"/>
+          <w:lang w:val="en-US" w:eastAsia="zh-CN"/>
+        </w:rPr>
+      </w:pPr>
+      <w:r>
+        <w:rPr>
+          <w:rFonts w:hint="eastAsia" w:ascii="宋体" w:hAnsi="宋体" w:eastAsia="宋体" w:cs="宋体"/>
+          <w:b w:val="0"/>
+          <w:bCs w:val="0"/>
+          <w:sz w:val="24"/>
+          <w:szCs w:val="24"/>
+          <w:lang w:val="en-US" w:eastAsia="zh-CN"/>
+        </w:rPr>
+        <w:t>commit</w:t>
+      </w:r>
+    </w:p>
+    <w:p>
+      <w:pPr>
+        <w:ind w:left="1680" w:leftChars="0" w:firstLine="420" w:firstLineChars="0"/>
+        <w:rPr>
+          <w:rFonts w:hint="eastAsia" w:ascii="宋体" w:hAnsi="宋体" w:eastAsia="宋体" w:cs="宋体"/>
+          <w:b w:val="0"/>
+          <w:bCs w:val="0"/>
+          <w:sz w:val="24"/>
+          <w:szCs w:val="24"/>
+          <w:lang w:val="en-US" w:eastAsia="zh-CN"/>
+        </w:rPr>
+      </w:pPr>
+      <w:r>
+        <w:rPr>
+          <w:rFonts w:hint="eastAsia" w:ascii="宋体" w:hAnsi="宋体" w:eastAsia="宋体" w:cs="宋体"/>
+          <w:b w:val="0"/>
+          <w:bCs w:val="0"/>
+          <w:sz w:val="24"/>
+          <w:szCs w:val="24"/>
+          <w:lang w:val="en-US" w:eastAsia="zh-CN"/>
+        </w:rPr>
+        <w:t>&gt;提交</w:t>
+      </w:r>
+    </w:p>
+    <w:p>
+      <w:pPr>
+        <w:ind w:left="2100" w:leftChars="0" w:firstLine="420" w:firstLineChars="0"/>
+        <w:rPr>
+          <w:rFonts w:hint="eastAsia" w:ascii="宋体" w:hAnsi="宋体" w:eastAsia="宋体" w:cs="宋体"/>
+          <w:b w:val="0"/>
+          <w:bCs w:val="0"/>
+          <w:sz w:val="24"/>
+          <w:szCs w:val="24"/>
+          <w:lang w:val="en-US" w:eastAsia="zh-CN"/>
+        </w:rPr>
+      </w:pPr>
+      <w:r>
+        <w:rPr>
+          <w:rFonts w:hint="eastAsia" w:ascii="宋体" w:hAnsi="宋体" w:eastAsia="宋体" w:cs="宋体"/>
+          <w:b w:val="0"/>
+          <w:bCs w:val="0"/>
+          <w:sz w:val="24"/>
+          <w:szCs w:val="24"/>
+          <w:lang w:val="en-US" w:eastAsia="zh-CN"/>
+        </w:rPr>
+        <w:t>撤销（本分支）</w:t>
+      </w:r>
+    </w:p>
+    <w:p>
+      <w:pPr>
+        <w:ind w:left="2100" w:leftChars="0" w:firstLine="420" w:firstLineChars="0"/>
+        <w:rPr>
+          <w:rFonts w:hint="eastAsia" w:ascii="宋体" w:hAnsi="宋体" w:eastAsia="宋体" w:cs="宋体"/>
+          <w:b w:val="0"/>
+          <w:bCs w:val="0"/>
+          <w:sz w:val="24"/>
+          <w:szCs w:val="24"/>
+          <w:lang w:val="en-US" w:eastAsia="zh-CN"/>
+        </w:rPr>
+      </w:pPr>
+      <w:r>
+        <w:rPr>
+          <w:rFonts w:hint="eastAsia" w:ascii="宋体" w:hAnsi="宋体" w:eastAsia="宋体" w:cs="宋体"/>
+          <w:b w:val="0"/>
+          <w:bCs w:val="0"/>
+          <w:sz w:val="24"/>
+          <w:szCs w:val="24"/>
+          <w:lang w:val="en-US" w:eastAsia="zh-CN"/>
+        </w:rPr>
+        <w:t>本分支重置到此/上commit</w:t>
+      </w:r>
+    </w:p>
+    <w:p>
+      <w:pPr>
+        <w:ind w:left="2100" w:leftChars="0" w:firstLine="420" w:firstLineChars="0"/>
+        <w:rPr>
+          <w:rFonts w:hint="eastAsia" w:ascii="宋体" w:hAnsi="宋体" w:eastAsia="宋体" w:cs="宋体"/>
+          <w:b w:val="0"/>
+          <w:bCs w:val="0"/>
+          <w:sz w:val="24"/>
+          <w:szCs w:val="24"/>
+          <w:u w:val="single"/>
+          <w:lang w:val="en-US" w:eastAsia="zh-CN"/>
+        </w:rPr>
+      </w:pPr>
+      <w:r>
+        <w:rPr>
+          <w:rFonts w:hint="eastAsia" w:ascii="宋体" w:hAnsi="宋体" w:eastAsia="宋体" w:cs="宋体"/>
+          <w:b w:val="0"/>
+          <w:bCs w:val="0"/>
+          <w:sz w:val="24"/>
+          <w:szCs w:val="24"/>
+          <w:u w:val="single"/>
+          <w:lang w:val="en-US" w:eastAsia="zh-CN"/>
+        </w:rPr>
+        <w:t>重命名（本分支）</w:t>
+      </w:r>
+    </w:p>
+    <w:p>
+      <w:pPr>
+        <w:ind w:left="2100" w:leftChars="0" w:firstLine="420" w:firstLineChars="0"/>
+        <w:rPr>
+          <w:rFonts w:hint="eastAsia" w:ascii="宋体" w:hAnsi="宋体" w:eastAsia="宋体" w:cs="宋体"/>
+          <w:b w:val="0"/>
+          <w:bCs w:val="0"/>
+          <w:sz w:val="24"/>
+          <w:szCs w:val="24"/>
+          <w:u w:val="none"/>
+          <w:lang w:val="en-US" w:eastAsia="zh-CN"/>
+        </w:rPr>
+      </w:pPr>
+      <w:r>
+        <w:rPr>
+          <w:rFonts w:hint="eastAsia" w:ascii="宋体" w:hAnsi="宋体" w:eastAsia="宋体" w:cs="宋体"/>
+          <w:b w:val="0"/>
+          <w:bCs w:val="0"/>
+          <w:sz w:val="24"/>
+          <w:szCs w:val="24"/>
+          <w:u w:val="none"/>
+          <w:lang w:val="en-US" w:eastAsia="zh-CN"/>
+        </w:rPr>
+        <w:t>修改（本分支交变）</w:t>
+      </w:r>
+    </w:p>
+    <w:p>
+      <w:pPr>
+        <w:ind w:left="2100" w:leftChars="0" w:firstLine="420" w:firstLineChars="0"/>
+        <w:rPr>
+          <w:rFonts w:hint="eastAsia" w:ascii="宋体" w:hAnsi="宋体" w:eastAsia="宋体" w:cs="宋体"/>
+          <w:b w:val="0"/>
+          <w:bCs w:val="0"/>
+          <w:sz w:val="24"/>
+          <w:szCs w:val="24"/>
+          <w:u w:val="none"/>
+          <w:lang w:val="en-US" w:eastAsia="zh-CN"/>
+        </w:rPr>
+      </w:pPr>
+      <w:r>
+        <w:rPr>
+          <w:rFonts w:hint="eastAsia" w:ascii="宋体" w:hAnsi="宋体" w:eastAsia="宋体" w:cs="宋体"/>
+          <w:b w:val="0"/>
+          <w:bCs w:val="0"/>
+          <w:sz w:val="24"/>
+          <w:szCs w:val="24"/>
+          <w:u w:val="none"/>
+          <w:lang w:val="en-US" w:eastAsia="zh-CN"/>
+        </w:rPr>
+        <w:t>变基（onto）</w:t>
+      </w:r>
+    </w:p>
+    <w:p>
+      <w:pPr>
+        <w:ind w:left="2100" w:leftChars="0" w:firstLine="420" w:firstLineChars="0"/>
+        <w:rPr>
+          <w:rFonts w:hint="default" w:ascii="宋体" w:hAnsi="宋体" w:eastAsia="宋体" w:cs="宋体"/>
+          <w:b w:val="0"/>
+          <w:bCs w:val="0"/>
+          <w:sz w:val="24"/>
+          <w:szCs w:val="24"/>
+          <w:u w:val="none"/>
+          <w:lang w:val="en-US" w:eastAsia="zh-CN"/>
+        </w:rPr>
+      </w:pPr>
+      <w:r>
+        <w:rPr>
+          <w:rFonts w:hint="eastAsia" w:ascii="宋体" w:hAnsi="宋体" w:eastAsia="宋体" w:cs="宋体"/>
+          <w:b w:val="0"/>
+          <w:bCs w:val="0"/>
+          <w:sz w:val="24"/>
+          <w:szCs w:val="24"/>
+          <w:u w:val="none"/>
+          <w:lang w:val="en-US" w:eastAsia="zh-CN"/>
+        </w:rPr>
+        <w:t>switch to commit</w:t>
+      </w:r>
+    </w:p>
+    <w:p>
+      <w:pPr>
+        <w:ind w:left="1680" w:leftChars="0" w:firstLine="420" w:firstLineChars="0"/>
+        <w:rPr>
+          <w:rFonts w:hint="eastAsia" w:ascii="宋体" w:hAnsi="宋体" w:eastAsia="宋体" w:cs="宋体"/>
+          <w:b w:val="0"/>
+          <w:bCs w:val="0"/>
+          <w:sz w:val="24"/>
+          <w:szCs w:val="24"/>
+          <w:lang w:val="en-US" w:eastAsia="zh-CN"/>
+        </w:rPr>
+      </w:pPr>
+      <w:r>
+        <w:rPr>
+          <w:rFonts w:hint="eastAsia" w:ascii="宋体" w:hAnsi="宋体" w:eastAsia="宋体" w:cs="宋体"/>
+          <w:b w:val="0"/>
+          <w:bCs w:val="0"/>
+          <w:sz w:val="24"/>
+          <w:szCs w:val="24"/>
+          <w:lang w:val="en-US" w:eastAsia="zh-CN"/>
+        </w:rPr>
+        <w:t>&gt;创建</w:t>
+      </w:r>
+    </w:p>
+    <w:p>
+      <w:pPr>
+        <w:ind w:left="2100" w:leftChars="0" w:firstLine="420" w:firstLineChars="0"/>
+        <w:rPr>
+          <w:rFonts w:hint="default" w:ascii="宋体" w:hAnsi="宋体" w:eastAsia="宋体" w:cs="宋体"/>
+          <w:b w:val="0"/>
+          <w:bCs w:val="0"/>
+          <w:sz w:val="24"/>
+          <w:szCs w:val="24"/>
+          <w:lang w:val="en-US" w:eastAsia="zh-CN"/>
+        </w:rPr>
+      </w:pPr>
+      <w:r>
+        <w:rPr>
+          <w:rFonts w:hint="eastAsia" w:ascii="宋体" w:hAnsi="宋体" w:eastAsia="宋体" w:cs="宋体"/>
+          <w:b w:val="0"/>
+          <w:bCs w:val="0"/>
+          <w:sz w:val="24"/>
+          <w:szCs w:val="24"/>
+          <w:lang w:val="en-US" w:eastAsia="zh-CN"/>
+        </w:rPr>
+        <w:t>分支/补丁/标签/树</w:t>
+      </w:r>
+    </w:p>
+    <w:p>
+      <w:pPr>
+        <w:ind w:left="1680" w:leftChars="0" w:firstLine="420" w:firstLineChars="0"/>
+        <w:rPr>
+          <w:rFonts w:hint="eastAsia" w:ascii="宋体" w:hAnsi="宋体" w:eastAsia="宋体" w:cs="宋体"/>
+          <w:b w:val="0"/>
+          <w:bCs w:val="0"/>
+          <w:sz w:val="24"/>
+          <w:szCs w:val="24"/>
+          <w:lang w:val="en-US" w:eastAsia="zh-CN"/>
+        </w:rPr>
+      </w:pPr>
+      <w:r>
+        <w:rPr>
+          <w:rFonts w:hint="eastAsia" w:ascii="宋体" w:hAnsi="宋体" w:eastAsia="宋体" w:cs="宋体"/>
+          <w:b w:val="0"/>
+          <w:bCs w:val="0"/>
+          <w:sz w:val="24"/>
+          <w:szCs w:val="24"/>
+          <w:lang w:val="en-US" w:eastAsia="zh-CN"/>
+        </w:rPr>
+        <w:t>&gt;打开</w:t>
+      </w:r>
+    </w:p>
+    <w:p>
+      <w:pPr>
+        <w:ind w:left="2100" w:leftChars="0" w:firstLine="420" w:firstLineChars="0"/>
+        <w:rPr>
+          <w:rFonts w:hint="eastAsia" w:ascii="宋体" w:hAnsi="宋体" w:eastAsia="宋体" w:cs="宋体"/>
+          <w:b w:val="0"/>
+          <w:bCs w:val="0"/>
+          <w:sz w:val="24"/>
+          <w:szCs w:val="24"/>
+          <w:lang w:val="en-US" w:eastAsia="zh-CN"/>
+        </w:rPr>
+      </w:pPr>
+      <w:r>
+        <w:rPr>
+          <w:rFonts w:hint="eastAsia" w:ascii="宋体" w:hAnsi="宋体" w:eastAsia="宋体" w:cs="宋体"/>
+          <w:b w:val="0"/>
+          <w:bCs w:val="0"/>
+          <w:sz w:val="24"/>
+          <w:szCs w:val="24"/>
+          <w:lang w:val="en-US" w:eastAsia="zh-CN"/>
+        </w:rPr>
+        <w:t>解释提交（PRO）</w:t>
+      </w:r>
+    </w:p>
+    <w:p>
+      <w:pPr>
+        <w:ind w:left="2100" w:leftChars="0" w:firstLine="420" w:firstLineChars="0"/>
+        <w:rPr>
+          <w:rFonts w:hint="default" w:ascii="宋体" w:hAnsi="宋体" w:eastAsia="宋体" w:cs="宋体"/>
+          <w:b w:val="0"/>
+          <w:bCs w:val="0"/>
+          <w:sz w:val="24"/>
+          <w:szCs w:val="24"/>
+          <w:lang w:val="en-US" w:eastAsia="zh-CN"/>
+        </w:rPr>
+      </w:pPr>
+      <w:r>
+        <w:rPr>
+          <w:rFonts w:hint="eastAsia" w:ascii="宋体" w:hAnsi="宋体" w:eastAsia="宋体" w:cs="宋体"/>
+          <w:b w:val="0"/>
+          <w:bCs w:val="0"/>
+          <w:sz w:val="24"/>
+          <w:szCs w:val="24"/>
+          <w:lang w:val="en-US" w:eastAsia="zh-CN"/>
+        </w:rPr>
+        <w:t>变更</w:t>
+      </w:r>
+    </w:p>
+    <w:p>
+      <w:pPr>
+        <w:ind w:left="2520" w:leftChars="0" w:firstLine="420" w:firstLineChars="0"/>
+        <w:rPr>
+          <w:rFonts w:hint="default" w:ascii="宋体" w:hAnsi="宋体" w:eastAsia="宋体" w:cs="宋体"/>
+          <w:b w:val="0"/>
+          <w:bCs w:val="0"/>
+          <w:sz w:val="24"/>
+          <w:szCs w:val="24"/>
+          <w:lang w:val="en-US" w:eastAsia="zh-CN"/>
+        </w:rPr>
+      </w:pPr>
+      <w:r>
+        <w:rPr>
+          <w:rFonts w:hint="eastAsia" w:ascii="宋体" w:hAnsi="宋体" w:eastAsia="宋体" w:cs="宋体"/>
+          <w:b w:val="0"/>
+          <w:bCs w:val="0"/>
+          <w:sz w:val="24"/>
+          <w:szCs w:val="24"/>
+          <w:lang w:val="en-US" w:eastAsia="zh-CN"/>
+        </w:rPr>
+        <w:t>所有变更视图/分别打开/工作树/分别打开</w:t>
+      </w:r>
+    </w:p>
+    <w:p>
+      <w:pPr>
+        <w:ind w:left="2520" w:leftChars="0" w:firstLine="420" w:firstLineChars="0"/>
+        <w:rPr>
+          <w:rFonts w:hint="eastAsia" w:ascii="宋体" w:hAnsi="宋体" w:eastAsia="宋体" w:cs="宋体"/>
+          <w:b w:val="0"/>
+          <w:bCs w:val="0"/>
+          <w:sz w:val="24"/>
+          <w:szCs w:val="24"/>
+          <w:lang w:val="en-US" w:eastAsia="zh-CN"/>
+        </w:rPr>
+      </w:pPr>
+      <w:r>
+        <w:rPr>
+          <w:rFonts w:hint="eastAsia" w:ascii="宋体" w:hAnsi="宋体" w:eastAsia="宋体" w:cs="宋体"/>
+          <w:b w:val="0"/>
+          <w:bCs w:val="0"/>
+          <w:sz w:val="24"/>
+          <w:szCs w:val="24"/>
+          <w:lang w:val="en-US" w:eastAsia="zh-CN"/>
+        </w:rPr>
+        <w:t>打开文件/对比视图</w:t>
+      </w:r>
+    </w:p>
+    <w:p>
+      <w:pPr>
+        <w:ind w:left="2520" w:leftChars="0" w:firstLine="420" w:firstLineChars="0"/>
+        <w:rPr>
+          <w:rFonts w:hint="default" w:ascii="宋体" w:hAnsi="宋体" w:eastAsia="宋体" w:cs="宋体"/>
+          <w:b w:val="0"/>
+          <w:bCs w:val="0"/>
+          <w:sz w:val="24"/>
+          <w:szCs w:val="24"/>
+          <w:lang w:val="en-US" w:eastAsia="zh-CN"/>
+        </w:rPr>
+      </w:pPr>
+      <w:r>
+        <w:rPr>
+          <w:rFonts w:hint="eastAsia" w:ascii="宋体" w:hAnsi="宋体" w:eastAsia="宋体" w:cs="宋体"/>
+          <w:b w:val="0"/>
+          <w:bCs w:val="0"/>
+          <w:sz w:val="24"/>
+          <w:szCs w:val="24"/>
+          <w:lang w:val="en-US" w:eastAsia="zh-CN"/>
+        </w:rPr>
+        <w:t>打开更改并关闭未更改文件</w:t>
+      </w:r>
+    </w:p>
+    <w:p>
+      <w:pPr>
+        <w:ind w:left="2100" w:leftChars="0" w:firstLine="420" w:firstLineChars="0"/>
+        <w:rPr>
+          <w:rFonts w:hint="default" w:ascii="宋体" w:hAnsi="宋体" w:eastAsia="宋体" w:cs="宋体"/>
+          <w:b w:val="0"/>
+          <w:bCs w:val="0"/>
+          <w:sz w:val="24"/>
+          <w:szCs w:val="24"/>
+          <w:lang w:val="en-US" w:eastAsia="zh-CN"/>
+        </w:rPr>
+      </w:pPr>
+      <w:r>
+        <w:rPr>
+          <w:rFonts w:hint="eastAsia" w:ascii="宋体" w:hAnsi="宋体" w:eastAsia="宋体" w:cs="宋体"/>
+          <w:b w:val="0"/>
+          <w:bCs w:val="0"/>
+          <w:sz w:val="24"/>
+          <w:szCs w:val="24"/>
+          <w:lang w:val="en-US" w:eastAsia="zh-CN"/>
+        </w:rPr>
+        <w:t>远程打开</w:t>
+      </w:r>
+    </w:p>
+    <w:p>
+      <w:pPr>
+        <w:ind w:left="2100" w:leftChars="0" w:firstLine="420" w:firstLineChars="0"/>
+        <w:rPr>
+          <w:rFonts w:hint="default" w:ascii="宋体" w:hAnsi="宋体" w:eastAsia="宋体" w:cs="宋体"/>
+          <w:b w:val="0"/>
+          <w:bCs w:val="0"/>
+          <w:sz w:val="24"/>
+          <w:szCs w:val="24"/>
+          <w:lang w:val="en-US" w:eastAsia="zh-CN"/>
+        </w:rPr>
+      </w:pPr>
+      <w:r>
+        <w:rPr>
+          <w:rFonts w:hint="eastAsia" w:ascii="宋体" w:hAnsi="宋体" w:eastAsia="宋体" w:cs="宋体"/>
+          <w:b w:val="0"/>
+          <w:bCs w:val="0"/>
+          <w:sz w:val="24"/>
+          <w:szCs w:val="24"/>
+          <w:lang w:val="en-US" w:eastAsia="zh-CN"/>
+        </w:rPr>
+        <w:t>对比视图（head/工作树/选取对比对象）</w:t>
+      </w:r>
+    </w:p>
+    <w:p>
+      <w:pPr>
+        <w:ind w:left="1680" w:leftChars="0" w:firstLine="420" w:firstLineChars="0"/>
+        <w:rPr>
+          <w:rFonts w:hint="eastAsia" w:ascii="宋体" w:hAnsi="宋体" w:eastAsia="宋体" w:cs="宋体"/>
+          <w:b w:val="0"/>
+          <w:bCs w:val="0"/>
+          <w:sz w:val="24"/>
+          <w:szCs w:val="24"/>
+          <w:lang w:val="en-US" w:eastAsia="zh-CN"/>
+        </w:rPr>
+      </w:pPr>
+      <w:r>
+        <w:rPr>
+          <w:rFonts w:hint="eastAsia" w:ascii="宋体" w:hAnsi="宋体" w:eastAsia="宋体" w:cs="宋体"/>
+          <w:b w:val="0"/>
+          <w:bCs w:val="0"/>
+          <w:sz w:val="24"/>
+          <w:szCs w:val="24"/>
+          <w:lang w:val="en-US" w:eastAsia="zh-CN"/>
+        </w:rPr>
+        <w:t>&gt;复制</w:t>
+      </w:r>
+    </w:p>
+    <w:p>
+      <w:pPr>
+        <w:ind w:left="2100" w:leftChars="0" w:firstLine="420" w:firstLineChars="0"/>
+        <w:rPr>
+          <w:rFonts w:hint="eastAsia" w:ascii="宋体" w:hAnsi="宋体" w:eastAsia="宋体" w:cs="宋体"/>
+          <w:b w:val="0"/>
+          <w:bCs w:val="0"/>
+          <w:sz w:val="24"/>
+          <w:szCs w:val="24"/>
+          <w:lang w:val="en-US" w:eastAsia="zh-CN"/>
+        </w:rPr>
+      </w:pPr>
+      <w:r>
+        <w:rPr>
+          <w:rFonts w:hint="eastAsia" w:ascii="宋体" w:hAnsi="宋体" w:eastAsia="宋体" w:cs="宋体"/>
+          <w:b w:val="0"/>
+          <w:bCs w:val="0"/>
+          <w:sz w:val="24"/>
+          <w:szCs w:val="24"/>
+          <w:lang w:val="en-US" w:eastAsia="zh-CN"/>
+        </w:rPr>
+        <w:t>以补丁复制更改</w:t>
+      </w:r>
+    </w:p>
+    <w:p>
+      <w:pPr>
+        <w:ind w:left="2100" w:leftChars="0" w:firstLine="420" w:firstLineChars="0"/>
+        <w:rPr>
+          <w:rFonts w:hint="eastAsia" w:ascii="宋体" w:hAnsi="宋体" w:eastAsia="宋体" w:cs="宋体"/>
+          <w:b w:val="0"/>
+          <w:bCs w:val="0"/>
+          <w:sz w:val="24"/>
+          <w:szCs w:val="24"/>
+          <w:lang w:val="en-US" w:eastAsia="zh-CN"/>
+        </w:rPr>
+      </w:pPr>
+      <w:r>
+        <w:rPr>
+          <w:rFonts w:hint="eastAsia" w:ascii="宋体" w:hAnsi="宋体" w:eastAsia="宋体" w:cs="宋体"/>
+          <w:b w:val="0"/>
+          <w:bCs w:val="0"/>
+          <w:sz w:val="24"/>
+          <w:szCs w:val="24"/>
+          <w:lang w:val="en-US" w:eastAsia="zh-CN"/>
+        </w:rPr>
+        <w:t>分享项</w:t>
+      </w:r>
+    </w:p>
+    <w:p>
+      <w:pPr>
+        <w:ind w:left="2100" w:leftChars="0" w:firstLine="420" w:firstLineChars="0"/>
+        <w:rPr>
+          <w:rFonts w:hint="default" w:ascii="宋体" w:hAnsi="宋体" w:eastAsia="宋体" w:cs="宋体"/>
+          <w:b w:val="0"/>
+          <w:bCs w:val="0"/>
+          <w:sz w:val="24"/>
+          <w:szCs w:val="24"/>
+          <w:lang w:val="en-US" w:eastAsia="zh-CN"/>
+        </w:rPr>
+      </w:pPr>
+      <w:r>
+        <w:rPr>
+          <w:rFonts w:hint="eastAsia" w:ascii="宋体" w:hAnsi="宋体" w:eastAsia="宋体" w:cs="宋体"/>
+          <w:b w:val="0"/>
+          <w:bCs w:val="0"/>
+          <w:sz w:val="24"/>
+          <w:szCs w:val="24"/>
+          <w:lang w:val="en-US" w:eastAsia="zh-CN"/>
+        </w:rPr>
+        <w:t>复制（提交/SHA/消息）</w:t>
+      </w:r>
+    </w:p>
+    <w:p>
+      <w:pPr>
+        <w:ind w:left="1260" w:leftChars="0" w:firstLine="420" w:firstLineChars="0"/>
+        <w:rPr>
+          <w:rFonts w:hint="eastAsia" w:ascii="宋体" w:hAnsi="宋体" w:eastAsia="宋体" w:cs="宋体"/>
+          <w:b w:val="0"/>
+          <w:bCs w:val="0"/>
+          <w:sz w:val="24"/>
+          <w:szCs w:val="24"/>
+          <w:lang w:val="en-US" w:eastAsia="zh-CN"/>
+        </w:rPr>
+      </w:pPr>
+      <w:r>
+        <w:rPr>
+          <w:rFonts w:hint="eastAsia" w:ascii="宋体" w:hAnsi="宋体" w:eastAsia="宋体" w:cs="宋体"/>
+          <w:b w:val="0"/>
+          <w:bCs w:val="0"/>
+          <w:sz w:val="24"/>
+          <w:szCs w:val="24"/>
+          <w:lang w:val="en-US" w:eastAsia="zh-CN"/>
+        </w:rPr>
+        <w:t>head commit</w:t>
+      </w:r>
+    </w:p>
+    <w:p>
+      <w:pPr>
+        <w:ind w:left="1680" w:leftChars="0" w:firstLine="420" w:firstLineChars="0"/>
+        <w:rPr>
+          <w:rFonts w:hint="eastAsia" w:ascii="宋体" w:hAnsi="宋体" w:eastAsia="宋体" w:cs="宋体"/>
+          <w:b w:val="0"/>
+          <w:bCs w:val="0"/>
+          <w:sz w:val="24"/>
+          <w:szCs w:val="24"/>
+          <w:lang w:val="en-US" w:eastAsia="zh-CN"/>
+        </w:rPr>
+      </w:pPr>
+      <w:r>
+        <w:rPr>
+          <w:rFonts w:hint="eastAsia" w:ascii="宋体" w:hAnsi="宋体" w:eastAsia="宋体" w:cs="宋体"/>
+          <w:b w:val="0"/>
+          <w:bCs w:val="0"/>
+          <w:sz w:val="24"/>
+          <w:szCs w:val="24"/>
+          <w:lang w:val="en-US" w:eastAsia="zh-CN"/>
+        </w:rPr>
+        <w:t>&gt;提交</w:t>
+      </w:r>
+    </w:p>
+    <w:p>
+      <w:pPr>
+        <w:ind w:left="2100" w:leftChars="0" w:firstLine="420" w:firstLineChars="0"/>
+        <w:rPr>
+          <w:rFonts w:hint="default" w:ascii="宋体" w:hAnsi="宋体" w:eastAsia="宋体" w:cs="宋体"/>
+          <w:b w:val="0"/>
+          <w:bCs w:val="0"/>
+          <w:sz w:val="24"/>
+          <w:szCs w:val="24"/>
+          <w:lang w:val="en-US" w:eastAsia="zh-CN"/>
+        </w:rPr>
+      </w:pPr>
+      <w:r>
+        <w:rPr>
+          <w:rFonts w:hint="eastAsia" w:ascii="宋体" w:hAnsi="宋体" w:eastAsia="宋体" w:cs="宋体"/>
+          <w:b w:val="0"/>
+          <w:bCs w:val="0"/>
+          <w:sz w:val="24"/>
+          <w:szCs w:val="24"/>
+          <w:lang w:val="en-US" w:eastAsia="zh-CN"/>
+        </w:rPr>
+        <w:t>回退（undo）</w:t>
+      </w:r>
+    </w:p>
+    <w:p>
+      <w:pPr>
+        <w:ind w:left="1260" w:leftChars="0" w:firstLine="420" w:firstLineChars="0"/>
+        <w:rPr>
+          <w:rFonts w:hint="default" w:ascii="宋体" w:hAnsi="宋体" w:eastAsia="宋体" w:cs="宋体"/>
+          <w:b w:val="0"/>
+          <w:bCs w:val="0"/>
+          <w:sz w:val="24"/>
+          <w:szCs w:val="24"/>
+          <w:lang w:val="en-US" w:eastAsia="zh-CN"/>
+        </w:rPr>
+      </w:pPr>
+      <w:r>
+        <w:rPr>
+          <w:rFonts w:hint="default" w:ascii="宋体" w:hAnsi="宋体" w:eastAsia="宋体" w:cs="宋体"/>
+          <w:b w:val="0"/>
+          <w:bCs w:val="0"/>
+          <w:sz w:val="24"/>
+          <w:szCs w:val="24"/>
+          <w:lang w:val="en-US" w:eastAsia="zh-CN"/>
+        </w:rPr>
+        <w:t>another branch commit</w:t>
+      </w:r>
+    </w:p>
+    <w:p>
+      <w:pPr>
+        <w:ind w:left="1680" w:leftChars="0" w:firstLine="420" w:firstLineChars="0"/>
+        <w:rPr>
+          <w:rFonts w:hint="default" w:ascii="宋体" w:hAnsi="宋体" w:eastAsia="宋体" w:cs="宋体"/>
+          <w:b w:val="0"/>
+          <w:bCs w:val="0"/>
+          <w:sz w:val="24"/>
+          <w:szCs w:val="24"/>
+          <w:lang w:val="en-US" w:eastAsia="zh-CN"/>
+        </w:rPr>
+      </w:pPr>
+      <w:r>
+        <w:rPr>
+          <w:rFonts w:hint="default" w:ascii="宋体" w:hAnsi="宋体" w:eastAsia="宋体" w:cs="宋体"/>
+          <w:b w:val="0"/>
+          <w:bCs w:val="0"/>
+          <w:sz w:val="24"/>
+          <w:szCs w:val="24"/>
+          <w:lang w:val="en-US" w:eastAsia="zh-CN"/>
+        </w:rPr>
+        <w:t>&gt;提交</w:t>
+      </w:r>
+    </w:p>
+    <w:p>
+      <w:pPr>
+        <w:ind w:left="2100" w:leftChars="0" w:firstLine="420" w:firstLineChars="0"/>
+        <w:rPr>
+          <w:rFonts w:hint="eastAsia" w:ascii="宋体" w:hAnsi="宋体" w:eastAsia="宋体" w:cs="宋体"/>
+          <w:b w:val="0"/>
+          <w:bCs w:val="0"/>
+          <w:sz w:val="24"/>
+          <w:szCs w:val="24"/>
+          <w:lang w:val="en-US" w:eastAsia="zh-CN"/>
+        </w:rPr>
+      </w:pPr>
+      <w:r>
+        <w:rPr>
+          <w:rFonts w:hint="eastAsia" w:ascii="宋体" w:hAnsi="宋体" w:eastAsia="宋体" w:cs="宋体"/>
+          <w:b w:val="0"/>
+          <w:bCs w:val="0"/>
+          <w:sz w:val="24"/>
+          <w:szCs w:val="24"/>
+          <w:lang w:val="en-US" w:eastAsia="zh-CN"/>
+        </w:rPr>
+        <w:t>拣选</w:t>
+      </w:r>
+    </w:p>
+    <w:p>
+      <w:pPr>
+        <w:ind w:left="1260" w:leftChars="0" w:firstLine="420" w:firstLineChars="0"/>
+        <w:rPr>
+          <w:rFonts w:hint="eastAsia" w:ascii="宋体" w:hAnsi="宋体" w:eastAsia="宋体" w:cs="宋体"/>
+          <w:b w:val="0"/>
+          <w:bCs w:val="0"/>
+          <w:sz w:val="24"/>
+          <w:szCs w:val="24"/>
+          <w:lang w:val="en-US" w:eastAsia="zh-CN"/>
+        </w:rPr>
+      </w:pPr>
+      <w:r>
+        <w:rPr>
+          <w:rFonts w:hint="eastAsia" w:ascii="宋体" w:hAnsi="宋体" w:eastAsia="宋体" w:cs="宋体"/>
+          <w:b w:val="0"/>
+          <w:bCs w:val="0"/>
+          <w:sz w:val="24"/>
+          <w:szCs w:val="24"/>
+          <w:lang w:val="en-US" w:eastAsia="zh-CN"/>
+        </w:rPr>
+        <w:t>origin branch</w:t>
+      </w:r>
+    </w:p>
+    <w:p>
+      <w:pPr>
+        <w:ind w:left="1680" w:leftChars="0" w:firstLine="420" w:firstLineChars="0"/>
+        <w:rPr>
+          <w:rFonts w:hint="eastAsia" w:ascii="宋体" w:hAnsi="宋体" w:eastAsia="宋体" w:cs="宋体"/>
+          <w:b w:val="0"/>
+          <w:bCs w:val="0"/>
+          <w:sz w:val="24"/>
+          <w:szCs w:val="24"/>
+          <w:lang w:val="en-US" w:eastAsia="zh-CN"/>
+        </w:rPr>
+      </w:pPr>
+      <w:r>
+        <w:rPr>
+          <w:rFonts w:hint="eastAsia" w:ascii="宋体" w:hAnsi="宋体" w:eastAsia="宋体" w:cs="宋体"/>
+          <w:b w:val="0"/>
+          <w:bCs w:val="0"/>
+          <w:sz w:val="24"/>
+          <w:szCs w:val="24"/>
+          <w:lang w:val="en-US" w:eastAsia="zh-CN"/>
+        </w:rPr>
+        <w:t>&gt;分支</w:t>
+      </w:r>
+    </w:p>
+    <w:p>
+      <w:pPr>
+        <w:ind w:left="2100" w:leftChars="0" w:firstLine="420" w:firstLineChars="0"/>
+        <w:rPr>
+          <w:rFonts w:hint="eastAsia" w:ascii="宋体" w:hAnsi="宋体" w:eastAsia="宋体" w:cs="宋体"/>
+          <w:b w:val="0"/>
+          <w:bCs w:val="0"/>
+          <w:sz w:val="24"/>
+          <w:szCs w:val="24"/>
+          <w:lang w:val="en-US" w:eastAsia="zh-CN"/>
+        </w:rPr>
+      </w:pPr>
+      <w:r>
+        <w:rPr>
+          <w:rFonts w:hint="eastAsia" w:ascii="宋体" w:hAnsi="宋体" w:eastAsia="宋体" w:cs="宋体"/>
+          <w:b w:val="0"/>
+          <w:bCs w:val="0"/>
+          <w:sz w:val="24"/>
+          <w:szCs w:val="24"/>
+          <w:lang w:val="en-US" w:eastAsia="zh-CN"/>
+        </w:rPr>
+        <w:t>切换/推/抓/拉</w:t>
+      </w:r>
+    </w:p>
+    <w:p>
+      <w:pPr>
+        <w:ind w:left="2100" w:leftChars="0" w:firstLine="420" w:firstLineChars="0"/>
+        <w:rPr>
+          <w:rFonts w:hint="eastAsia" w:ascii="宋体" w:hAnsi="宋体" w:eastAsia="宋体" w:cs="宋体"/>
+          <w:b w:val="0"/>
+          <w:bCs w:val="0"/>
+          <w:sz w:val="24"/>
+          <w:szCs w:val="24"/>
+          <w:u w:val="single"/>
+          <w:lang w:val="en-US" w:eastAsia="zh-CN"/>
+        </w:rPr>
+      </w:pPr>
+      <w:r>
+        <w:rPr>
+          <w:rFonts w:hint="eastAsia" w:ascii="宋体" w:hAnsi="宋体" w:eastAsia="宋体" w:cs="宋体"/>
+          <w:b w:val="0"/>
+          <w:bCs w:val="0"/>
+          <w:sz w:val="24"/>
+          <w:szCs w:val="24"/>
+          <w:u w:val="single"/>
+          <w:lang w:val="en-US" w:eastAsia="zh-CN"/>
+        </w:rPr>
+        <w:t>变更上游</w:t>
+      </w:r>
+    </w:p>
+    <w:p>
+      <w:pPr>
+        <w:ind w:left="2100" w:leftChars="0" w:firstLine="420" w:firstLineChars="0"/>
+        <w:rPr>
+          <w:rFonts w:hint="eastAsia" w:ascii="宋体" w:hAnsi="宋体" w:eastAsia="宋体" w:cs="宋体"/>
+          <w:b w:val="0"/>
+          <w:bCs w:val="0"/>
+          <w:sz w:val="24"/>
+          <w:szCs w:val="24"/>
+          <w:u w:val="single"/>
+          <w:lang w:val="en-US" w:eastAsia="zh-CN"/>
+        </w:rPr>
+      </w:pPr>
+      <w:r>
+        <w:rPr>
+          <w:rFonts w:hint="eastAsia" w:ascii="宋体" w:hAnsi="宋体" w:eastAsia="宋体" w:cs="宋体"/>
+          <w:b w:val="0"/>
+          <w:bCs w:val="0"/>
+          <w:sz w:val="24"/>
+          <w:szCs w:val="24"/>
+          <w:u w:val="single"/>
+          <w:lang w:val="en-US" w:eastAsia="zh-CN"/>
+        </w:rPr>
+        <w:t>重构分支提交（PREVIEW）</w:t>
+      </w:r>
+    </w:p>
+    <w:p>
+      <w:pPr>
+        <w:ind w:left="2100" w:leftChars="0" w:firstLine="420" w:firstLineChars="0"/>
+        <w:rPr>
+          <w:rFonts w:hint="eastAsia" w:ascii="宋体" w:hAnsi="宋体" w:eastAsia="宋体" w:cs="宋体"/>
+          <w:b w:val="0"/>
+          <w:bCs w:val="0"/>
+          <w:sz w:val="24"/>
+          <w:szCs w:val="24"/>
+          <w:u w:val="none"/>
+          <w:lang w:val="en-US" w:eastAsia="zh-CN"/>
+        </w:rPr>
+      </w:pPr>
+      <w:r>
+        <w:rPr>
+          <w:rFonts w:hint="eastAsia" w:ascii="宋体" w:hAnsi="宋体" w:eastAsia="宋体" w:cs="宋体"/>
+          <w:b w:val="0"/>
+          <w:bCs w:val="0"/>
+          <w:sz w:val="24"/>
+          <w:szCs w:val="24"/>
+          <w:u w:val="none"/>
+          <w:lang w:val="en-US" w:eastAsia="zh-CN"/>
+        </w:rPr>
+        <w:t>变基onto上游</w:t>
+      </w:r>
+    </w:p>
+    <w:p>
+      <w:pPr>
+        <w:ind w:left="2100" w:leftChars="0" w:firstLine="420" w:firstLineChars="0"/>
+        <w:rPr>
+          <w:rFonts w:hint="eastAsia" w:ascii="宋体" w:hAnsi="宋体" w:eastAsia="宋体" w:cs="宋体"/>
+          <w:b w:val="0"/>
+          <w:bCs w:val="0"/>
+          <w:sz w:val="24"/>
+          <w:szCs w:val="24"/>
+          <w:u w:val="none"/>
+          <w:lang w:val="en-US" w:eastAsia="zh-CN"/>
+        </w:rPr>
+      </w:pPr>
+      <w:r>
+        <w:rPr>
+          <w:rFonts w:hint="eastAsia" w:ascii="宋体" w:hAnsi="宋体" w:eastAsia="宋体" w:cs="宋体"/>
+          <w:b w:val="0"/>
+          <w:bCs w:val="0"/>
+          <w:sz w:val="24"/>
+          <w:szCs w:val="24"/>
+          <w:u w:val="none"/>
+          <w:lang w:val="en-US" w:eastAsia="zh-CN"/>
+        </w:rPr>
+        <w:t>重置到最新版本</w:t>
+      </w:r>
+    </w:p>
+    <w:p>
+      <w:pPr>
+        <w:ind w:left="2100" w:leftChars="0" w:firstLine="420" w:firstLineChars="0"/>
+        <w:rPr>
+          <w:rFonts w:hint="eastAsia" w:ascii="宋体" w:hAnsi="宋体" w:eastAsia="宋体" w:cs="宋体"/>
+          <w:b w:val="0"/>
+          <w:bCs w:val="0"/>
+          <w:sz w:val="24"/>
+          <w:szCs w:val="24"/>
+          <w:u w:val="none"/>
+          <w:lang w:val="en-US" w:eastAsia="zh-CN"/>
+        </w:rPr>
+      </w:pPr>
+      <w:r>
+        <w:rPr>
+          <w:rFonts w:hint="eastAsia" w:ascii="宋体" w:hAnsi="宋体" w:eastAsia="宋体" w:cs="宋体"/>
+          <w:b w:val="0"/>
+          <w:bCs w:val="0"/>
+          <w:sz w:val="24"/>
+          <w:szCs w:val="24"/>
+          <w:u w:val="none"/>
+          <w:lang w:val="en-US" w:eastAsia="zh-CN"/>
+        </w:rPr>
+        <w:t>创作issue</w:t>
+      </w:r>
+    </w:p>
+    <w:p>
+      <w:pPr>
+        <w:ind w:left="2100" w:leftChars="0" w:firstLine="420" w:firstLineChars="0"/>
+        <w:rPr>
+          <w:rFonts w:hint="eastAsia" w:ascii="宋体" w:hAnsi="宋体" w:eastAsia="宋体" w:cs="宋体"/>
+          <w:b w:val="0"/>
+          <w:bCs w:val="0"/>
+          <w:sz w:val="24"/>
+          <w:szCs w:val="24"/>
+          <w:u w:val="single"/>
+          <w:lang w:val="en-US" w:eastAsia="zh-CN"/>
+        </w:rPr>
+      </w:pPr>
+      <w:r>
+        <w:rPr>
+          <w:rFonts w:hint="eastAsia" w:ascii="宋体" w:hAnsi="宋体" w:eastAsia="宋体" w:cs="宋体"/>
+          <w:b w:val="0"/>
+          <w:bCs w:val="0"/>
+          <w:sz w:val="24"/>
+          <w:szCs w:val="24"/>
+          <w:u w:val="single"/>
+          <w:lang w:val="en-US" w:eastAsia="zh-CN"/>
+        </w:rPr>
+        <w:t>重命名</w:t>
+      </w:r>
+    </w:p>
+    <w:p>
+      <w:pPr>
+        <w:ind w:left="1680" w:leftChars="0" w:firstLine="420" w:firstLineChars="0"/>
+        <w:rPr>
+          <w:rFonts w:hint="eastAsia" w:ascii="宋体" w:hAnsi="宋体" w:eastAsia="宋体" w:cs="宋体"/>
+          <w:b w:val="0"/>
+          <w:bCs w:val="0"/>
+          <w:sz w:val="24"/>
+          <w:szCs w:val="24"/>
+          <w:u w:val="none"/>
+          <w:lang w:val="en-US" w:eastAsia="zh-CN"/>
+        </w:rPr>
+      </w:pPr>
+      <w:r>
+        <w:rPr>
+          <w:rFonts w:hint="default" w:ascii="宋体" w:hAnsi="宋体" w:eastAsia="宋体" w:cs="宋体"/>
+          <w:b w:val="0"/>
+          <w:bCs w:val="0"/>
+          <w:sz w:val="24"/>
+          <w:szCs w:val="24"/>
+          <w:u w:val="none"/>
+          <w:lang w:val="en-US" w:eastAsia="zh-CN"/>
+        </w:rPr>
+        <w:t>&gt;创建</w:t>
+      </w:r>
+      <w:r>
+        <w:rPr>
+          <w:rFonts w:hint="eastAsia" w:ascii="宋体" w:hAnsi="宋体" w:eastAsia="宋体" w:cs="宋体"/>
+          <w:b w:val="0"/>
+          <w:bCs w:val="0"/>
+          <w:sz w:val="24"/>
+          <w:szCs w:val="24"/>
+          <w:u w:val="none"/>
+          <w:lang w:val="en-US" w:eastAsia="zh-CN"/>
+        </w:rPr>
+        <w:t>...</w:t>
+      </w:r>
+    </w:p>
+    <w:p>
+      <w:pPr>
+        <w:ind w:left="1680" w:leftChars="0" w:firstLine="420" w:firstLineChars="0"/>
+        <w:rPr>
+          <w:rFonts w:hint="default" w:ascii="宋体" w:hAnsi="宋体" w:eastAsia="宋体" w:cs="宋体"/>
+          <w:b w:val="0"/>
+          <w:bCs w:val="0"/>
+          <w:sz w:val="24"/>
+          <w:szCs w:val="24"/>
+          <w:u w:val="none"/>
+          <w:lang w:val="en-US" w:eastAsia="zh-CN"/>
+        </w:rPr>
+      </w:pPr>
+      <w:r>
+        <w:rPr>
+          <w:rFonts w:hint="default" w:ascii="宋体" w:hAnsi="宋体" w:eastAsia="宋体" w:cs="宋体"/>
+          <w:b w:val="0"/>
+          <w:bCs w:val="0"/>
+          <w:sz w:val="24"/>
+          <w:szCs w:val="24"/>
+          <w:u w:val="none"/>
+          <w:lang w:val="en-US" w:eastAsia="zh-CN"/>
+        </w:rPr>
+        <w:t>&gt;打开</w:t>
+      </w:r>
+    </w:p>
+    <w:p>
+      <w:pPr>
+        <w:ind w:left="2100" w:leftChars="0" w:firstLine="420" w:firstLineChars="0"/>
+        <w:rPr>
+          <w:rFonts w:hint="eastAsia" w:ascii="宋体" w:hAnsi="宋体" w:eastAsia="宋体" w:cs="宋体"/>
+          <w:b w:val="0"/>
+          <w:bCs w:val="0"/>
+          <w:sz w:val="24"/>
+          <w:szCs w:val="24"/>
+          <w:u w:val="none"/>
+          <w:lang w:val="en-US" w:eastAsia="zh-CN"/>
+        </w:rPr>
+      </w:pPr>
+      <w:r>
+        <w:rPr>
+          <w:rFonts w:hint="eastAsia" w:ascii="宋体" w:hAnsi="宋体" w:eastAsia="宋体" w:cs="宋体"/>
+          <w:b w:val="0"/>
+          <w:bCs w:val="0"/>
+          <w:sz w:val="24"/>
+          <w:szCs w:val="24"/>
+          <w:u w:val="none"/>
+          <w:lang w:val="en-US" w:eastAsia="zh-CN"/>
+        </w:rPr>
+        <w:t>生成变更记录（PREVIEW）</w:t>
+      </w:r>
+    </w:p>
+    <w:p>
+      <w:pPr>
+        <w:ind w:left="2100" w:leftChars="0" w:firstLine="420" w:firstLineChars="0"/>
+        <w:rPr>
+          <w:rFonts w:hint="eastAsia" w:ascii="宋体" w:hAnsi="宋体" w:eastAsia="宋体" w:cs="宋体"/>
+          <w:b w:val="0"/>
+          <w:bCs w:val="0"/>
+          <w:sz w:val="24"/>
+          <w:szCs w:val="24"/>
+          <w:u w:val="none"/>
+          <w:lang w:val="en-US" w:eastAsia="zh-CN"/>
+        </w:rPr>
+      </w:pPr>
+      <w:r>
+        <w:rPr>
+          <w:rFonts w:hint="eastAsia" w:ascii="宋体" w:hAnsi="宋体" w:eastAsia="宋体" w:cs="宋体"/>
+          <w:b w:val="0"/>
+          <w:bCs w:val="0"/>
+          <w:sz w:val="24"/>
+          <w:szCs w:val="24"/>
+          <w:u w:val="none"/>
+          <w:lang w:val="en-US" w:eastAsia="zh-CN"/>
+        </w:rPr>
+        <w:t>解释分支变更（PREVIEW）</w:t>
+      </w:r>
+    </w:p>
+    <w:p>
+      <w:pPr>
+        <w:ind w:left="2100" w:leftChars="0" w:firstLine="420" w:firstLineChars="0"/>
+        <w:rPr>
+          <w:rFonts w:hint="eastAsia" w:ascii="宋体" w:hAnsi="宋体" w:eastAsia="宋体" w:cs="宋体"/>
+          <w:b w:val="0"/>
+          <w:bCs w:val="0"/>
+          <w:sz w:val="24"/>
+          <w:szCs w:val="24"/>
+          <w:u w:val="none"/>
+          <w:lang w:val="en-US" w:eastAsia="zh-CN"/>
+        </w:rPr>
+      </w:pPr>
+      <w:r>
+        <w:rPr>
+          <w:rFonts w:hint="eastAsia" w:ascii="宋体" w:hAnsi="宋体" w:eastAsia="宋体" w:cs="宋体"/>
+          <w:b w:val="0"/>
+          <w:bCs w:val="0"/>
+          <w:sz w:val="24"/>
+          <w:szCs w:val="24"/>
+          <w:u w:val="none"/>
+          <w:lang w:val="en-US" w:eastAsia="zh-CN"/>
+        </w:rPr>
+        <w:t>远程打开</w:t>
+      </w:r>
+    </w:p>
+    <w:p>
+      <w:pPr>
+        <w:ind w:left="2100" w:leftChars="0" w:firstLine="420" w:firstLineChars="0"/>
+        <w:rPr>
+          <w:rFonts w:hint="default" w:ascii="宋体" w:hAnsi="宋体" w:eastAsia="宋体" w:cs="宋体"/>
+          <w:b w:val="0"/>
+          <w:bCs w:val="0"/>
+          <w:sz w:val="24"/>
+          <w:szCs w:val="24"/>
+          <w:u w:val="none"/>
+          <w:lang w:val="en-US" w:eastAsia="zh-CN"/>
+        </w:rPr>
+      </w:pPr>
+      <w:r>
+        <w:rPr>
+          <w:rFonts w:hint="default" w:ascii="宋体" w:hAnsi="宋体" w:eastAsia="宋体" w:cs="宋体"/>
+          <w:b w:val="0"/>
+          <w:bCs w:val="0"/>
+          <w:sz w:val="24"/>
+          <w:szCs w:val="24"/>
+          <w:u w:val="none"/>
+          <w:lang w:val="en-US" w:eastAsia="zh-CN"/>
+        </w:rPr>
+        <w:t>对比视图（</w:t>
+      </w:r>
+      <w:r>
+        <w:rPr>
+          <w:rFonts w:hint="eastAsia" w:ascii="宋体" w:hAnsi="宋体" w:eastAsia="宋体" w:cs="宋体"/>
+          <w:b w:val="0"/>
+          <w:bCs w:val="0"/>
+          <w:sz w:val="24"/>
+          <w:szCs w:val="24"/>
+          <w:u w:val="none"/>
+          <w:lang w:val="en-US" w:eastAsia="zh-CN"/>
+        </w:rPr>
+        <w:t>上游</w:t>
+      </w:r>
+      <w:r>
+        <w:rPr>
+          <w:rFonts w:hint="default" w:ascii="宋体" w:hAnsi="宋体" w:eastAsia="宋体" w:cs="宋体"/>
+          <w:b w:val="0"/>
+          <w:bCs w:val="0"/>
+          <w:sz w:val="24"/>
+          <w:szCs w:val="24"/>
+          <w:u w:val="none"/>
+          <w:lang w:val="en-US" w:eastAsia="zh-CN"/>
+        </w:rPr>
+        <w:t>/工作树/选取对比对象）</w:t>
+      </w:r>
+    </w:p>
+    <w:p>
+      <w:pPr>
+        <w:ind w:left="1680" w:leftChars="0" w:firstLine="420" w:firstLineChars="0"/>
+        <w:rPr>
+          <w:rFonts w:hint="eastAsia" w:ascii="宋体" w:hAnsi="宋体" w:eastAsia="宋体" w:cs="宋体"/>
+          <w:b w:val="0"/>
+          <w:bCs w:val="0"/>
+          <w:sz w:val="24"/>
+          <w:szCs w:val="24"/>
+          <w:u w:val="none"/>
+          <w:lang w:val="en-US" w:eastAsia="zh-CN"/>
+        </w:rPr>
+      </w:pPr>
+      <w:r>
+        <w:rPr>
+          <w:rFonts w:hint="default" w:ascii="宋体" w:hAnsi="宋体" w:eastAsia="宋体" w:cs="宋体"/>
+          <w:b w:val="0"/>
+          <w:bCs w:val="0"/>
+          <w:sz w:val="24"/>
+          <w:szCs w:val="24"/>
+          <w:u w:val="none"/>
+          <w:lang w:val="en-US" w:eastAsia="zh-CN"/>
+        </w:rPr>
+        <w:t>&gt;复制</w:t>
+      </w:r>
+      <w:r>
+        <w:rPr>
+          <w:rFonts w:hint="eastAsia" w:ascii="宋体" w:hAnsi="宋体" w:eastAsia="宋体" w:cs="宋体"/>
+          <w:b w:val="0"/>
+          <w:bCs w:val="0"/>
+          <w:sz w:val="24"/>
+          <w:szCs w:val="24"/>
+          <w:u w:val="none"/>
+          <w:lang w:val="en-US" w:eastAsia="zh-CN"/>
+        </w:rPr>
+        <w:t>...</w:t>
+      </w:r>
+    </w:p>
+    <w:p>
+      <w:pPr>
+        <w:ind w:left="1680" w:leftChars="0" w:firstLine="420" w:firstLineChars="0"/>
+        <w:rPr>
+          <w:rFonts w:hint="eastAsia" w:ascii="宋体" w:hAnsi="宋体" w:eastAsia="宋体" w:cs="宋体"/>
+          <w:b w:val="0"/>
+          <w:bCs w:val="0"/>
+          <w:sz w:val="24"/>
+          <w:szCs w:val="24"/>
+          <w:u w:val="none"/>
+          <w:lang w:val="en-US" w:eastAsia="zh-CN"/>
+        </w:rPr>
+      </w:pPr>
+      <w:r>
+        <w:rPr>
+          <w:rFonts w:hint="eastAsia" w:ascii="宋体" w:hAnsi="宋体" w:eastAsia="宋体" w:cs="宋体"/>
+          <w:b w:val="0"/>
+          <w:bCs w:val="0"/>
+          <w:sz w:val="24"/>
+          <w:szCs w:val="24"/>
+          <w:u w:val="none"/>
+          <w:lang w:val="en-US" w:eastAsia="zh-CN"/>
+        </w:rPr>
+        <w:t>&gt;其他</w:t>
+      </w:r>
+    </w:p>
+    <w:p>
+      <w:pPr>
+        <w:ind w:left="2100" w:leftChars="0" w:firstLine="420" w:firstLineChars="0"/>
+        <w:rPr>
+          <w:rFonts w:hint="eastAsia" w:ascii="宋体" w:hAnsi="宋体" w:eastAsia="宋体" w:cs="宋体"/>
+          <w:b w:val="0"/>
+          <w:bCs w:val="0"/>
+          <w:sz w:val="24"/>
+          <w:szCs w:val="24"/>
+          <w:u w:val="none"/>
+          <w:lang w:val="en-US" w:eastAsia="zh-CN"/>
+        </w:rPr>
+      </w:pPr>
+      <w:r>
+        <w:rPr>
+          <w:rFonts w:hint="eastAsia" w:ascii="宋体" w:hAnsi="宋体" w:eastAsia="宋体" w:cs="宋体"/>
+          <w:b w:val="0"/>
+          <w:bCs w:val="0"/>
+          <w:sz w:val="24"/>
+          <w:szCs w:val="24"/>
+          <w:u w:val="none"/>
+          <w:lang w:val="en-US" w:eastAsia="zh-CN"/>
+        </w:rPr>
+        <w:t>添加收藏</w:t>
+      </w:r>
+    </w:p>
+    <w:p>
+      <w:pPr>
+        <w:ind w:left="2100" w:leftChars="0" w:firstLine="420" w:firstLineChars="0"/>
+        <w:rPr>
+          <w:rFonts w:hint="eastAsia" w:ascii="宋体" w:hAnsi="宋体" w:eastAsia="宋体" w:cs="宋体"/>
+          <w:b w:val="0"/>
+          <w:bCs w:val="0"/>
+          <w:sz w:val="24"/>
+          <w:szCs w:val="24"/>
+          <w:u w:val="none"/>
+          <w:lang w:val="en-US" w:eastAsia="zh-CN"/>
+        </w:rPr>
+      </w:pPr>
+      <w:r>
+        <w:rPr>
+          <w:rFonts w:hint="eastAsia" w:ascii="宋体" w:hAnsi="宋体" w:eastAsia="宋体" w:cs="宋体"/>
+          <w:b w:val="0"/>
+          <w:bCs w:val="0"/>
+          <w:sz w:val="24"/>
+          <w:szCs w:val="24"/>
+          <w:u w:val="none"/>
+          <w:lang w:val="en-US" w:eastAsia="zh-CN"/>
+        </w:rPr>
+        <w:t>固定</w:t>
+      </w:r>
+    </w:p>
+    <w:p>
+      <w:pPr>
+        <w:ind w:left="2100" w:leftChars="0" w:firstLine="420" w:firstLineChars="0"/>
+        <w:rPr>
+          <w:rFonts w:hint="default" w:ascii="宋体" w:hAnsi="宋体" w:eastAsia="宋体" w:cs="宋体"/>
+          <w:b w:val="0"/>
+          <w:bCs w:val="0"/>
+          <w:sz w:val="24"/>
+          <w:szCs w:val="24"/>
+          <w:u w:val="none"/>
+          <w:lang w:val="en-US" w:eastAsia="zh-CN"/>
+        </w:rPr>
+      </w:pPr>
+      <w:r>
+        <w:rPr>
+          <w:rFonts w:hint="eastAsia" w:ascii="宋体" w:hAnsi="宋体" w:eastAsia="宋体" w:cs="宋体"/>
+          <w:b w:val="0"/>
+          <w:bCs w:val="0"/>
+          <w:sz w:val="24"/>
+          <w:szCs w:val="24"/>
+          <w:u w:val="none"/>
+          <w:lang w:val="en-US" w:eastAsia="zh-CN"/>
+        </w:rPr>
+        <w:t>筛选本分支提交单独显示</w:t>
+      </w:r>
+    </w:p>
+    <w:p>
+      <w:pPr>
+        <w:ind w:left="1260" w:leftChars="0" w:firstLine="420" w:firstLineChars="0"/>
+        <w:rPr>
+          <w:rFonts w:hint="eastAsia" w:ascii="宋体" w:hAnsi="宋体" w:eastAsia="宋体" w:cs="宋体"/>
+          <w:b w:val="0"/>
+          <w:bCs w:val="0"/>
+          <w:sz w:val="24"/>
+          <w:szCs w:val="24"/>
+          <w:lang w:val="en-US" w:eastAsia="zh-CN"/>
+        </w:rPr>
+      </w:pPr>
+      <w:r>
+        <w:rPr>
+          <w:rFonts w:hint="eastAsia" w:ascii="宋体" w:hAnsi="宋体" w:eastAsia="宋体" w:cs="宋体"/>
+          <w:b w:val="0"/>
+          <w:bCs w:val="0"/>
+          <w:sz w:val="24"/>
+          <w:szCs w:val="24"/>
+          <w:lang w:val="en-US" w:eastAsia="zh-CN"/>
+        </w:rPr>
+        <w:t>another branch</w:t>
+      </w:r>
+    </w:p>
+    <w:p>
+      <w:pPr>
+        <w:ind w:left="1680" w:leftChars="0" w:firstLine="420" w:firstLineChars="0"/>
+        <w:rPr>
+          <w:rFonts w:hint="eastAsia" w:ascii="宋体" w:hAnsi="宋体" w:eastAsia="宋体" w:cs="宋体"/>
+          <w:b w:val="0"/>
+          <w:bCs w:val="0"/>
+          <w:sz w:val="24"/>
+          <w:szCs w:val="24"/>
+          <w:lang w:val="en-US" w:eastAsia="zh-CN"/>
+        </w:rPr>
+      </w:pPr>
+      <w:r>
+        <w:rPr>
+          <w:rFonts w:hint="eastAsia" w:ascii="宋体" w:hAnsi="宋体" w:eastAsia="宋体" w:cs="宋体"/>
+          <w:b w:val="0"/>
+          <w:bCs w:val="0"/>
+          <w:sz w:val="24"/>
+          <w:szCs w:val="24"/>
+          <w:lang w:val="en-US" w:eastAsia="zh-CN"/>
+        </w:rPr>
+        <w:t>&gt;分支</w:t>
+      </w:r>
+    </w:p>
+    <w:p>
+      <w:pPr>
+        <w:ind w:left="2100" w:leftChars="0" w:firstLine="420" w:firstLineChars="0"/>
+        <w:rPr>
+          <w:rFonts w:hint="default" w:ascii="宋体" w:hAnsi="宋体" w:eastAsia="宋体" w:cs="宋体"/>
+          <w:b w:val="0"/>
+          <w:bCs w:val="0"/>
+          <w:sz w:val="24"/>
+          <w:szCs w:val="24"/>
+          <w:lang w:val="en-US" w:eastAsia="zh-CN"/>
+        </w:rPr>
+      </w:pPr>
+      <w:r>
+        <w:rPr>
+          <w:rFonts w:hint="eastAsia" w:ascii="宋体" w:hAnsi="宋体" w:eastAsia="宋体" w:cs="宋体"/>
+          <w:b w:val="0"/>
+          <w:bCs w:val="0"/>
+          <w:sz w:val="24"/>
+          <w:szCs w:val="24"/>
+          <w:u w:val="single"/>
+          <w:lang w:val="en-US" w:eastAsia="zh-CN"/>
+        </w:rPr>
+        <w:t>工作树打开（another）</w:t>
+      </w:r>
+    </w:p>
+    <w:p>
+      <w:pPr>
+        <w:ind w:left="2100" w:leftChars="0" w:firstLine="420" w:firstLineChars="0"/>
+        <w:rPr>
+          <w:rFonts w:hint="eastAsia" w:ascii="宋体" w:hAnsi="宋体" w:eastAsia="宋体" w:cs="宋体"/>
+          <w:b w:val="0"/>
+          <w:bCs w:val="0"/>
+          <w:sz w:val="24"/>
+          <w:szCs w:val="24"/>
+          <w:lang w:val="en-US" w:eastAsia="zh-CN"/>
+        </w:rPr>
+      </w:pPr>
+      <w:r>
+        <w:rPr>
+          <w:rFonts w:hint="eastAsia" w:ascii="宋体" w:hAnsi="宋体" w:eastAsia="宋体" w:cs="宋体"/>
+          <w:b w:val="0"/>
+          <w:bCs w:val="0"/>
+          <w:sz w:val="24"/>
+          <w:szCs w:val="24"/>
+          <w:lang w:val="en-US" w:eastAsia="zh-CN"/>
+        </w:rPr>
+        <w:t>切换/推/抓/拉</w:t>
+      </w:r>
+    </w:p>
+    <w:p>
+      <w:pPr>
+        <w:ind w:left="2100" w:leftChars="0" w:firstLine="420" w:firstLineChars="0"/>
+        <w:rPr>
+          <w:rFonts w:hint="default" w:ascii="宋体" w:hAnsi="宋体" w:eastAsia="宋体" w:cs="宋体"/>
+          <w:b w:val="0"/>
+          <w:bCs w:val="0"/>
+          <w:sz w:val="24"/>
+          <w:szCs w:val="24"/>
+          <w:lang w:val="en-US" w:eastAsia="zh-CN"/>
+        </w:rPr>
+      </w:pPr>
+      <w:r>
+        <w:rPr>
+          <w:rFonts w:hint="eastAsia" w:ascii="宋体" w:hAnsi="宋体" w:eastAsia="宋体" w:cs="宋体"/>
+          <w:b w:val="0"/>
+          <w:bCs w:val="0"/>
+          <w:sz w:val="24"/>
+          <w:szCs w:val="24"/>
+          <w:lang w:val="en-US" w:eastAsia="zh-CN"/>
+        </w:rPr>
+        <w:t>合并到当前分支（another）</w:t>
+      </w:r>
+    </w:p>
+    <w:p>
+      <w:pPr>
+        <w:ind w:left="2100" w:leftChars="0" w:firstLine="420" w:firstLineChars="0"/>
+        <w:rPr>
+          <w:rFonts w:hint="eastAsia" w:ascii="宋体" w:hAnsi="宋体" w:eastAsia="宋体" w:cs="宋体"/>
+          <w:b w:val="0"/>
+          <w:bCs w:val="0"/>
+          <w:sz w:val="24"/>
+          <w:szCs w:val="24"/>
+          <w:lang w:val="en-US" w:eastAsia="zh-CN"/>
+        </w:rPr>
+      </w:pPr>
+      <w:r>
+        <w:rPr>
+          <w:rFonts w:hint="eastAsia" w:ascii="宋体" w:hAnsi="宋体" w:eastAsia="宋体" w:cs="宋体"/>
+          <w:b w:val="0"/>
+          <w:bCs w:val="0"/>
+          <w:sz w:val="24"/>
+          <w:szCs w:val="24"/>
+          <w:u w:val="single"/>
+          <w:lang w:val="en-US" w:eastAsia="zh-CN"/>
+        </w:rPr>
+        <w:t>重构分支提交（PREVIEW）</w:t>
+      </w:r>
+    </w:p>
+    <w:p>
+      <w:pPr>
+        <w:ind w:left="2100" w:leftChars="0" w:firstLine="420" w:firstLineChars="0"/>
+        <w:rPr>
+          <w:rFonts w:hint="default" w:ascii="宋体" w:hAnsi="宋体" w:eastAsia="宋体" w:cs="宋体"/>
+          <w:b w:val="0"/>
+          <w:bCs w:val="0"/>
+          <w:sz w:val="24"/>
+          <w:szCs w:val="24"/>
+          <w:lang w:val="en-US" w:eastAsia="zh-CN"/>
+        </w:rPr>
+      </w:pPr>
+      <w:r>
+        <w:rPr>
+          <w:rFonts w:hint="eastAsia" w:ascii="宋体" w:hAnsi="宋体" w:eastAsia="宋体" w:cs="宋体"/>
+          <w:b w:val="0"/>
+          <w:bCs w:val="0"/>
+          <w:sz w:val="24"/>
+          <w:szCs w:val="24"/>
+          <w:lang w:val="en-US" w:eastAsia="zh-CN"/>
+        </w:rPr>
+        <w:t>变基onto当前分支（another）</w:t>
+      </w:r>
+    </w:p>
+    <w:p>
+      <w:pPr>
+        <w:ind w:left="2100" w:leftChars="0" w:firstLine="420" w:firstLineChars="0"/>
+        <w:rPr>
+          <w:rFonts w:hint="eastAsia" w:ascii="宋体" w:hAnsi="宋体" w:eastAsia="宋体" w:cs="宋体"/>
+          <w:b w:val="0"/>
+          <w:bCs w:val="0"/>
+          <w:sz w:val="24"/>
+          <w:szCs w:val="24"/>
+          <w:lang w:val="en-US" w:eastAsia="zh-CN"/>
+        </w:rPr>
+      </w:pPr>
+      <w:r>
+        <w:rPr>
+          <w:rFonts w:hint="eastAsia" w:ascii="宋体" w:hAnsi="宋体" w:eastAsia="宋体" w:cs="宋体"/>
+          <w:b w:val="0"/>
+          <w:bCs w:val="0"/>
+          <w:sz w:val="24"/>
+          <w:szCs w:val="24"/>
+          <w:lang w:val="en-US" w:eastAsia="zh-CN"/>
+        </w:rPr>
+        <w:t>重置到最新版本</w:t>
+      </w:r>
+    </w:p>
+    <w:p>
+      <w:pPr>
+        <w:ind w:left="2100" w:leftChars="0" w:firstLine="420" w:firstLineChars="0"/>
+        <w:rPr>
+          <w:rFonts w:hint="eastAsia" w:ascii="宋体" w:hAnsi="宋体" w:eastAsia="宋体" w:cs="宋体"/>
+          <w:b w:val="0"/>
+          <w:bCs w:val="0"/>
+          <w:sz w:val="24"/>
+          <w:szCs w:val="24"/>
+          <w:lang w:val="en-US" w:eastAsia="zh-CN"/>
+        </w:rPr>
+      </w:pPr>
+      <w:r>
+        <w:rPr>
+          <w:rFonts w:hint="eastAsia" w:ascii="宋体" w:hAnsi="宋体" w:eastAsia="宋体" w:cs="宋体"/>
+          <w:b w:val="0"/>
+          <w:bCs w:val="0"/>
+          <w:sz w:val="24"/>
+          <w:szCs w:val="24"/>
+          <w:lang w:val="en-US" w:eastAsia="zh-CN"/>
+        </w:rPr>
+        <w:t>创作issue</w:t>
+      </w:r>
+    </w:p>
+    <w:p>
+      <w:pPr>
+        <w:ind w:left="2100" w:leftChars="0" w:firstLine="420" w:firstLineChars="0"/>
+        <w:rPr>
+          <w:rFonts w:hint="eastAsia" w:ascii="宋体" w:hAnsi="宋体" w:eastAsia="宋体" w:cs="宋体"/>
+          <w:b w:val="0"/>
+          <w:bCs w:val="0"/>
+          <w:sz w:val="24"/>
+          <w:szCs w:val="24"/>
+          <w:lang w:val="en-US" w:eastAsia="zh-CN"/>
+        </w:rPr>
+      </w:pPr>
+      <w:r>
+        <w:rPr>
+          <w:rFonts w:hint="eastAsia" w:ascii="宋体" w:hAnsi="宋体" w:eastAsia="宋体" w:cs="宋体"/>
+          <w:b w:val="0"/>
+          <w:bCs w:val="0"/>
+          <w:sz w:val="24"/>
+          <w:szCs w:val="24"/>
+          <w:lang w:val="en-US" w:eastAsia="zh-CN"/>
+        </w:rPr>
+        <w:t>重命名</w:t>
+      </w:r>
+    </w:p>
+    <w:p>
+      <w:pPr>
+        <w:ind w:left="2100" w:leftChars="0" w:firstLine="420" w:firstLineChars="0"/>
+        <w:rPr>
+          <w:rFonts w:hint="eastAsia" w:ascii="宋体" w:hAnsi="宋体" w:eastAsia="宋体" w:cs="宋体"/>
+          <w:b w:val="0"/>
+          <w:bCs w:val="0"/>
+          <w:sz w:val="24"/>
+          <w:szCs w:val="24"/>
+          <w:lang w:val="en-US" w:eastAsia="zh-CN"/>
+        </w:rPr>
+      </w:pPr>
+      <w:r>
+        <w:rPr>
+          <w:rFonts w:hint="eastAsia" w:ascii="宋体" w:hAnsi="宋体" w:eastAsia="宋体" w:cs="宋体"/>
+          <w:b w:val="0"/>
+          <w:bCs w:val="0"/>
+          <w:sz w:val="24"/>
+          <w:szCs w:val="24"/>
+          <w:lang w:val="en-US" w:eastAsia="zh-CN"/>
+        </w:rPr>
+        <w:t>删除（another）</w:t>
+      </w:r>
+    </w:p>
+    <w:p>
+      <w:pPr>
+        <w:ind w:left="1680" w:leftChars="0" w:firstLine="420" w:firstLineChars="0"/>
+        <w:rPr>
+          <w:rFonts w:hint="default" w:ascii="宋体" w:hAnsi="宋体" w:eastAsia="宋体" w:cs="宋体"/>
+          <w:b w:val="0"/>
+          <w:bCs w:val="0"/>
+          <w:sz w:val="24"/>
+          <w:szCs w:val="24"/>
+          <w:lang w:val="en-US" w:eastAsia="zh-CN"/>
+        </w:rPr>
+      </w:pPr>
+      <w:r>
+        <w:rPr>
+          <w:rFonts w:hint="default" w:ascii="宋体" w:hAnsi="宋体" w:eastAsia="宋体" w:cs="宋体"/>
+          <w:b w:val="0"/>
+          <w:bCs w:val="0"/>
+          <w:sz w:val="24"/>
+          <w:szCs w:val="24"/>
+          <w:lang w:val="en-US" w:eastAsia="zh-CN"/>
+        </w:rPr>
+        <w:t>&gt;创建...</w:t>
+      </w:r>
+    </w:p>
+    <w:p>
+      <w:pPr>
+        <w:ind w:left="1680" w:leftChars="0" w:firstLine="420" w:firstLineChars="0"/>
+        <w:rPr>
+          <w:rFonts w:hint="default" w:ascii="宋体" w:hAnsi="宋体" w:eastAsia="宋体" w:cs="宋体"/>
+          <w:b w:val="0"/>
+          <w:bCs w:val="0"/>
+          <w:sz w:val="24"/>
+          <w:szCs w:val="24"/>
+          <w:lang w:val="en-US" w:eastAsia="zh-CN"/>
+        </w:rPr>
+      </w:pPr>
+      <w:r>
+        <w:rPr>
+          <w:rFonts w:hint="default" w:ascii="宋体" w:hAnsi="宋体" w:eastAsia="宋体" w:cs="宋体"/>
+          <w:b w:val="0"/>
+          <w:bCs w:val="0"/>
+          <w:sz w:val="24"/>
+          <w:szCs w:val="24"/>
+          <w:lang w:val="en-US" w:eastAsia="zh-CN"/>
+        </w:rPr>
+        <w:t>&gt;打开</w:t>
+      </w:r>
+    </w:p>
+    <w:p>
+      <w:pPr>
+        <w:ind w:left="2100" w:leftChars="0" w:firstLine="420" w:firstLineChars="0"/>
+        <w:rPr>
+          <w:rFonts w:hint="default" w:ascii="宋体" w:hAnsi="宋体" w:eastAsia="宋体" w:cs="宋体"/>
+          <w:b w:val="0"/>
+          <w:bCs w:val="0"/>
+          <w:sz w:val="24"/>
+          <w:szCs w:val="24"/>
+          <w:lang w:val="en-US" w:eastAsia="zh-CN"/>
+        </w:rPr>
+      </w:pPr>
+      <w:r>
+        <w:rPr>
+          <w:rFonts w:hint="default" w:ascii="宋体" w:hAnsi="宋体" w:eastAsia="宋体" w:cs="宋体"/>
+          <w:b w:val="0"/>
+          <w:bCs w:val="0"/>
+          <w:sz w:val="24"/>
+          <w:szCs w:val="24"/>
+          <w:lang w:val="en-US" w:eastAsia="zh-CN"/>
+        </w:rPr>
+        <w:t>生成变更记录（PREVIEW）</w:t>
+      </w:r>
+    </w:p>
+    <w:p>
+      <w:pPr>
+        <w:ind w:left="2100" w:leftChars="0" w:firstLine="420" w:firstLineChars="0"/>
+        <w:rPr>
+          <w:rFonts w:hint="default" w:ascii="宋体" w:hAnsi="宋体" w:eastAsia="宋体" w:cs="宋体"/>
+          <w:b w:val="0"/>
+          <w:bCs w:val="0"/>
+          <w:sz w:val="24"/>
+          <w:szCs w:val="24"/>
+          <w:lang w:val="en-US" w:eastAsia="zh-CN"/>
+        </w:rPr>
+      </w:pPr>
+      <w:r>
+        <w:rPr>
+          <w:rFonts w:hint="default" w:ascii="宋体" w:hAnsi="宋体" w:eastAsia="宋体" w:cs="宋体"/>
+          <w:b w:val="0"/>
+          <w:bCs w:val="0"/>
+          <w:sz w:val="24"/>
+          <w:szCs w:val="24"/>
+          <w:lang w:val="en-US" w:eastAsia="zh-CN"/>
+        </w:rPr>
+        <w:t>解释分支变更（PREVIEW）</w:t>
+      </w:r>
+    </w:p>
+    <w:p>
+      <w:pPr>
+        <w:ind w:left="2100" w:leftChars="0" w:firstLine="420" w:firstLineChars="0"/>
+        <w:rPr>
+          <w:rFonts w:hint="default" w:ascii="宋体" w:hAnsi="宋体" w:eastAsia="宋体" w:cs="宋体"/>
+          <w:b w:val="0"/>
+          <w:bCs w:val="0"/>
+          <w:sz w:val="24"/>
+          <w:szCs w:val="24"/>
+          <w:lang w:val="en-US" w:eastAsia="zh-CN"/>
+        </w:rPr>
+      </w:pPr>
+      <w:r>
+        <w:rPr>
+          <w:rFonts w:hint="default" w:ascii="宋体" w:hAnsi="宋体" w:eastAsia="宋体" w:cs="宋体"/>
+          <w:b w:val="0"/>
+          <w:bCs w:val="0"/>
+          <w:sz w:val="24"/>
+          <w:szCs w:val="24"/>
+          <w:lang w:val="en-US" w:eastAsia="zh-CN"/>
+        </w:rPr>
+        <w:t>远程打开</w:t>
+      </w:r>
+    </w:p>
+    <w:p>
+      <w:pPr>
+        <w:ind w:left="2100" w:leftChars="0" w:firstLine="420" w:firstLineChars="0"/>
+        <w:rPr>
+          <w:rFonts w:hint="default" w:ascii="宋体" w:hAnsi="宋体" w:eastAsia="宋体" w:cs="宋体"/>
+          <w:b w:val="0"/>
+          <w:bCs w:val="0"/>
+          <w:sz w:val="24"/>
+          <w:szCs w:val="24"/>
+          <w:lang w:val="en-US" w:eastAsia="zh-CN"/>
+        </w:rPr>
+      </w:pPr>
+      <w:r>
+        <w:rPr>
+          <w:rFonts w:hint="eastAsia" w:ascii="宋体" w:hAnsi="宋体" w:eastAsia="宋体" w:cs="宋体"/>
+          <w:b w:val="0"/>
+          <w:bCs w:val="0"/>
+          <w:sz w:val="24"/>
+          <w:szCs w:val="24"/>
+          <w:u w:val="single"/>
+          <w:lang w:val="en-US" w:eastAsia="zh-CN"/>
+        </w:rPr>
+        <w:t>以共同基线打开所有更改（another）</w:t>
+      </w:r>
+    </w:p>
+    <w:p>
+      <w:pPr>
+        <w:ind w:left="2100" w:leftChars="0" w:firstLine="420" w:firstLineChars="0"/>
+        <w:rPr>
+          <w:rFonts w:hint="default" w:ascii="宋体" w:hAnsi="宋体" w:eastAsia="宋体" w:cs="宋体"/>
+          <w:b w:val="0"/>
+          <w:bCs w:val="0"/>
+          <w:sz w:val="24"/>
+          <w:szCs w:val="24"/>
+          <w:lang w:val="en-US" w:eastAsia="zh-CN"/>
+        </w:rPr>
+      </w:pPr>
+      <w:r>
+        <w:rPr>
+          <w:rFonts w:hint="default" w:ascii="宋体" w:hAnsi="宋体" w:eastAsia="宋体" w:cs="宋体"/>
+          <w:b w:val="0"/>
+          <w:bCs w:val="0"/>
+          <w:sz w:val="24"/>
+          <w:szCs w:val="24"/>
+          <w:lang w:val="en-US" w:eastAsia="zh-CN"/>
+        </w:rPr>
+        <w:t>对比视图（上游/</w:t>
+      </w:r>
+      <w:r>
+        <w:rPr>
+          <w:rFonts w:hint="eastAsia" w:ascii="宋体" w:hAnsi="宋体" w:eastAsia="宋体" w:cs="宋体"/>
+          <w:b w:val="0"/>
+          <w:bCs w:val="0"/>
+          <w:sz w:val="24"/>
+          <w:szCs w:val="24"/>
+          <w:lang w:val="en-US" w:eastAsia="zh-CN"/>
+        </w:rPr>
+        <w:t>顶端/共同基线/</w:t>
+      </w:r>
+      <w:r>
+        <w:rPr>
+          <w:rFonts w:hint="default" w:ascii="宋体" w:hAnsi="宋体" w:eastAsia="宋体" w:cs="宋体"/>
+          <w:b w:val="0"/>
+          <w:bCs w:val="0"/>
+          <w:sz w:val="24"/>
+          <w:szCs w:val="24"/>
+          <w:lang w:val="en-US" w:eastAsia="zh-CN"/>
+        </w:rPr>
+        <w:t>工作树/选取对比对象）</w:t>
+      </w:r>
+    </w:p>
+    <w:p>
+      <w:pPr>
+        <w:ind w:left="1680" w:leftChars="0" w:firstLine="420" w:firstLineChars="0"/>
+        <w:rPr>
+          <w:rFonts w:hint="default" w:ascii="宋体" w:hAnsi="宋体" w:eastAsia="宋体" w:cs="宋体"/>
+          <w:b w:val="0"/>
+          <w:bCs w:val="0"/>
+          <w:sz w:val="24"/>
+          <w:szCs w:val="24"/>
+          <w:lang w:val="en-US" w:eastAsia="zh-CN"/>
+        </w:rPr>
+      </w:pPr>
+      <w:r>
+        <w:rPr>
+          <w:rFonts w:hint="default" w:ascii="宋体" w:hAnsi="宋体" w:eastAsia="宋体" w:cs="宋体"/>
+          <w:b w:val="0"/>
+          <w:bCs w:val="0"/>
+          <w:sz w:val="24"/>
+          <w:szCs w:val="24"/>
+          <w:lang w:val="en-US" w:eastAsia="zh-CN"/>
+        </w:rPr>
+        <w:t>&gt;复制...</w:t>
+      </w:r>
+    </w:p>
+    <w:p>
+      <w:pPr>
+        <w:ind w:left="1680" w:leftChars="0" w:firstLine="420" w:firstLineChars="0"/>
+        <w:rPr>
+          <w:rFonts w:hint="default" w:ascii="宋体" w:hAnsi="宋体" w:eastAsia="宋体" w:cs="宋体"/>
+          <w:b w:val="0"/>
+          <w:bCs w:val="0"/>
+          <w:sz w:val="24"/>
+          <w:szCs w:val="24"/>
+          <w:lang w:val="en-US" w:eastAsia="zh-CN"/>
+        </w:rPr>
+      </w:pPr>
+      <w:r>
+        <w:rPr>
+          <w:rFonts w:hint="default" w:ascii="宋体" w:hAnsi="宋体" w:eastAsia="宋体" w:cs="宋体"/>
+          <w:b w:val="0"/>
+          <w:bCs w:val="0"/>
+          <w:sz w:val="24"/>
+          <w:szCs w:val="24"/>
+          <w:lang w:val="en-US" w:eastAsia="zh-CN"/>
+        </w:rPr>
+        <w:t>&gt;其他...</w:t>
+      </w:r>
+    </w:p>
+    <w:p>
+      <w:pPr>
+        <w:ind w:left="2100" w:leftChars="0" w:firstLine="420" w:firstLineChars="0"/>
+        <w:rPr>
+          <w:rFonts w:hint="default" w:ascii="宋体" w:hAnsi="宋体" w:eastAsia="宋体" w:cs="宋体"/>
+          <w:b w:val="0"/>
+          <w:bCs w:val="0"/>
+          <w:sz w:val="24"/>
+          <w:szCs w:val="24"/>
+          <w:lang w:val="en-US" w:eastAsia="zh-CN"/>
+        </w:rPr>
+      </w:pPr>
+      <w:r>
+        <w:rPr>
+          <w:rFonts w:hint="eastAsia" w:ascii="宋体" w:hAnsi="宋体" w:eastAsia="宋体" w:cs="宋体"/>
+          <w:b w:val="0"/>
+          <w:bCs w:val="0"/>
+          <w:sz w:val="24"/>
+          <w:szCs w:val="24"/>
+          <w:lang w:val="en-US" w:eastAsia="zh-CN"/>
+        </w:rPr>
+        <w:t>隐藏本地分支</w:t>
+      </w:r>
+    </w:p>
+    <w:p>
+      <w:pPr>
+        <w:ind w:left="1260" w:leftChars="0" w:firstLine="420" w:firstLineChars="0"/>
+        <w:rPr>
+          <w:rFonts w:hint="eastAsia" w:ascii="宋体" w:hAnsi="宋体" w:eastAsia="宋体" w:cs="宋体"/>
+          <w:b w:val="0"/>
+          <w:bCs w:val="0"/>
+          <w:sz w:val="24"/>
+          <w:szCs w:val="24"/>
+          <w:lang w:val="en-US" w:eastAsia="zh-CN"/>
+        </w:rPr>
+      </w:pPr>
+      <w:r>
+        <w:rPr>
+          <w:rFonts w:hint="eastAsia" w:ascii="宋体" w:hAnsi="宋体" w:eastAsia="宋体" w:cs="宋体"/>
+          <w:b w:val="0"/>
+          <w:bCs w:val="0"/>
+          <w:sz w:val="24"/>
+          <w:szCs w:val="24"/>
+          <w:lang w:val="en-US" w:eastAsia="zh-CN"/>
+        </w:rPr>
+        <w:t>stash</w:t>
+      </w:r>
+    </w:p>
+    <w:p>
+      <w:pPr>
+        <w:ind w:left="1680" w:leftChars="0" w:firstLine="420" w:firstLineChars="0"/>
+        <w:rPr>
+          <w:rFonts w:hint="eastAsia" w:ascii="宋体" w:hAnsi="宋体" w:eastAsia="宋体" w:cs="宋体"/>
+          <w:b w:val="0"/>
+          <w:bCs w:val="0"/>
+          <w:sz w:val="24"/>
+          <w:szCs w:val="24"/>
+          <w:lang w:val="en-US" w:eastAsia="zh-CN"/>
+        </w:rPr>
+      </w:pPr>
+      <w:r>
+        <w:rPr>
+          <w:rFonts w:hint="eastAsia" w:ascii="宋体" w:hAnsi="宋体" w:eastAsia="宋体" w:cs="宋体"/>
+          <w:b w:val="0"/>
+          <w:bCs w:val="0"/>
+          <w:sz w:val="24"/>
+          <w:szCs w:val="24"/>
+          <w:lang w:val="en-US" w:eastAsia="zh-CN"/>
+        </w:rPr>
+        <w:t>&gt;存储</w:t>
+      </w:r>
+    </w:p>
+    <w:p>
+      <w:pPr>
+        <w:ind w:left="2100" w:leftChars="0" w:firstLine="420" w:firstLineChars="0"/>
+        <w:rPr>
+          <w:rFonts w:hint="eastAsia" w:ascii="宋体" w:hAnsi="宋体" w:eastAsia="宋体" w:cs="宋体"/>
+          <w:b w:val="0"/>
+          <w:bCs w:val="0"/>
+          <w:sz w:val="24"/>
+          <w:szCs w:val="24"/>
+          <w:lang w:val="en-US" w:eastAsia="zh-CN"/>
+        </w:rPr>
+      </w:pPr>
+      <w:r>
+        <w:rPr>
+          <w:rFonts w:hint="eastAsia" w:ascii="宋体" w:hAnsi="宋体" w:eastAsia="宋体" w:cs="宋体"/>
+          <w:b w:val="0"/>
+          <w:bCs w:val="0"/>
+          <w:sz w:val="24"/>
+          <w:szCs w:val="24"/>
+          <w:lang w:val="en-US" w:eastAsia="zh-CN"/>
+        </w:rPr>
+        <w:t>应用/推出</w:t>
+      </w:r>
+    </w:p>
+    <w:p>
+      <w:pPr>
+        <w:ind w:left="2100" w:leftChars="0" w:firstLine="420" w:firstLineChars="0"/>
+        <w:rPr>
+          <w:rFonts w:hint="eastAsia" w:ascii="宋体" w:hAnsi="宋体" w:eastAsia="宋体" w:cs="宋体"/>
+          <w:b w:val="0"/>
+          <w:bCs w:val="0"/>
+          <w:i w:val="0"/>
+          <w:iCs w:val="0"/>
+          <w:sz w:val="24"/>
+          <w:szCs w:val="24"/>
+          <w:u w:val="single"/>
+          <w:lang w:val="en-US" w:eastAsia="zh-CN"/>
+        </w:rPr>
+      </w:pPr>
+      <w:r>
+        <w:rPr>
+          <w:rFonts w:hint="eastAsia" w:ascii="宋体" w:hAnsi="宋体" w:eastAsia="宋体" w:cs="宋体"/>
+          <w:b w:val="0"/>
+          <w:bCs w:val="0"/>
+          <w:i w:val="0"/>
+          <w:iCs w:val="0"/>
+          <w:sz w:val="24"/>
+          <w:szCs w:val="24"/>
+          <w:u w:val="single"/>
+          <w:lang w:val="en-US" w:eastAsia="zh-CN"/>
+        </w:rPr>
+        <w:t>重命名</w:t>
+      </w:r>
+    </w:p>
+    <w:p>
+      <w:pPr>
+        <w:ind w:left="2100" w:leftChars="0" w:firstLine="420" w:firstLineChars="0"/>
+        <w:rPr>
+          <w:rFonts w:hint="eastAsia" w:ascii="宋体" w:hAnsi="宋体" w:eastAsia="宋体" w:cs="宋体"/>
+          <w:b w:val="0"/>
+          <w:bCs w:val="0"/>
+          <w:i w:val="0"/>
+          <w:iCs w:val="0"/>
+          <w:sz w:val="24"/>
+          <w:szCs w:val="24"/>
+          <w:u w:val="none"/>
+          <w:lang w:val="en-US" w:eastAsia="zh-CN"/>
+        </w:rPr>
+      </w:pPr>
+      <w:r>
+        <w:rPr>
+          <w:rFonts w:hint="eastAsia" w:ascii="宋体" w:hAnsi="宋体" w:eastAsia="宋体" w:cs="宋体"/>
+          <w:b w:val="0"/>
+          <w:bCs w:val="0"/>
+          <w:i w:val="0"/>
+          <w:iCs w:val="0"/>
+          <w:sz w:val="24"/>
+          <w:szCs w:val="24"/>
+          <w:u w:val="none"/>
+          <w:lang w:val="en-US" w:eastAsia="zh-CN"/>
+        </w:rPr>
+        <w:t>丢弃</w:t>
+      </w:r>
+    </w:p>
+    <w:p>
+      <w:pPr>
+        <w:ind w:left="1680" w:leftChars="0" w:firstLine="420" w:firstLineChars="0"/>
+        <w:rPr>
+          <w:rFonts w:hint="eastAsia" w:ascii="宋体" w:hAnsi="宋体" w:eastAsia="宋体" w:cs="宋体"/>
+          <w:b w:val="0"/>
+          <w:bCs w:val="0"/>
+          <w:i w:val="0"/>
+          <w:iCs w:val="0"/>
+          <w:sz w:val="24"/>
+          <w:szCs w:val="24"/>
+          <w:u w:val="none"/>
+          <w:lang w:val="en-US" w:eastAsia="zh-CN"/>
+        </w:rPr>
+      </w:pPr>
+      <w:r>
+        <w:rPr>
+          <w:rFonts w:hint="eastAsia" w:ascii="宋体" w:hAnsi="宋体" w:eastAsia="宋体" w:cs="宋体"/>
+          <w:b w:val="0"/>
+          <w:bCs w:val="0"/>
+          <w:i w:val="0"/>
+          <w:iCs w:val="0"/>
+          <w:sz w:val="24"/>
+          <w:szCs w:val="24"/>
+          <w:u w:val="none"/>
+          <w:lang w:val="en-US" w:eastAsia="zh-CN"/>
+        </w:rPr>
+        <w:t>&gt;创建补丁</w:t>
+      </w:r>
+    </w:p>
+    <w:p>
+      <w:pPr>
+        <w:ind w:left="1680" w:leftChars="0" w:firstLine="420" w:firstLineChars="0"/>
+        <w:rPr>
+          <w:rFonts w:hint="default" w:ascii="宋体" w:hAnsi="宋体" w:eastAsia="宋体" w:cs="宋体"/>
+          <w:b w:val="0"/>
+          <w:bCs w:val="0"/>
+          <w:i w:val="0"/>
+          <w:iCs w:val="0"/>
+          <w:sz w:val="24"/>
+          <w:szCs w:val="24"/>
+          <w:u w:val="none"/>
+          <w:lang w:val="en-US" w:eastAsia="zh-CN"/>
+        </w:rPr>
+      </w:pPr>
+      <w:r>
+        <w:rPr>
+          <w:rFonts w:hint="default" w:ascii="宋体" w:hAnsi="宋体" w:eastAsia="宋体" w:cs="宋体"/>
+          <w:b w:val="0"/>
+          <w:bCs w:val="0"/>
+          <w:i w:val="0"/>
+          <w:iCs w:val="0"/>
+          <w:sz w:val="24"/>
+          <w:szCs w:val="24"/>
+          <w:u w:val="none"/>
+          <w:lang w:val="en-US" w:eastAsia="zh-CN"/>
+        </w:rPr>
+        <w:t>&gt;打开</w:t>
+      </w:r>
+      <w:r>
+        <w:rPr>
+          <w:rFonts w:hint="eastAsia" w:ascii="宋体" w:hAnsi="宋体" w:eastAsia="宋体" w:cs="宋体"/>
+          <w:b w:val="0"/>
+          <w:bCs w:val="0"/>
+          <w:i w:val="0"/>
+          <w:iCs w:val="0"/>
+          <w:sz w:val="24"/>
+          <w:szCs w:val="24"/>
+          <w:u w:val="none"/>
+          <w:lang w:val="en-US" w:eastAsia="zh-CN"/>
+        </w:rPr>
+        <w:t>...</w:t>
+      </w:r>
+    </w:p>
+    <w:p>
+      <w:pPr>
+        <w:ind w:left="1680" w:leftChars="0" w:firstLine="420" w:firstLineChars="0"/>
+        <w:rPr>
+          <w:rFonts w:hint="default" w:ascii="宋体" w:hAnsi="宋体" w:eastAsia="宋体" w:cs="宋体"/>
+          <w:b w:val="0"/>
+          <w:bCs w:val="0"/>
+          <w:i w:val="0"/>
+          <w:iCs w:val="0"/>
+          <w:sz w:val="24"/>
+          <w:szCs w:val="24"/>
+          <w:u w:val="none"/>
+          <w:lang w:val="en-US" w:eastAsia="zh-CN"/>
+        </w:rPr>
+      </w:pPr>
+      <w:r>
+        <w:rPr>
+          <w:rFonts w:hint="default" w:ascii="宋体" w:hAnsi="宋体" w:eastAsia="宋体" w:cs="宋体"/>
+          <w:b w:val="0"/>
+          <w:bCs w:val="0"/>
+          <w:i w:val="0"/>
+          <w:iCs w:val="0"/>
+          <w:sz w:val="24"/>
+          <w:szCs w:val="24"/>
+          <w:u w:val="none"/>
+          <w:lang w:val="en-US" w:eastAsia="zh-CN"/>
+        </w:rPr>
+        <w:t>&gt;复制</w:t>
+      </w:r>
+      <w:r>
+        <w:rPr>
+          <w:rFonts w:hint="eastAsia" w:ascii="宋体" w:hAnsi="宋体" w:eastAsia="宋体" w:cs="宋体"/>
+          <w:b w:val="0"/>
+          <w:bCs w:val="0"/>
+          <w:i w:val="0"/>
+          <w:iCs w:val="0"/>
+          <w:sz w:val="24"/>
+          <w:szCs w:val="24"/>
+          <w:u w:val="none"/>
+          <w:lang w:val="en-US" w:eastAsia="zh-CN"/>
+        </w:rPr>
+        <w:t>...</w:t>
+      </w:r>
+    </w:p>
+    <w:p>
+      <w:pPr>
+        <w:ind w:left="1260" w:leftChars="0" w:firstLine="420" w:firstLineChars="0"/>
+        <w:rPr>
+          <w:rFonts w:hint="eastAsia" w:ascii="宋体" w:hAnsi="宋体" w:eastAsia="宋体" w:cs="宋体"/>
+          <w:b w:val="0"/>
+          <w:bCs w:val="0"/>
+          <w:sz w:val="24"/>
+          <w:szCs w:val="24"/>
+          <w:lang w:val="en-US" w:eastAsia="zh-CN"/>
+        </w:rPr>
+      </w:pPr>
+      <w:r>
+        <w:rPr>
+          <w:rFonts w:hint="eastAsia" w:ascii="宋体" w:hAnsi="宋体" w:eastAsia="宋体" w:cs="宋体"/>
+          <w:b w:val="0"/>
+          <w:bCs w:val="0"/>
+          <w:sz w:val="24"/>
+          <w:szCs w:val="24"/>
+          <w:lang w:val="en-US" w:eastAsia="zh-CN"/>
+        </w:rPr>
+        <w:t>worktree</w:t>
+      </w:r>
+    </w:p>
+    <w:p>
+      <w:pPr>
+        <w:ind w:left="1680" w:leftChars="0" w:firstLine="420" w:firstLineChars="0"/>
+        <w:rPr>
+          <w:rFonts w:hint="default" w:ascii="宋体" w:hAnsi="宋体" w:eastAsia="宋体" w:cs="宋体"/>
+          <w:b w:val="0"/>
+          <w:bCs w:val="0"/>
+          <w:sz w:val="24"/>
+          <w:szCs w:val="24"/>
+          <w:lang w:val="en-US" w:eastAsia="zh-CN"/>
+        </w:rPr>
+      </w:pPr>
+      <w:r>
+        <w:rPr>
+          <w:rFonts w:hint="eastAsia" w:ascii="宋体" w:hAnsi="宋体" w:eastAsia="宋体" w:cs="宋体"/>
+          <w:b w:val="0"/>
+          <w:bCs w:val="0"/>
+          <w:sz w:val="24"/>
+          <w:szCs w:val="24"/>
+          <w:lang w:val="en-US" w:eastAsia="zh-CN"/>
+        </w:rPr>
+        <w:t>&gt;打开</w:t>
+      </w:r>
+    </w:p>
+    <w:p>
+      <w:pPr>
+        <w:ind w:left="2100" w:leftChars="0" w:firstLine="420" w:firstLineChars="0"/>
+        <w:rPr>
+          <w:rFonts w:hint="eastAsia" w:ascii="宋体" w:hAnsi="宋体" w:eastAsia="宋体" w:cs="宋体"/>
+          <w:b w:val="0"/>
+          <w:bCs w:val="0"/>
+          <w:sz w:val="24"/>
+          <w:szCs w:val="24"/>
+          <w:lang w:val="en-US" w:eastAsia="zh-CN"/>
+        </w:rPr>
+      </w:pPr>
+      <w:r>
+        <w:rPr>
+          <w:rFonts w:hint="eastAsia" w:ascii="宋体" w:hAnsi="宋体" w:eastAsia="宋体" w:cs="宋体"/>
+          <w:b w:val="0"/>
+          <w:bCs w:val="0"/>
+          <w:sz w:val="24"/>
+          <w:szCs w:val="24"/>
+          <w:lang w:val="en-US" w:eastAsia="zh-CN"/>
+        </w:rPr>
+        <w:t>文件管理器</w:t>
+      </w:r>
+    </w:p>
+    <w:p>
+      <w:pPr>
+        <w:ind w:left="2100" w:leftChars="0" w:firstLine="420" w:firstLineChars="0"/>
+        <w:rPr>
+          <w:rFonts w:hint="eastAsia" w:ascii="宋体" w:hAnsi="宋体" w:eastAsia="宋体" w:cs="宋体"/>
+          <w:b w:val="0"/>
+          <w:bCs w:val="0"/>
+          <w:sz w:val="24"/>
+          <w:szCs w:val="24"/>
+          <w:lang w:val="en-US" w:eastAsia="zh-CN"/>
+        </w:rPr>
+      </w:pPr>
+      <w:r>
+        <w:rPr>
+          <w:rFonts w:hint="eastAsia" w:ascii="宋体" w:hAnsi="宋体" w:eastAsia="宋体" w:cs="宋体"/>
+          <w:b w:val="0"/>
+          <w:bCs w:val="0"/>
+          <w:sz w:val="24"/>
+          <w:szCs w:val="24"/>
+          <w:lang w:val="en-US" w:eastAsia="zh-CN"/>
+        </w:rPr>
+        <w:t>集成终端</w:t>
+      </w:r>
+    </w:p>
+    <w:p>
+      <w:pPr>
+        <w:ind w:left="2100" w:leftChars="0" w:firstLine="420" w:firstLineChars="0"/>
+        <w:rPr>
+          <w:rFonts w:hint="eastAsia" w:ascii="宋体" w:hAnsi="宋体" w:eastAsia="宋体" w:cs="宋体"/>
+          <w:b w:val="0"/>
+          <w:bCs w:val="0"/>
+          <w:sz w:val="24"/>
+          <w:szCs w:val="24"/>
+          <w:u w:val="single"/>
+          <w:lang w:val="en-US" w:eastAsia="zh-CN"/>
+        </w:rPr>
+      </w:pPr>
+      <w:r>
+        <w:rPr>
+          <w:rFonts w:hint="eastAsia" w:ascii="宋体" w:hAnsi="宋体" w:eastAsia="宋体" w:cs="宋体"/>
+          <w:b w:val="0"/>
+          <w:bCs w:val="0"/>
+          <w:sz w:val="24"/>
+          <w:szCs w:val="24"/>
+          <w:u w:val="single"/>
+          <w:lang w:val="en-US" w:eastAsia="zh-CN"/>
+        </w:rPr>
+        <w:t>组合模式Compose Commits (Preview)</w:t>
+      </w:r>
+    </w:p>
+    <w:p>
+      <w:pPr>
+        <w:ind w:left="2100" w:leftChars="0" w:firstLine="420" w:firstLineChars="0"/>
+        <w:rPr>
+          <w:rFonts w:hint="eastAsia" w:ascii="宋体" w:hAnsi="宋体" w:eastAsia="宋体" w:cs="宋体"/>
+          <w:b w:val="0"/>
+          <w:bCs w:val="0"/>
+          <w:sz w:val="24"/>
+          <w:szCs w:val="24"/>
+          <w:lang w:val="en-US" w:eastAsia="zh-CN"/>
+        </w:rPr>
+      </w:pPr>
+      <w:r>
+        <w:rPr>
+          <w:rFonts w:hint="eastAsia" w:ascii="宋体" w:hAnsi="宋体" w:eastAsia="宋体" w:cs="宋体"/>
+          <w:b w:val="0"/>
+          <w:bCs w:val="0"/>
+          <w:sz w:val="24"/>
+          <w:szCs w:val="24"/>
+          <w:lang w:val="en-US" w:eastAsia="zh-CN"/>
+        </w:rPr>
+        <w:t>审查模式（右详情栏）</w:t>
+      </w:r>
+    </w:p>
+    <w:p>
+      <w:pPr>
+        <w:ind w:left="2100" w:leftChars="0" w:firstLine="420" w:firstLineChars="0"/>
+        <w:rPr>
+          <w:rFonts w:hint="eastAsia" w:ascii="宋体" w:hAnsi="宋体" w:eastAsia="宋体" w:cs="宋体"/>
+          <w:b w:val="0"/>
+          <w:bCs w:val="0"/>
+          <w:sz w:val="24"/>
+          <w:szCs w:val="24"/>
+          <w:u w:val="single"/>
+          <w:lang w:val="en-US" w:eastAsia="zh-CN"/>
+        </w:rPr>
+      </w:pPr>
+      <w:r>
+        <w:rPr>
+          <w:rFonts w:hint="eastAsia" w:ascii="宋体" w:hAnsi="宋体" w:eastAsia="宋体" w:cs="宋体"/>
+          <w:b w:val="0"/>
+          <w:bCs w:val="0"/>
+          <w:sz w:val="24"/>
+          <w:szCs w:val="24"/>
+          <w:u w:val="single"/>
+          <w:lang w:val="en-US" w:eastAsia="zh-CN"/>
+        </w:rPr>
+        <w:t>智能解决所有冲突 (Preview)</w:t>
+      </w:r>
+    </w:p>
+    <w:p>
+      <w:pPr>
+        <w:ind w:left="1680" w:leftChars="0" w:firstLine="420" w:firstLineChars="0"/>
+        <w:rPr>
+          <w:rFonts w:hint="default" w:ascii="宋体" w:hAnsi="宋体" w:eastAsia="宋体" w:cs="宋体"/>
+          <w:b w:val="0"/>
+          <w:bCs w:val="0"/>
+          <w:sz w:val="24"/>
+          <w:szCs w:val="24"/>
+          <w:u w:val="none"/>
+          <w:lang w:val="en-US" w:eastAsia="zh-CN"/>
+        </w:rPr>
+      </w:pPr>
+      <w:r>
+        <w:rPr>
+          <w:rFonts w:hint="eastAsia" w:ascii="宋体" w:hAnsi="宋体" w:eastAsia="宋体" w:cs="宋体"/>
+          <w:b w:val="0"/>
+          <w:bCs w:val="0"/>
+          <w:sz w:val="24"/>
+          <w:szCs w:val="24"/>
+          <w:u w:val="none"/>
+          <w:lang w:val="en-US" w:eastAsia="zh-CN"/>
+        </w:rPr>
+        <w:t>&gt;变更</w:t>
+      </w:r>
+    </w:p>
+    <w:p>
+      <w:pPr>
+        <w:ind w:left="2100" w:leftChars="0" w:firstLine="420" w:firstLineChars="0"/>
+        <w:rPr>
+          <w:rFonts w:hint="eastAsia" w:ascii="宋体" w:hAnsi="宋体" w:eastAsia="宋体" w:cs="宋体"/>
+          <w:b w:val="0"/>
+          <w:bCs w:val="0"/>
+          <w:sz w:val="24"/>
+          <w:szCs w:val="24"/>
+          <w:u w:val="none"/>
+          <w:lang w:val="en-US" w:eastAsia="zh-CN"/>
+        </w:rPr>
+      </w:pPr>
+      <w:r>
+        <w:rPr>
+          <w:rFonts w:hint="eastAsia" w:ascii="宋体" w:hAnsi="宋体" w:eastAsia="宋体" w:cs="宋体"/>
+          <w:b w:val="0"/>
+          <w:bCs w:val="0"/>
+          <w:sz w:val="24"/>
+          <w:szCs w:val="24"/>
+          <w:u w:val="none"/>
+          <w:lang w:val="en-US" w:eastAsia="zh-CN"/>
+        </w:rPr>
+        <w:t>储藏所有变更</w:t>
+      </w:r>
+    </w:p>
+    <w:p>
+      <w:pPr>
+        <w:ind w:left="2100" w:leftChars="0" w:firstLine="420" w:firstLineChars="0"/>
+        <w:rPr>
+          <w:rFonts w:hint="eastAsia" w:ascii="宋体" w:hAnsi="宋体" w:eastAsia="宋体" w:cs="宋体"/>
+          <w:b w:val="0"/>
+          <w:bCs w:val="0"/>
+          <w:sz w:val="24"/>
+          <w:szCs w:val="24"/>
+          <w:u w:val="none"/>
+          <w:lang w:val="en-US" w:eastAsia="zh-CN"/>
+        </w:rPr>
+      </w:pPr>
+      <w:r>
+        <w:rPr>
+          <w:rFonts w:hint="eastAsia" w:ascii="宋体" w:hAnsi="宋体" w:eastAsia="宋体" w:cs="宋体"/>
+          <w:b w:val="0"/>
+          <w:bCs w:val="0"/>
+          <w:sz w:val="24"/>
+          <w:szCs w:val="24"/>
+          <w:u w:val="none"/>
+          <w:lang w:val="en-US" w:eastAsia="zh-CN"/>
+        </w:rPr>
+        <w:t>复制工作区变更到工作树</w:t>
+      </w:r>
+    </w:p>
+    <w:p>
+      <w:pPr>
+        <w:ind w:left="2100" w:leftChars="0" w:firstLine="420" w:firstLineChars="0"/>
+        <w:rPr>
+          <w:rFonts w:hint="eastAsia" w:ascii="宋体" w:hAnsi="宋体" w:eastAsia="宋体" w:cs="宋体"/>
+          <w:b w:val="0"/>
+          <w:bCs w:val="0"/>
+          <w:sz w:val="24"/>
+          <w:szCs w:val="24"/>
+          <w:u w:val="none"/>
+          <w:lang w:val="en-US" w:eastAsia="zh-CN"/>
+        </w:rPr>
+      </w:pPr>
+      <w:r>
+        <w:rPr>
+          <w:rFonts w:hint="eastAsia" w:ascii="宋体" w:hAnsi="宋体" w:eastAsia="宋体" w:cs="宋体"/>
+          <w:b w:val="0"/>
+          <w:bCs w:val="0"/>
+          <w:sz w:val="24"/>
+          <w:szCs w:val="24"/>
+          <w:u w:val="none"/>
+          <w:lang w:val="en-US" w:eastAsia="zh-CN"/>
+        </w:rPr>
+        <w:t>解释所有变更 (Preview)</w:t>
+      </w:r>
+    </w:p>
+    <w:p>
+      <w:pPr>
+        <w:ind w:left="2100" w:leftChars="0" w:firstLine="420" w:firstLineChars="0"/>
+        <w:rPr>
+          <w:rFonts w:hint="default" w:ascii="宋体" w:hAnsi="宋体" w:eastAsia="宋体" w:cs="宋体"/>
+          <w:b w:val="0"/>
+          <w:bCs w:val="0"/>
+          <w:sz w:val="24"/>
+          <w:szCs w:val="24"/>
+          <w:u w:val="none"/>
+          <w:lang w:val="en-US" w:eastAsia="zh-CN"/>
+        </w:rPr>
+      </w:pPr>
+      <w:r>
+        <w:rPr>
+          <w:rFonts w:hint="eastAsia" w:ascii="宋体" w:hAnsi="宋体" w:eastAsia="宋体" w:cs="宋体"/>
+          <w:b w:val="0"/>
+          <w:bCs w:val="0"/>
+          <w:sz w:val="24"/>
+          <w:szCs w:val="24"/>
+          <w:u w:val="none"/>
+          <w:lang w:val="en-US" w:eastAsia="zh-CN"/>
+        </w:rPr>
+        <w:t>打开对比...</w:t>
+      </w:r>
+    </w:p>
+    <w:p>
+      <w:pPr>
+        <w:ind w:left="420" w:leftChars="0" w:firstLine="420" w:firstLineChars="0"/>
+        <w:rPr>
+          <w:rFonts w:hint="default" w:ascii="宋体" w:hAnsi="宋体" w:eastAsia="宋体" w:cs="宋体"/>
+          <w:b w:val="0"/>
+          <w:bCs w:val="0"/>
+          <w:sz w:val="24"/>
+          <w:szCs w:val="24"/>
+          <w:lang w:val="en-US" w:eastAsia="zh-CN"/>
+        </w:rPr>
+      </w:pPr>
+      <w:r>
+        <w:rPr>
+          <w:rFonts w:hint="eastAsia" w:ascii="宋体" w:hAnsi="宋体" w:eastAsia="宋体" w:cs="宋体"/>
+          <w:b w:val="0"/>
+          <w:bCs w:val="0"/>
+          <w:sz w:val="24"/>
+          <w:szCs w:val="24"/>
+          <w:lang w:val="en-US" w:eastAsia="zh-CN"/>
+        </w:rPr>
+        <w:t>·左侧边栏（创建工作树/开始工作项）</w:t>
+      </w:r>
+    </w:p>
+    <w:p>
+      <w:pPr>
+        <w:ind w:left="840" w:leftChars="0" w:firstLine="420" w:firstLineChars="0"/>
+        <w:rPr>
+          <w:rFonts w:hint="eastAsia" w:ascii="宋体" w:hAnsi="宋体" w:eastAsia="宋体" w:cs="宋体"/>
+          <w:b w:val="0"/>
+          <w:bCs w:val="0"/>
+          <w:sz w:val="24"/>
+          <w:szCs w:val="24"/>
+          <w:lang w:val="en-US" w:eastAsia="zh-CN"/>
+        </w:rPr>
+      </w:pPr>
+      <w:r>
+        <w:rPr>
+          <w:rFonts w:hint="eastAsia" w:ascii="宋体" w:hAnsi="宋体" w:eastAsia="宋体" w:cs="宋体"/>
+          <w:b w:val="0"/>
+          <w:bCs w:val="0"/>
+          <w:sz w:val="24"/>
+          <w:szCs w:val="24"/>
+          <w:lang w:val="en-US" w:eastAsia="zh-CN"/>
+        </w:rPr>
+        <w:t>OVERVIEW</w:t>
+      </w:r>
+    </w:p>
+    <w:p>
+      <w:pPr>
+        <w:ind w:left="1260" w:leftChars="0" w:firstLine="420" w:firstLineChars="0"/>
+        <w:rPr>
+          <w:rFonts w:hint="eastAsia" w:ascii="宋体" w:hAnsi="宋体" w:eastAsia="宋体" w:cs="宋体"/>
+          <w:b w:val="0"/>
+          <w:bCs w:val="0"/>
+          <w:sz w:val="24"/>
+          <w:szCs w:val="24"/>
+          <w:lang w:val="en-US" w:eastAsia="zh-CN"/>
+        </w:rPr>
+      </w:pPr>
+      <w:r>
+        <w:rPr>
+          <w:rFonts w:hint="eastAsia" w:ascii="宋体" w:hAnsi="宋体" w:eastAsia="宋体" w:cs="宋体"/>
+          <w:b w:val="0"/>
+          <w:bCs w:val="0"/>
+          <w:sz w:val="24"/>
+          <w:szCs w:val="24"/>
+          <w:lang w:val="en-US" w:eastAsia="zh-CN"/>
+        </w:rPr>
+        <w:t>分支卡片（更改情况/同步情况）</w:t>
+      </w:r>
+    </w:p>
+    <w:p>
+      <w:pPr>
+        <w:ind w:left="1260" w:leftChars="0" w:firstLine="420" w:firstLineChars="0"/>
+        <w:rPr>
+          <w:rFonts w:hint="eastAsia" w:ascii="宋体" w:hAnsi="宋体" w:eastAsia="宋体" w:cs="宋体"/>
+          <w:b w:val="0"/>
+          <w:bCs w:val="0"/>
+          <w:sz w:val="24"/>
+          <w:szCs w:val="24"/>
+          <w:lang w:val="en-US" w:eastAsia="zh-CN"/>
+        </w:rPr>
+      </w:pPr>
+      <w:r>
+        <w:rPr>
+          <w:rFonts w:hint="eastAsia" w:ascii="宋体" w:hAnsi="宋体" w:eastAsia="宋体" w:cs="宋体"/>
+          <w:b w:val="0"/>
+          <w:bCs w:val="0"/>
+          <w:sz w:val="24"/>
+          <w:szCs w:val="24"/>
+          <w:lang w:val="en-US" w:eastAsia="zh-CN"/>
+        </w:rPr>
+        <w:t>选取进入上方单分支提交筛选</w:t>
+      </w:r>
+    </w:p>
+    <w:p>
+      <w:pPr>
+        <w:ind w:left="840" w:leftChars="0" w:firstLine="420" w:firstLineChars="0"/>
+        <w:rPr>
+          <w:rFonts w:hint="eastAsia" w:ascii="宋体" w:hAnsi="宋体" w:eastAsia="宋体" w:cs="宋体"/>
+          <w:b w:val="0"/>
+          <w:bCs w:val="0"/>
+          <w:sz w:val="24"/>
+          <w:szCs w:val="24"/>
+          <w:lang w:val="en-US" w:eastAsia="zh-CN"/>
+        </w:rPr>
+      </w:pPr>
+      <w:r>
+        <w:rPr>
+          <w:rFonts w:hint="eastAsia" w:ascii="宋体" w:hAnsi="宋体" w:eastAsia="宋体" w:cs="宋体"/>
+          <w:b w:val="0"/>
+          <w:bCs w:val="0"/>
+          <w:sz w:val="24"/>
+          <w:szCs w:val="24"/>
+          <w:lang w:val="en-US" w:eastAsia="zh-CN"/>
+        </w:rPr>
+        <w:t>AGENT</w:t>
+      </w:r>
+    </w:p>
+    <w:p>
+      <w:pPr>
+        <w:ind w:left="840" w:leftChars="0" w:firstLine="420" w:firstLineChars="0"/>
+        <w:rPr>
+          <w:rFonts w:hint="eastAsia" w:ascii="宋体" w:hAnsi="宋体" w:eastAsia="宋体" w:cs="宋体"/>
+          <w:b w:val="0"/>
+          <w:bCs w:val="0"/>
+          <w:sz w:val="24"/>
+          <w:szCs w:val="24"/>
+          <w:lang w:val="en-US" w:eastAsia="zh-CN"/>
+        </w:rPr>
+      </w:pPr>
+      <w:r>
+        <w:rPr>
+          <w:rFonts w:hint="eastAsia" w:ascii="宋体" w:hAnsi="宋体" w:eastAsia="宋体" w:cs="宋体"/>
+          <w:b w:val="0"/>
+          <w:bCs w:val="0"/>
+          <w:sz w:val="24"/>
+          <w:szCs w:val="24"/>
+          <w:lang w:val="en-US" w:eastAsia="zh-CN"/>
+        </w:rPr>
+        <w:t>WORKTREE（包含当前工作区）</w:t>
+      </w:r>
+    </w:p>
+    <w:p>
+      <w:pPr>
+        <w:ind w:left="840" w:leftChars="0" w:firstLine="420" w:firstLineChars="0"/>
+        <w:rPr>
+          <w:rFonts w:hint="eastAsia" w:ascii="宋体" w:hAnsi="宋体" w:eastAsia="宋体" w:cs="宋体"/>
+          <w:b w:val="0"/>
+          <w:bCs w:val="0"/>
+          <w:sz w:val="24"/>
+          <w:szCs w:val="24"/>
+          <w:lang w:val="en-US" w:eastAsia="zh-CN"/>
+        </w:rPr>
+      </w:pPr>
+      <w:r>
+        <w:rPr>
+          <w:rFonts w:hint="eastAsia" w:ascii="宋体" w:hAnsi="宋体" w:eastAsia="宋体" w:cs="宋体"/>
+          <w:b w:val="0"/>
+          <w:bCs w:val="0"/>
+          <w:sz w:val="24"/>
+          <w:szCs w:val="24"/>
+          <w:lang w:val="en-US" w:eastAsia="zh-CN"/>
+        </w:rPr>
+        <w:t>分支（跳转提交图顶端）</w:t>
+      </w:r>
+    </w:p>
+    <w:p>
+      <w:pPr>
+        <w:ind w:left="840" w:leftChars="0" w:firstLine="420" w:firstLineChars="0"/>
+        <w:rPr>
+          <w:rFonts w:hint="eastAsia" w:ascii="宋体" w:hAnsi="宋体" w:eastAsia="宋体" w:cs="宋体"/>
+          <w:b w:val="0"/>
+          <w:bCs w:val="0"/>
+          <w:sz w:val="24"/>
+          <w:szCs w:val="24"/>
+          <w:lang w:val="en-US" w:eastAsia="zh-CN"/>
+        </w:rPr>
+      </w:pPr>
+      <w:r>
+        <w:rPr>
+          <w:rFonts w:hint="eastAsia" w:ascii="宋体" w:hAnsi="宋体" w:eastAsia="宋体" w:cs="宋体"/>
+          <w:b w:val="0"/>
+          <w:bCs w:val="0"/>
+          <w:sz w:val="24"/>
+          <w:szCs w:val="24"/>
+          <w:lang w:val="en-US" w:eastAsia="zh-CN"/>
+        </w:rPr>
+        <w:t>上游分支（跳转提交图顶端）</w:t>
+      </w:r>
+    </w:p>
+    <w:p>
+      <w:pPr>
+        <w:ind w:left="840" w:leftChars="0" w:firstLine="420" w:firstLineChars="0"/>
+        <w:rPr>
+          <w:rFonts w:hint="eastAsia" w:ascii="宋体" w:hAnsi="宋体" w:eastAsia="宋体" w:cs="宋体"/>
+          <w:b w:val="0"/>
+          <w:bCs w:val="0"/>
+          <w:sz w:val="24"/>
+          <w:szCs w:val="24"/>
+          <w:lang w:val="en-US" w:eastAsia="zh-CN"/>
+        </w:rPr>
+      </w:pPr>
+      <w:r>
+        <w:rPr>
+          <w:rFonts w:hint="eastAsia" w:ascii="宋体" w:hAnsi="宋体" w:eastAsia="宋体" w:cs="宋体"/>
+          <w:b w:val="0"/>
+          <w:bCs w:val="0"/>
+          <w:sz w:val="24"/>
+          <w:szCs w:val="24"/>
+          <w:lang w:val="en-US" w:eastAsia="zh-CN"/>
+        </w:rPr>
+        <w:t>储藏列表（跳转提交图）</w:t>
+      </w:r>
+    </w:p>
+    <w:p>
+      <w:pPr>
+        <w:ind w:left="840" w:leftChars="0" w:firstLine="420" w:firstLineChars="0"/>
+        <w:rPr>
+          <w:rFonts w:hint="default" w:ascii="宋体" w:hAnsi="宋体" w:eastAsia="宋体" w:cs="宋体"/>
+          <w:b w:val="0"/>
+          <w:bCs w:val="0"/>
+          <w:sz w:val="24"/>
+          <w:szCs w:val="24"/>
+          <w:lang w:val="en-US" w:eastAsia="zh-CN"/>
+        </w:rPr>
+      </w:pPr>
+      <w:r>
+        <w:rPr>
+          <w:rFonts w:hint="eastAsia" w:ascii="宋体" w:hAnsi="宋体" w:eastAsia="宋体" w:cs="宋体"/>
+          <w:b w:val="0"/>
+          <w:bCs w:val="0"/>
+          <w:sz w:val="24"/>
+          <w:szCs w:val="24"/>
+          <w:lang w:val="en-US" w:eastAsia="zh-CN"/>
+        </w:rPr>
+        <w:t>标签（跳转提交图）</w:t>
+      </w:r>
+    </w:p>
+    <w:p>
+      <w:pPr>
+        <w:ind w:left="420" w:leftChars="0" w:firstLine="420" w:firstLineChars="0"/>
+        <w:rPr>
+          <w:rFonts w:hint="eastAsia" w:ascii="宋体" w:hAnsi="宋体" w:eastAsia="宋体" w:cs="宋体"/>
+          <w:b w:val="0"/>
+          <w:bCs w:val="0"/>
+          <w:sz w:val="24"/>
+          <w:szCs w:val="24"/>
+          <w:lang w:val="en-US" w:eastAsia="zh-CN"/>
+        </w:rPr>
+      </w:pPr>
+      <w:r>
+        <w:rPr>
+          <w:rFonts w:hint="eastAsia" w:ascii="宋体" w:hAnsi="宋体" w:eastAsia="宋体" w:cs="宋体"/>
+          <w:b w:val="0"/>
+          <w:bCs w:val="0"/>
+          <w:sz w:val="24"/>
+          <w:szCs w:val="24"/>
+          <w:lang w:val="en-US" w:eastAsia="zh-CN"/>
+        </w:rPr>
+        <w:t>·上小地图</w:t>
+      </w:r>
+    </w:p>
+    <w:p>
+      <w:pPr>
+        <w:ind w:left="840" w:leftChars="0" w:firstLine="420" w:firstLineChars="0"/>
+        <w:rPr>
+          <w:rFonts w:hint="eastAsia" w:ascii="宋体" w:hAnsi="宋体" w:eastAsia="宋体" w:cs="宋体"/>
+          <w:b w:val="0"/>
+          <w:bCs w:val="0"/>
+          <w:sz w:val="24"/>
+          <w:szCs w:val="24"/>
+          <w:lang w:val="en-US" w:eastAsia="zh-CN"/>
+        </w:rPr>
+      </w:pPr>
+      <w:r>
+        <w:rPr>
+          <w:rFonts w:hint="eastAsia" w:ascii="宋体" w:hAnsi="宋体" w:eastAsia="宋体" w:cs="宋体"/>
+          <w:b w:val="0"/>
+          <w:bCs w:val="0"/>
+          <w:sz w:val="24"/>
+          <w:szCs w:val="24"/>
+          <w:lang w:val="en-US" w:eastAsia="zh-CN"/>
+        </w:rPr>
+        <w:t>日期时序分布可视化</w:t>
+      </w:r>
+    </w:p>
+    <w:p>
+      <w:pPr>
+        <w:ind w:left="840" w:leftChars="0" w:firstLine="420" w:firstLineChars="0"/>
+        <w:rPr>
+          <w:rFonts w:hint="eastAsia" w:ascii="宋体" w:hAnsi="宋体" w:eastAsia="宋体" w:cs="宋体"/>
+          <w:b w:val="0"/>
+          <w:bCs w:val="0"/>
+          <w:sz w:val="24"/>
+          <w:szCs w:val="24"/>
+          <w:lang w:val="en-US" w:eastAsia="zh-CN"/>
+        </w:rPr>
+      </w:pPr>
+      <w:r>
+        <w:rPr>
+          <w:rFonts w:hint="eastAsia" w:ascii="宋体" w:hAnsi="宋体" w:eastAsia="宋体" w:cs="宋体"/>
+          <w:b w:val="0"/>
+          <w:bCs w:val="0"/>
+          <w:sz w:val="24"/>
+          <w:szCs w:val="24"/>
+          <w:lang w:val="en-US" w:eastAsia="zh-CN"/>
+        </w:rPr>
+        <w:t>提交/行更改</w:t>
+      </w:r>
+    </w:p>
+    <w:p>
+      <w:pPr>
+        <w:ind w:left="840" w:leftChars="0" w:firstLine="420" w:firstLineChars="0"/>
+        <w:rPr>
+          <w:rFonts w:hint="default" w:ascii="宋体" w:hAnsi="宋体" w:eastAsia="宋体" w:cs="宋体"/>
+          <w:b w:val="0"/>
+          <w:bCs w:val="0"/>
+          <w:sz w:val="24"/>
+          <w:szCs w:val="24"/>
+          <w:lang w:val="en-US" w:eastAsia="zh-CN"/>
+        </w:rPr>
+      </w:pPr>
+      <w:r>
+        <w:rPr>
+          <w:rFonts w:hint="eastAsia" w:ascii="宋体" w:hAnsi="宋体" w:eastAsia="宋体" w:cs="宋体"/>
+          <w:b w:val="0"/>
+          <w:bCs w:val="0"/>
+          <w:sz w:val="24"/>
+          <w:szCs w:val="24"/>
+          <w:lang w:val="en-US" w:eastAsia="zh-CN"/>
+        </w:rPr>
+        <w:t>本地分支/上游/PR/储藏/标签/工作树</w:t>
+      </w:r>
+    </w:p>
+    <w:p>
+      <w:pPr>
+        <w:ind w:left="420" w:leftChars="0" w:firstLine="420" w:firstLineChars="0"/>
+        <w:rPr>
+          <w:rFonts w:hint="eastAsia" w:ascii="宋体" w:hAnsi="宋体" w:eastAsia="宋体" w:cs="宋体"/>
+          <w:b w:val="0"/>
+          <w:bCs w:val="0"/>
+          <w:sz w:val="24"/>
+          <w:szCs w:val="24"/>
+          <w:lang w:val="en-US" w:eastAsia="zh-CN"/>
+        </w:rPr>
+      </w:pPr>
+      <w:r>
+        <w:rPr>
+          <w:rFonts w:hint="eastAsia" w:ascii="宋体" w:hAnsi="宋体" w:eastAsia="宋体" w:cs="宋体"/>
+          <w:b w:val="0"/>
+          <w:bCs w:val="0"/>
+          <w:sz w:val="24"/>
+          <w:szCs w:val="24"/>
+          <w:lang w:val="en-US" w:eastAsia="zh-CN"/>
+        </w:rPr>
+        <w:t>·右详情栏</w:t>
+      </w:r>
+    </w:p>
+    <w:p>
+      <w:pPr>
+        <w:ind w:left="840" w:leftChars="0" w:firstLine="420" w:firstLineChars="0"/>
+        <w:rPr>
+          <w:rFonts w:hint="default" w:ascii="宋体" w:hAnsi="宋体" w:eastAsia="宋体" w:cs="宋体"/>
+          <w:b w:val="0"/>
+          <w:bCs w:val="0"/>
+          <w:sz w:val="24"/>
+          <w:szCs w:val="24"/>
+          <w:lang w:val="en-US" w:eastAsia="zh-CN"/>
+        </w:rPr>
+      </w:pPr>
+      <w:r>
+        <w:rPr>
+          <w:rFonts w:hint="eastAsia" w:ascii="宋体" w:hAnsi="宋体" w:eastAsia="宋体" w:cs="宋体"/>
+          <w:b w:val="0"/>
+          <w:bCs w:val="0"/>
+          <w:sz w:val="24"/>
+          <w:szCs w:val="24"/>
+          <w:lang w:val="en-US" w:eastAsia="zh-CN"/>
+        </w:rPr>
+        <w:t>等于gitlens inspect检查卡片</w:t>
+      </w:r>
+    </w:p>
+    <w:p>
+      <w:pPr>
+        <w:ind w:left="840" w:leftChars="0" w:firstLine="420" w:firstLineChars="0"/>
+        <w:rPr>
+          <w:rFonts w:hint="eastAsia" w:ascii="宋体" w:hAnsi="宋体" w:eastAsia="宋体" w:cs="宋体"/>
+          <w:b w:val="0"/>
+          <w:bCs w:val="0"/>
+          <w:sz w:val="24"/>
+          <w:szCs w:val="24"/>
+          <w:lang w:val="en-US" w:eastAsia="zh-CN"/>
+        </w:rPr>
+      </w:pPr>
+      <w:r>
+        <w:rPr>
+          <w:rFonts w:hint="eastAsia" w:ascii="宋体" w:hAnsi="宋体" w:eastAsia="宋体" w:cs="宋体"/>
+          <w:b w:val="0"/>
+          <w:bCs w:val="0"/>
+          <w:sz w:val="24"/>
+          <w:szCs w:val="24"/>
+          <w:lang w:val="en-US" w:eastAsia="zh-CN"/>
+        </w:rPr>
+        <w:t>compose/review/explain change</w:t>
+      </w:r>
+    </w:p>
+    <w:p>
+      <w:pPr>
+        <w:ind w:left="840" w:leftChars="0" w:firstLine="420" w:firstLineChars="0"/>
+        <w:rPr>
+          <w:rFonts w:hint="default" w:ascii="宋体" w:hAnsi="宋体" w:eastAsia="宋体" w:cs="宋体"/>
+          <w:b w:val="0"/>
+          <w:bCs w:val="0"/>
+          <w:sz w:val="24"/>
+          <w:szCs w:val="24"/>
+          <w:lang w:val="en-US" w:eastAsia="zh-CN"/>
+        </w:rPr>
+      </w:pPr>
+      <w:r>
+        <w:rPr>
+          <w:rFonts w:hint="eastAsia" w:ascii="宋体" w:hAnsi="宋体" w:eastAsia="宋体" w:cs="宋体"/>
+          <w:b w:val="0"/>
+          <w:bCs w:val="0"/>
+          <w:sz w:val="24"/>
+          <w:szCs w:val="24"/>
+          <w:lang w:val="en-US" w:eastAsia="zh-CN"/>
+        </w:rPr>
+        <w:t>指向工作区时提供打开终端选项</w:t>
+      </w:r>
+    </w:p>
+    <w:p>
+      <w:pPr>
+        <w:ind w:left="840" w:leftChars="0" w:firstLine="420" w:firstLineChars="0"/>
+        <w:rPr>
+          <w:rFonts w:hint="default" w:ascii="宋体" w:hAnsi="宋体" w:eastAsia="宋体" w:cs="宋体"/>
+          <w:b w:val="0"/>
+          <w:bCs w:val="0"/>
+          <w:sz w:val="24"/>
+          <w:szCs w:val="24"/>
+          <w:lang w:val="en-US" w:eastAsia="zh-CN"/>
+        </w:rPr>
+      </w:pPr>
+    </w:p>
+    <w:p>
+      <w:pPr>
+        <w:ind w:firstLine="420" w:firstLineChars="0"/>
+        <w:rPr>
+          <w:rFonts w:hint="eastAsia" w:ascii="宋体" w:hAnsi="宋体" w:eastAsia="宋体" w:cs="宋体"/>
+          <w:sz w:val="24"/>
+          <w:szCs w:val="24"/>
+          <w:lang w:val="en-US" w:eastAsia="zh-CN"/>
+        </w:rPr>
+      </w:pPr>
+      <w:r>
+        <w:rPr>
+          <w:rFonts w:hint="eastAsia" w:ascii="宋体" w:hAnsi="宋体" w:eastAsia="宋体" w:cs="宋体"/>
+          <w:sz w:val="24"/>
+          <w:szCs w:val="24"/>
+          <w:lang w:val="en-US" w:eastAsia="zh-CN"/>
+        </w:rPr>
+        <w:t>·</w:t>
+      </w:r>
+      <w:r>
+        <w:rPr>
+          <w:rFonts w:hint="eastAsia" w:ascii="宋体" w:hAnsi="宋体" w:eastAsia="宋体" w:cs="宋体"/>
+          <w:b/>
+          <w:bCs/>
+          <w:sz w:val="24"/>
+          <w:szCs w:val="24"/>
+          <w:lang w:val="en-US" w:eastAsia="zh-CN"/>
+        </w:rPr>
+        <w:t>可视化文件历史（PRO）</w:t>
+      </w:r>
+    </w:p>
+    <w:p>
+      <w:pPr>
+        <w:ind w:left="420" w:leftChars="0" w:firstLine="420" w:firstLineChars="0"/>
+        <w:rPr>
+          <w:rFonts w:hint="default" w:ascii="宋体" w:hAnsi="宋体" w:eastAsia="宋体" w:cs="宋体"/>
+          <w:sz w:val="24"/>
+          <w:szCs w:val="24"/>
+          <w:lang w:val="en-US" w:eastAsia="zh-CN"/>
+        </w:rPr>
+      </w:pPr>
+      <w:r>
+        <w:rPr>
+          <w:rFonts w:hint="eastAsia" w:ascii="宋体" w:hAnsi="宋体" w:eastAsia="宋体" w:cs="宋体"/>
+          <w:sz w:val="24"/>
+          <w:szCs w:val="24"/>
+          <w:lang w:val="en-US" w:eastAsia="zh-CN"/>
+        </w:rPr>
+        <w:t>点击库从分栏打开编辑器</w:t>
+      </w:r>
+    </w:p>
+    <w:p>
+      <w:pPr>
+        <w:ind w:left="420" w:leftChars="0" w:firstLine="420" w:firstLineChars="0"/>
+        <w:rPr>
+          <w:rFonts w:hint="eastAsia" w:ascii="宋体" w:hAnsi="宋体" w:eastAsia="宋体" w:cs="宋体"/>
+          <w:sz w:val="24"/>
+          <w:szCs w:val="24"/>
+          <w:lang w:val="en-US" w:eastAsia="zh-CN"/>
+        </w:rPr>
+      </w:pPr>
+      <w:r>
+        <w:rPr>
+          <w:rFonts w:hint="eastAsia" w:ascii="宋体" w:hAnsi="宋体" w:eastAsia="宋体" w:cs="宋体"/>
+          <w:sz w:val="24"/>
+          <w:szCs w:val="24"/>
+          <w:lang w:val="en-US" w:eastAsia="zh-CN"/>
+        </w:rPr>
+        <w:t>左上：库/分支/文件（可选）</w:t>
+      </w:r>
+    </w:p>
+    <w:p>
+      <w:pPr>
+        <w:ind w:left="420" w:leftChars="0" w:firstLine="420" w:firstLineChars="0"/>
+        <w:rPr>
+          <w:rFonts w:hint="eastAsia" w:ascii="宋体" w:hAnsi="宋体" w:eastAsia="宋体" w:cs="宋体"/>
+          <w:sz w:val="24"/>
+          <w:szCs w:val="24"/>
+          <w:lang w:val="en-US" w:eastAsia="zh-CN"/>
+        </w:rPr>
+      </w:pPr>
+      <w:r>
+        <w:rPr>
+          <w:rFonts w:hint="eastAsia" w:ascii="宋体" w:hAnsi="宋体" w:eastAsia="宋体" w:cs="宋体"/>
+          <w:sz w:val="24"/>
+          <w:szCs w:val="24"/>
+          <w:lang w:val="en-US" w:eastAsia="zh-CN"/>
+        </w:rPr>
+        <w:t>右上：时间间隔（横轴时间线）</w:t>
+      </w:r>
+    </w:p>
+    <w:p>
+      <w:pPr>
+        <w:ind w:left="420" w:leftChars="0" w:firstLine="420" w:firstLineChars="0"/>
+        <w:rPr>
+          <w:rFonts w:hint="default" w:ascii="宋体" w:hAnsi="宋体" w:eastAsia="宋体" w:cs="宋体"/>
+          <w:sz w:val="24"/>
+          <w:szCs w:val="24"/>
+          <w:lang w:val="en-US" w:eastAsia="zh-CN"/>
+        </w:rPr>
+      </w:pPr>
+      <w:r>
+        <w:rPr>
+          <w:rFonts w:hint="default" w:ascii="宋体" w:hAnsi="宋体" w:eastAsia="宋体" w:cs="宋体"/>
+          <w:sz w:val="24"/>
+          <w:szCs w:val="24"/>
+          <w:lang w:val="en-US" w:eastAsia="zh-CN"/>
+        </w:rPr>
+        <w:t>左纵轴（</w:t>
+      </w:r>
+      <w:r>
+        <w:rPr>
+          <w:rFonts w:hint="eastAsia" w:ascii="宋体" w:hAnsi="宋体" w:eastAsia="宋体" w:cs="宋体"/>
+          <w:sz w:val="24"/>
+          <w:szCs w:val="24"/>
+          <w:lang w:val="en-US" w:eastAsia="zh-CN"/>
+        </w:rPr>
+        <w:t>泳道</w:t>
+      </w:r>
+      <w:r>
+        <w:rPr>
+          <w:rFonts w:hint="default" w:ascii="宋体" w:hAnsi="宋体" w:eastAsia="宋体" w:cs="宋体"/>
+          <w:sz w:val="24"/>
+          <w:szCs w:val="24"/>
+          <w:lang w:val="en-US" w:eastAsia="zh-CN"/>
+        </w:rPr>
+        <w:t>）：贡献者</w:t>
+      </w:r>
+    </w:p>
+    <w:p>
+      <w:pPr>
+        <w:ind w:left="420" w:leftChars="0" w:firstLine="420" w:firstLineChars="0"/>
+        <w:rPr>
+          <w:rFonts w:hint="default" w:ascii="宋体" w:hAnsi="宋体" w:eastAsia="宋体" w:cs="宋体"/>
+          <w:sz w:val="24"/>
+          <w:szCs w:val="24"/>
+          <w:lang w:val="en-US" w:eastAsia="zh-CN"/>
+        </w:rPr>
+      </w:pPr>
+      <w:r>
+        <w:rPr>
+          <w:rFonts w:hint="default" w:ascii="宋体" w:hAnsi="宋体" w:eastAsia="宋体" w:cs="宋体"/>
+          <w:sz w:val="24"/>
+          <w:szCs w:val="24"/>
+          <w:lang w:val="en-US" w:eastAsia="zh-CN"/>
+        </w:rPr>
+        <w:t>右纵轴（</w:t>
+      </w:r>
+      <w:r>
+        <w:rPr>
+          <w:rFonts w:hint="eastAsia" w:ascii="宋体" w:hAnsi="宋体" w:eastAsia="宋体" w:cs="宋体"/>
+          <w:sz w:val="24"/>
+          <w:szCs w:val="24"/>
+          <w:lang w:val="en-US" w:eastAsia="zh-CN"/>
+        </w:rPr>
+        <w:t>柱状</w:t>
+      </w:r>
+      <w:r>
+        <w:rPr>
+          <w:rFonts w:hint="default" w:ascii="宋体" w:hAnsi="宋体" w:eastAsia="宋体" w:cs="宋体"/>
+          <w:sz w:val="24"/>
+          <w:szCs w:val="24"/>
+          <w:lang w:val="en-US" w:eastAsia="zh-CN"/>
+        </w:rPr>
+        <w:t>）：行的添加（绿色）和删除的（红色）</w:t>
+      </w:r>
+    </w:p>
+    <w:p>
+      <w:pPr>
+        <w:ind w:left="420" w:leftChars="0" w:firstLine="420" w:firstLineChars="0"/>
+        <w:rPr>
+          <w:rFonts w:hint="default" w:ascii="宋体" w:hAnsi="宋体" w:eastAsia="宋体" w:cs="宋体"/>
+          <w:sz w:val="24"/>
+          <w:szCs w:val="24"/>
+          <w:lang w:val="en-US" w:eastAsia="zh-CN"/>
+        </w:rPr>
+      </w:pPr>
+      <w:r>
+        <w:rPr>
+          <w:rFonts w:hint="default" w:ascii="宋体" w:hAnsi="宋体" w:eastAsia="宋体" w:cs="宋体"/>
+          <w:sz w:val="24"/>
+          <w:szCs w:val="24"/>
+          <w:lang w:val="en-US" w:eastAsia="zh-CN"/>
+        </w:rPr>
+        <w:t>气泡：按作者颜色编码;气泡大小反映了变化的大小</w:t>
+      </w:r>
+    </w:p>
+    <w:p>
+      <w:pPr>
+        <w:ind w:left="420" w:leftChars="0" w:firstLine="420" w:firstLineChars="0"/>
+        <w:rPr>
+          <w:rFonts w:hint="eastAsia" w:ascii="宋体" w:hAnsi="宋体" w:eastAsia="宋体" w:cs="宋体"/>
+          <w:sz w:val="24"/>
+          <w:szCs w:val="24"/>
+          <w:lang w:val="en-US" w:eastAsia="zh-CN"/>
+        </w:rPr>
+      </w:pPr>
+      <w:r>
+        <w:rPr>
+          <w:rFonts w:hint="eastAsia" w:ascii="宋体" w:hAnsi="宋体" w:eastAsia="宋体" w:cs="宋体"/>
+          <w:sz w:val="24"/>
+          <w:szCs w:val="24"/>
+          <w:lang w:val="en-US" w:eastAsia="zh-CN"/>
+        </w:rPr>
+        <w:t>悬停：详情</w:t>
+      </w:r>
+    </w:p>
+    <w:p>
+      <w:pPr>
+        <w:ind w:left="420" w:leftChars="0" w:firstLine="420" w:firstLineChars="0"/>
+        <w:rPr>
+          <w:rFonts w:hint="eastAsia" w:ascii="宋体" w:hAnsi="宋体" w:eastAsia="宋体" w:cs="宋体"/>
+          <w:sz w:val="24"/>
+          <w:szCs w:val="24"/>
+          <w:lang w:val="en-US" w:eastAsia="zh-CN"/>
+        </w:rPr>
+      </w:pPr>
+      <w:r>
+        <w:rPr>
+          <w:rFonts w:hint="eastAsia" w:ascii="宋体" w:hAnsi="宋体" w:eastAsia="宋体" w:cs="宋体"/>
+          <w:sz w:val="24"/>
+          <w:szCs w:val="24"/>
+          <w:lang w:val="en-US" w:eastAsia="zh-CN"/>
+        </w:rPr>
+        <w:t>点击：跳转具体提交diff</w:t>
+      </w:r>
+    </w:p>
+    <w:p>
+      <w:pPr>
+        <w:ind w:firstLine="420" w:firstLineChars="0"/>
+        <w:rPr>
+          <w:rFonts w:ascii="宋体" w:hAnsi="宋体" w:eastAsia="宋体" w:cs="宋体"/>
+          <w:sz w:val="24"/>
+          <w:szCs w:val="24"/>
+        </w:rPr>
+      </w:pPr>
+      <w:r>
+        <w:rPr>
+          <w:rFonts w:hint="eastAsia" w:ascii="宋体" w:hAnsi="宋体" w:eastAsia="宋体" w:cs="宋体"/>
+          <w:sz w:val="24"/>
+          <w:szCs w:val="24"/>
+          <w:lang w:val="en-US" w:eastAsia="zh-CN"/>
+        </w:rPr>
+        <w:t>·</w:t>
+      </w:r>
+      <w:r>
+        <w:rPr>
+          <w:rFonts w:ascii="宋体" w:hAnsi="宋体" w:eastAsia="宋体" w:cs="宋体"/>
+          <w:sz w:val="24"/>
+          <w:szCs w:val="24"/>
+        </w:rPr>
+        <w:fldChar w:fldCharType="begin"/>
+      </w:r>
+      <w:r>
+        <w:rPr>
+          <w:rFonts w:ascii="宋体" w:hAnsi="宋体" w:eastAsia="宋体" w:cs="宋体"/>
+          <w:sz w:val="24"/>
+          <w:szCs w:val="24"/>
+        </w:rPr>
+        <w:instrText xml:space="preserve"> HYPERLINK "https://blog.csdn.net/SimCompile/article/details/154490075" </w:instrText>
+      </w:r>
+      <w:r>
+        <w:rPr>
+          <w:rFonts w:ascii="宋体" w:hAnsi="宋体" w:eastAsia="宋体" w:cs="宋体"/>
+          <w:sz w:val="24"/>
+          <w:szCs w:val="24"/>
+        </w:rPr>
+        <w:fldChar w:fldCharType="separate"/>
+      </w:r>
+      <w:r>
+        <w:rPr>
+          <w:rStyle w:val="7"/>
+          <w:rFonts w:ascii="宋体" w:hAnsi="宋体" w:eastAsia="宋体" w:cs="宋体"/>
+          <w:sz w:val="24"/>
+          <w:szCs w:val="24"/>
+        </w:rPr>
+        <w:t>VSCode高手都在用的Git插件技巧（GitLens深度配置手册）-CSDN博客</w:t>
+      </w:r>
+      <w:r>
+        <w:rPr>
+          <w:rFonts w:ascii="宋体" w:hAnsi="宋体" w:eastAsia="宋体" w:cs="宋体"/>
+          <w:sz w:val="24"/>
+          <w:szCs w:val="24"/>
+        </w:rPr>
+        <w:fldChar w:fldCharType="end"/>
+      </w:r>
+    </w:p>
+    <w:p>
+      <w:pPr>
+        <w:ind w:left="420" w:leftChars="0" w:firstLine="420" w:firstLineChars="0"/>
+        <w:rPr>
+          <w:rFonts w:hint="eastAsia" w:ascii="宋体" w:hAnsi="宋体" w:eastAsia="宋体" w:cs="宋体"/>
+          <w:sz w:val="24"/>
+          <w:szCs w:val="24"/>
+          <w:lang w:val="en-US" w:eastAsia="zh-CN"/>
+        </w:rPr>
+      </w:pPr>
+      <w:r>
+        <w:rPr>
+          <w:rFonts w:hint="eastAsia" w:ascii="宋体" w:hAnsi="宋体" w:eastAsia="宋体" w:cs="宋体"/>
+          <w:sz w:val="24"/>
+          <w:szCs w:val="24"/>
+          <w:lang w:val="en-US" w:eastAsia="zh-CN"/>
+        </w:rPr>
+        <w:t>bash实现</w:t>
+      </w:r>
+    </w:p>
+    <w:p>
+      <w:pPr>
+        <w:ind w:left="420" w:leftChars="0" w:firstLine="420" w:firstLineChars="0"/>
+        <w:rPr>
+          <w:rFonts w:hint="eastAsia" w:ascii="宋体" w:hAnsi="宋体" w:eastAsia="宋体" w:cs="宋体"/>
+          <w:sz w:val="24"/>
+          <w:szCs w:val="24"/>
+          <w:lang w:val="en-US" w:eastAsia="zh-CN"/>
+        </w:rPr>
+      </w:pPr>
+      <w:r>
+        <w:rPr>
+          <w:rFonts w:hint="eastAsia" w:ascii="宋体" w:hAnsi="宋体" w:eastAsia="宋体" w:cs="宋体"/>
+          <w:sz w:val="24"/>
+          <w:szCs w:val="24"/>
+          <w:lang w:val="en-US" w:eastAsia="zh-CN"/>
+        </w:rPr>
+        <w:t>行内注释（提交ID/修改行号/作者/时间）</w:t>
+      </w:r>
+    </w:p>
+    <w:p>
+      <w:pPr>
+        <w:ind w:left="420" w:leftChars="0" w:firstLine="420" w:firstLineChars="0"/>
+        <w:rPr>
+          <w:rFonts w:hint="eastAsia" w:ascii="宋体" w:hAnsi="宋体" w:eastAsia="宋体" w:cs="宋体"/>
+          <w:sz w:val="24"/>
+          <w:szCs w:val="24"/>
+          <w:lang w:val="en-US" w:eastAsia="zh-CN"/>
+        </w:rPr>
+      </w:pPr>
+      <w:r>
+        <w:rPr>
+          <w:rFonts w:hint="eastAsia" w:ascii="宋体" w:hAnsi="宋体" w:eastAsia="宋体" w:cs="宋体"/>
+          <w:sz w:val="24"/>
+          <w:szCs w:val="24"/>
+          <w:lang w:val="en-US" w:eastAsia="zh-CN"/>
+        </w:rPr>
+        <w:t>git log（时间线+路径过滤）</w:t>
+      </w:r>
+    </w:p>
+    <w:p>
+      <w:pPr>
+        <w:ind w:left="420" w:leftChars="0" w:firstLine="420" w:firstLineChars="0"/>
+        <w:rPr>
+          <w:rFonts w:hint="default" w:ascii="宋体" w:hAnsi="宋体" w:eastAsia="宋体" w:cs="宋体"/>
+          <w:sz w:val="24"/>
+          <w:szCs w:val="24"/>
+          <w:lang w:val="en-US" w:eastAsia="zh-CN"/>
+        </w:rPr>
+      </w:pPr>
+      <w:r>
+        <w:rPr>
+          <w:rFonts w:hint="eastAsia" w:ascii="宋体" w:hAnsi="宋体" w:eastAsia="宋体" w:cs="宋体"/>
+          <w:sz w:val="24"/>
+          <w:szCs w:val="24"/>
+          <w:lang w:val="en-US" w:eastAsia="zh-CN"/>
+        </w:rPr>
+        <w:t>提交量=热力图</w:t>
+      </w:r>
+    </w:p>
+    <w:p>
+      <w:pPr>
+        <w:rPr>
+          <w:rFonts w:hint="default" w:ascii="宋体" w:hAnsi="宋体" w:eastAsia="宋体" w:cs="宋体"/>
+          <w:sz w:val="24"/>
+          <w:szCs w:val="24"/>
+          <w:lang w:val="en-US" w:eastAsia="zh-CN"/>
+        </w:rPr>
+      </w:pPr>
+    </w:p>
+    <w:p>
+      <w:pPr>
+        <w:rPr>
+          <w:rFonts w:hint="eastAsia" w:ascii="宋体" w:hAnsi="宋体" w:eastAsia="宋体" w:cs="宋体"/>
+          <w:sz w:val="24"/>
+          <w:szCs w:val="24"/>
+          <w:lang w:val="en-US" w:eastAsia="zh-CN"/>
+        </w:rPr>
+      </w:pPr>
+      <w:r>
+        <w:rPr>
+          <w:rFonts w:hint="eastAsia" w:ascii="宋体" w:hAnsi="宋体" w:eastAsia="宋体" w:cs="宋体"/>
+          <w:sz w:val="24"/>
+          <w:szCs w:val="24"/>
+          <w:lang w:val="en-US" w:eastAsia="zh-CN"/>
+        </w:rPr>
+        <w:t>gitlens设置？</w:t>
+      </w:r>
+    </w:p>
+    <w:p>
+      <w:pPr>
+        <w:ind w:firstLine="420" w:firstLineChars="0"/>
+        <w:rPr>
+          <w:rFonts w:ascii="宋体" w:hAnsi="宋体" w:eastAsia="宋体" w:cs="宋体"/>
+          <w:sz w:val="24"/>
+          <w:szCs w:val="24"/>
+        </w:rPr>
+      </w:pPr>
+      <w:r>
+        <w:rPr>
+          <w:rFonts w:ascii="宋体" w:hAnsi="宋体" w:eastAsia="宋体" w:cs="宋体"/>
+          <w:sz w:val="24"/>
+          <w:szCs w:val="24"/>
+        </w:rPr>
+        <w:fldChar w:fldCharType="begin"/>
+      </w:r>
+      <w:r>
+        <w:rPr>
+          <w:rFonts w:ascii="宋体" w:hAnsi="宋体" w:eastAsia="宋体" w:cs="宋体"/>
+          <w:sz w:val="24"/>
+          <w:szCs w:val="24"/>
+        </w:rPr>
+        <w:instrText xml:space="preserve"> HYPERLINK "https://juejin.cn/post/7611938320638722094" </w:instrText>
+      </w:r>
+      <w:r>
+        <w:rPr>
+          <w:rFonts w:ascii="宋体" w:hAnsi="宋体" w:eastAsia="宋体" w:cs="宋体"/>
+          <w:sz w:val="24"/>
+          <w:szCs w:val="24"/>
+        </w:rPr>
+        <w:fldChar w:fldCharType="separate"/>
+      </w:r>
+      <w:r>
+        <w:rPr>
+          <w:rStyle w:val="7"/>
+          <w:rFonts w:ascii="宋体" w:hAnsi="宋体" w:eastAsia="宋体" w:cs="宋体"/>
+          <w:sz w:val="24"/>
+          <w:szCs w:val="24"/>
+        </w:rPr>
+        <w:t>GitLens 十大神技：彻底改变你在 VS Code 中的 Git 工作流🧠 为什么你需要 GitLens？ 默认的 - 掘金</w:t>
+      </w:r>
+      <w:r>
+        <w:rPr>
+          <w:rFonts w:ascii="宋体" w:hAnsi="宋体" w:eastAsia="宋体" w:cs="宋体"/>
+          <w:sz w:val="24"/>
+          <w:szCs w:val="24"/>
+        </w:rPr>
+        <w:fldChar w:fldCharType="end"/>
+      </w:r>
+    </w:p>
+    <w:p>
+      <w:pPr>
+        <w:ind w:firstLine="420" w:firstLineChars="0"/>
+        <w:rPr>
+          <w:rFonts w:hint="default" w:ascii="宋体" w:hAnsi="宋体" w:eastAsia="宋体" w:cs="宋体"/>
+          <w:sz w:val="24"/>
+          <w:szCs w:val="24"/>
+          <w:lang w:val="en-US" w:eastAsia="zh-CN"/>
+        </w:rPr>
+      </w:pPr>
+    </w:p>
+    <w:p>
+      <w:pPr>
+        <w:ind w:firstLine="420" w:firstLineChars="0"/>
+        <w:rPr>
+          <w:rFonts w:ascii="宋体" w:hAnsi="宋体" w:eastAsia="宋体" w:cs="宋体"/>
+          <w:sz w:val="24"/>
+          <w:szCs w:val="24"/>
+        </w:rPr>
+      </w:pPr>
+      <w:r>
+        <w:rPr>
+          <w:rFonts w:ascii="宋体" w:hAnsi="宋体" w:eastAsia="宋体" w:cs="宋体"/>
+          <w:sz w:val="24"/>
+          <w:szCs w:val="24"/>
+        </w:rPr>
+        <w:fldChar w:fldCharType="begin"/>
+      </w:r>
+      <w:r>
+        <w:rPr>
+          <w:rFonts w:ascii="宋体" w:hAnsi="宋体" w:eastAsia="宋体" w:cs="宋体"/>
+          <w:sz w:val="24"/>
+          <w:szCs w:val="24"/>
+        </w:rPr>
+        <w:instrText xml:space="preserve"> HYPERLINK "https://help.gitkraken.com/gitlens/gitlens-settings/" </w:instrText>
+      </w:r>
+      <w:r>
+        <w:rPr>
+          <w:rFonts w:ascii="宋体" w:hAnsi="宋体" w:eastAsia="宋体" w:cs="宋体"/>
+          <w:sz w:val="24"/>
+          <w:szCs w:val="24"/>
+        </w:rPr>
+        <w:fldChar w:fldCharType="separate"/>
+      </w:r>
+      <w:r>
+        <w:rPr>
+          <w:rStyle w:val="7"/>
+          <w:rFonts w:ascii="宋体" w:hAnsi="宋体" w:eastAsia="宋体" w:cs="宋体"/>
+          <w:sz w:val="24"/>
+          <w:szCs w:val="24"/>
+        </w:rPr>
+        <w:t>GitLens 设置 |GitLens 设置与说明列表</w:t>
+      </w:r>
+      <w:r>
+        <w:rPr>
+          <w:rFonts w:ascii="宋体" w:hAnsi="宋体" w:eastAsia="宋体" w:cs="宋体"/>
+          <w:sz w:val="24"/>
+          <w:szCs w:val="24"/>
+        </w:rPr>
+        <w:fldChar w:fldCharType="end"/>
+      </w:r>
+    </w:p>
+    <w:p>
+      <w:pPr>
+        <w:ind w:firstLine="420" w:firstLineChars="0"/>
+        <w:rPr>
+          <w:rFonts w:hint="default" w:ascii="宋体" w:hAnsi="宋体" w:eastAsia="宋体" w:cs="宋体"/>
+          <w:sz w:val="24"/>
+          <w:szCs w:val="24"/>
+          <w:lang w:val="en-US" w:eastAsia="zh-CN"/>
+        </w:rPr>
+      </w:pPr>
       <w:bookmarkStart w:id="0" w:name="_GoBack"/>
       <w:bookmarkEnd w:id="0"/>
-      <w:r>
-        <w:rPr>
-          <w:rFonts w:hint="eastAsia" w:ascii="宋体" w:hAnsi="宋体" w:eastAsia="宋体" w:cs="宋体"/>
-          <w:b/>
-          <w:bCs/>
-          <w:sz w:val="24"/>
-          <w:szCs w:val="24"/>
-          <w:lang w:val="en-US" w:eastAsia="zh-CN"/>
-        </w:rPr>
-        <w:t>未归纳</w:t>
-      </w:r>
-    </w:p>
-    <w:p>
-      <w:pPr>
-        <w:rPr>
-          <w:rFonts w:hint="eastAsia" w:ascii="宋体" w:hAnsi="宋体" w:eastAsia="宋体" w:cs="宋体"/>
-          <w:sz w:val="24"/>
-          <w:szCs w:val="24"/>
-          <w:lang w:val="en-US" w:eastAsia="zh-CN"/>
-        </w:rPr>
-      </w:pPr>
-    </w:p>
-    <w:p>
-      <w:pPr>
-        <w:rPr>
-          <w:rFonts w:hint="eastAsia" w:ascii="宋体" w:hAnsi="宋体" w:eastAsia="宋体" w:cs="宋体"/>
-          <w:sz w:val="24"/>
-          <w:szCs w:val="24"/>
-          <w:lang w:val="en-US" w:eastAsia="zh-CN"/>
-        </w:rPr>
-      </w:pPr>
-      <w:r>
-        <w:rPr>
-          <w:rFonts w:hint="eastAsia" w:ascii="宋体" w:hAnsi="宋体" w:eastAsia="宋体" w:cs="宋体"/>
-          <w:sz w:val="24"/>
-          <w:szCs w:val="24"/>
-          <w:lang w:val="en-US" w:eastAsia="zh-CN"/>
-        </w:rPr>
-        <w:t>gitlens插件增加Pro功能可读性？</w:t>
-      </w:r>
-    </w:p>
-    <w:p>
-      <w:pPr>
-        <w:rPr>
-          <w:rFonts w:hint="eastAsia" w:ascii="宋体" w:hAnsi="宋体" w:eastAsia="宋体" w:cs="宋体"/>
-          <w:sz w:val="24"/>
-          <w:szCs w:val="24"/>
-          <w:lang w:val="en-US" w:eastAsia="zh-CN"/>
-        </w:rPr>
-      </w:pPr>
-    </w:p>
-    <w:p>
-      <w:pPr>
-        <w:rPr>
-          <w:rFonts w:hint="default" w:ascii="宋体" w:hAnsi="宋体" w:eastAsia="宋体" w:cs="宋体"/>
-          <w:sz w:val="24"/>
-          <w:szCs w:val="24"/>
-          <w:lang w:val="en-US" w:eastAsia="zh-CN"/>
-        </w:rPr>
-      </w:pPr>
-      <w:r>
-        <w:rPr>
-          <w:rFonts w:hint="eastAsia" w:ascii="宋体" w:hAnsi="宋体" w:eastAsia="宋体" w:cs="宋体"/>
-          <w:sz w:val="24"/>
-          <w:szCs w:val="24"/>
-          <w:lang w:val="en-US" w:eastAsia="zh-CN"/>
-        </w:rPr>
-        <w:t>GitKraken Desktopj教程？本地仓库rename？</w:t>
-      </w:r>
-    </w:p>
-    <w:p>
-      <w:pPr>
-        <w:rPr>
-          <w:rFonts w:hint="eastAsia" w:ascii="宋体" w:hAnsi="宋体" w:eastAsia="宋体" w:cs="宋体"/>
-          <w:sz w:val="24"/>
-          <w:szCs w:val="24"/>
-          <w:lang w:val="en-US" w:eastAsia="zh-CN"/>
-        </w:rPr>
-      </w:pPr>
-    </w:p>
-    <w:p>
-      <w:pPr>
-        <w:rPr>
-          <w:rFonts w:hint="default" w:ascii="宋体" w:hAnsi="宋体" w:eastAsia="宋体" w:cs="宋体"/>
-          <w:sz w:val="24"/>
-          <w:szCs w:val="24"/>
-          <w:lang w:val="en-US" w:eastAsia="zh-CN"/>
-        </w:rPr>
-      </w:pPr>
+    </w:p>
+    <w:p>
+      <w:pPr>
+        <w:rPr>
+          <w:rFonts w:hint="default" w:ascii="宋体" w:hAnsi="宋体" w:eastAsia="宋体" w:cs="宋体"/>
+          <w:sz w:val="24"/>
+          <w:szCs w:val="24"/>
+          <w:lang w:val="en-US" w:eastAsia="zh-CN"/>
+        </w:rPr>
+      </w:pPr>
+      <w:r>
+        <w:rPr>
+          <w:rFonts w:hint="eastAsia" w:ascii="宋体" w:hAnsi="宋体" w:eastAsia="宋体" w:cs="宋体"/>
+          <w:sz w:val="24"/>
+          <w:szCs w:val="24"/>
+          <w:lang w:val="en-US" w:eastAsia="zh-CN"/>
+        </w:rPr>
+        <w:t>GitKraken Desktopj教程？</w:t>
+      </w:r>
+    </w:p>
+    <w:p>
+      <w:pPr>
+        <w:rPr>
+          <w:rFonts w:hint="default" w:ascii="宋体" w:hAnsi="宋体" w:eastAsia="宋体" w:cs="宋体"/>
+          <w:sz w:val="24"/>
+          <w:szCs w:val="24"/>
+          <w:lang w:val="en-US" w:eastAsia="zh-CN"/>
+        </w:rPr>
+      </w:pPr>
+    </w:p>
+    <w:p>
+      <w:pPr>
+        <w:rPr>
+          <w:rFonts w:hint="eastAsia" w:ascii="宋体" w:hAnsi="宋体" w:eastAsia="宋体" w:cs="宋体"/>
+          <w:sz w:val="24"/>
+          <w:szCs w:val="24"/>
+          <w:lang w:val="en-US" w:eastAsia="zh-CN"/>
+        </w:rPr>
+      </w:pPr>
+      <w:r>
+        <w:rPr>
+          <w:rFonts w:hint="eastAsia" w:ascii="宋体" w:hAnsi="宋体" w:eastAsia="宋体" w:cs="宋体"/>
+          <w:sz w:val="24"/>
+          <w:szCs w:val="24"/>
+          <w:lang w:val="en-US" w:eastAsia="zh-CN"/>
+        </w:rPr>
+        <w:t>shell $？</w:t>
+      </w:r>
+    </w:p>
+    <w:p>
+      <w:pPr>
+        <w:rPr>
+          <w:rFonts w:hint="default" w:ascii="宋体" w:hAnsi="宋体" w:eastAsia="宋体" w:cs="宋体"/>
+          <w:sz w:val="24"/>
+          <w:szCs w:val="24"/>
+          <w:lang w:val="en-US" w:eastAsia="zh-CN"/>
+        </w:rPr>
+      </w:pPr>
+    </w:p>
+    <w:p>
+      <w:pPr>
+        <w:rPr>
+          <w:rFonts w:hint="default" w:ascii="宋体" w:hAnsi="宋体" w:eastAsia="宋体" w:cs="宋体"/>
+          <w:sz w:val="24"/>
+          <w:szCs w:val="24"/>
+          <w:lang w:val="en-US" w:eastAsia="zh-CN"/>
+        </w:rPr>
+      </w:pPr>
+      <w:r>
+        <w:rPr>
+          <w:rFonts w:hint="eastAsia" w:ascii="宋体" w:hAnsi="宋体" w:eastAsia="宋体" w:cs="宋体"/>
+          <w:sz w:val="24"/>
+          <w:szCs w:val="24"/>
+          <w:lang w:val="en-US" w:eastAsia="zh-CN"/>
+        </w:rPr>
+        <w:t>尝试更改本地SCM文件夹？</w:t>
+      </w:r>
     </w:p>
     <w:sectPr>
       <w:pgSz w:w="11906" w:h="16838"/>

--- a/vscode.docx
+++ b/vscode.docx
@@ -4328,6 +4328,82 @@
           <w:szCs w:val="24"/>
           <w:lang w:val="en-US" w:eastAsia="zh-CN"/>
         </w:rPr>
+        <w:t>vscode</w:t>
+      </w:r>
+    </w:p>
+    <w:p>
+      <w:pPr>
+        <w:rPr>
+          <w:rFonts w:hint="default" w:ascii="宋体" w:hAnsi="宋体" w:eastAsia="宋体" w:cs="宋体"/>
+          <w:b w:val="0"/>
+          <w:bCs w:val="0"/>
+          <w:sz w:val="24"/>
+          <w:szCs w:val="24"/>
+          <w:lang w:val="en-US" w:eastAsia="zh-CN"/>
+        </w:rPr>
+      </w:pPr>
+      <w:r>
+        <w:rPr>
+          <w:rFonts w:ascii="宋体" w:hAnsi="宋体" w:eastAsia="宋体" w:cs="宋体"/>
+          <w:sz w:val="24"/>
+          <w:szCs w:val="24"/>
+        </w:rPr>
+        <w:fldChar w:fldCharType="begin"/>
+      </w:r>
+      <w:r>
+        <w:rPr>
+          <w:rFonts w:ascii="宋体" w:hAnsi="宋体" w:eastAsia="宋体" w:cs="宋体"/>
+          <w:sz w:val="24"/>
+          <w:szCs w:val="24"/>
+        </w:rPr>
+        <w:instrText xml:space="preserve"> HYPERLINK "https://code.visualstudio.com/docs" </w:instrText>
+      </w:r>
+      <w:r>
+        <w:rPr>
+          <w:rFonts w:ascii="宋体" w:hAnsi="宋体" w:eastAsia="宋体" w:cs="宋体"/>
+          <w:sz w:val="24"/>
+          <w:szCs w:val="24"/>
+        </w:rPr>
+        <w:fldChar w:fldCharType="separate"/>
+      </w:r>
+      <w:r>
+        <w:rPr>
+          <w:rStyle w:val="7"/>
+          <w:rFonts w:ascii="宋体" w:hAnsi="宋体" w:eastAsia="宋体" w:cs="宋体"/>
+          <w:sz w:val="24"/>
+          <w:szCs w:val="24"/>
+        </w:rPr>
+        <w:t>Visual Studio Code 文档</w:t>
+      </w:r>
+      <w:r>
+        <w:rPr>
+          <w:rFonts w:ascii="宋体" w:hAnsi="宋体" w:eastAsia="宋体" w:cs="宋体"/>
+          <w:sz w:val="24"/>
+          <w:szCs w:val="24"/>
+        </w:rPr>
+        <w:fldChar w:fldCharType="end"/>
+      </w:r>
+    </w:p>
+    <w:p>
+      <w:pPr>
+        <w:rPr>
+          <w:rFonts w:hint="eastAsia" w:ascii="宋体" w:hAnsi="宋体" w:eastAsia="宋体" w:cs="宋体"/>
+          <w:b w:val="0"/>
+          <w:bCs w:val="0"/>
+          <w:sz w:val="24"/>
+          <w:szCs w:val="24"/>
+          <w:lang w:val="en-US" w:eastAsia="zh-CN"/>
+        </w:rPr>
+      </w:pPr>
+      <w:r>
+        <w:rPr>
+          <w:rFonts w:hint="eastAsia" w:ascii="宋体" w:hAnsi="宋体" w:eastAsia="宋体" w:cs="宋体"/>
+          <w:b w:val="0"/>
+          <w:bCs w:val="0"/>
+          <w:sz w:val="24"/>
+          <w:szCs w:val="24"/>
+          <w:lang w:val="en-US" w:eastAsia="zh-CN"/>
+        </w:rPr>
         <w:t>git</w:t>
       </w:r>
     </w:p>
@@ -14575,6 +14651,7 @@
     <w:p>
       <w:pPr>
         <w:numPr>
+          <w:ilvl w:val="0"/>
           <w:numId w:val="0"/>
         </w:numPr>
         <w:ind w:left="1680" w:leftChars="0"/>
@@ -22274,6 +22351,1460 @@
           <w:lang w:val="en-US" w:eastAsia="zh-CN"/>
         </w:rPr>
       </w:pPr>
+      <w:r>
+        <w:rPr>
+          <w:rFonts w:hint="default" w:ascii="宋体" w:hAnsi="宋体" w:eastAsia="宋体" w:cs="宋体"/>
+          <w:sz w:val="24"/>
+          <w:szCs w:val="24"/>
+          <w:lang w:val="en-US" w:eastAsia="zh-CN"/>
+        </w:rPr>
+        <w:br w:type="page"/>
+      </w:r>
+    </w:p>
+    <w:p>
+      <w:pPr>
+        <w:rPr>
+          <w:rFonts w:hint="default" w:ascii="宋体" w:hAnsi="宋体" w:eastAsia="宋体" w:cs="宋体"/>
+          <w:b/>
+          <w:bCs/>
+          <w:sz w:val="24"/>
+          <w:szCs w:val="24"/>
+          <w:lang w:val="en-US" w:eastAsia="zh-CN"/>
+        </w:rPr>
+      </w:pPr>
+      <w:r>
+        <w:rPr>
+          <w:rFonts w:hint="default" w:ascii="宋体" w:hAnsi="宋体" w:eastAsia="宋体" w:cs="宋体"/>
+          <w:b/>
+          <w:bCs/>
+          <w:sz w:val="24"/>
+          <w:szCs w:val="24"/>
+          <w:lang w:val="en-US" w:eastAsia="zh-CN"/>
+        </w:rPr>
+        <w:t>202606</w:t>
+      </w:r>
+      <w:r>
+        <w:rPr>
+          <w:rFonts w:hint="eastAsia" w:ascii="宋体" w:hAnsi="宋体" w:eastAsia="宋体" w:cs="宋体"/>
+          <w:b/>
+          <w:bCs/>
+          <w:sz w:val="24"/>
+          <w:szCs w:val="24"/>
+          <w:lang w:val="en-US" w:eastAsia="zh-CN"/>
+        </w:rPr>
+        <w:t>22</w:t>
+      </w:r>
+      <w:r>
+        <w:rPr>
+          <w:rFonts w:hint="default" w:ascii="宋体" w:hAnsi="宋体" w:eastAsia="宋体" w:cs="宋体"/>
+          <w:b/>
+          <w:bCs/>
+          <w:sz w:val="24"/>
+          <w:szCs w:val="24"/>
+          <w:lang w:val="en-US" w:eastAsia="zh-CN"/>
+        </w:rPr>
+        <w:t>未归纳</w:t>
+      </w:r>
+    </w:p>
+    <w:p>
+      <w:pPr>
+        <w:rPr>
+          <w:rFonts w:hint="default" w:ascii="宋体" w:hAnsi="宋体" w:eastAsia="宋体" w:cs="宋体"/>
+          <w:sz w:val="24"/>
+          <w:szCs w:val="24"/>
+          <w:lang w:val="en-US" w:eastAsia="zh-CN"/>
+        </w:rPr>
+      </w:pPr>
+    </w:p>
+    <w:p>
+      <w:pPr>
+        <w:rPr>
+          <w:rFonts w:hint="default" w:ascii="宋体" w:hAnsi="宋体" w:eastAsia="宋体" w:cs="宋体"/>
+          <w:sz w:val="24"/>
+          <w:szCs w:val="24"/>
+          <w:lang w:val="en-US" w:eastAsia="zh-CN"/>
+        </w:rPr>
+      </w:pPr>
+      <w:r>
+        <w:rPr>
+          <w:rFonts w:hint="eastAsia" w:ascii="宋体" w:hAnsi="宋体" w:eastAsia="宋体" w:cs="宋体"/>
+          <w:sz w:val="24"/>
+          <w:szCs w:val="24"/>
+          <w:lang w:val="en-US" w:eastAsia="zh-CN"/>
+        </w:rPr>
+        <w:t>shell命令？$？</w:t>
+      </w:r>
+    </w:p>
+    <w:p>
+      <w:pPr>
+        <w:ind w:firstLine="420" w:firstLineChars="0"/>
+        <w:rPr>
+          <w:rFonts w:hint="eastAsia" w:ascii="宋体" w:hAnsi="宋体" w:eastAsia="宋体" w:cs="宋体"/>
+          <w:sz w:val="24"/>
+          <w:szCs w:val="24"/>
+          <w:lang w:val="en-US" w:eastAsia="zh-CN"/>
+        </w:rPr>
+      </w:pPr>
+      <w:r>
+        <w:rPr>
+          <w:rFonts w:hint="eastAsia" w:ascii="宋体" w:hAnsi="宋体" w:eastAsia="宋体" w:cs="宋体"/>
+          <w:sz w:val="24"/>
+          <w:szCs w:val="24"/>
+          <w:lang w:val="en-US" w:eastAsia="zh-CN"/>
+        </w:rPr>
+        <w:t>Linux Shell命令是用户与操作系统内核交互的主要方式！</w:t>
+      </w:r>
+    </w:p>
+    <w:p>
+      <w:pPr>
+        <w:ind w:firstLine="420" w:firstLineChars="0"/>
+        <w:rPr>
+          <w:rFonts w:ascii="宋体" w:hAnsi="宋体" w:eastAsia="宋体" w:cs="宋体"/>
+          <w:sz w:val="24"/>
+          <w:szCs w:val="24"/>
+        </w:rPr>
+      </w:pPr>
+      <w:r>
+        <w:rPr>
+          <w:rFonts w:ascii="宋体" w:hAnsi="宋体" w:eastAsia="宋体" w:cs="宋体"/>
+          <w:sz w:val="24"/>
+          <w:szCs w:val="24"/>
+        </w:rPr>
+        <w:fldChar w:fldCharType="begin"/>
+      </w:r>
+      <w:r>
+        <w:rPr>
+          <w:rFonts w:ascii="宋体" w:hAnsi="宋体" w:eastAsia="宋体" w:cs="宋体"/>
+          <w:sz w:val="24"/>
+          <w:szCs w:val="24"/>
+        </w:rPr>
+        <w:instrText xml:space="preserve"> HYPERLINK "https://blog.csdn.net/LH0912666/article/details/87897629" </w:instrText>
+      </w:r>
+      <w:r>
+        <w:rPr>
+          <w:rFonts w:ascii="宋体" w:hAnsi="宋体" w:eastAsia="宋体" w:cs="宋体"/>
+          <w:sz w:val="24"/>
+          <w:szCs w:val="24"/>
+        </w:rPr>
+        <w:fldChar w:fldCharType="separate"/>
+      </w:r>
+      <w:r>
+        <w:rPr>
+          <w:rStyle w:val="7"/>
+          <w:rFonts w:ascii="宋体" w:hAnsi="宋体" w:eastAsia="宋体" w:cs="宋体"/>
+          <w:sz w:val="24"/>
+          <w:szCs w:val="24"/>
+        </w:rPr>
+        <w:t>LINUX Shell常用命令_shell命令-CSDN博客</w:t>
+      </w:r>
+      <w:r>
+        <w:rPr>
+          <w:rFonts w:ascii="宋体" w:hAnsi="宋体" w:eastAsia="宋体" w:cs="宋体"/>
+          <w:sz w:val="24"/>
+          <w:szCs w:val="24"/>
+        </w:rPr>
+        <w:fldChar w:fldCharType="end"/>
+      </w:r>
+    </w:p>
+    <w:p>
+      <w:pPr>
+        <w:ind w:firstLine="420" w:firstLineChars="0"/>
+        <w:rPr>
+          <w:rFonts w:hint="eastAsia" w:ascii="宋体" w:hAnsi="宋体" w:eastAsia="宋体" w:cs="宋体"/>
+          <w:sz w:val="24"/>
+          <w:szCs w:val="24"/>
+          <w:lang w:val="en-US" w:eastAsia="zh-CN"/>
+        </w:rPr>
+      </w:pPr>
+      <w:r>
+        <w:rPr>
+          <w:rFonts w:hint="eastAsia" w:ascii="宋体" w:hAnsi="宋体" w:eastAsia="宋体" w:cs="宋体"/>
+          <w:sz w:val="24"/>
+          <w:szCs w:val="24"/>
+          <w:lang w:val="en-US" w:eastAsia="zh-CN"/>
+        </w:rPr>
+        <w:t>文件目录</w:t>
+      </w:r>
+    </w:p>
+    <w:p>
+      <w:pPr>
+        <w:ind w:left="420" w:leftChars="0" w:firstLine="420" w:firstLineChars="0"/>
+        <w:rPr>
+          <w:rFonts w:hint="eastAsia" w:ascii="宋体" w:hAnsi="宋体" w:eastAsia="宋体" w:cs="宋体"/>
+          <w:sz w:val="24"/>
+          <w:szCs w:val="24"/>
+          <w:lang w:val="en-US" w:eastAsia="zh-CN"/>
+        </w:rPr>
+      </w:pPr>
+      <w:r>
+        <w:rPr>
+          <w:rFonts w:hint="eastAsia" w:ascii="宋体" w:hAnsi="宋体" w:eastAsia="宋体" w:cs="宋体"/>
+          <w:sz w:val="24"/>
+          <w:szCs w:val="24"/>
+          <w:lang w:val="en-US" w:eastAsia="zh-CN"/>
+        </w:rPr>
+        <w:t>ls/cd/cp/rm/mv</w:t>
+      </w:r>
+    </w:p>
+    <w:p>
+      <w:pPr>
+        <w:ind w:firstLine="420" w:firstLineChars="0"/>
+        <w:rPr>
+          <w:rFonts w:hint="default" w:ascii="宋体" w:hAnsi="宋体" w:eastAsia="宋体" w:cs="宋体"/>
+          <w:sz w:val="24"/>
+          <w:szCs w:val="24"/>
+          <w:lang w:val="en-US" w:eastAsia="zh-CN"/>
+        </w:rPr>
+      </w:pPr>
+      <w:r>
+        <w:rPr>
+          <w:rFonts w:hint="eastAsia" w:ascii="宋体" w:hAnsi="宋体" w:eastAsia="宋体" w:cs="宋体"/>
+          <w:sz w:val="24"/>
+          <w:szCs w:val="24"/>
+          <w:lang w:val="en-US" w:eastAsia="zh-CN"/>
+        </w:rPr>
+        <w:t>文件内容</w:t>
+      </w:r>
+    </w:p>
+    <w:p>
+      <w:pPr>
+        <w:ind w:firstLine="420" w:firstLineChars="0"/>
+        <w:rPr>
+          <w:rFonts w:hint="eastAsia" w:ascii="宋体" w:hAnsi="宋体" w:eastAsia="宋体" w:cs="宋体"/>
+          <w:sz w:val="24"/>
+          <w:szCs w:val="24"/>
+          <w:lang w:val="en-US" w:eastAsia="zh-CN"/>
+        </w:rPr>
+      </w:pPr>
+      <w:r>
+        <w:rPr>
+          <w:rFonts w:hint="eastAsia" w:ascii="宋体" w:hAnsi="宋体" w:eastAsia="宋体" w:cs="宋体"/>
+          <w:sz w:val="24"/>
+          <w:szCs w:val="24"/>
+          <w:lang w:val="en-US" w:eastAsia="zh-CN"/>
+        </w:rPr>
+        <w:t>系统</w:t>
+      </w:r>
+    </w:p>
+    <w:p>
+      <w:pPr>
+        <w:ind w:left="420" w:leftChars="0" w:firstLine="420" w:firstLineChars="0"/>
+        <w:rPr>
+          <w:rFonts w:hint="eastAsia" w:ascii="宋体" w:hAnsi="宋体" w:eastAsia="宋体" w:cs="宋体"/>
+          <w:sz w:val="24"/>
+          <w:szCs w:val="24"/>
+          <w:lang w:val="en-US" w:eastAsia="zh-CN"/>
+        </w:rPr>
+      </w:pPr>
+      <w:r>
+        <w:rPr>
+          <w:rFonts w:hint="eastAsia" w:ascii="宋体" w:hAnsi="宋体" w:eastAsia="宋体" w:cs="宋体"/>
+          <w:sz w:val="24"/>
+          <w:szCs w:val="24"/>
+          <w:lang w:val="en-US" w:eastAsia="zh-CN"/>
+        </w:rPr>
+        <w:t>date-系统时间</w:t>
+      </w:r>
+    </w:p>
+    <w:p>
+      <w:pPr>
+        <w:ind w:left="420" w:leftChars="0" w:firstLine="420" w:firstLineChars="0"/>
+        <w:rPr>
+          <w:rFonts w:hint="eastAsia" w:ascii="宋体" w:hAnsi="宋体" w:eastAsia="宋体" w:cs="宋体"/>
+          <w:sz w:val="24"/>
+          <w:szCs w:val="24"/>
+          <w:lang w:val="en-US" w:eastAsia="zh-CN"/>
+        </w:rPr>
+      </w:pPr>
+      <w:r>
+        <w:rPr>
+          <w:rFonts w:hint="eastAsia" w:ascii="宋体" w:hAnsi="宋体" w:eastAsia="宋体" w:cs="宋体"/>
+          <w:sz w:val="24"/>
+          <w:szCs w:val="24"/>
+          <w:lang w:val="en-US" w:eastAsia="zh-CN"/>
+        </w:rPr>
+        <w:t>clock-bios</w:t>
+      </w:r>
+    </w:p>
+    <w:p>
+      <w:pPr>
+        <w:ind w:firstLine="420" w:firstLineChars="0"/>
+        <w:rPr>
+          <w:rFonts w:hint="eastAsia" w:ascii="宋体" w:hAnsi="宋体" w:eastAsia="宋体" w:cs="宋体"/>
+          <w:sz w:val="24"/>
+          <w:szCs w:val="24"/>
+          <w:lang w:val="en-US" w:eastAsia="zh-CN"/>
+        </w:rPr>
+      </w:pPr>
+      <w:r>
+        <w:rPr>
+          <w:rFonts w:hint="eastAsia" w:ascii="宋体" w:hAnsi="宋体" w:eastAsia="宋体" w:cs="宋体"/>
+          <w:sz w:val="24"/>
+          <w:szCs w:val="24"/>
+          <w:lang w:val="en-US" w:eastAsia="zh-CN"/>
+        </w:rPr>
+        <w:t>监视</w:t>
+      </w:r>
+    </w:p>
+    <w:p>
+      <w:pPr>
+        <w:ind w:left="420" w:leftChars="0" w:firstLine="420" w:firstLineChars="0"/>
+        <w:rPr>
+          <w:rFonts w:hint="default" w:ascii="宋体" w:hAnsi="宋体" w:eastAsia="宋体" w:cs="宋体"/>
+          <w:sz w:val="24"/>
+          <w:szCs w:val="24"/>
+          <w:lang w:val="en-US" w:eastAsia="zh-CN"/>
+        </w:rPr>
+      </w:pPr>
+      <w:r>
+        <w:rPr>
+          <w:rFonts w:hint="eastAsia" w:ascii="宋体" w:hAnsi="宋体" w:eastAsia="宋体" w:cs="宋体"/>
+          <w:sz w:val="24"/>
+          <w:szCs w:val="24"/>
+          <w:lang w:val="en-US" w:eastAsia="zh-CN"/>
+        </w:rPr>
+        <w:t>ps/kill</w:t>
+      </w:r>
+    </w:p>
+    <w:p>
+      <w:pPr>
+        <w:ind w:firstLine="420" w:firstLineChars="0"/>
+        <w:rPr>
+          <w:rFonts w:hint="eastAsia" w:ascii="宋体" w:hAnsi="宋体" w:eastAsia="宋体" w:cs="宋体"/>
+          <w:sz w:val="24"/>
+          <w:szCs w:val="24"/>
+          <w:lang w:val="en-US" w:eastAsia="zh-CN"/>
+        </w:rPr>
+      </w:pPr>
+      <w:r>
+        <w:rPr>
+          <w:rFonts w:hint="eastAsia" w:ascii="宋体" w:hAnsi="宋体" w:eastAsia="宋体" w:cs="宋体"/>
+          <w:sz w:val="24"/>
+          <w:szCs w:val="24"/>
+          <w:lang w:val="en-US" w:eastAsia="zh-CN"/>
+        </w:rPr>
+        <w:t>磁盘</w:t>
+      </w:r>
+    </w:p>
+    <w:p>
+      <w:pPr>
+        <w:ind w:firstLine="420" w:firstLineChars="0"/>
+        <w:rPr>
+          <w:rFonts w:hint="eastAsia" w:ascii="宋体" w:hAnsi="宋体" w:eastAsia="宋体" w:cs="宋体"/>
+          <w:sz w:val="24"/>
+          <w:szCs w:val="24"/>
+          <w:lang w:val="en-US" w:eastAsia="zh-CN"/>
+        </w:rPr>
+      </w:pPr>
+      <w:r>
+        <w:rPr>
+          <w:rFonts w:hint="eastAsia" w:ascii="宋体" w:hAnsi="宋体" w:eastAsia="宋体" w:cs="宋体"/>
+          <w:sz w:val="24"/>
+          <w:szCs w:val="24"/>
+          <w:lang w:val="en-US" w:eastAsia="zh-CN"/>
+        </w:rPr>
+        <w:t>用户</w:t>
+      </w:r>
+    </w:p>
+    <w:p>
+      <w:pPr>
+        <w:ind w:firstLine="420" w:firstLineChars="0"/>
+        <w:rPr>
+          <w:rFonts w:hint="eastAsia" w:ascii="宋体" w:hAnsi="宋体" w:eastAsia="宋体" w:cs="宋体"/>
+          <w:sz w:val="24"/>
+          <w:szCs w:val="24"/>
+          <w:lang w:val="en-US" w:eastAsia="zh-CN"/>
+        </w:rPr>
+      </w:pPr>
+      <w:r>
+        <w:rPr>
+          <w:rFonts w:hint="eastAsia" w:ascii="宋体" w:hAnsi="宋体" w:eastAsia="宋体" w:cs="宋体"/>
+          <w:sz w:val="24"/>
+          <w:szCs w:val="24"/>
+          <w:lang w:val="en-US" w:eastAsia="zh-CN"/>
+        </w:rPr>
+        <w:t>压缩</w:t>
+      </w:r>
+    </w:p>
+    <w:p>
+      <w:pPr>
+        <w:ind w:firstLine="420" w:firstLineChars="0"/>
+        <w:rPr>
+          <w:rFonts w:hint="eastAsia" w:ascii="宋体" w:hAnsi="宋体" w:eastAsia="宋体" w:cs="宋体"/>
+          <w:sz w:val="24"/>
+          <w:szCs w:val="24"/>
+          <w:lang w:val="en-US" w:eastAsia="zh-CN"/>
+        </w:rPr>
+      </w:pPr>
+      <w:r>
+        <w:rPr>
+          <w:rFonts w:hint="eastAsia" w:ascii="宋体" w:hAnsi="宋体" w:eastAsia="宋体" w:cs="宋体"/>
+          <w:sz w:val="24"/>
+          <w:szCs w:val="24"/>
+          <w:lang w:val="en-US" w:eastAsia="zh-CN"/>
+        </w:rPr>
+        <w:t>网络</w:t>
+      </w:r>
+    </w:p>
+    <w:p>
+      <w:pPr>
+        <w:ind w:firstLine="420" w:firstLineChars="0"/>
+        <w:rPr>
+          <w:rFonts w:hint="eastAsia" w:ascii="宋体" w:hAnsi="宋体" w:eastAsia="宋体" w:cs="宋体"/>
+          <w:sz w:val="24"/>
+          <w:szCs w:val="24"/>
+          <w:lang w:val="en-US" w:eastAsia="zh-CN"/>
+        </w:rPr>
+      </w:pPr>
+      <w:r>
+        <w:rPr>
+          <w:rFonts w:ascii="宋体" w:hAnsi="宋体" w:eastAsia="宋体" w:cs="宋体"/>
+          <w:sz w:val="24"/>
+          <w:szCs w:val="24"/>
+        </w:rPr>
+        <w:fldChar w:fldCharType="begin"/>
+      </w:r>
+      <w:r>
+        <w:rPr>
+          <w:rFonts w:ascii="宋体" w:hAnsi="宋体" w:eastAsia="宋体" w:cs="宋体"/>
+          <w:sz w:val="24"/>
+          <w:szCs w:val="24"/>
+        </w:rPr>
+        <w:instrText xml:space="preserve"> HYPERLINK "https://www.runoob.com/linux/linux-shell.html" </w:instrText>
+      </w:r>
+      <w:r>
+        <w:rPr>
+          <w:rFonts w:ascii="宋体" w:hAnsi="宋体" w:eastAsia="宋体" w:cs="宋体"/>
+          <w:sz w:val="24"/>
+          <w:szCs w:val="24"/>
+        </w:rPr>
+        <w:fldChar w:fldCharType="separate"/>
+      </w:r>
+      <w:r>
+        <w:rPr>
+          <w:rStyle w:val="7"/>
+          <w:rFonts w:ascii="宋体" w:hAnsi="宋体" w:eastAsia="宋体" w:cs="宋体"/>
+          <w:sz w:val="24"/>
+          <w:szCs w:val="24"/>
+        </w:rPr>
+        <w:t>Shell 教程 | 菜鸟教程</w:t>
+      </w:r>
+      <w:r>
+        <w:rPr>
+          <w:rFonts w:ascii="宋体" w:hAnsi="宋体" w:eastAsia="宋体" w:cs="宋体"/>
+          <w:sz w:val="24"/>
+          <w:szCs w:val="24"/>
+        </w:rPr>
+        <w:fldChar w:fldCharType="end"/>
+      </w:r>
+      <w:r>
+        <w:rPr>
+          <w:rFonts w:hint="eastAsia" w:ascii="宋体" w:hAnsi="宋体" w:eastAsia="宋体" w:cs="宋体"/>
+          <w:sz w:val="24"/>
+          <w:szCs w:val="24"/>
+          <w:lang w:val="en-US" w:eastAsia="zh-CN"/>
+        </w:rPr>
+        <w:t>{...}</w:t>
+      </w:r>
+    </w:p>
+    <w:p>
+      <w:pPr>
+        <w:ind w:left="420" w:leftChars="0" w:firstLine="420" w:firstLineChars="0"/>
+        <w:rPr>
+          <w:rFonts w:hint="default" w:ascii="宋体" w:hAnsi="宋体" w:eastAsia="宋体" w:cs="宋体"/>
+          <w:sz w:val="24"/>
+          <w:szCs w:val="24"/>
+          <w:lang w:val="en-US" w:eastAsia="zh-CN"/>
+        </w:rPr>
+      </w:pPr>
+      <w:r>
+        <w:rPr>
+          <w:rFonts w:hint="eastAsia" w:ascii="宋体" w:hAnsi="宋体" w:eastAsia="宋体" w:cs="宋体"/>
+          <w:sz w:val="24"/>
+          <w:szCs w:val="24"/>
+          <w:lang w:val="en-US" w:eastAsia="zh-CN"/>
+        </w:rPr>
+        <w:t>test/printf</w:t>
+      </w:r>
+    </w:p>
+    <w:p>
+      <w:pPr>
+        <w:ind w:firstLine="420" w:firstLineChars="0"/>
+        <w:rPr>
+          <w:rFonts w:hint="eastAsia" w:ascii="宋体" w:hAnsi="宋体" w:eastAsia="宋体" w:cs="宋体"/>
+          <w:sz w:val="24"/>
+          <w:szCs w:val="24"/>
+          <w:lang w:val="en-US" w:eastAsia="zh-CN"/>
+        </w:rPr>
+      </w:pPr>
+      <w:r>
+        <w:rPr>
+          <w:rFonts w:ascii="宋体" w:hAnsi="宋体" w:eastAsia="宋体" w:cs="宋体"/>
+          <w:sz w:val="24"/>
+          <w:szCs w:val="24"/>
+        </w:rPr>
+        <w:fldChar w:fldCharType="begin"/>
+      </w:r>
+      <w:r>
+        <w:rPr>
+          <w:rFonts w:ascii="宋体" w:hAnsi="宋体" w:eastAsia="宋体" w:cs="宋体"/>
+          <w:sz w:val="24"/>
+          <w:szCs w:val="24"/>
+        </w:rPr>
+        <w:instrText xml:space="preserve"> HYPERLINK "https://m.biancheng.net/view/706.html" </w:instrText>
+      </w:r>
+      <w:r>
+        <w:rPr>
+          <w:rFonts w:ascii="宋体" w:hAnsi="宋体" w:eastAsia="宋体" w:cs="宋体"/>
+          <w:sz w:val="24"/>
+          <w:szCs w:val="24"/>
+        </w:rPr>
+        <w:fldChar w:fldCharType="separate"/>
+      </w:r>
+      <w:r>
+        <w:rPr>
+          <w:rStyle w:val="7"/>
+          <w:rFonts w:ascii="宋体" w:hAnsi="宋体" w:eastAsia="宋体" w:cs="宋体"/>
+          <w:sz w:val="24"/>
+          <w:szCs w:val="24"/>
+        </w:rPr>
+        <w:t>Shell是什么？1分钟理解Shell的概念！ - C语言中文网</w:t>
+      </w:r>
+      <w:r>
+        <w:rPr>
+          <w:rFonts w:ascii="宋体" w:hAnsi="宋体" w:eastAsia="宋体" w:cs="宋体"/>
+          <w:sz w:val="24"/>
+          <w:szCs w:val="24"/>
+        </w:rPr>
+        <w:fldChar w:fldCharType="end"/>
+      </w:r>
+      <w:r>
+        <w:rPr>
+          <w:rFonts w:hint="eastAsia" w:ascii="宋体" w:hAnsi="宋体" w:eastAsia="宋体" w:cs="宋体"/>
+          <w:sz w:val="24"/>
+          <w:szCs w:val="24"/>
+          <w:lang w:val="en-US" w:eastAsia="zh-CN"/>
+        </w:rPr>
+        <w:t>{...}</w:t>
+      </w:r>
+    </w:p>
+    <w:p>
+      <w:pPr>
+        <w:ind w:left="420" w:leftChars="0" w:firstLine="420" w:firstLineChars="0"/>
+        <w:rPr>
+          <w:rFonts w:hint="eastAsia" w:ascii="宋体" w:hAnsi="宋体" w:eastAsia="宋体" w:cs="宋体"/>
+          <w:sz w:val="24"/>
+          <w:szCs w:val="24"/>
+          <w:lang w:val="en-US" w:eastAsia="zh-CN"/>
+        </w:rPr>
+      </w:pPr>
+      <w:r>
+        <w:rPr>
+          <w:rFonts w:hint="eastAsia" w:ascii="宋体" w:hAnsi="宋体" w:eastAsia="宋体" w:cs="宋体"/>
+          <w:sz w:val="24"/>
+          <w:szCs w:val="24"/>
+          <w:lang w:val="en-US" w:eastAsia="zh-CN"/>
+        </w:rPr>
+        <w:t>指令[选项][参数]</w:t>
+      </w:r>
+    </w:p>
+    <w:p>
+      <w:pPr>
+        <w:ind w:left="420" w:leftChars="0" w:firstLine="420" w:firstLineChars="0"/>
+        <w:rPr>
+          <w:rFonts w:hint="eastAsia" w:ascii="宋体" w:hAnsi="宋体" w:eastAsia="宋体" w:cs="宋体"/>
+          <w:sz w:val="24"/>
+          <w:szCs w:val="24"/>
+          <w:lang w:val="en-US" w:eastAsia="zh-CN"/>
+        </w:rPr>
+      </w:pPr>
+      <w:r>
+        <w:rPr>
+          <w:rFonts w:hint="default" w:ascii="宋体" w:hAnsi="宋体" w:eastAsia="宋体" w:cs="宋体"/>
+          <w:sz w:val="24"/>
+          <w:szCs w:val="24"/>
+          <w:lang w:val="en-US" w:eastAsia="zh-CN"/>
+        </w:rPr>
+        <w:t>命令提示符</w:t>
+      </w:r>
+      <w:r>
+        <w:rPr>
+          <w:rFonts w:hint="eastAsia" w:ascii="宋体" w:hAnsi="宋体" w:eastAsia="宋体" w:cs="宋体"/>
+          <w:sz w:val="24"/>
+          <w:szCs w:val="24"/>
+          <w:lang w:val="en-US" w:eastAsia="zh-CN"/>
+        </w:rPr>
+        <w:t>$二层&gt;！</w:t>
+      </w:r>
+    </w:p>
+    <w:p>
+      <w:pPr>
+        <w:ind w:left="420" w:leftChars="0" w:firstLine="420" w:firstLineChars="0"/>
+        <w:rPr>
+          <w:rFonts w:hint="eastAsia" w:ascii="宋体" w:hAnsi="宋体" w:eastAsia="宋体" w:cs="宋体"/>
+          <w:sz w:val="24"/>
+          <w:szCs w:val="24"/>
+          <w:lang w:val="en-US" w:eastAsia="zh-CN"/>
+        </w:rPr>
+      </w:pPr>
+      <w:r>
+        <w:rPr>
+          <w:rFonts w:hint="eastAsia" w:ascii="宋体" w:hAnsi="宋体" w:eastAsia="宋体" w:cs="宋体"/>
+          <w:sz w:val="24"/>
+          <w:szCs w:val="24"/>
+          <w:lang w:val="en-US" w:eastAsia="zh-CN"/>
+        </w:rPr>
+        <w:t>主目录</w:t>
+      </w:r>
+    </w:p>
+    <w:p>
+      <w:pPr>
+        <w:ind w:left="420" w:leftChars="0" w:firstLine="420" w:firstLineChars="0"/>
+        <w:rPr>
+          <w:rFonts w:hint="default" w:ascii="宋体" w:hAnsi="宋体" w:eastAsia="宋体" w:cs="宋体"/>
+          <w:sz w:val="24"/>
+          <w:szCs w:val="24"/>
+          <w:lang w:val="en-US" w:eastAsia="zh-CN"/>
+        </w:rPr>
+      </w:pPr>
+      <w:r>
+        <w:rPr>
+          <w:rFonts w:hint="default" w:ascii="宋体" w:hAnsi="宋体" w:eastAsia="宋体" w:cs="宋体"/>
+          <w:sz w:val="24"/>
+          <w:szCs w:val="24"/>
+          <w:lang w:val="en-US" w:eastAsia="zh-CN"/>
+        </w:rPr>
+        <w:t>#!/bin/bash</w:t>
+      </w:r>
+    </w:p>
+    <w:p>
+      <w:pPr>
+        <w:ind w:left="420" w:leftChars="0" w:firstLine="420" w:firstLineChars="0"/>
+        <w:rPr>
+          <w:rFonts w:hint="eastAsia" w:ascii="宋体" w:hAnsi="宋体" w:eastAsia="宋体" w:cs="宋体"/>
+          <w:sz w:val="24"/>
+          <w:szCs w:val="24"/>
+          <w:lang w:val="en-US" w:eastAsia="zh-CN"/>
+        </w:rPr>
+      </w:pPr>
+      <w:r>
+        <w:rPr>
+          <w:rFonts w:hint="eastAsia" w:ascii="宋体" w:hAnsi="宋体" w:eastAsia="宋体" w:cs="宋体"/>
+          <w:sz w:val="24"/>
+          <w:szCs w:val="24"/>
+          <w:lang w:val="en-US" w:eastAsia="zh-CN"/>
+        </w:rPr>
+        <w:t>echo/read</w:t>
+      </w:r>
+    </w:p>
+    <w:p>
+      <w:pPr>
+        <w:ind w:left="420" w:leftChars="0" w:firstLine="420" w:firstLineChars="0"/>
+        <w:rPr>
+          <w:rFonts w:hint="eastAsia" w:ascii="宋体" w:hAnsi="宋体" w:eastAsia="宋体" w:cs="宋体"/>
+          <w:sz w:val="24"/>
+          <w:szCs w:val="24"/>
+          <w:lang w:val="en-US" w:eastAsia="zh-CN"/>
+        </w:rPr>
+      </w:pPr>
+      <w:r>
+        <w:rPr>
+          <w:rFonts w:hint="eastAsia" w:ascii="宋体" w:hAnsi="宋体" w:eastAsia="宋体" w:cs="宋体"/>
+          <w:sz w:val="24"/>
+          <w:szCs w:val="24"/>
+          <w:lang w:val="en-US" w:eastAsia="zh-CN"/>
+        </w:rPr>
+        <w:t>变量名</w:t>
+      </w:r>
+    </w:p>
+    <w:p>
+      <w:pPr>
+        <w:ind w:left="840" w:leftChars="0" w:firstLine="420" w:firstLineChars="0"/>
+        <w:rPr>
+          <w:rFonts w:hint="eastAsia" w:ascii="宋体" w:hAnsi="宋体" w:eastAsia="宋体" w:cs="宋体"/>
+          <w:sz w:val="24"/>
+          <w:szCs w:val="24"/>
+          <w:lang w:val="en-US" w:eastAsia="zh-CN"/>
+        </w:rPr>
+      </w:pPr>
+      <w:r>
+        <w:rPr>
+          <w:rFonts w:hint="eastAsia" w:ascii="宋体" w:hAnsi="宋体" w:eastAsia="宋体" w:cs="宋体"/>
+          <w:sz w:val="24"/>
+          <w:szCs w:val="24"/>
+          <w:lang w:val="en-US" w:eastAsia="zh-CN"/>
+        </w:rPr>
+        <w:t>bash转义符号？</w:t>
+      </w:r>
+    </w:p>
+    <w:p>
+      <w:pPr>
+        <w:ind w:left="840" w:leftChars="0" w:firstLine="420" w:firstLineChars="0"/>
+        <w:rPr>
+          <w:rFonts w:ascii="宋体" w:hAnsi="宋体" w:eastAsia="宋体" w:cs="宋体"/>
+          <w:sz w:val="24"/>
+          <w:szCs w:val="24"/>
+        </w:rPr>
+      </w:pPr>
+      <w:r>
+        <w:rPr>
+          <w:rFonts w:ascii="宋体" w:hAnsi="宋体" w:eastAsia="宋体" w:cs="宋体"/>
+          <w:sz w:val="24"/>
+          <w:szCs w:val="24"/>
+        </w:rPr>
+        <w:fldChar w:fldCharType="begin"/>
+      </w:r>
+      <w:r>
+        <w:rPr>
+          <w:rFonts w:ascii="宋体" w:hAnsi="宋体" w:eastAsia="宋体" w:cs="宋体"/>
+          <w:sz w:val="24"/>
+          <w:szCs w:val="24"/>
+        </w:rPr>
+        <w:instrText xml:space="preserve"> HYPERLINK "https://blog.csdn.net/weixin_43297891/article/details/136006728" </w:instrText>
+      </w:r>
+      <w:r>
+        <w:rPr>
+          <w:rFonts w:ascii="宋体" w:hAnsi="宋体" w:eastAsia="宋体" w:cs="宋体"/>
+          <w:sz w:val="24"/>
+          <w:szCs w:val="24"/>
+        </w:rPr>
+        <w:fldChar w:fldCharType="separate"/>
+      </w:r>
+      <w:r>
+        <w:rPr>
+          <w:rStyle w:val="6"/>
+          <w:rFonts w:ascii="宋体" w:hAnsi="宋体" w:eastAsia="宋体" w:cs="宋体"/>
+          <w:sz w:val="24"/>
+          <w:szCs w:val="24"/>
+        </w:rPr>
+        <w:t>Linux笔记之bash脚本中的$符号_linux bash脚本$-CSDN博客</w:t>
+      </w:r>
+      <w:r>
+        <w:rPr>
+          <w:rFonts w:ascii="宋体" w:hAnsi="宋体" w:eastAsia="宋体" w:cs="宋体"/>
+          <w:sz w:val="24"/>
+          <w:szCs w:val="24"/>
+        </w:rPr>
+        <w:fldChar w:fldCharType="end"/>
+      </w:r>
+    </w:p>
+    <w:p>
+      <w:pPr>
+        <w:ind w:left="420" w:leftChars="0" w:firstLine="420" w:firstLineChars="0"/>
+        <w:rPr>
+          <w:rFonts w:hint="eastAsia" w:ascii="宋体" w:hAnsi="宋体" w:eastAsia="宋体" w:cs="宋体"/>
+          <w:sz w:val="24"/>
+          <w:szCs w:val="24"/>
+          <w:lang w:val="en-US" w:eastAsia="zh-CN"/>
+        </w:rPr>
+      </w:pPr>
+      <w:r>
+        <w:rPr>
+          <w:rFonts w:hint="eastAsia" w:ascii="宋体" w:hAnsi="宋体" w:eastAsia="宋体" w:cs="宋体"/>
+          <w:sz w:val="24"/>
+          <w:szCs w:val="24"/>
+          <w:lang w:val="en-US" w:eastAsia="zh-CN"/>
+        </w:rPr>
+        <w:t>编程</w:t>
+      </w:r>
+    </w:p>
+    <w:p>
+      <w:pPr>
+        <w:ind w:left="840" w:leftChars="0" w:firstLine="420" w:firstLineChars="0"/>
+        <w:rPr>
+          <w:rFonts w:hint="eastAsia" w:ascii="宋体" w:hAnsi="宋体" w:eastAsia="宋体" w:cs="宋体"/>
+          <w:sz w:val="24"/>
+          <w:szCs w:val="24"/>
+          <w:lang w:val="en-US" w:eastAsia="zh-CN"/>
+        </w:rPr>
+      </w:pPr>
+      <w:r>
+        <w:rPr>
+          <w:rFonts w:hint="eastAsia" w:ascii="宋体" w:hAnsi="宋体" w:eastAsia="宋体" w:cs="宋体"/>
+          <w:sz w:val="24"/>
+          <w:szCs w:val="24"/>
+          <w:lang w:val="en-US" w:eastAsia="zh-CN"/>
+        </w:rPr>
+        <w:t>定义变量，使用变量，单双引号，赋值，只读删除</w:t>
+      </w:r>
+    </w:p>
+    <w:p>
+      <w:pPr>
+        <w:ind w:left="840" w:leftChars="0" w:firstLine="420" w:firstLineChars="0"/>
+        <w:rPr>
+          <w:rFonts w:hint="default" w:ascii="宋体" w:hAnsi="宋体" w:eastAsia="宋体" w:cs="宋体"/>
+          <w:sz w:val="24"/>
+          <w:szCs w:val="24"/>
+          <w:lang w:val="en-US" w:eastAsia="zh-CN"/>
+        </w:rPr>
+      </w:pPr>
+      <w:r>
+        <w:rPr>
+          <w:rFonts w:hint="eastAsia" w:ascii="宋体" w:hAnsi="宋体" w:eastAsia="宋体" w:cs="宋体"/>
+          <w:sz w:val="24"/>
+          <w:szCs w:val="24"/>
+          <w:lang w:val="en-US" w:eastAsia="zh-CN"/>
+        </w:rPr>
+        <w:t>重定向</w:t>
+      </w:r>
+    </w:p>
+    <w:p>
+      <w:pPr>
+        <w:ind w:left="420" w:leftChars="0" w:firstLine="420" w:firstLineChars="0"/>
+        <w:rPr>
+          <w:rFonts w:hint="default" w:ascii="宋体" w:hAnsi="宋体" w:eastAsia="宋体" w:cs="宋体"/>
+          <w:sz w:val="24"/>
+          <w:szCs w:val="24"/>
+          <w:lang w:val="en-US" w:eastAsia="zh-CN"/>
+        </w:rPr>
+      </w:pPr>
+    </w:p>
+    <w:p>
+      <w:pPr>
+        <w:ind w:firstLine="420" w:firstLineChars="0"/>
+        <w:rPr>
+          <w:rFonts w:hint="default" w:ascii="宋体" w:hAnsi="宋体" w:eastAsia="宋体" w:cs="宋体"/>
+          <w:sz w:val="24"/>
+          <w:szCs w:val="24"/>
+          <w:lang w:val="en-US" w:eastAsia="zh-CN"/>
+        </w:rPr>
+      </w:pPr>
+      <w:r>
+        <w:rPr>
+          <w:rFonts w:ascii="宋体" w:hAnsi="宋体" w:eastAsia="宋体" w:cs="宋体"/>
+          <w:sz w:val="24"/>
+          <w:szCs w:val="24"/>
+        </w:rPr>
+        <w:fldChar w:fldCharType="begin"/>
+      </w:r>
+      <w:r>
+        <w:rPr>
+          <w:rFonts w:ascii="宋体" w:hAnsi="宋体" w:eastAsia="宋体" w:cs="宋体"/>
+          <w:sz w:val="24"/>
+          <w:szCs w:val="24"/>
+        </w:rPr>
+        <w:instrText xml:space="preserve"> HYPERLINK "https://blog.csdn.net/mingyuli/article/details/112420435" </w:instrText>
+      </w:r>
+      <w:r>
+        <w:rPr>
+          <w:rFonts w:ascii="宋体" w:hAnsi="宋体" w:eastAsia="宋体" w:cs="宋体"/>
+          <w:sz w:val="24"/>
+          <w:szCs w:val="24"/>
+        </w:rPr>
+        <w:fldChar w:fldCharType="separate"/>
+      </w:r>
+      <w:r>
+        <w:rPr>
+          <w:rStyle w:val="6"/>
+          <w:rFonts w:ascii="宋体" w:hAnsi="宋体" w:eastAsia="宋体" w:cs="宋体"/>
+          <w:sz w:val="24"/>
+          <w:szCs w:val="24"/>
+        </w:rPr>
+        <w:t>Linux(四)：什么是Bash、什么是shell？_bash shell-CSDN博客</w:t>
+      </w:r>
+      <w:r>
+        <w:rPr>
+          <w:rFonts w:ascii="宋体" w:hAnsi="宋体" w:eastAsia="宋体" w:cs="宋体"/>
+          <w:sz w:val="24"/>
+          <w:szCs w:val="24"/>
+        </w:rPr>
+        <w:fldChar w:fldCharType="end"/>
+      </w:r>
+      <w:r>
+        <w:rPr>
+          <w:rFonts w:hint="eastAsia" w:ascii="宋体" w:hAnsi="宋体" w:eastAsia="宋体" w:cs="宋体"/>
+          <w:sz w:val="24"/>
+          <w:szCs w:val="24"/>
+          <w:lang w:val="en-US" w:eastAsia="zh-CN"/>
+        </w:rPr>
+        <w:t>{...}</w:t>
+      </w:r>
+    </w:p>
+    <w:p>
+      <w:pPr>
+        <w:ind w:firstLine="420" w:firstLineChars="0"/>
+        <w:rPr>
+          <w:rFonts w:hint="eastAsia" w:ascii="宋体" w:hAnsi="宋体" w:eastAsia="宋体" w:cs="宋体"/>
+          <w:sz w:val="24"/>
+          <w:szCs w:val="24"/>
+          <w:lang w:val="en-US" w:eastAsia="zh-CN"/>
+        </w:rPr>
+      </w:pPr>
+      <w:r>
+        <w:rPr>
+          <w:rFonts w:hint="eastAsia" w:ascii="宋体" w:hAnsi="宋体" w:eastAsia="宋体" w:cs="宋体"/>
+          <w:sz w:val="24"/>
+          <w:szCs w:val="24"/>
+          <w:lang w:val="en-US" w:eastAsia="zh-CN"/>
+        </w:rPr>
+        <w:t>翻译给内核</w:t>
+      </w:r>
+    </w:p>
+    <w:p>
+      <w:pPr>
+        <w:ind w:firstLine="420" w:firstLineChars="0"/>
+        <w:rPr>
+          <w:rFonts w:hint="eastAsia" w:ascii="宋体" w:hAnsi="宋体" w:eastAsia="宋体" w:cs="宋体"/>
+          <w:sz w:val="24"/>
+          <w:szCs w:val="24"/>
+          <w:lang w:val="en-US" w:eastAsia="zh-CN"/>
+        </w:rPr>
+      </w:pPr>
+      <w:r>
+        <w:rPr>
+          <w:rFonts w:hint="eastAsia" w:ascii="宋体" w:hAnsi="宋体" w:eastAsia="宋体" w:cs="宋体"/>
+          <w:sz w:val="24"/>
+          <w:szCs w:val="24"/>
+          <w:lang w:val="en-US" w:eastAsia="zh-CN"/>
+        </w:rPr>
+        <w:t>脚本语言</w:t>
+      </w:r>
+    </w:p>
+    <w:p>
+      <w:pPr>
+        <w:ind w:firstLine="420" w:firstLineChars="0"/>
+        <w:rPr>
+          <w:rFonts w:hint="default" w:ascii="宋体" w:hAnsi="宋体" w:eastAsia="宋体" w:cs="宋体"/>
+          <w:sz w:val="24"/>
+          <w:szCs w:val="24"/>
+          <w:lang w:val="en-US" w:eastAsia="zh-CN"/>
+        </w:rPr>
+      </w:pPr>
+      <w:r>
+        <w:rPr>
+          <w:rFonts w:hint="eastAsia" w:ascii="宋体" w:hAnsi="宋体" w:eastAsia="宋体" w:cs="宋体"/>
+          <w:sz w:val="24"/>
+          <w:szCs w:val="24"/>
+          <w:lang w:val="en-US" w:eastAsia="zh-CN"/>
+        </w:rPr>
+        <w:t>壳</w:t>
+      </w:r>
+    </w:p>
+    <w:p>
+      <w:pPr>
+        <w:ind w:firstLine="420" w:firstLineChars="0"/>
+        <w:rPr>
+          <w:rFonts w:hint="eastAsia" w:ascii="宋体" w:hAnsi="宋体" w:eastAsia="宋体" w:cs="宋体"/>
+          <w:sz w:val="24"/>
+          <w:szCs w:val="24"/>
+          <w:lang w:val="en-US" w:eastAsia="zh-CN"/>
+        </w:rPr>
+      </w:pPr>
+      <w:r>
+        <w:rPr>
+          <w:rFonts w:hint="default" w:ascii="宋体" w:hAnsi="宋体" w:eastAsia="宋体" w:cs="宋体"/>
+          <w:sz w:val="24"/>
+          <w:szCs w:val="24"/>
+          <w:lang w:val="en-US" w:eastAsia="zh-CN"/>
+        </w:rPr>
+        <w:t>alias</w:t>
+      </w:r>
+      <w:r>
+        <w:rPr>
+          <w:rFonts w:hint="eastAsia" w:ascii="宋体" w:hAnsi="宋体" w:eastAsia="宋体" w:cs="宋体"/>
+          <w:sz w:val="24"/>
+          <w:szCs w:val="24"/>
+          <w:lang w:val="en-US" w:eastAsia="zh-CN"/>
+        </w:rPr>
+        <w:t>/bg/exit/pwd/echo/mkdir</w:t>
+      </w:r>
+    </w:p>
+    <w:p>
+      <w:pPr>
+        <w:ind w:firstLine="420" w:firstLineChars="0"/>
+        <w:rPr>
+          <w:rFonts w:hint="default" w:ascii="宋体" w:hAnsi="宋体" w:eastAsia="宋体" w:cs="宋体"/>
+          <w:sz w:val="24"/>
+          <w:szCs w:val="24"/>
+          <w:lang w:val="en-US" w:eastAsia="zh-CN"/>
+        </w:rPr>
+      </w:pPr>
+      <w:r>
+        <w:rPr>
+          <w:rFonts w:hint="eastAsia" w:ascii="宋体" w:hAnsi="宋体" w:eastAsia="宋体" w:cs="宋体"/>
+          <w:sz w:val="24"/>
+          <w:szCs w:val="24"/>
+          <w:lang w:val="en-US" w:eastAsia="zh-CN"/>
+        </w:rPr>
+        <w:t>终端</w:t>
+      </w:r>
+    </w:p>
+    <w:p>
+      <w:pPr>
+        <w:ind w:firstLine="420" w:firstLineChars="0"/>
+        <w:rPr>
+          <w:rFonts w:hint="default" w:ascii="宋体" w:hAnsi="宋体" w:eastAsia="宋体" w:cs="宋体"/>
+          <w:sz w:val="24"/>
+          <w:szCs w:val="24"/>
+          <w:lang w:val="en-US" w:eastAsia="zh-CN"/>
+        </w:rPr>
+      </w:pPr>
+      <w:r>
+        <w:rPr>
+          <w:rFonts w:hint="eastAsia" w:ascii="宋体" w:hAnsi="宋体" w:eastAsia="宋体" w:cs="宋体"/>
+          <w:sz w:val="24"/>
+          <w:szCs w:val="24"/>
+          <w:lang w:val="en-US" w:eastAsia="zh-CN"/>
+        </w:rPr>
+        <w:t>通常表现为命令行界面（CLI）</w:t>
+      </w:r>
+    </w:p>
+    <w:p>
+      <w:pPr>
+        <w:ind w:firstLine="420" w:firstLineChars="0"/>
+        <w:rPr>
+          <w:rFonts w:ascii="宋体" w:hAnsi="宋体" w:eastAsia="宋体" w:cs="宋体"/>
+          <w:sz w:val="24"/>
+          <w:szCs w:val="24"/>
+        </w:rPr>
+      </w:pPr>
+      <w:r>
+        <w:rPr>
+          <w:rFonts w:ascii="宋体" w:hAnsi="宋体" w:eastAsia="宋体" w:cs="宋体"/>
+          <w:sz w:val="24"/>
+          <w:szCs w:val="24"/>
+        </w:rPr>
+        <w:fldChar w:fldCharType="begin"/>
+      </w:r>
+      <w:r>
+        <w:rPr>
+          <w:rFonts w:ascii="宋体" w:hAnsi="宋体" w:eastAsia="宋体" w:cs="宋体"/>
+          <w:sz w:val="24"/>
+          <w:szCs w:val="24"/>
+        </w:rPr>
+        <w:instrText xml:space="preserve"> HYPERLINK "https://developer.volcengine.com/articles/7529428619874009127" </w:instrText>
+      </w:r>
+      <w:r>
+        <w:rPr>
+          <w:rFonts w:ascii="宋体" w:hAnsi="宋体" w:eastAsia="宋体" w:cs="宋体"/>
+          <w:sz w:val="24"/>
+          <w:szCs w:val="24"/>
+        </w:rPr>
+        <w:fldChar w:fldCharType="separate"/>
+      </w:r>
+      <w:r>
+        <w:rPr>
+          <w:rStyle w:val="7"/>
+          <w:rFonts w:ascii="宋体" w:hAnsi="宋体" w:eastAsia="宋体" w:cs="宋体"/>
+          <w:sz w:val="24"/>
+          <w:szCs w:val="24"/>
+        </w:rPr>
+        <w:t>bash 为什么叫 bash？ - 文章 - 开发者社区 - 火山引擎</w:t>
+      </w:r>
+      <w:r>
+        <w:rPr>
+          <w:rFonts w:ascii="宋体" w:hAnsi="宋体" w:eastAsia="宋体" w:cs="宋体"/>
+          <w:sz w:val="24"/>
+          <w:szCs w:val="24"/>
+        </w:rPr>
+        <w:fldChar w:fldCharType="end"/>
+      </w:r>
+    </w:p>
+    <w:p>
+      <w:pPr>
+        <w:ind w:firstLine="420" w:firstLineChars="0"/>
+        <w:rPr>
+          <w:rFonts w:hint="eastAsia" w:ascii="宋体" w:hAnsi="宋体" w:eastAsia="宋体" w:cs="宋体"/>
+          <w:sz w:val="24"/>
+          <w:szCs w:val="24"/>
+          <w:lang w:val="en-US" w:eastAsia="zh-CN"/>
+        </w:rPr>
+      </w:pPr>
+      <w:r>
+        <w:rPr>
+          <w:rFonts w:hint="eastAsia" w:ascii="宋体" w:hAnsi="宋体" w:eastAsia="宋体" w:cs="宋体"/>
+          <w:sz w:val="24"/>
+          <w:szCs w:val="24"/>
+          <w:lang w:val="en-US" w:eastAsia="zh-CN"/>
+        </w:rPr>
+        <w:t>解释器</w:t>
+      </w:r>
+    </w:p>
+    <w:p>
+      <w:pPr>
+        <w:ind w:firstLine="420" w:firstLineChars="0"/>
+        <w:rPr>
+          <w:rFonts w:hint="eastAsia" w:ascii="宋体" w:hAnsi="宋体" w:eastAsia="宋体" w:cs="宋体"/>
+          <w:sz w:val="24"/>
+          <w:szCs w:val="24"/>
+          <w:lang w:val="en-US" w:eastAsia="zh-CN"/>
+        </w:rPr>
+      </w:pPr>
+      <w:r>
+        <w:rPr>
+          <w:rFonts w:hint="default" w:ascii="宋体" w:hAnsi="宋体" w:eastAsia="宋体" w:cs="宋体"/>
+          <w:sz w:val="24"/>
+          <w:szCs w:val="24"/>
+          <w:lang w:val="en-US" w:eastAsia="zh-CN"/>
+        </w:rPr>
+        <w:t>born again</w:t>
+      </w:r>
+      <w:r>
+        <w:rPr>
+          <w:rFonts w:hint="eastAsia" w:ascii="宋体" w:hAnsi="宋体" w:eastAsia="宋体" w:cs="宋体"/>
+          <w:sz w:val="24"/>
+          <w:szCs w:val="24"/>
+          <w:lang w:val="en-US" w:eastAsia="zh-CN"/>
+        </w:rPr>
+        <w:t xml:space="preserve"> SHell</w:t>
+      </w:r>
+    </w:p>
+    <w:p>
+      <w:pPr>
+        <w:ind w:firstLine="420" w:firstLineChars="0"/>
+        <w:rPr>
+          <w:rFonts w:hint="eastAsia" w:ascii="宋体" w:hAnsi="宋体" w:eastAsia="宋体" w:cs="宋体"/>
+          <w:sz w:val="24"/>
+          <w:szCs w:val="24"/>
+          <w:lang w:val="en-US" w:eastAsia="zh-CN"/>
+        </w:rPr>
+      </w:pPr>
+    </w:p>
+    <w:p>
+      <w:pPr>
+        <w:rPr>
+          <w:rFonts w:hint="default" w:ascii="宋体" w:hAnsi="宋体" w:eastAsia="宋体" w:cs="宋体"/>
+          <w:sz w:val="24"/>
+          <w:szCs w:val="24"/>
+          <w:lang w:val="en-US" w:eastAsia="zh-CN"/>
+        </w:rPr>
+      </w:pPr>
+      <w:r>
+        <w:rPr>
+          <w:rFonts w:hint="default" w:ascii="宋体" w:hAnsi="宋体" w:eastAsia="宋体" w:cs="宋体"/>
+          <w:sz w:val="24"/>
+          <w:szCs w:val="24"/>
+          <w:lang w:val="en-US" w:eastAsia="zh-CN"/>
+        </w:rPr>
+        <w:t>linux</w:t>
+      </w:r>
+      <w:r>
+        <w:rPr>
+          <w:rFonts w:hint="default" w:ascii="宋体" w:hAnsi="宋体" w:eastAsia="宋体" w:cs="宋体"/>
+          <w:b/>
+          <w:bCs/>
+          <w:sz w:val="24"/>
+          <w:szCs w:val="24"/>
+          <w:lang w:val="en-US" w:eastAsia="zh-CN"/>
+        </w:rPr>
+        <w:t>正则表达式</w:t>
+      </w:r>
+      <w:r>
+        <w:rPr>
+          <w:rFonts w:hint="default" w:ascii="宋体" w:hAnsi="宋体" w:eastAsia="宋体" w:cs="宋体"/>
+          <w:sz w:val="24"/>
+          <w:szCs w:val="24"/>
+          <w:lang w:val="en-US" w:eastAsia="zh-CN"/>
+        </w:rPr>
+        <w:t>？</w:t>
+      </w:r>
+    </w:p>
+    <w:p>
+      <w:pPr>
+        <w:ind w:firstLine="420" w:firstLineChars="0"/>
+        <w:rPr>
+          <w:rFonts w:ascii="宋体" w:hAnsi="宋体" w:eastAsia="宋体" w:cs="宋体"/>
+          <w:sz w:val="24"/>
+          <w:szCs w:val="24"/>
+        </w:rPr>
+      </w:pPr>
+      <w:r>
+        <w:rPr>
+          <w:rFonts w:ascii="宋体" w:hAnsi="宋体" w:eastAsia="宋体" w:cs="宋体"/>
+          <w:sz w:val="24"/>
+          <w:szCs w:val="24"/>
+        </w:rPr>
+        <w:fldChar w:fldCharType="begin"/>
+      </w:r>
+      <w:r>
+        <w:rPr>
+          <w:rFonts w:ascii="宋体" w:hAnsi="宋体" w:eastAsia="宋体" w:cs="宋体"/>
+          <w:sz w:val="24"/>
+          <w:szCs w:val="24"/>
+        </w:rPr>
+        <w:instrText xml:space="preserve"> HYPERLINK "https://www.cnblogs.com/tlnshuju/p/19249754" </w:instrText>
+      </w:r>
+      <w:r>
+        <w:rPr>
+          <w:rFonts w:ascii="宋体" w:hAnsi="宋体" w:eastAsia="宋体" w:cs="宋体"/>
+          <w:sz w:val="24"/>
+          <w:szCs w:val="24"/>
+        </w:rPr>
+        <w:fldChar w:fldCharType="separate"/>
+      </w:r>
+      <w:r>
+        <w:rPr>
+          <w:rStyle w:val="7"/>
+          <w:rFonts w:ascii="宋体" w:hAnsi="宋体" w:eastAsia="宋体" w:cs="宋体"/>
+          <w:sz w:val="24"/>
+          <w:szCs w:val="24"/>
+        </w:rPr>
+        <w:t>实用指南：正则表达式入门到精通教程（Linux实操版） - tlnshuju - 博客园</w:t>
+      </w:r>
+      <w:r>
+        <w:rPr>
+          <w:rFonts w:ascii="宋体" w:hAnsi="宋体" w:eastAsia="宋体" w:cs="宋体"/>
+          <w:sz w:val="24"/>
+          <w:szCs w:val="24"/>
+        </w:rPr>
+        <w:fldChar w:fldCharType="end"/>
+      </w:r>
+    </w:p>
+    <w:p>
+      <w:pPr>
+        <w:ind w:firstLine="420" w:firstLineChars="0"/>
+        <w:rPr>
+          <w:rFonts w:ascii="宋体" w:hAnsi="宋体" w:eastAsia="宋体" w:cs="宋体"/>
+          <w:sz w:val="24"/>
+          <w:szCs w:val="24"/>
+        </w:rPr>
+      </w:pPr>
+      <w:r>
+        <w:rPr>
+          <w:rFonts w:ascii="宋体" w:hAnsi="宋体" w:eastAsia="宋体" w:cs="宋体"/>
+          <w:sz w:val="24"/>
+          <w:szCs w:val="24"/>
+        </w:rPr>
+        <w:fldChar w:fldCharType="begin"/>
+      </w:r>
+      <w:r>
+        <w:rPr>
+          <w:rFonts w:ascii="宋体" w:hAnsi="宋体" w:eastAsia="宋体" w:cs="宋体"/>
+          <w:sz w:val="24"/>
+          <w:szCs w:val="24"/>
+        </w:rPr>
+        <w:instrText xml:space="preserve"> HYPERLINK "https://blog.csdn.net/Gabbana/article/details/107650051" </w:instrText>
+      </w:r>
+      <w:r>
+        <w:rPr>
+          <w:rFonts w:ascii="宋体" w:hAnsi="宋体" w:eastAsia="宋体" w:cs="宋体"/>
+          <w:sz w:val="24"/>
+          <w:szCs w:val="24"/>
+        </w:rPr>
+        <w:fldChar w:fldCharType="separate"/>
+      </w:r>
+      <w:r>
+        <w:rPr>
+          <w:rStyle w:val="7"/>
+          <w:rFonts w:ascii="宋体" w:hAnsi="宋体" w:eastAsia="宋体" w:cs="宋体"/>
+          <w:sz w:val="24"/>
+          <w:szCs w:val="24"/>
+        </w:rPr>
+        <w:t>Linux正则表达式使用方法详解_linux使用正则表达式-CSDN博客</w:t>
+      </w:r>
+      <w:r>
+        <w:rPr>
+          <w:rFonts w:ascii="宋体" w:hAnsi="宋体" w:eastAsia="宋体" w:cs="宋体"/>
+          <w:sz w:val="24"/>
+          <w:szCs w:val="24"/>
+        </w:rPr>
+        <w:fldChar w:fldCharType="end"/>
+      </w:r>
+    </w:p>
+    <w:p>
+      <w:pPr>
+        <w:ind w:left="420" w:leftChars="0" w:firstLine="420" w:firstLineChars="0"/>
+        <w:rPr>
+          <w:rFonts w:hint="eastAsia" w:ascii="宋体" w:hAnsi="宋体" w:eastAsia="宋体" w:cs="宋体"/>
+          <w:sz w:val="24"/>
+          <w:szCs w:val="24"/>
+          <w:lang w:val="en-US" w:eastAsia="zh-CN"/>
+        </w:rPr>
+      </w:pPr>
+      <w:r>
+        <w:rPr>
+          <w:rFonts w:hint="eastAsia" w:ascii="宋体" w:hAnsi="宋体" w:eastAsia="宋体" w:cs="宋体"/>
+          <w:sz w:val="24"/>
+          <w:szCs w:val="24"/>
+          <w:lang w:val="en-US" w:eastAsia="zh-CN"/>
+        </w:rPr>
+        <w:t>文本匹配规则</w:t>
+      </w:r>
+    </w:p>
+    <w:p>
+      <w:pPr>
+        <w:ind w:left="420" w:leftChars="0" w:firstLine="420" w:firstLineChars="0"/>
+        <w:rPr>
+          <w:rFonts w:hint="eastAsia" w:ascii="宋体" w:hAnsi="宋体" w:eastAsia="宋体" w:cs="宋体"/>
+          <w:sz w:val="24"/>
+          <w:szCs w:val="24"/>
+          <w:lang w:val="en-US" w:eastAsia="zh-CN"/>
+        </w:rPr>
+      </w:pPr>
+      <w:r>
+        <w:rPr>
+          <w:rFonts w:hint="default" w:ascii="宋体" w:hAnsi="宋体" w:eastAsia="宋体" w:cs="宋体"/>
+          <w:sz w:val="24"/>
+          <w:szCs w:val="24"/>
+          <w:lang w:val="en-US" w:eastAsia="zh-CN"/>
+        </w:rPr>
+        <w:t>grep</w:t>
+      </w:r>
+      <w:r>
+        <w:rPr>
+          <w:rFonts w:hint="eastAsia" w:ascii="宋体" w:hAnsi="宋体" w:eastAsia="宋体" w:cs="宋体"/>
+          <w:sz w:val="24"/>
+          <w:szCs w:val="24"/>
+          <w:lang w:val="en-US" w:eastAsia="zh-CN"/>
+        </w:rPr>
+        <w:t>/sed/awk</w:t>
+      </w:r>
+    </w:p>
+    <w:p>
+      <w:pPr>
+        <w:ind w:firstLine="420" w:firstLineChars="0"/>
+        <w:rPr>
+          <w:rFonts w:ascii="宋体" w:hAnsi="宋体" w:eastAsia="宋体" w:cs="宋体"/>
+          <w:sz w:val="24"/>
+          <w:szCs w:val="24"/>
+        </w:rPr>
+      </w:pPr>
+      <w:r>
+        <w:rPr>
+          <w:rFonts w:ascii="宋体" w:hAnsi="宋体" w:eastAsia="宋体" w:cs="宋体"/>
+          <w:sz w:val="24"/>
+          <w:szCs w:val="24"/>
+        </w:rPr>
+        <w:fldChar w:fldCharType="begin"/>
+      </w:r>
+      <w:r>
+        <w:rPr>
+          <w:rFonts w:ascii="宋体" w:hAnsi="宋体" w:eastAsia="宋体" w:cs="宋体"/>
+          <w:sz w:val="24"/>
+          <w:szCs w:val="24"/>
+        </w:rPr>
+        <w:instrText xml:space="preserve"> HYPERLINK "https://geek-docs.com/regexp/regexp-tutorials/70_linux_regular_expression.html" </w:instrText>
+      </w:r>
+      <w:r>
+        <w:rPr>
+          <w:rFonts w:ascii="宋体" w:hAnsi="宋体" w:eastAsia="宋体" w:cs="宋体"/>
+          <w:sz w:val="24"/>
+          <w:szCs w:val="24"/>
+        </w:rPr>
+        <w:fldChar w:fldCharType="separate"/>
+      </w:r>
+      <w:r>
+        <w:rPr>
+          <w:rStyle w:val="7"/>
+          <w:rFonts w:ascii="宋体" w:hAnsi="宋体" w:eastAsia="宋体" w:cs="宋体"/>
+          <w:sz w:val="24"/>
+          <w:szCs w:val="24"/>
+        </w:rPr>
+        <w:t>Linux 正则表达式|极客教程</w:t>
+      </w:r>
+      <w:r>
+        <w:rPr>
+          <w:rFonts w:ascii="宋体" w:hAnsi="宋体" w:eastAsia="宋体" w:cs="宋体"/>
+          <w:sz w:val="24"/>
+          <w:szCs w:val="24"/>
+        </w:rPr>
+        <w:fldChar w:fldCharType="end"/>
+      </w:r>
+    </w:p>
+    <w:p>
+      <w:pPr>
+        <w:ind w:left="420" w:leftChars="0" w:firstLine="420" w:firstLineChars="0"/>
+        <w:rPr>
+          <w:rFonts w:hint="eastAsia" w:ascii="宋体" w:hAnsi="宋体" w:eastAsia="宋体" w:cs="宋体"/>
+          <w:sz w:val="24"/>
+          <w:szCs w:val="24"/>
+          <w:lang w:val="en-US" w:eastAsia="zh-CN"/>
+        </w:rPr>
+      </w:pPr>
+      <w:r>
+        <w:rPr>
+          <w:rFonts w:hint="default" w:ascii="宋体" w:hAnsi="宋体" w:eastAsia="宋体" w:cs="宋体"/>
+          <w:sz w:val="24"/>
+          <w:szCs w:val="24"/>
+          <w:lang w:val="en-US" w:eastAsia="zh-CN"/>
+        </w:rPr>
+        <w:t>元字符</w:t>
+      </w:r>
+      <w:r>
+        <w:rPr>
+          <w:rFonts w:hint="eastAsia" w:ascii="宋体" w:hAnsi="宋体" w:eastAsia="宋体" w:cs="宋体"/>
+          <w:sz w:val="24"/>
+          <w:szCs w:val="24"/>
+          <w:lang w:val="en-US" w:eastAsia="zh-CN"/>
+        </w:rPr>
+        <w:t>/限定符/分组</w:t>
+      </w:r>
+    </w:p>
+    <w:p>
+      <w:pPr>
+        <w:rPr>
+          <w:rFonts w:hint="default" w:ascii="宋体" w:hAnsi="宋体" w:eastAsia="宋体" w:cs="宋体"/>
+          <w:sz w:val="24"/>
+          <w:szCs w:val="24"/>
+          <w:lang w:val="en-US" w:eastAsia="zh-CN"/>
+        </w:rPr>
+      </w:pPr>
+      <w:r>
+        <w:rPr>
+          <w:rFonts w:hint="default" w:ascii="宋体" w:hAnsi="宋体" w:eastAsia="宋体" w:cs="宋体"/>
+          <w:sz w:val="24"/>
+          <w:szCs w:val="24"/>
+          <w:lang w:val="en-US" w:eastAsia="zh-CN"/>
+        </w:rPr>
+        <w:br w:type="page"/>
+      </w:r>
+    </w:p>
+    <w:p>
+      <w:pPr>
+        <w:rPr>
+          <w:rFonts w:hint="default" w:ascii="宋体" w:hAnsi="宋体" w:eastAsia="宋体" w:cs="宋体"/>
+          <w:b/>
+          <w:bCs/>
+          <w:sz w:val="24"/>
+          <w:szCs w:val="24"/>
+          <w:lang w:val="en-US" w:eastAsia="zh-CN"/>
+        </w:rPr>
+      </w:pPr>
+      <w:bookmarkStart w:id="0" w:name="_GoBack"/>
+      <w:r>
+        <w:rPr>
+          <w:rFonts w:hint="default" w:ascii="宋体" w:hAnsi="宋体" w:eastAsia="宋体" w:cs="宋体"/>
+          <w:b/>
+          <w:bCs/>
+          <w:sz w:val="24"/>
+          <w:szCs w:val="24"/>
+          <w:lang w:val="en-US" w:eastAsia="zh-CN"/>
+        </w:rPr>
+        <w:t>2026062</w:t>
+      </w:r>
+      <w:r>
+        <w:rPr>
+          <w:rFonts w:hint="eastAsia" w:ascii="宋体" w:hAnsi="宋体" w:eastAsia="宋体" w:cs="宋体"/>
+          <w:b/>
+          <w:bCs/>
+          <w:sz w:val="24"/>
+          <w:szCs w:val="24"/>
+          <w:lang w:val="en-US" w:eastAsia="zh-CN"/>
+        </w:rPr>
+        <w:t>3</w:t>
+      </w:r>
+      <w:r>
+        <w:rPr>
+          <w:rFonts w:hint="default" w:ascii="宋体" w:hAnsi="宋体" w:eastAsia="宋体" w:cs="宋体"/>
+          <w:b/>
+          <w:bCs/>
+          <w:sz w:val="24"/>
+          <w:szCs w:val="24"/>
+          <w:lang w:val="en-US" w:eastAsia="zh-CN"/>
+        </w:rPr>
+        <w:t>未归纳</w:t>
+      </w:r>
+    </w:p>
+    <w:bookmarkEnd w:id="0"/>
+    <w:p>
+      <w:pPr>
+        <w:rPr>
+          <w:rFonts w:hint="default" w:ascii="宋体" w:hAnsi="宋体" w:eastAsia="宋体" w:cs="宋体"/>
+          <w:sz w:val="24"/>
+          <w:szCs w:val="24"/>
+          <w:lang w:val="en-US" w:eastAsia="zh-CN"/>
+        </w:rPr>
+      </w:pPr>
     </w:p>
     <w:p>
       <w:pPr>
@@ -22417,56 +23948,35 @@
           <w:lang w:val="en-US" w:eastAsia="zh-CN"/>
         </w:rPr>
       </w:pPr>
-      <w:bookmarkStart w:id="0" w:name="_GoBack"/>
-      <w:bookmarkEnd w:id="0"/>
-    </w:p>
-    <w:p>
-      <w:pPr>
-        <w:rPr>
-          <w:rFonts w:hint="default" w:ascii="宋体" w:hAnsi="宋体" w:eastAsia="宋体" w:cs="宋体"/>
-          <w:sz w:val="24"/>
-          <w:szCs w:val="24"/>
-          <w:lang w:val="en-US" w:eastAsia="zh-CN"/>
-        </w:rPr>
-      </w:pPr>
-      <w:r>
-        <w:rPr>
-          <w:rFonts w:hint="eastAsia" w:ascii="宋体" w:hAnsi="宋体" w:eastAsia="宋体" w:cs="宋体"/>
-          <w:sz w:val="24"/>
-          <w:szCs w:val="24"/>
-          <w:lang w:val="en-US" w:eastAsia="zh-CN"/>
-        </w:rPr>
-        <w:t>GitKraken Desktopj教程？</w:t>
-      </w:r>
-    </w:p>
-    <w:p>
-      <w:pPr>
-        <w:rPr>
-          <w:rFonts w:hint="default" w:ascii="宋体" w:hAnsi="宋体" w:eastAsia="宋体" w:cs="宋体"/>
-          <w:sz w:val="24"/>
-          <w:szCs w:val="24"/>
-          <w:lang w:val="en-US" w:eastAsia="zh-CN"/>
-        </w:rPr>
-      </w:pPr>
-    </w:p>
-    <w:p>
-      <w:pPr>
-        <w:rPr>
-          <w:rFonts w:hint="eastAsia" w:ascii="宋体" w:hAnsi="宋体" w:eastAsia="宋体" w:cs="宋体"/>
-          <w:sz w:val="24"/>
-          <w:szCs w:val="24"/>
-          <w:lang w:val="en-US" w:eastAsia="zh-CN"/>
-        </w:rPr>
-      </w:pPr>
-      <w:r>
-        <w:rPr>
-          <w:rFonts w:hint="eastAsia" w:ascii="宋体" w:hAnsi="宋体" w:eastAsia="宋体" w:cs="宋体"/>
-          <w:sz w:val="24"/>
-          <w:szCs w:val="24"/>
-          <w:lang w:val="en-US" w:eastAsia="zh-CN"/>
-        </w:rPr>
-        <w:t>shell $？</w:t>
-      </w:r>
+    </w:p>
+    <w:p>
+      <w:pPr>
+        <w:rPr>
+          <w:rFonts w:hint="default" w:ascii="宋体" w:hAnsi="宋体" w:eastAsia="宋体" w:cs="宋体"/>
+          <w:sz w:val="24"/>
+          <w:szCs w:val="24"/>
+          <w:lang w:val="en-US" w:eastAsia="zh-CN"/>
+        </w:rPr>
+      </w:pPr>
+      <w:r>
+        <w:rPr>
+          <w:rFonts w:hint="eastAsia" w:ascii="宋体" w:hAnsi="宋体" w:eastAsia="宋体" w:cs="宋体"/>
+          <w:sz w:val="24"/>
+          <w:szCs w:val="24"/>
+          <w:lang w:val="en-US" w:eastAsia="zh-CN"/>
+        </w:rPr>
+        <w:t>GitKraken Desktop教程？</w:t>
+      </w:r>
+    </w:p>
+    <w:p>
+      <w:pPr>
+        <w:rPr>
+          <w:rFonts w:hint="default" w:ascii="宋体" w:hAnsi="宋体" w:eastAsia="宋体" w:cs="宋体"/>
+          <w:sz w:val="24"/>
+          <w:szCs w:val="24"/>
+          <w:lang w:val="en-US" w:eastAsia="zh-CN"/>
+        </w:rPr>
+      </w:pPr>
     </w:p>
     <w:p>
       <w:pPr>

--- a/vscode.docx
+++ b/vscode.docx
@@ -854,7 +854,7 @@
       <w:pPr>
         <w:ind w:firstLine="420" w:firstLineChars="0"/>
         <w:rPr>
-          <w:rFonts w:hint="eastAsia" w:ascii="宋体" w:hAnsi="宋体" w:eastAsia="宋体" w:cs="宋体"/>
+          <w:rFonts w:hint="default" w:ascii="宋体" w:hAnsi="宋体" w:eastAsia="宋体" w:cs="宋体"/>
           <w:b w:val="0"/>
           <w:bCs w:val="0"/>
           <w:sz w:val="24"/>
@@ -882,7 +882,7 @@
           <w:szCs w:val="24"/>
           <w:lang w:val="en-US" w:eastAsia="zh-CN"/>
         </w:rPr>
-        <w:t xml:space="preserve"> //代码片段</w:t>
+        <w:t xml:space="preserve"> //代码片段快照</w:t>
       </w:r>
     </w:p>
     <w:p>
@@ -16465,7 +16465,7 @@
           <w:szCs w:val="24"/>
           <w:lang w:val="en-US" w:eastAsia="zh-CN"/>
         </w:rPr>
-        <w:t>清理浏览器缓存？</w:t>
+        <w:t>清理浏览器缓存？（合并-gitlens-官网）</w:t>
       </w:r>
     </w:p>
     <w:p>
@@ -18407,7 +18407,7 @@
           <w:szCs w:val="24"/>
           <w:lang w:val="en-US" w:eastAsia="zh-CN"/>
         </w:rPr>
-        <w:t>gitlens插件增加Pro功能可读性？</w:t>
+        <w:t>gitlens插件增加Pro功能可读性？（合并-gitlens-界面元素）</w:t>
       </w:r>
     </w:p>
     <w:p>
@@ -22432,7 +22432,7 @@
           <w:szCs w:val="24"/>
           <w:lang w:val="en-US" w:eastAsia="zh-CN"/>
         </w:rPr>
-        <w:t>shell命令？$？</w:t>
+        <w:t>shell命令？$？（合并-前置知识）</w:t>
       </w:r>
     </w:p>
     <w:p>
@@ -23739,6 +23739,78 @@
           <w:lang w:val="en-US" w:eastAsia="zh-CN"/>
         </w:rPr>
       </w:pPr>
+    </w:p>
+    <w:p>
+      <w:pPr>
+        <w:rPr>
+          <w:rFonts w:hint="eastAsia" w:ascii="宋体" w:hAnsi="宋体" w:eastAsia="宋体" w:cs="宋体"/>
+          <w:sz w:val="24"/>
+          <w:szCs w:val="24"/>
+          <w:lang w:val="en-US" w:eastAsia="zh-CN"/>
+        </w:rPr>
+      </w:pPr>
+      <w:r>
+        <w:rPr>
+          <w:rFonts w:hint="eastAsia" w:ascii="宋体" w:hAnsi="宋体" w:eastAsia="宋体" w:cs="宋体"/>
+          <w:sz w:val="24"/>
+          <w:szCs w:val="24"/>
+          <w:lang w:val="en-US" w:eastAsia="zh-CN"/>
+        </w:rPr>
+        <w:t>vscode更新？（指涉-vibecoding）</w:t>
+      </w:r>
+    </w:p>
+    <w:p>
+      <w:pPr>
+        <w:ind w:firstLine="420" w:firstLineChars="0"/>
+        <w:rPr>
+          <w:rFonts w:hint="default" w:ascii="宋体" w:hAnsi="宋体" w:eastAsia="宋体" w:cs="宋体"/>
+          <w:sz w:val="24"/>
+          <w:szCs w:val="24"/>
+          <w:lang w:val="en-US" w:eastAsia="zh-CN"/>
+        </w:rPr>
+      </w:pPr>
+      <w:r>
+        <w:rPr>
+          <w:rFonts w:ascii="宋体" w:hAnsi="宋体" w:eastAsia="宋体" w:cs="宋体"/>
+          <w:sz w:val="24"/>
+          <w:szCs w:val="24"/>
+        </w:rPr>
+        <w:fldChar w:fldCharType="begin"/>
+      </w:r>
+      <w:r>
+        <w:rPr>
+          <w:rFonts w:ascii="宋体" w:hAnsi="宋体" w:eastAsia="宋体" w:cs="宋体"/>
+          <w:sz w:val="24"/>
+          <w:szCs w:val="24"/>
+        </w:rPr>
+        <w:instrText xml:space="preserve"> HYPERLINK "https://code.visualstudio.com/updates/v1_125" </w:instrText>
+      </w:r>
+      <w:r>
+        <w:rPr>
+          <w:rFonts w:ascii="宋体" w:hAnsi="宋体" w:eastAsia="宋体" w:cs="宋体"/>
+          <w:sz w:val="24"/>
+          <w:szCs w:val="24"/>
+        </w:rPr>
+        <w:fldChar w:fldCharType="separate"/>
+      </w:r>
+      <w:r>
+        <w:rPr>
+          <w:rFonts w:ascii="宋体" w:hAnsi="宋体" w:eastAsia="宋体" w:cs="宋体"/>
+          <w:color w:val="0000FF"/>
+          <w:sz w:val="24"/>
+          <w:szCs w:val="24"/>
+          <w:u w:val="single"/>
+        </w:rPr>
+        <w:t>Visual Studio Code 1.125</w:t>
+      </w:r>
+      <w:r>
+        <w:rPr>
+          <w:rFonts w:ascii="宋体" w:hAnsi="宋体" w:eastAsia="宋体" w:cs="宋体"/>
+          <w:sz w:val="24"/>
+          <w:szCs w:val="24"/>
+        </w:rPr>
+        <w:fldChar w:fldCharType="end"/>
+      </w:r>
       <w:r>
         <w:rPr>
           <w:rFonts w:hint="default" w:ascii="宋体" w:hAnsi="宋体" w:eastAsia="宋体" w:cs="宋体"/>
@@ -23760,7 +23832,6 @@
           <w:lang w:val="en-US" w:eastAsia="zh-CN"/>
         </w:rPr>
       </w:pPr>
-      <w:bookmarkStart w:id="0" w:name="_GoBack"/>
       <w:r>
         <w:rPr>
           <w:rFonts w:hint="default" w:ascii="宋体" w:hAnsi="宋体" w:eastAsia="宋体" w:cs="宋体"/>
@@ -23795,34 +23866,33 @@
         <w:t>未归纳</w:t>
       </w:r>
     </w:p>
-    <w:bookmarkEnd w:id="0"/>
-    <w:p>
-      <w:pPr>
-        <w:rPr>
-          <w:rFonts w:hint="default" w:ascii="宋体" w:hAnsi="宋体" w:eastAsia="宋体" w:cs="宋体"/>
-          <w:sz w:val="24"/>
-          <w:szCs w:val="24"/>
-          <w:lang w:val="en-US" w:eastAsia="zh-CN"/>
-        </w:rPr>
-      </w:pPr>
-    </w:p>
-    <w:p>
-      <w:pPr>
-        <w:rPr>
-          <w:rFonts w:hint="eastAsia" w:ascii="宋体" w:hAnsi="宋体" w:eastAsia="宋体" w:cs="宋体"/>
-          <w:sz w:val="24"/>
-          <w:szCs w:val="24"/>
-          <w:lang w:val="en-US" w:eastAsia="zh-CN"/>
-        </w:rPr>
-      </w:pPr>
-      <w:r>
-        <w:rPr>
-          <w:rFonts w:hint="eastAsia" w:ascii="宋体" w:hAnsi="宋体" w:eastAsia="宋体" w:cs="宋体"/>
-          <w:sz w:val="24"/>
-          <w:szCs w:val="24"/>
-          <w:lang w:val="en-US" w:eastAsia="zh-CN"/>
-        </w:rPr>
-        <w:t>gitlens设置？</w:t>
+    <w:p>
+      <w:pPr>
+        <w:rPr>
+          <w:rFonts w:hint="default" w:ascii="宋体" w:hAnsi="宋体" w:eastAsia="宋体" w:cs="宋体"/>
+          <w:sz w:val="24"/>
+          <w:szCs w:val="24"/>
+          <w:lang w:val="en-US" w:eastAsia="zh-CN"/>
+        </w:rPr>
+      </w:pPr>
+    </w:p>
+    <w:p>
+      <w:pPr>
+        <w:rPr>
+          <w:rFonts w:hint="eastAsia" w:ascii="宋体" w:hAnsi="宋体" w:eastAsia="宋体" w:cs="宋体"/>
+          <w:sz w:val="24"/>
+          <w:szCs w:val="24"/>
+          <w:lang w:val="en-US" w:eastAsia="zh-CN"/>
+        </w:rPr>
+      </w:pPr>
+      <w:r>
+        <w:rPr>
+          <w:rFonts w:hint="eastAsia" w:ascii="宋体" w:hAnsi="宋体" w:eastAsia="宋体" w:cs="宋体"/>
+          <w:sz w:val="24"/>
+          <w:szCs w:val="24"/>
+          <w:lang w:val="en-US" w:eastAsia="zh-CN"/>
+        </w:rPr>
+        <w:t>gitlens设置？（浏览器缓存/（指涉-gitlens-可视化设置））</w:t>
       </w:r>
     </w:p>
     <w:p>
@@ -23948,63 +24018,606 @@
           <w:lang w:val="en-US" w:eastAsia="zh-CN"/>
         </w:rPr>
       </w:pPr>
-    </w:p>
-    <w:p>
-      <w:pPr>
-        <w:rPr>
-          <w:rFonts w:hint="default" w:ascii="宋体" w:hAnsi="宋体" w:eastAsia="宋体" w:cs="宋体"/>
-          <w:sz w:val="24"/>
-          <w:szCs w:val="24"/>
-          <w:lang w:val="en-US" w:eastAsia="zh-CN"/>
-        </w:rPr>
-      </w:pPr>
-      <w:r>
-        <w:rPr>
-          <w:rFonts w:hint="eastAsia" w:ascii="宋体" w:hAnsi="宋体" w:eastAsia="宋体" w:cs="宋体"/>
-          <w:sz w:val="24"/>
-          <w:szCs w:val="24"/>
-          <w:lang w:val="en-US" w:eastAsia="zh-CN"/>
-        </w:rPr>
-        <w:t>GitKraken Desktop教程？</w:t>
-      </w:r>
-    </w:p>
-    <w:p>
-      <w:pPr>
-        <w:rPr>
-          <w:rFonts w:hint="default" w:ascii="宋体" w:hAnsi="宋体" w:eastAsia="宋体" w:cs="宋体"/>
-          <w:sz w:val="24"/>
-          <w:szCs w:val="24"/>
-          <w:lang w:val="en-US" w:eastAsia="zh-CN"/>
-        </w:rPr>
-      </w:pPr>
-    </w:p>
-    <w:p>
-      <w:pPr>
-        <w:rPr>
-          <w:rFonts w:hint="default" w:ascii="宋体" w:hAnsi="宋体" w:eastAsia="宋体" w:cs="宋体"/>
-          <w:sz w:val="24"/>
-          <w:szCs w:val="24"/>
-          <w:lang w:val="en-US" w:eastAsia="zh-CN"/>
-        </w:rPr>
-      </w:pPr>
-    </w:p>
-    <w:p>
-      <w:pPr>
-        <w:rPr>
-          <w:rFonts w:hint="default" w:ascii="宋体" w:hAnsi="宋体" w:eastAsia="宋体" w:cs="宋体"/>
-          <w:sz w:val="24"/>
-          <w:szCs w:val="24"/>
-          <w:lang w:val="en-US" w:eastAsia="zh-CN"/>
-        </w:rPr>
-      </w:pPr>
-      <w:r>
-        <w:rPr>
-          <w:rFonts w:hint="eastAsia" w:ascii="宋体" w:hAnsi="宋体" w:eastAsia="宋体" w:cs="宋体"/>
-          <w:sz w:val="24"/>
-          <w:szCs w:val="24"/>
-          <w:lang w:val="en-US" w:eastAsia="zh-CN"/>
-        </w:rPr>
-        <w:t>尝试更改本地SCM文件夹？</w:t>
+      <w:r>
+        <w:rPr>
+          <w:rFonts w:hint="eastAsia" w:ascii="宋体" w:hAnsi="宋体" w:eastAsia="宋体" w:cs="宋体"/>
+          <w:sz w:val="24"/>
+          <w:szCs w:val="24"/>
+          <w:lang w:val="en-US" w:eastAsia="zh-CN"/>
+        </w:rPr>
+        <w:t xml:space="preserve">结合编辑器 </w:t>
+      </w:r>
+    </w:p>
+    <w:p>
+      <w:pPr>
+        <w:ind w:firstLine="420" w:firstLineChars="0"/>
+        <w:rPr>
+          <w:rFonts w:ascii="宋体" w:hAnsi="宋体" w:eastAsia="宋体" w:cs="宋体"/>
+          <w:sz w:val="24"/>
+          <w:szCs w:val="24"/>
+        </w:rPr>
+      </w:pPr>
+    </w:p>
+    <w:p>
+      <w:pPr>
+        <w:ind w:firstLine="420" w:firstLineChars="0"/>
+        <w:rPr>
+          <w:rFonts w:ascii="宋体" w:hAnsi="宋体" w:eastAsia="宋体" w:cs="宋体"/>
+          <w:sz w:val="24"/>
+          <w:szCs w:val="24"/>
+        </w:rPr>
+      </w:pPr>
+      <w:r>
+        <w:rPr>
+          <w:rFonts w:ascii="宋体" w:hAnsi="宋体" w:eastAsia="宋体" w:cs="宋体"/>
+          <w:sz w:val="24"/>
+          <w:szCs w:val="24"/>
+        </w:rPr>
+        <w:fldChar w:fldCharType="begin"/>
+      </w:r>
+      <w:r>
+        <w:rPr>
+          <w:rFonts w:ascii="宋体" w:hAnsi="宋体" w:eastAsia="宋体" w:cs="宋体"/>
+          <w:sz w:val="24"/>
+          <w:szCs w:val="24"/>
+        </w:rPr>
+        <w:instrText xml:space="preserve"> HYPERLINK "https://blog.csdn.net/gitblog_00198/article/details/153674948" </w:instrText>
+      </w:r>
+      <w:r>
+        <w:rPr>
+          <w:rFonts w:ascii="宋体" w:hAnsi="宋体" w:eastAsia="宋体" w:cs="宋体"/>
+          <w:sz w:val="24"/>
+          <w:szCs w:val="24"/>
+        </w:rPr>
+        <w:fldChar w:fldCharType="separate"/>
+      </w:r>
+      <w:r>
+        <w:rPr>
+          <w:rStyle w:val="7"/>
+          <w:rFonts w:ascii="宋体" w:hAnsi="宋体" w:eastAsia="宋体" w:cs="宋体"/>
+          <w:sz w:val="24"/>
+          <w:szCs w:val="24"/>
+        </w:rPr>
+        <w:t>vscode-gitlens高级配置：自定义CodeLens提升开发效率-CSDN博客</w:t>
+      </w:r>
+      <w:r>
+        <w:rPr>
+          <w:rFonts w:ascii="宋体" w:hAnsi="宋体" w:eastAsia="宋体" w:cs="宋体"/>
+          <w:sz w:val="24"/>
+          <w:szCs w:val="24"/>
+        </w:rPr>
+        <w:fldChar w:fldCharType="end"/>
+      </w:r>
+    </w:p>
+    <w:p>
+      <w:pPr>
+        <w:ind w:firstLine="420" w:firstLineChars="0"/>
+        <w:rPr>
+          <w:rFonts w:ascii="宋体" w:hAnsi="宋体" w:eastAsia="宋体" w:cs="宋体"/>
+          <w:sz w:val="24"/>
+          <w:szCs w:val="24"/>
+        </w:rPr>
+      </w:pPr>
+    </w:p>
+    <w:p>
+      <w:pPr>
+        <w:rPr>
+          <w:rFonts w:hint="eastAsia" w:ascii="宋体" w:hAnsi="宋体" w:eastAsia="宋体" w:cs="宋体"/>
+          <w:sz w:val="24"/>
+          <w:szCs w:val="24"/>
+          <w:lang w:val="en-US" w:eastAsia="zh-CN"/>
+        </w:rPr>
+      </w:pPr>
+      <w:r>
+        <w:rPr>
+          <w:rFonts w:hint="eastAsia" w:ascii="宋体" w:hAnsi="宋体" w:eastAsia="宋体" w:cs="宋体"/>
+          <w:sz w:val="24"/>
+          <w:szCs w:val="24"/>
+        </w:rPr>
+        <w:t>Git Graph</w:t>
+      </w:r>
+      <w:r>
+        <w:rPr>
+          <w:rFonts w:hint="eastAsia" w:ascii="宋体" w:hAnsi="宋体" w:eastAsia="宋体" w:cs="宋体"/>
+          <w:sz w:val="24"/>
+          <w:szCs w:val="24"/>
+          <w:lang w:val="en-US" w:eastAsia="zh-CN"/>
+        </w:rPr>
+        <w:t>功能？（浏览器缓存（指涉-git））</w:t>
+      </w:r>
+    </w:p>
+    <w:p>
+      <w:pPr>
+        <w:ind w:firstLine="420" w:firstLineChars="0"/>
+        <w:rPr>
+          <w:rFonts w:ascii="宋体" w:hAnsi="宋体" w:eastAsia="宋体" w:cs="宋体"/>
+          <w:sz w:val="24"/>
+          <w:szCs w:val="24"/>
+        </w:rPr>
+      </w:pPr>
+      <w:r>
+        <w:rPr>
+          <w:rFonts w:ascii="宋体" w:hAnsi="宋体" w:eastAsia="宋体" w:cs="宋体"/>
+          <w:sz w:val="24"/>
+          <w:szCs w:val="24"/>
+        </w:rPr>
+        <w:fldChar w:fldCharType="begin"/>
+      </w:r>
+      <w:r>
+        <w:rPr>
+          <w:rFonts w:ascii="宋体" w:hAnsi="宋体" w:eastAsia="宋体" w:cs="宋体"/>
+          <w:sz w:val="24"/>
+          <w:szCs w:val="24"/>
+        </w:rPr>
+        <w:instrText xml:space="preserve"> HYPERLINK "https://blog.csdn.net/Jmilk/article/details/135339234" </w:instrText>
+      </w:r>
+      <w:r>
+        <w:rPr>
+          <w:rFonts w:ascii="宋体" w:hAnsi="宋体" w:eastAsia="宋体" w:cs="宋体"/>
+          <w:sz w:val="24"/>
+          <w:szCs w:val="24"/>
+        </w:rPr>
+        <w:fldChar w:fldCharType="separate"/>
+      </w:r>
+      <w:r>
+        <w:rPr>
+          <w:rStyle w:val="7"/>
+          <w:rFonts w:ascii="宋体" w:hAnsi="宋体" w:eastAsia="宋体" w:cs="宋体"/>
+          <w:sz w:val="24"/>
+          <w:szCs w:val="24"/>
+        </w:rPr>
+        <w:t>GitGraph插件指南：理解并操作Git分支的可视化工具-CSDN博客</w:t>
+      </w:r>
+      <w:r>
+        <w:rPr>
+          <w:rFonts w:ascii="宋体" w:hAnsi="宋体" w:eastAsia="宋体" w:cs="宋体"/>
+          <w:sz w:val="24"/>
+          <w:szCs w:val="24"/>
+        </w:rPr>
+        <w:fldChar w:fldCharType="end"/>
+      </w:r>
+    </w:p>
+    <w:p>
+      <w:pPr>
+        <w:ind w:firstLine="420" w:firstLineChars="0"/>
+        <w:rPr>
+          <w:rFonts w:ascii="宋体" w:hAnsi="宋体" w:eastAsia="宋体" w:cs="宋体"/>
+          <w:sz w:val="24"/>
+          <w:szCs w:val="24"/>
+        </w:rPr>
+      </w:pPr>
+    </w:p>
+    <w:p>
+      <w:pPr>
+        <w:ind w:firstLine="420" w:firstLineChars="0"/>
+        <w:rPr>
+          <w:rFonts w:ascii="宋体" w:hAnsi="宋体" w:eastAsia="宋体" w:cs="宋体"/>
+          <w:sz w:val="24"/>
+          <w:szCs w:val="24"/>
+        </w:rPr>
+      </w:pPr>
+      <w:r>
+        <w:rPr>
+          <w:rFonts w:ascii="宋体" w:hAnsi="宋体" w:eastAsia="宋体" w:cs="宋体"/>
+          <w:sz w:val="24"/>
+          <w:szCs w:val="24"/>
+        </w:rPr>
+        <w:fldChar w:fldCharType="begin"/>
+      </w:r>
+      <w:r>
+        <w:rPr>
+          <w:rFonts w:ascii="宋体" w:hAnsi="宋体" w:eastAsia="宋体" w:cs="宋体"/>
+          <w:sz w:val="24"/>
+          <w:szCs w:val="24"/>
+        </w:rPr>
+        <w:instrText xml:space="preserve"> HYPERLINK "https://www.coonote.com/git-note/vscode-git-graph.html" </w:instrText>
+      </w:r>
+      <w:r>
+        <w:rPr>
+          <w:rFonts w:ascii="宋体" w:hAnsi="宋体" w:eastAsia="宋体" w:cs="宋体"/>
+          <w:sz w:val="24"/>
+          <w:szCs w:val="24"/>
+        </w:rPr>
+        <w:fldChar w:fldCharType="separate"/>
+      </w:r>
+      <w:r>
+        <w:rPr>
+          <w:rStyle w:val="7"/>
+          <w:rFonts w:ascii="宋体" w:hAnsi="宋体" w:eastAsia="宋体" w:cs="宋体"/>
+          <w:sz w:val="24"/>
+          <w:szCs w:val="24"/>
+        </w:rPr>
+        <w:t>vscode 插件 Git Graph 使用-菜鸟笔记</w:t>
+      </w:r>
+      <w:r>
+        <w:rPr>
+          <w:rFonts w:ascii="宋体" w:hAnsi="宋体" w:eastAsia="宋体" w:cs="宋体"/>
+          <w:sz w:val="24"/>
+          <w:szCs w:val="24"/>
+        </w:rPr>
+        <w:fldChar w:fldCharType="end"/>
+      </w:r>
+    </w:p>
+    <w:p>
+      <w:pPr>
+        <w:ind w:firstLine="420" w:firstLineChars="0"/>
+        <w:rPr>
+          <w:rFonts w:ascii="宋体" w:hAnsi="宋体" w:eastAsia="宋体" w:cs="宋体"/>
+          <w:sz w:val="24"/>
+          <w:szCs w:val="24"/>
+        </w:rPr>
+      </w:pPr>
+    </w:p>
+    <w:p>
+      <w:pPr>
+        <w:ind w:firstLine="420" w:firstLineChars="0"/>
+        <w:rPr>
+          <w:rFonts w:hint="eastAsia" w:ascii="宋体" w:hAnsi="宋体" w:eastAsia="宋体" w:cs="宋体"/>
+          <w:sz w:val="24"/>
+          <w:szCs w:val="24"/>
+          <w:lang w:val="en-US" w:eastAsia="zh-CN"/>
+        </w:rPr>
+      </w:pPr>
+      <w:r>
+        <w:rPr>
+          <w:rFonts w:ascii="宋体" w:hAnsi="宋体" w:eastAsia="宋体" w:cs="宋体"/>
+          <w:sz w:val="24"/>
+          <w:szCs w:val="24"/>
+        </w:rPr>
+        <w:fldChar w:fldCharType="begin"/>
+      </w:r>
+      <w:r>
+        <w:rPr>
+          <w:rFonts w:ascii="宋体" w:hAnsi="宋体" w:eastAsia="宋体" w:cs="宋体"/>
+          <w:sz w:val="24"/>
+          <w:szCs w:val="24"/>
+        </w:rPr>
+        <w:instrText xml:space="preserve"> HYPERLINK "https://marketplace.visualstudio.com/items?itemName=mhutchie.git-graph" </w:instrText>
+      </w:r>
+      <w:r>
+        <w:rPr>
+          <w:rFonts w:ascii="宋体" w:hAnsi="宋体" w:eastAsia="宋体" w:cs="宋体"/>
+          <w:sz w:val="24"/>
+          <w:szCs w:val="24"/>
+        </w:rPr>
+        <w:fldChar w:fldCharType="separate"/>
+      </w:r>
+      <w:r>
+        <w:rPr>
+          <w:rStyle w:val="7"/>
+          <w:rFonts w:ascii="宋体" w:hAnsi="宋体" w:eastAsia="宋体" w:cs="宋体"/>
+          <w:sz w:val="24"/>
+          <w:szCs w:val="24"/>
+        </w:rPr>
+        <w:t>Git Graph - Visual Studio Marketplace</w:t>
+      </w:r>
+      <w:r>
+        <w:rPr>
+          <w:rFonts w:ascii="宋体" w:hAnsi="宋体" w:eastAsia="宋体" w:cs="宋体"/>
+          <w:sz w:val="24"/>
+          <w:szCs w:val="24"/>
+        </w:rPr>
+        <w:fldChar w:fldCharType="end"/>
+      </w:r>
+    </w:p>
+    <w:p>
+      <w:pPr>
+        <w:ind w:firstLine="420" w:firstLineChars="0"/>
+        <w:rPr>
+          <w:rFonts w:hint="default" w:ascii="宋体" w:hAnsi="宋体" w:eastAsia="宋体" w:cs="宋体"/>
+          <w:sz w:val="24"/>
+          <w:szCs w:val="24"/>
+          <w:lang w:val="en-US" w:eastAsia="zh-CN"/>
+        </w:rPr>
+      </w:pPr>
+    </w:p>
+    <w:p>
+      <w:pPr>
+        <w:rPr>
+          <w:rFonts w:hint="eastAsia" w:ascii="宋体" w:hAnsi="宋体" w:eastAsia="宋体" w:cs="宋体"/>
+          <w:sz w:val="24"/>
+          <w:szCs w:val="24"/>
+          <w:lang w:val="en-US" w:eastAsia="zh-CN"/>
+        </w:rPr>
+      </w:pPr>
+      <w:r>
+        <w:rPr>
+          <w:rFonts w:hint="eastAsia" w:ascii="宋体" w:hAnsi="宋体" w:eastAsia="宋体" w:cs="宋体"/>
+          <w:sz w:val="24"/>
+          <w:szCs w:val="24"/>
+          <w:lang w:val="en-US" w:eastAsia="zh-CN"/>
+        </w:rPr>
+        <w:t>GitKraken Desktop教程？（指涉-git）</w:t>
+      </w:r>
+    </w:p>
+    <w:p>
+      <w:pPr>
+        <w:ind w:firstLine="420" w:firstLineChars="0"/>
+        <w:rPr>
+          <w:rFonts w:hint="default" w:ascii="宋体" w:hAnsi="宋体" w:eastAsia="宋体" w:cs="宋体"/>
+          <w:sz w:val="24"/>
+          <w:szCs w:val="24"/>
+          <w:lang w:val="en-US" w:eastAsia="zh-CN"/>
+        </w:rPr>
+      </w:pPr>
+      <w:r>
+        <w:rPr>
+          <w:rFonts w:hint="eastAsia" w:ascii="宋体" w:hAnsi="宋体" w:eastAsia="宋体" w:cs="宋体"/>
+          <w:sz w:val="24"/>
+          <w:szCs w:val="24"/>
+          <w:lang w:val="en-US" w:eastAsia="zh-CN"/>
+        </w:rPr>
+        <w:t>教学（分支/提交/合并）-界面元素</w:t>
+      </w:r>
+    </w:p>
+    <w:p>
+      <w:pPr>
+        <w:ind w:firstLine="420" w:firstLineChars="0"/>
+        <w:rPr>
+          <w:rFonts w:hint="default" w:ascii="宋体" w:hAnsi="宋体" w:eastAsia="宋体" w:cs="宋体"/>
+          <w:sz w:val="24"/>
+          <w:szCs w:val="24"/>
+          <w:lang w:val="en-US" w:eastAsia="zh-CN"/>
+        </w:rPr>
+      </w:pPr>
+      <w:r>
+        <w:rPr>
+          <w:rFonts w:ascii="宋体" w:hAnsi="宋体" w:eastAsia="宋体" w:cs="宋体"/>
+          <w:sz w:val="24"/>
+          <w:szCs w:val="24"/>
+        </w:rPr>
+        <w:fldChar w:fldCharType="begin"/>
+      </w:r>
+      <w:r>
+        <w:rPr>
+          <w:rFonts w:ascii="宋体" w:hAnsi="宋体" w:eastAsia="宋体" w:cs="宋体"/>
+          <w:sz w:val="24"/>
+          <w:szCs w:val="24"/>
+        </w:rPr>
+        <w:instrText xml:space="preserve"> HYPERLINK "https://help.gitkraken.com/gitkraken-desktop/interface/" </w:instrText>
+      </w:r>
+      <w:r>
+        <w:rPr>
+          <w:rFonts w:ascii="宋体" w:hAnsi="宋体" w:eastAsia="宋体" w:cs="宋体"/>
+          <w:sz w:val="24"/>
+          <w:szCs w:val="24"/>
+        </w:rPr>
+        <w:fldChar w:fldCharType="separate"/>
+      </w:r>
+      <w:r>
+        <w:rPr>
+          <w:rStyle w:val="7"/>
+          <w:rFonts w:ascii="宋体" w:hAnsi="宋体" w:eastAsia="宋体" w:cs="宋体"/>
+          <w:sz w:val="24"/>
+          <w:szCs w:val="24"/>
+        </w:rPr>
+        <w:t>GitKraken 桌面界面 |学习布局</w:t>
+      </w:r>
+      <w:r>
+        <w:rPr>
+          <w:rFonts w:ascii="宋体" w:hAnsi="宋体" w:eastAsia="宋体" w:cs="宋体"/>
+          <w:sz w:val="24"/>
+          <w:szCs w:val="24"/>
+        </w:rPr>
+        <w:fldChar w:fldCharType="end"/>
+      </w:r>
+    </w:p>
+    <w:p>
+      <w:pPr>
+        <w:rPr>
+          <w:rFonts w:hint="default" w:ascii="宋体" w:hAnsi="宋体" w:eastAsia="宋体" w:cs="宋体"/>
+          <w:sz w:val="24"/>
+          <w:szCs w:val="24"/>
+          <w:lang w:val="en-US" w:eastAsia="zh-CN"/>
+        </w:rPr>
+      </w:pPr>
+    </w:p>
+    <w:p>
+      <w:pPr>
+        <w:rPr>
+          <w:rFonts w:hint="eastAsia" w:ascii="宋体" w:hAnsi="宋体" w:eastAsia="宋体" w:cs="宋体"/>
+          <w:sz w:val="24"/>
+          <w:szCs w:val="24"/>
+          <w:lang w:val="en-US" w:eastAsia="zh-CN"/>
+        </w:rPr>
+      </w:pPr>
+      <w:r>
+        <w:rPr>
+          <w:rFonts w:hint="eastAsia" w:ascii="宋体" w:hAnsi="宋体" w:eastAsia="宋体" w:cs="宋体"/>
+          <w:sz w:val="24"/>
+          <w:szCs w:val="24"/>
+          <w:lang w:val="en-US" w:eastAsia="zh-CN"/>
+        </w:rPr>
+        <w:t>尝试更改本地SCM文件夹？重命名远程库名？</w:t>
+      </w:r>
+    </w:p>
+    <w:p>
+      <w:pPr>
+        <w:ind w:firstLine="420" w:firstLineChars="0"/>
+        <w:rPr>
+          <w:rFonts w:hint="default" w:ascii="宋体" w:hAnsi="宋体" w:eastAsia="宋体" w:cs="宋体"/>
+          <w:sz w:val="24"/>
+          <w:szCs w:val="24"/>
+          <w:lang w:val="en-US" w:eastAsia="zh-CN"/>
+        </w:rPr>
+      </w:pPr>
+      <w:r>
+        <w:rPr>
+          <w:rFonts w:hint="default" w:ascii="宋体" w:hAnsi="宋体" w:eastAsia="宋体" w:cs="宋体"/>
+          <w:sz w:val="24"/>
+          <w:szCs w:val="24"/>
+          <w:lang w:val="en-US" w:eastAsia="zh-CN"/>
+        </w:rPr>
+        <w:t>GitKraken Desktop</w:t>
+      </w:r>
+      <w:r>
+        <w:rPr>
+          <w:rFonts w:hint="eastAsia" w:ascii="宋体" w:hAnsi="宋体" w:eastAsia="宋体" w:cs="宋体"/>
+          <w:sz w:val="24"/>
+          <w:szCs w:val="24"/>
+          <w:lang w:val="en-US" w:eastAsia="zh-CN"/>
+        </w:rPr>
+        <w:t xml:space="preserve"> rename</w:t>
+      </w:r>
+    </w:p>
+    <w:p>
+      <w:pPr>
+        <w:ind w:firstLine="420" w:firstLineChars="0"/>
+        <w:rPr>
+          <w:rFonts w:hint="eastAsia" w:ascii="宋体" w:hAnsi="宋体" w:eastAsia="宋体" w:cs="宋体"/>
+          <w:sz w:val="24"/>
+          <w:szCs w:val="24"/>
+          <w:lang w:val="en-US" w:eastAsia="zh-CN"/>
+        </w:rPr>
+      </w:pPr>
+      <w:r>
+        <w:rPr>
+          <w:rFonts w:hint="default" w:ascii="宋体" w:hAnsi="宋体" w:eastAsia="宋体" w:cs="宋体"/>
+          <w:sz w:val="24"/>
+          <w:szCs w:val="24"/>
+          <w:lang w:val="en-US" w:eastAsia="zh-CN"/>
+        </w:rPr>
+        <w:t>G</w:t>
+      </w:r>
+      <w:r>
+        <w:rPr>
+          <w:rFonts w:hint="eastAsia" w:ascii="宋体" w:hAnsi="宋体" w:eastAsia="宋体" w:cs="宋体"/>
+          <w:sz w:val="24"/>
+          <w:szCs w:val="24"/>
+          <w:lang w:val="en-US" w:eastAsia="zh-CN"/>
+        </w:rPr>
+        <w:t>ithub</w:t>
+      </w:r>
+      <w:r>
+        <w:rPr>
+          <w:rFonts w:hint="default" w:ascii="宋体" w:hAnsi="宋体" w:eastAsia="宋体" w:cs="宋体"/>
+          <w:sz w:val="24"/>
+          <w:szCs w:val="24"/>
+          <w:lang w:val="en-US" w:eastAsia="zh-CN"/>
+        </w:rPr>
+        <w:t xml:space="preserve"> Desktop</w:t>
+      </w:r>
+      <w:r>
+        <w:rPr>
+          <w:rFonts w:hint="eastAsia" w:ascii="宋体" w:hAnsi="宋体" w:eastAsia="宋体" w:cs="宋体"/>
+          <w:sz w:val="24"/>
+          <w:szCs w:val="24"/>
+          <w:lang w:val="en-US" w:eastAsia="zh-CN"/>
+        </w:rPr>
+        <w:t xml:space="preserve"> alias</w:t>
+      </w:r>
+    </w:p>
+    <w:p>
+      <w:pPr>
+        <w:ind w:firstLine="420" w:firstLineChars="0"/>
+        <w:rPr>
+          <w:rFonts w:hint="eastAsia" w:ascii="宋体" w:hAnsi="宋体" w:eastAsia="宋体" w:cs="宋体"/>
+          <w:sz w:val="24"/>
+          <w:szCs w:val="24"/>
+          <w:lang w:val="en-US" w:eastAsia="zh-CN"/>
+        </w:rPr>
+      </w:pPr>
+      <w:r>
+        <w:rPr>
+          <w:rFonts w:hint="eastAsia" w:ascii="宋体" w:hAnsi="宋体" w:eastAsia="宋体" w:cs="宋体"/>
+          <w:sz w:val="24"/>
+          <w:szCs w:val="24"/>
+          <w:lang w:val="en-US" w:eastAsia="zh-CN"/>
+        </w:rPr>
+        <w:t xml:space="preserve">Terminal </w:t>
+      </w:r>
+      <w:bookmarkStart w:id="0" w:name="_GoBack"/>
+      <w:bookmarkEnd w:id="0"/>
+    </w:p>
+    <w:p>
+      <w:pPr>
+        <w:ind w:firstLine="420" w:firstLineChars="0"/>
+        <w:rPr>
+          <w:rFonts w:hint="eastAsia" w:ascii="宋体" w:hAnsi="宋体" w:eastAsia="宋体" w:cs="宋体"/>
+          <w:sz w:val="24"/>
+          <w:szCs w:val="24"/>
+          <w:lang w:val="en-US" w:eastAsia="zh-CN"/>
+        </w:rPr>
+      </w:pPr>
+    </w:p>
+    <w:p>
+      <w:pPr>
+        <w:rPr>
+          <w:rFonts w:hint="eastAsia" w:ascii="宋体" w:hAnsi="宋体" w:eastAsia="宋体" w:cs="宋体"/>
+          <w:sz w:val="24"/>
+          <w:szCs w:val="24"/>
+          <w:lang w:val="en-US" w:eastAsia="zh-CN"/>
+        </w:rPr>
+      </w:pPr>
+      <w:r>
+        <w:rPr>
+          <w:rFonts w:hint="default" w:ascii="宋体" w:hAnsi="宋体" w:eastAsia="宋体" w:cs="宋体"/>
+          <w:sz w:val="24"/>
+          <w:szCs w:val="24"/>
+          <w:lang w:val="en-US" w:eastAsia="zh-CN"/>
+        </w:rPr>
+        <w:t>Obsidian</w:t>
+      </w:r>
+      <w:r>
+        <w:rPr>
+          <w:rFonts w:hint="eastAsia" w:ascii="宋体" w:hAnsi="宋体" w:eastAsia="宋体" w:cs="宋体"/>
+          <w:sz w:val="24"/>
+          <w:szCs w:val="24"/>
+          <w:lang w:val="en-US" w:eastAsia="zh-CN"/>
+        </w:rPr>
+        <w:t>？</w:t>
+      </w:r>
+    </w:p>
+    <w:p>
+      <w:pPr>
+        <w:ind w:firstLine="420" w:firstLineChars="0"/>
+        <w:rPr>
+          <w:rFonts w:hint="default" w:ascii="宋体" w:hAnsi="宋体" w:eastAsia="宋体" w:cs="宋体"/>
+          <w:sz w:val="24"/>
+          <w:szCs w:val="24"/>
+          <w:lang w:val="en-US" w:eastAsia="zh-CN"/>
+        </w:rPr>
+      </w:pPr>
+      <w:r>
+        <w:rPr>
+          <w:rFonts w:ascii="宋体" w:hAnsi="宋体" w:eastAsia="宋体" w:cs="宋体"/>
+          <w:sz w:val="24"/>
+          <w:szCs w:val="24"/>
+        </w:rPr>
+        <w:fldChar w:fldCharType="begin"/>
+      </w:r>
+      <w:r>
+        <w:rPr>
+          <w:rFonts w:ascii="宋体" w:hAnsi="宋体" w:eastAsia="宋体" w:cs="宋体"/>
+          <w:sz w:val="24"/>
+          <w:szCs w:val="24"/>
+        </w:rPr>
+        <w:instrText xml:space="preserve"> HYPERLINK "https://www.cnblogs.com/zxhoo/p/19730901" </w:instrText>
+      </w:r>
+      <w:r>
+        <w:rPr>
+          <w:rFonts w:ascii="宋体" w:hAnsi="宋体" w:eastAsia="宋体" w:cs="宋体"/>
+          <w:sz w:val="24"/>
+          <w:szCs w:val="24"/>
+        </w:rPr>
+        <w:fldChar w:fldCharType="separate"/>
+      </w:r>
+      <w:r>
+        <w:rPr>
+          <w:rStyle w:val="7"/>
+          <w:rFonts w:ascii="宋体" w:hAnsi="宋体" w:eastAsia="宋体" w:cs="宋体"/>
+          <w:sz w:val="24"/>
+          <w:szCs w:val="24"/>
+        </w:rPr>
+        <w:t>Obsidian 笔记软件使用教程 - steve.z - 博客园</w:t>
+      </w:r>
+      <w:r>
+        <w:rPr>
+          <w:rFonts w:ascii="宋体" w:hAnsi="宋体" w:eastAsia="宋体" w:cs="宋体"/>
+          <w:sz w:val="24"/>
+          <w:szCs w:val="24"/>
+        </w:rPr>
+        <w:fldChar w:fldCharType="end"/>
       </w:r>
     </w:p>
     <w:sectPr>

--- a/vscode.docx
+++ b/vscode.docx
@@ -11304,12 +11304,223 @@
       </w:r>
       <w:r>
         <w:rPr>
+          <w:rStyle w:val="6"/>
+          <w:rFonts w:ascii="宋体" w:hAnsi="宋体" w:eastAsia="宋体" w:cs="宋体"/>
+          <w:sz w:val="24"/>
+          <w:szCs w:val="24"/>
+        </w:rPr>
+        <w:t>Git如何重命名一个Git仓库|极客教程</w:t>
+      </w:r>
+      <w:r>
+        <w:rPr>
+          <w:rFonts w:ascii="宋体" w:hAnsi="宋体" w:eastAsia="宋体" w:cs="宋体"/>
+          <w:sz w:val="24"/>
+          <w:szCs w:val="24"/>
+        </w:rPr>
+        <w:fldChar w:fldCharType="end"/>
+      </w:r>
+    </w:p>
+    <w:p>
+      <w:pPr>
+        <w:ind w:firstLine="420" w:firstLineChars="0"/>
+        <w:rPr>
+          <w:rFonts w:hint="eastAsia" w:ascii="宋体" w:hAnsi="宋体" w:eastAsia="宋体" w:cs="宋体"/>
+          <w:sz w:val="24"/>
+          <w:szCs w:val="24"/>
+          <w:lang w:val="en-US" w:eastAsia="zh-CN"/>
+        </w:rPr>
+      </w:pPr>
+      <w:r>
+        <w:rPr>
+          <w:rFonts w:hint="eastAsia" w:ascii="宋体" w:hAnsi="宋体" w:eastAsia="宋体" w:cs="宋体"/>
+          <w:sz w:val="24"/>
+          <w:szCs w:val="24"/>
+          <w:lang w:val="en-US" w:eastAsia="zh-CN"/>
+        </w:rPr>
+        <w:t>本地仓库命令行操作</w:t>
+      </w:r>
+    </w:p>
+    <w:p>
+      <w:pPr>
+        <w:ind w:left="420" w:leftChars="0" w:firstLine="420" w:firstLineChars="0"/>
+        <w:rPr>
+          <w:rFonts w:hint="default" w:ascii="宋体" w:hAnsi="宋体" w:eastAsia="宋体" w:cs="宋体"/>
+          <w:sz w:val="24"/>
+          <w:szCs w:val="24"/>
+          <w:lang w:val="en-US" w:eastAsia="zh-CN"/>
+        </w:rPr>
+      </w:pPr>
+      <w:r>
+        <w:rPr>
+          <w:rFonts w:hint="eastAsia" w:ascii="宋体" w:hAnsi="宋体" w:eastAsia="宋体" w:cs="宋体"/>
+          <w:sz w:val="24"/>
+          <w:szCs w:val="24"/>
+          <w:lang w:val="en-US" w:eastAsia="zh-CN"/>
+        </w:rPr>
+        <w:t>mv重命名mv old_name new_name（NG）</w:t>
+      </w:r>
+    </w:p>
+    <w:p>
+      <w:pPr>
+        <w:ind w:left="420" w:leftChars="0" w:firstLine="420" w:firstLineChars="0"/>
+        <w:rPr>
+          <w:rFonts w:hint="default" w:ascii="宋体" w:hAnsi="宋体" w:eastAsia="宋体" w:cs="宋体"/>
+          <w:sz w:val="24"/>
+          <w:szCs w:val="24"/>
+          <w:lang w:val="en-US" w:eastAsia="zh-CN"/>
+        </w:rPr>
+      </w:pPr>
+      <w:r>
+        <w:rPr>
+          <w:rFonts w:hint="eastAsia" w:ascii="宋体" w:hAnsi="宋体" w:eastAsia="宋体" w:cs="宋体"/>
+          <w:sz w:val="24"/>
+          <w:szCs w:val="24"/>
+          <w:lang w:val="en-US" w:eastAsia="zh-CN"/>
+        </w:rPr>
+        <w:t>cd切换目录cd new_name（NG）</w:t>
+      </w:r>
+    </w:p>
+    <w:p>
+      <w:pPr>
+        <w:ind w:left="420" w:leftChars="0" w:firstLine="420" w:firstLineChars="0"/>
+        <w:rPr>
+          <w:rFonts w:hint="eastAsia" w:ascii="宋体" w:hAnsi="宋体" w:eastAsia="宋体" w:cs="宋体"/>
+          <w:sz w:val="24"/>
+          <w:szCs w:val="24"/>
+          <w:lang w:val="en-US" w:eastAsia="zh-CN"/>
+        </w:rPr>
+      </w:pPr>
+      <w:r>
+        <w:rPr>
+          <w:rFonts w:hint="eastAsia" w:ascii="宋体" w:hAnsi="宋体" w:eastAsia="宋体" w:cs="宋体"/>
+          <w:sz w:val="24"/>
+          <w:szCs w:val="24"/>
+          <w:lang w:val="en-US" w:eastAsia="zh-CN"/>
+        </w:rPr>
+        <w:t>git remote set-url origin new_url</w:t>
+      </w:r>
+    </w:p>
+    <w:p>
+      <w:pPr>
+        <w:ind w:left="420" w:leftChars="0" w:firstLine="420" w:firstLineChars="0"/>
+        <w:rPr>
+          <w:rFonts w:hint="eastAsia" w:ascii="宋体" w:hAnsi="宋体" w:eastAsia="宋体" w:cs="宋体"/>
+          <w:sz w:val="24"/>
+          <w:szCs w:val="24"/>
+          <w:lang w:val="en-US" w:eastAsia="zh-CN"/>
+        </w:rPr>
+      </w:pPr>
+      <w:r>
+        <w:rPr>
+          <w:rFonts w:hint="eastAsia" w:ascii="宋体" w:hAnsi="宋体" w:eastAsia="宋体" w:cs="宋体"/>
+          <w:sz w:val="24"/>
+          <w:szCs w:val="24"/>
+          <w:lang w:val="en-US" w:eastAsia="zh-CN"/>
+        </w:rPr>
+        <w:t>git remote rename（只是更改远程称呼origin！）</w:t>
+      </w:r>
+    </w:p>
+    <w:p>
+      <w:pPr>
+        <w:ind w:firstLine="420" w:firstLineChars="0"/>
+        <w:rPr>
+          <w:rFonts w:hint="eastAsia" w:ascii="宋体" w:hAnsi="宋体" w:eastAsia="宋体" w:cs="宋体"/>
+          <w:sz w:val="24"/>
+          <w:szCs w:val="24"/>
+          <w:lang w:val="en-US" w:eastAsia="zh-CN"/>
+        </w:rPr>
+      </w:pPr>
+      <w:r>
+        <w:rPr>
+          <w:rFonts w:hint="eastAsia" w:ascii="宋体" w:hAnsi="宋体" w:eastAsia="宋体" w:cs="宋体"/>
+          <w:sz w:val="24"/>
+          <w:szCs w:val="24"/>
+          <w:lang w:val="en-US" w:eastAsia="zh-CN"/>
+        </w:rPr>
+        <w:t>打开GitKraken Desktop并导航到要重命名的仓库？</w:t>
+      </w:r>
+    </w:p>
+    <w:p>
+      <w:pPr>
+        <w:ind w:firstLine="420" w:firstLineChars="0"/>
+        <w:rPr>
+          <w:rFonts w:hint="eastAsia" w:ascii="宋体" w:hAnsi="宋体" w:eastAsia="宋体" w:cs="宋体"/>
+          <w:sz w:val="24"/>
+          <w:szCs w:val="24"/>
+          <w:lang w:val="en-US" w:eastAsia="zh-CN"/>
+        </w:rPr>
+      </w:pPr>
+      <w:r>
+        <w:rPr>
+          <w:rFonts w:hint="eastAsia" w:ascii="宋体" w:hAnsi="宋体" w:eastAsia="宋体" w:cs="宋体"/>
+          <w:sz w:val="24"/>
+          <w:szCs w:val="24"/>
+          <w:lang w:val="en-US" w:eastAsia="zh-CN"/>
+        </w:rPr>
+        <w:t>origin是本地库给远程库的称呼！</w:t>
+      </w:r>
+    </w:p>
+    <w:p>
+      <w:pPr>
+        <w:ind w:firstLine="420" w:firstLineChars="0"/>
+        <w:rPr>
+          <w:rFonts w:hint="eastAsia" w:ascii="宋体" w:hAnsi="宋体" w:eastAsia="宋体" w:cs="宋体"/>
+          <w:sz w:val="24"/>
+          <w:szCs w:val="24"/>
+          <w:lang w:val="en-US" w:eastAsia="zh-CN"/>
+        </w:rPr>
+      </w:pPr>
+      <w:r>
+        <w:rPr>
+          <w:rFonts w:hint="eastAsia" w:ascii="宋体" w:hAnsi="宋体" w:eastAsia="宋体" w:cs="宋体"/>
+          <w:sz w:val="24"/>
+          <w:szCs w:val="24"/>
+          <w:lang w:val="en-US" w:eastAsia="zh-CN"/>
+        </w:rPr>
+        <w:t>本地库名与远程库名不需要相同！origin不需要相同只是关系！</w:t>
+      </w:r>
+    </w:p>
+    <w:p>
+      <w:pPr>
+        <w:ind w:firstLine="420" w:firstLineChars="0"/>
+        <w:rPr>
+          <w:rFonts w:ascii="宋体" w:hAnsi="宋体" w:eastAsia="宋体" w:cs="宋体"/>
+          <w:sz w:val="24"/>
+          <w:szCs w:val="24"/>
+        </w:rPr>
+      </w:pPr>
+      <w:r>
+        <w:rPr>
+          <w:rFonts w:ascii="宋体" w:hAnsi="宋体" w:eastAsia="宋体" w:cs="宋体"/>
+          <w:sz w:val="24"/>
+          <w:szCs w:val="24"/>
+        </w:rPr>
+        <w:fldChar w:fldCharType="begin"/>
+      </w:r>
+      <w:r>
+        <w:rPr>
+          <w:rFonts w:ascii="宋体" w:hAnsi="宋体" w:eastAsia="宋体" w:cs="宋体"/>
+          <w:sz w:val="24"/>
+          <w:szCs w:val="24"/>
+        </w:rPr>
+        <w:instrText xml:space="preserve"> HYPERLINK "https://www.cnblogs.com/wutou/p/16629586.html" </w:instrText>
+      </w:r>
+      <w:r>
+        <w:rPr>
+          <w:rFonts w:ascii="宋体" w:hAnsi="宋体" w:eastAsia="宋体" w:cs="宋体"/>
+          <w:sz w:val="24"/>
+          <w:szCs w:val="24"/>
+        </w:rPr>
+        <w:fldChar w:fldCharType="separate"/>
+      </w:r>
+      <w:r>
+        <w:rPr>
           <w:rStyle w:val="7"/>
           <w:rFonts w:ascii="宋体" w:hAnsi="宋体" w:eastAsia="宋体" w:cs="宋体"/>
           <w:sz w:val="24"/>
           <w:szCs w:val="24"/>
         </w:rPr>
-        <w:t>Git如何重命名一个Git仓库|极客教程</w:t>
+        <w:t>[转] git本地仓库名和远程仓库名是否必须相同 - 悟透 - 博客园</w:t>
       </w:r>
       <w:r>
         <w:rPr>
@@ -11324,169 +11535,68 @@
       <w:pPr>
         <w:ind w:firstLine="420" w:firstLineChars="0"/>
         <w:rPr>
-          <w:rFonts w:hint="eastAsia" w:ascii="宋体" w:hAnsi="宋体" w:eastAsia="宋体" w:cs="宋体"/>
-          <w:sz w:val="24"/>
-          <w:szCs w:val="24"/>
-          <w:lang w:val="en-US" w:eastAsia="zh-CN"/>
-        </w:rPr>
-      </w:pPr>
-      <w:r>
-        <w:rPr>
-          <w:rFonts w:hint="eastAsia" w:ascii="宋体" w:hAnsi="宋体" w:eastAsia="宋体" w:cs="宋体"/>
-          <w:sz w:val="24"/>
-          <w:szCs w:val="24"/>
-          <w:lang w:val="en-US" w:eastAsia="zh-CN"/>
-        </w:rPr>
-        <w:t>本地仓库命令行操作</w:t>
-      </w:r>
-    </w:p>
-    <w:p>
-      <w:pPr>
-        <w:ind w:left="420" w:leftChars="0" w:firstLine="420" w:firstLineChars="0"/>
-        <w:rPr>
-          <w:rFonts w:hint="default" w:ascii="宋体" w:hAnsi="宋体" w:eastAsia="宋体" w:cs="宋体"/>
-          <w:sz w:val="24"/>
-          <w:szCs w:val="24"/>
-          <w:lang w:val="en-US" w:eastAsia="zh-CN"/>
-        </w:rPr>
-      </w:pPr>
-      <w:r>
-        <w:rPr>
-          <w:rFonts w:hint="eastAsia" w:ascii="宋体" w:hAnsi="宋体" w:eastAsia="宋体" w:cs="宋体"/>
-          <w:sz w:val="24"/>
-          <w:szCs w:val="24"/>
-          <w:lang w:val="en-US" w:eastAsia="zh-CN"/>
-        </w:rPr>
-        <w:t>mv重命名mv old_name new_name</w:t>
-      </w:r>
-    </w:p>
-    <w:p>
-      <w:pPr>
-        <w:ind w:left="420" w:leftChars="0" w:firstLine="420" w:firstLineChars="0"/>
-        <w:rPr>
-          <w:rFonts w:hint="default" w:ascii="宋体" w:hAnsi="宋体" w:eastAsia="宋体" w:cs="宋体"/>
-          <w:sz w:val="24"/>
-          <w:szCs w:val="24"/>
-          <w:lang w:val="en-US" w:eastAsia="zh-CN"/>
-        </w:rPr>
-      </w:pPr>
-      <w:r>
-        <w:rPr>
-          <w:rFonts w:hint="eastAsia" w:ascii="宋体" w:hAnsi="宋体" w:eastAsia="宋体" w:cs="宋体"/>
-          <w:sz w:val="24"/>
-          <w:szCs w:val="24"/>
-          <w:lang w:val="en-US" w:eastAsia="zh-CN"/>
-        </w:rPr>
-        <w:t>cd切换目录cd new_name</w:t>
-      </w:r>
-    </w:p>
-    <w:p>
-      <w:pPr>
-        <w:ind w:left="420" w:leftChars="0" w:firstLine="420" w:firstLineChars="0"/>
-        <w:rPr>
-          <w:rFonts w:hint="eastAsia" w:ascii="宋体" w:hAnsi="宋体" w:eastAsia="宋体" w:cs="宋体"/>
-          <w:sz w:val="24"/>
-          <w:szCs w:val="24"/>
-          <w:lang w:val="en-US" w:eastAsia="zh-CN"/>
-        </w:rPr>
-      </w:pPr>
-      <w:r>
-        <w:rPr>
-          <w:rFonts w:hint="eastAsia" w:ascii="宋体" w:hAnsi="宋体" w:eastAsia="宋体" w:cs="宋体"/>
-          <w:sz w:val="24"/>
-          <w:szCs w:val="24"/>
-          <w:lang w:val="en-US" w:eastAsia="zh-CN"/>
-        </w:rPr>
-        <w:t>git remote set-url origin new_url</w:t>
-      </w:r>
-    </w:p>
-    <w:p>
-      <w:pPr>
-        <w:ind w:left="420" w:leftChars="0" w:firstLine="420" w:firstLineChars="0"/>
-        <w:rPr>
-          <w:rFonts w:hint="eastAsia" w:ascii="宋体" w:hAnsi="宋体" w:eastAsia="宋体" w:cs="宋体"/>
-          <w:sz w:val="24"/>
-          <w:szCs w:val="24"/>
-          <w:lang w:val="en-US" w:eastAsia="zh-CN"/>
-        </w:rPr>
-      </w:pPr>
-      <w:r>
-        <w:rPr>
-          <w:rFonts w:hint="eastAsia" w:ascii="宋体" w:hAnsi="宋体" w:eastAsia="宋体" w:cs="宋体"/>
-          <w:sz w:val="24"/>
-          <w:szCs w:val="24"/>
-          <w:lang w:val="en-US" w:eastAsia="zh-CN"/>
-        </w:rPr>
-        <w:t>git remote rename（只是更改远程称呼origin！）</w:t>
-      </w:r>
-    </w:p>
-    <w:p>
-      <w:pPr>
-        <w:ind w:firstLine="420" w:firstLineChars="0"/>
-        <w:rPr>
-          <w:rFonts w:hint="eastAsia" w:ascii="宋体" w:hAnsi="宋体" w:eastAsia="宋体" w:cs="宋体"/>
-          <w:sz w:val="24"/>
-          <w:szCs w:val="24"/>
-          <w:lang w:val="en-US" w:eastAsia="zh-CN"/>
-        </w:rPr>
-      </w:pPr>
-      <w:r>
-        <w:rPr>
-          <w:rFonts w:hint="eastAsia" w:ascii="宋体" w:hAnsi="宋体" w:eastAsia="宋体" w:cs="宋体"/>
-          <w:sz w:val="24"/>
-          <w:szCs w:val="24"/>
-          <w:lang w:val="en-US" w:eastAsia="zh-CN"/>
-        </w:rPr>
-        <w:t>打开GitKraken Desktop并导航到要重命名的仓库！</w:t>
-      </w:r>
-    </w:p>
-    <w:p>
-      <w:pPr>
-        <w:ind w:firstLine="420" w:firstLineChars="0"/>
-        <w:rPr>
-          <w:rFonts w:hint="eastAsia" w:ascii="宋体" w:hAnsi="宋体" w:eastAsia="宋体" w:cs="宋体"/>
-          <w:sz w:val="24"/>
-          <w:szCs w:val="24"/>
-          <w:lang w:val="en-US" w:eastAsia="zh-CN"/>
-        </w:rPr>
-      </w:pPr>
-      <w:r>
-        <w:rPr>
-          <w:rFonts w:hint="eastAsia" w:ascii="宋体" w:hAnsi="宋体" w:eastAsia="宋体" w:cs="宋体"/>
-          <w:sz w:val="24"/>
-          <w:szCs w:val="24"/>
-          <w:lang w:val="en-US" w:eastAsia="zh-CN"/>
-        </w:rPr>
-        <w:t>origin是本地库给远程库的称呼！</w:t>
-      </w:r>
-    </w:p>
-    <w:p>
-      <w:pPr>
-        <w:ind w:firstLine="420" w:firstLineChars="0"/>
-        <w:rPr>
-          <w:rFonts w:hint="eastAsia" w:ascii="宋体" w:hAnsi="宋体" w:eastAsia="宋体" w:cs="宋体"/>
-          <w:sz w:val="24"/>
-          <w:szCs w:val="24"/>
-          <w:lang w:val="en-US" w:eastAsia="zh-CN"/>
-        </w:rPr>
-      </w:pPr>
-      <w:r>
-        <w:rPr>
-          <w:rFonts w:hint="eastAsia" w:ascii="宋体" w:hAnsi="宋体" w:eastAsia="宋体" w:cs="宋体"/>
-          <w:sz w:val="24"/>
-          <w:szCs w:val="24"/>
-          <w:lang w:val="en-US" w:eastAsia="zh-CN"/>
-        </w:rPr>
-        <w:t>本地库名与远程库名不需要相同！origin不需要相同只是关系！</w:t>
-      </w:r>
-    </w:p>
-    <w:p>
-      <w:pPr>
-        <w:ind w:firstLine="420" w:firstLineChars="0"/>
-        <w:rPr>
-          <w:rFonts w:ascii="宋体" w:hAnsi="宋体" w:eastAsia="宋体" w:cs="宋体"/>
-          <w:sz w:val="24"/>
-          <w:szCs w:val="24"/>
+          <w:rFonts w:hint="default" w:ascii="宋体" w:hAnsi="宋体" w:eastAsia="宋体" w:cs="宋体"/>
+          <w:sz w:val="24"/>
+          <w:szCs w:val="24"/>
+          <w:lang w:val="en-US" w:eastAsia="zh-CN"/>
+        </w:rPr>
+      </w:pPr>
+      <w:r>
+        <w:rPr>
+          <w:rFonts w:hint="default" w:ascii="宋体" w:hAnsi="宋体" w:eastAsia="宋体" w:cs="宋体"/>
+          <w:sz w:val="24"/>
+          <w:szCs w:val="24"/>
+          <w:lang w:val="en-US" w:eastAsia="zh-CN"/>
+        </w:rPr>
+        <w:t>仓库名就是.git问文件所在的目录名</w:t>
+      </w:r>
+      <w:r>
+        <w:rPr>
+          <w:rFonts w:hint="eastAsia" w:ascii="宋体" w:hAnsi="宋体" w:eastAsia="宋体" w:cs="宋体"/>
+          <w:sz w:val="24"/>
+          <w:szCs w:val="24"/>
+          <w:lang w:val="en-US" w:eastAsia="zh-CN"/>
+        </w:rPr>
+        <w:t>！</w:t>
+      </w:r>
+    </w:p>
+    <w:p>
+      <w:pPr>
+        <w:rPr>
+          <w:rFonts w:hint="eastAsia" w:ascii="宋体" w:hAnsi="宋体" w:eastAsia="宋体" w:cs="宋体"/>
+          <w:sz w:val="24"/>
+          <w:szCs w:val="24"/>
+          <w:lang w:val="en-US" w:eastAsia="zh-CN"/>
+        </w:rPr>
+      </w:pPr>
+    </w:p>
+    <w:p>
+      <w:pPr>
+        <w:rPr>
+          <w:rFonts w:hint="eastAsia" w:ascii="宋体" w:hAnsi="宋体" w:eastAsia="宋体" w:cs="宋体"/>
+          <w:sz w:val="24"/>
+          <w:szCs w:val="24"/>
+          <w:lang w:val="en-US" w:eastAsia="zh-CN"/>
+        </w:rPr>
+      </w:pPr>
+      <w:r>
+        <w:rPr>
+          <w:rFonts w:hint="eastAsia" w:ascii="宋体" w:hAnsi="宋体" w:eastAsia="宋体" w:cs="宋体"/>
+          <w:sz w:val="24"/>
+          <w:szCs w:val="24"/>
+          <w:lang w:val="en-US" w:eastAsia="zh-CN"/>
+        </w:rPr>
+        <w:t>远程存储库连接区别？</w:t>
+      </w:r>
+    </w:p>
+    <w:p>
+      <w:pPr>
+        <w:ind w:firstLine="420" w:firstLineChars="0"/>
+        <w:rPr>
+          <w:rFonts w:hint="default" w:ascii="宋体" w:hAnsi="宋体" w:eastAsia="宋体" w:cs="宋体"/>
+          <w:sz w:val="24"/>
+          <w:szCs w:val="24"/>
+          <w:lang w:val="en-US" w:eastAsia="zh-CN"/>
         </w:rPr>
       </w:pPr>
       <w:r>
@@ -11503,7 +11613,7 @@
           <w:sz w:val="24"/>
           <w:szCs w:val="24"/>
         </w:rPr>
-        <w:instrText xml:space="preserve"> HYPERLINK "https://www.cnblogs.com/wutou/p/16629586.html" </w:instrText>
+        <w:instrText xml:space="preserve"> HYPERLINK "https://docs.github.com/zh/get-started/git-basics/about-remote-repositories" </w:instrText>
       </w:r>
       <w:r>
         <w:rPr>
@@ -11520,7 +11630,7 @@
           <w:sz w:val="24"/>
           <w:szCs w:val="24"/>
         </w:rPr>
-        <w:t>[转] git本地仓库名和远程仓库名是否必须相同 - 悟透 - 博客园</w:t>
+        <w:t>关于远程仓库 - GitHub 文档</w:t>
       </w:r>
       <w:r>
         <w:rPr>
@@ -11535,108 +11645,75 @@
       <w:pPr>
         <w:ind w:firstLine="420" w:firstLineChars="0"/>
         <w:rPr>
-          <w:rFonts w:hint="default" w:ascii="宋体" w:hAnsi="宋体" w:eastAsia="宋体" w:cs="宋体"/>
-          <w:sz w:val="24"/>
-          <w:szCs w:val="24"/>
-          <w:lang w:val="en-US" w:eastAsia="zh-CN"/>
-        </w:rPr>
-      </w:pPr>
-      <w:r>
-        <w:rPr>
-          <w:rFonts w:hint="default" w:ascii="宋体" w:hAnsi="宋体" w:eastAsia="宋体" w:cs="宋体"/>
-          <w:sz w:val="24"/>
-          <w:szCs w:val="24"/>
-          <w:lang w:val="en-US" w:eastAsia="zh-CN"/>
-        </w:rPr>
-        <w:t>仓库名就是.git问文件所在的目录名</w:t>
-      </w:r>
-      <w:r>
-        <w:rPr>
-          <w:rFonts w:hint="eastAsia" w:ascii="宋体" w:hAnsi="宋体" w:eastAsia="宋体" w:cs="宋体"/>
-          <w:sz w:val="24"/>
-          <w:szCs w:val="24"/>
-          <w:lang w:val="en-US" w:eastAsia="zh-CN"/>
-        </w:rPr>
-        <w:t>！</w:t>
-      </w:r>
-    </w:p>
-    <w:p>
-      <w:pPr>
-        <w:rPr>
-          <w:rFonts w:hint="eastAsia" w:ascii="宋体" w:hAnsi="宋体" w:eastAsia="宋体" w:cs="宋体"/>
-          <w:sz w:val="24"/>
-          <w:szCs w:val="24"/>
-          <w:lang w:val="en-US" w:eastAsia="zh-CN"/>
-        </w:rPr>
-      </w:pPr>
-    </w:p>
-    <w:p>
-      <w:pPr>
-        <w:rPr>
-          <w:rFonts w:hint="eastAsia" w:ascii="宋体" w:hAnsi="宋体" w:eastAsia="宋体" w:cs="宋体"/>
-          <w:sz w:val="24"/>
-          <w:szCs w:val="24"/>
-          <w:lang w:val="en-US" w:eastAsia="zh-CN"/>
-        </w:rPr>
-      </w:pPr>
-      <w:r>
-        <w:rPr>
-          <w:rFonts w:hint="eastAsia" w:ascii="宋体" w:hAnsi="宋体" w:eastAsia="宋体" w:cs="宋体"/>
-          <w:sz w:val="24"/>
-          <w:szCs w:val="24"/>
-          <w:lang w:val="en-US" w:eastAsia="zh-CN"/>
-        </w:rPr>
-        <w:t>远程存储库连接区别？</w:t>
-      </w:r>
-    </w:p>
-    <w:p>
-      <w:pPr>
-        <w:ind w:firstLine="420" w:firstLineChars="0"/>
-        <w:rPr>
-          <w:rFonts w:hint="default" w:ascii="宋体" w:hAnsi="宋体" w:eastAsia="宋体" w:cs="宋体"/>
-          <w:sz w:val="24"/>
-          <w:szCs w:val="24"/>
-          <w:lang w:val="en-US" w:eastAsia="zh-CN"/>
-        </w:rPr>
-      </w:pPr>
-      <w:r>
-        <w:rPr>
-          <w:rFonts w:ascii="宋体" w:hAnsi="宋体" w:eastAsia="宋体" w:cs="宋体"/>
-          <w:sz w:val="24"/>
-          <w:szCs w:val="24"/>
+          <w:rFonts w:hint="eastAsia" w:ascii="宋体" w:hAnsi="宋体" w:eastAsia="宋体" w:cs="宋体"/>
+          <w:sz w:val="24"/>
+          <w:szCs w:val="24"/>
+          <w:lang w:val="en-US" w:eastAsia="zh-CN"/>
+        </w:rPr>
+      </w:pPr>
+      <w:r>
+        <w:rPr>
+          <w:rFonts w:hint="eastAsia" w:ascii="宋体" w:hAnsi="宋体" w:eastAsia="宋体" w:cs="宋体"/>
+          <w:sz w:val="24"/>
+          <w:szCs w:val="24"/>
+          <w:lang w:val="en-US" w:eastAsia="zh-CN"/>
+        </w:rPr>
+        <w:t>HTTPS（web url）</w:t>
+      </w:r>
+    </w:p>
+    <w:p>
+      <w:pPr>
+        <w:ind w:firstLine="420" w:firstLineChars="0"/>
+        <w:rPr>
+          <w:rFonts w:hint="default" w:ascii="宋体" w:hAnsi="宋体" w:eastAsia="宋体" w:cs="宋体"/>
+          <w:sz w:val="24"/>
+          <w:szCs w:val="24"/>
+          <w:lang w:val="en-US" w:eastAsia="zh-CN"/>
+        </w:rPr>
+      </w:pPr>
+      <w:r>
+        <w:rPr>
+          <w:rFonts w:hint="default" w:ascii="宋体" w:hAnsi="宋体" w:eastAsia="宋体" w:cs="宋体"/>
+          <w:sz w:val="24"/>
+          <w:szCs w:val="24"/>
+          <w:lang w:val="en-US" w:eastAsia="zh-CN"/>
         </w:rPr>
         <w:fldChar w:fldCharType="begin"/>
       </w:r>
       <w:r>
         <w:rPr>
-          <w:rFonts w:ascii="宋体" w:hAnsi="宋体" w:eastAsia="宋体" w:cs="宋体"/>
-          <w:sz w:val="24"/>
-          <w:szCs w:val="24"/>
-        </w:rPr>
-        <w:instrText xml:space="preserve"> HYPERLINK "https://docs.github.com/zh/get-started/git-basics/about-remote-repositories" </w:instrText>
-      </w:r>
-      <w:r>
-        <w:rPr>
-          <w:rFonts w:ascii="宋体" w:hAnsi="宋体" w:eastAsia="宋体" w:cs="宋体"/>
-          <w:sz w:val="24"/>
-          <w:szCs w:val="24"/>
+          <w:rFonts w:hint="default" w:ascii="宋体" w:hAnsi="宋体" w:eastAsia="宋体" w:cs="宋体"/>
+          <w:sz w:val="24"/>
+          <w:szCs w:val="24"/>
+          <w:lang w:val="en-US" w:eastAsia="zh-CN"/>
+        </w:rPr>
+        <w:instrText xml:space="preserve"> HYPERLINK "https://github.com/LEOlianggaosang/VScodeSCM_GitActionTest.git" </w:instrText>
+      </w:r>
+      <w:r>
+        <w:rPr>
+          <w:rFonts w:hint="default" w:ascii="宋体" w:hAnsi="宋体" w:eastAsia="宋体" w:cs="宋体"/>
+          <w:sz w:val="24"/>
+          <w:szCs w:val="24"/>
+          <w:lang w:val="en-US" w:eastAsia="zh-CN"/>
         </w:rPr>
         <w:fldChar w:fldCharType="separate"/>
       </w:r>
       <w:r>
         <w:rPr>
           <w:rStyle w:val="7"/>
-          <w:rFonts w:ascii="宋体" w:hAnsi="宋体" w:eastAsia="宋体" w:cs="宋体"/>
-          <w:sz w:val="24"/>
-          <w:szCs w:val="24"/>
-        </w:rPr>
-        <w:t>关于远程仓库 - GitHub 文档</w:t>
-      </w:r>
-      <w:r>
-        <w:rPr>
-          <w:rFonts w:ascii="宋体" w:hAnsi="宋体" w:eastAsia="宋体" w:cs="宋体"/>
-          <w:sz w:val="24"/>
-          <w:szCs w:val="24"/>
+          <w:rFonts w:hint="default" w:ascii="宋体" w:hAnsi="宋体" w:eastAsia="宋体" w:cs="宋体"/>
+          <w:sz w:val="24"/>
+          <w:szCs w:val="24"/>
+          <w:lang w:val="en-US" w:eastAsia="zh-CN"/>
+        </w:rPr>
+        <w:t>https://github.com/LEOlianggaosang/VScodeSCM_GitActionTest.git</w:t>
+      </w:r>
+      <w:r>
+        <w:rPr>
+          <w:rFonts w:hint="default" w:ascii="宋体" w:hAnsi="宋体" w:eastAsia="宋体" w:cs="宋体"/>
+          <w:sz w:val="24"/>
+          <w:szCs w:val="24"/>
+          <w:lang w:val="en-US" w:eastAsia="zh-CN"/>
         </w:rPr>
         <w:fldChar w:fldCharType="end"/>
       </w:r>
@@ -11658,7 +11735,7 @@
           <w:szCs w:val="24"/>
           <w:lang w:val="en-US" w:eastAsia="zh-CN"/>
         </w:rPr>
-        <w:t>HTTPS（web url）</w:t>
+        <w:t>SSH（生成密钥）</w:t>
       </w:r>
     </w:p>
     <w:p>
@@ -11687,7 +11764,7 @@
           <w:szCs w:val="24"/>
           <w:lang w:val="en-US" w:eastAsia="zh-CN"/>
         </w:rPr>
-        <w:instrText xml:space="preserve"> HYPERLINK "https://github.com/LEOlianggaosang/VScodeSCM_GitActionTest.git" </w:instrText>
+        <w:instrText xml:space="preserve"> HYPERLINK "mailto:git@github.com:LEOlianggaosang/VScodeSCM_GitActionTest.git" </w:instrText>
       </w:r>
       <w:r>
         <w:rPr>
@@ -11706,7 +11783,7 @@
           <w:szCs w:val="24"/>
           <w:lang w:val="en-US" w:eastAsia="zh-CN"/>
         </w:rPr>
-        <w:t>https://github.com/LEOlianggaosang/VScodeSCM_GitActionTest.git</w:t>
+        <w:t>git@github.com:LEOlianggaosang/VScodeSCM_GitActionTest.git</w:t>
       </w:r>
       <w:r>
         <w:rPr>
@@ -11735,62 +11812,114 @@
           <w:szCs w:val="24"/>
           <w:lang w:val="en-US" w:eastAsia="zh-CN"/>
         </w:rPr>
-        <w:t>SSH（生成密钥）</w:t>
-      </w:r>
-    </w:p>
-    <w:p>
-      <w:pPr>
-        <w:ind w:firstLine="420" w:firstLineChars="0"/>
-        <w:rPr>
-          <w:rFonts w:hint="default" w:ascii="宋体" w:hAnsi="宋体" w:eastAsia="宋体" w:cs="宋体"/>
-          <w:sz w:val="24"/>
-          <w:szCs w:val="24"/>
-          <w:lang w:val="en-US" w:eastAsia="zh-CN"/>
-        </w:rPr>
-      </w:pPr>
-      <w:r>
-        <w:rPr>
-          <w:rFonts w:hint="default" w:ascii="宋体" w:hAnsi="宋体" w:eastAsia="宋体" w:cs="宋体"/>
-          <w:sz w:val="24"/>
-          <w:szCs w:val="24"/>
-          <w:lang w:val="en-US" w:eastAsia="zh-CN"/>
+        <w:t>GitHub Cli（gh命令行）</w:t>
+      </w:r>
+    </w:p>
+    <w:p>
+      <w:pPr>
+        <w:ind w:firstLine="420" w:firstLineChars="0"/>
+        <w:rPr>
+          <w:rFonts w:hint="default" w:ascii="宋体" w:hAnsi="宋体" w:eastAsia="宋体" w:cs="宋体"/>
+          <w:sz w:val="24"/>
+          <w:szCs w:val="24"/>
+          <w:lang w:val="en-US" w:eastAsia="zh-CN"/>
+        </w:rPr>
+      </w:pPr>
+      <w:r>
+        <w:rPr>
+          <w:rFonts w:hint="default" w:ascii="宋体" w:hAnsi="宋体" w:eastAsia="宋体" w:cs="宋体"/>
+          <w:sz w:val="24"/>
+          <w:szCs w:val="24"/>
+          <w:lang w:val="en-US" w:eastAsia="zh-CN"/>
+        </w:rPr>
+        <w:t>gh repo clone LEOlianggaosang/VScodeSCM_GitActionTest</w:t>
+      </w:r>
+    </w:p>
+    <w:p>
+      <w:pPr>
+        <w:rPr>
+          <w:rFonts w:hint="default" w:ascii="宋体" w:hAnsi="宋体" w:eastAsia="宋体" w:cs="宋体"/>
+          <w:sz w:val="24"/>
+          <w:szCs w:val="24"/>
+          <w:lang w:val="en-US" w:eastAsia="zh-CN"/>
+        </w:rPr>
+      </w:pPr>
+    </w:p>
+    <w:p>
+      <w:pPr>
+        <w:rPr>
+          <w:rFonts w:hint="eastAsia" w:ascii="宋体" w:hAnsi="宋体" w:eastAsia="宋体" w:cs="宋体"/>
+          <w:sz w:val="24"/>
+          <w:szCs w:val="24"/>
+          <w:lang w:val="en-US" w:eastAsia="zh-CN"/>
+        </w:rPr>
+      </w:pPr>
+      <w:r>
+        <w:rPr>
+          <w:rFonts w:hint="default" w:ascii="宋体" w:hAnsi="宋体" w:eastAsia="宋体" w:cs="宋体"/>
+          <w:sz w:val="24"/>
+          <w:szCs w:val="24"/>
+          <w:lang w:val="en-US" w:eastAsia="zh-CN"/>
+        </w:rPr>
+        <w:t>上游分支是一个引用，用于记录本地分支与其对应的远程分支之间的关系</w:t>
+      </w:r>
+      <w:r>
+        <w:rPr>
+          <w:rFonts w:hint="eastAsia" w:ascii="宋体" w:hAnsi="宋体" w:eastAsia="宋体" w:cs="宋体"/>
+          <w:sz w:val="24"/>
+          <w:szCs w:val="24"/>
+          <w:lang w:val="en-US" w:eastAsia="zh-CN"/>
+        </w:rPr>
+        <w:t>？</w:t>
+      </w:r>
+    </w:p>
+    <w:p>
+      <w:pPr>
+        <w:ind w:firstLine="420" w:firstLineChars="0"/>
+        <w:rPr>
+          <w:rFonts w:ascii="宋体" w:hAnsi="宋体" w:eastAsia="宋体" w:cs="宋体"/>
+          <w:sz w:val="24"/>
+          <w:szCs w:val="24"/>
+        </w:rPr>
+      </w:pPr>
+      <w:r>
+        <w:rPr>
+          <w:rFonts w:ascii="宋体" w:hAnsi="宋体" w:eastAsia="宋体" w:cs="宋体"/>
+          <w:sz w:val="24"/>
+          <w:szCs w:val="24"/>
         </w:rPr>
         <w:fldChar w:fldCharType="begin"/>
       </w:r>
       <w:r>
         <w:rPr>
-          <w:rFonts w:hint="default" w:ascii="宋体" w:hAnsi="宋体" w:eastAsia="宋体" w:cs="宋体"/>
-          <w:sz w:val="24"/>
-          <w:szCs w:val="24"/>
-          <w:lang w:val="en-US" w:eastAsia="zh-CN"/>
-        </w:rPr>
-        <w:instrText xml:space="preserve"> HYPERLINK "mailto:git@github.com:LEOlianggaosang/VScodeSCM_GitActionTest.git" </w:instrText>
-      </w:r>
-      <w:r>
-        <w:rPr>
-          <w:rFonts w:hint="default" w:ascii="宋体" w:hAnsi="宋体" w:eastAsia="宋体" w:cs="宋体"/>
-          <w:sz w:val="24"/>
-          <w:szCs w:val="24"/>
-          <w:lang w:val="en-US" w:eastAsia="zh-CN"/>
+          <w:rFonts w:ascii="宋体" w:hAnsi="宋体" w:eastAsia="宋体" w:cs="宋体"/>
+          <w:sz w:val="24"/>
+          <w:szCs w:val="24"/>
+        </w:rPr>
+        <w:instrText xml:space="preserve"> HYPERLINK "https://blog.csdn.net/qq_36777143/article/details/146713174" </w:instrText>
+      </w:r>
+      <w:r>
+        <w:rPr>
+          <w:rFonts w:ascii="宋体" w:hAnsi="宋体" w:eastAsia="宋体" w:cs="宋体"/>
+          <w:sz w:val="24"/>
+          <w:szCs w:val="24"/>
         </w:rPr>
         <w:fldChar w:fldCharType="separate"/>
       </w:r>
       <w:r>
         <w:rPr>
           <w:rStyle w:val="7"/>
-          <w:rFonts w:hint="default" w:ascii="宋体" w:hAnsi="宋体" w:eastAsia="宋体" w:cs="宋体"/>
-          <w:sz w:val="24"/>
-          <w:szCs w:val="24"/>
-          <w:lang w:val="en-US" w:eastAsia="zh-CN"/>
-        </w:rPr>
-        <w:t>git@github.com:LEOlianggaosang/VScodeSCM_GitActionTest.git</w:t>
-      </w:r>
-      <w:r>
-        <w:rPr>
-          <w:rFonts w:hint="default" w:ascii="宋体" w:hAnsi="宋体" w:eastAsia="宋体" w:cs="宋体"/>
-          <w:sz w:val="24"/>
-          <w:szCs w:val="24"/>
-          <w:lang w:val="en-US" w:eastAsia="zh-CN"/>
+          <w:rFonts w:ascii="宋体" w:hAnsi="宋体" w:eastAsia="宋体" w:cs="宋体"/>
+          <w:sz w:val="24"/>
+          <w:szCs w:val="24"/>
+        </w:rPr>
+        <w:t>本地main分支到底如何关联到 origin/main？一共包含哪些部分？使用场景是什么？底层原理是什么？_origin main-CSDN博客</w:t>
+      </w:r>
+      <w:r>
+        <w:rPr>
+          <w:rFonts w:ascii="宋体" w:hAnsi="宋体" w:eastAsia="宋体" w:cs="宋体"/>
+          <w:sz w:val="24"/>
+          <w:szCs w:val="24"/>
         </w:rPr>
         <w:fldChar w:fldCharType="end"/>
       </w:r>
@@ -11799,84 +11928,6 @@
       <w:pPr>
         <w:ind w:firstLine="420" w:firstLineChars="0"/>
         <w:rPr>
-          <w:rFonts w:hint="eastAsia" w:ascii="宋体" w:hAnsi="宋体" w:eastAsia="宋体" w:cs="宋体"/>
-          <w:sz w:val="24"/>
-          <w:szCs w:val="24"/>
-          <w:lang w:val="en-US" w:eastAsia="zh-CN"/>
-        </w:rPr>
-      </w:pPr>
-      <w:r>
-        <w:rPr>
-          <w:rFonts w:hint="eastAsia" w:ascii="宋体" w:hAnsi="宋体" w:eastAsia="宋体" w:cs="宋体"/>
-          <w:sz w:val="24"/>
-          <w:szCs w:val="24"/>
-          <w:lang w:val="en-US" w:eastAsia="zh-CN"/>
-        </w:rPr>
-        <w:t>GitHub Cli（gh命令行）</w:t>
-      </w:r>
-    </w:p>
-    <w:p>
-      <w:pPr>
-        <w:ind w:firstLine="420" w:firstLineChars="0"/>
-        <w:rPr>
-          <w:rFonts w:hint="default" w:ascii="宋体" w:hAnsi="宋体" w:eastAsia="宋体" w:cs="宋体"/>
-          <w:sz w:val="24"/>
-          <w:szCs w:val="24"/>
-          <w:lang w:val="en-US" w:eastAsia="zh-CN"/>
-        </w:rPr>
-      </w:pPr>
-      <w:r>
-        <w:rPr>
-          <w:rFonts w:hint="default" w:ascii="宋体" w:hAnsi="宋体" w:eastAsia="宋体" w:cs="宋体"/>
-          <w:sz w:val="24"/>
-          <w:szCs w:val="24"/>
-          <w:lang w:val="en-US" w:eastAsia="zh-CN"/>
-        </w:rPr>
-        <w:t>gh repo clone LEOlianggaosang/VScodeSCM_GitActionTest</w:t>
-      </w:r>
-    </w:p>
-    <w:p>
-      <w:pPr>
-        <w:rPr>
-          <w:rFonts w:hint="default" w:ascii="宋体" w:hAnsi="宋体" w:eastAsia="宋体" w:cs="宋体"/>
-          <w:sz w:val="24"/>
-          <w:szCs w:val="24"/>
-          <w:lang w:val="en-US" w:eastAsia="zh-CN"/>
-        </w:rPr>
-      </w:pPr>
-    </w:p>
-    <w:p>
-      <w:pPr>
-        <w:rPr>
-          <w:rFonts w:hint="eastAsia" w:ascii="宋体" w:hAnsi="宋体" w:eastAsia="宋体" w:cs="宋体"/>
-          <w:sz w:val="24"/>
-          <w:szCs w:val="24"/>
-          <w:lang w:val="en-US" w:eastAsia="zh-CN"/>
-        </w:rPr>
-      </w:pPr>
-      <w:r>
-        <w:rPr>
-          <w:rFonts w:hint="default" w:ascii="宋体" w:hAnsi="宋体" w:eastAsia="宋体" w:cs="宋体"/>
-          <w:sz w:val="24"/>
-          <w:szCs w:val="24"/>
-          <w:lang w:val="en-US" w:eastAsia="zh-CN"/>
-        </w:rPr>
-        <w:t>上游分支是一个引用，用于记录本地分支与其对应的远程分支之间的关系</w:t>
-      </w:r>
-      <w:r>
-        <w:rPr>
-          <w:rFonts w:hint="eastAsia" w:ascii="宋体" w:hAnsi="宋体" w:eastAsia="宋体" w:cs="宋体"/>
-          <w:sz w:val="24"/>
-          <w:szCs w:val="24"/>
-          <w:lang w:val="en-US" w:eastAsia="zh-CN"/>
-        </w:rPr>
-        <w:t>？</w:t>
-      </w:r>
-    </w:p>
-    <w:p>
-      <w:pPr>
-        <w:ind w:firstLine="420" w:firstLineChars="0"/>
-        <w:rPr>
           <w:rFonts w:ascii="宋体" w:hAnsi="宋体" w:eastAsia="宋体" w:cs="宋体"/>
           <w:sz w:val="24"/>
           <w:szCs w:val="24"/>
@@ -11896,7 +11947,7 @@
           <w:sz w:val="24"/>
           <w:szCs w:val="24"/>
         </w:rPr>
-        <w:instrText xml:space="preserve"> HYPERLINK "https://blog.csdn.net/qq_36777143/article/details/146713174" </w:instrText>
+        <w:instrText xml:space="preserve"> HYPERLINK "https://www.php.cn/faq/2640270.html" </w:instrText>
       </w:r>
       <w:r>
         <w:rPr>
@@ -11913,7 +11964,7 @@
           <w:sz w:val="24"/>
           <w:szCs w:val="24"/>
         </w:rPr>
-        <w:t>本地main分支到底如何关联到 origin/main？一共包含哪些部分？使用场景是什么？底层原理是什么？_origin main-CSDN博客</w:t>
+        <w:t>Git远程分支映射规则修改_Git项目配置技巧【教学】-git-PHP中文网</w:t>
       </w:r>
       <w:r>
         <w:rPr>
@@ -11928,69 +11979,18 @@
       <w:pPr>
         <w:ind w:firstLine="420" w:firstLineChars="0"/>
         <w:rPr>
-          <w:rFonts w:ascii="宋体" w:hAnsi="宋体" w:eastAsia="宋体" w:cs="宋体"/>
-          <w:sz w:val="24"/>
-          <w:szCs w:val="24"/>
-        </w:rPr>
-      </w:pPr>
-      <w:r>
-        <w:rPr>
-          <w:rFonts w:ascii="宋体" w:hAnsi="宋体" w:eastAsia="宋体" w:cs="宋体"/>
-          <w:sz w:val="24"/>
-          <w:szCs w:val="24"/>
-        </w:rPr>
-        <w:fldChar w:fldCharType="begin"/>
-      </w:r>
-      <w:r>
-        <w:rPr>
-          <w:rFonts w:ascii="宋体" w:hAnsi="宋体" w:eastAsia="宋体" w:cs="宋体"/>
-          <w:sz w:val="24"/>
-          <w:szCs w:val="24"/>
-        </w:rPr>
-        <w:instrText xml:space="preserve"> HYPERLINK "https://www.php.cn/faq/2640270.html" </w:instrText>
-      </w:r>
-      <w:r>
-        <w:rPr>
-          <w:rFonts w:ascii="宋体" w:hAnsi="宋体" w:eastAsia="宋体" w:cs="宋体"/>
-          <w:sz w:val="24"/>
-          <w:szCs w:val="24"/>
-        </w:rPr>
-        <w:fldChar w:fldCharType="separate"/>
-      </w:r>
-      <w:r>
-        <w:rPr>
-          <w:rStyle w:val="7"/>
-          <w:rFonts w:ascii="宋体" w:hAnsi="宋体" w:eastAsia="宋体" w:cs="宋体"/>
-          <w:sz w:val="24"/>
-          <w:szCs w:val="24"/>
-        </w:rPr>
-        <w:t>Git远程分支映射规则修改_Git项目配置技巧【教学】-git-PHP中文网</w:t>
-      </w:r>
-      <w:r>
-        <w:rPr>
-          <w:rFonts w:ascii="宋体" w:hAnsi="宋体" w:eastAsia="宋体" w:cs="宋体"/>
-          <w:sz w:val="24"/>
-          <w:szCs w:val="24"/>
-        </w:rPr>
-        <w:fldChar w:fldCharType="end"/>
-      </w:r>
-    </w:p>
-    <w:p>
-      <w:pPr>
-        <w:ind w:firstLine="420" w:firstLineChars="0"/>
-        <w:rPr>
-          <w:rFonts w:hint="eastAsia" w:ascii="宋体" w:hAnsi="宋体" w:eastAsia="宋体" w:cs="宋体"/>
-          <w:sz w:val="24"/>
-          <w:szCs w:val="24"/>
-        </w:rPr>
-      </w:pPr>
-      <w:r>
-        <w:rPr>
-          <w:rFonts w:hint="eastAsia" w:ascii="宋体" w:hAnsi="宋体" w:eastAsia="宋体" w:cs="宋体"/>
-          <w:sz w:val="24"/>
-          <w:szCs w:val="24"/>
-        </w:rPr>
-        <w:t>git branch --set-upstream-to=origin/master</w:t>
+          <w:rFonts w:hint="eastAsia" w:ascii="宋体" w:hAnsi="宋体" w:eastAsia="宋体" w:cs="宋体"/>
+          <w:sz w:val="24"/>
+          <w:szCs w:val="24"/>
+        </w:rPr>
+      </w:pPr>
+      <w:r>
+        <w:rPr>
+          <w:rFonts w:hint="eastAsia" w:ascii="宋体" w:hAnsi="宋体" w:eastAsia="宋体" w:cs="宋体"/>
+          <w:sz w:val="24"/>
+          <w:szCs w:val="24"/>
+        </w:rPr>
+        <w:t>git branch --set-upstream-to=origin/main</w:t>
       </w:r>
     </w:p>
     <w:p>
@@ -13285,27 +13285,27 @@
           <w:szCs w:val="24"/>
           <w:lang w:val="en-US" w:eastAsia="zh-CN"/>
         </w:rPr>
-        <w:t>重命名库方式2：命令行</w:t>
-      </w:r>
-    </w:p>
-    <w:p>
-      <w:pPr>
-        <w:ind w:firstLine="420" w:firstLineChars="0"/>
-        <w:rPr>
-          <w:rFonts w:hint="default" w:ascii="宋体" w:hAnsi="宋体" w:eastAsia="宋体" w:cs="宋体"/>
-          <w:sz w:val="24"/>
-          <w:szCs w:val="24"/>
-          <w:lang w:val="en-US" w:eastAsia="zh-CN"/>
-        </w:rPr>
-      </w:pPr>
-      <w:r>
-        <w:rPr>
-          <w:rFonts w:hint="eastAsia" w:ascii="宋体" w:hAnsi="宋体" w:eastAsia="宋体" w:cs="宋体"/>
-          <w:sz w:val="24"/>
-          <w:szCs w:val="24"/>
-          <w:lang w:val="en-US" w:eastAsia="zh-CN"/>
-        </w:rPr>
-        <w:t>重命名库方式3：GitKraken Desktopz桌面应用rename</w:t>
+        <w:t>重命名库方式2：命令行（NG）</w:t>
+      </w:r>
+    </w:p>
+    <w:p>
+      <w:pPr>
+        <w:ind w:firstLine="420" w:firstLineChars="0"/>
+        <w:rPr>
+          <w:rFonts w:hint="default" w:ascii="宋体" w:hAnsi="宋体" w:eastAsia="宋体" w:cs="宋体"/>
+          <w:sz w:val="24"/>
+          <w:szCs w:val="24"/>
+          <w:lang w:val="en-US" w:eastAsia="zh-CN"/>
+        </w:rPr>
+      </w:pPr>
+      <w:r>
+        <w:rPr>
+          <w:rFonts w:hint="eastAsia" w:ascii="宋体" w:hAnsi="宋体" w:eastAsia="宋体" w:cs="宋体"/>
+          <w:sz w:val="24"/>
+          <w:szCs w:val="24"/>
+          <w:lang w:val="en-US" w:eastAsia="zh-CN"/>
+        </w:rPr>
+        <w:t>重命名库方式3：GitKraken Desktopz桌面应用rename（NG）</w:t>
       </w:r>
     </w:p>
     <w:p>
@@ -13451,7 +13451,7 @@
       </w:r>
       <w:r>
         <w:rPr>
-          <w:rStyle w:val="7"/>
+          <w:rStyle w:val="6"/>
           <w:rFonts w:ascii="宋体" w:hAnsi="宋体" w:eastAsia="宋体" w:cs="宋体"/>
           <w:sz w:val="24"/>
           <w:szCs w:val="24"/>
@@ -24302,62 +24302,113 @@
     </w:p>
     <w:p>
       <w:pPr>
-        <w:ind w:firstLine="420" w:firstLineChars="0"/>
-        <w:rPr>
-          <w:rFonts w:hint="default" w:ascii="宋体" w:hAnsi="宋体" w:eastAsia="宋体" w:cs="宋体"/>
-          <w:sz w:val="24"/>
-          <w:szCs w:val="24"/>
-          <w:lang w:val="en-US" w:eastAsia="zh-CN"/>
-        </w:rPr>
-      </w:pPr>
-    </w:p>
-    <w:p>
-      <w:pPr>
-        <w:rPr>
-          <w:rFonts w:hint="eastAsia" w:ascii="宋体" w:hAnsi="宋体" w:eastAsia="宋体" w:cs="宋体"/>
-          <w:sz w:val="24"/>
-          <w:szCs w:val="24"/>
-          <w:lang w:val="en-US" w:eastAsia="zh-CN"/>
-        </w:rPr>
-      </w:pPr>
-      <w:r>
-        <w:rPr>
-          <w:rFonts w:hint="eastAsia" w:ascii="宋体" w:hAnsi="宋体" w:eastAsia="宋体" w:cs="宋体"/>
-          <w:sz w:val="24"/>
-          <w:szCs w:val="24"/>
-          <w:lang w:val="en-US" w:eastAsia="zh-CN"/>
-        </w:rPr>
-        <w:t>GitKraken Desktop教程？（指涉-git）</w:t>
-      </w:r>
-    </w:p>
-    <w:p>
-      <w:pPr>
-        <w:ind w:firstLine="420" w:firstLineChars="0"/>
-        <w:rPr>
-          <w:rFonts w:hint="default" w:ascii="宋体" w:hAnsi="宋体" w:eastAsia="宋体" w:cs="宋体"/>
-          <w:sz w:val="24"/>
-          <w:szCs w:val="24"/>
-          <w:lang w:val="en-US" w:eastAsia="zh-CN"/>
-        </w:rPr>
-      </w:pPr>
-      <w:r>
-        <w:rPr>
-          <w:rFonts w:hint="eastAsia" w:ascii="宋体" w:hAnsi="宋体" w:eastAsia="宋体" w:cs="宋体"/>
-          <w:sz w:val="24"/>
-          <w:szCs w:val="24"/>
-          <w:lang w:val="en-US" w:eastAsia="zh-CN"/>
-        </w:rPr>
-        <w:t>教学（分支/提交/合并）-界面元素</w:t>
-      </w:r>
-    </w:p>
-    <w:p>
-      <w:pPr>
-        <w:ind w:firstLine="420" w:firstLineChars="0"/>
-        <w:rPr>
-          <w:rFonts w:hint="default" w:ascii="宋体" w:hAnsi="宋体" w:eastAsia="宋体" w:cs="宋体"/>
-          <w:sz w:val="24"/>
-          <w:szCs w:val="24"/>
-          <w:lang w:val="en-US" w:eastAsia="zh-CN"/>
+        <w:rPr>
+          <w:rFonts w:hint="default" w:ascii="宋体" w:hAnsi="宋体" w:eastAsia="宋体" w:cs="宋体"/>
+          <w:sz w:val="24"/>
+          <w:szCs w:val="24"/>
+          <w:lang w:val="en-US" w:eastAsia="zh-CN"/>
+        </w:rPr>
+      </w:pPr>
+    </w:p>
+    <w:p>
+      <w:pPr>
+        <w:rPr>
+          <w:rFonts w:hint="default" w:ascii="宋体" w:hAnsi="宋体" w:eastAsia="宋体" w:cs="宋体"/>
+          <w:sz w:val="24"/>
+          <w:szCs w:val="24"/>
+          <w:lang w:val="en-US" w:eastAsia="zh-CN"/>
+        </w:rPr>
+      </w:pPr>
+      <w:r>
+        <w:rPr>
+          <w:rFonts w:hint="default" w:ascii="宋体" w:hAnsi="宋体" w:eastAsia="宋体" w:cs="宋体"/>
+          <w:sz w:val="24"/>
+          <w:szCs w:val="24"/>
+          <w:lang w:val="en-US" w:eastAsia="zh-CN"/>
+        </w:rPr>
+        <w:br w:type="page"/>
+      </w:r>
+    </w:p>
+    <w:p>
+      <w:pPr>
+        <w:rPr>
+          <w:rFonts w:hint="default" w:ascii="宋体" w:hAnsi="宋体" w:eastAsia="宋体" w:cs="宋体"/>
+          <w:b/>
+          <w:bCs/>
+          <w:sz w:val="24"/>
+          <w:szCs w:val="24"/>
+          <w:lang w:val="en-US" w:eastAsia="zh-CN"/>
+        </w:rPr>
+      </w:pPr>
+      <w:r>
+        <w:rPr>
+          <w:rFonts w:hint="default" w:ascii="宋体" w:hAnsi="宋体" w:eastAsia="宋体" w:cs="宋体"/>
+          <w:b/>
+          <w:bCs/>
+          <w:sz w:val="24"/>
+          <w:szCs w:val="24"/>
+          <w:lang w:val="en-US" w:eastAsia="zh-CN"/>
+        </w:rPr>
+        <w:t>2026062</w:t>
+      </w:r>
+      <w:r>
+        <w:rPr>
+          <w:rFonts w:hint="eastAsia" w:ascii="宋体" w:hAnsi="宋体" w:eastAsia="宋体" w:cs="宋体"/>
+          <w:b/>
+          <w:bCs/>
+          <w:sz w:val="24"/>
+          <w:szCs w:val="24"/>
+          <w:lang w:val="en-US" w:eastAsia="zh-CN"/>
+        </w:rPr>
+        <w:t>4</w:t>
+      </w:r>
+      <w:r>
+        <w:rPr>
+          <w:rFonts w:hint="default" w:ascii="宋体" w:hAnsi="宋体" w:eastAsia="宋体" w:cs="宋体"/>
+          <w:b/>
+          <w:bCs/>
+          <w:sz w:val="24"/>
+          <w:szCs w:val="24"/>
+          <w:lang w:val="en-US" w:eastAsia="zh-CN"/>
+        </w:rPr>
+        <w:t>未归纳</w:t>
+      </w:r>
+    </w:p>
+    <w:p>
+      <w:pPr>
+        <w:rPr>
+          <w:rFonts w:ascii="宋体" w:hAnsi="宋体" w:eastAsia="宋体" w:cs="宋体"/>
+          <w:sz w:val="24"/>
+          <w:szCs w:val="24"/>
+        </w:rPr>
+      </w:pPr>
+    </w:p>
+    <w:p>
+      <w:pPr>
+        <w:rPr>
+          <w:rFonts w:hint="eastAsia" w:ascii="宋体" w:hAnsi="宋体" w:eastAsia="宋体" w:cs="宋体"/>
+          <w:sz w:val="24"/>
+          <w:szCs w:val="24"/>
+          <w:lang w:val="en-US" w:eastAsia="zh-CN"/>
+        </w:rPr>
+      </w:pPr>
+      <w:r>
+        <w:rPr>
+          <w:rFonts w:hint="eastAsia" w:ascii="宋体" w:hAnsi="宋体" w:eastAsia="宋体" w:cs="宋体"/>
+          <w:sz w:val="24"/>
+          <w:szCs w:val="24"/>
+          <w:lang w:val="en-US" w:eastAsia="zh-CN"/>
+        </w:rPr>
+        <w:t>git目录结构？（汇总git）</w:t>
+      </w:r>
+    </w:p>
+    <w:p>
+      <w:pPr>
+        <w:ind w:firstLine="420" w:firstLineChars="0"/>
+        <w:rPr>
+          <w:rFonts w:ascii="宋体" w:hAnsi="宋体" w:eastAsia="宋体" w:cs="宋体"/>
+          <w:sz w:val="24"/>
+          <w:szCs w:val="24"/>
         </w:rPr>
       </w:pPr>
       <w:r>
@@ -24374,7 +24425,7 @@
           <w:sz w:val="24"/>
           <w:szCs w:val="24"/>
         </w:rPr>
-        <w:instrText xml:space="preserve"> HYPERLINK "https://help.gitkraken.com/gitkraken-desktop/interface/" </w:instrText>
+        <w:instrText xml:space="preserve"> HYPERLINK "https://blog.csdn.net/start_mao/article/details/94609238" </w:instrText>
       </w:r>
       <w:r>
         <w:rPr>
@@ -24391,7 +24442,7 @@
           <w:sz w:val="24"/>
           <w:szCs w:val="24"/>
         </w:rPr>
-        <w:t>GitKraken 桌面界面 |学习布局</w:t>
+        <w:t>Git——.git目录详解_.git 目录 50g-CSDN博客</w:t>
       </w:r>
       <w:r>
         <w:rPr>
@@ -24404,134 +24455,3278 @@
     </w:p>
     <w:p>
       <w:pPr>
-        <w:rPr>
-          <w:rFonts w:hint="default" w:ascii="宋体" w:hAnsi="宋体" w:eastAsia="宋体" w:cs="宋体"/>
-          <w:sz w:val="24"/>
-          <w:szCs w:val="24"/>
-          <w:lang w:val="en-US" w:eastAsia="zh-CN"/>
-        </w:rPr>
-      </w:pPr>
-    </w:p>
-    <w:p>
-      <w:pPr>
-        <w:rPr>
-          <w:rFonts w:hint="eastAsia" w:ascii="宋体" w:hAnsi="宋体" w:eastAsia="宋体" w:cs="宋体"/>
-          <w:sz w:val="24"/>
-          <w:szCs w:val="24"/>
-          <w:lang w:val="en-US" w:eastAsia="zh-CN"/>
-        </w:rPr>
-      </w:pPr>
-      <w:r>
-        <w:rPr>
-          <w:rFonts w:hint="eastAsia" w:ascii="宋体" w:hAnsi="宋体" w:eastAsia="宋体" w:cs="宋体"/>
-          <w:sz w:val="24"/>
-          <w:szCs w:val="24"/>
-          <w:lang w:val="en-US" w:eastAsia="zh-CN"/>
-        </w:rPr>
-        <w:t>尝试更改本地SCM文件夹？重命名远程库名？</w:t>
-      </w:r>
-    </w:p>
-    <w:p>
-      <w:pPr>
-        <w:ind w:firstLine="420" w:firstLineChars="0"/>
-        <w:rPr>
-          <w:rFonts w:hint="default" w:ascii="宋体" w:hAnsi="宋体" w:eastAsia="宋体" w:cs="宋体"/>
-          <w:sz w:val="24"/>
-          <w:szCs w:val="24"/>
-          <w:lang w:val="en-US" w:eastAsia="zh-CN"/>
-        </w:rPr>
-      </w:pPr>
-      <w:r>
-        <w:rPr>
-          <w:rFonts w:hint="default" w:ascii="宋体" w:hAnsi="宋体" w:eastAsia="宋体" w:cs="宋体"/>
-          <w:sz w:val="24"/>
-          <w:szCs w:val="24"/>
-          <w:lang w:val="en-US" w:eastAsia="zh-CN"/>
-        </w:rPr>
-        <w:t>GitKraken Desktop</w:t>
-      </w:r>
-      <w:r>
-        <w:rPr>
-          <w:rFonts w:hint="eastAsia" w:ascii="宋体" w:hAnsi="宋体" w:eastAsia="宋体" w:cs="宋体"/>
-          <w:sz w:val="24"/>
-          <w:szCs w:val="24"/>
-          <w:lang w:val="en-US" w:eastAsia="zh-CN"/>
-        </w:rPr>
-        <w:t xml:space="preserve"> rename</w:t>
-      </w:r>
-    </w:p>
-    <w:p>
-      <w:pPr>
-        <w:ind w:firstLine="420" w:firstLineChars="0"/>
-        <w:rPr>
-          <w:rFonts w:hint="eastAsia" w:ascii="宋体" w:hAnsi="宋体" w:eastAsia="宋体" w:cs="宋体"/>
-          <w:sz w:val="24"/>
-          <w:szCs w:val="24"/>
-          <w:lang w:val="en-US" w:eastAsia="zh-CN"/>
-        </w:rPr>
-      </w:pPr>
-      <w:r>
-        <w:rPr>
-          <w:rFonts w:hint="default" w:ascii="宋体" w:hAnsi="宋体" w:eastAsia="宋体" w:cs="宋体"/>
-          <w:sz w:val="24"/>
-          <w:szCs w:val="24"/>
-          <w:lang w:val="en-US" w:eastAsia="zh-CN"/>
-        </w:rPr>
-        <w:t>G</w:t>
-      </w:r>
-      <w:r>
-        <w:rPr>
-          <w:rFonts w:hint="eastAsia" w:ascii="宋体" w:hAnsi="宋体" w:eastAsia="宋体" w:cs="宋体"/>
-          <w:sz w:val="24"/>
-          <w:szCs w:val="24"/>
-          <w:lang w:val="en-US" w:eastAsia="zh-CN"/>
-        </w:rPr>
-        <w:t>ithub</w:t>
-      </w:r>
-      <w:r>
-        <w:rPr>
-          <w:rFonts w:hint="default" w:ascii="宋体" w:hAnsi="宋体" w:eastAsia="宋体" w:cs="宋体"/>
-          <w:sz w:val="24"/>
-          <w:szCs w:val="24"/>
-          <w:lang w:val="en-US" w:eastAsia="zh-CN"/>
-        </w:rPr>
-        <w:t xml:space="preserve"> Desktop</w:t>
-      </w:r>
-      <w:r>
-        <w:rPr>
-          <w:rFonts w:hint="eastAsia" w:ascii="宋体" w:hAnsi="宋体" w:eastAsia="宋体" w:cs="宋体"/>
-          <w:sz w:val="24"/>
-          <w:szCs w:val="24"/>
-          <w:lang w:val="en-US" w:eastAsia="zh-CN"/>
-        </w:rPr>
-        <w:t xml:space="preserve"> alias</w:t>
-      </w:r>
-    </w:p>
-    <w:p>
-      <w:pPr>
-        <w:ind w:firstLine="420" w:firstLineChars="0"/>
-        <w:rPr>
-          <w:rFonts w:hint="eastAsia" w:ascii="宋体" w:hAnsi="宋体" w:eastAsia="宋体" w:cs="宋体"/>
-          <w:sz w:val="24"/>
-          <w:szCs w:val="24"/>
-          <w:lang w:val="en-US" w:eastAsia="zh-CN"/>
-        </w:rPr>
-      </w:pPr>
-      <w:r>
-        <w:rPr>
-          <w:rFonts w:hint="eastAsia" w:ascii="宋体" w:hAnsi="宋体" w:eastAsia="宋体" w:cs="宋体"/>
-          <w:sz w:val="24"/>
-          <w:szCs w:val="24"/>
-          <w:lang w:val="en-US" w:eastAsia="zh-CN"/>
-        </w:rPr>
-        <w:t xml:space="preserve">Terminal </w:t>
+        <w:ind w:firstLine="420" w:firstLineChars="0"/>
+        <w:rPr>
+          <w:rFonts w:hint="default" w:ascii="宋体" w:hAnsi="宋体" w:eastAsia="宋体" w:cs="宋体"/>
+          <w:sz w:val="24"/>
+          <w:szCs w:val="24"/>
+          <w:lang w:val="en-US" w:eastAsia="zh-CN"/>
+        </w:rPr>
+      </w:pPr>
+      <w:r>
+        <w:rPr>
+          <w:rFonts w:hint="eastAsia" w:ascii="宋体" w:hAnsi="宋体" w:eastAsia="宋体" w:cs="宋体"/>
+          <w:sz w:val="24"/>
+          <w:szCs w:val="24"/>
+        </w:rPr>
+        <w:t xml:space="preserve">tree .git </w:t>
+      </w:r>
+      <w:r>
+        <w:rPr>
+          <w:rFonts w:hint="eastAsia" w:ascii="宋体" w:hAnsi="宋体" w:eastAsia="宋体" w:cs="宋体"/>
+          <w:sz w:val="24"/>
+          <w:szCs w:val="24"/>
+          <w:lang w:val="en-US" w:eastAsia="zh-CN"/>
+        </w:rPr>
+        <w:t>/F //tree命令（win自带）</w:t>
+      </w:r>
+    </w:p>
+    <w:p>
+      <w:pPr>
+        <w:ind w:firstLine="420" w:firstLineChars="0"/>
+        <w:rPr>
+          <w:rFonts w:hint="eastAsia" w:ascii="宋体" w:hAnsi="宋体" w:eastAsia="宋体" w:cs="宋体"/>
+          <w:sz w:val="24"/>
+          <w:szCs w:val="24"/>
+        </w:rPr>
+      </w:pPr>
+      <w:r>
+        <w:rPr>
+          <w:rFonts w:hint="eastAsia" w:ascii="宋体" w:hAnsi="宋体" w:eastAsia="宋体" w:cs="宋体"/>
+          <w:sz w:val="24"/>
+          <w:szCs w:val="24"/>
+        </w:rPr>
+        <w:t>.git</w:t>
+      </w:r>
+    </w:p>
+    <w:p>
+      <w:pPr>
+        <w:ind w:firstLine="420" w:firstLineChars="0"/>
+        <w:rPr>
+          <w:rFonts w:hint="default" w:ascii="宋体" w:hAnsi="宋体" w:eastAsia="宋体" w:cs="宋体"/>
+          <w:sz w:val="24"/>
+          <w:szCs w:val="24"/>
+          <w:lang w:val="en-US" w:eastAsia="zh-CN"/>
+        </w:rPr>
+      </w:pPr>
+      <w:r>
+        <w:rPr>
+          <w:rFonts w:hint="eastAsia" w:ascii="宋体" w:hAnsi="宋体" w:eastAsia="宋体" w:cs="宋体"/>
+          <w:sz w:val="24"/>
+          <w:szCs w:val="24"/>
+        </w:rPr>
+        <w:t>│  COMMIT_EDITMSG</w:t>
+      </w:r>
+      <w:r>
+        <w:rPr>
+          <w:rFonts w:hint="eastAsia" w:ascii="宋体" w:hAnsi="宋体" w:eastAsia="宋体" w:cs="宋体"/>
+          <w:sz w:val="24"/>
+          <w:szCs w:val="24"/>
+          <w:lang w:val="en-US" w:eastAsia="zh-CN"/>
+        </w:rPr>
+        <w:t xml:space="preserve"> #保存着最近一次的提交信息</w:t>
+      </w:r>
+    </w:p>
+    <w:p>
+      <w:pPr>
+        <w:ind w:firstLine="420" w:firstLineChars="0"/>
+        <w:rPr>
+          <w:rFonts w:hint="default" w:ascii="宋体" w:hAnsi="宋体" w:eastAsia="宋体" w:cs="宋体"/>
+          <w:sz w:val="24"/>
+          <w:szCs w:val="24"/>
+          <w:lang w:val="en-US" w:eastAsia="zh-CN"/>
+        </w:rPr>
+      </w:pPr>
+      <w:r>
+        <w:rPr>
+          <w:rFonts w:hint="eastAsia" w:ascii="宋体" w:hAnsi="宋体" w:eastAsia="宋体" w:cs="宋体"/>
+          <w:sz w:val="24"/>
+          <w:szCs w:val="24"/>
+        </w:rPr>
+        <w:t>│  config</w:t>
+      </w:r>
+      <w:r>
+        <w:rPr>
+          <w:rFonts w:hint="eastAsia" w:ascii="宋体" w:hAnsi="宋体" w:eastAsia="宋体" w:cs="宋体"/>
+          <w:sz w:val="24"/>
+          <w:szCs w:val="24"/>
+          <w:lang w:val="en-US" w:eastAsia="zh-CN"/>
+        </w:rPr>
+        <w:t xml:space="preserve"> #本地配置</w:t>
+      </w:r>
+    </w:p>
+    <w:p>
+      <w:pPr>
+        <w:ind w:firstLine="420" w:firstLineChars="0"/>
+        <w:rPr>
+          <w:rFonts w:hint="default" w:ascii="宋体" w:hAnsi="宋体" w:eastAsia="宋体" w:cs="宋体"/>
+          <w:sz w:val="24"/>
+          <w:szCs w:val="24"/>
+          <w:lang w:val="en-US" w:eastAsia="zh-CN"/>
+        </w:rPr>
+      </w:pPr>
+      <w:r>
+        <w:rPr>
+          <w:rFonts w:hint="eastAsia" w:ascii="宋体" w:hAnsi="宋体" w:eastAsia="宋体" w:cs="宋体"/>
+          <w:sz w:val="24"/>
+          <w:szCs w:val="24"/>
+        </w:rPr>
+        <w:t>│  description</w:t>
+      </w:r>
+      <w:r>
+        <w:rPr>
+          <w:rFonts w:hint="eastAsia" w:ascii="宋体" w:hAnsi="宋体" w:eastAsia="宋体" w:cs="宋体"/>
+          <w:sz w:val="24"/>
+          <w:szCs w:val="24"/>
+          <w:lang w:val="en-US" w:eastAsia="zh-CN"/>
+        </w:rPr>
+        <w:t xml:space="preserve"> #仓库描述（用于GitWeb）</w:t>
+      </w:r>
+    </w:p>
+    <w:p>
+      <w:pPr>
+        <w:ind w:firstLine="420" w:firstLineChars="0"/>
+        <w:rPr>
+          <w:rFonts w:hint="eastAsia" w:ascii="宋体" w:hAnsi="宋体" w:eastAsia="宋体" w:cs="宋体"/>
+          <w:sz w:val="24"/>
+          <w:szCs w:val="24"/>
+        </w:rPr>
+      </w:pPr>
+      <w:r>
+        <w:rPr>
+          <w:rFonts w:hint="eastAsia" w:ascii="宋体" w:hAnsi="宋体" w:eastAsia="宋体" w:cs="宋体"/>
+          <w:sz w:val="24"/>
+          <w:szCs w:val="24"/>
+        </w:rPr>
+        <w:t>│  FETCH_HEAD</w:t>
+      </w:r>
+    </w:p>
+    <w:p>
+      <w:pPr>
+        <w:ind w:firstLine="420" w:firstLineChars="0"/>
+        <w:rPr>
+          <w:rFonts w:hint="default" w:ascii="宋体" w:hAnsi="宋体" w:eastAsia="宋体" w:cs="宋体"/>
+          <w:sz w:val="24"/>
+          <w:szCs w:val="24"/>
+          <w:lang w:val="en-US" w:eastAsia="zh-CN"/>
+        </w:rPr>
+      </w:pPr>
+      <w:r>
+        <w:rPr>
+          <w:rFonts w:hint="eastAsia" w:ascii="宋体" w:hAnsi="宋体" w:eastAsia="宋体" w:cs="宋体"/>
+          <w:sz w:val="24"/>
+          <w:szCs w:val="24"/>
+        </w:rPr>
+        <w:t>│  HEAD</w:t>
+      </w:r>
+      <w:r>
+        <w:rPr>
+          <w:rFonts w:hint="eastAsia" w:ascii="宋体" w:hAnsi="宋体" w:eastAsia="宋体" w:cs="宋体"/>
+          <w:sz w:val="24"/>
+          <w:szCs w:val="24"/>
+          <w:lang w:val="en-US" w:eastAsia="zh-CN"/>
+        </w:rPr>
+        <w:t xml:space="preserve"> #指向分支的，分支指向提交</w:t>
+      </w:r>
+    </w:p>
+    <w:p>
+      <w:pPr>
+        <w:ind w:firstLine="420" w:firstLineChars="0"/>
+        <w:rPr>
+          <w:rFonts w:hint="default" w:ascii="宋体" w:hAnsi="宋体" w:eastAsia="宋体" w:cs="宋体"/>
+          <w:sz w:val="24"/>
+          <w:szCs w:val="24"/>
+          <w:lang w:val="en-US" w:eastAsia="zh-CN"/>
+        </w:rPr>
+      </w:pPr>
+      <w:r>
+        <w:rPr>
+          <w:rFonts w:hint="eastAsia" w:ascii="宋体" w:hAnsi="宋体" w:eastAsia="宋体" w:cs="宋体"/>
+          <w:sz w:val="24"/>
+          <w:szCs w:val="24"/>
+        </w:rPr>
+        <w:t>│  index</w:t>
+      </w:r>
+      <w:r>
+        <w:rPr>
+          <w:rFonts w:hint="eastAsia" w:ascii="宋体" w:hAnsi="宋体" w:eastAsia="宋体" w:cs="宋体"/>
+          <w:sz w:val="24"/>
+          <w:szCs w:val="24"/>
+          <w:lang w:val="en-US" w:eastAsia="zh-CN"/>
+        </w:rPr>
+        <w:t xml:space="preserve"> #暂存区</w:t>
+      </w:r>
+    </w:p>
+    <w:p>
+      <w:pPr>
+        <w:ind w:firstLine="420" w:firstLineChars="0"/>
+        <w:rPr>
+          <w:rFonts w:hint="eastAsia" w:ascii="宋体" w:hAnsi="宋体" w:eastAsia="宋体" w:cs="宋体"/>
+          <w:sz w:val="24"/>
+          <w:szCs w:val="24"/>
+        </w:rPr>
+      </w:pPr>
+      <w:r>
+        <w:rPr>
+          <w:rFonts w:hint="eastAsia" w:ascii="宋体" w:hAnsi="宋体" w:eastAsia="宋体" w:cs="宋体"/>
+          <w:sz w:val="24"/>
+          <w:szCs w:val="24"/>
+        </w:rPr>
+        <w:t>│  ORIG_HEAD</w:t>
+      </w:r>
+    </w:p>
+    <w:p>
+      <w:pPr>
+        <w:ind w:firstLine="420" w:firstLineChars="0"/>
+        <w:rPr>
+          <w:rFonts w:hint="eastAsia" w:ascii="宋体" w:hAnsi="宋体" w:eastAsia="宋体" w:cs="宋体"/>
+          <w:sz w:val="24"/>
+          <w:szCs w:val="24"/>
+          <w:lang w:val="en-US" w:eastAsia="zh-CN"/>
+        </w:rPr>
+      </w:pPr>
+      <w:r>
+        <w:rPr>
+          <w:rFonts w:hint="eastAsia" w:ascii="宋体" w:hAnsi="宋体" w:eastAsia="宋体" w:cs="宋体"/>
+          <w:sz w:val="24"/>
+          <w:szCs w:val="24"/>
+        </w:rPr>
+        <w:t>├─fsmonitor--daemon</w:t>
+      </w:r>
+      <w:r>
+        <w:rPr>
+          <w:rFonts w:hint="eastAsia" w:ascii="宋体" w:hAnsi="宋体" w:eastAsia="宋体" w:cs="宋体"/>
+          <w:sz w:val="24"/>
+          <w:szCs w:val="24"/>
+          <w:lang w:val="en-US" w:eastAsia="zh-CN"/>
+        </w:rPr>
+        <w:t>/</w:t>
+      </w:r>
+    </w:p>
+    <w:p>
+      <w:pPr>
+        <w:ind w:firstLine="420" w:firstLineChars="0"/>
+        <w:rPr>
+          <w:rFonts w:hint="eastAsia" w:ascii="宋体" w:hAnsi="宋体" w:eastAsia="宋体" w:cs="宋体"/>
+          <w:sz w:val="24"/>
+          <w:szCs w:val="24"/>
+          <w:lang w:val="en-US" w:eastAsia="zh-CN"/>
+        </w:rPr>
+      </w:pPr>
+      <w:r>
+        <w:rPr>
+          <w:rFonts w:hint="eastAsia" w:ascii="宋体" w:hAnsi="宋体" w:eastAsia="宋体" w:cs="宋体"/>
+          <w:sz w:val="24"/>
+          <w:szCs w:val="24"/>
+        </w:rPr>
+        <w:t>│  └─cookies</w:t>
+      </w:r>
+      <w:r>
+        <w:rPr>
+          <w:rFonts w:hint="eastAsia" w:ascii="宋体" w:hAnsi="宋体" w:eastAsia="宋体" w:cs="宋体"/>
+          <w:sz w:val="24"/>
+          <w:szCs w:val="24"/>
+          <w:lang w:val="en-US" w:eastAsia="zh-CN"/>
+        </w:rPr>
+        <w:t>/</w:t>
+      </w:r>
+    </w:p>
+    <w:p>
+      <w:pPr>
+        <w:ind w:firstLine="420" w:firstLineChars="0"/>
+        <w:rPr>
+          <w:rFonts w:hint="eastAsia" w:ascii="宋体" w:hAnsi="宋体" w:eastAsia="宋体" w:cs="宋体"/>
+          <w:sz w:val="24"/>
+          <w:szCs w:val="24"/>
+          <w:lang w:val="en-US" w:eastAsia="zh-CN"/>
+        </w:rPr>
+      </w:pPr>
+      <w:r>
+        <w:rPr>
+          <w:rFonts w:hint="eastAsia" w:ascii="宋体" w:hAnsi="宋体" w:eastAsia="宋体" w:cs="宋体"/>
+          <w:sz w:val="24"/>
+          <w:szCs w:val="24"/>
+        </w:rPr>
+        <w:t>├─gk</w:t>
+      </w:r>
+      <w:r>
+        <w:rPr>
+          <w:rFonts w:hint="eastAsia" w:ascii="宋体" w:hAnsi="宋体" w:eastAsia="宋体" w:cs="宋体"/>
+          <w:sz w:val="24"/>
+          <w:szCs w:val="24"/>
+          <w:lang w:val="en-US" w:eastAsia="zh-CN"/>
+        </w:rPr>
+        <w:t>/</w:t>
+      </w:r>
+    </w:p>
+    <w:p>
+      <w:pPr>
+        <w:ind w:firstLine="420" w:firstLineChars="0"/>
+        <w:rPr>
+          <w:rFonts w:hint="eastAsia" w:ascii="宋体" w:hAnsi="宋体" w:eastAsia="宋体" w:cs="宋体"/>
+          <w:sz w:val="24"/>
+          <w:szCs w:val="24"/>
+        </w:rPr>
+      </w:pPr>
+      <w:r>
+        <w:rPr>
+          <w:rFonts w:hint="eastAsia" w:ascii="宋体" w:hAnsi="宋体" w:eastAsia="宋体" w:cs="宋体"/>
+          <w:sz w:val="24"/>
+          <w:szCs w:val="24"/>
+        </w:rPr>
+        <w:t xml:space="preserve">│      config  </w:t>
+      </w:r>
+    </w:p>
+    <w:p>
+      <w:pPr>
+        <w:ind w:firstLine="420" w:firstLineChars="0"/>
+        <w:rPr>
+          <w:rFonts w:hint="default" w:ascii="宋体" w:hAnsi="宋体" w:eastAsia="宋体" w:cs="宋体"/>
+          <w:sz w:val="24"/>
+          <w:szCs w:val="24"/>
+          <w:lang w:val="en-US"/>
+        </w:rPr>
+      </w:pPr>
+      <w:r>
+        <w:rPr>
+          <w:rFonts w:hint="eastAsia" w:ascii="宋体" w:hAnsi="宋体" w:eastAsia="宋体" w:cs="宋体"/>
+          <w:sz w:val="24"/>
+          <w:szCs w:val="24"/>
+        </w:rPr>
+        <w:t>├─hooks</w:t>
+      </w:r>
+      <w:r>
+        <w:rPr>
+          <w:rFonts w:hint="eastAsia" w:ascii="宋体" w:hAnsi="宋体" w:eastAsia="宋体" w:cs="宋体"/>
+          <w:sz w:val="24"/>
+          <w:szCs w:val="24"/>
+          <w:lang w:val="en-US" w:eastAsia="zh-CN"/>
+        </w:rPr>
+        <w:t>/ #存放一些shell脚本</w:t>
+      </w:r>
+    </w:p>
+    <w:p>
+      <w:pPr>
+        <w:ind w:firstLine="420" w:firstLineChars="0"/>
+        <w:rPr>
+          <w:rFonts w:hint="default" w:ascii="宋体" w:hAnsi="宋体" w:eastAsia="宋体" w:cs="宋体"/>
+          <w:sz w:val="24"/>
+          <w:szCs w:val="24"/>
+          <w:lang w:val="en-US" w:eastAsia="zh-CN"/>
+        </w:rPr>
+      </w:pPr>
+      <w:r>
+        <w:rPr>
+          <w:rFonts w:hint="eastAsia" w:ascii="宋体" w:hAnsi="宋体" w:eastAsia="宋体" w:cs="宋体"/>
+          <w:sz w:val="24"/>
+          <w:szCs w:val="24"/>
+        </w:rPr>
+        <w:t>├─info</w:t>
+      </w:r>
+      <w:r>
+        <w:rPr>
+          <w:rFonts w:hint="eastAsia" w:ascii="宋体" w:hAnsi="宋体" w:eastAsia="宋体" w:cs="宋体"/>
+          <w:sz w:val="24"/>
+          <w:szCs w:val="24"/>
+          <w:lang w:val="en-US" w:eastAsia="zh-CN"/>
+        </w:rPr>
+        <w:t>/ #包含git仓库的一些信息</w:t>
+      </w:r>
+    </w:p>
+    <w:p>
+      <w:pPr>
+        <w:ind w:firstLine="420" w:firstLineChars="0"/>
+        <w:rPr>
+          <w:rFonts w:hint="eastAsia" w:ascii="宋体" w:hAnsi="宋体" w:eastAsia="宋体" w:cs="宋体"/>
+          <w:sz w:val="24"/>
+          <w:szCs w:val="24"/>
+        </w:rPr>
+      </w:pPr>
+      <w:r>
+        <w:rPr>
+          <w:rFonts w:hint="eastAsia" w:ascii="宋体" w:hAnsi="宋体" w:eastAsia="宋体" w:cs="宋体"/>
+          <w:sz w:val="24"/>
+          <w:szCs w:val="24"/>
+        </w:rPr>
+        <w:t>│      exclude</w:t>
+      </w:r>
+    </w:p>
+    <w:p>
+      <w:pPr>
+        <w:ind w:firstLine="420" w:firstLineChars="0"/>
+        <w:rPr>
+          <w:rFonts w:hint="default" w:ascii="宋体" w:hAnsi="宋体" w:eastAsia="宋体" w:cs="宋体"/>
+          <w:sz w:val="24"/>
+          <w:szCs w:val="24"/>
+          <w:lang w:val="en-US" w:eastAsia="zh-CN"/>
+        </w:rPr>
+      </w:pPr>
+      <w:r>
+        <w:rPr>
+          <w:rFonts w:hint="eastAsia" w:ascii="宋体" w:hAnsi="宋体" w:eastAsia="宋体" w:cs="宋体"/>
+          <w:sz w:val="24"/>
+          <w:szCs w:val="24"/>
+        </w:rPr>
+        <w:t>├─logs</w:t>
+      </w:r>
+      <w:r>
+        <w:rPr>
+          <w:rFonts w:hint="eastAsia" w:ascii="宋体" w:hAnsi="宋体" w:eastAsia="宋体" w:cs="宋体"/>
+          <w:sz w:val="24"/>
+          <w:szCs w:val="24"/>
+          <w:lang w:val="en-US" w:eastAsia="zh-CN"/>
+        </w:rPr>
+        <w:t>/</w:t>
+      </w:r>
+      <w:r>
+        <w:rPr>
+          <w:rFonts w:hint="eastAsia" w:ascii="宋体" w:hAnsi="宋体" w:eastAsia="宋体" w:cs="宋体"/>
+          <w:sz w:val="24"/>
+          <w:szCs w:val="24"/>
+          <w:lang w:val="en-US" w:eastAsia="zh-CN"/>
+        </w:rPr>
+        <w:tab/>
+        <w:t>#保存所有更新的引用记录</w:t>
+      </w:r>
+    </w:p>
+    <w:p>
+      <w:pPr>
+        <w:ind w:firstLine="420" w:firstLineChars="0"/>
+        <w:rPr>
+          <w:rFonts w:hint="default" w:ascii="宋体" w:hAnsi="宋体" w:eastAsia="宋体" w:cs="宋体"/>
+          <w:sz w:val="24"/>
+          <w:szCs w:val="24"/>
+          <w:lang w:val="en-US" w:eastAsia="zh-CN"/>
+        </w:rPr>
+      </w:pPr>
+      <w:r>
+        <w:rPr>
+          <w:rFonts w:hint="eastAsia" w:ascii="宋体" w:hAnsi="宋体" w:eastAsia="宋体" w:cs="宋体"/>
+          <w:sz w:val="24"/>
+          <w:szCs w:val="24"/>
+        </w:rPr>
+        <w:t>│  │  HEAD</w:t>
+      </w:r>
+      <w:r>
+        <w:rPr>
+          <w:rFonts w:hint="eastAsia" w:ascii="宋体" w:hAnsi="宋体" w:eastAsia="宋体" w:cs="宋体"/>
+          <w:sz w:val="24"/>
+          <w:szCs w:val="24"/>
+          <w:lang w:val="en-US" w:eastAsia="zh-CN"/>
+        </w:rPr>
+        <w:t xml:space="preserve"> #</w:t>
+      </w:r>
+      <w:r>
+        <w:rPr>
+          <w:rFonts w:hint="eastAsia" w:ascii="宋体" w:hAnsi="宋体" w:eastAsia="宋体" w:cs="宋体"/>
+          <w:sz w:val="24"/>
+          <w:szCs w:val="24"/>
+          <w:lang w:eastAsia="zh-CN"/>
+        </w:rPr>
+        <w:t>保存的是所有的操作记录，使用git reflog查询的结果</w:t>
+      </w:r>
+    </w:p>
+    <w:p>
+      <w:pPr>
+        <w:ind w:firstLine="420" w:firstLineChars="0"/>
+        <w:rPr>
+          <w:rFonts w:hint="eastAsia" w:ascii="宋体" w:hAnsi="宋体" w:eastAsia="宋体" w:cs="宋体"/>
+          <w:sz w:val="24"/>
+          <w:szCs w:val="24"/>
+          <w:lang w:val="en-US" w:eastAsia="zh-CN"/>
+        </w:rPr>
+      </w:pPr>
+      <w:r>
+        <w:rPr>
+          <w:rFonts w:hint="eastAsia" w:ascii="宋体" w:hAnsi="宋体" w:eastAsia="宋体" w:cs="宋体"/>
+          <w:sz w:val="24"/>
+          <w:szCs w:val="24"/>
+        </w:rPr>
+        <w:t>│  └─refs</w:t>
+      </w:r>
+      <w:r>
+        <w:rPr>
+          <w:rFonts w:hint="eastAsia" w:ascii="宋体" w:hAnsi="宋体" w:eastAsia="宋体" w:cs="宋体"/>
+          <w:sz w:val="24"/>
+          <w:szCs w:val="24"/>
+          <w:lang w:val="en-US" w:eastAsia="zh-CN"/>
+        </w:rPr>
+        <w:t>/</w:t>
+      </w:r>
+    </w:p>
+    <w:p>
+      <w:pPr>
+        <w:ind w:firstLine="420" w:firstLineChars="0"/>
+        <w:rPr>
+          <w:rFonts w:hint="default" w:ascii="宋体" w:hAnsi="宋体" w:eastAsia="宋体" w:cs="宋体"/>
+          <w:sz w:val="24"/>
+          <w:szCs w:val="24"/>
+          <w:lang w:val="en-US" w:eastAsia="zh-CN"/>
+        </w:rPr>
+      </w:pPr>
+      <w:r>
+        <w:rPr>
+          <w:rFonts w:hint="eastAsia" w:ascii="宋体" w:hAnsi="宋体" w:eastAsia="宋体" w:cs="宋体"/>
+          <w:sz w:val="24"/>
+          <w:szCs w:val="24"/>
+        </w:rPr>
+        <w:t>│      ├─heads</w:t>
+      </w:r>
+      <w:r>
+        <w:rPr>
+          <w:rFonts w:hint="eastAsia" w:ascii="宋体" w:hAnsi="宋体" w:eastAsia="宋体" w:cs="宋体"/>
+          <w:sz w:val="24"/>
+          <w:szCs w:val="24"/>
+          <w:lang w:val="en-US" w:eastAsia="zh-CN"/>
+        </w:rPr>
+        <w:t>/ #本地分支的对象</w:t>
+      </w:r>
+    </w:p>
+    <w:p>
+      <w:pPr>
+        <w:ind w:firstLine="420" w:firstLineChars="0"/>
+        <w:rPr>
+          <w:rFonts w:hint="eastAsia" w:ascii="宋体" w:hAnsi="宋体" w:eastAsia="宋体" w:cs="宋体"/>
+          <w:sz w:val="24"/>
+          <w:szCs w:val="24"/>
+        </w:rPr>
+      </w:pPr>
+      <w:r>
+        <w:rPr>
+          <w:rFonts w:hint="eastAsia" w:ascii="宋体" w:hAnsi="宋体" w:eastAsia="宋体" w:cs="宋体"/>
+          <w:sz w:val="24"/>
+          <w:szCs w:val="24"/>
+        </w:rPr>
+        <w:t>│      │      main</w:t>
+      </w:r>
+    </w:p>
+    <w:p>
+      <w:pPr>
+        <w:ind w:firstLine="420" w:firstLineChars="0"/>
+        <w:rPr>
+          <w:rFonts w:hint="eastAsia" w:ascii="宋体" w:hAnsi="宋体" w:eastAsia="宋体" w:cs="宋体"/>
+          <w:sz w:val="24"/>
+          <w:szCs w:val="24"/>
+        </w:rPr>
+      </w:pPr>
+      <w:r>
+        <w:rPr>
+          <w:rFonts w:hint="eastAsia" w:ascii="宋体" w:hAnsi="宋体" w:eastAsia="宋体" w:cs="宋体"/>
+          <w:sz w:val="24"/>
+          <w:szCs w:val="24"/>
+        </w:rPr>
+        <w:t>│      │      main_histroy_2026-06-12</w:t>
+      </w:r>
+    </w:p>
+    <w:p>
+      <w:pPr>
+        <w:ind w:firstLine="420" w:firstLineChars="0"/>
+        <w:rPr>
+          <w:rFonts w:hint="eastAsia" w:ascii="宋体" w:hAnsi="宋体" w:eastAsia="宋体" w:cs="宋体"/>
+          <w:sz w:val="24"/>
+          <w:szCs w:val="24"/>
+        </w:rPr>
+      </w:pPr>
+      <w:r>
+        <w:rPr>
+          <w:rFonts w:hint="eastAsia" w:ascii="宋体" w:hAnsi="宋体" w:eastAsia="宋体" w:cs="宋体"/>
+          <w:sz w:val="24"/>
+          <w:szCs w:val="24"/>
+        </w:rPr>
+        <w:t>│      │      main‘</w:t>
+      </w:r>
+    </w:p>
+    <w:p>
+      <w:pPr>
+        <w:ind w:firstLine="420" w:firstLineChars="0"/>
+        <w:rPr>
+          <w:rFonts w:hint="default" w:ascii="宋体" w:hAnsi="宋体" w:eastAsia="宋体" w:cs="宋体"/>
+          <w:sz w:val="24"/>
+          <w:szCs w:val="24"/>
+          <w:lang w:val="en-US" w:eastAsia="zh-CN"/>
+        </w:rPr>
+      </w:pPr>
+      <w:r>
+        <w:rPr>
+          <w:rFonts w:hint="eastAsia" w:ascii="宋体" w:hAnsi="宋体" w:eastAsia="宋体" w:cs="宋体"/>
+          <w:sz w:val="24"/>
+          <w:szCs w:val="24"/>
+        </w:rPr>
+        <w:t>│      └─remotes</w:t>
+      </w:r>
+      <w:r>
+        <w:rPr>
+          <w:rFonts w:hint="eastAsia" w:ascii="宋体" w:hAnsi="宋体" w:eastAsia="宋体" w:cs="宋体"/>
+          <w:sz w:val="24"/>
+          <w:szCs w:val="24"/>
+          <w:lang w:val="en-US" w:eastAsia="zh-CN"/>
+        </w:rPr>
+        <w:t>/ #远程的所有分支对象</w:t>
+      </w:r>
+    </w:p>
+    <w:p>
+      <w:pPr>
+        <w:ind w:firstLine="420" w:firstLineChars="0"/>
+        <w:rPr>
+          <w:rFonts w:hint="eastAsia" w:ascii="宋体" w:hAnsi="宋体" w:eastAsia="宋体" w:cs="宋体"/>
+          <w:sz w:val="24"/>
+          <w:szCs w:val="24"/>
+          <w:lang w:val="en-US" w:eastAsia="zh-CN"/>
+        </w:rPr>
+      </w:pPr>
+      <w:r>
+        <w:rPr>
+          <w:rFonts w:hint="eastAsia" w:ascii="宋体" w:hAnsi="宋体" w:eastAsia="宋体" w:cs="宋体"/>
+          <w:sz w:val="24"/>
+          <w:szCs w:val="24"/>
+        </w:rPr>
+        <w:t>│          └─origin</w:t>
+      </w:r>
+      <w:r>
+        <w:rPr>
+          <w:rFonts w:hint="eastAsia" w:ascii="宋体" w:hAnsi="宋体" w:eastAsia="宋体" w:cs="宋体"/>
+          <w:sz w:val="24"/>
+          <w:szCs w:val="24"/>
+          <w:lang w:val="en-US" w:eastAsia="zh-CN"/>
+        </w:rPr>
+        <w:t>/</w:t>
+      </w:r>
+    </w:p>
+    <w:p>
+      <w:pPr>
+        <w:ind w:firstLine="420" w:firstLineChars="0"/>
+        <w:rPr>
+          <w:rFonts w:hint="eastAsia" w:ascii="宋体" w:hAnsi="宋体" w:eastAsia="宋体" w:cs="宋体"/>
+          <w:sz w:val="24"/>
+          <w:szCs w:val="24"/>
+        </w:rPr>
+      </w:pPr>
+      <w:r>
+        <w:rPr>
+          <w:rFonts w:hint="eastAsia" w:ascii="宋体" w:hAnsi="宋体" w:eastAsia="宋体" w:cs="宋体"/>
+          <w:sz w:val="24"/>
+          <w:szCs w:val="24"/>
+        </w:rPr>
+        <w:t>│                  HEAD</w:t>
+      </w:r>
+    </w:p>
+    <w:p>
+      <w:pPr>
+        <w:ind w:firstLine="420" w:firstLineChars="0"/>
+        <w:rPr>
+          <w:rFonts w:hint="eastAsia" w:ascii="宋体" w:hAnsi="宋体" w:eastAsia="宋体" w:cs="宋体"/>
+          <w:sz w:val="24"/>
+          <w:szCs w:val="24"/>
+        </w:rPr>
+      </w:pPr>
+      <w:r>
+        <w:rPr>
+          <w:rFonts w:hint="eastAsia" w:ascii="宋体" w:hAnsi="宋体" w:eastAsia="宋体" w:cs="宋体"/>
+          <w:sz w:val="24"/>
+          <w:szCs w:val="24"/>
+        </w:rPr>
+        <w:t xml:space="preserve">│                  main     </w:t>
+      </w:r>
+    </w:p>
+    <w:p>
+      <w:pPr>
+        <w:ind w:firstLine="420" w:firstLineChars="0"/>
+        <w:rPr>
+          <w:rFonts w:hint="default" w:ascii="宋体" w:hAnsi="宋体" w:eastAsia="宋体" w:cs="宋体"/>
+          <w:sz w:val="24"/>
+          <w:szCs w:val="24"/>
+          <w:lang w:val="en-US" w:eastAsia="zh-CN"/>
+        </w:rPr>
+      </w:pPr>
+      <w:r>
+        <w:rPr>
+          <w:rFonts w:hint="eastAsia" w:ascii="宋体" w:hAnsi="宋体" w:eastAsia="宋体" w:cs="宋体"/>
+          <w:sz w:val="24"/>
+          <w:szCs w:val="24"/>
+        </w:rPr>
+        <w:t>├─objects</w:t>
+      </w:r>
+      <w:r>
+        <w:rPr>
+          <w:rFonts w:hint="eastAsia" w:ascii="宋体" w:hAnsi="宋体" w:eastAsia="宋体" w:cs="宋体"/>
+          <w:sz w:val="24"/>
+          <w:szCs w:val="24"/>
+          <w:lang w:val="en-US" w:eastAsia="zh-CN"/>
+        </w:rPr>
+        <w:t>/ #存放所有的 git 对象,数据存储核心</w:t>
+      </w:r>
+    </w:p>
+    <w:p>
+      <w:pPr>
+        <w:ind w:firstLine="420" w:firstLineChars="0"/>
+        <w:rPr>
+          <w:rFonts w:hint="default" w:ascii="宋体" w:hAnsi="宋体" w:eastAsia="宋体" w:cs="宋体"/>
+          <w:sz w:val="24"/>
+          <w:szCs w:val="24"/>
+          <w:lang w:val="en-US" w:eastAsia="zh-CN"/>
+        </w:rPr>
+      </w:pPr>
+      <w:r>
+        <w:rPr>
+          <w:rFonts w:hint="eastAsia" w:ascii="宋体" w:hAnsi="宋体" w:eastAsia="宋体" w:cs="宋体"/>
+          <w:sz w:val="24"/>
+          <w:szCs w:val="24"/>
+        </w:rPr>
+        <w:t>│  ├─</w:t>
+      </w:r>
+      <w:r>
+        <w:rPr>
+          <w:rFonts w:hint="eastAsia" w:ascii="宋体" w:hAnsi="宋体" w:eastAsia="宋体" w:cs="宋体"/>
+          <w:sz w:val="24"/>
+          <w:szCs w:val="24"/>
+          <w:lang w:val="en-US" w:eastAsia="zh-CN"/>
+        </w:rPr>
+        <w:t>.../</w:t>
+      </w:r>
+    </w:p>
+    <w:p>
+      <w:pPr>
+        <w:ind w:firstLine="420" w:firstLineChars="0"/>
+        <w:rPr>
+          <w:rFonts w:hint="default" w:ascii="宋体" w:hAnsi="宋体" w:eastAsia="宋体" w:cs="宋体"/>
+          <w:sz w:val="24"/>
+          <w:szCs w:val="24"/>
+          <w:lang w:val="en-US" w:eastAsia="zh-CN"/>
+        </w:rPr>
+      </w:pPr>
+      <w:r>
+        <w:rPr>
+          <w:rFonts w:hint="eastAsia" w:ascii="宋体" w:hAnsi="宋体" w:eastAsia="宋体" w:cs="宋体"/>
+          <w:sz w:val="24"/>
+          <w:szCs w:val="24"/>
+        </w:rPr>
+        <w:t>│  ├─info</w:t>
+      </w:r>
+      <w:r>
+        <w:rPr>
+          <w:rFonts w:hint="eastAsia" w:ascii="宋体" w:hAnsi="宋体" w:eastAsia="宋体" w:cs="宋体"/>
+          <w:sz w:val="24"/>
+          <w:szCs w:val="24"/>
+          <w:lang w:val="en-US" w:eastAsia="zh-CN"/>
+        </w:rPr>
+        <w:t>/ #包索引信息</w:t>
+      </w:r>
+    </w:p>
+    <w:p>
+      <w:pPr>
+        <w:ind w:firstLine="420" w:firstLineChars="0"/>
+        <w:rPr>
+          <w:rFonts w:hint="eastAsia" w:ascii="宋体" w:hAnsi="宋体" w:eastAsia="宋体" w:cs="宋体"/>
+          <w:sz w:val="24"/>
+          <w:szCs w:val="24"/>
+          <w:lang w:val="en-US" w:eastAsia="zh-CN"/>
+        </w:rPr>
+      </w:pPr>
+      <w:r>
+        <w:rPr>
+          <w:rFonts w:hint="eastAsia" w:ascii="宋体" w:hAnsi="宋体" w:eastAsia="宋体" w:cs="宋体"/>
+          <w:sz w:val="24"/>
+          <w:szCs w:val="24"/>
+        </w:rPr>
+        <w:t>│  │  └─commit-graphs</w:t>
+      </w:r>
+      <w:r>
+        <w:rPr>
+          <w:rFonts w:hint="eastAsia" w:ascii="宋体" w:hAnsi="宋体" w:eastAsia="宋体" w:cs="宋体"/>
+          <w:sz w:val="24"/>
+          <w:szCs w:val="24"/>
+          <w:lang w:val="en-US" w:eastAsia="zh-CN"/>
+        </w:rPr>
+        <w:t>/</w:t>
+      </w:r>
+    </w:p>
+    <w:p>
+      <w:pPr>
+        <w:ind w:firstLine="420" w:firstLineChars="0"/>
+        <w:rPr>
+          <w:rFonts w:hint="eastAsia" w:ascii="宋体" w:hAnsi="宋体" w:eastAsia="宋体" w:cs="宋体"/>
+          <w:sz w:val="24"/>
+          <w:szCs w:val="24"/>
+        </w:rPr>
+      </w:pPr>
+      <w:r>
+        <w:rPr>
+          <w:rFonts w:hint="eastAsia" w:ascii="宋体" w:hAnsi="宋体" w:eastAsia="宋体" w:cs="宋体"/>
+          <w:sz w:val="24"/>
+          <w:szCs w:val="24"/>
+        </w:rPr>
+        <w:t>│  │          commit-graph-chain</w:t>
+      </w:r>
+    </w:p>
+    <w:p>
+      <w:pPr>
+        <w:ind w:firstLine="420" w:firstLineChars="0"/>
+        <w:rPr>
+          <w:rFonts w:hint="eastAsia" w:ascii="宋体" w:hAnsi="宋体" w:eastAsia="宋体" w:cs="宋体"/>
+          <w:sz w:val="24"/>
+          <w:szCs w:val="24"/>
+        </w:rPr>
+      </w:pPr>
+      <w:r>
+        <w:rPr>
+          <w:rFonts w:hint="eastAsia" w:ascii="宋体" w:hAnsi="宋体" w:eastAsia="宋体" w:cs="宋体"/>
+          <w:sz w:val="24"/>
+          <w:szCs w:val="24"/>
+        </w:rPr>
+        <w:t xml:space="preserve">│  │          graph-e27225.graph       </w:t>
+      </w:r>
+    </w:p>
+    <w:p>
+      <w:pPr>
+        <w:ind w:firstLine="420" w:firstLineChars="0"/>
+        <w:rPr>
+          <w:rFonts w:hint="default" w:ascii="宋体" w:hAnsi="宋体" w:eastAsia="宋体" w:cs="宋体"/>
+          <w:sz w:val="24"/>
+          <w:szCs w:val="24"/>
+          <w:lang w:val="en-US" w:eastAsia="zh-CN"/>
+        </w:rPr>
+      </w:pPr>
+      <w:r>
+        <w:rPr>
+          <w:rFonts w:hint="eastAsia" w:ascii="宋体" w:hAnsi="宋体" w:eastAsia="宋体" w:cs="宋体"/>
+          <w:sz w:val="24"/>
+          <w:szCs w:val="24"/>
+        </w:rPr>
+        <w:t>│  └─pack</w:t>
+      </w:r>
+      <w:r>
+        <w:rPr>
+          <w:rFonts w:hint="eastAsia" w:ascii="宋体" w:hAnsi="宋体" w:eastAsia="宋体" w:cs="宋体"/>
+          <w:sz w:val="24"/>
+          <w:szCs w:val="24"/>
+          <w:lang w:val="en-US" w:eastAsia="zh-CN"/>
+        </w:rPr>
+        <w:t>/ #松散对象过多时，Git会自动打包</w:t>
+      </w:r>
+    </w:p>
+    <w:p>
+      <w:pPr>
+        <w:ind w:firstLine="420" w:firstLineChars="0"/>
+        <w:rPr>
+          <w:rFonts w:hint="eastAsia" w:ascii="宋体" w:hAnsi="宋体" w:eastAsia="宋体" w:cs="宋体"/>
+          <w:sz w:val="24"/>
+          <w:szCs w:val="24"/>
+        </w:rPr>
+      </w:pPr>
+      <w:r>
+        <w:rPr>
+          <w:rFonts w:hint="eastAsia" w:ascii="宋体" w:hAnsi="宋体" w:eastAsia="宋体" w:cs="宋体"/>
+          <w:sz w:val="24"/>
+          <w:szCs w:val="24"/>
+        </w:rPr>
+        <w:t>│          loose-4fccd6cc203fa9538b1e5da43a31e0953311e577.idx</w:t>
+      </w:r>
+    </w:p>
+    <w:p>
+      <w:pPr>
+        <w:ind w:firstLine="420" w:firstLineChars="0"/>
+        <w:rPr>
+          <w:rFonts w:hint="eastAsia" w:ascii="宋体" w:hAnsi="宋体" w:eastAsia="宋体" w:cs="宋体"/>
+          <w:sz w:val="24"/>
+          <w:szCs w:val="24"/>
+        </w:rPr>
+      </w:pPr>
+      <w:r>
+        <w:rPr>
+          <w:rFonts w:hint="eastAsia" w:ascii="宋体" w:hAnsi="宋体" w:eastAsia="宋体" w:cs="宋体"/>
+          <w:sz w:val="24"/>
+          <w:szCs w:val="24"/>
+        </w:rPr>
+        <w:t>│          loose-4fccd6cc203fa9538b1e5da43a31e0953311e577.pack</w:t>
+      </w:r>
+    </w:p>
+    <w:p>
+      <w:pPr>
+        <w:ind w:firstLine="420" w:firstLineChars="0"/>
+        <w:rPr>
+          <w:rFonts w:hint="eastAsia" w:ascii="宋体" w:hAnsi="宋体" w:eastAsia="宋体" w:cs="宋体"/>
+          <w:sz w:val="24"/>
+          <w:szCs w:val="24"/>
+        </w:rPr>
+      </w:pPr>
+      <w:r>
+        <w:rPr>
+          <w:rFonts w:hint="eastAsia" w:ascii="宋体" w:hAnsi="宋体" w:eastAsia="宋体" w:cs="宋体"/>
+          <w:sz w:val="24"/>
+          <w:szCs w:val="24"/>
+        </w:rPr>
+        <w:t>│          loose-4fccd6cc203fa9538b1e5da43a31e0953311e577.rev</w:t>
+      </w:r>
+    </w:p>
+    <w:p>
+      <w:pPr>
+        <w:ind w:firstLine="420" w:firstLineChars="0"/>
+        <w:rPr>
+          <w:rFonts w:hint="eastAsia" w:ascii="宋体" w:hAnsi="宋体" w:eastAsia="宋体" w:cs="宋体"/>
+          <w:sz w:val="24"/>
+          <w:szCs w:val="24"/>
+        </w:rPr>
+      </w:pPr>
+      <w:r>
+        <w:rPr>
+          <w:rFonts w:hint="eastAsia" w:ascii="宋体" w:hAnsi="宋体" w:eastAsia="宋体" w:cs="宋体"/>
+          <w:sz w:val="24"/>
+          <w:szCs w:val="24"/>
+        </w:rPr>
+        <w:t>│          multi-pack-index</w:t>
+      </w:r>
+    </w:p>
+    <w:p>
+      <w:pPr>
+        <w:ind w:firstLine="420" w:firstLineChars="0"/>
+        <w:rPr>
+          <w:rFonts w:hint="eastAsia" w:ascii="宋体" w:hAnsi="宋体" w:eastAsia="宋体" w:cs="宋体"/>
+          <w:sz w:val="24"/>
+          <w:szCs w:val="24"/>
+          <w:lang w:val="en-US" w:eastAsia="zh-CN"/>
+        </w:rPr>
+      </w:pPr>
+      <w:r>
+        <w:rPr>
+          <w:rFonts w:hint="eastAsia" w:ascii="宋体" w:hAnsi="宋体" w:eastAsia="宋体" w:cs="宋体"/>
+          <w:sz w:val="24"/>
+          <w:szCs w:val="24"/>
+        </w:rPr>
+        <w:t>└─refs</w:t>
+      </w:r>
+      <w:r>
+        <w:rPr>
+          <w:rFonts w:hint="eastAsia" w:ascii="宋体" w:hAnsi="宋体" w:eastAsia="宋体" w:cs="宋体"/>
+          <w:sz w:val="24"/>
+          <w:szCs w:val="24"/>
+          <w:lang w:val="en-US" w:eastAsia="zh-CN"/>
+        </w:rPr>
+        <w:t>/</w:t>
+      </w:r>
+    </w:p>
+    <w:p>
+      <w:pPr>
+        <w:ind w:firstLine="420" w:firstLineChars="0"/>
+        <w:rPr>
+          <w:rFonts w:hint="default" w:ascii="宋体" w:hAnsi="宋体" w:eastAsia="宋体" w:cs="宋体"/>
+          <w:sz w:val="24"/>
+          <w:szCs w:val="24"/>
+          <w:lang w:val="en-US" w:eastAsia="zh-CN"/>
+        </w:rPr>
+      </w:pPr>
+      <w:r>
+        <w:rPr>
+          <w:rFonts w:hint="eastAsia" w:ascii="宋体" w:hAnsi="宋体" w:eastAsia="宋体" w:cs="宋体"/>
+          <w:sz w:val="24"/>
+          <w:szCs w:val="24"/>
+        </w:rPr>
+        <w:t xml:space="preserve">    ├─heads</w:t>
+      </w:r>
+      <w:r>
+        <w:rPr>
+          <w:rFonts w:hint="eastAsia" w:ascii="宋体" w:hAnsi="宋体" w:eastAsia="宋体" w:cs="宋体"/>
+          <w:sz w:val="24"/>
+          <w:szCs w:val="24"/>
+          <w:lang w:val="en-US" w:eastAsia="zh-CN"/>
+        </w:rPr>
+        <w:t>/ #包含所有的本地分支</w:t>
+      </w:r>
+    </w:p>
+    <w:p>
+      <w:pPr>
+        <w:ind w:firstLine="420" w:firstLineChars="0"/>
+        <w:rPr>
+          <w:rFonts w:hint="eastAsia" w:ascii="宋体" w:hAnsi="宋体" w:eastAsia="宋体" w:cs="宋体"/>
+          <w:sz w:val="24"/>
+          <w:szCs w:val="24"/>
+        </w:rPr>
+      </w:pPr>
+      <w:r>
+        <w:rPr>
+          <w:rFonts w:hint="eastAsia" w:ascii="宋体" w:hAnsi="宋体" w:eastAsia="宋体" w:cs="宋体"/>
+          <w:sz w:val="24"/>
+          <w:szCs w:val="24"/>
+        </w:rPr>
+        <w:t xml:space="preserve">    │      main</w:t>
+      </w:r>
+    </w:p>
+    <w:p>
+      <w:pPr>
+        <w:ind w:firstLine="420" w:firstLineChars="0"/>
+        <w:rPr>
+          <w:rFonts w:hint="eastAsia" w:ascii="宋体" w:hAnsi="宋体" w:eastAsia="宋体" w:cs="宋体"/>
+          <w:sz w:val="24"/>
+          <w:szCs w:val="24"/>
+        </w:rPr>
+      </w:pPr>
+      <w:r>
+        <w:rPr>
+          <w:rFonts w:hint="eastAsia" w:ascii="宋体" w:hAnsi="宋体" w:eastAsia="宋体" w:cs="宋体"/>
+          <w:sz w:val="24"/>
+          <w:szCs w:val="24"/>
+        </w:rPr>
+        <w:t xml:space="preserve">    │      main_histroy_2026-06-12</w:t>
+      </w:r>
+    </w:p>
+    <w:p>
+      <w:pPr>
+        <w:ind w:firstLine="420" w:firstLineChars="0"/>
+        <w:rPr>
+          <w:rFonts w:hint="eastAsia" w:ascii="宋体" w:hAnsi="宋体" w:eastAsia="宋体" w:cs="宋体"/>
+          <w:sz w:val="24"/>
+          <w:szCs w:val="24"/>
+        </w:rPr>
+      </w:pPr>
+      <w:r>
+        <w:rPr>
+          <w:rFonts w:hint="eastAsia" w:ascii="宋体" w:hAnsi="宋体" w:eastAsia="宋体" w:cs="宋体"/>
+          <w:sz w:val="24"/>
+          <w:szCs w:val="24"/>
+        </w:rPr>
+        <w:t xml:space="preserve">    │      main‘</w:t>
+      </w:r>
+    </w:p>
+    <w:p>
+      <w:pPr>
+        <w:ind w:firstLine="420" w:firstLineChars="0"/>
+        <w:rPr>
+          <w:rFonts w:hint="eastAsia" w:ascii="宋体" w:hAnsi="宋体" w:eastAsia="宋体" w:cs="宋体"/>
+          <w:sz w:val="24"/>
+          <w:szCs w:val="24"/>
+          <w:lang w:val="en-US" w:eastAsia="zh-CN"/>
+        </w:rPr>
+      </w:pPr>
+      <w:r>
+        <w:rPr>
+          <w:rFonts w:hint="eastAsia" w:ascii="宋体" w:hAnsi="宋体" w:eastAsia="宋体" w:cs="宋体"/>
+          <w:sz w:val="24"/>
+          <w:szCs w:val="24"/>
+        </w:rPr>
+        <w:t xml:space="preserve">    ├─remotes</w:t>
+      </w:r>
+      <w:r>
+        <w:rPr>
+          <w:rFonts w:hint="eastAsia" w:ascii="宋体" w:hAnsi="宋体" w:eastAsia="宋体" w:cs="宋体"/>
+          <w:sz w:val="24"/>
+          <w:szCs w:val="24"/>
+          <w:lang w:val="en-US" w:eastAsia="zh-CN"/>
+        </w:rPr>
+        <w:t>/</w:t>
+      </w:r>
+    </w:p>
+    <w:p>
+      <w:pPr>
+        <w:ind w:firstLine="420" w:firstLineChars="0"/>
+        <w:rPr>
+          <w:rFonts w:hint="eastAsia" w:ascii="宋体" w:hAnsi="宋体" w:eastAsia="宋体" w:cs="宋体"/>
+          <w:sz w:val="24"/>
+          <w:szCs w:val="24"/>
+          <w:lang w:val="en-US" w:eastAsia="zh-CN"/>
+        </w:rPr>
+      </w:pPr>
+      <w:r>
+        <w:rPr>
+          <w:rFonts w:hint="eastAsia" w:ascii="宋体" w:hAnsi="宋体" w:eastAsia="宋体" w:cs="宋体"/>
+          <w:sz w:val="24"/>
+          <w:szCs w:val="24"/>
+        </w:rPr>
+        <w:t xml:space="preserve">    │  └─origin</w:t>
+      </w:r>
+      <w:r>
+        <w:rPr>
+          <w:rFonts w:hint="eastAsia" w:ascii="宋体" w:hAnsi="宋体" w:eastAsia="宋体" w:cs="宋体"/>
+          <w:sz w:val="24"/>
+          <w:szCs w:val="24"/>
+          <w:lang w:val="en-US" w:eastAsia="zh-CN"/>
+        </w:rPr>
+        <w:t>/</w:t>
+      </w:r>
+    </w:p>
+    <w:p>
+      <w:pPr>
+        <w:ind w:firstLine="420" w:firstLineChars="0"/>
+        <w:rPr>
+          <w:rFonts w:hint="default" w:ascii="宋体" w:hAnsi="宋体" w:eastAsia="宋体" w:cs="宋体"/>
+          <w:sz w:val="24"/>
+          <w:szCs w:val="24"/>
+          <w:lang w:val="en-US" w:eastAsia="zh-CN"/>
+        </w:rPr>
+      </w:pPr>
+      <w:r>
+        <w:rPr>
+          <w:rFonts w:hint="eastAsia" w:ascii="宋体" w:hAnsi="宋体" w:eastAsia="宋体" w:cs="宋体"/>
+          <w:sz w:val="24"/>
+          <w:szCs w:val="24"/>
+        </w:rPr>
+        <w:t xml:space="preserve">    │          HEAD</w:t>
+      </w:r>
+      <w:r>
+        <w:rPr>
+          <w:rFonts w:hint="eastAsia" w:ascii="宋体" w:hAnsi="宋体" w:eastAsia="宋体" w:cs="宋体"/>
+          <w:sz w:val="24"/>
+          <w:szCs w:val="24"/>
+          <w:lang w:val="en-US" w:eastAsia="zh-CN"/>
+        </w:rPr>
+        <w:t xml:space="preserve"> #指向远程仓库当前分支</w:t>
+      </w:r>
+    </w:p>
+    <w:p>
+      <w:pPr>
+        <w:ind w:firstLine="420" w:firstLineChars="0"/>
+        <w:rPr>
+          <w:rFonts w:hint="default" w:ascii="宋体" w:hAnsi="宋体" w:eastAsia="宋体" w:cs="宋体"/>
+          <w:sz w:val="24"/>
+          <w:szCs w:val="24"/>
+          <w:lang w:val="en-US" w:eastAsia="zh-CN"/>
+        </w:rPr>
+      </w:pPr>
+      <w:r>
+        <w:rPr>
+          <w:rFonts w:hint="eastAsia" w:ascii="宋体" w:hAnsi="宋体" w:eastAsia="宋体" w:cs="宋体"/>
+          <w:sz w:val="24"/>
+          <w:szCs w:val="24"/>
+        </w:rPr>
+        <w:t xml:space="preserve">    │          main</w:t>
+      </w:r>
+      <w:r>
+        <w:rPr>
+          <w:rFonts w:hint="eastAsia" w:ascii="宋体" w:hAnsi="宋体" w:eastAsia="宋体" w:cs="宋体"/>
+          <w:sz w:val="24"/>
+          <w:szCs w:val="24"/>
+          <w:lang w:val="en-US" w:eastAsia="zh-CN"/>
+        </w:rPr>
+        <w:t xml:space="preserve"> #远程分支当前指向的commit</w:t>
+      </w:r>
+    </w:p>
+    <w:p>
+      <w:pPr>
+        <w:ind w:firstLine="420" w:firstLineChars="0"/>
+        <w:rPr>
+          <w:rFonts w:hint="default" w:ascii="宋体" w:hAnsi="宋体" w:eastAsia="宋体" w:cs="宋体"/>
+          <w:sz w:val="24"/>
+          <w:szCs w:val="24"/>
+          <w:lang w:val="en-US" w:eastAsia="zh-CN"/>
+        </w:rPr>
+      </w:pPr>
+      <w:r>
+        <w:rPr>
+          <w:rFonts w:hint="eastAsia" w:ascii="宋体" w:hAnsi="宋体" w:eastAsia="宋体" w:cs="宋体"/>
+          <w:sz w:val="24"/>
+          <w:szCs w:val="24"/>
+        </w:rPr>
+        <w:t xml:space="preserve">    └─tags</w:t>
+      </w:r>
+      <w:r>
+        <w:rPr>
+          <w:rFonts w:hint="eastAsia" w:ascii="宋体" w:hAnsi="宋体" w:eastAsia="宋体" w:cs="宋体"/>
+          <w:sz w:val="24"/>
+          <w:szCs w:val="24"/>
+          <w:lang w:val="en-US" w:eastAsia="zh-CN"/>
+        </w:rPr>
+        <w:t xml:space="preserve"> #记录重要版本</w:t>
+      </w:r>
+    </w:p>
+    <w:p>
+      <w:pPr>
+        <w:ind w:firstLine="420" w:firstLineChars="0"/>
+        <w:rPr>
+          <w:rFonts w:ascii="宋体" w:hAnsi="宋体" w:eastAsia="宋体" w:cs="宋体"/>
+          <w:sz w:val="24"/>
+          <w:szCs w:val="24"/>
+        </w:rPr>
+      </w:pPr>
+      <w:r>
+        <w:rPr>
+          <w:rFonts w:ascii="宋体" w:hAnsi="宋体" w:eastAsia="宋体" w:cs="宋体"/>
+          <w:sz w:val="24"/>
+          <w:szCs w:val="24"/>
+        </w:rPr>
+        <w:fldChar w:fldCharType="begin"/>
+      </w:r>
+      <w:r>
+        <w:rPr>
+          <w:rFonts w:ascii="宋体" w:hAnsi="宋体" w:eastAsia="宋体" w:cs="宋体"/>
+          <w:sz w:val="24"/>
+          <w:szCs w:val="24"/>
+        </w:rPr>
+        <w:instrText xml:space="preserve"> HYPERLINK "https://juejin.cn/post/7495289652015743015" </w:instrText>
+      </w:r>
+      <w:r>
+        <w:rPr>
+          <w:rFonts w:ascii="宋体" w:hAnsi="宋体" w:eastAsia="宋体" w:cs="宋体"/>
+          <w:sz w:val="24"/>
+          <w:szCs w:val="24"/>
+        </w:rPr>
+        <w:fldChar w:fldCharType="separate"/>
+      </w:r>
+      <w:r>
+        <w:rPr>
+          <w:rStyle w:val="6"/>
+          <w:rFonts w:ascii="宋体" w:hAnsi="宋体" w:eastAsia="宋体" w:cs="宋体"/>
+          <w:sz w:val="24"/>
+          <w:szCs w:val="24"/>
+        </w:rPr>
+        <w:t>.git目录浅析通过理解.git目录的工作原理，开发者可以： - 深入掌握Git底层机制 - 高效排查版本控制问题 - - 掘金</w:t>
+      </w:r>
+      <w:r>
+        <w:rPr>
+          <w:rFonts w:ascii="宋体" w:hAnsi="宋体" w:eastAsia="宋体" w:cs="宋体"/>
+          <w:sz w:val="24"/>
+          <w:szCs w:val="24"/>
+        </w:rPr>
+        <w:fldChar w:fldCharType="end"/>
+      </w:r>
+    </w:p>
+    <w:p>
+      <w:pPr>
+        <w:ind w:firstLine="420" w:firstLineChars="0"/>
+        <w:rPr>
+          <w:rFonts w:hint="eastAsia" w:ascii="宋体" w:hAnsi="宋体" w:eastAsia="宋体" w:cs="宋体"/>
+          <w:sz w:val="24"/>
+          <w:szCs w:val="24"/>
+          <w:lang w:val="en-US" w:eastAsia="zh-CN"/>
+        </w:rPr>
+      </w:pPr>
+      <w:r>
+        <w:rPr>
+          <w:rFonts w:hint="eastAsia" w:ascii="宋体" w:hAnsi="宋体" w:eastAsia="宋体" w:cs="宋体"/>
+          <w:sz w:val="24"/>
+          <w:szCs w:val="24"/>
+          <w:lang w:val="en-US" w:eastAsia="zh-CN"/>
+        </w:rPr>
+        <w:t>git指令操作</w:t>
+      </w:r>
+    </w:p>
+    <w:p>
+      <w:pPr>
+        <w:ind w:firstLine="420" w:firstLineChars="0"/>
+        <w:rPr>
+          <w:rFonts w:hint="default" w:ascii="宋体" w:hAnsi="宋体" w:eastAsia="宋体" w:cs="宋体"/>
+          <w:sz w:val="24"/>
+          <w:szCs w:val="24"/>
+          <w:lang w:val="en-US" w:eastAsia="zh-CN"/>
+        </w:rPr>
+      </w:pPr>
+      <w:r>
+        <w:rPr>
+          <w:rFonts w:hint="default" w:ascii="宋体" w:hAnsi="宋体" w:eastAsia="宋体" w:cs="宋体"/>
+          <w:sz w:val="24"/>
+          <w:szCs w:val="24"/>
+          <w:lang w:val="en-US" w:eastAsia="zh-CN"/>
+        </w:rPr>
+        <w:t>tree -L 2 .git查看目录结构（需安装tree命令）</w:t>
+      </w:r>
+    </w:p>
+    <w:p>
+      <w:pPr>
+        <w:ind w:firstLine="420" w:firstLineChars="0"/>
+        <w:rPr>
+          <w:rFonts w:hint="default" w:ascii="宋体" w:hAnsi="宋体" w:eastAsia="宋体" w:cs="宋体"/>
+          <w:sz w:val="24"/>
+          <w:szCs w:val="24"/>
+          <w:lang w:val="en-US" w:eastAsia="zh-CN"/>
+        </w:rPr>
+      </w:pPr>
+      <w:r>
+        <w:rPr>
+          <w:rFonts w:hint="default" w:ascii="宋体" w:hAnsi="宋体" w:eastAsia="宋体" w:cs="宋体"/>
+          <w:sz w:val="24"/>
+          <w:szCs w:val="24"/>
+          <w:lang w:val="en-US" w:eastAsia="zh-CN"/>
+        </w:rPr>
+        <w:t>cat .git/HEAD</w:t>
+      </w:r>
+    </w:p>
+    <w:p>
+      <w:pPr>
+        <w:ind w:firstLine="420" w:firstLineChars="0"/>
+        <w:rPr>
+          <w:rFonts w:hint="eastAsia" w:ascii="宋体" w:hAnsi="宋体" w:eastAsia="宋体" w:cs="宋体"/>
+          <w:sz w:val="24"/>
+          <w:szCs w:val="24"/>
+          <w:lang w:val="en-US" w:eastAsia="zh-CN"/>
+        </w:rPr>
+      </w:pPr>
+      <w:r>
+        <w:rPr>
+          <w:rFonts w:hint="eastAsia" w:ascii="宋体" w:hAnsi="宋体" w:eastAsia="宋体" w:cs="宋体"/>
+          <w:sz w:val="24"/>
+          <w:szCs w:val="24"/>
+          <w:lang w:val="en-US" w:eastAsia="zh-CN"/>
+        </w:rPr>
+        <w:t>创建对象与分支操作本质</w:t>
+      </w:r>
+    </w:p>
+    <w:p>
+      <w:pPr>
+        <w:ind w:firstLine="420" w:firstLineChars="0"/>
+        <w:rPr>
+          <w:rFonts w:hint="default" w:ascii="宋体" w:hAnsi="宋体" w:eastAsia="宋体" w:cs="宋体"/>
+          <w:sz w:val="24"/>
+          <w:szCs w:val="24"/>
+          <w:lang w:val="en-US" w:eastAsia="zh-CN"/>
+        </w:rPr>
+      </w:pPr>
+      <w:r>
+        <w:rPr>
+          <w:rFonts w:hint="default" w:ascii="宋体" w:hAnsi="宋体" w:eastAsia="宋体" w:cs="宋体"/>
+          <w:sz w:val="24"/>
+          <w:szCs w:val="24"/>
+          <w:lang w:val="en-US" w:eastAsia="zh-CN"/>
+        </w:rPr>
+        <w:t>git gc --auto</w:t>
+      </w:r>
+    </w:p>
+    <w:p>
+      <w:pPr>
+        <w:ind w:firstLine="420" w:firstLineChars="0"/>
+        <w:rPr>
+          <w:rFonts w:hint="default" w:ascii="宋体" w:hAnsi="宋体" w:eastAsia="宋体" w:cs="宋体"/>
+          <w:sz w:val="24"/>
+          <w:szCs w:val="24"/>
+          <w:lang w:val="en-US" w:eastAsia="zh-CN"/>
+        </w:rPr>
+      </w:pPr>
+      <w:r>
+        <w:rPr>
+          <w:rFonts w:hint="default" w:ascii="宋体" w:hAnsi="宋体" w:eastAsia="宋体" w:cs="宋体"/>
+          <w:sz w:val="24"/>
+          <w:szCs w:val="24"/>
+          <w:lang w:val="en-US" w:eastAsia="zh-CN"/>
+        </w:rPr>
+        <w:t>git repack -a -d --depth=250 --window=250</w:t>
+      </w:r>
+    </w:p>
+    <w:p>
+      <w:pPr>
+        <w:ind w:firstLine="420" w:firstLineChars="0"/>
+        <w:rPr>
+          <w:rFonts w:hint="default" w:ascii="宋体" w:hAnsi="宋体" w:eastAsia="宋体" w:cs="宋体"/>
+          <w:sz w:val="24"/>
+          <w:szCs w:val="24"/>
+          <w:lang w:val="en-US" w:eastAsia="zh-CN"/>
+        </w:rPr>
+      </w:pPr>
+      <w:r>
+        <w:rPr>
+          <w:rFonts w:hint="default" w:ascii="宋体" w:hAnsi="宋体" w:eastAsia="宋体" w:cs="宋体"/>
+          <w:sz w:val="24"/>
+          <w:szCs w:val="24"/>
+          <w:lang w:val="en-US" w:eastAsia="zh-CN"/>
+        </w:rPr>
+        <w:t>git verify-pack -v</w:t>
+      </w:r>
+    </w:p>
+    <w:p>
+      <w:pPr>
+        <w:rPr>
+          <w:rFonts w:ascii="宋体" w:hAnsi="宋体" w:eastAsia="宋体" w:cs="宋体"/>
+          <w:sz w:val="24"/>
+          <w:szCs w:val="24"/>
+        </w:rPr>
+      </w:pPr>
+    </w:p>
+    <w:p>
+      <w:pPr>
+        <w:rPr>
+          <w:rFonts w:hint="default" w:ascii="宋体" w:hAnsi="宋体" w:eastAsia="宋体" w:cs="宋体"/>
+          <w:sz w:val="24"/>
+          <w:szCs w:val="24"/>
+          <w:lang w:val="en-US" w:eastAsia="zh-CN"/>
+        </w:rPr>
+      </w:pPr>
+      <w:r>
+        <w:rPr>
+          <w:rFonts w:hint="eastAsia" w:ascii="宋体" w:hAnsi="宋体" w:eastAsia="宋体" w:cs="宋体"/>
+          <w:sz w:val="24"/>
+          <w:szCs w:val="24"/>
+          <w:lang w:val="en-US" w:eastAsia="zh-CN"/>
+        </w:rPr>
+        <w:t>忽略文件？（汇总git）</w:t>
+      </w:r>
+    </w:p>
+    <w:p>
+      <w:pPr>
+        <w:ind w:firstLine="420" w:firstLineChars="0"/>
+        <w:rPr>
+          <w:rFonts w:ascii="宋体" w:hAnsi="宋体" w:eastAsia="宋体" w:cs="宋体"/>
+          <w:sz w:val="24"/>
+          <w:szCs w:val="24"/>
+        </w:rPr>
+      </w:pPr>
+      <w:r>
+        <w:rPr>
+          <w:rFonts w:ascii="宋体" w:hAnsi="宋体" w:eastAsia="宋体" w:cs="宋体"/>
+          <w:sz w:val="24"/>
+          <w:szCs w:val="24"/>
+        </w:rPr>
+        <w:fldChar w:fldCharType="begin"/>
+      </w:r>
+      <w:r>
+        <w:rPr>
+          <w:rFonts w:ascii="宋体" w:hAnsi="宋体" w:eastAsia="宋体" w:cs="宋体"/>
+          <w:sz w:val="24"/>
+          <w:szCs w:val="24"/>
+        </w:rPr>
+        <w:instrText xml:space="preserve"> HYPERLINK "https://blog.csdn.net/m0_63230155/article/details/134471033" </w:instrText>
+      </w:r>
+      <w:r>
+        <w:rPr>
+          <w:rFonts w:ascii="宋体" w:hAnsi="宋体" w:eastAsia="宋体" w:cs="宋体"/>
+          <w:sz w:val="24"/>
+          <w:szCs w:val="24"/>
+        </w:rPr>
+        <w:fldChar w:fldCharType="separate"/>
+      </w:r>
+      <w:r>
+        <w:rPr>
+          <w:rStyle w:val="7"/>
+          <w:rFonts w:ascii="宋体" w:hAnsi="宋体" w:eastAsia="宋体" w:cs="宋体"/>
+          <w:sz w:val="24"/>
+          <w:szCs w:val="24"/>
+        </w:rPr>
+        <w:t>.gitignore 文件——如何在 Git 中忽略文件和文件夹详细教程-CSDN博客</w:t>
+      </w:r>
+      <w:r>
+        <w:rPr>
+          <w:rFonts w:ascii="宋体" w:hAnsi="宋体" w:eastAsia="宋体" w:cs="宋体"/>
+          <w:sz w:val="24"/>
+          <w:szCs w:val="24"/>
+        </w:rPr>
+        <w:fldChar w:fldCharType="end"/>
+      </w:r>
+    </w:p>
+    <w:p>
+      <w:pPr>
+        <w:ind w:firstLine="420" w:firstLineChars="0"/>
+        <w:rPr>
+          <w:rFonts w:hint="eastAsia" w:ascii="宋体" w:hAnsi="宋体" w:eastAsia="宋体" w:cs="宋体"/>
+          <w:sz w:val="24"/>
+          <w:szCs w:val="24"/>
+          <w:lang w:val="en-US" w:eastAsia="zh-CN"/>
+        </w:rPr>
+      </w:pPr>
+      <w:r>
+        <w:rPr>
+          <w:rFonts w:hint="eastAsia" w:ascii="宋体" w:hAnsi="宋体" w:eastAsia="宋体" w:cs="宋体"/>
+          <w:sz w:val="24"/>
+          <w:szCs w:val="24"/>
+          <w:lang w:val="en-US" w:eastAsia="zh-CN"/>
+        </w:rPr>
+        <w:t>忽略格式（特定/目录/名称/通配*?/排除）</w:t>
+      </w:r>
+    </w:p>
+    <w:p>
+      <w:pPr>
+        <w:ind w:firstLine="420" w:firstLineChars="0"/>
+        <w:rPr>
+          <w:rFonts w:hint="default" w:ascii="宋体" w:hAnsi="宋体" w:eastAsia="宋体" w:cs="宋体"/>
+          <w:sz w:val="24"/>
+          <w:szCs w:val="24"/>
+          <w:lang w:val="en-US" w:eastAsia="zh-CN"/>
+        </w:rPr>
+      </w:pPr>
+      <w:r>
+        <w:rPr>
+          <w:rFonts w:hint="eastAsia" w:ascii="宋体" w:hAnsi="宋体" w:eastAsia="宋体" w:cs="宋体"/>
+          <w:sz w:val="24"/>
+          <w:szCs w:val="24"/>
+          <w:lang w:val="en-US" w:eastAsia="zh-CN"/>
+        </w:rPr>
+        <w:t>命令行实现</w:t>
+      </w:r>
+    </w:p>
+    <w:p>
+      <w:pPr>
+        <w:ind w:firstLine="420" w:firstLineChars="0"/>
+        <w:rPr>
+          <w:rFonts w:ascii="宋体" w:hAnsi="宋体" w:eastAsia="宋体" w:cs="宋体"/>
+          <w:sz w:val="24"/>
+          <w:szCs w:val="24"/>
+        </w:rPr>
+      </w:pPr>
+    </w:p>
+    <w:p>
+      <w:pPr>
+        <w:ind w:firstLine="420" w:firstLineChars="0"/>
+        <w:rPr>
+          <w:rFonts w:ascii="宋体" w:hAnsi="宋体" w:eastAsia="宋体" w:cs="宋体"/>
+          <w:sz w:val="24"/>
+          <w:szCs w:val="24"/>
+        </w:rPr>
+      </w:pPr>
+      <w:r>
+        <w:rPr>
+          <w:rFonts w:ascii="宋体" w:hAnsi="宋体" w:eastAsia="宋体" w:cs="宋体"/>
+          <w:sz w:val="24"/>
+          <w:szCs w:val="24"/>
+        </w:rPr>
+        <w:fldChar w:fldCharType="begin"/>
+      </w:r>
+      <w:r>
+        <w:rPr>
+          <w:rFonts w:ascii="宋体" w:hAnsi="宋体" w:eastAsia="宋体" w:cs="宋体"/>
+          <w:sz w:val="24"/>
+          <w:szCs w:val="24"/>
+        </w:rPr>
+        <w:instrText xml:space="preserve"> HYPERLINK "https://blog.csdn.net/Lakers2015/article/details/111990909" </w:instrText>
+      </w:r>
+      <w:r>
+        <w:rPr>
+          <w:rFonts w:ascii="宋体" w:hAnsi="宋体" w:eastAsia="宋体" w:cs="宋体"/>
+          <w:sz w:val="24"/>
+          <w:szCs w:val="24"/>
+        </w:rPr>
+        <w:fldChar w:fldCharType="separate"/>
+      </w:r>
+      <w:r>
+        <w:rPr>
+          <w:rStyle w:val="7"/>
+          <w:rFonts w:ascii="宋体" w:hAnsi="宋体" w:eastAsia="宋体" w:cs="宋体"/>
+          <w:sz w:val="24"/>
+          <w:szCs w:val="24"/>
+        </w:rPr>
+        <w:t>Git 中的.gitignore文件的作用及配置-CSDN博客</w:t>
+      </w:r>
+      <w:r>
+        <w:rPr>
+          <w:rFonts w:ascii="宋体" w:hAnsi="宋体" w:eastAsia="宋体" w:cs="宋体"/>
+          <w:sz w:val="24"/>
+          <w:szCs w:val="24"/>
+        </w:rPr>
+        <w:fldChar w:fldCharType="end"/>
+      </w:r>
+    </w:p>
+    <w:p>
+      <w:pPr>
+        <w:ind w:firstLine="420" w:firstLineChars="0"/>
+        <w:rPr>
+          <w:rFonts w:hint="default" w:ascii="宋体" w:hAnsi="宋体" w:eastAsia="宋体" w:cs="宋体"/>
+          <w:sz w:val="24"/>
+          <w:szCs w:val="24"/>
+          <w:lang w:val="en-US" w:eastAsia="zh-CN"/>
+        </w:rPr>
+      </w:pPr>
+      <w:r>
+        <w:rPr>
+          <w:rFonts w:hint="eastAsia" w:ascii="宋体" w:hAnsi="宋体" w:eastAsia="宋体" w:cs="宋体"/>
+          <w:sz w:val="24"/>
+          <w:szCs w:val="24"/>
+          <w:lang w:val="en-US" w:eastAsia="zh-CN"/>
+        </w:rPr>
+        <w:t>检查忽略git check-ignore -v/git status --ignored</w:t>
+      </w:r>
+    </w:p>
+    <w:p>
+      <w:pPr>
+        <w:ind w:firstLine="420" w:firstLineChars="0"/>
+        <w:rPr>
+          <w:rFonts w:hint="default" w:ascii="宋体" w:hAnsi="宋体" w:eastAsia="宋体" w:cs="宋体"/>
+          <w:sz w:val="24"/>
+          <w:szCs w:val="24"/>
+          <w:lang w:val="en-US" w:eastAsia="zh-CN"/>
+        </w:rPr>
+      </w:pPr>
+      <w:r>
+        <w:rPr>
+          <w:rFonts w:hint="eastAsia" w:ascii="宋体" w:hAnsi="宋体" w:eastAsia="宋体" w:cs="宋体"/>
+          <w:sz w:val="24"/>
+          <w:szCs w:val="24"/>
+          <w:lang w:val="en-US" w:eastAsia="zh-CN"/>
+        </w:rPr>
+        <w:t>忽略隐藏反选自身</w:t>
+      </w:r>
+    </w:p>
+    <w:p>
+      <w:pPr>
+        <w:ind w:firstLine="420" w:firstLineChars="0"/>
+        <w:rPr>
+          <w:rFonts w:ascii="宋体" w:hAnsi="宋体" w:eastAsia="宋体" w:cs="宋体"/>
+          <w:sz w:val="24"/>
+          <w:szCs w:val="24"/>
+        </w:rPr>
+      </w:pPr>
+    </w:p>
+    <w:p>
+      <w:pPr>
+        <w:ind w:firstLine="420" w:firstLineChars="0"/>
+        <w:rPr>
+          <w:rFonts w:ascii="宋体" w:hAnsi="宋体" w:eastAsia="宋体" w:cs="宋体"/>
+          <w:sz w:val="24"/>
+          <w:szCs w:val="24"/>
+        </w:rPr>
+      </w:pPr>
+      <w:r>
+        <w:rPr>
+          <w:rFonts w:ascii="宋体" w:hAnsi="宋体" w:eastAsia="宋体" w:cs="宋体"/>
+          <w:sz w:val="24"/>
+          <w:szCs w:val="24"/>
+        </w:rPr>
+        <w:fldChar w:fldCharType="begin"/>
+      </w:r>
+      <w:r>
+        <w:rPr>
+          <w:rFonts w:ascii="宋体" w:hAnsi="宋体" w:eastAsia="宋体" w:cs="宋体"/>
+          <w:sz w:val="24"/>
+          <w:szCs w:val="24"/>
+        </w:rPr>
+        <w:instrText xml:space="preserve"> HYPERLINK "https://blog.csdn.net/Q1761991696/article/details/123572766" </w:instrText>
+      </w:r>
+      <w:r>
+        <w:rPr>
+          <w:rFonts w:ascii="宋体" w:hAnsi="宋体" w:eastAsia="宋体" w:cs="宋体"/>
+          <w:sz w:val="24"/>
+          <w:szCs w:val="24"/>
+        </w:rPr>
+        <w:fldChar w:fldCharType="separate"/>
+      </w:r>
+      <w:r>
+        <w:rPr>
+          <w:rStyle w:val="7"/>
+          <w:rFonts w:ascii="宋体" w:hAnsi="宋体" w:eastAsia="宋体" w:cs="宋体"/>
+          <w:sz w:val="24"/>
+          <w:szCs w:val="24"/>
+        </w:rPr>
+        <w:t>如何使用.gitignore忽略Git中的文件和目录_git ignore 忽略文件夹-CSDN博客</w:t>
+      </w:r>
+      <w:r>
+        <w:rPr>
+          <w:rFonts w:ascii="宋体" w:hAnsi="宋体" w:eastAsia="宋体" w:cs="宋体"/>
+          <w:sz w:val="24"/>
+          <w:szCs w:val="24"/>
+        </w:rPr>
+        <w:fldChar w:fldCharType="end"/>
+      </w:r>
+    </w:p>
+    <w:p>
+      <w:pPr>
+        <w:ind w:firstLine="420" w:firstLineChars="0"/>
+        <w:rPr>
+          <w:rFonts w:hint="eastAsia" w:ascii="宋体" w:hAnsi="宋体" w:eastAsia="宋体" w:cs="宋体"/>
+          <w:sz w:val="24"/>
+          <w:szCs w:val="24"/>
+          <w:lang w:val="en-US" w:eastAsia="zh-CN"/>
+        </w:rPr>
+      </w:pPr>
+      <w:r>
+        <w:rPr>
+          <w:rFonts w:hint="eastAsia" w:ascii="宋体" w:hAnsi="宋体" w:eastAsia="宋体" w:cs="宋体"/>
+          <w:sz w:val="24"/>
+          <w:szCs w:val="24"/>
+          <w:lang w:val="en-US" w:eastAsia="zh-CN"/>
+        </w:rPr>
+        <w:t>[]匹配</w:t>
+      </w:r>
+    </w:p>
+    <w:p>
+      <w:pPr>
+        <w:ind w:firstLine="420" w:firstLineChars="0"/>
+        <w:rPr>
+          <w:rFonts w:hint="eastAsia" w:ascii="宋体" w:hAnsi="宋体" w:eastAsia="宋体" w:cs="宋体"/>
+          <w:sz w:val="24"/>
+          <w:szCs w:val="24"/>
+          <w:lang w:val="en-US" w:eastAsia="zh-CN"/>
+        </w:rPr>
+      </w:pPr>
+      <w:r>
+        <w:rPr>
+          <w:rFonts w:hint="eastAsia" w:ascii="宋体" w:hAnsi="宋体" w:eastAsia="宋体" w:cs="宋体"/>
+          <w:sz w:val="24"/>
+          <w:szCs w:val="24"/>
+          <w:lang w:val="en-US" w:eastAsia="zh-CN"/>
+        </w:rPr>
+        <w:t>本地高于全局</w:t>
+      </w:r>
+    </w:p>
+    <w:p>
+      <w:pPr>
+        <w:ind w:firstLine="420" w:firstLineChars="0"/>
+        <w:rPr>
+          <w:rFonts w:hint="eastAsia" w:ascii="宋体" w:hAnsi="宋体" w:eastAsia="宋体" w:cs="宋体"/>
+          <w:sz w:val="24"/>
+          <w:szCs w:val="24"/>
+          <w:lang w:val="en-US" w:eastAsia="zh-CN"/>
+        </w:rPr>
+      </w:pPr>
+      <w:r>
+        <w:rPr>
+          <w:rFonts w:hint="default" w:ascii="宋体" w:hAnsi="宋体" w:eastAsia="宋体" w:cs="宋体"/>
+          <w:sz w:val="24"/>
+          <w:szCs w:val="24"/>
+          <w:lang w:val="en-US" w:eastAsia="zh-CN"/>
+        </w:rPr>
+        <w:t>忽略以前提交的文件git rm --cached</w:t>
+      </w:r>
+      <w:r>
+        <w:rPr>
+          <w:rFonts w:hint="eastAsia" w:ascii="宋体" w:hAnsi="宋体" w:eastAsia="宋体" w:cs="宋体"/>
+          <w:sz w:val="24"/>
+          <w:szCs w:val="24"/>
+          <w:lang w:val="en-US" w:eastAsia="zh-CN"/>
+        </w:rPr>
+        <w:t>/git rm -r -n</w:t>
+      </w:r>
+    </w:p>
+    <w:p>
+      <w:pPr>
+        <w:ind w:firstLine="420" w:firstLineChars="0"/>
+        <w:rPr>
+          <w:rFonts w:hint="eastAsia" w:ascii="宋体" w:hAnsi="宋体" w:eastAsia="宋体" w:cs="宋体"/>
+          <w:sz w:val="24"/>
+          <w:szCs w:val="24"/>
+          <w:lang w:val="en-US" w:eastAsia="zh-CN"/>
+        </w:rPr>
+      </w:pPr>
+    </w:p>
+    <w:p>
+      <w:pPr>
+        <w:ind w:firstLine="420" w:firstLineChars="0"/>
+        <w:rPr>
+          <w:rFonts w:ascii="宋体" w:hAnsi="宋体" w:eastAsia="宋体" w:cs="宋体"/>
+          <w:sz w:val="24"/>
+          <w:szCs w:val="24"/>
+        </w:rPr>
+      </w:pPr>
+      <w:r>
+        <w:rPr>
+          <w:rFonts w:ascii="宋体" w:hAnsi="宋体" w:eastAsia="宋体" w:cs="宋体"/>
+          <w:sz w:val="24"/>
+          <w:szCs w:val="24"/>
+        </w:rPr>
+        <w:fldChar w:fldCharType="begin"/>
+      </w:r>
+      <w:r>
+        <w:rPr>
+          <w:rFonts w:ascii="宋体" w:hAnsi="宋体" w:eastAsia="宋体" w:cs="宋体"/>
+          <w:sz w:val="24"/>
+          <w:szCs w:val="24"/>
+        </w:rPr>
+        <w:instrText xml:space="preserve"> HYPERLINK "https://www.cnblogs.com/ZweiZhao/p/18836777/git-created-a-global-neglect-file-z14y2os" </w:instrText>
+      </w:r>
+      <w:r>
+        <w:rPr>
+          <w:rFonts w:ascii="宋体" w:hAnsi="宋体" w:eastAsia="宋体" w:cs="宋体"/>
+          <w:sz w:val="24"/>
+          <w:szCs w:val="24"/>
+        </w:rPr>
+        <w:fldChar w:fldCharType="separate"/>
+      </w:r>
+      <w:r>
+        <w:rPr>
+          <w:rStyle w:val="7"/>
+          <w:rFonts w:ascii="宋体" w:hAnsi="宋体" w:eastAsia="宋体" w:cs="宋体"/>
+          <w:sz w:val="24"/>
+          <w:szCs w:val="24"/>
+        </w:rPr>
+        <w:t>Git创建全局忽略文件 - 污斑兔 - 博客园</w:t>
+      </w:r>
+      <w:r>
+        <w:rPr>
+          <w:rFonts w:ascii="宋体" w:hAnsi="宋体" w:eastAsia="宋体" w:cs="宋体"/>
+          <w:sz w:val="24"/>
+          <w:szCs w:val="24"/>
+        </w:rPr>
+        <w:fldChar w:fldCharType="end"/>
+      </w:r>
+    </w:p>
+    <w:p>
+      <w:pPr>
+        <w:ind w:firstLine="420" w:firstLineChars="0"/>
+        <w:rPr>
+          <w:rFonts w:hint="default" w:ascii="宋体" w:hAnsi="宋体" w:eastAsia="宋体" w:cs="宋体"/>
+          <w:sz w:val="24"/>
+          <w:szCs w:val="24"/>
+          <w:lang w:val="en-US" w:eastAsia="zh-CN"/>
+        </w:rPr>
+      </w:pPr>
+      <w:r>
+        <w:rPr>
+          <w:rFonts w:hint="default" w:ascii="宋体" w:hAnsi="宋体" w:eastAsia="宋体" w:cs="宋体"/>
+          <w:sz w:val="24"/>
+          <w:szCs w:val="24"/>
+          <w:lang w:val="en-US" w:eastAsia="zh-CN"/>
+        </w:rPr>
+        <w:t>git config --global core.excludesfile</w:t>
+      </w:r>
+      <w:r>
+        <w:rPr>
+          <w:rFonts w:hint="eastAsia" w:ascii="宋体" w:hAnsi="宋体" w:eastAsia="宋体" w:cs="宋体"/>
+          <w:sz w:val="24"/>
+          <w:szCs w:val="24"/>
+          <w:lang w:val="en-US" w:eastAsia="zh-CN"/>
+        </w:rPr>
+        <w:t xml:space="preserve"> //增加全局设置项</w:t>
+      </w:r>
+    </w:p>
+    <w:p>
+      <w:pPr>
+        <w:ind w:firstLine="420" w:firstLineChars="0"/>
+        <w:rPr>
+          <w:rFonts w:hint="eastAsia" w:ascii="宋体" w:hAnsi="宋体" w:eastAsia="宋体" w:cs="宋体"/>
+          <w:sz w:val="24"/>
+          <w:szCs w:val="24"/>
+          <w:lang w:val="en-US" w:eastAsia="zh-CN"/>
+        </w:rPr>
+      </w:pPr>
+      <w:r>
+        <w:rPr>
+          <w:rFonts w:hint="default" w:ascii="宋体" w:hAnsi="宋体" w:eastAsia="宋体" w:cs="宋体"/>
+          <w:sz w:val="24"/>
+          <w:szCs w:val="24"/>
+          <w:lang w:val="en-US" w:eastAsia="zh-CN"/>
+        </w:rPr>
+        <w:t>touch ~/.gitignore_global</w:t>
+      </w:r>
+      <w:r>
+        <w:rPr>
+          <w:rFonts w:hint="eastAsia" w:ascii="宋体" w:hAnsi="宋体" w:eastAsia="宋体" w:cs="宋体"/>
+          <w:sz w:val="24"/>
+          <w:szCs w:val="24"/>
+          <w:lang w:val="en-US" w:eastAsia="zh-CN"/>
+        </w:rPr>
+        <w:t>//新建文件</w:t>
+      </w:r>
+    </w:p>
+    <w:p>
+      <w:pPr>
+        <w:ind w:firstLine="420" w:firstLineChars="0"/>
+        <w:rPr>
+          <w:rFonts w:hint="default" w:ascii="宋体" w:hAnsi="宋体" w:eastAsia="宋体" w:cs="宋体"/>
+          <w:sz w:val="24"/>
+          <w:szCs w:val="24"/>
+          <w:lang w:val="en-US" w:eastAsia="zh-CN"/>
+        </w:rPr>
+      </w:pPr>
+      <w:r>
+        <w:rPr>
+          <w:rFonts w:hint="default" w:ascii="宋体" w:hAnsi="宋体" w:eastAsia="宋体" w:cs="宋体"/>
+          <w:sz w:val="24"/>
+          <w:szCs w:val="24"/>
+          <w:lang w:val="en-US" w:eastAsia="zh-CN"/>
+        </w:rPr>
+        <w:t>echo "*.</w:t>
+      </w:r>
+      <w:r>
+        <w:rPr>
+          <w:rFonts w:hint="eastAsia" w:ascii="宋体" w:hAnsi="宋体" w:eastAsia="宋体" w:cs="宋体"/>
+          <w:sz w:val="24"/>
+          <w:szCs w:val="24"/>
+          <w:lang w:val="en-US" w:eastAsia="zh-CN"/>
+        </w:rPr>
+        <w:t>lst</w:t>
+      </w:r>
+      <w:r>
+        <w:rPr>
+          <w:rFonts w:hint="default" w:ascii="宋体" w:hAnsi="宋体" w:eastAsia="宋体" w:cs="宋体"/>
+          <w:sz w:val="24"/>
+          <w:szCs w:val="24"/>
+          <w:lang w:val="en-US" w:eastAsia="zh-CN"/>
+        </w:rPr>
+        <w:t>" &gt;&gt; .gitignore</w:t>
+      </w:r>
+    </w:p>
+    <w:p>
+      <w:pPr>
+        <w:ind w:firstLine="420" w:firstLineChars="0"/>
+        <w:rPr>
+          <w:rFonts w:hint="default" w:ascii="宋体" w:hAnsi="宋体" w:eastAsia="宋体" w:cs="宋体"/>
+          <w:sz w:val="24"/>
+          <w:szCs w:val="24"/>
+          <w:lang w:val="en-US" w:eastAsia="zh-CN"/>
+        </w:rPr>
+      </w:pPr>
+      <w:r>
+        <w:rPr>
+          <w:rFonts w:hint="default" w:ascii="宋体" w:hAnsi="宋体" w:eastAsia="宋体" w:cs="宋体"/>
+          <w:sz w:val="24"/>
+          <w:szCs w:val="24"/>
+          <w:lang w:val="en-US" w:eastAsia="zh-CN"/>
+        </w:rPr>
+        <w:t>git config --global core.excludesfile '~/.gitignore_global'</w:t>
+      </w:r>
+      <w:r>
+        <w:rPr>
+          <w:rFonts w:hint="eastAsia" w:ascii="宋体" w:hAnsi="宋体" w:eastAsia="宋体" w:cs="宋体"/>
+          <w:sz w:val="24"/>
+          <w:szCs w:val="24"/>
+          <w:lang w:val="en-US" w:eastAsia="zh-CN"/>
+        </w:rPr>
+        <w:t>//应用</w:t>
+      </w:r>
+    </w:p>
+    <w:p>
+      <w:pPr>
+        <w:rPr>
+          <w:rFonts w:hint="default" w:ascii="宋体" w:hAnsi="宋体" w:eastAsia="宋体" w:cs="宋体"/>
+          <w:sz w:val="24"/>
+          <w:szCs w:val="24"/>
+          <w:lang w:val="en-US" w:eastAsia="zh-CN"/>
+        </w:rPr>
+      </w:pPr>
+    </w:p>
+    <w:p>
+      <w:pPr>
+        <w:rPr>
+          <w:rFonts w:hint="default" w:ascii="宋体" w:hAnsi="宋体" w:eastAsia="宋体" w:cs="宋体"/>
+          <w:sz w:val="24"/>
+          <w:szCs w:val="24"/>
+          <w:lang w:val="en-US" w:eastAsia="zh-CN"/>
+        </w:rPr>
+      </w:pPr>
+      <w:r>
+        <w:rPr>
+          <w:rFonts w:hint="default" w:ascii="宋体" w:hAnsi="宋体" w:eastAsia="宋体" w:cs="宋体"/>
+          <w:sz w:val="24"/>
+          <w:szCs w:val="24"/>
+          <w:lang w:val="en-US" w:eastAsia="zh-CN"/>
+        </w:rPr>
+        <w:t>尝试更改本地SCM文件夹</w:t>
+      </w:r>
+      <w:r>
+        <w:rPr>
+          <w:rFonts w:hint="eastAsia" w:ascii="宋体" w:hAnsi="宋体" w:eastAsia="宋体" w:cs="宋体"/>
+          <w:sz w:val="24"/>
+          <w:szCs w:val="24"/>
+          <w:lang w:val="en-US" w:eastAsia="zh-CN"/>
+        </w:rPr>
+        <w:t>（从</w:t>
+      </w:r>
+      <w:r>
+        <w:rPr>
+          <w:rFonts w:hint="eastAsia" w:ascii="宋体" w:hAnsi="宋体" w:eastAsia="宋体" w:cs="宋体"/>
+          <w:b/>
+          <w:bCs/>
+          <w:sz w:val="24"/>
+          <w:szCs w:val="24"/>
+          <w:lang w:val="en-US" w:eastAsia="zh-CN"/>
+        </w:rPr>
+        <w:t>终端</w:t>
+      </w:r>
+      <w:r>
+        <w:rPr>
+          <w:rFonts w:hint="eastAsia" w:ascii="宋体" w:hAnsi="宋体" w:eastAsia="宋体" w:cs="宋体"/>
+          <w:sz w:val="24"/>
+          <w:szCs w:val="24"/>
+          <w:lang w:val="en-US" w:eastAsia="zh-CN"/>
+        </w:rPr>
+        <w:t>打开目录）</w:t>
+      </w:r>
+      <w:r>
+        <w:rPr>
+          <w:rFonts w:hint="default" w:ascii="宋体" w:hAnsi="宋体" w:eastAsia="宋体" w:cs="宋体"/>
+          <w:sz w:val="24"/>
+          <w:szCs w:val="24"/>
+          <w:lang w:val="en-US" w:eastAsia="zh-CN"/>
+        </w:rPr>
+        <w:t>？重命名远程库名</w:t>
+      </w:r>
+      <w:r>
+        <w:rPr>
+          <w:rFonts w:hint="eastAsia" w:ascii="宋体" w:hAnsi="宋体" w:eastAsia="宋体" w:cs="宋体"/>
+          <w:sz w:val="24"/>
+          <w:szCs w:val="24"/>
+          <w:lang w:val="en-US" w:eastAsia="zh-CN"/>
+        </w:rPr>
+        <w:t>（更改为</w:t>
+      </w:r>
+      <w:r>
+        <w:rPr>
+          <w:rFonts w:hint="eastAsia" w:ascii="宋体" w:hAnsi="宋体" w:eastAsia="宋体" w:cs="宋体"/>
+          <w:b/>
+          <w:bCs/>
+          <w:sz w:val="24"/>
+          <w:szCs w:val="24"/>
+          <w:lang w:val="en-US" w:eastAsia="zh-CN"/>
+        </w:rPr>
+        <w:t>公共</w:t>
+      </w:r>
+      <w:r>
+        <w:rPr>
+          <w:rFonts w:hint="eastAsia" w:ascii="宋体" w:hAnsi="宋体" w:eastAsia="宋体" w:cs="宋体"/>
+          <w:sz w:val="24"/>
+          <w:szCs w:val="24"/>
+          <w:lang w:val="en-US" w:eastAsia="zh-CN"/>
+        </w:rPr>
+        <w:t>）</w:t>
+      </w:r>
+      <w:r>
+        <w:rPr>
+          <w:rFonts w:hint="default" w:ascii="宋体" w:hAnsi="宋体" w:eastAsia="宋体" w:cs="宋体"/>
+          <w:sz w:val="24"/>
+          <w:szCs w:val="24"/>
+          <w:lang w:val="en-US" w:eastAsia="zh-CN"/>
+        </w:rPr>
+        <w:t>？</w:t>
+      </w:r>
+    </w:p>
+    <w:p>
+      <w:pPr>
+        <w:ind w:firstLine="420" w:firstLineChars="0"/>
+        <w:rPr>
+          <w:rFonts w:hint="default" w:ascii="宋体" w:hAnsi="宋体" w:eastAsia="宋体" w:cs="宋体"/>
+          <w:sz w:val="24"/>
+          <w:szCs w:val="24"/>
+          <w:lang w:val="en-US" w:eastAsia="zh-CN"/>
+        </w:rPr>
+      </w:pPr>
+      <w:r>
+        <w:rPr>
+          <w:rFonts w:hint="default" w:ascii="宋体" w:hAnsi="宋体" w:eastAsia="宋体" w:cs="宋体"/>
+          <w:sz w:val="24"/>
+          <w:szCs w:val="24"/>
+          <w:lang w:val="en-US" w:eastAsia="zh-CN"/>
+        </w:rPr>
+        <w:t>GitKraken Desktop rename？不存在</w:t>
+      </w:r>
+    </w:p>
+    <w:p>
+      <w:pPr>
+        <w:ind w:firstLine="420" w:firstLineChars="0"/>
+        <w:rPr>
+          <w:rFonts w:hint="default" w:ascii="宋体" w:hAnsi="宋体" w:eastAsia="宋体" w:cs="宋体"/>
+          <w:sz w:val="24"/>
+          <w:szCs w:val="24"/>
+          <w:lang w:val="en-US" w:eastAsia="zh-CN"/>
+        </w:rPr>
+      </w:pPr>
+      <w:r>
+        <w:rPr>
+          <w:rFonts w:hint="default" w:ascii="宋体" w:hAnsi="宋体" w:eastAsia="宋体" w:cs="宋体"/>
+          <w:sz w:val="24"/>
+          <w:szCs w:val="24"/>
+          <w:lang w:val="en-US" w:eastAsia="zh-CN"/>
+        </w:rPr>
+        <w:t>Github Desktop alias？未尝试</w:t>
+      </w:r>
+    </w:p>
+    <w:p>
+      <w:pPr>
+        <w:ind w:firstLine="420" w:firstLineChars="0"/>
+        <w:rPr>
+          <w:rFonts w:hint="default" w:ascii="宋体" w:hAnsi="宋体" w:eastAsia="宋体" w:cs="宋体"/>
+          <w:sz w:val="24"/>
+          <w:szCs w:val="24"/>
+          <w:lang w:val="en-US" w:eastAsia="zh-CN"/>
+        </w:rPr>
+      </w:pPr>
+      <w:r>
+        <w:rPr>
+          <w:rFonts w:hint="default" w:ascii="宋体" w:hAnsi="宋体" w:eastAsia="宋体" w:cs="宋体"/>
+          <w:sz w:val="24"/>
+          <w:szCs w:val="24"/>
+          <w:lang w:val="en-US" w:eastAsia="zh-CN"/>
+        </w:rPr>
+        <w:t>目录未打开，直接更名变化位置！保留历史记录与远程联系！</w:t>
+      </w:r>
+    </w:p>
+    <w:p>
+      <w:pPr>
+        <w:ind w:firstLine="420" w:firstLineChars="0"/>
+        <w:rPr>
+          <w:rFonts w:hint="default" w:ascii="宋体" w:hAnsi="宋体" w:eastAsia="宋体" w:cs="宋体"/>
+          <w:sz w:val="24"/>
+          <w:szCs w:val="24"/>
+          <w:lang w:val="en-US" w:eastAsia="zh-CN"/>
+        </w:rPr>
+      </w:pPr>
+      <w:r>
+        <w:rPr>
+          <w:rFonts w:hint="default" w:ascii="宋体" w:hAnsi="宋体" w:eastAsia="宋体" w:cs="宋体"/>
+          <w:sz w:val="24"/>
+          <w:szCs w:val="24"/>
+          <w:lang w:val="en-US" w:eastAsia="zh-CN"/>
+        </w:rPr>
+        <w:t>目录打开，通过命令行mv/cd？</w:t>
+      </w:r>
+      <w:r>
+        <w:rPr>
+          <w:rFonts w:hint="eastAsia" w:ascii="宋体" w:hAnsi="宋体" w:eastAsia="宋体" w:cs="宋体"/>
+          <w:sz w:val="24"/>
+          <w:szCs w:val="24"/>
+          <w:lang w:val="en-US" w:eastAsia="zh-CN"/>
+        </w:rPr>
+        <w:t>无作用</w:t>
+      </w:r>
+    </w:p>
+    <w:p>
+      <w:pPr>
+        <w:ind w:firstLine="420" w:firstLineChars="0"/>
+        <w:rPr>
+          <w:rFonts w:hint="eastAsia" w:ascii="宋体" w:hAnsi="宋体" w:eastAsia="宋体" w:cs="宋体"/>
+          <w:sz w:val="24"/>
+          <w:szCs w:val="24"/>
+          <w:lang w:val="en-US" w:eastAsia="zh-CN"/>
+        </w:rPr>
+      </w:pPr>
+      <w:r>
+        <w:rPr>
+          <w:rFonts w:hint="default" w:ascii="宋体" w:hAnsi="宋体" w:eastAsia="宋体" w:cs="宋体"/>
+          <w:sz w:val="24"/>
+          <w:szCs w:val="24"/>
+          <w:lang w:val="en-US" w:eastAsia="zh-CN"/>
+        </w:rPr>
+        <w:t>远程更名后git remote -v/</w:t>
+      </w:r>
+      <w:r>
+        <w:rPr>
+          <w:rFonts w:hint="eastAsia" w:ascii="宋体" w:hAnsi="宋体" w:eastAsia="宋体" w:cs="宋体"/>
+          <w:sz w:val="24"/>
+          <w:szCs w:val="24"/>
+          <w:lang w:val="en-US" w:eastAsia="zh-CN"/>
+        </w:rPr>
+        <w:t>精准重置关系</w:t>
+      </w:r>
+      <w:r>
+        <w:rPr>
+          <w:rFonts w:hint="default" w:ascii="宋体" w:hAnsi="宋体" w:eastAsia="宋体" w:cs="宋体"/>
+          <w:sz w:val="24"/>
+          <w:szCs w:val="24"/>
+          <w:lang w:val="en-US" w:eastAsia="zh-CN"/>
+        </w:rPr>
+        <w:t>git remote set-url</w:t>
+      </w:r>
+      <w:r>
+        <w:rPr>
+          <w:rFonts w:hint="eastAsia" w:ascii="宋体" w:hAnsi="宋体" w:eastAsia="宋体" w:cs="宋体"/>
+          <w:sz w:val="24"/>
+          <w:szCs w:val="24"/>
+          <w:lang w:val="en-US" w:eastAsia="zh-CN"/>
+        </w:rPr>
+        <w:t xml:space="preserve"> origin</w:t>
+      </w:r>
+    </w:p>
+    <w:p>
+      <w:pPr>
+        <w:ind w:left="420" w:leftChars="0" w:firstLine="420" w:firstLineChars="0"/>
+        <w:rPr>
+          <w:rFonts w:hint="default" w:ascii="宋体" w:hAnsi="宋体" w:eastAsia="宋体" w:cs="宋体"/>
+          <w:sz w:val="24"/>
+          <w:szCs w:val="24"/>
+          <w:lang w:val="en-US" w:eastAsia="zh-CN"/>
+        </w:rPr>
+      </w:pPr>
+      <w:r>
+        <w:rPr>
+          <w:rFonts w:hint="eastAsia" w:ascii="宋体" w:hAnsi="宋体" w:eastAsia="宋体" w:cs="宋体"/>
+          <w:sz w:val="24"/>
+          <w:szCs w:val="24"/>
+          <w:lang w:val="en-US" w:eastAsia="zh-CN"/>
+        </w:rPr>
+        <w:t>查看上游</w:t>
+      </w:r>
+    </w:p>
+    <w:p>
+      <w:pPr>
+        <w:ind w:left="420" w:leftChars="0" w:firstLine="420" w:firstLineChars="0"/>
+        <w:rPr>
+          <w:rFonts w:hint="eastAsia" w:ascii="宋体" w:hAnsi="宋体" w:eastAsia="宋体" w:cs="宋体"/>
+          <w:sz w:val="24"/>
+          <w:szCs w:val="24"/>
+          <w:lang w:val="en-US" w:eastAsia="zh-CN"/>
+        </w:rPr>
+      </w:pPr>
+      <w:r>
+        <w:rPr>
+          <w:rFonts w:hint="eastAsia" w:ascii="宋体" w:hAnsi="宋体" w:eastAsia="宋体" w:cs="宋体"/>
+          <w:sz w:val="24"/>
+          <w:szCs w:val="24"/>
+          <w:lang w:val="en-US" w:eastAsia="zh-CN"/>
+        </w:rPr>
+        <w:t>git remote -v //查看抓推对象</w:t>
+      </w:r>
+    </w:p>
+    <w:p>
+      <w:pPr>
+        <w:ind w:left="420" w:leftChars="0" w:firstLine="420" w:firstLineChars="0"/>
+        <w:rPr>
+          <w:rFonts w:hint="eastAsia" w:ascii="宋体" w:hAnsi="宋体" w:eastAsia="宋体" w:cs="宋体"/>
+          <w:sz w:val="24"/>
+          <w:szCs w:val="24"/>
+          <w:lang w:val="en-US" w:eastAsia="zh-CN"/>
+        </w:rPr>
+      </w:pPr>
+      <w:r>
+        <w:rPr>
+          <w:rFonts w:hint="default" w:ascii="宋体" w:hAnsi="宋体" w:eastAsia="宋体" w:cs="宋体"/>
+          <w:sz w:val="24"/>
+          <w:szCs w:val="24"/>
+          <w:lang w:val="en-US" w:eastAsia="zh-CN"/>
+        </w:rPr>
+        <w:t>git branch -vv</w:t>
+      </w:r>
+      <w:r>
+        <w:rPr>
+          <w:rFonts w:hint="eastAsia" w:ascii="宋体" w:hAnsi="宋体" w:eastAsia="宋体" w:cs="宋体"/>
+          <w:sz w:val="24"/>
+          <w:szCs w:val="24"/>
+          <w:lang w:val="en-US" w:eastAsia="zh-CN"/>
+        </w:rPr>
+        <w:t xml:space="preserve"> //查看分支详情包含上游及对应提交</w:t>
+      </w:r>
+    </w:p>
+    <w:p>
+      <w:pPr>
+        <w:ind w:left="420" w:leftChars="0" w:firstLine="420" w:firstLineChars="0"/>
+        <w:rPr>
+          <w:rFonts w:hint="eastAsia" w:ascii="宋体" w:hAnsi="宋体" w:eastAsia="宋体" w:cs="宋体"/>
+          <w:sz w:val="24"/>
+          <w:szCs w:val="24"/>
+          <w:lang w:val="en-US" w:eastAsia="zh-CN"/>
+        </w:rPr>
+      </w:pPr>
+      <w:r>
+        <w:rPr>
+          <w:rFonts w:hint="default" w:ascii="宋体" w:hAnsi="宋体" w:eastAsia="宋体" w:cs="宋体"/>
+          <w:sz w:val="24"/>
+          <w:szCs w:val="24"/>
+          <w:lang w:val="en-US" w:eastAsia="zh-CN"/>
+        </w:rPr>
+        <w:t>git branch</w:t>
+      </w:r>
+      <w:r>
+        <w:rPr>
+          <w:rFonts w:hint="eastAsia" w:ascii="宋体" w:hAnsi="宋体" w:eastAsia="宋体" w:cs="宋体"/>
+          <w:sz w:val="24"/>
+          <w:szCs w:val="24"/>
+          <w:lang w:val="en-US" w:eastAsia="zh-CN"/>
+        </w:rPr>
+        <w:t xml:space="preserve"> //所有分支名称</w:t>
+      </w:r>
+    </w:p>
+    <w:p>
+      <w:pPr>
+        <w:ind w:left="420" w:leftChars="0" w:firstLine="420" w:firstLineChars="0"/>
+        <w:rPr>
+          <w:rFonts w:hint="default" w:ascii="宋体" w:hAnsi="宋体" w:eastAsia="宋体" w:cs="宋体"/>
+          <w:sz w:val="24"/>
+          <w:szCs w:val="24"/>
+          <w:lang w:val="en-US" w:eastAsia="zh-CN"/>
+        </w:rPr>
+      </w:pPr>
+      <w:r>
+        <w:rPr>
+          <w:rFonts w:hint="eastAsia" w:ascii="宋体" w:hAnsi="宋体" w:eastAsia="宋体" w:cs="宋体"/>
+          <w:sz w:val="24"/>
+          <w:szCs w:val="24"/>
+          <w:lang w:val="en-US" w:eastAsia="zh-CN"/>
+        </w:rPr>
+        <w:t>git branch -r //增加远程指向</w:t>
+      </w:r>
+    </w:p>
+    <w:p>
+      <w:pPr>
+        <w:ind w:left="420" w:leftChars="0" w:firstLine="420" w:firstLineChars="0"/>
+        <w:rPr>
+          <w:rFonts w:hint="eastAsia" w:ascii="宋体" w:hAnsi="宋体" w:eastAsia="宋体" w:cs="宋体"/>
+          <w:sz w:val="24"/>
+          <w:szCs w:val="24"/>
+          <w:lang w:val="en-US" w:eastAsia="zh-CN"/>
+        </w:rPr>
+      </w:pPr>
+      <w:r>
+        <w:rPr>
+          <w:rFonts w:hint="default" w:ascii="宋体" w:hAnsi="宋体" w:eastAsia="宋体" w:cs="宋体"/>
+          <w:sz w:val="24"/>
+          <w:szCs w:val="24"/>
+          <w:lang w:val="en-US" w:eastAsia="zh-CN"/>
+        </w:rPr>
+        <w:t>git branch -a</w:t>
+      </w:r>
+      <w:r>
+        <w:rPr>
+          <w:rFonts w:hint="eastAsia" w:ascii="宋体" w:hAnsi="宋体" w:eastAsia="宋体" w:cs="宋体"/>
+          <w:sz w:val="24"/>
+          <w:szCs w:val="24"/>
+          <w:lang w:val="en-US" w:eastAsia="zh-CN"/>
+        </w:rPr>
+        <w:t xml:space="preserve"> //本地远程分支分别列出</w:t>
+      </w:r>
+    </w:p>
+    <w:p>
+      <w:pPr>
+        <w:ind w:left="420" w:leftChars="0" w:firstLine="420" w:firstLineChars="0"/>
+        <w:rPr>
+          <w:rFonts w:hint="default" w:ascii="宋体" w:hAnsi="宋体" w:eastAsia="宋体" w:cs="宋体"/>
+          <w:sz w:val="24"/>
+          <w:szCs w:val="24"/>
+          <w:lang w:val="en-US" w:eastAsia="zh-CN"/>
+        </w:rPr>
+      </w:pPr>
+      <w:r>
+        <w:rPr>
+          <w:rFonts w:hint="default" w:ascii="宋体" w:hAnsi="宋体" w:eastAsia="宋体" w:cs="宋体"/>
+          <w:sz w:val="24"/>
+          <w:szCs w:val="24"/>
+          <w:lang w:val="en-US" w:eastAsia="zh-CN"/>
+        </w:rPr>
+        <w:t>git remote show origin</w:t>
+      </w:r>
+      <w:r>
+        <w:rPr>
+          <w:rFonts w:hint="eastAsia" w:ascii="宋体" w:hAnsi="宋体" w:eastAsia="宋体" w:cs="宋体"/>
+          <w:sz w:val="24"/>
+          <w:szCs w:val="24"/>
+          <w:lang w:val="en-US" w:eastAsia="zh-CN"/>
+        </w:rPr>
+        <w:t xml:space="preserve"> //本地上游详细关系</w:t>
+      </w:r>
+    </w:p>
+    <w:p>
+      <w:pPr>
+        <w:ind w:left="420" w:leftChars="0" w:firstLine="420" w:firstLineChars="0"/>
+        <w:rPr>
+          <w:rFonts w:hint="default" w:ascii="宋体" w:hAnsi="宋体" w:eastAsia="宋体" w:cs="宋体"/>
+          <w:sz w:val="24"/>
+          <w:szCs w:val="24"/>
+          <w:lang w:val="en-US" w:eastAsia="zh-CN"/>
+        </w:rPr>
+      </w:pPr>
+      <w:r>
+        <w:rPr>
+          <w:rFonts w:hint="eastAsia" w:ascii="宋体" w:hAnsi="宋体" w:eastAsia="宋体" w:cs="宋体"/>
+          <w:sz w:val="24"/>
+          <w:szCs w:val="24"/>
+          <w:lang w:val="en-US" w:eastAsia="zh-CN"/>
+        </w:rPr>
+        <w:t>设置上游</w:t>
+      </w:r>
+    </w:p>
+    <w:p>
+      <w:pPr>
+        <w:ind w:left="420" w:leftChars="0" w:firstLine="420" w:firstLineChars="0"/>
+        <w:rPr>
+          <w:rFonts w:hint="eastAsia" w:ascii="宋体" w:hAnsi="宋体" w:eastAsia="宋体" w:cs="宋体"/>
+          <w:sz w:val="24"/>
+          <w:szCs w:val="24"/>
+          <w:lang w:val="en-US" w:eastAsia="zh-CN"/>
+        </w:rPr>
+      </w:pPr>
+      <w:r>
+        <w:rPr>
+          <w:rFonts w:hint="eastAsia" w:ascii="宋体" w:hAnsi="宋体" w:eastAsia="宋体" w:cs="宋体"/>
+          <w:sz w:val="24"/>
+          <w:szCs w:val="24"/>
+          <w:lang w:val="en-US" w:eastAsia="zh-CN"/>
+        </w:rPr>
+        <w:t>git branch --set-upstream-to=origin/main //发布上游（跟踪）引用</w:t>
+      </w:r>
+    </w:p>
+    <w:p>
+      <w:pPr>
+        <w:ind w:left="420" w:leftChars="0" w:firstLine="420" w:firstLineChars="0"/>
+        <w:rPr>
+          <w:rFonts w:hint="eastAsia" w:ascii="宋体" w:hAnsi="宋体" w:eastAsia="宋体" w:cs="宋体"/>
+          <w:sz w:val="24"/>
+          <w:szCs w:val="24"/>
+          <w:lang w:val="en-US" w:eastAsia="zh-CN"/>
+        </w:rPr>
+      </w:pPr>
+      <w:r>
+        <w:rPr>
+          <w:rFonts w:hint="default" w:ascii="宋体" w:hAnsi="宋体" w:eastAsia="宋体" w:cs="宋体"/>
+          <w:sz w:val="24"/>
+          <w:szCs w:val="24"/>
+          <w:lang w:val="en-US" w:eastAsia="zh-CN"/>
+        </w:rPr>
+        <w:t>git push -u origin main</w:t>
+      </w:r>
+      <w:r>
+        <w:rPr>
+          <w:rFonts w:hint="eastAsia" w:ascii="宋体" w:hAnsi="宋体" w:eastAsia="宋体" w:cs="宋体"/>
+          <w:sz w:val="24"/>
+          <w:szCs w:val="24"/>
+          <w:lang w:val="en-US" w:eastAsia="zh-CN"/>
+        </w:rPr>
+        <w:t xml:space="preserve"> //每个最新或成功推送的分支添加上游跟踪</w:t>
+      </w:r>
+    </w:p>
+    <w:p>
+      <w:pPr>
+        <w:ind w:left="420" w:leftChars="0" w:firstLine="420" w:firstLineChars="0"/>
+        <w:rPr>
+          <w:rFonts w:hint="default" w:ascii="宋体" w:hAnsi="宋体" w:eastAsia="宋体" w:cs="宋体"/>
+          <w:sz w:val="24"/>
+          <w:szCs w:val="24"/>
+          <w:lang w:val="en-US" w:eastAsia="zh-CN"/>
+        </w:rPr>
+      </w:pPr>
+      <w:r>
+        <w:rPr>
+          <w:rFonts w:hint="eastAsia" w:ascii="宋体" w:hAnsi="宋体" w:eastAsia="宋体" w:cs="宋体"/>
+          <w:sz w:val="24"/>
+          <w:szCs w:val="24"/>
+          <w:lang w:val="en-US" w:eastAsia="zh-CN"/>
+        </w:rPr>
+        <w:t>更改上游</w:t>
+      </w:r>
+    </w:p>
+    <w:p>
+      <w:pPr>
+        <w:ind w:left="420" w:leftChars="0" w:firstLine="420" w:firstLineChars="0"/>
+        <w:rPr>
+          <w:rFonts w:hint="eastAsia" w:ascii="宋体" w:hAnsi="宋体" w:eastAsia="宋体" w:cs="宋体"/>
+          <w:sz w:val="24"/>
+          <w:szCs w:val="24"/>
+          <w:lang w:val="en-US" w:eastAsia="zh-CN"/>
+        </w:rPr>
+      </w:pPr>
+      <w:r>
+        <w:rPr>
+          <w:rFonts w:hint="eastAsia" w:ascii="宋体" w:hAnsi="宋体" w:eastAsia="宋体" w:cs="宋体"/>
+          <w:sz w:val="24"/>
+          <w:szCs w:val="24"/>
+          <w:lang w:val="en-US" w:eastAsia="zh-CN"/>
+        </w:rPr>
+        <w:t>git remote rename//更改称呼origin</w:t>
+      </w:r>
+    </w:p>
+    <w:p>
+      <w:pPr>
+        <w:ind w:left="420" w:leftChars="0" w:firstLine="420" w:firstLineChars="0"/>
+        <w:rPr>
+          <w:rFonts w:hint="eastAsia" w:ascii="宋体" w:hAnsi="宋体" w:eastAsia="宋体" w:cs="宋体"/>
+          <w:sz w:val="24"/>
+          <w:szCs w:val="24"/>
+          <w:lang w:val="en-US" w:eastAsia="zh-CN"/>
+        </w:rPr>
+      </w:pPr>
+      <w:r>
+        <w:rPr>
+          <w:rFonts w:hint="default" w:ascii="宋体" w:hAnsi="宋体" w:eastAsia="宋体" w:cs="宋体"/>
+          <w:sz w:val="24"/>
+          <w:szCs w:val="24"/>
+          <w:lang w:val="en-US" w:eastAsia="zh-CN"/>
+        </w:rPr>
+        <w:t>git remote add origin</w:t>
+      </w:r>
+      <w:r>
+        <w:rPr>
+          <w:rFonts w:hint="eastAsia" w:ascii="宋体" w:hAnsi="宋体" w:eastAsia="宋体" w:cs="宋体"/>
+          <w:sz w:val="24"/>
+          <w:szCs w:val="24"/>
+          <w:lang w:val="en-US" w:eastAsia="zh-CN"/>
+        </w:rPr>
+        <w:t xml:space="preserve"> //为 &lt;URL&gt; 处的仓库添加一个名为 &lt;name&gt; 的</w:t>
+      </w:r>
+    </w:p>
+    <w:p>
+      <w:pPr>
+        <w:ind w:left="420" w:leftChars="0" w:firstLine="420" w:firstLineChars="0"/>
+        <w:rPr>
+          <w:rFonts w:hint="default" w:ascii="宋体" w:hAnsi="宋体" w:eastAsia="宋体" w:cs="宋体"/>
+          <w:sz w:val="24"/>
+          <w:szCs w:val="24"/>
+          <w:lang w:val="en-US" w:eastAsia="zh-CN"/>
+        </w:rPr>
+      </w:pPr>
+      <w:r>
+        <w:rPr>
+          <w:rFonts w:hint="default" w:ascii="宋体" w:hAnsi="宋体" w:eastAsia="宋体" w:cs="宋体"/>
+          <w:sz w:val="24"/>
+          <w:szCs w:val="24"/>
+          <w:lang w:val="en-US" w:eastAsia="zh-CN"/>
+        </w:rPr>
+        <w:t>git push --force origin main</w:t>
+      </w:r>
+      <w:r>
+        <w:rPr>
+          <w:rFonts w:hint="eastAsia" w:ascii="宋体" w:hAnsi="宋体" w:eastAsia="宋体" w:cs="宋体"/>
+          <w:sz w:val="24"/>
+          <w:szCs w:val="24"/>
+          <w:lang w:val="en-US" w:eastAsia="zh-CN"/>
+        </w:rPr>
+        <w:t xml:space="preserve"> //强推</w:t>
+      </w:r>
+    </w:p>
+    <w:p>
+      <w:pPr>
+        <w:ind w:left="420" w:leftChars="0" w:firstLine="420" w:firstLineChars="0"/>
+        <w:rPr>
+          <w:rFonts w:ascii="宋体" w:hAnsi="宋体" w:eastAsia="宋体" w:cs="宋体"/>
+          <w:sz w:val="24"/>
+          <w:szCs w:val="24"/>
+        </w:rPr>
+      </w:pPr>
+      <w:r>
+        <w:rPr>
+          <w:rFonts w:ascii="宋体" w:hAnsi="宋体" w:eastAsia="宋体" w:cs="宋体"/>
+          <w:sz w:val="24"/>
+          <w:szCs w:val="24"/>
+        </w:rPr>
+        <w:fldChar w:fldCharType="begin"/>
+      </w:r>
+      <w:r>
+        <w:rPr>
+          <w:rFonts w:ascii="宋体" w:hAnsi="宋体" w:eastAsia="宋体" w:cs="宋体"/>
+          <w:sz w:val="24"/>
+          <w:szCs w:val="24"/>
+        </w:rPr>
+        <w:instrText xml:space="preserve"> HYPERLINK "https://git-scm.cn/docs/git-remote" </w:instrText>
+      </w:r>
+      <w:r>
+        <w:rPr>
+          <w:rFonts w:ascii="宋体" w:hAnsi="宋体" w:eastAsia="宋体" w:cs="宋体"/>
+          <w:sz w:val="24"/>
+          <w:szCs w:val="24"/>
+        </w:rPr>
+        <w:fldChar w:fldCharType="separate"/>
+      </w:r>
+      <w:r>
+        <w:rPr>
+          <w:rStyle w:val="6"/>
+          <w:rFonts w:ascii="宋体" w:hAnsi="宋体" w:eastAsia="宋体" w:cs="宋体"/>
+          <w:sz w:val="24"/>
+          <w:szCs w:val="24"/>
+        </w:rPr>
+        <w:t>Git - git-remote 文档 - Git 版本控制系统</w:t>
+      </w:r>
+      <w:r>
+        <w:rPr>
+          <w:rFonts w:ascii="宋体" w:hAnsi="宋体" w:eastAsia="宋体" w:cs="宋体"/>
+          <w:sz w:val="24"/>
+          <w:szCs w:val="24"/>
+        </w:rPr>
+        <w:fldChar w:fldCharType="end"/>
+      </w:r>
+    </w:p>
+    <w:p>
+      <w:pPr>
+        <w:ind w:firstLine="420" w:firstLineChars="0"/>
+        <w:rPr>
+          <w:rFonts w:hint="eastAsia" w:ascii="宋体" w:hAnsi="宋体" w:eastAsia="宋体" w:cs="宋体"/>
+          <w:sz w:val="24"/>
+          <w:szCs w:val="24"/>
+          <w:lang w:val="en-US" w:eastAsia="zh-CN"/>
+        </w:rPr>
+      </w:pPr>
+      <w:r>
+        <w:rPr>
+          <w:rFonts w:hint="eastAsia" w:ascii="宋体" w:hAnsi="宋体" w:eastAsia="宋体" w:cs="宋体"/>
+          <w:sz w:val="24"/>
+          <w:szCs w:val="24"/>
+          <w:lang w:val="en-US" w:eastAsia="zh-CN"/>
+        </w:rPr>
+        <w:t>同步到第二终端？</w:t>
+      </w:r>
+      <w:r>
+        <w:rPr>
+          <w:rFonts w:hint="eastAsia" w:ascii="宋体" w:hAnsi="宋体" w:eastAsia="宋体" w:cs="宋体"/>
+          <w:sz w:val="24"/>
+          <w:szCs w:val="24"/>
+          <w:lang w:val="en-US" w:eastAsia="zh-CN"/>
+        </w:rPr>
+        <w:br w:type="textWrapping"/>
+      </w:r>
+      <w:r>
+        <w:rPr>
+          <w:rFonts w:hint="eastAsia" w:ascii="宋体" w:hAnsi="宋体" w:eastAsia="宋体" w:cs="宋体"/>
+          <w:sz w:val="24"/>
+          <w:szCs w:val="24"/>
+          <w:lang w:val="en-US" w:eastAsia="zh-CN"/>
+        </w:rPr>
+        <w:tab/>
+        <w:t/>
+      </w:r>
+      <w:r>
+        <w:rPr>
+          <w:rFonts w:hint="eastAsia" w:ascii="宋体" w:hAnsi="宋体" w:eastAsia="宋体" w:cs="宋体"/>
+          <w:sz w:val="24"/>
+          <w:szCs w:val="24"/>
+          <w:lang w:val="en-US" w:eastAsia="zh-CN"/>
+        </w:rPr>
+        <w:tab/>
+        <w:t>要么直接执行克隆新增文件夹（远程库名）与.git！</w:t>
+      </w:r>
+    </w:p>
+    <w:p>
+      <w:pPr>
+        <w:ind w:left="420" w:leftChars="0" w:firstLine="420" w:firstLineChars="0"/>
+        <w:rPr>
+          <w:rFonts w:hint="default" w:ascii="宋体" w:hAnsi="宋体" w:eastAsia="宋体" w:cs="宋体"/>
+          <w:sz w:val="24"/>
+          <w:szCs w:val="24"/>
+          <w:lang w:val="en-US" w:eastAsia="zh-CN"/>
+        </w:rPr>
+      </w:pPr>
+      <w:r>
+        <w:rPr>
+          <w:rFonts w:hint="eastAsia" w:ascii="宋体" w:hAnsi="宋体" w:eastAsia="宋体" w:cs="宋体"/>
+          <w:sz w:val="24"/>
+          <w:szCs w:val="24"/>
+          <w:lang w:val="en-US" w:eastAsia="zh-CN"/>
+        </w:rPr>
+        <w:t>要么新建好文件夹（本地库名）初始化.git，添加远程拉取同步</w:t>
       </w:r>
       <w:bookmarkStart w:id="0" w:name="_GoBack"/>
       <w:bookmarkEnd w:id="0"/>
-    </w:p>
-    <w:p>
-      <w:pPr>
-        <w:ind w:firstLine="420" w:firstLineChars="0"/>
+      <w:r>
+        <w:rPr>
+          <w:rFonts w:hint="eastAsia" w:ascii="宋体" w:hAnsi="宋体" w:eastAsia="宋体" w:cs="宋体"/>
+          <w:sz w:val="24"/>
+          <w:szCs w:val="24"/>
+          <w:lang w:val="en-US" w:eastAsia="zh-CN"/>
+        </w:rPr>
+        <w:t>！</w:t>
+      </w:r>
+    </w:p>
+    <w:p>
+      <w:pPr>
+        <w:ind w:left="420" w:leftChars="0" w:firstLine="420" w:firstLineChars="0"/>
+        <w:rPr>
+          <w:rFonts w:hint="default" w:ascii="宋体" w:hAnsi="宋体" w:eastAsia="宋体" w:cs="宋体"/>
+          <w:sz w:val="24"/>
+          <w:szCs w:val="24"/>
+          <w:lang w:val="en-US" w:eastAsia="zh-CN"/>
+        </w:rPr>
+      </w:pPr>
+    </w:p>
+    <w:p>
+      <w:pPr>
+        <w:rPr>
+          <w:rFonts w:hint="default" w:ascii="宋体" w:hAnsi="宋体" w:eastAsia="宋体" w:cs="宋体"/>
+          <w:sz w:val="24"/>
+          <w:szCs w:val="24"/>
+          <w:lang w:val="en-US" w:eastAsia="zh-CN"/>
+        </w:rPr>
+      </w:pPr>
+    </w:p>
+    <w:p>
+      <w:pPr>
+        <w:rPr>
+          <w:rFonts w:hint="default" w:ascii="宋体" w:hAnsi="宋体" w:eastAsia="宋体" w:cs="宋体"/>
+          <w:sz w:val="24"/>
+          <w:szCs w:val="24"/>
+          <w:lang w:val="en-US" w:eastAsia="zh-CN"/>
+        </w:rPr>
+      </w:pPr>
+      <w:r>
+        <w:rPr>
+          <w:rFonts w:hint="eastAsia" w:ascii="宋体" w:hAnsi="宋体" w:eastAsia="宋体" w:cs="宋体"/>
+          <w:sz w:val="24"/>
+          <w:szCs w:val="24"/>
+          <w:lang w:val="en-US" w:eastAsia="zh-CN"/>
+        </w:rPr>
+        <w:t>上传奶瓶机版本0？</w:t>
+      </w:r>
+    </w:p>
+    <w:p>
+      <w:pPr>
+        <w:ind w:firstLine="420" w:firstLineChars="0"/>
+        <w:rPr>
+          <w:rFonts w:hint="eastAsia" w:ascii="宋体" w:hAnsi="宋体" w:eastAsia="宋体" w:cs="宋体"/>
+          <w:sz w:val="24"/>
+          <w:szCs w:val="24"/>
+          <w:lang w:val="en-US" w:eastAsia="zh-CN"/>
+        </w:rPr>
+      </w:pPr>
+      <w:r>
+        <w:rPr>
+          <w:rFonts w:hint="eastAsia" w:ascii="宋体" w:hAnsi="宋体" w:eastAsia="宋体" w:cs="宋体"/>
+          <w:sz w:val="24"/>
+          <w:szCs w:val="24"/>
+          <w:lang w:val="en-US" w:eastAsia="zh-CN"/>
+        </w:rPr>
+        <w:t>keil工程衍生文件忽略（*.lst/*.obj/*.）！</w:t>
+      </w:r>
+    </w:p>
+    <w:p>
+      <w:pPr>
+        <w:ind w:firstLine="420" w:firstLineChars="0"/>
+        <w:rPr>
+          <w:rFonts w:hint="eastAsia" w:ascii="宋体" w:hAnsi="宋体" w:eastAsia="宋体" w:cs="宋体"/>
+          <w:sz w:val="24"/>
+          <w:szCs w:val="24"/>
+          <w:lang w:val="en-US" w:eastAsia="zh-CN"/>
+        </w:rPr>
+      </w:pPr>
+      <w:r>
+        <w:rPr>
+          <w:rFonts w:hint="eastAsia" w:ascii="宋体" w:hAnsi="宋体" w:eastAsia="宋体" w:cs="宋体"/>
+          <w:sz w:val="24"/>
+          <w:szCs w:val="24"/>
+          <w:lang w:val="en-US" w:eastAsia="zh-CN"/>
+        </w:rPr>
+        <w:t>本地仓库直接发布到github等价操作？</w:t>
+      </w:r>
+    </w:p>
+    <w:p>
+      <w:pPr>
+        <w:ind w:left="420" w:leftChars="0" w:firstLine="420" w:firstLineChars="0"/>
+        <w:rPr>
+          <w:rFonts w:hint="eastAsia" w:ascii="宋体" w:hAnsi="宋体" w:eastAsia="宋体" w:cs="宋体"/>
+          <w:sz w:val="24"/>
+          <w:szCs w:val="24"/>
+          <w:lang w:val="en-US" w:eastAsia="zh-CN"/>
+        </w:rPr>
+      </w:pPr>
+      <w:r>
+        <w:rPr>
+          <w:rFonts w:ascii="宋体" w:hAnsi="宋体" w:eastAsia="宋体" w:cs="宋体"/>
+          <w:sz w:val="24"/>
+          <w:szCs w:val="24"/>
+        </w:rPr>
+        <w:fldChar w:fldCharType="begin"/>
+      </w:r>
+      <w:r>
+        <w:rPr>
+          <w:rFonts w:ascii="宋体" w:hAnsi="宋体" w:eastAsia="宋体" w:cs="宋体"/>
+          <w:sz w:val="24"/>
+          <w:szCs w:val="24"/>
+        </w:rPr>
+        <w:instrText xml:space="preserve"> HYPERLINK "https://www.cnblogs.com/PeanutInMay/p/18800056" </w:instrText>
+      </w:r>
+      <w:r>
+        <w:rPr>
+          <w:rFonts w:ascii="宋体" w:hAnsi="宋体" w:eastAsia="宋体" w:cs="宋体"/>
+          <w:sz w:val="24"/>
+          <w:szCs w:val="24"/>
+        </w:rPr>
+        <w:fldChar w:fldCharType="separate"/>
+      </w:r>
+      <w:r>
+        <w:rPr>
+          <w:rStyle w:val="7"/>
+          <w:rFonts w:ascii="宋体" w:hAnsi="宋体" w:eastAsia="宋体" w:cs="宋体"/>
+          <w:sz w:val="24"/>
+          <w:szCs w:val="24"/>
+        </w:rPr>
+        <w:t>利用vscode简单发布本地项目到Github - -摩尔根的果蝇- - 博客园</w:t>
+      </w:r>
+      <w:r>
+        <w:rPr>
+          <w:rFonts w:ascii="宋体" w:hAnsi="宋体" w:eastAsia="宋体" w:cs="宋体"/>
+          <w:sz w:val="24"/>
+          <w:szCs w:val="24"/>
+        </w:rPr>
+        <w:fldChar w:fldCharType="end"/>
+      </w:r>
+    </w:p>
+    <w:p>
+      <w:pPr>
+        <w:ind w:left="420" w:leftChars="0" w:firstLine="420" w:firstLineChars="0"/>
+        <w:rPr>
+          <w:rFonts w:hint="eastAsia" w:ascii="宋体" w:hAnsi="宋体" w:eastAsia="宋体" w:cs="宋体"/>
+          <w:sz w:val="24"/>
+          <w:szCs w:val="24"/>
+          <w:lang w:val="en-US" w:eastAsia="zh-CN"/>
+        </w:rPr>
+      </w:pPr>
+      <w:r>
+        <w:rPr>
+          <w:rFonts w:hint="eastAsia" w:ascii="宋体" w:hAnsi="宋体" w:eastAsia="宋体" w:cs="宋体"/>
+          <w:sz w:val="24"/>
+          <w:szCs w:val="24"/>
+          <w:lang w:val="en-US" w:eastAsia="zh-CN"/>
+        </w:rPr>
+        <w:t>本地-&gt;远程发布（本地&lt;-&gt;远程重置关系/本地&lt;-远程添加已有）</w:t>
+      </w:r>
+    </w:p>
+    <w:p>
+      <w:pPr>
+        <w:ind w:left="420" w:leftChars="0" w:firstLine="420" w:firstLineChars="0"/>
+        <w:rPr>
+          <w:rFonts w:hint="eastAsia" w:ascii="宋体" w:hAnsi="宋体" w:eastAsia="宋体" w:cs="宋体"/>
+          <w:sz w:val="24"/>
+          <w:szCs w:val="24"/>
+          <w:lang w:val="en-US" w:eastAsia="zh-CN"/>
+        </w:rPr>
+      </w:pPr>
+      <w:r>
+        <w:rPr>
+          <w:rFonts w:hint="eastAsia" w:ascii="宋体" w:hAnsi="宋体" w:eastAsia="宋体" w:cs="宋体"/>
+          <w:sz w:val="24"/>
+          <w:szCs w:val="24"/>
+          <w:lang w:val="en-US" w:eastAsia="zh-CN"/>
+        </w:rPr>
+        <w:t>确认或</w:t>
+      </w:r>
+      <w:r>
+        <w:rPr>
+          <w:rFonts w:hint="eastAsia" w:ascii="宋体" w:hAnsi="宋体" w:eastAsia="宋体" w:cs="宋体"/>
+          <w:b/>
+          <w:bCs/>
+          <w:sz w:val="24"/>
+          <w:szCs w:val="24"/>
+          <w:lang w:val="en-US" w:eastAsia="zh-CN"/>
+        </w:rPr>
+        <w:t>调整名称</w:t>
+      </w:r>
+      <w:r>
+        <w:rPr>
+          <w:rFonts w:hint="eastAsia" w:ascii="宋体" w:hAnsi="宋体" w:eastAsia="宋体" w:cs="宋体"/>
+          <w:sz w:val="24"/>
+          <w:szCs w:val="24"/>
+          <w:lang w:val="en-US" w:eastAsia="zh-CN"/>
+        </w:rPr>
+        <w:t>/发布到公共或私有库</w:t>
+      </w:r>
+    </w:p>
+    <w:p>
+      <w:pPr>
+        <w:ind w:left="840" w:leftChars="0" w:firstLine="420" w:firstLineChars="0"/>
+        <w:rPr>
+          <w:rFonts w:hint="default" w:ascii="宋体" w:hAnsi="宋体" w:eastAsia="宋体" w:cs="宋体"/>
+          <w:sz w:val="24"/>
+          <w:szCs w:val="24"/>
+          <w:lang w:val="en-US" w:eastAsia="zh-CN"/>
+        </w:rPr>
+      </w:pPr>
+      <w:r>
+        <w:rPr>
+          <w:rFonts w:hint="eastAsia" w:ascii="宋体" w:hAnsi="宋体" w:eastAsia="宋体" w:cs="宋体"/>
+          <w:sz w:val="24"/>
+          <w:szCs w:val="24"/>
+          <w:lang w:val="en-US" w:eastAsia="zh-CN"/>
+        </w:rPr>
+        <w:t>等价于？</w:t>
+      </w:r>
+    </w:p>
+    <w:p>
+      <w:pPr>
+        <w:ind w:left="840" w:leftChars="0" w:firstLine="420" w:firstLineChars="0"/>
+        <w:rPr>
+          <w:rFonts w:hint="default" w:ascii="宋体" w:hAnsi="宋体" w:eastAsia="宋体" w:cs="宋体"/>
+          <w:sz w:val="24"/>
+          <w:szCs w:val="24"/>
+          <w:lang w:val="en-US" w:eastAsia="zh-CN"/>
+        </w:rPr>
+      </w:pPr>
+      <w:r>
+        <w:rPr>
+          <w:rFonts w:hint="default" w:ascii="宋体" w:hAnsi="宋体" w:eastAsia="宋体" w:cs="宋体"/>
+          <w:sz w:val="24"/>
+          <w:szCs w:val="24"/>
+          <w:lang w:val="en-US" w:eastAsia="zh-CN"/>
+        </w:rPr>
+        <w:t>git remote add orgin https://github.com/名字/项目名字.git</w:t>
+      </w:r>
+    </w:p>
+    <w:p>
+      <w:pPr>
+        <w:ind w:left="840" w:leftChars="0" w:firstLine="420" w:firstLineChars="0"/>
+        <w:rPr>
+          <w:rFonts w:hint="default" w:ascii="宋体" w:hAnsi="宋体" w:eastAsia="宋体" w:cs="宋体"/>
+          <w:sz w:val="24"/>
+          <w:szCs w:val="24"/>
+          <w:lang w:val="en-US" w:eastAsia="zh-CN"/>
+        </w:rPr>
+      </w:pPr>
+      <w:r>
+        <w:rPr>
+          <w:rFonts w:hint="default" w:ascii="宋体" w:hAnsi="宋体" w:eastAsia="宋体" w:cs="宋体"/>
+          <w:sz w:val="24"/>
+          <w:szCs w:val="24"/>
+          <w:lang w:val="en-US" w:eastAsia="zh-CN"/>
+        </w:rPr>
+        <w:t xml:space="preserve">git push -u origin main </w:t>
+      </w:r>
+    </w:p>
+    <w:p>
+      <w:pPr>
+        <w:ind w:left="840" w:leftChars="0" w:firstLine="420" w:firstLineChars="0"/>
+        <w:rPr>
+          <w:rFonts w:hint="eastAsia" w:ascii="宋体" w:hAnsi="宋体" w:eastAsia="宋体" w:cs="宋体"/>
+          <w:sz w:val="24"/>
+          <w:szCs w:val="24"/>
+          <w:lang w:val="en-US" w:eastAsia="zh-CN"/>
+        </w:rPr>
+      </w:pPr>
+      <w:r>
+        <w:rPr>
+          <w:rFonts w:hint="default" w:ascii="宋体" w:hAnsi="宋体" w:eastAsia="宋体" w:cs="宋体"/>
+          <w:sz w:val="24"/>
+          <w:szCs w:val="24"/>
+          <w:lang w:val="en-US" w:eastAsia="zh-CN"/>
+        </w:rPr>
+        <w:t>但远程未创建</w:t>
+      </w:r>
+      <w:r>
+        <w:rPr>
+          <w:rFonts w:hint="eastAsia" w:ascii="宋体" w:hAnsi="宋体" w:eastAsia="宋体" w:cs="宋体"/>
+          <w:sz w:val="24"/>
+          <w:szCs w:val="24"/>
+          <w:lang w:val="en-US" w:eastAsia="zh-CN"/>
+        </w:rPr>
+        <w:t>？</w:t>
+      </w:r>
+      <w:r>
+        <w:rPr>
+          <w:rFonts w:hint="default" w:ascii="宋体" w:hAnsi="宋体" w:eastAsia="宋体" w:cs="宋体"/>
+          <w:sz w:val="24"/>
+          <w:szCs w:val="24"/>
+          <w:lang w:val="en-US" w:eastAsia="zh-CN"/>
+        </w:rPr>
+        <w:t>写入设置但找不到</w:t>
+      </w:r>
+      <w:r>
+        <w:rPr>
+          <w:rFonts w:hint="eastAsia" w:ascii="宋体" w:hAnsi="宋体" w:eastAsia="宋体" w:cs="宋体"/>
+          <w:sz w:val="24"/>
+          <w:szCs w:val="24"/>
+          <w:lang w:val="en-US" w:eastAsia="zh-CN"/>
+        </w:rPr>
+        <w:t>？</w:t>
+      </w:r>
+      <w:r>
+        <w:rPr>
+          <w:rFonts w:hint="default" w:ascii="宋体" w:hAnsi="宋体" w:eastAsia="宋体" w:cs="宋体"/>
+          <w:sz w:val="24"/>
+          <w:szCs w:val="24"/>
+          <w:lang w:val="en-US" w:eastAsia="zh-CN"/>
+        </w:rPr>
+        <w:t>删除并提交一次</w:t>
+      </w:r>
+      <w:r>
+        <w:rPr>
+          <w:rFonts w:hint="eastAsia" w:ascii="宋体" w:hAnsi="宋体" w:eastAsia="宋体" w:cs="宋体"/>
+          <w:sz w:val="24"/>
+          <w:szCs w:val="24"/>
+          <w:lang w:val="en-US" w:eastAsia="zh-CN"/>
+        </w:rPr>
+        <w:t>才能</w:t>
+      </w:r>
+      <w:r>
+        <w:rPr>
+          <w:rFonts w:hint="default" w:ascii="宋体" w:hAnsi="宋体" w:eastAsia="宋体" w:cs="宋体"/>
+          <w:sz w:val="24"/>
+          <w:szCs w:val="24"/>
+          <w:lang w:val="en-US" w:eastAsia="zh-CN"/>
+        </w:rPr>
+        <w:t>发布</w:t>
+      </w:r>
+      <w:r>
+        <w:rPr>
+          <w:rFonts w:hint="eastAsia" w:ascii="宋体" w:hAnsi="宋体" w:eastAsia="宋体" w:cs="宋体"/>
+          <w:sz w:val="24"/>
+          <w:szCs w:val="24"/>
+          <w:lang w:val="en-US" w:eastAsia="zh-CN"/>
+        </w:rPr>
+        <w:t>？</w:t>
+      </w:r>
+    </w:p>
+    <w:p>
+      <w:pPr>
+        <w:ind w:left="420" w:leftChars="0" w:firstLine="420" w:firstLineChars="0"/>
+        <w:rPr>
+          <w:rFonts w:hint="default" w:ascii="宋体" w:hAnsi="宋体" w:eastAsia="宋体" w:cs="宋体"/>
+          <w:sz w:val="24"/>
+          <w:szCs w:val="24"/>
+          <w:lang w:val="en-US" w:eastAsia="zh-CN"/>
+        </w:rPr>
+      </w:pPr>
+      <w:r>
+        <w:rPr>
+          <w:rFonts w:hint="default" w:ascii="宋体" w:hAnsi="宋体" w:eastAsia="宋体" w:cs="宋体"/>
+          <w:sz w:val="24"/>
+          <w:szCs w:val="24"/>
+          <w:lang w:val="en-US" w:eastAsia="zh-CN"/>
+        </w:rPr>
+        <w:t>发布/添加/删除均可从vscodeUI连接github读取库名与操作！</w:t>
+      </w:r>
+    </w:p>
+    <w:p>
+      <w:pPr>
+        <w:ind w:firstLine="420" w:firstLineChars="0"/>
+        <w:rPr>
+          <w:rFonts w:hint="eastAsia" w:ascii="宋体" w:hAnsi="宋体" w:eastAsia="宋体" w:cs="宋体"/>
+          <w:sz w:val="24"/>
+          <w:szCs w:val="24"/>
+          <w:lang w:val="en-US" w:eastAsia="zh-CN"/>
+        </w:rPr>
+      </w:pPr>
+      <w:r>
+        <w:rPr>
+          <w:rFonts w:hint="eastAsia" w:ascii="宋体" w:hAnsi="宋体" w:eastAsia="宋体" w:cs="宋体"/>
+          <w:sz w:val="24"/>
+          <w:szCs w:val="24"/>
+          <w:lang w:val="en-US" w:eastAsia="zh-CN"/>
+        </w:rPr>
+        <w:t>新库手动添加md文件提交呈现/空远程库（无提交/分支）提示！</w:t>
+      </w:r>
+    </w:p>
+    <w:p>
+      <w:pPr>
+        <w:ind w:firstLine="420" w:firstLineChars="0"/>
+        <w:rPr>
+          <w:rFonts w:hint="eastAsia" w:ascii="宋体" w:hAnsi="宋体" w:eastAsia="宋体" w:cs="宋体"/>
+          <w:sz w:val="24"/>
+          <w:szCs w:val="24"/>
+          <w:lang w:val="en-US" w:eastAsia="zh-CN"/>
+        </w:rPr>
+      </w:pPr>
+      <w:r>
+        <w:rPr>
+          <w:rFonts w:hint="eastAsia" w:ascii="宋体" w:hAnsi="宋体" w:eastAsia="宋体" w:cs="宋体"/>
+          <w:sz w:val="24"/>
+          <w:szCs w:val="24"/>
+          <w:lang w:val="en-US" w:eastAsia="zh-CN"/>
+        </w:rPr>
+        <w:t>新增文件太多，SCM以树显示（.git/.vscode/.giti）！</w:t>
+      </w:r>
+    </w:p>
+    <w:p>
+      <w:pPr>
+        <w:ind w:firstLine="420" w:firstLineChars="0"/>
+        <w:rPr>
+          <w:rFonts w:hint="default" w:ascii="宋体" w:hAnsi="宋体" w:eastAsia="宋体" w:cs="宋体"/>
+          <w:sz w:val="24"/>
+          <w:szCs w:val="24"/>
+          <w:lang w:val="en-US" w:eastAsia="zh-CN"/>
+        </w:rPr>
+      </w:pPr>
+      <w:r>
+        <w:rPr>
+          <w:rFonts w:hint="default" w:ascii="宋体" w:hAnsi="宋体" w:eastAsia="宋体" w:cs="宋体"/>
+          <w:sz w:val="24"/>
+          <w:szCs w:val="24"/>
+          <w:lang w:val="en-US" w:eastAsia="zh-CN"/>
+        </w:rPr>
+        <w:t>存储文件根据目录</w:t>
+      </w:r>
+      <w:r>
+        <w:rPr>
+          <w:rFonts w:hint="eastAsia" w:ascii="宋体" w:hAnsi="宋体" w:eastAsia="宋体" w:cs="宋体"/>
+          <w:sz w:val="24"/>
+          <w:szCs w:val="24"/>
+          <w:lang w:val="en-US" w:eastAsia="zh-CN"/>
+        </w:rPr>
+        <w:t>审核</w:t>
+      </w:r>
+      <w:r>
+        <w:rPr>
+          <w:rFonts w:hint="default" w:ascii="宋体" w:hAnsi="宋体" w:eastAsia="宋体" w:cs="宋体"/>
+          <w:sz w:val="24"/>
+          <w:szCs w:val="24"/>
+          <w:lang w:val="en-US" w:eastAsia="zh-CN"/>
+        </w:rPr>
+        <w:t>清理</w:t>
+      </w:r>
+      <w:r>
+        <w:rPr>
+          <w:rFonts w:hint="eastAsia" w:ascii="宋体" w:hAnsi="宋体" w:eastAsia="宋体" w:cs="宋体"/>
+          <w:sz w:val="24"/>
+          <w:szCs w:val="24"/>
+          <w:lang w:val="en-US" w:eastAsia="zh-CN"/>
+        </w:rPr>
+        <w:t>（例程/功能/显驱/参考）</w:t>
+      </w:r>
+      <w:r>
+        <w:rPr>
+          <w:rFonts w:hint="default" w:ascii="宋体" w:hAnsi="宋体" w:eastAsia="宋体" w:cs="宋体"/>
+          <w:sz w:val="24"/>
+          <w:szCs w:val="24"/>
+          <w:lang w:val="en-US" w:eastAsia="zh-CN"/>
+        </w:rPr>
+        <w:t>！</w:t>
+      </w:r>
+    </w:p>
+    <w:p>
+      <w:pPr>
+        <w:ind w:firstLine="420" w:firstLineChars="0"/>
+        <w:rPr>
+          <w:rFonts w:hint="eastAsia" w:ascii="宋体" w:hAnsi="宋体" w:eastAsia="宋体" w:cs="宋体"/>
+          <w:sz w:val="24"/>
+          <w:szCs w:val="24"/>
+          <w:lang w:val="en-US" w:eastAsia="zh-CN"/>
+        </w:rPr>
+      </w:pPr>
+      <w:r>
+        <w:rPr>
+          <w:rFonts w:hint="eastAsia" w:ascii="宋体" w:hAnsi="宋体" w:eastAsia="宋体" w:cs="宋体"/>
+          <w:sz w:val="24"/>
+          <w:szCs w:val="24"/>
+          <w:lang w:val="en-US" w:eastAsia="zh-CN"/>
+        </w:rPr>
+        <w:t>解决路径问题（文件组成/编译原理/项目结构）！</w:t>
+      </w:r>
+    </w:p>
+    <w:p>
+      <w:pPr>
+        <w:ind w:firstLine="420" w:firstLineChars="0"/>
+        <w:rPr>
+          <w:rFonts w:hint="default" w:ascii="宋体" w:hAnsi="宋体" w:eastAsia="宋体" w:cs="宋体"/>
+          <w:sz w:val="24"/>
+          <w:szCs w:val="24"/>
+          <w:lang w:val="en-US" w:eastAsia="zh-CN"/>
+        </w:rPr>
+      </w:pPr>
+      <w:r>
+        <w:rPr>
+          <w:rFonts w:hint="eastAsia" w:ascii="宋体" w:hAnsi="宋体" w:eastAsia="宋体" w:cs="宋体"/>
+          <w:sz w:val="24"/>
+          <w:szCs w:val="24"/>
+          <w:lang w:val="en-US" w:eastAsia="zh-CN"/>
+        </w:rPr>
+        <w:t>PS. keil替代EIDE？重复文件未调用占用？</w:t>
+      </w:r>
+    </w:p>
+    <w:p>
+      <w:pPr>
+        <w:rPr>
+          <w:rFonts w:hint="default" w:ascii="宋体" w:hAnsi="宋体" w:eastAsia="宋体" w:cs="宋体"/>
+          <w:sz w:val="24"/>
+          <w:szCs w:val="24"/>
+          <w:lang w:val="en-US" w:eastAsia="zh-CN"/>
+        </w:rPr>
+      </w:pPr>
+      <w:r>
+        <w:rPr>
+          <w:rFonts w:hint="default" w:ascii="宋体" w:hAnsi="宋体" w:eastAsia="宋体" w:cs="宋体"/>
+          <w:sz w:val="24"/>
+          <w:szCs w:val="24"/>
+          <w:lang w:val="en-US" w:eastAsia="zh-CN"/>
+        </w:rPr>
+        <w:br w:type="page"/>
+      </w:r>
+    </w:p>
+    <w:p>
+      <w:pPr>
+        <w:rPr>
+          <w:rFonts w:hint="default" w:ascii="宋体" w:hAnsi="宋体" w:eastAsia="宋体" w:cs="宋体"/>
+          <w:b/>
+          <w:bCs/>
+          <w:sz w:val="24"/>
+          <w:szCs w:val="24"/>
+          <w:lang w:val="en-US" w:eastAsia="zh-CN"/>
+        </w:rPr>
+      </w:pPr>
+      <w:r>
+        <w:rPr>
+          <w:rFonts w:hint="default" w:ascii="宋体" w:hAnsi="宋体" w:eastAsia="宋体" w:cs="宋体"/>
+          <w:b/>
+          <w:bCs/>
+          <w:sz w:val="24"/>
+          <w:szCs w:val="24"/>
+          <w:lang w:val="en-US" w:eastAsia="zh-CN"/>
+        </w:rPr>
+        <w:t>2026062</w:t>
+      </w:r>
+      <w:r>
+        <w:rPr>
+          <w:rFonts w:hint="eastAsia" w:ascii="宋体" w:hAnsi="宋体" w:eastAsia="宋体" w:cs="宋体"/>
+          <w:b/>
+          <w:bCs/>
+          <w:sz w:val="24"/>
+          <w:szCs w:val="24"/>
+          <w:lang w:val="en-US" w:eastAsia="zh-CN"/>
+        </w:rPr>
+        <w:t>5</w:t>
+      </w:r>
+      <w:r>
+        <w:rPr>
+          <w:rFonts w:hint="default" w:ascii="宋体" w:hAnsi="宋体" w:eastAsia="宋体" w:cs="宋体"/>
+          <w:b/>
+          <w:bCs/>
+          <w:sz w:val="24"/>
+          <w:szCs w:val="24"/>
+          <w:lang w:val="en-US" w:eastAsia="zh-CN"/>
+        </w:rPr>
+        <w:t>未归纳</w:t>
+      </w:r>
+    </w:p>
+    <w:p>
+      <w:pPr>
+        <w:rPr>
+          <w:rFonts w:hint="default" w:ascii="宋体" w:hAnsi="宋体" w:eastAsia="宋体" w:cs="宋体"/>
+          <w:sz w:val="24"/>
+          <w:szCs w:val="24"/>
+          <w:lang w:val="en-US" w:eastAsia="zh-CN"/>
+        </w:rPr>
+      </w:pPr>
+    </w:p>
+    <w:p>
+      <w:pPr>
+        <w:rPr>
+          <w:rFonts w:hint="eastAsia" w:ascii="宋体" w:hAnsi="宋体" w:eastAsia="宋体" w:cs="宋体"/>
+          <w:sz w:val="24"/>
+          <w:szCs w:val="24"/>
+          <w:lang w:val="en-US" w:eastAsia="zh-CN"/>
+        </w:rPr>
+      </w:pPr>
+      <w:r>
+        <w:rPr>
+          <w:rFonts w:hint="eastAsia" w:ascii="宋体" w:hAnsi="宋体" w:eastAsia="宋体" w:cs="宋体"/>
+          <w:sz w:val="24"/>
+          <w:szCs w:val="24"/>
+          <w:lang w:val="en-US" w:eastAsia="zh-CN"/>
+        </w:rPr>
+        <w:t>GitKraken Desktop教程？（指涉-git）</w:t>
+      </w:r>
+    </w:p>
+    <w:p>
+      <w:pPr>
+        <w:ind w:firstLine="420" w:firstLineChars="0"/>
+        <w:rPr>
+          <w:rFonts w:hint="default" w:ascii="宋体" w:hAnsi="宋体" w:eastAsia="宋体" w:cs="宋体"/>
+          <w:sz w:val="24"/>
+          <w:szCs w:val="24"/>
+          <w:lang w:val="en-US" w:eastAsia="zh-CN"/>
+        </w:rPr>
+      </w:pPr>
+      <w:r>
+        <w:rPr>
+          <w:rFonts w:hint="eastAsia" w:ascii="宋体" w:hAnsi="宋体" w:eastAsia="宋体" w:cs="宋体"/>
+          <w:sz w:val="24"/>
+          <w:szCs w:val="24"/>
+          <w:lang w:val="en-US" w:eastAsia="zh-CN"/>
+        </w:rPr>
+        <w:t>教学（分支/提交/合并）-界面元素</w:t>
+      </w:r>
+    </w:p>
+    <w:p>
+      <w:pPr>
+        <w:ind w:firstLine="420" w:firstLineChars="0"/>
+        <w:rPr>
+          <w:rFonts w:hint="default" w:ascii="宋体" w:hAnsi="宋体" w:eastAsia="宋体" w:cs="宋体"/>
+          <w:sz w:val="24"/>
+          <w:szCs w:val="24"/>
+          <w:lang w:val="en-US" w:eastAsia="zh-CN"/>
+        </w:rPr>
+      </w:pPr>
+      <w:r>
+        <w:rPr>
+          <w:rFonts w:ascii="宋体" w:hAnsi="宋体" w:eastAsia="宋体" w:cs="宋体"/>
+          <w:sz w:val="24"/>
+          <w:szCs w:val="24"/>
+        </w:rPr>
+        <w:fldChar w:fldCharType="begin"/>
+      </w:r>
+      <w:r>
+        <w:rPr>
+          <w:rFonts w:ascii="宋体" w:hAnsi="宋体" w:eastAsia="宋体" w:cs="宋体"/>
+          <w:sz w:val="24"/>
+          <w:szCs w:val="24"/>
+        </w:rPr>
+        <w:instrText xml:space="preserve"> HYPERLINK "https://help.gitkraken.com/gitkraken-desktop/interface/" </w:instrText>
+      </w:r>
+      <w:r>
+        <w:rPr>
+          <w:rFonts w:ascii="宋体" w:hAnsi="宋体" w:eastAsia="宋体" w:cs="宋体"/>
+          <w:sz w:val="24"/>
+          <w:szCs w:val="24"/>
+        </w:rPr>
+        <w:fldChar w:fldCharType="separate"/>
+      </w:r>
+      <w:r>
+        <w:rPr>
+          <w:rStyle w:val="7"/>
+          <w:rFonts w:ascii="宋体" w:hAnsi="宋体" w:eastAsia="宋体" w:cs="宋体"/>
+          <w:sz w:val="24"/>
+          <w:szCs w:val="24"/>
+        </w:rPr>
+        <w:t>GitKraken 桌面界面 |学习布局</w:t>
+      </w:r>
+      <w:r>
+        <w:rPr>
+          <w:rFonts w:ascii="宋体" w:hAnsi="宋体" w:eastAsia="宋体" w:cs="宋体"/>
+          <w:sz w:val="24"/>
+          <w:szCs w:val="24"/>
+        </w:rPr>
+        <w:fldChar w:fldCharType="end"/>
+      </w:r>
+    </w:p>
+    <w:p>
+      <w:pPr>
         <w:rPr>
           <w:rFonts w:hint="eastAsia" w:ascii="宋体" w:hAnsi="宋体" w:eastAsia="宋体" w:cs="宋体"/>
           <w:sz w:val="24"/>
@@ -24618,6 +27813,134 @@
           <w:szCs w:val="24"/>
         </w:rPr>
         <w:fldChar w:fldCharType="end"/>
+      </w:r>
+    </w:p>
+    <w:p>
+      <w:pPr>
+        <w:rPr>
+          <w:rFonts w:hint="default" w:ascii="宋体" w:hAnsi="宋体" w:eastAsia="宋体" w:cs="宋体"/>
+          <w:sz w:val="24"/>
+          <w:szCs w:val="24"/>
+          <w:lang w:val="en-US" w:eastAsia="zh-CN"/>
+        </w:rPr>
+      </w:pPr>
+    </w:p>
+    <w:p>
+      <w:pPr>
+        <w:rPr>
+          <w:rFonts w:hint="default" w:ascii="宋体" w:hAnsi="宋体" w:eastAsia="宋体" w:cs="宋体"/>
+          <w:sz w:val="24"/>
+          <w:szCs w:val="24"/>
+          <w:lang w:val="en-US" w:eastAsia="zh-CN"/>
+        </w:rPr>
+      </w:pPr>
+      <w:r>
+        <w:rPr>
+          <w:rFonts w:hint="eastAsia" w:ascii="宋体" w:hAnsi="宋体" w:eastAsia="宋体" w:cs="宋体"/>
+          <w:sz w:val="24"/>
+          <w:szCs w:val="24"/>
+          <w:lang w:val="en-US" w:eastAsia="zh-CN"/>
+        </w:rPr>
+        <w:t>git仓库工作树？依赖/关联/子库？工作区与keil工程插件冲突？</w:t>
+      </w:r>
+    </w:p>
+    <w:p>
+      <w:pPr>
+        <w:ind w:firstLine="420" w:firstLineChars="0"/>
+        <w:rPr>
+          <w:rFonts w:hint="default" w:ascii="宋体" w:hAnsi="宋体" w:eastAsia="宋体" w:cs="宋体"/>
+          <w:b/>
+          <w:bCs/>
+          <w:sz w:val="24"/>
+          <w:szCs w:val="24"/>
+          <w:lang w:val="en-US" w:eastAsia="zh-CN"/>
+        </w:rPr>
+      </w:pPr>
+      <w:r>
+        <w:rPr>
+          <w:rFonts w:hint="default" w:ascii="宋体" w:hAnsi="宋体" w:eastAsia="宋体" w:cs="宋体"/>
+          <w:b/>
+          <w:bCs/>
+          <w:sz w:val="24"/>
+          <w:szCs w:val="24"/>
+          <w:lang w:val="en-US" w:eastAsia="zh-CN"/>
+        </w:rPr>
+        <w:t>worktree</w:t>
+      </w:r>
+    </w:p>
+    <w:p>
+      <w:pPr>
+        <w:ind w:firstLine="420" w:firstLineChars="0"/>
+        <w:rPr>
+          <w:rFonts w:ascii="宋体" w:hAnsi="宋体" w:eastAsia="宋体" w:cs="宋体"/>
+          <w:sz w:val="24"/>
+          <w:szCs w:val="24"/>
+        </w:rPr>
+      </w:pPr>
+      <w:r>
+        <w:rPr>
+          <w:rFonts w:ascii="宋体" w:hAnsi="宋体" w:eastAsia="宋体" w:cs="宋体"/>
+          <w:sz w:val="24"/>
+          <w:szCs w:val="24"/>
+        </w:rPr>
+        <w:fldChar w:fldCharType="begin"/>
+      </w:r>
+      <w:r>
+        <w:rPr>
+          <w:rFonts w:ascii="宋体" w:hAnsi="宋体" w:eastAsia="宋体" w:cs="宋体"/>
+          <w:sz w:val="24"/>
+          <w:szCs w:val="24"/>
+        </w:rPr>
+        <w:instrText xml:space="preserve"> HYPERLINK "https://zhuanlan.zhihu.com/p/1938293629455152167" </w:instrText>
+      </w:r>
+      <w:r>
+        <w:rPr>
+          <w:rFonts w:ascii="宋体" w:hAnsi="宋体" w:eastAsia="宋体" w:cs="宋体"/>
+          <w:sz w:val="24"/>
+          <w:szCs w:val="24"/>
+        </w:rPr>
+        <w:fldChar w:fldCharType="separate"/>
+      </w:r>
+      <w:r>
+        <w:rPr>
+          <w:rStyle w:val="7"/>
+          <w:rFonts w:ascii="宋体" w:hAnsi="宋体" w:eastAsia="宋体" w:cs="宋体"/>
+          <w:sz w:val="24"/>
+          <w:szCs w:val="24"/>
+        </w:rPr>
+        <w:t>git worktree 实战指南：使用场景、常用命令、解决的问题与日常工作流 - 知乎</w:t>
+      </w:r>
+      <w:r>
+        <w:rPr>
+          <w:rFonts w:ascii="宋体" w:hAnsi="宋体" w:eastAsia="宋体" w:cs="宋体"/>
+          <w:sz w:val="24"/>
+          <w:szCs w:val="24"/>
+        </w:rPr>
+        <w:fldChar w:fldCharType="end"/>
+      </w:r>
+    </w:p>
+    <w:p>
+      <w:pPr>
+        <w:ind w:firstLine="420" w:firstLineChars="0"/>
+        <w:rPr>
+          <w:rFonts w:hint="default" w:ascii="宋体" w:hAnsi="宋体" w:eastAsia="宋体" w:cs="宋体"/>
+          <w:b/>
+          <w:bCs/>
+          <w:sz w:val="24"/>
+          <w:szCs w:val="24"/>
+          <w:lang w:val="en-US" w:eastAsia="zh-CN"/>
+        </w:rPr>
+      </w:pPr>
+      <w:r>
+        <w:rPr>
+          <w:rFonts w:hint="default" w:ascii="宋体" w:hAnsi="宋体" w:eastAsia="宋体" w:cs="宋体"/>
+          <w:b/>
+          <w:bCs/>
+          <w:sz w:val="24"/>
+          <w:szCs w:val="24"/>
+          <w:lang w:val="en-US" w:eastAsia="zh-CN"/>
+        </w:rPr>
+        <w:t>Submodule</w:t>
       </w:r>
     </w:p>
     <w:sectPr>

--- a/vscode.docx
+++ b/vscode.docx
@@ -286,6 +286,54 @@
           <w:lang w:val="en-US" w:eastAsia="zh-CN"/>
         </w:rPr>
         <w:t>Python</w:t>
+      </w:r>
+    </w:p>
+    <w:p>
+      <w:pPr>
+        <w:ind w:firstLine="420" w:firstLineChars="0"/>
+        <w:rPr>
+          <w:rFonts w:hint="default" w:ascii="宋体" w:hAnsi="宋体" w:eastAsia="宋体" w:cs="宋体"/>
+          <w:b w:val="0"/>
+          <w:bCs w:val="0"/>
+          <w:sz w:val="24"/>
+          <w:szCs w:val="24"/>
+          <w:lang w:val="en-US" w:eastAsia="zh-CN"/>
+        </w:rPr>
+      </w:pPr>
+      <w:r>
+        <w:rPr>
+          <w:rFonts w:hint="eastAsia" w:ascii="宋体" w:hAnsi="宋体" w:eastAsia="宋体" w:cs="宋体"/>
+          <w:b w:val="0"/>
+          <w:bCs w:val="0"/>
+          <w:sz w:val="24"/>
+          <w:szCs w:val="24"/>
+          <w:lang w:val="en-US" w:eastAsia="zh-CN"/>
+        </w:rPr>
+        <w:t>Markdown（内置）</w:t>
+      </w:r>
+    </w:p>
+    <w:p>
+      <w:pPr>
+        <w:ind w:firstLine="420" w:firstLineChars="0"/>
+        <w:rPr>
+          <w:rFonts w:hint="eastAsia" w:ascii="宋体" w:hAnsi="宋体" w:eastAsia="宋体" w:cs="宋体"/>
+          <w:b w:val="0"/>
+          <w:bCs w:val="0"/>
+          <w:sz w:val="24"/>
+          <w:szCs w:val="24"/>
+          <w:lang w:val="en-US" w:eastAsia="zh-CN"/>
+        </w:rPr>
+      </w:pPr>
+      <w:r>
+        <w:rPr>
+          <w:rFonts w:hint="eastAsia" w:ascii="宋体" w:hAnsi="宋体" w:eastAsia="宋体" w:cs="宋体"/>
+          <w:b w:val="0"/>
+          <w:bCs w:val="0"/>
+          <w:sz w:val="24"/>
+          <w:szCs w:val="24"/>
+          <w:lang w:val="en-US" w:eastAsia="zh-CN"/>
+        </w:rPr>
+        <w:t>Markdown Preview Mermaid Support（Mermaid/Mermaid Preview）</w:t>
       </w:r>
     </w:p>
     <w:p>
@@ -5364,8 +5412,1149 @@
           <w:szCs w:val="24"/>
           <w:lang w:val="en-US" w:eastAsia="zh-CN"/>
         </w:rPr>
-        <w:t>`&lt;br&gt;`语法，回车与换行</w:t>
-      </w:r>
+        <w:t>`&lt;br&gt;`语法，回车与换</w:t>
+      </w:r>
+    </w:p>
+    <w:p>
+      <w:pPr>
+        <w:rPr>
+          <w:rFonts w:hint="default" w:ascii="宋体" w:hAnsi="宋体" w:eastAsia="宋体" w:cs="宋体"/>
+          <w:b/>
+          <w:bCs/>
+          <w:sz w:val="24"/>
+          <w:szCs w:val="24"/>
+          <w:lang w:val="en-US" w:eastAsia="zh-CN"/>
+        </w:rPr>
+      </w:pPr>
+      <w:r>
+        <w:rPr>
+          <w:rFonts w:hint="default" w:ascii="宋体" w:hAnsi="宋体" w:eastAsia="宋体" w:cs="宋体"/>
+          <w:b/>
+          <w:bCs/>
+          <w:sz w:val="24"/>
+          <w:szCs w:val="24"/>
+          <w:lang w:val="en-US" w:eastAsia="zh-CN"/>
+        </w:rPr>
+        <w:t>Mermaid</w:t>
+      </w:r>
+    </w:p>
+    <w:p>
+      <w:pPr>
+        <w:rPr>
+          <w:rFonts w:hint="default" w:ascii="宋体" w:hAnsi="宋体" w:eastAsia="宋体" w:cs="宋体"/>
+          <w:b/>
+          <w:bCs/>
+          <w:sz w:val="24"/>
+          <w:szCs w:val="24"/>
+          <w:lang w:val="en-US" w:eastAsia="zh-CN"/>
+        </w:rPr>
+      </w:pPr>
+    </w:p>
+    <w:p>
+      <w:pPr>
+        <w:rPr>
+          <w:rFonts w:hint="eastAsia" w:ascii="宋体" w:hAnsi="宋体" w:eastAsia="宋体" w:cs="宋体"/>
+          <w:b w:val="0"/>
+          <w:bCs w:val="0"/>
+          <w:sz w:val="24"/>
+          <w:szCs w:val="24"/>
+          <w:lang w:val="en-US" w:eastAsia="zh-CN"/>
+        </w:rPr>
+      </w:pPr>
+      <w:r>
+        <w:rPr>
+          <w:rFonts w:hint="eastAsia" w:ascii="宋体" w:hAnsi="宋体" w:eastAsia="宋体" w:cs="宋体"/>
+          <w:b w:val="0"/>
+          <w:bCs w:val="0"/>
+          <w:sz w:val="24"/>
+          <w:szCs w:val="24"/>
+          <w:lang w:val="en-US" w:eastAsia="zh-CN"/>
+        </w:rPr>
+        <w:t>拓展市场页</w:t>
+      </w:r>
+    </w:p>
+    <w:p>
+      <w:pPr>
+        <w:rPr>
+          <w:rFonts w:hint="default" w:ascii="宋体" w:hAnsi="宋体" w:eastAsia="宋体" w:cs="宋体"/>
+          <w:b w:val="0"/>
+          <w:bCs w:val="0"/>
+          <w:sz w:val="24"/>
+          <w:szCs w:val="24"/>
+          <w:lang w:val="en-US" w:eastAsia="zh-CN"/>
+        </w:rPr>
+      </w:pPr>
+    </w:p>
+    <w:p>
+      <w:pPr>
+        <w:rPr>
+          <w:rFonts w:ascii="宋体" w:hAnsi="宋体" w:eastAsia="宋体" w:cs="宋体"/>
+          <w:sz w:val="24"/>
+          <w:szCs w:val="24"/>
+        </w:rPr>
+      </w:pPr>
+      <w:r>
+        <w:rPr>
+          <w:rFonts w:ascii="宋体" w:hAnsi="宋体" w:eastAsia="宋体" w:cs="宋体"/>
+          <w:sz w:val="24"/>
+          <w:szCs w:val="24"/>
+        </w:rPr>
+        <w:fldChar w:fldCharType="begin"/>
+      </w:r>
+      <w:r>
+        <w:rPr>
+          <w:rFonts w:ascii="宋体" w:hAnsi="宋体" w:eastAsia="宋体" w:cs="宋体"/>
+          <w:sz w:val="24"/>
+          <w:szCs w:val="24"/>
+        </w:rPr>
+        <w:instrText xml:space="preserve"> HYPERLINK "https://marketplace.visualstudio.com/items?itemName=MermaidChart.vscode-mermaid-chart" </w:instrText>
+      </w:r>
+      <w:r>
+        <w:rPr>
+          <w:rFonts w:ascii="宋体" w:hAnsi="宋体" w:eastAsia="宋体" w:cs="宋体"/>
+          <w:sz w:val="24"/>
+          <w:szCs w:val="24"/>
+        </w:rPr>
+        <w:fldChar w:fldCharType="separate"/>
+      </w:r>
+      <w:r>
+        <w:rPr>
+          <w:rStyle w:val="7"/>
+          <w:rFonts w:ascii="宋体" w:hAnsi="宋体" w:eastAsia="宋体" w:cs="宋体"/>
+          <w:sz w:val="24"/>
+          <w:szCs w:val="24"/>
+        </w:rPr>
+        <w:t>Mermaid - Visual Studio Marketplace</w:t>
+      </w:r>
+      <w:r>
+        <w:rPr>
+          <w:rFonts w:ascii="宋体" w:hAnsi="宋体" w:eastAsia="宋体" w:cs="宋体"/>
+          <w:sz w:val="24"/>
+          <w:szCs w:val="24"/>
+        </w:rPr>
+        <w:fldChar w:fldCharType="end"/>
+      </w:r>
+    </w:p>
+    <w:p>
+      <w:pPr>
+        <w:rPr>
+          <w:rFonts w:hint="eastAsia" w:ascii="宋体" w:hAnsi="宋体" w:eastAsia="宋体" w:cs="宋体"/>
+          <w:sz w:val="24"/>
+          <w:szCs w:val="24"/>
+          <w:lang w:val="en-US" w:eastAsia="zh-CN"/>
+        </w:rPr>
+      </w:pPr>
+      <w:r>
+        <w:rPr>
+          <w:rFonts w:hint="eastAsia" w:ascii="宋体" w:hAnsi="宋体" w:eastAsia="宋体" w:cs="宋体"/>
+          <w:sz w:val="24"/>
+          <w:szCs w:val="24"/>
+          <w:lang w:val="en-US" w:eastAsia="zh-CN"/>
+        </w:rPr>
+        <w:t>-</w:t>
+      </w:r>
+      <w:r>
+        <w:rPr>
+          <w:rFonts w:hint="default" w:ascii="宋体" w:hAnsi="宋体" w:eastAsia="宋体" w:cs="宋体"/>
+          <w:sz w:val="24"/>
+          <w:szCs w:val="24"/>
+          <w:lang w:val="en-US" w:eastAsia="zh-CN"/>
+        </w:rPr>
+        <w:t>分栏</w:t>
+      </w:r>
+      <w:r>
+        <w:rPr>
+          <w:rFonts w:hint="eastAsia" w:ascii="宋体" w:hAnsi="宋体" w:eastAsia="宋体" w:cs="宋体"/>
+          <w:sz w:val="24"/>
+          <w:szCs w:val="24"/>
+          <w:lang w:val="en-US" w:eastAsia="zh-CN"/>
+        </w:rPr>
+        <w:t>，</w:t>
+      </w:r>
+      <w:r>
+        <w:rPr>
+          <w:rFonts w:hint="default" w:ascii="宋体" w:hAnsi="宋体" w:eastAsia="宋体" w:cs="宋体"/>
+          <w:sz w:val="24"/>
+          <w:szCs w:val="24"/>
+          <w:lang w:val="en-US" w:eastAsia="zh-CN"/>
+        </w:rPr>
+        <w:t>登录</w:t>
+      </w:r>
+      <w:r>
+        <w:rPr>
+          <w:rFonts w:hint="eastAsia" w:ascii="宋体" w:hAnsi="宋体" w:eastAsia="宋体" w:cs="宋体"/>
+          <w:sz w:val="24"/>
+          <w:szCs w:val="24"/>
+          <w:lang w:val="en-US" w:eastAsia="zh-CN"/>
+        </w:rPr>
+        <w:t>账号，接入agent</w:t>
+      </w:r>
+    </w:p>
+    <w:p>
+      <w:pPr>
+        <w:ind w:firstLine="420" w:firstLineChars="0"/>
+        <w:rPr>
+          <w:rFonts w:hint="default" w:ascii="宋体" w:hAnsi="宋体" w:eastAsia="宋体" w:cs="宋体"/>
+          <w:sz w:val="24"/>
+          <w:szCs w:val="24"/>
+          <w:lang w:val="en-US" w:eastAsia="zh-CN"/>
+        </w:rPr>
+      </w:pPr>
+      <w:r>
+        <w:rPr>
+          <w:rFonts w:hint="eastAsia" w:ascii="宋体" w:hAnsi="宋体" w:eastAsia="宋体" w:cs="宋体"/>
+          <w:sz w:val="24"/>
+          <w:szCs w:val="24"/>
+          <w:lang w:val="en-US" w:eastAsia="zh-CN"/>
+        </w:rPr>
+        <w:t>支持图表，预览，更改，网页，文件</w:t>
+      </w:r>
+    </w:p>
+    <w:p>
+      <w:pPr>
+        <w:rPr>
+          <w:rFonts w:hint="default" w:ascii="宋体" w:hAnsi="宋体" w:eastAsia="宋体" w:cs="宋体"/>
+          <w:sz w:val="24"/>
+          <w:szCs w:val="24"/>
+          <w:lang w:val="en-US" w:eastAsia="zh-CN"/>
+        </w:rPr>
+      </w:pPr>
+    </w:p>
+    <w:p>
+      <w:pPr>
+        <w:rPr>
+          <w:rFonts w:ascii="宋体" w:hAnsi="宋体" w:eastAsia="宋体" w:cs="宋体"/>
+          <w:sz w:val="24"/>
+          <w:szCs w:val="24"/>
+        </w:rPr>
+      </w:pPr>
+      <w:r>
+        <w:rPr>
+          <w:rFonts w:ascii="宋体" w:hAnsi="宋体" w:eastAsia="宋体" w:cs="宋体"/>
+          <w:sz w:val="24"/>
+          <w:szCs w:val="24"/>
+        </w:rPr>
+        <w:fldChar w:fldCharType="begin"/>
+      </w:r>
+      <w:r>
+        <w:rPr>
+          <w:rFonts w:ascii="宋体" w:hAnsi="宋体" w:eastAsia="宋体" w:cs="宋体"/>
+          <w:sz w:val="24"/>
+          <w:szCs w:val="24"/>
+        </w:rPr>
+        <w:instrText xml:space="preserve"> HYPERLINK "https://marketplace.visualstudio.com/items?itemName=vstirbu.vscode-mermaid-preview" </w:instrText>
+      </w:r>
+      <w:r>
+        <w:rPr>
+          <w:rFonts w:ascii="宋体" w:hAnsi="宋体" w:eastAsia="宋体" w:cs="宋体"/>
+          <w:sz w:val="24"/>
+          <w:szCs w:val="24"/>
+        </w:rPr>
+        <w:fldChar w:fldCharType="separate"/>
+      </w:r>
+      <w:r>
+        <w:rPr>
+          <w:rStyle w:val="7"/>
+          <w:rFonts w:ascii="宋体" w:hAnsi="宋体" w:eastAsia="宋体" w:cs="宋体"/>
+          <w:sz w:val="24"/>
+          <w:szCs w:val="24"/>
+        </w:rPr>
+        <w:t>Mermaid 预览 - Visual Studio Marketplace</w:t>
+      </w:r>
+      <w:r>
+        <w:rPr>
+          <w:rFonts w:ascii="宋体" w:hAnsi="宋体" w:eastAsia="宋体" w:cs="宋体"/>
+          <w:sz w:val="24"/>
+          <w:szCs w:val="24"/>
+        </w:rPr>
+        <w:fldChar w:fldCharType="end"/>
+      </w:r>
+    </w:p>
+    <w:p>
+      <w:pPr>
+        <w:rPr>
+          <w:rFonts w:hint="eastAsia" w:ascii="宋体" w:hAnsi="宋体" w:eastAsia="宋体" w:cs="宋体"/>
+          <w:sz w:val="24"/>
+          <w:szCs w:val="24"/>
+        </w:rPr>
+      </w:pPr>
+      <w:r>
+        <w:rPr>
+          <w:rFonts w:hint="eastAsia" w:ascii="宋体" w:hAnsi="宋体" w:eastAsia="宋体" w:cs="宋体"/>
+          <w:sz w:val="24"/>
+          <w:szCs w:val="24"/>
+          <w:lang w:val="en-US" w:eastAsia="zh-CN"/>
+        </w:rPr>
+        <w:t>-</w:t>
+      </w:r>
+      <w:r>
+        <w:rPr>
+          <w:rFonts w:hint="eastAsia" w:ascii="宋体" w:hAnsi="宋体" w:eastAsia="宋体" w:cs="宋体"/>
+          <w:sz w:val="24"/>
+          <w:szCs w:val="24"/>
+        </w:rPr>
+        <w:t>打开一个.mmd 文件，然后在侧边栏直接预览图形</w:t>
+      </w:r>
+    </w:p>
+    <w:p>
+      <w:pPr>
+        <w:ind w:firstLine="420" w:firstLineChars="0"/>
+        <w:rPr>
+          <w:rFonts w:hint="eastAsia" w:ascii="宋体" w:hAnsi="宋体" w:eastAsia="宋体" w:cs="宋体"/>
+          <w:sz w:val="24"/>
+          <w:szCs w:val="24"/>
+        </w:rPr>
+      </w:pPr>
+      <w:r>
+        <w:rPr>
+          <w:rFonts w:hint="eastAsia" w:ascii="宋体" w:hAnsi="宋体" w:eastAsia="宋体" w:cs="宋体"/>
+          <w:sz w:val="24"/>
+          <w:szCs w:val="24"/>
+        </w:rPr>
+        <w:t>块识别</w:t>
+      </w:r>
+      <w:r>
+        <w:rPr>
+          <w:rFonts w:hint="eastAsia" w:ascii="宋体" w:hAnsi="宋体" w:eastAsia="宋体" w:cs="宋体"/>
+          <w:sz w:val="24"/>
+          <w:szCs w:val="24"/>
+          <w:lang w:eastAsia="zh-CN"/>
+        </w:rPr>
+        <w:t>，</w:t>
+      </w:r>
+      <w:r>
+        <w:rPr>
+          <w:rFonts w:hint="eastAsia" w:ascii="宋体" w:hAnsi="宋体" w:eastAsia="宋体" w:cs="宋体"/>
+          <w:sz w:val="24"/>
+          <w:szCs w:val="24"/>
+        </w:rPr>
+        <w:t>高亮</w:t>
+      </w:r>
+      <w:r>
+        <w:rPr>
+          <w:rFonts w:hint="eastAsia" w:ascii="宋体" w:hAnsi="宋体" w:eastAsia="宋体" w:cs="宋体"/>
+          <w:sz w:val="24"/>
+          <w:szCs w:val="24"/>
+          <w:lang w:eastAsia="zh-CN"/>
+        </w:rPr>
+        <w:t>，</w:t>
+      </w:r>
+      <w:r>
+        <w:rPr>
+          <w:rFonts w:hint="eastAsia" w:ascii="宋体" w:hAnsi="宋体" w:eastAsia="宋体" w:cs="宋体"/>
+          <w:sz w:val="24"/>
+          <w:szCs w:val="24"/>
+        </w:rPr>
+        <w:t>单独编辑与预览</w:t>
+      </w:r>
+      <w:r>
+        <w:rPr>
+          <w:rFonts w:hint="eastAsia" w:ascii="宋体" w:hAnsi="宋体" w:eastAsia="宋体" w:cs="宋体"/>
+          <w:sz w:val="24"/>
+          <w:szCs w:val="24"/>
+          <w:lang w:eastAsia="zh-CN"/>
+        </w:rPr>
+        <w:t>，</w:t>
+      </w:r>
+      <w:r>
+        <w:rPr>
+          <w:rFonts w:hint="eastAsia" w:ascii="宋体" w:hAnsi="宋体" w:eastAsia="宋体" w:cs="宋体"/>
+          <w:sz w:val="24"/>
+          <w:szCs w:val="24"/>
+        </w:rPr>
+        <w:t>语法检查</w:t>
+      </w:r>
+    </w:p>
+    <w:p>
+      <w:pPr>
+        <w:rPr>
+          <w:rFonts w:ascii="宋体" w:hAnsi="宋体" w:eastAsia="宋体" w:cs="宋体"/>
+          <w:sz w:val="24"/>
+          <w:szCs w:val="24"/>
+        </w:rPr>
+      </w:pPr>
+    </w:p>
+    <w:p>
+      <w:pPr>
+        <w:rPr>
+          <w:rFonts w:ascii="宋体" w:hAnsi="宋体" w:eastAsia="宋体" w:cs="宋体"/>
+          <w:sz w:val="24"/>
+          <w:szCs w:val="24"/>
+        </w:rPr>
+      </w:pPr>
+      <w:r>
+        <w:rPr>
+          <w:rFonts w:ascii="宋体" w:hAnsi="宋体" w:eastAsia="宋体" w:cs="宋体"/>
+          <w:sz w:val="24"/>
+          <w:szCs w:val="24"/>
+        </w:rPr>
+        <w:fldChar w:fldCharType="begin"/>
+      </w:r>
+      <w:r>
+        <w:rPr>
+          <w:rFonts w:ascii="宋体" w:hAnsi="宋体" w:eastAsia="宋体" w:cs="宋体"/>
+          <w:sz w:val="24"/>
+          <w:szCs w:val="24"/>
+        </w:rPr>
+        <w:instrText xml:space="preserve"> HYPERLINK "https://marketplace.visualstudio.com/items?itemName=bierner.markdown-mermaid" </w:instrText>
+      </w:r>
+      <w:r>
+        <w:rPr>
+          <w:rFonts w:ascii="宋体" w:hAnsi="宋体" w:eastAsia="宋体" w:cs="宋体"/>
+          <w:sz w:val="24"/>
+          <w:szCs w:val="24"/>
+        </w:rPr>
+        <w:fldChar w:fldCharType="separate"/>
+      </w:r>
+      <w:r>
+        <w:rPr>
+          <w:rStyle w:val="7"/>
+          <w:rFonts w:ascii="宋体" w:hAnsi="宋体" w:eastAsia="宋体" w:cs="宋体"/>
+          <w:sz w:val="24"/>
+          <w:szCs w:val="24"/>
+        </w:rPr>
+        <w:t>Markdown 预览美人鱼支持 - Visual Studio Marketplace</w:t>
+      </w:r>
+      <w:r>
+        <w:rPr>
+          <w:rFonts w:ascii="宋体" w:hAnsi="宋体" w:eastAsia="宋体" w:cs="宋体"/>
+          <w:sz w:val="24"/>
+          <w:szCs w:val="24"/>
+        </w:rPr>
+        <w:fldChar w:fldCharType="end"/>
+      </w:r>
+    </w:p>
+    <w:p>
+      <w:pPr>
+        <w:rPr>
+          <w:rFonts w:hint="eastAsia" w:ascii="宋体" w:hAnsi="宋体" w:eastAsia="宋体" w:cs="宋体"/>
+          <w:sz w:val="24"/>
+          <w:szCs w:val="24"/>
+        </w:rPr>
+      </w:pPr>
+      <w:r>
+        <w:rPr>
+          <w:rFonts w:hint="eastAsia" w:ascii="宋体" w:hAnsi="宋体" w:eastAsia="宋体" w:cs="宋体"/>
+          <w:sz w:val="24"/>
+          <w:szCs w:val="24"/>
+          <w:lang w:val="en-US" w:eastAsia="zh-CN"/>
+        </w:rPr>
+        <w:t>-</w:t>
+      </w:r>
+      <w:r>
+        <w:rPr>
+          <w:rFonts w:hint="eastAsia" w:ascii="宋体" w:hAnsi="宋体" w:eastAsia="宋体" w:cs="宋体"/>
+          <w:sz w:val="24"/>
+          <w:szCs w:val="24"/>
+        </w:rPr>
+        <w:t>VS Code 的 Markdown 预览渲染 Mermaid 图</w:t>
+      </w:r>
+    </w:p>
+    <w:p>
+      <w:pPr>
+        <w:ind w:firstLine="420" w:firstLineChars="0"/>
+        <w:rPr>
+          <w:rFonts w:hint="default" w:ascii="宋体" w:hAnsi="宋体" w:eastAsia="宋体" w:cs="宋体"/>
+          <w:sz w:val="24"/>
+          <w:szCs w:val="24"/>
+          <w:lang w:val="en-US" w:eastAsia="zh-CN"/>
+        </w:rPr>
+      </w:pPr>
+      <w:r>
+        <w:rPr>
+          <w:rFonts w:hint="eastAsia" w:ascii="宋体" w:hAnsi="宋体" w:eastAsia="宋体" w:cs="宋体"/>
+          <w:sz w:val="24"/>
+          <w:szCs w:val="24"/>
+          <w:lang w:val="en-US" w:eastAsia="zh-CN"/>
+        </w:rPr>
+        <w:t>移动，缩放</w:t>
+      </w:r>
+    </w:p>
+    <w:p>
+      <w:pPr>
+        <w:rPr>
+          <w:rFonts w:hint="eastAsia" w:ascii="宋体" w:hAnsi="宋体" w:eastAsia="宋体" w:cs="宋体"/>
+          <w:sz w:val="24"/>
+          <w:szCs w:val="24"/>
+        </w:rPr>
+      </w:pPr>
+    </w:p>
+    <w:p>
+      <w:pPr>
+        <w:rPr>
+          <w:rFonts w:hint="eastAsia" w:ascii="宋体" w:hAnsi="宋体" w:eastAsia="宋体" w:cs="宋体"/>
+          <w:sz w:val="24"/>
+          <w:szCs w:val="24"/>
+          <w:lang w:val="en-US" w:eastAsia="zh-CN"/>
+        </w:rPr>
+      </w:pPr>
+      <w:r>
+        <w:rPr>
+          <w:rFonts w:hint="eastAsia" w:ascii="宋体" w:hAnsi="宋体" w:eastAsia="宋体" w:cs="宋体"/>
+          <w:sz w:val="24"/>
+          <w:szCs w:val="24"/>
+          <w:lang w:val="en-US" w:eastAsia="zh-CN"/>
+        </w:rPr>
+        <w:t>官网</w:t>
+      </w:r>
+    </w:p>
+    <w:p>
+      <w:pPr>
+        <w:rPr>
+          <w:rFonts w:ascii="宋体" w:hAnsi="宋体" w:eastAsia="宋体" w:cs="宋体"/>
+          <w:sz w:val="24"/>
+          <w:szCs w:val="24"/>
+        </w:rPr>
+      </w:pPr>
+      <w:r>
+        <w:rPr>
+          <w:rFonts w:ascii="宋体" w:hAnsi="宋体" w:eastAsia="宋体" w:cs="宋体"/>
+          <w:sz w:val="24"/>
+          <w:szCs w:val="24"/>
+        </w:rPr>
+        <w:fldChar w:fldCharType="begin"/>
+      </w:r>
+      <w:r>
+        <w:rPr>
+          <w:rFonts w:ascii="宋体" w:hAnsi="宋体" w:eastAsia="宋体" w:cs="宋体"/>
+          <w:sz w:val="24"/>
+          <w:szCs w:val="24"/>
+        </w:rPr>
+        <w:instrText xml:space="preserve"> HYPERLINK "https://mermaid.js.org/intro/" </w:instrText>
+      </w:r>
+      <w:r>
+        <w:rPr>
+          <w:rFonts w:ascii="宋体" w:hAnsi="宋体" w:eastAsia="宋体" w:cs="宋体"/>
+          <w:sz w:val="24"/>
+          <w:szCs w:val="24"/>
+        </w:rPr>
+        <w:fldChar w:fldCharType="separate"/>
+      </w:r>
+      <w:r>
+        <w:rPr>
+          <w:rStyle w:val="7"/>
+          <w:rFonts w:ascii="宋体" w:hAnsi="宋体" w:eastAsia="宋体" w:cs="宋体"/>
+          <w:sz w:val="24"/>
+          <w:szCs w:val="24"/>
+        </w:rPr>
+        <w:t>关于美人鱼 |美人鱼</w:t>
+      </w:r>
+      <w:r>
+        <w:rPr>
+          <w:rFonts w:ascii="宋体" w:hAnsi="宋体" w:eastAsia="宋体" w:cs="宋体"/>
+          <w:sz w:val="24"/>
+          <w:szCs w:val="24"/>
+        </w:rPr>
+        <w:fldChar w:fldCharType="end"/>
+      </w:r>
+    </w:p>
+    <w:p>
+      <w:pPr>
+        <w:rPr>
+          <w:rFonts w:hint="eastAsia" w:ascii="宋体" w:hAnsi="宋体" w:eastAsia="宋体" w:cs="宋体"/>
+          <w:sz w:val="24"/>
+          <w:szCs w:val="24"/>
+          <w:lang w:val="en-US" w:eastAsia="zh-CN"/>
+        </w:rPr>
+      </w:pPr>
+      <w:r>
+        <w:rPr>
+          <w:rFonts w:hint="eastAsia" w:ascii="宋体" w:hAnsi="宋体" w:eastAsia="宋体" w:cs="宋体"/>
+          <w:sz w:val="24"/>
+          <w:szCs w:val="24"/>
+          <w:lang w:val="en-US" w:eastAsia="zh-CN"/>
+        </w:rPr>
+        <w:t>-支持图表</w:t>
+      </w:r>
+    </w:p>
+    <w:p>
+      <w:pPr>
+        <w:ind w:firstLine="420" w:firstLineChars="0"/>
+        <w:rPr>
+          <w:rFonts w:hint="eastAsia" w:ascii="宋体" w:hAnsi="宋体" w:eastAsia="宋体" w:cs="宋体"/>
+          <w:sz w:val="24"/>
+          <w:szCs w:val="24"/>
+          <w:lang w:val="en-US" w:eastAsia="zh-CN"/>
+        </w:rPr>
+      </w:pPr>
+      <w:r>
+        <w:rPr>
+          <w:rFonts w:hint="eastAsia" w:ascii="宋体" w:hAnsi="宋体" w:eastAsia="宋体" w:cs="宋体"/>
+          <w:sz w:val="24"/>
+          <w:szCs w:val="24"/>
+          <w:lang w:val="en-US" w:eastAsia="zh-CN"/>
+        </w:rPr>
+        <w:t>Flowchart</w:t>
+      </w:r>
+    </w:p>
+    <w:p>
+      <w:pPr>
+        <w:ind w:firstLine="420" w:firstLineChars="0"/>
+        <w:rPr>
+          <w:rFonts w:hint="eastAsia" w:ascii="宋体" w:hAnsi="宋体" w:eastAsia="宋体" w:cs="宋体"/>
+          <w:sz w:val="24"/>
+          <w:szCs w:val="24"/>
+          <w:lang w:val="en-US" w:eastAsia="zh-CN"/>
+        </w:rPr>
+      </w:pPr>
+      <w:r>
+        <w:rPr>
+          <w:rFonts w:hint="eastAsia" w:ascii="宋体" w:hAnsi="宋体" w:eastAsia="宋体" w:cs="宋体"/>
+          <w:sz w:val="24"/>
+          <w:szCs w:val="24"/>
+          <w:lang w:val="en-US" w:eastAsia="zh-CN"/>
+        </w:rPr>
+        <w:t>Sequence Diagram</w:t>
+      </w:r>
+    </w:p>
+    <w:p>
+      <w:pPr>
+        <w:ind w:firstLine="420" w:firstLineChars="0"/>
+        <w:rPr>
+          <w:rFonts w:hint="eastAsia" w:ascii="宋体" w:hAnsi="宋体" w:eastAsia="宋体" w:cs="宋体"/>
+          <w:sz w:val="24"/>
+          <w:szCs w:val="24"/>
+          <w:lang w:val="en-US" w:eastAsia="zh-CN"/>
+        </w:rPr>
+      </w:pPr>
+      <w:r>
+        <w:rPr>
+          <w:rFonts w:hint="eastAsia" w:ascii="宋体" w:hAnsi="宋体" w:eastAsia="宋体" w:cs="宋体"/>
+          <w:sz w:val="24"/>
+          <w:szCs w:val="24"/>
+          <w:lang w:val="en-US" w:eastAsia="zh-CN"/>
+        </w:rPr>
+        <w:t>Class Diagram</w:t>
+      </w:r>
+    </w:p>
+    <w:p>
+      <w:pPr>
+        <w:ind w:firstLine="420" w:firstLineChars="0"/>
+        <w:rPr>
+          <w:rFonts w:hint="eastAsia" w:ascii="宋体" w:hAnsi="宋体" w:eastAsia="宋体" w:cs="宋体"/>
+          <w:sz w:val="24"/>
+          <w:szCs w:val="24"/>
+          <w:lang w:val="en-US" w:eastAsia="zh-CN"/>
+        </w:rPr>
+      </w:pPr>
+      <w:r>
+        <w:rPr>
+          <w:rFonts w:hint="eastAsia" w:ascii="宋体" w:hAnsi="宋体" w:eastAsia="宋体" w:cs="宋体"/>
+          <w:sz w:val="24"/>
+          <w:szCs w:val="24"/>
+          <w:lang w:val="en-US" w:eastAsia="zh-CN"/>
+        </w:rPr>
+        <w:t>State Diagram</w:t>
+      </w:r>
+    </w:p>
+    <w:p>
+      <w:pPr>
+        <w:ind w:firstLine="420" w:firstLineChars="0"/>
+        <w:rPr>
+          <w:rFonts w:hint="eastAsia" w:ascii="宋体" w:hAnsi="宋体" w:eastAsia="宋体" w:cs="宋体"/>
+          <w:sz w:val="24"/>
+          <w:szCs w:val="24"/>
+          <w:lang w:val="en-US" w:eastAsia="zh-CN"/>
+        </w:rPr>
+      </w:pPr>
+      <w:r>
+        <w:rPr>
+          <w:rFonts w:hint="eastAsia" w:ascii="宋体" w:hAnsi="宋体" w:eastAsia="宋体" w:cs="宋体"/>
+          <w:sz w:val="24"/>
+          <w:szCs w:val="24"/>
+          <w:lang w:val="en-US" w:eastAsia="zh-CN"/>
+        </w:rPr>
+        <w:t>Entity Relationship Diagram</w:t>
+      </w:r>
+    </w:p>
+    <w:p>
+      <w:pPr>
+        <w:ind w:firstLine="420" w:firstLineChars="0"/>
+        <w:rPr>
+          <w:rFonts w:hint="eastAsia" w:ascii="宋体" w:hAnsi="宋体" w:eastAsia="宋体" w:cs="宋体"/>
+          <w:sz w:val="24"/>
+          <w:szCs w:val="24"/>
+          <w:lang w:val="en-US" w:eastAsia="zh-CN"/>
+        </w:rPr>
+      </w:pPr>
+      <w:r>
+        <w:rPr>
+          <w:rFonts w:hint="eastAsia" w:ascii="宋体" w:hAnsi="宋体" w:eastAsia="宋体" w:cs="宋体"/>
+          <w:sz w:val="24"/>
+          <w:szCs w:val="24"/>
+          <w:lang w:val="en-US" w:eastAsia="zh-CN"/>
+        </w:rPr>
+        <w:t>User Journey</w:t>
+      </w:r>
+    </w:p>
+    <w:p>
+      <w:pPr>
+        <w:ind w:firstLine="420" w:firstLineChars="0"/>
+        <w:rPr>
+          <w:rFonts w:hint="eastAsia" w:ascii="宋体" w:hAnsi="宋体" w:eastAsia="宋体" w:cs="宋体"/>
+          <w:sz w:val="24"/>
+          <w:szCs w:val="24"/>
+          <w:lang w:val="en-US" w:eastAsia="zh-CN"/>
+        </w:rPr>
+      </w:pPr>
+      <w:r>
+        <w:rPr>
+          <w:rFonts w:hint="eastAsia" w:ascii="宋体" w:hAnsi="宋体" w:eastAsia="宋体" w:cs="宋体"/>
+          <w:sz w:val="24"/>
+          <w:szCs w:val="24"/>
+          <w:lang w:val="en-US" w:eastAsia="zh-CN"/>
+        </w:rPr>
+        <w:t>Gantt</w:t>
+      </w:r>
+    </w:p>
+    <w:p>
+      <w:pPr>
+        <w:ind w:firstLine="420" w:firstLineChars="0"/>
+        <w:rPr>
+          <w:rFonts w:hint="eastAsia" w:ascii="宋体" w:hAnsi="宋体" w:eastAsia="宋体" w:cs="宋体"/>
+          <w:sz w:val="24"/>
+          <w:szCs w:val="24"/>
+          <w:lang w:val="en-US" w:eastAsia="zh-CN"/>
+        </w:rPr>
+      </w:pPr>
+      <w:r>
+        <w:rPr>
+          <w:rFonts w:hint="eastAsia" w:ascii="宋体" w:hAnsi="宋体" w:eastAsia="宋体" w:cs="宋体"/>
+          <w:sz w:val="24"/>
+          <w:szCs w:val="24"/>
+          <w:lang w:val="en-US" w:eastAsia="zh-CN"/>
+        </w:rPr>
+        <w:t>Pie Chart</w:t>
+      </w:r>
+    </w:p>
+    <w:p>
+      <w:pPr>
+        <w:ind w:firstLine="420" w:firstLineChars="0"/>
+        <w:rPr>
+          <w:rFonts w:hint="eastAsia" w:ascii="宋体" w:hAnsi="宋体" w:eastAsia="宋体" w:cs="宋体"/>
+          <w:sz w:val="24"/>
+          <w:szCs w:val="24"/>
+          <w:lang w:val="en-US" w:eastAsia="zh-CN"/>
+        </w:rPr>
+      </w:pPr>
+      <w:r>
+        <w:rPr>
+          <w:rFonts w:hint="eastAsia" w:ascii="宋体" w:hAnsi="宋体" w:eastAsia="宋体" w:cs="宋体"/>
+          <w:sz w:val="24"/>
+          <w:szCs w:val="24"/>
+          <w:lang w:val="en-US" w:eastAsia="zh-CN"/>
+        </w:rPr>
+        <w:t>Quadrant Chart</w:t>
+      </w:r>
+    </w:p>
+    <w:p>
+      <w:pPr>
+        <w:ind w:firstLine="420" w:firstLineChars="0"/>
+        <w:rPr>
+          <w:rFonts w:hint="eastAsia" w:ascii="宋体" w:hAnsi="宋体" w:eastAsia="宋体" w:cs="宋体"/>
+          <w:sz w:val="24"/>
+          <w:szCs w:val="24"/>
+          <w:lang w:val="en-US" w:eastAsia="zh-CN"/>
+        </w:rPr>
+      </w:pPr>
+      <w:r>
+        <w:rPr>
+          <w:rFonts w:hint="eastAsia" w:ascii="宋体" w:hAnsi="宋体" w:eastAsia="宋体" w:cs="宋体"/>
+          <w:sz w:val="24"/>
+          <w:szCs w:val="24"/>
+          <w:lang w:val="en-US" w:eastAsia="zh-CN"/>
+        </w:rPr>
+        <w:t>Requirement Diagram</w:t>
+      </w:r>
+    </w:p>
+    <w:p>
+      <w:pPr>
+        <w:ind w:firstLine="420" w:firstLineChars="0"/>
+        <w:rPr>
+          <w:rFonts w:hint="eastAsia" w:ascii="宋体" w:hAnsi="宋体" w:eastAsia="宋体" w:cs="宋体"/>
+          <w:sz w:val="24"/>
+          <w:szCs w:val="24"/>
+          <w:lang w:val="en-US" w:eastAsia="zh-CN"/>
+        </w:rPr>
+      </w:pPr>
+      <w:r>
+        <w:rPr>
+          <w:rFonts w:hint="eastAsia" w:ascii="宋体" w:hAnsi="宋体" w:eastAsia="宋体" w:cs="宋体"/>
+          <w:sz w:val="24"/>
+          <w:szCs w:val="24"/>
+          <w:lang w:val="en-US" w:eastAsia="zh-CN"/>
+        </w:rPr>
+        <w:t>GitGraph (Git) Diagram</w:t>
+      </w:r>
+    </w:p>
+    <w:p>
+      <w:pPr>
+        <w:ind w:firstLine="420" w:firstLineChars="0"/>
+        <w:rPr>
+          <w:rFonts w:hint="eastAsia" w:ascii="宋体" w:hAnsi="宋体" w:eastAsia="宋体" w:cs="宋体"/>
+          <w:sz w:val="24"/>
+          <w:szCs w:val="24"/>
+          <w:lang w:val="en-US" w:eastAsia="zh-CN"/>
+        </w:rPr>
+      </w:pPr>
+      <w:r>
+        <w:rPr>
+          <w:rFonts w:hint="eastAsia" w:ascii="宋体" w:hAnsi="宋体" w:eastAsia="宋体" w:cs="宋体"/>
+          <w:sz w:val="24"/>
+          <w:szCs w:val="24"/>
+          <w:lang w:val="en-US" w:eastAsia="zh-CN"/>
+        </w:rPr>
+        <w:t xml:space="preserve">C4 Diagram </w:t>
+      </w:r>
+    </w:p>
+    <w:p>
+      <w:pPr>
+        <w:ind w:firstLine="420" w:firstLineChars="0"/>
+        <w:rPr>
+          <w:rFonts w:hint="eastAsia" w:ascii="宋体" w:hAnsi="宋体" w:eastAsia="宋体" w:cs="宋体"/>
+          <w:sz w:val="24"/>
+          <w:szCs w:val="24"/>
+          <w:lang w:val="en-US" w:eastAsia="zh-CN"/>
+        </w:rPr>
+      </w:pPr>
+      <w:r>
+        <w:rPr>
+          <w:rFonts w:hint="eastAsia" w:ascii="宋体" w:hAnsi="宋体" w:eastAsia="宋体" w:cs="宋体"/>
+          <w:sz w:val="24"/>
+          <w:szCs w:val="24"/>
+          <w:lang w:val="en-US" w:eastAsia="zh-CN"/>
+        </w:rPr>
+        <w:t>Mindmaps</w:t>
+      </w:r>
+    </w:p>
+    <w:p>
+      <w:pPr>
+        <w:ind w:firstLine="420" w:firstLineChars="0"/>
+        <w:rPr>
+          <w:rFonts w:hint="eastAsia" w:ascii="宋体" w:hAnsi="宋体" w:eastAsia="宋体" w:cs="宋体"/>
+          <w:sz w:val="24"/>
+          <w:szCs w:val="24"/>
+          <w:lang w:val="en-US" w:eastAsia="zh-CN"/>
+        </w:rPr>
+      </w:pPr>
+      <w:r>
+        <w:rPr>
+          <w:rFonts w:hint="eastAsia" w:ascii="宋体" w:hAnsi="宋体" w:eastAsia="宋体" w:cs="宋体"/>
+          <w:sz w:val="24"/>
+          <w:szCs w:val="24"/>
+          <w:lang w:val="en-US" w:eastAsia="zh-CN"/>
+        </w:rPr>
+        <w:t>Timeline</w:t>
+      </w:r>
+    </w:p>
+    <w:p>
+      <w:pPr>
+        <w:ind w:firstLine="420" w:firstLineChars="0"/>
+        <w:rPr>
+          <w:rFonts w:hint="eastAsia" w:ascii="宋体" w:hAnsi="宋体" w:eastAsia="宋体" w:cs="宋体"/>
+          <w:sz w:val="24"/>
+          <w:szCs w:val="24"/>
+          <w:lang w:val="en-US" w:eastAsia="zh-CN"/>
+        </w:rPr>
+      </w:pPr>
+      <w:r>
+        <w:rPr>
+          <w:rFonts w:hint="eastAsia" w:ascii="宋体" w:hAnsi="宋体" w:eastAsia="宋体" w:cs="宋体"/>
+          <w:sz w:val="24"/>
+          <w:szCs w:val="24"/>
+          <w:lang w:val="en-US" w:eastAsia="zh-CN"/>
+        </w:rPr>
+        <w:t>ZenUML</w:t>
+      </w:r>
+    </w:p>
+    <w:p>
+      <w:pPr>
+        <w:ind w:firstLine="420" w:firstLineChars="0"/>
+        <w:rPr>
+          <w:rFonts w:hint="eastAsia" w:ascii="宋体" w:hAnsi="宋体" w:eastAsia="宋体" w:cs="宋体"/>
+          <w:sz w:val="24"/>
+          <w:szCs w:val="24"/>
+          <w:lang w:val="en-US" w:eastAsia="zh-CN"/>
+        </w:rPr>
+      </w:pPr>
+      <w:r>
+        <w:rPr>
+          <w:rFonts w:hint="eastAsia" w:ascii="宋体" w:hAnsi="宋体" w:eastAsia="宋体" w:cs="宋体"/>
+          <w:sz w:val="24"/>
+          <w:szCs w:val="24"/>
+          <w:lang w:val="en-US" w:eastAsia="zh-CN"/>
+        </w:rPr>
+        <w:t xml:space="preserve">Sankey </w:t>
+      </w:r>
+    </w:p>
+    <w:p>
+      <w:pPr>
+        <w:ind w:firstLine="420" w:firstLineChars="0"/>
+        <w:rPr>
+          <w:rFonts w:hint="eastAsia" w:ascii="宋体" w:hAnsi="宋体" w:eastAsia="宋体" w:cs="宋体"/>
+          <w:sz w:val="24"/>
+          <w:szCs w:val="24"/>
+          <w:lang w:val="en-US" w:eastAsia="zh-CN"/>
+        </w:rPr>
+      </w:pPr>
+      <w:r>
+        <w:rPr>
+          <w:rFonts w:hint="eastAsia" w:ascii="宋体" w:hAnsi="宋体" w:eastAsia="宋体" w:cs="宋体"/>
+          <w:sz w:val="24"/>
+          <w:szCs w:val="24"/>
+          <w:lang w:val="en-US" w:eastAsia="zh-CN"/>
+        </w:rPr>
+        <w:t xml:space="preserve">XY Chart </w:t>
+      </w:r>
+    </w:p>
+    <w:p>
+      <w:pPr>
+        <w:ind w:firstLine="420" w:firstLineChars="0"/>
+        <w:rPr>
+          <w:rFonts w:hint="eastAsia" w:ascii="宋体" w:hAnsi="宋体" w:eastAsia="宋体" w:cs="宋体"/>
+          <w:sz w:val="24"/>
+          <w:szCs w:val="24"/>
+          <w:lang w:val="en-US" w:eastAsia="zh-CN"/>
+        </w:rPr>
+      </w:pPr>
+      <w:r>
+        <w:rPr>
+          <w:rFonts w:hint="eastAsia" w:ascii="宋体" w:hAnsi="宋体" w:eastAsia="宋体" w:cs="宋体"/>
+          <w:sz w:val="24"/>
+          <w:szCs w:val="24"/>
+          <w:lang w:val="en-US" w:eastAsia="zh-CN"/>
+        </w:rPr>
+        <w:t xml:space="preserve">Block Diagram </w:t>
+      </w:r>
+    </w:p>
+    <w:p>
+      <w:pPr>
+        <w:ind w:firstLine="420" w:firstLineChars="0"/>
+        <w:rPr>
+          <w:rFonts w:hint="eastAsia" w:ascii="宋体" w:hAnsi="宋体" w:eastAsia="宋体" w:cs="宋体"/>
+          <w:sz w:val="24"/>
+          <w:szCs w:val="24"/>
+          <w:lang w:val="en-US" w:eastAsia="zh-CN"/>
+        </w:rPr>
+      </w:pPr>
+      <w:r>
+        <w:rPr>
+          <w:rFonts w:hint="eastAsia" w:ascii="宋体" w:hAnsi="宋体" w:eastAsia="宋体" w:cs="宋体"/>
+          <w:sz w:val="24"/>
+          <w:szCs w:val="24"/>
+          <w:lang w:val="en-US" w:eastAsia="zh-CN"/>
+        </w:rPr>
+        <w:t xml:space="preserve">Packet </w:t>
+      </w:r>
+    </w:p>
+    <w:p>
+      <w:pPr>
+        <w:ind w:firstLine="420" w:firstLineChars="0"/>
+        <w:rPr>
+          <w:rFonts w:hint="eastAsia" w:ascii="宋体" w:hAnsi="宋体" w:eastAsia="宋体" w:cs="宋体"/>
+          <w:sz w:val="24"/>
+          <w:szCs w:val="24"/>
+          <w:lang w:val="en-US" w:eastAsia="zh-CN"/>
+        </w:rPr>
+      </w:pPr>
+      <w:r>
+        <w:rPr>
+          <w:rFonts w:hint="eastAsia" w:ascii="宋体" w:hAnsi="宋体" w:eastAsia="宋体" w:cs="宋体"/>
+          <w:sz w:val="24"/>
+          <w:szCs w:val="24"/>
+          <w:lang w:val="en-US" w:eastAsia="zh-CN"/>
+        </w:rPr>
+        <w:t xml:space="preserve">Kanban </w:t>
+      </w:r>
+    </w:p>
+    <w:p>
+      <w:pPr>
+        <w:ind w:firstLine="420" w:firstLineChars="0"/>
+        <w:rPr>
+          <w:rFonts w:hint="eastAsia" w:ascii="宋体" w:hAnsi="宋体" w:eastAsia="宋体" w:cs="宋体"/>
+          <w:sz w:val="24"/>
+          <w:szCs w:val="24"/>
+          <w:lang w:val="en-US" w:eastAsia="zh-CN"/>
+        </w:rPr>
+      </w:pPr>
+      <w:r>
+        <w:rPr>
+          <w:rFonts w:hint="eastAsia" w:ascii="宋体" w:hAnsi="宋体" w:eastAsia="宋体" w:cs="宋体"/>
+          <w:sz w:val="24"/>
+          <w:szCs w:val="24"/>
+          <w:lang w:val="en-US" w:eastAsia="zh-CN"/>
+        </w:rPr>
+        <w:t xml:space="preserve">Architecture </w:t>
+      </w:r>
+    </w:p>
+    <w:p>
+      <w:pPr>
+        <w:ind w:firstLine="420" w:firstLineChars="0"/>
+        <w:rPr>
+          <w:rFonts w:hint="eastAsia" w:ascii="宋体" w:hAnsi="宋体" w:eastAsia="宋体" w:cs="宋体"/>
+          <w:sz w:val="24"/>
+          <w:szCs w:val="24"/>
+          <w:lang w:val="en-US" w:eastAsia="zh-CN"/>
+        </w:rPr>
+      </w:pPr>
+      <w:r>
+        <w:rPr>
+          <w:rFonts w:hint="eastAsia" w:ascii="宋体" w:hAnsi="宋体" w:eastAsia="宋体" w:cs="宋体"/>
+          <w:sz w:val="24"/>
+          <w:szCs w:val="24"/>
+          <w:lang w:val="en-US" w:eastAsia="zh-CN"/>
+        </w:rPr>
+        <w:t xml:space="preserve">Radar </w:t>
+      </w:r>
+    </w:p>
+    <w:p>
+      <w:pPr>
+        <w:ind w:firstLine="420" w:firstLineChars="0"/>
+        <w:rPr>
+          <w:rFonts w:hint="eastAsia" w:ascii="宋体" w:hAnsi="宋体" w:eastAsia="宋体" w:cs="宋体"/>
+          <w:sz w:val="24"/>
+          <w:szCs w:val="24"/>
+          <w:lang w:val="en-US" w:eastAsia="zh-CN"/>
+        </w:rPr>
+      </w:pPr>
+      <w:r>
+        <w:rPr>
+          <w:rFonts w:hint="eastAsia" w:ascii="宋体" w:hAnsi="宋体" w:eastAsia="宋体" w:cs="宋体"/>
+          <w:sz w:val="24"/>
+          <w:szCs w:val="24"/>
+          <w:lang w:val="en-US" w:eastAsia="zh-CN"/>
+        </w:rPr>
+        <w:t xml:space="preserve">Event Modeling </w:t>
+      </w:r>
+    </w:p>
+    <w:p>
+      <w:pPr>
+        <w:ind w:firstLine="420" w:firstLineChars="0"/>
+        <w:rPr>
+          <w:rFonts w:hint="eastAsia" w:ascii="宋体" w:hAnsi="宋体" w:eastAsia="宋体" w:cs="宋体"/>
+          <w:sz w:val="24"/>
+          <w:szCs w:val="24"/>
+          <w:lang w:val="en-US" w:eastAsia="zh-CN"/>
+        </w:rPr>
+      </w:pPr>
+      <w:r>
+        <w:rPr>
+          <w:rFonts w:hint="eastAsia" w:ascii="宋体" w:hAnsi="宋体" w:eastAsia="宋体" w:cs="宋体"/>
+          <w:sz w:val="24"/>
+          <w:szCs w:val="24"/>
+          <w:lang w:val="en-US" w:eastAsia="zh-CN"/>
+        </w:rPr>
+        <w:t xml:space="preserve">Treemap </w:t>
+      </w:r>
+    </w:p>
+    <w:p>
+      <w:pPr>
+        <w:ind w:firstLine="420" w:firstLineChars="0"/>
+        <w:rPr>
+          <w:rFonts w:hint="eastAsia" w:ascii="宋体" w:hAnsi="宋体" w:eastAsia="宋体" w:cs="宋体"/>
+          <w:sz w:val="24"/>
+          <w:szCs w:val="24"/>
+          <w:lang w:val="en-US" w:eastAsia="zh-CN"/>
+        </w:rPr>
+      </w:pPr>
+      <w:r>
+        <w:rPr>
+          <w:rFonts w:hint="eastAsia" w:ascii="宋体" w:hAnsi="宋体" w:eastAsia="宋体" w:cs="宋体"/>
+          <w:sz w:val="24"/>
+          <w:szCs w:val="24"/>
+          <w:lang w:val="en-US" w:eastAsia="zh-CN"/>
+        </w:rPr>
+        <w:t xml:space="preserve">Venn </w:t>
+      </w:r>
+    </w:p>
+    <w:p>
+      <w:pPr>
+        <w:ind w:firstLine="420" w:firstLineChars="0"/>
+        <w:rPr>
+          <w:rFonts w:hint="eastAsia" w:ascii="宋体" w:hAnsi="宋体" w:eastAsia="宋体" w:cs="宋体"/>
+          <w:sz w:val="24"/>
+          <w:szCs w:val="24"/>
+          <w:lang w:val="en-US" w:eastAsia="zh-CN"/>
+        </w:rPr>
+      </w:pPr>
+      <w:r>
+        <w:rPr>
+          <w:rFonts w:hint="eastAsia" w:ascii="宋体" w:hAnsi="宋体" w:eastAsia="宋体" w:cs="宋体"/>
+          <w:sz w:val="24"/>
+          <w:szCs w:val="24"/>
+          <w:lang w:val="en-US" w:eastAsia="zh-CN"/>
+        </w:rPr>
+        <w:t xml:space="preserve">Ishikawa </w:t>
+      </w:r>
+    </w:p>
+    <w:p>
+      <w:pPr>
+        <w:ind w:firstLine="420" w:firstLineChars="0"/>
+        <w:rPr>
+          <w:rFonts w:hint="eastAsia" w:ascii="宋体" w:hAnsi="宋体" w:eastAsia="宋体" w:cs="宋体"/>
+          <w:sz w:val="24"/>
+          <w:szCs w:val="24"/>
+          <w:lang w:val="en-US" w:eastAsia="zh-CN"/>
+        </w:rPr>
+      </w:pPr>
+      <w:r>
+        <w:rPr>
+          <w:rFonts w:hint="eastAsia" w:ascii="宋体" w:hAnsi="宋体" w:eastAsia="宋体" w:cs="宋体"/>
+          <w:sz w:val="24"/>
+          <w:szCs w:val="24"/>
+          <w:lang w:val="en-US" w:eastAsia="zh-CN"/>
+        </w:rPr>
+        <w:t xml:space="preserve">Wardley </w:t>
+      </w:r>
+    </w:p>
+    <w:p>
+      <w:pPr>
+        <w:ind w:firstLine="420" w:firstLineChars="0"/>
+        <w:rPr>
+          <w:rFonts w:hint="eastAsia" w:ascii="宋体" w:hAnsi="宋体" w:eastAsia="宋体" w:cs="宋体"/>
+          <w:sz w:val="24"/>
+          <w:szCs w:val="24"/>
+          <w:lang w:val="en-US" w:eastAsia="zh-CN"/>
+        </w:rPr>
+      </w:pPr>
+      <w:r>
+        <w:rPr>
+          <w:rFonts w:hint="eastAsia" w:ascii="宋体" w:hAnsi="宋体" w:eastAsia="宋体" w:cs="宋体"/>
+          <w:sz w:val="24"/>
+          <w:szCs w:val="24"/>
+          <w:lang w:val="en-US" w:eastAsia="zh-CN"/>
+        </w:rPr>
+        <w:t xml:space="preserve">TreeView </w:t>
+      </w:r>
+    </w:p>
+    <w:p>
+      <w:pPr>
+        <w:rPr>
+          <w:rFonts w:hint="eastAsia" w:ascii="宋体" w:hAnsi="宋体" w:eastAsia="宋体" w:cs="宋体"/>
+          <w:sz w:val="24"/>
+          <w:szCs w:val="24"/>
+          <w:lang w:val="en-US" w:eastAsia="zh-CN"/>
+        </w:rPr>
+      </w:pPr>
+      <w:r>
+        <w:rPr>
+          <w:rFonts w:hint="eastAsia" w:ascii="宋体" w:hAnsi="宋体" w:eastAsia="宋体" w:cs="宋体"/>
+          <w:sz w:val="24"/>
+          <w:szCs w:val="24"/>
+          <w:lang w:val="en-US" w:eastAsia="zh-CN"/>
+        </w:rPr>
+        <w:br w:type="page"/>
+      </w:r>
+    </w:p>
+    <w:p>
+      <w:pPr>
+        <w:rPr>
+          <w:rFonts w:hint="eastAsia" w:ascii="宋体" w:hAnsi="宋体" w:eastAsia="宋体" w:cs="宋体"/>
+          <w:sz w:val="24"/>
+          <w:szCs w:val="24"/>
+          <w:lang w:val="en-US" w:eastAsia="zh-CN"/>
+        </w:rPr>
+      </w:pPr>
     </w:p>
     <w:p>
       <w:pPr>
@@ -27042,303 +28231,625 @@
       <w:pPr>
         <w:ind w:left="420" w:leftChars="0" w:firstLine="420" w:firstLineChars="0"/>
         <w:rPr>
-          <w:rFonts w:hint="default" w:ascii="宋体" w:hAnsi="宋体" w:eastAsia="宋体" w:cs="宋体"/>
-          <w:sz w:val="24"/>
-          <w:szCs w:val="24"/>
-          <w:lang w:val="en-US" w:eastAsia="zh-CN"/>
-        </w:rPr>
-      </w:pPr>
-      <w:r>
-        <w:rPr>
-          <w:rFonts w:hint="eastAsia" w:ascii="宋体" w:hAnsi="宋体" w:eastAsia="宋体" w:cs="宋体"/>
-          <w:sz w:val="24"/>
-          <w:szCs w:val="24"/>
-          <w:lang w:val="en-US" w:eastAsia="zh-CN"/>
-        </w:rPr>
-        <w:t>要么新建好文件夹（本地库名）初始化.git，添加远程拉取同步</w:t>
+          <w:rFonts w:hint="eastAsia" w:ascii="宋体" w:hAnsi="宋体" w:eastAsia="宋体" w:cs="宋体"/>
+          <w:sz w:val="24"/>
+          <w:szCs w:val="24"/>
+          <w:lang w:val="en-US" w:eastAsia="zh-CN"/>
+        </w:rPr>
+      </w:pPr>
+      <w:r>
+        <w:rPr>
+          <w:rFonts w:hint="eastAsia" w:ascii="宋体" w:hAnsi="宋体" w:eastAsia="宋体" w:cs="宋体"/>
+          <w:sz w:val="24"/>
+          <w:szCs w:val="24"/>
+          <w:lang w:val="en-US" w:eastAsia="zh-CN"/>
+        </w:rPr>
+        <w:t>要么新建好文件夹（本地库名）初始化.git，添加远程切走分支！</w:t>
+      </w:r>
+    </w:p>
+    <w:p>
+      <w:pPr>
+        <w:ind w:left="420" w:leftChars="0" w:firstLine="420" w:firstLineChars="0"/>
+        <w:rPr>
+          <w:rFonts w:hint="default" w:ascii="宋体" w:hAnsi="宋体" w:eastAsia="宋体" w:cs="宋体"/>
+          <w:sz w:val="24"/>
+          <w:szCs w:val="24"/>
+          <w:lang w:val="en-US" w:eastAsia="zh-CN"/>
+        </w:rPr>
+      </w:pPr>
+      <w:r>
+        <w:rPr>
+          <w:rFonts w:hint="eastAsia" w:ascii="宋体" w:hAnsi="宋体" w:eastAsia="宋体" w:cs="宋体"/>
+          <w:sz w:val="24"/>
+          <w:szCs w:val="24"/>
+          <w:lang w:val="en-US" w:eastAsia="zh-CN"/>
+        </w:rPr>
+        <w:t>打开远程库，创建代码空间/新的本地克隆</w:t>
+      </w:r>
+    </w:p>
+    <w:p>
+      <w:pPr>
+        <w:rPr>
+          <w:rFonts w:hint="default" w:ascii="宋体" w:hAnsi="宋体" w:eastAsia="宋体" w:cs="宋体"/>
+          <w:sz w:val="24"/>
+          <w:szCs w:val="24"/>
+          <w:lang w:val="en-US" w:eastAsia="zh-CN"/>
+        </w:rPr>
+      </w:pPr>
+    </w:p>
+    <w:p>
+      <w:pPr>
+        <w:rPr>
+          <w:rFonts w:hint="default" w:ascii="宋体" w:hAnsi="宋体" w:eastAsia="宋体" w:cs="宋体"/>
+          <w:sz w:val="24"/>
+          <w:szCs w:val="24"/>
+          <w:lang w:val="en-US" w:eastAsia="zh-CN"/>
+        </w:rPr>
+      </w:pPr>
+      <w:r>
+        <w:rPr>
+          <w:rFonts w:hint="eastAsia" w:ascii="宋体" w:hAnsi="宋体" w:eastAsia="宋体" w:cs="宋体"/>
+          <w:sz w:val="24"/>
+          <w:szCs w:val="24"/>
+          <w:lang w:val="en-US" w:eastAsia="zh-CN"/>
+        </w:rPr>
+        <w:t>上传奶瓶机版本0？（暂存电源板）</w:t>
+      </w:r>
+    </w:p>
+    <w:p>
+      <w:pPr>
+        <w:ind w:firstLine="420" w:firstLineChars="0"/>
+        <w:rPr>
+          <w:rFonts w:hint="eastAsia" w:ascii="宋体" w:hAnsi="宋体" w:eastAsia="宋体" w:cs="宋体"/>
+          <w:sz w:val="24"/>
+          <w:szCs w:val="24"/>
+          <w:lang w:val="en-US" w:eastAsia="zh-CN"/>
+        </w:rPr>
+      </w:pPr>
+      <w:r>
+        <w:rPr>
+          <w:rFonts w:hint="eastAsia" w:ascii="宋体" w:hAnsi="宋体" w:eastAsia="宋体" w:cs="宋体"/>
+          <w:sz w:val="24"/>
+          <w:szCs w:val="24"/>
+          <w:lang w:val="en-US" w:eastAsia="zh-CN"/>
+        </w:rPr>
+        <w:t>keil工程衍生文件忽略（*.lst/*.obj/*.）！</w:t>
+      </w:r>
+    </w:p>
+    <w:p>
+      <w:pPr>
+        <w:ind w:firstLine="420" w:firstLineChars="0"/>
+        <w:rPr>
+          <w:rFonts w:hint="eastAsia" w:ascii="宋体" w:hAnsi="宋体" w:eastAsia="宋体" w:cs="宋体"/>
+          <w:sz w:val="24"/>
+          <w:szCs w:val="24"/>
+          <w:lang w:val="en-US" w:eastAsia="zh-CN"/>
+        </w:rPr>
+      </w:pPr>
+      <w:r>
+        <w:rPr>
+          <w:rFonts w:hint="eastAsia" w:ascii="宋体" w:hAnsi="宋体" w:eastAsia="宋体" w:cs="宋体"/>
+          <w:sz w:val="24"/>
+          <w:szCs w:val="24"/>
+          <w:lang w:val="en-US" w:eastAsia="zh-CN"/>
+        </w:rPr>
+        <w:t>本地仓库直接发布到github等价操作？</w:t>
+      </w:r>
+    </w:p>
+    <w:p>
+      <w:pPr>
+        <w:ind w:left="420" w:leftChars="0" w:firstLine="420" w:firstLineChars="0"/>
+        <w:rPr>
+          <w:rFonts w:hint="eastAsia" w:ascii="宋体" w:hAnsi="宋体" w:eastAsia="宋体" w:cs="宋体"/>
+          <w:sz w:val="24"/>
+          <w:szCs w:val="24"/>
+          <w:lang w:val="en-US" w:eastAsia="zh-CN"/>
+        </w:rPr>
+      </w:pPr>
+      <w:r>
+        <w:rPr>
+          <w:rFonts w:ascii="宋体" w:hAnsi="宋体" w:eastAsia="宋体" w:cs="宋体"/>
+          <w:sz w:val="24"/>
+          <w:szCs w:val="24"/>
+        </w:rPr>
+        <w:fldChar w:fldCharType="begin"/>
+      </w:r>
+      <w:r>
+        <w:rPr>
+          <w:rFonts w:ascii="宋体" w:hAnsi="宋体" w:eastAsia="宋体" w:cs="宋体"/>
+          <w:sz w:val="24"/>
+          <w:szCs w:val="24"/>
+        </w:rPr>
+        <w:instrText xml:space="preserve"> HYPERLINK "https://www.cnblogs.com/PeanutInMay/p/18800056" </w:instrText>
+      </w:r>
+      <w:r>
+        <w:rPr>
+          <w:rFonts w:ascii="宋体" w:hAnsi="宋体" w:eastAsia="宋体" w:cs="宋体"/>
+          <w:sz w:val="24"/>
+          <w:szCs w:val="24"/>
+        </w:rPr>
+        <w:fldChar w:fldCharType="separate"/>
+      </w:r>
+      <w:r>
+        <w:rPr>
+          <w:rStyle w:val="7"/>
+          <w:rFonts w:ascii="宋体" w:hAnsi="宋体" w:eastAsia="宋体" w:cs="宋体"/>
+          <w:sz w:val="24"/>
+          <w:szCs w:val="24"/>
+        </w:rPr>
+        <w:t>利用vscode简单发布本地项目到Github - -摩尔根的果蝇- - 博客园</w:t>
+      </w:r>
+      <w:r>
+        <w:rPr>
+          <w:rFonts w:ascii="宋体" w:hAnsi="宋体" w:eastAsia="宋体" w:cs="宋体"/>
+          <w:sz w:val="24"/>
+          <w:szCs w:val="24"/>
+        </w:rPr>
+        <w:fldChar w:fldCharType="end"/>
+      </w:r>
+    </w:p>
+    <w:p>
+      <w:pPr>
+        <w:ind w:left="420" w:leftChars="0" w:firstLine="420" w:firstLineChars="0"/>
+        <w:rPr>
+          <w:rFonts w:hint="eastAsia" w:ascii="宋体" w:hAnsi="宋体" w:eastAsia="宋体" w:cs="宋体"/>
+          <w:sz w:val="24"/>
+          <w:szCs w:val="24"/>
+          <w:lang w:val="en-US" w:eastAsia="zh-CN"/>
+        </w:rPr>
+      </w:pPr>
+      <w:r>
+        <w:rPr>
+          <w:rFonts w:hint="eastAsia" w:ascii="宋体" w:hAnsi="宋体" w:eastAsia="宋体" w:cs="宋体"/>
+          <w:sz w:val="24"/>
+          <w:szCs w:val="24"/>
+          <w:lang w:val="en-US" w:eastAsia="zh-CN"/>
+        </w:rPr>
+        <w:t>本地-&gt;远程发布（本地&lt;-&gt;远程重置关系/本地&lt;-远程添加已有）</w:t>
+      </w:r>
+    </w:p>
+    <w:p>
+      <w:pPr>
+        <w:ind w:left="420" w:leftChars="0" w:firstLine="420" w:firstLineChars="0"/>
+        <w:rPr>
+          <w:rFonts w:hint="eastAsia" w:ascii="宋体" w:hAnsi="宋体" w:eastAsia="宋体" w:cs="宋体"/>
+          <w:sz w:val="24"/>
+          <w:szCs w:val="24"/>
+          <w:lang w:val="en-US" w:eastAsia="zh-CN"/>
+        </w:rPr>
+      </w:pPr>
+      <w:r>
+        <w:rPr>
+          <w:rFonts w:hint="eastAsia" w:ascii="宋体" w:hAnsi="宋体" w:eastAsia="宋体" w:cs="宋体"/>
+          <w:sz w:val="24"/>
+          <w:szCs w:val="24"/>
+          <w:lang w:val="en-US" w:eastAsia="zh-CN"/>
+        </w:rPr>
+        <w:t>确认或</w:t>
+      </w:r>
+      <w:r>
+        <w:rPr>
+          <w:rFonts w:hint="eastAsia" w:ascii="宋体" w:hAnsi="宋体" w:eastAsia="宋体" w:cs="宋体"/>
+          <w:b/>
+          <w:bCs/>
+          <w:sz w:val="24"/>
+          <w:szCs w:val="24"/>
+          <w:lang w:val="en-US" w:eastAsia="zh-CN"/>
+        </w:rPr>
+        <w:t>调整名称</w:t>
+      </w:r>
+      <w:r>
+        <w:rPr>
+          <w:rFonts w:hint="eastAsia" w:ascii="宋体" w:hAnsi="宋体" w:eastAsia="宋体" w:cs="宋体"/>
+          <w:sz w:val="24"/>
+          <w:szCs w:val="24"/>
+          <w:lang w:val="en-US" w:eastAsia="zh-CN"/>
+        </w:rPr>
+        <w:t>/发布到公共或私有库</w:t>
+      </w:r>
+    </w:p>
+    <w:p>
+      <w:pPr>
+        <w:ind w:left="840" w:leftChars="0" w:firstLine="420" w:firstLineChars="0"/>
+        <w:rPr>
+          <w:rFonts w:hint="default" w:ascii="宋体" w:hAnsi="宋体" w:eastAsia="宋体" w:cs="宋体"/>
+          <w:sz w:val="24"/>
+          <w:szCs w:val="24"/>
+          <w:lang w:val="en-US" w:eastAsia="zh-CN"/>
+        </w:rPr>
+      </w:pPr>
+      <w:r>
+        <w:rPr>
+          <w:rFonts w:hint="eastAsia" w:ascii="宋体" w:hAnsi="宋体" w:eastAsia="宋体" w:cs="宋体"/>
+          <w:sz w:val="24"/>
+          <w:szCs w:val="24"/>
+          <w:lang w:val="en-US" w:eastAsia="zh-CN"/>
+        </w:rPr>
+        <w:t>等价于？</w:t>
+      </w:r>
+    </w:p>
+    <w:p>
+      <w:pPr>
+        <w:ind w:left="840" w:leftChars="0" w:firstLine="420" w:firstLineChars="0"/>
+        <w:rPr>
+          <w:rFonts w:hint="default" w:ascii="宋体" w:hAnsi="宋体" w:eastAsia="宋体" w:cs="宋体"/>
+          <w:sz w:val="24"/>
+          <w:szCs w:val="24"/>
+          <w:lang w:val="en-US" w:eastAsia="zh-CN"/>
+        </w:rPr>
+      </w:pPr>
+      <w:r>
+        <w:rPr>
+          <w:rFonts w:hint="default" w:ascii="宋体" w:hAnsi="宋体" w:eastAsia="宋体" w:cs="宋体"/>
+          <w:sz w:val="24"/>
+          <w:szCs w:val="24"/>
+          <w:lang w:val="en-US" w:eastAsia="zh-CN"/>
+        </w:rPr>
+        <w:t>git remote add orgin https://github.com/名字/项目名字.git</w:t>
+      </w:r>
+    </w:p>
+    <w:p>
+      <w:pPr>
+        <w:ind w:left="840" w:leftChars="0" w:firstLine="420" w:firstLineChars="0"/>
+        <w:rPr>
+          <w:rFonts w:hint="default" w:ascii="宋体" w:hAnsi="宋体" w:eastAsia="宋体" w:cs="宋体"/>
+          <w:sz w:val="24"/>
+          <w:szCs w:val="24"/>
+          <w:lang w:val="en-US" w:eastAsia="zh-CN"/>
+        </w:rPr>
+      </w:pPr>
+      <w:r>
+        <w:rPr>
+          <w:rFonts w:hint="default" w:ascii="宋体" w:hAnsi="宋体" w:eastAsia="宋体" w:cs="宋体"/>
+          <w:sz w:val="24"/>
+          <w:szCs w:val="24"/>
+          <w:lang w:val="en-US" w:eastAsia="zh-CN"/>
+        </w:rPr>
+        <w:t xml:space="preserve">git push -u origin main </w:t>
+      </w:r>
+    </w:p>
+    <w:p>
+      <w:pPr>
+        <w:ind w:left="840" w:leftChars="0" w:firstLine="420" w:firstLineChars="0"/>
+        <w:rPr>
+          <w:rFonts w:hint="eastAsia" w:ascii="宋体" w:hAnsi="宋体" w:eastAsia="宋体" w:cs="宋体"/>
+          <w:sz w:val="24"/>
+          <w:szCs w:val="24"/>
+          <w:lang w:val="en-US" w:eastAsia="zh-CN"/>
+        </w:rPr>
+      </w:pPr>
+      <w:r>
+        <w:rPr>
+          <w:rFonts w:hint="default" w:ascii="宋体" w:hAnsi="宋体" w:eastAsia="宋体" w:cs="宋体"/>
+          <w:sz w:val="24"/>
+          <w:szCs w:val="24"/>
+          <w:lang w:val="en-US" w:eastAsia="zh-CN"/>
+        </w:rPr>
+        <w:t>但远程未创建</w:t>
+      </w:r>
+      <w:r>
+        <w:rPr>
+          <w:rFonts w:hint="eastAsia" w:ascii="宋体" w:hAnsi="宋体" w:eastAsia="宋体" w:cs="宋体"/>
+          <w:sz w:val="24"/>
+          <w:szCs w:val="24"/>
+          <w:lang w:val="en-US" w:eastAsia="zh-CN"/>
+        </w:rPr>
+        <w:t>？</w:t>
+      </w:r>
+      <w:r>
+        <w:rPr>
+          <w:rFonts w:hint="default" w:ascii="宋体" w:hAnsi="宋体" w:eastAsia="宋体" w:cs="宋体"/>
+          <w:sz w:val="24"/>
+          <w:szCs w:val="24"/>
+          <w:lang w:val="en-US" w:eastAsia="zh-CN"/>
+        </w:rPr>
+        <w:t>写入设置但找不到</w:t>
+      </w:r>
+      <w:r>
+        <w:rPr>
+          <w:rFonts w:hint="eastAsia" w:ascii="宋体" w:hAnsi="宋体" w:eastAsia="宋体" w:cs="宋体"/>
+          <w:sz w:val="24"/>
+          <w:szCs w:val="24"/>
+          <w:lang w:val="en-US" w:eastAsia="zh-CN"/>
+        </w:rPr>
+        <w:t>？</w:t>
+      </w:r>
+      <w:r>
+        <w:rPr>
+          <w:rFonts w:hint="default" w:ascii="宋体" w:hAnsi="宋体" w:eastAsia="宋体" w:cs="宋体"/>
+          <w:sz w:val="24"/>
+          <w:szCs w:val="24"/>
+          <w:lang w:val="en-US" w:eastAsia="zh-CN"/>
+        </w:rPr>
+        <w:t>删除并提交一次</w:t>
+      </w:r>
+      <w:r>
+        <w:rPr>
+          <w:rFonts w:hint="eastAsia" w:ascii="宋体" w:hAnsi="宋体" w:eastAsia="宋体" w:cs="宋体"/>
+          <w:sz w:val="24"/>
+          <w:szCs w:val="24"/>
+          <w:lang w:val="en-US" w:eastAsia="zh-CN"/>
+        </w:rPr>
+        <w:t>才能</w:t>
+      </w:r>
+      <w:r>
+        <w:rPr>
+          <w:rFonts w:hint="default" w:ascii="宋体" w:hAnsi="宋体" w:eastAsia="宋体" w:cs="宋体"/>
+          <w:sz w:val="24"/>
+          <w:szCs w:val="24"/>
+          <w:lang w:val="en-US" w:eastAsia="zh-CN"/>
+        </w:rPr>
+        <w:t>发布</w:t>
+      </w:r>
+      <w:r>
+        <w:rPr>
+          <w:rFonts w:hint="eastAsia" w:ascii="宋体" w:hAnsi="宋体" w:eastAsia="宋体" w:cs="宋体"/>
+          <w:sz w:val="24"/>
+          <w:szCs w:val="24"/>
+          <w:lang w:val="en-US" w:eastAsia="zh-CN"/>
+        </w:rPr>
+        <w:t>？</w:t>
+      </w:r>
+    </w:p>
+    <w:p>
+      <w:pPr>
+        <w:ind w:left="420" w:leftChars="0" w:firstLine="420" w:firstLineChars="0"/>
+        <w:rPr>
+          <w:rFonts w:hint="default" w:ascii="宋体" w:hAnsi="宋体" w:eastAsia="宋体" w:cs="宋体"/>
+          <w:sz w:val="24"/>
+          <w:szCs w:val="24"/>
+          <w:lang w:val="en-US" w:eastAsia="zh-CN"/>
+        </w:rPr>
+      </w:pPr>
+      <w:r>
+        <w:rPr>
+          <w:rFonts w:hint="default" w:ascii="宋体" w:hAnsi="宋体" w:eastAsia="宋体" w:cs="宋体"/>
+          <w:sz w:val="24"/>
+          <w:szCs w:val="24"/>
+          <w:lang w:val="en-US" w:eastAsia="zh-CN"/>
+        </w:rPr>
+        <w:t>发布/添加/删除均可从vscodeUI连接github读取库名与操作！</w:t>
+      </w:r>
+    </w:p>
+    <w:p>
+      <w:pPr>
+        <w:ind w:firstLine="420" w:firstLineChars="0"/>
+        <w:rPr>
+          <w:rFonts w:hint="eastAsia" w:ascii="宋体" w:hAnsi="宋体" w:eastAsia="宋体" w:cs="宋体"/>
+          <w:sz w:val="24"/>
+          <w:szCs w:val="24"/>
+          <w:lang w:val="en-US" w:eastAsia="zh-CN"/>
+        </w:rPr>
+      </w:pPr>
+      <w:r>
+        <w:rPr>
+          <w:rFonts w:hint="eastAsia" w:ascii="宋体" w:hAnsi="宋体" w:eastAsia="宋体" w:cs="宋体"/>
+          <w:sz w:val="24"/>
+          <w:szCs w:val="24"/>
+          <w:lang w:val="en-US" w:eastAsia="zh-CN"/>
+        </w:rPr>
+        <w:t>新库手动添加md文件提交呈现/空远程库（无提交/分支）提示！</w:t>
+      </w:r>
+    </w:p>
+    <w:p>
+      <w:pPr>
+        <w:ind w:firstLine="420" w:firstLineChars="0"/>
+        <w:rPr>
+          <w:rFonts w:hint="eastAsia" w:ascii="宋体" w:hAnsi="宋体" w:eastAsia="宋体" w:cs="宋体"/>
+          <w:sz w:val="24"/>
+          <w:szCs w:val="24"/>
+          <w:lang w:val="en-US" w:eastAsia="zh-CN"/>
+        </w:rPr>
+      </w:pPr>
+      <w:r>
+        <w:rPr>
+          <w:rFonts w:hint="eastAsia" w:ascii="宋体" w:hAnsi="宋体" w:eastAsia="宋体" w:cs="宋体"/>
+          <w:sz w:val="24"/>
+          <w:szCs w:val="24"/>
+          <w:lang w:val="en-US" w:eastAsia="zh-CN"/>
+        </w:rPr>
+        <w:t>新增文件太多，SCM以树显示（.git/.vscode/.giti）！</w:t>
+      </w:r>
+    </w:p>
+    <w:p>
+      <w:pPr>
+        <w:ind w:firstLine="420" w:firstLineChars="0"/>
+        <w:rPr>
+          <w:rFonts w:hint="default" w:ascii="宋体" w:hAnsi="宋体" w:eastAsia="宋体" w:cs="宋体"/>
+          <w:sz w:val="24"/>
+          <w:szCs w:val="24"/>
+          <w:lang w:val="en-US" w:eastAsia="zh-CN"/>
+        </w:rPr>
+      </w:pPr>
+      <w:r>
+        <w:rPr>
+          <w:rFonts w:hint="default" w:ascii="宋体" w:hAnsi="宋体" w:eastAsia="宋体" w:cs="宋体"/>
+          <w:sz w:val="24"/>
+          <w:szCs w:val="24"/>
+          <w:lang w:val="en-US" w:eastAsia="zh-CN"/>
+        </w:rPr>
+        <w:t>存储文件根据目录</w:t>
+      </w:r>
+      <w:r>
+        <w:rPr>
+          <w:rFonts w:hint="eastAsia" w:ascii="宋体" w:hAnsi="宋体" w:eastAsia="宋体" w:cs="宋体"/>
+          <w:sz w:val="24"/>
+          <w:szCs w:val="24"/>
+          <w:lang w:val="en-US" w:eastAsia="zh-CN"/>
+        </w:rPr>
+        <w:t>审核</w:t>
+      </w:r>
+      <w:r>
+        <w:rPr>
+          <w:rFonts w:hint="default" w:ascii="宋体" w:hAnsi="宋体" w:eastAsia="宋体" w:cs="宋体"/>
+          <w:sz w:val="24"/>
+          <w:szCs w:val="24"/>
+          <w:lang w:val="en-US" w:eastAsia="zh-CN"/>
+        </w:rPr>
+        <w:t>清理</w:t>
+      </w:r>
+      <w:r>
+        <w:rPr>
+          <w:rFonts w:hint="eastAsia" w:ascii="宋体" w:hAnsi="宋体" w:eastAsia="宋体" w:cs="宋体"/>
+          <w:sz w:val="24"/>
+          <w:szCs w:val="24"/>
+          <w:lang w:val="en-US" w:eastAsia="zh-CN"/>
+        </w:rPr>
+        <w:t>（例程/功能/显驱/参考）</w:t>
+      </w:r>
+      <w:r>
+        <w:rPr>
+          <w:rFonts w:hint="default" w:ascii="宋体" w:hAnsi="宋体" w:eastAsia="宋体" w:cs="宋体"/>
+          <w:sz w:val="24"/>
+          <w:szCs w:val="24"/>
+          <w:lang w:val="en-US" w:eastAsia="zh-CN"/>
+        </w:rPr>
+        <w:t>！</w:t>
+      </w:r>
+    </w:p>
+    <w:p>
+      <w:pPr>
+        <w:ind w:firstLine="420" w:firstLineChars="0"/>
+        <w:rPr>
+          <w:rFonts w:hint="eastAsia" w:ascii="宋体" w:hAnsi="宋体" w:eastAsia="宋体" w:cs="宋体"/>
+          <w:sz w:val="24"/>
+          <w:szCs w:val="24"/>
+          <w:lang w:val="en-US" w:eastAsia="zh-CN"/>
+        </w:rPr>
+      </w:pPr>
+      <w:r>
+        <w:rPr>
+          <w:rFonts w:hint="eastAsia" w:ascii="宋体" w:hAnsi="宋体" w:eastAsia="宋体" w:cs="宋体"/>
+          <w:sz w:val="24"/>
+          <w:szCs w:val="24"/>
+          <w:lang w:val="en-US" w:eastAsia="zh-CN"/>
+        </w:rPr>
+        <w:t>解决路径问题（文件组成/编译原理/项目结构）！</w:t>
+      </w:r>
+    </w:p>
+    <w:p>
+      <w:pPr>
+        <w:ind w:firstLine="420" w:firstLineChars="0"/>
+        <w:rPr>
+          <w:rFonts w:hint="eastAsia" w:ascii="宋体" w:hAnsi="宋体" w:eastAsia="宋体" w:cs="宋体"/>
+          <w:sz w:val="24"/>
+          <w:szCs w:val="24"/>
+          <w:lang w:val="en-US" w:eastAsia="zh-CN"/>
+        </w:rPr>
+      </w:pPr>
+      <w:r>
+        <w:rPr>
+          <w:rFonts w:hint="eastAsia" w:ascii="宋体" w:hAnsi="宋体" w:eastAsia="宋体" w:cs="宋体"/>
+          <w:sz w:val="24"/>
+          <w:szCs w:val="24"/>
+          <w:lang w:val="en-US" w:eastAsia="zh-CN"/>
+        </w:rPr>
+        <w:t>PS. keil替代EIDE？重复文件未调用占用？</w:t>
+      </w:r>
+    </w:p>
+    <w:p>
+      <w:pPr>
+        <w:ind w:firstLine="420" w:firstLineChars="0"/>
+        <w:rPr>
+          <w:rFonts w:hint="default" w:ascii="宋体" w:hAnsi="宋体" w:eastAsia="宋体" w:cs="宋体"/>
+          <w:sz w:val="24"/>
+          <w:szCs w:val="24"/>
+          <w:lang w:val="en-US" w:eastAsia="zh-CN"/>
+        </w:rPr>
+      </w:pPr>
+      <w:r>
+        <w:rPr>
+          <w:rFonts w:hint="eastAsia" w:ascii="宋体" w:hAnsi="宋体" w:eastAsia="宋体" w:cs="宋体"/>
+          <w:sz w:val="24"/>
+          <w:szCs w:val="24"/>
+          <w:lang w:val="en-US" w:eastAsia="zh-CN"/>
+        </w:rPr>
+        <w:t>工作区与keil工程插件冲突？</w:t>
+      </w:r>
+      <w:r>
+        <w:rPr>
+          <w:rFonts w:hint="default" w:ascii="宋体" w:hAnsi="宋体" w:eastAsia="宋体" w:cs="宋体"/>
+          <w:sz w:val="24"/>
+          <w:szCs w:val="24"/>
+          <w:lang w:val="en-US" w:eastAsia="zh-CN"/>
+        </w:rPr>
+        <w:br w:type="page"/>
+      </w:r>
+    </w:p>
+    <w:p>
+      <w:pPr>
+        <w:rPr>
+          <w:rFonts w:hint="default" w:ascii="宋体" w:hAnsi="宋体" w:eastAsia="宋体" w:cs="宋体"/>
+          <w:b/>
+          <w:bCs/>
+          <w:sz w:val="24"/>
+          <w:szCs w:val="24"/>
+          <w:lang w:val="en-US" w:eastAsia="zh-CN"/>
+        </w:rPr>
+      </w:pPr>
+      <w:r>
+        <w:rPr>
+          <w:rFonts w:hint="default" w:ascii="宋体" w:hAnsi="宋体" w:eastAsia="宋体" w:cs="宋体"/>
+          <w:b/>
+          <w:bCs/>
+          <w:sz w:val="24"/>
+          <w:szCs w:val="24"/>
+          <w:lang w:val="en-US" w:eastAsia="zh-CN"/>
+        </w:rPr>
+        <w:t>2026062</w:t>
+      </w:r>
+      <w:r>
+        <w:rPr>
+          <w:rFonts w:hint="eastAsia" w:ascii="宋体" w:hAnsi="宋体" w:eastAsia="宋体" w:cs="宋体"/>
+          <w:b/>
+          <w:bCs/>
+          <w:sz w:val="24"/>
+          <w:szCs w:val="24"/>
+          <w:lang w:val="en-US" w:eastAsia="zh-CN"/>
+        </w:rPr>
+        <w:t>5-20260626</w:t>
       </w:r>
       <w:bookmarkStart w:id="0" w:name="_GoBack"/>
       <w:bookmarkEnd w:id="0"/>
       <w:r>
         <w:rPr>
-          <w:rFonts w:hint="eastAsia" w:ascii="宋体" w:hAnsi="宋体" w:eastAsia="宋体" w:cs="宋体"/>
-          <w:sz w:val="24"/>
-          <w:szCs w:val="24"/>
-          <w:lang w:val="en-US" w:eastAsia="zh-CN"/>
-        </w:rPr>
-        <w:t>！</w:t>
-      </w:r>
-    </w:p>
-    <w:p>
-      <w:pPr>
-        <w:ind w:left="420" w:leftChars="0" w:firstLine="420" w:firstLineChars="0"/>
-        <w:rPr>
-          <w:rFonts w:hint="default" w:ascii="宋体" w:hAnsi="宋体" w:eastAsia="宋体" w:cs="宋体"/>
-          <w:sz w:val="24"/>
-          <w:szCs w:val="24"/>
-          <w:lang w:val="en-US" w:eastAsia="zh-CN"/>
-        </w:rPr>
-      </w:pPr>
-    </w:p>
-    <w:p>
-      <w:pPr>
-        <w:rPr>
-          <w:rFonts w:hint="default" w:ascii="宋体" w:hAnsi="宋体" w:eastAsia="宋体" w:cs="宋体"/>
-          <w:sz w:val="24"/>
-          <w:szCs w:val="24"/>
-          <w:lang w:val="en-US" w:eastAsia="zh-CN"/>
-        </w:rPr>
-      </w:pPr>
-    </w:p>
-    <w:p>
-      <w:pPr>
-        <w:rPr>
-          <w:rFonts w:hint="default" w:ascii="宋体" w:hAnsi="宋体" w:eastAsia="宋体" w:cs="宋体"/>
-          <w:sz w:val="24"/>
-          <w:szCs w:val="24"/>
-          <w:lang w:val="en-US" w:eastAsia="zh-CN"/>
-        </w:rPr>
-      </w:pPr>
-      <w:r>
-        <w:rPr>
-          <w:rFonts w:hint="eastAsia" w:ascii="宋体" w:hAnsi="宋体" w:eastAsia="宋体" w:cs="宋体"/>
-          <w:sz w:val="24"/>
-          <w:szCs w:val="24"/>
-          <w:lang w:val="en-US" w:eastAsia="zh-CN"/>
-        </w:rPr>
-        <w:t>上传奶瓶机版本0？</w:t>
-      </w:r>
-    </w:p>
-    <w:p>
-      <w:pPr>
-        <w:ind w:firstLine="420" w:firstLineChars="0"/>
-        <w:rPr>
-          <w:rFonts w:hint="eastAsia" w:ascii="宋体" w:hAnsi="宋体" w:eastAsia="宋体" w:cs="宋体"/>
-          <w:sz w:val="24"/>
-          <w:szCs w:val="24"/>
-          <w:lang w:val="en-US" w:eastAsia="zh-CN"/>
-        </w:rPr>
-      </w:pPr>
-      <w:r>
-        <w:rPr>
-          <w:rFonts w:hint="eastAsia" w:ascii="宋体" w:hAnsi="宋体" w:eastAsia="宋体" w:cs="宋体"/>
-          <w:sz w:val="24"/>
-          <w:szCs w:val="24"/>
-          <w:lang w:val="en-US" w:eastAsia="zh-CN"/>
-        </w:rPr>
-        <w:t>keil工程衍生文件忽略（*.lst/*.obj/*.）！</w:t>
-      </w:r>
-    </w:p>
-    <w:p>
-      <w:pPr>
-        <w:ind w:firstLine="420" w:firstLineChars="0"/>
-        <w:rPr>
-          <w:rFonts w:hint="eastAsia" w:ascii="宋体" w:hAnsi="宋体" w:eastAsia="宋体" w:cs="宋体"/>
-          <w:sz w:val="24"/>
-          <w:szCs w:val="24"/>
-          <w:lang w:val="en-US" w:eastAsia="zh-CN"/>
-        </w:rPr>
-      </w:pPr>
-      <w:r>
-        <w:rPr>
-          <w:rFonts w:hint="eastAsia" w:ascii="宋体" w:hAnsi="宋体" w:eastAsia="宋体" w:cs="宋体"/>
-          <w:sz w:val="24"/>
-          <w:szCs w:val="24"/>
-          <w:lang w:val="en-US" w:eastAsia="zh-CN"/>
-        </w:rPr>
-        <w:t>本地仓库直接发布到github等价操作？</w:t>
-      </w:r>
-    </w:p>
-    <w:p>
-      <w:pPr>
-        <w:ind w:left="420" w:leftChars="0" w:firstLine="420" w:firstLineChars="0"/>
-        <w:rPr>
-          <w:rFonts w:hint="eastAsia" w:ascii="宋体" w:hAnsi="宋体" w:eastAsia="宋体" w:cs="宋体"/>
-          <w:sz w:val="24"/>
-          <w:szCs w:val="24"/>
-          <w:lang w:val="en-US" w:eastAsia="zh-CN"/>
-        </w:rPr>
-      </w:pPr>
-      <w:r>
-        <w:rPr>
-          <w:rFonts w:ascii="宋体" w:hAnsi="宋体" w:eastAsia="宋体" w:cs="宋体"/>
-          <w:sz w:val="24"/>
-          <w:szCs w:val="24"/>
-        </w:rPr>
-        <w:fldChar w:fldCharType="begin"/>
-      </w:r>
-      <w:r>
-        <w:rPr>
-          <w:rFonts w:ascii="宋体" w:hAnsi="宋体" w:eastAsia="宋体" w:cs="宋体"/>
-          <w:sz w:val="24"/>
-          <w:szCs w:val="24"/>
-        </w:rPr>
-        <w:instrText xml:space="preserve"> HYPERLINK "https://www.cnblogs.com/PeanutInMay/p/18800056" </w:instrText>
-      </w:r>
-      <w:r>
-        <w:rPr>
-          <w:rFonts w:ascii="宋体" w:hAnsi="宋体" w:eastAsia="宋体" w:cs="宋体"/>
-          <w:sz w:val="24"/>
-          <w:szCs w:val="24"/>
-        </w:rPr>
-        <w:fldChar w:fldCharType="separate"/>
-      </w:r>
-      <w:r>
-        <w:rPr>
-          <w:rStyle w:val="7"/>
-          <w:rFonts w:ascii="宋体" w:hAnsi="宋体" w:eastAsia="宋体" w:cs="宋体"/>
-          <w:sz w:val="24"/>
-          <w:szCs w:val="24"/>
-        </w:rPr>
-        <w:t>利用vscode简单发布本地项目到Github - -摩尔根的果蝇- - 博客园</w:t>
-      </w:r>
-      <w:r>
-        <w:rPr>
-          <w:rFonts w:ascii="宋体" w:hAnsi="宋体" w:eastAsia="宋体" w:cs="宋体"/>
-          <w:sz w:val="24"/>
-          <w:szCs w:val="24"/>
-        </w:rPr>
-        <w:fldChar w:fldCharType="end"/>
-      </w:r>
-    </w:p>
-    <w:p>
-      <w:pPr>
-        <w:ind w:left="420" w:leftChars="0" w:firstLine="420" w:firstLineChars="0"/>
-        <w:rPr>
-          <w:rFonts w:hint="eastAsia" w:ascii="宋体" w:hAnsi="宋体" w:eastAsia="宋体" w:cs="宋体"/>
-          <w:sz w:val="24"/>
-          <w:szCs w:val="24"/>
-          <w:lang w:val="en-US" w:eastAsia="zh-CN"/>
-        </w:rPr>
-      </w:pPr>
-      <w:r>
-        <w:rPr>
-          <w:rFonts w:hint="eastAsia" w:ascii="宋体" w:hAnsi="宋体" w:eastAsia="宋体" w:cs="宋体"/>
-          <w:sz w:val="24"/>
-          <w:szCs w:val="24"/>
-          <w:lang w:val="en-US" w:eastAsia="zh-CN"/>
-        </w:rPr>
-        <w:t>本地-&gt;远程发布（本地&lt;-&gt;远程重置关系/本地&lt;-远程添加已有）</w:t>
-      </w:r>
-    </w:p>
-    <w:p>
-      <w:pPr>
-        <w:ind w:left="420" w:leftChars="0" w:firstLine="420" w:firstLineChars="0"/>
-        <w:rPr>
-          <w:rFonts w:hint="eastAsia" w:ascii="宋体" w:hAnsi="宋体" w:eastAsia="宋体" w:cs="宋体"/>
-          <w:sz w:val="24"/>
-          <w:szCs w:val="24"/>
-          <w:lang w:val="en-US" w:eastAsia="zh-CN"/>
-        </w:rPr>
-      </w:pPr>
-      <w:r>
-        <w:rPr>
-          <w:rFonts w:hint="eastAsia" w:ascii="宋体" w:hAnsi="宋体" w:eastAsia="宋体" w:cs="宋体"/>
-          <w:sz w:val="24"/>
-          <w:szCs w:val="24"/>
-          <w:lang w:val="en-US" w:eastAsia="zh-CN"/>
-        </w:rPr>
-        <w:t>确认或</w:t>
-      </w:r>
-      <w:r>
-        <w:rPr>
-          <w:rFonts w:hint="eastAsia" w:ascii="宋体" w:hAnsi="宋体" w:eastAsia="宋体" w:cs="宋体"/>
+          <w:rFonts w:hint="default" w:ascii="宋体" w:hAnsi="宋体" w:eastAsia="宋体" w:cs="宋体"/>
           <w:b/>
           <w:bCs/>
           <w:sz w:val="24"/>
           <w:szCs w:val="24"/>
           <w:lang w:val="en-US" w:eastAsia="zh-CN"/>
         </w:rPr>
-        <w:t>调整名称</w:t>
-      </w:r>
-      <w:r>
-        <w:rPr>
-          <w:rFonts w:hint="eastAsia" w:ascii="宋体" w:hAnsi="宋体" w:eastAsia="宋体" w:cs="宋体"/>
-          <w:sz w:val="24"/>
-          <w:szCs w:val="24"/>
-          <w:lang w:val="en-US" w:eastAsia="zh-CN"/>
-        </w:rPr>
-        <w:t>/发布到公共或私有库</w:t>
-      </w:r>
-    </w:p>
-    <w:p>
-      <w:pPr>
-        <w:ind w:left="840" w:leftChars="0" w:firstLine="420" w:firstLineChars="0"/>
-        <w:rPr>
-          <w:rFonts w:hint="default" w:ascii="宋体" w:hAnsi="宋体" w:eastAsia="宋体" w:cs="宋体"/>
-          <w:sz w:val="24"/>
-          <w:szCs w:val="24"/>
-          <w:lang w:val="en-US" w:eastAsia="zh-CN"/>
-        </w:rPr>
-      </w:pPr>
-      <w:r>
-        <w:rPr>
-          <w:rFonts w:hint="eastAsia" w:ascii="宋体" w:hAnsi="宋体" w:eastAsia="宋体" w:cs="宋体"/>
-          <w:sz w:val="24"/>
-          <w:szCs w:val="24"/>
-          <w:lang w:val="en-US" w:eastAsia="zh-CN"/>
-        </w:rPr>
-        <w:t>等价于？</w:t>
-      </w:r>
-    </w:p>
-    <w:p>
-      <w:pPr>
-        <w:ind w:left="840" w:leftChars="0" w:firstLine="420" w:firstLineChars="0"/>
-        <w:rPr>
-          <w:rFonts w:hint="default" w:ascii="宋体" w:hAnsi="宋体" w:eastAsia="宋体" w:cs="宋体"/>
-          <w:sz w:val="24"/>
-          <w:szCs w:val="24"/>
-          <w:lang w:val="en-US" w:eastAsia="zh-CN"/>
-        </w:rPr>
-      </w:pPr>
-      <w:r>
-        <w:rPr>
-          <w:rFonts w:hint="default" w:ascii="宋体" w:hAnsi="宋体" w:eastAsia="宋体" w:cs="宋体"/>
-          <w:sz w:val="24"/>
-          <w:szCs w:val="24"/>
-          <w:lang w:val="en-US" w:eastAsia="zh-CN"/>
-        </w:rPr>
-        <w:t>git remote add orgin https://github.com/名字/项目名字.git</w:t>
-      </w:r>
-    </w:p>
-    <w:p>
-      <w:pPr>
-        <w:ind w:left="840" w:leftChars="0" w:firstLine="420" w:firstLineChars="0"/>
-        <w:rPr>
-          <w:rFonts w:hint="default" w:ascii="宋体" w:hAnsi="宋体" w:eastAsia="宋体" w:cs="宋体"/>
-          <w:sz w:val="24"/>
-          <w:szCs w:val="24"/>
-          <w:lang w:val="en-US" w:eastAsia="zh-CN"/>
-        </w:rPr>
-      </w:pPr>
-      <w:r>
-        <w:rPr>
-          <w:rFonts w:hint="default" w:ascii="宋体" w:hAnsi="宋体" w:eastAsia="宋体" w:cs="宋体"/>
-          <w:sz w:val="24"/>
-          <w:szCs w:val="24"/>
-          <w:lang w:val="en-US" w:eastAsia="zh-CN"/>
-        </w:rPr>
-        <w:t xml:space="preserve">git push -u origin main </w:t>
-      </w:r>
-    </w:p>
-    <w:p>
-      <w:pPr>
-        <w:ind w:left="840" w:leftChars="0" w:firstLine="420" w:firstLineChars="0"/>
-        <w:rPr>
-          <w:rFonts w:hint="eastAsia" w:ascii="宋体" w:hAnsi="宋体" w:eastAsia="宋体" w:cs="宋体"/>
-          <w:sz w:val="24"/>
-          <w:szCs w:val="24"/>
-          <w:lang w:val="en-US" w:eastAsia="zh-CN"/>
-        </w:rPr>
-      </w:pPr>
-      <w:r>
-        <w:rPr>
-          <w:rFonts w:hint="default" w:ascii="宋体" w:hAnsi="宋体" w:eastAsia="宋体" w:cs="宋体"/>
-          <w:sz w:val="24"/>
-          <w:szCs w:val="24"/>
-          <w:lang w:val="en-US" w:eastAsia="zh-CN"/>
-        </w:rPr>
-        <w:t>但远程未创建</w:t>
+        <w:t>未归纳</w:t>
+      </w:r>
+    </w:p>
+    <w:p>
+      <w:pPr>
+        <w:rPr>
+          <w:rFonts w:hint="default" w:ascii="宋体" w:hAnsi="宋体" w:eastAsia="宋体" w:cs="宋体"/>
+          <w:sz w:val="24"/>
+          <w:szCs w:val="24"/>
+          <w:lang w:val="en-US" w:eastAsia="zh-CN"/>
+        </w:rPr>
+      </w:pPr>
+    </w:p>
+    <w:p>
+      <w:pPr>
+        <w:rPr>
+          <w:rFonts w:hint="eastAsia" w:ascii="宋体" w:hAnsi="宋体" w:eastAsia="宋体" w:cs="宋体"/>
+          <w:sz w:val="24"/>
+          <w:szCs w:val="24"/>
+          <w:lang w:val="en-US" w:eastAsia="zh-CN"/>
+        </w:rPr>
+      </w:pPr>
+      <w:r>
+        <w:rPr>
+          <w:rFonts w:hint="default" w:ascii="宋体" w:hAnsi="宋体" w:eastAsia="宋体" w:cs="宋体"/>
+          <w:sz w:val="24"/>
+          <w:szCs w:val="24"/>
+          <w:lang w:val="en-US" w:eastAsia="zh-CN"/>
+        </w:rPr>
+        <w:t>CLI上下文解释未使用功能模块代码</w:t>
       </w:r>
       <w:r>
         <w:rPr>
@@ -27349,257 +28860,383 @@
         </w:rPr>
         <w:t>？</w:t>
       </w:r>
-      <w:r>
-        <w:rPr>
-          <w:rFonts w:hint="default" w:ascii="宋体" w:hAnsi="宋体" w:eastAsia="宋体" w:cs="宋体"/>
-          <w:sz w:val="24"/>
-          <w:szCs w:val="24"/>
-          <w:lang w:val="en-US" w:eastAsia="zh-CN"/>
-        </w:rPr>
-        <w:t>写入设置但找不到</w:t>
-      </w:r>
-      <w:r>
-        <w:rPr>
-          <w:rFonts w:hint="eastAsia" w:ascii="宋体" w:hAnsi="宋体" w:eastAsia="宋体" w:cs="宋体"/>
-          <w:sz w:val="24"/>
-          <w:szCs w:val="24"/>
-          <w:lang w:val="en-US" w:eastAsia="zh-CN"/>
-        </w:rPr>
-        <w:t>？</w:t>
-      </w:r>
-      <w:r>
-        <w:rPr>
-          <w:rFonts w:hint="default" w:ascii="宋体" w:hAnsi="宋体" w:eastAsia="宋体" w:cs="宋体"/>
-          <w:sz w:val="24"/>
-          <w:szCs w:val="24"/>
-          <w:lang w:val="en-US" w:eastAsia="zh-CN"/>
-        </w:rPr>
-        <w:t>删除并提交一次</w:t>
-      </w:r>
-      <w:r>
-        <w:rPr>
-          <w:rFonts w:hint="eastAsia" w:ascii="宋体" w:hAnsi="宋体" w:eastAsia="宋体" w:cs="宋体"/>
-          <w:sz w:val="24"/>
-          <w:szCs w:val="24"/>
-          <w:lang w:val="en-US" w:eastAsia="zh-CN"/>
-        </w:rPr>
-        <w:t>才能</w:t>
-      </w:r>
-      <w:r>
-        <w:rPr>
-          <w:rFonts w:hint="default" w:ascii="宋体" w:hAnsi="宋体" w:eastAsia="宋体" w:cs="宋体"/>
-          <w:sz w:val="24"/>
-          <w:szCs w:val="24"/>
-          <w:lang w:val="en-US" w:eastAsia="zh-CN"/>
-        </w:rPr>
-        <w:t>发布</w:t>
-      </w:r>
-      <w:r>
-        <w:rPr>
-          <w:rFonts w:hint="eastAsia" w:ascii="宋体" w:hAnsi="宋体" w:eastAsia="宋体" w:cs="宋体"/>
-          <w:sz w:val="24"/>
-          <w:szCs w:val="24"/>
-          <w:lang w:val="en-US" w:eastAsia="zh-CN"/>
-        </w:rPr>
-        <w:t>？</w:t>
+    </w:p>
+    <w:p>
+      <w:pPr>
+        <w:ind w:firstLine="420" w:firstLineChars="0"/>
+        <w:rPr>
+          <w:rFonts w:hint="default" w:ascii="宋体" w:hAnsi="宋体" w:eastAsia="宋体" w:cs="宋体"/>
+          <w:sz w:val="24"/>
+          <w:szCs w:val="24"/>
+          <w:lang w:val="en-US" w:eastAsia="zh-CN"/>
+        </w:rPr>
+      </w:pPr>
+      <w:r>
+        <w:rPr>
+          <w:rFonts w:hint="eastAsia" w:ascii="宋体" w:hAnsi="宋体" w:eastAsia="宋体" w:cs="宋体"/>
+          <w:sz w:val="24"/>
+          <w:szCs w:val="24"/>
+          <w:lang w:val="en-US" w:eastAsia="zh-CN"/>
+        </w:rPr>
+        <w:t>上下文：会话（当前文档/片段-复选/定死），编辑器内悬浮（重写）</w:t>
+      </w:r>
+    </w:p>
+    <w:p>
+      <w:pPr>
+        <w:ind w:firstLine="420" w:firstLineChars="0"/>
+        <w:rPr>
+          <w:rFonts w:hint="eastAsia" w:ascii="宋体" w:hAnsi="宋体" w:eastAsia="宋体" w:cs="宋体"/>
+          <w:sz w:val="24"/>
+          <w:szCs w:val="24"/>
+          <w:lang w:val="en-US" w:eastAsia="zh-CN"/>
+        </w:rPr>
+      </w:pPr>
+      <w:r>
+        <w:rPr>
+          <w:rFonts w:hint="eastAsia" w:ascii="宋体" w:hAnsi="宋体" w:eastAsia="宋体" w:cs="宋体"/>
+          <w:sz w:val="24"/>
+          <w:szCs w:val="24"/>
+          <w:lang w:val="en-US" w:eastAsia="zh-CN"/>
+        </w:rPr>
+        <w:t>分析方向：</w:t>
+      </w:r>
+      <w:r>
+        <w:rPr>
+          <w:rFonts w:hint="default" w:ascii="宋体" w:hAnsi="宋体" w:eastAsia="宋体" w:cs="宋体"/>
+          <w:sz w:val="24"/>
+          <w:szCs w:val="24"/>
+          <w:lang w:val="en-US" w:eastAsia="zh-CN"/>
+        </w:rPr>
+        <w:t>数据结构/工作流程/重构</w:t>
+      </w:r>
+      <w:r>
+        <w:rPr>
+          <w:rFonts w:hint="eastAsia" w:ascii="宋体" w:hAnsi="宋体" w:eastAsia="宋体" w:cs="宋体"/>
+          <w:sz w:val="24"/>
+          <w:szCs w:val="24"/>
+          <w:lang w:val="en-US" w:eastAsia="zh-CN"/>
+        </w:rPr>
+        <w:t>逻辑/辅助解析</w:t>
+      </w:r>
+    </w:p>
+    <w:p>
+      <w:pPr>
+        <w:ind w:firstLine="420" w:firstLineChars="0"/>
+        <w:rPr>
+          <w:rFonts w:hint="default" w:ascii="宋体" w:hAnsi="宋体" w:eastAsia="宋体" w:cs="宋体"/>
+          <w:sz w:val="24"/>
+          <w:szCs w:val="24"/>
+          <w:lang w:val="en-US" w:eastAsia="zh-CN"/>
+        </w:rPr>
+      </w:pPr>
+      <w:r>
+        <w:rPr>
+          <w:rFonts w:hint="eastAsia" w:ascii="宋体" w:hAnsi="宋体" w:eastAsia="宋体" w:cs="宋体"/>
+          <w:sz w:val="24"/>
+          <w:szCs w:val="24"/>
+          <w:lang w:val="en-US" w:eastAsia="zh-CN"/>
+        </w:rPr>
+        <w:t>弹出：</w:t>
+      </w:r>
+      <w:r>
+        <w:rPr>
+          <w:rFonts w:hint="default" w:ascii="宋体" w:hAnsi="宋体" w:eastAsia="宋体" w:cs="宋体"/>
+          <w:sz w:val="24"/>
+          <w:szCs w:val="24"/>
+          <w:lang w:val="en-US" w:eastAsia="zh-CN"/>
+        </w:rPr>
+        <w:t>启动mcp/指令与提示/思考过程/fork还原点</w:t>
+      </w:r>
+    </w:p>
+    <w:p>
+      <w:pPr>
+        <w:ind w:firstLine="420" w:firstLineChars="0"/>
+        <w:rPr>
+          <w:rFonts w:hint="default" w:ascii="宋体" w:hAnsi="宋体" w:eastAsia="宋体" w:cs="宋体"/>
+          <w:sz w:val="24"/>
+          <w:szCs w:val="24"/>
+          <w:lang w:val="en-US" w:eastAsia="zh-CN"/>
+        </w:rPr>
+      </w:pPr>
+      <w:r>
+        <w:rPr>
+          <w:rFonts w:hint="default" w:ascii="宋体" w:hAnsi="宋体" w:eastAsia="宋体" w:cs="宋体"/>
+          <w:sz w:val="24"/>
+          <w:szCs w:val="24"/>
+          <w:lang w:val="en-US" w:eastAsia="zh-CN"/>
+        </w:rPr>
+        <w:t>操作：图示生成！</w:t>
+      </w:r>
+    </w:p>
+    <w:p>
+      <w:pPr>
+        <w:ind w:firstLine="420" w:firstLineChars="0"/>
+        <w:rPr>
+          <w:rFonts w:hint="default" w:ascii="宋体" w:hAnsi="宋体" w:eastAsia="宋体" w:cs="宋体"/>
+          <w:sz w:val="24"/>
+          <w:szCs w:val="24"/>
+          <w:lang w:val="en-US" w:eastAsia="zh-CN"/>
+        </w:rPr>
+      </w:pPr>
+      <w:r>
+        <w:rPr>
+          <w:rFonts w:hint="default" w:ascii="宋体" w:hAnsi="宋体" w:eastAsia="宋体" w:cs="宋体"/>
+          <w:sz w:val="24"/>
+          <w:szCs w:val="24"/>
+          <w:lang w:val="en-US" w:eastAsia="zh-CN"/>
+        </w:rPr>
+        <w:t>操作：将以上回复与思考过程写入readme，生成markdown格式存入目录</w:t>
+      </w:r>
+      <w:r>
+        <w:rPr>
+          <w:rFonts w:hint="eastAsia" w:ascii="宋体" w:hAnsi="宋体" w:eastAsia="宋体" w:cs="宋体"/>
+          <w:sz w:val="24"/>
+          <w:szCs w:val="24"/>
+          <w:lang w:val="en-US" w:eastAsia="zh-CN"/>
+        </w:rPr>
+        <w:t>！</w:t>
       </w:r>
     </w:p>
     <w:p>
       <w:pPr>
         <w:ind w:left="420" w:leftChars="0" w:firstLine="420" w:firstLineChars="0"/>
         <w:rPr>
-          <w:rFonts w:hint="default" w:ascii="宋体" w:hAnsi="宋体" w:eastAsia="宋体" w:cs="宋体"/>
-          <w:sz w:val="24"/>
-          <w:szCs w:val="24"/>
-          <w:lang w:val="en-US" w:eastAsia="zh-CN"/>
-        </w:rPr>
-      </w:pPr>
-      <w:r>
-        <w:rPr>
-          <w:rFonts w:hint="default" w:ascii="宋体" w:hAnsi="宋体" w:eastAsia="宋体" w:cs="宋体"/>
-          <w:sz w:val="24"/>
-          <w:szCs w:val="24"/>
-          <w:lang w:val="en-US" w:eastAsia="zh-CN"/>
-        </w:rPr>
-        <w:t>发布/添加/删除均可从vscodeUI连接github读取库名与操作！</w:t>
-      </w:r>
-    </w:p>
-    <w:p>
-      <w:pPr>
-        <w:ind w:firstLine="420" w:firstLineChars="0"/>
-        <w:rPr>
-          <w:rFonts w:hint="eastAsia" w:ascii="宋体" w:hAnsi="宋体" w:eastAsia="宋体" w:cs="宋体"/>
-          <w:sz w:val="24"/>
-          <w:szCs w:val="24"/>
-          <w:lang w:val="en-US" w:eastAsia="zh-CN"/>
-        </w:rPr>
-      </w:pPr>
-      <w:r>
-        <w:rPr>
-          <w:rFonts w:hint="eastAsia" w:ascii="宋体" w:hAnsi="宋体" w:eastAsia="宋体" w:cs="宋体"/>
-          <w:sz w:val="24"/>
-          <w:szCs w:val="24"/>
-          <w:lang w:val="en-US" w:eastAsia="zh-CN"/>
-        </w:rPr>
-        <w:t>新库手动添加md文件提交呈现/空远程库（无提交/分支）提示！</w:t>
-      </w:r>
-    </w:p>
-    <w:p>
-      <w:pPr>
-        <w:ind w:firstLine="420" w:firstLineChars="0"/>
-        <w:rPr>
-          <w:rFonts w:hint="eastAsia" w:ascii="宋体" w:hAnsi="宋体" w:eastAsia="宋体" w:cs="宋体"/>
-          <w:sz w:val="24"/>
-          <w:szCs w:val="24"/>
-          <w:lang w:val="en-US" w:eastAsia="zh-CN"/>
-        </w:rPr>
-      </w:pPr>
-      <w:r>
-        <w:rPr>
-          <w:rFonts w:hint="eastAsia" w:ascii="宋体" w:hAnsi="宋体" w:eastAsia="宋体" w:cs="宋体"/>
-          <w:sz w:val="24"/>
-          <w:szCs w:val="24"/>
-          <w:lang w:val="en-US" w:eastAsia="zh-CN"/>
-        </w:rPr>
-        <w:t>新增文件太多，SCM以树显示（.git/.vscode/.giti）！</w:t>
-      </w:r>
-    </w:p>
-    <w:p>
-      <w:pPr>
-        <w:ind w:firstLine="420" w:firstLineChars="0"/>
-        <w:rPr>
-          <w:rFonts w:hint="default" w:ascii="宋体" w:hAnsi="宋体" w:eastAsia="宋体" w:cs="宋体"/>
-          <w:sz w:val="24"/>
-          <w:szCs w:val="24"/>
-          <w:lang w:val="en-US" w:eastAsia="zh-CN"/>
-        </w:rPr>
-      </w:pPr>
-      <w:r>
-        <w:rPr>
-          <w:rFonts w:hint="default" w:ascii="宋体" w:hAnsi="宋体" w:eastAsia="宋体" w:cs="宋体"/>
-          <w:sz w:val="24"/>
-          <w:szCs w:val="24"/>
-          <w:lang w:val="en-US" w:eastAsia="zh-CN"/>
-        </w:rPr>
-        <w:t>存储文件根据目录</w:t>
-      </w:r>
-      <w:r>
-        <w:rPr>
-          <w:rFonts w:hint="eastAsia" w:ascii="宋体" w:hAnsi="宋体" w:eastAsia="宋体" w:cs="宋体"/>
-          <w:sz w:val="24"/>
-          <w:szCs w:val="24"/>
-          <w:lang w:val="en-US" w:eastAsia="zh-CN"/>
-        </w:rPr>
-        <w:t>审核</w:t>
-      </w:r>
-      <w:r>
-        <w:rPr>
-          <w:rFonts w:hint="default" w:ascii="宋体" w:hAnsi="宋体" w:eastAsia="宋体" w:cs="宋体"/>
-          <w:sz w:val="24"/>
-          <w:szCs w:val="24"/>
-          <w:lang w:val="en-US" w:eastAsia="zh-CN"/>
-        </w:rPr>
-        <w:t>清理</w:t>
-      </w:r>
-      <w:r>
-        <w:rPr>
-          <w:rFonts w:hint="eastAsia" w:ascii="宋体" w:hAnsi="宋体" w:eastAsia="宋体" w:cs="宋体"/>
-          <w:sz w:val="24"/>
-          <w:szCs w:val="24"/>
-          <w:lang w:val="en-US" w:eastAsia="zh-CN"/>
-        </w:rPr>
-        <w:t>（例程/功能/显驱/参考）</w:t>
-      </w:r>
-      <w:r>
-        <w:rPr>
-          <w:rFonts w:hint="default" w:ascii="宋体" w:hAnsi="宋体" w:eastAsia="宋体" w:cs="宋体"/>
-          <w:sz w:val="24"/>
-          <w:szCs w:val="24"/>
-          <w:lang w:val="en-US" w:eastAsia="zh-CN"/>
-        </w:rPr>
-        <w:t>！</w:t>
-      </w:r>
-    </w:p>
-    <w:p>
-      <w:pPr>
-        <w:ind w:firstLine="420" w:firstLineChars="0"/>
-        <w:rPr>
-          <w:rFonts w:hint="eastAsia" w:ascii="宋体" w:hAnsi="宋体" w:eastAsia="宋体" w:cs="宋体"/>
-          <w:sz w:val="24"/>
-          <w:szCs w:val="24"/>
-          <w:lang w:val="en-US" w:eastAsia="zh-CN"/>
-        </w:rPr>
-      </w:pPr>
-      <w:r>
-        <w:rPr>
-          <w:rFonts w:hint="eastAsia" w:ascii="宋体" w:hAnsi="宋体" w:eastAsia="宋体" w:cs="宋体"/>
-          <w:sz w:val="24"/>
-          <w:szCs w:val="24"/>
-          <w:lang w:val="en-US" w:eastAsia="zh-CN"/>
-        </w:rPr>
-        <w:t>解决路径问题（文件组成/编译原理/项目结构）！</w:t>
-      </w:r>
-    </w:p>
-    <w:p>
-      <w:pPr>
-        <w:ind w:firstLine="420" w:firstLineChars="0"/>
-        <w:rPr>
-          <w:rFonts w:hint="default" w:ascii="宋体" w:hAnsi="宋体" w:eastAsia="宋体" w:cs="宋体"/>
-          <w:sz w:val="24"/>
-          <w:szCs w:val="24"/>
-          <w:lang w:val="en-US" w:eastAsia="zh-CN"/>
-        </w:rPr>
-      </w:pPr>
-      <w:r>
-        <w:rPr>
-          <w:rFonts w:hint="eastAsia" w:ascii="宋体" w:hAnsi="宋体" w:eastAsia="宋体" w:cs="宋体"/>
-          <w:sz w:val="24"/>
-          <w:szCs w:val="24"/>
-          <w:lang w:val="en-US" w:eastAsia="zh-CN"/>
-        </w:rPr>
-        <w:t>PS. keil替代EIDE？重复文件未调用占用？</w:t>
-      </w:r>
-    </w:p>
-    <w:p>
-      <w:pPr>
-        <w:rPr>
-          <w:rFonts w:hint="default" w:ascii="宋体" w:hAnsi="宋体" w:eastAsia="宋体" w:cs="宋体"/>
-          <w:sz w:val="24"/>
-          <w:szCs w:val="24"/>
-          <w:lang w:val="en-US" w:eastAsia="zh-CN"/>
-        </w:rPr>
-      </w:pPr>
-      <w:r>
-        <w:rPr>
-          <w:rFonts w:hint="default" w:ascii="宋体" w:hAnsi="宋体" w:eastAsia="宋体" w:cs="宋体"/>
-          <w:sz w:val="24"/>
-          <w:szCs w:val="24"/>
-          <w:lang w:val="en-US" w:eastAsia="zh-CN"/>
-        </w:rPr>
-        <w:br w:type="page"/>
-      </w:r>
-    </w:p>
-    <w:p>
-      <w:pPr>
-        <w:rPr>
-          <w:rFonts w:hint="default" w:ascii="宋体" w:hAnsi="宋体" w:eastAsia="宋体" w:cs="宋体"/>
+          <w:rFonts w:hint="eastAsia" w:ascii="宋体" w:hAnsi="宋体" w:eastAsia="宋体" w:cs="宋体"/>
+          <w:sz w:val="24"/>
+          <w:szCs w:val="24"/>
+          <w:lang w:val="en-US" w:eastAsia="zh-CN"/>
+        </w:rPr>
+      </w:pPr>
+      <w:r>
+        <w:rPr>
+          <w:rFonts w:hint="eastAsia" w:ascii="宋体" w:hAnsi="宋体" w:eastAsia="宋体" w:cs="宋体"/>
+          <w:sz w:val="24"/>
+          <w:szCs w:val="24"/>
+          <w:lang w:val="en-US" w:eastAsia="zh-CN"/>
+        </w:rPr>
+        <w:t>PS.实现自我优化与目录文件更改</w:t>
+      </w:r>
+    </w:p>
+    <w:p>
+      <w:pPr>
+        <w:ind w:firstLine="420" w:firstLineChars="0"/>
+        <w:rPr>
+          <w:rFonts w:hint="eastAsia" w:ascii="宋体" w:hAnsi="宋体" w:eastAsia="宋体" w:cs="宋体"/>
+          <w:sz w:val="24"/>
+          <w:szCs w:val="24"/>
+          <w:lang w:val="en-US" w:eastAsia="zh-CN"/>
+        </w:rPr>
+      </w:pPr>
+      <w:r>
+        <w:rPr>
+          <w:rFonts w:hint="eastAsia" w:ascii="宋体" w:hAnsi="宋体" w:eastAsia="宋体" w:cs="宋体"/>
+          <w:sz w:val="24"/>
+          <w:szCs w:val="24"/>
+          <w:lang w:val="en-US" w:eastAsia="zh-CN"/>
+        </w:rPr>
+        <w:t>弹出：需求拆分/确定内容/目录同名/写入更改/重构内容/确认操作</w:t>
+      </w:r>
+    </w:p>
+    <w:p>
+      <w:pPr>
+        <w:ind w:left="420" w:leftChars="0" w:firstLine="420" w:firstLineChars="0"/>
+        <w:rPr>
+          <w:rFonts w:hint="default" w:ascii="宋体" w:hAnsi="宋体" w:eastAsia="宋体" w:cs="宋体"/>
+          <w:sz w:val="24"/>
+          <w:szCs w:val="24"/>
+          <w:lang w:val="en-US" w:eastAsia="zh-CN"/>
+        </w:rPr>
+      </w:pPr>
+      <w:r>
+        <w:rPr>
+          <w:rFonts w:hint="eastAsia" w:ascii="宋体" w:hAnsi="宋体" w:eastAsia="宋体" w:cs="宋体"/>
+          <w:sz w:val="24"/>
+          <w:szCs w:val="24"/>
+          <w:lang w:val="en-US" w:eastAsia="zh-CN"/>
+        </w:rPr>
+        <w:t>PS.生成markdown文件格式修正，参考预览效果与实现技巧</w:t>
+      </w:r>
+    </w:p>
+    <w:p>
+      <w:pPr>
+        <w:ind w:firstLine="420" w:firstLineChars="0"/>
+        <w:rPr>
+          <w:rFonts w:hint="eastAsia" w:ascii="宋体" w:hAnsi="宋体" w:eastAsia="宋体" w:cs="宋体"/>
+          <w:sz w:val="24"/>
+          <w:szCs w:val="24"/>
+          <w:lang w:val="en-US" w:eastAsia="zh-CN"/>
+        </w:rPr>
+      </w:pPr>
+      <w:r>
+        <w:rPr>
+          <w:rFonts w:hint="eastAsia" w:ascii="宋体" w:hAnsi="宋体" w:eastAsia="宋体" w:cs="宋体"/>
+          <w:sz w:val="24"/>
+          <w:szCs w:val="24"/>
+          <w:lang w:val="en-US" w:eastAsia="zh-CN"/>
+        </w:rPr>
+        <w:t>操作：将本会话所有内容原封不动作为可折叠附录添加到本文件末尾！</w:t>
+      </w:r>
+    </w:p>
+    <w:p>
+      <w:pPr>
+        <w:ind w:left="420" w:leftChars="0" w:firstLine="420" w:firstLineChars="0"/>
+        <w:rPr>
+          <w:rFonts w:hint="default" w:ascii="宋体" w:hAnsi="宋体" w:eastAsia="宋体" w:cs="宋体"/>
+          <w:sz w:val="24"/>
+          <w:szCs w:val="24"/>
+          <w:lang w:val="en-US" w:eastAsia="zh-CN"/>
+        </w:rPr>
+      </w:pPr>
+      <w:r>
+        <w:rPr>
+          <w:rFonts w:hint="eastAsia" w:ascii="宋体" w:hAnsi="宋体" w:eastAsia="宋体" w:cs="宋体"/>
+          <w:sz w:val="24"/>
+          <w:szCs w:val="24"/>
+          <w:lang w:val="en-US" w:eastAsia="zh-CN"/>
+        </w:rPr>
+        <w:t>PS.会话内容：提问，思考，执行，回复</w:t>
+      </w:r>
+    </w:p>
+    <w:p>
+      <w:pPr>
+        <w:ind w:firstLine="420" w:firstLineChars="0"/>
+        <w:rPr>
+          <w:rFonts w:hint="eastAsia" w:ascii="宋体" w:hAnsi="宋体" w:eastAsia="宋体" w:cs="宋体"/>
+          <w:sz w:val="24"/>
+          <w:szCs w:val="24"/>
+          <w:lang w:val="en-US" w:eastAsia="zh-CN"/>
+        </w:rPr>
+      </w:pPr>
+      <w:r>
+        <w:rPr>
+          <w:rFonts w:hint="eastAsia" w:ascii="宋体" w:hAnsi="宋体" w:eastAsia="宋体" w:cs="宋体"/>
+          <w:sz w:val="24"/>
+          <w:szCs w:val="24"/>
+          <w:lang w:val="en-US" w:eastAsia="zh-CN"/>
+        </w:rPr>
+        <w:t>会话操作：派生，还原，重问，插嘴，意见，保留，下文，存档</w:t>
+      </w:r>
+    </w:p>
+    <w:p>
+      <w:pPr>
+        <w:ind w:firstLine="420" w:firstLineChars="0"/>
+        <w:rPr>
+          <w:rFonts w:hint="eastAsia" w:ascii="宋体" w:hAnsi="宋体" w:eastAsia="宋体" w:cs="宋体"/>
+          <w:sz w:val="24"/>
+          <w:szCs w:val="24"/>
+          <w:lang w:val="en-US" w:eastAsia="zh-CN"/>
+        </w:rPr>
+      </w:pPr>
+      <w:r>
+        <w:rPr>
+          <w:rFonts w:hint="eastAsia" w:ascii="宋体" w:hAnsi="宋体" w:eastAsia="宋体" w:cs="宋体"/>
+          <w:sz w:val="24"/>
+          <w:szCs w:val="24"/>
+          <w:lang w:val="en-US" w:eastAsia="zh-CN"/>
+        </w:rPr>
+        <w:t>会话优化：将会话中思考过程翻译成中文（md），会话内容更新到附录！</w:t>
+      </w:r>
+    </w:p>
+    <w:p>
+      <w:pPr>
+        <w:ind w:firstLine="420" w:firstLineChars="0"/>
+        <w:rPr>
+          <w:rFonts w:hint="eastAsia" w:ascii="宋体" w:hAnsi="宋体" w:eastAsia="宋体" w:cs="宋体"/>
+          <w:sz w:val="24"/>
+          <w:szCs w:val="24"/>
+          <w:lang w:val="en-US" w:eastAsia="zh-CN"/>
+        </w:rPr>
+      </w:pPr>
+      <w:r>
+        <w:rPr>
+          <w:rFonts w:hint="eastAsia" w:ascii="宋体" w:hAnsi="宋体" w:eastAsia="宋体" w:cs="宋体"/>
           <w:b/>
           <w:bCs/>
           <w:sz w:val="24"/>
           <w:szCs w:val="24"/>
           <w:lang w:val="en-US" w:eastAsia="zh-CN"/>
         </w:rPr>
-      </w:pPr>
-      <w:r>
-        <w:rPr>
-          <w:rFonts w:hint="default" w:ascii="宋体" w:hAnsi="宋体" w:eastAsia="宋体" w:cs="宋体"/>
+        <w:t>按钮</w:t>
+      </w:r>
+      <w:r>
+        <w:rPr>
+          <w:rFonts w:hint="eastAsia" w:ascii="宋体" w:hAnsi="宋体" w:eastAsia="宋体" w:cs="宋体"/>
+          <w:sz w:val="24"/>
+          <w:szCs w:val="24"/>
+          <w:lang w:val="en-US" w:eastAsia="zh-CN"/>
+        </w:rPr>
+        <w:t>派生指令：/explain（会话） /fix（内联）</w:t>
+      </w:r>
+    </w:p>
+    <w:p>
+      <w:pPr>
+        <w:ind w:firstLine="420" w:firstLineChars="0"/>
+        <w:rPr>
+          <w:rFonts w:hint="eastAsia" w:ascii="宋体" w:hAnsi="宋体" w:eastAsia="宋体" w:cs="宋体"/>
+          <w:sz w:val="24"/>
+          <w:szCs w:val="24"/>
+          <w:lang w:val="en-US" w:eastAsia="zh-CN"/>
+        </w:rPr>
+      </w:pPr>
+      <w:r>
+        <w:rPr>
+          <w:rFonts w:hint="eastAsia" w:ascii="宋体" w:hAnsi="宋体" w:eastAsia="宋体" w:cs="宋体"/>
+          <w:sz w:val="24"/>
+          <w:szCs w:val="24"/>
+          <w:lang w:val="en-US" w:eastAsia="zh-CN"/>
+        </w:rPr>
+        <w:t>问题：mermaid流程图生成错误（无法认知渲染）与附录自我指涉失真</w:t>
+      </w:r>
+    </w:p>
+    <w:p>
+      <w:pPr>
+        <w:ind w:firstLine="420" w:firstLineChars="0"/>
+        <w:rPr>
+          <w:rFonts w:hint="default" w:ascii="宋体" w:hAnsi="宋体" w:eastAsia="宋体" w:cs="宋体"/>
+          <w:sz w:val="24"/>
+          <w:szCs w:val="24"/>
+          <w:lang w:val="en-US" w:eastAsia="zh-CN"/>
+        </w:rPr>
+      </w:pPr>
+      <w:r>
+        <w:rPr>
+          <w:rFonts w:hint="eastAsia" w:ascii="宋体" w:hAnsi="宋体" w:eastAsia="宋体" w:cs="宋体"/>
           <w:b/>
           <w:bCs/>
           <w:sz w:val="24"/>
           <w:szCs w:val="24"/>
           <w:lang w:val="en-US" w:eastAsia="zh-CN"/>
         </w:rPr>
-        <w:t>2026062</w:t>
+        <w:t>灯泡</w:t>
+      </w:r>
+      <w:r>
+        <w:rPr>
+          <w:rFonts w:hint="eastAsia" w:ascii="宋体" w:hAnsi="宋体" w:eastAsia="宋体" w:cs="宋体"/>
+          <w:sz w:val="24"/>
+          <w:szCs w:val="24"/>
+          <w:lang w:val="en-US" w:eastAsia="zh-CN"/>
+        </w:rPr>
+        <w:t>：显示代码操作</w:t>
+      </w:r>
+      <w:r>
+        <w:rPr>
+          <w:rFonts w:hint="eastAsia" w:ascii="宋体" w:hAnsi="宋体" w:eastAsia="宋体" w:cs="宋体"/>
+          <w:i/>
+          <w:iCs/>
+          <w:sz w:val="24"/>
+          <w:szCs w:val="24"/>
+          <w:lang w:val="en-US" w:eastAsia="zh-CN"/>
+        </w:rPr>
+        <w:t>Ctrl+.</w:t>
+      </w:r>
+      <w:r>
+        <w:rPr>
+          <w:rFonts w:hint="eastAsia" w:ascii="宋体" w:hAnsi="宋体" w:eastAsia="宋体" w:cs="宋体"/>
+          <w:sz w:val="24"/>
+          <w:szCs w:val="24"/>
+          <w:lang w:val="en-US" w:eastAsia="zh-CN"/>
+        </w:rPr>
+        <w:t>，</w:t>
       </w:r>
       <w:r>
         <w:rPr>
@@ -27610,18 +29247,1230 @@
           <w:szCs w:val="24"/>
           <w:lang w:val="en-US" w:eastAsia="zh-CN"/>
         </w:rPr>
-        <w:t>5</w:t>
-      </w:r>
-      <w:r>
-        <w:rPr>
-          <w:rFonts w:hint="default" w:ascii="宋体" w:hAnsi="宋体" w:eastAsia="宋体" w:cs="宋体"/>
+        <w:t>重写</w:t>
+      </w:r>
+      <w:r>
+        <w:rPr>
+          <w:rFonts w:hint="eastAsia" w:ascii="宋体" w:hAnsi="宋体" w:eastAsia="宋体" w:cs="宋体"/>
+          <w:sz w:val="24"/>
+          <w:szCs w:val="24"/>
+          <w:lang w:val="en-US" w:eastAsia="zh-CN"/>
+        </w:rPr>
+        <w:t>/modify/review，</w:t>
+      </w:r>
+      <w:r>
+        <w:rPr>
+          <w:rFonts w:hint="eastAsia" w:ascii="宋体" w:hAnsi="宋体" w:eastAsia="宋体" w:cs="宋体"/>
           <w:b/>
           <w:bCs/>
           <w:sz w:val="24"/>
           <w:szCs w:val="24"/>
           <w:lang w:val="en-US" w:eastAsia="zh-CN"/>
         </w:rPr>
-        <w:t>未归纳</w:t>
+        <w:t>预览</w:t>
+      </w:r>
+      <w:r>
+        <w:rPr>
+          <w:rFonts w:hint="eastAsia" w:ascii="宋体" w:hAnsi="宋体" w:eastAsia="宋体" w:cs="宋体"/>
+          <w:i/>
+          <w:iCs/>
+          <w:sz w:val="24"/>
+          <w:szCs w:val="24"/>
+          <w:lang w:val="en-US" w:eastAsia="zh-CN"/>
+        </w:rPr>
+        <w:t>Ctrl+enter</w:t>
+      </w:r>
+    </w:p>
+    <w:p>
+      <w:pPr>
+        <w:ind w:firstLine="420" w:firstLineChars="0"/>
+        <w:rPr>
+          <w:rFonts w:hint="eastAsia" w:ascii="宋体" w:hAnsi="宋体" w:eastAsia="宋体" w:cs="宋体"/>
+          <w:b/>
+          <w:bCs/>
+          <w:sz w:val="24"/>
+          <w:szCs w:val="24"/>
+          <w:lang w:val="en-US" w:eastAsia="zh-CN"/>
+        </w:rPr>
+      </w:pPr>
+      <w:r>
+        <w:rPr>
+          <w:rFonts w:hint="eastAsia" w:ascii="宋体" w:hAnsi="宋体" w:eastAsia="宋体" w:cs="宋体"/>
+          <w:sz w:val="24"/>
+          <w:szCs w:val="24"/>
+          <w:lang w:val="en-US" w:eastAsia="zh-CN"/>
+        </w:rPr>
+        <w:t>选中内容-外侧代码操作：</w:t>
+      </w:r>
+      <w:r>
+        <w:rPr>
+          <w:rFonts w:hint="eastAsia" w:ascii="宋体" w:hAnsi="宋体" w:eastAsia="宋体" w:cs="宋体"/>
+          <w:b/>
+          <w:bCs/>
+          <w:sz w:val="24"/>
+          <w:szCs w:val="24"/>
+          <w:lang w:val="en-US" w:eastAsia="zh-CN"/>
+        </w:rPr>
+        <w:t>为内容增加markdown语法格式</w:t>
+      </w:r>
+    </w:p>
+    <w:p>
+      <w:pPr>
+        <w:ind w:firstLine="420" w:firstLineChars="0"/>
+        <w:rPr>
+          <w:rFonts w:hint="default" w:ascii="宋体" w:hAnsi="宋体" w:eastAsia="宋体" w:cs="宋体"/>
+          <w:b w:val="0"/>
+          <w:bCs w:val="0"/>
+          <w:sz w:val="24"/>
+          <w:szCs w:val="24"/>
+          <w:lang w:val="en-US" w:eastAsia="zh-CN"/>
+        </w:rPr>
+      </w:pPr>
+      <w:r>
+        <w:rPr>
+          <w:rFonts w:hint="eastAsia" w:ascii="宋体" w:hAnsi="宋体" w:eastAsia="宋体" w:cs="宋体"/>
+          <w:b w:val="0"/>
+          <w:bCs w:val="0"/>
+          <w:sz w:val="24"/>
+          <w:szCs w:val="24"/>
+          <w:lang w:val="en-US" w:eastAsia="zh-CN"/>
+        </w:rPr>
+        <w:t>针对上下文回复确认修正是非？直接要求更改而不是认知！</w:t>
+      </w:r>
+    </w:p>
+    <w:p>
+      <w:pPr>
+        <w:ind w:firstLine="420" w:firstLineChars="0"/>
+        <w:rPr>
+          <w:rFonts w:hint="eastAsia" w:ascii="宋体" w:hAnsi="宋体" w:eastAsia="宋体" w:cs="宋体"/>
+          <w:b w:val="0"/>
+          <w:bCs w:val="0"/>
+          <w:sz w:val="24"/>
+          <w:szCs w:val="24"/>
+          <w:lang w:val="en-US" w:eastAsia="zh-CN"/>
+        </w:rPr>
+      </w:pPr>
+      <w:r>
+        <w:rPr>
+          <w:rFonts w:hint="eastAsia" w:ascii="宋体" w:hAnsi="宋体" w:eastAsia="宋体" w:cs="宋体"/>
+          <w:b w:val="0"/>
+          <w:bCs w:val="0"/>
+          <w:sz w:val="24"/>
+          <w:szCs w:val="24"/>
+          <w:lang w:val="en-US" w:eastAsia="zh-CN"/>
+        </w:rPr>
+        <w:t>二次更改还原？完全恢复时刻切片！</w:t>
+      </w:r>
+    </w:p>
+    <w:p>
+      <w:pPr>
+        <w:ind w:firstLine="420" w:firstLineChars="0"/>
+        <w:rPr>
+          <w:rFonts w:hint="default" w:ascii="宋体" w:hAnsi="宋体" w:eastAsia="宋体" w:cs="宋体"/>
+          <w:b w:val="0"/>
+          <w:bCs w:val="0"/>
+          <w:sz w:val="24"/>
+          <w:szCs w:val="24"/>
+          <w:lang w:val="en-US" w:eastAsia="zh-CN"/>
+        </w:rPr>
+      </w:pPr>
+      <w:r>
+        <w:rPr>
+          <w:rFonts w:hint="eastAsia" w:ascii="宋体" w:hAnsi="宋体" w:eastAsia="宋体" w:cs="宋体"/>
+          <w:b w:val="0"/>
+          <w:bCs w:val="0"/>
+          <w:sz w:val="24"/>
+          <w:szCs w:val="24"/>
+          <w:lang w:val="en-US" w:eastAsia="zh-CN"/>
+        </w:rPr>
+        <w:t>链路存档</w:t>
+      </w:r>
+    </w:p>
+    <w:p>
+      <w:pPr>
+        <w:ind w:firstLine="420" w:firstLineChars="0"/>
+        <w:rPr>
+          <w:rFonts w:hint="eastAsia" w:ascii="宋体" w:hAnsi="宋体" w:eastAsia="宋体" w:cs="宋体"/>
+          <w:sz w:val="24"/>
+          <w:szCs w:val="24"/>
+          <w:lang w:val="en-US" w:eastAsia="zh-CN"/>
+        </w:rPr>
+      </w:pPr>
+    </w:p>
+    <w:p>
+      <w:pPr>
+        <w:rPr>
+          <w:rFonts w:hint="default" w:ascii="宋体" w:hAnsi="宋体" w:eastAsia="宋体" w:cs="宋体"/>
+          <w:sz w:val="24"/>
+          <w:szCs w:val="24"/>
+          <w:lang w:val="en-US" w:eastAsia="zh-CN"/>
+        </w:rPr>
+      </w:pPr>
+      <w:r>
+        <w:rPr>
+          <w:rFonts w:hint="eastAsia" w:ascii="宋体" w:hAnsi="宋体" w:eastAsia="宋体" w:cs="宋体"/>
+          <w:sz w:val="24"/>
+          <w:szCs w:val="24"/>
+          <w:lang w:val="en-US" w:eastAsia="zh-CN"/>
+        </w:rPr>
+        <w:t>OTA串口？思考过程？readme格式？解析内容？</w:t>
+      </w:r>
+    </w:p>
+    <w:p>
+      <w:pPr>
+        <w:ind w:firstLine="420" w:firstLineChars="0"/>
+        <w:rPr>
+          <w:rFonts w:hint="eastAsia" w:ascii="宋体" w:hAnsi="宋体" w:eastAsia="宋体" w:cs="宋体"/>
+          <w:sz w:val="24"/>
+          <w:szCs w:val="24"/>
+          <w:lang w:val="en-US" w:eastAsia="zh-CN"/>
+        </w:rPr>
+      </w:pPr>
+      <w:r>
+        <w:rPr>
+          <w:rFonts w:hint="eastAsia" w:ascii="宋体" w:hAnsi="宋体" w:eastAsia="宋体" w:cs="宋体"/>
+          <w:sz w:val="24"/>
+          <w:szCs w:val="24"/>
+          <w:lang w:val="en-US" w:eastAsia="zh-CN"/>
+        </w:rPr>
+        <w:t>对象：原文档，会话（提问/思考/执行/回复），readme，预览！</w:t>
+      </w:r>
+    </w:p>
+    <w:p>
+      <w:pPr>
+        <w:ind w:firstLine="420" w:firstLineChars="0"/>
+        <w:rPr>
+          <w:rFonts w:hint="eastAsia" w:ascii="宋体" w:hAnsi="宋体" w:eastAsia="宋体" w:cs="宋体"/>
+          <w:sz w:val="24"/>
+          <w:szCs w:val="24"/>
+          <w:lang w:val="en-US" w:eastAsia="zh-CN"/>
+        </w:rPr>
+      </w:pPr>
+      <w:r>
+        <w:rPr>
+          <w:rFonts w:hint="default" w:ascii="宋体" w:hAnsi="宋体" w:eastAsia="宋体" w:cs="宋体"/>
+          <w:sz w:val="24"/>
+          <w:szCs w:val="24"/>
+          <w:lang w:val="en-US" w:eastAsia="zh-CN"/>
+        </w:rPr>
+        <w:t>原文档</w:t>
+      </w:r>
+      <w:r>
+        <w:rPr>
+          <w:rFonts w:hint="eastAsia" w:ascii="宋体" w:hAnsi="宋体" w:eastAsia="宋体" w:cs="宋体"/>
+          <w:sz w:val="24"/>
+          <w:szCs w:val="24"/>
+          <w:lang w:val="en-US" w:eastAsia="zh-CN"/>
+        </w:rPr>
+        <w:t>：四个函数功能，解码函数判断分支</w:t>
+      </w:r>
+    </w:p>
+    <w:p>
+      <w:pPr>
+        <w:ind w:firstLine="420" w:firstLineChars="0"/>
+        <w:rPr>
+          <w:rFonts w:hint="default" w:ascii="宋体" w:hAnsi="宋体" w:eastAsia="宋体" w:cs="宋体"/>
+          <w:sz w:val="24"/>
+          <w:szCs w:val="24"/>
+          <w:lang w:val="en-US" w:eastAsia="zh-CN"/>
+        </w:rPr>
+      </w:pPr>
+      <w:r>
+        <w:rPr>
+          <w:rFonts w:hint="eastAsia" w:ascii="宋体" w:hAnsi="宋体" w:eastAsia="宋体" w:cs="宋体"/>
+          <w:sz w:val="24"/>
+          <w:szCs w:val="24"/>
+          <w:lang w:val="en-US" w:eastAsia="zh-CN"/>
+        </w:rPr>
+        <w:t>会话提问：引导，疑问（分析可能原因），指派（解析实现步骤），修复（更新），检出（已有数据）</w:t>
+      </w:r>
+    </w:p>
+    <w:p>
+      <w:pPr>
+        <w:ind w:firstLine="420" w:firstLineChars="0"/>
+        <w:rPr>
+          <w:rFonts w:hint="default" w:ascii="宋体" w:hAnsi="宋体" w:eastAsia="宋体" w:cs="宋体"/>
+          <w:sz w:val="24"/>
+          <w:szCs w:val="24"/>
+          <w:lang w:val="en-US" w:eastAsia="zh-CN"/>
+        </w:rPr>
+      </w:pPr>
+      <w:r>
+        <w:rPr>
+          <w:rFonts w:hint="eastAsia" w:ascii="宋体" w:hAnsi="宋体" w:eastAsia="宋体" w:cs="宋体"/>
+          <w:sz w:val="24"/>
+          <w:szCs w:val="24"/>
+          <w:lang w:val="en-US" w:eastAsia="zh-CN"/>
+        </w:rPr>
+        <w:t>会话</w:t>
+      </w:r>
+      <w:r>
+        <w:rPr>
+          <w:rFonts w:hint="default" w:ascii="宋体" w:hAnsi="宋体" w:eastAsia="宋体" w:cs="宋体"/>
+          <w:sz w:val="24"/>
+          <w:szCs w:val="24"/>
+          <w:lang w:val="en-US" w:eastAsia="zh-CN"/>
+        </w:rPr>
+        <w:t>思考</w:t>
+      </w:r>
+      <w:r>
+        <w:rPr>
+          <w:rFonts w:hint="eastAsia" w:ascii="宋体" w:hAnsi="宋体" w:eastAsia="宋体" w:cs="宋体"/>
+          <w:sz w:val="24"/>
+          <w:szCs w:val="24"/>
+          <w:lang w:val="en-US" w:eastAsia="zh-CN"/>
+        </w:rPr>
+        <w:t>：理解需求-解读请求-明确要求-解读格式（陈述/猜测/动机/迭代)</w:t>
+      </w:r>
+    </w:p>
+    <w:p>
+      <w:pPr>
+        <w:ind w:firstLine="420" w:firstLineChars="0"/>
+        <w:rPr>
+          <w:rFonts w:hint="default" w:ascii="宋体" w:hAnsi="宋体" w:eastAsia="宋体" w:cs="宋体"/>
+          <w:sz w:val="24"/>
+          <w:szCs w:val="24"/>
+          <w:lang w:val="en-US" w:eastAsia="zh-CN"/>
+        </w:rPr>
+      </w:pPr>
+      <w:r>
+        <w:rPr>
+          <w:rFonts w:hint="eastAsia" w:ascii="宋体" w:hAnsi="宋体" w:eastAsia="宋体" w:cs="宋体"/>
+          <w:sz w:val="24"/>
+          <w:szCs w:val="24"/>
+          <w:lang w:val="en-US" w:eastAsia="zh-CN"/>
+        </w:rPr>
+        <w:t>会话执行：目标，定位，修改，结合上下文</w:t>
+      </w:r>
+    </w:p>
+    <w:p>
+      <w:pPr>
+        <w:ind w:firstLine="420" w:firstLineChars="0"/>
+        <w:rPr>
+          <w:rFonts w:hint="default" w:ascii="宋体" w:hAnsi="宋体" w:eastAsia="宋体" w:cs="宋体"/>
+          <w:sz w:val="24"/>
+          <w:szCs w:val="24"/>
+          <w:lang w:val="en-US" w:eastAsia="zh-CN"/>
+        </w:rPr>
+      </w:pPr>
+      <w:r>
+        <w:rPr>
+          <w:rFonts w:hint="eastAsia" w:ascii="宋体" w:hAnsi="宋体" w:eastAsia="宋体" w:cs="宋体"/>
+          <w:sz w:val="24"/>
+          <w:szCs w:val="24"/>
+          <w:lang w:val="en-US" w:eastAsia="zh-CN"/>
+        </w:rPr>
+        <w:t>会话回复：提炼，分析比较，总结建议，翻译，保存修改，代办事项</w:t>
+      </w:r>
+    </w:p>
+    <w:p>
+      <w:pPr>
+        <w:ind w:firstLine="420" w:firstLineChars="0"/>
+        <w:rPr>
+          <w:rFonts w:hint="default" w:ascii="宋体" w:hAnsi="宋体" w:eastAsia="宋体" w:cs="宋体"/>
+          <w:sz w:val="24"/>
+          <w:szCs w:val="24"/>
+          <w:lang w:val="en-US" w:eastAsia="zh-CN"/>
+        </w:rPr>
+      </w:pPr>
+      <w:r>
+        <w:rPr>
+          <w:rFonts w:hint="eastAsia" w:ascii="宋体" w:hAnsi="宋体" w:eastAsia="宋体" w:cs="宋体"/>
+          <w:sz w:val="24"/>
+          <w:szCs w:val="24"/>
+          <w:lang w:val="en-US" w:eastAsia="zh-CN"/>
+        </w:rPr>
+        <w:t>readme ：标/码/块/点/mermaid/略（框，描）/线</w:t>
+      </w:r>
+    </w:p>
+    <w:p>
+      <w:pPr>
+        <w:ind w:firstLine="420" w:firstLineChars="0"/>
+        <w:rPr>
+          <w:rFonts w:hint="default" w:ascii="宋体" w:hAnsi="宋体" w:eastAsia="宋体" w:cs="宋体"/>
+          <w:sz w:val="24"/>
+          <w:szCs w:val="24"/>
+          <w:lang w:val="en-US" w:eastAsia="zh-CN"/>
+        </w:rPr>
+      </w:pPr>
+      <w:r>
+        <w:rPr>
+          <w:rFonts w:hint="default" w:ascii="宋体" w:hAnsi="宋体" w:eastAsia="宋体" w:cs="宋体"/>
+          <w:sz w:val="24"/>
+          <w:szCs w:val="24"/>
+          <w:lang w:val="en-US" w:eastAsia="zh-CN"/>
+        </w:rPr>
+        <w:t>预览</w:t>
+      </w:r>
+      <w:r>
+        <w:rPr>
+          <w:rFonts w:hint="eastAsia" w:ascii="宋体" w:hAnsi="宋体" w:eastAsia="宋体" w:cs="宋体"/>
+          <w:sz w:val="24"/>
+          <w:szCs w:val="24"/>
+          <w:lang w:val="en-US" w:eastAsia="zh-CN"/>
+        </w:rPr>
+        <w:t>：错误原因为节点文本内容（数组下标）带有容器格式需要包裹</w:t>
+      </w:r>
+    </w:p>
+    <w:p>
+      <w:pPr>
+        <w:ind w:firstLine="420" w:firstLineChars="0"/>
+        <w:rPr>
+          <w:rFonts w:hint="default" w:ascii="宋体" w:hAnsi="宋体" w:eastAsia="宋体" w:cs="宋体"/>
+          <w:sz w:val="24"/>
+          <w:szCs w:val="24"/>
+          <w:lang w:val="en-US" w:eastAsia="zh-CN"/>
+        </w:rPr>
+      </w:pPr>
+    </w:p>
+    <w:p>
+      <w:pPr>
+        <w:rPr>
+          <w:rFonts w:hint="default" w:ascii="宋体" w:hAnsi="宋体" w:eastAsia="宋体" w:cs="宋体"/>
+          <w:sz w:val="24"/>
+          <w:szCs w:val="24"/>
+          <w:lang w:val="en-US" w:eastAsia="zh-CN"/>
+        </w:rPr>
+      </w:pPr>
+      <w:r>
+        <w:rPr>
+          <w:rFonts w:hint="default" w:ascii="宋体" w:hAnsi="宋体" w:eastAsia="宋体" w:cs="宋体"/>
+          <w:sz w:val="24"/>
+          <w:szCs w:val="24"/>
+          <w:lang w:val="en-US" w:eastAsia="zh-CN"/>
+        </w:rPr>
+        <w:t>mermaid流程图渲染？</w:t>
+      </w:r>
+    </w:p>
+    <w:p>
+      <w:pPr>
+        <w:ind w:firstLine="420" w:firstLineChars="0"/>
+        <w:rPr>
+          <w:rFonts w:hint="default" w:ascii="宋体" w:hAnsi="宋体" w:eastAsia="宋体" w:cs="宋体"/>
+          <w:sz w:val="24"/>
+          <w:szCs w:val="24"/>
+          <w:lang w:val="en-US" w:eastAsia="zh-CN"/>
+        </w:rPr>
+      </w:pPr>
+      <w:r>
+        <w:rPr>
+          <w:rFonts w:hint="default" w:ascii="宋体" w:hAnsi="宋体" w:eastAsia="宋体" w:cs="宋体"/>
+          <w:sz w:val="24"/>
+          <w:szCs w:val="24"/>
+          <w:lang w:val="en-US" w:eastAsia="zh-CN"/>
+        </w:rPr>
+        <w:t>mermaid</w:t>
+      </w:r>
+      <w:r>
+        <w:rPr>
+          <w:rFonts w:hint="eastAsia" w:ascii="宋体" w:hAnsi="宋体" w:eastAsia="宋体" w:cs="宋体"/>
+          <w:sz w:val="24"/>
+          <w:szCs w:val="24"/>
+          <w:lang w:val="en-US" w:eastAsia="zh-CN"/>
+        </w:rPr>
+        <w:t>：</w:t>
+      </w:r>
+      <w:r>
+        <w:rPr>
+          <w:rFonts w:hint="default" w:ascii="宋体" w:hAnsi="宋体" w:eastAsia="宋体" w:cs="宋体"/>
+          <w:sz w:val="24"/>
+          <w:szCs w:val="24"/>
+          <w:lang w:val="en-US" w:eastAsia="zh-CN"/>
+        </w:rPr>
+        <w:t>渲染，拓展，前置知识（市场/语法/种类）</w:t>
+      </w:r>
+    </w:p>
+    <w:p>
+      <w:pPr>
+        <w:ind w:firstLine="420" w:firstLineChars="0"/>
+        <w:rPr>
+          <w:rFonts w:ascii="宋体" w:hAnsi="宋体" w:eastAsia="宋体" w:cs="宋体"/>
+          <w:sz w:val="24"/>
+          <w:szCs w:val="24"/>
+        </w:rPr>
+      </w:pPr>
+      <w:r>
+        <w:rPr>
+          <w:rFonts w:ascii="宋体" w:hAnsi="宋体" w:eastAsia="宋体" w:cs="宋体"/>
+          <w:sz w:val="24"/>
+          <w:szCs w:val="24"/>
+        </w:rPr>
+        <w:fldChar w:fldCharType="begin"/>
+      </w:r>
+      <w:r>
+        <w:rPr>
+          <w:rFonts w:ascii="宋体" w:hAnsi="宋体" w:eastAsia="宋体" w:cs="宋体"/>
+          <w:sz w:val="24"/>
+          <w:szCs w:val="24"/>
+        </w:rPr>
+        <w:instrText xml:space="preserve"> HYPERLINK "https://mermaid.js.org/syntax/flowchart.html" \l "node-shapes" </w:instrText>
+      </w:r>
+      <w:r>
+        <w:rPr>
+          <w:rFonts w:ascii="宋体" w:hAnsi="宋体" w:eastAsia="宋体" w:cs="宋体"/>
+          <w:sz w:val="24"/>
+          <w:szCs w:val="24"/>
+        </w:rPr>
+        <w:fldChar w:fldCharType="separate"/>
+      </w:r>
+      <w:r>
+        <w:rPr>
+          <w:rStyle w:val="7"/>
+          <w:rFonts w:ascii="宋体" w:hAnsi="宋体" w:eastAsia="宋体" w:cs="宋体"/>
+          <w:sz w:val="24"/>
+          <w:szCs w:val="24"/>
+        </w:rPr>
+        <w:t>Flowcharts Syntax | Mermaid</w:t>
+      </w:r>
+      <w:r>
+        <w:rPr>
+          <w:rFonts w:ascii="宋体" w:hAnsi="宋体" w:eastAsia="宋体" w:cs="宋体"/>
+          <w:sz w:val="24"/>
+          <w:szCs w:val="24"/>
+        </w:rPr>
+        <w:fldChar w:fldCharType="end"/>
+      </w:r>
+    </w:p>
+    <w:p>
+      <w:pPr>
+        <w:ind w:firstLine="420" w:firstLineChars="0"/>
+        <w:rPr>
+          <w:rFonts w:hint="default" w:ascii="宋体" w:hAnsi="宋体" w:eastAsia="宋体" w:cs="宋体"/>
+          <w:sz w:val="24"/>
+          <w:szCs w:val="24"/>
+          <w:lang w:val="en-US" w:eastAsia="zh-CN"/>
+        </w:rPr>
+      </w:pPr>
+      <w:r>
+        <w:rPr>
+          <w:rFonts w:hint="default" w:ascii="宋体" w:hAnsi="宋体" w:eastAsia="宋体" w:cs="宋体"/>
+          <w:sz w:val="24"/>
+          <w:szCs w:val="24"/>
+          <w:lang w:val="en-US" w:eastAsia="zh-CN"/>
+        </w:rPr>
+        <w:t>flowchart流程图</w:t>
+      </w:r>
+    </w:p>
+    <w:p>
+      <w:pPr>
+        <w:ind w:left="420" w:leftChars="0" w:firstLine="420" w:firstLineChars="0"/>
+        <w:rPr>
+          <w:rFonts w:hint="eastAsia" w:ascii="宋体" w:hAnsi="宋体" w:eastAsia="宋体" w:cs="宋体"/>
+          <w:sz w:val="24"/>
+          <w:szCs w:val="24"/>
+          <w:lang w:val="en-US" w:eastAsia="zh-CN"/>
+        </w:rPr>
+      </w:pPr>
+      <w:r>
+        <w:rPr>
+          <w:rFonts w:hint="eastAsia" w:ascii="宋体" w:hAnsi="宋体" w:eastAsia="宋体" w:cs="宋体"/>
+          <w:sz w:val="24"/>
+          <w:szCs w:val="24"/>
+          <w:lang w:val="en-US" w:eastAsia="zh-CN"/>
+        </w:rPr>
+        <w:t>明确类型</w:t>
+      </w:r>
+    </w:p>
+    <w:p>
+      <w:pPr>
+        <w:ind w:left="420" w:leftChars="0" w:firstLine="420" w:firstLineChars="0"/>
+        <w:rPr>
+          <w:rFonts w:hint="eastAsia" w:ascii="宋体" w:hAnsi="宋体" w:eastAsia="宋体" w:cs="宋体"/>
+          <w:sz w:val="24"/>
+          <w:szCs w:val="24"/>
+          <w:lang w:val="en-US" w:eastAsia="zh-CN"/>
+        </w:rPr>
+      </w:pPr>
+      <w:r>
+        <w:rPr>
+          <w:rFonts w:hint="eastAsia" w:ascii="宋体" w:hAnsi="宋体" w:eastAsia="宋体" w:cs="宋体"/>
+          <w:sz w:val="24"/>
+          <w:szCs w:val="24"/>
+          <w:lang w:val="en-US" w:eastAsia="zh-CN"/>
+        </w:rPr>
+        <w:t>声明方向</w:t>
+      </w:r>
+    </w:p>
+    <w:p>
+      <w:pPr>
+        <w:ind w:left="420" w:leftChars="0" w:firstLine="420" w:firstLineChars="0"/>
+        <w:rPr>
+          <w:rFonts w:hint="default" w:ascii="宋体" w:hAnsi="宋体" w:eastAsia="宋体" w:cs="宋体"/>
+          <w:sz w:val="24"/>
+          <w:szCs w:val="24"/>
+          <w:lang w:val="en-US" w:eastAsia="zh-CN"/>
+        </w:rPr>
+      </w:pPr>
+      <w:r>
+        <w:rPr>
+          <w:rFonts w:hint="eastAsia" w:ascii="宋体" w:hAnsi="宋体" w:eastAsia="宋体" w:cs="宋体"/>
+          <w:sz w:val="24"/>
+          <w:szCs w:val="24"/>
+          <w:lang w:val="en-US" w:eastAsia="zh-CN"/>
+        </w:rPr>
+        <w:t>指代节点</w:t>
+      </w:r>
+    </w:p>
+    <w:p>
+      <w:pPr>
+        <w:ind w:left="420" w:leftChars="0" w:firstLine="420" w:firstLineChars="0"/>
+        <w:rPr>
+          <w:rFonts w:hint="default" w:ascii="宋体" w:hAnsi="宋体" w:eastAsia="宋体" w:cs="宋体"/>
+          <w:sz w:val="24"/>
+          <w:szCs w:val="24"/>
+          <w:lang w:val="en-US" w:eastAsia="zh-CN"/>
+        </w:rPr>
+      </w:pPr>
+      <w:r>
+        <w:rPr>
+          <w:rFonts w:hint="eastAsia" w:ascii="宋体" w:hAnsi="宋体" w:eastAsia="宋体" w:cs="宋体"/>
+          <w:sz w:val="24"/>
+          <w:szCs w:val="24"/>
+          <w:lang w:val="en-US" w:eastAsia="zh-CN"/>
+        </w:rPr>
+        <w:t>选择容器</w:t>
+      </w:r>
+    </w:p>
+    <w:p>
+      <w:pPr>
+        <w:ind w:left="420" w:leftChars="0" w:firstLine="420" w:firstLineChars="0"/>
+        <w:rPr>
+          <w:rFonts w:hint="default" w:ascii="宋体" w:hAnsi="宋体" w:eastAsia="宋体" w:cs="宋体"/>
+          <w:sz w:val="24"/>
+          <w:szCs w:val="24"/>
+          <w:lang w:val="en-US" w:eastAsia="zh-CN"/>
+        </w:rPr>
+      </w:pPr>
+      <w:r>
+        <w:rPr>
+          <w:rFonts w:hint="default" w:ascii="宋体" w:hAnsi="宋体" w:eastAsia="宋体" w:cs="宋体"/>
+          <w:sz w:val="24"/>
+          <w:szCs w:val="24"/>
+          <w:lang w:val="en-US" w:eastAsia="zh-CN"/>
+        </w:rPr>
+        <w:t>包裹文本</w:t>
+      </w:r>
+      <w:r>
+        <w:rPr>
+          <w:rFonts w:hint="eastAsia" w:ascii="宋体" w:hAnsi="宋体" w:eastAsia="宋体" w:cs="宋体"/>
+          <w:sz w:val="24"/>
+          <w:szCs w:val="24"/>
+          <w:lang w:val="en-US" w:eastAsia="zh-CN"/>
+        </w:rPr>
+        <w:t>（"Unicode"/"`_Markdown_`"）</w:t>
+      </w:r>
+    </w:p>
+    <w:p>
+      <w:pPr>
+        <w:ind w:left="420" w:leftChars="0" w:firstLine="420" w:firstLineChars="0"/>
+        <w:rPr>
+          <w:rFonts w:hint="default" w:ascii="宋体" w:hAnsi="宋体" w:eastAsia="宋体" w:cs="宋体"/>
+          <w:sz w:val="24"/>
+          <w:szCs w:val="24"/>
+          <w:lang w:val="en-US" w:eastAsia="zh-CN"/>
+        </w:rPr>
+      </w:pPr>
+      <w:r>
+        <w:rPr>
+          <w:rFonts w:hint="eastAsia" w:ascii="宋体" w:hAnsi="宋体" w:eastAsia="宋体" w:cs="宋体"/>
+          <w:sz w:val="24"/>
+          <w:szCs w:val="24"/>
+          <w:lang w:val="en-US" w:eastAsia="zh-CN"/>
+        </w:rPr>
+        <w:t>排列流程（先定义容器文本再排列容器指向/同时）</w:t>
+      </w:r>
+    </w:p>
+    <w:p>
+      <w:pPr>
+        <w:ind w:firstLine="420" w:firstLineChars="0"/>
+        <w:rPr>
+          <w:rFonts w:hint="default" w:ascii="宋体" w:hAnsi="宋体" w:eastAsia="宋体" w:cs="宋体"/>
+          <w:sz w:val="24"/>
+          <w:szCs w:val="24"/>
+          <w:lang w:val="en-US" w:eastAsia="zh-CN"/>
+        </w:rPr>
+      </w:pPr>
+    </w:p>
+    <w:p>
+      <w:pPr>
+        <w:rPr>
+          <w:rFonts w:hint="eastAsia" w:ascii="宋体" w:hAnsi="宋体" w:eastAsia="宋体" w:cs="宋体"/>
+          <w:sz w:val="24"/>
+          <w:szCs w:val="24"/>
+          <w:lang w:val="en-US" w:eastAsia="zh-CN"/>
+        </w:rPr>
+      </w:pPr>
+      <w:r>
+        <w:rPr>
+          <w:rFonts w:hint="eastAsia" w:ascii="宋体" w:hAnsi="宋体" w:eastAsia="宋体" w:cs="宋体"/>
+          <w:sz w:val="24"/>
+          <w:szCs w:val="24"/>
+          <w:lang w:val="en-US" w:eastAsia="zh-CN"/>
+        </w:rPr>
+        <w:t>代理变种？配置工具？斜杠指令？</w:t>
+      </w:r>
+    </w:p>
+    <w:p>
+      <w:pPr>
+        <w:ind w:firstLine="420" w:firstLineChars="0"/>
+        <w:rPr>
+          <w:rFonts w:hint="default" w:ascii="宋体" w:hAnsi="宋体" w:eastAsia="宋体" w:cs="宋体"/>
+          <w:sz w:val="24"/>
+          <w:szCs w:val="24"/>
+          <w:lang w:val="en-US" w:eastAsia="zh-CN"/>
+        </w:rPr>
+      </w:pPr>
+      <w:r>
+        <w:rPr>
+          <w:rFonts w:hint="default" w:ascii="宋体" w:hAnsi="宋体" w:eastAsia="宋体" w:cs="宋体"/>
+          <w:sz w:val="24"/>
+          <w:szCs w:val="24"/>
+          <w:lang w:val="en-US" w:eastAsia="zh-CN"/>
+        </w:rPr>
+        <w:t>会话可选项：配置工具（</w:t>
+      </w:r>
+      <w:r>
+        <w:rPr>
+          <w:rFonts w:hint="eastAsia" w:ascii="宋体" w:hAnsi="宋体" w:eastAsia="宋体" w:cs="宋体"/>
+          <w:sz w:val="24"/>
+          <w:szCs w:val="24"/>
+          <w:lang w:val="en-US" w:eastAsia="zh-CN"/>
+        </w:rPr>
+        <w:t>调用</w:t>
+      </w:r>
+      <w:r>
+        <w:rPr>
+          <w:rFonts w:hint="default" w:ascii="宋体" w:hAnsi="宋体" w:eastAsia="宋体" w:cs="宋体"/>
+          <w:sz w:val="24"/>
+          <w:szCs w:val="24"/>
+          <w:lang w:val="en-US" w:eastAsia="zh-CN"/>
+        </w:rPr>
+        <w:t>权限/超出工作区）/指令（自我解释）/设置智能体（Ask.agent.md/Explore.agent.md/Plan.agent.md）/自定义（</w:t>
+      </w:r>
+      <w:r>
+        <w:rPr>
+          <w:rFonts w:hint="eastAsia" w:ascii="宋体" w:hAnsi="宋体" w:eastAsia="宋体" w:cs="宋体"/>
+          <w:sz w:val="24"/>
+          <w:szCs w:val="24"/>
+          <w:lang w:val="en-US" w:eastAsia="zh-CN"/>
+        </w:rPr>
+        <w:t>环境</w:t>
+      </w:r>
+      <w:r>
+        <w:rPr>
+          <w:rFonts w:hint="default" w:ascii="宋体" w:hAnsi="宋体" w:eastAsia="宋体" w:cs="宋体"/>
+          <w:sz w:val="24"/>
+          <w:szCs w:val="24"/>
+          <w:lang w:val="en-US" w:eastAsia="zh-CN"/>
+        </w:rPr>
+        <w:t>优化skill/MCP）</w:t>
+      </w:r>
+    </w:p>
+    <w:p>
+      <w:pPr>
+        <w:ind w:firstLine="420" w:firstLineChars="0"/>
+        <w:rPr>
+          <w:rFonts w:hint="eastAsia" w:ascii="宋体" w:hAnsi="宋体" w:eastAsia="宋体" w:cs="宋体"/>
+          <w:b w:val="0"/>
+          <w:bCs w:val="0"/>
+          <w:sz w:val="24"/>
+          <w:szCs w:val="24"/>
+          <w:lang w:val="en-US" w:eastAsia="zh-CN"/>
+        </w:rPr>
+      </w:pPr>
+      <w:r>
+        <w:rPr>
+          <w:rFonts w:hint="eastAsia" w:ascii="宋体" w:hAnsi="宋体" w:eastAsia="宋体" w:cs="宋体"/>
+          <w:sz w:val="24"/>
+          <w:szCs w:val="24"/>
+          <w:lang w:val="en-US" w:eastAsia="zh-CN"/>
+        </w:rPr>
+        <w:t>-聊天框中打出“/”</w:t>
+      </w:r>
+      <w:r>
+        <w:rPr>
+          <w:rFonts w:hint="eastAsia" w:ascii="宋体" w:hAnsi="宋体" w:eastAsia="宋体" w:cs="宋体"/>
+          <w:b/>
+          <w:bCs/>
+          <w:sz w:val="24"/>
+          <w:szCs w:val="24"/>
+          <w:lang w:val="en-US" w:eastAsia="zh-CN"/>
+        </w:rPr>
+        <w:t>展示所有斜杠命令</w:t>
+      </w:r>
+      <w:r>
+        <w:rPr>
+          <w:rFonts w:hint="eastAsia" w:ascii="宋体" w:hAnsi="宋体" w:eastAsia="宋体" w:cs="宋体"/>
+          <w:b w:val="0"/>
+          <w:bCs w:val="0"/>
+          <w:sz w:val="24"/>
+          <w:szCs w:val="24"/>
+          <w:lang w:val="en-US" w:eastAsia="zh-CN"/>
+        </w:rPr>
+        <w:t>（来源与作用）</w:t>
+      </w:r>
+    </w:p>
+    <w:p>
+      <w:pPr>
+        <w:ind w:firstLine="420" w:firstLineChars="0"/>
+        <w:rPr>
+          <w:rFonts w:hint="default" w:ascii="宋体" w:hAnsi="宋体" w:eastAsia="宋体" w:cs="宋体"/>
+          <w:b w:val="0"/>
+          <w:bCs w:val="0"/>
+          <w:sz w:val="24"/>
+          <w:szCs w:val="24"/>
+          <w:lang w:val="en-US" w:eastAsia="zh-CN"/>
+        </w:rPr>
+      </w:pPr>
+      <w:r>
+        <w:rPr>
+          <w:rFonts w:hint="eastAsia" w:ascii="宋体" w:hAnsi="宋体" w:eastAsia="宋体" w:cs="宋体"/>
+          <w:sz w:val="24"/>
+          <w:szCs w:val="24"/>
+          <w:lang w:val="en-US" w:eastAsia="zh-CN"/>
+        </w:rPr>
+        <w:t>-配置工具按钮点出活动栏</w:t>
+      </w:r>
+      <w:r>
+        <w:rPr>
+          <w:rFonts w:hint="eastAsia" w:ascii="宋体" w:hAnsi="宋体" w:eastAsia="宋体" w:cs="宋体"/>
+          <w:b/>
+          <w:bCs/>
+          <w:sz w:val="24"/>
+          <w:szCs w:val="24"/>
+          <w:lang w:val="en-US" w:eastAsia="zh-CN"/>
+        </w:rPr>
+        <w:t>展示所有可调用tool</w:t>
+      </w:r>
+      <w:r>
+        <w:rPr>
+          <w:rFonts w:hint="eastAsia" w:ascii="宋体" w:hAnsi="宋体" w:eastAsia="宋体" w:cs="宋体"/>
+          <w:b w:val="0"/>
+          <w:bCs w:val="0"/>
+          <w:sz w:val="24"/>
+          <w:szCs w:val="24"/>
+          <w:lang w:val="en-US" w:eastAsia="zh-CN"/>
+        </w:rPr>
+        <w:t>（能做什么）</w:t>
+      </w:r>
+    </w:p>
+    <w:p>
+      <w:pPr>
+        <w:ind w:firstLine="420" w:firstLineChars="0"/>
+        <w:rPr>
+          <w:rFonts w:hint="eastAsia" w:ascii="宋体" w:hAnsi="宋体" w:eastAsia="宋体" w:cs="宋体"/>
+          <w:b w:val="0"/>
+          <w:bCs w:val="0"/>
+          <w:sz w:val="24"/>
+          <w:szCs w:val="24"/>
+          <w:lang w:val="en-US" w:eastAsia="zh-CN"/>
+        </w:rPr>
+      </w:pPr>
+      <w:r>
+        <w:rPr>
+          <w:rFonts w:hint="eastAsia" w:ascii="宋体" w:hAnsi="宋体" w:eastAsia="宋体" w:cs="宋体"/>
+          <w:b w:val="0"/>
+          <w:bCs w:val="0"/>
+          <w:sz w:val="24"/>
+          <w:szCs w:val="24"/>
+          <w:lang w:val="en-US" w:eastAsia="zh-CN"/>
+        </w:rPr>
+        <w:t>-设置智能体可选</w:t>
+      </w:r>
+      <w:r>
+        <w:rPr>
+          <w:rFonts w:hint="eastAsia" w:ascii="宋体" w:hAnsi="宋体" w:eastAsia="宋体" w:cs="宋体"/>
+          <w:b/>
+          <w:bCs/>
+          <w:sz w:val="24"/>
+          <w:szCs w:val="24"/>
+          <w:lang w:val="en-US" w:eastAsia="zh-CN"/>
+        </w:rPr>
+        <w:t>查看*.agent.md与展示所在根目录</w:t>
+      </w:r>
+      <w:r>
+        <w:rPr>
+          <w:rFonts w:hint="eastAsia" w:ascii="宋体" w:hAnsi="宋体" w:eastAsia="宋体" w:cs="宋体"/>
+          <w:b w:val="0"/>
+          <w:bCs w:val="0"/>
+          <w:sz w:val="24"/>
+          <w:szCs w:val="24"/>
+          <w:lang w:val="en-US" w:eastAsia="zh-CN"/>
+        </w:rPr>
+        <w:t>（汉化）</w:t>
+      </w:r>
+    </w:p>
+    <w:p>
+      <w:pPr>
+        <w:ind w:left="420" w:leftChars="0" w:firstLine="420" w:firstLineChars="0"/>
+        <w:rPr>
+          <w:rFonts w:hint="eastAsia" w:ascii="宋体" w:hAnsi="宋体" w:eastAsia="宋体" w:cs="宋体"/>
+          <w:b w:val="0"/>
+          <w:bCs w:val="0"/>
+          <w:sz w:val="24"/>
+          <w:szCs w:val="24"/>
+          <w:lang w:val="en-US" w:eastAsia="zh-CN"/>
+        </w:rPr>
+      </w:pPr>
+      <w:r>
+        <w:rPr>
+          <w:rFonts w:hint="eastAsia" w:ascii="宋体" w:hAnsi="宋体" w:eastAsia="宋体" w:cs="宋体"/>
+          <w:b w:val="0"/>
+          <w:bCs w:val="0"/>
+          <w:sz w:val="24"/>
+          <w:szCs w:val="24"/>
+          <w:lang w:val="en-US" w:eastAsia="zh-CN"/>
+        </w:rPr>
+        <w:t>创建代表事项（todo item）</w:t>
+      </w:r>
+    </w:p>
+    <w:p>
+      <w:pPr>
+        <w:ind w:left="420" w:leftChars="0" w:firstLine="420" w:firstLineChars="0"/>
+        <w:rPr>
+          <w:rFonts w:hint="default" w:ascii="宋体" w:hAnsi="宋体" w:eastAsia="宋体" w:cs="宋体"/>
+          <w:sz w:val="24"/>
+          <w:szCs w:val="24"/>
+          <w:lang w:val="en-US" w:eastAsia="zh-CN"/>
+        </w:rPr>
+      </w:pPr>
+      <w:r>
+        <w:rPr>
+          <w:rFonts w:hint="default" w:ascii="宋体" w:hAnsi="宋体" w:eastAsia="宋体" w:cs="宋体"/>
+          <w:sz w:val="24"/>
+          <w:szCs w:val="24"/>
+          <w:lang w:val="en-US" w:eastAsia="zh-CN"/>
+        </w:rPr>
+        <w:t>YAML 元数据</w:t>
+      </w:r>
+    </w:p>
+    <w:p>
+      <w:pPr>
+        <w:ind w:left="420" w:leftChars="0" w:firstLine="420" w:firstLineChars="0"/>
+        <w:rPr>
+          <w:rFonts w:hint="eastAsia" w:ascii="宋体" w:hAnsi="宋体" w:eastAsia="宋体" w:cs="宋体"/>
+          <w:sz w:val="24"/>
+          <w:szCs w:val="24"/>
+          <w:lang w:val="en-US" w:eastAsia="zh-CN"/>
+        </w:rPr>
+      </w:pPr>
+      <w:r>
+        <w:rPr>
+          <w:rFonts w:hint="eastAsia" w:ascii="宋体" w:hAnsi="宋体" w:eastAsia="宋体" w:cs="宋体"/>
+          <w:sz w:val="24"/>
+          <w:szCs w:val="24"/>
+          <w:lang w:val="en-US" w:eastAsia="zh-CN"/>
+        </w:rPr>
+        <w:t>工具限制&lt;YAML&gt;/行为约束&lt;rules&gt;/使能&lt;capabilities&gt;/工作流程&lt;workflow&gt;</w:t>
+      </w:r>
+    </w:p>
+    <w:p>
+      <w:pPr>
+        <w:ind w:firstLine="420" w:firstLineChars="0"/>
+        <w:rPr>
+          <w:rFonts w:hint="default" w:ascii="宋体" w:hAnsi="宋体" w:eastAsia="宋体" w:cs="宋体"/>
+          <w:sz w:val="24"/>
+          <w:szCs w:val="24"/>
+          <w:lang w:val="en-US" w:eastAsia="zh-CN"/>
+        </w:rPr>
+      </w:pPr>
+      <w:r>
+        <w:rPr>
+          <w:rFonts w:hint="eastAsia" w:ascii="宋体" w:hAnsi="宋体" w:eastAsia="宋体" w:cs="宋体"/>
+          <w:sz w:val="24"/>
+          <w:szCs w:val="24"/>
+          <w:lang w:val="en-US" w:eastAsia="zh-CN"/>
+        </w:rPr>
+        <w:t>-解释文档/详细解释/体系说明</w:t>
+      </w:r>
+    </w:p>
+    <w:p>
+      <w:pPr>
+        <w:ind w:left="420" w:leftChars="0" w:firstLine="420" w:firstLineChars="0"/>
+        <w:rPr>
+          <w:rFonts w:hint="eastAsia" w:ascii="宋体" w:hAnsi="宋体" w:eastAsia="宋体" w:cs="宋体"/>
+          <w:sz w:val="24"/>
+          <w:szCs w:val="24"/>
+          <w:lang w:val="en-US" w:eastAsia="zh-CN"/>
+        </w:rPr>
+      </w:pPr>
+      <w:r>
+        <w:rPr>
+          <w:rFonts w:hint="default" w:ascii="宋体" w:hAnsi="宋体" w:eastAsia="宋体" w:cs="宋体"/>
+          <w:sz w:val="24"/>
+          <w:szCs w:val="24"/>
+          <w:lang w:val="en-US" w:eastAsia="zh-CN"/>
+        </w:rPr>
+        <w:t>体系位置</w:t>
+      </w:r>
+      <w:r>
+        <w:rPr>
+          <w:rFonts w:hint="eastAsia" w:ascii="宋体" w:hAnsi="宋体" w:eastAsia="宋体" w:cs="宋体"/>
+          <w:sz w:val="24"/>
+          <w:szCs w:val="24"/>
+          <w:lang w:val="en-US" w:eastAsia="zh-CN"/>
+        </w:rPr>
+        <w:t>/元数据使用/运作过程/使用场景</w:t>
+      </w:r>
+    </w:p>
+    <w:p>
+      <w:pPr>
+        <w:ind w:firstLine="420" w:firstLineChars="0"/>
+        <w:rPr>
+          <w:rFonts w:hint="eastAsia" w:ascii="宋体" w:hAnsi="宋体" w:eastAsia="宋体" w:cs="宋体"/>
+          <w:sz w:val="24"/>
+          <w:szCs w:val="24"/>
+          <w:lang w:val="en-US" w:eastAsia="zh-CN"/>
+        </w:rPr>
+      </w:pPr>
+      <w:r>
+        <w:rPr>
+          <w:rFonts w:hint="eastAsia" w:ascii="宋体" w:hAnsi="宋体" w:eastAsia="宋体" w:cs="宋体"/>
+          <w:sz w:val="24"/>
+          <w:szCs w:val="24"/>
+          <w:lang w:val="en-US" w:eastAsia="zh-CN"/>
+        </w:rPr>
+        <w:t>-同类Explore/Plan查找并读取/获取工作区外目录读取权限</w:t>
+      </w:r>
+    </w:p>
+    <w:p>
+      <w:pPr>
+        <w:ind w:left="420" w:leftChars="0" w:firstLine="420" w:firstLineChars="0"/>
+        <w:rPr>
+          <w:rFonts w:hint="default" w:ascii="宋体" w:hAnsi="宋体" w:eastAsia="宋体" w:cs="宋体"/>
+          <w:sz w:val="24"/>
+          <w:szCs w:val="24"/>
+          <w:lang w:val="en-US" w:eastAsia="zh-CN"/>
+        </w:rPr>
+      </w:pPr>
+      <w:r>
+        <w:rPr>
+          <w:rFonts w:hint="eastAsia" w:ascii="宋体" w:hAnsi="宋体" w:eastAsia="宋体" w:cs="宋体"/>
+          <w:sz w:val="24"/>
+          <w:szCs w:val="24"/>
+          <w:lang w:val="en-US" w:eastAsia="zh-CN"/>
+        </w:rPr>
+        <w:t>目录位置/文档结构/角色定位/类比总结</w:t>
+      </w:r>
+      <w:r>
+        <w:rPr>
+          <w:rFonts w:hint="default" w:ascii="宋体" w:hAnsi="宋体" w:eastAsia="宋体" w:cs="宋体"/>
+          <w:sz w:val="24"/>
+          <w:szCs w:val="24"/>
+          <w:lang w:val="en-US" w:eastAsia="zh-CN"/>
+        </w:rPr>
+        <w:br w:type="page"/>
+      </w:r>
+    </w:p>
+    <w:p>
+      <w:pPr>
+        <w:rPr>
+          <w:rFonts w:hint="default" w:ascii="宋体" w:hAnsi="宋体" w:eastAsia="宋体" w:cs="宋体"/>
+          <w:b/>
+          <w:bCs/>
+          <w:sz w:val="24"/>
+          <w:szCs w:val="24"/>
+          <w:lang w:val="en-US" w:eastAsia="zh-CN"/>
+        </w:rPr>
+      </w:pPr>
+      <w:r>
+        <w:rPr>
+          <w:rFonts w:hint="default" w:ascii="宋体" w:hAnsi="宋体" w:eastAsia="宋体" w:cs="宋体"/>
+          <w:b/>
+          <w:bCs/>
+          <w:sz w:val="24"/>
+          <w:szCs w:val="24"/>
+          <w:lang w:val="en-US" w:eastAsia="zh-CN"/>
+        </w:rPr>
+        <w:t>202606未归纳</w:t>
+      </w:r>
+    </w:p>
+    <w:p>
+      <w:pPr>
+        <w:rPr>
+          <w:rFonts w:hint="default" w:ascii="宋体" w:hAnsi="宋体" w:eastAsia="宋体" w:cs="宋体"/>
+          <w:sz w:val="24"/>
+          <w:szCs w:val="24"/>
+          <w:lang w:val="en-US" w:eastAsia="zh-CN"/>
+        </w:rPr>
+      </w:pPr>
+    </w:p>
+    <w:p>
+      <w:pPr>
+        <w:rPr>
+          <w:rFonts w:hint="default" w:ascii="宋体" w:hAnsi="宋体" w:eastAsia="宋体" w:cs="宋体"/>
+          <w:sz w:val="24"/>
+          <w:szCs w:val="24"/>
+          <w:lang w:val="en-US" w:eastAsia="zh-CN"/>
+        </w:rPr>
+      </w:pPr>
+      <w:r>
+        <w:rPr>
+          <w:rFonts w:hint="default" w:ascii="宋体" w:hAnsi="宋体" w:eastAsia="宋体" w:cs="宋体"/>
+          <w:sz w:val="24"/>
+          <w:szCs w:val="24"/>
+          <w:lang w:val="en-US" w:eastAsia="zh-CN"/>
+        </w:rPr>
+        <w:t>上传奶瓶机版本0？（上传显示板）</w:t>
+      </w:r>
+    </w:p>
+    <w:p>
+      <w:pPr>
+        <w:rPr>
+          <w:rFonts w:hint="default" w:ascii="宋体" w:hAnsi="宋体" w:eastAsia="宋体" w:cs="宋体"/>
+          <w:sz w:val="24"/>
+          <w:szCs w:val="24"/>
+          <w:lang w:val="en-US" w:eastAsia="zh-CN"/>
+        </w:rPr>
+      </w:pPr>
+    </w:p>
+    <w:p>
+      <w:pPr>
+        <w:rPr>
+          <w:rFonts w:hint="eastAsia" w:ascii="宋体" w:hAnsi="宋体" w:eastAsia="宋体" w:cs="宋体"/>
+          <w:sz w:val="24"/>
+          <w:szCs w:val="24"/>
+          <w:lang w:val="en-US" w:eastAsia="zh-CN"/>
+        </w:rPr>
+      </w:pPr>
+      <w:r>
+        <w:rPr>
+          <w:rFonts w:hint="eastAsia" w:ascii="宋体" w:hAnsi="宋体" w:eastAsia="宋体" w:cs="宋体"/>
+          <w:sz w:val="24"/>
+          <w:szCs w:val="24"/>
+          <w:lang w:val="en-US" w:eastAsia="zh-CN"/>
+        </w:rPr>
+        <w:t>显示板原理图（PDF）？</w:t>
+      </w:r>
+    </w:p>
+    <w:p>
+      <w:pPr>
+        <w:ind w:firstLine="420" w:firstLineChars="0"/>
+        <w:rPr>
+          <w:rFonts w:hint="eastAsia" w:ascii="宋体" w:hAnsi="宋体" w:eastAsia="宋体" w:cs="宋体"/>
+          <w:sz w:val="24"/>
+          <w:szCs w:val="24"/>
+          <w:lang w:val="en-US" w:eastAsia="zh-CN"/>
+        </w:rPr>
+      </w:pPr>
+      <w:r>
+        <w:rPr>
+          <w:rFonts w:hint="eastAsia" w:ascii="宋体" w:hAnsi="宋体" w:eastAsia="宋体" w:cs="宋体"/>
+          <w:sz w:val="24"/>
+          <w:szCs w:val="24"/>
+          <w:lang w:val="en-US" w:eastAsia="zh-CN"/>
+        </w:rPr>
+        <w:t>换芯片更改库名SC92F8411B？</w:t>
+      </w:r>
+    </w:p>
+    <w:p>
+      <w:pPr>
+        <w:ind w:firstLine="420" w:firstLineChars="0"/>
+        <w:rPr>
+          <w:rFonts w:hint="eastAsia" w:ascii="宋体" w:hAnsi="宋体" w:eastAsia="宋体" w:cs="宋体"/>
+          <w:sz w:val="24"/>
+          <w:szCs w:val="24"/>
+          <w:lang w:val="en-US" w:eastAsia="zh-CN"/>
+        </w:rPr>
+      </w:pPr>
+      <w:r>
+        <w:rPr>
+          <w:rFonts w:hint="default" w:ascii="宋体" w:hAnsi="宋体" w:eastAsia="宋体" w:cs="宋体"/>
+          <w:sz w:val="24"/>
+          <w:szCs w:val="24"/>
+          <w:lang w:val="en-US" w:eastAsia="zh-CN"/>
+        </w:rPr>
+        <w:t>C8620</w:t>
+      </w:r>
+      <w:r>
+        <w:rPr>
+          <w:rFonts w:hint="eastAsia" w:ascii="宋体" w:hAnsi="宋体" w:eastAsia="宋体" w:cs="宋体"/>
+          <w:sz w:val="24"/>
+          <w:szCs w:val="24"/>
+          <w:lang w:val="en-US" w:eastAsia="zh-CN"/>
+        </w:rPr>
+        <w:t>规格书（PDF）？</w:t>
+      </w:r>
+    </w:p>
+    <w:p>
+      <w:pPr>
+        <w:ind w:firstLine="420" w:firstLineChars="0"/>
+        <w:rPr>
+          <w:rFonts w:hint="eastAsia" w:ascii="宋体" w:hAnsi="宋体" w:eastAsia="宋体" w:cs="宋体"/>
+          <w:sz w:val="24"/>
+          <w:szCs w:val="24"/>
+          <w:lang w:val="en-US" w:eastAsia="zh-CN"/>
+        </w:rPr>
+      </w:pPr>
+      <w:r>
+        <w:rPr>
+          <w:rFonts w:hint="default" w:ascii="宋体" w:hAnsi="宋体" w:eastAsia="宋体" w:cs="宋体"/>
+          <w:sz w:val="24"/>
+          <w:szCs w:val="24"/>
+          <w:lang w:val="en-US" w:eastAsia="zh-CN"/>
+        </w:rPr>
+        <w:t>驱动详解</w:t>
+      </w:r>
+      <w:r>
+        <w:rPr>
+          <w:rFonts w:hint="eastAsia" w:ascii="宋体" w:hAnsi="宋体" w:eastAsia="宋体" w:cs="宋体"/>
+          <w:sz w:val="24"/>
+          <w:szCs w:val="24"/>
+          <w:lang w:val="en-US" w:eastAsia="zh-CN"/>
+        </w:rPr>
+        <w:t>？HTML开发工具？源码参考？</w:t>
+      </w:r>
+    </w:p>
+    <w:p>
+      <w:pPr>
+        <w:ind w:firstLine="420" w:firstLineChars="0"/>
+        <w:rPr>
+          <w:rFonts w:hint="default" w:ascii="宋体" w:hAnsi="宋体" w:eastAsia="宋体" w:cs="宋体"/>
+          <w:sz w:val="24"/>
+          <w:szCs w:val="24"/>
+          <w:lang w:val="en-US" w:eastAsia="zh-CN"/>
+        </w:rPr>
+      </w:pPr>
+      <w:r>
+        <w:rPr>
+          <w:rFonts w:ascii="宋体" w:hAnsi="宋体" w:eastAsia="宋体" w:cs="宋体"/>
+          <w:sz w:val="24"/>
+          <w:szCs w:val="24"/>
+        </w:rPr>
+        <w:fldChar w:fldCharType="begin"/>
+      </w:r>
+      <w:r>
+        <w:rPr>
+          <w:rFonts w:ascii="宋体" w:hAnsi="宋体" w:eastAsia="宋体" w:cs="宋体"/>
+          <w:sz w:val="24"/>
+          <w:szCs w:val="24"/>
+        </w:rPr>
+        <w:instrText xml:space="preserve"> HYPERLINK "https://blog.csdn.net/huyixiangbaba/article/details/143070779" </w:instrText>
+      </w:r>
+      <w:r>
+        <w:rPr>
+          <w:rFonts w:ascii="宋体" w:hAnsi="宋体" w:eastAsia="宋体" w:cs="宋体"/>
+          <w:sz w:val="24"/>
+          <w:szCs w:val="24"/>
+        </w:rPr>
+        <w:fldChar w:fldCharType="separate"/>
+      </w:r>
+      <w:r>
+        <w:rPr>
+          <w:rStyle w:val="7"/>
+          <w:rFonts w:ascii="宋体" w:hAnsi="宋体" w:eastAsia="宋体" w:cs="宋体"/>
+          <w:sz w:val="24"/>
+          <w:szCs w:val="24"/>
+        </w:rPr>
+        <w:t>C8624QP(LED点阵驱动芯片）应用介绍及软件驱动详解-CSDN博客</w:t>
+      </w:r>
+      <w:r>
+        <w:rPr>
+          <w:rFonts w:ascii="宋体" w:hAnsi="宋体" w:eastAsia="宋体" w:cs="宋体"/>
+          <w:sz w:val="24"/>
+          <w:szCs w:val="24"/>
+        </w:rPr>
+        <w:fldChar w:fldCharType="end"/>
       </w:r>
     </w:p>
     <w:p>

--- a/vscode.docx
+++ b/vscode.docx
@@ -1174,6 +1174,89 @@
           <w:lang w:val="en-US" w:eastAsia="zh-CN"/>
         </w:rPr>
         <w:t>Vetur</w:t>
+      </w:r>
+    </w:p>
+    <w:p>
+      <w:pPr>
+        <w:rPr>
+          <w:rFonts w:hint="eastAsia" w:ascii="宋体" w:hAnsi="宋体" w:eastAsia="宋体" w:cs="宋体"/>
+          <w:b w:val="0"/>
+          <w:bCs w:val="0"/>
+          <w:sz w:val="24"/>
+          <w:szCs w:val="24"/>
+          <w:lang w:val="en-US" w:eastAsia="zh-CN"/>
+        </w:rPr>
+      </w:pPr>
+    </w:p>
+    <w:p>
+      <w:pPr>
+        <w:rPr>
+          <w:rFonts w:hint="eastAsia" w:ascii="宋体" w:hAnsi="宋体" w:eastAsia="宋体" w:cs="宋体"/>
+          <w:b w:val="0"/>
+          <w:bCs w:val="0"/>
+          <w:sz w:val="24"/>
+          <w:szCs w:val="24"/>
+          <w:lang w:val="en-US" w:eastAsia="zh-CN"/>
+        </w:rPr>
+      </w:pPr>
+      <w:r>
+        <w:rPr>
+          <w:rFonts w:hint="eastAsia" w:ascii="宋体" w:hAnsi="宋体" w:eastAsia="宋体" w:cs="宋体"/>
+          <w:b w:val="0"/>
+          <w:bCs w:val="0"/>
+          <w:sz w:val="24"/>
+          <w:szCs w:val="24"/>
+          <w:lang w:val="en-US" w:eastAsia="zh-CN"/>
+        </w:rPr>
+        <w:t>系统推荐</w:t>
+      </w:r>
+    </w:p>
+    <w:p>
+      <w:pPr>
+        <w:ind w:firstLine="420" w:firstLineChars="0"/>
+        <w:rPr>
+          <w:rFonts w:hint="default" w:ascii="宋体" w:hAnsi="宋体" w:eastAsia="宋体" w:cs="宋体"/>
+          <w:b w:val="0"/>
+          <w:bCs w:val="0"/>
+          <w:sz w:val="24"/>
+          <w:szCs w:val="24"/>
+          <w:lang w:val="en-US" w:eastAsia="zh-CN"/>
+        </w:rPr>
+      </w:pPr>
+      <w:r>
+        <w:rPr>
+          <w:rFonts w:hint="default" w:ascii="宋体" w:hAnsi="宋体" w:eastAsia="宋体" w:cs="宋体"/>
+          <w:b w:val="0"/>
+          <w:bCs w:val="0"/>
+          <w:sz w:val="24"/>
+          <w:szCs w:val="24"/>
+          <w:lang w:val="en-US" w:eastAsia="zh-CN"/>
+        </w:rPr>
+        <w:t>Microsoft Edge Tools for VS Code</w:t>
+      </w:r>
+    </w:p>
+    <w:p>
+      <w:pPr>
+        <w:ind w:firstLine="420" w:firstLineChars="0"/>
+        <w:rPr>
+          <w:rFonts w:hint="default" w:ascii="宋体" w:hAnsi="宋体" w:eastAsia="宋体" w:cs="宋体"/>
+          <w:b w:val="0"/>
+          <w:bCs w:val="0"/>
+          <w:sz w:val="24"/>
+          <w:szCs w:val="24"/>
+          <w:lang w:val="en-US" w:eastAsia="zh-CN"/>
+        </w:rPr>
+      </w:pPr>
+      <w:r>
+        <w:rPr>
+          <w:rFonts w:hint="default" w:ascii="宋体" w:hAnsi="宋体" w:eastAsia="宋体" w:cs="宋体"/>
+          <w:b w:val="0"/>
+          <w:bCs w:val="0"/>
+          <w:sz w:val="24"/>
+          <w:szCs w:val="24"/>
+          <w:lang w:val="en-US" w:eastAsia="zh-CN"/>
+        </w:rPr>
+        <w:t>Chat Customizations Evaluations</w:t>
       </w:r>
     </w:p>
     <w:p>
@@ -4610,9 +4693,12 @@
     <w:p>
       <w:pPr>
         <w:rPr>
-          <w:rFonts w:ascii="宋体" w:hAnsi="宋体" w:eastAsia="宋体" w:cs="宋体"/>
-          <w:sz w:val="24"/>
-          <w:szCs w:val="24"/>
+          <w:rFonts w:hint="default" w:ascii="宋体" w:hAnsi="宋体" w:eastAsia="宋体" w:cs="宋体"/>
+          <w:b w:val="0"/>
+          <w:bCs w:val="0"/>
+          <w:sz w:val="24"/>
+          <w:szCs w:val="24"/>
+          <w:lang w:val="en-US" w:eastAsia="zh-CN"/>
         </w:rPr>
       </w:pPr>
       <w:r>
@@ -4629,6 +4715,56 @@
           <w:sz w:val="24"/>
           <w:szCs w:val="24"/>
         </w:rPr>
+        <w:instrText xml:space="preserve"> HYPERLINK "https://docs.github.com/zh" </w:instrText>
+      </w:r>
+      <w:r>
+        <w:rPr>
+          <w:rFonts w:ascii="宋体" w:hAnsi="宋体" w:eastAsia="宋体" w:cs="宋体"/>
+          <w:sz w:val="24"/>
+          <w:szCs w:val="24"/>
+        </w:rPr>
+        <w:fldChar w:fldCharType="separate"/>
+      </w:r>
+      <w:r>
+        <w:rPr>
+          <w:rStyle w:val="7"/>
+          <w:rFonts w:ascii="宋体" w:hAnsi="宋体" w:eastAsia="宋体" w:cs="宋体"/>
+          <w:sz w:val="24"/>
+          <w:szCs w:val="24"/>
+        </w:rPr>
+        <w:t>GitHub Docs</w:t>
+      </w:r>
+      <w:r>
+        <w:rPr>
+          <w:rFonts w:ascii="宋体" w:hAnsi="宋体" w:eastAsia="宋体" w:cs="宋体"/>
+          <w:sz w:val="24"/>
+          <w:szCs w:val="24"/>
+        </w:rPr>
+        <w:fldChar w:fldCharType="end"/>
+      </w:r>
+    </w:p>
+    <w:p>
+      <w:pPr>
+        <w:rPr>
+          <w:rFonts w:ascii="宋体" w:hAnsi="宋体" w:eastAsia="宋体" w:cs="宋体"/>
+          <w:sz w:val="24"/>
+          <w:szCs w:val="24"/>
+        </w:rPr>
+      </w:pPr>
+      <w:r>
+        <w:rPr>
+          <w:rFonts w:ascii="宋体" w:hAnsi="宋体" w:eastAsia="宋体" w:cs="宋体"/>
+          <w:sz w:val="24"/>
+          <w:szCs w:val="24"/>
+        </w:rPr>
+        <w:fldChar w:fldCharType="begin"/>
+      </w:r>
+      <w:r>
+        <w:rPr>
+          <w:rFonts w:ascii="宋体" w:hAnsi="宋体" w:eastAsia="宋体" w:cs="宋体"/>
+          <w:sz w:val="24"/>
+          <w:szCs w:val="24"/>
+        </w:rPr>
         <w:instrText xml:space="preserve"> HYPERLINK "https://github.highlight.ink/documenting-projects/formatting-your-readme" </w:instrText>
       </w:r>
       <w:r>
@@ -4641,7 +4777,7 @@
       </w:r>
       <w:r>
         <w:rPr>
-          <w:rStyle w:val="7"/>
+          <w:rStyle w:val="6"/>
           <w:rFonts w:ascii="宋体" w:hAnsi="宋体" w:eastAsia="宋体" w:cs="宋体"/>
           <w:sz w:val="24"/>
           <w:szCs w:val="24"/>
@@ -5029,6 +5165,56 @@
     <w:p>
       <w:pPr>
         <w:rPr>
+          <w:rFonts w:ascii="宋体" w:hAnsi="宋体" w:eastAsia="宋体" w:cs="宋体"/>
+          <w:sz w:val="24"/>
+          <w:szCs w:val="24"/>
+        </w:rPr>
+      </w:pPr>
+      <w:r>
+        <w:rPr>
+          <w:rFonts w:ascii="宋体" w:hAnsi="宋体" w:eastAsia="宋体" w:cs="宋体"/>
+          <w:sz w:val="24"/>
+          <w:szCs w:val="24"/>
+        </w:rPr>
+        <w:fldChar w:fldCharType="begin"/>
+      </w:r>
+      <w:r>
+        <w:rPr>
+          <w:rFonts w:ascii="宋体" w:hAnsi="宋体" w:eastAsia="宋体" w:cs="宋体"/>
+          <w:sz w:val="24"/>
+          <w:szCs w:val="24"/>
+        </w:rPr>
+        <w:instrText xml:space="preserve"> HYPERLINK "https://blog.csdn.net/qq_40818172/article/details/126260661" </w:instrText>
+      </w:r>
+      <w:r>
+        <w:rPr>
+          <w:rFonts w:ascii="宋体" w:hAnsi="宋体" w:eastAsia="宋体" w:cs="宋体"/>
+          <w:sz w:val="24"/>
+          <w:szCs w:val="24"/>
+        </w:rPr>
+        <w:fldChar w:fldCharType="separate"/>
+      </w:r>
+      <w:r>
+        <w:rPr>
+          <w:rStyle w:val="7"/>
+          <w:rFonts w:ascii="宋体" w:hAnsi="宋体" w:eastAsia="宋体" w:cs="宋体"/>
+          <w:sz w:val="24"/>
+          <w:szCs w:val="24"/>
+        </w:rPr>
+        <w:t>手把手教会你使用Markdown【从入门到精通一篇就够了】-CSDN博客</w:t>
+      </w:r>
+      <w:r>
+        <w:rPr>
+          <w:rFonts w:ascii="宋体" w:hAnsi="宋体" w:eastAsia="宋体" w:cs="宋体"/>
+          <w:sz w:val="24"/>
+          <w:szCs w:val="24"/>
+        </w:rPr>
+        <w:fldChar w:fldCharType="end"/>
+      </w:r>
+    </w:p>
+    <w:p>
+      <w:pPr>
+        <w:rPr>
           <w:rFonts w:hint="default" w:ascii="宋体" w:hAnsi="宋体" w:eastAsia="宋体" w:cs="宋体"/>
           <w:b w:val="0"/>
           <w:bCs w:val="0"/>
@@ -5317,6 +5503,59 @@
       </w:pPr>
       <w:r>
         <w:rPr>
+          <w:rFonts w:ascii="宋体" w:hAnsi="宋体" w:eastAsia="宋体" w:cs="宋体"/>
+          <w:sz w:val="24"/>
+          <w:szCs w:val="24"/>
+        </w:rPr>
+        <w:fldChar w:fldCharType="begin"/>
+      </w:r>
+      <w:r>
+        <w:rPr>
+          <w:rFonts w:ascii="宋体" w:hAnsi="宋体" w:eastAsia="宋体" w:cs="宋体"/>
+          <w:sz w:val="24"/>
+          <w:szCs w:val="24"/>
+        </w:rPr>
+        <w:instrText xml:space="preserve"> HYPERLINK "https://docs.github.com/zh/get-started/writing-on-github/getting-started-with-writing-and-formatting-on-github/basic-writing-and-formatting-syntax" </w:instrText>
+      </w:r>
+      <w:r>
+        <w:rPr>
+          <w:rFonts w:ascii="宋体" w:hAnsi="宋体" w:eastAsia="宋体" w:cs="宋体"/>
+          <w:sz w:val="24"/>
+          <w:szCs w:val="24"/>
+        </w:rPr>
+        <w:fldChar w:fldCharType="separate"/>
+      </w:r>
+      <w:r>
+        <w:rPr>
+          <w:rStyle w:val="7"/>
+          <w:rFonts w:ascii="宋体" w:hAnsi="宋体" w:eastAsia="宋体" w:cs="宋体"/>
+          <w:sz w:val="24"/>
+          <w:szCs w:val="24"/>
+        </w:rPr>
+        <w:t>基本写作和格式语法 - GitHub 文档</w:t>
+      </w:r>
+      <w:r>
+        <w:rPr>
+          <w:rFonts w:ascii="宋体" w:hAnsi="宋体" w:eastAsia="宋体" w:cs="宋体"/>
+          <w:sz w:val="24"/>
+          <w:szCs w:val="24"/>
+        </w:rPr>
+        <w:fldChar w:fldCharType="end"/>
+      </w:r>
+    </w:p>
+    <w:p>
+      <w:pPr>
+        <w:rPr>
+          <w:rFonts w:hint="eastAsia" w:ascii="宋体" w:hAnsi="宋体" w:eastAsia="宋体" w:cs="宋体"/>
+          <w:b w:val="0"/>
+          <w:bCs w:val="0"/>
+          <w:sz w:val="24"/>
+          <w:szCs w:val="24"/>
+          <w:lang w:val="en-US" w:eastAsia="zh-CN"/>
+        </w:rPr>
+      </w:pPr>
+      <w:r>
+        <w:rPr>
           <w:rFonts w:hint="eastAsia" w:ascii="宋体" w:hAnsi="宋体" w:eastAsia="宋体" w:cs="宋体"/>
           <w:b w:val="0"/>
           <w:bCs w:val="0"/>
@@ -5373,7 +5612,7 @@
       </w:r>
       <w:r>
         <w:rPr>
-          <w:rStyle w:val="7"/>
+          <w:rStyle w:val="6"/>
           <w:rFonts w:ascii="宋体" w:hAnsi="宋体" w:eastAsia="宋体" w:cs="宋体"/>
           <w:sz w:val="24"/>
           <w:szCs w:val="24"/>
@@ -5569,7 +5808,7 @@
           <w:szCs w:val="24"/>
           <w:lang w:val="en-US" w:eastAsia="zh-CN"/>
         </w:rPr>
-        <w:t>，</w:t>
+        <w:t>：</w:t>
       </w:r>
       <w:r>
         <w:rPr>
@@ -5594,7 +5833,7 @@
       <w:pPr>
         <w:ind w:firstLine="420" w:firstLineChars="0"/>
         <w:rPr>
-          <w:rFonts w:hint="default" w:ascii="宋体" w:hAnsi="宋体" w:eastAsia="宋体" w:cs="宋体"/>
+          <w:rFonts w:hint="eastAsia" w:ascii="宋体" w:hAnsi="宋体" w:eastAsia="宋体" w:cs="宋体"/>
           <w:sz w:val="24"/>
           <w:szCs w:val="24"/>
           <w:lang w:val="en-US" w:eastAsia="zh-CN"/>
@@ -5608,6 +5847,116 @@
           <w:lang w:val="en-US" w:eastAsia="zh-CN"/>
         </w:rPr>
         <w:t>支持图表，预览，更改，网页，文件</w:t>
+      </w:r>
+    </w:p>
+    <w:p>
+      <w:pPr>
+        <w:ind w:firstLine="420" w:firstLineChars="0"/>
+        <w:rPr>
+          <w:rFonts w:ascii="宋体" w:hAnsi="宋体" w:eastAsia="宋体" w:cs="宋体"/>
+          <w:sz w:val="24"/>
+          <w:szCs w:val="24"/>
+        </w:rPr>
+      </w:pPr>
+      <w:r>
+        <w:rPr>
+          <w:rFonts w:ascii="宋体" w:hAnsi="宋体" w:eastAsia="宋体" w:cs="宋体"/>
+          <w:sz w:val="24"/>
+          <w:szCs w:val="24"/>
+        </w:rPr>
+        <w:fldChar w:fldCharType="begin"/>
+      </w:r>
+      <w:r>
+        <w:rPr>
+          <w:rFonts w:ascii="宋体" w:hAnsi="宋体" w:eastAsia="宋体" w:cs="宋体"/>
+          <w:sz w:val="24"/>
+          <w:szCs w:val="24"/>
+        </w:rPr>
+        <w:instrText xml:space="preserve"> HYPERLINK "https://mermaid.ai/app/projects/6b526a81-2acd-440d-b154-e18f4e18e165/diagrams/6f3f6568-c1dc-4215-a91e-c0be1d97c564/version/v0.1/edit?shouldShowPopup=true&amp;fromOnboarding=true" </w:instrText>
+      </w:r>
+      <w:r>
+        <w:rPr>
+          <w:rFonts w:ascii="宋体" w:hAnsi="宋体" w:eastAsia="宋体" w:cs="宋体"/>
+          <w:sz w:val="24"/>
+          <w:szCs w:val="24"/>
+        </w:rPr>
+        <w:fldChar w:fldCharType="separate"/>
+      </w:r>
+      <w:r>
+        <w:rPr>
+          <w:rStyle w:val="7"/>
+          <w:rFonts w:ascii="宋体" w:hAnsi="宋体" w:eastAsia="宋体" w:cs="宋体"/>
+          <w:sz w:val="24"/>
+          <w:szCs w:val="24"/>
+        </w:rPr>
+        <w:t>Untitled diagram | Mermaid Chart</w:t>
+      </w:r>
+      <w:r>
+        <w:rPr>
+          <w:rFonts w:ascii="宋体" w:hAnsi="宋体" w:eastAsia="宋体" w:cs="宋体"/>
+          <w:sz w:val="24"/>
+          <w:szCs w:val="24"/>
+        </w:rPr>
+        <w:fldChar w:fldCharType="end"/>
+      </w:r>
+    </w:p>
+    <w:p>
+      <w:pPr>
+        <w:ind w:firstLine="420" w:firstLineChars="0"/>
+        <w:rPr>
+          <w:rFonts w:hint="eastAsia" w:ascii="宋体" w:hAnsi="宋体" w:eastAsia="宋体" w:cs="宋体"/>
+          <w:sz w:val="24"/>
+          <w:szCs w:val="24"/>
+          <w:lang w:val="en-US" w:eastAsia="zh-CN"/>
+        </w:rPr>
+      </w:pPr>
+      <w:r>
+        <w:rPr>
+          <w:rFonts w:hint="eastAsia" w:ascii="宋体" w:hAnsi="宋体" w:eastAsia="宋体" w:cs="宋体"/>
+          <w:sz w:val="24"/>
+          <w:szCs w:val="24"/>
+          <w:lang w:val="en-US" w:eastAsia="zh-CN"/>
+        </w:rPr>
+        <w:t>网页CLI</w:t>
+      </w:r>
+    </w:p>
+    <w:p>
+      <w:pPr>
+        <w:ind w:firstLine="420" w:firstLineChars="0"/>
+        <w:rPr>
+          <w:rFonts w:hint="eastAsia" w:ascii="宋体" w:hAnsi="宋体" w:eastAsia="宋体" w:cs="宋体"/>
+          <w:sz w:val="24"/>
+          <w:szCs w:val="24"/>
+          <w:lang w:val="en-US" w:eastAsia="zh-CN"/>
+        </w:rPr>
+      </w:pPr>
+      <w:r>
+        <w:rPr>
+          <w:rFonts w:hint="eastAsia" w:ascii="宋体" w:hAnsi="宋体" w:eastAsia="宋体" w:cs="宋体"/>
+          <w:sz w:val="24"/>
+          <w:szCs w:val="24"/>
+          <w:lang w:val="en-US" w:eastAsia="zh-CN"/>
+        </w:rPr>
+        <w:t>分栏CHART</w:t>
+      </w:r>
+    </w:p>
+    <w:p>
+      <w:pPr>
+        <w:rPr>
+          <w:rFonts w:hint="default" w:ascii="宋体" w:hAnsi="宋体" w:eastAsia="宋体" w:cs="宋体"/>
+          <w:sz w:val="24"/>
+          <w:szCs w:val="24"/>
+          <w:lang w:val="en-US" w:eastAsia="zh-CN"/>
+        </w:rPr>
+      </w:pPr>
+      <w:r>
+        <w:rPr>
+          <w:rFonts w:hint="eastAsia" w:ascii="宋体" w:hAnsi="宋体" w:eastAsia="宋体" w:cs="宋体"/>
+          <w:sz w:val="24"/>
+          <w:szCs w:val="24"/>
+          <w:lang w:val="en-US" w:eastAsia="zh-CN"/>
+        </w:rPr>
+        <w:t>-编辑器：对代码页面智能生成流程图/打开Char页面</w:t>
       </w:r>
     </w:p>
     <w:p>
@@ -15405,7 +15754,7 @@
       </w:r>
       <w:r>
         <w:rPr>
-          <w:rStyle w:val="7"/>
+          <w:rStyle w:val="6"/>
           <w:rFonts w:ascii="宋体" w:hAnsi="宋体" w:eastAsia="宋体" w:cs="宋体"/>
           <w:sz w:val="24"/>
           <w:szCs w:val="24"/>
@@ -15465,7 +15814,7 @@
       </w:r>
       <w:r>
         <w:rPr>
-          <w:rStyle w:val="7"/>
+          <w:rStyle w:val="6"/>
           <w:rFonts w:ascii="宋体" w:hAnsi="宋体" w:eastAsia="宋体" w:cs="宋体"/>
           <w:sz w:val="24"/>
           <w:szCs w:val="24"/>
@@ -15649,7 +15998,7 @@
       <w:pPr>
         <w:ind w:left="420" w:leftChars="0" w:firstLine="420" w:firstLineChars="0"/>
         <w:rPr>
-          <w:rFonts w:hint="default" w:ascii="宋体" w:hAnsi="宋体" w:eastAsia="宋体" w:cs="宋体"/>
+          <w:rFonts w:hint="eastAsia" w:ascii="宋体" w:hAnsi="宋体" w:eastAsia="宋体" w:cs="宋体"/>
           <w:b/>
           <w:bCs/>
           <w:sz w:val="24"/>
@@ -15667,6 +16016,58 @@
           <w:lang w:val="en-US" w:eastAsia="zh-CN"/>
         </w:rPr>
         <w:t>Markdown渲染</w:t>
+      </w:r>
+    </w:p>
+    <w:p>
+      <w:pPr>
+        <w:ind w:left="840" w:leftChars="0" w:firstLine="420" w:firstLineChars="0"/>
+        <w:rPr>
+          <w:rFonts w:hint="default" w:ascii="宋体" w:hAnsi="宋体" w:eastAsia="宋体" w:cs="宋体"/>
+          <w:sz w:val="24"/>
+          <w:szCs w:val="24"/>
+          <w:lang w:val="en-US" w:eastAsia="zh-CN"/>
+        </w:rPr>
+      </w:pPr>
+      <w:r>
+        <w:rPr>
+          <w:rFonts w:ascii="宋体" w:hAnsi="宋体" w:eastAsia="宋体" w:cs="宋体"/>
+          <w:sz w:val="24"/>
+          <w:szCs w:val="24"/>
+        </w:rPr>
+        <w:fldChar w:fldCharType="begin"/>
+      </w:r>
+      <w:r>
+        <w:rPr>
+          <w:rFonts w:ascii="宋体" w:hAnsi="宋体" w:eastAsia="宋体" w:cs="宋体"/>
+          <w:sz w:val="24"/>
+          <w:szCs w:val="24"/>
+        </w:rPr>
+        <w:instrText xml:space="preserve"> HYPERLINK "https://docs.github.com/zh/get-started/writing-on-github/getting-started-with-writing-and-formatting-on-github/basic-writing-and-formatting-syntax" </w:instrText>
+      </w:r>
+      <w:r>
+        <w:rPr>
+          <w:rFonts w:ascii="宋体" w:hAnsi="宋体" w:eastAsia="宋体" w:cs="宋体"/>
+          <w:sz w:val="24"/>
+          <w:szCs w:val="24"/>
+        </w:rPr>
+        <w:fldChar w:fldCharType="separate"/>
+      </w:r>
+      <w:r>
+        <w:rPr>
+          <w:rStyle w:val="7"/>
+          <w:rFonts w:ascii="宋体" w:hAnsi="宋体" w:eastAsia="宋体" w:cs="宋体"/>
+          <w:sz w:val="24"/>
+          <w:szCs w:val="24"/>
+        </w:rPr>
+        <w:t>基本写作和格式语法 - GitHub 文档</w:t>
+      </w:r>
+      <w:r>
+        <w:rPr>
+          <w:rFonts w:ascii="宋体" w:hAnsi="宋体" w:eastAsia="宋体" w:cs="宋体"/>
+          <w:sz w:val="24"/>
+          <w:szCs w:val="24"/>
+        </w:rPr>
+        <w:fldChar w:fldCharType="end"/>
       </w:r>
     </w:p>
     <w:p>
@@ -16661,6 +17062,68 @@
       <w:pPr>
         <w:ind w:left="840" w:leftChars="0" w:firstLine="420" w:firstLineChars="0"/>
         <w:rPr>
+          <w:rFonts w:ascii="宋体" w:hAnsi="宋体" w:eastAsia="宋体" w:cs="宋体"/>
+          <w:sz w:val="24"/>
+          <w:szCs w:val="24"/>
+        </w:rPr>
+      </w:pPr>
+      <w:r>
+        <w:rPr>
+          <w:rFonts w:ascii="宋体" w:hAnsi="宋体" w:eastAsia="宋体" w:cs="宋体"/>
+          <w:sz w:val="24"/>
+          <w:szCs w:val="24"/>
+        </w:rPr>
+        <w:fldChar w:fldCharType="begin"/>
+      </w:r>
+      <w:r>
+        <w:rPr>
+          <w:rFonts w:ascii="宋体" w:hAnsi="宋体" w:eastAsia="宋体" w:cs="宋体"/>
+          <w:sz w:val="24"/>
+          <w:szCs w:val="24"/>
+        </w:rPr>
+        <w:instrText xml:space="preserve"> HYPERLINK "https://lincoln-lcl.github.io/lclblog.github.io/post/Markdown-yu-fa.html" </w:instrText>
+      </w:r>
+      <w:r>
+        <w:rPr>
+          <w:rFonts w:ascii="宋体" w:hAnsi="宋体" w:eastAsia="宋体" w:cs="宋体"/>
+          <w:sz w:val="24"/>
+          <w:szCs w:val="24"/>
+        </w:rPr>
+        <w:fldChar w:fldCharType="separate"/>
+      </w:r>
+      <w:r>
+        <w:rPr>
+          <w:rStyle w:val="7"/>
+          <w:rFonts w:ascii="宋体" w:hAnsi="宋体" w:eastAsia="宋体" w:cs="宋体"/>
+          <w:sz w:val="24"/>
+          <w:szCs w:val="24"/>
+        </w:rPr>
+        <w:t>Markdown语法</w:t>
+      </w:r>
+      <w:r>
+        <w:rPr>
+          <w:rFonts w:ascii="宋体" w:hAnsi="宋体" w:eastAsia="宋体" w:cs="宋体"/>
+          <w:sz w:val="24"/>
+          <w:szCs w:val="24"/>
+        </w:rPr>
+        <w:fldChar w:fldCharType="end"/>
+      </w:r>
+    </w:p>
+    <w:p>
+      <w:pPr>
+        <w:ind w:left="840" w:leftChars="0" w:firstLine="420" w:firstLineChars="0"/>
+        <w:rPr>
+          <w:rFonts w:hint="default" w:ascii="宋体" w:hAnsi="宋体" w:eastAsia="宋体" w:cs="宋体"/>
+          <w:sz w:val="24"/>
+          <w:szCs w:val="24"/>
+          <w:lang w:val="en-US" w:eastAsia="zh-CN"/>
+        </w:rPr>
+      </w:pPr>
+    </w:p>
+    <w:p>
+      <w:pPr>
+        <w:ind w:left="840" w:leftChars="0" w:firstLine="420" w:firstLineChars="0"/>
+        <w:rPr>
           <w:rFonts w:hint="eastAsia" w:ascii="宋体" w:hAnsi="宋体" w:eastAsia="宋体" w:cs="宋体"/>
           <w:b w:val="0"/>
           <w:bCs w:val="0"/>
@@ -16871,7 +17334,7 @@
       </w:r>
       <w:r>
         <w:rPr>
-          <w:rStyle w:val="7"/>
+          <w:rStyle w:val="6"/>
           <w:rFonts w:ascii="宋体" w:hAnsi="宋体" w:eastAsia="宋体" w:cs="宋体"/>
           <w:sz w:val="24"/>
           <w:szCs w:val="24"/>
@@ -17229,7 +17692,7 @@
       </w:r>
       <w:r>
         <w:rPr>
-          <w:rStyle w:val="7"/>
+          <w:rStyle w:val="6"/>
           <w:rFonts w:ascii="宋体" w:hAnsi="宋体" w:eastAsia="宋体" w:cs="宋体"/>
           <w:sz w:val="24"/>
           <w:szCs w:val="24"/>
@@ -26075,6 +26538,14 @@
           <w:lang w:val="en-US" w:eastAsia="zh-CN"/>
         </w:rPr>
         <w:tab/>
+      </w:r>
+      <w:r>
+        <w:rPr>
+          <w:rFonts w:hint="eastAsia" w:ascii="宋体" w:hAnsi="宋体" w:eastAsia="宋体" w:cs="宋体"/>
+          <w:sz w:val="24"/>
+          <w:szCs w:val="24"/>
+          <w:lang w:val="en-US" w:eastAsia="zh-CN"/>
+        </w:rPr>
         <w:t>#保存所有更新的引用记录</w:t>
       </w:r>
     </w:p>
@@ -28214,7 +28685,6 @@
           <w:lang w:val="en-US" w:eastAsia="zh-CN"/>
         </w:rPr>
         <w:tab/>
-        <w:t/>
       </w:r>
       <w:r>
         <w:rPr>
@@ -28224,6 +28694,14 @@
           <w:lang w:val="en-US" w:eastAsia="zh-CN"/>
         </w:rPr>
         <w:tab/>
+      </w:r>
+      <w:r>
+        <w:rPr>
+          <w:rFonts w:hint="eastAsia" w:ascii="宋体" w:hAnsi="宋体" w:eastAsia="宋体" w:cs="宋体"/>
+          <w:sz w:val="24"/>
+          <w:szCs w:val="24"/>
+          <w:lang w:val="en-US" w:eastAsia="zh-CN"/>
+        </w:rPr>
         <w:t>要么直接执行克隆新增文件夹（远程库名）与.git！</w:t>
       </w:r>
     </w:p>
@@ -28593,6 +29071,138 @@
     </w:p>
     <w:p>
       <w:pPr>
+        <w:ind w:left="840" w:leftChars="0" w:firstLine="420" w:firstLineChars="0"/>
+        <w:rPr>
+          <w:rFonts w:hint="eastAsia" w:ascii="宋体" w:hAnsi="宋体" w:eastAsia="宋体" w:cs="宋体"/>
+          <w:sz w:val="24"/>
+          <w:szCs w:val="24"/>
+          <w:lang w:val="en-US" w:eastAsia="zh-CN"/>
+        </w:rPr>
+      </w:pPr>
+      <w:r>
+        <w:rPr>
+          <w:rFonts w:ascii="宋体" w:hAnsi="宋体" w:eastAsia="宋体" w:cs="宋体"/>
+          <w:sz w:val="24"/>
+          <w:szCs w:val="24"/>
+        </w:rPr>
+        <w:fldChar w:fldCharType="begin"/>
+      </w:r>
+      <w:r>
+        <w:rPr>
+          <w:rFonts w:ascii="宋体" w:hAnsi="宋体" w:eastAsia="宋体" w:cs="宋体"/>
+          <w:sz w:val="24"/>
+          <w:szCs w:val="24"/>
+        </w:rPr>
+        <w:instrText xml:space="preserve"> HYPERLINK "https://deepinout.com/git/git-questions/683_git_is_it_possible_to_create_a_remote_repo_on_github_from_the_cli_without_opening_browser.html" \l ":~:text=%E4%BD%BF%E7%94%A8 gh repo create my-new-repo %E5%91%BD%E4%BB%A4%E5%88%9B%E5%BB%BA%E5%90%8D%E4%B8%BA my-new-repo %E7%9A%84%E6%96%B0%E8%BF%9C%E7%A8%8B%E4%BB%93%E5%BA%93%E3%80%82,view my-new-repo %E5%91%BD%E4%BB%A4%E6%9F%A5%E7%9C%8B%E5%B9%B6%E9%85%8D%E7%BD%AE%E4%BB%93%E5%BA%93%E7%9A%84%E5%9F%BA%E6%9C%AC%E5%8F%82%E6%95%B0%E3%80%82 %E5%9C%A8%E5%91%BD%E4%BB%A4%E8%A1%8C%E4%B8%AD%E8%BE%93%E5%85%A5 git remote -v %E5%91%BD%E4%BB%A4%EF%BC%8C%E5%8F%AF%E4%BB%A5%E7%9C%8B%E5%88%B0%E4%BB%93%E5%BA%93%E7%9A%84%E8%BF%9C%E7%A8%8B%E5%9C%B0%E5%9D%80%E5%B7%B2%E7%BB%8F%E6%B7%BB%E5%8A%A0%E5%88%B0%E6%9C%AC%E5%9C%B0Git%E7%9A%84%E9%85%8D%E7%BD%AE%E6%96%87%E4%BB%B6%E4%B8%AD%E3%80%82" </w:instrText>
+      </w:r>
+      <w:r>
+        <w:rPr>
+          <w:rFonts w:ascii="宋体" w:hAnsi="宋体" w:eastAsia="宋体" w:cs="宋体"/>
+          <w:sz w:val="24"/>
+          <w:szCs w:val="24"/>
+        </w:rPr>
+        <w:fldChar w:fldCharType="separate"/>
+      </w:r>
+      <w:r>
+        <w:rPr>
+          <w:rStyle w:val="7"/>
+          <w:rFonts w:ascii="宋体" w:hAnsi="宋体" w:eastAsia="宋体" w:cs="宋体"/>
+          <w:sz w:val="24"/>
+          <w:szCs w:val="24"/>
+        </w:rPr>
+        <w:t>Git – 在命令行中创建GitHub远程仓库的方法|极客笔记</w:t>
+      </w:r>
+      <w:r>
+        <w:rPr>
+          <w:rFonts w:ascii="宋体" w:hAnsi="宋体" w:eastAsia="宋体" w:cs="宋体"/>
+          <w:sz w:val="24"/>
+          <w:szCs w:val="24"/>
+        </w:rPr>
+        <w:fldChar w:fldCharType="end"/>
+      </w:r>
+    </w:p>
+    <w:p>
+      <w:pPr>
+        <w:ind w:left="840" w:leftChars="0" w:firstLine="420" w:firstLineChars="0"/>
+        <w:rPr>
+          <w:rFonts w:hint="eastAsia" w:ascii="宋体" w:hAnsi="宋体" w:eastAsia="宋体" w:cs="宋体"/>
+          <w:sz w:val="24"/>
+          <w:szCs w:val="24"/>
+          <w:lang w:val="en-US" w:eastAsia="zh-CN"/>
+        </w:rPr>
+      </w:pPr>
+      <w:r>
+        <w:rPr>
+          <w:rFonts w:hint="eastAsia" w:ascii="宋体" w:hAnsi="宋体" w:eastAsia="宋体" w:cs="宋体"/>
+          <w:sz w:val="24"/>
+          <w:szCs w:val="24"/>
+          <w:lang w:val="en-US" w:eastAsia="zh-CN"/>
+        </w:rPr>
+        <w:t>安装了GitHub CLI？</w:t>
+      </w:r>
+    </w:p>
+    <w:p>
+      <w:pPr>
+        <w:ind w:left="1260" w:leftChars="0" w:firstLine="420" w:firstLineChars="0"/>
+        <w:rPr>
+          <w:rFonts w:hint="eastAsia" w:ascii="宋体" w:hAnsi="宋体" w:eastAsia="宋体" w:cs="宋体"/>
+          <w:sz w:val="24"/>
+          <w:szCs w:val="24"/>
+          <w:lang w:val="en-US" w:eastAsia="zh-CN"/>
+        </w:rPr>
+      </w:pPr>
+      <w:r>
+        <w:rPr>
+          <w:rFonts w:hint="eastAsia" w:ascii="宋体" w:hAnsi="宋体" w:eastAsia="宋体" w:cs="宋体"/>
+          <w:sz w:val="24"/>
+          <w:szCs w:val="24"/>
+          <w:lang w:val="en-US" w:eastAsia="zh-CN"/>
+        </w:rPr>
+        <w:t>gh auth login</w:t>
+      </w:r>
+    </w:p>
+    <w:p>
+      <w:pPr>
+        <w:ind w:left="1260" w:leftChars="0" w:firstLine="420" w:firstLineChars="0"/>
+        <w:rPr>
+          <w:rFonts w:hint="eastAsia" w:ascii="宋体" w:hAnsi="宋体" w:eastAsia="宋体" w:cs="宋体"/>
+          <w:sz w:val="24"/>
+          <w:szCs w:val="24"/>
+          <w:lang w:val="en-US" w:eastAsia="zh-CN"/>
+        </w:rPr>
+      </w:pPr>
+      <w:r>
+        <w:rPr>
+          <w:rFonts w:hint="eastAsia" w:ascii="宋体" w:hAnsi="宋体" w:eastAsia="宋体" w:cs="宋体"/>
+          <w:sz w:val="24"/>
+          <w:szCs w:val="24"/>
+          <w:lang w:val="en-US" w:eastAsia="zh-CN"/>
+        </w:rPr>
+        <w:t>gh repo create &lt;repository_name&gt; [--public]</w:t>
+      </w:r>
+    </w:p>
+    <w:p>
+      <w:pPr>
+        <w:ind w:left="1260" w:leftChars="0" w:firstLine="420" w:firstLineChars="0"/>
+        <w:rPr>
+          <w:rFonts w:hint="eastAsia" w:ascii="宋体" w:hAnsi="宋体" w:eastAsia="宋体" w:cs="宋体"/>
+          <w:sz w:val="24"/>
+          <w:szCs w:val="24"/>
+          <w:lang w:val="en-US" w:eastAsia="zh-CN"/>
+        </w:rPr>
+      </w:pPr>
+      <w:r>
+        <w:rPr>
+          <w:rFonts w:hint="eastAsia" w:ascii="宋体" w:hAnsi="宋体" w:eastAsia="宋体" w:cs="宋体"/>
+          <w:sz w:val="24"/>
+          <w:szCs w:val="24"/>
+          <w:lang w:val="en-US" w:eastAsia="zh-CN"/>
+        </w:rPr>
+        <w:t>gh repo view &lt;repository_name&gt;</w:t>
+      </w:r>
+    </w:p>
+    <w:p>
+      <w:pPr>
         <w:ind w:left="420" w:leftChars="0" w:firstLine="420" w:firstLineChars="0"/>
         <w:rPr>
           <w:rFonts w:hint="default" w:ascii="宋体" w:hAnsi="宋体" w:eastAsia="宋体" w:cs="宋体"/>
@@ -28809,9 +29419,4348 @@
         </w:rPr>
         <w:t>5-20260626</w:t>
       </w:r>
+      <w:r>
+        <w:rPr>
+          <w:rFonts w:hint="default" w:ascii="宋体" w:hAnsi="宋体" w:eastAsia="宋体" w:cs="宋体"/>
+          <w:b/>
+          <w:bCs/>
+          <w:sz w:val="24"/>
+          <w:szCs w:val="24"/>
+          <w:lang w:val="en-US" w:eastAsia="zh-CN"/>
+        </w:rPr>
+        <w:t>未归纳</w:t>
+      </w:r>
+    </w:p>
+    <w:p>
+      <w:pPr>
+        <w:rPr>
+          <w:rFonts w:hint="default" w:ascii="宋体" w:hAnsi="宋体" w:eastAsia="宋体" w:cs="宋体"/>
+          <w:sz w:val="24"/>
+          <w:szCs w:val="24"/>
+          <w:lang w:val="en-US" w:eastAsia="zh-CN"/>
+        </w:rPr>
+      </w:pPr>
+    </w:p>
+    <w:p>
+      <w:pPr>
+        <w:rPr>
+          <w:rFonts w:hint="eastAsia" w:ascii="宋体" w:hAnsi="宋体" w:eastAsia="宋体" w:cs="宋体"/>
+          <w:sz w:val="24"/>
+          <w:szCs w:val="24"/>
+          <w:lang w:val="en-US" w:eastAsia="zh-CN"/>
+        </w:rPr>
+      </w:pPr>
+      <w:r>
+        <w:rPr>
+          <w:rFonts w:hint="default" w:ascii="宋体" w:hAnsi="宋体" w:eastAsia="宋体" w:cs="宋体"/>
+          <w:sz w:val="24"/>
+          <w:szCs w:val="24"/>
+          <w:lang w:val="en-US" w:eastAsia="zh-CN"/>
+        </w:rPr>
+        <w:t>CLI上下文解释未使用功能模块代码</w:t>
+      </w:r>
+      <w:r>
+        <w:rPr>
+          <w:rFonts w:hint="eastAsia" w:ascii="宋体" w:hAnsi="宋体" w:eastAsia="宋体" w:cs="宋体"/>
+          <w:sz w:val="24"/>
+          <w:szCs w:val="24"/>
+          <w:lang w:val="en-US" w:eastAsia="zh-CN"/>
+        </w:rPr>
+        <w:t>？</w:t>
+      </w:r>
+    </w:p>
+    <w:p>
+      <w:pPr>
+        <w:ind w:firstLine="420" w:firstLineChars="0"/>
+        <w:rPr>
+          <w:rFonts w:hint="default" w:ascii="宋体" w:hAnsi="宋体" w:eastAsia="宋体" w:cs="宋体"/>
+          <w:sz w:val="24"/>
+          <w:szCs w:val="24"/>
+          <w:lang w:val="en-US" w:eastAsia="zh-CN"/>
+        </w:rPr>
+      </w:pPr>
+      <w:r>
+        <w:rPr>
+          <w:rFonts w:hint="eastAsia" w:ascii="宋体" w:hAnsi="宋体" w:eastAsia="宋体" w:cs="宋体"/>
+          <w:sz w:val="24"/>
+          <w:szCs w:val="24"/>
+          <w:lang w:val="en-US" w:eastAsia="zh-CN"/>
+        </w:rPr>
+        <w:t>上下文：会话（当前文档/片段-复选/定死），编辑器内悬浮（重写）</w:t>
+      </w:r>
+    </w:p>
+    <w:p>
+      <w:pPr>
+        <w:ind w:firstLine="420" w:firstLineChars="0"/>
+        <w:rPr>
+          <w:rFonts w:hint="eastAsia" w:ascii="宋体" w:hAnsi="宋体" w:eastAsia="宋体" w:cs="宋体"/>
+          <w:sz w:val="24"/>
+          <w:szCs w:val="24"/>
+          <w:lang w:val="en-US" w:eastAsia="zh-CN"/>
+        </w:rPr>
+      </w:pPr>
+      <w:r>
+        <w:rPr>
+          <w:rFonts w:hint="eastAsia" w:ascii="宋体" w:hAnsi="宋体" w:eastAsia="宋体" w:cs="宋体"/>
+          <w:sz w:val="24"/>
+          <w:szCs w:val="24"/>
+          <w:lang w:val="en-US" w:eastAsia="zh-CN"/>
+        </w:rPr>
+        <w:t>分析方向：</w:t>
+      </w:r>
+      <w:r>
+        <w:rPr>
+          <w:rFonts w:hint="default" w:ascii="宋体" w:hAnsi="宋体" w:eastAsia="宋体" w:cs="宋体"/>
+          <w:sz w:val="24"/>
+          <w:szCs w:val="24"/>
+          <w:lang w:val="en-US" w:eastAsia="zh-CN"/>
+        </w:rPr>
+        <w:t>数据结构/工作流程/重构</w:t>
+      </w:r>
+      <w:r>
+        <w:rPr>
+          <w:rFonts w:hint="eastAsia" w:ascii="宋体" w:hAnsi="宋体" w:eastAsia="宋体" w:cs="宋体"/>
+          <w:sz w:val="24"/>
+          <w:szCs w:val="24"/>
+          <w:lang w:val="en-US" w:eastAsia="zh-CN"/>
+        </w:rPr>
+        <w:t>逻辑/辅助解析</w:t>
+      </w:r>
+    </w:p>
+    <w:p>
+      <w:pPr>
+        <w:ind w:firstLine="420" w:firstLineChars="0"/>
+        <w:rPr>
+          <w:rFonts w:hint="default" w:ascii="宋体" w:hAnsi="宋体" w:eastAsia="宋体" w:cs="宋体"/>
+          <w:sz w:val="24"/>
+          <w:szCs w:val="24"/>
+          <w:lang w:val="en-US" w:eastAsia="zh-CN"/>
+        </w:rPr>
+      </w:pPr>
+      <w:r>
+        <w:rPr>
+          <w:rFonts w:hint="eastAsia" w:ascii="宋体" w:hAnsi="宋体" w:eastAsia="宋体" w:cs="宋体"/>
+          <w:sz w:val="24"/>
+          <w:szCs w:val="24"/>
+          <w:lang w:val="en-US" w:eastAsia="zh-CN"/>
+        </w:rPr>
+        <w:t>弹出：</w:t>
+      </w:r>
+      <w:r>
+        <w:rPr>
+          <w:rFonts w:hint="default" w:ascii="宋体" w:hAnsi="宋体" w:eastAsia="宋体" w:cs="宋体"/>
+          <w:sz w:val="24"/>
+          <w:szCs w:val="24"/>
+          <w:lang w:val="en-US" w:eastAsia="zh-CN"/>
+        </w:rPr>
+        <w:t>启动mcp/指令与提示/思考过程/fork还原点</w:t>
+      </w:r>
+    </w:p>
+    <w:p>
+      <w:pPr>
+        <w:ind w:firstLine="420" w:firstLineChars="0"/>
+        <w:rPr>
+          <w:rFonts w:hint="default" w:ascii="宋体" w:hAnsi="宋体" w:eastAsia="宋体" w:cs="宋体"/>
+          <w:sz w:val="24"/>
+          <w:szCs w:val="24"/>
+          <w:lang w:val="en-US" w:eastAsia="zh-CN"/>
+        </w:rPr>
+      </w:pPr>
+      <w:r>
+        <w:rPr>
+          <w:rFonts w:hint="default" w:ascii="宋体" w:hAnsi="宋体" w:eastAsia="宋体" w:cs="宋体"/>
+          <w:sz w:val="24"/>
+          <w:szCs w:val="24"/>
+          <w:lang w:val="en-US" w:eastAsia="zh-CN"/>
+        </w:rPr>
+        <w:t>操作：图示生成！</w:t>
+      </w:r>
+    </w:p>
+    <w:p>
+      <w:pPr>
+        <w:ind w:firstLine="420" w:firstLineChars="0"/>
+        <w:rPr>
+          <w:rFonts w:hint="default" w:ascii="宋体" w:hAnsi="宋体" w:eastAsia="宋体" w:cs="宋体"/>
+          <w:sz w:val="24"/>
+          <w:szCs w:val="24"/>
+          <w:lang w:val="en-US" w:eastAsia="zh-CN"/>
+        </w:rPr>
+      </w:pPr>
+      <w:r>
+        <w:rPr>
+          <w:rFonts w:hint="default" w:ascii="宋体" w:hAnsi="宋体" w:eastAsia="宋体" w:cs="宋体"/>
+          <w:sz w:val="24"/>
+          <w:szCs w:val="24"/>
+          <w:lang w:val="en-US" w:eastAsia="zh-CN"/>
+        </w:rPr>
+        <w:t>操作：将以上回复与思考过程写入readme，生成markdown格式存入目录</w:t>
+      </w:r>
+      <w:r>
+        <w:rPr>
+          <w:rFonts w:hint="eastAsia" w:ascii="宋体" w:hAnsi="宋体" w:eastAsia="宋体" w:cs="宋体"/>
+          <w:sz w:val="24"/>
+          <w:szCs w:val="24"/>
+          <w:lang w:val="en-US" w:eastAsia="zh-CN"/>
+        </w:rPr>
+        <w:t>！</w:t>
+      </w:r>
+    </w:p>
+    <w:p>
+      <w:pPr>
+        <w:ind w:left="420" w:leftChars="0" w:firstLine="420" w:firstLineChars="0"/>
+        <w:rPr>
+          <w:rFonts w:hint="eastAsia" w:ascii="宋体" w:hAnsi="宋体" w:eastAsia="宋体" w:cs="宋体"/>
+          <w:sz w:val="24"/>
+          <w:szCs w:val="24"/>
+          <w:lang w:val="en-US" w:eastAsia="zh-CN"/>
+        </w:rPr>
+      </w:pPr>
+      <w:r>
+        <w:rPr>
+          <w:rFonts w:hint="eastAsia" w:ascii="宋体" w:hAnsi="宋体" w:eastAsia="宋体" w:cs="宋体"/>
+          <w:sz w:val="24"/>
+          <w:szCs w:val="24"/>
+          <w:lang w:val="en-US" w:eastAsia="zh-CN"/>
+        </w:rPr>
+        <w:t>PS.实现自我优化与目录文件更改</w:t>
+      </w:r>
+    </w:p>
+    <w:p>
+      <w:pPr>
+        <w:ind w:firstLine="420" w:firstLineChars="0"/>
+        <w:rPr>
+          <w:rFonts w:hint="eastAsia" w:ascii="宋体" w:hAnsi="宋体" w:eastAsia="宋体" w:cs="宋体"/>
+          <w:sz w:val="24"/>
+          <w:szCs w:val="24"/>
+          <w:lang w:val="en-US" w:eastAsia="zh-CN"/>
+        </w:rPr>
+      </w:pPr>
+      <w:r>
+        <w:rPr>
+          <w:rFonts w:hint="eastAsia" w:ascii="宋体" w:hAnsi="宋体" w:eastAsia="宋体" w:cs="宋体"/>
+          <w:sz w:val="24"/>
+          <w:szCs w:val="24"/>
+          <w:lang w:val="en-US" w:eastAsia="zh-CN"/>
+        </w:rPr>
+        <w:t>弹出：需求拆分/确定内容/目录同名/写入更改/重构内容/确认操作</w:t>
+      </w:r>
+    </w:p>
+    <w:p>
+      <w:pPr>
+        <w:ind w:left="420" w:leftChars="0" w:firstLine="420" w:firstLineChars="0"/>
+        <w:rPr>
+          <w:rFonts w:hint="default" w:ascii="宋体" w:hAnsi="宋体" w:eastAsia="宋体" w:cs="宋体"/>
+          <w:sz w:val="24"/>
+          <w:szCs w:val="24"/>
+          <w:lang w:val="en-US" w:eastAsia="zh-CN"/>
+        </w:rPr>
+      </w:pPr>
+      <w:r>
+        <w:rPr>
+          <w:rFonts w:hint="eastAsia" w:ascii="宋体" w:hAnsi="宋体" w:eastAsia="宋体" w:cs="宋体"/>
+          <w:sz w:val="24"/>
+          <w:szCs w:val="24"/>
+          <w:lang w:val="en-US" w:eastAsia="zh-CN"/>
+        </w:rPr>
+        <w:t>PS.生成markdown文件格式修正，参考预览效果与实现技巧</w:t>
+      </w:r>
+    </w:p>
+    <w:p>
+      <w:pPr>
+        <w:ind w:firstLine="420" w:firstLineChars="0"/>
+        <w:rPr>
+          <w:rFonts w:hint="eastAsia" w:ascii="宋体" w:hAnsi="宋体" w:eastAsia="宋体" w:cs="宋体"/>
+          <w:sz w:val="24"/>
+          <w:szCs w:val="24"/>
+          <w:lang w:val="en-US" w:eastAsia="zh-CN"/>
+        </w:rPr>
+      </w:pPr>
+      <w:r>
+        <w:rPr>
+          <w:rFonts w:hint="eastAsia" w:ascii="宋体" w:hAnsi="宋体" w:eastAsia="宋体" w:cs="宋体"/>
+          <w:sz w:val="24"/>
+          <w:szCs w:val="24"/>
+          <w:lang w:val="en-US" w:eastAsia="zh-CN"/>
+        </w:rPr>
+        <w:t>操作：将本会话所有内容原封不动作为可折叠附录添加到本文件末尾！</w:t>
+      </w:r>
+    </w:p>
+    <w:p>
+      <w:pPr>
+        <w:ind w:left="420" w:leftChars="0" w:firstLine="420" w:firstLineChars="0"/>
+        <w:rPr>
+          <w:rFonts w:hint="default" w:ascii="宋体" w:hAnsi="宋体" w:eastAsia="宋体" w:cs="宋体"/>
+          <w:sz w:val="24"/>
+          <w:szCs w:val="24"/>
+          <w:lang w:val="en-US" w:eastAsia="zh-CN"/>
+        </w:rPr>
+      </w:pPr>
+      <w:r>
+        <w:rPr>
+          <w:rFonts w:hint="eastAsia" w:ascii="宋体" w:hAnsi="宋体" w:eastAsia="宋体" w:cs="宋体"/>
+          <w:sz w:val="24"/>
+          <w:szCs w:val="24"/>
+          <w:lang w:val="en-US" w:eastAsia="zh-CN"/>
+        </w:rPr>
+        <w:t>PS.会话内容：提问，思考，执行，回复</w:t>
+      </w:r>
+    </w:p>
+    <w:p>
+      <w:pPr>
+        <w:ind w:firstLine="420" w:firstLineChars="0"/>
+        <w:rPr>
+          <w:rFonts w:hint="eastAsia" w:ascii="宋体" w:hAnsi="宋体" w:eastAsia="宋体" w:cs="宋体"/>
+          <w:sz w:val="24"/>
+          <w:szCs w:val="24"/>
+          <w:lang w:val="en-US" w:eastAsia="zh-CN"/>
+        </w:rPr>
+      </w:pPr>
+      <w:r>
+        <w:rPr>
+          <w:rFonts w:hint="eastAsia" w:ascii="宋体" w:hAnsi="宋体" w:eastAsia="宋体" w:cs="宋体"/>
+          <w:sz w:val="24"/>
+          <w:szCs w:val="24"/>
+          <w:lang w:val="en-US" w:eastAsia="zh-CN"/>
+        </w:rPr>
+        <w:t>会话操作：派生，还原，重问，插嘴，意见，保留，下文，存档</w:t>
+      </w:r>
+    </w:p>
+    <w:p>
+      <w:pPr>
+        <w:ind w:firstLine="420" w:firstLineChars="0"/>
+        <w:rPr>
+          <w:rFonts w:hint="eastAsia" w:ascii="宋体" w:hAnsi="宋体" w:eastAsia="宋体" w:cs="宋体"/>
+          <w:sz w:val="24"/>
+          <w:szCs w:val="24"/>
+          <w:lang w:val="en-US" w:eastAsia="zh-CN"/>
+        </w:rPr>
+      </w:pPr>
+      <w:r>
+        <w:rPr>
+          <w:rFonts w:hint="eastAsia" w:ascii="宋体" w:hAnsi="宋体" w:eastAsia="宋体" w:cs="宋体"/>
+          <w:sz w:val="24"/>
+          <w:szCs w:val="24"/>
+          <w:lang w:val="en-US" w:eastAsia="zh-CN"/>
+        </w:rPr>
+        <w:t>会话优化：将会话中思考过程翻译成中文（md），会话内容更新到附录！</w:t>
+      </w:r>
+    </w:p>
+    <w:p>
+      <w:pPr>
+        <w:ind w:firstLine="420" w:firstLineChars="0"/>
+        <w:rPr>
+          <w:rFonts w:hint="eastAsia" w:ascii="宋体" w:hAnsi="宋体" w:eastAsia="宋体" w:cs="宋体"/>
+          <w:sz w:val="24"/>
+          <w:szCs w:val="24"/>
+          <w:lang w:val="en-US" w:eastAsia="zh-CN"/>
+        </w:rPr>
+      </w:pPr>
+      <w:r>
+        <w:rPr>
+          <w:rFonts w:hint="eastAsia" w:ascii="宋体" w:hAnsi="宋体" w:eastAsia="宋体" w:cs="宋体"/>
+          <w:b/>
+          <w:bCs/>
+          <w:sz w:val="24"/>
+          <w:szCs w:val="24"/>
+          <w:lang w:val="en-US" w:eastAsia="zh-CN"/>
+        </w:rPr>
+        <w:t>按钮</w:t>
+      </w:r>
+      <w:r>
+        <w:rPr>
+          <w:rFonts w:hint="eastAsia" w:ascii="宋体" w:hAnsi="宋体" w:eastAsia="宋体" w:cs="宋体"/>
+          <w:sz w:val="24"/>
+          <w:szCs w:val="24"/>
+          <w:lang w:val="en-US" w:eastAsia="zh-CN"/>
+        </w:rPr>
+        <w:t>派生指令：/explain（会话） /fix（内联）</w:t>
+      </w:r>
+    </w:p>
+    <w:p>
+      <w:pPr>
+        <w:ind w:firstLine="420" w:firstLineChars="0"/>
+        <w:rPr>
+          <w:rFonts w:hint="eastAsia" w:ascii="宋体" w:hAnsi="宋体" w:eastAsia="宋体" w:cs="宋体"/>
+          <w:sz w:val="24"/>
+          <w:szCs w:val="24"/>
+          <w:lang w:val="en-US" w:eastAsia="zh-CN"/>
+        </w:rPr>
+      </w:pPr>
+      <w:r>
+        <w:rPr>
+          <w:rFonts w:hint="eastAsia" w:ascii="宋体" w:hAnsi="宋体" w:eastAsia="宋体" w:cs="宋体"/>
+          <w:sz w:val="24"/>
+          <w:szCs w:val="24"/>
+          <w:lang w:val="en-US" w:eastAsia="zh-CN"/>
+        </w:rPr>
+        <w:t>问题：mermaid流程图生成错误（无法认知渲染）与附录自我指涉失真</w:t>
+      </w:r>
+    </w:p>
+    <w:p>
+      <w:pPr>
+        <w:ind w:firstLine="420" w:firstLineChars="0"/>
+        <w:rPr>
+          <w:rFonts w:hint="default" w:ascii="宋体" w:hAnsi="宋体" w:eastAsia="宋体" w:cs="宋体"/>
+          <w:sz w:val="24"/>
+          <w:szCs w:val="24"/>
+          <w:lang w:val="en-US" w:eastAsia="zh-CN"/>
+        </w:rPr>
+      </w:pPr>
+      <w:r>
+        <w:rPr>
+          <w:rFonts w:hint="eastAsia" w:ascii="宋体" w:hAnsi="宋体" w:eastAsia="宋体" w:cs="宋体"/>
+          <w:b/>
+          <w:bCs/>
+          <w:sz w:val="24"/>
+          <w:szCs w:val="24"/>
+          <w:lang w:val="en-US" w:eastAsia="zh-CN"/>
+        </w:rPr>
+        <w:t>灯泡</w:t>
+      </w:r>
+      <w:r>
+        <w:rPr>
+          <w:rFonts w:hint="eastAsia" w:ascii="宋体" w:hAnsi="宋体" w:eastAsia="宋体" w:cs="宋体"/>
+          <w:sz w:val="24"/>
+          <w:szCs w:val="24"/>
+          <w:lang w:val="en-US" w:eastAsia="zh-CN"/>
+        </w:rPr>
+        <w:t>：显示代码操作</w:t>
+      </w:r>
+      <w:r>
+        <w:rPr>
+          <w:rFonts w:hint="eastAsia" w:ascii="宋体" w:hAnsi="宋体" w:eastAsia="宋体" w:cs="宋体"/>
+          <w:i/>
+          <w:iCs/>
+          <w:sz w:val="24"/>
+          <w:szCs w:val="24"/>
+          <w:lang w:val="en-US" w:eastAsia="zh-CN"/>
+        </w:rPr>
+        <w:t>Ctrl+.</w:t>
+      </w:r>
+      <w:r>
+        <w:rPr>
+          <w:rFonts w:hint="eastAsia" w:ascii="宋体" w:hAnsi="宋体" w:eastAsia="宋体" w:cs="宋体"/>
+          <w:sz w:val="24"/>
+          <w:szCs w:val="24"/>
+          <w:lang w:val="en-US" w:eastAsia="zh-CN"/>
+        </w:rPr>
+        <w:t>，</w:t>
+      </w:r>
+      <w:r>
+        <w:rPr>
+          <w:rFonts w:hint="eastAsia" w:ascii="宋体" w:hAnsi="宋体" w:eastAsia="宋体" w:cs="宋体"/>
+          <w:b/>
+          <w:bCs/>
+          <w:sz w:val="24"/>
+          <w:szCs w:val="24"/>
+          <w:lang w:val="en-US" w:eastAsia="zh-CN"/>
+        </w:rPr>
+        <w:t>重写</w:t>
+      </w:r>
+      <w:r>
+        <w:rPr>
+          <w:rFonts w:hint="eastAsia" w:ascii="宋体" w:hAnsi="宋体" w:eastAsia="宋体" w:cs="宋体"/>
+          <w:sz w:val="24"/>
+          <w:szCs w:val="24"/>
+          <w:lang w:val="en-US" w:eastAsia="zh-CN"/>
+        </w:rPr>
+        <w:t>/modify/review，</w:t>
+      </w:r>
+      <w:r>
+        <w:rPr>
+          <w:rFonts w:hint="eastAsia" w:ascii="宋体" w:hAnsi="宋体" w:eastAsia="宋体" w:cs="宋体"/>
+          <w:b/>
+          <w:bCs/>
+          <w:sz w:val="24"/>
+          <w:szCs w:val="24"/>
+          <w:lang w:val="en-US" w:eastAsia="zh-CN"/>
+        </w:rPr>
+        <w:t>预览</w:t>
+      </w:r>
+      <w:r>
+        <w:rPr>
+          <w:rFonts w:hint="eastAsia" w:ascii="宋体" w:hAnsi="宋体" w:eastAsia="宋体" w:cs="宋体"/>
+          <w:i/>
+          <w:iCs/>
+          <w:sz w:val="24"/>
+          <w:szCs w:val="24"/>
+          <w:lang w:val="en-US" w:eastAsia="zh-CN"/>
+        </w:rPr>
+        <w:t>Ctrl+enter</w:t>
+      </w:r>
+    </w:p>
+    <w:p>
+      <w:pPr>
+        <w:ind w:firstLine="420" w:firstLineChars="0"/>
+        <w:rPr>
+          <w:rFonts w:hint="eastAsia" w:ascii="宋体" w:hAnsi="宋体" w:eastAsia="宋体" w:cs="宋体"/>
+          <w:b/>
+          <w:bCs/>
+          <w:sz w:val="24"/>
+          <w:szCs w:val="24"/>
+          <w:lang w:val="en-US" w:eastAsia="zh-CN"/>
+        </w:rPr>
+      </w:pPr>
+      <w:r>
+        <w:rPr>
+          <w:rFonts w:hint="eastAsia" w:ascii="宋体" w:hAnsi="宋体" w:eastAsia="宋体" w:cs="宋体"/>
+          <w:sz w:val="24"/>
+          <w:szCs w:val="24"/>
+          <w:lang w:val="en-US" w:eastAsia="zh-CN"/>
+        </w:rPr>
+        <w:t>选中内容-外侧代码操作：</w:t>
+      </w:r>
+      <w:r>
+        <w:rPr>
+          <w:rFonts w:hint="eastAsia" w:ascii="宋体" w:hAnsi="宋体" w:eastAsia="宋体" w:cs="宋体"/>
+          <w:b/>
+          <w:bCs/>
+          <w:sz w:val="24"/>
+          <w:szCs w:val="24"/>
+          <w:lang w:val="en-US" w:eastAsia="zh-CN"/>
+        </w:rPr>
+        <w:t>为内容增加markdown语法格式</w:t>
+      </w:r>
+    </w:p>
+    <w:p>
+      <w:pPr>
+        <w:ind w:firstLine="420" w:firstLineChars="0"/>
+        <w:rPr>
+          <w:rFonts w:hint="default" w:ascii="宋体" w:hAnsi="宋体" w:eastAsia="宋体" w:cs="宋体"/>
+          <w:b w:val="0"/>
+          <w:bCs w:val="0"/>
+          <w:sz w:val="24"/>
+          <w:szCs w:val="24"/>
+          <w:lang w:val="en-US" w:eastAsia="zh-CN"/>
+        </w:rPr>
+      </w:pPr>
+      <w:r>
+        <w:rPr>
+          <w:rFonts w:hint="eastAsia" w:ascii="宋体" w:hAnsi="宋体" w:eastAsia="宋体" w:cs="宋体"/>
+          <w:b w:val="0"/>
+          <w:bCs w:val="0"/>
+          <w:sz w:val="24"/>
+          <w:szCs w:val="24"/>
+          <w:lang w:val="en-US" w:eastAsia="zh-CN"/>
+        </w:rPr>
+        <w:t>针对上下文回复确认修正是非？直接要求更改而不是认知！</w:t>
+      </w:r>
+    </w:p>
+    <w:p>
+      <w:pPr>
+        <w:ind w:firstLine="420" w:firstLineChars="0"/>
+        <w:rPr>
+          <w:rFonts w:hint="eastAsia" w:ascii="宋体" w:hAnsi="宋体" w:eastAsia="宋体" w:cs="宋体"/>
+          <w:b w:val="0"/>
+          <w:bCs w:val="0"/>
+          <w:sz w:val="24"/>
+          <w:szCs w:val="24"/>
+          <w:lang w:val="en-US" w:eastAsia="zh-CN"/>
+        </w:rPr>
+      </w:pPr>
+      <w:r>
+        <w:rPr>
+          <w:rFonts w:hint="eastAsia" w:ascii="宋体" w:hAnsi="宋体" w:eastAsia="宋体" w:cs="宋体"/>
+          <w:b w:val="0"/>
+          <w:bCs w:val="0"/>
+          <w:sz w:val="24"/>
+          <w:szCs w:val="24"/>
+          <w:lang w:val="en-US" w:eastAsia="zh-CN"/>
+        </w:rPr>
+        <w:t>二次更改还原？完全恢复时刻切片！</w:t>
+      </w:r>
+    </w:p>
+    <w:p>
+      <w:pPr>
+        <w:ind w:firstLine="420" w:firstLineChars="0"/>
+        <w:rPr>
+          <w:rFonts w:hint="eastAsia" w:ascii="宋体" w:hAnsi="宋体" w:eastAsia="宋体" w:cs="宋体"/>
+          <w:b w:val="0"/>
+          <w:bCs w:val="0"/>
+          <w:sz w:val="24"/>
+          <w:szCs w:val="24"/>
+          <w:lang w:val="en-US" w:eastAsia="zh-CN"/>
+        </w:rPr>
+      </w:pPr>
+      <w:r>
+        <w:rPr>
+          <w:rFonts w:hint="eastAsia" w:ascii="宋体" w:hAnsi="宋体" w:eastAsia="宋体" w:cs="宋体"/>
+          <w:b w:val="0"/>
+          <w:bCs w:val="0"/>
+          <w:sz w:val="24"/>
+          <w:szCs w:val="24"/>
+          <w:lang w:val="en-US" w:eastAsia="zh-CN"/>
+        </w:rPr>
+        <w:t>链路存档！</w:t>
+      </w:r>
+    </w:p>
+    <w:p>
+      <w:pPr>
+        <w:ind w:firstLine="420" w:firstLineChars="0"/>
+        <w:rPr>
+          <w:rFonts w:hint="default" w:ascii="宋体" w:hAnsi="宋体" w:eastAsia="宋体" w:cs="宋体"/>
+          <w:b w:val="0"/>
+          <w:bCs w:val="0"/>
+          <w:sz w:val="24"/>
+          <w:szCs w:val="24"/>
+          <w:lang w:val="en-US" w:eastAsia="zh-CN"/>
+        </w:rPr>
+      </w:pPr>
+      <w:r>
+        <w:rPr>
+          <w:rFonts w:hint="eastAsia" w:ascii="宋体" w:hAnsi="宋体" w:eastAsia="宋体" w:cs="宋体"/>
+          <w:b w:val="0"/>
+          <w:bCs w:val="0"/>
+          <w:sz w:val="24"/>
+          <w:szCs w:val="24"/>
+          <w:lang w:val="en-US" w:eastAsia="zh-CN"/>
+        </w:rPr>
+        <w:t>根据理解更新流程图</w:t>
+      </w:r>
+    </w:p>
+    <w:p>
+      <w:pPr>
+        <w:ind w:firstLine="420" w:firstLineChars="0"/>
+        <w:rPr>
+          <w:rFonts w:hint="eastAsia" w:ascii="宋体" w:hAnsi="宋体" w:eastAsia="宋体" w:cs="宋体"/>
+          <w:sz w:val="24"/>
+          <w:szCs w:val="24"/>
+          <w:lang w:val="en-US" w:eastAsia="zh-CN"/>
+        </w:rPr>
+      </w:pPr>
+    </w:p>
+    <w:p>
+      <w:pPr>
+        <w:rPr>
+          <w:rFonts w:hint="default" w:ascii="宋体" w:hAnsi="宋体" w:eastAsia="宋体" w:cs="宋体"/>
+          <w:sz w:val="24"/>
+          <w:szCs w:val="24"/>
+          <w:lang w:val="en-US" w:eastAsia="zh-CN"/>
+        </w:rPr>
+      </w:pPr>
+      <w:r>
+        <w:rPr>
+          <w:rFonts w:hint="eastAsia" w:ascii="宋体" w:hAnsi="宋体" w:eastAsia="宋体" w:cs="宋体"/>
+          <w:sz w:val="24"/>
+          <w:szCs w:val="24"/>
+          <w:lang w:val="en-US" w:eastAsia="zh-CN"/>
+        </w:rPr>
+        <w:t>OTA串口？思考过程？readme格式？解析内容？</w:t>
+      </w:r>
+    </w:p>
+    <w:p>
+      <w:pPr>
+        <w:ind w:firstLine="420" w:firstLineChars="0"/>
+        <w:rPr>
+          <w:rFonts w:hint="eastAsia" w:ascii="宋体" w:hAnsi="宋体" w:eastAsia="宋体" w:cs="宋体"/>
+          <w:sz w:val="24"/>
+          <w:szCs w:val="24"/>
+          <w:lang w:val="en-US" w:eastAsia="zh-CN"/>
+        </w:rPr>
+      </w:pPr>
+      <w:r>
+        <w:rPr>
+          <w:rFonts w:hint="eastAsia" w:ascii="宋体" w:hAnsi="宋体" w:eastAsia="宋体" w:cs="宋体"/>
+          <w:sz w:val="24"/>
+          <w:szCs w:val="24"/>
+          <w:lang w:val="en-US" w:eastAsia="zh-CN"/>
+        </w:rPr>
+        <w:t>对象：原文档，会话（提问/思考/执行/回复），readme，预览！</w:t>
+      </w:r>
+    </w:p>
+    <w:p>
+      <w:pPr>
+        <w:ind w:firstLine="420" w:firstLineChars="0"/>
+        <w:rPr>
+          <w:rFonts w:hint="eastAsia" w:ascii="宋体" w:hAnsi="宋体" w:eastAsia="宋体" w:cs="宋体"/>
+          <w:sz w:val="24"/>
+          <w:szCs w:val="24"/>
+          <w:lang w:val="en-US" w:eastAsia="zh-CN"/>
+        </w:rPr>
+      </w:pPr>
+      <w:r>
+        <w:rPr>
+          <w:rFonts w:hint="default" w:ascii="宋体" w:hAnsi="宋体" w:eastAsia="宋体" w:cs="宋体"/>
+          <w:sz w:val="24"/>
+          <w:szCs w:val="24"/>
+          <w:lang w:val="en-US" w:eastAsia="zh-CN"/>
+        </w:rPr>
+        <w:t>原文档</w:t>
+      </w:r>
+      <w:r>
+        <w:rPr>
+          <w:rFonts w:hint="eastAsia" w:ascii="宋体" w:hAnsi="宋体" w:eastAsia="宋体" w:cs="宋体"/>
+          <w:sz w:val="24"/>
+          <w:szCs w:val="24"/>
+          <w:lang w:val="en-US" w:eastAsia="zh-CN"/>
+        </w:rPr>
+        <w:t>：四个函数功能，解码函数判断分支</w:t>
+      </w:r>
+    </w:p>
+    <w:p>
+      <w:pPr>
+        <w:ind w:firstLine="420" w:firstLineChars="0"/>
+        <w:rPr>
+          <w:rFonts w:hint="default" w:ascii="宋体" w:hAnsi="宋体" w:eastAsia="宋体" w:cs="宋体"/>
+          <w:sz w:val="24"/>
+          <w:szCs w:val="24"/>
+          <w:lang w:val="en-US" w:eastAsia="zh-CN"/>
+        </w:rPr>
+      </w:pPr>
+      <w:r>
+        <w:rPr>
+          <w:rFonts w:hint="eastAsia" w:ascii="宋体" w:hAnsi="宋体" w:eastAsia="宋体" w:cs="宋体"/>
+          <w:sz w:val="24"/>
+          <w:szCs w:val="24"/>
+          <w:lang w:val="en-US" w:eastAsia="zh-CN"/>
+        </w:rPr>
+        <w:t>会话提问：引导，疑问（分析可能原因），指派（解析实现步骤），修复（更新），检出（已有数据）</w:t>
+      </w:r>
+    </w:p>
+    <w:p>
+      <w:pPr>
+        <w:ind w:firstLine="420" w:firstLineChars="0"/>
+        <w:rPr>
+          <w:rFonts w:hint="default" w:ascii="宋体" w:hAnsi="宋体" w:eastAsia="宋体" w:cs="宋体"/>
+          <w:sz w:val="24"/>
+          <w:szCs w:val="24"/>
+          <w:lang w:val="en-US" w:eastAsia="zh-CN"/>
+        </w:rPr>
+      </w:pPr>
+      <w:r>
+        <w:rPr>
+          <w:rFonts w:hint="eastAsia" w:ascii="宋体" w:hAnsi="宋体" w:eastAsia="宋体" w:cs="宋体"/>
+          <w:sz w:val="24"/>
+          <w:szCs w:val="24"/>
+          <w:lang w:val="en-US" w:eastAsia="zh-CN"/>
+        </w:rPr>
+        <w:t>会话</w:t>
+      </w:r>
+      <w:r>
+        <w:rPr>
+          <w:rFonts w:hint="default" w:ascii="宋体" w:hAnsi="宋体" w:eastAsia="宋体" w:cs="宋体"/>
+          <w:sz w:val="24"/>
+          <w:szCs w:val="24"/>
+          <w:lang w:val="en-US" w:eastAsia="zh-CN"/>
+        </w:rPr>
+        <w:t>思考</w:t>
+      </w:r>
+      <w:r>
+        <w:rPr>
+          <w:rFonts w:hint="eastAsia" w:ascii="宋体" w:hAnsi="宋体" w:eastAsia="宋体" w:cs="宋体"/>
+          <w:sz w:val="24"/>
+          <w:szCs w:val="24"/>
+          <w:lang w:val="en-US" w:eastAsia="zh-CN"/>
+        </w:rPr>
+        <w:t>：理解需求-解读请求-明确要求-解读格式（陈述/猜测/动机/迭代)</w:t>
+      </w:r>
+    </w:p>
+    <w:p>
+      <w:pPr>
+        <w:ind w:firstLine="420" w:firstLineChars="0"/>
+        <w:rPr>
+          <w:rFonts w:hint="default" w:ascii="宋体" w:hAnsi="宋体" w:eastAsia="宋体" w:cs="宋体"/>
+          <w:sz w:val="24"/>
+          <w:szCs w:val="24"/>
+          <w:lang w:val="en-US" w:eastAsia="zh-CN"/>
+        </w:rPr>
+      </w:pPr>
+      <w:r>
+        <w:rPr>
+          <w:rFonts w:hint="eastAsia" w:ascii="宋体" w:hAnsi="宋体" w:eastAsia="宋体" w:cs="宋体"/>
+          <w:sz w:val="24"/>
+          <w:szCs w:val="24"/>
+          <w:lang w:val="en-US" w:eastAsia="zh-CN"/>
+        </w:rPr>
+        <w:t>会话执行：目标，定位，修改，结合上下文</w:t>
+      </w:r>
+    </w:p>
+    <w:p>
+      <w:pPr>
+        <w:ind w:firstLine="420" w:firstLineChars="0"/>
+        <w:rPr>
+          <w:rFonts w:hint="default" w:ascii="宋体" w:hAnsi="宋体" w:eastAsia="宋体" w:cs="宋体"/>
+          <w:sz w:val="24"/>
+          <w:szCs w:val="24"/>
+          <w:lang w:val="en-US" w:eastAsia="zh-CN"/>
+        </w:rPr>
+      </w:pPr>
+      <w:r>
+        <w:rPr>
+          <w:rFonts w:hint="eastAsia" w:ascii="宋体" w:hAnsi="宋体" w:eastAsia="宋体" w:cs="宋体"/>
+          <w:sz w:val="24"/>
+          <w:szCs w:val="24"/>
+          <w:lang w:val="en-US" w:eastAsia="zh-CN"/>
+        </w:rPr>
+        <w:t>会话回复：提炼，分析比较，总结建议，翻译，保存修改，代办事项</w:t>
+      </w:r>
+    </w:p>
+    <w:p>
+      <w:pPr>
+        <w:ind w:firstLine="420" w:firstLineChars="0"/>
+        <w:rPr>
+          <w:rFonts w:hint="default" w:ascii="宋体" w:hAnsi="宋体" w:eastAsia="宋体" w:cs="宋体"/>
+          <w:sz w:val="24"/>
+          <w:szCs w:val="24"/>
+          <w:lang w:val="en-US" w:eastAsia="zh-CN"/>
+        </w:rPr>
+      </w:pPr>
+      <w:r>
+        <w:rPr>
+          <w:rFonts w:hint="eastAsia" w:ascii="宋体" w:hAnsi="宋体" w:eastAsia="宋体" w:cs="宋体"/>
+          <w:sz w:val="24"/>
+          <w:szCs w:val="24"/>
+          <w:lang w:val="en-US" w:eastAsia="zh-CN"/>
+        </w:rPr>
+        <w:t>readme ：标/码/块/点/mermaid/略（框，描）/线</w:t>
+      </w:r>
+    </w:p>
+    <w:p>
+      <w:pPr>
+        <w:ind w:firstLine="420" w:firstLineChars="0"/>
+        <w:rPr>
+          <w:rFonts w:hint="default" w:ascii="宋体" w:hAnsi="宋体" w:eastAsia="宋体" w:cs="宋体"/>
+          <w:sz w:val="24"/>
+          <w:szCs w:val="24"/>
+          <w:lang w:val="en-US" w:eastAsia="zh-CN"/>
+        </w:rPr>
+      </w:pPr>
+      <w:r>
+        <w:rPr>
+          <w:rFonts w:hint="default" w:ascii="宋体" w:hAnsi="宋体" w:eastAsia="宋体" w:cs="宋体"/>
+          <w:sz w:val="24"/>
+          <w:szCs w:val="24"/>
+          <w:lang w:val="en-US" w:eastAsia="zh-CN"/>
+        </w:rPr>
+        <w:t>预览</w:t>
+      </w:r>
+      <w:r>
+        <w:rPr>
+          <w:rFonts w:hint="eastAsia" w:ascii="宋体" w:hAnsi="宋体" w:eastAsia="宋体" w:cs="宋体"/>
+          <w:sz w:val="24"/>
+          <w:szCs w:val="24"/>
+          <w:lang w:val="en-US" w:eastAsia="zh-CN"/>
+        </w:rPr>
+        <w:t>：错误原因为节点文本内容（数组下标）带有容器格式需要包裹</w:t>
+      </w:r>
+    </w:p>
+    <w:p>
+      <w:pPr>
+        <w:ind w:firstLine="420" w:firstLineChars="0"/>
+        <w:rPr>
+          <w:rFonts w:hint="default" w:ascii="宋体" w:hAnsi="宋体" w:eastAsia="宋体" w:cs="宋体"/>
+          <w:sz w:val="24"/>
+          <w:szCs w:val="24"/>
+          <w:lang w:val="en-US" w:eastAsia="zh-CN"/>
+        </w:rPr>
+      </w:pPr>
+    </w:p>
+    <w:p>
+      <w:pPr>
+        <w:rPr>
+          <w:rFonts w:hint="default" w:ascii="宋体" w:hAnsi="宋体" w:eastAsia="宋体" w:cs="宋体"/>
+          <w:sz w:val="24"/>
+          <w:szCs w:val="24"/>
+          <w:lang w:val="en-US" w:eastAsia="zh-CN"/>
+        </w:rPr>
+      </w:pPr>
+      <w:r>
+        <w:rPr>
+          <w:rFonts w:hint="default" w:ascii="宋体" w:hAnsi="宋体" w:eastAsia="宋体" w:cs="宋体"/>
+          <w:sz w:val="24"/>
+          <w:szCs w:val="24"/>
+          <w:lang w:val="en-US" w:eastAsia="zh-CN"/>
+        </w:rPr>
+        <w:t>mermaid流程图渲染？</w:t>
+      </w:r>
+    </w:p>
+    <w:p>
+      <w:pPr>
+        <w:ind w:firstLine="420" w:firstLineChars="0"/>
+        <w:rPr>
+          <w:rFonts w:hint="default" w:ascii="宋体" w:hAnsi="宋体" w:eastAsia="宋体" w:cs="宋体"/>
+          <w:sz w:val="24"/>
+          <w:szCs w:val="24"/>
+          <w:lang w:val="en-US" w:eastAsia="zh-CN"/>
+        </w:rPr>
+      </w:pPr>
+      <w:r>
+        <w:rPr>
+          <w:rFonts w:hint="default" w:ascii="宋体" w:hAnsi="宋体" w:eastAsia="宋体" w:cs="宋体"/>
+          <w:sz w:val="24"/>
+          <w:szCs w:val="24"/>
+          <w:lang w:val="en-US" w:eastAsia="zh-CN"/>
+        </w:rPr>
+        <w:t>mermaid</w:t>
+      </w:r>
+      <w:r>
+        <w:rPr>
+          <w:rFonts w:hint="eastAsia" w:ascii="宋体" w:hAnsi="宋体" w:eastAsia="宋体" w:cs="宋体"/>
+          <w:sz w:val="24"/>
+          <w:szCs w:val="24"/>
+          <w:lang w:val="en-US" w:eastAsia="zh-CN"/>
+        </w:rPr>
+        <w:t>：</w:t>
+      </w:r>
+      <w:r>
+        <w:rPr>
+          <w:rFonts w:hint="default" w:ascii="宋体" w:hAnsi="宋体" w:eastAsia="宋体" w:cs="宋体"/>
+          <w:sz w:val="24"/>
+          <w:szCs w:val="24"/>
+          <w:lang w:val="en-US" w:eastAsia="zh-CN"/>
+        </w:rPr>
+        <w:t>渲染，拓展，前置知识（市场/种类/语法）</w:t>
+      </w:r>
+    </w:p>
+    <w:p>
+      <w:pPr>
+        <w:ind w:firstLine="420" w:firstLineChars="0"/>
+        <w:rPr>
+          <w:rFonts w:ascii="宋体" w:hAnsi="宋体" w:eastAsia="宋体" w:cs="宋体"/>
+          <w:sz w:val="24"/>
+          <w:szCs w:val="24"/>
+        </w:rPr>
+      </w:pPr>
+      <w:r>
+        <w:rPr>
+          <w:rFonts w:ascii="宋体" w:hAnsi="宋体" w:eastAsia="宋体" w:cs="宋体"/>
+          <w:sz w:val="24"/>
+          <w:szCs w:val="24"/>
+        </w:rPr>
+        <w:fldChar w:fldCharType="begin"/>
+      </w:r>
+      <w:r>
+        <w:rPr>
+          <w:rFonts w:ascii="宋体" w:hAnsi="宋体" w:eastAsia="宋体" w:cs="宋体"/>
+          <w:sz w:val="24"/>
+          <w:szCs w:val="24"/>
+        </w:rPr>
+        <w:instrText xml:space="preserve"> HYPERLINK "https://mermaid.js.org/syntax/flowchart.html" \l "node-shapes" </w:instrText>
+      </w:r>
+      <w:r>
+        <w:rPr>
+          <w:rFonts w:ascii="宋体" w:hAnsi="宋体" w:eastAsia="宋体" w:cs="宋体"/>
+          <w:sz w:val="24"/>
+          <w:szCs w:val="24"/>
+        </w:rPr>
+        <w:fldChar w:fldCharType="separate"/>
+      </w:r>
+      <w:r>
+        <w:rPr>
+          <w:rStyle w:val="6"/>
+          <w:rFonts w:ascii="宋体" w:hAnsi="宋体" w:eastAsia="宋体" w:cs="宋体"/>
+          <w:sz w:val="24"/>
+          <w:szCs w:val="24"/>
+        </w:rPr>
+        <w:t>Flowcharts Syntax | Mermaid</w:t>
+      </w:r>
+      <w:r>
+        <w:rPr>
+          <w:rFonts w:ascii="宋体" w:hAnsi="宋体" w:eastAsia="宋体" w:cs="宋体"/>
+          <w:sz w:val="24"/>
+          <w:szCs w:val="24"/>
+        </w:rPr>
+        <w:fldChar w:fldCharType="end"/>
+      </w:r>
+    </w:p>
+    <w:p>
+      <w:pPr>
+        <w:ind w:left="420" w:leftChars="0" w:firstLine="420" w:firstLineChars="0"/>
+        <w:rPr>
+          <w:rFonts w:hint="default" w:ascii="宋体" w:hAnsi="宋体" w:eastAsia="宋体" w:cs="宋体"/>
+          <w:sz w:val="24"/>
+          <w:szCs w:val="24"/>
+          <w:lang w:val="en-US" w:eastAsia="zh-CN"/>
+        </w:rPr>
+      </w:pPr>
+      <w:r>
+        <w:rPr>
+          <w:rFonts w:hint="eastAsia" w:ascii="宋体" w:hAnsi="宋体" w:eastAsia="宋体" w:cs="宋体"/>
+          <w:sz w:val="24"/>
+          <w:szCs w:val="24"/>
+          <w:lang w:val="en-US" w:eastAsia="zh-CN"/>
+        </w:rPr>
+        <w:t>流程（C）</w:t>
+      </w:r>
+    </w:p>
+    <w:p>
+      <w:pPr>
+        <w:ind w:left="420" w:leftChars="0" w:firstLine="420" w:firstLineChars="0"/>
+        <w:rPr>
+          <w:rFonts w:hint="eastAsia" w:ascii="宋体" w:hAnsi="宋体" w:eastAsia="宋体" w:cs="宋体"/>
+          <w:sz w:val="24"/>
+          <w:szCs w:val="24"/>
+          <w:lang w:val="en-US" w:eastAsia="zh-CN"/>
+        </w:rPr>
+      </w:pPr>
+      <w:r>
+        <w:rPr>
+          <w:rFonts w:hint="eastAsia" w:ascii="宋体" w:hAnsi="宋体" w:eastAsia="宋体" w:cs="宋体"/>
+          <w:sz w:val="24"/>
+          <w:szCs w:val="24"/>
+          <w:lang w:val="en-US" w:eastAsia="zh-CN"/>
+        </w:rPr>
+        <w:t>泳道</w:t>
+      </w:r>
+    </w:p>
+    <w:p>
+      <w:pPr>
+        <w:ind w:left="420" w:leftChars="0" w:firstLine="420" w:firstLineChars="0"/>
+        <w:rPr>
+          <w:rFonts w:hint="eastAsia" w:ascii="宋体" w:hAnsi="宋体" w:eastAsia="宋体" w:cs="宋体"/>
+          <w:sz w:val="24"/>
+          <w:szCs w:val="24"/>
+          <w:lang w:val="en-US" w:eastAsia="zh-CN"/>
+        </w:rPr>
+      </w:pPr>
+      <w:r>
+        <w:rPr>
+          <w:rFonts w:hint="eastAsia" w:ascii="宋体" w:hAnsi="宋体" w:eastAsia="宋体" w:cs="宋体"/>
+          <w:sz w:val="24"/>
+          <w:szCs w:val="24"/>
+          <w:lang w:val="en-US" w:eastAsia="zh-CN"/>
+        </w:rPr>
+        <w:t>时序（C）</w:t>
+      </w:r>
+    </w:p>
+    <w:p>
+      <w:pPr>
+        <w:ind w:left="420" w:leftChars="0" w:firstLine="420" w:firstLineChars="0"/>
+        <w:rPr>
+          <w:rFonts w:hint="eastAsia" w:ascii="宋体" w:hAnsi="宋体" w:eastAsia="宋体" w:cs="宋体"/>
+          <w:sz w:val="24"/>
+          <w:szCs w:val="24"/>
+          <w:lang w:val="en-US" w:eastAsia="zh-CN"/>
+        </w:rPr>
+      </w:pPr>
+      <w:r>
+        <w:rPr>
+          <w:rFonts w:hint="eastAsia" w:ascii="宋体" w:hAnsi="宋体" w:eastAsia="宋体" w:cs="宋体"/>
+          <w:sz w:val="24"/>
+          <w:szCs w:val="24"/>
+          <w:lang w:val="en-US" w:eastAsia="zh-CN"/>
+        </w:rPr>
+        <w:t>类（！）</w:t>
+      </w:r>
+    </w:p>
+    <w:p>
+      <w:pPr>
+        <w:ind w:left="420" w:leftChars="0" w:firstLine="420" w:firstLineChars="0"/>
+        <w:rPr>
+          <w:rFonts w:hint="eastAsia" w:ascii="宋体" w:hAnsi="宋体" w:eastAsia="宋体" w:cs="宋体"/>
+          <w:sz w:val="24"/>
+          <w:szCs w:val="24"/>
+          <w:lang w:val="en-US" w:eastAsia="zh-CN"/>
+        </w:rPr>
+      </w:pPr>
+      <w:r>
+        <w:rPr>
+          <w:rFonts w:hint="eastAsia" w:ascii="宋体" w:hAnsi="宋体" w:eastAsia="宋体" w:cs="宋体"/>
+          <w:sz w:val="24"/>
+          <w:szCs w:val="24"/>
+          <w:lang w:val="en-US" w:eastAsia="zh-CN"/>
+        </w:rPr>
+        <w:t>状态转换（C）</w:t>
+      </w:r>
+    </w:p>
+    <w:p>
+      <w:pPr>
+        <w:ind w:left="420" w:leftChars="0" w:firstLine="420" w:firstLineChars="0"/>
+        <w:rPr>
+          <w:rFonts w:hint="eastAsia" w:ascii="宋体" w:hAnsi="宋体" w:eastAsia="宋体" w:cs="宋体"/>
+          <w:sz w:val="24"/>
+          <w:szCs w:val="24"/>
+          <w:lang w:val="en-US" w:eastAsia="zh-CN"/>
+        </w:rPr>
+      </w:pPr>
+      <w:r>
+        <w:rPr>
+          <w:rFonts w:hint="eastAsia" w:ascii="宋体" w:hAnsi="宋体" w:eastAsia="宋体" w:cs="宋体"/>
+          <w:sz w:val="24"/>
+          <w:szCs w:val="24"/>
+          <w:lang w:val="en-US" w:eastAsia="zh-CN"/>
+        </w:rPr>
+        <w:t>甘特（！）</w:t>
+      </w:r>
+    </w:p>
+    <w:p>
+      <w:pPr>
+        <w:ind w:left="420" w:leftChars="0" w:firstLine="420" w:firstLineChars="0"/>
+        <w:rPr>
+          <w:rFonts w:hint="default" w:ascii="宋体" w:hAnsi="宋体" w:eastAsia="宋体" w:cs="宋体"/>
+          <w:sz w:val="24"/>
+          <w:szCs w:val="24"/>
+          <w:lang w:val="en-US" w:eastAsia="zh-CN"/>
+        </w:rPr>
+      </w:pPr>
+      <w:r>
+        <w:rPr>
+          <w:rFonts w:hint="eastAsia" w:ascii="宋体" w:hAnsi="宋体" w:eastAsia="宋体" w:cs="宋体"/>
+          <w:sz w:val="24"/>
+          <w:szCs w:val="24"/>
+          <w:lang w:val="en-US" w:eastAsia="zh-CN"/>
+        </w:rPr>
+        <w:t>象限（！）</w:t>
+      </w:r>
+    </w:p>
+    <w:p>
+      <w:pPr>
+        <w:ind w:left="420" w:leftChars="0" w:firstLine="420" w:firstLineChars="0"/>
+        <w:rPr>
+          <w:rFonts w:hint="default" w:ascii="宋体" w:hAnsi="宋体" w:eastAsia="宋体" w:cs="宋体"/>
+          <w:sz w:val="24"/>
+          <w:szCs w:val="24"/>
+          <w:lang w:val="en-US" w:eastAsia="zh-CN"/>
+        </w:rPr>
+      </w:pPr>
+      <w:r>
+        <w:rPr>
+          <w:rFonts w:hint="default" w:ascii="宋体" w:hAnsi="宋体" w:eastAsia="宋体" w:cs="宋体"/>
+          <w:sz w:val="24"/>
+          <w:szCs w:val="24"/>
+          <w:lang w:val="en-US" w:eastAsia="zh-CN"/>
+        </w:rPr>
+        <w:t>GitGraph</w:t>
+      </w:r>
+      <w:r>
+        <w:rPr>
+          <w:rFonts w:hint="eastAsia" w:ascii="宋体" w:hAnsi="宋体" w:eastAsia="宋体" w:cs="宋体"/>
+          <w:sz w:val="24"/>
+          <w:szCs w:val="24"/>
+          <w:lang w:val="en-US" w:eastAsia="zh-CN"/>
+        </w:rPr>
+        <w:t>（C）</w:t>
+      </w:r>
+    </w:p>
+    <w:p>
+      <w:pPr>
+        <w:ind w:left="420" w:leftChars="0" w:firstLine="420" w:firstLineChars="0"/>
+        <w:rPr>
+          <w:rFonts w:hint="default" w:ascii="宋体" w:hAnsi="宋体" w:eastAsia="宋体" w:cs="宋体"/>
+          <w:sz w:val="24"/>
+          <w:szCs w:val="24"/>
+          <w:lang w:val="en-US" w:eastAsia="zh-CN"/>
+        </w:rPr>
+      </w:pPr>
+      <w:r>
+        <w:rPr>
+          <w:rFonts w:hint="default" w:ascii="宋体" w:hAnsi="宋体" w:eastAsia="宋体" w:cs="宋体"/>
+          <w:sz w:val="24"/>
+          <w:szCs w:val="24"/>
+          <w:lang w:val="en-US" w:eastAsia="zh-CN"/>
+        </w:rPr>
+        <w:t>思维导图</w:t>
+      </w:r>
+    </w:p>
+    <w:p>
+      <w:pPr>
+        <w:ind w:left="420" w:leftChars="0" w:firstLine="420" w:firstLineChars="0"/>
+        <w:rPr>
+          <w:rFonts w:hint="default" w:ascii="宋体" w:hAnsi="宋体" w:eastAsia="宋体" w:cs="宋体"/>
+          <w:sz w:val="24"/>
+          <w:szCs w:val="24"/>
+          <w:lang w:val="en-US" w:eastAsia="zh-CN"/>
+        </w:rPr>
+      </w:pPr>
+      <w:r>
+        <w:rPr>
+          <w:rFonts w:hint="default" w:ascii="宋体" w:hAnsi="宋体" w:eastAsia="宋体" w:cs="宋体"/>
+          <w:sz w:val="24"/>
+          <w:szCs w:val="24"/>
+          <w:lang w:val="en-US" w:eastAsia="zh-CN"/>
+        </w:rPr>
+        <w:t>时间线</w:t>
+      </w:r>
+    </w:p>
+    <w:p>
+      <w:pPr>
+        <w:ind w:left="420" w:leftChars="0" w:firstLine="420" w:firstLineChars="0"/>
+        <w:rPr>
+          <w:rFonts w:hint="eastAsia" w:ascii="宋体" w:hAnsi="宋体" w:eastAsia="宋体" w:cs="宋体"/>
+          <w:sz w:val="24"/>
+          <w:szCs w:val="24"/>
+          <w:lang w:val="en-US" w:eastAsia="zh-CN"/>
+        </w:rPr>
+      </w:pPr>
+      <w:r>
+        <w:rPr>
+          <w:rFonts w:hint="eastAsia" w:ascii="宋体" w:hAnsi="宋体" w:eastAsia="宋体" w:cs="宋体"/>
+          <w:sz w:val="24"/>
+          <w:szCs w:val="24"/>
+          <w:lang w:val="en-US" w:eastAsia="zh-CN"/>
+        </w:rPr>
+        <w:t>桑吉（！）</w:t>
+      </w:r>
+    </w:p>
+    <w:p>
+      <w:pPr>
+        <w:ind w:left="420" w:leftChars="0" w:firstLine="420" w:firstLineChars="0"/>
+        <w:rPr>
+          <w:rFonts w:hint="eastAsia" w:ascii="宋体" w:hAnsi="宋体" w:eastAsia="宋体" w:cs="宋体"/>
+          <w:sz w:val="24"/>
+          <w:szCs w:val="24"/>
+          <w:lang w:val="en-US" w:eastAsia="zh-CN"/>
+        </w:rPr>
+      </w:pPr>
+      <w:r>
+        <w:rPr>
+          <w:rFonts w:hint="eastAsia" w:ascii="宋体" w:hAnsi="宋体" w:eastAsia="宋体" w:cs="宋体"/>
+          <w:sz w:val="24"/>
+          <w:szCs w:val="24"/>
+          <w:lang w:val="en-US" w:eastAsia="zh-CN"/>
+        </w:rPr>
+        <w:t>数据包（C）</w:t>
+      </w:r>
+    </w:p>
+    <w:p>
+      <w:pPr>
+        <w:ind w:left="420" w:leftChars="0" w:firstLine="420" w:firstLineChars="0"/>
+        <w:rPr>
+          <w:rFonts w:hint="eastAsia" w:ascii="宋体" w:hAnsi="宋体" w:eastAsia="宋体" w:cs="宋体"/>
+          <w:sz w:val="24"/>
+          <w:szCs w:val="24"/>
+          <w:lang w:val="en-US" w:eastAsia="zh-CN"/>
+        </w:rPr>
+      </w:pPr>
+      <w:r>
+        <w:rPr>
+          <w:rFonts w:hint="eastAsia" w:ascii="宋体" w:hAnsi="宋体" w:eastAsia="宋体" w:cs="宋体"/>
+          <w:sz w:val="24"/>
+          <w:szCs w:val="24"/>
+          <w:lang w:val="en-US" w:eastAsia="zh-CN"/>
+        </w:rPr>
+        <w:t>雷达（！）</w:t>
+      </w:r>
+    </w:p>
+    <w:p>
+      <w:pPr>
+        <w:ind w:left="420" w:leftChars="0" w:firstLine="420" w:firstLineChars="0"/>
+        <w:rPr>
+          <w:rFonts w:hint="eastAsia" w:ascii="宋体" w:hAnsi="宋体" w:eastAsia="宋体" w:cs="宋体"/>
+          <w:sz w:val="24"/>
+          <w:szCs w:val="24"/>
+          <w:lang w:val="en-US" w:eastAsia="zh-CN"/>
+        </w:rPr>
+      </w:pPr>
+      <w:r>
+        <w:rPr>
+          <w:rFonts w:hint="eastAsia" w:ascii="宋体" w:hAnsi="宋体" w:eastAsia="宋体" w:cs="宋体"/>
+          <w:sz w:val="24"/>
+          <w:szCs w:val="24"/>
+          <w:lang w:val="en-US" w:eastAsia="zh-CN"/>
+        </w:rPr>
+        <w:t>集合</w:t>
+      </w:r>
+    </w:p>
+    <w:p>
+      <w:pPr>
+        <w:ind w:left="420" w:leftChars="0" w:firstLine="420" w:firstLineChars="0"/>
+        <w:rPr>
+          <w:rFonts w:hint="eastAsia" w:ascii="宋体" w:hAnsi="宋体" w:eastAsia="宋体" w:cs="宋体"/>
+          <w:sz w:val="24"/>
+          <w:szCs w:val="24"/>
+          <w:lang w:val="en-US" w:eastAsia="zh-CN"/>
+        </w:rPr>
+      </w:pPr>
+      <w:r>
+        <w:rPr>
+          <w:rFonts w:hint="eastAsia" w:ascii="宋体" w:hAnsi="宋体" w:eastAsia="宋体" w:cs="宋体"/>
+          <w:sz w:val="24"/>
+          <w:szCs w:val="24"/>
+          <w:lang w:val="en-US" w:eastAsia="zh-CN"/>
+        </w:rPr>
+        <w:t>鱼骨</w:t>
+      </w:r>
+    </w:p>
+    <w:p>
+      <w:pPr>
+        <w:ind w:left="420" w:leftChars="0" w:firstLine="420" w:firstLineChars="0"/>
+        <w:rPr>
+          <w:rFonts w:hint="default" w:ascii="宋体" w:hAnsi="宋体" w:eastAsia="宋体" w:cs="宋体"/>
+          <w:sz w:val="24"/>
+          <w:szCs w:val="24"/>
+          <w:lang w:val="en-US" w:eastAsia="zh-CN"/>
+        </w:rPr>
+      </w:pPr>
+      <w:r>
+        <w:rPr>
+          <w:rFonts w:hint="eastAsia" w:ascii="宋体" w:hAnsi="宋体" w:eastAsia="宋体" w:cs="宋体"/>
+          <w:sz w:val="24"/>
+          <w:szCs w:val="24"/>
+          <w:lang w:val="en-US" w:eastAsia="zh-CN"/>
+        </w:rPr>
+        <w:t>树景（C）</w:t>
+      </w:r>
+    </w:p>
+    <w:p>
+      <w:pPr>
+        <w:ind w:firstLine="420" w:firstLineChars="0"/>
+        <w:rPr>
+          <w:rFonts w:hint="default" w:ascii="宋体" w:hAnsi="宋体" w:eastAsia="宋体" w:cs="宋体"/>
+          <w:sz w:val="24"/>
+          <w:szCs w:val="24"/>
+          <w:lang w:val="en-US" w:eastAsia="zh-CN"/>
+        </w:rPr>
+      </w:pPr>
+      <w:r>
+        <w:rPr>
+          <w:rFonts w:hint="default" w:ascii="宋体" w:hAnsi="宋体" w:eastAsia="宋体" w:cs="宋体"/>
+          <w:sz w:val="24"/>
+          <w:szCs w:val="24"/>
+          <w:lang w:val="en-US" w:eastAsia="zh-CN"/>
+        </w:rPr>
+        <w:t>flowchart流程图</w:t>
+      </w:r>
+    </w:p>
+    <w:p>
+      <w:pPr>
+        <w:ind w:left="420" w:leftChars="0" w:firstLine="420" w:firstLineChars="0"/>
+        <w:rPr>
+          <w:rFonts w:hint="eastAsia" w:ascii="宋体" w:hAnsi="宋体" w:eastAsia="宋体" w:cs="宋体"/>
+          <w:sz w:val="24"/>
+          <w:szCs w:val="24"/>
+          <w:lang w:val="en-US" w:eastAsia="zh-CN"/>
+        </w:rPr>
+      </w:pPr>
+      <w:r>
+        <w:rPr>
+          <w:rFonts w:hint="eastAsia" w:ascii="宋体" w:hAnsi="宋体" w:eastAsia="宋体" w:cs="宋体"/>
+          <w:sz w:val="24"/>
+          <w:szCs w:val="24"/>
+          <w:lang w:val="en-US" w:eastAsia="zh-CN"/>
+        </w:rPr>
+        <w:t>明确类型</w:t>
+      </w:r>
+    </w:p>
+    <w:p>
+      <w:pPr>
+        <w:ind w:left="420" w:leftChars="0" w:firstLine="420" w:firstLineChars="0"/>
+        <w:rPr>
+          <w:rFonts w:hint="eastAsia" w:ascii="宋体" w:hAnsi="宋体" w:eastAsia="宋体" w:cs="宋体"/>
+          <w:sz w:val="24"/>
+          <w:szCs w:val="24"/>
+          <w:lang w:val="en-US" w:eastAsia="zh-CN"/>
+        </w:rPr>
+      </w:pPr>
+      <w:r>
+        <w:rPr>
+          <w:rFonts w:hint="eastAsia" w:ascii="宋体" w:hAnsi="宋体" w:eastAsia="宋体" w:cs="宋体"/>
+          <w:sz w:val="24"/>
+          <w:szCs w:val="24"/>
+          <w:lang w:val="en-US" w:eastAsia="zh-CN"/>
+        </w:rPr>
+        <w:t>声明方向</w:t>
+      </w:r>
+    </w:p>
+    <w:p>
+      <w:pPr>
+        <w:ind w:left="420" w:leftChars="0" w:firstLine="420" w:firstLineChars="0"/>
+        <w:rPr>
+          <w:rFonts w:hint="default" w:ascii="宋体" w:hAnsi="宋体" w:eastAsia="宋体" w:cs="宋体"/>
+          <w:sz w:val="24"/>
+          <w:szCs w:val="24"/>
+          <w:lang w:val="en-US" w:eastAsia="zh-CN"/>
+        </w:rPr>
+      </w:pPr>
+      <w:r>
+        <w:rPr>
+          <w:rFonts w:hint="eastAsia" w:ascii="宋体" w:hAnsi="宋体" w:eastAsia="宋体" w:cs="宋体"/>
+          <w:sz w:val="24"/>
+          <w:szCs w:val="24"/>
+          <w:lang w:val="en-US" w:eastAsia="zh-CN"/>
+        </w:rPr>
+        <w:t>指代节点</w:t>
+      </w:r>
+    </w:p>
+    <w:p>
+      <w:pPr>
+        <w:ind w:left="420" w:leftChars="0" w:firstLine="420" w:firstLineChars="0"/>
+        <w:rPr>
+          <w:rFonts w:hint="default" w:ascii="宋体" w:hAnsi="宋体" w:eastAsia="宋体" w:cs="宋体"/>
+          <w:sz w:val="24"/>
+          <w:szCs w:val="24"/>
+          <w:lang w:val="en-US" w:eastAsia="zh-CN"/>
+        </w:rPr>
+      </w:pPr>
+      <w:r>
+        <w:rPr>
+          <w:rFonts w:hint="eastAsia" w:ascii="宋体" w:hAnsi="宋体" w:eastAsia="宋体" w:cs="宋体"/>
+          <w:sz w:val="24"/>
+          <w:szCs w:val="24"/>
+          <w:lang w:val="en-US" w:eastAsia="zh-CN"/>
+        </w:rPr>
+        <w:t>选择容器（象形符号/标准格式）</w:t>
+      </w:r>
+    </w:p>
+    <w:p>
+      <w:pPr>
+        <w:ind w:left="420" w:leftChars="0" w:firstLine="420" w:firstLineChars="0"/>
+        <w:rPr>
+          <w:rFonts w:hint="default" w:ascii="宋体" w:hAnsi="宋体" w:eastAsia="宋体" w:cs="宋体"/>
+          <w:sz w:val="24"/>
+          <w:szCs w:val="24"/>
+          <w:lang w:val="en-US" w:eastAsia="zh-CN"/>
+        </w:rPr>
+      </w:pPr>
+      <w:r>
+        <w:rPr>
+          <w:rFonts w:hint="default" w:ascii="宋体" w:hAnsi="宋体" w:eastAsia="宋体" w:cs="宋体"/>
+          <w:sz w:val="24"/>
+          <w:szCs w:val="24"/>
+          <w:lang w:val="en-US" w:eastAsia="zh-CN"/>
+        </w:rPr>
+        <w:t>包裹文本</w:t>
+      </w:r>
+      <w:r>
+        <w:rPr>
+          <w:rFonts w:hint="eastAsia" w:ascii="宋体" w:hAnsi="宋体" w:eastAsia="宋体" w:cs="宋体"/>
+          <w:sz w:val="24"/>
+          <w:szCs w:val="24"/>
+          <w:lang w:val="en-US" w:eastAsia="zh-CN"/>
+        </w:rPr>
+        <w:t>（"Unicode"/"`_Markdown_`"）</w:t>
+      </w:r>
+    </w:p>
+    <w:p>
+      <w:pPr>
+        <w:ind w:left="420" w:leftChars="0" w:firstLine="420" w:firstLineChars="0"/>
+        <w:rPr>
+          <w:rFonts w:hint="eastAsia" w:ascii="宋体" w:hAnsi="宋体" w:eastAsia="宋体" w:cs="宋体"/>
+          <w:sz w:val="24"/>
+          <w:szCs w:val="24"/>
+          <w:lang w:val="en-US" w:eastAsia="zh-CN"/>
+        </w:rPr>
+      </w:pPr>
+      <w:r>
+        <w:rPr>
+          <w:rFonts w:hint="eastAsia" w:ascii="宋体" w:hAnsi="宋体" w:eastAsia="宋体" w:cs="宋体"/>
+          <w:sz w:val="24"/>
+          <w:szCs w:val="24"/>
+          <w:lang w:val="en-US" w:eastAsia="zh-CN"/>
+        </w:rPr>
+        <w:t>排列流程（先定义容器文本再排列容器指向/同时）</w:t>
+      </w:r>
+    </w:p>
+    <w:p>
+      <w:pPr>
+        <w:ind w:left="420" w:leftChars="0" w:firstLine="420" w:firstLineChars="0"/>
+        <w:rPr>
+          <w:rFonts w:hint="eastAsia" w:ascii="宋体" w:hAnsi="宋体" w:eastAsia="宋体" w:cs="宋体"/>
+          <w:sz w:val="24"/>
+          <w:szCs w:val="24"/>
+          <w:lang w:val="en-US" w:eastAsia="zh-CN"/>
+        </w:rPr>
+      </w:pPr>
+      <w:r>
+        <w:rPr>
+          <w:rFonts w:hint="eastAsia" w:ascii="宋体" w:hAnsi="宋体" w:eastAsia="宋体" w:cs="宋体"/>
+          <w:sz w:val="24"/>
+          <w:szCs w:val="24"/>
+          <w:lang w:val="en-US" w:eastAsia="zh-CN"/>
+        </w:rPr>
+        <w:t>指向（象形线/文本/象形箭头/逆流）</w:t>
+      </w:r>
+    </w:p>
+    <w:p>
+      <w:pPr>
+        <w:ind w:left="420" w:leftChars="0" w:firstLine="420" w:firstLineChars="0"/>
+        <w:rPr>
+          <w:rFonts w:hint="eastAsia" w:ascii="宋体" w:hAnsi="宋体" w:eastAsia="宋体" w:cs="宋体"/>
+          <w:sz w:val="24"/>
+          <w:szCs w:val="24"/>
+          <w:lang w:val="en-US" w:eastAsia="zh-CN"/>
+        </w:rPr>
+      </w:pPr>
+      <w:r>
+        <w:rPr>
+          <w:rFonts w:hint="eastAsia" w:ascii="宋体" w:hAnsi="宋体" w:eastAsia="宋体" w:cs="宋体"/>
+          <w:sz w:val="24"/>
+          <w:szCs w:val="24"/>
+          <w:lang w:val="en-US" w:eastAsia="zh-CN"/>
+        </w:rPr>
+        <w:t>子图subgrap（格式/可指/嵌套）</w:t>
+      </w:r>
+    </w:p>
+    <w:p>
+      <w:pPr>
+        <w:ind w:left="420" w:leftChars="0" w:firstLine="420" w:firstLineChars="0"/>
+        <w:rPr>
+          <w:rFonts w:hint="eastAsia" w:ascii="宋体" w:hAnsi="宋体" w:eastAsia="宋体" w:cs="宋体"/>
+          <w:sz w:val="24"/>
+          <w:szCs w:val="24"/>
+          <w:lang w:val="en-US" w:eastAsia="zh-CN"/>
+        </w:rPr>
+      </w:pPr>
+      <w:r>
+        <w:rPr>
+          <w:rFonts w:hint="eastAsia" w:ascii="宋体" w:hAnsi="宋体" w:eastAsia="宋体" w:cs="宋体"/>
+          <w:sz w:val="24"/>
+          <w:szCs w:val="24"/>
+          <w:lang w:val="en-US" w:eastAsia="zh-CN"/>
+        </w:rPr>
+        <w:t>互动click</w:t>
+      </w:r>
+    </w:p>
+    <w:p>
+      <w:pPr>
+        <w:ind w:left="420" w:leftChars="0" w:firstLine="420" w:firstLineChars="0"/>
+        <w:rPr>
+          <w:rFonts w:hint="eastAsia" w:ascii="宋体" w:hAnsi="宋体" w:eastAsia="宋体" w:cs="宋体"/>
+          <w:sz w:val="24"/>
+          <w:szCs w:val="24"/>
+          <w:lang w:val="en-US" w:eastAsia="zh-CN"/>
+        </w:rPr>
+      </w:pPr>
+      <w:r>
+        <w:rPr>
+          <w:rFonts w:hint="eastAsia" w:ascii="宋体" w:hAnsi="宋体" w:eastAsia="宋体" w:cs="宋体"/>
+          <w:sz w:val="24"/>
+          <w:szCs w:val="24"/>
+          <w:lang w:val="en-US" w:eastAsia="zh-CN"/>
+        </w:rPr>
+        <w:t>评论%%</w:t>
+      </w:r>
+    </w:p>
+    <w:p>
+      <w:pPr>
+        <w:ind w:left="420" w:leftChars="0" w:firstLine="420" w:firstLineChars="0"/>
+        <w:rPr>
+          <w:rFonts w:hint="eastAsia" w:ascii="宋体" w:hAnsi="宋体" w:eastAsia="宋体" w:cs="宋体"/>
+          <w:sz w:val="24"/>
+          <w:szCs w:val="24"/>
+          <w:lang w:val="en-US" w:eastAsia="zh-CN"/>
+        </w:rPr>
+      </w:pPr>
+      <w:r>
+        <w:rPr>
+          <w:rFonts w:hint="eastAsia" w:ascii="宋体" w:hAnsi="宋体" w:eastAsia="宋体" w:cs="宋体"/>
+          <w:sz w:val="24"/>
+          <w:szCs w:val="24"/>
+          <w:lang w:val="en-US" w:eastAsia="zh-CN"/>
+        </w:rPr>
+        <w:t>线与节点高级样式</w:t>
+      </w:r>
+    </w:p>
+    <w:p>
+      <w:pPr>
+        <w:ind w:firstLine="420" w:firstLineChars="0"/>
+        <w:rPr>
+          <w:rFonts w:hint="default" w:ascii="宋体" w:hAnsi="宋体" w:eastAsia="宋体" w:cs="宋体"/>
+          <w:sz w:val="24"/>
+          <w:szCs w:val="24"/>
+          <w:lang w:val="en-US" w:eastAsia="zh-CN"/>
+        </w:rPr>
+      </w:pPr>
+      <w:r>
+        <w:rPr>
+          <w:rFonts w:hint="default" w:ascii="宋体" w:hAnsi="宋体" w:eastAsia="宋体" w:cs="宋体"/>
+          <w:sz w:val="24"/>
+          <w:szCs w:val="24"/>
+          <w:lang w:val="en-US" w:eastAsia="zh-CN"/>
+        </w:rPr>
+        <w:t>sequenceDiagram时序图</w:t>
+      </w:r>
+    </w:p>
+    <w:p>
+      <w:pPr>
+        <w:ind w:left="420" w:leftChars="0" w:firstLine="420" w:firstLineChars="0"/>
+        <w:rPr>
+          <w:rFonts w:hint="eastAsia" w:ascii="宋体" w:hAnsi="宋体" w:eastAsia="宋体" w:cs="宋体"/>
+          <w:sz w:val="24"/>
+          <w:szCs w:val="24"/>
+          <w:lang w:val="en-US" w:eastAsia="zh-CN"/>
+        </w:rPr>
+      </w:pPr>
+      <w:r>
+        <w:rPr>
+          <w:rFonts w:hint="eastAsia" w:ascii="宋体" w:hAnsi="宋体" w:eastAsia="宋体" w:cs="宋体"/>
+          <w:sz w:val="24"/>
+          <w:szCs w:val="24"/>
+          <w:lang w:val="en-US" w:eastAsia="zh-CN"/>
+        </w:rPr>
+        <w:t>主从形象</w:t>
+      </w:r>
+    </w:p>
+    <w:p>
+      <w:pPr>
+        <w:ind w:left="420" w:leftChars="0" w:firstLine="420" w:firstLineChars="0"/>
+        <w:rPr>
+          <w:rFonts w:hint="eastAsia" w:ascii="宋体" w:hAnsi="宋体" w:eastAsia="宋体" w:cs="宋体"/>
+          <w:sz w:val="24"/>
+          <w:szCs w:val="24"/>
+          <w:lang w:val="en-US" w:eastAsia="zh-CN"/>
+        </w:rPr>
+      </w:pPr>
+      <w:r>
+        <w:rPr>
+          <w:rFonts w:hint="default" w:ascii="宋体" w:hAnsi="宋体" w:eastAsia="宋体" w:cs="宋体"/>
+          <w:sz w:val="24"/>
+          <w:szCs w:val="24"/>
+          <w:lang w:val="en-US" w:eastAsia="zh-CN"/>
+        </w:rPr>
+        <w:t>内联别名语法alias</w:t>
+      </w:r>
+      <w:r>
+        <w:rPr>
+          <w:rFonts w:hint="eastAsia" w:ascii="宋体" w:hAnsi="宋体" w:eastAsia="宋体" w:cs="宋体"/>
+          <w:sz w:val="24"/>
+          <w:szCs w:val="24"/>
+          <w:lang w:val="en-US" w:eastAsia="zh-CN"/>
+        </w:rPr>
+        <w:t>/别名优先权as</w:t>
+      </w:r>
+    </w:p>
+    <w:p>
+      <w:pPr>
+        <w:ind w:left="420" w:leftChars="0" w:firstLine="420" w:firstLineChars="0"/>
+        <w:rPr>
+          <w:rFonts w:hint="eastAsia" w:ascii="宋体" w:hAnsi="宋体" w:eastAsia="宋体" w:cs="宋体"/>
+          <w:sz w:val="24"/>
+          <w:szCs w:val="24"/>
+          <w:lang w:val="en-US" w:eastAsia="zh-CN"/>
+        </w:rPr>
+      </w:pPr>
+      <w:r>
+        <w:rPr>
+          <w:rFonts w:hint="eastAsia" w:ascii="宋体" w:hAnsi="宋体" w:eastAsia="宋体" w:cs="宋体"/>
+          <w:sz w:val="24"/>
+          <w:szCs w:val="24"/>
+          <w:lang w:val="en-US" w:eastAsia="zh-CN"/>
+        </w:rPr>
+        <w:t>创建create与销毁destroy</w:t>
+      </w:r>
+    </w:p>
+    <w:p>
+      <w:pPr>
+        <w:ind w:left="420" w:leftChars="0" w:firstLine="420" w:firstLineChars="0"/>
+        <w:rPr>
+          <w:rFonts w:hint="eastAsia" w:ascii="宋体" w:hAnsi="宋体" w:eastAsia="宋体" w:cs="宋体"/>
+          <w:sz w:val="24"/>
+          <w:szCs w:val="24"/>
+          <w:lang w:val="en-US" w:eastAsia="zh-CN"/>
+        </w:rPr>
+      </w:pPr>
+      <w:r>
+        <w:rPr>
+          <w:rFonts w:hint="eastAsia" w:ascii="宋体" w:hAnsi="宋体" w:eastAsia="宋体" w:cs="宋体"/>
+          <w:sz w:val="24"/>
+          <w:szCs w:val="24"/>
+          <w:lang w:val="en-US" w:eastAsia="zh-CN"/>
+        </w:rPr>
+        <w:t>分组box~end</w:t>
+      </w:r>
+    </w:p>
+    <w:p>
+      <w:pPr>
+        <w:ind w:left="420" w:leftChars="0" w:firstLine="420" w:firstLineChars="0"/>
+        <w:rPr>
+          <w:rFonts w:hint="default" w:ascii="宋体" w:hAnsi="宋体" w:eastAsia="宋体" w:cs="宋体"/>
+          <w:sz w:val="24"/>
+          <w:szCs w:val="24"/>
+          <w:lang w:val="en-US" w:eastAsia="zh-CN"/>
+        </w:rPr>
+      </w:pPr>
+      <w:r>
+        <w:rPr>
+          <w:rFonts w:hint="eastAsia" w:ascii="宋体" w:hAnsi="宋体" w:eastAsia="宋体" w:cs="宋体"/>
+          <w:sz w:val="24"/>
+          <w:szCs w:val="24"/>
+          <w:lang w:val="en-US" w:eastAsia="zh-CN"/>
+        </w:rPr>
+        <w:t>箭头与线</w:t>
+      </w:r>
+      <w:r>
+        <w:rPr>
+          <w:rFonts w:hint="default" w:ascii="宋体" w:hAnsi="宋体" w:eastAsia="宋体" w:cs="宋体"/>
+          <w:sz w:val="24"/>
+          <w:szCs w:val="24"/>
+          <w:lang w:val="en-US" w:eastAsia="zh-CN"/>
+        </w:rPr>
+        <w:t>[Actor][Arrow][Actor]:Message text</w:t>
+      </w:r>
+    </w:p>
+    <w:p>
+      <w:pPr>
+        <w:ind w:left="420" w:leftChars="0" w:firstLine="420" w:firstLineChars="0"/>
+        <w:rPr>
+          <w:rFonts w:hint="default" w:ascii="宋体" w:hAnsi="宋体" w:eastAsia="宋体" w:cs="宋体"/>
+          <w:sz w:val="24"/>
+          <w:szCs w:val="24"/>
+          <w:lang w:val="en-US" w:eastAsia="zh-CN"/>
+        </w:rPr>
+      </w:pPr>
+      <w:r>
+        <w:rPr>
+          <w:rFonts w:hint="eastAsia" w:ascii="宋体" w:hAnsi="宋体" w:eastAsia="宋体" w:cs="宋体"/>
+          <w:sz w:val="24"/>
+          <w:szCs w:val="24"/>
+          <w:lang w:val="en-US" w:eastAsia="zh-CN"/>
+        </w:rPr>
+        <w:t>连接点()</w:t>
+      </w:r>
+    </w:p>
+    <w:p>
+      <w:pPr>
+        <w:ind w:left="420" w:leftChars="0" w:firstLine="420" w:firstLineChars="0"/>
+        <w:rPr>
+          <w:rFonts w:hint="eastAsia" w:ascii="宋体" w:hAnsi="宋体" w:eastAsia="宋体" w:cs="宋体"/>
+          <w:sz w:val="24"/>
+          <w:szCs w:val="24"/>
+          <w:lang w:val="en-US" w:eastAsia="zh-CN"/>
+        </w:rPr>
+      </w:pPr>
+      <w:r>
+        <w:rPr>
+          <w:rFonts w:hint="eastAsia" w:ascii="宋体" w:hAnsi="宋体" w:eastAsia="宋体" w:cs="宋体"/>
+          <w:sz w:val="24"/>
+          <w:szCs w:val="24"/>
+          <w:lang w:val="en-US" w:eastAsia="zh-CN"/>
+        </w:rPr>
+        <w:t>激活与关闭+-</w:t>
+      </w:r>
+    </w:p>
+    <w:p>
+      <w:pPr>
+        <w:ind w:left="420" w:leftChars="0" w:firstLine="420" w:firstLineChars="0"/>
+        <w:rPr>
+          <w:rFonts w:hint="default" w:ascii="宋体" w:hAnsi="宋体" w:eastAsia="宋体" w:cs="宋体"/>
+          <w:sz w:val="24"/>
+          <w:szCs w:val="24"/>
+          <w:lang w:val="en-US" w:eastAsia="zh-CN"/>
+        </w:rPr>
+      </w:pPr>
+      <w:r>
+        <w:rPr>
+          <w:rFonts w:hint="eastAsia" w:ascii="宋体" w:hAnsi="宋体" w:eastAsia="宋体" w:cs="宋体"/>
+          <w:sz w:val="24"/>
+          <w:szCs w:val="24"/>
+          <w:lang w:val="en-US" w:eastAsia="zh-CN"/>
+        </w:rPr>
+        <w:t>注释Note right of A:/Note over A,B:</w:t>
+      </w:r>
+    </w:p>
+    <w:p>
+      <w:pPr>
+        <w:ind w:left="420" w:leftChars="0" w:firstLine="420" w:firstLineChars="0"/>
+        <w:rPr>
+          <w:rFonts w:hint="eastAsia" w:ascii="宋体" w:hAnsi="宋体" w:eastAsia="宋体" w:cs="宋体"/>
+          <w:sz w:val="24"/>
+          <w:szCs w:val="24"/>
+          <w:lang w:val="en-US" w:eastAsia="zh-CN"/>
+        </w:rPr>
+      </w:pPr>
+      <w:r>
+        <w:rPr>
+          <w:rFonts w:hint="eastAsia" w:ascii="宋体" w:hAnsi="宋体" w:eastAsia="宋体" w:cs="宋体"/>
+          <w:sz w:val="24"/>
+          <w:szCs w:val="24"/>
+          <w:lang w:val="en-US" w:eastAsia="zh-CN"/>
+        </w:rPr>
+        <w:t>换行符&lt;br/&gt;</w:t>
+      </w:r>
+    </w:p>
+    <w:p>
+      <w:pPr>
+        <w:ind w:left="420" w:leftChars="0" w:firstLine="420" w:firstLineChars="0"/>
+        <w:rPr>
+          <w:rFonts w:hint="default" w:ascii="宋体" w:hAnsi="宋体" w:eastAsia="宋体" w:cs="宋体"/>
+          <w:sz w:val="24"/>
+          <w:szCs w:val="24"/>
+          <w:lang w:val="en-US" w:eastAsia="zh-CN"/>
+        </w:rPr>
+      </w:pPr>
+      <w:r>
+        <w:rPr>
+          <w:rFonts w:hint="eastAsia" w:ascii="宋体" w:hAnsi="宋体" w:eastAsia="宋体" w:cs="宋体"/>
+          <w:sz w:val="24"/>
+          <w:szCs w:val="24"/>
+          <w:lang w:val="en-US" w:eastAsia="zh-CN"/>
+        </w:rPr>
+        <w:t>框图：loop~end/alt~else~end/opt~end/par~and~end/option/break</w:t>
+      </w:r>
+    </w:p>
+    <w:p>
+      <w:pPr>
+        <w:ind w:left="420" w:leftChars="0" w:firstLine="420" w:firstLineChars="0"/>
+        <w:rPr>
+          <w:rFonts w:hint="eastAsia" w:ascii="宋体" w:hAnsi="宋体" w:eastAsia="宋体" w:cs="宋体"/>
+          <w:sz w:val="24"/>
+          <w:szCs w:val="24"/>
+          <w:lang w:val="en-US" w:eastAsia="zh-CN"/>
+        </w:rPr>
+      </w:pPr>
+      <w:r>
+        <w:rPr>
+          <w:rFonts w:hint="eastAsia" w:ascii="宋体" w:hAnsi="宋体" w:eastAsia="宋体" w:cs="宋体"/>
+          <w:sz w:val="24"/>
+          <w:szCs w:val="24"/>
+          <w:lang w:val="en-US" w:eastAsia="zh-CN"/>
+        </w:rPr>
+        <w:t>自指</w:t>
+      </w:r>
+    </w:p>
+    <w:p>
+      <w:pPr>
+        <w:ind w:left="420" w:leftChars="0" w:firstLine="420" w:firstLineChars="0"/>
+        <w:rPr>
+          <w:rFonts w:hint="eastAsia" w:ascii="宋体" w:hAnsi="宋体" w:eastAsia="宋体" w:cs="宋体"/>
+          <w:sz w:val="24"/>
+          <w:szCs w:val="24"/>
+          <w:lang w:val="en-US" w:eastAsia="zh-CN"/>
+        </w:rPr>
+      </w:pPr>
+      <w:r>
+        <w:rPr>
+          <w:rFonts w:hint="eastAsia" w:ascii="宋体" w:hAnsi="宋体" w:eastAsia="宋体" w:cs="宋体"/>
+          <w:sz w:val="24"/>
+          <w:szCs w:val="24"/>
+          <w:lang w:val="en-US" w:eastAsia="zh-CN"/>
+        </w:rPr>
+        <w:t>背景高亮rect COLOR</w:t>
+      </w:r>
+    </w:p>
+    <w:p>
+      <w:pPr>
+        <w:ind w:left="420" w:leftChars="0" w:firstLine="420" w:firstLineChars="0"/>
+        <w:rPr>
+          <w:rFonts w:hint="eastAsia" w:ascii="宋体" w:hAnsi="宋体" w:eastAsia="宋体" w:cs="宋体"/>
+          <w:sz w:val="24"/>
+          <w:szCs w:val="24"/>
+          <w:lang w:val="en-US" w:eastAsia="zh-CN"/>
+        </w:rPr>
+      </w:pPr>
+      <w:r>
+        <w:rPr>
+          <w:rFonts w:hint="eastAsia" w:ascii="宋体" w:hAnsi="宋体" w:eastAsia="宋体" w:cs="宋体"/>
+          <w:sz w:val="24"/>
+          <w:szCs w:val="24"/>
+          <w:lang w:val="en-US" w:eastAsia="zh-CN"/>
+        </w:rPr>
+        <w:t>评论%%</w:t>
+      </w:r>
+    </w:p>
+    <w:p>
+      <w:pPr>
+        <w:ind w:left="420" w:leftChars="0" w:firstLine="420" w:firstLineChars="0"/>
+        <w:rPr>
+          <w:rFonts w:hint="default" w:ascii="宋体" w:hAnsi="宋体" w:eastAsia="宋体" w:cs="宋体"/>
+          <w:sz w:val="24"/>
+          <w:szCs w:val="24"/>
+          <w:lang w:val="en-US" w:eastAsia="zh-CN"/>
+        </w:rPr>
+      </w:pPr>
+      <w:r>
+        <w:rPr>
+          <w:rFonts w:hint="eastAsia" w:ascii="宋体" w:hAnsi="宋体" w:eastAsia="宋体" w:cs="宋体"/>
+          <w:sz w:val="24"/>
+          <w:szCs w:val="24"/>
+          <w:lang w:val="en-US" w:eastAsia="zh-CN"/>
+        </w:rPr>
+        <w:t>连接点</w:t>
+      </w:r>
+      <w:r>
+        <w:rPr>
+          <w:rFonts w:hint="default" w:ascii="宋体" w:hAnsi="宋体" w:eastAsia="宋体" w:cs="宋体"/>
+          <w:sz w:val="24"/>
+          <w:szCs w:val="24"/>
+          <w:lang w:val="en-US" w:eastAsia="zh-CN"/>
+        </w:rPr>
+        <w:t>序列号</w:t>
+      </w:r>
+    </w:p>
+    <w:p>
+      <w:pPr>
+        <w:ind w:left="420" w:leftChars="0" w:firstLine="420" w:firstLineChars="0"/>
+        <w:rPr>
+          <w:rFonts w:hint="default" w:ascii="宋体" w:hAnsi="宋体" w:eastAsia="宋体" w:cs="宋体"/>
+          <w:sz w:val="24"/>
+          <w:szCs w:val="24"/>
+          <w:lang w:val="en-US" w:eastAsia="zh-CN"/>
+        </w:rPr>
+      </w:pPr>
+      <w:r>
+        <w:rPr>
+          <w:rFonts w:hint="eastAsia" w:ascii="宋体" w:hAnsi="宋体" w:eastAsia="宋体" w:cs="宋体"/>
+          <w:sz w:val="24"/>
+          <w:szCs w:val="24"/>
+          <w:lang w:val="en-US" w:eastAsia="zh-CN"/>
+        </w:rPr>
+        <w:t>连接与配置参数</w:t>
+      </w:r>
+    </w:p>
+    <w:p>
+      <w:pPr>
+        <w:ind w:firstLine="420" w:firstLineChars="0"/>
+        <w:rPr>
+          <w:rFonts w:hint="default" w:ascii="宋体" w:hAnsi="宋体" w:eastAsia="宋体" w:cs="宋体"/>
+          <w:sz w:val="24"/>
+          <w:szCs w:val="24"/>
+          <w:lang w:val="en-US" w:eastAsia="zh-CN"/>
+        </w:rPr>
+      </w:pPr>
+      <w:r>
+        <w:rPr>
+          <w:rFonts w:hint="default" w:ascii="宋体" w:hAnsi="宋体" w:eastAsia="宋体" w:cs="宋体"/>
+          <w:sz w:val="24"/>
+          <w:szCs w:val="24"/>
+          <w:lang w:val="en-US" w:eastAsia="zh-CN"/>
+        </w:rPr>
+        <w:t>treeView-beta</w:t>
+      </w:r>
+      <w:r>
+        <w:rPr>
+          <w:rFonts w:hint="eastAsia" w:ascii="宋体" w:hAnsi="宋体" w:eastAsia="宋体" w:cs="宋体"/>
+          <w:sz w:val="24"/>
+          <w:szCs w:val="24"/>
+          <w:lang w:val="en-US" w:eastAsia="zh-CN"/>
+        </w:rPr>
+        <w:t>s树景图</w:t>
+      </w:r>
+    </w:p>
+    <w:p>
+      <w:pPr>
+        <w:ind w:left="420" w:leftChars="0" w:firstLine="420" w:firstLineChars="0"/>
+        <w:rPr>
+          <w:rFonts w:hint="eastAsia" w:ascii="宋体" w:hAnsi="宋体" w:eastAsia="宋体" w:cs="宋体"/>
+          <w:sz w:val="24"/>
+          <w:szCs w:val="24"/>
+          <w:lang w:val="en-US" w:eastAsia="zh-CN"/>
+        </w:rPr>
+      </w:pPr>
+      <w:r>
+        <w:rPr>
+          <w:rFonts w:hint="eastAsia" w:ascii="宋体" w:hAnsi="宋体" w:eastAsia="宋体" w:cs="宋体"/>
+          <w:sz w:val="24"/>
+          <w:szCs w:val="24"/>
+          <w:lang w:val="en-US" w:eastAsia="zh-CN"/>
+        </w:rPr>
+        <w:t>组成成分与排列结构</w:t>
+      </w:r>
+    </w:p>
+    <w:p>
+      <w:pPr>
+        <w:ind w:left="420" w:leftChars="0" w:firstLine="420" w:firstLineChars="0"/>
+        <w:rPr>
+          <w:rFonts w:hint="eastAsia" w:ascii="宋体" w:hAnsi="宋体" w:eastAsia="宋体" w:cs="宋体"/>
+          <w:sz w:val="24"/>
+          <w:szCs w:val="24"/>
+          <w:lang w:val="en-US" w:eastAsia="zh-CN"/>
+        </w:rPr>
+      </w:pPr>
+      <w:r>
+        <w:rPr>
+          <w:rFonts w:hint="eastAsia" w:ascii="宋体" w:hAnsi="宋体" w:eastAsia="宋体" w:cs="宋体"/>
+          <w:sz w:val="24"/>
+          <w:szCs w:val="24"/>
+          <w:lang w:val="en-US" w:eastAsia="zh-CN"/>
+        </w:rPr>
+        <w:t>注释/高亮/图标映射/粗文件夹/表情</w:t>
+      </w:r>
+    </w:p>
+    <w:p>
+      <w:pPr>
+        <w:ind w:left="420" w:leftChars="0" w:firstLine="420" w:firstLineChars="0"/>
+        <w:rPr>
+          <w:rFonts w:hint="default" w:ascii="宋体" w:hAnsi="宋体" w:eastAsia="宋体" w:cs="宋体"/>
+          <w:sz w:val="24"/>
+          <w:szCs w:val="24"/>
+          <w:lang w:val="en-US" w:eastAsia="zh-CN"/>
+        </w:rPr>
+      </w:pPr>
+      <w:r>
+        <w:rPr>
+          <w:rFonts w:hint="eastAsia" w:ascii="宋体" w:hAnsi="宋体" w:eastAsia="宋体" w:cs="宋体"/>
+          <w:sz w:val="24"/>
+          <w:szCs w:val="24"/>
+          <w:lang w:val="en-US" w:eastAsia="zh-CN"/>
+        </w:rPr>
+        <w:t>自定义变量配置</w:t>
+      </w:r>
+    </w:p>
+    <w:p>
+      <w:pPr>
+        <w:ind w:firstLine="420" w:firstLineChars="0"/>
+        <w:rPr>
+          <w:rFonts w:hint="default" w:ascii="宋体" w:hAnsi="宋体" w:eastAsia="宋体" w:cs="宋体"/>
+          <w:sz w:val="24"/>
+          <w:szCs w:val="24"/>
+          <w:lang w:val="en-US" w:eastAsia="zh-CN"/>
+        </w:rPr>
+      </w:pPr>
+    </w:p>
+    <w:p>
+      <w:pPr>
+        <w:rPr>
+          <w:rFonts w:hint="eastAsia" w:ascii="宋体" w:hAnsi="宋体" w:eastAsia="宋体" w:cs="宋体"/>
+          <w:sz w:val="24"/>
+          <w:szCs w:val="24"/>
+          <w:lang w:val="en-US" w:eastAsia="zh-CN"/>
+        </w:rPr>
+      </w:pPr>
+      <w:r>
+        <w:rPr>
+          <w:rFonts w:hint="eastAsia" w:ascii="宋体" w:hAnsi="宋体" w:eastAsia="宋体" w:cs="宋体"/>
+          <w:sz w:val="24"/>
+          <w:szCs w:val="24"/>
+          <w:lang w:val="en-US" w:eastAsia="zh-CN"/>
+        </w:rPr>
+        <w:t>代理变种？配置工具？斜杠指令？</w:t>
+      </w:r>
+    </w:p>
+    <w:p>
+      <w:pPr>
+        <w:ind w:firstLine="420" w:firstLineChars="0"/>
+        <w:rPr>
+          <w:rFonts w:hint="default" w:ascii="宋体" w:hAnsi="宋体" w:eastAsia="宋体" w:cs="宋体"/>
+          <w:sz w:val="24"/>
+          <w:szCs w:val="24"/>
+          <w:lang w:val="en-US" w:eastAsia="zh-CN"/>
+        </w:rPr>
+      </w:pPr>
+      <w:r>
+        <w:rPr>
+          <w:rFonts w:hint="default" w:ascii="宋体" w:hAnsi="宋体" w:eastAsia="宋体" w:cs="宋体"/>
+          <w:sz w:val="24"/>
+          <w:szCs w:val="24"/>
+          <w:lang w:val="en-US" w:eastAsia="zh-CN"/>
+        </w:rPr>
+        <w:t>会话可选项：配置工具（</w:t>
+      </w:r>
+      <w:r>
+        <w:rPr>
+          <w:rFonts w:hint="eastAsia" w:ascii="宋体" w:hAnsi="宋体" w:eastAsia="宋体" w:cs="宋体"/>
+          <w:sz w:val="24"/>
+          <w:szCs w:val="24"/>
+          <w:lang w:val="en-US" w:eastAsia="zh-CN"/>
+        </w:rPr>
+        <w:t>调用</w:t>
+      </w:r>
+      <w:r>
+        <w:rPr>
+          <w:rFonts w:hint="default" w:ascii="宋体" w:hAnsi="宋体" w:eastAsia="宋体" w:cs="宋体"/>
+          <w:sz w:val="24"/>
+          <w:szCs w:val="24"/>
+          <w:lang w:val="en-US" w:eastAsia="zh-CN"/>
+        </w:rPr>
+        <w:t>权限/超出工作区）/</w:t>
+      </w:r>
+      <w:r>
+        <w:rPr>
+          <w:rFonts w:hint="eastAsia" w:ascii="宋体" w:hAnsi="宋体" w:eastAsia="宋体" w:cs="宋体"/>
+          <w:sz w:val="24"/>
+          <w:szCs w:val="24"/>
+          <w:lang w:val="en-US" w:eastAsia="zh-CN"/>
+        </w:rPr>
+        <w:t>斜杠</w:t>
+      </w:r>
+      <w:r>
+        <w:rPr>
+          <w:rFonts w:hint="default" w:ascii="宋体" w:hAnsi="宋体" w:eastAsia="宋体" w:cs="宋体"/>
+          <w:sz w:val="24"/>
+          <w:szCs w:val="24"/>
+          <w:lang w:val="en-US" w:eastAsia="zh-CN"/>
+        </w:rPr>
+        <w:t>指令（自我解释）/设置</w:t>
+      </w:r>
+      <w:r>
+        <w:rPr>
+          <w:rFonts w:hint="eastAsia" w:ascii="宋体" w:hAnsi="宋体" w:eastAsia="宋体" w:cs="宋体"/>
+          <w:sz w:val="24"/>
+          <w:szCs w:val="24"/>
+          <w:lang w:val="en-US" w:eastAsia="zh-CN"/>
+        </w:rPr>
+        <w:t>专员</w:t>
+      </w:r>
+      <w:r>
+        <w:rPr>
+          <w:rFonts w:hint="default" w:ascii="宋体" w:hAnsi="宋体" w:eastAsia="宋体" w:cs="宋体"/>
+          <w:sz w:val="24"/>
+          <w:szCs w:val="24"/>
+          <w:lang w:val="en-US" w:eastAsia="zh-CN"/>
+        </w:rPr>
+        <w:t>（Ask.agent.md/Explore.agent.md/Plan.agent.md）/自定义（</w:t>
+      </w:r>
+      <w:r>
+        <w:rPr>
+          <w:rFonts w:hint="eastAsia" w:ascii="宋体" w:hAnsi="宋体" w:eastAsia="宋体" w:cs="宋体"/>
+          <w:sz w:val="24"/>
+          <w:szCs w:val="24"/>
+          <w:lang w:val="en-US" w:eastAsia="zh-CN"/>
+        </w:rPr>
+        <w:t>环境</w:t>
+      </w:r>
+      <w:r>
+        <w:rPr>
+          <w:rFonts w:hint="default" w:ascii="宋体" w:hAnsi="宋体" w:eastAsia="宋体" w:cs="宋体"/>
+          <w:sz w:val="24"/>
+          <w:szCs w:val="24"/>
+          <w:lang w:val="en-US" w:eastAsia="zh-CN"/>
+        </w:rPr>
+        <w:t>优化skill/MCP）</w:t>
+      </w:r>
+    </w:p>
+    <w:p>
+      <w:pPr>
+        <w:ind w:firstLine="420" w:firstLineChars="0"/>
+        <w:rPr>
+          <w:rFonts w:hint="eastAsia" w:ascii="宋体" w:hAnsi="宋体" w:eastAsia="宋体" w:cs="宋体"/>
+          <w:b w:val="0"/>
+          <w:bCs w:val="0"/>
+          <w:sz w:val="24"/>
+          <w:szCs w:val="24"/>
+          <w:lang w:val="en-US" w:eastAsia="zh-CN"/>
+        </w:rPr>
+      </w:pPr>
+      <w:r>
+        <w:rPr>
+          <w:rFonts w:hint="eastAsia" w:ascii="宋体" w:hAnsi="宋体" w:eastAsia="宋体" w:cs="宋体"/>
+          <w:sz w:val="24"/>
+          <w:szCs w:val="24"/>
+          <w:lang w:val="en-US" w:eastAsia="zh-CN"/>
+        </w:rPr>
+        <w:t>-聊天框中打出“/”</w:t>
+      </w:r>
+      <w:r>
+        <w:rPr>
+          <w:rFonts w:hint="eastAsia" w:ascii="宋体" w:hAnsi="宋体" w:eastAsia="宋体" w:cs="宋体"/>
+          <w:b/>
+          <w:bCs/>
+          <w:sz w:val="24"/>
+          <w:szCs w:val="24"/>
+          <w:lang w:val="en-US" w:eastAsia="zh-CN"/>
+        </w:rPr>
+        <w:t>展示所有斜杠命令</w:t>
+      </w:r>
+      <w:r>
+        <w:rPr>
+          <w:rFonts w:hint="eastAsia" w:ascii="宋体" w:hAnsi="宋体" w:eastAsia="宋体" w:cs="宋体"/>
+          <w:b w:val="0"/>
+          <w:bCs w:val="0"/>
+          <w:sz w:val="24"/>
+          <w:szCs w:val="24"/>
+          <w:lang w:val="en-US" w:eastAsia="zh-CN"/>
+        </w:rPr>
+        <w:t>（来源与作用）</w:t>
+      </w:r>
+    </w:p>
+    <w:p>
+      <w:pPr>
+        <w:ind w:firstLine="420" w:firstLineChars="0"/>
+        <w:rPr>
+          <w:rFonts w:hint="default" w:ascii="宋体" w:hAnsi="宋体" w:eastAsia="宋体" w:cs="宋体"/>
+          <w:b w:val="0"/>
+          <w:bCs w:val="0"/>
+          <w:sz w:val="24"/>
+          <w:szCs w:val="24"/>
+          <w:lang w:val="en-US" w:eastAsia="zh-CN"/>
+        </w:rPr>
+      </w:pPr>
+      <w:r>
+        <w:rPr>
+          <w:rFonts w:hint="eastAsia" w:ascii="宋体" w:hAnsi="宋体" w:eastAsia="宋体" w:cs="宋体"/>
+          <w:sz w:val="24"/>
+          <w:szCs w:val="24"/>
+          <w:lang w:val="en-US" w:eastAsia="zh-CN"/>
+        </w:rPr>
+        <w:t>-配置工具按钮点出活动栏</w:t>
+      </w:r>
+      <w:r>
+        <w:rPr>
+          <w:rFonts w:hint="eastAsia" w:ascii="宋体" w:hAnsi="宋体" w:eastAsia="宋体" w:cs="宋体"/>
+          <w:b/>
+          <w:bCs/>
+          <w:sz w:val="24"/>
+          <w:szCs w:val="24"/>
+          <w:lang w:val="en-US" w:eastAsia="zh-CN"/>
+        </w:rPr>
+        <w:t>展示所有可调用tool</w:t>
+      </w:r>
+      <w:r>
+        <w:rPr>
+          <w:rFonts w:hint="eastAsia" w:ascii="宋体" w:hAnsi="宋体" w:eastAsia="宋体" w:cs="宋体"/>
+          <w:b w:val="0"/>
+          <w:bCs w:val="0"/>
+          <w:sz w:val="24"/>
+          <w:szCs w:val="24"/>
+          <w:lang w:val="en-US" w:eastAsia="zh-CN"/>
+        </w:rPr>
+        <w:t>（能做什么）</w:t>
+      </w:r>
+    </w:p>
+    <w:p>
+      <w:pPr>
+        <w:ind w:firstLine="420" w:firstLineChars="0"/>
+        <w:rPr>
+          <w:rFonts w:hint="eastAsia" w:ascii="宋体" w:hAnsi="宋体" w:eastAsia="宋体" w:cs="宋体"/>
+          <w:b w:val="0"/>
+          <w:bCs w:val="0"/>
+          <w:sz w:val="24"/>
+          <w:szCs w:val="24"/>
+          <w:lang w:val="en-US" w:eastAsia="zh-CN"/>
+        </w:rPr>
+      </w:pPr>
+      <w:r>
+        <w:rPr>
+          <w:rFonts w:hint="eastAsia" w:ascii="宋体" w:hAnsi="宋体" w:eastAsia="宋体" w:cs="宋体"/>
+          <w:b w:val="0"/>
+          <w:bCs w:val="0"/>
+          <w:sz w:val="24"/>
+          <w:szCs w:val="24"/>
+          <w:lang w:val="en-US" w:eastAsia="zh-CN"/>
+        </w:rPr>
+        <w:t>-设置专员可选</w:t>
+      </w:r>
+      <w:r>
+        <w:rPr>
+          <w:rFonts w:hint="eastAsia" w:ascii="宋体" w:hAnsi="宋体" w:eastAsia="宋体" w:cs="宋体"/>
+          <w:b/>
+          <w:bCs/>
+          <w:sz w:val="24"/>
+          <w:szCs w:val="24"/>
+          <w:lang w:val="en-US" w:eastAsia="zh-CN"/>
+        </w:rPr>
+        <w:t>查看*.agent.md与展示所在根目录</w:t>
+      </w:r>
+      <w:r>
+        <w:rPr>
+          <w:rFonts w:hint="eastAsia" w:ascii="宋体" w:hAnsi="宋体" w:eastAsia="宋体" w:cs="宋体"/>
+          <w:b w:val="0"/>
+          <w:bCs w:val="0"/>
+          <w:sz w:val="24"/>
+          <w:szCs w:val="24"/>
+          <w:lang w:val="en-US" w:eastAsia="zh-CN"/>
+        </w:rPr>
+        <w:t>（汉化）</w:t>
+      </w:r>
+    </w:p>
+    <w:p>
+      <w:pPr>
+        <w:ind w:left="420" w:leftChars="0" w:firstLine="420" w:firstLineChars="0"/>
+        <w:rPr>
+          <w:rFonts w:hint="eastAsia" w:ascii="宋体" w:hAnsi="宋体" w:eastAsia="宋体" w:cs="宋体"/>
+          <w:b w:val="0"/>
+          <w:bCs w:val="0"/>
+          <w:sz w:val="24"/>
+          <w:szCs w:val="24"/>
+          <w:lang w:val="en-US" w:eastAsia="zh-CN"/>
+        </w:rPr>
+      </w:pPr>
+      <w:r>
+        <w:rPr>
+          <w:rFonts w:hint="eastAsia" w:ascii="宋体" w:hAnsi="宋体" w:eastAsia="宋体" w:cs="宋体"/>
+          <w:b w:val="0"/>
+          <w:bCs w:val="0"/>
+          <w:sz w:val="24"/>
+          <w:szCs w:val="24"/>
+          <w:lang w:val="en-US" w:eastAsia="zh-CN"/>
+        </w:rPr>
+        <w:t>创建代表事项（todo item）</w:t>
+      </w:r>
+    </w:p>
+    <w:p>
+      <w:pPr>
+        <w:ind w:left="420" w:leftChars="0" w:firstLine="420" w:firstLineChars="0"/>
+        <w:rPr>
+          <w:rFonts w:hint="default" w:ascii="宋体" w:hAnsi="宋体" w:eastAsia="宋体" w:cs="宋体"/>
+          <w:sz w:val="24"/>
+          <w:szCs w:val="24"/>
+          <w:lang w:val="en-US" w:eastAsia="zh-CN"/>
+        </w:rPr>
+      </w:pPr>
+      <w:r>
+        <w:rPr>
+          <w:rFonts w:hint="default" w:ascii="宋体" w:hAnsi="宋体" w:eastAsia="宋体" w:cs="宋体"/>
+          <w:sz w:val="24"/>
+          <w:szCs w:val="24"/>
+          <w:lang w:val="en-US" w:eastAsia="zh-CN"/>
+        </w:rPr>
+        <w:t>YAML 元数据</w:t>
+      </w:r>
+    </w:p>
+    <w:p>
+      <w:pPr>
+        <w:ind w:left="420" w:leftChars="0" w:firstLine="420" w:firstLineChars="0"/>
+        <w:rPr>
+          <w:rFonts w:hint="eastAsia" w:ascii="宋体" w:hAnsi="宋体" w:eastAsia="宋体" w:cs="宋体"/>
+          <w:sz w:val="24"/>
+          <w:szCs w:val="24"/>
+          <w:lang w:val="en-US" w:eastAsia="zh-CN"/>
+        </w:rPr>
+      </w:pPr>
+      <w:r>
+        <w:rPr>
+          <w:rFonts w:hint="eastAsia" w:ascii="宋体" w:hAnsi="宋体" w:eastAsia="宋体" w:cs="宋体"/>
+          <w:sz w:val="24"/>
+          <w:szCs w:val="24"/>
+          <w:lang w:val="en-US" w:eastAsia="zh-CN"/>
+        </w:rPr>
+        <w:t>工具限制&lt;YAML&gt;/行为约束&lt;rules&gt;/使能&lt;capabilities&gt;/工作流程&lt;workflow&gt;</w:t>
+      </w:r>
+    </w:p>
+    <w:p>
+      <w:pPr>
+        <w:ind w:firstLine="420" w:firstLineChars="0"/>
+        <w:rPr>
+          <w:rFonts w:hint="default" w:ascii="宋体" w:hAnsi="宋体" w:eastAsia="宋体" w:cs="宋体"/>
+          <w:sz w:val="24"/>
+          <w:szCs w:val="24"/>
+          <w:lang w:val="en-US" w:eastAsia="zh-CN"/>
+        </w:rPr>
+      </w:pPr>
+      <w:r>
+        <w:rPr>
+          <w:rFonts w:hint="eastAsia" w:ascii="宋体" w:hAnsi="宋体" w:eastAsia="宋体" w:cs="宋体"/>
+          <w:sz w:val="24"/>
+          <w:szCs w:val="24"/>
+          <w:lang w:val="en-US" w:eastAsia="zh-CN"/>
+        </w:rPr>
+        <w:t>-解释文档/详细解释/体系说明</w:t>
+      </w:r>
+    </w:p>
+    <w:p>
+      <w:pPr>
+        <w:ind w:left="420" w:leftChars="0" w:firstLine="420" w:firstLineChars="0"/>
+        <w:rPr>
+          <w:rFonts w:hint="eastAsia" w:ascii="宋体" w:hAnsi="宋体" w:eastAsia="宋体" w:cs="宋体"/>
+          <w:sz w:val="24"/>
+          <w:szCs w:val="24"/>
+          <w:lang w:val="en-US" w:eastAsia="zh-CN"/>
+        </w:rPr>
+      </w:pPr>
+      <w:r>
+        <w:rPr>
+          <w:rFonts w:hint="default" w:ascii="宋体" w:hAnsi="宋体" w:eastAsia="宋体" w:cs="宋体"/>
+          <w:sz w:val="24"/>
+          <w:szCs w:val="24"/>
+          <w:lang w:val="en-US" w:eastAsia="zh-CN"/>
+        </w:rPr>
+        <w:t>体系位置</w:t>
+      </w:r>
+      <w:r>
+        <w:rPr>
+          <w:rFonts w:hint="eastAsia" w:ascii="宋体" w:hAnsi="宋体" w:eastAsia="宋体" w:cs="宋体"/>
+          <w:sz w:val="24"/>
+          <w:szCs w:val="24"/>
+          <w:lang w:val="en-US" w:eastAsia="zh-CN"/>
+        </w:rPr>
+        <w:t>/元数据使用/运作过程/使用场景</w:t>
+      </w:r>
+    </w:p>
+    <w:p>
+      <w:pPr>
+        <w:ind w:firstLine="420" w:firstLineChars="0"/>
+        <w:rPr>
+          <w:rFonts w:hint="eastAsia" w:ascii="宋体" w:hAnsi="宋体" w:eastAsia="宋体" w:cs="宋体"/>
+          <w:sz w:val="24"/>
+          <w:szCs w:val="24"/>
+          <w:lang w:val="en-US" w:eastAsia="zh-CN"/>
+        </w:rPr>
+      </w:pPr>
+      <w:r>
+        <w:rPr>
+          <w:rFonts w:hint="eastAsia" w:ascii="宋体" w:hAnsi="宋体" w:eastAsia="宋体" w:cs="宋体"/>
+          <w:sz w:val="24"/>
+          <w:szCs w:val="24"/>
+          <w:lang w:val="en-US" w:eastAsia="zh-CN"/>
+        </w:rPr>
+        <w:t>-同类Explore/Plan查找并读取/获取工作区外目录读取权限</w:t>
+      </w:r>
+    </w:p>
+    <w:p>
+      <w:pPr>
+        <w:ind w:left="420" w:leftChars="0" w:firstLine="420" w:firstLineChars="0"/>
+        <w:rPr>
+          <w:rFonts w:hint="eastAsia" w:ascii="宋体" w:hAnsi="宋体" w:eastAsia="宋体" w:cs="宋体"/>
+          <w:sz w:val="24"/>
+          <w:szCs w:val="24"/>
+          <w:lang w:val="en-US" w:eastAsia="zh-CN"/>
+        </w:rPr>
+      </w:pPr>
+      <w:r>
+        <w:rPr>
+          <w:rFonts w:hint="eastAsia" w:ascii="宋体" w:hAnsi="宋体" w:eastAsia="宋体" w:cs="宋体"/>
+          <w:sz w:val="24"/>
+          <w:szCs w:val="24"/>
+          <w:lang w:val="en-US" w:eastAsia="zh-CN"/>
+        </w:rPr>
+        <w:t>目录位置/文档结构/角色定位/类比总结</w:t>
+      </w:r>
+    </w:p>
+    <w:p>
+      <w:pPr>
+        <w:ind w:left="420" w:leftChars="0" w:firstLine="420" w:firstLineChars="0"/>
+        <w:rPr>
+          <w:rFonts w:hint="eastAsia" w:ascii="宋体" w:hAnsi="宋体" w:eastAsia="宋体" w:cs="宋体"/>
+          <w:sz w:val="24"/>
+          <w:szCs w:val="24"/>
+          <w:lang w:val="en-US" w:eastAsia="zh-CN"/>
+        </w:rPr>
+      </w:pPr>
+      <w:r>
+        <w:rPr>
+          <w:rFonts w:hint="eastAsia" w:ascii="宋体" w:hAnsi="宋体" w:eastAsia="宋体" w:cs="宋体"/>
+          <w:sz w:val="24"/>
+          <w:szCs w:val="24"/>
+          <w:lang w:val="en-US" w:eastAsia="zh-CN"/>
+        </w:rPr>
+        <w:t>#tool:vscode/memory</w:t>
+      </w:r>
+    </w:p>
+    <w:p>
+      <w:pPr>
+        <w:ind w:left="420" w:leftChars="0" w:firstLine="420" w:firstLineChars="0"/>
+        <w:rPr>
+          <w:rFonts w:hint="eastAsia" w:ascii="宋体" w:hAnsi="宋体" w:eastAsia="宋体" w:cs="宋体"/>
+          <w:sz w:val="24"/>
+          <w:szCs w:val="24"/>
+          <w:lang w:val="en-US" w:eastAsia="zh-CN"/>
+        </w:rPr>
+      </w:pPr>
+      <w:r>
+        <w:rPr>
+          <w:rFonts w:hint="eastAsia" w:ascii="宋体" w:hAnsi="宋体" w:eastAsia="宋体" w:cs="宋体"/>
+          <w:sz w:val="24"/>
+          <w:szCs w:val="24"/>
+          <w:lang w:val="en-US" w:eastAsia="zh-CN"/>
+        </w:rPr>
+        <w:t>#tool:vscode/askQuestions</w:t>
+      </w:r>
+    </w:p>
+    <w:p>
+      <w:pPr>
+        <w:ind w:left="420" w:leftChars="0" w:firstLine="420" w:firstLineChars="0"/>
+        <w:rPr>
+          <w:rFonts w:hint="eastAsia" w:ascii="宋体" w:hAnsi="宋体" w:eastAsia="宋体" w:cs="宋体"/>
+          <w:sz w:val="24"/>
+          <w:szCs w:val="24"/>
+          <w:lang w:val="en-US" w:eastAsia="zh-CN"/>
+        </w:rPr>
+      </w:pPr>
+      <w:r>
+        <w:rPr>
+          <w:rFonts w:hint="eastAsia" w:ascii="宋体" w:hAnsi="宋体" w:eastAsia="宋体" w:cs="宋体"/>
+          <w:sz w:val="24"/>
+          <w:szCs w:val="24"/>
+          <w:lang w:val="en-US" w:eastAsia="zh-CN"/>
+        </w:rPr>
+        <w:t>调用代理（复数探索）/后续动作（验证假设）/生成计划/四步循环</w:t>
+      </w:r>
+    </w:p>
+    <w:p>
+      <w:pPr>
+        <w:ind w:left="840" w:leftChars="0" w:firstLine="420" w:firstLineChars="0"/>
+        <w:rPr>
+          <w:rFonts w:hint="eastAsia" w:ascii="宋体" w:hAnsi="宋体" w:eastAsia="宋体" w:cs="宋体"/>
+          <w:sz w:val="24"/>
+          <w:szCs w:val="24"/>
+          <w:lang w:val="en-US" w:eastAsia="zh-CN"/>
+        </w:rPr>
+      </w:pPr>
+      <w:r>
+        <w:rPr>
+          <w:rFonts w:hint="eastAsia" w:ascii="宋体" w:hAnsi="宋体" w:eastAsia="宋体" w:cs="宋体"/>
+          <w:sz w:val="24"/>
+          <w:szCs w:val="24"/>
+          <w:lang w:val="en-US" w:eastAsia="zh-CN"/>
+        </w:rPr>
+        <w:t>简洁结构/验证步骤/范围限定/格式更新</w:t>
+      </w:r>
+    </w:p>
+    <w:p>
+      <w:pPr>
+        <w:rPr>
+          <w:rFonts w:hint="eastAsia" w:ascii="宋体" w:hAnsi="宋体" w:eastAsia="宋体" w:cs="宋体"/>
+          <w:sz w:val="24"/>
+          <w:szCs w:val="24"/>
+          <w:lang w:val="en-US" w:eastAsia="zh-CN"/>
+        </w:rPr>
+      </w:pPr>
+      <w:r>
+        <w:rPr>
+          <w:rFonts w:hint="eastAsia" w:ascii="宋体" w:hAnsi="宋体" w:eastAsia="宋体" w:cs="宋体"/>
+          <w:sz w:val="24"/>
+          <w:szCs w:val="24"/>
+          <w:lang w:val="en-US" w:eastAsia="zh-CN"/>
+        </w:rPr>
+        <w:br w:type="page"/>
+      </w:r>
+    </w:p>
+    <w:p>
+      <w:pPr>
+        <w:rPr>
+          <w:rFonts w:hint="default" w:ascii="宋体" w:hAnsi="宋体" w:eastAsia="宋体" w:cs="宋体"/>
+          <w:b/>
+          <w:bCs/>
+          <w:sz w:val="24"/>
+          <w:szCs w:val="24"/>
+          <w:lang w:val="en-US" w:eastAsia="zh-CN"/>
+        </w:rPr>
+      </w:pPr>
+      <w:r>
+        <w:rPr>
+          <w:rFonts w:hint="default" w:ascii="宋体" w:hAnsi="宋体" w:eastAsia="宋体" w:cs="宋体"/>
+          <w:b/>
+          <w:bCs/>
+          <w:sz w:val="24"/>
+          <w:szCs w:val="24"/>
+          <w:lang w:val="en-US" w:eastAsia="zh-CN"/>
+        </w:rPr>
+        <w:t>2026062</w:t>
+      </w:r>
+      <w:r>
+        <w:rPr>
+          <w:rFonts w:hint="eastAsia" w:ascii="宋体" w:hAnsi="宋体" w:eastAsia="宋体" w:cs="宋体"/>
+          <w:b/>
+          <w:bCs/>
+          <w:sz w:val="24"/>
+          <w:szCs w:val="24"/>
+          <w:lang w:val="en-US" w:eastAsia="zh-CN"/>
+        </w:rPr>
+        <w:t>9</w:t>
+      </w:r>
+      <w:r>
+        <w:rPr>
+          <w:rFonts w:hint="default" w:ascii="宋体" w:hAnsi="宋体" w:eastAsia="宋体" w:cs="宋体"/>
+          <w:b/>
+          <w:bCs/>
+          <w:sz w:val="24"/>
+          <w:szCs w:val="24"/>
+          <w:lang w:val="en-US" w:eastAsia="zh-CN"/>
+        </w:rPr>
+        <w:t>未归纳</w:t>
+      </w:r>
+    </w:p>
+    <w:p>
+      <w:pPr>
+        <w:rPr>
+          <w:rFonts w:hint="default" w:ascii="宋体" w:hAnsi="宋体" w:eastAsia="宋体" w:cs="宋体"/>
+          <w:b/>
+          <w:bCs/>
+          <w:sz w:val="24"/>
+          <w:szCs w:val="24"/>
+          <w:lang w:val="en-US" w:eastAsia="zh-CN"/>
+        </w:rPr>
+      </w:pPr>
+    </w:p>
+    <w:p>
+      <w:pPr>
+        <w:rPr>
+          <w:rFonts w:hint="eastAsia" w:ascii="宋体" w:hAnsi="宋体" w:eastAsia="宋体" w:cs="宋体"/>
+          <w:sz w:val="24"/>
+          <w:szCs w:val="24"/>
+          <w:lang w:val="en-US" w:eastAsia="zh-CN"/>
+        </w:rPr>
+      </w:pPr>
+      <w:r>
+        <w:rPr>
+          <w:rFonts w:hint="default" w:ascii="宋体" w:hAnsi="宋体" w:eastAsia="宋体" w:cs="宋体"/>
+          <w:sz w:val="24"/>
+          <w:szCs w:val="24"/>
+          <w:lang w:val="en-US" w:eastAsia="zh-CN"/>
+        </w:rPr>
+        <w:t>Chat Customizations Evaluations</w:t>
+      </w:r>
+      <w:r>
+        <w:rPr>
+          <w:rFonts w:hint="eastAsia" w:ascii="宋体" w:hAnsi="宋体" w:eastAsia="宋体" w:cs="宋体"/>
+          <w:sz w:val="24"/>
+          <w:szCs w:val="24"/>
+          <w:lang w:val="en-US" w:eastAsia="zh-CN"/>
+        </w:rPr>
+        <w:t>？</w:t>
+      </w:r>
+    </w:p>
+    <w:p>
+      <w:pPr>
+        <w:rPr>
+          <w:rFonts w:hint="eastAsia" w:ascii="宋体" w:hAnsi="宋体" w:eastAsia="宋体" w:cs="宋体"/>
+          <w:sz w:val="24"/>
+          <w:szCs w:val="24"/>
+          <w:lang w:val="en-US" w:eastAsia="zh-CN"/>
+        </w:rPr>
+      </w:pPr>
+      <w:r>
+        <w:rPr>
+          <w:rFonts w:ascii="宋体" w:hAnsi="宋体" w:eastAsia="宋体" w:cs="宋体"/>
+          <w:sz w:val="24"/>
+          <w:szCs w:val="24"/>
+        </w:rPr>
+        <w:fldChar w:fldCharType="begin"/>
+      </w:r>
+      <w:r>
+        <w:rPr>
+          <w:rFonts w:ascii="宋体" w:hAnsi="宋体" w:eastAsia="宋体" w:cs="宋体"/>
+          <w:sz w:val="24"/>
+          <w:szCs w:val="24"/>
+        </w:rPr>
+        <w:instrText xml:space="preserve"> HYPERLINK "https://marketplace.visualstudio.com/items?itemName=ms-vscode.vscode-chat-customizations-evaluations" </w:instrText>
+      </w:r>
+      <w:r>
+        <w:rPr>
+          <w:rFonts w:ascii="宋体" w:hAnsi="宋体" w:eastAsia="宋体" w:cs="宋体"/>
+          <w:sz w:val="24"/>
+          <w:szCs w:val="24"/>
+        </w:rPr>
+        <w:fldChar w:fldCharType="separate"/>
+      </w:r>
+      <w:r>
+        <w:rPr>
+          <w:rStyle w:val="7"/>
+          <w:rFonts w:ascii="宋体" w:hAnsi="宋体" w:eastAsia="宋体" w:cs="宋体"/>
+          <w:sz w:val="24"/>
+          <w:szCs w:val="24"/>
+        </w:rPr>
+        <w:t>聊天自定义评估 - Visual Studio Marketplace</w:t>
+      </w:r>
+      <w:r>
+        <w:rPr>
+          <w:rFonts w:ascii="宋体" w:hAnsi="宋体" w:eastAsia="宋体" w:cs="宋体"/>
+          <w:sz w:val="24"/>
+          <w:szCs w:val="24"/>
+        </w:rPr>
+        <w:fldChar w:fldCharType="end"/>
+      </w:r>
+    </w:p>
+    <w:p>
+      <w:pPr>
+        <w:ind w:firstLine="420" w:firstLineChars="0"/>
+        <w:rPr>
+          <w:rFonts w:hint="default" w:ascii="宋体" w:hAnsi="宋体" w:eastAsia="宋体" w:cs="宋体"/>
+          <w:sz w:val="24"/>
+          <w:szCs w:val="24"/>
+          <w:lang w:val="en-US" w:eastAsia="zh-CN"/>
+        </w:rPr>
+      </w:pPr>
+      <w:r>
+        <w:rPr>
+          <w:rFonts w:hint="default" w:ascii="宋体" w:hAnsi="宋体" w:eastAsia="宋体" w:cs="宋体"/>
+          <w:sz w:val="24"/>
+          <w:szCs w:val="24"/>
+          <w:lang w:val="en-US" w:eastAsia="zh-CN"/>
+        </w:rPr>
+        <w:t>LLM驱动分析（通过GitHub Copilot）</w:t>
+      </w:r>
+    </w:p>
+    <w:p>
+      <w:pPr>
+        <w:ind w:firstLine="420" w:firstLineChars="0"/>
+        <w:rPr>
+          <w:rFonts w:hint="default" w:ascii="宋体" w:hAnsi="宋体" w:eastAsia="宋体" w:cs="宋体"/>
+          <w:sz w:val="24"/>
+          <w:szCs w:val="24"/>
+          <w:lang w:val="en-US" w:eastAsia="zh-CN"/>
+        </w:rPr>
+      </w:pPr>
+      <w:r>
+        <w:rPr>
+          <w:rFonts w:hint="default" w:ascii="宋体" w:hAnsi="宋体" w:eastAsia="宋体" w:cs="宋体"/>
+          <w:sz w:val="24"/>
+          <w:szCs w:val="24"/>
+          <w:lang w:val="en-US" w:eastAsia="zh-CN"/>
+        </w:rPr>
+        <w:t>Waza Integration</w:t>
+      </w:r>
+    </w:p>
+    <w:p>
+      <w:pPr>
+        <w:ind w:firstLine="420" w:firstLineChars="0"/>
+        <w:rPr>
+          <w:rFonts w:hint="default" w:ascii="宋体" w:hAnsi="宋体" w:eastAsia="宋体" w:cs="宋体"/>
+          <w:sz w:val="24"/>
+          <w:szCs w:val="24"/>
+          <w:lang w:val="en-US" w:eastAsia="zh-CN"/>
+        </w:rPr>
+      </w:pPr>
+      <w:r>
+        <w:rPr>
+          <w:rFonts w:hint="default" w:ascii="宋体" w:hAnsi="宋体" w:eastAsia="宋体" w:cs="宋体"/>
+          <w:sz w:val="24"/>
+          <w:szCs w:val="24"/>
+          <w:lang w:val="en-US" w:eastAsia="zh-CN"/>
+        </w:rPr>
+        <w:t>编辑标题栏Editor Title Bar 在 VS Code 中打开任何支持的提示文件</w:t>
+      </w:r>
+    </w:p>
+    <w:p>
+      <w:pPr>
+        <w:ind w:firstLine="420" w:firstLineChars="0"/>
+        <w:rPr>
+          <w:rFonts w:hint="default" w:ascii="宋体" w:hAnsi="宋体" w:eastAsia="宋体" w:cs="宋体"/>
+          <w:sz w:val="24"/>
+          <w:szCs w:val="24"/>
+          <w:lang w:val="en-US" w:eastAsia="zh-CN"/>
+        </w:rPr>
+      </w:pPr>
+      <w:r>
+        <w:rPr>
+          <w:rFonts w:hint="default" w:ascii="宋体" w:hAnsi="宋体" w:eastAsia="宋体" w:cs="宋体"/>
+          <w:sz w:val="24"/>
+          <w:szCs w:val="24"/>
+          <w:lang w:val="en-US" w:eastAsia="zh-CN"/>
+        </w:rPr>
+        <w:t>命令调色板Command Palett</w:t>
+      </w:r>
+      <w:r>
+        <w:rPr>
+          <w:rFonts w:hint="eastAsia" w:ascii="宋体" w:hAnsi="宋体" w:eastAsia="宋体" w:cs="宋体"/>
+          <w:sz w:val="24"/>
+          <w:szCs w:val="24"/>
+          <w:lang w:val="en-US" w:eastAsia="zh-CN"/>
+        </w:rPr>
+        <w:t xml:space="preserve"> 运行聊天定制评估</w:t>
+      </w:r>
+    </w:p>
+    <w:p>
+      <w:pPr>
+        <w:ind w:firstLine="420" w:firstLineChars="0"/>
+        <w:rPr>
+          <w:rFonts w:hint="default" w:ascii="宋体" w:hAnsi="宋体" w:eastAsia="宋体" w:cs="宋体"/>
+          <w:sz w:val="24"/>
+          <w:szCs w:val="24"/>
+          <w:lang w:val="en-US" w:eastAsia="zh-CN"/>
+        </w:rPr>
+      </w:pPr>
+      <w:r>
+        <w:rPr>
+          <w:rFonts w:hint="default" w:ascii="宋体" w:hAnsi="宋体" w:eastAsia="宋体" w:cs="宋体"/>
+          <w:sz w:val="24"/>
+          <w:szCs w:val="24"/>
+          <w:lang w:val="en-US" w:eastAsia="zh-CN"/>
+        </w:rPr>
+        <w:t>问题面板Problems Panel (Ctrl+Shift+M)</w:t>
+      </w:r>
+    </w:p>
+    <w:p>
+      <w:pPr>
+        <w:ind w:firstLine="420" w:firstLineChars="0"/>
+        <w:rPr>
+          <w:rFonts w:hint="default" w:ascii="宋体" w:hAnsi="宋体" w:eastAsia="宋体" w:cs="宋体"/>
+          <w:sz w:val="24"/>
+          <w:szCs w:val="24"/>
+          <w:lang w:val="en-US" w:eastAsia="zh-CN"/>
+        </w:rPr>
+      </w:pPr>
+      <w:r>
+        <w:rPr>
+          <w:rFonts w:hint="default" w:ascii="宋体" w:hAnsi="宋体" w:eastAsia="宋体" w:cs="宋体"/>
+          <w:sz w:val="24"/>
+          <w:szCs w:val="24"/>
+          <w:lang w:val="en-US" w:eastAsia="zh-CN"/>
+        </w:rPr>
+        <w:t>SKILL.md</w:t>
+      </w:r>
+      <w:r>
+        <w:rPr>
+          <w:rFonts w:hint="default" w:ascii="宋体" w:hAnsi="宋体" w:eastAsia="宋体" w:cs="宋体"/>
+          <w:sz w:val="24"/>
+          <w:szCs w:val="24"/>
+          <w:lang w:val="en-US" w:eastAsia="zh-CN"/>
+        </w:rPr>
+        <w:tab/>
+      </w:r>
+    </w:p>
+    <w:p>
+      <w:pPr>
+        <w:ind w:firstLine="420" w:firstLineChars="0"/>
+        <w:rPr>
+          <w:rFonts w:hint="default" w:ascii="宋体" w:hAnsi="宋体" w:eastAsia="宋体" w:cs="宋体"/>
+          <w:sz w:val="24"/>
+          <w:szCs w:val="24"/>
+          <w:lang w:val="en-US" w:eastAsia="zh-CN"/>
+        </w:rPr>
+      </w:pPr>
+      <w:r>
+        <w:rPr>
+          <w:rFonts w:hint="default" w:ascii="宋体" w:hAnsi="宋体" w:eastAsia="宋体" w:cs="宋体"/>
+          <w:sz w:val="24"/>
+          <w:szCs w:val="24"/>
+          <w:lang w:val="en-US" w:eastAsia="zh-CN"/>
+        </w:rPr>
+        <w:t>agent.md</w:t>
+      </w:r>
+      <w:r>
+        <w:rPr>
+          <w:rFonts w:hint="default" w:ascii="宋体" w:hAnsi="宋体" w:eastAsia="宋体" w:cs="宋体"/>
+          <w:sz w:val="24"/>
+          <w:szCs w:val="24"/>
+          <w:lang w:val="en-US" w:eastAsia="zh-CN"/>
+        </w:rPr>
+        <w:tab/>
+      </w:r>
+    </w:p>
+    <w:p>
+      <w:pPr>
+        <w:ind w:firstLine="420" w:firstLineChars="0"/>
+        <w:rPr>
+          <w:rFonts w:hint="default" w:ascii="宋体" w:hAnsi="宋体" w:eastAsia="宋体" w:cs="宋体"/>
+          <w:sz w:val="24"/>
+          <w:szCs w:val="24"/>
+          <w:lang w:val="en-US" w:eastAsia="zh-CN"/>
+        </w:rPr>
+      </w:pPr>
+      <w:r>
+        <w:rPr>
+          <w:rFonts w:hint="default" w:ascii="宋体" w:hAnsi="宋体" w:eastAsia="宋体" w:cs="宋体"/>
+          <w:sz w:val="24"/>
+          <w:szCs w:val="24"/>
+          <w:lang w:val="en-US" w:eastAsia="zh-CN"/>
+        </w:rPr>
+        <w:t>instructions.md</w:t>
+      </w:r>
+      <w:r>
+        <w:rPr>
+          <w:rFonts w:hint="default" w:ascii="宋体" w:hAnsi="宋体" w:eastAsia="宋体" w:cs="宋体"/>
+          <w:sz w:val="24"/>
+          <w:szCs w:val="24"/>
+          <w:lang w:val="en-US" w:eastAsia="zh-CN"/>
+        </w:rPr>
+        <w:tab/>
+      </w:r>
+    </w:p>
+    <w:p>
+      <w:pPr>
+        <w:ind w:firstLine="420" w:firstLineChars="0"/>
+        <w:rPr>
+          <w:rFonts w:hint="default" w:ascii="宋体" w:hAnsi="宋体" w:eastAsia="宋体" w:cs="宋体"/>
+          <w:sz w:val="24"/>
+          <w:szCs w:val="24"/>
+          <w:lang w:val="en-US" w:eastAsia="zh-CN"/>
+        </w:rPr>
+      </w:pPr>
+      <w:r>
+        <w:rPr>
+          <w:rFonts w:hint="default" w:ascii="宋体" w:hAnsi="宋体" w:eastAsia="宋体" w:cs="宋体"/>
+          <w:sz w:val="24"/>
+          <w:szCs w:val="24"/>
+          <w:lang w:val="en-US" w:eastAsia="zh-CN"/>
+        </w:rPr>
+        <w:t>prompt.md</w:t>
+      </w:r>
+      <w:r>
+        <w:rPr>
+          <w:rFonts w:hint="default" w:ascii="宋体" w:hAnsi="宋体" w:eastAsia="宋体" w:cs="宋体"/>
+          <w:sz w:val="24"/>
+          <w:szCs w:val="24"/>
+          <w:lang w:val="en-US" w:eastAsia="zh-CN"/>
+        </w:rPr>
+        <w:tab/>
+      </w:r>
+    </w:p>
+    <w:p>
+      <w:pPr>
+        <w:ind w:firstLine="420" w:firstLineChars="0"/>
+        <w:rPr>
+          <w:rFonts w:hint="default" w:ascii="宋体" w:hAnsi="宋体" w:eastAsia="宋体" w:cs="宋体"/>
+          <w:sz w:val="24"/>
+          <w:szCs w:val="24"/>
+          <w:lang w:val="en-US" w:eastAsia="zh-CN"/>
+        </w:rPr>
+      </w:pPr>
+      <w:r>
+        <w:rPr>
+          <w:rFonts w:hint="default" w:ascii="宋体" w:hAnsi="宋体" w:eastAsia="宋体" w:cs="宋体"/>
+          <w:sz w:val="24"/>
+          <w:szCs w:val="24"/>
+          <w:lang w:val="en-US" w:eastAsia="zh-CN"/>
+        </w:rPr>
+        <w:t>slash命令触发副驾驶聊天的分析。/analyze-prompt</w:t>
+      </w:r>
+    </w:p>
+    <w:p>
+      <w:pPr>
+        <w:rPr>
+          <w:rFonts w:hint="default" w:ascii="宋体" w:hAnsi="宋体" w:eastAsia="宋体" w:cs="宋体"/>
+          <w:sz w:val="24"/>
+          <w:szCs w:val="24"/>
+          <w:lang w:val="en-US" w:eastAsia="zh-CN"/>
+        </w:rPr>
+      </w:pPr>
+    </w:p>
+    <w:p>
+      <w:pPr>
+        <w:rPr>
+          <w:rFonts w:hint="eastAsia" w:ascii="宋体" w:hAnsi="宋体" w:eastAsia="宋体" w:cs="宋体"/>
+          <w:sz w:val="24"/>
+          <w:szCs w:val="24"/>
+          <w:lang w:val="en-US" w:eastAsia="zh-CN"/>
+        </w:rPr>
+      </w:pPr>
+      <w:r>
+        <w:rPr>
+          <w:rFonts w:hint="eastAsia" w:ascii="宋体" w:hAnsi="宋体" w:eastAsia="宋体" w:cs="宋体"/>
+          <w:sz w:val="24"/>
+          <w:szCs w:val="24"/>
+          <w:lang w:val="en-US" w:eastAsia="zh-CN"/>
+        </w:rPr>
+        <w:t>上传奶瓶机版本0？上传显示板！Keil编译文件？</w:t>
+      </w:r>
+    </w:p>
+    <w:p>
+      <w:pPr>
+        <w:ind w:firstLine="420" w:firstLineChars="0"/>
+        <w:rPr>
+          <w:rFonts w:hint="eastAsia" w:ascii="宋体" w:hAnsi="宋体" w:eastAsia="宋体" w:cs="宋体"/>
+          <w:sz w:val="24"/>
+          <w:szCs w:val="24"/>
+          <w:lang w:val="en-US" w:eastAsia="zh-CN"/>
+        </w:rPr>
+      </w:pPr>
+      <w:r>
+        <w:rPr>
+          <w:rFonts w:hint="eastAsia" w:ascii="宋体" w:hAnsi="宋体" w:eastAsia="宋体" w:cs="宋体"/>
+          <w:sz w:val="24"/>
+          <w:szCs w:val="24"/>
+          <w:lang w:val="en-US" w:eastAsia="zh-CN"/>
+        </w:rPr>
+        <w:t>·</w:t>
+      </w:r>
+      <w:r>
+        <w:rPr>
+          <w:rFonts w:hint="default" w:ascii="宋体" w:hAnsi="宋体" w:eastAsia="宋体" w:cs="宋体"/>
+          <w:sz w:val="24"/>
+          <w:szCs w:val="24"/>
+          <w:lang w:val="en-US" w:eastAsia="zh-CN"/>
+        </w:rPr>
+        <w:t>上传</w:t>
+      </w:r>
+      <w:r>
+        <w:rPr>
+          <w:rFonts w:hint="eastAsia" w:ascii="宋体" w:hAnsi="宋体" w:eastAsia="宋体" w:cs="宋体"/>
+          <w:sz w:val="24"/>
+          <w:szCs w:val="24"/>
+          <w:lang w:val="en-US" w:eastAsia="zh-CN"/>
+        </w:rPr>
+        <w:t>！</w:t>
+      </w:r>
+    </w:p>
+    <w:p>
+      <w:pPr>
+        <w:ind w:left="420" w:leftChars="0" w:firstLine="420" w:firstLineChars="0"/>
+        <w:rPr>
+          <w:rFonts w:hint="default" w:ascii="宋体" w:hAnsi="宋体" w:eastAsia="宋体" w:cs="宋体"/>
+          <w:sz w:val="24"/>
+          <w:szCs w:val="24"/>
+          <w:lang w:val="en-US" w:eastAsia="zh-CN"/>
+        </w:rPr>
+      </w:pPr>
+      <w:r>
+        <w:rPr>
+          <w:rFonts w:hint="eastAsia" w:ascii="宋体" w:hAnsi="宋体" w:eastAsia="宋体" w:cs="宋体"/>
+          <w:sz w:val="24"/>
+          <w:szCs w:val="24"/>
+          <w:lang w:val="en-US" w:eastAsia="zh-CN"/>
+        </w:rPr>
+        <w:t>commit规范：日期/简述/编辑器</w:t>
+      </w:r>
+    </w:p>
+    <w:p>
+      <w:pPr>
+        <w:ind w:firstLine="420" w:firstLineChars="0"/>
+        <w:rPr>
+          <w:rFonts w:hint="default" w:ascii="宋体" w:hAnsi="宋体" w:eastAsia="宋体" w:cs="宋体"/>
+          <w:sz w:val="24"/>
+          <w:szCs w:val="24"/>
+          <w:lang w:val="en-US" w:eastAsia="zh-CN"/>
+        </w:rPr>
+      </w:pPr>
+      <w:r>
+        <w:rPr>
+          <w:rFonts w:hint="eastAsia" w:ascii="宋体" w:hAnsi="宋体" w:eastAsia="宋体" w:cs="宋体"/>
+          <w:sz w:val="24"/>
+          <w:szCs w:val="24"/>
+          <w:lang w:val="en-US" w:eastAsia="zh-CN"/>
+        </w:rPr>
+        <w:t>·</w:t>
+      </w:r>
+      <w:r>
+        <w:rPr>
+          <w:rFonts w:hint="default" w:ascii="宋体" w:hAnsi="宋体" w:eastAsia="宋体" w:cs="宋体"/>
+          <w:sz w:val="24"/>
+          <w:szCs w:val="24"/>
+          <w:lang w:val="en-US" w:eastAsia="zh-CN"/>
+        </w:rPr>
+        <w:t>显示板</w:t>
+      </w:r>
+      <w:r>
+        <w:rPr>
+          <w:rFonts w:hint="eastAsia" w:ascii="宋体" w:hAnsi="宋体" w:eastAsia="宋体" w:cs="宋体"/>
+          <w:sz w:val="24"/>
+          <w:szCs w:val="24"/>
+          <w:lang w:val="en-US" w:eastAsia="zh-CN"/>
+        </w:rPr>
+        <w:t>！</w:t>
+      </w:r>
+    </w:p>
+    <w:p>
+      <w:pPr>
+        <w:ind w:firstLine="420" w:firstLineChars="0"/>
+        <w:rPr>
+          <w:rFonts w:hint="eastAsia" w:ascii="宋体" w:hAnsi="宋体" w:eastAsia="宋体" w:cs="宋体"/>
+          <w:sz w:val="24"/>
+          <w:szCs w:val="24"/>
+          <w:lang w:val="en-US" w:eastAsia="zh-CN"/>
+        </w:rPr>
+      </w:pPr>
+      <w:r>
+        <w:rPr>
+          <w:rFonts w:hint="eastAsia" w:ascii="宋体" w:hAnsi="宋体" w:eastAsia="宋体" w:cs="宋体"/>
+          <w:sz w:val="24"/>
+          <w:szCs w:val="24"/>
+          <w:lang w:val="en-US" w:eastAsia="zh-CN"/>
+        </w:rPr>
+        <w:t>触摸库配置</w:t>
+      </w:r>
+    </w:p>
+    <w:p>
+      <w:pPr>
+        <w:ind w:firstLine="420" w:firstLineChars="0"/>
+        <w:rPr>
+          <w:rFonts w:hint="default" w:ascii="宋体" w:hAnsi="宋体" w:eastAsia="宋体" w:cs="宋体"/>
+          <w:sz w:val="24"/>
+          <w:szCs w:val="24"/>
+          <w:lang w:val="en-US" w:eastAsia="zh-CN"/>
+        </w:rPr>
+      </w:pPr>
+      <w:r>
+        <w:rPr>
+          <w:rFonts w:hint="eastAsia" w:ascii="宋体" w:hAnsi="宋体" w:eastAsia="宋体" w:cs="宋体"/>
+          <w:sz w:val="24"/>
+          <w:szCs w:val="24"/>
+          <w:lang w:val="en-US" w:eastAsia="zh-CN"/>
+        </w:rPr>
+        <w:t>触控资料（删）</w:t>
+      </w:r>
+    </w:p>
+    <w:p>
+      <w:pPr>
+        <w:ind w:firstLine="420" w:firstLineChars="0"/>
+        <w:rPr>
+          <w:rFonts w:hint="eastAsia" w:ascii="宋体" w:hAnsi="宋体" w:eastAsia="宋体" w:cs="宋体"/>
+          <w:sz w:val="24"/>
+          <w:szCs w:val="24"/>
+          <w:lang w:val="en-US" w:eastAsia="zh-CN"/>
+        </w:rPr>
+      </w:pPr>
+      <w:r>
+        <w:rPr>
+          <w:rFonts w:hint="eastAsia" w:ascii="宋体" w:hAnsi="宋体" w:eastAsia="宋体" w:cs="宋体"/>
+          <w:sz w:val="24"/>
+          <w:szCs w:val="24"/>
+          <w:lang w:val="en-US" w:eastAsia="zh-CN"/>
+        </w:rPr>
+        <w:t>芯片demo</w:t>
+      </w:r>
+    </w:p>
+    <w:p>
+      <w:pPr>
+        <w:ind w:firstLine="420" w:firstLineChars="0"/>
+        <w:rPr>
+          <w:rFonts w:hint="default" w:ascii="宋体" w:hAnsi="宋体" w:eastAsia="宋体" w:cs="宋体"/>
+          <w:sz w:val="24"/>
+          <w:szCs w:val="24"/>
+          <w:lang w:val="en-US" w:eastAsia="zh-CN"/>
+        </w:rPr>
+      </w:pPr>
+      <w:r>
+        <w:rPr>
+          <w:rFonts w:hint="eastAsia" w:ascii="宋体" w:hAnsi="宋体" w:eastAsia="宋体" w:cs="宋体"/>
+          <w:sz w:val="24"/>
+          <w:szCs w:val="24"/>
+          <w:lang w:val="en-US" w:eastAsia="zh-CN"/>
+        </w:rPr>
+        <w:t>换芯片子目录</w:t>
+      </w:r>
+    </w:p>
+    <w:p>
+      <w:pPr>
+        <w:ind w:firstLine="420" w:firstLineChars="0"/>
+        <w:rPr>
+          <w:rFonts w:hint="eastAsia" w:ascii="宋体" w:hAnsi="宋体" w:eastAsia="宋体" w:cs="宋体"/>
+          <w:sz w:val="24"/>
+          <w:szCs w:val="24"/>
+          <w:lang w:val="en-US" w:eastAsia="zh-CN"/>
+        </w:rPr>
+      </w:pPr>
+      <w:r>
+        <w:rPr>
+          <w:rFonts w:hint="eastAsia" w:ascii="宋体" w:hAnsi="宋体" w:eastAsia="宋体" w:cs="宋体"/>
+          <w:sz w:val="24"/>
+          <w:szCs w:val="24"/>
+          <w:lang w:val="en-US" w:eastAsia="zh-CN"/>
+        </w:rPr>
+        <w:t>忽略__i（删）</w:t>
+      </w:r>
+    </w:p>
+    <w:p>
+      <w:pPr>
+        <w:ind w:firstLine="420" w:firstLineChars="0"/>
+        <w:rPr>
+          <w:rFonts w:hint="eastAsia" w:ascii="宋体" w:hAnsi="宋体" w:eastAsia="宋体" w:cs="宋体"/>
+          <w:sz w:val="24"/>
+          <w:szCs w:val="24"/>
+          <w:lang w:val="en-US" w:eastAsia="zh-CN"/>
+        </w:rPr>
+      </w:pPr>
+      <w:r>
+        <w:rPr>
+          <w:rFonts w:hint="eastAsia" w:ascii="宋体" w:hAnsi="宋体" w:eastAsia="宋体" w:cs="宋体"/>
+          <w:sz w:val="24"/>
+          <w:szCs w:val="24"/>
+          <w:lang w:val="en-US" w:eastAsia="zh-CN"/>
+        </w:rPr>
+        <w:t>其他工程编译遗留（删）</w:t>
+      </w:r>
+    </w:p>
+    <w:p>
+      <w:pPr>
+        <w:ind w:firstLine="420" w:firstLineChars="0"/>
+        <w:rPr>
+          <w:rFonts w:hint="eastAsia" w:ascii="宋体" w:hAnsi="宋体" w:eastAsia="宋体" w:cs="宋体"/>
+          <w:sz w:val="24"/>
+          <w:szCs w:val="24"/>
+          <w:lang w:val="en-US" w:eastAsia="zh-CN"/>
+        </w:rPr>
+      </w:pPr>
+      <w:r>
+        <w:rPr>
+          <w:rFonts w:hint="eastAsia" w:ascii="宋体" w:hAnsi="宋体" w:eastAsia="宋体" w:cs="宋体"/>
+          <w:sz w:val="24"/>
+          <w:szCs w:val="24"/>
+          <w:lang w:val="en-US" w:eastAsia="zh-CN"/>
+        </w:rPr>
+        <w:t>非此模版（删）</w:t>
+      </w:r>
+    </w:p>
+    <w:p>
+      <w:pPr>
+        <w:ind w:firstLine="420" w:firstLineChars="0"/>
+        <w:rPr>
+          <w:rFonts w:hint="default" w:ascii="宋体" w:hAnsi="宋体" w:eastAsia="宋体" w:cs="宋体"/>
+          <w:sz w:val="24"/>
+          <w:szCs w:val="24"/>
+          <w:lang w:val="en-US" w:eastAsia="zh-CN"/>
+        </w:rPr>
+      </w:pPr>
+      <w:r>
+        <w:rPr>
+          <w:rFonts w:hint="eastAsia" w:ascii="宋体" w:hAnsi="宋体" w:eastAsia="宋体" w:cs="宋体"/>
+          <w:sz w:val="24"/>
+          <w:szCs w:val="24"/>
+          <w:lang w:val="en-US" w:eastAsia="zh-CN"/>
+        </w:rPr>
+        <w:t>未调用模块（洗碗机选配，WiFi，显驱）</w:t>
+      </w:r>
+    </w:p>
+    <w:p>
+      <w:pPr>
+        <w:ind w:firstLine="420" w:firstLineChars="0"/>
+        <w:rPr>
+          <w:rFonts w:hint="eastAsia" w:ascii="宋体" w:hAnsi="宋体" w:eastAsia="宋体" w:cs="宋体"/>
+          <w:sz w:val="24"/>
+          <w:szCs w:val="24"/>
+          <w:lang w:val="en-US" w:eastAsia="zh-CN"/>
+        </w:rPr>
+      </w:pPr>
+      <w:r>
+        <w:rPr>
+          <w:rFonts w:hint="eastAsia" w:ascii="宋体" w:hAnsi="宋体" w:eastAsia="宋体" w:cs="宋体"/>
+          <w:sz w:val="24"/>
+          <w:szCs w:val="24"/>
+          <w:lang w:val="en-US" w:eastAsia="zh-CN"/>
+        </w:rPr>
+        <w:t>根目录readme</w:t>
+      </w:r>
+    </w:p>
+    <w:p>
+      <w:pPr>
+        <w:ind w:firstLine="420" w:firstLineChars="0"/>
+        <w:rPr>
+          <w:rFonts w:ascii="宋体" w:hAnsi="宋体" w:eastAsia="宋体" w:cs="宋体"/>
+          <w:sz w:val="24"/>
+          <w:szCs w:val="24"/>
+        </w:rPr>
+      </w:pPr>
+      <w:r>
+        <w:rPr>
+          <w:rFonts w:ascii="宋体" w:hAnsi="宋体" w:eastAsia="宋体" w:cs="宋体"/>
+          <w:sz w:val="24"/>
+          <w:szCs w:val="24"/>
+        </w:rPr>
+        <w:fldChar w:fldCharType="begin"/>
+      </w:r>
+      <w:r>
+        <w:rPr>
+          <w:rFonts w:ascii="宋体" w:hAnsi="宋体" w:eastAsia="宋体" w:cs="宋体"/>
+          <w:sz w:val="24"/>
+          <w:szCs w:val="24"/>
+        </w:rPr>
+        <w:instrText xml:space="preserve"> HYPERLINK "https://www.eet-china.com/mp/a82671.html" </w:instrText>
+      </w:r>
+      <w:r>
+        <w:rPr>
+          <w:rFonts w:ascii="宋体" w:hAnsi="宋体" w:eastAsia="宋体" w:cs="宋体"/>
+          <w:sz w:val="24"/>
+          <w:szCs w:val="24"/>
+        </w:rPr>
+        <w:fldChar w:fldCharType="separate"/>
+      </w:r>
+      <w:r>
+        <w:rPr>
+          <w:rStyle w:val="7"/>
+          <w:rFonts w:ascii="宋体" w:hAnsi="宋体" w:eastAsia="宋体" w:cs="宋体"/>
+          <w:sz w:val="24"/>
+          <w:szCs w:val="24"/>
+        </w:rPr>
+        <w:t>如何使用 git 管理 MDK 工程？-电子工程专辑</w:t>
+      </w:r>
+      <w:r>
+        <w:rPr>
+          <w:rFonts w:ascii="宋体" w:hAnsi="宋体" w:eastAsia="宋体" w:cs="宋体"/>
+          <w:sz w:val="24"/>
+          <w:szCs w:val="24"/>
+        </w:rPr>
+        <w:fldChar w:fldCharType="end"/>
+      </w:r>
+    </w:p>
+    <w:p>
+      <w:pPr>
+        <w:ind w:left="420" w:leftChars="0" w:firstLine="420" w:firstLineChars="0"/>
+        <w:rPr>
+          <w:rFonts w:hint="eastAsia" w:ascii="宋体" w:hAnsi="宋体" w:eastAsia="宋体" w:cs="宋体"/>
+          <w:sz w:val="24"/>
+          <w:szCs w:val="24"/>
+        </w:rPr>
+      </w:pPr>
+      <w:r>
+        <w:rPr>
+          <w:rFonts w:hint="eastAsia" w:ascii="宋体" w:hAnsi="宋体" w:eastAsia="宋体" w:cs="宋体"/>
+          <w:sz w:val="24"/>
+          <w:szCs w:val="24"/>
+        </w:rPr>
+        <w:t>!*.uvopt</w:t>
+      </w:r>
+    </w:p>
+    <w:p>
+      <w:pPr>
+        <w:ind w:left="420" w:leftChars="0" w:firstLine="420" w:firstLineChars="0"/>
+        <w:rPr>
+          <w:rFonts w:ascii="宋体" w:hAnsi="宋体" w:eastAsia="宋体" w:cs="宋体"/>
+          <w:sz w:val="24"/>
+          <w:szCs w:val="24"/>
+        </w:rPr>
+      </w:pPr>
+      <w:r>
+        <w:rPr>
+          <w:rFonts w:hint="eastAsia" w:ascii="宋体" w:hAnsi="宋体" w:eastAsia="宋体" w:cs="宋体"/>
+          <w:sz w:val="24"/>
+          <w:szCs w:val="24"/>
+        </w:rPr>
+        <w:t>!*.uvproj</w:t>
+      </w:r>
+    </w:p>
+    <w:p>
+      <w:pPr>
+        <w:ind w:left="420" w:leftChars="0" w:firstLine="420" w:firstLineChars="0"/>
+        <w:rPr>
+          <w:rFonts w:hint="eastAsia" w:ascii="宋体" w:hAnsi="宋体" w:eastAsia="宋体" w:cs="宋体"/>
+          <w:sz w:val="24"/>
+          <w:szCs w:val="24"/>
+        </w:rPr>
+      </w:pPr>
+      <w:r>
+        <w:rPr>
+          <w:rFonts w:hint="eastAsia" w:ascii="宋体" w:hAnsi="宋体" w:eastAsia="宋体" w:cs="宋体"/>
+          <w:sz w:val="24"/>
+          <w:szCs w:val="24"/>
+        </w:rPr>
+        <w:t>!</w:t>
+      </w:r>
+      <w:r>
+        <w:rPr>
+          <w:rFonts w:hint="eastAsia" w:ascii="宋体" w:hAnsi="宋体" w:eastAsia="宋体" w:cs="宋体"/>
+          <w:sz w:val="24"/>
+          <w:szCs w:val="24"/>
+          <w:lang w:val="en-US" w:eastAsia="zh-CN"/>
+        </w:rPr>
+        <w:t>*</w:t>
+      </w:r>
+      <w:r>
+        <w:rPr>
+          <w:rFonts w:hint="eastAsia" w:ascii="宋体" w:hAnsi="宋体" w:eastAsia="宋体" w:cs="宋体"/>
+          <w:sz w:val="24"/>
+          <w:szCs w:val="24"/>
+        </w:rPr>
+        <w:t>.uvoptx</w:t>
+      </w:r>
+    </w:p>
+    <w:p>
+      <w:pPr>
+        <w:ind w:left="420" w:leftChars="0" w:firstLine="420" w:firstLineChars="0"/>
+        <w:rPr>
+          <w:rFonts w:hint="eastAsia" w:ascii="宋体" w:hAnsi="宋体" w:eastAsia="宋体" w:cs="宋体"/>
+          <w:sz w:val="24"/>
+          <w:szCs w:val="24"/>
+        </w:rPr>
+      </w:pPr>
+      <w:r>
+        <w:rPr>
+          <w:rFonts w:hint="eastAsia" w:ascii="宋体" w:hAnsi="宋体" w:eastAsia="宋体" w:cs="宋体"/>
+          <w:sz w:val="24"/>
+          <w:szCs w:val="24"/>
+        </w:rPr>
+        <w:t>!*.uvprojx</w:t>
+      </w:r>
+    </w:p>
+    <w:p>
+      <w:pPr>
+        <w:ind w:left="420" w:leftChars="0" w:firstLine="420" w:firstLineChars="0"/>
+        <w:rPr>
+          <w:rFonts w:hint="eastAsia" w:ascii="宋体" w:hAnsi="宋体" w:eastAsia="宋体" w:cs="宋体"/>
+          <w:sz w:val="24"/>
+          <w:szCs w:val="24"/>
+          <w:lang w:val="en-US" w:eastAsia="zh-CN"/>
+        </w:rPr>
+      </w:pPr>
+      <w:r>
+        <w:rPr>
+          <w:rFonts w:hint="eastAsia" w:ascii="宋体" w:hAnsi="宋体" w:eastAsia="宋体" w:cs="宋体"/>
+          <w:sz w:val="24"/>
+          <w:szCs w:val="24"/>
+          <w:lang w:val="en-US" w:eastAsia="zh-CN"/>
+        </w:rPr>
+        <w:t>!*.c</w:t>
+      </w:r>
+    </w:p>
+    <w:p>
+      <w:pPr>
+        <w:ind w:left="420" w:leftChars="0" w:firstLine="420" w:firstLineChars="0"/>
+        <w:rPr>
+          <w:rFonts w:hint="eastAsia" w:ascii="宋体" w:hAnsi="宋体" w:eastAsia="宋体" w:cs="宋体"/>
+          <w:sz w:val="24"/>
+          <w:szCs w:val="24"/>
+          <w:lang w:val="en-US" w:eastAsia="zh-CN"/>
+        </w:rPr>
+      </w:pPr>
+      <w:r>
+        <w:rPr>
+          <w:rFonts w:hint="default" w:ascii="宋体" w:hAnsi="宋体" w:eastAsia="宋体" w:cs="宋体"/>
+          <w:sz w:val="24"/>
+          <w:szCs w:val="24"/>
+          <w:lang w:val="en-US" w:eastAsia="zh-CN"/>
+        </w:rPr>
+        <w:t>!*.</w:t>
+      </w:r>
+      <w:r>
+        <w:rPr>
+          <w:rFonts w:hint="eastAsia" w:ascii="宋体" w:hAnsi="宋体" w:eastAsia="宋体" w:cs="宋体"/>
+          <w:sz w:val="24"/>
+          <w:szCs w:val="24"/>
+          <w:lang w:val="en-US" w:eastAsia="zh-CN"/>
+        </w:rPr>
+        <w:t>h</w:t>
+      </w:r>
+    </w:p>
+    <w:p>
+      <w:pPr>
+        <w:ind w:left="420" w:leftChars="0" w:firstLine="420" w:firstLineChars="0"/>
+        <w:rPr>
+          <w:rFonts w:hint="eastAsia" w:ascii="宋体" w:hAnsi="宋体" w:eastAsia="宋体" w:cs="宋体"/>
+          <w:sz w:val="24"/>
+          <w:szCs w:val="24"/>
+          <w:lang w:val="en-US" w:eastAsia="zh-CN"/>
+        </w:rPr>
+      </w:pPr>
+      <w:r>
+        <w:rPr>
+          <w:rFonts w:hint="eastAsia" w:ascii="宋体" w:hAnsi="宋体" w:eastAsia="宋体" w:cs="宋体"/>
+          <w:sz w:val="24"/>
+          <w:szCs w:val="24"/>
+          <w:lang w:val="en-US" w:eastAsia="zh-CN"/>
+        </w:rPr>
+        <w:t>*.lst</w:t>
+      </w:r>
+    </w:p>
+    <w:p>
+      <w:pPr>
+        <w:ind w:left="420" w:leftChars="0" w:firstLine="420" w:firstLineChars="0"/>
+        <w:rPr>
+          <w:rFonts w:hint="eastAsia" w:ascii="宋体" w:hAnsi="宋体" w:eastAsia="宋体" w:cs="宋体"/>
+          <w:sz w:val="24"/>
+          <w:szCs w:val="24"/>
+          <w:lang w:val="en-US" w:eastAsia="zh-CN"/>
+        </w:rPr>
+      </w:pPr>
+      <w:r>
+        <w:rPr>
+          <w:rFonts w:hint="eastAsia" w:ascii="宋体" w:hAnsi="宋体" w:eastAsia="宋体" w:cs="宋体"/>
+          <w:sz w:val="24"/>
+          <w:szCs w:val="24"/>
+          <w:lang w:val="en-US" w:eastAsia="zh-CN"/>
+        </w:rPr>
+        <w:t>*.obj</w:t>
+      </w:r>
+    </w:p>
+    <w:p>
+      <w:pPr>
+        <w:ind w:left="420" w:leftChars="0" w:firstLine="420" w:firstLineChars="0"/>
+        <w:rPr>
+          <w:rFonts w:hint="eastAsia" w:ascii="宋体" w:hAnsi="宋体" w:eastAsia="宋体" w:cs="宋体"/>
+          <w:sz w:val="24"/>
+          <w:szCs w:val="24"/>
+          <w:lang w:val="en-US" w:eastAsia="zh-CN"/>
+        </w:rPr>
+      </w:pPr>
+      <w:r>
+        <w:rPr>
+          <w:rFonts w:hint="eastAsia" w:ascii="宋体" w:hAnsi="宋体" w:eastAsia="宋体" w:cs="宋体"/>
+          <w:sz w:val="24"/>
+          <w:szCs w:val="24"/>
+          <w:lang w:val="en-US" w:eastAsia="zh-CN"/>
+        </w:rPr>
+        <w:t>*.__i</w:t>
+      </w:r>
+    </w:p>
+    <w:p>
+      <w:pPr>
+        <w:ind w:left="420" w:leftChars="0" w:firstLine="420" w:firstLineChars="0"/>
+        <w:rPr>
+          <w:rFonts w:hint="default" w:ascii="宋体" w:hAnsi="宋体" w:eastAsia="宋体" w:cs="宋体"/>
+          <w:sz w:val="24"/>
+          <w:szCs w:val="24"/>
+          <w:lang w:val="en-US" w:eastAsia="zh-CN"/>
+        </w:rPr>
+      </w:pPr>
+      <w:r>
+        <w:rPr>
+          <w:rFonts w:hint="default" w:ascii="宋体" w:hAnsi="宋体" w:eastAsia="宋体" w:cs="宋体"/>
+          <w:sz w:val="24"/>
+          <w:szCs w:val="24"/>
+          <w:lang w:val="en-US" w:eastAsia="zh-CN"/>
+        </w:rPr>
+        <w:t>*.uvgui.*</w:t>
+      </w:r>
+    </w:p>
+    <w:p>
+      <w:pPr>
+        <w:ind w:left="420" w:leftChars="0" w:firstLine="420" w:firstLineChars="0"/>
+        <w:rPr>
+          <w:rFonts w:hint="default" w:ascii="宋体" w:hAnsi="宋体" w:eastAsia="宋体" w:cs="宋体"/>
+          <w:sz w:val="24"/>
+          <w:szCs w:val="24"/>
+          <w:lang w:val="en-US" w:eastAsia="zh-CN"/>
+        </w:rPr>
+      </w:pPr>
+      <w:r>
+        <w:rPr>
+          <w:rFonts w:hint="default" w:ascii="宋体" w:hAnsi="宋体" w:eastAsia="宋体" w:cs="宋体"/>
+          <w:sz w:val="24"/>
+          <w:szCs w:val="24"/>
+          <w:lang w:val="en-US" w:eastAsia="zh-CN"/>
+        </w:rPr>
+        <w:t>*.uvguix.*</w:t>
+      </w:r>
+    </w:p>
+    <w:p>
+      <w:pPr>
+        <w:ind w:left="420" w:leftChars="0" w:firstLine="420" w:firstLineChars="0"/>
+        <w:rPr>
+          <w:rFonts w:hint="default" w:ascii="宋体" w:hAnsi="宋体" w:eastAsia="宋体" w:cs="宋体"/>
+          <w:sz w:val="24"/>
+          <w:szCs w:val="24"/>
+          <w:lang w:val="en-US" w:eastAsia="zh-CN"/>
+        </w:rPr>
+      </w:pPr>
+      <w:r>
+        <w:rPr>
+          <w:rFonts w:hint="eastAsia" w:ascii="宋体" w:hAnsi="宋体" w:eastAsia="宋体" w:cs="宋体"/>
+          <w:sz w:val="24"/>
+          <w:szCs w:val="24"/>
+          <w:lang w:val="en-US" w:eastAsia="zh-CN"/>
+        </w:rPr>
+        <w:t>*extdll.iex（*.iex记录外部动态链接库的计数或状态）</w:t>
+      </w:r>
+    </w:p>
+    <w:p>
+      <w:pPr>
+        <w:ind w:firstLine="420" w:firstLineChars="0"/>
+        <w:rPr>
+          <w:rFonts w:ascii="宋体" w:hAnsi="宋体" w:eastAsia="宋体" w:cs="宋体"/>
+          <w:sz w:val="24"/>
+          <w:szCs w:val="24"/>
+        </w:rPr>
+      </w:pPr>
+      <w:r>
+        <w:rPr>
+          <w:rFonts w:ascii="宋体" w:hAnsi="宋体" w:eastAsia="宋体" w:cs="宋体"/>
+          <w:sz w:val="24"/>
+          <w:szCs w:val="24"/>
+        </w:rPr>
+        <w:fldChar w:fldCharType="begin"/>
+      </w:r>
+      <w:r>
+        <w:rPr>
+          <w:rFonts w:ascii="宋体" w:hAnsi="宋体" w:eastAsia="宋体" w:cs="宋体"/>
+          <w:sz w:val="24"/>
+          <w:szCs w:val="24"/>
+        </w:rPr>
+        <w:instrText xml:space="preserve"> HYPERLINK "https://blog.csdn.net/ic2121/article/details/126797832" </w:instrText>
+      </w:r>
+      <w:r>
+        <w:rPr>
+          <w:rFonts w:ascii="宋体" w:hAnsi="宋体" w:eastAsia="宋体" w:cs="宋体"/>
+          <w:sz w:val="24"/>
+          <w:szCs w:val="24"/>
+        </w:rPr>
+        <w:fldChar w:fldCharType="separate"/>
+      </w:r>
+      <w:r>
+        <w:rPr>
+          <w:rStyle w:val="7"/>
+          <w:rFonts w:ascii="宋体" w:hAnsi="宋体" w:eastAsia="宋体" w:cs="宋体"/>
+          <w:sz w:val="24"/>
+          <w:szCs w:val="24"/>
+        </w:rPr>
+        <w:t>单片机编程软件很简单(10)，Keil单片机编程软件常见文件介绍_单片机平台开发相关文件是什么-CSDN博客</w:t>
+      </w:r>
+      <w:r>
+        <w:rPr>
+          <w:rFonts w:ascii="宋体" w:hAnsi="宋体" w:eastAsia="宋体" w:cs="宋体"/>
+          <w:sz w:val="24"/>
+          <w:szCs w:val="24"/>
+        </w:rPr>
+        <w:fldChar w:fldCharType="end"/>
+      </w:r>
+    </w:p>
+    <w:p>
+      <w:pPr>
+        <w:ind w:left="420" w:leftChars="0" w:firstLine="420" w:firstLineChars="0"/>
+        <w:rPr>
+          <w:rFonts w:hint="default" w:ascii="宋体" w:hAnsi="宋体" w:eastAsia="宋体" w:cs="宋体"/>
+          <w:sz w:val="24"/>
+          <w:szCs w:val="24"/>
+          <w:lang w:val="en-US" w:eastAsia="zh-CN"/>
+        </w:rPr>
+      </w:pPr>
+      <w:r>
+        <w:rPr>
+          <w:rFonts w:hint="default" w:ascii="宋体" w:hAnsi="宋体" w:eastAsia="宋体" w:cs="宋体"/>
+          <w:sz w:val="24"/>
+          <w:szCs w:val="24"/>
+          <w:lang w:val="en-US" w:eastAsia="zh-CN"/>
+        </w:rPr>
+        <w:t>Project Files</w:t>
+      </w:r>
+    </w:p>
+    <w:p>
+      <w:pPr>
+        <w:ind w:left="420" w:leftChars="0" w:firstLine="420" w:firstLineChars="0"/>
+        <w:rPr>
+          <w:rFonts w:hint="default" w:ascii="宋体" w:hAnsi="宋体" w:eastAsia="宋体" w:cs="宋体"/>
+          <w:sz w:val="24"/>
+          <w:szCs w:val="24"/>
+          <w:lang w:val="en-US" w:eastAsia="zh-CN"/>
+        </w:rPr>
+      </w:pPr>
+      <w:r>
+        <w:rPr>
+          <w:rFonts w:hint="default" w:ascii="宋体" w:hAnsi="宋体" w:eastAsia="宋体" w:cs="宋体"/>
+          <w:sz w:val="24"/>
+          <w:szCs w:val="24"/>
+          <w:lang w:val="en-US" w:eastAsia="zh-CN"/>
+        </w:rPr>
+        <w:t>Source Files</w:t>
+      </w:r>
+    </w:p>
+    <w:p>
+      <w:pPr>
+        <w:ind w:left="420" w:leftChars="0" w:firstLine="420" w:firstLineChars="0"/>
+        <w:rPr>
+          <w:rFonts w:hint="default" w:ascii="宋体" w:hAnsi="宋体" w:eastAsia="宋体" w:cs="宋体"/>
+          <w:sz w:val="24"/>
+          <w:szCs w:val="24"/>
+          <w:lang w:val="en-US" w:eastAsia="zh-CN"/>
+        </w:rPr>
+      </w:pPr>
+      <w:r>
+        <w:rPr>
+          <w:rFonts w:hint="default" w:ascii="宋体" w:hAnsi="宋体" w:eastAsia="宋体" w:cs="宋体"/>
+          <w:sz w:val="24"/>
+          <w:szCs w:val="24"/>
+          <w:lang w:val="en-US" w:eastAsia="zh-CN"/>
+        </w:rPr>
+        <w:t>Listing Files</w:t>
+      </w:r>
+    </w:p>
+    <w:p>
+      <w:pPr>
+        <w:ind w:left="420" w:leftChars="0" w:firstLine="420" w:firstLineChars="0"/>
+        <w:rPr>
+          <w:rFonts w:hint="default" w:ascii="宋体" w:hAnsi="宋体" w:eastAsia="宋体" w:cs="宋体"/>
+          <w:sz w:val="24"/>
+          <w:szCs w:val="24"/>
+          <w:lang w:val="en-US" w:eastAsia="zh-CN"/>
+        </w:rPr>
+      </w:pPr>
+      <w:r>
+        <w:rPr>
+          <w:rFonts w:hint="default" w:ascii="宋体" w:hAnsi="宋体" w:eastAsia="宋体" w:cs="宋体"/>
+          <w:sz w:val="24"/>
+          <w:szCs w:val="24"/>
+          <w:lang w:val="en-US" w:eastAsia="zh-CN"/>
+        </w:rPr>
+        <w:t>Object and HEX Files</w:t>
+      </w:r>
+    </w:p>
+    <w:p>
+      <w:pPr>
+        <w:ind w:left="840" w:leftChars="0" w:firstLine="420" w:firstLineChars="0"/>
+        <w:rPr>
+          <w:rFonts w:hint="default" w:ascii="宋体" w:hAnsi="宋体" w:eastAsia="宋体" w:cs="宋体"/>
+          <w:sz w:val="24"/>
+          <w:szCs w:val="24"/>
+          <w:lang w:val="en-US" w:eastAsia="zh-CN"/>
+        </w:rPr>
+      </w:pPr>
+      <w:r>
+        <w:rPr>
+          <w:rFonts w:hint="default" w:ascii="宋体" w:hAnsi="宋体" w:eastAsia="宋体" w:cs="宋体"/>
+          <w:sz w:val="24"/>
+          <w:szCs w:val="24"/>
+          <w:lang w:val="en-US" w:eastAsia="zh-CN"/>
+        </w:rPr>
+        <w:t>分散加载文件 *.sct （Objects 文件夹下）</w:t>
+      </w:r>
+    </w:p>
+    <w:p>
+      <w:pPr>
+        <w:ind w:left="840" w:leftChars="0" w:firstLine="420" w:firstLineChars="0"/>
+        <w:rPr>
+          <w:rFonts w:hint="default" w:ascii="宋体" w:hAnsi="宋体" w:eastAsia="宋体" w:cs="宋体"/>
+          <w:sz w:val="24"/>
+          <w:szCs w:val="24"/>
+          <w:lang w:val="en-US" w:eastAsia="zh-CN"/>
+        </w:rPr>
+      </w:pPr>
+      <w:r>
+        <w:rPr>
+          <w:rFonts w:hint="default" w:ascii="宋体" w:hAnsi="宋体" w:eastAsia="宋体" w:cs="宋体"/>
+          <w:sz w:val="24"/>
+          <w:szCs w:val="24"/>
+          <w:lang w:val="en-US" w:eastAsia="zh-CN"/>
+        </w:rPr>
+        <w:t>.htm</w:t>
+      </w:r>
+    </w:p>
+    <w:p>
+      <w:pPr>
+        <w:ind w:left="840" w:leftChars="0" w:firstLine="420" w:firstLineChars="0"/>
+        <w:rPr>
+          <w:rFonts w:hint="default" w:ascii="宋体" w:hAnsi="宋体" w:eastAsia="宋体" w:cs="宋体"/>
+          <w:sz w:val="24"/>
+          <w:szCs w:val="24"/>
+          <w:lang w:val="en-US" w:eastAsia="zh-CN"/>
+        </w:rPr>
+      </w:pPr>
+      <w:r>
+        <w:rPr>
+          <w:rFonts w:hint="default" w:ascii="宋体" w:hAnsi="宋体" w:eastAsia="宋体" w:cs="宋体"/>
+          <w:sz w:val="24"/>
+          <w:szCs w:val="24"/>
+          <w:lang w:val="en-US" w:eastAsia="zh-CN"/>
+        </w:rPr>
+        <w:t>.lnp</w:t>
+      </w:r>
+    </w:p>
+    <w:p>
+      <w:pPr>
+        <w:ind w:left="840" w:leftChars="0" w:firstLine="420" w:firstLineChars="0"/>
+        <w:rPr>
+          <w:rFonts w:hint="default" w:ascii="宋体" w:hAnsi="宋体" w:eastAsia="宋体" w:cs="宋体"/>
+          <w:sz w:val="24"/>
+          <w:szCs w:val="24"/>
+          <w:lang w:val="en-US" w:eastAsia="zh-CN"/>
+        </w:rPr>
+      </w:pPr>
+      <w:r>
+        <w:rPr>
+          <w:rFonts w:hint="default" w:ascii="宋体" w:hAnsi="宋体" w:eastAsia="宋体" w:cs="宋体"/>
+          <w:sz w:val="24"/>
+          <w:szCs w:val="24"/>
+          <w:lang w:val="en-US" w:eastAsia="zh-CN"/>
+        </w:rPr>
+        <w:t>.SBR</w:t>
+      </w:r>
+    </w:p>
+    <w:p>
+      <w:pPr>
+        <w:ind w:left="420" w:leftChars="0" w:firstLine="420" w:firstLineChars="0"/>
+        <w:rPr>
+          <w:rFonts w:hint="default" w:ascii="宋体" w:hAnsi="宋体" w:eastAsia="宋体" w:cs="宋体"/>
+          <w:sz w:val="24"/>
+          <w:szCs w:val="24"/>
+          <w:lang w:val="en-US" w:eastAsia="zh-CN"/>
+        </w:rPr>
+      </w:pPr>
+      <w:r>
+        <w:rPr>
+          <w:rFonts w:hint="default" w:ascii="宋体" w:hAnsi="宋体" w:eastAsia="宋体" w:cs="宋体"/>
+          <w:sz w:val="24"/>
+          <w:szCs w:val="24"/>
+          <w:lang w:val="en-US" w:eastAsia="zh-CN"/>
+        </w:rPr>
+        <w:t>Debugger Files</w:t>
+      </w:r>
+    </w:p>
+    <w:p>
+      <w:pPr>
+        <w:ind w:firstLine="420" w:firstLineChars="0"/>
+        <w:rPr>
+          <w:rFonts w:ascii="宋体" w:hAnsi="宋体" w:eastAsia="宋体" w:cs="宋体"/>
+          <w:sz w:val="24"/>
+          <w:szCs w:val="24"/>
+        </w:rPr>
+      </w:pPr>
+      <w:r>
+        <w:rPr>
+          <w:rFonts w:ascii="宋体" w:hAnsi="宋体" w:eastAsia="宋体" w:cs="宋体"/>
+          <w:sz w:val="24"/>
+          <w:szCs w:val="24"/>
+        </w:rPr>
+        <w:fldChar w:fldCharType="begin"/>
+      </w:r>
+      <w:r>
+        <w:rPr>
+          <w:rFonts w:ascii="宋体" w:hAnsi="宋体" w:eastAsia="宋体" w:cs="宋体"/>
+          <w:sz w:val="24"/>
+          <w:szCs w:val="24"/>
+        </w:rPr>
+        <w:instrText xml:space="preserve"> HYPERLINK "https://blog.csdn.net/dahuivolition/article/details/148316829" </w:instrText>
+      </w:r>
+      <w:r>
+        <w:rPr>
+          <w:rFonts w:ascii="宋体" w:hAnsi="宋体" w:eastAsia="宋体" w:cs="宋体"/>
+          <w:sz w:val="24"/>
+          <w:szCs w:val="24"/>
+        </w:rPr>
+        <w:fldChar w:fldCharType="separate"/>
+      </w:r>
+      <w:r>
+        <w:rPr>
+          <w:rStyle w:val="7"/>
+          <w:rFonts w:ascii="宋体" w:hAnsi="宋体" w:eastAsia="宋体" w:cs="宋体"/>
+          <w:sz w:val="24"/>
+          <w:szCs w:val="24"/>
+        </w:rPr>
+        <w:t>keil新建工程文件结构和每个文件的作用解析(标准库版本)_.uvguix.administrator-CSDN博客</w:t>
+      </w:r>
+      <w:r>
+        <w:rPr>
+          <w:rFonts w:ascii="宋体" w:hAnsi="宋体" w:eastAsia="宋体" w:cs="宋体"/>
+          <w:sz w:val="24"/>
+          <w:szCs w:val="24"/>
+        </w:rPr>
+        <w:fldChar w:fldCharType="end"/>
+      </w:r>
+    </w:p>
+    <w:p>
+      <w:pPr>
+        <w:ind w:left="420" w:leftChars="0" w:firstLine="420" w:firstLineChars="0"/>
+        <w:rPr>
+          <w:rFonts w:hint="default" w:ascii="宋体" w:hAnsi="宋体" w:eastAsia="宋体" w:cs="宋体"/>
+          <w:sz w:val="24"/>
+          <w:szCs w:val="24"/>
+          <w:lang w:val="en-US" w:eastAsia="zh-CN"/>
+        </w:rPr>
+      </w:pPr>
+      <w:r>
+        <w:rPr>
+          <w:rFonts w:hint="default" w:ascii="宋体" w:hAnsi="宋体" w:eastAsia="宋体" w:cs="宋体"/>
+          <w:sz w:val="24"/>
+          <w:szCs w:val="24"/>
+          <w:lang w:val="en-US" w:eastAsia="zh-CN"/>
+        </w:rPr>
+        <w:t>.plg：编译器编译结果</w:t>
+      </w:r>
+    </w:p>
+    <w:p>
+      <w:pPr>
+        <w:ind w:left="420" w:leftChars="0" w:firstLine="420" w:firstLineChars="0"/>
+        <w:rPr>
+          <w:rFonts w:hint="default" w:ascii="宋体" w:hAnsi="宋体" w:eastAsia="宋体" w:cs="宋体"/>
+          <w:sz w:val="24"/>
+          <w:szCs w:val="24"/>
+          <w:lang w:val="en-US" w:eastAsia="zh-CN"/>
+        </w:rPr>
+      </w:pPr>
+      <w:r>
+        <w:rPr>
+          <w:rFonts w:hint="default" w:ascii="宋体" w:hAnsi="宋体" w:eastAsia="宋体" w:cs="宋体"/>
+          <w:sz w:val="24"/>
+          <w:szCs w:val="24"/>
+          <w:lang w:val="en-US" w:eastAsia="zh-CN"/>
+        </w:rPr>
+        <w:t>.hex和.bin：可执行文件</w:t>
+      </w:r>
+    </w:p>
+    <w:p>
+      <w:pPr>
+        <w:ind w:left="420" w:leftChars="0" w:firstLine="420" w:firstLineChars="0"/>
+        <w:rPr>
+          <w:rFonts w:hint="default" w:ascii="宋体" w:hAnsi="宋体" w:eastAsia="宋体" w:cs="宋体"/>
+          <w:sz w:val="24"/>
+          <w:szCs w:val="24"/>
+          <w:lang w:val="en-US" w:eastAsia="zh-CN"/>
+        </w:rPr>
+      </w:pPr>
+      <w:r>
+        <w:rPr>
+          <w:rFonts w:hint="default" w:ascii="宋体" w:hAnsi="宋体" w:eastAsia="宋体" w:cs="宋体"/>
+          <w:sz w:val="24"/>
+          <w:szCs w:val="24"/>
+          <w:lang w:val="en-US" w:eastAsia="zh-CN"/>
+        </w:rPr>
+        <w:t>.map和.lst：链接 文件</w:t>
+      </w:r>
+    </w:p>
+    <w:p>
+      <w:pPr>
+        <w:ind w:left="420" w:leftChars="0" w:firstLine="420" w:firstLineChars="0"/>
+        <w:rPr>
+          <w:rFonts w:hint="default" w:ascii="宋体" w:hAnsi="宋体" w:eastAsia="宋体" w:cs="宋体"/>
+          <w:sz w:val="24"/>
+          <w:szCs w:val="24"/>
+          <w:lang w:val="en-US" w:eastAsia="zh-CN"/>
+        </w:rPr>
+      </w:pPr>
+      <w:r>
+        <w:rPr>
+          <w:rFonts w:hint="default" w:ascii="宋体" w:hAnsi="宋体" w:eastAsia="宋体" w:cs="宋体"/>
+          <w:sz w:val="24"/>
+          <w:szCs w:val="24"/>
+          <w:lang w:val="en-US" w:eastAsia="zh-CN"/>
+        </w:rPr>
+        <w:t>.o：目标文件</w:t>
+      </w:r>
+    </w:p>
+    <w:p>
+      <w:pPr>
+        <w:ind w:left="420" w:leftChars="0" w:firstLine="420" w:firstLineChars="0"/>
+        <w:rPr>
+          <w:rFonts w:hint="default" w:ascii="宋体" w:hAnsi="宋体" w:eastAsia="宋体" w:cs="宋体"/>
+          <w:sz w:val="24"/>
+          <w:szCs w:val="24"/>
+          <w:lang w:val="en-US" w:eastAsia="zh-CN"/>
+        </w:rPr>
+      </w:pPr>
+      <w:r>
+        <w:rPr>
+          <w:rFonts w:hint="default" w:ascii="宋体" w:hAnsi="宋体" w:eastAsia="宋体" w:cs="宋体"/>
+          <w:sz w:val="24"/>
+          <w:szCs w:val="24"/>
+          <w:lang w:val="en-US" w:eastAsia="zh-CN"/>
+        </w:rPr>
+        <w:t>.crf、.lnp、.d和.axf：调试文件</w:t>
+      </w:r>
+    </w:p>
+    <w:p>
+      <w:pPr>
+        <w:ind w:left="420" w:leftChars="0" w:firstLine="420" w:firstLineChars="0"/>
+        <w:rPr>
+          <w:rFonts w:hint="default" w:ascii="宋体" w:hAnsi="宋体" w:eastAsia="宋体" w:cs="宋体"/>
+          <w:sz w:val="24"/>
+          <w:szCs w:val="24"/>
+          <w:lang w:val="en-US" w:eastAsia="zh-CN"/>
+        </w:rPr>
+      </w:pPr>
+      <w:r>
+        <w:rPr>
+          <w:rFonts w:hint="default" w:ascii="宋体" w:hAnsi="宋体" w:eastAsia="宋体" w:cs="宋体"/>
+          <w:sz w:val="24"/>
+          <w:szCs w:val="24"/>
+          <w:lang w:val="en-US" w:eastAsia="zh-CN"/>
+        </w:rPr>
+        <w:t>.opt：保存工程配置信息</w:t>
+      </w:r>
+    </w:p>
+    <w:p>
+      <w:pPr>
+        <w:ind w:left="420" w:leftChars="0" w:firstLine="420" w:firstLineChars="0"/>
+        <w:rPr>
+          <w:rFonts w:hint="default" w:ascii="宋体" w:hAnsi="宋体" w:eastAsia="宋体" w:cs="宋体"/>
+          <w:sz w:val="24"/>
+          <w:szCs w:val="24"/>
+          <w:lang w:val="en-US" w:eastAsia="zh-CN"/>
+        </w:rPr>
+      </w:pPr>
+      <w:r>
+        <w:rPr>
+          <w:rFonts w:hint="default" w:ascii="宋体" w:hAnsi="宋体" w:eastAsia="宋体" w:cs="宋体"/>
+          <w:sz w:val="24"/>
+          <w:szCs w:val="24"/>
+          <w:lang w:val="en-US" w:eastAsia="zh-CN"/>
+        </w:rPr>
+        <w:t>.bak：工程备份文件</w:t>
+      </w:r>
+    </w:p>
+    <w:p>
+      <w:pPr>
+        <w:ind w:left="420" w:leftChars="0" w:firstLine="420" w:firstLineChars="0"/>
+        <w:rPr>
+          <w:rFonts w:hint="default" w:ascii="宋体" w:hAnsi="宋体" w:eastAsia="宋体" w:cs="宋体"/>
+          <w:sz w:val="24"/>
+          <w:szCs w:val="24"/>
+          <w:lang w:val="en-US" w:eastAsia="zh-CN"/>
+        </w:rPr>
+      </w:pPr>
+    </w:p>
+    <w:p>
+      <w:pPr>
+        <w:rPr>
+          <w:rFonts w:hint="eastAsia" w:ascii="宋体" w:hAnsi="宋体" w:eastAsia="宋体" w:cs="宋体"/>
+          <w:sz w:val="24"/>
+          <w:szCs w:val="24"/>
+          <w:lang w:val="en-US" w:eastAsia="zh-CN"/>
+        </w:rPr>
+      </w:pPr>
+      <w:r>
+        <w:rPr>
+          <w:rFonts w:hint="default" w:ascii="宋体" w:hAnsi="宋体" w:eastAsia="宋体" w:cs="宋体"/>
+          <w:sz w:val="24"/>
+          <w:szCs w:val="24"/>
+          <w:lang w:val="en-US" w:eastAsia="zh-CN"/>
+        </w:rPr>
+        <w:t>mermaid</w:t>
+      </w:r>
+      <w:r>
+        <w:rPr>
+          <w:rFonts w:hint="eastAsia" w:ascii="宋体" w:hAnsi="宋体" w:eastAsia="宋体" w:cs="宋体"/>
+          <w:sz w:val="24"/>
+          <w:szCs w:val="24"/>
+          <w:lang w:val="en-US" w:eastAsia="zh-CN"/>
+        </w:rPr>
+        <w:t>补充？</w:t>
+      </w:r>
+      <w:r>
+        <w:rPr>
+          <w:rFonts w:hint="eastAsia" w:ascii="宋体" w:hAnsi="宋体" w:eastAsia="宋体" w:cs="宋体"/>
+          <w:sz w:val="24"/>
+          <w:szCs w:val="24"/>
+          <w:lang w:val="en-US" w:eastAsia="zh-CN"/>
+        </w:rPr>
+        <w:tab/>
+      </w:r>
+    </w:p>
+    <w:p>
+      <w:pPr>
+        <w:ind w:firstLine="420" w:firstLineChars="0"/>
+        <w:rPr>
+          <w:rFonts w:hint="default" w:ascii="宋体" w:hAnsi="宋体" w:eastAsia="宋体" w:cs="宋体"/>
+          <w:sz w:val="24"/>
+          <w:szCs w:val="24"/>
+          <w:lang w:val="en-US" w:eastAsia="zh-CN"/>
+        </w:rPr>
+      </w:pPr>
+      <w:r>
+        <w:rPr>
+          <w:rFonts w:ascii="宋体" w:hAnsi="宋体" w:eastAsia="宋体" w:cs="宋体"/>
+          <w:sz w:val="24"/>
+          <w:szCs w:val="24"/>
+        </w:rPr>
+        <w:fldChar w:fldCharType="begin"/>
+      </w:r>
+      <w:r>
+        <w:rPr>
+          <w:rFonts w:ascii="宋体" w:hAnsi="宋体" w:eastAsia="宋体" w:cs="宋体"/>
+          <w:sz w:val="24"/>
+          <w:szCs w:val="24"/>
+        </w:rPr>
+        <w:instrText xml:space="preserve"> HYPERLINK "https://mermaid.js.org/syntax/flowchart.html" </w:instrText>
+      </w:r>
+      <w:r>
+        <w:rPr>
+          <w:rFonts w:ascii="宋体" w:hAnsi="宋体" w:eastAsia="宋体" w:cs="宋体"/>
+          <w:sz w:val="24"/>
+          <w:szCs w:val="24"/>
+        </w:rPr>
+        <w:fldChar w:fldCharType="separate"/>
+      </w:r>
+      <w:r>
+        <w:rPr>
+          <w:rStyle w:val="7"/>
+          <w:rFonts w:ascii="宋体" w:hAnsi="宋体" w:eastAsia="宋体" w:cs="宋体"/>
+          <w:sz w:val="24"/>
+          <w:szCs w:val="24"/>
+        </w:rPr>
+        <w:t>Flowcharts Syntax | Mermaid</w:t>
+      </w:r>
+      <w:r>
+        <w:rPr>
+          <w:rFonts w:ascii="宋体" w:hAnsi="宋体" w:eastAsia="宋体" w:cs="宋体"/>
+          <w:sz w:val="24"/>
+          <w:szCs w:val="24"/>
+        </w:rPr>
+        <w:fldChar w:fldCharType="end"/>
+      </w:r>
+    </w:p>
+    <w:p>
+      <w:pPr>
+        <w:ind w:firstLine="420" w:firstLineChars="0"/>
+        <w:rPr>
+          <w:rFonts w:ascii="宋体" w:hAnsi="宋体" w:eastAsia="宋体" w:cs="宋体"/>
+          <w:sz w:val="24"/>
+          <w:szCs w:val="24"/>
+        </w:rPr>
+      </w:pPr>
+      <w:r>
+        <w:rPr>
+          <w:rFonts w:ascii="宋体" w:hAnsi="宋体" w:eastAsia="宋体" w:cs="宋体"/>
+          <w:sz w:val="24"/>
+          <w:szCs w:val="24"/>
+        </w:rPr>
+        <w:fldChar w:fldCharType="begin"/>
+      </w:r>
+      <w:r>
+        <w:rPr>
+          <w:rFonts w:ascii="宋体" w:hAnsi="宋体" w:eastAsia="宋体" w:cs="宋体"/>
+          <w:sz w:val="24"/>
+          <w:szCs w:val="24"/>
+        </w:rPr>
+        <w:instrText xml:space="preserve"> HYPERLINK "https://mermaid.js.org/syntax/sequenceDiagram.html" </w:instrText>
+      </w:r>
+      <w:r>
+        <w:rPr>
+          <w:rFonts w:ascii="宋体" w:hAnsi="宋体" w:eastAsia="宋体" w:cs="宋体"/>
+          <w:sz w:val="24"/>
+          <w:szCs w:val="24"/>
+        </w:rPr>
+        <w:fldChar w:fldCharType="separate"/>
+      </w:r>
+      <w:r>
+        <w:rPr>
+          <w:rStyle w:val="7"/>
+          <w:rFonts w:ascii="宋体" w:hAnsi="宋体" w:eastAsia="宋体" w:cs="宋体"/>
+          <w:sz w:val="24"/>
+          <w:szCs w:val="24"/>
+        </w:rPr>
+        <w:t>时序图 |美人鱼</w:t>
+      </w:r>
+      <w:r>
+        <w:rPr>
+          <w:rFonts w:ascii="宋体" w:hAnsi="宋体" w:eastAsia="宋体" w:cs="宋体"/>
+          <w:sz w:val="24"/>
+          <w:szCs w:val="24"/>
+        </w:rPr>
+        <w:fldChar w:fldCharType="end"/>
+      </w:r>
+    </w:p>
+    <w:p>
+      <w:pPr>
+        <w:ind w:firstLine="420" w:firstLineChars="0"/>
+        <w:rPr>
+          <w:rFonts w:ascii="宋体" w:hAnsi="宋体" w:eastAsia="宋体" w:cs="宋体"/>
+          <w:sz w:val="24"/>
+          <w:szCs w:val="24"/>
+        </w:rPr>
+      </w:pPr>
+      <w:r>
+        <w:rPr>
+          <w:rFonts w:ascii="宋体" w:hAnsi="宋体" w:eastAsia="宋体" w:cs="宋体"/>
+          <w:sz w:val="24"/>
+          <w:szCs w:val="24"/>
+        </w:rPr>
+        <w:fldChar w:fldCharType="begin"/>
+      </w:r>
+      <w:r>
+        <w:rPr>
+          <w:rFonts w:ascii="宋体" w:hAnsi="宋体" w:eastAsia="宋体" w:cs="宋体"/>
+          <w:sz w:val="24"/>
+          <w:szCs w:val="24"/>
+        </w:rPr>
+        <w:instrText xml:space="preserve"> HYPERLINK "https://mermaid.js.org/syntax/treeView.html" </w:instrText>
+      </w:r>
+      <w:r>
+        <w:rPr>
+          <w:rFonts w:ascii="宋体" w:hAnsi="宋体" w:eastAsia="宋体" w:cs="宋体"/>
+          <w:sz w:val="24"/>
+          <w:szCs w:val="24"/>
+        </w:rPr>
+        <w:fldChar w:fldCharType="separate"/>
+      </w:r>
+      <w:r>
+        <w:rPr>
+          <w:rStyle w:val="7"/>
+          <w:rFonts w:ascii="宋体" w:hAnsi="宋体" w:eastAsia="宋体" w:cs="宋体"/>
+          <w:sz w:val="24"/>
+          <w:szCs w:val="24"/>
+        </w:rPr>
+        <w:t>TreeView Diagram (v11.14.0+) | Mermaid</w:t>
+      </w:r>
+      <w:r>
+        <w:rPr>
+          <w:rFonts w:ascii="宋体" w:hAnsi="宋体" w:eastAsia="宋体" w:cs="宋体"/>
+          <w:sz w:val="24"/>
+          <w:szCs w:val="24"/>
+        </w:rPr>
+        <w:fldChar w:fldCharType="end"/>
+      </w:r>
+    </w:p>
+    <w:p>
+      <w:pPr>
+        <w:ind w:firstLine="420" w:firstLineChars="0"/>
+        <w:rPr>
+          <w:rFonts w:ascii="宋体" w:hAnsi="宋体" w:eastAsia="宋体" w:cs="宋体"/>
+          <w:sz w:val="24"/>
+          <w:szCs w:val="24"/>
+        </w:rPr>
+      </w:pPr>
+    </w:p>
+    <w:p>
+      <w:pPr>
+        <w:rPr>
+          <w:rFonts w:hint="eastAsia" w:ascii="宋体" w:hAnsi="宋体" w:eastAsia="宋体" w:cs="宋体"/>
+          <w:sz w:val="24"/>
+          <w:szCs w:val="24"/>
+          <w:lang w:val="en-US" w:eastAsia="zh-CN"/>
+        </w:rPr>
+      </w:pPr>
+      <w:r>
+        <w:rPr>
+          <w:rFonts w:hint="eastAsia" w:ascii="宋体" w:hAnsi="宋体" w:eastAsia="宋体" w:cs="宋体"/>
+          <w:sz w:val="24"/>
+          <w:szCs w:val="24"/>
+          <w:lang w:val="en-US" w:eastAsia="zh-CN"/>
+        </w:rPr>
+        <w:t>会话：</w:t>
+      </w:r>
+      <w:r>
+        <w:rPr>
+          <w:rFonts w:hint="default" w:ascii="宋体" w:hAnsi="宋体" w:eastAsia="宋体" w:cs="宋体"/>
+          <w:sz w:val="24"/>
+          <w:szCs w:val="24"/>
+          <w:lang w:val="en-US" w:eastAsia="zh-CN"/>
+        </w:rPr>
+        <w:t>解释OTA_Uart.c并汇总为md文件</w:t>
+      </w:r>
+      <w:r>
+        <w:rPr>
+          <w:rFonts w:hint="eastAsia" w:ascii="宋体" w:hAnsi="宋体" w:eastAsia="宋体" w:cs="宋体"/>
+          <w:sz w:val="24"/>
+          <w:szCs w:val="24"/>
+          <w:lang w:val="en-US" w:eastAsia="zh-CN"/>
+        </w:rPr>
+        <w:t>？</w:t>
+      </w:r>
+    </w:p>
+    <w:p>
+      <w:pPr>
+        <w:ind w:firstLine="420" w:firstLineChars="0"/>
+        <w:rPr>
+          <w:rFonts w:hint="eastAsia" w:ascii="宋体" w:hAnsi="宋体" w:eastAsia="宋体" w:cs="宋体"/>
+          <w:i w:val="0"/>
+          <w:iCs w:val="0"/>
+          <w:sz w:val="24"/>
+          <w:szCs w:val="24"/>
+          <w:lang w:val="en-US" w:eastAsia="zh-CN"/>
+        </w:rPr>
+      </w:pPr>
+      <w:r>
+        <w:rPr>
+          <w:rFonts w:hint="eastAsia" w:ascii="宋体" w:hAnsi="宋体" w:eastAsia="宋体" w:cs="宋体"/>
+          <w:i w:val="0"/>
+          <w:iCs w:val="0"/>
+          <w:sz w:val="24"/>
+          <w:szCs w:val="24"/>
+          <w:lang w:val="en-US" w:eastAsia="zh-CN"/>
+        </w:rPr>
+        <w:t># readme，预览，会话，原文件</w:t>
+      </w:r>
+    </w:p>
+    <w:p>
+      <w:pPr>
+        <w:ind w:firstLine="420" w:firstLineChars="0"/>
+        <w:rPr>
+          <w:rFonts w:hint="eastAsia" w:ascii="宋体" w:hAnsi="宋体" w:eastAsia="宋体" w:cs="宋体"/>
+          <w:sz w:val="24"/>
+          <w:szCs w:val="24"/>
+          <w:lang w:val="en-US" w:eastAsia="zh-CN"/>
+        </w:rPr>
+      </w:pPr>
+      <w:r>
+        <w:rPr>
+          <w:rFonts w:hint="eastAsia" w:ascii="宋体" w:hAnsi="宋体" w:eastAsia="宋体" w:cs="宋体"/>
+          <w:b/>
+          <w:bCs/>
+          <w:sz w:val="24"/>
+          <w:szCs w:val="24"/>
+          <w:lang w:val="en-US" w:eastAsia="zh-CN"/>
+        </w:rPr>
+        <w:t>readme</w:t>
+      </w:r>
+      <w:r>
+        <w:rPr>
+          <w:rFonts w:hint="eastAsia" w:ascii="宋体" w:hAnsi="宋体" w:eastAsia="宋体" w:cs="宋体"/>
+          <w:sz w:val="24"/>
+          <w:szCs w:val="24"/>
+          <w:lang w:val="en-US" w:eastAsia="zh-CN"/>
+        </w:rPr>
+        <w:t>对比</w:t>
+      </w:r>
+      <w:r>
+        <w:rPr>
+          <w:rFonts w:hint="eastAsia" w:ascii="宋体" w:hAnsi="宋体" w:eastAsia="宋体" w:cs="宋体"/>
+          <w:b/>
+          <w:bCs/>
+          <w:sz w:val="24"/>
+          <w:szCs w:val="24"/>
+          <w:lang w:val="en-US" w:eastAsia="zh-CN"/>
+        </w:rPr>
+        <w:t>预览</w:t>
+      </w:r>
+      <w:r>
+        <w:rPr>
+          <w:rFonts w:hint="eastAsia" w:ascii="宋体" w:hAnsi="宋体" w:eastAsia="宋体" w:cs="宋体"/>
+          <w:sz w:val="24"/>
+          <w:szCs w:val="24"/>
+          <w:lang w:val="en-US" w:eastAsia="zh-CN"/>
+        </w:rPr>
+        <w:t>实现 #解构内容</w:t>
+      </w:r>
+    </w:p>
+    <w:p>
+      <w:pPr>
+        <w:ind w:firstLine="420" w:firstLineChars="0"/>
+        <w:rPr>
+          <w:rFonts w:hint="default" w:ascii="宋体" w:hAnsi="宋体" w:eastAsia="宋体" w:cs="宋体"/>
+          <w:sz w:val="24"/>
+          <w:szCs w:val="24"/>
+          <w:lang w:val="en-US" w:eastAsia="zh-CN"/>
+        </w:rPr>
+      </w:pPr>
+      <w:r>
+        <w:rPr>
+          <w:rFonts w:hint="eastAsia" w:ascii="宋体" w:hAnsi="宋体" w:eastAsia="宋体" w:cs="宋体"/>
+          <w:b/>
+          <w:bCs/>
+          <w:sz w:val="24"/>
+          <w:szCs w:val="24"/>
+          <w:lang w:val="en-US" w:eastAsia="zh-CN"/>
+        </w:rPr>
+        <w:t>源文件</w:t>
+      </w:r>
+      <w:r>
+        <w:rPr>
+          <w:rFonts w:hint="eastAsia" w:ascii="宋体" w:hAnsi="宋体" w:eastAsia="宋体" w:cs="宋体"/>
+          <w:sz w:val="24"/>
+          <w:szCs w:val="24"/>
+          <w:lang w:val="en-US" w:eastAsia="zh-CN"/>
+        </w:rPr>
+        <w:t>对比流程图（readme）#代码实现</w:t>
+      </w:r>
+    </w:p>
+    <w:p>
+      <w:pPr>
+        <w:ind w:firstLine="420" w:firstLineChars="0"/>
+        <w:rPr>
+          <w:rFonts w:hint="eastAsia" w:ascii="宋体" w:hAnsi="宋体" w:eastAsia="宋体" w:cs="宋体"/>
+          <w:sz w:val="24"/>
+          <w:szCs w:val="24"/>
+          <w:lang w:val="en-US" w:eastAsia="zh-CN"/>
+        </w:rPr>
+      </w:pPr>
+      <w:r>
+        <w:rPr>
+          <w:rFonts w:hint="eastAsia" w:ascii="宋体" w:hAnsi="宋体" w:eastAsia="宋体" w:cs="宋体"/>
+          <w:b/>
+          <w:bCs/>
+          <w:sz w:val="24"/>
+          <w:szCs w:val="24"/>
+          <w:lang w:val="en-US" w:eastAsia="zh-CN"/>
+        </w:rPr>
+        <w:t>会话</w:t>
+      </w:r>
+      <w:r>
+        <w:rPr>
+          <w:rFonts w:hint="eastAsia" w:ascii="宋体" w:hAnsi="宋体" w:eastAsia="宋体" w:cs="宋体"/>
+          <w:sz w:val="24"/>
+          <w:szCs w:val="24"/>
+          <w:lang w:val="en-US" w:eastAsia="zh-CN"/>
+        </w:rPr>
+        <w:t>对比注释（readme）</w:t>
+      </w:r>
+    </w:p>
+    <w:p>
+      <w:pPr>
+        <w:ind w:firstLine="420" w:firstLineChars="0"/>
+        <w:rPr>
+          <w:rFonts w:hint="eastAsia" w:ascii="宋体" w:hAnsi="宋体" w:eastAsia="宋体" w:cs="宋体"/>
+          <w:sz w:val="24"/>
+          <w:szCs w:val="24"/>
+          <w:lang w:val="en-US" w:eastAsia="zh-CN"/>
+        </w:rPr>
+      </w:pPr>
+      <w:r>
+        <w:rPr>
+          <w:rFonts w:hint="eastAsia" w:ascii="宋体" w:hAnsi="宋体" w:eastAsia="宋体" w:cs="宋体"/>
+          <w:sz w:val="24"/>
+          <w:szCs w:val="24"/>
+          <w:lang w:val="en-US" w:eastAsia="zh-CN"/>
+        </w:rPr>
+        <w:t>·注释关键变量变化与函数交互（&gt; [!Note]）</w:t>
+      </w:r>
+    </w:p>
+    <w:p>
+      <w:pPr>
+        <w:ind w:firstLine="420" w:firstLineChars="0"/>
+        <w:rPr>
+          <w:rFonts w:hint="default" w:ascii="宋体" w:hAnsi="宋体" w:eastAsia="宋体" w:cs="宋体"/>
+          <w:sz w:val="24"/>
+          <w:szCs w:val="24"/>
+          <w:lang w:val="en-US" w:eastAsia="zh-CN"/>
+        </w:rPr>
+      </w:pPr>
+      <w:r>
+        <w:rPr>
+          <w:rFonts w:hint="eastAsia" w:ascii="宋体" w:hAnsi="宋体" w:eastAsia="宋体" w:cs="宋体"/>
+          <w:sz w:val="24"/>
+          <w:szCs w:val="24"/>
+          <w:lang w:val="en-US" w:eastAsia="zh-CN"/>
+        </w:rPr>
+        <w:t>·函数结构与工作流程</w:t>
+      </w:r>
       <w:bookmarkStart w:id="0" w:name="_GoBack"/>
       <w:bookmarkEnd w:id="0"/>
-      <w:r>
+    </w:p>
+    <w:p>
+      <w:pPr>
+        <w:ind w:firstLine="420" w:firstLineChars="0"/>
+        <w:rPr>
+          <w:rFonts w:hint="default" w:ascii="宋体" w:hAnsi="宋体" w:eastAsia="宋体" w:cs="宋体"/>
+          <w:sz w:val="24"/>
+          <w:szCs w:val="24"/>
+          <w:lang w:val="en-US" w:eastAsia="zh-CN"/>
+        </w:rPr>
+      </w:pPr>
+      <w:r>
+        <w:rPr>
+          <w:rFonts w:hint="eastAsia" w:ascii="宋体" w:hAnsi="宋体" w:eastAsia="宋体" w:cs="宋体"/>
+          <w:sz w:val="24"/>
+          <w:szCs w:val="24"/>
+          <w:lang w:val="en-US" w:eastAsia="zh-CN"/>
+        </w:rPr>
+        <w:t>·更正流程图（Note）</w:t>
+      </w:r>
+      <w:r>
+        <w:rPr>
+          <w:rFonts w:hint="default" w:ascii="宋体" w:hAnsi="宋体" w:eastAsia="宋体" w:cs="宋体"/>
+          <w:sz w:val="24"/>
+          <w:szCs w:val="24"/>
+          <w:lang w:val="en-US" w:eastAsia="zh-CN"/>
+        </w:rPr>
+        <w:br w:type="page"/>
+      </w:r>
+    </w:p>
+    <w:p>
+      <w:pPr>
         <w:rPr>
           <w:rFonts w:hint="default" w:ascii="宋体" w:hAnsi="宋体" w:eastAsia="宋体" w:cs="宋体"/>
           <w:b/>
@@ -28820,384 +33769,225 @@
           <w:szCs w:val="24"/>
           <w:lang w:val="en-US" w:eastAsia="zh-CN"/>
         </w:rPr>
-        <w:t>未归纳</w:t>
-      </w:r>
-    </w:p>
-    <w:p>
-      <w:pPr>
-        <w:rPr>
-          <w:rFonts w:hint="default" w:ascii="宋体" w:hAnsi="宋体" w:eastAsia="宋体" w:cs="宋体"/>
-          <w:sz w:val="24"/>
-          <w:szCs w:val="24"/>
-          <w:lang w:val="en-US" w:eastAsia="zh-CN"/>
-        </w:rPr>
-      </w:pPr>
-    </w:p>
-    <w:p>
-      <w:pPr>
-        <w:rPr>
-          <w:rFonts w:hint="eastAsia" w:ascii="宋体" w:hAnsi="宋体" w:eastAsia="宋体" w:cs="宋体"/>
-          <w:sz w:val="24"/>
-          <w:szCs w:val="24"/>
-          <w:lang w:val="en-US" w:eastAsia="zh-CN"/>
-        </w:rPr>
-      </w:pPr>
-      <w:r>
-        <w:rPr>
-          <w:rFonts w:hint="default" w:ascii="宋体" w:hAnsi="宋体" w:eastAsia="宋体" w:cs="宋体"/>
-          <w:sz w:val="24"/>
-          <w:szCs w:val="24"/>
-          <w:lang w:val="en-US" w:eastAsia="zh-CN"/>
-        </w:rPr>
-        <w:t>CLI上下文解释未使用功能模块代码</w:t>
-      </w:r>
-      <w:r>
-        <w:rPr>
-          <w:rFonts w:hint="eastAsia" w:ascii="宋体" w:hAnsi="宋体" w:eastAsia="宋体" w:cs="宋体"/>
-          <w:sz w:val="24"/>
-          <w:szCs w:val="24"/>
-          <w:lang w:val="en-US" w:eastAsia="zh-CN"/>
-        </w:rPr>
-        <w:t>？</w:t>
-      </w:r>
-    </w:p>
-    <w:p>
-      <w:pPr>
-        <w:ind w:firstLine="420" w:firstLineChars="0"/>
-        <w:rPr>
-          <w:rFonts w:hint="default" w:ascii="宋体" w:hAnsi="宋体" w:eastAsia="宋体" w:cs="宋体"/>
-          <w:sz w:val="24"/>
-          <w:szCs w:val="24"/>
-          <w:lang w:val="en-US" w:eastAsia="zh-CN"/>
-        </w:rPr>
-      </w:pPr>
-      <w:r>
-        <w:rPr>
-          <w:rFonts w:hint="eastAsia" w:ascii="宋体" w:hAnsi="宋体" w:eastAsia="宋体" w:cs="宋体"/>
-          <w:sz w:val="24"/>
-          <w:szCs w:val="24"/>
-          <w:lang w:val="en-US" w:eastAsia="zh-CN"/>
-        </w:rPr>
-        <w:t>上下文：会话（当前文档/片段-复选/定死），编辑器内悬浮（重写）</w:t>
-      </w:r>
-    </w:p>
-    <w:p>
-      <w:pPr>
-        <w:ind w:firstLine="420" w:firstLineChars="0"/>
-        <w:rPr>
-          <w:rFonts w:hint="eastAsia" w:ascii="宋体" w:hAnsi="宋体" w:eastAsia="宋体" w:cs="宋体"/>
-          <w:sz w:val="24"/>
-          <w:szCs w:val="24"/>
-          <w:lang w:val="en-US" w:eastAsia="zh-CN"/>
-        </w:rPr>
-      </w:pPr>
-      <w:r>
-        <w:rPr>
-          <w:rFonts w:hint="eastAsia" w:ascii="宋体" w:hAnsi="宋体" w:eastAsia="宋体" w:cs="宋体"/>
-          <w:sz w:val="24"/>
-          <w:szCs w:val="24"/>
-          <w:lang w:val="en-US" w:eastAsia="zh-CN"/>
-        </w:rPr>
-        <w:t>分析方向：</w:t>
-      </w:r>
-      <w:r>
-        <w:rPr>
-          <w:rFonts w:hint="default" w:ascii="宋体" w:hAnsi="宋体" w:eastAsia="宋体" w:cs="宋体"/>
-          <w:sz w:val="24"/>
-          <w:szCs w:val="24"/>
-          <w:lang w:val="en-US" w:eastAsia="zh-CN"/>
-        </w:rPr>
-        <w:t>数据结构/工作流程/重构</w:t>
-      </w:r>
-      <w:r>
-        <w:rPr>
-          <w:rFonts w:hint="eastAsia" w:ascii="宋体" w:hAnsi="宋体" w:eastAsia="宋体" w:cs="宋体"/>
-          <w:sz w:val="24"/>
-          <w:szCs w:val="24"/>
-          <w:lang w:val="en-US" w:eastAsia="zh-CN"/>
-        </w:rPr>
-        <w:t>逻辑/辅助解析</w:t>
-      </w:r>
-    </w:p>
-    <w:p>
-      <w:pPr>
-        <w:ind w:firstLine="420" w:firstLineChars="0"/>
-        <w:rPr>
-          <w:rFonts w:hint="default" w:ascii="宋体" w:hAnsi="宋体" w:eastAsia="宋体" w:cs="宋体"/>
-          <w:sz w:val="24"/>
-          <w:szCs w:val="24"/>
-          <w:lang w:val="en-US" w:eastAsia="zh-CN"/>
-        </w:rPr>
-      </w:pPr>
-      <w:r>
-        <w:rPr>
-          <w:rFonts w:hint="eastAsia" w:ascii="宋体" w:hAnsi="宋体" w:eastAsia="宋体" w:cs="宋体"/>
-          <w:sz w:val="24"/>
-          <w:szCs w:val="24"/>
-          <w:lang w:val="en-US" w:eastAsia="zh-CN"/>
-        </w:rPr>
-        <w:t>弹出：</w:t>
-      </w:r>
-      <w:r>
-        <w:rPr>
-          <w:rFonts w:hint="default" w:ascii="宋体" w:hAnsi="宋体" w:eastAsia="宋体" w:cs="宋体"/>
-          <w:sz w:val="24"/>
-          <w:szCs w:val="24"/>
-          <w:lang w:val="en-US" w:eastAsia="zh-CN"/>
-        </w:rPr>
-        <w:t>启动mcp/指令与提示/思考过程/fork还原点</w:t>
-      </w:r>
-    </w:p>
-    <w:p>
-      <w:pPr>
-        <w:ind w:firstLine="420" w:firstLineChars="0"/>
-        <w:rPr>
-          <w:rFonts w:hint="default" w:ascii="宋体" w:hAnsi="宋体" w:eastAsia="宋体" w:cs="宋体"/>
-          <w:sz w:val="24"/>
-          <w:szCs w:val="24"/>
-          <w:lang w:val="en-US" w:eastAsia="zh-CN"/>
-        </w:rPr>
-      </w:pPr>
-      <w:r>
-        <w:rPr>
-          <w:rFonts w:hint="default" w:ascii="宋体" w:hAnsi="宋体" w:eastAsia="宋体" w:cs="宋体"/>
-          <w:sz w:val="24"/>
-          <w:szCs w:val="24"/>
-          <w:lang w:val="en-US" w:eastAsia="zh-CN"/>
-        </w:rPr>
-        <w:t>操作：图示生成！</w:t>
-      </w:r>
-    </w:p>
-    <w:p>
-      <w:pPr>
-        <w:ind w:firstLine="420" w:firstLineChars="0"/>
-        <w:rPr>
-          <w:rFonts w:hint="default" w:ascii="宋体" w:hAnsi="宋体" w:eastAsia="宋体" w:cs="宋体"/>
-          <w:sz w:val="24"/>
-          <w:szCs w:val="24"/>
-          <w:lang w:val="en-US" w:eastAsia="zh-CN"/>
-        </w:rPr>
-      </w:pPr>
-      <w:r>
-        <w:rPr>
-          <w:rFonts w:hint="default" w:ascii="宋体" w:hAnsi="宋体" w:eastAsia="宋体" w:cs="宋体"/>
-          <w:sz w:val="24"/>
-          <w:szCs w:val="24"/>
-          <w:lang w:val="en-US" w:eastAsia="zh-CN"/>
-        </w:rPr>
-        <w:t>操作：将以上回复与思考过程写入readme，生成markdown格式存入目录</w:t>
-      </w:r>
-      <w:r>
-        <w:rPr>
-          <w:rFonts w:hint="eastAsia" w:ascii="宋体" w:hAnsi="宋体" w:eastAsia="宋体" w:cs="宋体"/>
-          <w:sz w:val="24"/>
-          <w:szCs w:val="24"/>
-          <w:lang w:val="en-US" w:eastAsia="zh-CN"/>
-        </w:rPr>
-        <w:t>！</w:t>
-      </w:r>
-    </w:p>
-    <w:p>
-      <w:pPr>
-        <w:ind w:left="420" w:leftChars="0" w:firstLine="420" w:firstLineChars="0"/>
-        <w:rPr>
-          <w:rFonts w:hint="eastAsia" w:ascii="宋体" w:hAnsi="宋体" w:eastAsia="宋体" w:cs="宋体"/>
-          <w:sz w:val="24"/>
-          <w:szCs w:val="24"/>
-          <w:lang w:val="en-US" w:eastAsia="zh-CN"/>
-        </w:rPr>
-      </w:pPr>
-      <w:r>
-        <w:rPr>
-          <w:rFonts w:hint="eastAsia" w:ascii="宋体" w:hAnsi="宋体" w:eastAsia="宋体" w:cs="宋体"/>
-          <w:sz w:val="24"/>
-          <w:szCs w:val="24"/>
-          <w:lang w:val="en-US" w:eastAsia="zh-CN"/>
-        </w:rPr>
-        <w:t>PS.实现自我优化与目录文件更改</w:t>
-      </w:r>
-    </w:p>
-    <w:p>
-      <w:pPr>
-        <w:ind w:firstLine="420" w:firstLineChars="0"/>
-        <w:rPr>
-          <w:rFonts w:hint="eastAsia" w:ascii="宋体" w:hAnsi="宋体" w:eastAsia="宋体" w:cs="宋体"/>
-          <w:sz w:val="24"/>
-          <w:szCs w:val="24"/>
-          <w:lang w:val="en-US" w:eastAsia="zh-CN"/>
-        </w:rPr>
-      </w:pPr>
-      <w:r>
-        <w:rPr>
-          <w:rFonts w:hint="eastAsia" w:ascii="宋体" w:hAnsi="宋体" w:eastAsia="宋体" w:cs="宋体"/>
-          <w:sz w:val="24"/>
-          <w:szCs w:val="24"/>
-          <w:lang w:val="en-US" w:eastAsia="zh-CN"/>
-        </w:rPr>
-        <w:t>弹出：需求拆分/确定内容/目录同名/写入更改/重构内容/确认操作</w:t>
-      </w:r>
-    </w:p>
-    <w:p>
-      <w:pPr>
-        <w:ind w:left="420" w:leftChars="0" w:firstLine="420" w:firstLineChars="0"/>
-        <w:rPr>
-          <w:rFonts w:hint="default" w:ascii="宋体" w:hAnsi="宋体" w:eastAsia="宋体" w:cs="宋体"/>
-          <w:sz w:val="24"/>
-          <w:szCs w:val="24"/>
-          <w:lang w:val="en-US" w:eastAsia="zh-CN"/>
-        </w:rPr>
-      </w:pPr>
-      <w:r>
-        <w:rPr>
-          <w:rFonts w:hint="eastAsia" w:ascii="宋体" w:hAnsi="宋体" w:eastAsia="宋体" w:cs="宋体"/>
-          <w:sz w:val="24"/>
-          <w:szCs w:val="24"/>
-          <w:lang w:val="en-US" w:eastAsia="zh-CN"/>
-        </w:rPr>
-        <w:t>PS.生成markdown文件格式修正，参考预览效果与实现技巧</w:t>
-      </w:r>
-    </w:p>
-    <w:p>
-      <w:pPr>
-        <w:ind w:firstLine="420" w:firstLineChars="0"/>
-        <w:rPr>
-          <w:rFonts w:hint="eastAsia" w:ascii="宋体" w:hAnsi="宋体" w:eastAsia="宋体" w:cs="宋体"/>
-          <w:sz w:val="24"/>
-          <w:szCs w:val="24"/>
-          <w:lang w:val="en-US" w:eastAsia="zh-CN"/>
-        </w:rPr>
-      </w:pPr>
-      <w:r>
-        <w:rPr>
-          <w:rFonts w:hint="eastAsia" w:ascii="宋体" w:hAnsi="宋体" w:eastAsia="宋体" w:cs="宋体"/>
-          <w:sz w:val="24"/>
-          <w:szCs w:val="24"/>
-          <w:lang w:val="en-US" w:eastAsia="zh-CN"/>
-        </w:rPr>
-        <w:t>操作：将本会话所有内容原封不动作为可折叠附录添加到本文件末尾！</w:t>
-      </w:r>
-    </w:p>
-    <w:p>
-      <w:pPr>
-        <w:ind w:left="420" w:leftChars="0" w:firstLine="420" w:firstLineChars="0"/>
-        <w:rPr>
-          <w:rFonts w:hint="default" w:ascii="宋体" w:hAnsi="宋体" w:eastAsia="宋体" w:cs="宋体"/>
-          <w:sz w:val="24"/>
-          <w:szCs w:val="24"/>
-          <w:lang w:val="en-US" w:eastAsia="zh-CN"/>
-        </w:rPr>
-      </w:pPr>
-      <w:r>
-        <w:rPr>
-          <w:rFonts w:hint="eastAsia" w:ascii="宋体" w:hAnsi="宋体" w:eastAsia="宋体" w:cs="宋体"/>
-          <w:sz w:val="24"/>
-          <w:szCs w:val="24"/>
-          <w:lang w:val="en-US" w:eastAsia="zh-CN"/>
-        </w:rPr>
-        <w:t>PS.会话内容：提问，思考，执行，回复</w:t>
-      </w:r>
-    </w:p>
-    <w:p>
-      <w:pPr>
-        <w:ind w:firstLine="420" w:firstLineChars="0"/>
-        <w:rPr>
-          <w:rFonts w:hint="eastAsia" w:ascii="宋体" w:hAnsi="宋体" w:eastAsia="宋体" w:cs="宋体"/>
-          <w:sz w:val="24"/>
-          <w:szCs w:val="24"/>
-          <w:lang w:val="en-US" w:eastAsia="zh-CN"/>
-        </w:rPr>
-      </w:pPr>
-      <w:r>
-        <w:rPr>
-          <w:rFonts w:hint="eastAsia" w:ascii="宋体" w:hAnsi="宋体" w:eastAsia="宋体" w:cs="宋体"/>
-          <w:sz w:val="24"/>
-          <w:szCs w:val="24"/>
-          <w:lang w:val="en-US" w:eastAsia="zh-CN"/>
-        </w:rPr>
-        <w:t>会话操作：派生，还原，重问，插嘴，意见，保留，下文，存档</w:t>
-      </w:r>
-    </w:p>
-    <w:p>
-      <w:pPr>
-        <w:ind w:firstLine="420" w:firstLineChars="0"/>
-        <w:rPr>
-          <w:rFonts w:hint="eastAsia" w:ascii="宋体" w:hAnsi="宋体" w:eastAsia="宋体" w:cs="宋体"/>
-          <w:sz w:val="24"/>
-          <w:szCs w:val="24"/>
-          <w:lang w:val="en-US" w:eastAsia="zh-CN"/>
-        </w:rPr>
-      </w:pPr>
-      <w:r>
-        <w:rPr>
-          <w:rFonts w:hint="eastAsia" w:ascii="宋体" w:hAnsi="宋体" w:eastAsia="宋体" w:cs="宋体"/>
-          <w:sz w:val="24"/>
-          <w:szCs w:val="24"/>
-          <w:lang w:val="en-US" w:eastAsia="zh-CN"/>
-        </w:rPr>
-        <w:t>会话优化：将会话中思考过程翻译成中文（md），会话内容更新到附录！</w:t>
-      </w:r>
-    </w:p>
-    <w:p>
-      <w:pPr>
-        <w:ind w:firstLine="420" w:firstLineChars="0"/>
-        <w:rPr>
-          <w:rFonts w:hint="eastAsia" w:ascii="宋体" w:hAnsi="宋体" w:eastAsia="宋体" w:cs="宋体"/>
-          <w:sz w:val="24"/>
-          <w:szCs w:val="24"/>
-          <w:lang w:val="en-US" w:eastAsia="zh-CN"/>
-        </w:rPr>
-      </w:pPr>
-      <w:r>
-        <w:rPr>
-          <w:rFonts w:hint="eastAsia" w:ascii="宋体" w:hAnsi="宋体" w:eastAsia="宋体" w:cs="宋体"/>
+      </w:pPr>
+      <w:r>
+        <w:rPr>
+          <w:rFonts w:hint="default" w:ascii="宋体" w:hAnsi="宋体" w:eastAsia="宋体" w:cs="宋体"/>
           <w:b/>
           <w:bCs/>
           <w:sz w:val="24"/>
           <w:szCs w:val="24"/>
           <w:lang w:val="en-US" w:eastAsia="zh-CN"/>
         </w:rPr>
-        <w:t>按钮</w:t>
-      </w:r>
-      <w:r>
-        <w:rPr>
-          <w:rFonts w:hint="eastAsia" w:ascii="宋体" w:hAnsi="宋体" w:eastAsia="宋体" w:cs="宋体"/>
-          <w:sz w:val="24"/>
-          <w:szCs w:val="24"/>
-          <w:lang w:val="en-US" w:eastAsia="zh-CN"/>
-        </w:rPr>
-        <w:t>派生指令：/explain（会话） /fix（内联）</w:t>
-      </w:r>
-    </w:p>
-    <w:p>
-      <w:pPr>
-        <w:ind w:firstLine="420" w:firstLineChars="0"/>
-        <w:rPr>
-          <w:rFonts w:hint="eastAsia" w:ascii="宋体" w:hAnsi="宋体" w:eastAsia="宋体" w:cs="宋体"/>
-          <w:sz w:val="24"/>
-          <w:szCs w:val="24"/>
-          <w:lang w:val="en-US" w:eastAsia="zh-CN"/>
-        </w:rPr>
-      </w:pPr>
-      <w:r>
-        <w:rPr>
-          <w:rFonts w:hint="eastAsia" w:ascii="宋体" w:hAnsi="宋体" w:eastAsia="宋体" w:cs="宋体"/>
-          <w:sz w:val="24"/>
-          <w:szCs w:val="24"/>
-          <w:lang w:val="en-US" w:eastAsia="zh-CN"/>
-        </w:rPr>
-        <w:t>问题：mermaid流程图生成错误（无法认知渲染）与附录自我指涉失真</w:t>
-      </w:r>
-    </w:p>
-    <w:p>
-      <w:pPr>
-        <w:ind w:firstLine="420" w:firstLineChars="0"/>
-        <w:rPr>
-          <w:rFonts w:hint="default" w:ascii="宋体" w:hAnsi="宋体" w:eastAsia="宋体" w:cs="宋体"/>
-          <w:sz w:val="24"/>
-          <w:szCs w:val="24"/>
-          <w:lang w:val="en-US" w:eastAsia="zh-CN"/>
-        </w:rPr>
-      </w:pPr>
+        <w:t>202606未归纳</w:t>
+      </w:r>
+    </w:p>
+    <w:p>
+      <w:pPr>
+        <w:rPr>
+          <w:rFonts w:hint="default" w:ascii="宋体" w:hAnsi="宋体" w:eastAsia="宋体" w:cs="宋体"/>
+          <w:sz w:val="24"/>
+          <w:szCs w:val="24"/>
+          <w:lang w:val="en-US" w:eastAsia="zh-CN"/>
+        </w:rPr>
+      </w:pPr>
+    </w:p>
+    <w:p>
+      <w:pPr>
+        <w:rPr>
+          <w:rFonts w:hint="eastAsia" w:ascii="宋体" w:hAnsi="宋体" w:eastAsia="宋体" w:cs="宋体"/>
+          <w:sz w:val="24"/>
+          <w:szCs w:val="24"/>
+          <w:lang w:val="en-US" w:eastAsia="zh-CN"/>
+        </w:rPr>
+      </w:pPr>
+      <w:r>
+        <w:rPr>
+          <w:rFonts w:hint="eastAsia" w:ascii="宋体" w:hAnsi="宋体" w:eastAsia="宋体" w:cs="宋体"/>
+          <w:sz w:val="24"/>
+          <w:szCs w:val="24"/>
+          <w:lang w:val="en-US" w:eastAsia="zh-CN"/>
+        </w:rPr>
+        <w:t>显示板原理图（PDF）？</w:t>
+      </w:r>
+    </w:p>
+    <w:p>
+      <w:pPr>
+        <w:ind w:firstLine="420" w:firstLineChars="0"/>
+        <w:rPr>
+          <w:rFonts w:hint="eastAsia" w:ascii="宋体" w:hAnsi="宋体" w:eastAsia="宋体" w:cs="宋体"/>
+          <w:sz w:val="24"/>
+          <w:szCs w:val="24"/>
+          <w:lang w:val="en-US" w:eastAsia="zh-CN"/>
+        </w:rPr>
+      </w:pPr>
+      <w:r>
+        <w:rPr>
+          <w:rFonts w:hint="eastAsia" w:ascii="宋体" w:hAnsi="宋体" w:eastAsia="宋体" w:cs="宋体"/>
+          <w:sz w:val="24"/>
+          <w:szCs w:val="24"/>
+          <w:lang w:val="en-US" w:eastAsia="zh-CN"/>
+        </w:rPr>
+        <w:t>换芯片更改库名SC92F8411B？</w:t>
+      </w:r>
+    </w:p>
+    <w:p>
+      <w:pPr>
+        <w:ind w:firstLine="420" w:firstLineChars="0"/>
+        <w:rPr>
+          <w:rFonts w:hint="eastAsia" w:ascii="宋体" w:hAnsi="宋体" w:eastAsia="宋体" w:cs="宋体"/>
+          <w:sz w:val="24"/>
+          <w:szCs w:val="24"/>
+          <w:lang w:val="en-US" w:eastAsia="zh-CN"/>
+        </w:rPr>
+      </w:pPr>
+      <w:r>
+        <w:rPr>
+          <w:rFonts w:hint="default" w:ascii="宋体" w:hAnsi="宋体" w:eastAsia="宋体" w:cs="宋体"/>
+          <w:sz w:val="24"/>
+          <w:szCs w:val="24"/>
+          <w:lang w:val="en-US" w:eastAsia="zh-CN"/>
+        </w:rPr>
+        <w:t>C8620</w:t>
+      </w:r>
+      <w:r>
+        <w:rPr>
+          <w:rFonts w:hint="eastAsia" w:ascii="宋体" w:hAnsi="宋体" w:eastAsia="宋体" w:cs="宋体"/>
+          <w:sz w:val="24"/>
+          <w:szCs w:val="24"/>
+          <w:lang w:val="en-US" w:eastAsia="zh-CN"/>
+        </w:rPr>
+        <w:t>规格书（PDF）？</w:t>
+      </w:r>
+    </w:p>
+    <w:p>
+      <w:pPr>
+        <w:ind w:firstLine="420" w:firstLineChars="0"/>
+        <w:rPr>
+          <w:rFonts w:hint="eastAsia" w:ascii="宋体" w:hAnsi="宋体" w:eastAsia="宋体" w:cs="宋体"/>
+          <w:sz w:val="24"/>
+          <w:szCs w:val="24"/>
+          <w:lang w:val="en-US" w:eastAsia="zh-CN"/>
+        </w:rPr>
+      </w:pPr>
+      <w:r>
+        <w:rPr>
+          <w:rFonts w:hint="default" w:ascii="宋体" w:hAnsi="宋体" w:eastAsia="宋体" w:cs="宋体"/>
+          <w:sz w:val="24"/>
+          <w:szCs w:val="24"/>
+          <w:lang w:val="en-US" w:eastAsia="zh-CN"/>
+        </w:rPr>
+        <w:t>驱动详解</w:t>
+      </w:r>
+      <w:r>
+        <w:rPr>
+          <w:rFonts w:hint="eastAsia" w:ascii="宋体" w:hAnsi="宋体" w:eastAsia="宋体" w:cs="宋体"/>
+          <w:sz w:val="24"/>
+          <w:szCs w:val="24"/>
+          <w:lang w:val="en-US" w:eastAsia="zh-CN"/>
+        </w:rPr>
+        <w:t>？HTML开发工具？源码参考？</w:t>
+      </w:r>
+    </w:p>
+    <w:p>
+      <w:pPr>
+        <w:ind w:firstLine="420" w:firstLineChars="0"/>
+        <w:rPr>
+          <w:rFonts w:ascii="宋体" w:hAnsi="宋体" w:eastAsia="宋体" w:cs="宋体"/>
+          <w:sz w:val="24"/>
+          <w:szCs w:val="24"/>
+        </w:rPr>
+      </w:pPr>
+      <w:r>
+        <w:rPr>
+          <w:rFonts w:ascii="宋体" w:hAnsi="宋体" w:eastAsia="宋体" w:cs="宋体"/>
+          <w:sz w:val="24"/>
+          <w:szCs w:val="24"/>
+        </w:rPr>
+        <w:fldChar w:fldCharType="begin"/>
+      </w:r>
+      <w:r>
+        <w:rPr>
+          <w:rFonts w:ascii="宋体" w:hAnsi="宋体" w:eastAsia="宋体" w:cs="宋体"/>
+          <w:sz w:val="24"/>
+          <w:szCs w:val="24"/>
+        </w:rPr>
+        <w:instrText xml:space="preserve"> HYPERLINK "https://blog.csdn.net/huyixiangbaba/article/details/143070779" </w:instrText>
+      </w:r>
+      <w:r>
+        <w:rPr>
+          <w:rFonts w:ascii="宋体" w:hAnsi="宋体" w:eastAsia="宋体" w:cs="宋体"/>
+          <w:sz w:val="24"/>
+          <w:szCs w:val="24"/>
+        </w:rPr>
+        <w:fldChar w:fldCharType="separate"/>
+      </w:r>
+      <w:r>
+        <w:rPr>
+          <w:rStyle w:val="7"/>
+          <w:rFonts w:ascii="宋体" w:hAnsi="宋体" w:eastAsia="宋体" w:cs="宋体"/>
+          <w:sz w:val="24"/>
+          <w:szCs w:val="24"/>
+        </w:rPr>
+        <w:t>C8624QP(LED点阵驱动芯片）应用介绍及软件驱动详解-CSDN博客</w:t>
+      </w:r>
+      <w:r>
+        <w:rPr>
+          <w:rFonts w:ascii="宋体" w:hAnsi="宋体" w:eastAsia="宋体" w:cs="宋体"/>
+          <w:sz w:val="24"/>
+          <w:szCs w:val="24"/>
+        </w:rPr>
+        <w:fldChar w:fldCharType="end"/>
+      </w:r>
+    </w:p>
+    <w:p>
+      <w:pPr>
+        <w:ind w:firstLine="420" w:firstLineChars="0"/>
+        <w:rPr>
+          <w:rFonts w:ascii="宋体" w:hAnsi="宋体" w:eastAsia="宋体" w:cs="宋体"/>
+          <w:sz w:val="24"/>
+          <w:szCs w:val="24"/>
+        </w:rPr>
+      </w:pPr>
+    </w:p>
+    <w:p>
+      <w:pPr>
+        <w:rPr>
+          <w:rFonts w:hint="eastAsia" w:ascii="宋体" w:hAnsi="宋体" w:eastAsia="宋体" w:cs="宋体"/>
+          <w:sz w:val="24"/>
+          <w:szCs w:val="24"/>
+          <w:lang w:val="en-US" w:eastAsia="zh-CN"/>
+        </w:rPr>
+      </w:pPr>
+      <w:r>
+        <w:rPr>
+          <w:rFonts w:hint="eastAsia" w:ascii="宋体" w:hAnsi="宋体" w:eastAsia="宋体" w:cs="宋体"/>
+          <w:sz w:val="24"/>
+          <w:szCs w:val="24"/>
+          <w:lang w:val="en-US" w:eastAsia="zh-CN"/>
+        </w:rPr>
+        <w:t>按键订阅？状态机融合？模块化接口？</w:t>
+      </w:r>
+    </w:p>
+    <w:p>
+      <w:pPr>
+        <w:ind w:firstLine="420" w:firstLineChars="0"/>
+        <w:rPr>
+          <w:rFonts w:hint="eastAsia" w:ascii="宋体" w:hAnsi="宋体" w:eastAsia="宋体" w:cs="宋体"/>
+          <w:sz w:val="24"/>
+          <w:szCs w:val="24"/>
+          <w:lang w:val="en-US" w:eastAsia="zh-CN"/>
+        </w:rPr>
+      </w:pPr>
+      <w:r>
+        <w:rPr>
+          <w:rFonts w:hint="eastAsia" w:ascii="宋体" w:hAnsi="宋体" w:eastAsia="宋体" w:cs="宋体"/>
+          <w:sz w:val="24"/>
+          <w:szCs w:val="24"/>
+          <w:lang w:val="en-US" w:eastAsia="zh-CN"/>
+        </w:rPr>
+        <w:t>显示板按键</w:t>
+      </w:r>
       <w:r>
         <w:rPr>
           <w:rFonts w:hint="eastAsia" w:ascii="宋体" w:hAnsi="宋体" w:eastAsia="宋体" w:cs="宋体"/>
@@ -29207,38 +33997,337 @@
           <w:szCs w:val="24"/>
           <w:lang w:val="en-US" w:eastAsia="zh-CN"/>
         </w:rPr>
-        <w:t>灯泡</w:t>
-      </w:r>
-      <w:r>
-        <w:rPr>
-          <w:rFonts w:hint="eastAsia" w:ascii="宋体" w:hAnsi="宋体" w:eastAsia="宋体" w:cs="宋体"/>
-          <w:sz w:val="24"/>
-          <w:szCs w:val="24"/>
-          <w:lang w:val="en-US" w:eastAsia="zh-CN"/>
-        </w:rPr>
-        <w:t>：显示代码操作</w:t>
-      </w:r>
-      <w:r>
-        <w:rPr>
-          <w:rFonts w:hint="eastAsia" w:ascii="宋体" w:hAnsi="宋体" w:eastAsia="宋体" w:cs="宋体"/>
-          <w:i/>
-          <w:iCs/>
-          <w:sz w:val="24"/>
-          <w:szCs w:val="24"/>
-          <w:lang w:val="en-US" w:eastAsia="zh-CN"/>
-        </w:rPr>
-        <w:t>Ctrl+.</w:t>
-      </w:r>
-      <w:r>
-        <w:rPr>
-          <w:rFonts w:hint="eastAsia" w:ascii="宋体" w:hAnsi="宋体" w:eastAsia="宋体" w:cs="宋体"/>
-          <w:sz w:val="24"/>
-          <w:szCs w:val="24"/>
-          <w:lang w:val="en-US" w:eastAsia="zh-CN"/>
-        </w:rPr>
-        <w:t>，</w:t>
-      </w:r>
-      <w:r>
+        <w:t>重构</w:t>
+      </w:r>
+      <w:r>
+        <w:rPr>
+          <w:rFonts w:hint="eastAsia" w:ascii="宋体" w:hAnsi="宋体" w:eastAsia="宋体" w:cs="宋体"/>
+          <w:sz w:val="24"/>
+          <w:szCs w:val="24"/>
+          <w:lang w:val="en-US" w:eastAsia="zh-CN"/>
+        </w:rPr>
+        <w:t>设计优化路线</w:t>
+      </w:r>
+    </w:p>
+    <w:p>
+      <w:pPr>
+        <w:ind w:firstLine="420" w:firstLineChars="0"/>
+        <w:rPr>
+          <w:rFonts w:hint="default" w:ascii="宋体" w:hAnsi="宋体" w:eastAsia="宋体" w:cs="宋体"/>
+          <w:sz w:val="24"/>
+          <w:szCs w:val="24"/>
+          <w:lang w:val="en-US" w:eastAsia="zh-CN"/>
+        </w:rPr>
+      </w:pPr>
+      <w:r>
+        <w:rPr>
+          <w:rFonts w:hint="eastAsia" w:ascii="宋体" w:hAnsi="宋体" w:eastAsia="宋体" w:cs="宋体"/>
+          <w:sz w:val="24"/>
+          <w:szCs w:val="24"/>
+          <w:lang w:val="en-US" w:eastAsia="zh-CN"/>
+        </w:rPr>
+        <w:t>触摸与开关信号构建按键逻辑</w:t>
+      </w:r>
+    </w:p>
+    <w:p>
+      <w:pPr>
+        <w:rPr>
+          <w:rFonts w:hint="default" w:ascii="宋体" w:hAnsi="宋体" w:eastAsia="宋体" w:cs="宋体"/>
+          <w:sz w:val="24"/>
+          <w:szCs w:val="24"/>
+          <w:lang w:val="en-US" w:eastAsia="zh-CN"/>
+        </w:rPr>
+      </w:pPr>
+    </w:p>
+    <w:p>
+      <w:pPr>
+        <w:rPr>
+          <w:rFonts w:hint="eastAsia" w:ascii="宋体" w:hAnsi="宋体" w:eastAsia="宋体" w:cs="宋体"/>
+          <w:sz w:val="24"/>
+          <w:szCs w:val="24"/>
+          <w:lang w:val="en-US" w:eastAsia="zh-CN"/>
+        </w:rPr>
+      </w:pPr>
+      <w:r>
+        <w:rPr>
+          <w:rFonts w:hint="eastAsia" w:ascii="宋体" w:hAnsi="宋体" w:eastAsia="宋体" w:cs="宋体"/>
+          <w:sz w:val="24"/>
+          <w:szCs w:val="24"/>
+          <w:lang w:val="en-US" w:eastAsia="zh-CN"/>
+        </w:rPr>
+        <w:t>GitKraken Desktop教程？（指涉-git）</w:t>
+      </w:r>
+    </w:p>
+    <w:p>
+      <w:pPr>
+        <w:ind w:firstLine="420" w:firstLineChars="0"/>
+        <w:rPr>
+          <w:rFonts w:hint="default" w:ascii="宋体" w:hAnsi="宋体" w:eastAsia="宋体" w:cs="宋体"/>
+          <w:sz w:val="24"/>
+          <w:szCs w:val="24"/>
+          <w:lang w:val="en-US" w:eastAsia="zh-CN"/>
+        </w:rPr>
+      </w:pPr>
+      <w:r>
+        <w:rPr>
+          <w:rFonts w:hint="eastAsia" w:ascii="宋体" w:hAnsi="宋体" w:eastAsia="宋体" w:cs="宋体"/>
+          <w:sz w:val="24"/>
+          <w:szCs w:val="24"/>
+          <w:lang w:val="en-US" w:eastAsia="zh-CN"/>
+        </w:rPr>
+        <w:t>教学（分支/提交/合并）-界面元素</w:t>
+      </w:r>
+    </w:p>
+    <w:p>
+      <w:pPr>
+        <w:ind w:firstLine="420" w:firstLineChars="0"/>
+        <w:rPr>
+          <w:rFonts w:hint="default" w:ascii="宋体" w:hAnsi="宋体" w:eastAsia="宋体" w:cs="宋体"/>
+          <w:sz w:val="24"/>
+          <w:szCs w:val="24"/>
+          <w:lang w:val="en-US" w:eastAsia="zh-CN"/>
+        </w:rPr>
+      </w:pPr>
+      <w:r>
+        <w:rPr>
+          <w:rFonts w:ascii="宋体" w:hAnsi="宋体" w:eastAsia="宋体" w:cs="宋体"/>
+          <w:sz w:val="24"/>
+          <w:szCs w:val="24"/>
+        </w:rPr>
+        <w:fldChar w:fldCharType="begin"/>
+      </w:r>
+      <w:r>
+        <w:rPr>
+          <w:rFonts w:ascii="宋体" w:hAnsi="宋体" w:eastAsia="宋体" w:cs="宋体"/>
+          <w:sz w:val="24"/>
+          <w:szCs w:val="24"/>
+        </w:rPr>
+        <w:instrText xml:space="preserve"> HYPERLINK "https://help.gitkraken.com/gitkraken-desktop/interface/" </w:instrText>
+      </w:r>
+      <w:r>
+        <w:rPr>
+          <w:rFonts w:ascii="宋体" w:hAnsi="宋体" w:eastAsia="宋体" w:cs="宋体"/>
+          <w:sz w:val="24"/>
+          <w:szCs w:val="24"/>
+        </w:rPr>
+        <w:fldChar w:fldCharType="separate"/>
+      </w:r>
+      <w:r>
+        <w:rPr>
+          <w:rStyle w:val="7"/>
+          <w:rFonts w:ascii="宋体" w:hAnsi="宋体" w:eastAsia="宋体" w:cs="宋体"/>
+          <w:sz w:val="24"/>
+          <w:szCs w:val="24"/>
+        </w:rPr>
+        <w:t>GitKraken 桌面界面 |学习布局</w:t>
+      </w:r>
+      <w:r>
+        <w:rPr>
+          <w:rFonts w:ascii="宋体" w:hAnsi="宋体" w:eastAsia="宋体" w:cs="宋体"/>
+          <w:sz w:val="24"/>
+          <w:szCs w:val="24"/>
+        </w:rPr>
+        <w:fldChar w:fldCharType="end"/>
+      </w:r>
+    </w:p>
+    <w:p>
+      <w:pPr>
+        <w:rPr>
+          <w:rFonts w:hint="eastAsia" w:ascii="宋体" w:hAnsi="宋体" w:eastAsia="宋体" w:cs="宋体"/>
+          <w:sz w:val="24"/>
+          <w:szCs w:val="24"/>
+          <w:lang w:val="en-US" w:eastAsia="zh-CN"/>
+        </w:rPr>
+      </w:pPr>
+    </w:p>
+    <w:p>
+      <w:pPr>
+        <w:rPr>
+          <w:rFonts w:hint="eastAsia" w:ascii="宋体" w:hAnsi="宋体" w:eastAsia="宋体" w:cs="宋体"/>
+          <w:sz w:val="24"/>
+          <w:szCs w:val="24"/>
+          <w:lang w:val="en-US" w:eastAsia="zh-CN"/>
+        </w:rPr>
+      </w:pPr>
+      <w:r>
+        <w:rPr>
+          <w:rFonts w:hint="default" w:ascii="宋体" w:hAnsi="宋体" w:eastAsia="宋体" w:cs="宋体"/>
+          <w:sz w:val="24"/>
+          <w:szCs w:val="24"/>
+          <w:lang w:val="en-US" w:eastAsia="zh-CN"/>
+        </w:rPr>
+        <w:t>Obsidian</w:t>
+      </w:r>
+      <w:r>
+        <w:rPr>
+          <w:rFonts w:hint="eastAsia" w:ascii="宋体" w:hAnsi="宋体" w:eastAsia="宋体" w:cs="宋体"/>
+          <w:sz w:val="24"/>
+          <w:szCs w:val="24"/>
+          <w:lang w:val="en-US" w:eastAsia="zh-CN"/>
+        </w:rPr>
+        <w:t>？</w:t>
+      </w:r>
+    </w:p>
+    <w:p>
+      <w:pPr>
+        <w:ind w:firstLine="420" w:firstLineChars="0"/>
+        <w:rPr>
+          <w:rFonts w:hint="default" w:ascii="宋体" w:hAnsi="宋体" w:eastAsia="宋体" w:cs="宋体"/>
+          <w:sz w:val="24"/>
+          <w:szCs w:val="24"/>
+          <w:lang w:val="en-US" w:eastAsia="zh-CN"/>
+        </w:rPr>
+      </w:pPr>
+      <w:r>
+        <w:rPr>
+          <w:rFonts w:ascii="宋体" w:hAnsi="宋体" w:eastAsia="宋体" w:cs="宋体"/>
+          <w:sz w:val="24"/>
+          <w:szCs w:val="24"/>
+        </w:rPr>
+        <w:fldChar w:fldCharType="begin"/>
+      </w:r>
+      <w:r>
+        <w:rPr>
+          <w:rFonts w:ascii="宋体" w:hAnsi="宋体" w:eastAsia="宋体" w:cs="宋体"/>
+          <w:sz w:val="24"/>
+          <w:szCs w:val="24"/>
+        </w:rPr>
+        <w:instrText xml:space="preserve"> HYPERLINK "https://www.cnblogs.com/zxhoo/p/19730901" </w:instrText>
+      </w:r>
+      <w:r>
+        <w:rPr>
+          <w:rFonts w:ascii="宋体" w:hAnsi="宋体" w:eastAsia="宋体" w:cs="宋体"/>
+          <w:sz w:val="24"/>
+          <w:szCs w:val="24"/>
+        </w:rPr>
+        <w:fldChar w:fldCharType="separate"/>
+      </w:r>
+      <w:r>
+        <w:rPr>
+          <w:rStyle w:val="6"/>
+          <w:rFonts w:ascii="宋体" w:hAnsi="宋体" w:eastAsia="宋体" w:cs="宋体"/>
+          <w:sz w:val="24"/>
+          <w:szCs w:val="24"/>
+        </w:rPr>
+        <w:t>Obsidian 笔记软件使用教程 - steve.z - 博客园</w:t>
+      </w:r>
+      <w:r>
+        <w:rPr>
+          <w:rFonts w:ascii="宋体" w:hAnsi="宋体" w:eastAsia="宋体" w:cs="宋体"/>
+          <w:sz w:val="24"/>
+          <w:szCs w:val="24"/>
+        </w:rPr>
+        <w:fldChar w:fldCharType="end"/>
+      </w:r>
+    </w:p>
+    <w:p>
+      <w:pPr>
+        <w:rPr>
+          <w:rFonts w:hint="default" w:ascii="宋体" w:hAnsi="宋体" w:eastAsia="宋体" w:cs="宋体"/>
+          <w:sz w:val="24"/>
+          <w:szCs w:val="24"/>
+          <w:lang w:val="en-US" w:eastAsia="zh-CN"/>
+        </w:rPr>
+      </w:pPr>
+    </w:p>
+    <w:p>
+      <w:pPr>
+        <w:rPr>
+          <w:rFonts w:hint="eastAsia" w:ascii="宋体" w:hAnsi="宋体" w:eastAsia="宋体" w:cs="宋体"/>
+          <w:sz w:val="24"/>
+          <w:szCs w:val="24"/>
+          <w:lang w:val="en-US" w:eastAsia="zh-CN"/>
+        </w:rPr>
+      </w:pPr>
+      <w:r>
+        <w:rPr>
+          <w:rFonts w:hint="eastAsia" w:ascii="宋体" w:hAnsi="宋体" w:eastAsia="宋体" w:cs="宋体"/>
+          <w:sz w:val="24"/>
+          <w:szCs w:val="24"/>
+          <w:lang w:val="en-US" w:eastAsia="zh-CN"/>
+        </w:rPr>
+        <w:t>git仓库工作树？</w:t>
+      </w:r>
+    </w:p>
+    <w:p>
+      <w:pPr>
+        <w:rPr>
+          <w:rFonts w:hint="eastAsia" w:ascii="宋体" w:hAnsi="宋体" w:eastAsia="宋体" w:cs="宋体"/>
+          <w:sz w:val="24"/>
+          <w:szCs w:val="24"/>
+          <w:lang w:val="en-US" w:eastAsia="zh-CN"/>
+        </w:rPr>
+      </w:pPr>
+      <w:r>
+        <w:rPr>
+          <w:rFonts w:hint="eastAsia" w:ascii="宋体" w:hAnsi="宋体" w:eastAsia="宋体" w:cs="宋体"/>
+          <w:sz w:val="24"/>
+          <w:szCs w:val="24"/>
+          <w:lang w:val="en-US" w:eastAsia="zh-CN"/>
+        </w:rPr>
+        <w:t>依赖/关联/子库？</w:t>
+      </w:r>
+    </w:p>
+    <w:p>
+      <w:pPr>
+        <w:rPr>
+          <w:rFonts w:hint="eastAsia" w:ascii="宋体" w:hAnsi="宋体" w:eastAsia="宋体" w:cs="宋体"/>
+          <w:sz w:val="24"/>
+          <w:szCs w:val="24"/>
+          <w:lang w:val="en-US" w:eastAsia="zh-CN"/>
+        </w:rPr>
+      </w:pPr>
+      <w:r>
+        <w:rPr>
+          <w:rFonts w:hint="eastAsia" w:ascii="宋体" w:hAnsi="宋体" w:eastAsia="宋体" w:cs="宋体"/>
+          <w:sz w:val="24"/>
+          <w:szCs w:val="24"/>
+          <w:lang w:val="en-US" w:eastAsia="zh-CN"/>
+        </w:rPr>
+        <w:t>多根工作区？</w:t>
+      </w:r>
+    </w:p>
+    <w:p>
+      <w:pPr>
+        <w:rPr>
+          <w:rFonts w:hint="default" w:ascii="宋体" w:hAnsi="宋体" w:eastAsia="宋体" w:cs="宋体"/>
+          <w:sz w:val="24"/>
+          <w:szCs w:val="24"/>
+          <w:lang w:val="en-US" w:eastAsia="zh-CN"/>
+        </w:rPr>
+      </w:pPr>
+      <w:r>
+        <w:rPr>
+          <w:rFonts w:hint="eastAsia" w:ascii="宋体" w:hAnsi="宋体" w:eastAsia="宋体" w:cs="宋体"/>
+          <w:sz w:val="24"/>
+          <w:szCs w:val="24"/>
+          <w:lang w:val="en-US" w:eastAsia="zh-CN"/>
+        </w:rPr>
+        <w:t>代码空间？</w:t>
+      </w:r>
+    </w:p>
+    <w:p>
+      <w:pPr>
+        <w:rPr>
+          <w:rFonts w:hint="eastAsia" w:ascii="宋体" w:hAnsi="宋体" w:eastAsia="宋体" w:cs="宋体"/>
+          <w:sz w:val="24"/>
+          <w:szCs w:val="24"/>
+          <w:lang w:val="en-US" w:eastAsia="zh-CN"/>
+        </w:rPr>
+      </w:pPr>
+      <w:r>
+        <w:rPr>
+          <w:rFonts w:hint="eastAsia" w:ascii="宋体" w:hAnsi="宋体" w:eastAsia="宋体" w:cs="宋体"/>
+          <w:sz w:val="24"/>
+          <w:szCs w:val="24"/>
+          <w:lang w:val="en-US" w:eastAsia="zh-CN"/>
+        </w:rPr>
+        <w:t>工作区与keil工程插件检索冲突？</w:t>
+      </w:r>
+    </w:p>
+    <w:p>
+      <w:pPr>
+        <w:ind w:firstLine="420" w:firstLineChars="0"/>
         <w:rPr>
           <w:rFonts w:hint="eastAsia" w:ascii="宋体" w:hAnsi="宋体" w:eastAsia="宋体" w:cs="宋体"/>
           <w:b/>
@@ -29247,43 +34336,19 @@
           <w:szCs w:val="24"/>
           <w:lang w:val="en-US" w:eastAsia="zh-CN"/>
         </w:rPr>
-        <w:t>重写</w:t>
-      </w:r>
-      <w:r>
-        <w:rPr>
-          <w:rFonts w:hint="eastAsia" w:ascii="宋体" w:hAnsi="宋体" w:eastAsia="宋体" w:cs="宋体"/>
-          <w:sz w:val="24"/>
-          <w:szCs w:val="24"/>
-          <w:lang w:val="en-US" w:eastAsia="zh-CN"/>
-        </w:rPr>
-        <w:t>/modify/review，</w:t>
-      </w:r>
-      <w:r>
-        <w:rPr>
-          <w:rFonts w:hint="eastAsia" w:ascii="宋体" w:hAnsi="宋体" w:eastAsia="宋体" w:cs="宋体"/>
+      </w:pPr>
+      <w:r>
+        <w:rPr>
+          <w:rFonts w:hint="default" w:ascii="宋体" w:hAnsi="宋体" w:eastAsia="宋体" w:cs="宋体"/>
           <w:b/>
           <w:bCs/>
           <w:sz w:val="24"/>
           <w:szCs w:val="24"/>
           <w:lang w:val="en-US" w:eastAsia="zh-CN"/>
         </w:rPr>
-        <w:t>预览</w:t>
-      </w:r>
-      <w:r>
-        <w:rPr>
-          <w:rFonts w:hint="eastAsia" w:ascii="宋体" w:hAnsi="宋体" w:eastAsia="宋体" w:cs="宋体"/>
-          <w:i/>
-          <w:iCs/>
-          <w:sz w:val="24"/>
-          <w:szCs w:val="24"/>
-          <w:lang w:val="en-US" w:eastAsia="zh-CN"/>
-        </w:rPr>
-        <w:t>Ctrl+enter</w:t>
-      </w:r>
-    </w:p>
-    <w:p>
-      <w:pPr>
-        <w:ind w:firstLine="420" w:firstLineChars="0"/>
+        <w:t>Multi-root Workspaces</w:t>
+      </w:r>
+      <w:r>
         <w:rPr>
           <w:rFonts w:hint="eastAsia" w:ascii="宋体" w:hAnsi="宋体" w:eastAsia="宋体" w:cs="宋体"/>
           <w:b/>
@@ -29292,402 +34357,20 @@
           <w:szCs w:val="24"/>
           <w:lang w:val="en-US" w:eastAsia="zh-CN"/>
         </w:rPr>
-      </w:pPr>
-      <w:r>
-        <w:rPr>
-          <w:rFonts w:hint="eastAsia" w:ascii="宋体" w:hAnsi="宋体" w:eastAsia="宋体" w:cs="宋体"/>
-          <w:sz w:val="24"/>
-          <w:szCs w:val="24"/>
-          <w:lang w:val="en-US" w:eastAsia="zh-CN"/>
-        </w:rPr>
-        <w:t>选中内容-外侧代码操作：</w:t>
-      </w:r>
-      <w:r>
-        <w:rPr>
-          <w:rFonts w:hint="eastAsia" w:ascii="宋体" w:hAnsi="宋体" w:eastAsia="宋体" w:cs="宋体"/>
+        <w:tab/>
+      </w:r>
+    </w:p>
+    <w:p>
+      <w:pPr>
+        <w:ind w:firstLine="420" w:firstLineChars="0"/>
+        <w:rPr>
+          <w:rFonts w:hint="default" w:ascii="宋体" w:hAnsi="宋体" w:eastAsia="宋体" w:cs="宋体"/>
           <w:b/>
           <w:bCs/>
           <w:sz w:val="24"/>
           <w:szCs w:val="24"/>
           <w:lang w:val="en-US" w:eastAsia="zh-CN"/>
         </w:rPr>
-        <w:t>为内容增加markdown语法格式</w:t>
-      </w:r>
-    </w:p>
-    <w:p>
-      <w:pPr>
-        <w:ind w:firstLine="420" w:firstLineChars="0"/>
-        <w:rPr>
-          <w:rFonts w:hint="default" w:ascii="宋体" w:hAnsi="宋体" w:eastAsia="宋体" w:cs="宋体"/>
-          <w:b w:val="0"/>
-          <w:bCs w:val="0"/>
-          <w:sz w:val="24"/>
-          <w:szCs w:val="24"/>
-          <w:lang w:val="en-US" w:eastAsia="zh-CN"/>
-        </w:rPr>
-      </w:pPr>
-      <w:r>
-        <w:rPr>
-          <w:rFonts w:hint="eastAsia" w:ascii="宋体" w:hAnsi="宋体" w:eastAsia="宋体" w:cs="宋体"/>
-          <w:b w:val="0"/>
-          <w:bCs w:val="0"/>
-          <w:sz w:val="24"/>
-          <w:szCs w:val="24"/>
-          <w:lang w:val="en-US" w:eastAsia="zh-CN"/>
-        </w:rPr>
-        <w:t>针对上下文回复确认修正是非？直接要求更改而不是认知！</w:t>
-      </w:r>
-    </w:p>
-    <w:p>
-      <w:pPr>
-        <w:ind w:firstLine="420" w:firstLineChars="0"/>
-        <w:rPr>
-          <w:rFonts w:hint="eastAsia" w:ascii="宋体" w:hAnsi="宋体" w:eastAsia="宋体" w:cs="宋体"/>
-          <w:b w:val="0"/>
-          <w:bCs w:val="0"/>
-          <w:sz w:val="24"/>
-          <w:szCs w:val="24"/>
-          <w:lang w:val="en-US" w:eastAsia="zh-CN"/>
-        </w:rPr>
-      </w:pPr>
-      <w:r>
-        <w:rPr>
-          <w:rFonts w:hint="eastAsia" w:ascii="宋体" w:hAnsi="宋体" w:eastAsia="宋体" w:cs="宋体"/>
-          <w:b w:val="0"/>
-          <w:bCs w:val="0"/>
-          <w:sz w:val="24"/>
-          <w:szCs w:val="24"/>
-          <w:lang w:val="en-US" w:eastAsia="zh-CN"/>
-        </w:rPr>
-        <w:t>二次更改还原？完全恢复时刻切片！</w:t>
-      </w:r>
-    </w:p>
-    <w:p>
-      <w:pPr>
-        <w:ind w:firstLine="420" w:firstLineChars="0"/>
-        <w:rPr>
-          <w:rFonts w:hint="default" w:ascii="宋体" w:hAnsi="宋体" w:eastAsia="宋体" w:cs="宋体"/>
-          <w:b w:val="0"/>
-          <w:bCs w:val="0"/>
-          <w:sz w:val="24"/>
-          <w:szCs w:val="24"/>
-          <w:lang w:val="en-US" w:eastAsia="zh-CN"/>
-        </w:rPr>
-      </w:pPr>
-      <w:r>
-        <w:rPr>
-          <w:rFonts w:hint="eastAsia" w:ascii="宋体" w:hAnsi="宋体" w:eastAsia="宋体" w:cs="宋体"/>
-          <w:b w:val="0"/>
-          <w:bCs w:val="0"/>
-          <w:sz w:val="24"/>
-          <w:szCs w:val="24"/>
-          <w:lang w:val="en-US" w:eastAsia="zh-CN"/>
-        </w:rPr>
-        <w:t>链路存档</w:t>
-      </w:r>
-    </w:p>
-    <w:p>
-      <w:pPr>
-        <w:ind w:firstLine="420" w:firstLineChars="0"/>
-        <w:rPr>
-          <w:rFonts w:hint="eastAsia" w:ascii="宋体" w:hAnsi="宋体" w:eastAsia="宋体" w:cs="宋体"/>
-          <w:sz w:val="24"/>
-          <w:szCs w:val="24"/>
-          <w:lang w:val="en-US" w:eastAsia="zh-CN"/>
-        </w:rPr>
-      </w:pPr>
-    </w:p>
-    <w:p>
-      <w:pPr>
-        <w:rPr>
-          <w:rFonts w:hint="default" w:ascii="宋体" w:hAnsi="宋体" w:eastAsia="宋体" w:cs="宋体"/>
-          <w:sz w:val="24"/>
-          <w:szCs w:val="24"/>
-          <w:lang w:val="en-US" w:eastAsia="zh-CN"/>
-        </w:rPr>
-      </w:pPr>
-      <w:r>
-        <w:rPr>
-          <w:rFonts w:hint="eastAsia" w:ascii="宋体" w:hAnsi="宋体" w:eastAsia="宋体" w:cs="宋体"/>
-          <w:sz w:val="24"/>
-          <w:szCs w:val="24"/>
-          <w:lang w:val="en-US" w:eastAsia="zh-CN"/>
-        </w:rPr>
-        <w:t>OTA串口？思考过程？readme格式？解析内容？</w:t>
-      </w:r>
-    </w:p>
-    <w:p>
-      <w:pPr>
-        <w:ind w:firstLine="420" w:firstLineChars="0"/>
-        <w:rPr>
-          <w:rFonts w:hint="eastAsia" w:ascii="宋体" w:hAnsi="宋体" w:eastAsia="宋体" w:cs="宋体"/>
-          <w:sz w:val="24"/>
-          <w:szCs w:val="24"/>
-          <w:lang w:val="en-US" w:eastAsia="zh-CN"/>
-        </w:rPr>
-      </w:pPr>
-      <w:r>
-        <w:rPr>
-          <w:rFonts w:hint="eastAsia" w:ascii="宋体" w:hAnsi="宋体" w:eastAsia="宋体" w:cs="宋体"/>
-          <w:sz w:val="24"/>
-          <w:szCs w:val="24"/>
-          <w:lang w:val="en-US" w:eastAsia="zh-CN"/>
-        </w:rPr>
-        <w:t>对象：原文档，会话（提问/思考/执行/回复），readme，预览！</w:t>
-      </w:r>
-    </w:p>
-    <w:p>
-      <w:pPr>
-        <w:ind w:firstLine="420" w:firstLineChars="0"/>
-        <w:rPr>
-          <w:rFonts w:hint="eastAsia" w:ascii="宋体" w:hAnsi="宋体" w:eastAsia="宋体" w:cs="宋体"/>
-          <w:sz w:val="24"/>
-          <w:szCs w:val="24"/>
-          <w:lang w:val="en-US" w:eastAsia="zh-CN"/>
-        </w:rPr>
-      </w:pPr>
-      <w:r>
-        <w:rPr>
-          <w:rFonts w:hint="default" w:ascii="宋体" w:hAnsi="宋体" w:eastAsia="宋体" w:cs="宋体"/>
-          <w:sz w:val="24"/>
-          <w:szCs w:val="24"/>
-          <w:lang w:val="en-US" w:eastAsia="zh-CN"/>
-        </w:rPr>
-        <w:t>原文档</w:t>
-      </w:r>
-      <w:r>
-        <w:rPr>
-          <w:rFonts w:hint="eastAsia" w:ascii="宋体" w:hAnsi="宋体" w:eastAsia="宋体" w:cs="宋体"/>
-          <w:sz w:val="24"/>
-          <w:szCs w:val="24"/>
-          <w:lang w:val="en-US" w:eastAsia="zh-CN"/>
-        </w:rPr>
-        <w:t>：四个函数功能，解码函数判断分支</w:t>
-      </w:r>
-    </w:p>
-    <w:p>
-      <w:pPr>
-        <w:ind w:firstLine="420" w:firstLineChars="0"/>
-        <w:rPr>
-          <w:rFonts w:hint="default" w:ascii="宋体" w:hAnsi="宋体" w:eastAsia="宋体" w:cs="宋体"/>
-          <w:sz w:val="24"/>
-          <w:szCs w:val="24"/>
-          <w:lang w:val="en-US" w:eastAsia="zh-CN"/>
-        </w:rPr>
-      </w:pPr>
-      <w:r>
-        <w:rPr>
-          <w:rFonts w:hint="eastAsia" w:ascii="宋体" w:hAnsi="宋体" w:eastAsia="宋体" w:cs="宋体"/>
-          <w:sz w:val="24"/>
-          <w:szCs w:val="24"/>
-          <w:lang w:val="en-US" w:eastAsia="zh-CN"/>
-        </w:rPr>
-        <w:t>会话提问：引导，疑问（分析可能原因），指派（解析实现步骤），修复（更新），检出（已有数据）</w:t>
-      </w:r>
-    </w:p>
-    <w:p>
-      <w:pPr>
-        <w:ind w:firstLine="420" w:firstLineChars="0"/>
-        <w:rPr>
-          <w:rFonts w:hint="default" w:ascii="宋体" w:hAnsi="宋体" w:eastAsia="宋体" w:cs="宋体"/>
-          <w:sz w:val="24"/>
-          <w:szCs w:val="24"/>
-          <w:lang w:val="en-US" w:eastAsia="zh-CN"/>
-        </w:rPr>
-      </w:pPr>
-      <w:r>
-        <w:rPr>
-          <w:rFonts w:hint="eastAsia" w:ascii="宋体" w:hAnsi="宋体" w:eastAsia="宋体" w:cs="宋体"/>
-          <w:sz w:val="24"/>
-          <w:szCs w:val="24"/>
-          <w:lang w:val="en-US" w:eastAsia="zh-CN"/>
-        </w:rPr>
-        <w:t>会话</w:t>
-      </w:r>
-      <w:r>
-        <w:rPr>
-          <w:rFonts w:hint="default" w:ascii="宋体" w:hAnsi="宋体" w:eastAsia="宋体" w:cs="宋体"/>
-          <w:sz w:val="24"/>
-          <w:szCs w:val="24"/>
-          <w:lang w:val="en-US" w:eastAsia="zh-CN"/>
-        </w:rPr>
-        <w:t>思考</w:t>
-      </w:r>
-      <w:r>
-        <w:rPr>
-          <w:rFonts w:hint="eastAsia" w:ascii="宋体" w:hAnsi="宋体" w:eastAsia="宋体" w:cs="宋体"/>
-          <w:sz w:val="24"/>
-          <w:szCs w:val="24"/>
-          <w:lang w:val="en-US" w:eastAsia="zh-CN"/>
-        </w:rPr>
-        <w:t>：理解需求-解读请求-明确要求-解读格式（陈述/猜测/动机/迭代)</w:t>
-      </w:r>
-    </w:p>
-    <w:p>
-      <w:pPr>
-        <w:ind w:firstLine="420" w:firstLineChars="0"/>
-        <w:rPr>
-          <w:rFonts w:hint="default" w:ascii="宋体" w:hAnsi="宋体" w:eastAsia="宋体" w:cs="宋体"/>
-          <w:sz w:val="24"/>
-          <w:szCs w:val="24"/>
-          <w:lang w:val="en-US" w:eastAsia="zh-CN"/>
-        </w:rPr>
-      </w:pPr>
-      <w:r>
-        <w:rPr>
-          <w:rFonts w:hint="eastAsia" w:ascii="宋体" w:hAnsi="宋体" w:eastAsia="宋体" w:cs="宋体"/>
-          <w:sz w:val="24"/>
-          <w:szCs w:val="24"/>
-          <w:lang w:val="en-US" w:eastAsia="zh-CN"/>
-        </w:rPr>
-        <w:t>会话执行：目标，定位，修改，结合上下文</w:t>
-      </w:r>
-    </w:p>
-    <w:p>
-      <w:pPr>
-        <w:ind w:firstLine="420" w:firstLineChars="0"/>
-        <w:rPr>
-          <w:rFonts w:hint="default" w:ascii="宋体" w:hAnsi="宋体" w:eastAsia="宋体" w:cs="宋体"/>
-          <w:sz w:val="24"/>
-          <w:szCs w:val="24"/>
-          <w:lang w:val="en-US" w:eastAsia="zh-CN"/>
-        </w:rPr>
-      </w:pPr>
-      <w:r>
-        <w:rPr>
-          <w:rFonts w:hint="eastAsia" w:ascii="宋体" w:hAnsi="宋体" w:eastAsia="宋体" w:cs="宋体"/>
-          <w:sz w:val="24"/>
-          <w:szCs w:val="24"/>
-          <w:lang w:val="en-US" w:eastAsia="zh-CN"/>
-        </w:rPr>
-        <w:t>会话回复：提炼，分析比较，总结建议，翻译，保存修改，代办事项</w:t>
-      </w:r>
-    </w:p>
-    <w:p>
-      <w:pPr>
-        <w:ind w:firstLine="420" w:firstLineChars="0"/>
-        <w:rPr>
-          <w:rFonts w:hint="default" w:ascii="宋体" w:hAnsi="宋体" w:eastAsia="宋体" w:cs="宋体"/>
-          <w:sz w:val="24"/>
-          <w:szCs w:val="24"/>
-          <w:lang w:val="en-US" w:eastAsia="zh-CN"/>
-        </w:rPr>
-      </w:pPr>
-      <w:r>
-        <w:rPr>
-          <w:rFonts w:hint="eastAsia" w:ascii="宋体" w:hAnsi="宋体" w:eastAsia="宋体" w:cs="宋体"/>
-          <w:sz w:val="24"/>
-          <w:szCs w:val="24"/>
-          <w:lang w:val="en-US" w:eastAsia="zh-CN"/>
-        </w:rPr>
-        <w:t>readme ：标/码/块/点/mermaid/略（框，描）/线</w:t>
-      </w:r>
-    </w:p>
-    <w:p>
-      <w:pPr>
-        <w:ind w:firstLine="420" w:firstLineChars="0"/>
-        <w:rPr>
-          <w:rFonts w:hint="default" w:ascii="宋体" w:hAnsi="宋体" w:eastAsia="宋体" w:cs="宋体"/>
-          <w:sz w:val="24"/>
-          <w:szCs w:val="24"/>
-          <w:lang w:val="en-US" w:eastAsia="zh-CN"/>
-        </w:rPr>
-      </w:pPr>
-      <w:r>
-        <w:rPr>
-          <w:rFonts w:hint="default" w:ascii="宋体" w:hAnsi="宋体" w:eastAsia="宋体" w:cs="宋体"/>
-          <w:sz w:val="24"/>
-          <w:szCs w:val="24"/>
-          <w:lang w:val="en-US" w:eastAsia="zh-CN"/>
-        </w:rPr>
-        <w:t>预览</w:t>
-      </w:r>
-      <w:r>
-        <w:rPr>
-          <w:rFonts w:hint="eastAsia" w:ascii="宋体" w:hAnsi="宋体" w:eastAsia="宋体" w:cs="宋体"/>
-          <w:sz w:val="24"/>
-          <w:szCs w:val="24"/>
-          <w:lang w:val="en-US" w:eastAsia="zh-CN"/>
-        </w:rPr>
-        <w:t>：错误原因为节点文本内容（数组下标）带有容器格式需要包裹</w:t>
-      </w:r>
-    </w:p>
-    <w:p>
-      <w:pPr>
-        <w:ind w:firstLine="420" w:firstLineChars="0"/>
-        <w:rPr>
-          <w:rFonts w:hint="default" w:ascii="宋体" w:hAnsi="宋体" w:eastAsia="宋体" w:cs="宋体"/>
-          <w:sz w:val="24"/>
-          <w:szCs w:val="24"/>
-          <w:lang w:val="en-US" w:eastAsia="zh-CN"/>
-        </w:rPr>
-      </w:pPr>
-    </w:p>
-    <w:p>
-      <w:pPr>
-        <w:rPr>
-          <w:rFonts w:hint="default" w:ascii="宋体" w:hAnsi="宋体" w:eastAsia="宋体" w:cs="宋体"/>
-          <w:sz w:val="24"/>
-          <w:szCs w:val="24"/>
-          <w:lang w:val="en-US" w:eastAsia="zh-CN"/>
-        </w:rPr>
-      </w:pPr>
-      <w:r>
-        <w:rPr>
-          <w:rFonts w:hint="default" w:ascii="宋体" w:hAnsi="宋体" w:eastAsia="宋体" w:cs="宋体"/>
-          <w:sz w:val="24"/>
-          <w:szCs w:val="24"/>
-          <w:lang w:val="en-US" w:eastAsia="zh-CN"/>
-        </w:rPr>
-        <w:t>mermaid流程图渲染？</w:t>
-      </w:r>
-    </w:p>
-    <w:p>
-      <w:pPr>
-        <w:ind w:firstLine="420" w:firstLineChars="0"/>
-        <w:rPr>
-          <w:rFonts w:hint="default" w:ascii="宋体" w:hAnsi="宋体" w:eastAsia="宋体" w:cs="宋体"/>
-          <w:sz w:val="24"/>
-          <w:szCs w:val="24"/>
-          <w:lang w:val="en-US" w:eastAsia="zh-CN"/>
-        </w:rPr>
-      </w:pPr>
-      <w:r>
-        <w:rPr>
-          <w:rFonts w:hint="default" w:ascii="宋体" w:hAnsi="宋体" w:eastAsia="宋体" w:cs="宋体"/>
-          <w:sz w:val="24"/>
-          <w:szCs w:val="24"/>
-          <w:lang w:val="en-US" w:eastAsia="zh-CN"/>
-        </w:rPr>
-        <w:t>mermaid</w:t>
-      </w:r>
-      <w:r>
-        <w:rPr>
-          <w:rFonts w:hint="eastAsia" w:ascii="宋体" w:hAnsi="宋体" w:eastAsia="宋体" w:cs="宋体"/>
-          <w:sz w:val="24"/>
-          <w:szCs w:val="24"/>
-          <w:lang w:val="en-US" w:eastAsia="zh-CN"/>
-        </w:rPr>
-        <w:t>：</w:t>
-      </w:r>
-      <w:r>
-        <w:rPr>
-          <w:rFonts w:hint="default" w:ascii="宋体" w:hAnsi="宋体" w:eastAsia="宋体" w:cs="宋体"/>
-          <w:sz w:val="24"/>
-          <w:szCs w:val="24"/>
-          <w:lang w:val="en-US" w:eastAsia="zh-CN"/>
-        </w:rPr>
-        <w:t>渲染，拓展，前置知识（市场/语法/种类）</w:t>
-      </w:r>
-    </w:p>
-    <w:p>
-      <w:pPr>
-        <w:ind w:firstLine="420" w:firstLineChars="0"/>
-        <w:rPr>
-          <w:rFonts w:ascii="宋体" w:hAnsi="宋体" w:eastAsia="宋体" w:cs="宋体"/>
-          <w:sz w:val="24"/>
-          <w:szCs w:val="24"/>
-        </w:rPr>
       </w:pPr>
       <w:r>
         <w:rPr>
@@ -29703,7 +34386,7 @@
           <w:sz w:val="24"/>
           <w:szCs w:val="24"/>
         </w:rPr>
-        <w:instrText xml:space="preserve"> HYPERLINK "https://mermaid.js.org/syntax/flowchart.html" \l "node-shapes" </w:instrText>
+        <w:instrText xml:space="preserve"> HYPERLINK "https://zhuanlan.zhihu.com/p/1916152157683557984" </w:instrText>
       </w:r>
       <w:r>
         <w:rPr>
@@ -29720,7 +34403,7 @@
           <w:sz w:val="24"/>
           <w:szCs w:val="24"/>
         </w:rPr>
-        <w:t>Flowcharts Syntax | Mermaid</w:t>
+        <w:t>VScode：如何打开多个工作文件夹——工作区 - 知乎</w:t>
       </w:r>
       <w:r>
         <w:rPr>
@@ -29729,968 +34412,6 @@
           <w:szCs w:val="24"/>
         </w:rPr>
         <w:fldChar w:fldCharType="end"/>
-      </w:r>
-    </w:p>
-    <w:p>
-      <w:pPr>
-        <w:ind w:firstLine="420" w:firstLineChars="0"/>
-        <w:rPr>
-          <w:rFonts w:hint="default" w:ascii="宋体" w:hAnsi="宋体" w:eastAsia="宋体" w:cs="宋体"/>
-          <w:sz w:val="24"/>
-          <w:szCs w:val="24"/>
-          <w:lang w:val="en-US" w:eastAsia="zh-CN"/>
-        </w:rPr>
-      </w:pPr>
-      <w:r>
-        <w:rPr>
-          <w:rFonts w:hint="default" w:ascii="宋体" w:hAnsi="宋体" w:eastAsia="宋体" w:cs="宋体"/>
-          <w:sz w:val="24"/>
-          <w:szCs w:val="24"/>
-          <w:lang w:val="en-US" w:eastAsia="zh-CN"/>
-        </w:rPr>
-        <w:t>flowchart流程图</w:t>
-      </w:r>
-    </w:p>
-    <w:p>
-      <w:pPr>
-        <w:ind w:left="420" w:leftChars="0" w:firstLine="420" w:firstLineChars="0"/>
-        <w:rPr>
-          <w:rFonts w:hint="eastAsia" w:ascii="宋体" w:hAnsi="宋体" w:eastAsia="宋体" w:cs="宋体"/>
-          <w:sz w:val="24"/>
-          <w:szCs w:val="24"/>
-          <w:lang w:val="en-US" w:eastAsia="zh-CN"/>
-        </w:rPr>
-      </w:pPr>
-      <w:r>
-        <w:rPr>
-          <w:rFonts w:hint="eastAsia" w:ascii="宋体" w:hAnsi="宋体" w:eastAsia="宋体" w:cs="宋体"/>
-          <w:sz w:val="24"/>
-          <w:szCs w:val="24"/>
-          <w:lang w:val="en-US" w:eastAsia="zh-CN"/>
-        </w:rPr>
-        <w:t>明确类型</w:t>
-      </w:r>
-    </w:p>
-    <w:p>
-      <w:pPr>
-        <w:ind w:left="420" w:leftChars="0" w:firstLine="420" w:firstLineChars="0"/>
-        <w:rPr>
-          <w:rFonts w:hint="eastAsia" w:ascii="宋体" w:hAnsi="宋体" w:eastAsia="宋体" w:cs="宋体"/>
-          <w:sz w:val="24"/>
-          <w:szCs w:val="24"/>
-          <w:lang w:val="en-US" w:eastAsia="zh-CN"/>
-        </w:rPr>
-      </w:pPr>
-      <w:r>
-        <w:rPr>
-          <w:rFonts w:hint="eastAsia" w:ascii="宋体" w:hAnsi="宋体" w:eastAsia="宋体" w:cs="宋体"/>
-          <w:sz w:val="24"/>
-          <w:szCs w:val="24"/>
-          <w:lang w:val="en-US" w:eastAsia="zh-CN"/>
-        </w:rPr>
-        <w:t>声明方向</w:t>
-      </w:r>
-    </w:p>
-    <w:p>
-      <w:pPr>
-        <w:ind w:left="420" w:leftChars="0" w:firstLine="420" w:firstLineChars="0"/>
-        <w:rPr>
-          <w:rFonts w:hint="default" w:ascii="宋体" w:hAnsi="宋体" w:eastAsia="宋体" w:cs="宋体"/>
-          <w:sz w:val="24"/>
-          <w:szCs w:val="24"/>
-          <w:lang w:val="en-US" w:eastAsia="zh-CN"/>
-        </w:rPr>
-      </w:pPr>
-      <w:r>
-        <w:rPr>
-          <w:rFonts w:hint="eastAsia" w:ascii="宋体" w:hAnsi="宋体" w:eastAsia="宋体" w:cs="宋体"/>
-          <w:sz w:val="24"/>
-          <w:szCs w:val="24"/>
-          <w:lang w:val="en-US" w:eastAsia="zh-CN"/>
-        </w:rPr>
-        <w:t>指代节点</w:t>
-      </w:r>
-    </w:p>
-    <w:p>
-      <w:pPr>
-        <w:ind w:left="420" w:leftChars="0" w:firstLine="420" w:firstLineChars="0"/>
-        <w:rPr>
-          <w:rFonts w:hint="default" w:ascii="宋体" w:hAnsi="宋体" w:eastAsia="宋体" w:cs="宋体"/>
-          <w:sz w:val="24"/>
-          <w:szCs w:val="24"/>
-          <w:lang w:val="en-US" w:eastAsia="zh-CN"/>
-        </w:rPr>
-      </w:pPr>
-      <w:r>
-        <w:rPr>
-          <w:rFonts w:hint="eastAsia" w:ascii="宋体" w:hAnsi="宋体" w:eastAsia="宋体" w:cs="宋体"/>
-          <w:sz w:val="24"/>
-          <w:szCs w:val="24"/>
-          <w:lang w:val="en-US" w:eastAsia="zh-CN"/>
-        </w:rPr>
-        <w:t>选择容器</w:t>
-      </w:r>
-    </w:p>
-    <w:p>
-      <w:pPr>
-        <w:ind w:left="420" w:leftChars="0" w:firstLine="420" w:firstLineChars="0"/>
-        <w:rPr>
-          <w:rFonts w:hint="default" w:ascii="宋体" w:hAnsi="宋体" w:eastAsia="宋体" w:cs="宋体"/>
-          <w:sz w:val="24"/>
-          <w:szCs w:val="24"/>
-          <w:lang w:val="en-US" w:eastAsia="zh-CN"/>
-        </w:rPr>
-      </w:pPr>
-      <w:r>
-        <w:rPr>
-          <w:rFonts w:hint="default" w:ascii="宋体" w:hAnsi="宋体" w:eastAsia="宋体" w:cs="宋体"/>
-          <w:sz w:val="24"/>
-          <w:szCs w:val="24"/>
-          <w:lang w:val="en-US" w:eastAsia="zh-CN"/>
-        </w:rPr>
-        <w:t>包裹文本</w:t>
-      </w:r>
-      <w:r>
-        <w:rPr>
-          <w:rFonts w:hint="eastAsia" w:ascii="宋体" w:hAnsi="宋体" w:eastAsia="宋体" w:cs="宋体"/>
-          <w:sz w:val="24"/>
-          <w:szCs w:val="24"/>
-          <w:lang w:val="en-US" w:eastAsia="zh-CN"/>
-        </w:rPr>
-        <w:t>（"Unicode"/"`_Markdown_`"）</w:t>
-      </w:r>
-    </w:p>
-    <w:p>
-      <w:pPr>
-        <w:ind w:left="420" w:leftChars="0" w:firstLine="420" w:firstLineChars="0"/>
-        <w:rPr>
-          <w:rFonts w:hint="default" w:ascii="宋体" w:hAnsi="宋体" w:eastAsia="宋体" w:cs="宋体"/>
-          <w:sz w:val="24"/>
-          <w:szCs w:val="24"/>
-          <w:lang w:val="en-US" w:eastAsia="zh-CN"/>
-        </w:rPr>
-      </w:pPr>
-      <w:r>
-        <w:rPr>
-          <w:rFonts w:hint="eastAsia" w:ascii="宋体" w:hAnsi="宋体" w:eastAsia="宋体" w:cs="宋体"/>
-          <w:sz w:val="24"/>
-          <w:szCs w:val="24"/>
-          <w:lang w:val="en-US" w:eastAsia="zh-CN"/>
-        </w:rPr>
-        <w:t>排列流程（先定义容器文本再排列容器指向/同时）</w:t>
-      </w:r>
-    </w:p>
-    <w:p>
-      <w:pPr>
-        <w:ind w:firstLine="420" w:firstLineChars="0"/>
-        <w:rPr>
-          <w:rFonts w:hint="default" w:ascii="宋体" w:hAnsi="宋体" w:eastAsia="宋体" w:cs="宋体"/>
-          <w:sz w:val="24"/>
-          <w:szCs w:val="24"/>
-          <w:lang w:val="en-US" w:eastAsia="zh-CN"/>
-        </w:rPr>
-      </w:pPr>
-    </w:p>
-    <w:p>
-      <w:pPr>
-        <w:rPr>
-          <w:rFonts w:hint="eastAsia" w:ascii="宋体" w:hAnsi="宋体" w:eastAsia="宋体" w:cs="宋体"/>
-          <w:sz w:val="24"/>
-          <w:szCs w:val="24"/>
-          <w:lang w:val="en-US" w:eastAsia="zh-CN"/>
-        </w:rPr>
-      </w:pPr>
-      <w:r>
-        <w:rPr>
-          <w:rFonts w:hint="eastAsia" w:ascii="宋体" w:hAnsi="宋体" w:eastAsia="宋体" w:cs="宋体"/>
-          <w:sz w:val="24"/>
-          <w:szCs w:val="24"/>
-          <w:lang w:val="en-US" w:eastAsia="zh-CN"/>
-        </w:rPr>
-        <w:t>代理变种？配置工具？斜杠指令？</w:t>
-      </w:r>
-    </w:p>
-    <w:p>
-      <w:pPr>
-        <w:ind w:firstLine="420" w:firstLineChars="0"/>
-        <w:rPr>
-          <w:rFonts w:hint="default" w:ascii="宋体" w:hAnsi="宋体" w:eastAsia="宋体" w:cs="宋体"/>
-          <w:sz w:val="24"/>
-          <w:szCs w:val="24"/>
-          <w:lang w:val="en-US" w:eastAsia="zh-CN"/>
-        </w:rPr>
-      </w:pPr>
-      <w:r>
-        <w:rPr>
-          <w:rFonts w:hint="default" w:ascii="宋体" w:hAnsi="宋体" w:eastAsia="宋体" w:cs="宋体"/>
-          <w:sz w:val="24"/>
-          <w:szCs w:val="24"/>
-          <w:lang w:val="en-US" w:eastAsia="zh-CN"/>
-        </w:rPr>
-        <w:t>会话可选项：配置工具（</w:t>
-      </w:r>
-      <w:r>
-        <w:rPr>
-          <w:rFonts w:hint="eastAsia" w:ascii="宋体" w:hAnsi="宋体" w:eastAsia="宋体" w:cs="宋体"/>
-          <w:sz w:val="24"/>
-          <w:szCs w:val="24"/>
-          <w:lang w:val="en-US" w:eastAsia="zh-CN"/>
-        </w:rPr>
-        <w:t>调用</w:t>
-      </w:r>
-      <w:r>
-        <w:rPr>
-          <w:rFonts w:hint="default" w:ascii="宋体" w:hAnsi="宋体" w:eastAsia="宋体" w:cs="宋体"/>
-          <w:sz w:val="24"/>
-          <w:szCs w:val="24"/>
-          <w:lang w:val="en-US" w:eastAsia="zh-CN"/>
-        </w:rPr>
-        <w:t>权限/超出工作区）/指令（自我解释）/设置智能体（Ask.agent.md/Explore.agent.md/Plan.agent.md）/自定义（</w:t>
-      </w:r>
-      <w:r>
-        <w:rPr>
-          <w:rFonts w:hint="eastAsia" w:ascii="宋体" w:hAnsi="宋体" w:eastAsia="宋体" w:cs="宋体"/>
-          <w:sz w:val="24"/>
-          <w:szCs w:val="24"/>
-          <w:lang w:val="en-US" w:eastAsia="zh-CN"/>
-        </w:rPr>
-        <w:t>环境</w:t>
-      </w:r>
-      <w:r>
-        <w:rPr>
-          <w:rFonts w:hint="default" w:ascii="宋体" w:hAnsi="宋体" w:eastAsia="宋体" w:cs="宋体"/>
-          <w:sz w:val="24"/>
-          <w:szCs w:val="24"/>
-          <w:lang w:val="en-US" w:eastAsia="zh-CN"/>
-        </w:rPr>
-        <w:t>优化skill/MCP）</w:t>
-      </w:r>
-    </w:p>
-    <w:p>
-      <w:pPr>
-        <w:ind w:firstLine="420" w:firstLineChars="0"/>
-        <w:rPr>
-          <w:rFonts w:hint="eastAsia" w:ascii="宋体" w:hAnsi="宋体" w:eastAsia="宋体" w:cs="宋体"/>
-          <w:b w:val="0"/>
-          <w:bCs w:val="0"/>
-          <w:sz w:val="24"/>
-          <w:szCs w:val="24"/>
-          <w:lang w:val="en-US" w:eastAsia="zh-CN"/>
-        </w:rPr>
-      </w:pPr>
-      <w:r>
-        <w:rPr>
-          <w:rFonts w:hint="eastAsia" w:ascii="宋体" w:hAnsi="宋体" w:eastAsia="宋体" w:cs="宋体"/>
-          <w:sz w:val="24"/>
-          <w:szCs w:val="24"/>
-          <w:lang w:val="en-US" w:eastAsia="zh-CN"/>
-        </w:rPr>
-        <w:t>-聊天框中打出“/”</w:t>
-      </w:r>
-      <w:r>
-        <w:rPr>
-          <w:rFonts w:hint="eastAsia" w:ascii="宋体" w:hAnsi="宋体" w:eastAsia="宋体" w:cs="宋体"/>
-          <w:b/>
-          <w:bCs/>
-          <w:sz w:val="24"/>
-          <w:szCs w:val="24"/>
-          <w:lang w:val="en-US" w:eastAsia="zh-CN"/>
-        </w:rPr>
-        <w:t>展示所有斜杠命令</w:t>
-      </w:r>
-      <w:r>
-        <w:rPr>
-          <w:rFonts w:hint="eastAsia" w:ascii="宋体" w:hAnsi="宋体" w:eastAsia="宋体" w:cs="宋体"/>
-          <w:b w:val="0"/>
-          <w:bCs w:val="0"/>
-          <w:sz w:val="24"/>
-          <w:szCs w:val="24"/>
-          <w:lang w:val="en-US" w:eastAsia="zh-CN"/>
-        </w:rPr>
-        <w:t>（来源与作用）</w:t>
-      </w:r>
-    </w:p>
-    <w:p>
-      <w:pPr>
-        <w:ind w:firstLine="420" w:firstLineChars="0"/>
-        <w:rPr>
-          <w:rFonts w:hint="default" w:ascii="宋体" w:hAnsi="宋体" w:eastAsia="宋体" w:cs="宋体"/>
-          <w:b w:val="0"/>
-          <w:bCs w:val="0"/>
-          <w:sz w:val="24"/>
-          <w:szCs w:val="24"/>
-          <w:lang w:val="en-US" w:eastAsia="zh-CN"/>
-        </w:rPr>
-      </w:pPr>
-      <w:r>
-        <w:rPr>
-          <w:rFonts w:hint="eastAsia" w:ascii="宋体" w:hAnsi="宋体" w:eastAsia="宋体" w:cs="宋体"/>
-          <w:sz w:val="24"/>
-          <w:szCs w:val="24"/>
-          <w:lang w:val="en-US" w:eastAsia="zh-CN"/>
-        </w:rPr>
-        <w:t>-配置工具按钮点出活动栏</w:t>
-      </w:r>
-      <w:r>
-        <w:rPr>
-          <w:rFonts w:hint="eastAsia" w:ascii="宋体" w:hAnsi="宋体" w:eastAsia="宋体" w:cs="宋体"/>
-          <w:b/>
-          <w:bCs/>
-          <w:sz w:val="24"/>
-          <w:szCs w:val="24"/>
-          <w:lang w:val="en-US" w:eastAsia="zh-CN"/>
-        </w:rPr>
-        <w:t>展示所有可调用tool</w:t>
-      </w:r>
-      <w:r>
-        <w:rPr>
-          <w:rFonts w:hint="eastAsia" w:ascii="宋体" w:hAnsi="宋体" w:eastAsia="宋体" w:cs="宋体"/>
-          <w:b w:val="0"/>
-          <w:bCs w:val="0"/>
-          <w:sz w:val="24"/>
-          <w:szCs w:val="24"/>
-          <w:lang w:val="en-US" w:eastAsia="zh-CN"/>
-        </w:rPr>
-        <w:t>（能做什么）</w:t>
-      </w:r>
-    </w:p>
-    <w:p>
-      <w:pPr>
-        <w:ind w:firstLine="420" w:firstLineChars="0"/>
-        <w:rPr>
-          <w:rFonts w:hint="eastAsia" w:ascii="宋体" w:hAnsi="宋体" w:eastAsia="宋体" w:cs="宋体"/>
-          <w:b w:val="0"/>
-          <w:bCs w:val="0"/>
-          <w:sz w:val="24"/>
-          <w:szCs w:val="24"/>
-          <w:lang w:val="en-US" w:eastAsia="zh-CN"/>
-        </w:rPr>
-      </w:pPr>
-      <w:r>
-        <w:rPr>
-          <w:rFonts w:hint="eastAsia" w:ascii="宋体" w:hAnsi="宋体" w:eastAsia="宋体" w:cs="宋体"/>
-          <w:b w:val="0"/>
-          <w:bCs w:val="0"/>
-          <w:sz w:val="24"/>
-          <w:szCs w:val="24"/>
-          <w:lang w:val="en-US" w:eastAsia="zh-CN"/>
-        </w:rPr>
-        <w:t>-设置智能体可选</w:t>
-      </w:r>
-      <w:r>
-        <w:rPr>
-          <w:rFonts w:hint="eastAsia" w:ascii="宋体" w:hAnsi="宋体" w:eastAsia="宋体" w:cs="宋体"/>
-          <w:b/>
-          <w:bCs/>
-          <w:sz w:val="24"/>
-          <w:szCs w:val="24"/>
-          <w:lang w:val="en-US" w:eastAsia="zh-CN"/>
-        </w:rPr>
-        <w:t>查看*.agent.md与展示所在根目录</w:t>
-      </w:r>
-      <w:r>
-        <w:rPr>
-          <w:rFonts w:hint="eastAsia" w:ascii="宋体" w:hAnsi="宋体" w:eastAsia="宋体" w:cs="宋体"/>
-          <w:b w:val="0"/>
-          <w:bCs w:val="0"/>
-          <w:sz w:val="24"/>
-          <w:szCs w:val="24"/>
-          <w:lang w:val="en-US" w:eastAsia="zh-CN"/>
-        </w:rPr>
-        <w:t>（汉化）</w:t>
-      </w:r>
-    </w:p>
-    <w:p>
-      <w:pPr>
-        <w:ind w:left="420" w:leftChars="0" w:firstLine="420" w:firstLineChars="0"/>
-        <w:rPr>
-          <w:rFonts w:hint="eastAsia" w:ascii="宋体" w:hAnsi="宋体" w:eastAsia="宋体" w:cs="宋体"/>
-          <w:b w:val="0"/>
-          <w:bCs w:val="0"/>
-          <w:sz w:val="24"/>
-          <w:szCs w:val="24"/>
-          <w:lang w:val="en-US" w:eastAsia="zh-CN"/>
-        </w:rPr>
-      </w:pPr>
-      <w:r>
-        <w:rPr>
-          <w:rFonts w:hint="eastAsia" w:ascii="宋体" w:hAnsi="宋体" w:eastAsia="宋体" w:cs="宋体"/>
-          <w:b w:val="0"/>
-          <w:bCs w:val="0"/>
-          <w:sz w:val="24"/>
-          <w:szCs w:val="24"/>
-          <w:lang w:val="en-US" w:eastAsia="zh-CN"/>
-        </w:rPr>
-        <w:t>创建代表事项（todo item）</w:t>
-      </w:r>
-    </w:p>
-    <w:p>
-      <w:pPr>
-        <w:ind w:left="420" w:leftChars="0" w:firstLine="420" w:firstLineChars="0"/>
-        <w:rPr>
-          <w:rFonts w:hint="default" w:ascii="宋体" w:hAnsi="宋体" w:eastAsia="宋体" w:cs="宋体"/>
-          <w:sz w:val="24"/>
-          <w:szCs w:val="24"/>
-          <w:lang w:val="en-US" w:eastAsia="zh-CN"/>
-        </w:rPr>
-      </w:pPr>
-      <w:r>
-        <w:rPr>
-          <w:rFonts w:hint="default" w:ascii="宋体" w:hAnsi="宋体" w:eastAsia="宋体" w:cs="宋体"/>
-          <w:sz w:val="24"/>
-          <w:szCs w:val="24"/>
-          <w:lang w:val="en-US" w:eastAsia="zh-CN"/>
-        </w:rPr>
-        <w:t>YAML 元数据</w:t>
-      </w:r>
-    </w:p>
-    <w:p>
-      <w:pPr>
-        <w:ind w:left="420" w:leftChars="0" w:firstLine="420" w:firstLineChars="0"/>
-        <w:rPr>
-          <w:rFonts w:hint="eastAsia" w:ascii="宋体" w:hAnsi="宋体" w:eastAsia="宋体" w:cs="宋体"/>
-          <w:sz w:val="24"/>
-          <w:szCs w:val="24"/>
-          <w:lang w:val="en-US" w:eastAsia="zh-CN"/>
-        </w:rPr>
-      </w:pPr>
-      <w:r>
-        <w:rPr>
-          <w:rFonts w:hint="eastAsia" w:ascii="宋体" w:hAnsi="宋体" w:eastAsia="宋体" w:cs="宋体"/>
-          <w:sz w:val="24"/>
-          <w:szCs w:val="24"/>
-          <w:lang w:val="en-US" w:eastAsia="zh-CN"/>
-        </w:rPr>
-        <w:t>工具限制&lt;YAML&gt;/行为约束&lt;rules&gt;/使能&lt;capabilities&gt;/工作流程&lt;workflow&gt;</w:t>
-      </w:r>
-    </w:p>
-    <w:p>
-      <w:pPr>
-        <w:ind w:firstLine="420" w:firstLineChars="0"/>
-        <w:rPr>
-          <w:rFonts w:hint="default" w:ascii="宋体" w:hAnsi="宋体" w:eastAsia="宋体" w:cs="宋体"/>
-          <w:sz w:val="24"/>
-          <w:szCs w:val="24"/>
-          <w:lang w:val="en-US" w:eastAsia="zh-CN"/>
-        </w:rPr>
-      </w:pPr>
-      <w:r>
-        <w:rPr>
-          <w:rFonts w:hint="eastAsia" w:ascii="宋体" w:hAnsi="宋体" w:eastAsia="宋体" w:cs="宋体"/>
-          <w:sz w:val="24"/>
-          <w:szCs w:val="24"/>
-          <w:lang w:val="en-US" w:eastAsia="zh-CN"/>
-        </w:rPr>
-        <w:t>-解释文档/详细解释/体系说明</w:t>
-      </w:r>
-    </w:p>
-    <w:p>
-      <w:pPr>
-        <w:ind w:left="420" w:leftChars="0" w:firstLine="420" w:firstLineChars="0"/>
-        <w:rPr>
-          <w:rFonts w:hint="eastAsia" w:ascii="宋体" w:hAnsi="宋体" w:eastAsia="宋体" w:cs="宋体"/>
-          <w:sz w:val="24"/>
-          <w:szCs w:val="24"/>
-          <w:lang w:val="en-US" w:eastAsia="zh-CN"/>
-        </w:rPr>
-      </w:pPr>
-      <w:r>
-        <w:rPr>
-          <w:rFonts w:hint="default" w:ascii="宋体" w:hAnsi="宋体" w:eastAsia="宋体" w:cs="宋体"/>
-          <w:sz w:val="24"/>
-          <w:szCs w:val="24"/>
-          <w:lang w:val="en-US" w:eastAsia="zh-CN"/>
-        </w:rPr>
-        <w:t>体系位置</w:t>
-      </w:r>
-      <w:r>
-        <w:rPr>
-          <w:rFonts w:hint="eastAsia" w:ascii="宋体" w:hAnsi="宋体" w:eastAsia="宋体" w:cs="宋体"/>
-          <w:sz w:val="24"/>
-          <w:szCs w:val="24"/>
-          <w:lang w:val="en-US" w:eastAsia="zh-CN"/>
-        </w:rPr>
-        <w:t>/元数据使用/运作过程/使用场景</w:t>
-      </w:r>
-    </w:p>
-    <w:p>
-      <w:pPr>
-        <w:ind w:firstLine="420" w:firstLineChars="0"/>
-        <w:rPr>
-          <w:rFonts w:hint="eastAsia" w:ascii="宋体" w:hAnsi="宋体" w:eastAsia="宋体" w:cs="宋体"/>
-          <w:sz w:val="24"/>
-          <w:szCs w:val="24"/>
-          <w:lang w:val="en-US" w:eastAsia="zh-CN"/>
-        </w:rPr>
-      </w:pPr>
-      <w:r>
-        <w:rPr>
-          <w:rFonts w:hint="eastAsia" w:ascii="宋体" w:hAnsi="宋体" w:eastAsia="宋体" w:cs="宋体"/>
-          <w:sz w:val="24"/>
-          <w:szCs w:val="24"/>
-          <w:lang w:val="en-US" w:eastAsia="zh-CN"/>
-        </w:rPr>
-        <w:t>-同类Explore/Plan查找并读取/获取工作区外目录读取权限</w:t>
-      </w:r>
-    </w:p>
-    <w:p>
-      <w:pPr>
-        <w:ind w:left="420" w:leftChars="0" w:firstLine="420" w:firstLineChars="0"/>
-        <w:rPr>
-          <w:rFonts w:hint="default" w:ascii="宋体" w:hAnsi="宋体" w:eastAsia="宋体" w:cs="宋体"/>
-          <w:sz w:val="24"/>
-          <w:szCs w:val="24"/>
-          <w:lang w:val="en-US" w:eastAsia="zh-CN"/>
-        </w:rPr>
-      </w:pPr>
-      <w:r>
-        <w:rPr>
-          <w:rFonts w:hint="eastAsia" w:ascii="宋体" w:hAnsi="宋体" w:eastAsia="宋体" w:cs="宋体"/>
-          <w:sz w:val="24"/>
-          <w:szCs w:val="24"/>
-          <w:lang w:val="en-US" w:eastAsia="zh-CN"/>
-        </w:rPr>
-        <w:t>目录位置/文档结构/角色定位/类比总结</w:t>
-      </w:r>
-      <w:r>
-        <w:rPr>
-          <w:rFonts w:hint="default" w:ascii="宋体" w:hAnsi="宋体" w:eastAsia="宋体" w:cs="宋体"/>
-          <w:sz w:val="24"/>
-          <w:szCs w:val="24"/>
-          <w:lang w:val="en-US" w:eastAsia="zh-CN"/>
-        </w:rPr>
-        <w:br w:type="page"/>
-      </w:r>
-    </w:p>
-    <w:p>
-      <w:pPr>
-        <w:rPr>
-          <w:rFonts w:hint="default" w:ascii="宋体" w:hAnsi="宋体" w:eastAsia="宋体" w:cs="宋体"/>
-          <w:b/>
-          <w:bCs/>
-          <w:sz w:val="24"/>
-          <w:szCs w:val="24"/>
-          <w:lang w:val="en-US" w:eastAsia="zh-CN"/>
-        </w:rPr>
-      </w:pPr>
-      <w:r>
-        <w:rPr>
-          <w:rFonts w:hint="default" w:ascii="宋体" w:hAnsi="宋体" w:eastAsia="宋体" w:cs="宋体"/>
-          <w:b/>
-          <w:bCs/>
-          <w:sz w:val="24"/>
-          <w:szCs w:val="24"/>
-          <w:lang w:val="en-US" w:eastAsia="zh-CN"/>
-        </w:rPr>
-        <w:t>202606未归纳</w:t>
-      </w:r>
-    </w:p>
-    <w:p>
-      <w:pPr>
-        <w:rPr>
-          <w:rFonts w:hint="default" w:ascii="宋体" w:hAnsi="宋体" w:eastAsia="宋体" w:cs="宋体"/>
-          <w:sz w:val="24"/>
-          <w:szCs w:val="24"/>
-          <w:lang w:val="en-US" w:eastAsia="zh-CN"/>
-        </w:rPr>
-      </w:pPr>
-    </w:p>
-    <w:p>
-      <w:pPr>
-        <w:rPr>
-          <w:rFonts w:hint="default" w:ascii="宋体" w:hAnsi="宋体" w:eastAsia="宋体" w:cs="宋体"/>
-          <w:sz w:val="24"/>
-          <w:szCs w:val="24"/>
-          <w:lang w:val="en-US" w:eastAsia="zh-CN"/>
-        </w:rPr>
-      </w:pPr>
-      <w:r>
-        <w:rPr>
-          <w:rFonts w:hint="default" w:ascii="宋体" w:hAnsi="宋体" w:eastAsia="宋体" w:cs="宋体"/>
-          <w:sz w:val="24"/>
-          <w:szCs w:val="24"/>
-          <w:lang w:val="en-US" w:eastAsia="zh-CN"/>
-        </w:rPr>
-        <w:t>上传奶瓶机版本0？（上传显示板）</w:t>
-      </w:r>
-    </w:p>
-    <w:p>
-      <w:pPr>
-        <w:rPr>
-          <w:rFonts w:hint="default" w:ascii="宋体" w:hAnsi="宋体" w:eastAsia="宋体" w:cs="宋体"/>
-          <w:sz w:val="24"/>
-          <w:szCs w:val="24"/>
-          <w:lang w:val="en-US" w:eastAsia="zh-CN"/>
-        </w:rPr>
-      </w:pPr>
-    </w:p>
-    <w:p>
-      <w:pPr>
-        <w:rPr>
-          <w:rFonts w:hint="eastAsia" w:ascii="宋体" w:hAnsi="宋体" w:eastAsia="宋体" w:cs="宋体"/>
-          <w:sz w:val="24"/>
-          <w:szCs w:val="24"/>
-          <w:lang w:val="en-US" w:eastAsia="zh-CN"/>
-        </w:rPr>
-      </w:pPr>
-      <w:r>
-        <w:rPr>
-          <w:rFonts w:hint="eastAsia" w:ascii="宋体" w:hAnsi="宋体" w:eastAsia="宋体" w:cs="宋体"/>
-          <w:sz w:val="24"/>
-          <w:szCs w:val="24"/>
-          <w:lang w:val="en-US" w:eastAsia="zh-CN"/>
-        </w:rPr>
-        <w:t>显示板原理图（PDF）？</w:t>
-      </w:r>
-    </w:p>
-    <w:p>
-      <w:pPr>
-        <w:ind w:firstLine="420" w:firstLineChars="0"/>
-        <w:rPr>
-          <w:rFonts w:hint="eastAsia" w:ascii="宋体" w:hAnsi="宋体" w:eastAsia="宋体" w:cs="宋体"/>
-          <w:sz w:val="24"/>
-          <w:szCs w:val="24"/>
-          <w:lang w:val="en-US" w:eastAsia="zh-CN"/>
-        </w:rPr>
-      </w:pPr>
-      <w:r>
-        <w:rPr>
-          <w:rFonts w:hint="eastAsia" w:ascii="宋体" w:hAnsi="宋体" w:eastAsia="宋体" w:cs="宋体"/>
-          <w:sz w:val="24"/>
-          <w:szCs w:val="24"/>
-          <w:lang w:val="en-US" w:eastAsia="zh-CN"/>
-        </w:rPr>
-        <w:t>换芯片更改库名SC92F8411B？</w:t>
-      </w:r>
-    </w:p>
-    <w:p>
-      <w:pPr>
-        <w:ind w:firstLine="420" w:firstLineChars="0"/>
-        <w:rPr>
-          <w:rFonts w:hint="eastAsia" w:ascii="宋体" w:hAnsi="宋体" w:eastAsia="宋体" w:cs="宋体"/>
-          <w:sz w:val="24"/>
-          <w:szCs w:val="24"/>
-          <w:lang w:val="en-US" w:eastAsia="zh-CN"/>
-        </w:rPr>
-      </w:pPr>
-      <w:r>
-        <w:rPr>
-          <w:rFonts w:hint="default" w:ascii="宋体" w:hAnsi="宋体" w:eastAsia="宋体" w:cs="宋体"/>
-          <w:sz w:val="24"/>
-          <w:szCs w:val="24"/>
-          <w:lang w:val="en-US" w:eastAsia="zh-CN"/>
-        </w:rPr>
-        <w:t>C8620</w:t>
-      </w:r>
-      <w:r>
-        <w:rPr>
-          <w:rFonts w:hint="eastAsia" w:ascii="宋体" w:hAnsi="宋体" w:eastAsia="宋体" w:cs="宋体"/>
-          <w:sz w:val="24"/>
-          <w:szCs w:val="24"/>
-          <w:lang w:val="en-US" w:eastAsia="zh-CN"/>
-        </w:rPr>
-        <w:t>规格书（PDF）？</w:t>
-      </w:r>
-    </w:p>
-    <w:p>
-      <w:pPr>
-        <w:ind w:firstLine="420" w:firstLineChars="0"/>
-        <w:rPr>
-          <w:rFonts w:hint="eastAsia" w:ascii="宋体" w:hAnsi="宋体" w:eastAsia="宋体" w:cs="宋体"/>
-          <w:sz w:val="24"/>
-          <w:szCs w:val="24"/>
-          <w:lang w:val="en-US" w:eastAsia="zh-CN"/>
-        </w:rPr>
-      </w:pPr>
-      <w:r>
-        <w:rPr>
-          <w:rFonts w:hint="default" w:ascii="宋体" w:hAnsi="宋体" w:eastAsia="宋体" w:cs="宋体"/>
-          <w:sz w:val="24"/>
-          <w:szCs w:val="24"/>
-          <w:lang w:val="en-US" w:eastAsia="zh-CN"/>
-        </w:rPr>
-        <w:t>驱动详解</w:t>
-      </w:r>
-      <w:r>
-        <w:rPr>
-          <w:rFonts w:hint="eastAsia" w:ascii="宋体" w:hAnsi="宋体" w:eastAsia="宋体" w:cs="宋体"/>
-          <w:sz w:val="24"/>
-          <w:szCs w:val="24"/>
-          <w:lang w:val="en-US" w:eastAsia="zh-CN"/>
-        </w:rPr>
-        <w:t>？HTML开发工具？源码参考？</w:t>
-      </w:r>
-    </w:p>
-    <w:p>
-      <w:pPr>
-        <w:ind w:firstLine="420" w:firstLineChars="0"/>
-        <w:rPr>
-          <w:rFonts w:hint="default" w:ascii="宋体" w:hAnsi="宋体" w:eastAsia="宋体" w:cs="宋体"/>
-          <w:sz w:val="24"/>
-          <w:szCs w:val="24"/>
-          <w:lang w:val="en-US" w:eastAsia="zh-CN"/>
-        </w:rPr>
-      </w:pPr>
-      <w:r>
-        <w:rPr>
-          <w:rFonts w:ascii="宋体" w:hAnsi="宋体" w:eastAsia="宋体" w:cs="宋体"/>
-          <w:sz w:val="24"/>
-          <w:szCs w:val="24"/>
-        </w:rPr>
-        <w:fldChar w:fldCharType="begin"/>
-      </w:r>
-      <w:r>
-        <w:rPr>
-          <w:rFonts w:ascii="宋体" w:hAnsi="宋体" w:eastAsia="宋体" w:cs="宋体"/>
-          <w:sz w:val="24"/>
-          <w:szCs w:val="24"/>
-        </w:rPr>
-        <w:instrText xml:space="preserve"> HYPERLINK "https://blog.csdn.net/huyixiangbaba/article/details/143070779" </w:instrText>
-      </w:r>
-      <w:r>
-        <w:rPr>
-          <w:rFonts w:ascii="宋体" w:hAnsi="宋体" w:eastAsia="宋体" w:cs="宋体"/>
-          <w:sz w:val="24"/>
-          <w:szCs w:val="24"/>
-        </w:rPr>
-        <w:fldChar w:fldCharType="separate"/>
-      </w:r>
-      <w:r>
-        <w:rPr>
-          <w:rStyle w:val="7"/>
-          <w:rFonts w:ascii="宋体" w:hAnsi="宋体" w:eastAsia="宋体" w:cs="宋体"/>
-          <w:sz w:val="24"/>
-          <w:szCs w:val="24"/>
-        </w:rPr>
-        <w:t>C8624QP(LED点阵驱动芯片）应用介绍及软件驱动详解-CSDN博客</w:t>
-      </w:r>
-      <w:r>
-        <w:rPr>
-          <w:rFonts w:ascii="宋体" w:hAnsi="宋体" w:eastAsia="宋体" w:cs="宋体"/>
-          <w:sz w:val="24"/>
-          <w:szCs w:val="24"/>
-        </w:rPr>
-        <w:fldChar w:fldCharType="end"/>
-      </w:r>
-    </w:p>
-    <w:p>
-      <w:pPr>
-        <w:rPr>
-          <w:rFonts w:hint="default" w:ascii="宋体" w:hAnsi="宋体" w:eastAsia="宋体" w:cs="宋体"/>
-          <w:sz w:val="24"/>
-          <w:szCs w:val="24"/>
-          <w:lang w:val="en-US" w:eastAsia="zh-CN"/>
-        </w:rPr>
-      </w:pPr>
-    </w:p>
-    <w:p>
-      <w:pPr>
-        <w:rPr>
-          <w:rFonts w:hint="eastAsia" w:ascii="宋体" w:hAnsi="宋体" w:eastAsia="宋体" w:cs="宋体"/>
-          <w:sz w:val="24"/>
-          <w:szCs w:val="24"/>
-          <w:lang w:val="en-US" w:eastAsia="zh-CN"/>
-        </w:rPr>
-      </w:pPr>
-      <w:r>
-        <w:rPr>
-          <w:rFonts w:hint="eastAsia" w:ascii="宋体" w:hAnsi="宋体" w:eastAsia="宋体" w:cs="宋体"/>
-          <w:sz w:val="24"/>
-          <w:szCs w:val="24"/>
-          <w:lang w:val="en-US" w:eastAsia="zh-CN"/>
-        </w:rPr>
-        <w:t>GitKraken Desktop教程？（指涉-git）</w:t>
-      </w:r>
-    </w:p>
-    <w:p>
-      <w:pPr>
-        <w:ind w:firstLine="420" w:firstLineChars="0"/>
-        <w:rPr>
-          <w:rFonts w:hint="default" w:ascii="宋体" w:hAnsi="宋体" w:eastAsia="宋体" w:cs="宋体"/>
-          <w:sz w:val="24"/>
-          <w:szCs w:val="24"/>
-          <w:lang w:val="en-US" w:eastAsia="zh-CN"/>
-        </w:rPr>
-      </w:pPr>
-      <w:r>
-        <w:rPr>
-          <w:rFonts w:hint="eastAsia" w:ascii="宋体" w:hAnsi="宋体" w:eastAsia="宋体" w:cs="宋体"/>
-          <w:sz w:val="24"/>
-          <w:szCs w:val="24"/>
-          <w:lang w:val="en-US" w:eastAsia="zh-CN"/>
-        </w:rPr>
-        <w:t>教学（分支/提交/合并）-界面元素</w:t>
-      </w:r>
-    </w:p>
-    <w:p>
-      <w:pPr>
-        <w:ind w:firstLine="420" w:firstLineChars="0"/>
-        <w:rPr>
-          <w:rFonts w:hint="default" w:ascii="宋体" w:hAnsi="宋体" w:eastAsia="宋体" w:cs="宋体"/>
-          <w:sz w:val="24"/>
-          <w:szCs w:val="24"/>
-          <w:lang w:val="en-US" w:eastAsia="zh-CN"/>
-        </w:rPr>
-      </w:pPr>
-      <w:r>
-        <w:rPr>
-          <w:rFonts w:ascii="宋体" w:hAnsi="宋体" w:eastAsia="宋体" w:cs="宋体"/>
-          <w:sz w:val="24"/>
-          <w:szCs w:val="24"/>
-        </w:rPr>
-        <w:fldChar w:fldCharType="begin"/>
-      </w:r>
-      <w:r>
-        <w:rPr>
-          <w:rFonts w:ascii="宋体" w:hAnsi="宋体" w:eastAsia="宋体" w:cs="宋体"/>
-          <w:sz w:val="24"/>
-          <w:szCs w:val="24"/>
-        </w:rPr>
-        <w:instrText xml:space="preserve"> HYPERLINK "https://help.gitkraken.com/gitkraken-desktop/interface/" </w:instrText>
-      </w:r>
-      <w:r>
-        <w:rPr>
-          <w:rFonts w:ascii="宋体" w:hAnsi="宋体" w:eastAsia="宋体" w:cs="宋体"/>
-          <w:sz w:val="24"/>
-          <w:szCs w:val="24"/>
-        </w:rPr>
-        <w:fldChar w:fldCharType="separate"/>
-      </w:r>
-      <w:r>
-        <w:rPr>
-          <w:rStyle w:val="7"/>
-          <w:rFonts w:ascii="宋体" w:hAnsi="宋体" w:eastAsia="宋体" w:cs="宋体"/>
-          <w:sz w:val="24"/>
-          <w:szCs w:val="24"/>
-        </w:rPr>
-        <w:t>GitKraken 桌面界面 |学习布局</w:t>
-      </w:r>
-      <w:r>
-        <w:rPr>
-          <w:rFonts w:ascii="宋体" w:hAnsi="宋体" w:eastAsia="宋体" w:cs="宋体"/>
-          <w:sz w:val="24"/>
-          <w:szCs w:val="24"/>
-        </w:rPr>
-        <w:fldChar w:fldCharType="end"/>
-      </w:r>
-    </w:p>
-    <w:p>
-      <w:pPr>
-        <w:rPr>
-          <w:rFonts w:hint="eastAsia" w:ascii="宋体" w:hAnsi="宋体" w:eastAsia="宋体" w:cs="宋体"/>
-          <w:sz w:val="24"/>
-          <w:szCs w:val="24"/>
-          <w:lang w:val="en-US" w:eastAsia="zh-CN"/>
-        </w:rPr>
-      </w:pPr>
-    </w:p>
-    <w:p>
-      <w:pPr>
-        <w:rPr>
-          <w:rFonts w:hint="eastAsia" w:ascii="宋体" w:hAnsi="宋体" w:eastAsia="宋体" w:cs="宋体"/>
-          <w:sz w:val="24"/>
-          <w:szCs w:val="24"/>
-          <w:lang w:val="en-US" w:eastAsia="zh-CN"/>
-        </w:rPr>
-      </w:pPr>
-      <w:r>
-        <w:rPr>
-          <w:rFonts w:hint="default" w:ascii="宋体" w:hAnsi="宋体" w:eastAsia="宋体" w:cs="宋体"/>
-          <w:sz w:val="24"/>
-          <w:szCs w:val="24"/>
-          <w:lang w:val="en-US" w:eastAsia="zh-CN"/>
-        </w:rPr>
-        <w:t>Obsidian</w:t>
-      </w:r>
-      <w:r>
-        <w:rPr>
-          <w:rFonts w:hint="eastAsia" w:ascii="宋体" w:hAnsi="宋体" w:eastAsia="宋体" w:cs="宋体"/>
-          <w:sz w:val="24"/>
-          <w:szCs w:val="24"/>
-          <w:lang w:val="en-US" w:eastAsia="zh-CN"/>
-        </w:rPr>
-        <w:t>？</w:t>
-      </w:r>
-    </w:p>
-    <w:p>
-      <w:pPr>
-        <w:ind w:firstLine="420" w:firstLineChars="0"/>
-        <w:rPr>
-          <w:rFonts w:hint="default" w:ascii="宋体" w:hAnsi="宋体" w:eastAsia="宋体" w:cs="宋体"/>
-          <w:sz w:val="24"/>
-          <w:szCs w:val="24"/>
-          <w:lang w:val="en-US" w:eastAsia="zh-CN"/>
-        </w:rPr>
-      </w:pPr>
-      <w:r>
-        <w:rPr>
-          <w:rFonts w:ascii="宋体" w:hAnsi="宋体" w:eastAsia="宋体" w:cs="宋体"/>
-          <w:sz w:val="24"/>
-          <w:szCs w:val="24"/>
-        </w:rPr>
-        <w:fldChar w:fldCharType="begin"/>
-      </w:r>
-      <w:r>
-        <w:rPr>
-          <w:rFonts w:ascii="宋体" w:hAnsi="宋体" w:eastAsia="宋体" w:cs="宋体"/>
-          <w:sz w:val="24"/>
-          <w:szCs w:val="24"/>
-        </w:rPr>
-        <w:instrText xml:space="preserve"> HYPERLINK "https://www.cnblogs.com/zxhoo/p/19730901" </w:instrText>
-      </w:r>
-      <w:r>
-        <w:rPr>
-          <w:rFonts w:ascii="宋体" w:hAnsi="宋体" w:eastAsia="宋体" w:cs="宋体"/>
-          <w:sz w:val="24"/>
-          <w:szCs w:val="24"/>
-        </w:rPr>
-        <w:fldChar w:fldCharType="separate"/>
-      </w:r>
-      <w:r>
-        <w:rPr>
-          <w:rStyle w:val="7"/>
-          <w:rFonts w:ascii="宋体" w:hAnsi="宋体" w:eastAsia="宋体" w:cs="宋体"/>
-          <w:sz w:val="24"/>
-          <w:szCs w:val="24"/>
-        </w:rPr>
-        <w:t>Obsidian 笔记软件使用教程 - steve.z - 博客园</w:t>
-      </w:r>
-      <w:r>
-        <w:rPr>
-          <w:rFonts w:ascii="宋体" w:hAnsi="宋体" w:eastAsia="宋体" w:cs="宋体"/>
-          <w:sz w:val="24"/>
-          <w:szCs w:val="24"/>
-        </w:rPr>
-        <w:fldChar w:fldCharType="end"/>
-      </w:r>
-    </w:p>
-    <w:p>
-      <w:pPr>
-        <w:rPr>
-          <w:rFonts w:hint="default" w:ascii="宋体" w:hAnsi="宋体" w:eastAsia="宋体" w:cs="宋体"/>
-          <w:sz w:val="24"/>
-          <w:szCs w:val="24"/>
-          <w:lang w:val="en-US" w:eastAsia="zh-CN"/>
-        </w:rPr>
-      </w:pPr>
-    </w:p>
-    <w:p>
-      <w:pPr>
-        <w:rPr>
-          <w:rFonts w:hint="default" w:ascii="宋体" w:hAnsi="宋体" w:eastAsia="宋体" w:cs="宋体"/>
-          <w:sz w:val="24"/>
-          <w:szCs w:val="24"/>
-          <w:lang w:val="en-US" w:eastAsia="zh-CN"/>
-        </w:rPr>
-      </w:pPr>
-      <w:r>
-        <w:rPr>
-          <w:rFonts w:hint="eastAsia" w:ascii="宋体" w:hAnsi="宋体" w:eastAsia="宋体" w:cs="宋体"/>
-          <w:sz w:val="24"/>
-          <w:szCs w:val="24"/>
-          <w:lang w:val="en-US" w:eastAsia="zh-CN"/>
-        </w:rPr>
-        <w:t>git仓库工作树？依赖/关联/子库？工作区与keil工程插件冲突？</w:t>
       </w:r>
     </w:p>
     <w:p>
